--- a/FTN_МSc_Luka_Ušljebrka.docx
+++ b/FTN_МSc_Luka_Ušljebrka.docx
@@ -72,7 +72,7 @@
                 <v:shape id="_x0000_i1025" type="#_x0000_t75" style="width:63.35pt;height:64.65pt" o:ole="" fillcolor="window">
                   <v:imagedata r:id="rId9" o:title=""/>
                 </v:shape>
-                <o:OLEObject Type="Embed" ProgID="CorelDraw.Graphic.7" ShapeID="_x0000_i1025" DrawAspect="Content" ObjectID="_1835715290" r:id="rId10"/>
+                <o:OLEObject Type="Embed" ProgID="CorelDraw.Graphic.7" ShapeID="_x0000_i1025" DrawAspect="Content" ObjectID="_1836415089" r:id="rId10"/>
               </w:object>
             </w:r>
           </w:p>
@@ -301,7 +301,6 @@
           <w:b/>
           <w:sz w:val="40"/>
           <w:szCs w:val="40"/>
-          <w:lang w:val="sr-Cyrl-RS"/>
         </w:rPr>
       </w:pPr>
       <w:r>
@@ -568,7 +567,6 @@
         <w:spacing w:before="60" w:after="0"/>
         <w:rPr>
           <w:rFonts w:ascii="Arial" w:hAnsi="Arial"/>
-          <w:sz w:val="24"/>
           <w:szCs w:val="24"/>
           <w:lang w:val="sr-Cyrl-CS"/>
         </w:rPr>
@@ -591,8 +589,7 @@
         <w:spacing w:after="0"/>
         <w:jc w:val="center"/>
         <w:rPr>
-          <w:rFonts w:ascii="Times New Roman" w:hAnsi="Times New Roman" w:cs="Times New Roman"/>
-          <w:sz w:val="24"/>
+          <w:rFonts w:cs="Times New Roman"/>
           <w:szCs w:val="24"/>
           <w:lang w:val="sr-Latn-RS"/>
         </w:rPr>
@@ -635,8 +632,7 @@
       </w:r>
       <w:r>
         <w:rPr>
-          <w:rFonts w:ascii="Times New Roman" w:hAnsi="Times New Roman" w:cs="Times New Roman"/>
-          <w:sz w:val="24"/>
+          <w:rFonts w:cs="Times New Roman"/>
           <w:szCs w:val="24"/>
           <w:lang w:val="sr-Latn-RS"/>
         </w:rPr>
@@ -646,8 +642,7 @@
     <w:p>
       <w:pPr>
         <w:rPr>
-          <w:rFonts w:ascii="Times New Roman" w:hAnsi="Times New Roman" w:cs="Times New Roman"/>
-          <w:sz w:val="24"/>
+          <w:rFonts w:cs="Times New Roman"/>
           <w:szCs w:val="24"/>
           <w:lang w:val="sr-Latn-RS"/>
         </w:rPr>
@@ -662,8 +657,7 @@
     <w:p>
       <w:pPr>
         <w:rPr>
-          <w:rFonts w:ascii="Times New Roman" w:hAnsi="Times New Roman" w:cs="Times New Roman"/>
-          <w:sz w:val="24"/>
+          <w:rFonts w:cs="Times New Roman"/>
           <w:szCs w:val="24"/>
           <w:lang w:val="sr-Latn-RS"/>
         </w:rPr>
@@ -3303,7 +3297,23 @@
                 <w:sz w:val="18"/>
                 <w:lang w:val="sr-Cyrl-RS"/>
               </w:rPr>
-              <w:t>енг.</w:t>
+              <w:t>енг</w:t>
+            </w:r>
+            <w:r>
+              <w:rPr>
+                <w:rFonts w:ascii="Arial" w:hAnsi="Arial"/>
+                <w:sz w:val="18"/>
+                <w:lang w:val="sr-Cyrl-RS"/>
+              </w:rPr>
+              <w:t>л</w:t>
+            </w:r>
+            <w:r>
+              <w:rPr>
+                <w:rFonts w:ascii="Arial" w:hAnsi="Arial"/>
+                <w:sz w:val="18"/>
+                <w:lang w:val="sr-Cyrl-RS"/>
+              </w:rPr>
+              <w:t>.</w:t>
             </w:r>
             <w:r>
               <w:rPr>
@@ -3770,7 +3780,6 @@
           <w:p>
             <w:pPr>
               <w:spacing w:before="60" w:after="60"/>
-              <w:jc w:val="both"/>
               <w:rPr>
                 <w:rFonts w:ascii="Arial" w:hAnsi="Arial"/>
                 <w:sz w:val="18"/>
@@ -3797,7 +3806,23 @@
                 <w:sz w:val="18"/>
                 <w:lang w:val="sr-Cyrl-RS"/>
               </w:rPr>
-              <w:t xml:space="preserve">енг. </w:t>
+              <w:t>енг</w:t>
+            </w:r>
+            <w:r>
+              <w:rPr>
+                <w:rFonts w:ascii="Arial" w:hAnsi="Arial"/>
+                <w:sz w:val="18"/>
+                <w:lang w:val="sr-Cyrl-RS"/>
+              </w:rPr>
+              <w:t>л</w:t>
+            </w:r>
+            <w:r>
+              <w:rPr>
+                <w:rFonts w:ascii="Arial" w:hAnsi="Arial"/>
+                <w:sz w:val="18"/>
+                <w:lang w:val="sr-Cyrl-RS"/>
+              </w:rPr>
+              <w:t xml:space="preserve">. </w:t>
             </w:r>
             <w:r>
               <w:rPr>
@@ -3828,7 +3853,23 @@
                 <w:sz w:val="18"/>
                 <w:lang w:val="sr-Cyrl-RS"/>
               </w:rPr>
-              <w:t>енг.</w:t>
+              <w:t>енг</w:t>
+            </w:r>
+            <w:r>
+              <w:rPr>
+                <w:rFonts w:ascii="Arial" w:hAnsi="Arial"/>
+                <w:sz w:val="18"/>
+                <w:lang w:val="sr-Cyrl-RS"/>
+              </w:rPr>
+              <w:t>л</w:t>
+            </w:r>
+            <w:r>
+              <w:rPr>
+                <w:rFonts w:ascii="Arial" w:hAnsi="Arial"/>
+                <w:sz w:val="18"/>
+                <w:lang w:val="sr-Cyrl-RS"/>
+              </w:rPr>
+              <w:t>.</w:t>
             </w:r>
             <w:r>
               <w:rPr>
@@ -3874,7 +3915,23 @@
                 <w:sz w:val="18"/>
                 <w:lang w:val="sr-Cyrl-RS"/>
               </w:rPr>
-              <w:t xml:space="preserve">енг. </w:t>
+              <w:t>енг</w:t>
+            </w:r>
+            <w:r>
+              <w:rPr>
+                <w:rFonts w:ascii="Arial" w:hAnsi="Arial"/>
+                <w:sz w:val="18"/>
+                <w:lang w:val="sr-Cyrl-RS"/>
+              </w:rPr>
+              <w:t>л</w:t>
+            </w:r>
+            <w:r>
+              <w:rPr>
+                <w:rFonts w:ascii="Arial" w:hAnsi="Arial"/>
+                <w:sz w:val="18"/>
+                <w:lang w:val="sr-Cyrl-RS"/>
+              </w:rPr>
+              <w:t xml:space="preserve">. </w:t>
             </w:r>
             <w:r>
               <w:rPr>
@@ -4628,8 +4685,7 @@
     <w:p>
       <w:pPr>
         <w:rPr>
-          <w:rFonts w:ascii="Times New Roman" w:hAnsi="Times New Roman" w:cs="Times New Roman"/>
-          <w:sz w:val="24"/>
+          <w:rFonts w:cs="Times New Roman"/>
           <w:szCs w:val="24"/>
           <w:lang w:val="sr-Latn-RS"/>
         </w:rPr>
@@ -4646,8 +4702,7 @@
     <w:p>
       <w:pPr>
         <w:rPr>
-          <w:rFonts w:ascii="Times New Roman" w:hAnsi="Times New Roman" w:cs="Times New Roman"/>
-          <w:sz w:val="24"/>
+          <w:rFonts w:cs="Times New Roman"/>
           <w:szCs w:val="24"/>
           <w:lang w:val="sr-Latn-RS"/>
         </w:rPr>
@@ -6497,7 +6552,6 @@
           <w:p>
             <w:pPr>
               <w:spacing w:before="60" w:after="60"/>
-              <w:jc w:val="both"/>
               <w:rPr>
                 <w:rFonts w:ascii="Arial" w:hAnsi="Arial"/>
                 <w:sz w:val="18"/>
@@ -7118,8 +7172,7 @@
     <w:p>
       <w:pPr>
         <w:rPr>
-          <w:rFonts w:ascii="Times New Roman" w:hAnsi="Times New Roman" w:cs="Times New Roman"/>
-          <w:sz w:val="24"/>
+          <w:rFonts w:cs="Times New Roman"/>
           <w:szCs w:val="24"/>
           <w:lang w:val="sr-Latn-RS"/>
         </w:rPr>
@@ -7720,7 +7773,6 @@
                 <w:lang w:val="sr-Cyrl-CS"/>
               </w:rPr>
             </w:pPr>
-            <w:bookmarkStart w:id="0" w:name="_GoBack"/>
             <w:r>
               <w:rPr>
                 <w:rFonts w:ascii="Arial" w:hAnsi="Arial"/>
@@ -7754,7 +7806,6 @@
                 <w:numId w:val="1"/>
               </w:numPr>
               <w:spacing w:after="0" w:line="240" w:lineRule="auto"/>
-              <w:jc w:val="both"/>
               <w:rPr>
                 <w:rFonts w:ascii="Arial" w:hAnsi="Arial"/>
                 <w:sz w:val="20"/>
@@ -7777,7 +7828,6 @@
                 <w:numId w:val="1"/>
               </w:numPr>
               <w:spacing w:after="0" w:line="240" w:lineRule="auto"/>
-              <w:jc w:val="both"/>
               <w:rPr>
                 <w:rFonts w:ascii="Arial" w:hAnsi="Arial"/>
                 <w:sz w:val="20"/>
@@ -7844,7 +7894,6 @@
         </w:tc>
       </w:tr>
     </w:tbl>
-    <w:bookmarkEnd w:id="0"/>
     <w:p>
       <w:pPr>
         <w:pStyle w:val="tab"/>
@@ -7911,16 +7960,75 @@
               <w:jc w:val="center"/>
               <w:rPr>
                 <w:rFonts w:ascii="Arial" w:hAnsi="Arial"/>
+                <w:lang w:val="sr-Cyrl-RS"/>
+              </w:rPr>
+            </w:pPr>
+            <w:r>
+              <w:rPr>
+                <w:rFonts w:ascii="Arial" w:hAnsi="Arial"/>
                 <w:lang w:val="sr-Cyrl-CS"/>
               </w:rPr>
-            </w:pPr>
-            <w:r>
-              <w:rPr>
-                <w:rFonts w:ascii="Arial" w:hAnsi="Arial"/>
-                <w:color w:val="FF0000"/>
-                <w:lang w:val="sr-Cyrl-CS"/>
-              </w:rPr>
-              <w:t>&lt;Уписати наслов рада&gt;</w:t>
+              <w:t xml:space="preserve">Децентрализована архитектура за очување приватности података у </w:t>
+            </w:r>
+            <w:r>
+              <w:rPr>
+                <w:rFonts w:ascii="Arial" w:hAnsi="Arial"/>
+                <w:i/>
+              </w:rPr>
+              <w:t>Smart Grid</w:t>
+            </w:r>
+            <w:r>
+              <w:rPr>
+                <w:rFonts w:ascii="Arial" w:hAnsi="Arial"/>
+              </w:rPr>
+              <w:t xml:space="preserve"> </w:t>
+            </w:r>
+            <w:r>
+              <w:rPr>
+                <w:rFonts w:ascii="Arial" w:hAnsi="Arial"/>
+                <w:lang w:val="sr-Cyrl-RS"/>
+              </w:rPr>
+              <w:t xml:space="preserve">мрежама заснована на </w:t>
+            </w:r>
+            <w:r>
+              <w:rPr>
+                <w:rFonts w:ascii="Arial" w:hAnsi="Arial"/>
+                <w:i/>
+              </w:rPr>
+              <w:t>ZKP</w:t>
+            </w:r>
+            <w:r>
+              <w:rPr>
+                <w:rFonts w:ascii="Arial" w:hAnsi="Arial"/>
+              </w:rPr>
+              <w:t xml:space="preserve"> </w:t>
+            </w:r>
+            <w:r>
+              <w:rPr>
+                <w:rFonts w:ascii="Arial" w:hAnsi="Arial"/>
+                <w:lang w:val="sr-Cyrl-RS"/>
+              </w:rPr>
+              <w:t xml:space="preserve">и </w:t>
+            </w:r>
+            <w:r>
+              <w:rPr>
+                <w:rFonts w:ascii="Arial" w:hAnsi="Arial"/>
+                <w:i/>
+              </w:rPr>
+              <w:t>MPC</w:t>
+            </w:r>
+            <w:r>
+              <w:rPr>
+                <w:rFonts w:ascii="Arial" w:hAnsi="Arial"/>
+              </w:rPr>
+              <w:t xml:space="preserve">  </w:t>
+            </w:r>
+            <w:r>
+              <w:rPr>
+                <w:rFonts w:ascii="Arial" w:hAnsi="Arial"/>
+                <w:lang w:val="sr-Cyrl-RS"/>
+              </w:rPr>
+              <w:t>протоколима</w:t>
             </w:r>
           </w:p>
         </w:tc>
@@ -8423,8 +8531,7 @@
     <w:p>
       <w:pPr>
         <w:rPr>
-          <w:rFonts w:ascii="Times New Roman" w:hAnsi="Times New Roman" w:cs="Times New Roman"/>
-          <w:sz w:val="24"/>
+          <w:rFonts w:cs="Times New Roman"/>
           <w:szCs w:val="24"/>
           <w:lang w:val="sr-Latn-RS"/>
         </w:rPr>
@@ -8441,8 +8548,7 @@
     <w:p>
       <w:pPr>
         <w:rPr>
-          <w:rFonts w:ascii="Times New Roman" w:hAnsi="Times New Roman" w:cs="Times New Roman"/>
-          <w:sz w:val="24"/>
+          <w:rFonts w:cs="Times New Roman"/>
           <w:szCs w:val="24"/>
           <w:lang w:val="sr-Latn-RS"/>
         </w:rPr>
@@ -8451,8 +8557,7 @@
     <w:p>
       <w:pPr>
         <w:rPr>
-          <w:rFonts w:ascii="Times New Roman" w:hAnsi="Times New Roman" w:cs="Times New Roman"/>
-          <w:sz w:val="24"/>
+          <w:rFonts w:cs="Times New Roman"/>
           <w:szCs w:val="24"/>
           <w:lang w:val="sr-Latn-RS"/>
         </w:rPr>
@@ -8464,8 +8569,7 @@
           <w:tab w:val="left" w:pos="1795"/>
         </w:tabs>
         <w:rPr>
-          <w:rFonts w:ascii="Times New Roman" w:hAnsi="Times New Roman" w:cs="Times New Roman"/>
-          <w:sz w:val="24"/>
+          <w:rFonts w:cs="Times New Roman"/>
           <w:szCs w:val="24"/>
           <w:lang w:val="sr-Latn-RS"/>
         </w:rPr>
@@ -8480,8 +8584,7 @@
       </w:pPr>
       <w:r>
         <w:rPr>
-          <w:rFonts w:ascii="Times New Roman" w:hAnsi="Times New Roman" w:cs="Times New Roman"/>
-          <w:sz w:val="24"/>
+          <w:rFonts w:cs="Times New Roman"/>
           <w:szCs w:val="24"/>
           <w:lang w:val="sr-Latn-RS"/>
         </w:rPr>
@@ -8495,7 +8598,6 @@
         <w:rPr>
           <w:rFonts w:ascii="Arial" w:eastAsia="Times New Roman" w:hAnsi="Arial" w:cs="Arial"/>
           <w:kern w:val="0"/>
-          <w:sz w:val="24"/>
           <w:szCs w:val="24"/>
           <w:lang w:val="sr-Cyrl-RS"/>
         </w:rPr>
@@ -8504,7 +8606,6 @@
         <w:rPr>
           <w:rFonts w:ascii="Arial" w:eastAsia="Times New Roman" w:hAnsi="Arial" w:cs="Arial"/>
           <w:kern w:val="0"/>
-          <w:sz w:val="24"/>
           <w:szCs w:val="24"/>
           <w:lang w:val="sr-Cyrl-RS"/>
         </w:rPr>
@@ -8515,11 +8616,9 @@
     <w:p>
       <w:pPr>
         <w:spacing w:before="100" w:beforeAutospacing="1" w:after="100" w:afterAutospacing="1" w:line="360" w:lineRule="atLeast"/>
-        <w:jc w:val="both"/>
         <w:rPr>
           <w:rFonts w:ascii="Arial" w:eastAsia="Times New Roman" w:hAnsi="Arial" w:cs="Arial"/>
           <w:kern w:val="0"/>
-          <w:sz w:val="24"/>
           <w:szCs w:val="24"/>
           <w:lang w:val="sr-Cyrl-RS"/>
         </w:rPr>
@@ -8528,7 +8627,6 @@
         <w:rPr>
           <w:rFonts w:ascii="Arial" w:eastAsia="Times New Roman" w:hAnsi="Arial" w:cs="Arial"/>
           <w:kern w:val="0"/>
-          <w:sz w:val="24"/>
           <w:szCs w:val="24"/>
           <w:lang w:val="sr-Cyrl-RS"/>
         </w:rPr>
@@ -8538,11 +8636,9 @@
     <w:p>
       <w:pPr>
         <w:spacing w:before="100" w:beforeAutospacing="1" w:after="100" w:afterAutospacing="1" w:line="360" w:lineRule="atLeast"/>
-        <w:jc w:val="both"/>
         <w:rPr>
           <w:rFonts w:ascii="Arial" w:eastAsia="Times New Roman" w:hAnsi="Arial" w:cs="Arial"/>
           <w:kern w:val="0"/>
-          <w:sz w:val="24"/>
           <w:szCs w:val="24"/>
           <w:lang w:val="sr-Cyrl-RS"/>
         </w:rPr>
@@ -8551,7 +8647,6 @@
         <w:rPr>
           <w:rFonts w:ascii="Arial" w:eastAsia="Times New Roman" w:hAnsi="Arial" w:cs="Arial"/>
           <w:kern w:val="0"/>
-          <w:sz w:val="24"/>
           <w:szCs w:val="24"/>
           <w:lang w:val="sr-Cyrl-RS"/>
         </w:rPr>
@@ -8561,11 +8656,9 @@
     <w:p>
       <w:pPr>
         <w:spacing w:before="100" w:beforeAutospacing="1" w:after="100" w:afterAutospacing="1" w:line="360" w:lineRule="atLeast"/>
-        <w:jc w:val="both"/>
         <w:rPr>
           <w:rFonts w:ascii="Arial" w:eastAsia="Times New Roman" w:hAnsi="Arial" w:cs="Arial"/>
           <w:kern w:val="0"/>
-          <w:sz w:val="24"/>
           <w:szCs w:val="24"/>
           <w:lang w:val="sr-Cyrl-RS"/>
         </w:rPr>
@@ -8574,7 +8667,6 @@
         <w:rPr>
           <w:rFonts w:ascii="Arial" w:eastAsia="Times New Roman" w:hAnsi="Arial" w:cs="Arial"/>
           <w:kern w:val="0"/>
-          <w:sz w:val="24"/>
           <w:szCs w:val="24"/>
           <w:lang w:val="sr-Cyrl-RS"/>
         </w:rPr>
@@ -8584,11 +8676,9 @@
     <w:p>
       <w:pPr>
         <w:spacing w:before="100" w:beforeAutospacing="1" w:after="100" w:afterAutospacing="1" w:line="360" w:lineRule="atLeast"/>
-        <w:jc w:val="both"/>
         <w:rPr>
           <w:rFonts w:ascii="Arial" w:eastAsia="Times New Roman" w:hAnsi="Arial" w:cs="Arial"/>
           <w:kern w:val="0"/>
-          <w:sz w:val="24"/>
           <w:szCs w:val="24"/>
           <w:lang w:val="sr-Cyrl-RS"/>
         </w:rPr>
@@ -8597,7 +8687,6 @@
         <w:rPr>
           <w:rFonts w:ascii="Arial" w:eastAsia="Times New Roman" w:hAnsi="Arial" w:cs="Arial"/>
           <w:kern w:val="0"/>
-          <w:sz w:val="24"/>
           <w:szCs w:val="24"/>
           <w:lang w:val="sr-Cyrl-RS"/>
         </w:rPr>
@@ -8611,7 +8700,6 @@
         <w:rPr>
           <w:rFonts w:ascii="Arial" w:eastAsia="Times New Roman" w:hAnsi="Arial" w:cs="Arial"/>
           <w:kern w:val="0"/>
-          <w:sz w:val="24"/>
           <w:szCs w:val="24"/>
           <w:lang w:val="sr-Cyrl-RS"/>
         </w:rPr>
@@ -8621,7 +8709,6 @@
           <w:rFonts w:ascii="Arial" w:eastAsia="Times New Roman" w:hAnsi="Arial" w:cs="Arial"/>
           <w:bCs/>
           <w:kern w:val="0"/>
-          <w:sz w:val="24"/>
           <w:szCs w:val="24"/>
           <w:lang w:val="sr-Cyrl-RS"/>
         </w:rPr>
@@ -8635,7 +8722,6 @@
         <w:rPr>
           <w:rFonts w:ascii="Arial" w:eastAsia="Times New Roman" w:hAnsi="Arial" w:cs="Arial"/>
           <w:kern w:val="0"/>
-          <w:sz w:val="24"/>
           <w:szCs w:val="24"/>
           <w:lang w:val="sr-Cyrl-RS"/>
         </w:rPr>
@@ -8644,7 +8730,6 @@
         <w:rPr>
           <w:rFonts w:ascii="Arial" w:eastAsia="Times New Roman" w:hAnsi="Arial" w:cs="Arial"/>
           <w:kern w:val="0"/>
-          <w:sz w:val="24"/>
           <w:szCs w:val="24"/>
           <w:lang w:val="sr-Cyrl-RS"/>
         </w:rPr>
@@ -8658,7 +8743,6 @@
         <w:rPr>
           <w:rFonts w:ascii="Arial" w:eastAsia="Times New Roman" w:hAnsi="Arial" w:cs="Arial"/>
           <w:kern w:val="0"/>
-          <w:sz w:val="24"/>
           <w:szCs w:val="24"/>
           <w:lang w:val="sr-Cyrl-RS"/>
         </w:rPr>
@@ -8667,7 +8751,6 @@
         <w:rPr>
           <w:rFonts w:ascii="Arial" w:eastAsia="Times New Roman" w:hAnsi="Arial" w:cs="Arial"/>
           <w:kern w:val="0"/>
-          <w:sz w:val="24"/>
           <w:szCs w:val="24"/>
           <w:lang w:val="sr-Cyrl-RS"/>
         </w:rPr>
@@ -8681,7 +8764,6 @@
         <w:rPr>
           <w:rFonts w:ascii="Arial" w:eastAsia="Times New Roman" w:hAnsi="Arial" w:cs="Arial"/>
           <w:kern w:val="0"/>
-          <w:sz w:val="24"/>
           <w:szCs w:val="24"/>
           <w:lang w:val="sr-Cyrl-RS"/>
         </w:rPr>
@@ -8690,7 +8772,6 @@
         <w:rPr>
           <w:rFonts w:ascii="Arial" w:eastAsia="Times New Roman" w:hAnsi="Arial" w:cs="Arial"/>
           <w:kern w:val="0"/>
-          <w:sz w:val="24"/>
           <w:szCs w:val="24"/>
           <w:lang w:val="sr-Cyrl-RS"/>
         </w:rPr>
@@ -8704,7 +8785,6 @@
         <w:rPr>
           <w:rFonts w:ascii="Arial" w:eastAsia="Times New Roman" w:hAnsi="Arial" w:cs="Arial"/>
           <w:kern w:val="0"/>
-          <w:sz w:val="24"/>
           <w:szCs w:val="24"/>
           <w:lang w:val="sr-Cyrl-RS"/>
         </w:rPr>
@@ -8714,7 +8794,6 @@
           <w:rFonts w:ascii="Arial" w:eastAsia="Times New Roman" w:hAnsi="Arial" w:cs="Arial"/>
           <w:bCs/>
           <w:kern w:val="0"/>
-          <w:sz w:val="24"/>
           <w:szCs w:val="24"/>
           <w:lang w:val="sr-Cyrl-RS"/>
         </w:rPr>
@@ -8727,7 +8806,6 @@
         <w:rPr>
           <w:rFonts w:ascii="Arial" w:hAnsi="Arial" w:cs="Arial"/>
           <w:b/>
-          <w:sz w:val="24"/>
           <w:szCs w:val="24"/>
           <w:lang w:val="sr-Latn-CS"/>
         </w:rPr>
@@ -8740,7 +8818,6 @@
         <w:rPr>
           <w:rFonts w:ascii="Arial" w:eastAsia="Times New Roman" w:hAnsi="Arial" w:cs="Arial"/>
           <w:kern w:val="0"/>
-          <w:sz w:val="24"/>
           <w:szCs w:val="24"/>
           <w:lang w:val="sr-Latn-CS"/>
         </w:rPr>
@@ -8749,7 +8826,6 @@
         <w:rPr>
           <w:rFonts w:ascii="Arial" w:eastAsia="Times New Roman" w:hAnsi="Arial" w:cs="Arial"/>
           <w:kern w:val="0"/>
-          <w:sz w:val="24"/>
           <w:szCs w:val="24"/>
           <w:lang w:val="sr-Latn-CS"/>
         </w:rPr>
@@ -8758,7 +8834,6 @@
     </w:p>
     <w:p>
       <w:pPr>
-        <w:jc w:val="both"/>
         <w:rPr>
           <w:rFonts w:ascii="Arial" w:hAnsi="Arial" w:cs="Arial"/>
           <w:b/>
@@ -8768,7 +8843,6 @@
     </w:p>
     <w:p>
       <w:pPr>
-        <w:jc w:val="both"/>
         <w:rPr>
           <w:b/>
         </w:rPr>
@@ -8777,16 +8851,14 @@
     <w:p>
       <w:pPr>
         <w:rPr>
-          <w:rFonts w:ascii="Times New Roman" w:hAnsi="Times New Roman" w:cs="Times New Roman"/>
-          <w:sz w:val="24"/>
+          <w:rFonts w:cs="Times New Roman"/>
           <w:szCs w:val="24"/>
           <w:lang w:val="sr-Latn-RS"/>
         </w:rPr>
       </w:pPr>
       <w:r>
         <w:rPr>
-          <w:rFonts w:ascii="Times New Roman" w:hAnsi="Times New Roman" w:cs="Times New Roman"/>
-          <w:sz w:val="24"/>
+          <w:rFonts w:cs="Times New Roman"/>
           <w:szCs w:val="24"/>
           <w:lang w:val="sr-Latn-RS"/>
         </w:rPr>
@@ -8799,8 +8871,7 @@
           <w:tab w:val="left" w:pos="1795"/>
         </w:tabs>
         <w:rPr>
-          <w:rFonts w:ascii="Times New Roman" w:hAnsi="Times New Roman" w:cs="Times New Roman"/>
-          <w:sz w:val="24"/>
+          <w:rFonts w:cs="Times New Roman"/>
           <w:szCs w:val="24"/>
           <w:lang w:val="sr-Latn-RS"/>
         </w:rPr>
@@ -8812,8 +8883,7 @@
           <w:tab w:val="left" w:pos="1795"/>
         </w:tabs>
         <w:rPr>
-          <w:rFonts w:ascii="Times New Roman" w:hAnsi="Times New Roman" w:cs="Times New Roman"/>
-          <w:sz w:val="24"/>
+          <w:rFonts w:cs="Times New Roman"/>
           <w:szCs w:val="24"/>
           <w:lang w:val="sr-Latn-RS"/>
         </w:rPr>
@@ -8830,8 +8900,7 @@
       </w:pPr>
       <w:r>
         <w:rPr>
-          <w:rFonts w:ascii="Times New Roman" w:hAnsi="Times New Roman" w:cs="Times New Roman"/>
-          <w:sz w:val="24"/>
+          <w:rFonts w:cs="Times New Roman"/>
           <w:szCs w:val="24"/>
           <w:lang w:val="sr-Latn-RS"/>
         </w:rPr>
@@ -8859,6 +8928,7 @@
           <w:b/>
           <w:bCs/>
           <w:noProof/>
+          <w:sz w:val="24"/>
         </w:rPr>
       </w:sdtEndPr>
       <w:sdtContent>
@@ -8892,27 +8962,26 @@
               <w:tab w:val="right" w:leader="dot" w:pos="9304"/>
             </w:tabs>
             <w:rPr>
-              <w:rFonts w:ascii="Times New Roman" w:eastAsiaTheme="minorEastAsia" w:hAnsi="Times New Roman" w:cs="Times New Roman"/>
+              <w:rFonts w:eastAsiaTheme="minorEastAsia" w:cs="Times New Roman"/>
               <w:noProof/>
-              <w:sz w:val="24"/>
               <w:szCs w:val="24"/>
             </w:rPr>
           </w:pPr>
           <w:r>
             <w:rPr>
-              <w:rFonts w:ascii="Times New Roman" w:hAnsi="Times New Roman" w:cs="Times New Roman"/>
+              <w:rFonts w:cs="Times New Roman"/>
             </w:rPr>
             <w:fldChar w:fldCharType="begin"/>
           </w:r>
           <w:r>
             <w:rPr>
-              <w:rFonts w:ascii="Times New Roman" w:hAnsi="Times New Roman" w:cs="Times New Roman"/>
+              <w:rFonts w:cs="Times New Roman"/>
             </w:rPr>
             <w:instrText xml:space="preserve"> TOC \o "1-3" \h \z \u </w:instrText>
           </w:r>
           <w:r>
             <w:rPr>
-              <w:rFonts w:ascii="Times New Roman" w:hAnsi="Times New Roman" w:cs="Times New Roman"/>
+              <w:rFonts w:cs="Times New Roman"/>
             </w:rPr>
             <w:fldChar w:fldCharType="separate"/>
           </w:r>
@@ -8920,7 +8989,7 @@
             <w:r>
               <w:rPr>
                 <w:rStyle w:val="Hyperlink"/>
-                <w:rFonts w:ascii="Times New Roman" w:hAnsi="Times New Roman" w:cs="Times New Roman"/>
+                <w:rFonts w:cs="Times New Roman"/>
                 <w:noProof/>
                 <w:lang w:val="sr-Cyrl-RS"/>
               </w:rPr>
@@ -8928,7 +8997,7 @@
             </w:r>
             <w:r>
               <w:rPr>
-                <w:rFonts w:ascii="Times New Roman" w:hAnsi="Times New Roman" w:cs="Times New Roman"/>
+                <w:rFonts w:cs="Times New Roman"/>
                 <w:noProof/>
                 <w:webHidden/>
               </w:rPr>
@@ -8936,7 +9005,7 @@
             </w:r>
             <w:r>
               <w:rPr>
-                <w:rFonts w:ascii="Times New Roman" w:hAnsi="Times New Roman" w:cs="Times New Roman"/>
+                <w:rFonts w:cs="Times New Roman"/>
                 <w:noProof/>
                 <w:webHidden/>
               </w:rPr>
@@ -8944,7 +9013,7 @@
             </w:r>
             <w:r>
               <w:rPr>
-                <w:rFonts w:ascii="Times New Roman" w:hAnsi="Times New Roman" w:cs="Times New Roman"/>
+                <w:rFonts w:cs="Times New Roman"/>
                 <w:noProof/>
                 <w:webHidden/>
               </w:rPr>
@@ -8952,14 +9021,14 @@
             </w:r>
             <w:r>
               <w:rPr>
-                <w:rFonts w:ascii="Times New Roman" w:hAnsi="Times New Roman" w:cs="Times New Roman"/>
+                <w:rFonts w:cs="Times New Roman"/>
                 <w:noProof/>
                 <w:webHidden/>
               </w:rPr>
             </w:r>
             <w:r>
               <w:rPr>
-                <w:rFonts w:ascii="Times New Roman" w:hAnsi="Times New Roman" w:cs="Times New Roman"/>
+                <w:rFonts w:cs="Times New Roman"/>
                 <w:noProof/>
                 <w:webHidden/>
               </w:rPr>
@@ -8967,7 +9036,7 @@
             </w:r>
             <w:r>
               <w:rPr>
-                <w:rFonts w:ascii="Times New Roman" w:hAnsi="Times New Roman" w:cs="Times New Roman"/>
+                <w:rFonts w:cs="Times New Roman"/>
                 <w:noProof/>
                 <w:webHidden/>
               </w:rPr>
@@ -8975,7 +9044,7 @@
             </w:r>
             <w:r>
               <w:rPr>
-                <w:rFonts w:ascii="Times New Roman" w:hAnsi="Times New Roman" w:cs="Times New Roman"/>
+                <w:rFonts w:cs="Times New Roman"/>
                 <w:noProof/>
                 <w:webHidden/>
               </w:rPr>
@@ -8990,9 +9059,8 @@
               <w:tab w:val="right" w:leader="dot" w:pos="9304"/>
             </w:tabs>
             <w:rPr>
-              <w:rFonts w:ascii="Times New Roman" w:eastAsiaTheme="minorEastAsia" w:hAnsi="Times New Roman" w:cs="Times New Roman"/>
+              <w:rFonts w:eastAsiaTheme="minorEastAsia" w:cs="Times New Roman"/>
               <w:noProof/>
-              <w:sz w:val="24"/>
               <w:szCs w:val="24"/>
             </w:rPr>
           </w:pPr>
@@ -9000,7 +9068,7 @@
             <w:r>
               <w:rPr>
                 <w:rStyle w:val="Hyperlink"/>
-                <w:rFonts w:ascii="Times New Roman" w:hAnsi="Times New Roman" w:cs="Times New Roman"/>
+                <w:rFonts w:cs="Times New Roman"/>
                 <w:noProof/>
                 <w:lang w:val="sr-Cyrl-RS"/>
               </w:rPr>
@@ -9008,7 +9076,7 @@
             </w:r>
             <w:r>
               <w:rPr>
-                <w:rFonts w:ascii="Times New Roman" w:hAnsi="Times New Roman" w:cs="Times New Roman"/>
+                <w:rFonts w:cs="Times New Roman"/>
                 <w:noProof/>
                 <w:webHidden/>
               </w:rPr>
@@ -9016,7 +9084,7 @@
             </w:r>
             <w:r>
               <w:rPr>
-                <w:rFonts w:ascii="Times New Roman" w:hAnsi="Times New Roman" w:cs="Times New Roman"/>
+                <w:rFonts w:cs="Times New Roman"/>
                 <w:noProof/>
                 <w:webHidden/>
               </w:rPr>
@@ -9024,7 +9092,7 @@
             </w:r>
             <w:r>
               <w:rPr>
-                <w:rFonts w:ascii="Times New Roman" w:hAnsi="Times New Roman" w:cs="Times New Roman"/>
+                <w:rFonts w:cs="Times New Roman"/>
                 <w:noProof/>
                 <w:webHidden/>
               </w:rPr>
@@ -9032,14 +9100,14 @@
             </w:r>
             <w:r>
               <w:rPr>
-                <w:rFonts w:ascii="Times New Roman" w:hAnsi="Times New Roman" w:cs="Times New Roman"/>
+                <w:rFonts w:cs="Times New Roman"/>
                 <w:noProof/>
                 <w:webHidden/>
               </w:rPr>
             </w:r>
             <w:r>
               <w:rPr>
-                <w:rFonts w:ascii="Times New Roman" w:hAnsi="Times New Roman" w:cs="Times New Roman"/>
+                <w:rFonts w:cs="Times New Roman"/>
                 <w:noProof/>
                 <w:webHidden/>
               </w:rPr>
@@ -9047,7 +9115,7 @@
             </w:r>
             <w:r>
               <w:rPr>
-                <w:rFonts w:ascii="Times New Roman" w:hAnsi="Times New Roman" w:cs="Times New Roman"/>
+                <w:rFonts w:cs="Times New Roman"/>
                 <w:noProof/>
                 <w:webHidden/>
               </w:rPr>
@@ -9055,7 +9123,7 @@
             </w:r>
             <w:r>
               <w:rPr>
-                <w:rFonts w:ascii="Times New Roman" w:hAnsi="Times New Roman" w:cs="Times New Roman"/>
+                <w:rFonts w:cs="Times New Roman"/>
                 <w:noProof/>
                 <w:webHidden/>
               </w:rPr>
@@ -9070,9 +9138,8 @@
               <w:tab w:val="right" w:leader="dot" w:pos="9304"/>
             </w:tabs>
             <w:rPr>
-              <w:rFonts w:ascii="Times New Roman" w:eastAsiaTheme="minorEastAsia" w:hAnsi="Times New Roman" w:cs="Times New Roman"/>
+              <w:rFonts w:eastAsiaTheme="minorEastAsia" w:cs="Times New Roman"/>
               <w:noProof/>
-              <w:sz w:val="24"/>
               <w:szCs w:val="24"/>
             </w:rPr>
           </w:pPr>
@@ -9080,7 +9147,7 @@
             <w:r>
               <w:rPr>
                 <w:rStyle w:val="Hyperlink"/>
-                <w:rFonts w:ascii="Times New Roman" w:hAnsi="Times New Roman" w:cs="Times New Roman"/>
+                <w:rFonts w:cs="Times New Roman"/>
                 <w:noProof/>
                 <w:lang w:val="sr-Latn-RS"/>
               </w:rPr>
@@ -9089,7 +9156,7 @@
             <w:r>
               <w:rPr>
                 <w:rStyle w:val="Hyperlink"/>
-                <w:rFonts w:ascii="Times New Roman" w:hAnsi="Times New Roman" w:cs="Times New Roman"/>
+                <w:rFonts w:cs="Times New Roman"/>
                 <w:noProof/>
                 <w:lang w:val="sr-Cyrl-RS"/>
               </w:rPr>
@@ -9097,7 +9164,7 @@
             </w:r>
             <w:r>
               <w:rPr>
-                <w:rFonts w:ascii="Times New Roman" w:hAnsi="Times New Roman" w:cs="Times New Roman"/>
+                <w:rFonts w:cs="Times New Roman"/>
                 <w:noProof/>
                 <w:webHidden/>
               </w:rPr>
@@ -9105,7 +9172,7 @@
             </w:r>
             <w:r>
               <w:rPr>
-                <w:rFonts w:ascii="Times New Roman" w:hAnsi="Times New Roman" w:cs="Times New Roman"/>
+                <w:rFonts w:cs="Times New Roman"/>
                 <w:noProof/>
                 <w:webHidden/>
               </w:rPr>
@@ -9113,7 +9180,7 @@
             </w:r>
             <w:r>
               <w:rPr>
-                <w:rFonts w:ascii="Times New Roman" w:hAnsi="Times New Roman" w:cs="Times New Roman"/>
+                <w:rFonts w:cs="Times New Roman"/>
                 <w:noProof/>
                 <w:webHidden/>
               </w:rPr>
@@ -9121,14 +9188,14 @@
             </w:r>
             <w:r>
               <w:rPr>
-                <w:rFonts w:ascii="Times New Roman" w:hAnsi="Times New Roman" w:cs="Times New Roman"/>
+                <w:rFonts w:cs="Times New Roman"/>
                 <w:noProof/>
                 <w:webHidden/>
               </w:rPr>
             </w:r>
             <w:r>
               <w:rPr>
-                <w:rFonts w:ascii="Times New Roman" w:hAnsi="Times New Roman" w:cs="Times New Roman"/>
+                <w:rFonts w:cs="Times New Roman"/>
                 <w:noProof/>
                 <w:webHidden/>
               </w:rPr>
@@ -9136,7 +9203,7 @@
             </w:r>
             <w:r>
               <w:rPr>
-                <w:rFonts w:ascii="Times New Roman" w:hAnsi="Times New Roman" w:cs="Times New Roman"/>
+                <w:rFonts w:cs="Times New Roman"/>
                 <w:noProof/>
                 <w:webHidden/>
               </w:rPr>
@@ -9144,7 +9211,7 @@
             </w:r>
             <w:r>
               <w:rPr>
-                <w:rFonts w:ascii="Times New Roman" w:hAnsi="Times New Roman" w:cs="Times New Roman"/>
+                <w:rFonts w:cs="Times New Roman"/>
                 <w:noProof/>
                 <w:webHidden/>
               </w:rPr>
@@ -9159,9 +9226,8 @@
               <w:tab w:val="right" w:leader="dot" w:pos="9304"/>
             </w:tabs>
             <w:rPr>
-              <w:rFonts w:ascii="Times New Roman" w:eastAsiaTheme="minorEastAsia" w:hAnsi="Times New Roman" w:cs="Times New Roman"/>
+              <w:rFonts w:eastAsiaTheme="minorEastAsia" w:cs="Times New Roman"/>
               <w:noProof/>
-              <w:sz w:val="24"/>
               <w:szCs w:val="24"/>
             </w:rPr>
           </w:pPr>
@@ -9169,7 +9235,7 @@
             <w:r>
               <w:rPr>
                 <w:rStyle w:val="Hyperlink"/>
-                <w:rFonts w:ascii="Times New Roman" w:hAnsi="Times New Roman" w:cs="Times New Roman"/>
+                <w:rFonts w:cs="Times New Roman"/>
                 <w:noProof/>
                 <w:lang w:val="sr-Cyrl-RS"/>
               </w:rPr>
@@ -9177,7 +9243,7 @@
             </w:r>
             <w:r>
               <w:rPr>
-                <w:rFonts w:ascii="Times New Roman" w:hAnsi="Times New Roman" w:cs="Times New Roman"/>
+                <w:rFonts w:cs="Times New Roman"/>
                 <w:noProof/>
                 <w:webHidden/>
               </w:rPr>
@@ -9185,7 +9251,7 @@
             </w:r>
             <w:r>
               <w:rPr>
-                <w:rFonts w:ascii="Times New Roman" w:hAnsi="Times New Roman" w:cs="Times New Roman"/>
+                <w:rFonts w:cs="Times New Roman"/>
                 <w:noProof/>
                 <w:webHidden/>
               </w:rPr>
@@ -9193,7 +9259,7 @@
             </w:r>
             <w:r>
               <w:rPr>
-                <w:rFonts w:ascii="Times New Roman" w:hAnsi="Times New Roman" w:cs="Times New Roman"/>
+                <w:rFonts w:cs="Times New Roman"/>
                 <w:noProof/>
                 <w:webHidden/>
               </w:rPr>
@@ -9201,14 +9267,14 @@
             </w:r>
             <w:r>
               <w:rPr>
-                <w:rFonts w:ascii="Times New Roman" w:hAnsi="Times New Roman" w:cs="Times New Roman"/>
+                <w:rFonts w:cs="Times New Roman"/>
                 <w:noProof/>
                 <w:webHidden/>
               </w:rPr>
             </w:r>
             <w:r>
               <w:rPr>
-                <w:rFonts w:ascii="Times New Roman" w:hAnsi="Times New Roman" w:cs="Times New Roman"/>
+                <w:rFonts w:cs="Times New Roman"/>
                 <w:noProof/>
                 <w:webHidden/>
               </w:rPr>
@@ -9216,7 +9282,7 @@
             </w:r>
             <w:r>
               <w:rPr>
-                <w:rFonts w:ascii="Times New Roman" w:hAnsi="Times New Roman" w:cs="Times New Roman"/>
+                <w:rFonts w:cs="Times New Roman"/>
                 <w:noProof/>
                 <w:webHidden/>
               </w:rPr>
@@ -9224,7 +9290,7 @@
             </w:r>
             <w:r>
               <w:rPr>
-                <w:rFonts w:ascii="Times New Roman" w:hAnsi="Times New Roman" w:cs="Times New Roman"/>
+                <w:rFonts w:cs="Times New Roman"/>
                 <w:noProof/>
                 <w:webHidden/>
               </w:rPr>
@@ -9239,9 +9305,8 @@
               <w:tab w:val="right" w:leader="dot" w:pos="9304"/>
             </w:tabs>
             <w:rPr>
-              <w:rFonts w:ascii="Times New Roman" w:eastAsiaTheme="minorEastAsia" w:hAnsi="Times New Roman" w:cs="Times New Roman"/>
+              <w:rFonts w:eastAsiaTheme="minorEastAsia" w:cs="Times New Roman"/>
               <w:noProof/>
-              <w:sz w:val="24"/>
               <w:szCs w:val="24"/>
             </w:rPr>
           </w:pPr>
@@ -9249,7 +9314,7 @@
             <w:r>
               <w:rPr>
                 <w:rStyle w:val="Hyperlink"/>
-                <w:rFonts w:ascii="Times New Roman" w:hAnsi="Times New Roman" w:cs="Times New Roman"/>
+                <w:rFonts w:cs="Times New Roman"/>
                 <w:noProof/>
                 <w:lang w:val="sr-Cyrl-RS"/>
               </w:rPr>
@@ -9257,7 +9322,7 @@
             </w:r>
             <w:r>
               <w:rPr>
-                <w:rFonts w:ascii="Times New Roman" w:hAnsi="Times New Roman" w:cs="Times New Roman"/>
+                <w:rFonts w:cs="Times New Roman"/>
                 <w:noProof/>
                 <w:webHidden/>
               </w:rPr>
@@ -9265,7 +9330,7 @@
             </w:r>
             <w:r>
               <w:rPr>
-                <w:rFonts w:ascii="Times New Roman" w:hAnsi="Times New Roman" w:cs="Times New Roman"/>
+                <w:rFonts w:cs="Times New Roman"/>
                 <w:noProof/>
                 <w:webHidden/>
               </w:rPr>
@@ -9273,7 +9338,7 @@
             </w:r>
             <w:r>
               <w:rPr>
-                <w:rFonts w:ascii="Times New Roman" w:hAnsi="Times New Roman" w:cs="Times New Roman"/>
+                <w:rFonts w:cs="Times New Roman"/>
                 <w:noProof/>
                 <w:webHidden/>
               </w:rPr>
@@ -9281,14 +9346,14 @@
             </w:r>
             <w:r>
               <w:rPr>
-                <w:rFonts w:ascii="Times New Roman" w:hAnsi="Times New Roman" w:cs="Times New Roman"/>
+                <w:rFonts w:cs="Times New Roman"/>
                 <w:noProof/>
                 <w:webHidden/>
               </w:rPr>
             </w:r>
             <w:r>
               <w:rPr>
-                <w:rFonts w:ascii="Times New Roman" w:hAnsi="Times New Roman" w:cs="Times New Roman"/>
+                <w:rFonts w:cs="Times New Roman"/>
                 <w:noProof/>
                 <w:webHidden/>
               </w:rPr>
@@ -9296,7 +9361,7 @@
             </w:r>
             <w:r>
               <w:rPr>
-                <w:rFonts w:ascii="Times New Roman" w:hAnsi="Times New Roman" w:cs="Times New Roman"/>
+                <w:rFonts w:cs="Times New Roman"/>
                 <w:noProof/>
                 <w:webHidden/>
               </w:rPr>
@@ -9304,7 +9369,7 @@
             </w:r>
             <w:r>
               <w:rPr>
-                <w:rFonts w:ascii="Times New Roman" w:hAnsi="Times New Roman" w:cs="Times New Roman"/>
+                <w:rFonts w:cs="Times New Roman"/>
                 <w:noProof/>
                 <w:webHidden/>
               </w:rPr>
@@ -9319,9 +9384,8 @@
               <w:tab w:val="right" w:leader="dot" w:pos="9304"/>
             </w:tabs>
             <w:rPr>
-              <w:rFonts w:ascii="Times New Roman" w:eastAsiaTheme="minorEastAsia" w:hAnsi="Times New Roman" w:cs="Times New Roman"/>
+              <w:rFonts w:eastAsiaTheme="minorEastAsia" w:cs="Times New Roman"/>
               <w:noProof/>
-              <w:sz w:val="24"/>
               <w:szCs w:val="24"/>
             </w:rPr>
           </w:pPr>
@@ -9329,7 +9393,7 @@
             <w:r>
               <w:rPr>
                 <w:rStyle w:val="Hyperlink"/>
-                <w:rFonts w:ascii="Times New Roman" w:hAnsi="Times New Roman" w:cs="Times New Roman"/>
+                <w:rFonts w:cs="Times New Roman"/>
                 <w:noProof/>
                 <w:lang w:val="sr-Cyrl-RS"/>
               </w:rPr>
@@ -9337,7 +9401,7 @@
             </w:r>
             <w:r>
               <w:rPr>
-                <w:rFonts w:ascii="Times New Roman" w:hAnsi="Times New Roman" w:cs="Times New Roman"/>
+                <w:rFonts w:cs="Times New Roman"/>
                 <w:noProof/>
                 <w:webHidden/>
               </w:rPr>
@@ -9345,7 +9409,7 @@
             </w:r>
             <w:r>
               <w:rPr>
-                <w:rFonts w:ascii="Times New Roman" w:hAnsi="Times New Roman" w:cs="Times New Roman"/>
+                <w:rFonts w:cs="Times New Roman"/>
                 <w:noProof/>
                 <w:webHidden/>
               </w:rPr>
@@ -9353,7 +9417,7 @@
             </w:r>
             <w:r>
               <w:rPr>
-                <w:rFonts w:ascii="Times New Roman" w:hAnsi="Times New Roman" w:cs="Times New Roman"/>
+                <w:rFonts w:cs="Times New Roman"/>
                 <w:noProof/>
                 <w:webHidden/>
               </w:rPr>
@@ -9361,14 +9425,14 @@
             </w:r>
             <w:r>
               <w:rPr>
-                <w:rFonts w:ascii="Times New Roman" w:hAnsi="Times New Roman" w:cs="Times New Roman"/>
+                <w:rFonts w:cs="Times New Roman"/>
                 <w:noProof/>
                 <w:webHidden/>
               </w:rPr>
             </w:r>
             <w:r>
               <w:rPr>
-                <w:rFonts w:ascii="Times New Roman" w:hAnsi="Times New Roman" w:cs="Times New Roman"/>
+                <w:rFonts w:cs="Times New Roman"/>
                 <w:noProof/>
                 <w:webHidden/>
               </w:rPr>
@@ -9376,7 +9440,7 @@
             </w:r>
             <w:r>
               <w:rPr>
-                <w:rFonts w:ascii="Times New Roman" w:hAnsi="Times New Roman" w:cs="Times New Roman"/>
+                <w:rFonts w:cs="Times New Roman"/>
                 <w:noProof/>
                 <w:webHidden/>
               </w:rPr>
@@ -9384,7 +9448,7 @@
             </w:r>
             <w:r>
               <w:rPr>
-                <w:rFonts w:ascii="Times New Roman" w:hAnsi="Times New Roman" w:cs="Times New Roman"/>
+                <w:rFonts w:cs="Times New Roman"/>
                 <w:noProof/>
                 <w:webHidden/>
               </w:rPr>
@@ -9395,12 +9459,12 @@
         <w:p>
           <w:pPr>
             <w:rPr>
-              <w:rFonts w:ascii="Times New Roman" w:hAnsi="Times New Roman" w:cs="Times New Roman"/>
+              <w:rFonts w:cs="Times New Roman"/>
             </w:rPr>
           </w:pPr>
           <w:r>
             <w:rPr>
-              <w:rFonts w:ascii="Times New Roman" w:hAnsi="Times New Roman" w:cs="Times New Roman"/>
+              <w:rFonts w:cs="Times New Roman"/>
               <w:b/>
               <w:bCs/>
               <w:noProof/>
@@ -9413,22 +9477,30 @@
     <w:p>
       <w:pPr>
         <w:rPr>
-          <w:rFonts w:ascii="Times New Roman" w:hAnsi="Times New Roman" w:cs="Times New Roman"/>
-          <w:lang w:val="sr-Cyrl-RS"/>
-        </w:rPr>
-      </w:pPr>
-      <w:r>
-        <w:rPr>
-          <w:rFonts w:ascii="Times New Roman" w:hAnsi="Times New Roman" w:cs="Times New Roman"/>
+          <w:rFonts w:cs="Times New Roman"/>
+          <w:lang w:val="sr-Cyrl-RS"/>
+        </w:rPr>
+      </w:pPr>
+      <w:r>
+        <w:rPr>
+          <w:rFonts w:cs="Times New Roman"/>
           <w:lang w:val="sr-Cyrl-RS"/>
         </w:rPr>
         <w:br w:type="page"/>
+      </w:r>
+      <w:r>
+        <w:rPr>
+          <w:rFonts w:cs="Times New Roman"/>
+          <w:lang w:val="sr-Cyrl-RS"/>
+        </w:rPr>
+        <w:lastRenderedPageBreak/>
+        <w:t>ф</w:t>
       </w:r>
     </w:p>
     <w:p>
       <w:pPr>
         <w:rPr>
-          <w:rFonts w:ascii="Times New Roman" w:hAnsi="Times New Roman" w:cs="Times New Roman"/>
+          <w:rFonts w:cs="Times New Roman"/>
           <w:lang w:val="sr-Cyrl-RS"/>
         </w:rPr>
         <w:sectPr>
@@ -9442,10 +9514,9 @@
       </w:pPr>
       <w:r>
         <w:rPr>
-          <w:rFonts w:ascii="Times New Roman" w:hAnsi="Times New Roman" w:cs="Times New Roman"/>
-          <w:lang w:val="sr-Cyrl-RS"/>
-        </w:rPr>
-        <w:lastRenderedPageBreak/>
+          <w:rFonts w:cs="Times New Roman"/>
+          <w:lang w:val="sr-Cyrl-RS"/>
+        </w:rPr>
         <w:br w:type="page"/>
       </w:r>
     </w:p>
@@ -9453,14 +9524,13 @@
       <w:pPr>
         <w:pStyle w:val="Heading1"/>
         <w:spacing w:after="360"/>
-        <w:jc w:val="both"/>
         <w:rPr>
           <w:rFonts w:ascii="Times New Roman" w:hAnsi="Times New Roman" w:cs="Times New Roman"/>
           <w:color w:val="auto"/>
           <w:lang w:val="sr-Cyrl-RS"/>
         </w:rPr>
       </w:pPr>
-      <w:bookmarkStart w:id="1" w:name="_Toc178191539"/>
+      <w:bookmarkStart w:id="0" w:name="_Toc178191539"/>
       <w:r>
         <w:rPr>
           <w:rFonts w:ascii="Times New Roman" w:hAnsi="Times New Roman" w:cs="Times New Roman"/>
@@ -9470,50 +9540,495 @@
         <w:lastRenderedPageBreak/>
         <w:t xml:space="preserve">1 </w:t>
       </w:r>
+      <w:bookmarkEnd w:id="0"/>
       <w:r>
         <w:rPr>
           <w:rFonts w:ascii="Times New Roman" w:hAnsi="Times New Roman" w:cs="Times New Roman"/>
           <w:color w:val="auto"/>
           <w:lang w:val="sr-Cyrl-RS"/>
         </w:rPr>
-        <w:t>Опште смернице писања дипломског рада</w:t>
-      </w:r>
-      <w:bookmarkEnd w:id="1"/>
+        <w:t>Увод</w:t>
+      </w:r>
     </w:p>
     <w:p>
       <w:pPr>
-        <w:jc w:val="both"/>
-        <w:rPr>
-          <w:rFonts w:ascii="Times New Roman" w:hAnsi="Times New Roman" w:cs="Times New Roman"/>
-          <w:sz w:val="24"/>
-          <w:szCs w:val="24"/>
-          <w:lang w:val="sr-Cyrl-RS"/>
-        </w:rPr>
-      </w:pPr>
-      <w:r>
-        <w:rPr>
-          <w:rFonts w:ascii="Times New Roman" w:hAnsi="Times New Roman" w:cs="Times New Roman"/>
-          <w:sz w:val="24"/>
-          <w:szCs w:val="24"/>
-          <w:lang w:val="sr-Cyrl-RS"/>
-        </w:rPr>
-        <w:t>Дипломски рад мора бити написан ћириличним писмом.</w:t>
+        <w:rPr>
+          <w:lang w:val="sr-Cyrl-RS"/>
+        </w:rPr>
+      </w:pPr>
+      <w:r>
+        <w:rPr>
+          <w:lang w:val="sr-Cyrl-RS"/>
+        </w:rPr>
+        <w:t xml:space="preserve">Сведоци смо све брже транзиције и дигитализације у свим сферама живота, па тако и у оквиру паметних енергетских мрежа (енгл. </w:t>
+      </w:r>
+      <w:proofErr w:type="gramStart"/>
+      <w:r>
+        <w:rPr>
+          <w:i/>
+        </w:rPr>
+        <w:t>Smart Grid</w:t>
+      </w:r>
+      <w:r>
+        <w:t>)</w:t>
+      </w:r>
+      <w:r>
+        <w:rPr>
+          <w:lang w:val="sr-Cyrl-RS"/>
+        </w:rPr>
+        <w:t>, која за циљ има повећање оперативне ефикасности али истовремено доноси нове изазове у домену заштите приватности података.</w:t>
+      </w:r>
+      <w:proofErr w:type="gramEnd"/>
+      <w:r>
+        <w:rPr>
+          <w:lang w:val="sr-Cyrl-RS"/>
+        </w:rPr>
+        <w:t xml:space="preserve"> Традиционални системи за напредну инфраструктуру мерења (енгл. </w:t>
+      </w:r>
+      <w:proofErr w:type="gramStart"/>
+      <w:r>
+        <w:rPr>
+          <w:i/>
+        </w:rPr>
+        <w:t>Advanced Metering Infrastructure (AMI)</w:t>
+      </w:r>
+      <w:r>
+        <w:t xml:space="preserve">) </w:t>
+      </w:r>
+      <w:r>
+        <w:rPr>
+          <w:lang w:val="sr-Cyrl-RS"/>
+        </w:rPr>
+        <w:t>ослањају се на</w:t>
+      </w:r>
+      <w:r>
+        <w:rPr>
+          <w:lang w:val="sr-Cyrl-RS"/>
+        </w:rPr>
+        <w:t xml:space="preserve"> прикупљање и аграгацију</w:t>
+      </w:r>
+      <w:r>
+        <w:rPr>
+          <w:lang w:val="sr-Cyrl-RS"/>
+        </w:rPr>
+        <w:t xml:space="preserve"> </w:t>
+      </w:r>
+      <w:r>
+        <w:rPr>
+          <w:lang w:val="sr-Cyrl-RS"/>
+        </w:rPr>
+        <w:t xml:space="preserve">појединачних </w:t>
+      </w:r>
+      <w:r>
+        <w:rPr>
+          <w:lang w:val="sr-Cyrl-RS"/>
+        </w:rPr>
+        <w:t>грануралних</w:t>
+      </w:r>
+      <w:r>
+        <w:rPr>
+          <w:lang w:val="sr-Cyrl-RS"/>
+        </w:rPr>
+        <w:t xml:space="preserve"> о потрошњи електричне енергије.</w:t>
+      </w:r>
+      <w:proofErr w:type="gramEnd"/>
+      <w:r>
+        <w:rPr>
+          <w:lang w:val="sr-Cyrl-RS"/>
+        </w:rPr>
+        <w:t xml:space="preserve"> Овакав приступ потенцијално може омогућити увид у потрошњу електричне енергије крајних корисника, а самим тим и њихове животне навике. Управо зато, постоји реалан ризик од неовлашћеног приступа коришћења личних информација крајњих потрошача.</w:t>
       </w:r>
     </w:p>
     <w:p>
       <w:pPr>
-        <w:jc w:val="both"/>
-        <w:rPr>
-          <w:rFonts w:ascii="Times New Roman" w:hAnsi="Times New Roman" w:cs="Times New Roman"/>
-          <w:sz w:val="24"/>
-          <w:szCs w:val="24"/>
-          <w:lang w:val="sr-Cyrl-RS"/>
-        </w:rPr>
-      </w:pPr>
-      <w:r>
-        <w:rPr>
-          <w:rFonts w:ascii="Times New Roman" w:hAnsi="Times New Roman" w:cs="Times New Roman"/>
-          <w:sz w:val="24"/>
+        <w:rPr>
+          <w:lang w:val="sr-Cyrl-RS"/>
+        </w:rPr>
+      </w:pPr>
+      <w:r>
+        <w:rPr>
+          <w:lang w:val="sr-Cyrl-RS"/>
+        </w:rPr>
+        <w:t>У оквиру овог рада, истражена је и имплементирана децентрализована архитектура која за циљ има да превазиђе мањкавости традиционалних система. У оквиру саме имплементације коришћена је комбинација два протокола</w:t>
+      </w:r>
+      <w:r>
+        <w:t xml:space="preserve">: </w:t>
+      </w:r>
+      <w:r>
+        <w:rPr>
+          <w:lang w:val="sr-Cyrl-RS"/>
+        </w:rPr>
+        <w:t xml:space="preserve">протокол доказа са нултим знањем </w:t>
+      </w:r>
+      <w:r>
+        <w:t>(</w:t>
+      </w:r>
+      <w:r>
+        <w:rPr>
+          <w:lang w:val="sr-Cyrl-RS"/>
+        </w:rPr>
+        <w:t xml:space="preserve">енгл. </w:t>
+      </w:r>
+      <w:proofErr w:type="gramStart"/>
+      <w:r>
+        <w:rPr>
+          <w:i/>
+        </w:rPr>
+        <w:t>Zero-Knowledge Proof</w:t>
+      </w:r>
+      <w:r>
+        <w:rPr>
+          <w:i/>
+          <w:lang w:val="sr-Cyrl-RS"/>
+        </w:rPr>
+        <w:t xml:space="preserve"> </w:t>
+      </w:r>
+      <w:r>
+        <w:rPr>
+          <w:i/>
+        </w:rPr>
+        <w:t>(ZKP)</w:t>
+      </w:r>
+      <w:r>
+        <w:rPr>
+          <w:lang w:val="sr-Cyrl-RS"/>
+        </w:rPr>
+        <w:t>)</w:t>
+      </w:r>
+      <w:r>
+        <w:t xml:space="preserve"> </w:t>
+      </w:r>
+      <w:r>
+        <w:rPr>
+          <w:lang w:val="sr-Cyrl-RS"/>
+        </w:rPr>
+        <w:t xml:space="preserve">и прокол за заједничко рачунање </w:t>
+      </w:r>
+      <w:r>
+        <w:rPr>
+          <w:lang w:val="sr-Cyrl-RS"/>
+        </w:rPr>
+        <w:t>(</w:t>
+      </w:r>
+      <w:r>
+        <w:rPr>
+          <w:lang w:val="sr-Cyrl-RS"/>
+        </w:rPr>
+        <w:t>енгл.</w:t>
+      </w:r>
+      <w:proofErr w:type="gramEnd"/>
+      <w:r>
+        <w:rPr>
+          <w:lang w:val="sr-Cyrl-RS"/>
+        </w:rPr>
+        <w:t xml:space="preserve"> </w:t>
+      </w:r>
+      <w:proofErr w:type="gramStart"/>
+      <w:r>
+        <w:rPr>
+          <w:i/>
+        </w:rPr>
+        <w:t>Multi-Party Computation (MPC)</w:t>
+      </w:r>
+      <w:r>
+        <w:t>).</w:t>
+      </w:r>
+      <w:proofErr w:type="gramEnd"/>
+      <w:r>
+        <w:t xml:space="preserve"> </w:t>
+      </w:r>
+      <w:r>
+        <w:rPr>
+          <w:lang w:val="sr-Cyrl-RS"/>
+        </w:rPr>
+        <w:t>Интеграција ова два поротокола у оквиру система, могућила је дизајн, такав да омогући сву неопходну мрежну аналитику кроз аграгацију података уз истовремено очување приватности појединачног потрошача.</w:t>
+      </w:r>
+    </w:p>
+    <w:p>
+      <w:pPr>
+        <w:rPr>
+          <w:lang w:val="sr-Cyrl-RS"/>
+        </w:rPr>
+      </w:pPr>
+      <w:r>
+        <w:rPr>
+          <w:lang w:val="sr-Cyrl-RS"/>
+        </w:rPr>
+        <w:t xml:space="preserve">Представљено софтверско решење има за циљ да концептуално покаже изводљивост дистрибуиране архитектуре која продржава израчунавање агрегираних вредности мерних уређаја у приближно реалном времену и уз минимално кашњење.  Такође, систем за циљ има и да смањи изложеност </w:t>
+      </w:r>
+      <w:r>
+        <w:rPr>
+          <w:lang w:val="sr-Cyrl-RS"/>
+        </w:rPr>
+        <w:t>„</w:t>
+      </w:r>
+      <w:r>
+        <w:rPr>
+          <w:lang w:val="sr-Cyrl-RS"/>
+        </w:rPr>
+        <w:t>сирових</w:t>
+      </w:r>
+      <w:r>
+        <w:rPr>
+          <w:lang w:val="sr-Cyrl-RS"/>
+        </w:rPr>
+        <w:t xml:space="preserve">“ </w:t>
+      </w:r>
+      <w:r>
+        <w:rPr>
+          <w:lang w:val="sr-Cyrl-RS"/>
+        </w:rPr>
+        <w:t xml:space="preserve">података краљњих потрошача и спречи њихово потенијално </w:t>
+      </w:r>
+      <w:r>
+        <w:rPr>
+          <w:lang w:val="sr-Cyrl-RS"/>
+        </w:rPr>
+        <w:t>„</w:t>
+      </w:r>
+      <w:r>
+        <w:rPr>
+          <w:lang w:val="sr-Cyrl-RS"/>
+        </w:rPr>
+        <w:t>цурење</w:t>
+      </w:r>
+      <w:r>
+        <w:rPr>
+          <w:lang w:val="sr-Cyrl-RS"/>
+        </w:rPr>
+        <w:t xml:space="preserve">“ </w:t>
+      </w:r>
+      <w:r>
+        <w:rPr>
+          <w:lang w:val="sr-Cyrl-RS"/>
+        </w:rPr>
+        <w:t>из система.</w:t>
+      </w:r>
+    </w:p>
+    <w:p>
+      <w:pPr>
+        <w:pStyle w:val="Heading3"/>
+        <w:numPr>
+          <w:ilvl w:val="1"/>
+          <w:numId w:val="11"/>
+        </w:numPr>
+        <w:rPr>
+          <w:lang w:val="en-US"/>
+        </w:rPr>
+      </w:pPr>
+      <w:r>
+        <w:t>Мотивација</w:t>
+      </w:r>
+    </w:p>
+    <w:p>
+      <w:r>
+        <w:rPr>
+          <w:lang w:val="sr-Cyrl-RS"/>
+        </w:rPr>
+        <w:t>Примарни мотив за израду овог рада, заправо произилази из саме чињенице да актуелна софтефрска решења за паметно мерење заправо користе сирове податке приликом њихове обраде. Овакви системи изискују  потпуно поверење крајњих корисника у саме институције које управљају подацима, без адекватних техничких гаранција заштите података</w:t>
+      </w:r>
+      <w:r>
+        <w:t xml:space="preserve"> </w:t>
+      </w:r>
+      <w:r>
+        <w:rPr>
+          <w:lang w:val="sr-Cyrl-RS"/>
+        </w:rPr>
+        <w:t>чиме се уједно нарушава оснивни принцип приватности по ди</w:t>
+      </w:r>
+      <w:r>
+        <w:rPr>
+          <w:lang w:val="sr-Cyrl-RS"/>
+        </w:rPr>
+        <w:t xml:space="preserve">зајну (енгл. </w:t>
+      </w:r>
+      <w:r>
+        <w:rPr>
+          <w:i/>
+          <w:lang w:val="sr-Latn-RS"/>
+        </w:rPr>
+        <w:t>Privac</w:t>
+      </w:r>
+      <w:r>
+        <w:rPr>
+          <w:i/>
+        </w:rPr>
+        <w:t>y-</w:t>
+      </w:r>
+      <w:r>
+        <w:rPr>
+          <w:i/>
+        </w:rPr>
+        <w:t>b</w:t>
+      </w:r>
+      <w:r>
+        <w:rPr>
+          <w:i/>
+        </w:rPr>
+        <w:t>y-Design</w:t>
+      </w:r>
+      <w:r>
+        <w:rPr>
+          <w:i/>
+        </w:rPr>
+        <w:t xml:space="preserve"> (</w:t>
+      </w:r>
+      <w:proofErr w:type="spellStart"/>
+      <w:r>
+        <w:rPr>
+          <w:i/>
+        </w:rPr>
+        <w:t>PbD</w:t>
+      </w:r>
+      <w:proofErr w:type="spellEnd"/>
+      <w:r>
+        <w:rPr>
+          <w:i/>
+        </w:rPr>
+        <w:t>)</w:t>
+      </w:r>
+      <w:r>
+        <w:t xml:space="preserve">). </w:t>
+      </w:r>
+    </w:p>
+    <w:p>
+      <w:pPr>
+        <w:rPr>
+          <w:lang w:val="sr-Cyrl-RS"/>
+        </w:rPr>
+      </w:pPr>
+      <w:r>
+        <w:rPr>
+          <w:lang w:val="sr-Cyrl-RS"/>
+        </w:rPr>
+        <w:t>Појавом паметних бројила, електроенргетски системи су по</w:t>
+      </w:r>
+      <w:bookmarkStart w:id="1" w:name="_GoBack"/>
+      <w:bookmarkEnd w:id="1"/>
+      <w:r>
+        <w:rPr>
+          <w:lang w:val="sr-Cyrl-RS"/>
+        </w:rPr>
+        <w:t xml:space="preserve">стали богати извори информациија, али истовремено морају испоштовати прописане законске оквире и регулативе попут нпр. Опште уредбе о заштити података личности (енгл. </w:t>
+      </w:r>
+      <w:r>
+        <w:rPr>
+          <w:i/>
+          <w:lang w:val="sr-Latn-RS"/>
+        </w:rPr>
+        <w:t>General Data Protection Regulation (GDPR)</w:t>
+      </w:r>
+      <w:r>
+        <w:rPr>
+          <w:lang w:val="sr-Latn-RS"/>
+        </w:rPr>
+        <w:t xml:space="preserve">) </w:t>
+      </w:r>
+      <w:r>
+        <w:rPr>
+          <w:lang w:val="sr-Cyrl-RS"/>
+        </w:rPr>
+        <w:t>коју прописује Европска унија</w:t>
+      </w:r>
+      <w:r>
+        <w:rPr>
+          <w:lang w:val="sr-Latn-RS"/>
+        </w:rPr>
+        <w:t>.</w:t>
+      </w:r>
+      <w:r>
+        <w:rPr>
+          <w:lang w:val="sr-Cyrl-RS"/>
+        </w:rPr>
+        <w:t xml:space="preserve"> Осим свега наведеног, ј</w:t>
+      </w:r>
+      <w:r>
+        <w:rPr>
+          <w:lang w:val="sr-Cyrl-RS"/>
+        </w:rPr>
+        <w:t>една од кључних мотивација јесте и спречавање злоупотребе и крађе електронске енергије од стране крајњих потрошача</w:t>
+      </w:r>
+      <w:r>
+        <w:rPr>
+          <w:lang w:val="sr-Cyrl-RS"/>
+        </w:rPr>
+        <w:t xml:space="preserve"> као и све учесталији напади на критичну инфраструктуру попут.</w:t>
+      </w:r>
+    </w:p>
+    <w:p>
+      <w:pPr>
+        <w:rPr>
+          <w:lang w:val="sr-Cyrl-RS"/>
+        </w:rPr>
+      </w:pPr>
+      <w:r>
+        <w:rPr>
+          <w:lang w:val="sr-Cyrl-RS"/>
+        </w:rPr>
+        <w:t xml:space="preserve">Архитектура дистрибуираног система описаног у оквиру самог рада прати модерне трендове дигитализације електронергетског сектора који </w:t>
+      </w:r>
+      <w:r>
+        <w:rPr>
+          <w:lang w:val="sr-Cyrl-RS"/>
+        </w:rPr>
+        <w:t>постепено</w:t>
+      </w:r>
+      <w:r>
+        <w:rPr>
+          <w:lang w:val="sr-Cyrl-RS"/>
+        </w:rPr>
+        <w:t xml:space="preserve"> прелази на хибридну архитектуру која укључује чување остетљивих података у оквиру рачунарства у облаку. </w:t>
+      </w:r>
+      <w:r>
+        <w:rPr>
+          <w:lang w:val="sr-Cyrl-RS"/>
+        </w:rPr>
+        <w:t xml:space="preserve">Чување агрегираних података у оквиру рачунарства у облаку, без излагања приватних информација потрошача, постиже се маскирањем и груписањем податка пре него што напусте локалну мрежу. На овај начин наш систем постаје не само складиште података, </w:t>
+      </w:r>
+      <w:r>
+        <w:rPr>
+          <w:lang w:val="sr-Cyrl-RS"/>
+        </w:rPr>
+        <w:lastRenderedPageBreak/>
+        <w:t>већ и сервис за патметну аналитику, који уједно штити податке индивидуалних потрошача.</w:t>
+      </w:r>
+    </w:p>
+    <w:p>
+      <w:pPr>
+        <w:pStyle w:val="Heading3"/>
+      </w:pPr>
+      <w:r>
+        <w:t>1.2 Циљеви рада</w:t>
+      </w:r>
+    </w:p>
+    <w:p>
+      <w:pPr>
+        <w:rPr>
+          <w:rFonts w:cs="Times New Roman"/>
+          <w:szCs w:val="24"/>
+          <w:lang w:val="sr-Cyrl-RS"/>
+        </w:rPr>
+      </w:pPr>
+      <w:r>
+        <w:rPr>
+          <w:rFonts w:cs="Times New Roman"/>
+          <w:szCs w:val="24"/>
+          <w:lang w:val="sr-Cyrl-RS"/>
+        </w:rPr>
+        <w:t>Дипломски рад мора бити написан ћириличним писмом.</w:t>
+      </w:r>
+    </w:p>
+    <w:p>
+      <w:pPr>
+        <w:rPr>
+          <w:rFonts w:cs="Times New Roman"/>
+          <w:szCs w:val="24"/>
+          <w:lang w:val="sr-Cyrl-RS"/>
+        </w:rPr>
+      </w:pPr>
+      <w:r>
+        <w:rPr>
+          <w:rFonts w:cs="Times New Roman"/>
           <w:szCs w:val="24"/>
           <w:lang w:val="sr-Cyrl-RS"/>
         </w:rPr>
@@ -9521,10 +10036,9 @@
       </w:r>
       <w:r>
         <w:rPr>
-          <w:rFonts w:ascii="Times New Roman" w:hAnsi="Times New Roman" w:cs="Times New Roman"/>
+          <w:rFonts w:cs="Times New Roman"/>
           <w:i/>
           <w:iCs/>
-          <w:sz w:val="24"/>
           <w:szCs w:val="24"/>
           <w:lang w:val="sr-Latn-RS"/>
         </w:rPr>
@@ -9532,16 +10046,14 @@
       </w:r>
       <w:r>
         <w:rPr>
-          <w:rFonts w:ascii="Times New Roman" w:hAnsi="Times New Roman" w:cs="Times New Roman"/>
-          <w:sz w:val="24"/>
+          <w:rFonts w:cs="Times New Roman"/>
           <w:szCs w:val="24"/>
         </w:rPr>
         <w:t xml:space="preserve"> </w:t>
       </w:r>
       <w:r>
         <w:rPr>
-          <w:rFonts w:ascii="Times New Roman" w:hAnsi="Times New Roman" w:cs="Times New Roman"/>
-          <w:sz w:val="24"/>
+          <w:rFonts w:cs="Times New Roman"/>
           <w:szCs w:val="24"/>
           <w:lang w:val="sr-Cyrl-RS"/>
         </w:rPr>
@@ -9555,18 +10067,15 @@
           <w:ilvl w:val="0"/>
           <w:numId w:val="10"/>
         </w:numPr>
-        <w:jc w:val="both"/>
-        <w:rPr>
-          <w:rFonts w:ascii="Times New Roman" w:hAnsi="Times New Roman" w:cs="Times New Roman"/>
-          <w:sz w:val="24"/>
-          <w:szCs w:val="24"/>
-          <w:lang w:val="sr-Cyrl-RS"/>
-        </w:rPr>
-      </w:pPr>
-      <w:r>
-        <w:rPr>
-          <w:rFonts w:ascii="Times New Roman" w:hAnsi="Times New Roman" w:cs="Times New Roman"/>
-          <w:sz w:val="24"/>
+        <w:rPr>
+          <w:rFonts w:cs="Times New Roman"/>
+          <w:szCs w:val="24"/>
+          <w:lang w:val="sr-Cyrl-RS"/>
+        </w:rPr>
+      </w:pPr>
+      <w:r>
+        <w:rPr>
+          <w:rFonts w:cs="Times New Roman"/>
           <w:szCs w:val="24"/>
           <w:lang w:val="sr-Cyrl-RS"/>
         </w:rPr>
@@ -9574,10 +10083,9 @@
       </w:r>
       <w:r>
         <w:rPr>
-          <w:rFonts w:ascii="Times New Roman" w:hAnsi="Times New Roman" w:cs="Times New Roman"/>
+          <w:rFonts w:cs="Times New Roman"/>
           <w:i/>
           <w:iCs/>
-          <w:sz w:val="24"/>
           <w:szCs w:val="24"/>
           <w:lang w:val="sr-Latn-RS"/>
         </w:rPr>
@@ -9585,10 +10093,9 @@
       </w:r>
       <w:r>
         <w:rPr>
-          <w:rFonts w:ascii="Times New Roman" w:hAnsi="Times New Roman" w:cs="Times New Roman"/>
+          <w:rFonts w:cs="Times New Roman"/>
           <w:i/>
           <w:iCs/>
-          <w:sz w:val="24"/>
           <w:szCs w:val="24"/>
           <w:lang w:val="sr-Cyrl-RS"/>
         </w:rPr>
@@ -9596,8 +10103,7 @@
       </w:r>
       <w:r>
         <w:rPr>
-          <w:rFonts w:ascii="Times New Roman" w:hAnsi="Times New Roman" w:cs="Times New Roman"/>
-          <w:sz w:val="24"/>
+          <w:rFonts w:cs="Times New Roman"/>
           <w:szCs w:val="24"/>
           <w:lang w:val="sr-Cyrl-RS"/>
         </w:rPr>
@@ -9605,10 +10111,9 @@
       </w:r>
       <w:r>
         <w:rPr>
-          <w:rFonts w:ascii="Times New Roman" w:hAnsi="Times New Roman" w:cs="Times New Roman"/>
+          <w:rFonts w:cs="Times New Roman"/>
           <w:i/>
           <w:iCs/>
-          <w:sz w:val="24"/>
           <w:szCs w:val="24"/>
           <w:lang w:val="sr-Latn-RS"/>
         </w:rPr>
@@ -9616,8 +10121,7 @@
       </w:r>
       <w:r>
         <w:rPr>
-          <w:rFonts w:ascii="Times New Roman" w:hAnsi="Times New Roman" w:cs="Times New Roman"/>
-          <w:sz w:val="24"/>
+          <w:rFonts w:cs="Times New Roman"/>
           <w:szCs w:val="24"/>
           <w:lang w:val="sr-Latn-RS"/>
         </w:rPr>
@@ -9625,8 +10129,7 @@
       </w:r>
       <w:r>
         <w:rPr>
-          <w:rFonts w:ascii="Times New Roman" w:hAnsi="Times New Roman" w:cs="Times New Roman"/>
-          <w:sz w:val="24"/>
+          <w:rFonts w:cs="Times New Roman"/>
           <w:szCs w:val="24"/>
           <w:lang w:val="sr-Cyrl-RS"/>
         </w:rPr>
@@ -9634,10 +10137,9 @@
       </w:r>
       <w:r>
         <w:rPr>
-          <w:rFonts w:ascii="Times New Roman" w:hAnsi="Times New Roman" w:cs="Times New Roman"/>
+          <w:rFonts w:cs="Times New Roman"/>
           <w:i/>
           <w:iCs/>
-          <w:sz w:val="24"/>
           <w:szCs w:val="24"/>
           <w:lang w:val="sr-Latn-RS"/>
         </w:rPr>
@@ -9645,8 +10147,7 @@
       </w:r>
       <w:r>
         <w:rPr>
-          <w:rFonts w:ascii="Times New Roman" w:hAnsi="Times New Roman" w:cs="Times New Roman"/>
-          <w:sz w:val="24"/>
+          <w:rFonts w:cs="Times New Roman"/>
           <w:szCs w:val="24"/>
           <w:lang w:val="sr-Latn-RS"/>
         </w:rPr>
@@ -9654,8 +10155,7 @@
       </w:r>
       <w:r>
         <w:rPr>
-          <w:rFonts w:ascii="Times New Roman" w:hAnsi="Times New Roman" w:cs="Times New Roman"/>
-          <w:sz w:val="24"/>
+          <w:rFonts w:cs="Times New Roman"/>
           <w:szCs w:val="24"/>
           <w:lang w:val="sr-Cyrl-RS"/>
         </w:rPr>
@@ -9664,18 +10164,15 @@
     </w:p>
     <w:p>
       <w:pPr>
-        <w:jc w:val="both"/>
-        <w:rPr>
-          <w:rFonts w:ascii="Times New Roman" w:hAnsi="Times New Roman" w:cs="Times New Roman"/>
-          <w:sz w:val="24"/>
-          <w:szCs w:val="24"/>
-          <w:lang w:val="sr-Cyrl-RS"/>
-        </w:rPr>
-      </w:pPr>
-      <w:r>
-        <w:rPr>
-          <w:rFonts w:ascii="Times New Roman" w:hAnsi="Times New Roman" w:cs="Times New Roman"/>
-          <w:sz w:val="24"/>
+        <w:rPr>
+          <w:rFonts w:cs="Times New Roman"/>
+          <w:szCs w:val="24"/>
+          <w:lang w:val="sr-Cyrl-RS"/>
+        </w:rPr>
+      </w:pPr>
+      <w:r>
+        <w:rPr>
+          <w:rFonts w:cs="Times New Roman"/>
           <w:szCs w:val="24"/>
           <w:lang w:val="sr-Cyrl-RS"/>
         </w:rPr>
@@ -9683,10 +10180,9 @@
       </w:r>
       <w:r>
         <w:rPr>
-          <w:rFonts w:ascii="Times New Roman" w:hAnsi="Times New Roman" w:cs="Times New Roman"/>
+          <w:rFonts w:cs="Times New Roman"/>
           <w:i/>
           <w:iCs/>
-          <w:sz w:val="24"/>
           <w:szCs w:val="24"/>
           <w:lang w:val="sr-Latn-RS"/>
         </w:rPr>
@@ -9694,8 +10190,7 @@
       </w:r>
       <w:r>
         <w:rPr>
-          <w:rFonts w:ascii="Times New Roman" w:hAnsi="Times New Roman" w:cs="Times New Roman"/>
-          <w:sz w:val="24"/>
+          <w:rFonts w:cs="Times New Roman"/>
           <w:szCs w:val="24"/>
           <w:lang w:val="sr-Latn-RS"/>
         </w:rPr>
@@ -9703,8 +10198,7 @@
       </w:r>
       <w:r>
         <w:rPr>
-          <w:rFonts w:ascii="Times New Roman" w:hAnsi="Times New Roman" w:cs="Times New Roman"/>
-          <w:sz w:val="24"/>
+          <w:rFonts w:cs="Times New Roman"/>
           <w:szCs w:val="24"/>
           <w:lang w:val="sr-Cyrl-RS"/>
         </w:rPr>
@@ -9713,18 +10207,15 @@
     </w:p>
     <w:p>
       <w:pPr>
-        <w:jc w:val="both"/>
-        <w:rPr>
-          <w:rFonts w:ascii="Times New Roman" w:hAnsi="Times New Roman" w:cs="Times New Roman"/>
-          <w:sz w:val="24"/>
-          <w:szCs w:val="24"/>
-          <w:lang w:val="sr-Cyrl-RS"/>
-        </w:rPr>
-      </w:pPr>
-      <w:r>
-        <w:rPr>
-          <w:rFonts w:ascii="Times New Roman" w:hAnsi="Times New Roman" w:cs="Times New Roman"/>
-          <w:sz w:val="24"/>
+        <w:rPr>
+          <w:rFonts w:cs="Times New Roman"/>
+          <w:szCs w:val="24"/>
+          <w:lang w:val="sr-Cyrl-RS"/>
+        </w:rPr>
+      </w:pPr>
+      <w:r>
+        <w:rPr>
+          <w:rFonts w:cs="Times New Roman"/>
           <w:szCs w:val="24"/>
           <w:lang w:val="sr-Cyrl-RS"/>
         </w:rPr>
@@ -9732,10 +10223,9 @@
       </w:r>
       <w:r>
         <w:rPr>
-          <w:rFonts w:ascii="Times New Roman" w:hAnsi="Times New Roman" w:cs="Times New Roman"/>
+          <w:rFonts w:cs="Times New Roman"/>
           <w:i/>
           <w:iCs/>
-          <w:sz w:val="24"/>
           <w:szCs w:val="24"/>
           <w:lang w:val="sr-Latn-RS"/>
         </w:rPr>
@@ -9743,8 +10233,7 @@
       </w:r>
       <w:r>
         <w:rPr>
-          <w:rFonts w:ascii="Times New Roman" w:hAnsi="Times New Roman" w:cs="Times New Roman"/>
-          <w:sz w:val="24"/>
+          <w:rFonts w:cs="Times New Roman"/>
           <w:szCs w:val="24"/>
           <w:lang w:val="sr-Latn-RS"/>
         </w:rPr>
@@ -9752,8 +10241,7 @@
       </w:r>
       <w:r>
         <w:rPr>
-          <w:rFonts w:ascii="Times New Roman" w:hAnsi="Times New Roman" w:cs="Times New Roman"/>
-          <w:sz w:val="24"/>
+          <w:rFonts w:cs="Times New Roman"/>
           <w:szCs w:val="24"/>
           <w:lang w:val="sr-Cyrl-RS"/>
         </w:rPr>
@@ -9762,18 +10250,15 @@
     </w:p>
     <w:p>
       <w:pPr>
-        <w:jc w:val="both"/>
-        <w:rPr>
-          <w:rFonts w:ascii="Times New Roman" w:hAnsi="Times New Roman" w:cs="Times New Roman"/>
-          <w:sz w:val="24"/>
-          <w:szCs w:val="24"/>
-          <w:lang w:val="sr-Cyrl-RS"/>
-        </w:rPr>
-      </w:pPr>
-      <w:r>
-        <w:rPr>
-          <w:rFonts w:ascii="Times New Roman" w:hAnsi="Times New Roman" w:cs="Times New Roman"/>
-          <w:sz w:val="24"/>
+        <w:rPr>
+          <w:rFonts w:cs="Times New Roman"/>
+          <w:szCs w:val="24"/>
+          <w:lang w:val="sr-Cyrl-RS"/>
+        </w:rPr>
+      </w:pPr>
+      <w:r>
+        <w:rPr>
+          <w:rFonts w:cs="Times New Roman"/>
           <w:szCs w:val="24"/>
           <w:lang w:val="sr-Cyrl-RS"/>
         </w:rPr>
@@ -9781,10 +10266,9 @@
       </w:r>
       <w:r>
         <w:rPr>
-          <w:rFonts w:ascii="Times New Roman" w:hAnsi="Times New Roman" w:cs="Times New Roman"/>
+          <w:rFonts w:cs="Times New Roman"/>
           <w:i/>
           <w:iCs/>
-          <w:sz w:val="24"/>
           <w:szCs w:val="24"/>
           <w:lang w:val="sr-Latn-RS"/>
         </w:rPr>
@@ -9792,8 +10276,7 @@
       </w:r>
       <w:r>
         <w:rPr>
-          <w:rFonts w:ascii="Times New Roman" w:hAnsi="Times New Roman" w:cs="Times New Roman"/>
-          <w:sz w:val="24"/>
+          <w:rFonts w:cs="Times New Roman"/>
           <w:szCs w:val="24"/>
           <w:lang w:val="sr-Latn-RS"/>
         </w:rPr>
@@ -9801,8 +10284,7 @@
       </w:r>
       <w:r>
         <w:rPr>
-          <w:rFonts w:ascii="Times New Roman" w:hAnsi="Times New Roman" w:cs="Times New Roman"/>
-          <w:sz w:val="24"/>
+          <w:rFonts w:cs="Times New Roman"/>
           <w:szCs w:val="24"/>
           <w:lang w:val="sr-Cyrl-RS"/>
         </w:rPr>
@@ -9811,18 +10293,15 @@
     </w:p>
     <w:p>
       <w:pPr>
-        <w:jc w:val="both"/>
-        <w:rPr>
-          <w:rFonts w:ascii="Times New Roman" w:hAnsi="Times New Roman" w:cs="Times New Roman"/>
-          <w:sz w:val="24"/>
-          <w:szCs w:val="24"/>
-          <w:lang w:val="sr-Cyrl-RS"/>
-        </w:rPr>
-      </w:pPr>
-      <w:r>
-        <w:rPr>
-          <w:rFonts w:ascii="Times New Roman" w:hAnsi="Times New Roman" w:cs="Times New Roman"/>
-          <w:sz w:val="24"/>
+        <w:rPr>
+          <w:rFonts w:cs="Times New Roman"/>
+          <w:szCs w:val="24"/>
+          <w:lang w:val="sr-Cyrl-RS"/>
+        </w:rPr>
+      </w:pPr>
+      <w:r>
+        <w:rPr>
+          <w:rFonts w:cs="Times New Roman"/>
           <w:szCs w:val="24"/>
           <w:lang w:val="sr-Cyrl-RS"/>
         </w:rPr>
@@ -9830,8 +10309,7 @@
       </w:r>
       <w:r>
         <w:rPr>
-          <w:rFonts w:ascii="Times New Roman" w:hAnsi="Times New Roman" w:cs="Times New Roman"/>
-          <w:sz w:val="24"/>
+          <w:rFonts w:cs="Times New Roman"/>
           <w:szCs w:val="24"/>
           <w:lang w:val="sr-Cyrl-RS"/>
         </w:rPr>
@@ -9839,8 +10317,7 @@
       </w:r>
       <w:r>
         <w:rPr>
-          <w:rFonts w:ascii="Times New Roman" w:hAnsi="Times New Roman" w:cs="Times New Roman"/>
-          <w:sz w:val="24"/>
+          <w:rFonts w:cs="Times New Roman"/>
           <w:szCs w:val="24"/>
           <w:lang w:val="sr-Cyrl-RS"/>
         </w:rPr>
@@ -9848,8 +10325,7 @@
       </w:r>
       <w:r>
         <w:rPr>
-          <w:rFonts w:ascii="Times New Roman" w:hAnsi="Times New Roman" w:cs="Times New Roman"/>
-          <w:sz w:val="24"/>
+          <w:rFonts w:cs="Times New Roman"/>
           <w:szCs w:val="24"/>
           <w:lang w:val="sr-Cyrl-RS"/>
         </w:rPr>
@@ -9863,18 +10339,15 @@
           <w:ilvl w:val="0"/>
           <w:numId w:val="2"/>
         </w:numPr>
-        <w:jc w:val="both"/>
-        <w:rPr>
-          <w:rFonts w:ascii="Times New Roman" w:hAnsi="Times New Roman" w:cs="Times New Roman"/>
-          <w:sz w:val="24"/>
-          <w:szCs w:val="24"/>
-          <w:lang w:val="sr-Cyrl-RS"/>
-        </w:rPr>
-      </w:pPr>
-      <w:r>
-        <w:rPr>
-          <w:rFonts w:ascii="Times New Roman" w:hAnsi="Times New Roman" w:cs="Times New Roman"/>
-          <w:sz w:val="24"/>
+        <w:rPr>
+          <w:rFonts w:cs="Times New Roman"/>
+          <w:szCs w:val="24"/>
+          <w:lang w:val="sr-Cyrl-RS"/>
+        </w:rPr>
+      </w:pPr>
+      <w:r>
+        <w:rPr>
+          <w:rFonts w:cs="Times New Roman"/>
           <w:szCs w:val="24"/>
           <w:lang w:val="sr-Cyrl-RS"/>
         </w:rPr>
@@ -9884,18 +10357,15 @@
     <w:p>
       <w:pPr>
         <w:pStyle w:val="ListParagraph"/>
-        <w:jc w:val="both"/>
-        <w:rPr>
-          <w:rFonts w:ascii="Times New Roman" w:hAnsi="Times New Roman" w:cs="Times New Roman"/>
-          <w:sz w:val="24"/>
-          <w:szCs w:val="24"/>
-          <w:lang w:val="sr-Cyrl-RS"/>
-        </w:rPr>
-      </w:pPr>
-      <w:r>
-        <w:rPr>
-          <w:rFonts w:ascii="Times New Roman" w:hAnsi="Times New Roman" w:cs="Times New Roman"/>
-          <w:sz w:val="24"/>
+        <w:rPr>
+          <w:rFonts w:cs="Times New Roman"/>
+          <w:szCs w:val="24"/>
+          <w:lang w:val="sr-Cyrl-RS"/>
+        </w:rPr>
+      </w:pPr>
+      <w:r>
+        <w:rPr>
+          <w:rFonts w:cs="Times New Roman"/>
           <w:szCs w:val="24"/>
           <w:lang w:val="sr-Cyrl-RS"/>
         </w:rPr>
@@ -9903,8 +10373,7 @@
       </w:r>
       <w:r>
         <w:rPr>
-          <w:rFonts w:ascii="Times New Roman" w:hAnsi="Times New Roman" w:cs="Times New Roman"/>
-          <w:sz w:val="24"/>
+          <w:rFonts w:cs="Times New Roman"/>
           <w:szCs w:val="24"/>
           <w:lang w:val="sr-Cyrl-RS"/>
         </w:rPr>
@@ -9912,8 +10381,7 @@
       </w:r>
       <w:r>
         <w:rPr>
-          <w:rFonts w:ascii="Times New Roman" w:hAnsi="Times New Roman" w:cs="Times New Roman"/>
-          <w:sz w:val="24"/>
+          <w:rFonts w:cs="Times New Roman"/>
           <w:szCs w:val="24"/>
           <w:lang w:val="sr-Cyrl-RS"/>
         </w:rPr>
@@ -9922,18 +10390,15 @@
     </w:p>
     <w:p>
       <w:pPr>
-        <w:jc w:val="both"/>
-        <w:rPr>
-          <w:rFonts w:ascii="Times New Roman" w:hAnsi="Times New Roman" w:cs="Times New Roman"/>
-          <w:sz w:val="24"/>
-          <w:szCs w:val="24"/>
-          <w:lang w:val="sr-Cyrl-RS"/>
-        </w:rPr>
-      </w:pPr>
-      <w:r>
-        <w:rPr>
-          <w:rFonts w:ascii="Times New Roman" w:hAnsi="Times New Roman" w:cs="Times New Roman"/>
-          <w:sz w:val="24"/>
+        <w:rPr>
+          <w:rFonts w:cs="Times New Roman"/>
+          <w:szCs w:val="24"/>
+          <w:lang w:val="sr-Cyrl-RS"/>
+        </w:rPr>
+      </w:pPr>
+      <w:r>
+        <w:rPr>
+          <w:rFonts w:cs="Times New Roman"/>
           <w:szCs w:val="24"/>
           <w:lang w:val="sr-Cyrl-RS"/>
         </w:rPr>
@@ -9941,8 +10406,7 @@
       </w:r>
       <w:r>
         <w:rPr>
-          <w:rFonts w:ascii="Times New Roman" w:hAnsi="Times New Roman" w:cs="Times New Roman"/>
-          <w:sz w:val="24"/>
+          <w:rFonts w:cs="Times New Roman"/>
           <w:szCs w:val="24"/>
           <w:lang w:val="sr-Cyrl-RS"/>
         </w:rPr>
@@ -9950,8 +10414,7 @@
       </w:r>
       <w:r>
         <w:rPr>
-          <w:rFonts w:ascii="Times New Roman" w:hAnsi="Times New Roman" w:cs="Times New Roman"/>
-          <w:sz w:val="24"/>
+          <w:rFonts w:cs="Times New Roman"/>
           <w:szCs w:val="24"/>
           <w:lang w:val="sr-Cyrl-RS"/>
         </w:rPr>
@@ -9959,8 +10422,7 @@
       </w:r>
       <w:r>
         <w:rPr>
-          <w:rFonts w:ascii="Times New Roman" w:hAnsi="Times New Roman" w:cs="Times New Roman"/>
-          <w:sz w:val="24"/>
+          <w:rFonts w:cs="Times New Roman"/>
           <w:szCs w:val="24"/>
           <w:lang w:val="sr-Cyrl-RS"/>
         </w:rPr>
@@ -9968,8 +10430,7 @@
       </w:r>
       <w:r>
         <w:rPr>
-          <w:rFonts w:ascii="Times New Roman" w:hAnsi="Times New Roman" w:cs="Times New Roman"/>
-          <w:sz w:val="24"/>
+          <w:rFonts w:cs="Times New Roman"/>
           <w:szCs w:val="24"/>
           <w:lang w:val="sr-Cyrl-RS"/>
         </w:rPr>
@@ -9977,8 +10438,7 @@
       </w:r>
       <w:r>
         <w:rPr>
-          <w:rFonts w:ascii="Times New Roman" w:hAnsi="Times New Roman" w:cs="Times New Roman"/>
-          <w:sz w:val="24"/>
+          <w:rFonts w:cs="Times New Roman"/>
           <w:szCs w:val="24"/>
           <w:lang w:val="sr-Cyrl-RS"/>
         </w:rPr>
@@ -9986,8 +10446,7 @@
       </w:r>
       <w:r>
         <w:rPr>
-          <w:rFonts w:ascii="Times New Roman" w:hAnsi="Times New Roman" w:cs="Times New Roman"/>
-          <w:sz w:val="24"/>
+          <w:rFonts w:cs="Times New Roman"/>
           <w:szCs w:val="24"/>
           <w:lang w:val="sr-Cyrl-RS"/>
         </w:rPr>
@@ -9995,8 +10454,7 @@
       </w:r>
       <w:r>
         <w:rPr>
-          <w:rFonts w:ascii="Times New Roman" w:hAnsi="Times New Roman" w:cs="Times New Roman"/>
-          <w:sz w:val="24"/>
+          <w:rFonts w:cs="Times New Roman"/>
           <w:szCs w:val="24"/>
           <w:lang w:val="sr-Cyrl-RS"/>
         </w:rPr>
@@ -10010,18 +10468,15 @@
           <w:ilvl w:val="0"/>
           <w:numId w:val="2"/>
         </w:numPr>
-        <w:jc w:val="both"/>
-        <w:rPr>
-          <w:rFonts w:ascii="Times New Roman" w:hAnsi="Times New Roman" w:cs="Times New Roman"/>
-          <w:sz w:val="24"/>
-          <w:szCs w:val="24"/>
-          <w:lang w:val="sr-Cyrl-RS"/>
-        </w:rPr>
-      </w:pPr>
-      <w:r>
-        <w:rPr>
-          <w:rFonts w:ascii="Times New Roman" w:hAnsi="Times New Roman" w:cs="Times New Roman"/>
-          <w:sz w:val="24"/>
+        <w:rPr>
+          <w:rFonts w:cs="Times New Roman"/>
+          <w:szCs w:val="24"/>
+          <w:lang w:val="sr-Cyrl-RS"/>
+        </w:rPr>
+      </w:pPr>
+      <w:r>
+        <w:rPr>
+          <w:rFonts w:cs="Times New Roman"/>
           <w:szCs w:val="24"/>
           <w:lang w:val="sr-Cyrl-RS"/>
         </w:rPr>
@@ -10031,18 +10486,15 @@
     <w:p>
       <w:pPr>
         <w:pStyle w:val="ListParagraph"/>
-        <w:jc w:val="both"/>
-        <w:rPr>
-          <w:rFonts w:ascii="Times New Roman" w:hAnsi="Times New Roman" w:cs="Times New Roman"/>
-          <w:sz w:val="24"/>
-          <w:szCs w:val="24"/>
-          <w:lang w:val="sr-Cyrl-RS"/>
-        </w:rPr>
-      </w:pPr>
-      <w:r>
-        <w:rPr>
-          <w:rFonts w:ascii="Times New Roman" w:hAnsi="Times New Roman" w:cs="Times New Roman"/>
-          <w:sz w:val="24"/>
+        <w:rPr>
+          <w:rFonts w:cs="Times New Roman"/>
+          <w:szCs w:val="24"/>
+          <w:lang w:val="sr-Cyrl-RS"/>
+        </w:rPr>
+      </w:pPr>
+      <w:r>
+        <w:rPr>
+          <w:rFonts w:cs="Times New Roman"/>
           <w:szCs w:val="24"/>
           <w:lang w:val="sr-Cyrl-RS"/>
         </w:rPr>
@@ -10051,18 +10503,15 @@
     </w:p>
     <w:p>
       <w:pPr>
-        <w:jc w:val="both"/>
-        <w:rPr>
-          <w:rFonts w:ascii="Times New Roman" w:hAnsi="Times New Roman" w:cs="Times New Roman"/>
-          <w:sz w:val="24"/>
-          <w:szCs w:val="24"/>
-          <w:lang w:val="sr-Cyrl-RS"/>
-        </w:rPr>
-      </w:pPr>
-      <w:r>
-        <w:rPr>
-          <w:rFonts w:ascii="Times New Roman" w:hAnsi="Times New Roman" w:cs="Times New Roman"/>
-          <w:sz w:val="24"/>
+        <w:rPr>
+          <w:rFonts w:cs="Times New Roman"/>
+          <w:szCs w:val="24"/>
+          <w:lang w:val="sr-Cyrl-RS"/>
+        </w:rPr>
+      </w:pPr>
+      <w:r>
+        <w:rPr>
+          <w:rFonts w:cs="Times New Roman"/>
           <w:szCs w:val="24"/>
           <w:lang w:val="sr-Cyrl-RS"/>
         </w:rPr>
@@ -10070,8 +10519,7 @@
       </w:r>
       <w:r>
         <w:rPr>
-          <w:rFonts w:ascii="Times New Roman" w:hAnsi="Times New Roman" w:cs="Times New Roman"/>
-          <w:sz w:val="24"/>
+          <w:rFonts w:cs="Times New Roman"/>
           <w:szCs w:val="24"/>
           <w:lang w:val="sr-Cyrl-RS"/>
         </w:rPr>
@@ -10085,18 +10533,15 @@
           <w:ilvl w:val="0"/>
           <w:numId w:val="2"/>
         </w:numPr>
-        <w:jc w:val="both"/>
-        <w:rPr>
-          <w:rFonts w:ascii="Times New Roman" w:hAnsi="Times New Roman" w:cs="Times New Roman"/>
-          <w:sz w:val="24"/>
-          <w:szCs w:val="24"/>
-          <w:lang w:val="sr-Cyrl-RS"/>
-        </w:rPr>
-      </w:pPr>
-      <w:r>
-        <w:rPr>
-          <w:rFonts w:ascii="Times New Roman" w:hAnsi="Times New Roman" w:cs="Times New Roman"/>
-          <w:sz w:val="24"/>
+        <w:rPr>
+          <w:rFonts w:cs="Times New Roman"/>
+          <w:szCs w:val="24"/>
+          <w:lang w:val="sr-Cyrl-RS"/>
+        </w:rPr>
+      </w:pPr>
+      <w:r>
+        <w:rPr>
+          <w:rFonts w:cs="Times New Roman"/>
           <w:szCs w:val="24"/>
           <w:lang w:val="sr-Cyrl-RS"/>
         </w:rPr>
@@ -10106,18 +10551,15 @@
     <w:p>
       <w:pPr>
         <w:pStyle w:val="ListParagraph"/>
-        <w:jc w:val="both"/>
-        <w:rPr>
-          <w:rFonts w:ascii="Times New Roman" w:hAnsi="Times New Roman" w:cs="Times New Roman"/>
-          <w:sz w:val="24"/>
-          <w:szCs w:val="24"/>
-          <w:lang w:val="sr-Cyrl-RS"/>
-        </w:rPr>
-      </w:pPr>
-      <w:r>
-        <w:rPr>
-          <w:rFonts w:ascii="Times New Roman" w:hAnsi="Times New Roman" w:cs="Times New Roman"/>
-          <w:sz w:val="24"/>
+        <w:rPr>
+          <w:rFonts w:cs="Times New Roman"/>
+          <w:szCs w:val="24"/>
+          <w:lang w:val="sr-Cyrl-RS"/>
+        </w:rPr>
+      </w:pPr>
+      <w:r>
+        <w:rPr>
+          <w:rFonts w:cs="Times New Roman"/>
           <w:szCs w:val="24"/>
           <w:lang w:val="sr-Cyrl-RS"/>
         </w:rPr>
@@ -10126,18 +10568,15 @@
     </w:p>
     <w:p>
       <w:pPr>
-        <w:jc w:val="both"/>
-        <w:rPr>
-          <w:rFonts w:ascii="Times New Roman" w:hAnsi="Times New Roman" w:cs="Times New Roman"/>
-          <w:sz w:val="24"/>
-          <w:szCs w:val="24"/>
-          <w:lang w:val="sr-Cyrl-RS"/>
-        </w:rPr>
-      </w:pPr>
-      <w:r>
-        <w:rPr>
-          <w:rFonts w:ascii="Times New Roman" w:hAnsi="Times New Roman" w:cs="Times New Roman"/>
-          <w:sz w:val="24"/>
+        <w:rPr>
+          <w:rFonts w:cs="Times New Roman"/>
+          <w:szCs w:val="24"/>
+          <w:lang w:val="sr-Cyrl-RS"/>
+        </w:rPr>
+      </w:pPr>
+      <w:r>
+        <w:rPr>
+          <w:rFonts w:cs="Times New Roman"/>
           <w:szCs w:val="24"/>
           <w:lang w:val="sr-Cyrl-RS"/>
         </w:rPr>
@@ -10151,18 +10590,15 @@
           <w:ilvl w:val="0"/>
           <w:numId w:val="2"/>
         </w:numPr>
-        <w:jc w:val="both"/>
-        <w:rPr>
-          <w:rFonts w:ascii="Times New Roman" w:hAnsi="Times New Roman" w:cs="Times New Roman"/>
-          <w:sz w:val="24"/>
-          <w:szCs w:val="24"/>
-          <w:lang w:val="sr-Cyrl-RS"/>
-        </w:rPr>
-      </w:pPr>
-      <w:r>
-        <w:rPr>
-          <w:rFonts w:ascii="Times New Roman" w:hAnsi="Times New Roman" w:cs="Times New Roman"/>
-          <w:sz w:val="24"/>
+        <w:rPr>
+          <w:rFonts w:cs="Times New Roman"/>
+          <w:szCs w:val="24"/>
+          <w:lang w:val="sr-Cyrl-RS"/>
+        </w:rPr>
+      </w:pPr>
+      <w:r>
+        <w:rPr>
+          <w:rFonts w:cs="Times New Roman"/>
           <w:szCs w:val="24"/>
           <w:lang w:val="sr-Cyrl-RS"/>
         </w:rPr>
@@ -10170,36 +10606,32 @@
       </w:r>
       <w:r>
         <w:rPr>
-          <w:rFonts w:ascii="Times New Roman" w:hAnsi="Times New Roman" w:cs="Times New Roman"/>
+          <w:rFonts w:cs="Times New Roman"/>
           <w:i/>
           <w:iCs/>
-          <w:sz w:val="24"/>
           <w:szCs w:val="24"/>
         </w:rPr>
         <w:t>Business Process Model and Notation</w:t>
       </w:r>
       <w:r>
         <w:rPr>
-          <w:rFonts w:ascii="Times New Roman" w:hAnsi="Times New Roman" w:cs="Times New Roman"/>
-          <w:sz w:val="24"/>
+          <w:rFonts w:cs="Times New Roman"/>
           <w:szCs w:val="24"/>
         </w:rPr>
         <w:t xml:space="preserve"> (</w:t>
       </w:r>
       <w:r>
         <w:rPr>
-          <w:rFonts w:ascii="Times New Roman" w:hAnsi="Times New Roman" w:cs="Times New Roman"/>
+          <w:rFonts w:cs="Times New Roman"/>
           <w:i/>
           <w:iCs/>
-          <w:sz w:val="24"/>
           <w:szCs w:val="24"/>
         </w:rPr>
         <w:t>BPMN</w:t>
       </w:r>
       <w:r>
         <w:rPr>
-          <w:rFonts w:ascii="Times New Roman" w:hAnsi="Times New Roman" w:cs="Times New Roman"/>
-          <w:sz w:val="24"/>
+          <w:rFonts w:cs="Times New Roman"/>
           <w:szCs w:val="24"/>
         </w:rPr>
         <w:t>)</w:t>
@@ -10207,18 +10639,15 @@
     </w:p>
     <w:p>
       <w:pPr>
-        <w:jc w:val="both"/>
-        <w:rPr>
-          <w:rFonts w:ascii="Times New Roman" w:hAnsi="Times New Roman" w:cs="Times New Roman"/>
-          <w:sz w:val="24"/>
-          <w:szCs w:val="24"/>
-          <w:lang w:val="sr-Cyrl-RS"/>
-        </w:rPr>
-      </w:pPr>
-      <w:r>
-        <w:rPr>
-          <w:rFonts w:ascii="Times New Roman" w:hAnsi="Times New Roman" w:cs="Times New Roman"/>
-          <w:sz w:val="24"/>
+        <w:rPr>
+          <w:rFonts w:cs="Times New Roman"/>
+          <w:szCs w:val="24"/>
+          <w:lang w:val="sr-Cyrl-RS"/>
+        </w:rPr>
+      </w:pPr>
+      <w:r>
+        <w:rPr>
+          <w:rFonts w:cs="Times New Roman"/>
           <w:szCs w:val="24"/>
           <w:lang w:val="sr-Cyrl-RS"/>
         </w:rPr>
@@ -10226,8 +10655,7 @@
       </w:r>
       <w:r>
         <w:rPr>
-          <w:rFonts w:ascii="Times New Roman" w:hAnsi="Times New Roman" w:cs="Times New Roman"/>
-          <w:sz w:val="24"/>
+          <w:rFonts w:cs="Times New Roman"/>
           <w:szCs w:val="24"/>
           <w:lang w:val="sr-Cyrl-RS"/>
         </w:rPr>
@@ -10235,8 +10663,7 @@
       </w:r>
       <w:r>
         <w:rPr>
-          <w:rFonts w:ascii="Times New Roman" w:hAnsi="Times New Roman" w:cs="Times New Roman"/>
-          <w:sz w:val="24"/>
+          <w:rFonts w:cs="Times New Roman"/>
           <w:szCs w:val="24"/>
           <w:lang w:val="sr-Cyrl-RS"/>
         </w:rPr>
@@ -10244,16 +10671,14 @@
       </w:r>
       <w:r>
         <w:rPr>
-          <w:rFonts w:ascii="Times New Roman" w:hAnsi="Times New Roman" w:cs="Times New Roman"/>
-          <w:sz w:val="24"/>
+          <w:rFonts w:cs="Times New Roman"/>
           <w:szCs w:val="24"/>
         </w:rPr>
         <w:t>.</w:t>
       </w:r>
       <w:r>
         <w:rPr>
-          <w:rFonts w:ascii="Times New Roman" w:hAnsi="Times New Roman" w:cs="Times New Roman"/>
-          <w:sz w:val="24"/>
+          <w:rFonts w:cs="Times New Roman"/>
           <w:szCs w:val="24"/>
           <w:lang w:val="sr-Cyrl-RS"/>
         </w:rPr>
@@ -10267,18 +10692,15 @@
           <w:ilvl w:val="0"/>
           <w:numId w:val="2"/>
         </w:numPr>
-        <w:jc w:val="both"/>
-        <w:rPr>
-          <w:rFonts w:ascii="Times New Roman" w:hAnsi="Times New Roman" w:cs="Times New Roman"/>
-          <w:sz w:val="24"/>
-          <w:szCs w:val="24"/>
-          <w:lang w:val="sr-Cyrl-RS"/>
-        </w:rPr>
-      </w:pPr>
-      <w:r>
-        <w:rPr>
-          <w:rFonts w:ascii="Times New Roman" w:hAnsi="Times New Roman" w:cs="Times New Roman"/>
-          <w:sz w:val="24"/>
+        <w:rPr>
+          <w:rFonts w:cs="Times New Roman"/>
+          <w:szCs w:val="24"/>
+          <w:lang w:val="sr-Cyrl-RS"/>
+        </w:rPr>
+      </w:pPr>
+      <w:r>
+        <w:rPr>
+          <w:rFonts w:cs="Times New Roman"/>
           <w:szCs w:val="24"/>
           <w:lang w:val="sr-Cyrl-RS"/>
         </w:rPr>
@@ -10286,18 +10708,16 @@
       </w:r>
       <w:r>
         <w:rPr>
-          <w:rFonts w:ascii="Times New Roman" w:hAnsi="Times New Roman" w:cs="Times New Roman"/>
+          <w:rFonts w:cs="Times New Roman"/>
           <w:i/>
           <w:iCs/>
-          <w:sz w:val="24"/>
           <w:szCs w:val="24"/>
         </w:rPr>
         <w:t>Labeled Property Graph</w:t>
       </w:r>
       <w:r>
         <w:rPr>
-          <w:rFonts w:ascii="Times New Roman" w:hAnsi="Times New Roman" w:cs="Times New Roman"/>
-          <w:sz w:val="24"/>
+          <w:rFonts w:cs="Times New Roman"/>
           <w:szCs w:val="24"/>
         </w:rPr>
         <w:t>)</w:t>
@@ -10310,18 +10730,15 @@
           <w:ilvl w:val="0"/>
           <w:numId w:val="2"/>
         </w:numPr>
-        <w:jc w:val="both"/>
-        <w:rPr>
-          <w:rFonts w:ascii="Times New Roman" w:hAnsi="Times New Roman" w:cs="Times New Roman"/>
-          <w:sz w:val="24"/>
-          <w:szCs w:val="24"/>
-          <w:lang w:val="sr-Cyrl-RS"/>
-        </w:rPr>
-      </w:pPr>
-      <w:r>
-        <w:rPr>
-          <w:rFonts w:ascii="Times New Roman" w:hAnsi="Times New Roman" w:cs="Times New Roman"/>
-          <w:sz w:val="24"/>
+        <w:rPr>
+          <w:rFonts w:cs="Times New Roman"/>
+          <w:szCs w:val="24"/>
+          <w:lang w:val="sr-Cyrl-RS"/>
+        </w:rPr>
+      </w:pPr>
+      <w:r>
+        <w:rPr>
+          <w:rFonts w:cs="Times New Roman"/>
           <w:szCs w:val="24"/>
           <w:lang w:val="sr-Cyrl-RS"/>
         </w:rPr>
@@ -10329,20 +10746,18 @@
       </w:r>
       <w:r>
         <w:rPr>
-          <w:rFonts w:ascii="Times New Roman" w:hAnsi="Times New Roman" w:cs="Times New Roman"/>
+          <w:rFonts w:cs="Times New Roman"/>
           <w:i/>
           <w:iCs/>
-          <w:sz w:val="24"/>
           <w:szCs w:val="24"/>
         </w:rPr>
         <w:t>Labeled Property Graph</w:t>
       </w:r>
       <w:r>
         <w:rPr>
-          <w:rFonts w:ascii="Times New Roman" w:hAnsi="Times New Roman" w:cs="Times New Roman"/>
+          <w:rFonts w:cs="Times New Roman"/>
           <w:i/>
           <w:iCs/>
-          <w:sz w:val="24"/>
           <w:szCs w:val="24"/>
           <w:lang w:val="sr-Cyrl-RS"/>
         </w:rPr>
@@ -10350,8 +10765,7 @@
       </w:r>
       <w:r>
         <w:rPr>
-          <w:rFonts w:ascii="Times New Roman" w:hAnsi="Times New Roman" w:cs="Times New Roman"/>
-          <w:sz w:val="24"/>
+          <w:rFonts w:cs="Times New Roman"/>
           <w:szCs w:val="24"/>
           <w:lang w:val="sr-Latn-RS"/>
         </w:rPr>
@@ -10359,10 +10773,9 @@
       </w:r>
       <w:r>
         <w:rPr>
-          <w:rFonts w:ascii="Times New Roman" w:hAnsi="Times New Roman" w:cs="Times New Roman"/>
+          <w:rFonts w:cs="Times New Roman"/>
           <w:i/>
           <w:iCs/>
-          <w:sz w:val="24"/>
           <w:szCs w:val="24"/>
           <w:lang w:val="sr-Latn-RS"/>
         </w:rPr>
@@ -10370,8 +10783,7 @@
       </w:r>
       <w:r>
         <w:rPr>
-          <w:rFonts w:ascii="Times New Roman" w:hAnsi="Times New Roman" w:cs="Times New Roman"/>
-          <w:sz w:val="24"/>
+          <w:rFonts w:cs="Times New Roman"/>
           <w:szCs w:val="24"/>
           <w:lang w:val="sr-Latn-RS"/>
         </w:rPr>
@@ -10379,16 +10791,14 @@
       </w:r>
       <w:r>
         <w:rPr>
-          <w:rFonts w:ascii="Times New Roman" w:hAnsi="Times New Roman" w:cs="Times New Roman"/>
-          <w:sz w:val="24"/>
+          <w:rFonts w:cs="Times New Roman"/>
           <w:szCs w:val="24"/>
         </w:rPr>
         <w:t xml:space="preserve">) </w:t>
       </w:r>
       <w:r>
         <w:rPr>
-          <w:rFonts w:ascii="Times New Roman" w:hAnsi="Times New Roman" w:cs="Times New Roman"/>
-          <w:sz w:val="24"/>
+          <w:rFonts w:cs="Times New Roman"/>
           <w:szCs w:val="24"/>
           <w:lang w:val="sr-Cyrl-RS"/>
         </w:rPr>
@@ -10397,18 +10807,15 @@
     </w:p>
     <w:p>
       <w:pPr>
-        <w:jc w:val="both"/>
-        <w:rPr>
-          <w:rFonts w:ascii="Times New Roman" w:hAnsi="Times New Roman" w:cs="Times New Roman"/>
-          <w:sz w:val="24"/>
-          <w:szCs w:val="24"/>
-          <w:lang w:val="sr-Cyrl-RS"/>
-        </w:rPr>
-      </w:pPr>
-      <w:r>
-        <w:rPr>
-          <w:rFonts w:ascii="Times New Roman" w:hAnsi="Times New Roman" w:cs="Times New Roman"/>
-          <w:sz w:val="24"/>
+        <w:rPr>
+          <w:rFonts w:cs="Times New Roman"/>
+          <w:szCs w:val="24"/>
+          <w:lang w:val="sr-Cyrl-RS"/>
+        </w:rPr>
+      </w:pPr>
+      <w:r>
+        <w:rPr>
+          <w:rFonts w:cs="Times New Roman"/>
           <w:szCs w:val="24"/>
           <w:lang w:val="sr-Cyrl-RS"/>
         </w:rPr>
@@ -10422,18 +10829,15 @@
           <w:ilvl w:val="0"/>
           <w:numId w:val="6"/>
         </w:numPr>
-        <w:jc w:val="both"/>
-        <w:rPr>
-          <w:rFonts w:ascii="Times New Roman" w:hAnsi="Times New Roman" w:cs="Times New Roman"/>
-          <w:sz w:val="24"/>
-          <w:szCs w:val="24"/>
-          <w:lang w:val="sr-Cyrl-RS"/>
-        </w:rPr>
-      </w:pPr>
-      <w:r>
-        <w:rPr>
-          <w:rFonts w:ascii="Times New Roman" w:hAnsi="Times New Roman" w:cs="Times New Roman"/>
-          <w:sz w:val="24"/>
+        <w:rPr>
+          <w:rFonts w:cs="Times New Roman"/>
+          <w:szCs w:val="24"/>
+          <w:lang w:val="sr-Cyrl-RS"/>
+        </w:rPr>
+      </w:pPr>
+      <w:r>
+        <w:rPr>
+          <w:rFonts w:cs="Times New Roman"/>
           <w:szCs w:val="24"/>
           <w:lang w:val="sr-Cyrl-RS"/>
         </w:rPr>
@@ -10441,10 +10845,9 @@
       </w:r>
       <w:r>
         <w:rPr>
-          <w:rFonts w:ascii="Times New Roman" w:hAnsi="Times New Roman" w:cs="Times New Roman"/>
+          <w:rFonts w:cs="Times New Roman"/>
           <w:i/>
           <w:iCs/>
-          <w:sz w:val="24"/>
           <w:szCs w:val="24"/>
           <w:lang w:val="sr-Latn-RS"/>
         </w:rPr>
@@ -10452,8 +10855,7 @@
       </w:r>
       <w:r>
         <w:rPr>
-          <w:rFonts w:ascii="Times New Roman" w:hAnsi="Times New Roman" w:cs="Times New Roman"/>
-          <w:sz w:val="24"/>
+          <w:rFonts w:cs="Times New Roman"/>
           <w:szCs w:val="24"/>
           <w:lang w:val="sr-Cyrl-RS"/>
         </w:rPr>
@@ -10463,18 +10865,15 @@
     <w:p>
       <w:pPr>
         <w:pStyle w:val="ListParagraph"/>
-        <w:jc w:val="both"/>
-        <w:rPr>
-          <w:rFonts w:ascii="Times New Roman" w:hAnsi="Times New Roman" w:cs="Times New Roman"/>
-          <w:sz w:val="24"/>
-          <w:szCs w:val="24"/>
-          <w:lang w:val="sr-Cyrl-RS"/>
-        </w:rPr>
-      </w:pPr>
-      <w:r>
-        <w:rPr>
-          <w:rFonts w:ascii="Times New Roman" w:hAnsi="Times New Roman" w:cs="Times New Roman"/>
-          <w:sz w:val="24"/>
+        <w:rPr>
+          <w:rFonts w:cs="Times New Roman"/>
+          <w:szCs w:val="24"/>
+          <w:lang w:val="sr-Cyrl-RS"/>
+        </w:rPr>
+      </w:pPr>
+      <w:r>
+        <w:rPr>
+          <w:rFonts w:cs="Times New Roman"/>
           <w:szCs w:val="24"/>
           <w:lang w:val="sr-Cyrl-RS"/>
         </w:rPr>
@@ -10482,10 +10881,9 @@
       </w:r>
       <w:r>
         <w:rPr>
-          <w:rFonts w:ascii="Times New Roman" w:hAnsi="Times New Roman" w:cs="Times New Roman"/>
+          <w:rFonts w:cs="Times New Roman"/>
           <w:i/>
           <w:iCs/>
-          <w:sz w:val="24"/>
           <w:szCs w:val="24"/>
           <w:lang w:val="sr-Latn-RS"/>
         </w:rPr>
@@ -10499,18 +10897,15 @@
           <w:ilvl w:val="0"/>
           <w:numId w:val="6"/>
         </w:numPr>
-        <w:jc w:val="both"/>
-        <w:rPr>
-          <w:rFonts w:ascii="Times New Roman" w:hAnsi="Times New Roman" w:cs="Times New Roman"/>
-          <w:sz w:val="24"/>
-          <w:szCs w:val="24"/>
-          <w:lang w:val="sr-Cyrl-RS"/>
-        </w:rPr>
-      </w:pPr>
-      <w:r>
-        <w:rPr>
-          <w:rFonts w:ascii="Times New Roman" w:hAnsi="Times New Roman" w:cs="Times New Roman"/>
-          <w:sz w:val="24"/>
+        <w:rPr>
+          <w:rFonts w:cs="Times New Roman"/>
+          <w:szCs w:val="24"/>
+          <w:lang w:val="sr-Cyrl-RS"/>
+        </w:rPr>
+      </w:pPr>
+      <w:r>
+        <w:rPr>
+          <w:rFonts w:cs="Times New Roman"/>
           <w:szCs w:val="24"/>
           <w:lang w:val="sr-Cyrl-RS"/>
         </w:rPr>
@@ -10518,8 +10913,7 @@
       </w:r>
       <w:r>
         <w:rPr>
-          <w:rFonts w:ascii="Times New Roman" w:hAnsi="Times New Roman" w:cs="Times New Roman"/>
-          <w:sz w:val="24"/>
+          <w:rFonts w:cs="Times New Roman"/>
           <w:szCs w:val="24"/>
           <w:lang w:val="sr-Cyrl-RS"/>
         </w:rPr>
@@ -10527,8 +10921,7 @@
       </w:r>
       <w:r>
         <w:rPr>
-          <w:rFonts w:ascii="Times New Roman" w:hAnsi="Times New Roman" w:cs="Times New Roman"/>
-          <w:sz w:val="24"/>
+          <w:rFonts w:cs="Times New Roman"/>
           <w:szCs w:val="24"/>
           <w:lang w:val="sr-Cyrl-RS"/>
         </w:rPr>
@@ -10536,26 +10929,23 @@
       </w:r>
       <w:r>
         <w:rPr>
-          <w:rFonts w:ascii="Times New Roman" w:hAnsi="Times New Roman" w:cs="Times New Roman"/>
+          <w:rFonts w:cs="Times New Roman"/>
           <w:i/>
           <w:iCs/>
-          <w:sz w:val="24"/>
           <w:szCs w:val="24"/>
         </w:rPr>
         <w:t>Spring</w:t>
       </w:r>
       <w:r>
         <w:rPr>
-          <w:rFonts w:ascii="Times New Roman" w:hAnsi="Times New Roman" w:cs="Times New Roman"/>
-          <w:sz w:val="24"/>
+          <w:rFonts w:cs="Times New Roman"/>
           <w:szCs w:val="24"/>
         </w:rPr>
         <w:t xml:space="preserve"> </w:t>
       </w:r>
       <w:r>
         <w:rPr>
-          <w:rFonts w:ascii="Times New Roman" w:hAnsi="Times New Roman" w:cs="Times New Roman"/>
-          <w:sz w:val="24"/>
+          <w:rFonts w:cs="Times New Roman"/>
           <w:szCs w:val="24"/>
           <w:lang w:val="sr-Cyrl-RS"/>
         </w:rPr>
@@ -10565,18 +10955,15 @@
     <w:p>
       <w:pPr>
         <w:pStyle w:val="ListParagraph"/>
-        <w:jc w:val="both"/>
-        <w:rPr>
-          <w:rFonts w:ascii="Times New Roman" w:hAnsi="Times New Roman" w:cs="Times New Roman"/>
-          <w:sz w:val="24"/>
-          <w:szCs w:val="24"/>
-          <w:lang w:val="sr-Cyrl-RS"/>
-        </w:rPr>
-      </w:pPr>
-      <w:r>
-        <w:rPr>
-          <w:rFonts w:ascii="Times New Roman" w:hAnsi="Times New Roman" w:cs="Times New Roman"/>
-          <w:sz w:val="24"/>
+        <w:rPr>
+          <w:rFonts w:cs="Times New Roman"/>
+          <w:szCs w:val="24"/>
+          <w:lang w:val="sr-Cyrl-RS"/>
+        </w:rPr>
+      </w:pPr>
+      <w:r>
+        <w:rPr>
+          <w:rFonts w:cs="Times New Roman"/>
           <w:szCs w:val="24"/>
           <w:lang w:val="sr-Cyrl-RS"/>
         </w:rPr>
@@ -10585,8 +10972,7 @@
       </w:r>
       <w:r>
         <w:rPr>
-          <w:rFonts w:ascii="Times New Roman" w:hAnsi="Times New Roman" w:cs="Times New Roman"/>
-          <w:sz w:val="24"/>
+          <w:rFonts w:cs="Times New Roman"/>
           <w:szCs w:val="24"/>
           <w:lang w:val="sr-Cyrl-RS"/>
         </w:rPr>
@@ -10594,8 +10980,7 @@
       </w:r>
       <w:r>
         <w:rPr>
-          <w:rFonts w:ascii="Times New Roman" w:hAnsi="Times New Roman" w:cs="Times New Roman"/>
-          <w:sz w:val="24"/>
+          <w:rFonts w:cs="Times New Roman"/>
           <w:szCs w:val="24"/>
           <w:lang w:val="sr-Cyrl-RS"/>
         </w:rPr>
@@ -10603,10 +10988,9 @@
       </w:r>
       <w:r>
         <w:rPr>
-          <w:rFonts w:ascii="Times New Roman" w:hAnsi="Times New Roman" w:cs="Times New Roman"/>
+          <w:rFonts w:cs="Times New Roman"/>
           <w:i/>
           <w:iCs/>
-          <w:sz w:val="24"/>
           <w:szCs w:val="24"/>
         </w:rPr>
         <w:t>Spring</w:t>
@@ -10614,18 +10998,15 @@
     </w:p>
     <w:p>
       <w:pPr>
-        <w:jc w:val="both"/>
-        <w:rPr>
-          <w:rFonts w:ascii="Times New Roman" w:hAnsi="Times New Roman" w:cs="Times New Roman"/>
-          <w:sz w:val="24"/>
-          <w:szCs w:val="24"/>
-          <w:lang w:val="sr-Cyrl-RS"/>
-        </w:rPr>
-      </w:pPr>
-      <w:r>
-        <w:rPr>
-          <w:rFonts w:ascii="Times New Roman" w:hAnsi="Times New Roman" w:cs="Times New Roman"/>
-          <w:sz w:val="24"/>
+        <w:rPr>
+          <w:rFonts w:cs="Times New Roman"/>
+          <w:szCs w:val="24"/>
+          <w:lang w:val="sr-Cyrl-RS"/>
+        </w:rPr>
+      </w:pPr>
+      <w:r>
+        <w:rPr>
+          <w:rFonts w:cs="Times New Roman"/>
           <w:szCs w:val="24"/>
           <w:lang w:val="sr-Cyrl-RS"/>
         </w:rPr>
@@ -10639,18 +11020,15 @@
           <w:ilvl w:val="0"/>
           <w:numId w:val="7"/>
         </w:numPr>
-        <w:jc w:val="both"/>
-        <w:rPr>
-          <w:rFonts w:ascii="Times New Roman" w:hAnsi="Times New Roman" w:cs="Times New Roman"/>
-          <w:sz w:val="24"/>
-          <w:szCs w:val="24"/>
-          <w:lang w:val="sr-Cyrl-RS"/>
-        </w:rPr>
-      </w:pPr>
-      <w:r>
-        <w:rPr>
-          <w:rFonts w:ascii="Times New Roman" w:hAnsi="Times New Roman" w:cs="Times New Roman"/>
-          <w:sz w:val="24"/>
+        <w:rPr>
+          <w:rFonts w:cs="Times New Roman"/>
+          <w:szCs w:val="24"/>
+          <w:lang w:val="sr-Cyrl-RS"/>
+        </w:rPr>
+      </w:pPr>
+      <w:r>
+        <w:rPr>
+          <w:rFonts w:cs="Times New Roman"/>
           <w:szCs w:val="24"/>
           <w:lang w:val="sr-Cyrl-RS"/>
         </w:rPr>
@@ -10658,10 +11036,9 @@
       </w:r>
       <w:r>
         <w:rPr>
-          <w:rFonts w:ascii="Times New Roman" w:hAnsi="Times New Roman" w:cs="Times New Roman"/>
+          <w:rFonts w:cs="Times New Roman"/>
           <w:i/>
           <w:iCs/>
-          <w:sz w:val="24"/>
           <w:szCs w:val="24"/>
           <w:lang w:val="sr-Cyrl-RS"/>
         </w:rPr>
@@ -10669,8 +11046,7 @@
       </w:r>
       <w:r>
         <w:rPr>
-          <w:rFonts w:ascii="Times New Roman" w:hAnsi="Times New Roman" w:cs="Times New Roman"/>
-          <w:sz w:val="24"/>
+          <w:rFonts w:cs="Times New Roman"/>
           <w:szCs w:val="24"/>
           <w:lang w:val="sr-Cyrl-RS"/>
         </w:rPr>
@@ -10678,8 +11054,7 @@
       </w:r>
       <w:r>
         <w:rPr>
-          <w:rFonts w:ascii="Times New Roman" w:hAnsi="Times New Roman" w:cs="Times New Roman" w:hint="cs"/>
-          <w:sz w:val="24"/>
+          <w:rFonts w:cs="Times New Roman" w:hint="cs"/>
           <w:szCs w:val="24"/>
           <w:lang w:val="sr-Cyrl-RS"/>
         </w:rPr>
@@ -10687,8 +11062,7 @@
       </w:r>
       <w:r>
         <w:rPr>
-          <w:rFonts w:ascii="Times New Roman" w:hAnsi="Times New Roman" w:cs="Times New Roman"/>
-          <w:sz w:val="24"/>
+          <w:rFonts w:cs="Times New Roman"/>
           <w:szCs w:val="24"/>
           <w:lang w:val="sr-Cyrl-RS"/>
         </w:rPr>
@@ -10698,18 +11072,15 @@
     <w:p>
       <w:pPr>
         <w:pStyle w:val="ListParagraph"/>
-        <w:jc w:val="both"/>
-        <w:rPr>
-          <w:rFonts w:ascii="Times New Roman" w:hAnsi="Times New Roman" w:cs="Times New Roman"/>
-          <w:sz w:val="24"/>
-          <w:szCs w:val="24"/>
-          <w:lang w:val="sr-Cyrl-RS"/>
-        </w:rPr>
-      </w:pPr>
-      <w:r>
-        <w:rPr>
-          <w:rFonts w:ascii="Times New Roman" w:hAnsi="Times New Roman" w:cs="Times New Roman"/>
-          <w:sz w:val="24"/>
+        <w:rPr>
+          <w:rFonts w:cs="Times New Roman"/>
+          <w:szCs w:val="24"/>
+          <w:lang w:val="sr-Cyrl-RS"/>
+        </w:rPr>
+      </w:pPr>
+      <w:r>
+        <w:rPr>
+          <w:rFonts w:cs="Times New Roman"/>
           <w:szCs w:val="24"/>
           <w:lang w:val="sr-Cyrl-RS"/>
         </w:rPr>
@@ -10717,8 +11088,7 @@
       </w:r>
       <w:r>
         <w:rPr>
-          <w:rFonts w:ascii="Times New Roman" w:hAnsi="Times New Roman" w:cs="Times New Roman" w:hint="cs"/>
-          <w:sz w:val="24"/>
+          <w:rFonts w:cs="Times New Roman" w:hint="cs"/>
           <w:szCs w:val="24"/>
           <w:lang w:val="sr-Cyrl-RS"/>
         </w:rPr>
@@ -10726,8 +11096,7 @@
       </w:r>
       <w:r>
         <w:rPr>
-          <w:rFonts w:ascii="Times New Roman" w:hAnsi="Times New Roman" w:cs="Times New Roman"/>
-          <w:sz w:val="24"/>
+          <w:rFonts w:cs="Times New Roman"/>
           <w:szCs w:val="24"/>
           <w:lang w:val="sr-Cyrl-RS"/>
         </w:rPr>
@@ -10735,10 +11104,9 @@
       </w:r>
       <w:r>
         <w:rPr>
-          <w:rFonts w:ascii="Times New Roman" w:hAnsi="Times New Roman" w:cs="Times New Roman"/>
+          <w:rFonts w:cs="Times New Roman"/>
           <w:i/>
           <w:iCs/>
-          <w:sz w:val="24"/>
           <w:szCs w:val="24"/>
           <w:lang w:val="sr-Cyrl-RS"/>
         </w:rPr>
@@ -10747,18 +11115,15 @@
     </w:p>
     <w:p>
       <w:pPr>
-        <w:jc w:val="both"/>
-        <w:rPr>
-          <w:rFonts w:ascii="Times New Roman" w:hAnsi="Times New Roman" w:cs="Times New Roman"/>
-          <w:sz w:val="24"/>
-          <w:szCs w:val="24"/>
-          <w:lang w:val="sr-Cyrl-RS"/>
-        </w:rPr>
-      </w:pPr>
-      <w:r>
-        <w:rPr>
-          <w:rFonts w:ascii="Times New Roman" w:hAnsi="Times New Roman" w:cs="Times New Roman"/>
-          <w:sz w:val="24"/>
+        <w:rPr>
+          <w:rFonts w:cs="Times New Roman"/>
+          <w:szCs w:val="24"/>
+          <w:lang w:val="sr-Cyrl-RS"/>
+        </w:rPr>
+      </w:pPr>
+      <w:r>
+        <w:rPr>
+          <w:rFonts w:cs="Times New Roman"/>
           <w:szCs w:val="24"/>
           <w:lang w:val="sr-Cyrl-RS"/>
         </w:rPr>
@@ -10766,8 +11131,7 @@
       </w:r>
       <w:r>
         <w:rPr>
-          <w:rFonts w:ascii="Times New Roman" w:hAnsi="Times New Roman" w:cs="Times New Roman"/>
-          <w:sz w:val="24"/>
+          <w:rFonts w:cs="Times New Roman"/>
           <w:szCs w:val="24"/>
           <w:lang w:val="sr-Cyrl-RS"/>
         </w:rPr>
@@ -10775,8 +11139,7 @@
       </w:r>
       <w:r>
         <w:rPr>
-          <w:rFonts w:ascii="Times New Roman" w:hAnsi="Times New Roman" w:cs="Times New Roman"/>
-          <w:sz w:val="24"/>
+          <w:rFonts w:cs="Times New Roman"/>
           <w:szCs w:val="24"/>
           <w:lang w:val="sr-Cyrl-RS"/>
         </w:rPr>
@@ -10790,18 +11153,15 @@
           <w:ilvl w:val="0"/>
           <w:numId w:val="7"/>
         </w:numPr>
-        <w:jc w:val="both"/>
-        <w:rPr>
-          <w:rFonts w:ascii="Times New Roman" w:hAnsi="Times New Roman" w:cs="Times New Roman"/>
-          <w:sz w:val="24"/>
-          <w:szCs w:val="24"/>
-          <w:lang w:val="sr-Cyrl-RS"/>
-        </w:rPr>
-      </w:pPr>
-      <w:r>
-        <w:rPr>
-          <w:rFonts w:ascii="Times New Roman" w:hAnsi="Times New Roman" w:cs="Times New Roman"/>
-          <w:sz w:val="24"/>
+        <w:rPr>
+          <w:rFonts w:cs="Times New Roman"/>
+          <w:szCs w:val="24"/>
+          <w:lang w:val="sr-Cyrl-RS"/>
+        </w:rPr>
+      </w:pPr>
+      <w:r>
+        <w:rPr>
+          <w:rFonts w:cs="Times New Roman"/>
           <w:szCs w:val="24"/>
           <w:lang w:val="sr-Cyrl-RS"/>
         </w:rPr>
@@ -10809,8 +11169,7 @@
       </w:r>
       <w:r>
         <w:rPr>
-          <w:rFonts w:ascii="Times New Roman" w:hAnsi="Times New Roman" w:cs="Times New Roman"/>
-          <w:sz w:val="24"/>
+          <w:rFonts w:cs="Times New Roman"/>
           <w:szCs w:val="24"/>
           <w:lang w:val="sr-Cyrl-RS"/>
         </w:rPr>
@@ -10818,8 +11177,7 @@
       </w:r>
       <w:r>
         <w:rPr>
-          <w:rFonts w:ascii="Times New Roman" w:hAnsi="Times New Roman" w:cs="Times New Roman"/>
-          <w:sz w:val="24"/>
+          <w:rFonts w:cs="Times New Roman"/>
           <w:szCs w:val="24"/>
           <w:lang w:val="sr-Cyrl-RS"/>
         </w:rPr>
@@ -10827,8 +11185,7 @@
       </w:r>
       <w:r>
         <w:rPr>
-          <w:rFonts w:ascii="Times New Roman" w:hAnsi="Times New Roman" w:cs="Times New Roman"/>
-          <w:sz w:val="24"/>
+          <w:rFonts w:cs="Times New Roman"/>
           <w:szCs w:val="24"/>
           <w:lang w:val="sr-Cyrl-RS"/>
         </w:rPr>
@@ -10836,8 +11193,7 @@
       </w:r>
       <w:r>
         <w:rPr>
-          <w:rFonts w:ascii="Times New Roman" w:hAnsi="Times New Roman" w:cs="Times New Roman"/>
-          <w:sz w:val="24"/>
+          <w:rFonts w:cs="Times New Roman"/>
           <w:szCs w:val="24"/>
           <w:lang w:val="sr-Cyrl-RS"/>
         </w:rPr>
@@ -10845,8 +11201,7 @@
       </w:r>
       <w:r>
         <w:rPr>
-          <w:rFonts w:ascii="Times New Roman" w:hAnsi="Times New Roman" w:cs="Times New Roman"/>
-          <w:sz w:val="24"/>
+          <w:rFonts w:cs="Times New Roman"/>
           <w:szCs w:val="24"/>
           <w:lang w:val="sr-Cyrl-RS"/>
         </w:rPr>
@@ -10854,8 +11209,7 @@
       </w:r>
       <w:r>
         <w:rPr>
-          <w:rFonts w:ascii="Times New Roman" w:hAnsi="Times New Roman" w:cs="Times New Roman"/>
-          <w:sz w:val="24"/>
+          <w:rFonts w:cs="Times New Roman"/>
           <w:szCs w:val="24"/>
           <w:lang w:val="sr-Cyrl-RS"/>
         </w:rPr>
@@ -10863,8 +11217,7 @@
       </w:r>
       <w:r>
         <w:rPr>
-          <w:rFonts w:ascii="Times New Roman" w:hAnsi="Times New Roman" w:cs="Times New Roman"/>
-          <w:sz w:val="24"/>
+          <w:rFonts w:cs="Times New Roman"/>
           <w:szCs w:val="24"/>
           <w:lang w:val="sr-Cyrl-RS"/>
         </w:rPr>
@@ -10872,8 +11225,7 @@
       </w:r>
       <w:r>
         <w:rPr>
-          <w:rFonts w:ascii="Times New Roman" w:hAnsi="Times New Roman" w:cs="Times New Roman"/>
-          <w:sz w:val="24"/>
+          <w:rFonts w:cs="Times New Roman"/>
           <w:szCs w:val="24"/>
           <w:lang w:val="sr-Cyrl-RS"/>
         </w:rPr>
@@ -10883,18 +11235,15 @@
     <w:p>
       <w:pPr>
         <w:pStyle w:val="ListParagraph"/>
-        <w:jc w:val="both"/>
-        <w:rPr>
-          <w:rFonts w:ascii="Times New Roman" w:hAnsi="Times New Roman" w:cs="Times New Roman"/>
-          <w:sz w:val="24"/>
-          <w:szCs w:val="24"/>
-          <w:lang w:val="sr-Cyrl-RS"/>
-        </w:rPr>
-      </w:pPr>
-      <w:r>
-        <w:rPr>
-          <w:rFonts w:ascii="Times New Roman" w:hAnsi="Times New Roman" w:cs="Times New Roman"/>
-          <w:sz w:val="24"/>
+        <w:rPr>
+          <w:rFonts w:cs="Times New Roman"/>
+          <w:szCs w:val="24"/>
+          <w:lang w:val="sr-Cyrl-RS"/>
+        </w:rPr>
+      </w:pPr>
+      <w:r>
+        <w:rPr>
+          <w:rFonts w:cs="Times New Roman"/>
           <w:szCs w:val="24"/>
           <w:lang w:val="sr-Cyrl-RS"/>
         </w:rPr>
@@ -10902,8 +11251,7 @@
       </w:r>
       <w:r>
         <w:rPr>
-          <w:rFonts w:ascii="Times New Roman" w:hAnsi="Times New Roman" w:cs="Times New Roman"/>
-          <w:sz w:val="24"/>
+          <w:rFonts w:cs="Times New Roman"/>
           <w:szCs w:val="24"/>
           <w:lang w:val="sr-Cyrl-RS"/>
         </w:rPr>
@@ -10911,8 +11259,7 @@
       </w:r>
       <w:r>
         <w:rPr>
-          <w:rFonts w:ascii="Times New Roman" w:hAnsi="Times New Roman" w:cs="Times New Roman"/>
-          <w:sz w:val="24"/>
+          <w:rFonts w:cs="Times New Roman"/>
           <w:szCs w:val="24"/>
           <w:lang w:val="sr-Cyrl-RS"/>
         </w:rPr>
@@ -10920,8 +11267,7 @@
       </w:r>
       <w:r>
         <w:rPr>
-          <w:rFonts w:ascii="Times New Roman" w:hAnsi="Times New Roman" w:cs="Times New Roman"/>
-          <w:sz w:val="24"/>
+          <w:rFonts w:cs="Times New Roman"/>
           <w:szCs w:val="24"/>
           <w:lang w:val="sr-Cyrl-RS"/>
         </w:rPr>
@@ -10929,8 +11275,7 @@
       </w:r>
       <w:r>
         <w:rPr>
-          <w:rFonts w:ascii="Times New Roman" w:hAnsi="Times New Roman" w:cs="Times New Roman"/>
-          <w:sz w:val="24"/>
+          <w:rFonts w:cs="Times New Roman"/>
           <w:szCs w:val="24"/>
           <w:lang w:val="sr-Cyrl-RS"/>
         </w:rPr>
@@ -10938,8 +11283,7 @@
       </w:r>
       <w:r>
         <w:rPr>
-          <w:rFonts w:ascii="Times New Roman" w:hAnsi="Times New Roman" w:cs="Times New Roman"/>
-          <w:sz w:val="24"/>
+          <w:rFonts w:cs="Times New Roman"/>
           <w:szCs w:val="24"/>
           <w:lang w:val="sr-Cyrl-RS"/>
         </w:rPr>
@@ -10947,8 +11291,7 @@
       </w:r>
       <w:r>
         <w:rPr>
-          <w:rFonts w:ascii="Times New Roman" w:hAnsi="Times New Roman" w:cs="Times New Roman"/>
-          <w:sz w:val="24"/>
+          <w:rFonts w:cs="Times New Roman"/>
           <w:szCs w:val="24"/>
           <w:lang w:val="sr-Cyrl-RS"/>
         </w:rPr>
@@ -10956,8 +11299,7 @@
       </w:r>
       <w:r>
         <w:rPr>
-          <w:rFonts w:ascii="Times New Roman" w:hAnsi="Times New Roman" w:cs="Times New Roman"/>
-          <w:sz w:val="24"/>
+          <w:rFonts w:cs="Times New Roman"/>
           <w:szCs w:val="24"/>
           <w:lang w:val="sr-Cyrl-RS"/>
         </w:rPr>
@@ -10965,8 +11307,7 @@
       </w:r>
       <w:r>
         <w:rPr>
-          <w:rFonts w:ascii="Times New Roman" w:hAnsi="Times New Roman" w:cs="Times New Roman"/>
-          <w:sz w:val="24"/>
+          <w:rFonts w:cs="Times New Roman"/>
           <w:szCs w:val="24"/>
           <w:lang w:val="sr-Cyrl-RS"/>
         </w:rPr>
@@ -10975,18 +11316,15 @@
     </w:p>
     <w:p>
       <w:pPr>
-        <w:jc w:val="both"/>
-        <w:rPr>
-          <w:rFonts w:ascii="Times New Roman" w:hAnsi="Times New Roman" w:cs="Times New Roman"/>
-          <w:sz w:val="24"/>
-          <w:szCs w:val="24"/>
-          <w:lang w:val="sr-Cyrl-RS"/>
-        </w:rPr>
-      </w:pPr>
-      <w:r>
-        <w:rPr>
-          <w:rFonts w:ascii="Times New Roman" w:hAnsi="Times New Roman" w:cs="Times New Roman"/>
-          <w:sz w:val="24"/>
+        <w:rPr>
+          <w:rFonts w:cs="Times New Roman"/>
+          <w:szCs w:val="24"/>
+          <w:lang w:val="sr-Cyrl-RS"/>
+        </w:rPr>
+      </w:pPr>
+      <w:r>
+        <w:rPr>
+          <w:rFonts w:cs="Times New Roman"/>
           <w:szCs w:val="24"/>
           <w:lang w:val="sr-Cyrl-RS"/>
         </w:rPr>
@@ -11000,18 +11338,15 @@
           <w:ilvl w:val="0"/>
           <w:numId w:val="7"/>
         </w:numPr>
-        <w:jc w:val="both"/>
-        <w:rPr>
-          <w:rFonts w:ascii="Times New Roman" w:hAnsi="Times New Roman" w:cs="Times New Roman"/>
-          <w:sz w:val="24"/>
-          <w:szCs w:val="24"/>
-          <w:lang w:val="sr-Cyrl-RS"/>
-        </w:rPr>
-      </w:pPr>
-      <w:r>
-        <w:rPr>
-          <w:rFonts w:ascii="Times New Roman" w:hAnsi="Times New Roman" w:cs="Times New Roman"/>
-          <w:sz w:val="24"/>
+        <w:rPr>
+          <w:rFonts w:cs="Times New Roman"/>
+          <w:szCs w:val="24"/>
+          <w:lang w:val="sr-Cyrl-RS"/>
+        </w:rPr>
+      </w:pPr>
+      <w:r>
+        <w:rPr>
+          <w:rFonts w:cs="Times New Roman"/>
           <w:szCs w:val="24"/>
           <w:lang w:val="sr-Cyrl-RS"/>
         </w:rPr>
@@ -11021,18 +11356,15 @@
     <w:p>
       <w:pPr>
         <w:pStyle w:val="ListParagraph"/>
-        <w:jc w:val="both"/>
-        <w:rPr>
-          <w:rFonts w:ascii="Times New Roman" w:hAnsi="Times New Roman" w:cs="Times New Roman"/>
-          <w:sz w:val="24"/>
-          <w:szCs w:val="24"/>
-          <w:lang w:val="sr-Cyrl-RS"/>
-        </w:rPr>
-      </w:pPr>
-      <w:r>
-        <w:rPr>
-          <w:rFonts w:ascii="Times New Roman" w:hAnsi="Times New Roman" w:cs="Times New Roman"/>
-          <w:sz w:val="24"/>
+        <w:rPr>
+          <w:rFonts w:cs="Times New Roman"/>
+          <w:szCs w:val="24"/>
+          <w:lang w:val="sr-Cyrl-RS"/>
+        </w:rPr>
+      </w:pPr>
+      <w:r>
+        <w:rPr>
+          <w:rFonts w:cs="Times New Roman"/>
           <w:szCs w:val="24"/>
           <w:lang w:val="sr-Cyrl-RS"/>
         </w:rPr>
@@ -11042,18 +11374,15 @@
     <w:p>
       <w:pPr>
         <w:pStyle w:val="ListParagraph"/>
-        <w:jc w:val="both"/>
-        <w:rPr>
-          <w:rFonts w:ascii="Times New Roman" w:hAnsi="Times New Roman" w:cs="Times New Roman"/>
-          <w:sz w:val="24"/>
-          <w:szCs w:val="24"/>
-          <w:lang w:val="sr-Cyrl-RS"/>
-        </w:rPr>
-      </w:pPr>
-      <w:r>
-        <w:rPr>
-          <w:rFonts w:ascii="Times New Roman" w:hAnsi="Times New Roman" w:cs="Times New Roman"/>
-          <w:sz w:val="24"/>
+        <w:rPr>
+          <w:rFonts w:cs="Times New Roman"/>
+          <w:szCs w:val="24"/>
+          <w:lang w:val="sr-Cyrl-RS"/>
+        </w:rPr>
+      </w:pPr>
+      <w:r>
+        <w:rPr>
+          <w:rFonts w:cs="Times New Roman"/>
           <w:szCs w:val="24"/>
           <w:lang w:val="sr-Cyrl-RS"/>
         </w:rPr>
@@ -11063,18 +11392,15 @@
     <w:p>
       <w:pPr>
         <w:pStyle w:val="ListParagraph"/>
-        <w:jc w:val="both"/>
-        <w:rPr>
-          <w:rFonts w:ascii="Times New Roman" w:hAnsi="Times New Roman" w:cs="Times New Roman"/>
-          <w:sz w:val="24"/>
-          <w:szCs w:val="24"/>
-          <w:lang w:val="sr-Cyrl-RS"/>
-        </w:rPr>
-      </w:pPr>
-      <w:r>
-        <w:rPr>
-          <w:rFonts w:ascii="Times New Roman" w:hAnsi="Times New Roman" w:cs="Times New Roman"/>
-          <w:sz w:val="24"/>
+        <w:rPr>
+          <w:rFonts w:cs="Times New Roman"/>
+          <w:szCs w:val="24"/>
+          <w:lang w:val="sr-Cyrl-RS"/>
+        </w:rPr>
+      </w:pPr>
+      <w:r>
+        <w:rPr>
+          <w:rFonts w:cs="Times New Roman"/>
           <w:szCs w:val="24"/>
           <w:lang w:val="sr-Cyrl-RS"/>
         </w:rPr>
@@ -11082,8 +11408,7 @@
       </w:r>
       <w:r>
         <w:rPr>
-          <w:rFonts w:ascii="Times New Roman" w:hAnsi="Times New Roman" w:cs="Times New Roman"/>
-          <w:sz w:val="24"/>
+          <w:rFonts w:cs="Times New Roman"/>
           <w:szCs w:val="24"/>
           <w:lang w:val="sr-Cyrl-RS"/>
         </w:rPr>
@@ -11092,18 +11417,15 @@
     </w:p>
     <w:p>
       <w:pPr>
-        <w:jc w:val="both"/>
-        <w:rPr>
-          <w:rFonts w:ascii="Times New Roman" w:hAnsi="Times New Roman" w:cs="Times New Roman"/>
-          <w:sz w:val="24"/>
-          <w:szCs w:val="24"/>
-          <w:lang w:val="sr-Cyrl-RS"/>
-        </w:rPr>
-      </w:pPr>
-      <w:r>
-        <w:rPr>
-          <w:rFonts w:ascii="Times New Roman" w:hAnsi="Times New Roman" w:cs="Times New Roman"/>
-          <w:sz w:val="24"/>
+        <w:rPr>
+          <w:rFonts w:cs="Times New Roman"/>
+          <w:szCs w:val="24"/>
+          <w:lang w:val="sr-Cyrl-RS"/>
+        </w:rPr>
+      </w:pPr>
+      <w:r>
+        <w:rPr>
+          <w:rFonts w:cs="Times New Roman"/>
           <w:szCs w:val="24"/>
           <w:lang w:val="sr-Cyrl-RS"/>
         </w:rPr>
@@ -11111,8 +11433,7 @@
       </w:r>
       <w:r>
         <w:rPr>
-          <w:rFonts w:ascii="Times New Roman" w:hAnsi="Times New Roman" w:cs="Times New Roman"/>
-          <w:sz w:val="24"/>
+          <w:rFonts w:cs="Times New Roman"/>
           <w:szCs w:val="24"/>
           <w:lang w:val="sr-Cyrl-RS"/>
         </w:rPr>
@@ -11126,20 +11447,17 @@
           <w:ilvl w:val="0"/>
           <w:numId w:val="2"/>
         </w:numPr>
-        <w:jc w:val="both"/>
-        <w:rPr>
-          <w:rFonts w:ascii="Times New Roman" w:hAnsi="Times New Roman" w:cs="Times New Roman"/>
-          <w:sz w:val="24"/>
-          <w:szCs w:val="24"/>
-          <w:lang w:val="sr-Cyrl-RS"/>
-        </w:rPr>
-      </w:pPr>
-      <w:r>
-        <w:rPr>
-          <w:rFonts w:ascii="Times New Roman" w:hAnsi="Times New Roman" w:cs="Times New Roman"/>
+        <w:rPr>
+          <w:rFonts w:cs="Times New Roman"/>
+          <w:szCs w:val="24"/>
+          <w:lang w:val="sr-Cyrl-RS"/>
+        </w:rPr>
+      </w:pPr>
+      <w:r>
+        <w:rPr>
+          <w:rFonts w:cs="Times New Roman"/>
           <w:i/>
           <w:iCs/>
-          <w:sz w:val="24"/>
           <w:szCs w:val="24"/>
           <w:lang w:val="sr-Latn-RS"/>
         </w:rPr>
@@ -11147,8 +11465,7 @@
       </w:r>
       <w:r>
         <w:rPr>
-          <w:rFonts w:ascii="Times New Roman" w:hAnsi="Times New Roman" w:cs="Times New Roman"/>
-          <w:sz w:val="24"/>
+          <w:rFonts w:cs="Times New Roman"/>
           <w:szCs w:val="24"/>
           <w:lang w:val="sr-Cyrl-RS"/>
         </w:rPr>
@@ -11156,8 +11473,7 @@
       </w:r>
       <w:r>
         <w:rPr>
-          <w:rFonts w:ascii="Times New Roman" w:hAnsi="Times New Roman" w:cs="Times New Roman"/>
-          <w:sz w:val="24"/>
+          <w:rFonts w:cs="Times New Roman"/>
           <w:szCs w:val="24"/>
           <w:lang w:val="sr-Cyrl-RS"/>
         </w:rPr>
@@ -11171,18 +11487,15 @@
           <w:ilvl w:val="0"/>
           <w:numId w:val="2"/>
         </w:numPr>
-        <w:jc w:val="both"/>
-        <w:rPr>
-          <w:rFonts w:ascii="Times New Roman" w:hAnsi="Times New Roman" w:cs="Times New Roman"/>
-          <w:sz w:val="24"/>
-          <w:szCs w:val="24"/>
-          <w:lang w:val="sr-Cyrl-RS"/>
-        </w:rPr>
-      </w:pPr>
-      <w:r>
-        <w:rPr>
-          <w:rFonts w:ascii="Times New Roman" w:hAnsi="Times New Roman" w:cs="Times New Roman"/>
-          <w:sz w:val="24"/>
+        <w:rPr>
+          <w:rFonts w:cs="Times New Roman"/>
+          <w:szCs w:val="24"/>
+          <w:lang w:val="sr-Cyrl-RS"/>
+        </w:rPr>
+      </w:pPr>
+      <w:r>
+        <w:rPr>
+          <w:rFonts w:cs="Times New Roman"/>
           <w:szCs w:val="24"/>
           <w:lang w:val="sr-Cyrl-RS"/>
         </w:rPr>
@@ -11196,18 +11509,15 @@
           <w:ilvl w:val="0"/>
           <w:numId w:val="2"/>
         </w:numPr>
-        <w:jc w:val="both"/>
-        <w:rPr>
-          <w:rFonts w:ascii="Times New Roman" w:hAnsi="Times New Roman" w:cs="Times New Roman"/>
-          <w:sz w:val="24"/>
-          <w:szCs w:val="24"/>
-          <w:lang w:val="sr-Cyrl-RS"/>
-        </w:rPr>
-      </w:pPr>
-      <w:r>
-        <w:rPr>
-          <w:rFonts w:ascii="Times New Roman" w:hAnsi="Times New Roman" w:cs="Times New Roman"/>
-          <w:sz w:val="24"/>
+        <w:rPr>
+          <w:rFonts w:cs="Times New Roman"/>
+          <w:szCs w:val="24"/>
+          <w:lang w:val="sr-Cyrl-RS"/>
+        </w:rPr>
+      </w:pPr>
+      <w:r>
+        <w:rPr>
+          <w:rFonts w:cs="Times New Roman"/>
           <w:szCs w:val="24"/>
           <w:lang w:val="sr-Cyrl-RS"/>
         </w:rPr>
@@ -11221,18 +11531,15 @@
           <w:ilvl w:val="0"/>
           <w:numId w:val="2"/>
         </w:numPr>
-        <w:jc w:val="both"/>
-        <w:rPr>
-          <w:rFonts w:ascii="Times New Roman" w:hAnsi="Times New Roman" w:cs="Times New Roman"/>
-          <w:sz w:val="24"/>
-          <w:szCs w:val="24"/>
-          <w:lang w:val="sr-Cyrl-RS"/>
-        </w:rPr>
-      </w:pPr>
-      <w:r>
-        <w:rPr>
-          <w:rFonts w:ascii="Times New Roman" w:hAnsi="Times New Roman" w:cs="Times New Roman"/>
-          <w:sz w:val="24"/>
+        <w:rPr>
+          <w:rFonts w:cs="Times New Roman"/>
+          <w:szCs w:val="24"/>
+          <w:lang w:val="sr-Cyrl-RS"/>
+        </w:rPr>
+      </w:pPr>
+      <w:r>
+        <w:rPr>
+          <w:rFonts w:cs="Times New Roman"/>
           <w:szCs w:val="24"/>
           <w:lang w:val="sr-Cyrl-RS"/>
         </w:rPr>
@@ -11246,18 +11553,15 @@
           <w:ilvl w:val="0"/>
           <w:numId w:val="2"/>
         </w:numPr>
-        <w:jc w:val="both"/>
-        <w:rPr>
-          <w:rFonts w:ascii="Times New Roman" w:hAnsi="Times New Roman" w:cs="Times New Roman"/>
-          <w:sz w:val="24"/>
-          <w:szCs w:val="24"/>
-          <w:lang w:val="sr-Cyrl-RS"/>
-        </w:rPr>
-      </w:pPr>
-      <w:r>
-        <w:rPr>
-          <w:rFonts w:ascii="Times New Roman" w:hAnsi="Times New Roman" w:cs="Times New Roman"/>
-          <w:sz w:val="24"/>
+        <w:rPr>
+          <w:rFonts w:cs="Times New Roman"/>
+          <w:szCs w:val="24"/>
+          <w:lang w:val="sr-Cyrl-RS"/>
+        </w:rPr>
+      </w:pPr>
+      <w:r>
+        <w:rPr>
+          <w:rFonts w:cs="Times New Roman"/>
           <w:szCs w:val="24"/>
           <w:lang w:val="sr-Cyrl-RS"/>
         </w:rPr>
@@ -11271,20 +11575,17 @@
           <w:ilvl w:val="0"/>
           <w:numId w:val="2"/>
         </w:numPr>
-        <w:jc w:val="both"/>
-        <w:rPr>
-          <w:rFonts w:ascii="Times New Roman" w:hAnsi="Times New Roman" w:cs="Times New Roman"/>
-          <w:sz w:val="24"/>
-          <w:szCs w:val="24"/>
-          <w:lang w:val="sr-Cyrl-RS"/>
-        </w:rPr>
-      </w:pPr>
-      <w:r>
-        <w:rPr>
-          <w:rFonts w:ascii="Times New Roman" w:hAnsi="Times New Roman" w:cs="Times New Roman"/>
+        <w:rPr>
+          <w:rFonts w:cs="Times New Roman"/>
+          <w:szCs w:val="24"/>
+          <w:lang w:val="sr-Cyrl-RS"/>
+        </w:rPr>
+      </w:pPr>
+      <w:r>
+        <w:rPr>
+          <w:rFonts w:cs="Times New Roman"/>
           <w:i/>
           <w:iCs/>
-          <w:sz w:val="24"/>
           <w:szCs w:val="24"/>
           <w:lang w:val="sr-Latn-RS"/>
         </w:rPr>
@@ -11292,8 +11593,7 @@
       </w:r>
       <w:r>
         <w:rPr>
-          <w:rFonts w:ascii="Times New Roman" w:hAnsi="Times New Roman" w:cs="Times New Roman"/>
-          <w:sz w:val="24"/>
+          <w:rFonts w:cs="Times New Roman"/>
           <w:szCs w:val="24"/>
           <w:lang w:val="sr-Latn-RS"/>
         </w:rPr>
@@ -11301,8 +11601,7 @@
       </w:r>
       <w:r>
         <w:rPr>
-          <w:rFonts w:ascii="Times New Roman" w:hAnsi="Times New Roman" w:cs="Times New Roman"/>
-          <w:sz w:val="24"/>
+          <w:rFonts w:cs="Times New Roman"/>
           <w:szCs w:val="24"/>
           <w:lang w:val="sr-Cyrl-RS"/>
         </w:rPr>
@@ -11310,10 +11609,9 @@
       </w:r>
       <w:r>
         <w:rPr>
-          <w:rFonts w:ascii="Times New Roman" w:hAnsi="Times New Roman" w:cs="Times New Roman"/>
+          <w:rFonts w:cs="Times New Roman"/>
           <w:i/>
           <w:iCs/>
-          <w:sz w:val="24"/>
           <w:szCs w:val="24"/>
         </w:rPr>
         <w:t>PDF</w:t>
@@ -11326,18 +11624,15 @@
           <w:ilvl w:val="0"/>
           <w:numId w:val="2"/>
         </w:numPr>
-        <w:jc w:val="both"/>
-        <w:rPr>
-          <w:rFonts w:ascii="Times New Roman" w:hAnsi="Times New Roman" w:cs="Times New Roman"/>
-          <w:sz w:val="24"/>
-          <w:szCs w:val="24"/>
-          <w:lang w:val="sr-Cyrl-RS"/>
-        </w:rPr>
-      </w:pPr>
-      <w:r>
-        <w:rPr>
-          <w:rFonts w:ascii="Times New Roman" w:hAnsi="Times New Roman" w:cs="Times New Roman"/>
-          <w:sz w:val="24"/>
+        <w:rPr>
+          <w:rFonts w:cs="Times New Roman"/>
+          <w:szCs w:val="24"/>
+          <w:lang w:val="sr-Cyrl-RS"/>
+        </w:rPr>
+      </w:pPr>
+      <w:r>
+        <w:rPr>
+          <w:rFonts w:cs="Times New Roman"/>
           <w:szCs w:val="24"/>
           <w:lang w:val="sr-Cyrl-RS"/>
         </w:rPr>
@@ -11347,18 +11642,15 @@
     <w:p>
       <w:pPr>
         <w:pStyle w:val="ListParagraph"/>
-        <w:jc w:val="both"/>
-        <w:rPr>
-          <w:rFonts w:ascii="Times New Roman" w:hAnsi="Times New Roman" w:cs="Times New Roman"/>
-          <w:sz w:val="24"/>
-          <w:szCs w:val="24"/>
-          <w:lang w:val="sr-Cyrl-RS"/>
-        </w:rPr>
-      </w:pPr>
-      <w:r>
-        <w:rPr>
-          <w:rFonts w:ascii="Times New Roman" w:hAnsi="Times New Roman" w:cs="Times New Roman"/>
-          <w:sz w:val="24"/>
+        <w:rPr>
+          <w:rFonts w:cs="Times New Roman"/>
+          <w:szCs w:val="24"/>
+          <w:lang w:val="sr-Cyrl-RS"/>
+        </w:rPr>
+      </w:pPr>
+      <w:r>
+        <w:rPr>
+          <w:rFonts w:cs="Times New Roman"/>
           <w:szCs w:val="24"/>
           <w:lang w:val="sr-Cyrl-RS"/>
         </w:rPr>
@@ -11372,18 +11664,15 @@
           <w:ilvl w:val="0"/>
           <w:numId w:val="2"/>
         </w:numPr>
-        <w:jc w:val="both"/>
-        <w:rPr>
-          <w:rFonts w:ascii="Times New Roman" w:hAnsi="Times New Roman" w:cs="Times New Roman"/>
-          <w:sz w:val="24"/>
-          <w:szCs w:val="24"/>
-          <w:lang w:val="sr-Cyrl-RS"/>
-        </w:rPr>
-      </w:pPr>
-      <w:r>
-        <w:rPr>
-          <w:rFonts w:ascii="Times New Roman" w:hAnsi="Times New Roman" w:cs="Times New Roman"/>
-          <w:sz w:val="24"/>
+        <w:rPr>
+          <w:rFonts w:cs="Times New Roman"/>
+          <w:szCs w:val="24"/>
+          <w:lang w:val="sr-Cyrl-RS"/>
+        </w:rPr>
+      </w:pPr>
+      <w:r>
+        <w:rPr>
+          <w:rFonts w:cs="Times New Roman"/>
           <w:szCs w:val="24"/>
           <w:lang w:val="sr-Cyrl-RS"/>
         </w:rPr>
@@ -11391,10 +11680,9 @@
       </w:r>
       <w:r>
         <w:rPr>
-          <w:rFonts w:ascii="Times New Roman" w:hAnsi="Times New Roman" w:cs="Times New Roman"/>
+          <w:rFonts w:cs="Times New Roman"/>
           <w:i/>
           <w:iCs/>
-          <w:sz w:val="24"/>
           <w:szCs w:val="24"/>
           <w:lang w:val="sr-Latn-RS"/>
         </w:rPr>
@@ -11402,8 +11690,7 @@
       </w:r>
       <w:r>
         <w:rPr>
-          <w:rFonts w:ascii="Times New Roman" w:hAnsi="Times New Roman" w:cs="Times New Roman"/>
-          <w:sz w:val="24"/>
+          <w:rFonts w:cs="Times New Roman"/>
           <w:szCs w:val="24"/>
           <w:lang w:val="sr-Latn-RS"/>
         </w:rPr>
@@ -11411,8 +11698,7 @@
       </w:r>
       <w:r>
         <w:rPr>
-          <w:rFonts w:ascii="Times New Roman" w:hAnsi="Times New Roman" w:cs="Times New Roman"/>
-          <w:sz w:val="24"/>
+          <w:rFonts w:cs="Times New Roman"/>
           <w:szCs w:val="24"/>
           <w:lang w:val="sr-Cyrl-RS"/>
         </w:rPr>
@@ -11422,10 +11708,8 @@
     <w:p>
       <w:pPr>
         <w:pStyle w:val="ListParagraph"/>
-        <w:jc w:val="both"/>
-        <w:rPr>
-          <w:rFonts w:ascii="Times New Roman" w:hAnsi="Times New Roman" w:cs="Times New Roman"/>
-          <w:sz w:val="24"/>
+        <w:rPr>
+          <w:rFonts w:cs="Times New Roman"/>
           <w:szCs w:val="24"/>
           <w:lang w:val="sr-Cyrl-RS"/>
         </w:rPr>
@@ -11433,9 +11717,8 @@
     </w:p>
     <w:p>
       <w:pPr>
-        <w:jc w:val="both"/>
-        <w:rPr>
-          <w:rFonts w:ascii="Times New Roman" w:hAnsi="Times New Roman" w:cs="Times New Roman"/>
+        <w:rPr>
+          <w:rFonts w:cs="Times New Roman"/>
           <w:lang w:val="sr-Cyrl-RS"/>
         </w:rPr>
       </w:pPr>
@@ -11443,13 +11726,13 @@
     <w:p>
       <w:pPr>
         <w:rPr>
-          <w:rFonts w:ascii="Times New Roman" w:hAnsi="Times New Roman" w:cs="Times New Roman"/>
-          <w:lang w:val="sr-Cyrl-RS"/>
-        </w:rPr>
-      </w:pPr>
-      <w:r>
-        <w:rPr>
-          <w:rFonts w:ascii="Times New Roman" w:hAnsi="Times New Roman" w:cs="Times New Roman"/>
+          <w:rFonts w:cs="Times New Roman"/>
+          <w:lang w:val="sr-Cyrl-RS"/>
+        </w:rPr>
+      </w:pPr>
+      <w:r>
+        <w:rPr>
+          <w:rFonts w:cs="Times New Roman"/>
           <w:lang w:val="sr-Cyrl-RS"/>
         </w:rPr>
         <w:br w:type="page"/>
@@ -11459,7 +11742,6 @@
       <w:pPr>
         <w:pStyle w:val="Heading1"/>
         <w:spacing w:after="360"/>
-        <w:jc w:val="both"/>
         <w:rPr>
           <w:rFonts w:ascii="Times New Roman" w:hAnsi="Times New Roman" w:cs="Times New Roman"/>
           <w:color w:val="auto"/>
@@ -11480,18 +11762,15 @@
     </w:p>
     <w:p>
       <w:pPr>
-        <w:jc w:val="both"/>
-        <w:rPr>
-          <w:rFonts w:ascii="Times New Roman" w:hAnsi="Times New Roman" w:cs="Times New Roman"/>
-          <w:sz w:val="24"/>
-          <w:szCs w:val="24"/>
-          <w:lang w:val="sr-Cyrl-RS"/>
-        </w:rPr>
-      </w:pPr>
-      <w:r>
-        <w:rPr>
-          <w:rFonts w:ascii="Times New Roman" w:hAnsi="Times New Roman" w:cs="Times New Roman"/>
-          <w:sz w:val="24"/>
+        <w:rPr>
+          <w:rFonts w:cs="Times New Roman"/>
+          <w:szCs w:val="24"/>
+          <w:lang w:val="sr-Cyrl-RS"/>
+        </w:rPr>
+      </w:pPr>
+      <w:r>
+        <w:rPr>
+          <w:rFonts w:cs="Times New Roman"/>
           <w:szCs w:val="24"/>
           <w:lang w:val="sr-Cyrl-RS"/>
         </w:rPr>
@@ -11499,8 +11778,7 @@
       </w:r>
       <w:r>
         <w:rPr>
-          <w:rFonts w:ascii="Times New Roman" w:hAnsi="Times New Roman" w:cs="Times New Roman"/>
-          <w:sz w:val="24"/>
+          <w:rFonts w:cs="Times New Roman"/>
           <w:szCs w:val="24"/>
           <w:lang w:val="sr-Cyrl-RS"/>
         </w:rPr>
@@ -11508,8 +11786,7 @@
       </w:r>
       <w:r>
         <w:rPr>
-          <w:rFonts w:ascii="Times New Roman" w:hAnsi="Times New Roman" w:cs="Times New Roman"/>
-          <w:sz w:val="24"/>
+          <w:rFonts w:cs="Times New Roman"/>
           <w:szCs w:val="24"/>
           <w:lang w:val="sr-Cyrl-RS"/>
         </w:rPr>
@@ -11523,18 +11800,15 @@
           <w:ilvl w:val="0"/>
           <w:numId w:val="3"/>
         </w:numPr>
-        <w:jc w:val="both"/>
-        <w:rPr>
-          <w:rFonts w:ascii="Times New Roman" w:hAnsi="Times New Roman" w:cs="Times New Roman"/>
-          <w:sz w:val="24"/>
-          <w:szCs w:val="24"/>
-          <w:lang w:val="sr-Cyrl-RS"/>
-        </w:rPr>
-      </w:pPr>
-      <w:r>
-        <w:rPr>
-          <w:rFonts w:ascii="Times New Roman" w:hAnsi="Times New Roman" w:cs="Times New Roman"/>
-          <w:sz w:val="24"/>
+        <w:rPr>
+          <w:rFonts w:cs="Times New Roman"/>
+          <w:szCs w:val="24"/>
+          <w:lang w:val="sr-Cyrl-RS"/>
+        </w:rPr>
+      </w:pPr>
+      <w:r>
+        <w:rPr>
+          <w:rFonts w:cs="Times New Roman"/>
           <w:szCs w:val="24"/>
           <w:lang w:val="sr-Cyrl-RS"/>
         </w:rPr>
@@ -11549,18 +11823,15 @@
           <w:numId w:val="3"/>
         </w:numPr>
         <w:ind w:left="1080"/>
-        <w:jc w:val="both"/>
-        <w:rPr>
-          <w:rFonts w:ascii="Times New Roman" w:hAnsi="Times New Roman" w:cs="Times New Roman"/>
-          <w:sz w:val="24"/>
-          <w:szCs w:val="24"/>
-          <w:lang w:val="sr-Cyrl-RS"/>
-        </w:rPr>
-      </w:pPr>
-      <w:r>
-        <w:rPr>
-          <w:rFonts w:ascii="Times New Roman" w:hAnsi="Times New Roman" w:cs="Times New Roman"/>
-          <w:sz w:val="24"/>
+        <w:rPr>
+          <w:rFonts w:cs="Times New Roman"/>
+          <w:szCs w:val="24"/>
+          <w:lang w:val="sr-Cyrl-RS"/>
+        </w:rPr>
+      </w:pPr>
+      <w:r>
+        <w:rPr>
+          <w:rFonts w:cs="Times New Roman"/>
           <w:szCs w:val="24"/>
           <w:lang w:val="sr-Cyrl-RS"/>
         </w:rPr>
@@ -11574,18 +11845,15 @@
           <w:ilvl w:val="0"/>
           <w:numId w:val="3"/>
         </w:numPr>
-        <w:jc w:val="both"/>
-        <w:rPr>
-          <w:rFonts w:ascii="Times New Roman" w:hAnsi="Times New Roman" w:cs="Times New Roman"/>
-          <w:sz w:val="24"/>
-          <w:szCs w:val="24"/>
-          <w:lang w:val="sr-Cyrl-RS"/>
-        </w:rPr>
-      </w:pPr>
-      <w:r>
-        <w:rPr>
-          <w:rFonts w:ascii="Times New Roman" w:hAnsi="Times New Roman" w:cs="Times New Roman"/>
-          <w:sz w:val="24"/>
+        <w:rPr>
+          <w:rFonts w:cs="Times New Roman"/>
+          <w:szCs w:val="24"/>
+          <w:lang w:val="sr-Cyrl-RS"/>
+        </w:rPr>
+      </w:pPr>
+      <w:r>
+        <w:rPr>
+          <w:rFonts w:cs="Times New Roman"/>
           <w:szCs w:val="24"/>
           <w:lang w:val="sr-Cyrl-RS"/>
         </w:rPr>
@@ -11600,18 +11868,15 @@
           <w:numId w:val="3"/>
         </w:numPr>
         <w:ind w:left="1080"/>
-        <w:jc w:val="both"/>
-        <w:rPr>
-          <w:rFonts w:ascii="Times New Roman" w:hAnsi="Times New Roman" w:cs="Times New Roman"/>
-          <w:sz w:val="24"/>
-          <w:szCs w:val="24"/>
-          <w:lang w:val="sr-Cyrl-RS"/>
-        </w:rPr>
-      </w:pPr>
-      <w:r>
-        <w:rPr>
-          <w:rFonts w:ascii="Times New Roman" w:hAnsi="Times New Roman" w:cs="Times New Roman"/>
-          <w:sz w:val="24"/>
+        <w:rPr>
+          <w:rFonts w:cs="Times New Roman"/>
+          <w:szCs w:val="24"/>
+          <w:lang w:val="sr-Cyrl-RS"/>
+        </w:rPr>
+      </w:pPr>
+      <w:r>
+        <w:rPr>
+          <w:rFonts w:cs="Times New Roman"/>
           <w:szCs w:val="24"/>
           <w:lang w:val="sr-Cyrl-RS"/>
         </w:rPr>
@@ -11626,18 +11891,15 @@
           <w:numId w:val="3"/>
         </w:numPr>
         <w:ind w:left="1080"/>
-        <w:jc w:val="both"/>
-        <w:rPr>
-          <w:rFonts w:ascii="Times New Roman" w:hAnsi="Times New Roman" w:cs="Times New Roman"/>
-          <w:sz w:val="24"/>
-          <w:szCs w:val="24"/>
-          <w:lang w:val="sr-Cyrl-RS"/>
-        </w:rPr>
-      </w:pPr>
-      <w:r>
-        <w:rPr>
-          <w:rFonts w:ascii="Times New Roman" w:hAnsi="Times New Roman" w:cs="Times New Roman"/>
-          <w:sz w:val="24"/>
+        <w:rPr>
+          <w:rFonts w:cs="Times New Roman"/>
+          <w:szCs w:val="24"/>
+          <w:lang w:val="sr-Cyrl-RS"/>
+        </w:rPr>
+      </w:pPr>
+      <w:r>
+        <w:rPr>
+          <w:rFonts w:cs="Times New Roman"/>
           <w:szCs w:val="24"/>
           <w:lang w:val="sr-Cyrl-RS"/>
         </w:rPr>
@@ -11645,8 +11907,7 @@
       </w:r>
       <w:r>
         <w:rPr>
-          <w:rFonts w:ascii="Times New Roman" w:hAnsi="Times New Roman" w:cs="Times New Roman"/>
-          <w:sz w:val="24"/>
+          <w:rFonts w:cs="Times New Roman"/>
           <w:szCs w:val="24"/>
           <w:lang w:val="sr-Cyrl-RS"/>
         </w:rPr>
@@ -11654,8 +11915,7 @@
       </w:r>
       <w:r>
         <w:rPr>
-          <w:rFonts w:ascii="Times New Roman" w:hAnsi="Times New Roman" w:cs="Times New Roman"/>
-          <w:sz w:val="24"/>
+          <w:rFonts w:cs="Times New Roman"/>
           <w:szCs w:val="24"/>
           <w:lang w:val="sr-Cyrl-RS"/>
         </w:rPr>
@@ -11670,18 +11930,15 @@
           <w:numId w:val="3"/>
         </w:numPr>
         <w:ind w:left="1080"/>
-        <w:jc w:val="both"/>
-        <w:rPr>
-          <w:rFonts w:ascii="Times New Roman" w:hAnsi="Times New Roman" w:cs="Times New Roman"/>
-          <w:sz w:val="24"/>
-          <w:szCs w:val="24"/>
-          <w:lang w:val="sr-Cyrl-RS"/>
-        </w:rPr>
-      </w:pPr>
-      <w:r>
-        <w:rPr>
-          <w:rFonts w:ascii="Times New Roman" w:hAnsi="Times New Roman" w:cs="Times New Roman"/>
-          <w:sz w:val="24"/>
+        <w:rPr>
+          <w:rFonts w:cs="Times New Roman"/>
+          <w:szCs w:val="24"/>
+          <w:lang w:val="sr-Cyrl-RS"/>
+        </w:rPr>
+      </w:pPr>
+      <w:r>
+        <w:rPr>
+          <w:rFonts w:cs="Times New Roman"/>
           <w:szCs w:val="24"/>
           <w:lang w:val="sr-Cyrl-RS"/>
         </w:rPr>
@@ -11696,18 +11953,15 @@
           <w:numId w:val="3"/>
         </w:numPr>
         <w:ind w:left="1080"/>
-        <w:jc w:val="both"/>
-        <w:rPr>
-          <w:rFonts w:ascii="Times New Roman" w:hAnsi="Times New Roman" w:cs="Times New Roman"/>
-          <w:sz w:val="24"/>
-          <w:szCs w:val="24"/>
-          <w:lang w:val="sr-Cyrl-RS"/>
-        </w:rPr>
-      </w:pPr>
-      <w:r>
-        <w:rPr>
-          <w:rFonts w:ascii="Times New Roman" w:hAnsi="Times New Roman" w:cs="Times New Roman"/>
-          <w:sz w:val="24"/>
+        <w:rPr>
+          <w:rFonts w:cs="Times New Roman"/>
+          <w:szCs w:val="24"/>
+          <w:lang w:val="sr-Cyrl-RS"/>
+        </w:rPr>
+      </w:pPr>
+      <w:r>
+        <w:rPr>
+          <w:rFonts w:cs="Times New Roman"/>
           <w:szCs w:val="24"/>
           <w:lang w:val="sr-Cyrl-RS"/>
         </w:rPr>
@@ -11715,8 +11969,7 @@
       </w:r>
       <w:r>
         <w:rPr>
-          <w:rFonts w:ascii="Times New Roman" w:hAnsi="Times New Roman" w:cs="Times New Roman"/>
-          <w:sz w:val="24"/>
+          <w:rFonts w:cs="Times New Roman"/>
           <w:szCs w:val="24"/>
           <w:lang w:val="sr-Cyrl-RS"/>
         </w:rPr>
@@ -11724,8 +11977,7 @@
       </w:r>
       <w:r>
         <w:rPr>
-          <w:rFonts w:ascii="Times New Roman" w:hAnsi="Times New Roman" w:cs="Times New Roman"/>
-          <w:sz w:val="24"/>
+          <w:rFonts w:cs="Times New Roman"/>
           <w:szCs w:val="24"/>
           <w:lang w:val="sr-Cyrl-RS"/>
         </w:rPr>
@@ -11733,8 +11985,7 @@
       </w:r>
       <w:r>
         <w:rPr>
-          <w:rFonts w:ascii="Times New Roman" w:hAnsi="Times New Roman" w:cs="Times New Roman"/>
-          <w:sz w:val="24"/>
+          <w:rFonts w:cs="Times New Roman"/>
           <w:szCs w:val="24"/>
           <w:lang w:val="sr-Cyrl-RS"/>
         </w:rPr>
@@ -11742,8 +11993,7 @@
       </w:r>
       <w:r>
         <w:rPr>
-          <w:rFonts w:ascii="Times New Roman" w:hAnsi="Times New Roman" w:cs="Times New Roman"/>
-          <w:sz w:val="24"/>
+          <w:rFonts w:cs="Times New Roman"/>
           <w:szCs w:val="24"/>
           <w:lang w:val="sr-Cyrl-RS"/>
         </w:rPr>
@@ -11758,18 +12008,15 @@
           <w:numId w:val="3"/>
         </w:numPr>
         <w:ind w:left="1080"/>
-        <w:jc w:val="both"/>
-        <w:rPr>
-          <w:rFonts w:ascii="Times New Roman" w:hAnsi="Times New Roman" w:cs="Times New Roman"/>
-          <w:sz w:val="24"/>
-          <w:szCs w:val="24"/>
-          <w:lang w:val="sr-Cyrl-RS"/>
-        </w:rPr>
-      </w:pPr>
-      <w:r>
-        <w:rPr>
-          <w:rFonts w:ascii="Times New Roman" w:hAnsi="Times New Roman" w:cs="Times New Roman"/>
-          <w:sz w:val="24"/>
+        <w:rPr>
+          <w:rFonts w:cs="Times New Roman"/>
+          <w:szCs w:val="24"/>
+          <w:lang w:val="sr-Cyrl-RS"/>
+        </w:rPr>
+      </w:pPr>
+      <w:r>
+        <w:rPr>
+          <w:rFonts w:cs="Times New Roman"/>
           <w:szCs w:val="24"/>
           <w:lang w:val="sr-Cyrl-RS"/>
         </w:rPr>
@@ -11777,8 +12024,7 @@
       </w:r>
       <w:r>
         <w:rPr>
-          <w:rFonts w:ascii="Times New Roman" w:hAnsi="Times New Roman" w:cs="Times New Roman"/>
-          <w:sz w:val="24"/>
+          <w:rFonts w:cs="Times New Roman"/>
           <w:szCs w:val="24"/>
           <w:lang w:val="sr-Cyrl-RS"/>
         </w:rPr>
@@ -11786,8 +12032,7 @@
       </w:r>
       <w:r>
         <w:rPr>
-          <w:rFonts w:ascii="Times New Roman" w:hAnsi="Times New Roman" w:cs="Times New Roman"/>
-          <w:sz w:val="24"/>
+          <w:rFonts w:cs="Times New Roman"/>
           <w:szCs w:val="24"/>
           <w:lang w:val="sr-Cyrl-RS"/>
         </w:rPr>
@@ -11795,8 +12040,7 @@
       </w:r>
       <w:r>
         <w:rPr>
-          <w:rFonts w:ascii="Times New Roman" w:hAnsi="Times New Roman" w:cs="Times New Roman"/>
-          <w:sz w:val="24"/>
+          <w:rFonts w:cs="Times New Roman"/>
           <w:szCs w:val="24"/>
           <w:lang w:val="sr-Cyrl-RS"/>
         </w:rPr>
@@ -11810,18 +12054,15 @@
           <w:ilvl w:val="0"/>
           <w:numId w:val="3"/>
         </w:numPr>
-        <w:jc w:val="both"/>
-        <w:rPr>
-          <w:rFonts w:ascii="Times New Roman" w:hAnsi="Times New Roman" w:cs="Times New Roman"/>
-          <w:sz w:val="24"/>
-          <w:szCs w:val="24"/>
-          <w:lang w:val="sr-Cyrl-RS"/>
-        </w:rPr>
-      </w:pPr>
-      <w:r>
-        <w:rPr>
-          <w:rFonts w:ascii="Times New Roman" w:hAnsi="Times New Roman" w:cs="Times New Roman"/>
-          <w:sz w:val="24"/>
+        <w:rPr>
+          <w:rFonts w:cs="Times New Roman"/>
+          <w:szCs w:val="24"/>
+          <w:lang w:val="sr-Cyrl-RS"/>
+        </w:rPr>
+      </w:pPr>
+      <w:r>
+        <w:rPr>
+          <w:rFonts w:cs="Times New Roman"/>
           <w:szCs w:val="24"/>
           <w:lang w:val="sr-Cyrl-RS"/>
         </w:rPr>
@@ -11836,18 +12077,15 @@
           <w:numId w:val="3"/>
         </w:numPr>
         <w:ind w:left="1080"/>
-        <w:jc w:val="both"/>
-        <w:rPr>
-          <w:rFonts w:ascii="Times New Roman" w:hAnsi="Times New Roman" w:cs="Times New Roman"/>
-          <w:sz w:val="24"/>
-          <w:szCs w:val="24"/>
-          <w:lang w:val="sr-Cyrl-RS"/>
-        </w:rPr>
-      </w:pPr>
-      <w:r>
-        <w:rPr>
-          <w:rFonts w:ascii="Times New Roman" w:hAnsi="Times New Roman" w:cs="Times New Roman"/>
-          <w:sz w:val="24"/>
+        <w:rPr>
+          <w:rFonts w:cs="Times New Roman"/>
+          <w:szCs w:val="24"/>
+          <w:lang w:val="sr-Cyrl-RS"/>
+        </w:rPr>
+      </w:pPr>
+      <w:r>
+        <w:rPr>
+          <w:rFonts w:cs="Times New Roman"/>
           <w:szCs w:val="24"/>
           <w:lang w:val="sr-Cyrl-RS"/>
         </w:rPr>
@@ -11855,8 +12093,7 @@
       </w:r>
       <w:r>
         <w:rPr>
-          <w:rFonts w:ascii="Times New Roman" w:hAnsi="Times New Roman" w:cs="Times New Roman"/>
-          <w:sz w:val="24"/>
+          <w:rFonts w:cs="Times New Roman"/>
           <w:szCs w:val="24"/>
           <w:lang w:val="sr-Cyrl-RS"/>
         </w:rPr>
@@ -11864,8 +12101,7 @@
       </w:r>
       <w:r>
         <w:rPr>
-          <w:rFonts w:ascii="Times New Roman" w:hAnsi="Times New Roman" w:cs="Times New Roman"/>
-          <w:sz w:val="24"/>
+          <w:rFonts w:cs="Times New Roman"/>
           <w:szCs w:val="24"/>
           <w:lang w:val="sr-Cyrl-RS"/>
         </w:rPr>
@@ -11879,18 +12115,15 @@
           <w:ilvl w:val="0"/>
           <w:numId w:val="3"/>
         </w:numPr>
-        <w:jc w:val="both"/>
-        <w:rPr>
-          <w:rFonts w:ascii="Times New Roman" w:hAnsi="Times New Roman" w:cs="Times New Roman"/>
-          <w:sz w:val="24"/>
-          <w:szCs w:val="24"/>
-          <w:lang w:val="sr-Cyrl-RS"/>
-        </w:rPr>
-      </w:pPr>
-      <w:r>
-        <w:rPr>
-          <w:rFonts w:ascii="Times New Roman" w:hAnsi="Times New Roman" w:cs="Times New Roman"/>
-          <w:sz w:val="24"/>
+        <w:rPr>
+          <w:rFonts w:cs="Times New Roman"/>
+          <w:szCs w:val="24"/>
+          <w:lang w:val="sr-Cyrl-RS"/>
+        </w:rPr>
+      </w:pPr>
+      <w:r>
+        <w:rPr>
+          <w:rFonts w:cs="Times New Roman"/>
           <w:szCs w:val="24"/>
           <w:lang w:val="sr-Cyrl-RS"/>
         </w:rPr>
@@ -11905,18 +12138,15 @@
           <w:numId w:val="3"/>
         </w:numPr>
         <w:ind w:left="1080"/>
-        <w:jc w:val="both"/>
-        <w:rPr>
-          <w:rFonts w:ascii="Times New Roman" w:hAnsi="Times New Roman" w:cs="Times New Roman"/>
-          <w:sz w:val="24"/>
-          <w:szCs w:val="24"/>
-          <w:lang w:val="sr-Cyrl-RS"/>
-        </w:rPr>
-      </w:pPr>
-      <w:r>
-        <w:rPr>
-          <w:rFonts w:ascii="Times New Roman" w:hAnsi="Times New Roman" w:cs="Times New Roman"/>
-          <w:sz w:val="24"/>
+        <w:rPr>
+          <w:rFonts w:cs="Times New Roman"/>
+          <w:szCs w:val="24"/>
+          <w:lang w:val="sr-Cyrl-RS"/>
+        </w:rPr>
+      </w:pPr>
+      <w:r>
+        <w:rPr>
+          <w:rFonts w:cs="Times New Roman"/>
           <w:szCs w:val="24"/>
           <w:lang w:val="sr-Cyrl-RS"/>
         </w:rPr>
@@ -11924,8 +12154,7 @@
       </w:r>
       <w:r>
         <w:rPr>
-          <w:rFonts w:ascii="Times New Roman" w:hAnsi="Times New Roman" w:cs="Times New Roman"/>
-          <w:sz w:val="24"/>
+          <w:rFonts w:cs="Times New Roman"/>
           <w:szCs w:val="24"/>
           <w:lang w:val="sr-Cyrl-RS"/>
         </w:rPr>
@@ -11933,8 +12162,7 @@
       </w:r>
       <w:r>
         <w:rPr>
-          <w:rFonts w:ascii="Times New Roman" w:hAnsi="Times New Roman" w:cs="Times New Roman"/>
-          <w:sz w:val="24"/>
+          <w:rFonts w:cs="Times New Roman"/>
           <w:szCs w:val="24"/>
           <w:lang w:val="sr-Cyrl-RS"/>
         </w:rPr>
@@ -11949,18 +12177,15 @@
           <w:numId w:val="3"/>
         </w:numPr>
         <w:ind w:left="1080"/>
-        <w:jc w:val="both"/>
-        <w:rPr>
-          <w:rFonts w:ascii="Times New Roman" w:hAnsi="Times New Roman" w:cs="Times New Roman"/>
-          <w:sz w:val="24"/>
-          <w:szCs w:val="24"/>
-          <w:lang w:val="sr-Cyrl-RS"/>
-        </w:rPr>
-      </w:pPr>
-      <w:r>
-        <w:rPr>
-          <w:rFonts w:ascii="Times New Roman" w:hAnsi="Times New Roman" w:cs="Times New Roman"/>
-          <w:sz w:val="24"/>
+        <w:rPr>
+          <w:rFonts w:cs="Times New Roman"/>
+          <w:szCs w:val="24"/>
+          <w:lang w:val="sr-Cyrl-RS"/>
+        </w:rPr>
+      </w:pPr>
+      <w:r>
+        <w:rPr>
+          <w:rFonts w:cs="Times New Roman"/>
           <w:szCs w:val="24"/>
           <w:lang w:val="sr-Cyrl-RS"/>
         </w:rPr>
@@ -11968,8 +12193,7 @@
       </w:r>
       <w:r>
         <w:rPr>
-          <w:rFonts w:ascii="Times New Roman" w:hAnsi="Times New Roman" w:cs="Times New Roman"/>
-          <w:sz w:val="24"/>
+          <w:rFonts w:cs="Times New Roman"/>
           <w:szCs w:val="24"/>
           <w:lang w:val="sr-Cyrl-RS"/>
         </w:rPr>
@@ -11983,18 +12207,15 @@
           <w:ilvl w:val="0"/>
           <w:numId w:val="3"/>
         </w:numPr>
-        <w:jc w:val="both"/>
-        <w:rPr>
-          <w:rFonts w:ascii="Times New Roman" w:hAnsi="Times New Roman" w:cs="Times New Roman"/>
-          <w:sz w:val="24"/>
-          <w:szCs w:val="24"/>
-          <w:lang w:val="sr-Cyrl-RS"/>
-        </w:rPr>
-      </w:pPr>
-      <w:r>
-        <w:rPr>
-          <w:rFonts w:ascii="Times New Roman" w:hAnsi="Times New Roman" w:cs="Times New Roman"/>
-          <w:sz w:val="24"/>
+        <w:rPr>
+          <w:rFonts w:cs="Times New Roman"/>
+          <w:szCs w:val="24"/>
+          <w:lang w:val="sr-Cyrl-RS"/>
+        </w:rPr>
+      </w:pPr>
+      <w:r>
+        <w:rPr>
+          <w:rFonts w:cs="Times New Roman"/>
           <w:szCs w:val="24"/>
           <w:lang w:val="sr-Cyrl-RS"/>
         </w:rPr>
@@ -12009,18 +12230,15 @@
           <w:numId w:val="3"/>
         </w:numPr>
         <w:ind w:left="1080"/>
-        <w:jc w:val="both"/>
-        <w:rPr>
-          <w:rFonts w:ascii="Times New Roman" w:hAnsi="Times New Roman" w:cs="Times New Roman"/>
-          <w:sz w:val="24"/>
-          <w:szCs w:val="24"/>
-          <w:lang w:val="sr-Cyrl-RS"/>
-        </w:rPr>
-      </w:pPr>
-      <w:r>
-        <w:rPr>
-          <w:rFonts w:ascii="Times New Roman" w:hAnsi="Times New Roman" w:cs="Times New Roman"/>
-          <w:sz w:val="24"/>
+        <w:rPr>
+          <w:rFonts w:cs="Times New Roman"/>
+          <w:szCs w:val="24"/>
+          <w:lang w:val="sr-Cyrl-RS"/>
+        </w:rPr>
+      </w:pPr>
+      <w:r>
+        <w:rPr>
+          <w:rFonts w:cs="Times New Roman"/>
           <w:szCs w:val="24"/>
           <w:lang w:val="sr-Cyrl-RS"/>
         </w:rPr>
@@ -12034,18 +12252,15 @@
           <w:ilvl w:val="0"/>
           <w:numId w:val="3"/>
         </w:numPr>
-        <w:jc w:val="both"/>
-        <w:rPr>
-          <w:rFonts w:ascii="Times New Roman" w:hAnsi="Times New Roman" w:cs="Times New Roman"/>
-          <w:sz w:val="24"/>
-          <w:szCs w:val="24"/>
-          <w:lang w:val="sr-Cyrl-RS"/>
-        </w:rPr>
-      </w:pPr>
-      <w:r>
-        <w:rPr>
-          <w:rFonts w:ascii="Times New Roman" w:hAnsi="Times New Roman" w:cs="Times New Roman"/>
-          <w:sz w:val="24"/>
+        <w:rPr>
+          <w:rFonts w:cs="Times New Roman"/>
+          <w:szCs w:val="24"/>
+          <w:lang w:val="sr-Cyrl-RS"/>
+        </w:rPr>
+      </w:pPr>
+      <w:r>
+        <w:rPr>
+          <w:rFonts w:cs="Times New Roman"/>
           <w:szCs w:val="24"/>
           <w:lang w:val="sr-Cyrl-RS"/>
         </w:rPr>
@@ -12060,18 +12275,15 @@
           <w:numId w:val="3"/>
         </w:numPr>
         <w:ind w:left="1080"/>
-        <w:jc w:val="both"/>
-        <w:rPr>
-          <w:rFonts w:ascii="Times New Roman" w:hAnsi="Times New Roman" w:cs="Times New Roman"/>
-          <w:sz w:val="24"/>
-          <w:szCs w:val="24"/>
-          <w:lang w:val="sr-Cyrl-RS"/>
-        </w:rPr>
-      </w:pPr>
-      <w:r>
-        <w:rPr>
-          <w:rFonts w:ascii="Times New Roman" w:hAnsi="Times New Roman" w:cs="Times New Roman"/>
-          <w:sz w:val="24"/>
+        <w:rPr>
+          <w:rFonts w:cs="Times New Roman"/>
+          <w:szCs w:val="24"/>
+          <w:lang w:val="sr-Cyrl-RS"/>
+        </w:rPr>
+      </w:pPr>
+      <w:r>
+        <w:rPr>
+          <w:rFonts w:cs="Times New Roman"/>
           <w:szCs w:val="24"/>
           <w:lang w:val="sr-Cyrl-RS"/>
         </w:rPr>
@@ -12086,18 +12298,15 @@
           <w:numId w:val="3"/>
         </w:numPr>
         <w:ind w:left="1080"/>
-        <w:jc w:val="both"/>
-        <w:rPr>
-          <w:rFonts w:ascii="Times New Roman" w:hAnsi="Times New Roman" w:cs="Times New Roman"/>
-          <w:sz w:val="24"/>
-          <w:szCs w:val="24"/>
-          <w:lang w:val="sr-Cyrl-RS"/>
-        </w:rPr>
-      </w:pPr>
-      <w:r>
-        <w:rPr>
-          <w:rFonts w:ascii="Times New Roman" w:hAnsi="Times New Roman" w:cs="Times New Roman"/>
-          <w:sz w:val="24"/>
+        <w:rPr>
+          <w:rFonts w:cs="Times New Roman"/>
+          <w:szCs w:val="24"/>
+          <w:lang w:val="sr-Cyrl-RS"/>
+        </w:rPr>
+      </w:pPr>
+      <w:r>
+        <w:rPr>
+          <w:rFonts w:cs="Times New Roman"/>
           <w:szCs w:val="24"/>
           <w:lang w:val="sr-Cyrl-RS"/>
         </w:rPr>
@@ -12106,18 +12315,15 @@
     </w:p>
     <w:p>
       <w:pPr>
-        <w:jc w:val="both"/>
-        <w:rPr>
-          <w:rFonts w:ascii="Times New Roman" w:hAnsi="Times New Roman" w:cs="Times New Roman"/>
-          <w:sz w:val="24"/>
+        <w:rPr>
+          <w:rFonts w:cs="Times New Roman"/>
           <w:szCs w:val="24"/>
           <w:lang w:val="sr-Latn-RS"/>
         </w:rPr>
       </w:pPr>
       <w:r>
         <w:rPr>
-          <w:rFonts w:ascii="Times New Roman" w:hAnsi="Times New Roman" w:cs="Times New Roman"/>
-          <w:sz w:val="24"/>
+          <w:rFonts w:cs="Times New Roman"/>
           <w:szCs w:val="24"/>
           <w:lang w:val="sr-Cyrl-RS"/>
         </w:rPr>
@@ -12125,8 +12331,7 @@
       </w:r>
       <w:r>
         <w:rPr>
-          <w:rFonts w:ascii="Times New Roman" w:hAnsi="Times New Roman" w:cs="Times New Roman"/>
-          <w:sz w:val="24"/>
+          <w:rFonts w:cs="Times New Roman"/>
           <w:szCs w:val="24"/>
           <w:lang w:val="sr-Cyrl-RS"/>
         </w:rPr>
@@ -12134,8 +12339,7 @@
       </w:r>
       <w:r>
         <w:rPr>
-          <w:rFonts w:ascii="Times New Roman" w:hAnsi="Times New Roman" w:cs="Times New Roman"/>
-          <w:sz w:val="24"/>
+          <w:rFonts w:cs="Times New Roman"/>
           <w:szCs w:val="24"/>
           <w:lang w:val="sr-Cyrl-RS"/>
         </w:rPr>
@@ -12144,18 +12348,15 @@
     </w:p>
     <w:p>
       <w:pPr>
-        <w:jc w:val="both"/>
-        <w:rPr>
-          <w:rFonts w:ascii="Times New Roman" w:hAnsi="Times New Roman" w:cs="Times New Roman"/>
-          <w:sz w:val="24"/>
-          <w:szCs w:val="24"/>
-          <w:lang w:val="sr-Cyrl-RS"/>
-        </w:rPr>
-      </w:pPr>
-      <w:r>
-        <w:rPr>
-          <w:rFonts w:ascii="Times New Roman" w:hAnsi="Times New Roman" w:cs="Times New Roman"/>
-          <w:sz w:val="24"/>
+        <w:rPr>
+          <w:rFonts w:cs="Times New Roman"/>
+          <w:szCs w:val="24"/>
+          <w:lang w:val="sr-Cyrl-RS"/>
+        </w:rPr>
+      </w:pPr>
+      <w:r>
+        <w:rPr>
+          <w:rFonts w:cs="Times New Roman"/>
           <w:szCs w:val="24"/>
           <w:lang w:val="sr-Cyrl-RS"/>
         </w:rPr>
@@ -12163,8 +12364,7 @@
       </w:r>
       <w:r>
         <w:rPr>
-          <w:rFonts w:ascii="Times New Roman" w:hAnsi="Times New Roman" w:cs="Times New Roman"/>
-          <w:sz w:val="24"/>
+          <w:rFonts w:cs="Times New Roman"/>
           <w:szCs w:val="24"/>
           <w:lang w:val="sr-Cyrl-RS"/>
         </w:rPr>
@@ -12172,8 +12372,7 @@
       </w:r>
       <w:r>
         <w:rPr>
-          <w:rFonts w:ascii="Times New Roman" w:hAnsi="Times New Roman" w:cs="Times New Roman"/>
-          <w:sz w:val="24"/>
+          <w:rFonts w:cs="Times New Roman"/>
           <w:szCs w:val="24"/>
           <w:lang w:val="sr-Cyrl-RS"/>
         </w:rPr>
@@ -12183,13 +12382,13 @@
     <w:p>
       <w:pPr>
         <w:rPr>
-          <w:rFonts w:ascii="Times New Roman" w:hAnsi="Times New Roman" w:cs="Times New Roman"/>
-          <w:lang w:val="sr-Cyrl-RS"/>
-        </w:rPr>
-      </w:pPr>
-      <w:r>
-        <w:rPr>
-          <w:rFonts w:ascii="Times New Roman" w:hAnsi="Times New Roman" w:cs="Times New Roman"/>
+          <w:rFonts w:cs="Times New Roman"/>
+          <w:lang w:val="sr-Cyrl-RS"/>
+        </w:rPr>
+      </w:pPr>
+      <w:r>
+        <w:rPr>
+          <w:rFonts w:cs="Times New Roman"/>
           <w:lang w:val="sr-Cyrl-RS"/>
         </w:rPr>
         <w:br w:type="page"/>
@@ -12243,18 +12442,15 @@
     </w:p>
     <w:p>
       <w:pPr>
-        <w:jc w:val="both"/>
-        <w:rPr>
-          <w:rFonts w:ascii="Times New Roman" w:hAnsi="Times New Roman" w:cs="Times New Roman"/>
-          <w:sz w:val="24"/>
-          <w:szCs w:val="24"/>
-          <w:lang w:val="sr-Cyrl-RS"/>
-        </w:rPr>
-      </w:pPr>
-      <w:r>
-        <w:rPr>
-          <w:rFonts w:ascii="Times New Roman" w:hAnsi="Times New Roman" w:cs="Times New Roman"/>
-          <w:sz w:val="24"/>
+        <w:rPr>
+          <w:rFonts w:cs="Times New Roman"/>
+          <w:szCs w:val="24"/>
+          <w:lang w:val="sr-Cyrl-RS"/>
+        </w:rPr>
+      </w:pPr>
+      <w:r>
+        <w:rPr>
+          <w:rFonts w:cs="Times New Roman"/>
           <w:szCs w:val="24"/>
           <w:lang w:val="sr-Cyrl-RS"/>
         </w:rPr>
@@ -12262,8 +12458,7 @@
       </w:r>
       <w:r>
         <w:rPr>
-          <w:rFonts w:ascii="Times New Roman" w:hAnsi="Times New Roman" w:cs="Times New Roman"/>
-          <w:sz w:val="24"/>
+          <w:rFonts w:cs="Times New Roman"/>
           <w:szCs w:val="24"/>
           <w:lang w:val="sr-Cyrl-RS"/>
         </w:rPr>
@@ -12271,8 +12466,7 @@
       </w:r>
       <w:r>
         <w:rPr>
-          <w:rFonts w:ascii="Times New Roman" w:hAnsi="Times New Roman" w:cs="Times New Roman"/>
-          <w:sz w:val="24"/>
+          <w:rFonts w:cs="Times New Roman"/>
           <w:szCs w:val="24"/>
           <w:lang w:val="sr-Cyrl-RS"/>
         </w:rPr>
@@ -12281,18 +12475,15 @@
     </w:p>
     <w:p>
       <w:pPr>
-        <w:jc w:val="both"/>
-        <w:rPr>
-          <w:rFonts w:ascii="Times New Roman" w:hAnsi="Times New Roman" w:cs="Times New Roman"/>
-          <w:sz w:val="24"/>
-          <w:szCs w:val="24"/>
-          <w:lang w:val="sr-Cyrl-RS"/>
-        </w:rPr>
-      </w:pPr>
-      <w:r>
-        <w:rPr>
-          <w:rFonts w:ascii="Times New Roman" w:hAnsi="Times New Roman" w:cs="Times New Roman"/>
-          <w:sz w:val="24"/>
+        <w:rPr>
+          <w:rFonts w:cs="Times New Roman"/>
+          <w:szCs w:val="24"/>
+          <w:lang w:val="sr-Cyrl-RS"/>
+        </w:rPr>
+      </w:pPr>
+      <w:r>
+        <w:rPr>
+          <w:rFonts w:cs="Times New Roman"/>
           <w:szCs w:val="24"/>
           <w:lang w:val="sr-Cyrl-RS"/>
         </w:rPr>
@@ -12300,8 +12491,7 @@
       </w:r>
       <w:r>
         <w:rPr>
-          <w:rFonts w:ascii="Times New Roman" w:hAnsi="Times New Roman" w:cs="Times New Roman"/>
-          <w:sz w:val="24"/>
+          <w:rFonts w:cs="Times New Roman"/>
           <w:szCs w:val="24"/>
           <w:lang w:val="sr-Cyrl-RS"/>
         </w:rPr>
@@ -12309,8 +12499,7 @@
       </w:r>
       <w:r>
         <w:rPr>
-          <w:rFonts w:ascii="Times New Roman" w:hAnsi="Times New Roman" w:cs="Times New Roman"/>
-          <w:sz w:val="24"/>
+          <w:rFonts w:cs="Times New Roman"/>
           <w:szCs w:val="24"/>
           <w:lang w:val="sr-Cyrl-RS"/>
         </w:rPr>
@@ -12318,8 +12507,7 @@
       </w:r>
       <w:r>
         <w:rPr>
-          <w:rFonts w:ascii="Times New Roman" w:hAnsi="Times New Roman" w:cs="Times New Roman"/>
-          <w:sz w:val="24"/>
+          <w:rFonts w:cs="Times New Roman"/>
           <w:szCs w:val="24"/>
           <w:lang w:val="sr-Cyrl-RS"/>
         </w:rPr>
@@ -12327,8 +12515,7 @@
       </w:r>
       <w:r>
         <w:rPr>
-          <w:rFonts w:ascii="Times New Roman" w:hAnsi="Times New Roman" w:cs="Times New Roman"/>
-          <w:sz w:val="24"/>
+          <w:rFonts w:cs="Times New Roman"/>
           <w:szCs w:val="24"/>
           <w:lang w:val="sr-Cyrl-RS"/>
         </w:rPr>
@@ -12337,18 +12524,15 @@
     </w:p>
     <w:p>
       <w:pPr>
-        <w:jc w:val="both"/>
-        <w:rPr>
-          <w:rFonts w:ascii="Times New Roman" w:hAnsi="Times New Roman" w:cs="Times New Roman"/>
-          <w:sz w:val="24"/>
-          <w:szCs w:val="24"/>
-          <w:lang w:val="sr-Cyrl-RS"/>
-        </w:rPr>
-      </w:pPr>
-      <w:r>
-        <w:rPr>
-          <w:rFonts w:ascii="Times New Roman" w:hAnsi="Times New Roman" w:cs="Times New Roman"/>
-          <w:sz w:val="24"/>
+        <w:rPr>
+          <w:rFonts w:cs="Times New Roman"/>
+          <w:szCs w:val="24"/>
+          <w:lang w:val="sr-Cyrl-RS"/>
+        </w:rPr>
+      </w:pPr>
+      <w:r>
+        <w:rPr>
+          <w:rFonts w:cs="Times New Roman"/>
           <w:szCs w:val="24"/>
           <w:lang w:val="sr-Cyrl-RS"/>
         </w:rPr>
@@ -12356,8 +12540,7 @@
       </w:r>
       <w:r>
         <w:rPr>
-          <w:rFonts w:ascii="Times New Roman" w:hAnsi="Times New Roman" w:cs="Times New Roman"/>
-          <w:sz w:val="24"/>
+          <w:rFonts w:cs="Times New Roman"/>
           <w:szCs w:val="24"/>
           <w:lang w:val="sr-Cyrl-RS"/>
         </w:rPr>
@@ -12368,17 +12551,15 @@
       <w:pPr>
         <w:jc w:val="center"/>
         <w:rPr>
-          <w:rFonts w:ascii="Times New Roman" w:hAnsi="Times New Roman" w:cs="Times New Roman"/>
-          <w:sz w:val="24"/>
-          <w:szCs w:val="24"/>
-          <w:lang w:val="sr-Cyrl-RS"/>
-        </w:rPr>
-      </w:pPr>
-      <w:r>
-        <w:rPr>
-          <w:rFonts w:ascii="Times New Roman" w:hAnsi="Times New Roman" w:cs="Times New Roman"/>
+          <w:rFonts w:cs="Times New Roman"/>
+          <w:szCs w:val="24"/>
+          <w:lang w:val="sr-Cyrl-RS"/>
+        </w:rPr>
+      </w:pPr>
+      <w:r>
+        <w:rPr>
+          <w:rFonts w:cs="Times New Roman"/>
           <w:noProof/>
-          <w:sz w:val="24"/>
           <w:szCs w:val="24"/>
         </w:rPr>
         <w:drawing>
@@ -12435,16 +12616,14 @@
       <w:pPr>
         <w:jc w:val="center"/>
         <w:rPr>
-          <w:rFonts w:ascii="Times New Roman" w:hAnsi="Times New Roman" w:cs="Times New Roman"/>
-          <w:sz w:val="24"/>
-          <w:szCs w:val="24"/>
-          <w:lang w:val="sr-Cyrl-RS"/>
-        </w:rPr>
-      </w:pPr>
-      <w:r>
-        <w:rPr>
-          <w:rFonts w:ascii="Times New Roman" w:hAnsi="Times New Roman" w:cs="Times New Roman"/>
-          <w:sz w:val="24"/>
+          <w:rFonts w:cs="Times New Roman"/>
+          <w:szCs w:val="24"/>
+          <w:lang w:val="sr-Cyrl-RS"/>
+        </w:rPr>
+      </w:pPr>
+      <w:r>
+        <w:rPr>
+          <w:rFonts w:cs="Times New Roman"/>
           <w:szCs w:val="24"/>
           <w:lang w:val="sr-Cyrl-RS"/>
         </w:rPr>
@@ -12453,18 +12632,15 @@
     </w:p>
     <w:p>
       <w:pPr>
-        <w:jc w:val="both"/>
-        <w:rPr>
-          <w:rFonts w:ascii="Times New Roman" w:hAnsi="Times New Roman" w:cs="Times New Roman"/>
-          <w:sz w:val="24"/>
-          <w:szCs w:val="24"/>
-          <w:lang w:val="sr-Cyrl-RS"/>
-        </w:rPr>
-      </w:pPr>
-      <w:r>
-        <w:rPr>
-          <w:rFonts w:ascii="Times New Roman" w:hAnsi="Times New Roman" w:cs="Times New Roman"/>
-          <w:sz w:val="24"/>
+        <w:rPr>
+          <w:rFonts w:cs="Times New Roman"/>
+          <w:szCs w:val="24"/>
+          <w:lang w:val="sr-Cyrl-RS"/>
+        </w:rPr>
+      </w:pPr>
+      <w:r>
+        <w:rPr>
+          <w:rFonts w:cs="Times New Roman"/>
           <w:szCs w:val="24"/>
           <w:lang w:val="sr-Cyrl-RS"/>
         </w:rPr>
@@ -12472,8 +12648,7 @@
       </w:r>
       <w:r>
         <w:rPr>
-          <w:rFonts w:ascii="Times New Roman" w:hAnsi="Times New Roman" w:cs="Times New Roman"/>
-          <w:sz w:val="24"/>
+          <w:rFonts w:cs="Times New Roman"/>
           <w:szCs w:val="24"/>
           <w:lang w:val="sr-Cyrl-RS"/>
         </w:rPr>
@@ -12481,8 +12656,7 @@
       </w:r>
       <w:r>
         <w:rPr>
-          <w:rFonts w:ascii="Times New Roman" w:hAnsi="Times New Roman" w:cs="Times New Roman"/>
-          <w:sz w:val="24"/>
+          <w:rFonts w:cs="Times New Roman"/>
           <w:szCs w:val="24"/>
           <w:lang w:val="sr-Cyrl-RS"/>
         </w:rPr>
@@ -12490,8 +12664,7 @@
       </w:r>
       <w:r>
         <w:rPr>
-          <w:rFonts w:ascii="Times New Roman" w:hAnsi="Times New Roman" w:cs="Times New Roman"/>
-          <w:sz w:val="24"/>
+          <w:rFonts w:cs="Times New Roman"/>
           <w:szCs w:val="24"/>
           <w:lang w:val="sr-Cyrl-RS"/>
         </w:rPr>
@@ -12499,8 +12672,7 @@
       </w:r>
       <w:r>
         <w:rPr>
-          <w:rFonts w:ascii="Times New Roman" w:hAnsi="Times New Roman" w:cs="Times New Roman"/>
-          <w:sz w:val="24"/>
+          <w:rFonts w:cs="Times New Roman"/>
           <w:szCs w:val="24"/>
           <w:lang w:val="sr-Cyrl-RS"/>
         </w:rPr>
@@ -12508,8 +12680,7 @@
       </w:r>
       <w:r>
         <w:rPr>
-          <w:rFonts w:ascii="Times New Roman" w:hAnsi="Times New Roman" w:cs="Times New Roman"/>
-          <w:sz w:val="24"/>
+          <w:rFonts w:cs="Times New Roman"/>
           <w:szCs w:val="24"/>
           <w:lang w:val="sr-Cyrl-RS"/>
         </w:rPr>
@@ -12517,8 +12688,7 @@
       </w:r>
       <w:r>
         <w:rPr>
-          <w:rFonts w:ascii="Times New Roman" w:hAnsi="Times New Roman" w:cs="Times New Roman"/>
-          <w:sz w:val="24"/>
+          <w:rFonts w:cs="Times New Roman"/>
           <w:szCs w:val="24"/>
           <w:lang w:val="sr-Cyrl-RS"/>
         </w:rPr>
@@ -12526,10 +12696,9 @@
       </w:r>
       <w:r>
         <w:rPr>
-          <w:rFonts w:ascii="Times New Roman" w:hAnsi="Times New Roman" w:cs="Times New Roman"/>
+          <w:rFonts w:cs="Times New Roman"/>
           <w:i/>
           <w:iCs/>
-          <w:sz w:val="24"/>
           <w:szCs w:val="24"/>
           <w:lang w:val="sr-Latn-RS"/>
         </w:rPr>
@@ -12537,8 +12706,7 @@
       </w:r>
       <w:r>
         <w:rPr>
-          <w:rFonts w:ascii="Times New Roman" w:hAnsi="Times New Roman" w:cs="Times New Roman"/>
-          <w:sz w:val="24"/>
+          <w:rFonts w:cs="Times New Roman"/>
           <w:szCs w:val="24"/>
           <w:lang w:val="sr-Latn-RS"/>
         </w:rPr>
@@ -12546,8 +12714,7 @@
       </w:r>
       <w:r>
         <w:rPr>
-          <w:rFonts w:ascii="Times New Roman" w:hAnsi="Times New Roman" w:cs="Times New Roman"/>
-          <w:sz w:val="24"/>
+          <w:rFonts w:cs="Times New Roman"/>
           <w:szCs w:val="24"/>
           <w:lang w:val="sr-Cyrl-RS"/>
         </w:rPr>
@@ -12556,18 +12723,15 @@
     </w:p>
     <w:p>
       <w:pPr>
-        <w:jc w:val="both"/>
-        <w:rPr>
-          <w:rFonts w:ascii="Times New Roman" w:hAnsi="Times New Roman" w:cs="Times New Roman"/>
-          <w:sz w:val="24"/>
-          <w:szCs w:val="24"/>
-          <w:lang w:val="sr-Cyrl-RS"/>
-        </w:rPr>
-      </w:pPr>
-      <w:r>
-        <w:rPr>
-          <w:rFonts w:ascii="Times New Roman" w:hAnsi="Times New Roman" w:cs="Times New Roman"/>
-          <w:sz w:val="24"/>
+        <w:rPr>
+          <w:rFonts w:cs="Times New Roman"/>
+          <w:szCs w:val="24"/>
+          <w:lang w:val="sr-Cyrl-RS"/>
+        </w:rPr>
+      </w:pPr>
+      <w:r>
+        <w:rPr>
+          <w:rFonts w:cs="Times New Roman"/>
           <w:szCs w:val="24"/>
           <w:lang w:val="sr-Cyrl-RS"/>
         </w:rPr>
@@ -12575,8 +12739,7 @@
       </w:r>
       <w:r>
         <w:rPr>
-          <w:rFonts w:ascii="Times New Roman" w:hAnsi="Times New Roman" w:cs="Times New Roman"/>
-          <w:sz w:val="24"/>
+          <w:rFonts w:cs="Times New Roman"/>
           <w:szCs w:val="24"/>
           <w:lang w:val="sr-Cyrl-RS"/>
         </w:rPr>
@@ -12584,8 +12747,7 @@
       </w:r>
       <w:r>
         <w:rPr>
-          <w:rFonts w:ascii="Times New Roman" w:hAnsi="Times New Roman" w:cs="Times New Roman"/>
-          <w:sz w:val="24"/>
+          <w:rFonts w:cs="Times New Roman"/>
           <w:szCs w:val="24"/>
           <w:lang w:val="sr-Cyrl-RS"/>
         </w:rPr>
@@ -12593,8 +12755,7 @@
       </w:r>
       <w:r>
         <w:rPr>
-          <w:rFonts w:ascii="Times New Roman" w:hAnsi="Times New Roman" w:cs="Times New Roman"/>
-          <w:sz w:val="24"/>
+          <w:rFonts w:cs="Times New Roman"/>
           <w:szCs w:val="24"/>
           <w:lang w:val="sr-Cyrl-RS"/>
         </w:rPr>
@@ -12602,8 +12763,7 @@
       </w:r>
       <w:r>
         <w:rPr>
-          <w:rFonts w:ascii="Times New Roman" w:hAnsi="Times New Roman" w:cs="Times New Roman"/>
-          <w:sz w:val="24"/>
+          <w:rFonts w:cs="Times New Roman"/>
           <w:szCs w:val="24"/>
           <w:lang w:val="sr-Cyrl-RS"/>
         </w:rPr>
@@ -12611,8 +12771,7 @@
       </w:r>
       <w:r>
         <w:rPr>
-          <w:rFonts w:ascii="Times New Roman" w:hAnsi="Times New Roman" w:cs="Times New Roman"/>
-          <w:sz w:val="24"/>
+          <w:rFonts w:cs="Times New Roman"/>
           <w:szCs w:val="24"/>
           <w:lang w:val="sr-Cyrl-RS"/>
         </w:rPr>
@@ -12620,8 +12779,7 @@
       </w:r>
       <w:r>
         <w:rPr>
-          <w:rFonts w:ascii="Times New Roman" w:hAnsi="Times New Roman" w:cs="Times New Roman"/>
-          <w:sz w:val="24"/>
+          <w:rFonts w:cs="Times New Roman"/>
           <w:szCs w:val="24"/>
           <w:lang w:val="sr-Cyrl-RS"/>
         </w:rPr>
@@ -12635,18 +12793,15 @@
           <w:ilvl w:val="0"/>
           <w:numId w:val="4"/>
         </w:numPr>
-        <w:jc w:val="both"/>
-        <w:rPr>
-          <w:rFonts w:ascii="Times New Roman" w:hAnsi="Times New Roman" w:cs="Times New Roman"/>
-          <w:sz w:val="24"/>
-          <w:szCs w:val="24"/>
-          <w:lang w:val="sr-Cyrl-RS"/>
-        </w:rPr>
-      </w:pPr>
-      <w:r>
-        <w:rPr>
-          <w:rFonts w:ascii="Times New Roman" w:hAnsi="Times New Roman" w:cs="Times New Roman"/>
-          <w:sz w:val="24"/>
+        <w:rPr>
+          <w:rFonts w:cs="Times New Roman"/>
+          <w:szCs w:val="24"/>
+          <w:lang w:val="sr-Cyrl-RS"/>
+        </w:rPr>
+      </w:pPr>
+      <w:r>
+        <w:rPr>
+          <w:rFonts w:cs="Times New Roman"/>
           <w:szCs w:val="24"/>
           <w:lang w:val="sr-Cyrl-RS"/>
         </w:rPr>
@@ -12660,18 +12815,15 @@
           <w:ilvl w:val="0"/>
           <w:numId w:val="4"/>
         </w:numPr>
-        <w:jc w:val="both"/>
-        <w:rPr>
-          <w:rFonts w:ascii="Times New Roman" w:hAnsi="Times New Roman" w:cs="Times New Roman"/>
-          <w:sz w:val="24"/>
-          <w:szCs w:val="24"/>
-          <w:lang w:val="sr-Cyrl-RS"/>
-        </w:rPr>
-      </w:pPr>
-      <w:r>
-        <w:rPr>
-          <w:rFonts w:ascii="Times New Roman" w:hAnsi="Times New Roman" w:cs="Times New Roman"/>
-          <w:sz w:val="24"/>
+        <w:rPr>
+          <w:rFonts w:cs="Times New Roman"/>
+          <w:szCs w:val="24"/>
+          <w:lang w:val="sr-Cyrl-RS"/>
+        </w:rPr>
+      </w:pPr>
+      <w:r>
+        <w:rPr>
+          <w:rFonts w:cs="Times New Roman"/>
           <w:szCs w:val="24"/>
           <w:lang w:val="sr-Cyrl-RS"/>
         </w:rPr>
@@ -12680,18 +12832,15 @@
     </w:p>
     <w:p>
       <w:pPr>
-        <w:jc w:val="both"/>
-        <w:rPr>
-          <w:rFonts w:ascii="Times New Roman" w:hAnsi="Times New Roman" w:cs="Times New Roman"/>
-          <w:sz w:val="24"/>
-          <w:szCs w:val="24"/>
-          <w:lang w:val="sr-Cyrl-RS"/>
-        </w:rPr>
-      </w:pPr>
-      <w:r>
-        <w:rPr>
-          <w:rFonts w:ascii="Times New Roman" w:hAnsi="Times New Roman" w:cs="Times New Roman"/>
-          <w:sz w:val="24"/>
+        <w:rPr>
+          <w:rFonts w:cs="Times New Roman"/>
+          <w:szCs w:val="24"/>
+          <w:lang w:val="sr-Cyrl-RS"/>
+        </w:rPr>
+      </w:pPr>
+      <w:r>
+        <w:rPr>
+          <w:rFonts w:cs="Times New Roman"/>
           <w:szCs w:val="24"/>
           <w:lang w:val="sr-Cyrl-RS"/>
         </w:rPr>
@@ -12699,8 +12848,7 @@
       </w:r>
       <w:r>
         <w:rPr>
-          <w:rFonts w:ascii="Times New Roman" w:hAnsi="Times New Roman" w:cs="Times New Roman"/>
-          <w:sz w:val="24"/>
+          <w:rFonts w:cs="Times New Roman"/>
           <w:szCs w:val="24"/>
           <w:lang w:val="sr-Cyrl-RS"/>
         </w:rPr>
@@ -12708,8 +12856,7 @@
       </w:r>
       <w:r>
         <w:rPr>
-          <w:rFonts w:ascii="Times New Roman" w:hAnsi="Times New Roman" w:cs="Times New Roman"/>
-          <w:sz w:val="24"/>
+          <w:rFonts w:cs="Times New Roman"/>
           <w:szCs w:val="24"/>
           <w:lang w:val="sr-Cyrl-RS"/>
         </w:rPr>
@@ -12717,10 +12864,9 @@
       </w:r>
       <w:r>
         <w:rPr>
-          <w:rFonts w:ascii="Times New Roman" w:hAnsi="Times New Roman" w:cs="Times New Roman"/>
+          <w:rFonts w:cs="Times New Roman"/>
           <w:i/>
           <w:iCs/>
-          <w:sz w:val="24"/>
           <w:szCs w:val="24"/>
           <w:lang w:val="sr-Latn-RS"/>
         </w:rPr>
@@ -12728,8 +12874,7 @@
       </w:r>
       <w:r>
         <w:rPr>
-          <w:rFonts w:ascii="Times New Roman" w:hAnsi="Times New Roman" w:cs="Times New Roman"/>
-          <w:sz w:val="24"/>
+          <w:rFonts w:cs="Times New Roman"/>
           <w:szCs w:val="24"/>
           <w:lang w:val="sr-Cyrl-RS"/>
         </w:rPr>
@@ -12737,8 +12882,7 @@
       </w:r>
       <w:r>
         <w:rPr>
-          <w:rFonts w:ascii="Times New Roman" w:hAnsi="Times New Roman" w:cs="Times New Roman"/>
-          <w:sz w:val="24"/>
+          <w:rFonts w:cs="Times New Roman"/>
           <w:szCs w:val="24"/>
           <w:lang w:val="sr-Cyrl-RS"/>
         </w:rPr>
@@ -12747,19 +12891,16 @@
     </w:p>
     <w:p>
       <w:pPr>
-        <w:jc w:val="both"/>
-        <w:rPr>
-          <w:rFonts w:ascii="Times New Roman" w:hAnsi="Times New Roman" w:cs="Times New Roman"/>
-          <w:sz w:val="24"/>
-          <w:szCs w:val="24"/>
-          <w:lang w:val="sr-Cyrl-RS"/>
-        </w:rPr>
-      </w:pPr>
-      <w:r>
-        <w:rPr>
-          <w:rFonts w:ascii="Times New Roman" w:hAnsi="Times New Roman" w:cs="Times New Roman"/>
+        <w:rPr>
+          <w:rFonts w:cs="Times New Roman"/>
+          <w:szCs w:val="24"/>
+          <w:lang w:val="sr-Cyrl-RS"/>
+        </w:rPr>
+      </w:pPr>
+      <w:r>
+        <w:rPr>
+          <w:rFonts w:cs="Times New Roman"/>
           <w:noProof/>
-          <w:sz w:val="24"/>
           <w:szCs w:val="24"/>
         </w:rPr>
         <mc:AlternateContent>
@@ -12822,7 +12963,7 @@
                                 <v:shape id="_x0000_i1026" type="#_x0000_t75" style="width:94.65pt;height:94.65pt" o:ole="" fillcolor="window">
                                   <v:imagedata r:id="rId9" o:title=""/>
                                 </v:shape>
-                                <o:OLEObject Type="Embed" ProgID="CorelDraw.Graphic.7" ShapeID="_x0000_i1026" DrawAspect="Content" ObjectID="_1835715291" r:id="rId33"/>
+                                <o:OLEObject Type="Embed" ProgID="CorelDraw.Graphic.7" ShapeID="_x0000_i1026" DrawAspect="Content" ObjectID="_1836415090" r:id="rId33"/>
                               </w:object>
                             </w:r>
                           </w:p>
@@ -12830,16 +12971,14 @@
                             <w:pPr>
                               <w:jc w:val="center"/>
                               <w:rPr>
-                                <w:rFonts w:ascii="Times New Roman" w:hAnsi="Times New Roman" w:cs="Times New Roman"/>
-                                <w:sz w:val="24"/>
+                                <w:rFonts w:cs="Times New Roman"/>
                                 <w:szCs w:val="24"/>
                                 <w:lang w:val="sr-Cyrl-RS"/>
                               </w:rPr>
                             </w:pPr>
                             <w:r>
                               <w:rPr>
-                                <w:rFonts w:ascii="Times New Roman" w:hAnsi="Times New Roman" w:cs="Times New Roman"/>
-                                <w:sz w:val="24"/>
+                                <w:rFonts w:cs="Times New Roman"/>
                                 <w:szCs w:val="24"/>
                                 <w:lang w:val="sr-Cyrl-RS"/>
                               </w:rPr>
@@ -12863,13 +13002,13 @@
               </wp:anchor>
             </w:drawing>
           </mc:Choice>
-          <mc:Fallback xmlns:w16se="http://schemas.microsoft.com/office/word/2015/wordml/symex" xmlns:w16sdtfl="http://schemas.microsoft.com/office/word/2024/wordml/sdtformatlock" xmlns:w16sdtdh="http://schemas.microsoft.com/office/word/2020/wordml/sdtdatahash" xmlns:w16du="http://schemas.microsoft.com/office/word/2023/wordml/word16du" xmlns:w16="http://schemas.microsoft.com/office/word/2018/wordml" xmlns:w16cid="http://schemas.microsoft.com/office/word/2016/wordml/cid" xmlns:w16cex="http://schemas.microsoft.com/office/word/2018/wordml/cex" xmlns:w15="http://schemas.microsoft.com/office/word/2012/wordml" xmlns:oel="http://schemas.microsoft.com/office/2019/extlst" xmlns:am3d="http://schemas.microsoft.com/office/drawing/2017/model3d" xmlns:aink="http://schemas.microsoft.com/office/drawing/2016/ink" xmlns:cx8="http://schemas.microsoft.com/office/drawing/2016/5/14/chartex" xmlns:cx7="http://schemas.microsoft.com/office/drawing/2016/5/13/chartex" xmlns:cx6="http://schemas.microsoft.com/office/drawing/2016/5/12/chartex" xmlns:cx5="http://schemas.microsoft.com/office/drawing/2016/5/11/chartex" xmlns:cx4="http://schemas.microsoft.com/office/drawing/2016/5/10/chartex" xmlns:cx3="http://schemas.microsoft.com/office/drawing/2016/5/9/chartex" xmlns:cx2="http://schemas.microsoft.com/office/drawing/2015/10/21/chartex" xmlns:cx1="http://schemas.microsoft.com/office/drawing/2015/9/8/chartex" xmlns:cx="http://schemas.microsoft.com/office/drawing/2014/chartex">
+          <mc:Fallback>
             <w:pict>
-              <v:shapetype w14:anchorId="0064EFD8" id="_x0000_t202" coordsize="21600,21600" o:spt="202" path="m,l,21600r21600,l21600,xe">
+              <v:shapetype id="_x0000_t202" coordsize="21600,21600" o:spt="202" path="m,l,21600r21600,l21600,xe">
                 <v:stroke joinstyle="miter"/>
                 <v:path gradientshapeok="t" o:connecttype="rect"/>
               </v:shapetype>
-              <v:shape id="Text Box 2" o:spid="_x0000_s1026" type="#_x0000_t202" style="position:absolute;left:0;text-align:left;margin-left:1.25pt;margin-top:66.7pt;width:464.4pt;height:147.1pt;z-index:251659264;visibility:visible;mso-wrap-style:square;mso-width-percent:0;mso-height-percent:0;mso-wrap-distance-left:9pt;mso-wrap-distance-top:3.6pt;mso-wrap-distance-right:9pt;mso-wrap-distance-bottom:3.6pt;mso-position-horizontal:absolute;mso-position-horizontal-relative:text;mso-position-vertical:absolute;mso-position-vertical-relative:text;mso-width-percent:0;mso-height-percent:0;mso-width-relative:margin;mso-height-relative:margin;v-text-anchor:top" o:gfxdata="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" stroked="f">
+              <v:shape id="Text Box 2" o:spid="_x0000_s1026" type="#_x0000_t202" style="position:absolute;left:0;text-align:left;margin-left:1.25pt;margin-top:66.7pt;width:464.4pt;height:147.1pt;z-index:251659264;visibility:visible;mso-wrap-style:square;mso-width-percent:0;mso-height-percent:0;mso-wrap-distance-left:9pt;mso-wrap-distance-top:3.6pt;mso-wrap-distance-right:9pt;mso-wrap-distance-bottom:3.6pt;mso-position-horizontal:absolute;mso-position-horizontal-relative:text;mso-position-vertical:absolute;mso-position-vertical-relative:text;mso-width-percent:0;mso-height-percent:0;mso-width-relative:margin;mso-height-relative:margin;v-text-anchor:top" o:gfxdata="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" stroked="f">
                 <v:textbox inset="0,0,0,0">
                   <w:txbxContent>
                     <w:p>
@@ -12885,10 +13024,10 @@
                           <w:sz w:val="20"/>
                         </w:rPr>
                         <w:object w:dxaOrig="1382" w:dyaOrig="1380" w14:anchorId="350CAAE9">
-                          <v:shape id="_x0000_i1027" type="#_x0000_t75" style="width:94.65pt;height:94.65pt" o:ole="" fillcolor="window">
-                            <v:imagedata r:id="rId34" o:title=""/>
+                          <v:shape id="_x0000_i1026" type="#_x0000_t75" style="width:94.65pt;height:94.65pt" o:ole="" fillcolor="window">
+                            <v:imagedata r:id="rId9" o:title=""/>
                           </v:shape>
-                          <o:OLEObject Type="Embed" ProgID="CorelDraw.Graphic.7" ShapeID="_x0000_i1027" DrawAspect="Content" ObjectID="_1832769485" r:id="rId35"/>
+                          <o:OLEObject Type="Embed" ProgID="CorelDraw.Graphic.7" ShapeID="_x0000_i1026" DrawAspect="Content" ObjectID="_1836415090" r:id="rId34"/>
                         </w:object>
                       </w:r>
                     </w:p>
@@ -12896,16 +13035,14 @@
                       <w:pPr>
                         <w:jc w:val="center"/>
                         <w:rPr>
-                          <w:rFonts w:ascii="Times New Roman" w:hAnsi="Times New Roman" w:cs="Times New Roman"/>
-                          <w:sz w:val="24"/>
+                          <w:rFonts w:cs="Times New Roman"/>
                           <w:szCs w:val="24"/>
                           <w:lang w:val="sr-Cyrl-RS"/>
                         </w:rPr>
                       </w:pPr>
                       <w:r>
                         <w:rPr>
-                          <w:rFonts w:ascii="Times New Roman" w:hAnsi="Times New Roman" w:cs="Times New Roman"/>
-                          <w:sz w:val="24"/>
+                          <w:rFonts w:cs="Times New Roman"/>
                           <w:szCs w:val="24"/>
                           <w:lang w:val="sr-Cyrl-RS"/>
                         </w:rPr>
@@ -12922,8 +13059,7 @@
       </w:r>
       <w:r>
         <w:rPr>
-          <w:rFonts w:ascii="Times New Roman" w:hAnsi="Times New Roman" w:cs="Times New Roman"/>
-          <w:sz w:val="24"/>
+          <w:rFonts w:cs="Times New Roman"/>
           <w:szCs w:val="24"/>
           <w:lang w:val="sr-Cyrl-RS"/>
         </w:rPr>
@@ -12931,8 +13067,7 @@
       </w:r>
       <w:r>
         <w:rPr>
-          <w:rFonts w:ascii="Times New Roman" w:hAnsi="Times New Roman" w:cs="Times New Roman"/>
-          <w:sz w:val="24"/>
+          <w:rFonts w:cs="Times New Roman"/>
           <w:szCs w:val="24"/>
           <w:lang w:val="sr-Cyrl-RS"/>
         </w:rPr>
@@ -12940,10 +13075,9 @@
       </w:r>
       <w:r>
         <w:rPr>
-          <w:rFonts w:ascii="Times New Roman" w:hAnsi="Times New Roman" w:cs="Times New Roman"/>
+          <w:rFonts w:cs="Times New Roman"/>
           <w:i/>
           <w:iCs/>
-          <w:sz w:val="24"/>
           <w:szCs w:val="24"/>
           <w:lang w:val="sr-Latn-RS"/>
         </w:rPr>
@@ -12951,8 +13085,7 @@
       </w:r>
       <w:r>
         <w:rPr>
-          <w:rFonts w:ascii="Times New Roman" w:hAnsi="Times New Roman" w:cs="Times New Roman"/>
-          <w:sz w:val="24"/>
+          <w:rFonts w:cs="Times New Roman"/>
           <w:szCs w:val="24"/>
           <w:lang w:val="sr-Cyrl-RS"/>
         </w:rPr>
@@ -12960,8 +13093,7 @@
       </w:r>
       <w:r>
         <w:rPr>
-          <w:rFonts w:ascii="Times New Roman" w:hAnsi="Times New Roman" w:cs="Times New Roman"/>
-          <w:sz w:val="24"/>
+          <w:rFonts w:cs="Times New Roman"/>
           <w:szCs w:val="24"/>
           <w:lang w:val="sr-Latn-RS"/>
         </w:rPr>
@@ -12969,10 +13101,9 @@
       </w:r>
       <w:r>
         <w:rPr>
-          <w:rFonts w:ascii="Times New Roman" w:hAnsi="Times New Roman" w:cs="Times New Roman"/>
+          <w:rFonts w:cs="Times New Roman"/>
           <w:i/>
           <w:iCs/>
-          <w:sz w:val="24"/>
           <w:szCs w:val="24"/>
           <w:lang w:val="sr-Latn-RS"/>
         </w:rPr>
@@ -12980,8 +13111,7 @@
       </w:r>
       <w:r>
         <w:rPr>
-          <w:rFonts w:ascii="Times New Roman" w:hAnsi="Times New Roman" w:cs="Times New Roman"/>
-          <w:sz w:val="24"/>
+          <w:rFonts w:cs="Times New Roman"/>
           <w:szCs w:val="24"/>
           <w:lang w:val="sr-Latn-RS"/>
         </w:rPr>
@@ -12989,8 +13119,7 @@
       </w:r>
       <w:r>
         <w:rPr>
-          <w:rFonts w:ascii="Times New Roman" w:hAnsi="Times New Roman" w:cs="Times New Roman"/>
-          <w:sz w:val="24"/>
+          <w:rFonts w:cs="Times New Roman"/>
           <w:szCs w:val="24"/>
           <w:lang w:val="sr-Cyrl-RS"/>
         </w:rPr>
@@ -12999,18 +13128,15 @@
     </w:p>
     <w:p>
       <w:pPr>
-        <w:jc w:val="both"/>
-        <w:rPr>
-          <w:rFonts w:ascii="Times New Roman" w:hAnsi="Times New Roman" w:cs="Times New Roman"/>
-          <w:sz w:val="24"/>
-          <w:szCs w:val="24"/>
-          <w:lang w:val="sr-Cyrl-RS"/>
-        </w:rPr>
-      </w:pPr>
-      <w:r>
-        <w:rPr>
-          <w:rFonts w:ascii="Times New Roman" w:hAnsi="Times New Roman" w:cs="Times New Roman"/>
-          <w:sz w:val="24"/>
+        <w:rPr>
+          <w:rFonts w:cs="Times New Roman"/>
+          <w:szCs w:val="24"/>
+          <w:lang w:val="sr-Cyrl-RS"/>
+        </w:rPr>
+      </w:pPr>
+      <w:r>
+        <w:rPr>
+          <w:rFonts w:cs="Times New Roman"/>
           <w:szCs w:val="24"/>
           <w:lang w:val="sr-Cyrl-RS"/>
         </w:rPr>
@@ -13018,8 +13144,7 @@
       </w:r>
       <w:r>
         <w:rPr>
-          <w:rFonts w:ascii="Times New Roman" w:hAnsi="Times New Roman" w:cs="Times New Roman"/>
-          <w:sz w:val="24"/>
+          <w:rFonts w:cs="Times New Roman"/>
           <w:szCs w:val="24"/>
           <w:lang w:val="sr-Cyrl-RS"/>
         </w:rPr>
@@ -13031,17 +13156,15 @@
       <w:pPr>
         <w:jc w:val="center"/>
         <w:rPr>
-          <w:rFonts w:ascii="Times New Roman" w:hAnsi="Times New Roman" w:cs="Times New Roman"/>
-          <w:sz w:val="24"/>
+          <w:rFonts w:cs="Times New Roman"/>
           <w:szCs w:val="24"/>
           <w:lang w:val="sr-Latn-RS"/>
         </w:rPr>
       </w:pPr>
       <w:r>
         <w:rPr>
-          <w:rFonts w:ascii="Times New Roman" w:hAnsi="Times New Roman" w:cs="Times New Roman"/>
+          <w:rFonts w:cs="Times New Roman"/>
           <w:noProof/>
-          <w:sz w:val="24"/>
           <w:szCs w:val="24"/>
         </w:rPr>
         <w:drawing>
@@ -13062,7 +13185,7 @@
                     </pic:cNvPicPr>
                   </pic:nvPicPr>
                   <pic:blipFill>
-                    <a:blip r:embed="rId36" cstate="print">
+                    <a:blip r:embed="rId35" cstate="print">
                       <a:extLst>
                         <a:ext uri="{28A0092B-C50C-407E-A947-70E740481C1C}">
                           <a14:useLocalDpi xmlns:a14="http://schemas.microsoft.com/office/drawing/2010/main" val="0"/>
@@ -13098,15 +13221,13 @@
       <w:pPr>
         <w:jc w:val="center"/>
         <w:rPr>
-          <w:rFonts w:ascii="Times New Roman" w:hAnsi="Times New Roman" w:cs="Times New Roman"/>
-          <w:sz w:val="24"/>
-          <w:szCs w:val="24"/>
-        </w:rPr>
-      </w:pPr>
-      <w:r>
-        <w:rPr>
-          <w:rFonts w:ascii="Times New Roman" w:hAnsi="Times New Roman" w:cs="Times New Roman"/>
-          <w:sz w:val="24"/>
+          <w:rFonts w:cs="Times New Roman"/>
+          <w:szCs w:val="24"/>
+        </w:rPr>
+      </w:pPr>
+      <w:r>
+        <w:rPr>
+          <w:rFonts w:cs="Times New Roman"/>
           <w:szCs w:val="24"/>
           <w:lang w:val="sr-Cyrl-RS"/>
         </w:rPr>
@@ -13114,8 +13235,7 @@
       </w:r>
       <w:r>
         <w:rPr>
-          <w:rFonts w:ascii="Times New Roman" w:hAnsi="Times New Roman" w:cs="Times New Roman"/>
-          <w:sz w:val="24"/>
+          <w:rFonts w:cs="Times New Roman"/>
           <w:szCs w:val="24"/>
           <w:lang w:val="sr-Cyrl-RS"/>
         </w:rPr>
@@ -13123,8 +13243,7 @@
       </w:r>
       <w:r>
         <w:rPr>
-          <w:rFonts w:ascii="Times New Roman" w:hAnsi="Times New Roman" w:cs="Times New Roman"/>
-          <w:sz w:val="24"/>
+          <w:rFonts w:cs="Times New Roman"/>
           <w:szCs w:val="24"/>
         </w:rPr>
         <w:t>[1]</w:t>
@@ -13132,18 +13251,15 @@
     </w:p>
     <w:p>
       <w:pPr>
-        <w:jc w:val="both"/>
-        <w:rPr>
-          <w:rFonts w:ascii="Times New Roman" w:hAnsi="Times New Roman" w:cs="Times New Roman"/>
-          <w:sz w:val="24"/>
-          <w:szCs w:val="24"/>
-          <w:lang w:val="sr-Cyrl-RS"/>
-        </w:rPr>
-      </w:pPr>
-      <w:r>
-        <w:rPr>
-          <w:rFonts w:ascii="Times New Roman" w:hAnsi="Times New Roman" w:cs="Times New Roman"/>
-          <w:sz w:val="24"/>
+        <w:rPr>
+          <w:rFonts w:cs="Times New Roman"/>
+          <w:szCs w:val="24"/>
+          <w:lang w:val="sr-Cyrl-RS"/>
+        </w:rPr>
+      </w:pPr>
+      <w:r>
+        <w:rPr>
+          <w:rFonts w:cs="Times New Roman"/>
           <w:szCs w:val="24"/>
           <w:lang w:val="sr-Cyrl-RS"/>
         </w:rPr>
@@ -13151,8 +13267,7 @@
       </w:r>
       <w:r>
         <w:rPr>
-          <w:rFonts w:ascii="Times New Roman" w:hAnsi="Times New Roman" w:cs="Times New Roman"/>
-          <w:sz w:val="24"/>
+          <w:rFonts w:cs="Times New Roman"/>
           <w:szCs w:val="24"/>
           <w:lang w:val="sr-Cyrl-RS"/>
         </w:rPr>
@@ -13160,8 +13275,7 @@
       </w:r>
       <w:r>
         <w:rPr>
-          <w:rFonts w:ascii="Times New Roman" w:hAnsi="Times New Roman" w:cs="Times New Roman"/>
-          <w:sz w:val="24"/>
+          <w:rFonts w:cs="Times New Roman"/>
           <w:szCs w:val="24"/>
           <w:lang w:val="sr-Cyrl-RS"/>
         </w:rPr>
@@ -13172,17 +13286,15 @@
       <w:pPr>
         <w:jc w:val="center"/>
         <w:rPr>
-          <w:rFonts w:ascii="Times New Roman" w:hAnsi="Times New Roman" w:cs="Times New Roman"/>
-          <w:sz w:val="24"/>
-          <w:szCs w:val="24"/>
-          <w:lang w:val="sr-Cyrl-RS"/>
-        </w:rPr>
-      </w:pPr>
-      <w:r>
-        <w:rPr>
-          <w:rFonts w:ascii="Times New Roman" w:hAnsi="Times New Roman" w:cs="Times New Roman"/>
+          <w:rFonts w:cs="Times New Roman"/>
+          <w:szCs w:val="24"/>
+          <w:lang w:val="sr-Cyrl-RS"/>
+        </w:rPr>
+      </w:pPr>
+      <w:r>
+        <w:rPr>
+          <w:rFonts w:cs="Times New Roman"/>
           <w:noProof/>
-          <w:sz w:val="24"/>
           <w:szCs w:val="24"/>
         </w:rPr>
         <w:drawing>
@@ -13203,7 +13315,7 @@
                     </pic:cNvPicPr>
                   </pic:nvPicPr>
                   <pic:blipFill rotWithShape="1">
-                    <a:blip r:embed="rId37" cstate="print">
+                    <a:blip r:embed="rId36" cstate="print">
                       <a:extLst>
                         <a:ext uri="{28A0092B-C50C-407E-A947-70E740481C1C}">
                           <a14:useLocalDpi xmlns:a14="http://schemas.microsoft.com/office/drawing/2010/main" val="0"/>
@@ -13242,16 +13354,14 @@
       <w:pPr>
         <w:jc w:val="center"/>
         <w:rPr>
-          <w:rFonts w:ascii="Times New Roman" w:hAnsi="Times New Roman" w:cs="Times New Roman"/>
-          <w:sz w:val="24"/>
+          <w:rFonts w:cs="Times New Roman"/>
           <w:szCs w:val="24"/>
           <w:lang w:val="sr-Latn-RS"/>
         </w:rPr>
       </w:pPr>
       <w:r>
         <w:rPr>
-          <w:rFonts w:ascii="Times New Roman" w:hAnsi="Times New Roman" w:cs="Times New Roman"/>
-          <w:sz w:val="24"/>
+          <w:rFonts w:cs="Times New Roman"/>
           <w:szCs w:val="24"/>
           <w:lang w:val="sr-Cyrl-RS"/>
         </w:rPr>
@@ -13259,8 +13369,7 @@
       </w:r>
       <w:r>
         <w:rPr>
-          <w:rFonts w:ascii="Times New Roman" w:hAnsi="Times New Roman" w:cs="Times New Roman"/>
-          <w:sz w:val="24"/>
+          <w:rFonts w:cs="Times New Roman"/>
           <w:szCs w:val="24"/>
           <w:lang w:val="sr-Cyrl-RS"/>
         </w:rPr>
@@ -13268,8 +13377,7 @@
       </w:r>
       <w:r>
         <w:rPr>
-          <w:rFonts w:ascii="Times New Roman" w:hAnsi="Times New Roman" w:cs="Times New Roman"/>
-          <w:sz w:val="24"/>
+          <w:rFonts w:cs="Times New Roman"/>
           <w:szCs w:val="24"/>
         </w:rPr>
         <w:t>[1])</w:t>
@@ -13277,18 +13385,15 @@
     </w:p>
     <w:p>
       <w:pPr>
-        <w:jc w:val="both"/>
-        <w:rPr>
-          <w:rFonts w:ascii="Times New Roman" w:hAnsi="Times New Roman" w:cs="Times New Roman"/>
-          <w:sz w:val="24"/>
-          <w:szCs w:val="24"/>
-          <w:lang w:val="sr-Cyrl-RS"/>
-        </w:rPr>
-      </w:pPr>
-      <w:r>
-        <w:rPr>
-          <w:rFonts w:ascii="Times New Roman" w:hAnsi="Times New Roman" w:cs="Times New Roman"/>
-          <w:sz w:val="24"/>
+        <w:rPr>
+          <w:rFonts w:cs="Times New Roman"/>
+          <w:szCs w:val="24"/>
+          <w:lang w:val="sr-Cyrl-RS"/>
+        </w:rPr>
+      </w:pPr>
+      <w:r>
+        <w:rPr>
+          <w:rFonts w:cs="Times New Roman"/>
           <w:szCs w:val="24"/>
           <w:lang w:val="sr-Cyrl-RS"/>
         </w:rPr>
@@ -13296,8 +13401,7 @@
       </w:r>
       <w:r>
         <w:rPr>
-          <w:rFonts w:ascii="Times New Roman" w:hAnsi="Times New Roman" w:cs="Times New Roman"/>
-          <w:sz w:val="24"/>
+          <w:rFonts w:cs="Times New Roman"/>
           <w:szCs w:val="24"/>
           <w:lang w:val="sr-Cyrl-RS"/>
         </w:rPr>
@@ -13305,8 +13409,7 @@
       </w:r>
       <w:r>
         <w:rPr>
-          <w:rFonts w:ascii="Times New Roman" w:hAnsi="Times New Roman" w:cs="Times New Roman"/>
-          <w:sz w:val="24"/>
+          <w:rFonts w:cs="Times New Roman"/>
           <w:szCs w:val="24"/>
           <w:lang w:val="sr-Cyrl-RS"/>
         </w:rPr>
@@ -13314,8 +13417,7 @@
       </w:r>
       <w:r>
         <w:rPr>
-          <w:rFonts w:ascii="Times New Roman" w:hAnsi="Times New Roman" w:cs="Times New Roman"/>
-          <w:sz w:val="24"/>
+          <w:rFonts w:cs="Times New Roman"/>
           <w:szCs w:val="24"/>
           <w:lang w:val="sr-Cyrl-RS"/>
         </w:rPr>
@@ -13326,16 +13428,14 @@
       <w:pPr>
         <w:jc w:val="center"/>
         <w:rPr>
-          <w:rFonts w:ascii="Times New Roman" w:hAnsi="Times New Roman" w:cs="Times New Roman"/>
-          <w:sz w:val="24"/>
-          <w:szCs w:val="24"/>
-          <w:lang w:val="sr-Cyrl-RS"/>
-        </w:rPr>
-      </w:pPr>
-      <w:r>
-        <w:rPr>
-          <w:rFonts w:ascii="Times New Roman" w:hAnsi="Times New Roman" w:cs="Times New Roman"/>
-          <w:sz w:val="24"/>
+          <w:rFonts w:cs="Times New Roman"/>
+          <w:szCs w:val="24"/>
+          <w:lang w:val="sr-Cyrl-RS"/>
+        </w:rPr>
+      </w:pPr>
+      <w:r>
+        <w:rPr>
+          <w:rFonts w:cs="Times New Roman"/>
           <w:szCs w:val="24"/>
           <w:lang w:val="sr-Cyrl-RS"/>
         </w:rPr>
@@ -13363,20 +13463,18 @@
             <w:pPr>
               <w:jc w:val="center"/>
               <w:rPr>
-                <w:rFonts w:ascii="Times New Roman" w:hAnsi="Times New Roman" w:cs="Times New Roman"/>
+                <w:rFonts w:cs="Times New Roman"/>
                 <w:b/>
                 <w:bCs/>
-                <w:sz w:val="24"/>
                 <w:szCs w:val="24"/>
                 <w:lang w:val="sr-Cyrl-RS"/>
               </w:rPr>
             </w:pPr>
             <w:r>
               <w:rPr>
-                <w:rFonts w:ascii="Times New Roman" w:hAnsi="Times New Roman" w:cs="Times New Roman"/>
+                <w:rFonts w:cs="Times New Roman"/>
                 <w:b/>
                 <w:bCs/>
-                <w:sz w:val="24"/>
                 <w:szCs w:val="24"/>
                 <w:lang w:val="sr-Cyrl-RS"/>
               </w:rPr>
@@ -13393,20 +13491,18 @@
             <w:pPr>
               <w:jc w:val="center"/>
               <w:rPr>
-                <w:rFonts w:ascii="Times New Roman" w:hAnsi="Times New Roman" w:cs="Times New Roman"/>
+                <w:rFonts w:cs="Times New Roman"/>
                 <w:b/>
                 <w:bCs/>
-                <w:sz w:val="24"/>
                 <w:szCs w:val="24"/>
                 <w:lang w:val="sr-Cyrl-RS"/>
               </w:rPr>
             </w:pPr>
             <w:r>
               <w:rPr>
-                <w:rFonts w:ascii="Times New Roman" w:hAnsi="Times New Roman" w:cs="Times New Roman"/>
+                <w:rFonts w:cs="Times New Roman"/>
                 <w:b/>
                 <w:bCs/>
-                <w:sz w:val="24"/>
                 <w:szCs w:val="24"/>
                 <w:lang w:val="sr-Cyrl-RS"/>
               </w:rPr>
@@ -13423,20 +13519,18 @@
             <w:pPr>
               <w:jc w:val="center"/>
               <w:rPr>
-                <w:rFonts w:ascii="Times New Roman" w:hAnsi="Times New Roman" w:cs="Times New Roman"/>
+                <w:rFonts w:cs="Times New Roman"/>
                 <w:b/>
                 <w:bCs/>
-                <w:sz w:val="24"/>
                 <w:szCs w:val="24"/>
                 <w:lang w:val="sr-Cyrl-RS"/>
               </w:rPr>
             </w:pPr>
             <w:r>
               <w:rPr>
-                <w:rFonts w:ascii="Times New Roman" w:hAnsi="Times New Roman" w:cs="Times New Roman"/>
+                <w:rFonts w:cs="Times New Roman"/>
                 <w:b/>
                 <w:bCs/>
-                <w:sz w:val="24"/>
                 <w:szCs w:val="24"/>
                 <w:lang w:val="sr-Cyrl-RS"/>
               </w:rPr>
@@ -13454,8 +13548,7 @@
             <w:pPr>
               <w:jc w:val="center"/>
               <w:rPr>
-                <w:rFonts w:ascii="Times New Roman" w:hAnsi="Times New Roman" w:cs="Times New Roman"/>
-                <w:sz w:val="24"/>
+                <w:rFonts w:cs="Times New Roman"/>
                 <w:szCs w:val="24"/>
                 <w:lang w:val="sr-Cyrl-RS"/>
               </w:rPr>
@@ -13470,8 +13563,7 @@
             <w:pPr>
               <w:jc w:val="center"/>
               <w:rPr>
-                <w:rFonts w:ascii="Times New Roman" w:hAnsi="Times New Roman" w:cs="Times New Roman"/>
-                <w:sz w:val="24"/>
+                <w:rFonts w:cs="Times New Roman"/>
                 <w:szCs w:val="24"/>
                 <w:lang w:val="sr-Cyrl-RS"/>
               </w:rPr>
@@ -13486,8 +13578,7 @@
             <w:pPr>
               <w:jc w:val="center"/>
               <w:rPr>
-                <w:rFonts w:ascii="Times New Roman" w:hAnsi="Times New Roman" w:cs="Times New Roman"/>
-                <w:sz w:val="24"/>
+                <w:rFonts w:cs="Times New Roman"/>
                 <w:szCs w:val="24"/>
                 <w:lang w:val="sr-Cyrl-RS"/>
               </w:rPr>
@@ -13504,8 +13595,7 @@
             <w:pPr>
               <w:jc w:val="center"/>
               <w:rPr>
-                <w:rFonts w:ascii="Times New Roman" w:hAnsi="Times New Roman" w:cs="Times New Roman"/>
-                <w:sz w:val="24"/>
+                <w:rFonts w:cs="Times New Roman"/>
                 <w:szCs w:val="24"/>
                 <w:lang w:val="sr-Cyrl-RS"/>
               </w:rPr>
@@ -13520,8 +13610,7 @@
             <w:pPr>
               <w:jc w:val="center"/>
               <w:rPr>
-                <w:rFonts w:ascii="Times New Roman" w:hAnsi="Times New Roman" w:cs="Times New Roman"/>
-                <w:sz w:val="24"/>
+                <w:rFonts w:cs="Times New Roman"/>
                 <w:szCs w:val="24"/>
                 <w:lang w:val="sr-Cyrl-RS"/>
               </w:rPr>
@@ -13536,8 +13625,7 @@
             <w:pPr>
               <w:jc w:val="center"/>
               <w:rPr>
-                <w:rFonts w:ascii="Times New Roman" w:hAnsi="Times New Roman" w:cs="Times New Roman"/>
-                <w:sz w:val="24"/>
+                <w:rFonts w:cs="Times New Roman"/>
                 <w:szCs w:val="24"/>
                 <w:lang w:val="sr-Cyrl-RS"/>
               </w:rPr>
@@ -13554,8 +13642,7 @@
             <w:pPr>
               <w:jc w:val="center"/>
               <w:rPr>
-                <w:rFonts w:ascii="Times New Roman" w:hAnsi="Times New Roman" w:cs="Times New Roman"/>
-                <w:sz w:val="24"/>
+                <w:rFonts w:cs="Times New Roman"/>
                 <w:szCs w:val="24"/>
                 <w:lang w:val="sr-Cyrl-RS"/>
               </w:rPr>
@@ -13570,8 +13657,7 @@
             <w:pPr>
               <w:jc w:val="center"/>
               <w:rPr>
-                <w:rFonts w:ascii="Times New Roman" w:hAnsi="Times New Roman" w:cs="Times New Roman"/>
-                <w:sz w:val="24"/>
+                <w:rFonts w:cs="Times New Roman"/>
                 <w:szCs w:val="24"/>
                 <w:lang w:val="sr-Cyrl-RS"/>
               </w:rPr>
@@ -13586,8 +13672,7 @@
             <w:pPr>
               <w:jc w:val="center"/>
               <w:rPr>
-                <w:rFonts w:ascii="Times New Roman" w:hAnsi="Times New Roman" w:cs="Times New Roman"/>
-                <w:sz w:val="24"/>
+                <w:rFonts w:cs="Times New Roman"/>
                 <w:szCs w:val="24"/>
                 <w:lang w:val="sr-Cyrl-RS"/>
               </w:rPr>
@@ -13599,18 +13684,15 @@
     <w:p>
       <w:pPr>
         <w:spacing w:before="120"/>
-        <w:jc w:val="both"/>
-        <w:rPr>
-          <w:rFonts w:ascii="Times New Roman" w:hAnsi="Times New Roman" w:cs="Times New Roman"/>
-          <w:sz w:val="24"/>
-          <w:szCs w:val="24"/>
-          <w:lang w:val="sr-Cyrl-RS"/>
-        </w:rPr>
-      </w:pPr>
-      <w:r>
-        <w:rPr>
-          <w:rFonts w:ascii="Times New Roman" w:hAnsi="Times New Roman" w:cs="Times New Roman"/>
-          <w:sz w:val="24"/>
+        <w:rPr>
+          <w:rFonts w:cs="Times New Roman"/>
+          <w:szCs w:val="24"/>
+          <w:lang w:val="sr-Cyrl-RS"/>
+        </w:rPr>
+      </w:pPr>
+      <w:r>
+        <w:rPr>
+          <w:rFonts w:cs="Times New Roman"/>
           <w:szCs w:val="24"/>
           <w:lang w:val="sr-Cyrl-RS"/>
         </w:rPr>
@@ -13618,8 +13700,7 @@
       </w:r>
       <w:r>
         <w:rPr>
-          <w:rFonts w:ascii="Times New Roman" w:hAnsi="Times New Roman" w:cs="Times New Roman"/>
-          <w:sz w:val="24"/>
+          <w:rFonts w:cs="Times New Roman"/>
           <w:szCs w:val="24"/>
           <w:lang w:val="sr-Cyrl-RS"/>
         </w:rPr>
@@ -13627,8 +13708,7 @@
       </w:r>
       <w:r>
         <w:rPr>
-          <w:rFonts w:ascii="Times New Roman" w:hAnsi="Times New Roman" w:cs="Times New Roman"/>
-          <w:sz w:val="24"/>
+          <w:rFonts w:cs="Times New Roman"/>
           <w:szCs w:val="24"/>
           <w:lang w:val="sr-Cyrl-RS"/>
         </w:rPr>
@@ -13636,8 +13716,7 @@
       </w:r>
       <w:r>
         <w:rPr>
-          <w:rFonts w:ascii="Times New Roman" w:hAnsi="Times New Roman" w:cs="Times New Roman"/>
-          <w:sz w:val="24"/>
+          <w:rFonts w:cs="Times New Roman"/>
           <w:szCs w:val="24"/>
           <w:lang w:val="sr-Cyrl-RS"/>
         </w:rPr>
@@ -13645,8 +13724,7 @@
       </w:r>
       <w:r>
         <w:rPr>
-          <w:rFonts w:ascii="Times New Roman" w:hAnsi="Times New Roman" w:cs="Times New Roman"/>
-          <w:sz w:val="24"/>
+          <w:rFonts w:cs="Times New Roman"/>
           <w:szCs w:val="24"/>
           <w:lang w:val="sr-Cyrl-RS"/>
         </w:rPr>
@@ -13654,10 +13732,9 @@
       </w:r>
       <w:r>
         <w:rPr>
-          <w:rFonts w:ascii="Times New Roman" w:hAnsi="Times New Roman" w:cs="Times New Roman"/>
+          <w:rFonts w:cs="Times New Roman"/>
           <w:i/>
           <w:iCs/>
-          <w:sz w:val="24"/>
           <w:szCs w:val="24"/>
           <w:lang w:val="sr-Latn-RS"/>
         </w:rPr>
@@ -13665,8 +13742,7 @@
       </w:r>
       <w:r>
         <w:rPr>
-          <w:rFonts w:ascii="Times New Roman" w:hAnsi="Times New Roman" w:cs="Times New Roman"/>
-          <w:sz w:val="24"/>
+          <w:rFonts w:cs="Times New Roman"/>
           <w:szCs w:val="24"/>
           <w:lang w:val="sr-Latn-RS"/>
         </w:rPr>
@@ -13674,8 +13750,7 @@
       </w:r>
       <w:r>
         <w:rPr>
-          <w:rFonts w:ascii="Times New Roman" w:hAnsi="Times New Roman" w:cs="Times New Roman"/>
-          <w:sz w:val="24"/>
+          <w:rFonts w:cs="Times New Roman"/>
           <w:szCs w:val="24"/>
           <w:lang w:val="sr-Cyrl-RS"/>
         </w:rPr>
@@ -13703,7 +13778,6 @@
           </w:tcPr>
           <w:p>
             <w:pPr>
-              <w:jc w:val="both"/>
               <w:rPr>
                 <w:rFonts w:ascii="Consolas" w:hAnsi="Consolas" w:cs="Times New Roman"/>
                 <w:sz w:val="20"/>
@@ -13723,7 +13797,6 @@
           </w:p>
           <w:p>
             <w:pPr>
-              <w:jc w:val="both"/>
               <w:rPr>
                 <w:rFonts w:ascii="Consolas" w:hAnsi="Consolas" w:cs="Times New Roman"/>
                 <w:sz w:val="20"/>
@@ -13743,7 +13816,6 @@
           </w:p>
           <w:p>
             <w:pPr>
-              <w:jc w:val="both"/>
               <w:rPr>
                 <w:rFonts w:ascii="Consolas" w:hAnsi="Consolas" w:cs="Times New Roman"/>
                 <w:sz w:val="20"/>
@@ -13763,7 +13835,6 @@
           </w:p>
           <w:p>
             <w:pPr>
-              <w:jc w:val="both"/>
               <w:rPr>
                 <w:rFonts w:ascii="Consolas" w:hAnsi="Consolas" w:cs="Times New Roman"/>
                 <w:sz w:val="20"/>
@@ -13783,7 +13854,6 @@
           </w:p>
           <w:p>
             <w:pPr>
-              <w:jc w:val="both"/>
               <w:rPr>
                 <w:rFonts w:ascii="Consolas" w:hAnsi="Consolas" w:cs="Times New Roman"/>
                 <w:sz w:val="20"/>
@@ -13803,7 +13873,6 @@
           </w:p>
           <w:p>
             <w:pPr>
-              <w:jc w:val="both"/>
               <w:rPr>
                 <w:rFonts w:ascii="Consolas" w:hAnsi="Consolas" w:cs="Times New Roman"/>
                 <w:sz w:val="20"/>
@@ -13823,7 +13892,6 @@
           </w:p>
           <w:p>
             <w:pPr>
-              <w:jc w:val="both"/>
               <w:rPr>
                 <w:rFonts w:ascii="Consolas" w:hAnsi="Consolas" w:cs="Times New Roman"/>
                 <w:sz w:val="20"/>
@@ -13843,7 +13911,6 @@
           </w:p>
           <w:p>
             <w:pPr>
-              <w:jc w:val="both"/>
               <w:rPr>
                 <w:rFonts w:ascii="Consolas" w:hAnsi="Consolas" w:cs="Times New Roman"/>
                 <w:sz w:val="20"/>
@@ -13863,7 +13930,6 @@
           </w:p>
           <w:p>
             <w:pPr>
-              <w:jc w:val="both"/>
               <w:rPr>
                 <w:rFonts w:ascii="Consolas" w:hAnsi="Consolas" w:cs="Times New Roman"/>
                 <w:sz w:val="20"/>
@@ -13883,7 +13949,6 @@
           </w:p>
           <w:p>
             <w:pPr>
-              <w:jc w:val="both"/>
               <w:rPr>
                 <w:rFonts w:ascii="Consolas" w:hAnsi="Consolas" w:cs="Times New Roman"/>
                 <w:sz w:val="20"/>
@@ -13903,7 +13968,6 @@
           </w:p>
           <w:p>
             <w:pPr>
-              <w:jc w:val="both"/>
               <w:rPr>
                 <w:rFonts w:ascii="Consolas" w:hAnsi="Consolas" w:cs="Times New Roman"/>
                 <w:sz w:val="20"/>
@@ -13923,7 +13987,6 @@
           </w:p>
           <w:p>
             <w:pPr>
-              <w:jc w:val="both"/>
               <w:rPr>
                 <w:rFonts w:ascii="Consolas" w:hAnsi="Consolas" w:cs="Times New Roman"/>
                 <w:sz w:val="20"/>
@@ -13948,7 +14011,6 @@
           </w:tcPr>
           <w:p>
             <w:pPr>
-              <w:jc w:val="both"/>
               <w:rPr>
                 <w:rFonts w:ascii="Consolas" w:hAnsi="Consolas" w:cs="Times New Roman"/>
                 <w:sz w:val="20"/>
@@ -13968,7 +14030,6 @@
           </w:p>
           <w:p>
             <w:pPr>
-              <w:jc w:val="both"/>
               <w:rPr>
                 <w:rFonts w:ascii="Consolas" w:hAnsi="Consolas" w:cs="Times New Roman"/>
                 <w:sz w:val="20"/>
@@ -13997,7 +14058,6 @@
           </w:p>
           <w:p>
             <w:pPr>
-              <w:jc w:val="both"/>
               <w:rPr>
                 <w:rFonts w:ascii="Consolas" w:hAnsi="Consolas" w:cs="Times New Roman"/>
                 <w:sz w:val="20"/>
@@ -14026,7 +14086,6 @@
           </w:p>
           <w:p>
             <w:pPr>
-              <w:jc w:val="both"/>
               <w:rPr>
                 <w:rFonts w:ascii="Consolas" w:hAnsi="Consolas" w:cs="Times New Roman"/>
                 <w:sz w:val="20"/>
@@ -14055,7 +14114,6 @@
           </w:p>
           <w:p>
             <w:pPr>
-              <w:jc w:val="both"/>
               <w:rPr>
                 <w:rFonts w:ascii="Consolas" w:hAnsi="Consolas" w:cs="Times New Roman"/>
                 <w:sz w:val="20"/>
@@ -14084,7 +14142,6 @@
           </w:p>
           <w:p>
             <w:pPr>
-              <w:jc w:val="both"/>
               <w:rPr>
                 <w:rFonts w:ascii="Consolas" w:hAnsi="Consolas" w:cs="Times New Roman"/>
                 <w:sz w:val="20"/>
@@ -14113,7 +14170,6 @@
           </w:p>
           <w:p>
             <w:pPr>
-              <w:jc w:val="both"/>
               <w:rPr>
                 <w:rFonts w:ascii="Consolas" w:hAnsi="Consolas" w:cs="Times New Roman"/>
                 <w:sz w:val="20"/>
@@ -14142,7 +14198,6 @@
           </w:p>
           <w:p>
             <w:pPr>
-              <w:jc w:val="both"/>
               <w:rPr>
                 <w:rFonts w:ascii="Consolas" w:hAnsi="Consolas" w:cs="Times New Roman"/>
                 <w:sz w:val="20"/>
@@ -14171,7 +14226,6 @@
           </w:p>
           <w:p>
             <w:pPr>
-              <w:jc w:val="both"/>
               <w:rPr>
                 <w:rFonts w:ascii="Consolas" w:hAnsi="Consolas" w:cs="Times New Roman"/>
                 <w:sz w:val="20"/>
@@ -14200,7 +14254,6 @@
           </w:p>
           <w:p>
             <w:pPr>
-              <w:jc w:val="both"/>
               <w:rPr>
                 <w:rFonts w:ascii="Consolas" w:hAnsi="Consolas" w:cs="Times New Roman"/>
                 <w:sz w:val="20"/>
@@ -14229,7 +14282,6 @@
           </w:p>
           <w:p>
             <w:pPr>
-              <w:jc w:val="both"/>
               <w:rPr>
                 <w:rFonts w:ascii="Consolas" w:hAnsi="Consolas" w:cs="Times New Roman"/>
                 <w:sz w:val="20"/>
@@ -14258,9 +14310,8 @@
           </w:p>
           <w:p>
             <w:pPr>
-              <w:jc w:val="both"/>
-              <w:rPr>
-                <w:rFonts w:ascii="Times New Roman" w:hAnsi="Times New Roman" w:cs="Times New Roman"/>
+              <w:rPr>
+                <w:rFonts w:cs="Times New Roman"/>
                 <w:lang w:val="sr-Cyrl-RS"/>
               </w:rPr>
             </w:pPr>
@@ -14282,14 +14333,13 @@
         <w:spacing w:before="60"/>
         <w:jc w:val="center"/>
         <w:rPr>
-          <w:rFonts w:ascii="Times New Roman" w:hAnsi="Times New Roman" w:cs="Times New Roman"/>
-          <w:lang w:val="sr-Cyrl-RS"/>
-        </w:rPr>
-      </w:pPr>
-      <w:r>
-        <w:rPr>
-          <w:rFonts w:ascii="Times New Roman" w:hAnsi="Times New Roman" w:cs="Times New Roman"/>
-          <w:sz w:val="24"/>
+          <w:rFonts w:cs="Times New Roman"/>
+          <w:lang w:val="sr-Cyrl-RS"/>
+        </w:rPr>
+      </w:pPr>
+      <w:r>
+        <w:rPr>
+          <w:rFonts w:cs="Times New Roman"/>
           <w:szCs w:val="24"/>
           <w:lang w:val="sr-Cyrl-RS"/>
         </w:rPr>
@@ -14298,20 +14348,17 @@
     </w:p>
     <w:p>
       <w:pPr>
-        <w:jc w:val="both"/>
-        <w:rPr>
-          <w:rFonts w:ascii="Times New Roman" w:hAnsi="Times New Roman" w:cs="Times New Roman"/>
+        <w:rPr>
+          <w:rFonts w:cs="Times New Roman"/>
           <w:i/>
           <w:iCs/>
-          <w:sz w:val="24"/>
-          <w:szCs w:val="24"/>
-          <w:lang w:val="sr-Cyrl-RS"/>
-        </w:rPr>
-      </w:pPr>
-      <w:r>
-        <w:rPr>
-          <w:rFonts w:ascii="Times New Roman" w:hAnsi="Times New Roman" w:cs="Times New Roman"/>
-          <w:sz w:val="24"/>
+          <w:szCs w:val="24"/>
+          <w:lang w:val="sr-Cyrl-RS"/>
+        </w:rPr>
+      </w:pPr>
+      <w:r>
+        <w:rPr>
+          <w:rFonts w:cs="Times New Roman"/>
           <w:szCs w:val="24"/>
           <w:lang w:val="sr-Cyrl-RS"/>
         </w:rPr>
@@ -14319,8 +14366,7 @@
       </w:r>
       <w:r>
         <w:rPr>
-          <w:rFonts w:ascii="Times New Roman" w:hAnsi="Times New Roman" w:cs="Times New Roman"/>
-          <w:sz w:val="24"/>
+          <w:rFonts w:cs="Times New Roman"/>
           <w:szCs w:val="24"/>
           <w:lang w:val="sr-Cyrl-RS"/>
         </w:rPr>
@@ -14328,8 +14374,7 @@
       </w:r>
       <w:r>
         <w:rPr>
-          <w:rFonts w:ascii="Times New Roman" w:hAnsi="Times New Roman" w:cs="Times New Roman"/>
-          <w:sz w:val="24"/>
+          <w:rFonts w:cs="Times New Roman"/>
           <w:szCs w:val="24"/>
           <w:lang w:val="sr-Cyrl-RS"/>
         </w:rPr>
@@ -14337,8 +14382,7 @@
       </w:r>
       <w:r>
         <w:rPr>
-          <w:rFonts w:ascii="Times New Roman" w:hAnsi="Times New Roman" w:cs="Times New Roman"/>
-          <w:sz w:val="24"/>
+          <w:rFonts w:cs="Times New Roman"/>
           <w:szCs w:val="24"/>
           <w:lang w:val="sr-Cyrl-RS"/>
         </w:rPr>
@@ -14346,8 +14390,7 @@
       </w:r>
       <w:r>
         <w:rPr>
-          <w:rFonts w:ascii="Times New Roman" w:hAnsi="Times New Roman" w:cs="Times New Roman"/>
-          <w:sz w:val="24"/>
+          <w:rFonts w:cs="Times New Roman"/>
           <w:szCs w:val="24"/>
           <w:lang w:val="sr-Cyrl-RS"/>
         </w:rPr>
@@ -14355,8 +14398,7 @@
       </w:r>
       <w:r>
         <w:rPr>
-          <w:rFonts w:ascii="Times New Roman" w:hAnsi="Times New Roman" w:cs="Times New Roman"/>
-          <w:sz w:val="24"/>
+          <w:rFonts w:cs="Times New Roman"/>
           <w:szCs w:val="24"/>
           <w:lang w:val="sr-Cyrl-RS"/>
         </w:rPr>
@@ -14364,10 +14406,9 @@
       </w:r>
       <w:r>
         <w:rPr>
-          <w:rFonts w:ascii="Times New Roman" w:hAnsi="Times New Roman" w:cs="Times New Roman"/>
+          <w:rFonts w:cs="Times New Roman"/>
           <w:i/>
           <w:iCs/>
-          <w:sz w:val="24"/>
           <w:szCs w:val="24"/>
           <w:lang w:val="sr-Latn-RS"/>
         </w:rPr>
@@ -14375,10 +14416,9 @@
       </w:r>
       <w:r>
         <w:rPr>
-          <w:rFonts w:ascii="Times New Roman" w:hAnsi="Times New Roman" w:cs="Times New Roman"/>
+          <w:rFonts w:cs="Times New Roman"/>
           <w:i/>
           <w:iCs/>
-          <w:sz w:val="24"/>
           <w:szCs w:val="24"/>
           <w:lang w:val="sr-Cyrl-RS"/>
         </w:rPr>
@@ -14387,18 +14427,15 @@
     </w:p>
     <w:p>
       <w:pPr>
-        <w:jc w:val="both"/>
-        <w:rPr>
-          <w:rFonts w:ascii="Times New Roman" w:hAnsi="Times New Roman" w:cs="Times New Roman"/>
-          <w:sz w:val="24"/>
-          <w:szCs w:val="24"/>
-          <w:lang w:val="sr-Cyrl-RS"/>
-        </w:rPr>
-      </w:pPr>
-      <w:r>
-        <w:rPr>
-          <w:rFonts w:ascii="Times New Roman" w:hAnsi="Times New Roman" w:cs="Times New Roman"/>
-          <w:sz w:val="24"/>
+        <w:rPr>
+          <w:rFonts w:cs="Times New Roman"/>
+          <w:szCs w:val="24"/>
+          <w:lang w:val="sr-Cyrl-RS"/>
+        </w:rPr>
+      </w:pPr>
+      <w:r>
+        <w:rPr>
+          <w:rFonts w:cs="Times New Roman"/>
           <w:szCs w:val="24"/>
           <w:lang w:val="sr-Cyrl-RS"/>
         </w:rPr>
@@ -14407,10 +14444,9 @@
       </w:r>
       <w:r>
         <w:rPr>
-          <w:rFonts w:ascii="Times New Roman" w:hAnsi="Times New Roman" w:cs="Times New Roman"/>
+          <w:rFonts w:cs="Times New Roman"/>
           <w:i/>
           <w:iCs/>
-          <w:sz w:val="24"/>
           <w:szCs w:val="24"/>
           <w:lang w:val="sr-Cyrl-RS"/>
         </w:rPr>
@@ -14418,8 +14454,7 @@
       </w:r>
       <w:r>
         <w:rPr>
-          <w:rFonts w:ascii="Times New Roman" w:hAnsi="Times New Roman" w:cs="Times New Roman"/>
-          <w:sz w:val="24"/>
+          <w:rFonts w:cs="Times New Roman"/>
           <w:szCs w:val="24"/>
           <w:lang w:val="sr-Cyrl-RS"/>
         </w:rPr>
@@ -14427,8 +14462,7 @@
       </w:r>
       <w:r>
         <w:rPr>
-          <w:rFonts w:ascii="Times New Roman" w:hAnsi="Times New Roman" w:cs="Times New Roman"/>
-          <w:sz w:val="24"/>
+          <w:rFonts w:cs="Times New Roman"/>
           <w:szCs w:val="24"/>
           <w:lang w:val="sr-Cyrl-RS"/>
         </w:rPr>
@@ -14436,8 +14470,7 @@
       </w:r>
       <w:r>
         <w:rPr>
-          <w:rFonts w:ascii="Times New Roman" w:hAnsi="Times New Roman" w:cs="Times New Roman"/>
-          <w:sz w:val="24"/>
+          <w:rFonts w:cs="Times New Roman"/>
           <w:szCs w:val="24"/>
           <w:lang w:val="sr-Cyrl-RS"/>
         </w:rPr>
@@ -14445,8 +14478,7 @@
       </w:r>
       <w:r>
         <w:rPr>
-          <w:rFonts w:ascii="Times New Roman" w:hAnsi="Times New Roman" w:cs="Times New Roman"/>
-          <w:sz w:val="24"/>
+          <w:rFonts w:cs="Times New Roman"/>
           <w:szCs w:val="24"/>
           <w:lang w:val="sr-Cyrl-RS"/>
         </w:rPr>
@@ -14454,8 +14486,7 @@
       </w:r>
       <w:r>
         <w:rPr>
-          <w:rFonts w:ascii="Times New Roman" w:hAnsi="Times New Roman" w:cs="Times New Roman"/>
-          <w:sz w:val="24"/>
+          <w:rFonts w:cs="Times New Roman"/>
           <w:szCs w:val="24"/>
           <w:lang w:val="sr-Cyrl-RS"/>
         </w:rPr>
@@ -14463,8 +14494,7 @@
       </w:r>
       <w:r>
         <w:rPr>
-          <w:rFonts w:ascii="Times New Roman" w:hAnsi="Times New Roman" w:cs="Times New Roman"/>
-          <w:sz w:val="24"/>
+          <w:rFonts w:cs="Times New Roman"/>
           <w:szCs w:val="24"/>
           <w:lang w:val="sr-Cyrl-RS"/>
         </w:rPr>
@@ -14472,8 +14502,7 @@
       </w:r>
       <w:r>
         <w:rPr>
-          <w:rFonts w:ascii="Times New Roman" w:hAnsi="Times New Roman" w:cs="Times New Roman"/>
-          <w:sz w:val="24"/>
+          <w:rFonts w:cs="Times New Roman"/>
           <w:szCs w:val="24"/>
           <w:lang w:val="sr-Cyrl-RS"/>
         </w:rPr>
@@ -14481,8 +14510,7 @@
       </w:r>
       <w:r>
         <w:rPr>
-          <w:rFonts w:ascii="Times New Roman" w:hAnsi="Times New Roman" w:cs="Times New Roman"/>
-          <w:sz w:val="24"/>
+          <w:rFonts w:cs="Times New Roman"/>
           <w:szCs w:val="24"/>
           <w:lang w:val="sr-Cyrl-RS"/>
         </w:rPr>
@@ -14490,8 +14518,7 @@
       </w:r>
       <w:r>
         <w:rPr>
-          <w:rFonts w:ascii="Times New Roman" w:hAnsi="Times New Roman" w:cs="Times New Roman"/>
-          <w:sz w:val="24"/>
+          <w:rFonts w:cs="Times New Roman"/>
           <w:szCs w:val="24"/>
           <w:lang w:val="sr-Cyrl-RS"/>
         </w:rPr>
@@ -14499,10 +14526,9 @@
       </w:r>
       <w:r>
         <w:rPr>
-          <w:rFonts w:ascii="Times New Roman" w:hAnsi="Times New Roman" w:cs="Times New Roman"/>
+          <w:rFonts w:cs="Times New Roman"/>
           <w:i/>
           <w:iCs/>
-          <w:sz w:val="24"/>
           <w:szCs w:val="24"/>
           <w:lang w:val="sr-Cyrl-RS"/>
         </w:rPr>
@@ -14510,8 +14536,7 @@
       </w:r>
       <w:r>
         <w:rPr>
-          <w:rFonts w:ascii="Times New Roman" w:hAnsi="Times New Roman" w:cs="Times New Roman"/>
-          <w:sz w:val="24"/>
+          <w:rFonts w:cs="Times New Roman"/>
           <w:szCs w:val="24"/>
           <w:lang w:val="sr-Cyrl-RS"/>
         </w:rPr>
@@ -14519,8 +14544,7 @@
       </w:r>
       <w:r>
         <w:rPr>
-          <w:rFonts w:ascii="Times New Roman" w:hAnsi="Times New Roman" w:cs="Times New Roman"/>
-          <w:sz w:val="24"/>
+          <w:rFonts w:cs="Times New Roman"/>
           <w:szCs w:val="24"/>
           <w:lang w:val="sr-Cyrl-RS"/>
         </w:rPr>
@@ -14528,8 +14552,7 @@
       </w:r>
       <w:r>
         <w:rPr>
-          <w:rFonts w:ascii="Times New Roman" w:hAnsi="Times New Roman" w:cs="Times New Roman"/>
-          <w:sz w:val="24"/>
+          <w:rFonts w:cs="Times New Roman"/>
           <w:szCs w:val="24"/>
           <w:lang w:val="sr-Cyrl-RS"/>
         </w:rPr>
@@ -14537,8 +14560,7 @@
       </w:r>
       <w:r>
         <w:rPr>
-          <w:rFonts w:ascii="Times New Roman" w:hAnsi="Times New Roman" w:cs="Times New Roman"/>
-          <w:sz w:val="24"/>
+          <w:rFonts w:cs="Times New Roman"/>
           <w:szCs w:val="24"/>
           <w:lang w:val="sr-Cyrl-RS"/>
         </w:rPr>
@@ -14552,18 +14574,15 @@
           <w:ilvl w:val="0"/>
           <w:numId w:val="8"/>
         </w:numPr>
-        <w:jc w:val="both"/>
-        <w:rPr>
-          <w:rFonts w:ascii="Times New Roman" w:hAnsi="Times New Roman" w:cs="Times New Roman"/>
-          <w:sz w:val="24"/>
-          <w:szCs w:val="24"/>
-          <w:lang w:val="sr-Cyrl-RS"/>
-        </w:rPr>
-      </w:pPr>
-      <w:r>
-        <w:rPr>
-          <w:rFonts w:ascii="Times New Roman" w:hAnsi="Times New Roman" w:cs="Times New Roman"/>
-          <w:sz w:val="24"/>
+        <w:rPr>
+          <w:rFonts w:cs="Times New Roman"/>
+          <w:szCs w:val="24"/>
+          <w:lang w:val="sr-Cyrl-RS"/>
+        </w:rPr>
+      </w:pPr>
+      <w:r>
+        <w:rPr>
+          <w:rFonts w:cs="Times New Roman"/>
           <w:szCs w:val="24"/>
           <w:lang w:val="sr-Cyrl-RS"/>
         </w:rPr>
@@ -14571,8 +14590,7 @@
       </w:r>
       <w:r>
         <w:rPr>
-          <w:rFonts w:ascii="Times New Roman" w:hAnsi="Times New Roman" w:cs="Times New Roman"/>
-          <w:sz w:val="24"/>
+          <w:rFonts w:cs="Times New Roman"/>
           <w:szCs w:val="24"/>
           <w:lang w:val="sr-Cyrl-RS"/>
         </w:rPr>
@@ -14580,16 +14598,14 @@
       </w:r>
       <w:r>
         <w:rPr>
-          <w:rFonts w:ascii="Times New Roman" w:hAnsi="Times New Roman" w:cs="Times New Roman"/>
-          <w:sz w:val="24"/>
+          <w:rFonts w:cs="Times New Roman"/>
           <w:szCs w:val="24"/>
         </w:rPr>
         <w:t>[</w:t>
       </w:r>
       <w:r>
         <w:rPr>
-          <w:rFonts w:ascii="Times New Roman" w:hAnsi="Times New Roman" w:cs="Times New Roman"/>
-          <w:sz w:val="24"/>
+          <w:rFonts w:cs="Times New Roman"/>
           <w:szCs w:val="24"/>
           <w:lang w:val="sr-Cyrl-RS"/>
         </w:rPr>
@@ -14597,16 +14613,14 @@
       </w:r>
       <w:r>
         <w:rPr>
-          <w:rFonts w:ascii="Times New Roman" w:hAnsi="Times New Roman" w:cs="Times New Roman"/>
-          <w:sz w:val="24"/>
+          <w:rFonts w:cs="Times New Roman"/>
           <w:szCs w:val="24"/>
         </w:rPr>
         <w:t>]</w:t>
       </w:r>
       <w:r>
         <w:rPr>
-          <w:rFonts w:ascii="Times New Roman" w:hAnsi="Times New Roman" w:cs="Times New Roman"/>
-          <w:sz w:val="24"/>
+          <w:rFonts w:cs="Times New Roman"/>
           <w:szCs w:val="24"/>
           <w:lang w:val="sr-Cyrl-RS"/>
         </w:rPr>
@@ -14620,18 +14634,15 @@
           <w:ilvl w:val="0"/>
           <w:numId w:val="8"/>
         </w:numPr>
-        <w:jc w:val="both"/>
-        <w:rPr>
-          <w:rFonts w:ascii="Times New Roman" w:hAnsi="Times New Roman" w:cs="Times New Roman"/>
-          <w:sz w:val="24"/>
-          <w:szCs w:val="24"/>
-          <w:lang w:val="sr-Cyrl-RS"/>
-        </w:rPr>
-      </w:pPr>
-      <w:r>
-        <w:rPr>
-          <w:rFonts w:ascii="Times New Roman" w:hAnsi="Times New Roman" w:cs="Times New Roman"/>
-          <w:sz w:val="24"/>
+        <w:rPr>
+          <w:rFonts w:cs="Times New Roman"/>
+          <w:szCs w:val="24"/>
+          <w:lang w:val="sr-Cyrl-RS"/>
+        </w:rPr>
+      </w:pPr>
+      <w:r>
+        <w:rPr>
+          <w:rFonts w:cs="Times New Roman"/>
           <w:szCs w:val="24"/>
           <w:lang w:val="sr-Cyrl-RS"/>
         </w:rPr>
@@ -14639,16 +14650,14 @@
       </w:r>
       <w:r>
         <w:rPr>
-          <w:rFonts w:ascii="Times New Roman" w:hAnsi="Times New Roman" w:cs="Times New Roman"/>
-          <w:sz w:val="24"/>
+          <w:rFonts w:cs="Times New Roman"/>
           <w:szCs w:val="24"/>
         </w:rPr>
         <w:t>[</w:t>
       </w:r>
       <w:r>
         <w:rPr>
-          <w:rFonts w:ascii="Times New Roman" w:hAnsi="Times New Roman" w:cs="Times New Roman"/>
-          <w:sz w:val="24"/>
+          <w:rFonts w:cs="Times New Roman"/>
           <w:szCs w:val="24"/>
           <w:lang w:val="sr-Cyrl-RS"/>
         </w:rPr>
@@ -14656,16 +14665,14 @@
       </w:r>
       <w:r>
         <w:rPr>
-          <w:rFonts w:ascii="Times New Roman" w:hAnsi="Times New Roman" w:cs="Times New Roman"/>
-          <w:sz w:val="24"/>
+          <w:rFonts w:cs="Times New Roman"/>
           <w:szCs w:val="24"/>
         </w:rPr>
         <w:t>]</w:t>
       </w:r>
       <w:r>
         <w:rPr>
-          <w:rFonts w:ascii="Times New Roman" w:hAnsi="Times New Roman" w:cs="Times New Roman"/>
-          <w:sz w:val="24"/>
+          <w:rFonts w:cs="Times New Roman"/>
           <w:szCs w:val="24"/>
           <w:lang w:val="sr-Cyrl-RS"/>
         </w:rPr>
@@ -14679,18 +14686,15 @@
           <w:ilvl w:val="0"/>
           <w:numId w:val="8"/>
         </w:numPr>
-        <w:jc w:val="both"/>
-        <w:rPr>
-          <w:rFonts w:ascii="Times New Roman" w:hAnsi="Times New Roman" w:cs="Times New Roman"/>
-          <w:sz w:val="24"/>
-          <w:szCs w:val="24"/>
-          <w:lang w:val="sr-Cyrl-RS"/>
-        </w:rPr>
-      </w:pPr>
-      <w:r>
-        <w:rPr>
-          <w:rFonts w:ascii="Times New Roman" w:hAnsi="Times New Roman" w:cs="Times New Roman"/>
-          <w:sz w:val="24"/>
+        <w:rPr>
+          <w:rFonts w:cs="Times New Roman"/>
+          <w:szCs w:val="24"/>
+          <w:lang w:val="sr-Cyrl-RS"/>
+        </w:rPr>
+      </w:pPr>
+      <w:r>
+        <w:rPr>
+          <w:rFonts w:cs="Times New Roman"/>
           <w:szCs w:val="24"/>
           <w:lang w:val="sr-Cyrl-RS"/>
         </w:rPr>
@@ -14698,16 +14702,14 @@
       </w:r>
       <w:r>
         <w:rPr>
-          <w:rFonts w:ascii="Times New Roman" w:hAnsi="Times New Roman" w:cs="Times New Roman"/>
-          <w:sz w:val="24"/>
+          <w:rFonts w:cs="Times New Roman"/>
           <w:szCs w:val="24"/>
         </w:rPr>
         <w:t>[3]</w:t>
       </w:r>
       <w:r>
         <w:rPr>
-          <w:rFonts w:ascii="Times New Roman" w:hAnsi="Times New Roman" w:cs="Times New Roman"/>
-          <w:sz w:val="24"/>
+          <w:rFonts w:cs="Times New Roman"/>
           <w:szCs w:val="24"/>
           <w:lang w:val="sr-Cyrl-RS"/>
         </w:rPr>
@@ -14716,18 +14718,15 @@
     </w:p>
     <w:p>
       <w:pPr>
-        <w:jc w:val="both"/>
-        <w:rPr>
-          <w:rFonts w:ascii="Times New Roman" w:hAnsi="Times New Roman" w:cs="Times New Roman"/>
-          <w:sz w:val="24"/>
-          <w:szCs w:val="24"/>
-          <w:lang w:val="sr-Cyrl-RS"/>
-        </w:rPr>
-      </w:pPr>
-      <w:r>
-        <w:rPr>
-          <w:rFonts w:ascii="Times New Roman" w:hAnsi="Times New Roman" w:cs="Times New Roman"/>
-          <w:sz w:val="24"/>
+        <w:rPr>
+          <w:rFonts w:cs="Times New Roman"/>
+          <w:szCs w:val="24"/>
+          <w:lang w:val="sr-Cyrl-RS"/>
+        </w:rPr>
+      </w:pPr>
+      <w:r>
+        <w:rPr>
+          <w:rFonts w:cs="Times New Roman"/>
           <w:szCs w:val="24"/>
           <w:lang w:val="sr-Cyrl-RS"/>
         </w:rPr>
@@ -14735,8 +14734,7 @@
       </w:r>
       <w:r>
         <w:rPr>
-          <w:rFonts w:ascii="Times New Roman" w:hAnsi="Times New Roman" w:cs="Times New Roman"/>
-          <w:sz w:val="24"/>
+          <w:rFonts w:cs="Times New Roman"/>
           <w:szCs w:val="24"/>
           <w:lang w:val="sr-Cyrl-RS"/>
         </w:rPr>
@@ -14750,18 +14748,15 @@
           <w:ilvl w:val="0"/>
           <w:numId w:val="9"/>
         </w:numPr>
-        <w:jc w:val="both"/>
-        <w:rPr>
-          <w:rFonts w:ascii="Times New Roman" w:hAnsi="Times New Roman" w:cs="Times New Roman"/>
-          <w:sz w:val="24"/>
-          <w:szCs w:val="24"/>
-          <w:lang w:val="sr-Cyrl-RS"/>
-        </w:rPr>
-      </w:pPr>
-      <w:r>
-        <w:rPr>
-          <w:rFonts w:ascii="Times New Roman" w:hAnsi="Times New Roman" w:cs="Times New Roman"/>
-          <w:sz w:val="24"/>
+        <w:rPr>
+          <w:rFonts w:cs="Times New Roman"/>
+          <w:szCs w:val="24"/>
+          <w:lang w:val="sr-Cyrl-RS"/>
+        </w:rPr>
+      </w:pPr>
+      <w:r>
+        <w:rPr>
+          <w:rFonts w:cs="Times New Roman"/>
           <w:szCs w:val="24"/>
           <w:lang w:val="sr-Cyrl-RS"/>
         </w:rPr>
@@ -14775,18 +14770,15 @@
           <w:ilvl w:val="0"/>
           <w:numId w:val="9"/>
         </w:numPr>
-        <w:jc w:val="both"/>
-        <w:rPr>
-          <w:rFonts w:ascii="Times New Roman" w:hAnsi="Times New Roman" w:cs="Times New Roman"/>
-          <w:sz w:val="24"/>
-          <w:szCs w:val="24"/>
-          <w:lang w:val="sr-Cyrl-RS"/>
-        </w:rPr>
-      </w:pPr>
-      <w:r>
-        <w:rPr>
-          <w:rFonts w:ascii="Times New Roman" w:hAnsi="Times New Roman" w:cs="Times New Roman"/>
-          <w:sz w:val="24"/>
+        <w:rPr>
+          <w:rFonts w:cs="Times New Roman"/>
+          <w:szCs w:val="24"/>
+          <w:lang w:val="sr-Cyrl-RS"/>
+        </w:rPr>
+      </w:pPr>
+      <w:r>
+        <w:rPr>
+          <w:rFonts w:cs="Times New Roman"/>
           <w:szCs w:val="24"/>
           <w:lang w:val="sr-Cyrl-RS"/>
         </w:rPr>
@@ -14800,18 +14792,15 @@
           <w:ilvl w:val="0"/>
           <w:numId w:val="9"/>
         </w:numPr>
-        <w:jc w:val="both"/>
-        <w:rPr>
-          <w:rFonts w:ascii="Times New Roman" w:hAnsi="Times New Roman" w:cs="Times New Roman"/>
-          <w:sz w:val="24"/>
-          <w:szCs w:val="24"/>
-          <w:lang w:val="sr-Cyrl-RS"/>
-        </w:rPr>
-      </w:pPr>
-      <w:r>
-        <w:rPr>
-          <w:rFonts w:ascii="Times New Roman" w:hAnsi="Times New Roman" w:cs="Times New Roman"/>
-          <w:sz w:val="24"/>
+        <w:rPr>
+          <w:rFonts w:cs="Times New Roman"/>
+          <w:szCs w:val="24"/>
+          <w:lang w:val="sr-Cyrl-RS"/>
+        </w:rPr>
+      </w:pPr>
+      <w:r>
+        <w:rPr>
+          <w:rFonts w:cs="Times New Roman"/>
           <w:szCs w:val="24"/>
           <w:lang w:val="sr-Cyrl-RS"/>
         </w:rPr>
@@ -14825,18 +14814,15 @@
           <w:ilvl w:val="0"/>
           <w:numId w:val="9"/>
         </w:numPr>
-        <w:jc w:val="both"/>
-        <w:rPr>
-          <w:rFonts w:ascii="Times New Roman" w:hAnsi="Times New Roman" w:cs="Times New Roman"/>
-          <w:sz w:val="24"/>
-          <w:szCs w:val="24"/>
-          <w:lang w:val="sr-Cyrl-RS"/>
-        </w:rPr>
-      </w:pPr>
-      <w:r>
-        <w:rPr>
-          <w:rFonts w:ascii="Times New Roman" w:hAnsi="Times New Roman" w:cs="Times New Roman"/>
-          <w:sz w:val="24"/>
+        <w:rPr>
+          <w:rFonts w:cs="Times New Roman"/>
+          <w:szCs w:val="24"/>
+          <w:lang w:val="sr-Cyrl-RS"/>
+        </w:rPr>
+      </w:pPr>
+      <w:r>
+        <w:rPr>
+          <w:rFonts w:cs="Times New Roman"/>
           <w:szCs w:val="24"/>
           <w:lang w:val="sr-Cyrl-RS"/>
         </w:rPr>
@@ -14844,8 +14830,7 @@
       </w:r>
       <w:r>
         <w:rPr>
-          <w:rFonts w:ascii="Times New Roman" w:hAnsi="Times New Roman" w:cs="Times New Roman"/>
-          <w:sz w:val="24"/>
+          <w:rFonts w:cs="Times New Roman"/>
           <w:szCs w:val="24"/>
           <w:lang w:val="sr-Cyrl-RS"/>
         </w:rPr>
@@ -14853,8 +14838,7 @@
       </w:r>
       <w:r>
         <w:rPr>
-          <w:rFonts w:ascii="Times New Roman" w:hAnsi="Times New Roman" w:cs="Times New Roman"/>
-          <w:sz w:val="24"/>
+          <w:rFonts w:cs="Times New Roman"/>
           <w:szCs w:val="24"/>
           <w:lang w:val="sr-Cyrl-RS"/>
         </w:rPr>
@@ -14868,18 +14852,15 @@
           <w:ilvl w:val="0"/>
           <w:numId w:val="9"/>
         </w:numPr>
-        <w:jc w:val="both"/>
-        <w:rPr>
-          <w:rFonts w:ascii="Times New Roman" w:hAnsi="Times New Roman" w:cs="Times New Roman"/>
-          <w:sz w:val="24"/>
-          <w:szCs w:val="24"/>
-          <w:lang w:val="sr-Cyrl-RS"/>
-        </w:rPr>
-      </w:pPr>
-      <w:r>
-        <w:rPr>
-          <w:rFonts w:ascii="Times New Roman" w:hAnsi="Times New Roman" w:cs="Times New Roman"/>
-          <w:sz w:val="24"/>
+        <w:rPr>
+          <w:rFonts w:cs="Times New Roman"/>
+          <w:szCs w:val="24"/>
+          <w:lang w:val="sr-Cyrl-RS"/>
+        </w:rPr>
+      </w:pPr>
+      <w:r>
+        <w:rPr>
+          <w:rFonts w:cs="Times New Roman"/>
           <w:szCs w:val="24"/>
           <w:lang w:val="sr-Cyrl-RS"/>
         </w:rPr>
@@ -14893,18 +14874,15 @@
           <w:ilvl w:val="0"/>
           <w:numId w:val="9"/>
         </w:numPr>
-        <w:jc w:val="both"/>
-        <w:rPr>
-          <w:rFonts w:ascii="Times New Roman" w:hAnsi="Times New Roman" w:cs="Times New Roman"/>
-          <w:sz w:val="24"/>
-          <w:szCs w:val="24"/>
-          <w:lang w:val="sr-Cyrl-RS"/>
-        </w:rPr>
-      </w:pPr>
-      <w:r>
-        <w:rPr>
-          <w:rFonts w:ascii="Times New Roman" w:hAnsi="Times New Roman" w:cs="Times New Roman"/>
-          <w:sz w:val="24"/>
+        <w:rPr>
+          <w:rFonts w:cs="Times New Roman"/>
+          <w:szCs w:val="24"/>
+          <w:lang w:val="sr-Cyrl-RS"/>
+        </w:rPr>
+      </w:pPr>
+      <w:r>
+        <w:rPr>
+          <w:rFonts w:cs="Times New Roman"/>
           <w:szCs w:val="24"/>
           <w:lang w:val="sr-Cyrl-RS"/>
         </w:rPr>
@@ -14918,18 +14896,15 @@
           <w:ilvl w:val="0"/>
           <w:numId w:val="9"/>
         </w:numPr>
-        <w:jc w:val="both"/>
-        <w:rPr>
-          <w:rFonts w:ascii="Times New Roman" w:hAnsi="Times New Roman" w:cs="Times New Roman"/>
-          <w:sz w:val="24"/>
-          <w:szCs w:val="24"/>
-          <w:lang w:val="sr-Cyrl-RS"/>
-        </w:rPr>
-      </w:pPr>
-      <w:r>
-        <w:rPr>
-          <w:rFonts w:ascii="Times New Roman" w:hAnsi="Times New Roman" w:cs="Times New Roman"/>
-          <w:sz w:val="24"/>
+        <w:rPr>
+          <w:rFonts w:cs="Times New Roman"/>
+          <w:szCs w:val="24"/>
+          <w:lang w:val="sr-Cyrl-RS"/>
+        </w:rPr>
+      </w:pPr>
+      <w:r>
+        <w:rPr>
+          <w:rFonts w:cs="Times New Roman"/>
           <w:szCs w:val="24"/>
           <w:lang w:val="sr-Cyrl-RS"/>
         </w:rPr>
@@ -14943,18 +14918,15 @@
           <w:ilvl w:val="0"/>
           <w:numId w:val="9"/>
         </w:numPr>
-        <w:jc w:val="both"/>
-        <w:rPr>
-          <w:rFonts w:ascii="Times New Roman" w:hAnsi="Times New Roman" w:cs="Times New Roman"/>
-          <w:sz w:val="24"/>
-          <w:szCs w:val="24"/>
-          <w:lang w:val="sr-Cyrl-RS"/>
-        </w:rPr>
-      </w:pPr>
-      <w:r>
-        <w:rPr>
-          <w:rFonts w:ascii="Times New Roman" w:hAnsi="Times New Roman" w:cs="Times New Roman"/>
-          <w:sz w:val="24"/>
+        <w:rPr>
+          <w:rFonts w:cs="Times New Roman"/>
+          <w:szCs w:val="24"/>
+          <w:lang w:val="sr-Cyrl-RS"/>
+        </w:rPr>
+      </w:pPr>
+      <w:r>
+        <w:rPr>
+          <w:rFonts w:cs="Times New Roman"/>
           <w:szCs w:val="24"/>
           <w:lang w:val="sr-Cyrl-RS"/>
         </w:rPr>
@@ -14968,18 +14940,15 @@
           <w:ilvl w:val="0"/>
           <w:numId w:val="9"/>
         </w:numPr>
-        <w:jc w:val="both"/>
-        <w:rPr>
-          <w:rFonts w:ascii="Times New Roman" w:hAnsi="Times New Roman" w:cs="Times New Roman"/>
-          <w:sz w:val="24"/>
-          <w:szCs w:val="24"/>
-          <w:lang w:val="sr-Cyrl-RS"/>
-        </w:rPr>
-      </w:pPr>
-      <w:r>
-        <w:rPr>
-          <w:rFonts w:ascii="Times New Roman" w:hAnsi="Times New Roman" w:cs="Times New Roman"/>
-          <w:sz w:val="24"/>
+        <w:rPr>
+          <w:rFonts w:cs="Times New Roman"/>
+          <w:szCs w:val="24"/>
+          <w:lang w:val="sr-Cyrl-RS"/>
+        </w:rPr>
+      </w:pPr>
+      <w:r>
+        <w:rPr>
+          <w:rFonts w:cs="Times New Roman"/>
           <w:szCs w:val="24"/>
           <w:lang w:val="sr-Cyrl-RS"/>
         </w:rPr>
@@ -14988,18 +14957,15 @@
     </w:p>
     <w:p>
       <w:pPr>
-        <w:jc w:val="both"/>
-        <w:rPr>
-          <w:rFonts w:ascii="Times New Roman" w:hAnsi="Times New Roman" w:cs="Times New Roman"/>
-          <w:sz w:val="24"/>
-          <w:szCs w:val="24"/>
-          <w:lang w:val="sr-Cyrl-RS"/>
-        </w:rPr>
-      </w:pPr>
-      <w:r>
-        <w:rPr>
-          <w:rFonts w:ascii="Times New Roman" w:hAnsi="Times New Roman" w:cs="Times New Roman"/>
-          <w:sz w:val="24"/>
+        <w:rPr>
+          <w:rFonts w:cs="Times New Roman"/>
+          <w:szCs w:val="24"/>
+          <w:lang w:val="sr-Cyrl-RS"/>
+        </w:rPr>
+      </w:pPr>
+      <w:r>
+        <w:rPr>
+          <w:rFonts w:cs="Times New Roman"/>
           <w:szCs w:val="24"/>
           <w:lang w:val="sr-Cyrl-RS"/>
         </w:rPr>
@@ -15007,8 +14973,7 @@
       </w:r>
       <w:r>
         <w:rPr>
-          <w:rFonts w:ascii="Times New Roman" w:hAnsi="Times New Roman" w:cs="Times New Roman"/>
-          <w:sz w:val="24"/>
+          <w:rFonts w:cs="Times New Roman"/>
           <w:szCs w:val="24"/>
           <w:lang w:val="sr-Cyrl-RS"/>
         </w:rPr>
@@ -15016,8 +14981,7 @@
       </w:r>
       <w:r>
         <w:rPr>
-          <w:rFonts w:ascii="Times New Roman" w:hAnsi="Times New Roman" w:cs="Times New Roman"/>
-          <w:sz w:val="24"/>
+          <w:rFonts w:cs="Times New Roman"/>
           <w:szCs w:val="24"/>
           <w:lang w:val="sr-Cyrl-RS"/>
         </w:rPr>
@@ -15026,9 +14990,8 @@
     </w:p>
     <w:p>
       <w:pPr>
-        <w:jc w:val="both"/>
-        <w:rPr>
-          <w:rFonts w:ascii="Times New Roman" w:hAnsi="Times New Roman" w:cs="Times New Roman"/>
+        <w:rPr>
+          <w:rFonts w:cs="Times New Roman"/>
           <w:lang w:val="sr-Cyrl-RS"/>
         </w:rPr>
       </w:pPr>
@@ -15036,13 +14999,13 @@
     <w:p>
       <w:pPr>
         <w:rPr>
-          <w:rFonts w:ascii="Times New Roman" w:hAnsi="Times New Roman" w:cs="Times New Roman"/>
-          <w:lang w:val="sr-Cyrl-RS"/>
-        </w:rPr>
-      </w:pPr>
-      <w:r>
-        <w:rPr>
-          <w:rFonts w:ascii="Times New Roman" w:hAnsi="Times New Roman" w:cs="Times New Roman"/>
+          <w:rFonts w:cs="Times New Roman"/>
+          <w:lang w:val="sr-Cyrl-RS"/>
+        </w:rPr>
+      </w:pPr>
+      <w:r>
+        <w:rPr>
+          <w:rFonts w:cs="Times New Roman"/>
           <w:lang w:val="sr-Cyrl-RS"/>
         </w:rPr>
         <w:br w:type="page"/>
@@ -15052,7 +15015,6 @@
       <w:pPr>
         <w:pStyle w:val="Heading1"/>
         <w:spacing w:after="360"/>
-        <w:jc w:val="both"/>
         <w:rPr>
           <w:rFonts w:ascii="Times New Roman" w:hAnsi="Times New Roman" w:cs="Times New Roman"/>
           <w:color w:val="auto"/>
@@ -15073,18 +15035,15 @@
     </w:p>
     <w:p>
       <w:pPr>
-        <w:jc w:val="both"/>
-        <w:rPr>
-          <w:rFonts w:ascii="Times New Roman" w:hAnsi="Times New Roman" w:cs="Times New Roman"/>
-          <w:sz w:val="24"/>
+        <w:rPr>
+          <w:rFonts w:cs="Times New Roman"/>
           <w:szCs w:val="24"/>
           <w:lang w:val="sr-Latn-RS"/>
         </w:rPr>
       </w:pPr>
       <w:r>
         <w:rPr>
-          <w:rFonts w:ascii="Times New Roman" w:hAnsi="Times New Roman" w:cs="Times New Roman"/>
-          <w:sz w:val="24"/>
+          <w:rFonts w:cs="Times New Roman"/>
           <w:szCs w:val="24"/>
           <w:lang w:val="sr-Cyrl-RS"/>
         </w:rPr>
@@ -15092,8 +15051,7 @@
       </w:r>
       <w:r>
         <w:rPr>
-          <w:rFonts w:ascii="Times New Roman" w:hAnsi="Times New Roman" w:cs="Times New Roman"/>
-          <w:sz w:val="24"/>
+          <w:rFonts w:cs="Times New Roman"/>
           <w:szCs w:val="24"/>
           <w:lang w:val="sr-Cyrl-RS"/>
         </w:rPr>
@@ -15101,8 +15059,7 @@
       </w:r>
       <w:r>
         <w:rPr>
-          <w:rFonts w:ascii="Times New Roman" w:hAnsi="Times New Roman" w:cs="Times New Roman"/>
-          <w:sz w:val="24"/>
+          <w:rFonts w:cs="Times New Roman"/>
           <w:szCs w:val="24"/>
           <w:lang w:val="sr-Cyrl-RS"/>
         </w:rPr>
@@ -15110,8 +15067,7 @@
       </w:r>
       <w:r>
         <w:rPr>
-          <w:rFonts w:ascii="Times New Roman" w:hAnsi="Times New Roman" w:cs="Times New Roman"/>
-          <w:sz w:val="24"/>
+          <w:rFonts w:cs="Times New Roman"/>
           <w:szCs w:val="24"/>
           <w:lang w:val="sr-Cyrl-RS"/>
         </w:rPr>
@@ -15119,8 +15075,7 @@
       </w:r>
       <w:r>
         <w:rPr>
-          <w:rFonts w:ascii="Times New Roman" w:hAnsi="Times New Roman" w:cs="Times New Roman"/>
-          <w:sz w:val="24"/>
+          <w:rFonts w:cs="Times New Roman"/>
           <w:szCs w:val="24"/>
           <w:lang w:val="sr-Cyrl-RS"/>
         </w:rPr>
@@ -15129,18 +15084,15 @@
     </w:p>
     <w:p>
       <w:pPr>
-        <w:jc w:val="both"/>
-        <w:rPr>
-          <w:rFonts w:ascii="Times New Roman" w:hAnsi="Times New Roman" w:cs="Times New Roman"/>
-          <w:sz w:val="24"/>
-          <w:szCs w:val="24"/>
-          <w:lang w:val="sr-Cyrl-RS"/>
-        </w:rPr>
-      </w:pPr>
-      <w:r>
-        <w:rPr>
-          <w:rFonts w:ascii="Times New Roman" w:hAnsi="Times New Roman" w:cs="Times New Roman"/>
-          <w:sz w:val="24"/>
+        <w:rPr>
+          <w:rFonts w:cs="Times New Roman"/>
+          <w:szCs w:val="24"/>
+          <w:lang w:val="sr-Cyrl-RS"/>
+        </w:rPr>
+      </w:pPr>
+      <w:r>
+        <w:rPr>
+          <w:rFonts w:cs="Times New Roman"/>
           <w:szCs w:val="24"/>
           <w:lang w:val="sr-Cyrl-RS"/>
         </w:rPr>
@@ -15148,8 +15100,7 @@
       </w:r>
       <w:r>
         <w:rPr>
-          <w:rFonts w:ascii="Times New Roman" w:hAnsi="Times New Roman" w:cs="Times New Roman"/>
-          <w:sz w:val="24"/>
+          <w:rFonts w:cs="Times New Roman"/>
           <w:szCs w:val="24"/>
           <w:lang w:val="sr-Cyrl-RS"/>
         </w:rPr>
@@ -15157,8 +15108,7 @@
       </w:r>
       <w:r>
         <w:rPr>
-          <w:rFonts w:ascii="Times New Roman" w:hAnsi="Times New Roman" w:cs="Times New Roman"/>
-          <w:sz w:val="24"/>
+          <w:rFonts w:cs="Times New Roman"/>
           <w:szCs w:val="24"/>
           <w:lang w:val="sr-Cyrl-RS"/>
         </w:rPr>
@@ -15166,8 +15116,7 @@
       </w:r>
       <w:r>
         <w:rPr>
-          <w:rFonts w:ascii="Times New Roman" w:hAnsi="Times New Roman" w:cs="Times New Roman"/>
-          <w:sz w:val="24"/>
+          <w:rFonts w:cs="Times New Roman"/>
           <w:szCs w:val="24"/>
           <w:lang w:val="sr-Cyrl-RS"/>
         </w:rPr>
@@ -15175,8 +15124,7 @@
       </w:r>
       <w:r>
         <w:rPr>
-          <w:rFonts w:ascii="Times New Roman" w:hAnsi="Times New Roman" w:cs="Times New Roman"/>
-          <w:sz w:val="24"/>
+          <w:rFonts w:cs="Times New Roman"/>
           <w:szCs w:val="24"/>
           <w:lang w:val="sr-Cyrl-RS"/>
         </w:rPr>
@@ -15184,8 +15132,7 @@
       </w:r>
       <w:r>
         <w:rPr>
-          <w:rFonts w:ascii="Times New Roman" w:hAnsi="Times New Roman" w:cs="Times New Roman"/>
-          <w:sz w:val="24"/>
+          <w:rFonts w:cs="Times New Roman"/>
           <w:szCs w:val="24"/>
           <w:lang w:val="sr-Cyrl-RS"/>
         </w:rPr>
@@ -15193,8 +15140,7 @@
       </w:r>
       <w:r>
         <w:rPr>
-          <w:rFonts w:ascii="Times New Roman" w:hAnsi="Times New Roman" w:cs="Times New Roman"/>
-          <w:sz w:val="24"/>
+          <w:rFonts w:cs="Times New Roman"/>
           <w:szCs w:val="24"/>
           <w:lang w:val="sr-Cyrl-RS"/>
         </w:rPr>
@@ -15202,8 +15148,7 @@
       </w:r>
       <w:r>
         <w:rPr>
-          <w:rFonts w:ascii="Times New Roman" w:hAnsi="Times New Roman" w:cs="Times New Roman"/>
-          <w:sz w:val="24"/>
+          <w:rFonts w:cs="Times New Roman"/>
           <w:szCs w:val="24"/>
           <w:lang w:val="sr-Cyrl-RS"/>
         </w:rPr>
@@ -15211,8 +15156,7 @@
       </w:r>
       <w:r>
         <w:rPr>
-          <w:rFonts w:ascii="Times New Roman" w:hAnsi="Times New Roman" w:cs="Times New Roman"/>
-          <w:sz w:val="24"/>
+          <w:rFonts w:cs="Times New Roman"/>
           <w:szCs w:val="24"/>
           <w:lang w:val="sr-Cyrl-RS"/>
         </w:rPr>
@@ -15220,8 +15164,7 @@
       </w:r>
       <w:r>
         <w:rPr>
-          <w:rFonts w:ascii="Times New Roman" w:hAnsi="Times New Roman" w:cs="Times New Roman"/>
-          <w:sz w:val="24"/>
+          <w:rFonts w:cs="Times New Roman"/>
           <w:szCs w:val="24"/>
           <w:lang w:val="sr-Cyrl-RS"/>
         </w:rPr>
@@ -15229,8 +15172,7 @@
       </w:r>
       <w:r>
         <w:rPr>
-          <w:rFonts w:ascii="Times New Roman" w:hAnsi="Times New Roman" w:cs="Times New Roman"/>
-          <w:sz w:val="24"/>
+          <w:rFonts w:cs="Times New Roman"/>
           <w:szCs w:val="24"/>
           <w:lang w:val="sr-Cyrl-RS"/>
         </w:rPr>
@@ -15238,8 +15180,7 @@
       </w:r>
       <w:r>
         <w:rPr>
-          <w:rFonts w:ascii="Times New Roman" w:hAnsi="Times New Roman" w:cs="Times New Roman"/>
-          <w:sz w:val="24"/>
+          <w:rFonts w:cs="Times New Roman"/>
           <w:szCs w:val="24"/>
           <w:lang w:val="sr-Cyrl-RS"/>
         </w:rPr>
@@ -15247,10 +15188,9 @@
       </w:r>
       <w:r>
         <w:rPr>
-          <w:rFonts w:ascii="Times New Roman" w:hAnsi="Times New Roman" w:cs="Times New Roman"/>
+          <w:rFonts w:cs="Times New Roman"/>
           <w:i/>
           <w:iCs/>
-          <w:sz w:val="24"/>
           <w:szCs w:val="24"/>
           <w:lang w:val="sr-Latn-RS"/>
         </w:rPr>
@@ -15258,8 +15198,7 @@
       </w:r>
       <w:r>
         <w:rPr>
-          <w:rFonts w:ascii="Times New Roman" w:hAnsi="Times New Roman" w:cs="Times New Roman"/>
-          <w:sz w:val="24"/>
+          <w:rFonts w:cs="Times New Roman"/>
           <w:szCs w:val="24"/>
           <w:lang w:val="sr-Cyrl-RS"/>
         </w:rPr>
@@ -15267,8 +15206,7 @@
       </w:r>
       <w:r>
         <w:rPr>
-          <w:rFonts w:ascii="Times New Roman" w:hAnsi="Times New Roman" w:cs="Times New Roman"/>
-          <w:sz w:val="24"/>
+          <w:rFonts w:cs="Times New Roman"/>
           <w:szCs w:val="24"/>
           <w:lang w:val="sr-Cyrl-RS"/>
         </w:rPr>
@@ -15277,18 +15215,15 @@
     </w:p>
     <w:p>
       <w:pPr>
-        <w:jc w:val="both"/>
-        <w:rPr>
-          <w:rFonts w:ascii="Times New Roman" w:hAnsi="Times New Roman" w:cs="Times New Roman"/>
-          <w:sz w:val="24"/>
-          <w:szCs w:val="24"/>
-          <w:lang w:val="sr-Cyrl-RS"/>
-        </w:rPr>
-      </w:pPr>
-      <w:r>
-        <w:rPr>
-          <w:rFonts w:ascii="Times New Roman" w:hAnsi="Times New Roman" w:cs="Times New Roman"/>
-          <w:sz w:val="24"/>
+        <w:rPr>
+          <w:rFonts w:cs="Times New Roman"/>
+          <w:szCs w:val="24"/>
+          <w:lang w:val="sr-Cyrl-RS"/>
+        </w:rPr>
+      </w:pPr>
+      <w:r>
+        <w:rPr>
+          <w:rFonts w:cs="Times New Roman"/>
           <w:szCs w:val="24"/>
           <w:lang w:val="sr-Cyrl-RS"/>
         </w:rPr>
@@ -15296,8 +15231,7 @@
       </w:r>
       <w:r>
         <w:rPr>
-          <w:rFonts w:ascii="Times New Roman" w:hAnsi="Times New Roman" w:cs="Times New Roman"/>
-          <w:sz w:val="24"/>
+          <w:rFonts w:cs="Times New Roman"/>
           <w:szCs w:val="24"/>
           <w:lang w:val="sr-Cyrl-RS"/>
         </w:rPr>
@@ -15305,8 +15239,7 @@
       </w:r>
       <w:r>
         <w:rPr>
-          <w:rFonts w:ascii="Times New Roman" w:hAnsi="Times New Roman" w:cs="Times New Roman"/>
-          <w:sz w:val="24"/>
+          <w:rFonts w:cs="Times New Roman"/>
           <w:szCs w:val="24"/>
           <w:lang w:val="sr-Cyrl-RS"/>
         </w:rPr>
@@ -15315,9 +15248,8 @@
     </w:p>
     <w:p>
       <w:pPr>
-        <w:jc w:val="both"/>
-        <w:rPr>
-          <w:rFonts w:ascii="Times New Roman" w:hAnsi="Times New Roman" w:cs="Times New Roman"/>
+        <w:rPr>
+          <w:rFonts w:cs="Times New Roman"/>
           <w:lang w:val="sr-Cyrl-RS"/>
         </w:rPr>
       </w:pPr>
@@ -15325,13 +15257,13 @@
     <w:p>
       <w:pPr>
         <w:rPr>
-          <w:rFonts w:ascii="Times New Roman" w:hAnsi="Times New Roman" w:cs="Times New Roman"/>
-          <w:lang w:val="sr-Cyrl-RS"/>
-        </w:rPr>
-      </w:pPr>
-      <w:r>
-        <w:rPr>
-          <w:rFonts w:ascii="Times New Roman" w:hAnsi="Times New Roman" w:cs="Times New Roman"/>
+          <w:rFonts w:cs="Times New Roman"/>
+          <w:lang w:val="sr-Cyrl-RS"/>
+        </w:rPr>
+      </w:pPr>
+      <w:r>
+        <w:rPr>
+          <w:rFonts w:cs="Times New Roman"/>
           <w:lang w:val="sr-Cyrl-RS"/>
         </w:rPr>
         <w:br w:type="page"/>
@@ -15367,18 +15299,15 @@
           <w:numId w:val="5"/>
         </w:numPr>
         <w:ind w:left="792" w:hanging="432"/>
-        <w:jc w:val="both"/>
-        <w:rPr>
-          <w:rFonts w:ascii="Times New Roman" w:hAnsi="Times New Roman" w:cs="Times New Roman"/>
-          <w:sz w:val="24"/>
-          <w:szCs w:val="24"/>
-          <w:lang w:val="sr-Cyrl-RS"/>
-        </w:rPr>
-      </w:pPr>
-      <w:r>
-        <w:rPr>
-          <w:rFonts w:ascii="Times New Roman" w:hAnsi="Times New Roman" w:cs="Times New Roman"/>
-          <w:sz w:val="24"/>
+        <w:rPr>
+          <w:rFonts w:cs="Times New Roman"/>
+          <w:szCs w:val="24"/>
+          <w:lang w:val="sr-Cyrl-RS"/>
+        </w:rPr>
+      </w:pPr>
+      <w:r>
+        <w:rPr>
+          <w:rFonts w:cs="Times New Roman"/>
           <w:szCs w:val="24"/>
           <w:lang w:val="sr-Cyrl-RS"/>
         </w:rPr>
@@ -15393,18 +15322,15 @@
           <w:numId w:val="5"/>
         </w:numPr>
         <w:ind w:left="792" w:hanging="432"/>
-        <w:jc w:val="both"/>
-        <w:rPr>
-          <w:rFonts w:ascii="Times New Roman" w:hAnsi="Times New Roman" w:cs="Times New Roman"/>
-          <w:sz w:val="24"/>
-          <w:szCs w:val="24"/>
-          <w:lang w:val="sr-Cyrl-RS"/>
-        </w:rPr>
-      </w:pPr>
-      <w:r>
-        <w:rPr>
-          <w:rFonts w:ascii="Times New Roman" w:hAnsi="Times New Roman" w:cs="Times New Roman"/>
-          <w:sz w:val="24"/>
+        <w:rPr>
+          <w:rFonts w:cs="Times New Roman"/>
+          <w:szCs w:val="24"/>
+          <w:lang w:val="sr-Cyrl-RS"/>
+        </w:rPr>
+      </w:pPr>
+      <w:r>
+        <w:rPr>
+          <w:rFonts w:cs="Times New Roman"/>
           <w:szCs w:val="24"/>
           <w:lang w:val="sr-Cyrl-RS"/>
         </w:rPr>
@@ -15419,18 +15345,15 @@
           <w:numId w:val="5"/>
         </w:numPr>
         <w:ind w:left="792" w:hanging="432"/>
-        <w:jc w:val="both"/>
-        <w:rPr>
-          <w:rFonts w:ascii="Times New Roman" w:hAnsi="Times New Roman" w:cs="Times New Roman"/>
-          <w:sz w:val="24"/>
-          <w:szCs w:val="24"/>
-          <w:lang w:val="sr-Cyrl-RS"/>
-        </w:rPr>
-      </w:pPr>
-      <w:r>
-        <w:rPr>
-          <w:rFonts w:ascii="Times New Roman" w:hAnsi="Times New Roman" w:cs="Times New Roman"/>
-          <w:sz w:val="24"/>
+        <w:rPr>
+          <w:rFonts w:cs="Times New Roman"/>
+          <w:szCs w:val="24"/>
+          <w:lang w:val="sr-Cyrl-RS"/>
+        </w:rPr>
+      </w:pPr>
+      <w:r>
+        <w:rPr>
+          <w:rFonts w:cs="Times New Roman"/>
           <w:szCs w:val="24"/>
           <w:lang w:val="sr-Cyrl-RS"/>
         </w:rPr>
@@ -15445,18 +15368,15 @@
           <w:numId w:val="5"/>
         </w:numPr>
         <w:ind w:left="792" w:hanging="432"/>
-        <w:jc w:val="both"/>
-        <w:rPr>
-          <w:rFonts w:ascii="Times New Roman" w:hAnsi="Times New Roman" w:cs="Times New Roman"/>
-          <w:sz w:val="24"/>
-          <w:szCs w:val="24"/>
-          <w:lang w:val="sr-Cyrl-RS"/>
-        </w:rPr>
-      </w:pPr>
-      <w:r>
-        <w:rPr>
-          <w:rFonts w:ascii="Times New Roman" w:hAnsi="Times New Roman" w:cs="Times New Roman"/>
-          <w:sz w:val="24"/>
+        <w:rPr>
+          <w:rFonts w:cs="Times New Roman"/>
+          <w:szCs w:val="24"/>
+          <w:lang w:val="sr-Cyrl-RS"/>
+        </w:rPr>
+      </w:pPr>
+      <w:r>
+        <w:rPr>
+          <w:rFonts w:cs="Times New Roman"/>
           <w:szCs w:val="24"/>
           <w:lang w:val="sr-Cyrl-RS"/>
         </w:rPr>
@@ -15471,18 +15391,15 @@
           <w:numId w:val="5"/>
         </w:numPr>
         <w:ind w:left="792" w:hanging="432"/>
-        <w:jc w:val="both"/>
-        <w:rPr>
-          <w:rFonts w:ascii="Times New Roman" w:hAnsi="Times New Roman" w:cs="Times New Roman"/>
-          <w:sz w:val="24"/>
-          <w:szCs w:val="24"/>
-          <w:lang w:val="sr-Cyrl-RS"/>
-        </w:rPr>
-      </w:pPr>
-      <w:r>
-        <w:rPr>
-          <w:rFonts w:ascii="Times New Roman" w:hAnsi="Times New Roman" w:cs="Times New Roman"/>
-          <w:sz w:val="24"/>
+        <w:rPr>
+          <w:rFonts w:cs="Times New Roman"/>
+          <w:szCs w:val="24"/>
+          <w:lang w:val="sr-Cyrl-RS"/>
+        </w:rPr>
+      </w:pPr>
+      <w:r>
+        <w:rPr>
+          <w:rFonts w:cs="Times New Roman"/>
           <w:szCs w:val="24"/>
           <w:lang w:val="sr-Cyrl-RS"/>
         </w:rPr>
@@ -15497,18 +15414,15 @@
           <w:numId w:val="5"/>
         </w:numPr>
         <w:ind w:left="792" w:hanging="432"/>
-        <w:jc w:val="both"/>
-        <w:rPr>
-          <w:rFonts w:ascii="Times New Roman" w:hAnsi="Times New Roman" w:cs="Times New Roman"/>
-          <w:sz w:val="24"/>
-          <w:szCs w:val="24"/>
-          <w:lang w:val="sr-Cyrl-RS"/>
-        </w:rPr>
-      </w:pPr>
-      <w:r>
-        <w:rPr>
-          <w:rFonts w:ascii="Times New Roman" w:hAnsi="Times New Roman" w:cs="Times New Roman"/>
-          <w:sz w:val="24"/>
+        <w:rPr>
+          <w:rFonts w:cs="Times New Roman"/>
+          <w:szCs w:val="24"/>
+          <w:lang w:val="sr-Cyrl-RS"/>
+        </w:rPr>
+      </w:pPr>
+      <w:r>
+        <w:rPr>
+          <w:rFonts w:cs="Times New Roman"/>
           <w:szCs w:val="24"/>
           <w:lang w:val="sr-Cyrl-RS"/>
         </w:rPr>
@@ -15523,18 +15437,15 @@
           <w:numId w:val="5"/>
         </w:numPr>
         <w:ind w:left="792" w:hanging="432"/>
-        <w:jc w:val="both"/>
-        <w:rPr>
-          <w:rFonts w:ascii="Times New Roman" w:hAnsi="Times New Roman" w:cs="Times New Roman"/>
-          <w:sz w:val="24"/>
-          <w:szCs w:val="24"/>
-          <w:lang w:val="sr-Cyrl-RS"/>
-        </w:rPr>
-      </w:pPr>
-      <w:r>
-        <w:rPr>
-          <w:rFonts w:ascii="Times New Roman" w:hAnsi="Times New Roman" w:cs="Times New Roman"/>
-          <w:sz w:val="24"/>
+        <w:rPr>
+          <w:rFonts w:cs="Times New Roman"/>
+          <w:szCs w:val="24"/>
+          <w:lang w:val="sr-Cyrl-RS"/>
+        </w:rPr>
+      </w:pPr>
+      <w:r>
+        <w:rPr>
+          <w:rFonts w:cs="Times New Roman"/>
           <w:szCs w:val="24"/>
           <w:lang w:val="sr-Cyrl-RS"/>
         </w:rPr>
@@ -15549,18 +15460,15 @@
           <w:numId w:val="5"/>
         </w:numPr>
         <w:ind w:left="792" w:hanging="432"/>
-        <w:jc w:val="both"/>
-        <w:rPr>
-          <w:rFonts w:ascii="Times New Roman" w:hAnsi="Times New Roman" w:cs="Times New Roman"/>
-          <w:sz w:val="24"/>
-          <w:szCs w:val="24"/>
-          <w:lang w:val="sr-Cyrl-RS"/>
-        </w:rPr>
-      </w:pPr>
-      <w:r>
-        <w:rPr>
-          <w:rFonts w:ascii="Times New Roman" w:hAnsi="Times New Roman" w:cs="Times New Roman"/>
-          <w:sz w:val="24"/>
+        <w:rPr>
+          <w:rFonts w:cs="Times New Roman"/>
+          <w:szCs w:val="24"/>
+          <w:lang w:val="sr-Cyrl-RS"/>
+        </w:rPr>
+      </w:pPr>
+      <w:r>
+        <w:rPr>
+          <w:rFonts w:cs="Times New Roman"/>
           <w:szCs w:val="24"/>
           <w:lang w:val="sr-Cyrl-RS"/>
         </w:rPr>
@@ -15575,18 +15483,15 @@
           <w:numId w:val="5"/>
         </w:numPr>
         <w:ind w:left="792" w:hanging="432"/>
-        <w:jc w:val="both"/>
-        <w:rPr>
-          <w:rFonts w:ascii="Times New Roman" w:hAnsi="Times New Roman" w:cs="Times New Roman"/>
-          <w:sz w:val="24"/>
-          <w:szCs w:val="24"/>
-          <w:lang w:val="sr-Cyrl-RS"/>
-        </w:rPr>
-      </w:pPr>
-      <w:r>
-        <w:rPr>
-          <w:rFonts w:ascii="Times New Roman" w:hAnsi="Times New Roman" w:cs="Times New Roman"/>
-          <w:sz w:val="24"/>
+        <w:rPr>
+          <w:rFonts w:cs="Times New Roman"/>
+          <w:szCs w:val="24"/>
+          <w:lang w:val="sr-Cyrl-RS"/>
+        </w:rPr>
+      </w:pPr>
+      <w:r>
+        <w:rPr>
+          <w:rFonts w:cs="Times New Roman"/>
           <w:szCs w:val="24"/>
           <w:lang w:val="sr-Cyrl-RS"/>
         </w:rPr>
@@ -15594,8 +15499,7 @@
       </w:r>
       <w:r>
         <w:rPr>
-          <w:rFonts w:ascii="Times New Roman" w:hAnsi="Times New Roman" w:cs="Times New Roman"/>
-          <w:sz w:val="24"/>
+          <w:rFonts w:cs="Times New Roman"/>
           <w:szCs w:val="24"/>
           <w:lang w:val="sr-Latn-RS"/>
         </w:rPr>
@@ -15603,8 +15507,7 @@
       </w:r>
       <w:r>
         <w:rPr>
-          <w:rFonts w:ascii="Times New Roman" w:hAnsi="Times New Roman" w:cs="Times New Roman"/>
-          <w:sz w:val="24"/>
+          <w:rFonts w:cs="Times New Roman"/>
           <w:szCs w:val="24"/>
           <w:lang w:val="sr-Cyrl-RS"/>
         </w:rPr>
@@ -15614,7 +15517,7 @@
     <w:p>
       <w:pPr>
         <w:rPr>
-          <w:rFonts w:ascii="Times New Roman" w:hAnsi="Times New Roman" w:cs="Times New Roman"/>
+          <w:rFonts w:cs="Times New Roman"/>
           <w:lang w:val="sr-Cyrl-RS"/>
         </w:rPr>
       </w:pPr>
@@ -15622,13 +15525,13 @@
     <w:p>
       <w:pPr>
         <w:rPr>
-          <w:rFonts w:ascii="Times New Roman" w:hAnsi="Times New Roman" w:cs="Times New Roman"/>
-          <w:lang w:val="sr-Cyrl-RS"/>
-        </w:rPr>
-      </w:pPr>
-      <w:r>
-        <w:rPr>
-          <w:rFonts w:ascii="Times New Roman" w:hAnsi="Times New Roman" w:cs="Times New Roman"/>
+          <w:rFonts w:cs="Times New Roman"/>
+          <w:lang w:val="sr-Cyrl-RS"/>
+        </w:rPr>
+      </w:pPr>
+      <w:r>
+        <w:rPr>
+          <w:rFonts w:cs="Times New Roman"/>
           <w:lang w:val="sr-Cyrl-RS"/>
         </w:rPr>
         <w:br w:type="page"/>
@@ -15658,18 +15561,15 @@
     </w:p>
     <w:p>
       <w:pPr>
-        <w:jc w:val="both"/>
-        <w:rPr>
-          <w:rFonts w:ascii="Times New Roman" w:hAnsi="Times New Roman" w:cs="Times New Roman"/>
-          <w:sz w:val="24"/>
-          <w:szCs w:val="24"/>
-          <w:lang w:val="sr-Cyrl-RS"/>
-        </w:rPr>
-      </w:pPr>
-      <w:r>
-        <w:rPr>
-          <w:rFonts w:ascii="Times New Roman" w:hAnsi="Times New Roman" w:cs="Times New Roman"/>
-          <w:sz w:val="24"/>
+        <w:rPr>
+          <w:rFonts w:cs="Times New Roman"/>
+          <w:szCs w:val="24"/>
+          <w:lang w:val="sr-Cyrl-RS"/>
+        </w:rPr>
+      </w:pPr>
+      <w:r>
+        <w:rPr>
+          <w:rFonts w:cs="Times New Roman"/>
           <w:szCs w:val="24"/>
           <w:lang w:val="sr-Cyrl-RS"/>
         </w:rPr>
@@ -15679,16 +15579,16 @@
     <w:p>
       <w:pPr>
         <w:rPr>
-          <w:rFonts w:ascii="Times New Roman" w:hAnsi="Times New Roman" w:cs="Times New Roman"/>
+          <w:rFonts w:cs="Times New Roman"/>
           <w:lang w:val="sr-Cyrl-RS"/>
         </w:rPr>
       </w:pPr>
     </w:p>
     <w:sectPr>
-      <w:headerReference w:type="even" r:id="rId38"/>
-      <w:headerReference w:type="default" r:id="rId39"/>
-      <w:footerReference w:type="even" r:id="rId40"/>
-      <w:footerReference w:type="default" r:id="rId41"/>
+      <w:headerReference w:type="even" r:id="rId37"/>
+      <w:headerReference w:type="default" r:id="rId38"/>
+      <w:footerReference w:type="even" r:id="rId39"/>
+      <w:footerReference w:type="default" r:id="rId40"/>
       <w:pgSz w:w="11906" w:h="16838" w:code="9"/>
       <w:pgMar w:top="1152" w:right="1152" w:bottom="1152" w:left="1440" w:header="720" w:footer="432" w:gutter="0"/>
       <w:pgNumType w:start="1"/>
@@ -15766,42 +15666,37 @@
         </w:pPr>
         <w:r>
           <w:rPr>
-            <w:rFonts w:ascii="Times New Roman" w:hAnsi="Times New Roman" w:cs="Times New Roman"/>
-            <w:sz w:val="24"/>
+            <w:rFonts w:cs="Times New Roman"/>
             <w:szCs w:val="24"/>
           </w:rPr>
           <w:fldChar w:fldCharType="begin"/>
         </w:r>
         <w:r>
           <w:rPr>
-            <w:rFonts w:ascii="Times New Roman" w:hAnsi="Times New Roman" w:cs="Times New Roman"/>
-            <w:sz w:val="24"/>
+            <w:rFonts w:cs="Times New Roman"/>
             <w:szCs w:val="24"/>
           </w:rPr>
           <w:instrText xml:space="preserve"> PAGE   \* MERGEFORMAT </w:instrText>
         </w:r>
         <w:r>
           <w:rPr>
-            <w:rFonts w:ascii="Times New Roman" w:hAnsi="Times New Roman" w:cs="Times New Roman"/>
-            <w:sz w:val="24"/>
+            <w:rFonts w:cs="Times New Roman"/>
             <w:szCs w:val="24"/>
           </w:rPr>
           <w:fldChar w:fldCharType="separate"/>
         </w:r>
         <w:r>
           <w:rPr>
-            <w:rFonts w:ascii="Times New Roman" w:hAnsi="Times New Roman" w:cs="Times New Roman"/>
+            <w:rFonts w:cs="Times New Roman"/>
             <w:noProof/>
-            <w:sz w:val="24"/>
             <w:szCs w:val="24"/>
           </w:rPr>
-          <w:t>8</w:t>
+          <w:t>4</w:t>
         </w:r>
         <w:r>
           <w:rPr>
-            <w:rFonts w:ascii="Times New Roman" w:hAnsi="Times New Roman" w:cs="Times New Roman"/>
+            <w:rFonts w:cs="Times New Roman"/>
             <w:noProof/>
-            <w:sz w:val="24"/>
             <w:szCs w:val="24"/>
           </w:rPr>
           <w:fldChar w:fldCharType="end"/>
@@ -15840,42 +15735,37 @@
         </w:pPr>
         <w:r>
           <w:rPr>
-            <w:rFonts w:ascii="Times New Roman" w:hAnsi="Times New Roman" w:cs="Times New Roman"/>
-            <w:sz w:val="24"/>
+            <w:rFonts w:cs="Times New Roman"/>
             <w:szCs w:val="24"/>
           </w:rPr>
           <w:fldChar w:fldCharType="begin"/>
         </w:r>
         <w:r>
           <w:rPr>
-            <w:rFonts w:ascii="Times New Roman" w:hAnsi="Times New Roman" w:cs="Times New Roman"/>
-            <w:sz w:val="24"/>
+            <w:rFonts w:cs="Times New Roman"/>
             <w:szCs w:val="24"/>
           </w:rPr>
           <w:instrText xml:space="preserve"> PAGE   \* MERGEFORMAT </w:instrText>
         </w:r>
         <w:r>
           <w:rPr>
-            <w:rFonts w:ascii="Times New Roman" w:hAnsi="Times New Roman" w:cs="Times New Roman"/>
-            <w:sz w:val="24"/>
+            <w:rFonts w:cs="Times New Roman"/>
             <w:szCs w:val="24"/>
           </w:rPr>
           <w:fldChar w:fldCharType="separate"/>
         </w:r>
         <w:r>
           <w:rPr>
-            <w:rFonts w:ascii="Times New Roman" w:hAnsi="Times New Roman" w:cs="Times New Roman"/>
+            <w:rFonts w:cs="Times New Roman"/>
             <w:noProof/>
-            <w:sz w:val="24"/>
             <w:szCs w:val="24"/>
           </w:rPr>
-          <w:t>9</w:t>
+          <w:t>1</w:t>
         </w:r>
         <w:r>
           <w:rPr>
-            <w:rFonts w:ascii="Times New Roman" w:hAnsi="Times New Roman" w:cs="Times New Roman"/>
+            <w:rFonts w:cs="Times New Roman"/>
             <w:noProof/>
-            <w:sz w:val="24"/>
             <w:szCs w:val="24"/>
           </w:rPr>
           <w:fldChar w:fldCharType="end"/>
@@ -16408,7 +16298,6 @@
             <w:jc w:val="right"/>
             <w:rPr>
               <w:rFonts w:ascii="Arial" w:hAnsi="Arial"/>
-              <w:sz w:val="24"/>
             </w:rPr>
           </w:pPr>
         </w:p>
@@ -16814,7 +16703,6 @@
             <w:jc w:val="right"/>
             <w:rPr>
               <w:rFonts w:ascii="Arial" w:hAnsi="Arial"/>
-              <w:sz w:val="24"/>
             </w:rPr>
           </w:pPr>
         </w:p>
@@ -17278,7 +17166,6 @@
             <w:jc w:val="right"/>
             <w:rPr>
               <w:rFonts w:ascii="Arial" w:hAnsi="Arial"/>
-              <w:sz w:val="24"/>
             </w:rPr>
           </w:pPr>
         </w:p>
@@ -17400,7 +17287,6 @@
             <w:jc w:val="right"/>
             <w:rPr>
               <w:rFonts w:ascii="Arial" w:hAnsi="Arial"/>
-              <w:sz w:val="24"/>
             </w:rPr>
           </w:pPr>
         </w:p>
@@ -17937,6 +17823,119 @@
 <file path=word/numbering.xml><?xml version="1.0" encoding="utf-8"?>
 <w:numbering xmlns:wpc="http://schemas.microsoft.com/office/word/2010/wordprocessingCanvas" xmlns:mc="http://schemas.openxmlformats.org/markup-compatibility/2006" xmlns:o="urn:schemas-microsoft-com:office:office" xmlns:r="http://schemas.openxmlformats.org/officeDocument/2006/relationships" xmlns:m="http://schemas.openxmlformats.org/officeDocument/2006/math" xmlns:v="urn:schemas-microsoft-com:vml" xmlns:wp14="http://schemas.microsoft.com/office/word/2010/wordprocessingDrawing" xmlns:wp="http://schemas.openxmlformats.org/drawingml/2006/wordprocessingDrawing" xmlns:w10="urn:schemas-microsoft-com:office:word" xmlns:w="http://schemas.openxmlformats.org/wordprocessingml/2006/main" xmlns:w14="http://schemas.microsoft.com/office/word/2010/wordml" xmlns:wpg="http://schemas.microsoft.com/office/word/2010/wordprocessingGroup" xmlns:wpi="http://schemas.microsoft.com/office/word/2010/wordprocessingInk" xmlns:wne="http://schemas.microsoft.com/office/word/2006/wordml" xmlns:wps="http://schemas.microsoft.com/office/word/2010/wordprocessingShape" mc:Ignorable="w14 wp14">
   <w:abstractNum w:abstractNumId="0">
+    <w:nsid w:val="0EF27F1E"/>
+    <w:multiLevelType w:val="multilevel"/>
+    <w:tmpl w:val="F3C09052"/>
+    <w:lvl w:ilvl="0">
+      <w:start w:val="1"/>
+      <w:numFmt w:val="decimal"/>
+      <w:lvlText w:val="%1"/>
+      <w:lvlJc w:val="left"/>
+      <w:pPr>
+        <w:ind w:left="420" w:hanging="420"/>
+      </w:pPr>
+      <w:rPr>
+        <w:rFonts w:hint="default"/>
+      </w:rPr>
+    </w:lvl>
+    <w:lvl w:ilvl="1">
+      <w:start w:val="1"/>
+      <w:numFmt w:val="decimal"/>
+      <w:lvlText w:val="%1.%2"/>
+      <w:lvlJc w:val="left"/>
+      <w:pPr>
+        <w:ind w:left="420" w:hanging="420"/>
+      </w:pPr>
+      <w:rPr>
+        <w:rFonts w:hint="default"/>
+      </w:rPr>
+    </w:lvl>
+    <w:lvl w:ilvl="2">
+      <w:start w:val="1"/>
+      <w:numFmt w:val="decimal"/>
+      <w:lvlText w:val="%1.%2.%3"/>
+      <w:lvlJc w:val="left"/>
+      <w:pPr>
+        <w:ind w:left="720" w:hanging="720"/>
+      </w:pPr>
+      <w:rPr>
+        <w:rFonts w:hint="default"/>
+      </w:rPr>
+    </w:lvl>
+    <w:lvl w:ilvl="3">
+      <w:start w:val="1"/>
+      <w:numFmt w:val="decimal"/>
+      <w:lvlText w:val="%1.%2.%3.%4"/>
+      <w:lvlJc w:val="left"/>
+      <w:pPr>
+        <w:ind w:left="720" w:hanging="720"/>
+      </w:pPr>
+      <w:rPr>
+        <w:rFonts w:hint="default"/>
+      </w:rPr>
+    </w:lvl>
+    <w:lvl w:ilvl="4">
+      <w:start w:val="1"/>
+      <w:numFmt w:val="decimal"/>
+      <w:lvlText w:val="%1.%2.%3.%4.%5"/>
+      <w:lvlJc w:val="left"/>
+      <w:pPr>
+        <w:ind w:left="1080" w:hanging="1080"/>
+      </w:pPr>
+      <w:rPr>
+        <w:rFonts w:hint="default"/>
+      </w:rPr>
+    </w:lvl>
+    <w:lvl w:ilvl="5">
+      <w:start w:val="1"/>
+      <w:numFmt w:val="decimal"/>
+      <w:lvlText w:val="%1.%2.%3.%4.%5.%6"/>
+      <w:lvlJc w:val="left"/>
+      <w:pPr>
+        <w:ind w:left="1080" w:hanging="1080"/>
+      </w:pPr>
+      <w:rPr>
+        <w:rFonts w:hint="default"/>
+      </w:rPr>
+    </w:lvl>
+    <w:lvl w:ilvl="6">
+      <w:start w:val="1"/>
+      <w:numFmt w:val="decimal"/>
+      <w:lvlText w:val="%1.%2.%3.%4.%5.%6.%7"/>
+      <w:lvlJc w:val="left"/>
+      <w:pPr>
+        <w:ind w:left="1440" w:hanging="1440"/>
+      </w:pPr>
+      <w:rPr>
+        <w:rFonts w:hint="default"/>
+      </w:rPr>
+    </w:lvl>
+    <w:lvl w:ilvl="7">
+      <w:start w:val="1"/>
+      <w:numFmt w:val="decimal"/>
+      <w:lvlText w:val="%1.%2.%3.%4.%5.%6.%7.%8"/>
+      <w:lvlJc w:val="left"/>
+      <w:pPr>
+        <w:ind w:left="1440" w:hanging="1440"/>
+      </w:pPr>
+      <w:rPr>
+        <w:rFonts w:hint="default"/>
+      </w:rPr>
+    </w:lvl>
+    <w:lvl w:ilvl="8">
+      <w:start w:val="1"/>
+      <w:numFmt w:val="decimal"/>
+      <w:lvlText w:val="%1.%2.%3.%4.%5.%6.%7.%8.%9"/>
+      <w:lvlJc w:val="left"/>
+      <w:pPr>
+        <w:ind w:left="1800" w:hanging="1800"/>
+      </w:pPr>
+      <w:rPr>
+        <w:rFonts w:hint="default"/>
+      </w:rPr>
+    </w:lvl>
+  </w:abstractNum>
+  <w:abstractNum w:abstractNumId="1">
     <w:nsid w:val="39564E02"/>
     <w:multiLevelType w:val="hybridMultilevel"/>
     <w:tmpl w:val="B9FEF820"/>
@@ -18049,7 +18048,7 @@
       </w:rPr>
     </w:lvl>
   </w:abstractNum>
-  <w:abstractNum w:abstractNumId="1">
+  <w:abstractNum w:abstractNumId="2">
     <w:nsid w:val="3AAD4F49"/>
     <w:multiLevelType w:val="hybridMultilevel"/>
     <w:tmpl w:val="B2FAB4CC"/>
@@ -18162,7 +18161,7 @@
       </w:rPr>
     </w:lvl>
   </w:abstractNum>
-  <w:abstractNum w:abstractNumId="2">
+  <w:abstractNum w:abstractNumId="3">
     <w:nsid w:val="496600E3"/>
     <w:multiLevelType w:val="hybridMultilevel"/>
     <w:tmpl w:val="5A1A1228"/>
@@ -18275,7 +18274,7 @@
       </w:rPr>
     </w:lvl>
   </w:abstractNum>
-  <w:abstractNum w:abstractNumId="3">
+  <w:abstractNum w:abstractNumId="4">
     <w:nsid w:val="4DE1689B"/>
     <w:multiLevelType w:val="hybridMultilevel"/>
     <w:tmpl w:val="C44C5214"/>
@@ -18388,7 +18387,7 @@
       </w:rPr>
     </w:lvl>
   </w:abstractNum>
-  <w:abstractNum w:abstractNumId="4">
+  <w:abstractNum w:abstractNumId="5">
     <w:nsid w:val="5C9516DF"/>
     <w:multiLevelType w:val="hybridMultilevel"/>
     <w:tmpl w:val="7046B518"/>
@@ -18501,7 +18500,7 @@
       </w:rPr>
     </w:lvl>
   </w:abstractNum>
-  <w:abstractNum w:abstractNumId="5">
+  <w:abstractNum w:abstractNumId="6">
     <w:nsid w:val="62897D6F"/>
     <w:multiLevelType w:val="hybridMultilevel"/>
     <w:tmpl w:val="D7EAB200"/>
@@ -18614,7 +18613,7 @@
       </w:rPr>
     </w:lvl>
   </w:abstractNum>
-  <w:abstractNum w:abstractNumId="6">
+  <w:abstractNum w:abstractNumId="7">
     <w:nsid w:val="6A685F0C"/>
     <w:multiLevelType w:val="hybridMultilevel"/>
     <w:tmpl w:val="1D22165E"/>
@@ -18703,7 +18702,7 @@
       </w:pPr>
     </w:lvl>
   </w:abstractNum>
-  <w:abstractNum w:abstractNumId="7">
+  <w:abstractNum w:abstractNumId="8">
     <w:nsid w:val="6A9D5588"/>
     <w:multiLevelType w:val="hybridMultilevel"/>
     <w:tmpl w:val="2D28D23A"/>
@@ -18816,7 +18815,7 @@
       </w:rPr>
     </w:lvl>
   </w:abstractNum>
-  <w:abstractNum w:abstractNumId="8">
+  <w:abstractNum w:abstractNumId="9">
     <w:nsid w:val="70524DBC"/>
     <w:multiLevelType w:val="hybridMultilevel"/>
     <w:tmpl w:val="57887536"/>
@@ -18955,7 +18954,7 @@
       </w:rPr>
     </w:lvl>
   </w:abstractNum>
-  <w:abstractNum w:abstractNumId="9">
+  <w:abstractNum w:abstractNumId="10">
     <w:nsid w:val="74AC3E06"/>
     <w:multiLevelType w:val="hybridMultilevel"/>
     <w:tmpl w:val="35600980"/>
@@ -19069,34 +19068,37 @@
     </w:lvl>
   </w:abstractNum>
   <w:num w:numId="1">
+    <w:abstractNumId w:val="9"/>
+  </w:num>
+  <w:num w:numId="2">
+    <w:abstractNumId w:val="5"/>
+  </w:num>
+  <w:num w:numId="3">
     <w:abstractNumId w:val="8"/>
   </w:num>
-  <w:num w:numId="2">
+  <w:num w:numId="4">
+    <w:abstractNumId w:val="3"/>
+  </w:num>
+  <w:num w:numId="5">
+    <w:abstractNumId w:val="7"/>
+  </w:num>
+  <w:num w:numId="6">
+    <w:abstractNumId w:val="2"/>
+  </w:num>
+  <w:num w:numId="7">
+    <w:abstractNumId w:val="6"/>
+  </w:num>
+  <w:num w:numId="8">
+    <w:abstractNumId w:val="10"/>
+  </w:num>
+  <w:num w:numId="9">
+    <w:abstractNumId w:val="1"/>
+  </w:num>
+  <w:num w:numId="10">
     <w:abstractNumId w:val="4"/>
   </w:num>
-  <w:num w:numId="3">
-    <w:abstractNumId w:val="7"/>
-  </w:num>
-  <w:num w:numId="4">
-    <w:abstractNumId w:val="2"/>
-  </w:num>
-  <w:num w:numId="5">
-    <w:abstractNumId w:val="6"/>
-  </w:num>
-  <w:num w:numId="6">
-    <w:abstractNumId w:val="1"/>
-  </w:num>
-  <w:num w:numId="7">
-    <w:abstractNumId w:val="5"/>
-  </w:num>
-  <w:num w:numId="8">
-    <w:abstractNumId w:val="9"/>
-  </w:num>
-  <w:num w:numId="9">
+  <w:num w:numId="11">
     <w:abstractNumId w:val="0"/>
-  </w:num>
-  <w:num w:numId="10">
-    <w:abstractNumId w:val="3"/>
   </w:num>
 </w:numbering>
 </file>
@@ -19261,7 +19263,16 @@
   </w:latentStyles>
   <w:style w:type="paragraph" w:default="1" w:styleId="Normal">
     <w:name w:val="Normal"/>
+    <w:next w:val="Tekst"/>
     <w:qFormat/>
+    <w:rsid w:val="00C1019B"/>
+    <w:pPr>
+      <w:jc w:val="both"/>
+    </w:pPr>
+    <w:rPr>
+      <w:rFonts w:ascii="Times New Roman" w:hAnsi="Times New Roman"/>
+      <w:sz w:val="24"/>
+    </w:rPr>
   </w:style>
   <w:style w:type="paragraph" w:styleId="Heading1">
     <w:name w:val="heading 1"/>
@@ -19290,10 +19301,9 @@
     <w:next w:val="Normal"/>
     <w:link w:val="Heading2Char"/>
     <w:uiPriority w:val="9"/>
-    <w:semiHidden/>
     <w:unhideWhenUsed/>
     <w:qFormat/>
-    <w:rsid w:val="002E0BA9"/>
+    <w:rsid w:val="00DB3FAE"/>
     <w:pPr>
       <w:keepNext/>
       <w:keepLines/>
@@ -19301,33 +19311,27 @@
       <w:outlineLvl w:val="1"/>
     </w:pPr>
     <w:rPr>
-      <w:rFonts w:asciiTheme="majorHAnsi" w:eastAsiaTheme="majorEastAsia" w:hAnsiTheme="majorHAnsi" w:cstheme="majorBidi"/>
-      <w:color w:val="0F4761" w:themeColor="accent1" w:themeShade="BF"/>
+      <w:rFonts w:eastAsiaTheme="majorEastAsia" w:cstheme="majorBidi"/>
       <w:sz w:val="32"/>
       <w:szCs w:val="32"/>
     </w:rPr>
   </w:style>
   <w:style w:type="paragraph" w:styleId="Heading3">
     <w:name w:val="heading 3"/>
-    <w:basedOn w:val="Normal"/>
+    <w:basedOn w:val="Tekst"/>
     <w:next w:val="Normal"/>
     <w:link w:val="Heading3Char"/>
     <w:uiPriority w:val="9"/>
-    <w:semiHidden/>
     <w:unhideWhenUsed/>
     <w:qFormat/>
-    <w:rsid w:val="002E0BA9"/>
+    <w:rsid w:val="004D19F2"/>
     <w:pPr>
-      <w:keepNext/>
-      <w:keepLines/>
-      <w:spacing w:before="160" w:after="80"/>
+      <w:jc w:val="left"/>
       <w:outlineLvl w:val="2"/>
     </w:pPr>
     <w:rPr>
-      <w:rFonts w:eastAsiaTheme="majorEastAsia" w:cstheme="majorBidi"/>
-      <w:color w:val="0F4761" w:themeColor="accent1" w:themeShade="BF"/>
-      <w:sz w:val="28"/>
-      <w:szCs w:val="28"/>
+      <w:rFonts w:ascii="Times New Roman" w:hAnsi="Times New Roman"/>
+      <w:lang w:val="sr-Cyrl-RS"/>
     </w:rPr>
   </w:style>
   <w:style w:type="paragraph" w:styleId="Heading4">
@@ -19507,11 +19511,9 @@
     <w:basedOn w:val="DefaultParagraphFont"/>
     <w:link w:val="Heading2"/>
     <w:uiPriority w:val="9"/>
-    <w:semiHidden/>
-    <w:rsid w:val="002E0BA9"/>
+    <w:rsid w:val="00DB3FAE"/>
     <w:rPr>
-      <w:rFonts w:asciiTheme="majorHAnsi" w:eastAsiaTheme="majorEastAsia" w:hAnsiTheme="majorHAnsi" w:cstheme="majorBidi"/>
-      <w:color w:val="0F4761" w:themeColor="accent1" w:themeShade="BF"/>
+      <w:rFonts w:ascii="Times New Roman" w:eastAsiaTheme="majorEastAsia" w:hAnsi="Times New Roman" w:cstheme="majorBidi"/>
       <w:sz w:val="32"/>
       <w:szCs w:val="32"/>
     </w:rPr>
@@ -19521,13 +19523,14 @@
     <w:basedOn w:val="DefaultParagraphFont"/>
     <w:link w:val="Heading3"/>
     <w:uiPriority w:val="9"/>
-    <w:semiHidden/>
-    <w:rsid w:val="002E0BA9"/>
+    <w:rsid w:val="004D19F2"/>
     <w:rPr>
-      <w:rFonts w:eastAsiaTheme="majorEastAsia" w:cstheme="majorBidi"/>
-      <w:color w:val="0F4761" w:themeColor="accent1" w:themeShade="BF"/>
+      <w:rFonts w:ascii="Times New Roman" w:eastAsia="Times New Roman" w:hAnsi="Times New Roman" w:cs="Times New Roman"/>
+      <w:kern w:val="20"/>
       <w:sz w:val="28"/>
-      <w:szCs w:val="28"/>
+      <w:szCs w:val="20"/>
+      <w:lang w:val="sr-Cyrl-RS"/>
+      <w14:ligatures w14:val="none"/>
     </w:rPr>
   </w:style>
   <w:style w:type="character" w:customStyle="1" w:styleId="Heading4Char">
@@ -19829,7 +19832,6 @@
     <w:rsid w:val="0014380A"/>
     <w:pPr>
       <w:spacing w:before="120" w:after="120" w:line="240" w:lineRule="auto"/>
-      <w:jc w:val="both"/>
     </w:pPr>
     <w:rPr>
       <w:rFonts w:ascii="TimesRoman" w:eastAsia="Times New Roman" w:hAnsi="TimesRoman" w:cs="Times New Roman"/>
@@ -20141,7 +20143,16 @@
   </w:latentStyles>
   <w:style w:type="paragraph" w:default="1" w:styleId="Normal">
     <w:name w:val="Normal"/>
+    <w:next w:val="Tekst"/>
     <w:qFormat/>
+    <w:rsid w:val="00C1019B"/>
+    <w:pPr>
+      <w:jc w:val="both"/>
+    </w:pPr>
+    <w:rPr>
+      <w:rFonts w:ascii="Times New Roman" w:hAnsi="Times New Roman"/>
+      <w:sz w:val="24"/>
+    </w:rPr>
   </w:style>
   <w:style w:type="paragraph" w:styleId="Heading1">
     <w:name w:val="heading 1"/>
@@ -20170,10 +20181,9 @@
     <w:next w:val="Normal"/>
     <w:link w:val="Heading2Char"/>
     <w:uiPriority w:val="9"/>
-    <w:semiHidden/>
     <w:unhideWhenUsed/>
     <w:qFormat/>
-    <w:rsid w:val="002E0BA9"/>
+    <w:rsid w:val="00DB3FAE"/>
     <w:pPr>
       <w:keepNext/>
       <w:keepLines/>
@@ -20181,33 +20191,27 @@
       <w:outlineLvl w:val="1"/>
     </w:pPr>
     <w:rPr>
-      <w:rFonts w:asciiTheme="majorHAnsi" w:eastAsiaTheme="majorEastAsia" w:hAnsiTheme="majorHAnsi" w:cstheme="majorBidi"/>
-      <w:color w:val="0F4761" w:themeColor="accent1" w:themeShade="BF"/>
+      <w:rFonts w:eastAsiaTheme="majorEastAsia" w:cstheme="majorBidi"/>
       <w:sz w:val="32"/>
       <w:szCs w:val="32"/>
     </w:rPr>
   </w:style>
   <w:style w:type="paragraph" w:styleId="Heading3">
     <w:name w:val="heading 3"/>
-    <w:basedOn w:val="Normal"/>
+    <w:basedOn w:val="Tekst"/>
     <w:next w:val="Normal"/>
     <w:link w:val="Heading3Char"/>
     <w:uiPriority w:val="9"/>
-    <w:semiHidden/>
     <w:unhideWhenUsed/>
     <w:qFormat/>
-    <w:rsid w:val="002E0BA9"/>
+    <w:rsid w:val="004D19F2"/>
     <w:pPr>
-      <w:keepNext/>
-      <w:keepLines/>
-      <w:spacing w:before="160" w:after="80"/>
+      <w:jc w:val="left"/>
       <w:outlineLvl w:val="2"/>
     </w:pPr>
     <w:rPr>
-      <w:rFonts w:eastAsiaTheme="majorEastAsia" w:cstheme="majorBidi"/>
-      <w:color w:val="0F4761" w:themeColor="accent1" w:themeShade="BF"/>
-      <w:sz w:val="28"/>
-      <w:szCs w:val="28"/>
+      <w:rFonts w:ascii="Times New Roman" w:hAnsi="Times New Roman"/>
+      <w:lang w:val="sr-Cyrl-RS"/>
     </w:rPr>
   </w:style>
   <w:style w:type="paragraph" w:styleId="Heading4">
@@ -20387,11 +20391,9 @@
     <w:basedOn w:val="DefaultParagraphFont"/>
     <w:link w:val="Heading2"/>
     <w:uiPriority w:val="9"/>
-    <w:semiHidden/>
-    <w:rsid w:val="002E0BA9"/>
+    <w:rsid w:val="00DB3FAE"/>
     <w:rPr>
-      <w:rFonts w:asciiTheme="majorHAnsi" w:eastAsiaTheme="majorEastAsia" w:hAnsiTheme="majorHAnsi" w:cstheme="majorBidi"/>
-      <w:color w:val="0F4761" w:themeColor="accent1" w:themeShade="BF"/>
+      <w:rFonts w:ascii="Times New Roman" w:eastAsiaTheme="majorEastAsia" w:hAnsi="Times New Roman" w:cstheme="majorBidi"/>
       <w:sz w:val="32"/>
       <w:szCs w:val="32"/>
     </w:rPr>
@@ -20401,13 +20403,14 @@
     <w:basedOn w:val="DefaultParagraphFont"/>
     <w:link w:val="Heading3"/>
     <w:uiPriority w:val="9"/>
-    <w:semiHidden/>
-    <w:rsid w:val="002E0BA9"/>
+    <w:rsid w:val="004D19F2"/>
     <w:rPr>
-      <w:rFonts w:eastAsiaTheme="majorEastAsia" w:cstheme="majorBidi"/>
-      <w:color w:val="0F4761" w:themeColor="accent1" w:themeShade="BF"/>
+      <w:rFonts w:ascii="Times New Roman" w:eastAsia="Times New Roman" w:hAnsi="Times New Roman" w:cs="Times New Roman"/>
+      <w:kern w:val="20"/>
       <w:sz w:val="28"/>
-      <w:szCs w:val="28"/>
+      <w:szCs w:val="20"/>
+      <w:lang w:val="sr-Cyrl-RS"/>
+      <w14:ligatures w14:val="none"/>
     </w:rPr>
   </w:style>
   <w:style w:type="character" w:customStyle="1" w:styleId="Heading4Char">
@@ -20709,7 +20712,6 @@
     <w:rsid w:val="0014380A"/>
     <w:pPr>
       <w:spacing w:before="120" w:after="120" w:line="240" w:lineRule="auto"/>
-      <w:jc w:val="both"/>
     </w:pPr>
     <w:rPr>
       <w:rFonts w:ascii="TimesRoman" w:eastAsia="Times New Roman" w:hAnsi="TimesRoman" w:cs="Times New Roman"/>
@@ -21150,7 +21152,7 @@
   <a:extraClrSchemeLst/>
   <a:extLst>
     <a:ext uri="{05A4C25C-085E-4340-85A3-A5531E510DB2}">
-      <thm15:themeFamily xmlns:thm15="http://schemas.microsoft.com/office/thememl/2012/main" xmlns="" name="Office Theme" id="{62F939B6-93AF-4DB8-9C6B-D6C7DFDC589F}" vid="{4A3C46E8-61CC-4603-A589-7422A47A8E4A}"/>
+      <thm15:themeFamily xmlns="" xmlns:thm15="http://schemas.microsoft.com/office/thememl/2012/main" name="Office Theme" id="{62F939B6-93AF-4DB8-9C6B-D6C7DFDC589F}" vid="{4A3C46E8-61CC-4603-A589-7422A47A8E4A}"/>
     </a:ext>
   </a:extLst>
 </a:theme>
@@ -21161,7 +21163,7 @@
 </file>
 
 <file path=customXml/itemProps1.xml><?xml version="1.0" encoding="utf-8"?>
-<ds:datastoreItem xmlns:ds="http://schemas.openxmlformats.org/officeDocument/2006/customXml" ds:itemID="{625D46CB-E865-4D82-BA9F-40A8F28B12A6}">
+<ds:datastoreItem xmlns:ds="http://schemas.openxmlformats.org/officeDocument/2006/customXml" ds:itemID="{E9F5F8C4-1BE4-4116-A244-AE98479AAA87}">
   <ds:schemaRefs>
     <ds:schemaRef ds:uri="http://schemas.openxmlformats.org/officeDocument/2006/bibliography"/>
   </ds:schemaRefs>

--- a/FTN_МSc_Luka_Ušljebrka.docx
+++ b/FTN_МSc_Luka_Ušljebrka.docx
@@ -72,7 +72,7 @@
                 <v:shape id="_x0000_i1025" type="#_x0000_t75" style="width:63.35pt;height:64.65pt" o:ole="" fillcolor="window">
                   <v:imagedata r:id="rId9" o:title=""/>
                 </v:shape>
-                <o:OLEObject Type="Embed" ProgID="CorelDraw.Graphic.7" ShapeID="_x0000_i1025" DrawAspect="Content" ObjectID="_1836415089" r:id="rId10"/>
+                <o:OLEObject Type="Embed" ProgID="CorelDraw.Graphic.7" ShapeID="_x0000_i1025" DrawAspect="Content" ObjectID="_1837105358" r:id="rId10"/>
               </w:object>
             </w:r>
           </w:p>
@@ -9901,105 +9901,928 @@
         <w:rPr>
           <w:lang w:val="sr-Cyrl-RS"/>
         </w:rPr>
-        <w:t>Појавом паметних бројила, електроенргетски системи су по</w:t>
+        <w:t xml:space="preserve">Појавом паметних бројила, електроенргетски системи су постали богати извори информациија, али истовремено морају испоштовати прописане законске оквире и регулативе попут нпр. Опште уредбе о заштити података личности (енгл. </w:t>
+      </w:r>
+      <w:r>
+        <w:rPr>
+          <w:i/>
+          <w:lang w:val="sr-Latn-RS"/>
+        </w:rPr>
+        <w:t>General Data Protection Regulation (GDPR)</w:t>
+      </w:r>
+      <w:r>
+        <w:rPr>
+          <w:lang w:val="sr-Latn-RS"/>
+        </w:rPr>
+        <w:t xml:space="preserve">) </w:t>
+      </w:r>
+      <w:r>
+        <w:rPr>
+          <w:lang w:val="sr-Cyrl-RS"/>
+        </w:rPr>
+        <w:t>коју прописује Европска унија</w:t>
+      </w:r>
+      <w:r>
+        <w:rPr>
+          <w:lang w:val="sr-Latn-RS"/>
+        </w:rPr>
+        <w:t>.</w:t>
+      </w:r>
+      <w:r>
+        <w:rPr>
+          <w:lang w:val="sr-Cyrl-RS"/>
+        </w:rPr>
+        <w:t xml:space="preserve"> Осим свега наведеног, једна од кључних мотивација јесте и спречавање злоупотребе и крађе електронске енергије од стране крајњих потрошача као и све учесталији напади на критичну инфраструктуру попут.</w:t>
+      </w:r>
+    </w:p>
+    <w:p>
+      <w:pPr>
+        <w:rPr>
+          <w:lang w:val="sr-Cyrl-RS"/>
+        </w:rPr>
+      </w:pPr>
+      <w:r>
+        <w:rPr>
+          <w:lang w:val="sr-Cyrl-RS"/>
+        </w:rPr>
+        <w:t xml:space="preserve">Архитектура дистрибуираног система описаног у оквиру самог рада прати модерне трендове дигитализације електронергетског сектора који </w:t>
+      </w:r>
+      <w:r>
+        <w:rPr>
+          <w:lang w:val="sr-Cyrl-RS"/>
+        </w:rPr>
+        <w:t>постепено</w:t>
+      </w:r>
+      <w:r>
+        <w:rPr>
+          <w:lang w:val="sr-Cyrl-RS"/>
+        </w:rPr>
+        <w:t xml:space="preserve"> прелази на хибридну архитектуру која укључује чување остетљивих података у оквиру рачунарства у облаку. </w:t>
+      </w:r>
+      <w:r>
+        <w:rPr>
+          <w:lang w:val="sr-Cyrl-RS"/>
+        </w:rPr>
+        <w:t xml:space="preserve">Чување агрегираних података у оквиру рачунарства у облаку, без излагања приватних информација потрошача, постиже се маскирањем и груписањем податка пре него што напусте локалну мрежу. На овај начин наш систем постаје не само складиште података, </w:t>
+      </w:r>
+      <w:r>
+        <w:rPr>
+          <w:lang w:val="sr-Cyrl-RS"/>
+        </w:rPr>
+        <w:lastRenderedPageBreak/>
+        <w:t>већ и сервис за патметну аналитику, који уједно штити податке индивидуалних потрошача.</w:t>
+      </w:r>
+    </w:p>
+    <w:p>
+      <w:pPr>
+        <w:pStyle w:val="Heading3"/>
+        <w:rPr>
+          <w:lang w:val="en-US"/>
+        </w:rPr>
+      </w:pPr>
+      <w:r>
+        <w:t>1.2 Циљеви рада</w:t>
+      </w:r>
+    </w:p>
+    <w:p>
+      <w:pPr>
+        <w:rPr>
+          <w:lang w:val="sr-Cyrl-RS"/>
+        </w:rPr>
+      </w:pPr>
+      <w:r>
+        <w:rPr>
+          <w:b/>
+          <w:lang w:val="sr-Cyrl-RS"/>
+        </w:rPr>
+        <w:t>Примарни</w:t>
+      </w:r>
+      <w:r>
+        <w:rPr>
+          <w:b/>
+          <w:lang w:val="sr-Cyrl-RS"/>
+        </w:rPr>
+        <w:t xml:space="preserve"> циљ</w:t>
+      </w:r>
+      <w:r>
+        <w:rPr>
+          <w:lang w:val="sr-Cyrl-RS"/>
+        </w:rPr>
+        <w:t xml:space="preserve"> овог рада јесте имплентација функционалног прототипа (енгл. </w:t>
+      </w:r>
+      <w:proofErr w:type="gramStart"/>
+      <w:r>
+        <w:rPr>
+          <w:i/>
+        </w:rPr>
+        <w:t>Proof of Concept</w:t>
+      </w:r>
+      <w:r>
+        <w:t xml:space="preserve">) </w:t>
+      </w:r>
+      <w:r>
+        <w:rPr>
+          <w:lang w:val="sr-Cyrl-RS"/>
+        </w:rPr>
+        <w:t>дистрибуираног система за срачунавање агрегираних вредности потрошача које су од значаја електроенергетским институцијама попут електродистрибуција држава.</w:t>
+      </w:r>
+      <w:proofErr w:type="gramEnd"/>
+      <w:r>
+        <w:rPr>
+          <w:lang w:val="sr-Cyrl-RS"/>
+        </w:rPr>
+        <w:t xml:space="preserve"> Проблем који наш прототип решава у корену, јесте проблем приватности података самих корисника. Уместо ослањања на правне регулативе, наш прототип се ослања на архитектуру која технички гарантује заштиту података крајњих корисника. Пројектовани систем својојом архитектуром омогућава да поврељивост информација буде саставни део нашег софтверског решења, а не само правних регулатива.</w:t>
+      </w:r>
+    </w:p>
+    <w:p>
+      <w:pPr>
+        <w:rPr>
+          <w:lang w:val="sr-Cyrl-RS"/>
+        </w:rPr>
+      </w:pPr>
+      <w:r>
+        <w:rPr>
+          <w:b/>
+          <w:lang w:val="sr-Cyrl-RS"/>
+        </w:rPr>
+        <w:t>Секундарни циљеви</w:t>
+      </w:r>
+      <w:r>
+        <w:rPr>
+          <w:lang w:val="sr-Cyrl-RS"/>
+        </w:rPr>
+        <w:t xml:space="preserve"> који су омогућили реализацију и имплементацију функционалног прототипа описаног система:</w:t>
+      </w:r>
+    </w:p>
+    <w:p>
+      <w:pPr>
+        <w:pStyle w:val="Tekst"/>
+        <w:numPr>
+          <w:ilvl w:val="0"/>
+          <w:numId w:val="12"/>
+        </w:numPr>
+        <w:rPr>
+          <w:rFonts w:asciiTheme="minorHAnsi" w:hAnsiTheme="minorHAnsi"/>
+          <w:lang w:val="sr-Cyrl-RS"/>
+        </w:rPr>
+      </w:pPr>
+      <w:r>
+        <w:rPr>
+          <w:rFonts w:ascii="Times New Roman" w:hAnsi="Times New Roman"/>
+          <w:b/>
+          <w:sz w:val="24"/>
+          <w:szCs w:val="24"/>
+          <w:lang w:val="sr-Cyrl-RS"/>
+        </w:rPr>
+        <w:t>Преглед и анализа постојеће литературе</w:t>
+      </w:r>
+      <w:r>
+        <w:rPr>
+          <w:rFonts w:ascii="Times New Roman" w:hAnsi="Times New Roman"/>
+          <w:sz w:val="24"/>
+          <w:szCs w:val="24"/>
+          <w:lang w:val="sr-Cyrl-RS"/>
+        </w:rPr>
+        <w:t>: Извршена је анализа стручне литературе о постојећим протоколима за прикупљање података у паметним мрежама</w:t>
+      </w:r>
+      <w:r>
+        <w:rPr>
+          <w:rFonts w:ascii="Times New Roman" w:hAnsi="Times New Roman"/>
+          <w:sz w:val="24"/>
+          <w:szCs w:val="24"/>
+          <w:lang w:val="sr-Cyrl-RS"/>
+        </w:rPr>
+        <w:t xml:space="preserve">, са посебним фокусом на безбедносне аспекте и ризике по приватност </w:t>
+      </w:r>
+      <w:r>
+        <w:rPr>
+          <w:rFonts w:ascii="Times New Roman" w:hAnsi="Times New Roman"/>
+          <w:sz w:val="24"/>
+          <w:szCs w:val="24"/>
+          <w:lang w:val="sr-Cyrl-RS"/>
+        </w:rPr>
+        <w:t xml:space="preserve">крајнњих </w:t>
+      </w:r>
+      <w:r>
+        <w:rPr>
+          <w:rFonts w:ascii="Times New Roman" w:hAnsi="Times New Roman"/>
+          <w:sz w:val="24"/>
+          <w:szCs w:val="24"/>
+          <w:lang w:val="sr-Cyrl-RS"/>
+        </w:rPr>
+        <w:t>корисника. Истраживање</w:t>
+      </w:r>
+      <w:r>
+        <w:rPr>
+          <w:rFonts w:ascii="Times New Roman" w:hAnsi="Times New Roman"/>
+          <w:sz w:val="24"/>
+          <w:szCs w:val="24"/>
+          <w:lang w:val="sr-Cyrl-RS"/>
+        </w:rPr>
+        <w:t xml:space="preserve"> је</w:t>
+      </w:r>
+      <w:r>
+        <w:rPr>
+          <w:rFonts w:ascii="Times New Roman" w:hAnsi="Times New Roman"/>
+          <w:sz w:val="24"/>
+          <w:szCs w:val="24"/>
+          <w:lang w:val="sr-Cyrl-RS"/>
+        </w:rPr>
+        <w:t xml:space="preserve"> обухват</w:t>
+      </w:r>
+      <w:r>
+        <w:rPr>
+          <w:rFonts w:ascii="Times New Roman" w:hAnsi="Times New Roman"/>
+          <w:sz w:val="24"/>
+          <w:szCs w:val="24"/>
+          <w:lang w:val="sr-Cyrl-RS"/>
+        </w:rPr>
+        <w:t>ило и</w:t>
+      </w:r>
+      <w:r>
+        <w:rPr>
+          <w:rFonts w:ascii="Times New Roman" w:hAnsi="Times New Roman"/>
+          <w:sz w:val="24"/>
+          <w:szCs w:val="24"/>
+          <w:lang w:val="sr-Cyrl-RS"/>
+        </w:rPr>
+        <w:t xml:space="preserve"> теоријску основу </w:t>
+      </w:r>
+      <w:r>
+        <w:rPr>
+          <w:rFonts w:ascii="Times New Roman" w:hAnsi="Times New Roman"/>
+          <w:sz w:val="24"/>
+          <w:szCs w:val="24"/>
+        </w:rPr>
+        <w:t xml:space="preserve">MPC </w:t>
+      </w:r>
+      <w:r>
+        <w:rPr>
+          <w:rFonts w:ascii="Times New Roman" w:hAnsi="Times New Roman"/>
+          <w:sz w:val="24"/>
+          <w:szCs w:val="24"/>
+          <w:lang w:val="sr-Latn-RS"/>
+        </w:rPr>
+        <w:t>(</w:t>
+      </w:r>
+      <w:r>
+        <w:rPr>
+          <w:rFonts w:ascii="Times New Roman" w:hAnsi="Times New Roman"/>
+          <w:sz w:val="24"/>
+          <w:szCs w:val="24"/>
+          <w:lang w:val="sr-Cyrl-RS"/>
+        </w:rPr>
+        <w:t xml:space="preserve">енгл. </w:t>
+      </w:r>
+      <w:r>
+        <w:rPr>
+          <w:rFonts w:ascii="Times New Roman" w:hAnsi="Times New Roman"/>
+          <w:i/>
+          <w:sz w:val="24"/>
+          <w:szCs w:val="24"/>
+        </w:rPr>
+        <w:t>Multi-Party Computation</w:t>
+      </w:r>
+      <w:r>
+        <w:rPr>
+          <w:rFonts w:ascii="Times New Roman" w:hAnsi="Times New Roman"/>
+          <w:sz w:val="24"/>
+          <w:szCs w:val="24"/>
+        </w:rPr>
+        <w:t xml:space="preserve">) </w:t>
+      </w:r>
+      <w:r>
+        <w:rPr>
+          <w:rFonts w:ascii="Times New Roman" w:hAnsi="Times New Roman"/>
+          <w:sz w:val="24"/>
+          <w:szCs w:val="24"/>
+          <w:lang w:val="sr-Cyrl-RS"/>
+        </w:rPr>
+        <w:t>и</w:t>
+      </w:r>
+      <w:r>
+        <w:rPr>
+          <w:rFonts w:ascii="Times New Roman" w:hAnsi="Times New Roman"/>
+          <w:sz w:val="24"/>
+          <w:szCs w:val="24"/>
+        </w:rPr>
+        <w:t xml:space="preserve"> ZKP (</w:t>
+      </w:r>
+      <w:r>
+        <w:rPr>
+          <w:rFonts w:ascii="Times New Roman" w:hAnsi="Times New Roman"/>
+          <w:sz w:val="24"/>
+          <w:szCs w:val="24"/>
+          <w:lang w:val="sr-Cyrl-RS"/>
+        </w:rPr>
+        <w:t xml:space="preserve">енгл. </w:t>
+      </w:r>
+      <w:r>
+        <w:rPr>
+          <w:rFonts w:ascii="Times New Roman" w:hAnsi="Times New Roman"/>
+          <w:i/>
+          <w:sz w:val="24"/>
+          <w:szCs w:val="24"/>
+        </w:rPr>
+        <w:t>Zero-Knowledge Proof</w:t>
+      </w:r>
+      <w:r>
+        <w:rPr>
+          <w:rFonts w:ascii="Times New Roman" w:hAnsi="Times New Roman"/>
+          <w:sz w:val="24"/>
+          <w:szCs w:val="24"/>
+        </w:rPr>
+        <w:t xml:space="preserve">) </w:t>
+      </w:r>
+      <w:r>
+        <w:rPr>
+          <w:rFonts w:ascii="Times New Roman" w:hAnsi="Times New Roman"/>
+          <w:sz w:val="24"/>
+          <w:szCs w:val="24"/>
+          <w:lang w:val="sr-Cyrl-RS"/>
+        </w:rPr>
+        <w:t>протокола, који представљају кључне елементе за импелментацију предложеног софтверског решења.</w:t>
+      </w:r>
+    </w:p>
+    <w:p>
+      <w:pPr>
+        <w:pStyle w:val="Tekst"/>
+        <w:numPr>
+          <w:ilvl w:val="0"/>
+          <w:numId w:val="12"/>
+        </w:numPr>
+        <w:rPr>
+          <w:rFonts w:ascii="Times New Roman" w:hAnsi="Times New Roman"/>
+          <w:sz w:val="24"/>
+          <w:szCs w:val="24"/>
+          <w:lang w:val="sr-Cyrl-RS"/>
+        </w:rPr>
+      </w:pPr>
+      <w:r>
+        <w:rPr>
+          <w:rFonts w:ascii="Times New Roman" w:hAnsi="Times New Roman"/>
+          <w:b/>
+          <w:sz w:val="24"/>
+          <w:szCs w:val="24"/>
+          <w:lang w:val="sr-Cyrl-RS"/>
+        </w:rPr>
+        <w:t>Дизајн архитеткуре система</w:t>
+      </w:r>
+      <w:r>
+        <w:rPr>
+          <w:rFonts w:ascii="Times New Roman" w:hAnsi="Times New Roman"/>
+          <w:sz w:val="24"/>
+          <w:szCs w:val="24"/>
+          <w:lang w:val="sr-Cyrl-RS"/>
+        </w:rPr>
+        <w:t xml:space="preserve">: Описана је и документована архитектура која обухвата симулатор паметних бројила и агрегатора који </w:t>
+      </w:r>
+      <w:r>
+        <w:rPr>
+          <w:rFonts w:ascii="Times New Roman" w:hAnsi="Times New Roman"/>
+          <w:sz w:val="24"/>
+          <w:szCs w:val="24"/>
+          <w:lang w:val="sr-Cyrl-RS"/>
+        </w:rPr>
+        <w:t xml:space="preserve">омогућава </w:t>
+      </w:r>
+      <w:r>
+        <w:rPr>
+          <w:rFonts w:ascii="Times New Roman" w:hAnsi="Times New Roman"/>
+          <w:sz w:val="24"/>
+          <w:szCs w:val="24"/>
+          <w:lang w:val="sr-Cyrl-RS"/>
+        </w:rPr>
+        <w:t xml:space="preserve">рачунање комплексних агрегираних вредности. </w:t>
+      </w:r>
+      <w:r>
+        <w:rPr>
+          <w:rFonts w:ascii="Times New Roman" w:hAnsi="Times New Roman"/>
+          <w:sz w:val="24"/>
+          <w:szCs w:val="24"/>
+          <w:lang w:val="sr-Cyrl-RS"/>
+        </w:rPr>
+        <w:t xml:space="preserve">Систем обједињује </w:t>
+      </w:r>
+      <w:r>
+        <w:rPr>
+          <w:rFonts w:ascii="Times New Roman" w:hAnsi="Times New Roman"/>
+          <w:sz w:val="24"/>
+          <w:szCs w:val="24"/>
+          <w:lang w:val="sr-Cyrl-RS"/>
+        </w:rPr>
+        <w:t xml:space="preserve">верификацију валидности пристиглих података у оквиру агрегатора и заједничко израчунавање агрегираних вредности користећи независне чворове </w:t>
+      </w:r>
+      <w:r>
+        <w:rPr>
+          <w:rFonts w:ascii="Times New Roman" w:hAnsi="Times New Roman"/>
+          <w:i/>
+          <w:sz w:val="24"/>
+          <w:szCs w:val="24"/>
+        </w:rPr>
+        <w:t>MPC</w:t>
+      </w:r>
+      <w:r>
+        <w:rPr>
+          <w:rFonts w:ascii="Times New Roman" w:hAnsi="Times New Roman"/>
+          <w:sz w:val="24"/>
+          <w:szCs w:val="24"/>
+        </w:rPr>
+        <w:t xml:space="preserve"> </w:t>
+      </w:r>
+      <w:r>
+        <w:rPr>
+          <w:rFonts w:ascii="Times New Roman" w:hAnsi="Times New Roman"/>
+          <w:sz w:val="24"/>
+          <w:szCs w:val="24"/>
+          <w:lang w:val="sr-Latn-RS"/>
+        </w:rPr>
+        <w:t xml:space="preserve"> </w:t>
+      </w:r>
+      <w:r>
+        <w:rPr>
+          <w:rFonts w:ascii="Times New Roman" w:hAnsi="Times New Roman"/>
+          <w:sz w:val="24"/>
+          <w:szCs w:val="24"/>
+          <w:lang w:val="sr-Cyrl-RS"/>
+        </w:rPr>
+        <w:t xml:space="preserve">протокола. Токови податак између свих делова система описани су помоћу </w:t>
+      </w:r>
+      <w:r>
+        <w:rPr>
+          <w:rFonts w:ascii="Times New Roman" w:hAnsi="Times New Roman"/>
+          <w:i/>
+          <w:sz w:val="24"/>
+          <w:szCs w:val="24"/>
+        </w:rPr>
+        <w:t>UML</w:t>
+      </w:r>
+      <w:r>
+        <w:rPr>
+          <w:rFonts w:ascii="Times New Roman" w:hAnsi="Times New Roman"/>
+          <w:sz w:val="24"/>
+          <w:szCs w:val="24"/>
+        </w:rPr>
+        <w:t xml:space="preserve"> </w:t>
+      </w:r>
+      <w:r>
+        <w:rPr>
+          <w:rFonts w:ascii="Times New Roman" w:hAnsi="Times New Roman"/>
+          <w:sz w:val="24"/>
+          <w:szCs w:val="24"/>
+          <w:lang w:val="sr-Cyrl-RS"/>
+        </w:rPr>
+        <w:t xml:space="preserve">дијаграма, док је комуникација између делова система реализовано кроз </w:t>
+      </w:r>
+      <w:r>
+        <w:rPr>
+          <w:rFonts w:ascii="Times New Roman" w:hAnsi="Times New Roman"/>
+          <w:sz w:val="24"/>
+          <w:szCs w:val="24"/>
+        </w:rPr>
+        <w:t xml:space="preserve"> </w:t>
+      </w:r>
+      <w:r>
+        <w:rPr>
+          <w:rFonts w:ascii="Times New Roman" w:hAnsi="Times New Roman"/>
+          <w:i/>
+          <w:sz w:val="24"/>
+          <w:szCs w:val="24"/>
+        </w:rPr>
+        <w:t>HTTP</w:t>
+      </w:r>
+      <w:r>
+        <w:rPr>
+          <w:rFonts w:ascii="Times New Roman" w:hAnsi="Times New Roman"/>
+          <w:sz w:val="24"/>
+          <w:szCs w:val="24"/>
+        </w:rPr>
+        <w:t xml:space="preserve"> </w:t>
+      </w:r>
+      <w:r>
+        <w:rPr>
+          <w:rFonts w:ascii="Times New Roman" w:hAnsi="Times New Roman"/>
+          <w:sz w:val="24"/>
+          <w:szCs w:val="24"/>
+          <w:lang w:val="sr-Cyrl-RS"/>
+        </w:rPr>
+        <w:t xml:space="preserve">проткол. Управо овакав дизајн система омогућава слабо спрезање компоненти система </w:t>
+      </w:r>
+      <w:r>
+        <w:rPr>
+          <w:rFonts w:ascii="Times New Roman" w:hAnsi="Times New Roman"/>
+          <w:sz w:val="24"/>
+          <w:szCs w:val="24"/>
+        </w:rPr>
+        <w:t>(</w:t>
+      </w:r>
+      <w:r>
+        <w:rPr>
+          <w:rFonts w:ascii="Times New Roman" w:hAnsi="Times New Roman"/>
+          <w:sz w:val="24"/>
+          <w:szCs w:val="24"/>
+          <w:lang w:val="sr-Cyrl-RS"/>
+        </w:rPr>
+        <w:t xml:space="preserve">енгл. </w:t>
+      </w:r>
+      <w:proofErr w:type="gramStart"/>
+      <w:r>
+        <w:rPr>
+          <w:rFonts w:ascii="Times New Roman" w:hAnsi="Times New Roman"/>
+          <w:i/>
+          <w:sz w:val="24"/>
+          <w:szCs w:val="24"/>
+        </w:rPr>
+        <w:t>loose</w:t>
+      </w:r>
+      <w:proofErr w:type="gramEnd"/>
+      <w:r>
+        <w:rPr>
+          <w:rFonts w:ascii="Times New Roman" w:hAnsi="Times New Roman"/>
+          <w:i/>
+          <w:sz w:val="24"/>
+          <w:szCs w:val="24"/>
+        </w:rPr>
+        <w:t xml:space="preserve"> </w:t>
+      </w:r>
+      <w:proofErr w:type="spellStart"/>
+      <w:r>
+        <w:rPr>
+          <w:rFonts w:ascii="Times New Roman" w:hAnsi="Times New Roman"/>
+          <w:i/>
+          <w:sz w:val="24"/>
+          <w:szCs w:val="24"/>
+        </w:rPr>
+        <w:t>copling</w:t>
+      </w:r>
+      <w:proofErr w:type="spellEnd"/>
+      <w:r>
+        <w:rPr>
+          <w:rFonts w:ascii="Times New Roman" w:hAnsi="Times New Roman"/>
+          <w:sz w:val="24"/>
+          <w:szCs w:val="24"/>
+        </w:rPr>
+        <w:t xml:space="preserve">), </w:t>
+      </w:r>
+      <w:r>
+        <w:rPr>
+          <w:rFonts w:ascii="Times New Roman" w:hAnsi="Times New Roman"/>
+          <w:sz w:val="24"/>
+          <w:szCs w:val="24"/>
+          <w:lang w:val="sr-Cyrl-RS"/>
+        </w:rPr>
+        <w:t>чиме је обезбеђена висока скалабилност система.</w:t>
+      </w:r>
+    </w:p>
+    <w:p>
+      <w:pPr>
+        <w:pStyle w:val="Tekst"/>
+        <w:numPr>
+          <w:ilvl w:val="0"/>
+          <w:numId w:val="12"/>
+        </w:numPr>
+        <w:rPr>
+          <w:rFonts w:ascii="Times New Roman" w:hAnsi="Times New Roman"/>
+          <w:sz w:val="24"/>
+          <w:szCs w:val="24"/>
+          <w:lang w:val="sr-Cyrl-RS"/>
+        </w:rPr>
+      </w:pPr>
+      <w:r>
+        <w:rPr>
+          <w:rFonts w:ascii="Times New Roman" w:hAnsi="Times New Roman"/>
+          <w:b/>
+          <w:sz w:val="24"/>
+          <w:szCs w:val="24"/>
+          <w:lang w:val="sr-Cyrl-RS"/>
+        </w:rPr>
+        <w:t xml:space="preserve">Имплементација фунционалног прототипа: </w:t>
+      </w:r>
+      <w:r>
+        <w:rPr>
+          <w:rFonts w:ascii="Times New Roman" w:hAnsi="Times New Roman"/>
+          <w:sz w:val="24"/>
+          <w:szCs w:val="24"/>
+          <w:lang w:val="sr-Cyrl-RS"/>
+        </w:rPr>
+        <w:t xml:space="preserve">Иплементиран је функционалан прототип система, који укључује импементацију симулатора и агрегатора у </w:t>
+      </w:r>
+      <w:r>
+        <w:rPr>
+          <w:rFonts w:ascii="Times New Roman" w:hAnsi="Times New Roman"/>
+          <w:i/>
+          <w:sz w:val="24"/>
+          <w:szCs w:val="24"/>
+        </w:rPr>
+        <w:t>Go</w:t>
+      </w:r>
+      <w:r>
+        <w:rPr>
+          <w:rFonts w:ascii="Times New Roman" w:hAnsi="Times New Roman"/>
+          <w:sz w:val="24"/>
+          <w:szCs w:val="24"/>
+        </w:rPr>
+        <w:t xml:space="preserve"> (</w:t>
+      </w:r>
+      <w:r>
+        <w:rPr>
+          <w:rFonts w:ascii="Times New Roman" w:hAnsi="Times New Roman"/>
+          <w:sz w:val="24"/>
+          <w:szCs w:val="24"/>
+          <w:lang w:val="sr-Cyrl-RS"/>
+        </w:rPr>
+        <w:t xml:space="preserve">енгл. </w:t>
+      </w:r>
+      <w:proofErr w:type="spellStart"/>
+      <w:r>
+        <w:rPr>
+          <w:rFonts w:ascii="Times New Roman" w:hAnsi="Times New Roman"/>
+          <w:i/>
+          <w:sz w:val="24"/>
+          <w:szCs w:val="24"/>
+        </w:rPr>
+        <w:t>Golang</w:t>
+      </w:r>
+      <w:proofErr w:type="spellEnd"/>
+      <w:r>
+        <w:rPr>
+          <w:rFonts w:ascii="Times New Roman" w:hAnsi="Times New Roman"/>
+          <w:sz w:val="24"/>
+          <w:szCs w:val="24"/>
+          <w:lang w:val="sr-Latn-RS"/>
+        </w:rPr>
+        <w:t xml:space="preserve">) </w:t>
+      </w:r>
+      <w:r>
+        <w:rPr>
+          <w:rFonts w:ascii="Times New Roman" w:hAnsi="Times New Roman"/>
+          <w:sz w:val="24"/>
+          <w:szCs w:val="24"/>
+          <w:lang w:val="sr-Cyrl-RS"/>
+        </w:rPr>
+        <w:t>програмском језику, чиме су постигнуте високе перформансе и ефикасност система.</w:t>
+      </w:r>
+      <w:r>
+        <w:rPr>
+          <w:rFonts w:ascii="Times New Roman" w:hAnsi="Times New Roman"/>
+          <w:sz w:val="24"/>
+          <w:szCs w:val="24"/>
+        </w:rPr>
+        <w:t xml:space="preserve"> </w:t>
+      </w:r>
+      <w:r>
+        <w:rPr>
+          <w:rFonts w:ascii="Times New Roman" w:hAnsi="Times New Roman"/>
+          <w:sz w:val="24"/>
+          <w:szCs w:val="24"/>
+          <w:lang w:val="sr-Cyrl-RS"/>
+        </w:rPr>
+        <w:t xml:space="preserve">Протокол доказа са нултим знањем имплементиран на нивоу симулатора и агрегатора реализован је употребом </w:t>
+      </w:r>
+      <w:proofErr w:type="spellStart"/>
+      <w:r>
+        <w:rPr>
+          <w:rFonts w:ascii="Times New Roman" w:hAnsi="Times New Roman"/>
+          <w:i/>
+          <w:sz w:val="24"/>
+          <w:szCs w:val="24"/>
+        </w:rPr>
+        <w:t>Gnark</w:t>
+      </w:r>
+      <w:proofErr w:type="spellEnd"/>
+      <w:r>
+        <w:rPr>
+          <w:rFonts w:ascii="Times New Roman" w:hAnsi="Times New Roman"/>
+          <w:sz w:val="24"/>
+          <w:szCs w:val="24"/>
+        </w:rPr>
+        <w:t xml:space="preserve"> </w:t>
+      </w:r>
+      <w:r>
+        <w:rPr>
+          <w:rFonts w:ascii="Times New Roman" w:hAnsi="Times New Roman"/>
+          <w:sz w:val="24"/>
+          <w:szCs w:val="24"/>
+          <w:lang w:val="sr-Cyrl-RS"/>
+        </w:rPr>
+        <w:t>библиотеке.</w:t>
+      </w:r>
+      <w:r>
+        <w:rPr>
+          <w:rFonts w:ascii="Times New Roman" w:hAnsi="Times New Roman"/>
+          <w:sz w:val="24"/>
+          <w:szCs w:val="24"/>
+          <w:lang w:val="sr-Cyrl-RS"/>
+        </w:rPr>
+        <w:t xml:space="preserve"> Криптографски </w:t>
+      </w:r>
+      <w:r>
+        <w:rPr>
+          <w:rFonts w:ascii="Times New Roman" w:hAnsi="Times New Roman"/>
+          <w:i/>
+          <w:sz w:val="24"/>
+          <w:szCs w:val="24"/>
+        </w:rPr>
+        <w:t>MPC</w:t>
+      </w:r>
+      <w:r>
+        <w:rPr>
+          <w:rFonts w:ascii="Times New Roman" w:hAnsi="Times New Roman"/>
+          <w:sz w:val="24"/>
+          <w:szCs w:val="24"/>
+        </w:rPr>
+        <w:t xml:space="preserve"> </w:t>
+      </w:r>
+      <w:r>
+        <w:rPr>
+          <w:rFonts w:ascii="Times New Roman" w:hAnsi="Times New Roman"/>
+          <w:sz w:val="24"/>
+          <w:szCs w:val="24"/>
+          <w:lang w:val="sr-Cyrl-RS"/>
+        </w:rPr>
+        <w:t xml:space="preserve">протокол је имплементиран у оквиру </w:t>
+      </w:r>
+      <w:r>
+        <w:rPr>
+          <w:rFonts w:ascii="Times New Roman" w:hAnsi="Times New Roman"/>
+          <w:i/>
+          <w:sz w:val="24"/>
+          <w:szCs w:val="24"/>
+        </w:rPr>
+        <w:t>MP-SPDZ</w:t>
+      </w:r>
+      <w:r>
+        <w:rPr>
+          <w:rFonts w:ascii="Times New Roman" w:hAnsi="Times New Roman"/>
+          <w:sz w:val="24"/>
+          <w:szCs w:val="24"/>
+        </w:rPr>
+        <w:t xml:space="preserve"> </w:t>
+      </w:r>
+      <w:r>
+        <w:rPr>
+          <w:rFonts w:ascii="Times New Roman" w:hAnsi="Times New Roman"/>
+          <w:sz w:val="24"/>
+          <w:szCs w:val="24"/>
+          <w:lang w:val="sr-Cyrl-RS"/>
+        </w:rPr>
+        <w:t xml:space="preserve">радног оквира, око чијих чворова се налазе омотачи (енгл. </w:t>
+      </w:r>
+      <w:proofErr w:type="gramStart"/>
+      <w:r>
+        <w:rPr>
+          <w:rFonts w:ascii="Times New Roman" w:hAnsi="Times New Roman"/>
+          <w:i/>
+          <w:sz w:val="24"/>
+          <w:szCs w:val="24"/>
+        </w:rPr>
+        <w:t>w</w:t>
+      </w:r>
+      <w:r>
+        <w:rPr>
+          <w:rFonts w:ascii="Times New Roman" w:hAnsi="Times New Roman"/>
+          <w:i/>
+          <w:sz w:val="24"/>
+          <w:szCs w:val="24"/>
+        </w:rPr>
+        <w:t>rapper</w:t>
+      </w:r>
+      <w:proofErr w:type="gramEnd"/>
+      <w:r>
+        <w:rPr>
+          <w:rFonts w:ascii="Times New Roman" w:hAnsi="Times New Roman"/>
+          <w:sz w:val="24"/>
+          <w:szCs w:val="24"/>
+        </w:rPr>
+        <w:t xml:space="preserve">) </w:t>
+      </w:r>
+      <w:r>
+        <w:rPr>
+          <w:rFonts w:ascii="Times New Roman" w:hAnsi="Times New Roman"/>
+          <w:sz w:val="24"/>
+          <w:szCs w:val="24"/>
+          <w:lang w:val="sr-Cyrl-RS"/>
+        </w:rPr>
+        <w:t xml:space="preserve">писани у </w:t>
+      </w:r>
+      <w:r>
+        <w:rPr>
+          <w:rFonts w:ascii="Times New Roman" w:hAnsi="Times New Roman"/>
+          <w:i/>
+          <w:sz w:val="24"/>
+          <w:szCs w:val="24"/>
+        </w:rPr>
+        <w:t>Python</w:t>
+      </w:r>
+      <w:r>
+        <w:rPr>
+          <w:rFonts w:ascii="Times New Roman" w:hAnsi="Times New Roman"/>
+          <w:sz w:val="24"/>
+          <w:szCs w:val="24"/>
+        </w:rPr>
+        <w:t xml:space="preserve"> </w:t>
+      </w:r>
+      <w:r>
+        <w:rPr>
+          <w:rFonts w:ascii="Times New Roman" w:hAnsi="Times New Roman"/>
+          <w:sz w:val="24"/>
+          <w:szCs w:val="24"/>
+          <w:lang w:val="sr-Cyrl-RS"/>
+        </w:rPr>
+        <w:t>програмском језику.</w:t>
+      </w:r>
+    </w:p>
+    <w:p>
+      <w:pPr>
+        <w:pStyle w:val="Tekst"/>
+        <w:numPr>
+          <w:ilvl w:val="0"/>
+          <w:numId w:val="12"/>
+        </w:numPr>
+        <w:rPr>
+          <w:rFonts w:ascii="Times New Roman" w:hAnsi="Times New Roman"/>
+          <w:sz w:val="24"/>
+          <w:szCs w:val="24"/>
+          <w:lang w:val="sr-Cyrl-RS"/>
+        </w:rPr>
+      </w:pPr>
+      <w:r>
+        <w:rPr>
+          <w:rFonts w:ascii="Times New Roman" w:hAnsi="Times New Roman"/>
+          <w:b/>
+          <w:sz w:val="24"/>
+          <w:szCs w:val="24"/>
+          <w:lang w:val="sr-Cyrl-RS"/>
+        </w:rPr>
+        <w:t>Анализа перформанси и отпорности система</w:t>
+      </w:r>
+      <w:r>
+        <w:rPr>
+          <w:rFonts w:ascii="Times New Roman" w:hAnsi="Times New Roman"/>
+          <w:sz w:val="24"/>
+          <w:szCs w:val="24"/>
+          <w:lang w:val="sr-Cyrl-RS"/>
+        </w:rPr>
+        <w:t>: Извршена је емпиријска анализа перфроманси и ефикасности имплементираног решења кроз мерење најзначајних параметара одзива и оптерећења, као и отпорности система на потенцијалне падове инстанци нашег система.</w:t>
+      </w:r>
+    </w:p>
+    <w:p>
+      <w:pPr>
+        <w:pStyle w:val="Tekst"/>
+        <w:rPr>
+          <w:rFonts w:ascii="Times New Roman" w:hAnsi="Times New Roman"/>
+          <w:sz w:val="24"/>
+          <w:szCs w:val="24"/>
+          <w:lang w:val="sr-Cyrl-RS"/>
+        </w:rPr>
+      </w:pPr>
+    </w:p>
+    <w:p>
+      <w:pPr>
+        <w:pStyle w:val="Tekst"/>
+        <w:rPr>
+          <w:rFonts w:ascii="Times New Roman" w:hAnsi="Times New Roman"/>
+          <w:sz w:val="24"/>
+          <w:szCs w:val="24"/>
+          <w:lang w:val="sr-Cyrl-RS"/>
+        </w:rPr>
+      </w:pPr>
+    </w:p>
+    <w:p>
+      <w:pPr>
+        <w:pStyle w:val="Tekst"/>
+        <w:rPr>
+          <w:rFonts w:ascii="Times New Roman" w:hAnsi="Times New Roman"/>
+          <w:sz w:val="24"/>
+          <w:szCs w:val="24"/>
+          <w:lang w:val="sr-Cyrl-RS"/>
+        </w:rPr>
+      </w:pPr>
+    </w:p>
+    <w:p>
+      <w:pPr>
+        <w:pStyle w:val="Tekst"/>
+        <w:rPr>
+          <w:rFonts w:ascii="Times New Roman" w:hAnsi="Times New Roman"/>
+          <w:sz w:val="24"/>
+          <w:szCs w:val="24"/>
+          <w:lang w:val="sr-Cyrl-RS"/>
+        </w:rPr>
+      </w:pPr>
+    </w:p>
+    <w:p>
+      <w:pPr>
+        <w:pStyle w:val="Heading3"/>
+        <w:rPr>
+          <w:lang w:val="sr-Latn-RS"/>
+        </w:rPr>
+      </w:pPr>
+      <w:r>
+        <w:lastRenderedPageBreak/>
+        <w:t>1.3 Структура рада</w:t>
       </w:r>
       <w:bookmarkStart w:id="1" w:name="_GoBack"/>
       <w:bookmarkEnd w:id="1"/>
-      <w:r>
-        <w:rPr>
-          <w:lang w:val="sr-Cyrl-RS"/>
-        </w:rPr>
-        <w:t xml:space="preserve">стали богати извори информациија, али истовремено морају испоштовати прописане законске оквире и регулативе попут нпр. Опште уредбе о заштити података личности (енгл. </w:t>
-      </w:r>
-      <w:r>
-        <w:rPr>
-          <w:i/>
-          <w:lang w:val="sr-Latn-RS"/>
-        </w:rPr>
-        <w:t>General Data Protection Regulation (GDPR)</w:t>
-      </w:r>
-      <w:r>
-        <w:rPr>
-          <w:lang w:val="sr-Latn-RS"/>
-        </w:rPr>
-        <w:t xml:space="preserve">) </w:t>
-      </w:r>
-      <w:r>
-        <w:rPr>
-          <w:lang w:val="sr-Cyrl-RS"/>
-        </w:rPr>
-        <w:t>коју прописује Европска унија</w:t>
-      </w:r>
-      <w:r>
-        <w:rPr>
-          <w:lang w:val="sr-Latn-RS"/>
-        </w:rPr>
-        <w:t>.</w:t>
-      </w:r>
-      <w:r>
-        <w:rPr>
-          <w:lang w:val="sr-Cyrl-RS"/>
-        </w:rPr>
-        <w:t xml:space="preserve"> Осим свега наведеног, ј</w:t>
-      </w:r>
-      <w:r>
-        <w:rPr>
-          <w:lang w:val="sr-Cyrl-RS"/>
-        </w:rPr>
-        <w:t>една од кључних мотивација јесте и спречавање злоупотребе и крађе електронске енергије од стране крајњих потрошача</w:t>
-      </w:r>
-      <w:r>
-        <w:rPr>
-          <w:lang w:val="sr-Cyrl-RS"/>
-        </w:rPr>
-        <w:t xml:space="preserve"> као и све учесталији напади на критичну инфраструктуру попут.</w:t>
-      </w:r>
-    </w:p>
-    <w:p>
-      <w:pPr>
-        <w:rPr>
-          <w:lang w:val="sr-Cyrl-RS"/>
-        </w:rPr>
-      </w:pPr>
-      <w:r>
-        <w:rPr>
-          <w:lang w:val="sr-Cyrl-RS"/>
-        </w:rPr>
-        <w:t xml:space="preserve">Архитектура дистрибуираног система описаног у оквиру самог рада прати модерне трендове дигитализације електронергетског сектора који </w:t>
-      </w:r>
-      <w:r>
-        <w:rPr>
-          <w:lang w:val="sr-Cyrl-RS"/>
-        </w:rPr>
-        <w:t>постепено</w:t>
-      </w:r>
-      <w:r>
-        <w:rPr>
-          <w:lang w:val="sr-Cyrl-RS"/>
-        </w:rPr>
-        <w:t xml:space="preserve"> прелази на хибридну архитектуру која укључује чување остетљивих података у оквиру рачунарства у облаку. </w:t>
-      </w:r>
-      <w:r>
-        <w:rPr>
-          <w:lang w:val="sr-Cyrl-RS"/>
-        </w:rPr>
-        <w:t xml:space="preserve">Чување агрегираних података у оквиру рачунарства у облаку, без излагања приватних информација потрошача, постиже се маскирањем и груписањем податка пре него што напусте локалну мрежу. На овај начин наш систем постаје не само складиште података, </w:t>
-      </w:r>
-      <w:r>
-        <w:rPr>
-          <w:lang w:val="sr-Cyrl-RS"/>
-        </w:rPr>
-        <w:lastRenderedPageBreak/>
-        <w:t>већ и сервис за патметну аналитику, који уједно штити податке индивидуалних потрошача.</w:t>
-      </w:r>
-    </w:p>
-    <w:p>
-      <w:pPr>
-        <w:pStyle w:val="Heading3"/>
-      </w:pPr>
-      <w:r>
-        <w:t>1.2 Циљеви рада</w:t>
-      </w:r>
     </w:p>
     <w:p>
       <w:pPr>
@@ -10967,7 +11790,6 @@
           <w:szCs w:val="24"/>
           <w:lang w:val="sr-Cyrl-RS"/>
         </w:rPr>
-        <w:lastRenderedPageBreak/>
         <w:t xml:space="preserve">Имплементирано је </w:t>
       </w:r>
       <w:r>
@@ -11010,6 +11832,7 @@
           <w:szCs w:val="24"/>
           <w:lang w:val="sr-Cyrl-RS"/>
         </w:rPr>
+        <w:lastRenderedPageBreak/>
         <w:t>Избегавање страног назива и цртице која помаже да се страни назив напише кроз падеже, могуће је постићи увођењем одреднице.</w:t>
       </w:r>
     </w:p>
@@ -12963,7 +13786,7 @@
                                 <v:shape id="_x0000_i1026" type="#_x0000_t75" style="width:94.65pt;height:94.65pt" o:ole="" fillcolor="window">
                                   <v:imagedata r:id="rId9" o:title=""/>
                                 </v:shape>
-                                <o:OLEObject Type="Embed" ProgID="CorelDraw.Graphic.7" ShapeID="_x0000_i1026" DrawAspect="Content" ObjectID="_1836415090" r:id="rId33"/>
+                                <o:OLEObject Type="Embed" ProgID="CorelDraw.Graphic.7" ShapeID="_x0000_i1026" DrawAspect="Content" ObjectID="_1837105359" r:id="rId33"/>
                               </w:object>
                             </w:r>
                           </w:p>
@@ -13027,7 +13850,7 @@
                           <v:shape id="_x0000_i1026" type="#_x0000_t75" style="width:94.65pt;height:94.65pt" o:ole="" fillcolor="window">
                             <v:imagedata r:id="rId9" o:title=""/>
                           </v:shape>
-                          <o:OLEObject Type="Embed" ProgID="CorelDraw.Graphic.7" ShapeID="_x0000_i1026" DrawAspect="Content" ObjectID="_1836415090" r:id="rId34"/>
+                          <o:OLEObject Type="Embed" ProgID="CorelDraw.Graphic.7" ShapeID="_x0000_i1026" DrawAspect="Content" ObjectID="_1837105359" r:id="rId34"/>
                         </w:object>
                       </w:r>
                     </w:p>
@@ -15760,7 +16583,7 @@
             <w:noProof/>
             <w:szCs w:val="24"/>
           </w:rPr>
-          <w:t>1</w:t>
+          <w:t>3</w:t>
         </w:r>
         <w:r>
           <w:rPr>
@@ -18614,6 +19437,119 @@
     </w:lvl>
   </w:abstractNum>
   <w:abstractNum w:abstractNumId="7">
+    <w:nsid w:val="63B90D4E"/>
+    <w:multiLevelType w:val="hybridMultilevel"/>
+    <w:tmpl w:val="4DBC862E"/>
+    <w:lvl w:ilvl="0" w:tplc="04090001">
+      <w:start w:val="1"/>
+      <w:numFmt w:val="bullet"/>
+      <w:lvlText w:val=""/>
+      <w:lvlJc w:val="left"/>
+      <w:pPr>
+        <w:ind w:left="720" w:hanging="360"/>
+      </w:pPr>
+      <w:rPr>
+        <w:rFonts w:ascii="Symbol" w:hAnsi="Symbol" w:hint="default"/>
+      </w:rPr>
+    </w:lvl>
+    <w:lvl w:ilvl="1" w:tplc="04090003" w:tentative="1">
+      <w:start w:val="1"/>
+      <w:numFmt w:val="bullet"/>
+      <w:lvlText w:val="o"/>
+      <w:lvlJc w:val="left"/>
+      <w:pPr>
+        <w:ind w:left="1440" w:hanging="360"/>
+      </w:pPr>
+      <w:rPr>
+        <w:rFonts w:ascii="Courier New" w:hAnsi="Courier New" w:cs="Courier New" w:hint="default"/>
+      </w:rPr>
+    </w:lvl>
+    <w:lvl w:ilvl="2" w:tplc="04090005" w:tentative="1">
+      <w:start w:val="1"/>
+      <w:numFmt w:val="bullet"/>
+      <w:lvlText w:val=""/>
+      <w:lvlJc w:val="left"/>
+      <w:pPr>
+        <w:ind w:left="2160" w:hanging="360"/>
+      </w:pPr>
+      <w:rPr>
+        <w:rFonts w:ascii="Wingdings" w:hAnsi="Wingdings" w:hint="default"/>
+      </w:rPr>
+    </w:lvl>
+    <w:lvl w:ilvl="3" w:tplc="04090001" w:tentative="1">
+      <w:start w:val="1"/>
+      <w:numFmt w:val="bullet"/>
+      <w:lvlText w:val=""/>
+      <w:lvlJc w:val="left"/>
+      <w:pPr>
+        <w:ind w:left="2880" w:hanging="360"/>
+      </w:pPr>
+      <w:rPr>
+        <w:rFonts w:ascii="Symbol" w:hAnsi="Symbol" w:hint="default"/>
+      </w:rPr>
+    </w:lvl>
+    <w:lvl w:ilvl="4" w:tplc="04090003" w:tentative="1">
+      <w:start w:val="1"/>
+      <w:numFmt w:val="bullet"/>
+      <w:lvlText w:val="o"/>
+      <w:lvlJc w:val="left"/>
+      <w:pPr>
+        <w:ind w:left="3600" w:hanging="360"/>
+      </w:pPr>
+      <w:rPr>
+        <w:rFonts w:ascii="Courier New" w:hAnsi="Courier New" w:cs="Courier New" w:hint="default"/>
+      </w:rPr>
+    </w:lvl>
+    <w:lvl w:ilvl="5" w:tplc="04090005" w:tentative="1">
+      <w:start w:val="1"/>
+      <w:numFmt w:val="bullet"/>
+      <w:lvlText w:val=""/>
+      <w:lvlJc w:val="left"/>
+      <w:pPr>
+        <w:ind w:left="4320" w:hanging="360"/>
+      </w:pPr>
+      <w:rPr>
+        <w:rFonts w:ascii="Wingdings" w:hAnsi="Wingdings" w:hint="default"/>
+      </w:rPr>
+    </w:lvl>
+    <w:lvl w:ilvl="6" w:tplc="04090001" w:tentative="1">
+      <w:start w:val="1"/>
+      <w:numFmt w:val="bullet"/>
+      <w:lvlText w:val=""/>
+      <w:lvlJc w:val="left"/>
+      <w:pPr>
+        <w:ind w:left="5040" w:hanging="360"/>
+      </w:pPr>
+      <w:rPr>
+        <w:rFonts w:ascii="Symbol" w:hAnsi="Symbol" w:hint="default"/>
+      </w:rPr>
+    </w:lvl>
+    <w:lvl w:ilvl="7" w:tplc="04090003" w:tentative="1">
+      <w:start w:val="1"/>
+      <w:numFmt w:val="bullet"/>
+      <w:lvlText w:val="o"/>
+      <w:lvlJc w:val="left"/>
+      <w:pPr>
+        <w:ind w:left="5760" w:hanging="360"/>
+      </w:pPr>
+      <w:rPr>
+        <w:rFonts w:ascii="Courier New" w:hAnsi="Courier New" w:cs="Courier New" w:hint="default"/>
+      </w:rPr>
+    </w:lvl>
+    <w:lvl w:ilvl="8" w:tplc="04090005" w:tentative="1">
+      <w:start w:val="1"/>
+      <w:numFmt w:val="bullet"/>
+      <w:lvlText w:val=""/>
+      <w:lvlJc w:val="left"/>
+      <w:pPr>
+        <w:ind w:left="6480" w:hanging="360"/>
+      </w:pPr>
+      <w:rPr>
+        <w:rFonts w:ascii="Wingdings" w:hAnsi="Wingdings" w:hint="default"/>
+      </w:rPr>
+    </w:lvl>
+  </w:abstractNum>
+  <w:abstractNum w:abstractNumId="8">
     <w:nsid w:val="6A685F0C"/>
     <w:multiLevelType w:val="hybridMultilevel"/>
     <w:tmpl w:val="1D22165E"/>
@@ -18702,7 +19638,7 @@
       </w:pPr>
     </w:lvl>
   </w:abstractNum>
-  <w:abstractNum w:abstractNumId="8">
+  <w:abstractNum w:abstractNumId="9">
     <w:nsid w:val="6A9D5588"/>
     <w:multiLevelType w:val="hybridMultilevel"/>
     <w:tmpl w:val="2D28D23A"/>
@@ -18815,7 +19751,7 @@
       </w:rPr>
     </w:lvl>
   </w:abstractNum>
-  <w:abstractNum w:abstractNumId="9">
+  <w:abstractNum w:abstractNumId="10">
     <w:nsid w:val="70524DBC"/>
     <w:multiLevelType w:val="hybridMultilevel"/>
     <w:tmpl w:val="57887536"/>
@@ -18954,7 +19890,7 @@
       </w:rPr>
     </w:lvl>
   </w:abstractNum>
-  <w:abstractNum w:abstractNumId="10">
+  <w:abstractNum w:abstractNumId="11">
     <w:nsid w:val="74AC3E06"/>
     <w:multiLevelType w:val="hybridMultilevel"/>
     <w:tmpl w:val="35600980"/>
@@ -19068,19 +20004,19 @@
     </w:lvl>
   </w:abstractNum>
   <w:num w:numId="1">
-    <w:abstractNumId w:val="9"/>
+    <w:abstractNumId w:val="10"/>
   </w:num>
   <w:num w:numId="2">
     <w:abstractNumId w:val="5"/>
   </w:num>
   <w:num w:numId="3">
-    <w:abstractNumId w:val="8"/>
+    <w:abstractNumId w:val="9"/>
   </w:num>
   <w:num w:numId="4">
     <w:abstractNumId w:val="3"/>
   </w:num>
   <w:num w:numId="5">
-    <w:abstractNumId w:val="7"/>
+    <w:abstractNumId w:val="8"/>
   </w:num>
   <w:num w:numId="6">
     <w:abstractNumId w:val="2"/>
@@ -19089,7 +20025,7 @@
     <w:abstractNumId w:val="6"/>
   </w:num>
   <w:num w:numId="8">
-    <w:abstractNumId w:val="10"/>
+    <w:abstractNumId w:val="11"/>
   </w:num>
   <w:num w:numId="9">
     <w:abstractNumId w:val="1"/>
@@ -19099,6 +20035,9 @@
   </w:num>
   <w:num w:numId="11">
     <w:abstractNumId w:val="0"/>
+  </w:num>
+  <w:num w:numId="12">
+    <w:abstractNumId w:val="7"/>
   </w:num>
 </w:numbering>
 </file>
@@ -21163,7 +22102,7 @@
 </file>
 
 <file path=customXml/itemProps1.xml><?xml version="1.0" encoding="utf-8"?>
-<ds:datastoreItem xmlns:ds="http://schemas.openxmlformats.org/officeDocument/2006/customXml" ds:itemID="{E9F5F8C4-1BE4-4116-A244-AE98479AAA87}">
+<ds:datastoreItem xmlns:ds="http://schemas.openxmlformats.org/officeDocument/2006/customXml" ds:itemID="{1D6F090A-57F4-41DB-B498-DB8E43018EDB}">
   <ds:schemaRefs>
     <ds:schemaRef ds:uri="http://schemas.openxmlformats.org/officeDocument/2006/bibliography"/>
   </ds:schemaRefs>

--- a/FTN_МSc_Luka_Ušljebrka.docx
+++ b/FTN_МSc_Luka_Ušljebrka.docx
@@ -72,7 +72,7 @@
                 <v:shape id="_x0000_i1025" type="#_x0000_t75" style="width:63.35pt;height:64.65pt" o:ole="" fillcolor="window">
                   <v:imagedata r:id="rId9" o:title=""/>
                 </v:shape>
-                <o:OLEObject Type="Embed" ProgID="CorelDraw.Graphic.7" ShapeID="_x0000_i1025" DrawAspect="Content" ObjectID="_1837105358" r:id="rId10"/>
+                <o:OLEObject Type="Embed" ProgID="CorelDraw.Graphic.7" ShapeID="_x0000_i1025" DrawAspect="Content" ObjectID="_1837105536" r:id="rId10"/>
               </w:object>
             </w:r>
           </w:p>
@@ -10765,6 +10765,16 @@
         </w:rPr>
         <w:t>: Извршена је емпиријска анализа перфроманси и ефикасности имплементираног решења кроз мерење најзначајних параметара одзива и оптерећења, као и отпорности система на потенцијалне падове инстанци нашег система.</w:t>
       </w:r>
+      <w:r>
+        <w:rPr>
+          <w:rFonts w:ascii="Times New Roman" w:hAnsi="Times New Roman"/>
+          <w:sz w:val="24"/>
+          <w:szCs w:val="24"/>
+        </w:rPr>
+        <w:t xml:space="preserve"> </w:t>
+      </w:r>
+      <w:bookmarkStart w:id="1" w:name="_GoBack"/>
+      <w:bookmarkEnd w:id="1"/>
     </w:p>
     <w:p>
       <w:pPr>
@@ -10821,8 +10831,6 @@
         <w:lastRenderedPageBreak/>
         <w:t>1.3 Структура рада</w:t>
       </w:r>
-      <w:bookmarkStart w:id="1" w:name="_GoBack"/>
-      <w:bookmarkEnd w:id="1"/>
     </w:p>
     <w:p>
       <w:pPr>
@@ -13786,7 +13794,7 @@
                                 <v:shape id="_x0000_i1026" type="#_x0000_t75" style="width:94.65pt;height:94.65pt" o:ole="" fillcolor="window">
                                   <v:imagedata r:id="rId9" o:title=""/>
                                 </v:shape>
-                                <o:OLEObject Type="Embed" ProgID="CorelDraw.Graphic.7" ShapeID="_x0000_i1026" DrawAspect="Content" ObjectID="_1837105359" r:id="rId33"/>
+                                <o:OLEObject Type="Embed" ProgID="CorelDraw.Graphic.7" ShapeID="_x0000_i1026" DrawAspect="Content" ObjectID="_1837105537" r:id="rId33"/>
                               </w:object>
                             </w:r>
                           </w:p>
@@ -13850,7 +13858,7 @@
                           <v:shape id="_x0000_i1026" type="#_x0000_t75" style="width:94.65pt;height:94.65pt" o:ole="" fillcolor="window">
                             <v:imagedata r:id="rId9" o:title=""/>
                           </v:shape>
-                          <o:OLEObject Type="Embed" ProgID="CorelDraw.Graphic.7" ShapeID="_x0000_i1026" DrawAspect="Content" ObjectID="_1837105359" r:id="rId34"/>
+                          <o:OLEObject Type="Embed" ProgID="CorelDraw.Graphic.7" ShapeID="_x0000_i1026" DrawAspect="Content" ObjectID="_1837105537" r:id="rId34"/>
                         </w:object>
                       </w:r>
                     </w:p>
@@ -16514,7 +16522,7 @@
             <w:noProof/>
             <w:szCs w:val="24"/>
           </w:rPr>
-          <w:t>4</w:t>
+          <w:t>2</w:t>
         </w:r>
         <w:r>
           <w:rPr>
@@ -16583,7 +16591,7 @@
             <w:noProof/>
             <w:szCs w:val="24"/>
           </w:rPr>
-          <w:t>3</w:t>
+          <w:t>1</w:t>
         </w:r>
         <w:r>
           <w:rPr>
@@ -22102,7 +22110,7 @@
 </file>
 
 <file path=customXml/itemProps1.xml><?xml version="1.0" encoding="utf-8"?>
-<ds:datastoreItem xmlns:ds="http://schemas.openxmlformats.org/officeDocument/2006/customXml" ds:itemID="{1D6F090A-57F4-41DB-B498-DB8E43018EDB}">
+<ds:datastoreItem xmlns:ds="http://schemas.openxmlformats.org/officeDocument/2006/customXml" ds:itemID="{560145D6-91D1-47F1-A2C5-FC6D7B2FE0E9}">
   <ds:schemaRefs>
     <ds:schemaRef ds:uri="http://schemas.openxmlformats.org/officeDocument/2006/bibliography"/>
   </ds:schemaRefs>

--- a/FTN_МSc_Luka_Ušljebrka.docx
+++ b/FTN_МSc_Luka_Ušljebrka.docx
@@ -72,7 +72,7 @@
                 <v:shape id="_x0000_i1025" type="#_x0000_t75" style="width:63.35pt;height:64.65pt" o:ole="" fillcolor="window">
                   <v:imagedata r:id="rId9" o:title=""/>
                 </v:shape>
-                <o:OLEObject Type="Embed" ProgID="CorelDraw.Graphic.7" ShapeID="_x0000_i1025" DrawAspect="Content" ObjectID="_1837105536" r:id="rId10"/>
+                <o:OLEObject Type="Embed" ProgID="CorelDraw.Graphic.7" ShapeID="_x0000_i1025" DrawAspect="Content" ObjectID="_1837411375" r:id="rId10"/>
               </w:object>
             </w:r>
           </w:p>
@@ -711,38 +711,13 @@
                 <w:sz w:val="18"/>
               </w:rPr>
             </w:pPr>
-            <w:proofErr w:type="spellStart"/>
             <w:r>
               <w:rPr>
                 <w:rFonts w:ascii="Arial" w:hAnsi="Arial"/>
                 <w:sz w:val="18"/>
               </w:rPr>
               <w:lastRenderedPageBreak/>
-              <w:t>Редни</w:t>
-            </w:r>
-            <w:proofErr w:type="spellEnd"/>
-            <w:r>
-              <w:rPr>
-                <w:rFonts w:ascii="Arial" w:hAnsi="Arial"/>
-                <w:sz w:val="18"/>
-              </w:rPr>
-              <w:t xml:space="preserve"> </w:t>
-            </w:r>
-            <w:proofErr w:type="spellStart"/>
-            <w:r>
-              <w:rPr>
-                <w:rFonts w:ascii="Arial" w:hAnsi="Arial"/>
-                <w:sz w:val="18"/>
-              </w:rPr>
-              <w:t>број</w:t>
-            </w:r>
-            <w:proofErr w:type="spellEnd"/>
-            <w:r>
-              <w:rPr>
-                <w:rFonts w:ascii="Arial" w:hAnsi="Arial"/>
-                <w:sz w:val="18"/>
-              </w:rPr>
-              <w:t xml:space="preserve">, </w:t>
+              <w:t xml:space="preserve">Редни број, </w:t>
             </w:r>
             <w:r>
               <w:rPr>
@@ -803,37 +778,12 @@
                 <w:sz w:val="18"/>
               </w:rPr>
             </w:pPr>
-            <w:proofErr w:type="spellStart"/>
-            <w:r>
-              <w:rPr>
-                <w:rFonts w:ascii="Arial" w:hAnsi="Arial"/>
-                <w:sz w:val="18"/>
-              </w:rPr>
-              <w:t>Идентификациони</w:t>
-            </w:r>
-            <w:proofErr w:type="spellEnd"/>
-            <w:r>
-              <w:rPr>
-                <w:rFonts w:ascii="Arial" w:hAnsi="Arial"/>
-                <w:sz w:val="18"/>
-              </w:rPr>
-              <w:t xml:space="preserve"> </w:t>
-            </w:r>
-            <w:proofErr w:type="spellStart"/>
-            <w:r>
-              <w:rPr>
-                <w:rFonts w:ascii="Arial" w:hAnsi="Arial"/>
-                <w:sz w:val="18"/>
-              </w:rPr>
-              <w:t>број</w:t>
-            </w:r>
-            <w:proofErr w:type="spellEnd"/>
-            <w:r>
-              <w:rPr>
-                <w:rFonts w:ascii="Arial" w:hAnsi="Arial"/>
-                <w:sz w:val="18"/>
-              </w:rPr>
-              <w:t xml:space="preserve">, </w:t>
+            <w:r>
+              <w:rPr>
+                <w:rFonts w:ascii="Arial" w:hAnsi="Arial"/>
+                <w:sz w:val="18"/>
+              </w:rPr>
+              <w:t xml:space="preserve">Идентификациони број, </w:t>
             </w:r>
             <w:r>
               <w:rPr>
@@ -894,37 +844,12 @@
                 <w:sz w:val="18"/>
               </w:rPr>
             </w:pPr>
-            <w:proofErr w:type="spellStart"/>
-            <w:r>
-              <w:rPr>
-                <w:rFonts w:ascii="Arial" w:hAnsi="Arial"/>
-                <w:sz w:val="18"/>
-              </w:rPr>
-              <w:t>Тип</w:t>
-            </w:r>
-            <w:proofErr w:type="spellEnd"/>
-            <w:r>
-              <w:rPr>
-                <w:rFonts w:ascii="Arial" w:hAnsi="Arial"/>
-                <w:sz w:val="18"/>
-              </w:rPr>
-              <w:t xml:space="preserve"> </w:t>
-            </w:r>
-            <w:proofErr w:type="spellStart"/>
-            <w:r>
-              <w:rPr>
-                <w:rFonts w:ascii="Arial" w:hAnsi="Arial"/>
-                <w:sz w:val="18"/>
-              </w:rPr>
-              <w:t>документације</w:t>
-            </w:r>
-            <w:proofErr w:type="spellEnd"/>
-            <w:r>
-              <w:rPr>
-                <w:rFonts w:ascii="Arial" w:hAnsi="Arial"/>
-                <w:sz w:val="18"/>
-              </w:rPr>
-              <w:t xml:space="preserve">, </w:t>
+            <w:r>
+              <w:rPr>
+                <w:rFonts w:ascii="Arial" w:hAnsi="Arial"/>
+                <w:sz w:val="18"/>
+              </w:rPr>
+              <w:t xml:space="preserve">Тип документације, </w:t>
             </w:r>
             <w:r>
               <w:rPr>
@@ -960,7 +885,6 @@
                 <w:sz w:val="18"/>
               </w:rPr>
             </w:pPr>
-            <w:proofErr w:type="spellStart"/>
             <w:r>
               <w:rPr>
                 <w:rFonts w:ascii="Arial" w:hAnsi="Arial" w:hint="cs"/>
@@ -968,7 +892,6 @@
               </w:rPr>
               <w:t>Монографска</w:t>
             </w:r>
-            <w:proofErr w:type="spellEnd"/>
             <w:r>
               <w:rPr>
                 <w:rFonts w:ascii="Arial" w:hAnsi="Arial"/>
@@ -976,7 +899,6 @@
               </w:rPr>
               <w:t xml:space="preserve"> </w:t>
             </w:r>
-            <w:proofErr w:type="spellStart"/>
             <w:r>
               <w:rPr>
                 <w:rFonts w:ascii="Arial" w:hAnsi="Arial" w:hint="cs"/>
@@ -984,7 +906,6 @@
               </w:rPr>
               <w:t>документација</w:t>
             </w:r>
-            <w:proofErr w:type="spellEnd"/>
           </w:p>
         </w:tc>
       </w:tr>
@@ -1010,37 +931,12 @@
                 <w:sz w:val="18"/>
               </w:rPr>
             </w:pPr>
-            <w:proofErr w:type="spellStart"/>
-            <w:r>
-              <w:rPr>
-                <w:rFonts w:ascii="Arial" w:hAnsi="Arial"/>
-                <w:sz w:val="18"/>
-              </w:rPr>
-              <w:t>Тип</w:t>
-            </w:r>
-            <w:proofErr w:type="spellEnd"/>
-            <w:r>
-              <w:rPr>
-                <w:rFonts w:ascii="Arial" w:hAnsi="Arial"/>
-                <w:sz w:val="18"/>
-              </w:rPr>
-              <w:t xml:space="preserve"> </w:t>
-            </w:r>
-            <w:proofErr w:type="spellStart"/>
-            <w:r>
-              <w:rPr>
-                <w:rFonts w:ascii="Arial" w:hAnsi="Arial"/>
-                <w:sz w:val="18"/>
-              </w:rPr>
-              <w:t>записа</w:t>
-            </w:r>
-            <w:proofErr w:type="spellEnd"/>
-            <w:r>
-              <w:rPr>
-                <w:rFonts w:ascii="Arial" w:hAnsi="Arial"/>
-                <w:sz w:val="18"/>
-              </w:rPr>
-              <w:t xml:space="preserve">, </w:t>
+            <w:r>
+              <w:rPr>
+                <w:rFonts w:ascii="Arial" w:hAnsi="Arial"/>
+                <w:sz w:val="18"/>
+              </w:rPr>
+              <w:t xml:space="preserve">Тип записа, </w:t>
             </w:r>
             <w:r>
               <w:rPr>
@@ -1076,7 +972,6 @@
                 <w:sz w:val="18"/>
               </w:rPr>
             </w:pPr>
-            <w:proofErr w:type="spellStart"/>
             <w:r>
               <w:rPr>
                 <w:rFonts w:ascii="Arial" w:hAnsi="Arial" w:hint="cs"/>
@@ -1084,7 +979,6 @@
               </w:rPr>
               <w:t>Текстуални</w:t>
             </w:r>
-            <w:proofErr w:type="spellEnd"/>
             <w:r>
               <w:rPr>
                 <w:rFonts w:ascii="Arial" w:hAnsi="Arial"/>
@@ -1092,7 +986,6 @@
               </w:rPr>
               <w:t xml:space="preserve"> </w:t>
             </w:r>
-            <w:proofErr w:type="spellStart"/>
             <w:r>
               <w:rPr>
                 <w:rFonts w:ascii="Arial" w:hAnsi="Arial" w:hint="cs"/>
@@ -1100,7 +993,6 @@
               </w:rPr>
               <w:t>штампани</w:t>
             </w:r>
-            <w:proofErr w:type="spellEnd"/>
             <w:r>
               <w:rPr>
                 <w:rFonts w:ascii="Arial" w:hAnsi="Arial"/>
@@ -1108,7 +1000,6 @@
               </w:rPr>
               <w:t xml:space="preserve"> </w:t>
             </w:r>
-            <w:proofErr w:type="spellStart"/>
             <w:r>
               <w:rPr>
                 <w:rFonts w:ascii="Arial" w:hAnsi="Arial" w:hint="cs"/>
@@ -1116,7 +1007,6 @@
               </w:rPr>
               <w:t>материјал</w:t>
             </w:r>
-            <w:proofErr w:type="spellEnd"/>
           </w:p>
         </w:tc>
       </w:tr>
@@ -1142,37 +1032,12 @@
                 <w:sz w:val="18"/>
               </w:rPr>
             </w:pPr>
-            <w:proofErr w:type="spellStart"/>
-            <w:r>
-              <w:rPr>
-                <w:rFonts w:ascii="Arial" w:hAnsi="Arial"/>
-                <w:sz w:val="18"/>
-              </w:rPr>
-              <w:t>Врста</w:t>
-            </w:r>
-            <w:proofErr w:type="spellEnd"/>
-            <w:r>
-              <w:rPr>
-                <w:rFonts w:ascii="Arial" w:hAnsi="Arial"/>
-                <w:sz w:val="18"/>
-              </w:rPr>
-              <w:t xml:space="preserve"> </w:t>
-            </w:r>
-            <w:proofErr w:type="spellStart"/>
-            <w:r>
-              <w:rPr>
-                <w:rFonts w:ascii="Arial" w:hAnsi="Arial"/>
-                <w:sz w:val="18"/>
-              </w:rPr>
-              <w:t>рада</w:t>
-            </w:r>
-            <w:proofErr w:type="spellEnd"/>
-            <w:r>
-              <w:rPr>
-                <w:rFonts w:ascii="Arial" w:hAnsi="Arial"/>
-                <w:sz w:val="18"/>
-              </w:rPr>
-              <w:t xml:space="preserve">, </w:t>
+            <w:r>
+              <w:rPr>
+                <w:rFonts w:ascii="Arial" w:hAnsi="Arial"/>
+                <w:sz w:val="18"/>
+              </w:rPr>
+              <w:t xml:space="preserve">Врста рада, </w:t>
             </w:r>
             <w:r>
               <w:rPr>
@@ -1249,21 +1114,12 @@
                 <w:sz w:val="18"/>
               </w:rPr>
             </w:pPr>
-            <w:proofErr w:type="spellStart"/>
-            <w:r>
-              <w:rPr>
-                <w:rFonts w:ascii="Arial" w:hAnsi="Arial"/>
-                <w:sz w:val="18"/>
-              </w:rPr>
-              <w:t>Аутор</w:t>
-            </w:r>
-            <w:proofErr w:type="spellEnd"/>
-            <w:r>
-              <w:rPr>
-                <w:rFonts w:ascii="Arial" w:hAnsi="Arial"/>
-                <w:sz w:val="18"/>
-              </w:rPr>
-              <w:t xml:space="preserve">, </w:t>
+            <w:r>
+              <w:rPr>
+                <w:rFonts w:ascii="Arial" w:hAnsi="Arial"/>
+                <w:sz w:val="18"/>
+              </w:rPr>
+              <w:t xml:space="preserve">Аутор, </w:t>
             </w:r>
             <w:r>
               <w:rPr>
@@ -1333,21 +1189,12 @@
                 <w:sz w:val="18"/>
               </w:rPr>
             </w:pPr>
-            <w:proofErr w:type="spellStart"/>
-            <w:r>
-              <w:rPr>
-                <w:rFonts w:ascii="Arial" w:hAnsi="Arial"/>
-                <w:sz w:val="18"/>
-              </w:rPr>
-              <w:t>Ментор</w:t>
-            </w:r>
-            <w:proofErr w:type="spellEnd"/>
-            <w:r>
-              <w:rPr>
-                <w:rFonts w:ascii="Arial" w:hAnsi="Arial"/>
-                <w:sz w:val="18"/>
-              </w:rPr>
-              <w:t xml:space="preserve">, </w:t>
+            <w:r>
+              <w:rPr>
+                <w:rFonts w:ascii="Arial" w:hAnsi="Arial"/>
+                <w:sz w:val="18"/>
+              </w:rPr>
+              <w:t xml:space="preserve">Ментор, </w:t>
             </w:r>
             <w:r>
               <w:rPr>
@@ -1433,37 +1280,12 @@
                 <w:sz w:val="18"/>
               </w:rPr>
             </w:pPr>
-            <w:proofErr w:type="spellStart"/>
-            <w:r>
-              <w:rPr>
-                <w:rFonts w:ascii="Arial" w:hAnsi="Arial"/>
-                <w:sz w:val="18"/>
-              </w:rPr>
-              <w:t>Наслов</w:t>
-            </w:r>
-            <w:proofErr w:type="spellEnd"/>
-            <w:r>
-              <w:rPr>
-                <w:rFonts w:ascii="Arial" w:hAnsi="Arial"/>
-                <w:sz w:val="18"/>
-              </w:rPr>
-              <w:t xml:space="preserve"> </w:t>
-            </w:r>
-            <w:proofErr w:type="spellStart"/>
-            <w:r>
-              <w:rPr>
-                <w:rFonts w:ascii="Arial" w:hAnsi="Arial"/>
-                <w:sz w:val="18"/>
-              </w:rPr>
-              <w:t>рада</w:t>
-            </w:r>
-            <w:proofErr w:type="spellEnd"/>
-            <w:r>
-              <w:rPr>
-                <w:rFonts w:ascii="Arial" w:hAnsi="Arial"/>
-                <w:sz w:val="18"/>
-              </w:rPr>
-              <w:t xml:space="preserve">, </w:t>
+            <w:r>
+              <w:rPr>
+                <w:rFonts w:ascii="Arial" w:hAnsi="Arial"/>
+                <w:sz w:val="18"/>
+              </w:rPr>
+              <w:t xml:space="preserve">Наслов рада, </w:t>
             </w:r>
             <w:r>
               <w:rPr>
@@ -1586,37 +1408,12 @@
                 <w:sz w:val="18"/>
               </w:rPr>
             </w:pPr>
-            <w:proofErr w:type="spellStart"/>
-            <w:r>
-              <w:rPr>
-                <w:rFonts w:ascii="Arial" w:hAnsi="Arial"/>
-                <w:sz w:val="18"/>
-              </w:rPr>
-              <w:t>Језик</w:t>
-            </w:r>
-            <w:proofErr w:type="spellEnd"/>
-            <w:r>
-              <w:rPr>
-                <w:rFonts w:ascii="Arial" w:hAnsi="Arial"/>
-                <w:sz w:val="18"/>
-              </w:rPr>
-              <w:t xml:space="preserve"> </w:t>
-            </w:r>
-            <w:proofErr w:type="spellStart"/>
-            <w:r>
-              <w:rPr>
-                <w:rFonts w:ascii="Arial" w:hAnsi="Arial"/>
-                <w:sz w:val="18"/>
-              </w:rPr>
-              <w:t>публикације</w:t>
-            </w:r>
-            <w:proofErr w:type="spellEnd"/>
-            <w:r>
-              <w:rPr>
-                <w:rFonts w:ascii="Arial" w:hAnsi="Arial"/>
-                <w:sz w:val="18"/>
-              </w:rPr>
-              <w:t xml:space="preserve">, </w:t>
+            <w:r>
+              <w:rPr>
+                <w:rFonts w:ascii="Arial" w:hAnsi="Arial"/>
+                <w:sz w:val="18"/>
+              </w:rPr>
+              <w:t xml:space="preserve">Језик публикације, </w:t>
             </w:r>
             <w:r>
               <w:rPr>
@@ -1652,7 +1449,6 @@
                 <w:sz w:val="18"/>
               </w:rPr>
             </w:pPr>
-            <w:proofErr w:type="spellStart"/>
             <w:r>
               <w:rPr>
                 <w:rFonts w:ascii="Arial" w:hAnsi="Arial" w:hint="cs"/>
@@ -1660,7 +1456,6 @@
               </w:rPr>
               <w:t>Српски</w:t>
             </w:r>
-            <w:proofErr w:type="spellEnd"/>
             <w:r>
               <w:rPr>
                 <w:rFonts w:ascii="Arial" w:hAnsi="Arial"/>
@@ -1668,7 +1463,6 @@
               </w:rPr>
               <w:t xml:space="preserve"> / </w:t>
             </w:r>
-            <w:proofErr w:type="spellStart"/>
             <w:r>
               <w:rPr>
                 <w:rFonts w:ascii="Arial" w:hAnsi="Arial" w:hint="cs"/>
@@ -1676,7 +1470,6 @@
               </w:rPr>
               <w:t>ћирилица</w:t>
             </w:r>
-            <w:proofErr w:type="spellEnd"/>
           </w:p>
         </w:tc>
       </w:tr>
@@ -1702,37 +1495,12 @@
                 <w:sz w:val="18"/>
               </w:rPr>
             </w:pPr>
-            <w:proofErr w:type="spellStart"/>
-            <w:r>
-              <w:rPr>
-                <w:rFonts w:ascii="Arial" w:hAnsi="Arial"/>
-                <w:sz w:val="18"/>
-              </w:rPr>
-              <w:t>Језик</w:t>
-            </w:r>
-            <w:proofErr w:type="spellEnd"/>
-            <w:r>
-              <w:rPr>
-                <w:rFonts w:ascii="Arial" w:hAnsi="Arial"/>
-                <w:sz w:val="18"/>
-              </w:rPr>
-              <w:t xml:space="preserve"> </w:t>
-            </w:r>
-            <w:proofErr w:type="spellStart"/>
-            <w:r>
-              <w:rPr>
-                <w:rFonts w:ascii="Arial" w:hAnsi="Arial"/>
-                <w:sz w:val="18"/>
-              </w:rPr>
-              <w:t>извода</w:t>
-            </w:r>
-            <w:proofErr w:type="spellEnd"/>
-            <w:r>
-              <w:rPr>
-                <w:rFonts w:ascii="Arial" w:hAnsi="Arial"/>
-                <w:sz w:val="18"/>
-              </w:rPr>
-              <w:t xml:space="preserve">, </w:t>
+            <w:r>
+              <w:rPr>
+                <w:rFonts w:ascii="Arial" w:hAnsi="Arial"/>
+                <w:sz w:val="18"/>
+              </w:rPr>
+              <w:t xml:space="preserve">Језик извода, </w:t>
             </w:r>
             <w:r>
               <w:rPr>
@@ -1768,7 +1536,6 @@
                 <w:sz w:val="18"/>
               </w:rPr>
             </w:pPr>
-            <w:proofErr w:type="spellStart"/>
             <w:r>
               <w:rPr>
                 <w:rFonts w:ascii="Arial" w:hAnsi="Arial" w:hint="cs"/>
@@ -1776,7 +1543,6 @@
               </w:rPr>
               <w:t>Српски</w:t>
             </w:r>
-            <w:proofErr w:type="spellEnd"/>
           </w:p>
         </w:tc>
       </w:tr>
@@ -1802,7 +1568,6 @@
                 <w:sz w:val="18"/>
               </w:rPr>
             </w:pPr>
-            <w:proofErr w:type="spellStart"/>
             <w:r>
               <w:rPr>
                 <w:rFonts w:ascii="Arial" w:hAnsi="Arial"/>
@@ -1810,7 +1575,6 @@
               </w:rPr>
               <w:t>Зем</w:t>
             </w:r>
-            <w:proofErr w:type="spellEnd"/>
             <w:r>
               <w:rPr>
                 <w:rFonts w:ascii="Arial" w:hAnsi="Arial"/>
@@ -1824,17 +1588,8 @@
                 <w:rFonts w:ascii="Arial" w:hAnsi="Arial"/>
                 <w:sz w:val="18"/>
               </w:rPr>
-              <w:t xml:space="preserve">а </w:t>
-            </w:r>
-            <w:proofErr w:type="spellStart"/>
-            <w:r>
-              <w:rPr>
-                <w:rFonts w:ascii="Arial" w:hAnsi="Arial"/>
-                <w:sz w:val="18"/>
-              </w:rPr>
-              <w:t>публикова</w:t>
-            </w:r>
-            <w:proofErr w:type="spellEnd"/>
+              <w:t>а публикова</w:t>
+            </w:r>
             <w:r>
               <w:rPr>
                 <w:rFonts w:ascii="Arial" w:hAnsi="Arial"/>
@@ -1884,7 +1639,6 @@
                 <w:sz w:val="18"/>
               </w:rPr>
             </w:pPr>
-            <w:proofErr w:type="spellStart"/>
             <w:r>
               <w:rPr>
                 <w:rFonts w:ascii="Arial" w:hAnsi="Arial" w:hint="cs"/>
@@ -1892,7 +1646,6 @@
               </w:rPr>
               <w:t>Република</w:t>
             </w:r>
-            <w:proofErr w:type="spellEnd"/>
             <w:r>
               <w:rPr>
                 <w:rFonts w:ascii="Arial" w:hAnsi="Arial"/>
@@ -1900,7 +1653,6 @@
               </w:rPr>
               <w:t xml:space="preserve"> </w:t>
             </w:r>
-            <w:proofErr w:type="spellStart"/>
             <w:r>
               <w:rPr>
                 <w:rFonts w:ascii="Arial" w:hAnsi="Arial" w:hint="cs"/>
@@ -1908,7 +1660,6 @@
               </w:rPr>
               <w:t>Србија</w:t>
             </w:r>
-            <w:proofErr w:type="spellEnd"/>
           </w:p>
         </w:tc>
       </w:tr>
@@ -1954,33 +1705,8 @@
                 <w:rFonts w:ascii="Arial" w:hAnsi="Arial"/>
                 <w:sz w:val="18"/>
               </w:rPr>
-              <w:t xml:space="preserve">е </w:t>
-            </w:r>
-            <w:proofErr w:type="spellStart"/>
-            <w:r>
-              <w:rPr>
-                <w:rFonts w:ascii="Arial" w:hAnsi="Arial"/>
-                <w:sz w:val="18"/>
-              </w:rPr>
-              <w:t>географско</w:t>
-            </w:r>
-            <w:proofErr w:type="spellEnd"/>
-            <w:r>
-              <w:rPr>
-                <w:rFonts w:ascii="Arial" w:hAnsi="Arial"/>
-                <w:sz w:val="18"/>
-              </w:rPr>
-              <w:t xml:space="preserve"> </w:t>
-            </w:r>
-            <w:proofErr w:type="spellStart"/>
-            <w:r>
-              <w:rPr>
-                <w:rFonts w:ascii="Arial" w:hAnsi="Arial"/>
-                <w:sz w:val="18"/>
-              </w:rPr>
-              <w:t>подру</w:t>
-            </w:r>
-            <w:proofErr w:type="spellEnd"/>
+              <w:t>е географско подру</w:t>
+            </w:r>
             <w:r>
               <w:rPr>
                 <w:rFonts w:ascii="Arial" w:hAnsi="Arial"/>
@@ -1989,21 +1715,12 @@
               </w:rPr>
               <w:t>ч</w:t>
             </w:r>
-            <w:proofErr w:type="spellStart"/>
-            <w:r>
-              <w:rPr>
-                <w:rFonts w:ascii="Arial" w:hAnsi="Arial"/>
-                <w:sz w:val="18"/>
-              </w:rPr>
-              <w:t>је</w:t>
-            </w:r>
-            <w:proofErr w:type="spellEnd"/>
-            <w:r>
-              <w:rPr>
-                <w:rFonts w:ascii="Arial" w:hAnsi="Arial"/>
-                <w:sz w:val="18"/>
-              </w:rPr>
-              <w:t xml:space="preserve">, </w:t>
+            <w:r>
+              <w:rPr>
+                <w:rFonts w:ascii="Arial" w:hAnsi="Arial"/>
+                <w:sz w:val="18"/>
+              </w:rPr>
+              <w:t xml:space="preserve">је, </w:t>
             </w:r>
             <w:r>
               <w:rPr>
@@ -2053,7 +1770,6 @@
               </w:rPr>
               <w:t xml:space="preserve"> </w:t>
             </w:r>
-            <w:proofErr w:type="spellStart"/>
             <w:r>
               <w:rPr>
                 <w:rFonts w:ascii="Arial" w:hAnsi="Arial" w:hint="cs"/>
@@ -2061,7 +1777,6 @@
               </w:rPr>
               <w:t>Војводина</w:t>
             </w:r>
-            <w:proofErr w:type="spellEnd"/>
           </w:p>
         </w:tc>
       </w:tr>
@@ -2087,21 +1802,12 @@
                 <w:sz w:val="18"/>
               </w:rPr>
             </w:pPr>
-            <w:proofErr w:type="spellStart"/>
-            <w:r>
-              <w:rPr>
-                <w:rFonts w:ascii="Arial" w:hAnsi="Arial"/>
-                <w:sz w:val="18"/>
-              </w:rPr>
-              <w:t>Година</w:t>
-            </w:r>
-            <w:proofErr w:type="spellEnd"/>
-            <w:r>
-              <w:rPr>
-                <w:rFonts w:ascii="Arial" w:hAnsi="Arial"/>
-                <w:sz w:val="18"/>
-              </w:rPr>
-              <w:t xml:space="preserve">, </w:t>
+            <w:r>
+              <w:rPr>
+                <w:rFonts w:ascii="Arial" w:hAnsi="Arial"/>
+                <w:sz w:val="18"/>
+              </w:rPr>
+              <w:t xml:space="preserve">Година, </w:t>
             </w:r>
             <w:r>
               <w:rPr>
@@ -2171,7 +1877,6 @@
                 <w:sz w:val="18"/>
               </w:rPr>
             </w:pPr>
-            <w:proofErr w:type="spellStart"/>
             <w:r>
               <w:rPr>
                 <w:rFonts w:ascii="Arial" w:hAnsi="Arial"/>
@@ -2179,7 +1884,6 @@
               </w:rPr>
               <w:t>Издава</w:t>
             </w:r>
-            <w:proofErr w:type="spellEnd"/>
             <w:r>
               <w:rPr>
                 <w:rFonts w:ascii="Arial" w:hAnsi="Arial"/>
@@ -2229,7 +1933,6 @@
                 <w:sz w:val="18"/>
               </w:rPr>
             </w:pPr>
-            <w:proofErr w:type="spellStart"/>
             <w:r>
               <w:rPr>
                 <w:rFonts w:ascii="Arial" w:hAnsi="Arial" w:hint="cs"/>
@@ -2237,7 +1940,6 @@
               </w:rPr>
               <w:t>Ауторски</w:t>
             </w:r>
-            <w:proofErr w:type="spellEnd"/>
             <w:r>
               <w:rPr>
                 <w:rFonts w:ascii="Arial" w:hAnsi="Arial"/>
@@ -2245,7 +1947,6 @@
               </w:rPr>
               <w:t xml:space="preserve"> </w:t>
             </w:r>
-            <w:proofErr w:type="spellStart"/>
             <w:r>
               <w:rPr>
                 <w:rFonts w:ascii="Arial" w:hAnsi="Arial" w:hint="cs"/>
@@ -2253,7 +1954,6 @@
               </w:rPr>
               <w:t>репринт</w:t>
             </w:r>
-            <w:proofErr w:type="spellEnd"/>
           </w:p>
         </w:tc>
       </w:tr>
@@ -2279,37 +1979,12 @@
                 <w:sz w:val="18"/>
               </w:rPr>
             </w:pPr>
-            <w:proofErr w:type="spellStart"/>
-            <w:r>
-              <w:rPr>
-                <w:rFonts w:ascii="Arial" w:hAnsi="Arial"/>
-                <w:sz w:val="18"/>
-              </w:rPr>
-              <w:t>Место</w:t>
-            </w:r>
-            <w:proofErr w:type="spellEnd"/>
-            <w:r>
-              <w:rPr>
-                <w:rFonts w:ascii="Arial" w:hAnsi="Arial"/>
-                <w:sz w:val="18"/>
-              </w:rPr>
-              <w:t xml:space="preserve"> и </w:t>
-            </w:r>
-            <w:proofErr w:type="spellStart"/>
-            <w:r>
-              <w:rPr>
-                <w:rFonts w:ascii="Arial" w:hAnsi="Arial"/>
-                <w:sz w:val="18"/>
-              </w:rPr>
-              <w:t>адреса</w:t>
-            </w:r>
-            <w:proofErr w:type="spellEnd"/>
-            <w:r>
-              <w:rPr>
-                <w:rFonts w:ascii="Arial" w:hAnsi="Arial"/>
-                <w:sz w:val="18"/>
-              </w:rPr>
-              <w:t xml:space="preserve">, </w:t>
+            <w:r>
+              <w:rPr>
+                <w:rFonts w:ascii="Arial" w:hAnsi="Arial"/>
+                <w:sz w:val="18"/>
+              </w:rPr>
+              <w:t xml:space="preserve">Место и адреса, </w:t>
             </w:r>
             <w:r>
               <w:rPr>
@@ -2345,7 +2020,6 @@
                 <w:sz w:val="18"/>
               </w:rPr>
             </w:pPr>
-            <w:proofErr w:type="spellStart"/>
             <w:r>
               <w:rPr>
                 <w:rFonts w:ascii="Arial" w:hAnsi="Arial" w:hint="cs"/>
@@ -2353,7 +2027,6 @@
               </w:rPr>
               <w:t>Нови</w:t>
             </w:r>
-            <w:proofErr w:type="spellEnd"/>
             <w:r>
               <w:rPr>
                 <w:rFonts w:ascii="Arial" w:hAnsi="Arial"/>
@@ -2361,7 +2034,6 @@
               </w:rPr>
               <w:t xml:space="preserve"> </w:t>
             </w:r>
-            <w:proofErr w:type="spellStart"/>
             <w:r>
               <w:rPr>
                 <w:rFonts w:ascii="Arial" w:hAnsi="Arial" w:hint="cs"/>
@@ -2369,7 +2041,6 @@
               </w:rPr>
               <w:t>Сад</w:t>
             </w:r>
-            <w:proofErr w:type="spellEnd"/>
             <w:r>
               <w:rPr>
                 <w:rFonts w:ascii="Arial" w:hAnsi="Arial"/>
@@ -2385,7 +2056,6 @@
               </w:rPr>
               <w:t xml:space="preserve"> </w:t>
             </w:r>
-            <w:proofErr w:type="spellStart"/>
             <w:r>
               <w:rPr>
                 <w:rFonts w:ascii="Arial" w:hAnsi="Arial" w:hint="cs"/>
@@ -2393,7 +2063,6 @@
               </w:rPr>
               <w:t>Трг</w:t>
             </w:r>
-            <w:proofErr w:type="spellEnd"/>
             <w:r>
               <w:rPr>
                 <w:rFonts w:ascii="Arial" w:hAnsi="Arial"/>
@@ -2401,7 +2070,6 @@
               </w:rPr>
               <w:t xml:space="preserve"> </w:t>
             </w:r>
-            <w:proofErr w:type="spellStart"/>
             <w:r>
               <w:rPr>
                 <w:rFonts w:ascii="Arial" w:hAnsi="Arial" w:hint="cs"/>
@@ -2409,7 +2077,6 @@
               </w:rPr>
               <w:t>Доситеја</w:t>
             </w:r>
-            <w:proofErr w:type="spellEnd"/>
             <w:r>
               <w:rPr>
                 <w:rFonts w:ascii="Arial" w:hAnsi="Arial"/>
@@ -2417,7 +2084,6 @@
               </w:rPr>
               <w:t xml:space="preserve"> </w:t>
             </w:r>
-            <w:proofErr w:type="spellStart"/>
             <w:r>
               <w:rPr>
                 <w:rFonts w:ascii="Arial" w:hAnsi="Arial" w:hint="cs"/>
@@ -2425,7 +2091,6 @@
               </w:rPr>
               <w:t>Обрадовића</w:t>
             </w:r>
-            <w:proofErr w:type="spellEnd"/>
             <w:r>
               <w:rPr>
                 <w:rFonts w:ascii="Arial" w:hAnsi="Arial"/>
@@ -2458,7 +2123,6 @@
                 <w:sz w:val="20"/>
               </w:rPr>
             </w:pPr>
-            <w:proofErr w:type="spellStart"/>
             <w:r>
               <w:rPr>
                 <w:rFonts w:ascii="Arial" w:hAnsi="Arial"/>
@@ -2466,7 +2130,6 @@
               </w:rPr>
               <w:t>Физи</w:t>
             </w:r>
-            <w:proofErr w:type="spellEnd"/>
             <w:r>
               <w:rPr>
                 <w:rFonts w:ascii="Arial" w:hAnsi="Arial"/>
@@ -2475,53 +2138,12 @@
               </w:rPr>
               <w:t>ч</w:t>
             </w:r>
-            <w:proofErr w:type="spellStart"/>
-            <w:r>
-              <w:rPr>
-                <w:rFonts w:ascii="Arial" w:hAnsi="Arial"/>
-                <w:sz w:val="18"/>
-              </w:rPr>
-              <w:t>ки</w:t>
-            </w:r>
-            <w:proofErr w:type="spellEnd"/>
-            <w:r>
-              <w:rPr>
-                <w:rFonts w:ascii="Arial" w:hAnsi="Arial"/>
-                <w:sz w:val="18"/>
-              </w:rPr>
-              <w:t xml:space="preserve"> </w:t>
-            </w:r>
-            <w:proofErr w:type="spellStart"/>
-            <w:r>
-              <w:rPr>
-                <w:rFonts w:ascii="Arial" w:hAnsi="Arial"/>
-                <w:sz w:val="18"/>
-              </w:rPr>
-              <w:t>опис</w:t>
-            </w:r>
-            <w:proofErr w:type="spellEnd"/>
-            <w:r>
-              <w:rPr>
-                <w:rFonts w:ascii="Arial" w:hAnsi="Arial"/>
-                <w:sz w:val="18"/>
-              </w:rPr>
-              <w:t xml:space="preserve"> </w:t>
-            </w:r>
-            <w:proofErr w:type="spellStart"/>
-            <w:r>
-              <w:rPr>
-                <w:rFonts w:ascii="Arial" w:hAnsi="Arial"/>
-                <w:sz w:val="18"/>
-              </w:rPr>
-              <w:t>рада</w:t>
-            </w:r>
-            <w:proofErr w:type="spellEnd"/>
-            <w:r>
-              <w:rPr>
-                <w:rFonts w:ascii="Arial" w:hAnsi="Arial"/>
-                <w:sz w:val="18"/>
-              </w:rPr>
-              <w:t xml:space="preserve">, </w:t>
+            <w:r>
+              <w:rPr>
+                <w:rFonts w:ascii="Arial" w:hAnsi="Arial"/>
+                <w:sz w:val="18"/>
+              </w:rPr>
+              <w:t xml:space="preserve">ки опис рада, </w:t>
             </w:r>
             <w:r>
               <w:rPr>
@@ -2551,18 +2173,8 @@
                 <w:spacing w:val="-4"/>
                 <w:sz w:val="13"/>
               </w:rPr>
-              <w:t>(</w:t>
-            </w:r>
-            <w:proofErr w:type="spellStart"/>
-            <w:r>
-              <w:rPr>
-                <w:rFonts w:ascii="Arial" w:hAnsi="Arial"/>
-                <w:spacing w:val="-4"/>
-                <w:sz w:val="13"/>
-              </w:rPr>
-              <w:t>поглав</w:t>
-            </w:r>
-            <w:proofErr w:type="spellEnd"/>
+              <w:t>(поглав</w:t>
+            </w:r>
             <w:r>
               <w:rPr>
                 <w:rFonts w:ascii="Arial" w:hAnsi="Arial"/>
@@ -2578,97 +2190,7 @@
                 <w:spacing w:val="-4"/>
                 <w:sz w:val="13"/>
               </w:rPr>
-              <w:t>а/</w:t>
-            </w:r>
-            <w:proofErr w:type="spellStart"/>
-            <w:r>
-              <w:rPr>
-                <w:rFonts w:ascii="Arial" w:hAnsi="Arial"/>
-                <w:spacing w:val="-4"/>
-                <w:sz w:val="13"/>
-              </w:rPr>
-              <w:t>страна</w:t>
-            </w:r>
-            <w:proofErr w:type="spellEnd"/>
-            <w:r>
-              <w:rPr>
-                <w:rFonts w:ascii="Arial" w:hAnsi="Arial"/>
-                <w:spacing w:val="-4"/>
-                <w:sz w:val="13"/>
-              </w:rPr>
-              <w:t>/</w:t>
-            </w:r>
-            <w:proofErr w:type="spellStart"/>
-            <w:r>
-              <w:rPr>
-                <w:rFonts w:ascii="Arial" w:hAnsi="Arial"/>
-                <w:spacing w:val="-4"/>
-                <w:sz w:val="13"/>
-              </w:rPr>
-              <w:t>цитата</w:t>
-            </w:r>
-            <w:proofErr w:type="spellEnd"/>
-            <w:r>
-              <w:rPr>
-                <w:rFonts w:ascii="Arial" w:hAnsi="Arial"/>
-                <w:spacing w:val="-4"/>
-                <w:sz w:val="13"/>
-              </w:rPr>
-              <w:t>/</w:t>
-            </w:r>
-            <w:proofErr w:type="spellStart"/>
-            <w:r>
-              <w:rPr>
-                <w:rFonts w:ascii="Arial" w:hAnsi="Arial"/>
-                <w:spacing w:val="-4"/>
-                <w:sz w:val="13"/>
-              </w:rPr>
-              <w:t>табела</w:t>
-            </w:r>
-            <w:proofErr w:type="spellEnd"/>
-            <w:r>
-              <w:rPr>
-                <w:rFonts w:ascii="Arial" w:hAnsi="Arial"/>
-                <w:spacing w:val="-4"/>
-                <w:sz w:val="13"/>
-              </w:rPr>
-              <w:t>/</w:t>
-            </w:r>
-            <w:proofErr w:type="spellStart"/>
-            <w:r>
-              <w:rPr>
-                <w:rFonts w:ascii="Arial" w:hAnsi="Arial"/>
-                <w:spacing w:val="-4"/>
-                <w:sz w:val="13"/>
-              </w:rPr>
-              <w:t>слика</w:t>
-            </w:r>
-            <w:proofErr w:type="spellEnd"/>
-            <w:r>
-              <w:rPr>
-                <w:rFonts w:ascii="Arial" w:hAnsi="Arial"/>
-                <w:spacing w:val="-4"/>
-                <w:sz w:val="13"/>
-              </w:rPr>
-              <w:t>/</w:t>
-            </w:r>
-            <w:proofErr w:type="spellStart"/>
-            <w:r>
-              <w:rPr>
-                <w:rFonts w:ascii="Arial" w:hAnsi="Arial"/>
-                <w:spacing w:val="-4"/>
-                <w:sz w:val="13"/>
-              </w:rPr>
-              <w:t>графика</w:t>
-            </w:r>
-            <w:proofErr w:type="spellEnd"/>
-            <w:r>
-              <w:rPr>
-                <w:rFonts w:ascii="Arial" w:hAnsi="Arial"/>
-                <w:spacing w:val="-4"/>
-                <w:sz w:val="13"/>
-              </w:rPr>
-              <w:t>/</w:t>
+              <w:t>а/страна/цитата/табела/слика/графика/</w:t>
             </w:r>
             <w:r>
               <w:rPr>
@@ -2679,23 +2201,13 @@
               </w:rPr>
               <w:t>листинга/</w:t>
             </w:r>
-            <w:proofErr w:type="spellStart"/>
             <w:r>
               <w:rPr>
                 <w:rFonts w:ascii="Arial" w:hAnsi="Arial"/>
                 <w:spacing w:val="-4"/>
                 <w:sz w:val="13"/>
               </w:rPr>
-              <w:t>прилога</w:t>
-            </w:r>
-            <w:proofErr w:type="spellEnd"/>
-            <w:r>
-              <w:rPr>
-                <w:rFonts w:ascii="Arial" w:hAnsi="Arial"/>
-                <w:spacing w:val="-4"/>
-                <w:sz w:val="13"/>
-              </w:rPr>
-              <w:t>)</w:t>
+              <w:t>прилога)</w:t>
             </w:r>
           </w:p>
         </w:tc>
@@ -2767,7 +2279,6 @@
                 <w:sz w:val="18"/>
               </w:rPr>
             </w:pPr>
-            <w:proofErr w:type="spellStart"/>
             <w:r>
               <w:rPr>
                 <w:rFonts w:ascii="Arial" w:hAnsi="Arial"/>
@@ -2775,7 +2286,6 @@
               </w:rPr>
               <w:t>Нау</w:t>
             </w:r>
-            <w:proofErr w:type="spellEnd"/>
             <w:r>
               <w:rPr>
                 <w:rFonts w:ascii="Arial" w:hAnsi="Arial"/>
@@ -2784,37 +2294,12 @@
               </w:rPr>
               <w:t>ч</w:t>
             </w:r>
-            <w:proofErr w:type="spellStart"/>
-            <w:r>
-              <w:rPr>
-                <w:rFonts w:ascii="Arial" w:hAnsi="Arial"/>
-                <w:sz w:val="18"/>
-              </w:rPr>
-              <w:t>на</w:t>
-            </w:r>
-            <w:proofErr w:type="spellEnd"/>
-            <w:r>
-              <w:rPr>
-                <w:rFonts w:ascii="Arial" w:hAnsi="Arial"/>
-                <w:sz w:val="18"/>
-              </w:rPr>
-              <w:t xml:space="preserve"> </w:t>
-            </w:r>
-            <w:proofErr w:type="spellStart"/>
-            <w:r>
-              <w:rPr>
-                <w:rFonts w:ascii="Arial" w:hAnsi="Arial"/>
-                <w:sz w:val="18"/>
-              </w:rPr>
-              <w:t>област</w:t>
-            </w:r>
-            <w:proofErr w:type="spellEnd"/>
-            <w:r>
-              <w:rPr>
-                <w:rFonts w:ascii="Arial" w:hAnsi="Arial"/>
-                <w:sz w:val="18"/>
-              </w:rPr>
-              <w:t xml:space="preserve">, </w:t>
+            <w:r>
+              <w:rPr>
+                <w:rFonts w:ascii="Arial" w:hAnsi="Arial"/>
+                <w:sz w:val="18"/>
+              </w:rPr>
+              <w:t xml:space="preserve">на област, </w:t>
             </w:r>
             <w:r>
               <w:rPr>
@@ -2850,7 +2335,6 @@
                 <w:sz w:val="18"/>
               </w:rPr>
             </w:pPr>
-            <w:proofErr w:type="spellStart"/>
             <w:r>
               <w:rPr>
                 <w:rFonts w:ascii="Arial" w:hAnsi="Arial" w:hint="cs"/>
@@ -2858,7 +2342,6 @@
               </w:rPr>
               <w:t>Електротехничко</w:t>
             </w:r>
-            <w:proofErr w:type="spellEnd"/>
             <w:r>
               <w:rPr>
                 <w:rFonts w:ascii="Arial" w:hAnsi="Arial"/>
@@ -2880,7 +2363,6 @@
               </w:rPr>
               <w:t xml:space="preserve"> </w:t>
             </w:r>
-            <w:proofErr w:type="spellStart"/>
             <w:r>
               <w:rPr>
                 <w:rFonts w:ascii="Arial" w:hAnsi="Arial" w:hint="cs"/>
@@ -2888,7 +2370,6 @@
               </w:rPr>
               <w:t>рачунарско</w:t>
             </w:r>
-            <w:proofErr w:type="spellEnd"/>
             <w:r>
               <w:rPr>
                 <w:rFonts w:ascii="Arial" w:hAnsi="Arial"/>
@@ -2896,7 +2377,6 @@
               </w:rPr>
               <w:t xml:space="preserve"> </w:t>
             </w:r>
-            <w:proofErr w:type="spellStart"/>
             <w:r>
               <w:rPr>
                 <w:rFonts w:ascii="Arial" w:hAnsi="Arial" w:hint="cs"/>
@@ -2904,7 +2384,6 @@
               </w:rPr>
               <w:t>инжењерство</w:t>
             </w:r>
-            <w:proofErr w:type="spellEnd"/>
           </w:p>
         </w:tc>
       </w:tr>
@@ -2930,7 +2409,6 @@
                 <w:sz w:val="18"/>
               </w:rPr>
             </w:pPr>
-            <w:proofErr w:type="spellStart"/>
             <w:r>
               <w:rPr>
                 <w:rFonts w:ascii="Arial" w:hAnsi="Arial"/>
@@ -2938,7 +2416,6 @@
               </w:rPr>
               <w:t>Нау</w:t>
             </w:r>
-            <w:proofErr w:type="spellEnd"/>
             <w:r>
               <w:rPr>
                 <w:rFonts w:ascii="Arial" w:hAnsi="Arial"/>
@@ -2947,37 +2424,12 @@
               </w:rPr>
               <w:t>ч</w:t>
             </w:r>
-            <w:proofErr w:type="spellStart"/>
-            <w:r>
-              <w:rPr>
-                <w:rFonts w:ascii="Arial" w:hAnsi="Arial"/>
-                <w:sz w:val="18"/>
-              </w:rPr>
-              <w:t>на</w:t>
-            </w:r>
-            <w:proofErr w:type="spellEnd"/>
-            <w:r>
-              <w:rPr>
-                <w:rFonts w:ascii="Arial" w:hAnsi="Arial"/>
-                <w:sz w:val="18"/>
-              </w:rPr>
-              <w:t xml:space="preserve"> </w:t>
-            </w:r>
-            <w:proofErr w:type="spellStart"/>
-            <w:r>
-              <w:rPr>
-                <w:rFonts w:ascii="Arial" w:hAnsi="Arial"/>
-                <w:sz w:val="18"/>
-              </w:rPr>
-              <w:t>дисциплина</w:t>
-            </w:r>
-            <w:proofErr w:type="spellEnd"/>
-            <w:r>
-              <w:rPr>
-                <w:rFonts w:ascii="Arial" w:hAnsi="Arial"/>
-                <w:sz w:val="18"/>
-              </w:rPr>
-              <w:t xml:space="preserve">, </w:t>
+            <w:r>
+              <w:rPr>
+                <w:rFonts w:ascii="Arial" w:hAnsi="Arial"/>
+                <w:sz w:val="18"/>
+              </w:rPr>
+              <w:t xml:space="preserve">на дисциплина, </w:t>
             </w:r>
             <w:r>
               <w:rPr>
@@ -3013,7 +2465,6 @@
                 <w:sz w:val="18"/>
               </w:rPr>
             </w:pPr>
-            <w:proofErr w:type="spellStart"/>
             <w:r>
               <w:rPr>
                 <w:rFonts w:ascii="Arial" w:hAnsi="Arial" w:hint="cs"/>
@@ -3021,7 +2472,6 @@
               </w:rPr>
               <w:t>Примењене</w:t>
             </w:r>
-            <w:proofErr w:type="spellEnd"/>
             <w:r>
               <w:rPr>
                 <w:rFonts w:ascii="Arial" w:hAnsi="Arial"/>
@@ -3029,7 +2479,6 @@
               </w:rPr>
               <w:t xml:space="preserve"> </w:t>
             </w:r>
-            <w:proofErr w:type="spellStart"/>
             <w:r>
               <w:rPr>
                 <w:rFonts w:ascii="Arial" w:hAnsi="Arial" w:hint="cs"/>
@@ -3037,7 +2486,6 @@
               </w:rPr>
               <w:t>рачунарске</w:t>
             </w:r>
-            <w:proofErr w:type="spellEnd"/>
             <w:r>
               <w:rPr>
                 <w:rFonts w:ascii="Arial" w:hAnsi="Arial"/>
@@ -3045,7 +2493,6 @@
               </w:rPr>
               <w:t xml:space="preserve"> </w:t>
             </w:r>
-            <w:proofErr w:type="spellStart"/>
             <w:r>
               <w:rPr>
                 <w:rFonts w:ascii="Arial" w:hAnsi="Arial" w:hint="cs"/>
@@ -3053,7 +2500,6 @@
               </w:rPr>
               <w:t>науке</w:t>
             </w:r>
-            <w:proofErr w:type="spellEnd"/>
             <w:r>
               <w:rPr>
                 <w:rFonts w:ascii="Arial" w:hAnsi="Arial"/>
@@ -3075,7 +2521,6 @@
               </w:rPr>
               <w:t xml:space="preserve"> </w:t>
             </w:r>
-            <w:proofErr w:type="spellStart"/>
             <w:r>
               <w:rPr>
                 <w:rFonts w:ascii="Arial" w:hAnsi="Arial" w:hint="cs"/>
@@ -3083,7 +2528,6 @@
               </w:rPr>
               <w:t>информатика</w:t>
             </w:r>
-            <w:proofErr w:type="spellEnd"/>
           </w:p>
         </w:tc>
       </w:tr>
@@ -3110,96 +2554,48 @@
                 <w:sz w:val="18"/>
               </w:rPr>
             </w:pPr>
-            <w:proofErr w:type="spellStart"/>
             <w:r>
               <w:rPr>
                 <w:rFonts w:ascii="Arial" w:hAnsi="Arial"/>
                 <w:spacing w:val="-8"/>
                 <w:sz w:val="18"/>
               </w:rPr>
-              <w:t>Предметна</w:t>
-            </w:r>
-            <w:proofErr w:type="spellEnd"/>
+              <w:t>Предметна одредница/К</w:t>
+            </w:r>
             <w:r>
               <w:rPr>
                 <w:rFonts w:ascii="Arial" w:hAnsi="Arial"/>
                 <w:spacing w:val="-8"/>
                 <w:sz w:val="18"/>
-              </w:rPr>
-              <w:t xml:space="preserve"> </w:t>
-            </w:r>
-            <w:proofErr w:type="spellStart"/>
+                <w:lang w:val="sr-Cyrl-RS"/>
+              </w:rPr>
+              <w:t>љ</w:t>
+            </w:r>
             <w:r>
               <w:rPr>
                 <w:rFonts w:ascii="Arial" w:hAnsi="Arial"/>
                 <w:spacing w:val="-8"/>
                 <w:sz w:val="18"/>
               </w:rPr>
-              <w:t>одредница</w:t>
-            </w:r>
-            <w:proofErr w:type="spellEnd"/>
+              <w:t>у</w:t>
+            </w:r>
             <w:r>
               <w:rPr>
                 <w:rFonts w:ascii="Arial" w:hAnsi="Arial"/>
                 <w:spacing w:val="-8"/>
                 <w:sz w:val="18"/>
-              </w:rPr>
-              <w:t>/К</w:t>
+                <w:lang w:val="sr-Cyrl-CS"/>
+              </w:rPr>
+              <w:t>ч</w:t>
             </w:r>
             <w:r>
               <w:rPr>
                 <w:rFonts w:ascii="Arial" w:hAnsi="Arial"/>
                 <w:spacing w:val="-8"/>
                 <w:sz w:val="18"/>
-                <w:lang w:val="sr-Cyrl-RS"/>
-              </w:rPr>
-              <w:t>љ</w:t>
-            </w:r>
-            <w:r>
-              <w:rPr>
-                <w:rFonts w:ascii="Arial" w:hAnsi="Arial"/>
-                <w:spacing w:val="-8"/>
-                <w:sz w:val="18"/>
-              </w:rPr>
-              <w:t>у</w:t>
-            </w:r>
-            <w:r>
-              <w:rPr>
-                <w:rFonts w:ascii="Arial" w:hAnsi="Arial"/>
-                <w:spacing w:val="-8"/>
-                <w:sz w:val="18"/>
-                <w:lang w:val="sr-Cyrl-CS"/>
-              </w:rPr>
-              <w:t>ч</w:t>
-            </w:r>
-            <w:proofErr w:type="spellStart"/>
-            <w:r>
-              <w:rPr>
-                <w:rFonts w:ascii="Arial" w:hAnsi="Arial"/>
-                <w:spacing w:val="-8"/>
-                <w:sz w:val="18"/>
-              </w:rPr>
-              <w:t>не</w:t>
-            </w:r>
-            <w:proofErr w:type="spellEnd"/>
-            <w:r>
-              <w:rPr>
-                <w:rFonts w:ascii="Arial" w:hAnsi="Arial"/>
-                <w:spacing w:val="-8"/>
-                <w:sz w:val="18"/>
-              </w:rPr>
-              <w:t xml:space="preserve"> </w:t>
-            </w:r>
-            <w:proofErr w:type="spellStart"/>
-            <w:r>
-              <w:rPr>
-                <w:rFonts w:ascii="Arial" w:hAnsi="Arial"/>
-                <w:spacing w:val="-8"/>
-                <w:sz w:val="18"/>
-              </w:rPr>
-              <w:t>ре</w:t>
-            </w:r>
-            <w:proofErr w:type="spellEnd"/>
+              </w:rPr>
+              <w:t>не ре</w:t>
+            </w:r>
             <w:r>
               <w:rPr>
                 <w:rFonts w:ascii="Arial" w:hAnsi="Arial"/>
@@ -3424,37 +2820,12 @@
               </w:rPr>
               <w:t>Ч</w:t>
             </w:r>
-            <w:proofErr w:type="spellStart"/>
-            <w:r>
-              <w:rPr>
-                <w:rFonts w:ascii="Arial" w:hAnsi="Arial"/>
-                <w:sz w:val="18"/>
-              </w:rPr>
-              <w:t>ува</w:t>
-            </w:r>
-            <w:proofErr w:type="spellEnd"/>
-            <w:r>
-              <w:rPr>
-                <w:rFonts w:ascii="Arial" w:hAnsi="Arial"/>
-                <w:sz w:val="18"/>
-              </w:rPr>
-              <w:t xml:space="preserve"> </w:t>
-            </w:r>
-            <w:proofErr w:type="spellStart"/>
-            <w:r>
-              <w:rPr>
-                <w:rFonts w:ascii="Arial" w:hAnsi="Arial"/>
-                <w:sz w:val="18"/>
-              </w:rPr>
-              <w:t>се</w:t>
-            </w:r>
-            <w:proofErr w:type="spellEnd"/>
-            <w:r>
-              <w:rPr>
-                <w:rFonts w:ascii="Arial" w:hAnsi="Arial"/>
-                <w:sz w:val="18"/>
-              </w:rPr>
-              <w:t xml:space="preserve">, </w:t>
+            <w:r>
+              <w:rPr>
+                <w:rFonts w:ascii="Arial" w:hAnsi="Arial"/>
+                <w:sz w:val="18"/>
+              </w:rPr>
+              <w:t xml:space="preserve">ува се, </w:t>
             </w:r>
             <w:r>
               <w:rPr>
@@ -3513,7 +2884,6 @@
               </w:rPr>
               <w:t xml:space="preserve"> </w:t>
             </w:r>
-            <w:proofErr w:type="spellStart"/>
             <w:r>
               <w:rPr>
                 <w:rFonts w:ascii="Arial" w:hAnsi="Arial" w:hint="cs"/>
@@ -3521,7 +2891,6 @@
               </w:rPr>
               <w:t>библиотеци</w:t>
             </w:r>
-            <w:proofErr w:type="spellEnd"/>
             <w:r>
               <w:rPr>
                 <w:rFonts w:ascii="Arial" w:hAnsi="Arial"/>
@@ -3529,7 +2898,6 @@
               </w:rPr>
               <w:t xml:space="preserve"> </w:t>
             </w:r>
-            <w:proofErr w:type="spellStart"/>
             <w:r>
               <w:rPr>
                 <w:rFonts w:ascii="Arial" w:hAnsi="Arial" w:hint="cs"/>
@@ -3537,7 +2905,6 @@
               </w:rPr>
               <w:t>Факултета</w:t>
             </w:r>
-            <w:proofErr w:type="spellEnd"/>
             <w:r>
               <w:rPr>
                 <w:rFonts w:ascii="Arial" w:hAnsi="Arial"/>
@@ -3545,7 +2912,6 @@
               </w:rPr>
               <w:t xml:space="preserve"> </w:t>
             </w:r>
-            <w:proofErr w:type="spellStart"/>
             <w:r>
               <w:rPr>
                 <w:rFonts w:ascii="Arial" w:hAnsi="Arial" w:hint="cs"/>
@@ -3553,7 +2919,6 @@
               </w:rPr>
               <w:t>техничких</w:t>
             </w:r>
-            <w:proofErr w:type="spellEnd"/>
             <w:r>
               <w:rPr>
                 <w:rFonts w:ascii="Arial" w:hAnsi="Arial"/>
@@ -3561,7 +2926,6 @@
               </w:rPr>
               <w:t xml:space="preserve"> </w:t>
             </w:r>
-            <w:proofErr w:type="spellStart"/>
             <w:r>
               <w:rPr>
                 <w:rFonts w:ascii="Arial" w:hAnsi="Arial" w:hint="cs"/>
@@ -3569,7 +2933,6 @@
               </w:rPr>
               <w:t>наука</w:t>
             </w:r>
-            <w:proofErr w:type="spellEnd"/>
             <w:r>
               <w:rPr>
                 <w:rFonts w:ascii="Arial" w:hAnsi="Arial"/>
@@ -3577,7 +2940,6 @@
               </w:rPr>
               <w:t xml:space="preserve">, </w:t>
             </w:r>
-            <w:proofErr w:type="spellStart"/>
             <w:r>
               <w:rPr>
                 <w:rFonts w:ascii="Arial" w:hAnsi="Arial" w:hint="cs"/>
@@ -3585,7 +2947,6 @@
               </w:rPr>
               <w:t>Нови</w:t>
             </w:r>
-            <w:proofErr w:type="spellEnd"/>
             <w:r>
               <w:rPr>
                 <w:rFonts w:ascii="Arial" w:hAnsi="Arial"/>
@@ -3593,7 +2954,6 @@
               </w:rPr>
               <w:t xml:space="preserve"> </w:t>
             </w:r>
-            <w:proofErr w:type="spellStart"/>
             <w:r>
               <w:rPr>
                 <w:rFonts w:ascii="Arial" w:hAnsi="Arial" w:hint="cs"/>
@@ -3601,7 +2961,6 @@
               </w:rPr>
               <w:t>Сад</w:t>
             </w:r>
-            <w:proofErr w:type="spellEnd"/>
           </w:p>
         </w:tc>
       </w:tr>
@@ -3627,7 +2986,6 @@
                 <w:sz w:val="18"/>
               </w:rPr>
             </w:pPr>
-            <w:proofErr w:type="spellStart"/>
             <w:r>
               <w:rPr>
                 <w:rFonts w:ascii="Arial" w:hAnsi="Arial"/>
@@ -3635,7 +2993,6 @@
               </w:rPr>
               <w:t>Ва</w:t>
             </w:r>
-            <w:proofErr w:type="spellEnd"/>
             <w:r>
               <w:rPr>
                 <w:rFonts w:ascii="Arial" w:hAnsi="Arial"/>
@@ -3644,37 +3001,12 @@
               </w:rPr>
               <w:t>ж</w:t>
             </w:r>
-            <w:proofErr w:type="spellStart"/>
-            <w:r>
-              <w:rPr>
-                <w:rFonts w:ascii="Arial" w:hAnsi="Arial"/>
-                <w:sz w:val="18"/>
-              </w:rPr>
-              <w:t>на</w:t>
-            </w:r>
-            <w:proofErr w:type="spellEnd"/>
-            <w:r>
-              <w:rPr>
-                <w:rFonts w:ascii="Arial" w:hAnsi="Arial"/>
-                <w:sz w:val="18"/>
-              </w:rPr>
-              <w:t xml:space="preserve"> </w:t>
-            </w:r>
-            <w:proofErr w:type="spellStart"/>
-            <w:r>
-              <w:rPr>
-                <w:rFonts w:ascii="Arial" w:hAnsi="Arial"/>
-                <w:sz w:val="18"/>
-              </w:rPr>
-              <w:t>напомена</w:t>
-            </w:r>
-            <w:proofErr w:type="spellEnd"/>
-            <w:r>
-              <w:rPr>
-                <w:rFonts w:ascii="Arial" w:hAnsi="Arial"/>
-                <w:sz w:val="18"/>
-              </w:rPr>
-              <w:t xml:space="preserve">, </w:t>
+            <w:r>
+              <w:rPr>
+                <w:rFonts w:ascii="Arial" w:hAnsi="Arial"/>
+                <w:sz w:val="18"/>
+              </w:rPr>
+              <w:t xml:space="preserve">на напомена, </w:t>
             </w:r>
             <w:r>
               <w:rPr>
@@ -3735,21 +3067,12 @@
                 <w:sz w:val="18"/>
               </w:rPr>
             </w:pPr>
-            <w:proofErr w:type="spellStart"/>
-            <w:r>
-              <w:rPr>
-                <w:rFonts w:ascii="Arial" w:hAnsi="Arial"/>
-                <w:sz w:val="18"/>
-              </w:rPr>
-              <w:t>Извод</w:t>
-            </w:r>
-            <w:proofErr w:type="spellEnd"/>
-            <w:r>
-              <w:rPr>
-                <w:rFonts w:ascii="Arial" w:hAnsi="Arial"/>
-                <w:sz w:val="18"/>
-              </w:rPr>
-              <w:t xml:space="preserve">, </w:t>
+            <w:r>
+              <w:rPr>
+                <w:rFonts w:ascii="Arial" w:hAnsi="Arial"/>
+                <w:sz w:val="18"/>
+              </w:rPr>
+              <w:t xml:space="preserve">Извод, </w:t>
             </w:r>
             <w:r>
               <w:rPr>
@@ -3973,31 +3296,13 @@
                 <w:sz w:val="18"/>
               </w:rPr>
             </w:pPr>
-            <w:proofErr w:type="spellStart"/>
-            <w:r>
-              <w:rPr>
-                <w:rFonts w:ascii="Arial" w:hAnsi="Arial"/>
-                <w:sz w:val="18"/>
-              </w:rPr>
-              <w:t>Датум</w:t>
-            </w:r>
-            <w:proofErr w:type="spellEnd"/>
-            <w:r>
-              <w:rPr>
-                <w:rFonts w:ascii="Arial" w:hAnsi="Arial"/>
-                <w:sz w:val="18"/>
-              </w:rPr>
-              <w:t xml:space="preserve"> </w:t>
-            </w:r>
-            <w:proofErr w:type="spellStart"/>
-            <w:r>
-              <w:rPr>
-                <w:rFonts w:ascii="Arial" w:hAnsi="Arial"/>
-                <w:sz w:val="18"/>
-              </w:rPr>
-              <w:t>прихвата</w:t>
-            </w:r>
-            <w:proofErr w:type="spellEnd"/>
+            <w:r>
+              <w:rPr>
+                <w:rFonts w:ascii="Arial" w:hAnsi="Arial"/>
+                <w:sz w:val="18"/>
+              </w:rPr>
+              <w:t>Датум прихвата</w:t>
+            </w:r>
             <w:r>
               <w:rPr>
                 <w:rFonts w:ascii="Arial" w:hAnsi="Arial"/>
@@ -4011,23 +3316,7 @@
                 <w:rFonts w:ascii="Arial" w:hAnsi="Arial"/>
                 <w:sz w:val="18"/>
               </w:rPr>
-              <w:t xml:space="preserve">а </w:t>
-            </w:r>
-            <w:proofErr w:type="spellStart"/>
-            <w:r>
-              <w:rPr>
-                <w:rFonts w:ascii="Arial" w:hAnsi="Arial"/>
-                <w:sz w:val="18"/>
-              </w:rPr>
-              <w:t>теме</w:t>
-            </w:r>
-            <w:proofErr w:type="spellEnd"/>
-            <w:r>
-              <w:rPr>
-                <w:rFonts w:ascii="Arial" w:hAnsi="Arial"/>
-                <w:sz w:val="18"/>
-              </w:rPr>
-              <w:t xml:space="preserve">, </w:t>
+              <w:t xml:space="preserve">а теме, </w:t>
             </w:r>
             <w:r>
               <w:rPr>
@@ -4088,37 +3377,12 @@
                 <w:sz w:val="18"/>
               </w:rPr>
             </w:pPr>
-            <w:proofErr w:type="spellStart"/>
-            <w:r>
-              <w:rPr>
-                <w:rFonts w:ascii="Arial" w:hAnsi="Arial"/>
-                <w:sz w:val="18"/>
-              </w:rPr>
-              <w:t>Датум</w:t>
-            </w:r>
-            <w:proofErr w:type="spellEnd"/>
-            <w:r>
-              <w:rPr>
-                <w:rFonts w:ascii="Arial" w:hAnsi="Arial"/>
-                <w:sz w:val="18"/>
-              </w:rPr>
-              <w:t xml:space="preserve"> </w:t>
-            </w:r>
-            <w:proofErr w:type="spellStart"/>
-            <w:r>
-              <w:rPr>
-                <w:rFonts w:ascii="Arial" w:hAnsi="Arial"/>
-                <w:sz w:val="18"/>
-              </w:rPr>
-              <w:t>одбране</w:t>
-            </w:r>
-            <w:proofErr w:type="spellEnd"/>
-            <w:r>
-              <w:rPr>
-                <w:rFonts w:ascii="Arial" w:hAnsi="Arial"/>
-                <w:sz w:val="18"/>
-              </w:rPr>
-              <w:t xml:space="preserve">, </w:t>
+            <w:r>
+              <w:rPr>
+                <w:rFonts w:ascii="Arial" w:hAnsi="Arial"/>
+                <w:sz w:val="18"/>
+              </w:rPr>
+              <w:t xml:space="preserve">Датум одбране, </w:t>
             </w:r>
             <w:r>
               <w:rPr>
@@ -4192,41 +3456,13 @@
               </w:rPr>
               <w:t>Ч</w:t>
             </w:r>
-            <w:proofErr w:type="spellStart"/>
             <w:r>
               <w:rPr>
                 <w:rFonts w:ascii="Arial" w:hAnsi="Arial"/>
                 <w:spacing w:val="-4"/>
                 <w:sz w:val="18"/>
               </w:rPr>
-              <w:t>ланови</w:t>
-            </w:r>
-            <w:proofErr w:type="spellEnd"/>
-            <w:r>
-              <w:rPr>
-                <w:rFonts w:ascii="Arial" w:hAnsi="Arial"/>
-                <w:spacing w:val="-4"/>
-                <w:sz w:val="18"/>
-              </w:rPr>
-              <w:t xml:space="preserve"> </w:t>
-            </w:r>
-            <w:proofErr w:type="spellStart"/>
-            <w:r>
-              <w:rPr>
-                <w:rFonts w:ascii="Arial" w:hAnsi="Arial"/>
-                <w:spacing w:val="-4"/>
-                <w:sz w:val="18"/>
-              </w:rPr>
-              <w:t>комисије</w:t>
-            </w:r>
-            <w:proofErr w:type="spellEnd"/>
-            <w:r>
-              <w:rPr>
-                <w:rFonts w:ascii="Arial" w:hAnsi="Arial"/>
-                <w:spacing w:val="-4"/>
-                <w:sz w:val="18"/>
-              </w:rPr>
-              <w:t xml:space="preserve">, </w:t>
+              <w:t xml:space="preserve">ланови комисије, </w:t>
             </w:r>
             <w:r>
               <w:rPr>
@@ -4265,21 +3501,12 @@
                 <w:sz w:val="18"/>
               </w:rPr>
             </w:pPr>
-            <w:proofErr w:type="spellStart"/>
-            <w:r>
-              <w:rPr>
-                <w:rFonts w:ascii="Arial" w:hAnsi="Arial"/>
-                <w:sz w:val="18"/>
-              </w:rPr>
-              <w:t>Председник</w:t>
-            </w:r>
-            <w:proofErr w:type="spellEnd"/>
-            <w:r>
-              <w:rPr>
-                <w:rFonts w:ascii="Arial" w:hAnsi="Arial"/>
-                <w:sz w:val="18"/>
-              </w:rPr>
-              <w:t>:</w:t>
+            <w:r>
+              <w:rPr>
+                <w:rFonts w:ascii="Arial" w:hAnsi="Arial"/>
+                <w:sz w:val="18"/>
+              </w:rPr>
+              <w:t>Председник:</w:t>
             </w:r>
           </w:p>
         </w:tc>
@@ -4353,21 +3580,12 @@
               </w:rPr>
               <w:t>Ч</w:t>
             </w:r>
-            <w:proofErr w:type="spellStart"/>
-            <w:r>
-              <w:rPr>
-                <w:rFonts w:ascii="Arial" w:hAnsi="Arial"/>
-                <w:sz w:val="18"/>
-              </w:rPr>
-              <w:t>лан</w:t>
-            </w:r>
-            <w:proofErr w:type="spellEnd"/>
-            <w:r>
-              <w:rPr>
-                <w:rFonts w:ascii="Arial" w:hAnsi="Arial"/>
-                <w:sz w:val="18"/>
-              </w:rPr>
-              <w:t>:</w:t>
+            <w:r>
+              <w:rPr>
+                <w:rFonts w:ascii="Arial" w:hAnsi="Arial"/>
+                <w:sz w:val="18"/>
+              </w:rPr>
+              <w:t>лан:</w:t>
             </w:r>
           </w:p>
         </w:tc>
@@ -4409,31 +3627,13 @@
                 <w:sz w:val="18"/>
               </w:rPr>
             </w:pPr>
-            <w:proofErr w:type="spellStart"/>
-            <w:r>
-              <w:rPr>
-                <w:rFonts w:ascii="Arial" w:hAnsi="Arial"/>
-                <w:sz w:val="18"/>
-              </w:rPr>
-              <w:t>Потпис</w:t>
-            </w:r>
-            <w:proofErr w:type="spellEnd"/>
-            <w:r>
-              <w:rPr>
-                <w:rFonts w:ascii="Arial" w:hAnsi="Arial"/>
-                <w:sz w:val="18"/>
-              </w:rPr>
-              <w:t xml:space="preserve"> </w:t>
-            </w:r>
-            <w:proofErr w:type="spellStart"/>
-            <w:r>
-              <w:rPr>
-                <w:rFonts w:ascii="Arial" w:hAnsi="Arial"/>
-                <w:sz w:val="18"/>
-              </w:rPr>
-              <w:t>ментора</w:t>
-            </w:r>
-            <w:proofErr w:type="spellEnd"/>
+            <w:r>
+              <w:rPr>
+                <w:rFonts w:ascii="Arial" w:hAnsi="Arial"/>
+                <w:sz w:val="18"/>
+              </w:rPr>
+              <w:t>Потпис ментора</w:t>
+            </w:r>
           </w:p>
         </w:tc>
       </w:tr>
@@ -4488,37 +3688,12 @@
               </w:rPr>
               <w:t>Ч</w:t>
             </w:r>
-            <w:proofErr w:type="spellStart"/>
-            <w:r>
-              <w:rPr>
-                <w:rFonts w:ascii="Arial" w:hAnsi="Arial"/>
-                <w:sz w:val="18"/>
-              </w:rPr>
-              <w:t>лан</w:t>
-            </w:r>
-            <w:proofErr w:type="spellEnd"/>
-            <w:r>
-              <w:rPr>
-                <w:rFonts w:ascii="Arial" w:hAnsi="Arial"/>
-                <w:sz w:val="18"/>
-              </w:rPr>
-              <w:t xml:space="preserve">, </w:t>
-            </w:r>
-            <w:proofErr w:type="spellStart"/>
-            <w:r>
-              <w:rPr>
-                <w:rFonts w:ascii="Arial" w:hAnsi="Arial"/>
-                <w:sz w:val="18"/>
-              </w:rPr>
-              <w:t>ментор</w:t>
-            </w:r>
-            <w:proofErr w:type="spellEnd"/>
-            <w:r>
-              <w:rPr>
-                <w:rFonts w:ascii="Arial" w:hAnsi="Arial"/>
-                <w:sz w:val="18"/>
-              </w:rPr>
-              <w:t>:</w:t>
+            <w:r>
+              <w:rPr>
+                <w:rFonts w:ascii="Arial" w:hAnsi="Arial"/>
+                <w:sz w:val="18"/>
+              </w:rPr>
+              <w:t>лан, ментор:</w:t>
             </w:r>
           </w:p>
         </w:tc>
@@ -4598,21 +3773,12 @@
           <w:sz w:val="18"/>
         </w:rPr>
       </w:pPr>
-      <w:proofErr w:type="spellStart"/>
       <w:r>
         <w:rPr>
           <w:rFonts w:ascii="Arial" w:hAnsi="Arial"/>
           <w:sz w:val="18"/>
         </w:rPr>
-        <w:t>Образац</w:t>
-      </w:r>
-      <w:proofErr w:type="spellEnd"/>
-      <w:r>
-        <w:rPr>
-          <w:rFonts w:ascii="Arial" w:hAnsi="Arial"/>
-          <w:sz w:val="18"/>
-        </w:rPr>
-        <w:t xml:space="preserve"> </w:t>
+        <w:t xml:space="preserve">Образац </w:t>
       </w:r>
       <w:r>
         <w:rPr>
@@ -4644,17 +3810,8 @@
           <w:rFonts w:ascii="Arial" w:hAnsi="Arial"/>
           <w:sz w:val="18"/>
         </w:rPr>
-        <w:t xml:space="preserve"> - </w:t>
-      </w:r>
-      <w:proofErr w:type="spellStart"/>
-      <w:r>
-        <w:rPr>
-          <w:rFonts w:ascii="Arial" w:hAnsi="Arial"/>
-          <w:sz w:val="18"/>
-        </w:rPr>
-        <w:t>Изда</w:t>
-      </w:r>
-      <w:proofErr w:type="spellEnd"/>
+        <w:t xml:space="preserve"> - Изда</w:t>
+      </w:r>
       <w:r>
         <w:rPr>
           <w:rFonts w:ascii="Arial" w:hAnsi="Arial"/>
@@ -5156,17 +4313,8 @@
                 <w:rFonts w:ascii="Arial" w:hAnsi="Arial"/>
                 <w:sz w:val="18"/>
               </w:rPr>
-              <w:t xml:space="preserve">Luka </w:t>
-            </w:r>
-            <w:proofErr w:type="spellStart"/>
-            <w:r>
-              <w:rPr>
-                <w:rFonts w:ascii="Arial" w:hAnsi="Arial"/>
-                <w:sz w:val="18"/>
-              </w:rPr>
-              <w:t>Ušljebrka</w:t>
-            </w:r>
-            <w:proofErr w:type="spellEnd"/>
+              <w:t>Luka Ušljebrka</w:t>
+            </w:r>
           </w:p>
         </w:tc>
       </w:tr>
@@ -5246,31 +4394,13 @@
                 <w:sz w:val="18"/>
               </w:rPr>
             </w:pPr>
-            <w:proofErr w:type="spellStart"/>
-            <w:r>
-              <w:rPr>
-                <w:rFonts w:ascii="Arial" w:hAnsi="Arial"/>
-                <w:sz w:val="18"/>
-              </w:rPr>
-              <w:t>Goran</w:t>
-            </w:r>
-            <w:proofErr w:type="spellEnd"/>
-            <w:r>
-              <w:rPr>
-                <w:rFonts w:ascii="Arial" w:hAnsi="Arial"/>
-                <w:sz w:val="18"/>
-              </w:rPr>
-              <w:t xml:space="preserve"> </w:t>
-            </w:r>
-            <w:proofErr w:type="spellStart"/>
-            <w:r>
-              <w:rPr>
-                <w:rFonts w:ascii="Arial" w:hAnsi="Arial"/>
-                <w:sz w:val="18"/>
-              </w:rPr>
-              <w:t>Sladić</w:t>
-            </w:r>
-            <w:proofErr w:type="spellEnd"/>
+            <w:r>
+              <w:rPr>
+                <w:rFonts w:ascii="Arial" w:hAnsi="Arial"/>
+                <w:sz w:val="18"/>
+              </w:rPr>
+              <w:t>Goran Sladić</w:t>
+            </w:r>
             <w:r>
               <w:rPr>
                 <w:rFonts w:ascii="Arial" w:hAnsi="Arial"/>
@@ -5643,7 +4773,6 @@
                 <w:sz w:val="18"/>
               </w:rPr>
             </w:pPr>
-            <w:proofErr w:type="spellStart"/>
             <w:r>
               <w:rPr>
                 <w:rFonts w:ascii="Arial" w:hAnsi="Arial"/>
@@ -5651,7 +4780,6 @@
               </w:rPr>
               <w:t>Vojvodina</w:t>
             </w:r>
-            <w:proofErr w:type="spellEnd"/>
           </w:p>
         </w:tc>
       </w:tr>
@@ -5883,31 +5011,7 @@
                 <w:rFonts w:ascii="Arial" w:hAnsi="Arial"/>
                 <w:sz w:val="18"/>
               </w:rPr>
-              <w:t xml:space="preserve">Novi Sad, </w:t>
-            </w:r>
-            <w:proofErr w:type="spellStart"/>
-            <w:r>
-              <w:rPr>
-                <w:rFonts w:ascii="Arial" w:hAnsi="Arial"/>
-                <w:sz w:val="18"/>
-              </w:rPr>
-              <w:t>Dositeja</w:t>
-            </w:r>
-            <w:proofErr w:type="spellEnd"/>
-            <w:r>
-              <w:rPr>
-                <w:rFonts w:ascii="Arial" w:hAnsi="Arial"/>
-                <w:sz w:val="18"/>
-              </w:rPr>
-              <w:t xml:space="preserve"> </w:t>
-            </w:r>
-            <w:proofErr w:type="spellStart"/>
-            <w:r>
-              <w:rPr>
-                <w:rFonts w:ascii="Arial" w:hAnsi="Arial"/>
-                <w:sz w:val="18"/>
-              </w:rPr>
-              <w:t>Obradovi</w:t>
+              <w:t>Novi Sad, Dositeja Obradovi</w:t>
             </w:r>
             <w:r>
               <w:rPr>
@@ -5921,15 +5025,7 @@
                 <w:rFonts w:ascii="Arial" w:hAnsi="Arial"/>
                 <w:sz w:val="18"/>
               </w:rPr>
-              <w:t>a</w:t>
-            </w:r>
-            <w:proofErr w:type="spellEnd"/>
-            <w:r>
-              <w:rPr>
-                <w:rFonts w:ascii="Arial" w:hAnsi="Arial"/>
-                <w:sz w:val="18"/>
-              </w:rPr>
-              <w:t xml:space="preserve"> sq. 6</w:t>
+              <w:t>a sq. 6</w:t>
             </w:r>
           </w:p>
         </w:tc>
@@ -6886,21 +5982,12 @@
                 <w:sz w:val="18"/>
               </w:rPr>
             </w:pPr>
-            <w:proofErr w:type="spellStart"/>
-            <w:r>
-              <w:rPr>
-                <w:rFonts w:ascii="Arial" w:hAnsi="Arial"/>
-                <w:sz w:val="18"/>
-              </w:rPr>
-              <w:t>Menthor's</w:t>
-            </w:r>
-            <w:proofErr w:type="spellEnd"/>
-            <w:r>
-              <w:rPr>
-                <w:rFonts w:ascii="Arial" w:hAnsi="Arial"/>
-                <w:sz w:val="18"/>
-              </w:rPr>
-              <w:t xml:space="preserve"> sign</w:t>
+            <w:r>
+              <w:rPr>
+                <w:rFonts w:ascii="Arial" w:hAnsi="Arial"/>
+                <w:sz w:val="18"/>
+              </w:rPr>
+              <w:t>Menthor's sign</w:t>
             </w:r>
           </w:p>
         </w:tc>
@@ -6996,31 +6083,13 @@
                 <w:sz w:val="18"/>
               </w:rPr>
             </w:pPr>
-            <w:proofErr w:type="spellStart"/>
-            <w:r>
-              <w:rPr>
-                <w:rFonts w:ascii="Arial" w:hAnsi="Arial"/>
-                <w:sz w:val="18"/>
-              </w:rPr>
-              <w:t>Goran</w:t>
-            </w:r>
-            <w:proofErr w:type="spellEnd"/>
-            <w:r>
-              <w:rPr>
-                <w:rFonts w:ascii="Arial" w:hAnsi="Arial"/>
-                <w:sz w:val="18"/>
-              </w:rPr>
-              <w:t xml:space="preserve"> </w:t>
-            </w:r>
-            <w:proofErr w:type="spellStart"/>
-            <w:r>
-              <w:rPr>
-                <w:rFonts w:ascii="Arial" w:hAnsi="Arial"/>
-                <w:sz w:val="18"/>
-              </w:rPr>
-              <w:t>Sladi</w:t>
-            </w:r>
-            <w:proofErr w:type="spellEnd"/>
+            <w:r>
+              <w:rPr>
+                <w:rFonts w:ascii="Arial" w:hAnsi="Arial"/>
+                <w:sz w:val="18"/>
+              </w:rPr>
+              <w:t>Goran Sladi</w:t>
+            </w:r>
             <w:r>
               <w:rPr>
                 <w:rFonts w:ascii="Arial" w:hAnsi="Arial"/>
@@ -7087,23 +6156,13 @@
           <w:docGrid w:linePitch="360"/>
         </w:sectPr>
       </w:pPr>
-      <w:proofErr w:type="spellStart"/>
       <w:r>
         <w:rPr>
           <w:rFonts w:ascii="Arial" w:hAnsi="Arial"/>
           <w:sz w:val="18"/>
           <w:szCs w:val="18"/>
         </w:rPr>
-        <w:t>Obrazac</w:t>
-      </w:r>
-      <w:proofErr w:type="spellEnd"/>
-      <w:r>
-        <w:rPr>
-          <w:rFonts w:ascii="Arial" w:hAnsi="Arial"/>
-          <w:sz w:val="18"/>
-          <w:szCs w:val="18"/>
-        </w:rPr>
-        <w:t xml:space="preserve"> </w:t>
+        <w:t xml:space="preserve">Obrazac </w:t>
       </w:r>
       <w:r>
         <w:rPr>
@@ -7139,18 +6198,8 @@
           <w:sz w:val="18"/>
           <w:szCs w:val="18"/>
         </w:rPr>
-        <w:t xml:space="preserve"> - </w:t>
-      </w:r>
-      <w:proofErr w:type="spellStart"/>
-      <w:r>
-        <w:rPr>
-          <w:rFonts w:ascii="Arial" w:hAnsi="Arial"/>
-          <w:sz w:val="18"/>
-          <w:szCs w:val="18"/>
-        </w:rPr>
-        <w:t>Izda</w:t>
-      </w:r>
-      <w:proofErr w:type="spellEnd"/>
+        <w:t xml:space="preserve"> - Izda</w:t>
+      </w:r>
       <w:r>
         <w:rPr>
           <w:rFonts w:ascii="Arial" w:hAnsi="Arial"/>
@@ -7202,65 +6251,8 @@
           <w:i/>
         </w:rPr>
         <w:lastRenderedPageBreak/>
-        <w:t>(</w:t>
-      </w:r>
-      <w:proofErr w:type="spellStart"/>
-      <w:r>
-        <w:rPr>
-          <w:rFonts w:ascii="Arial" w:hAnsi="Arial"/>
-          <w:i/>
-        </w:rPr>
-        <w:t>Податке</w:t>
-      </w:r>
-      <w:proofErr w:type="spellEnd"/>
-      <w:r>
-        <w:rPr>
-          <w:rFonts w:ascii="Arial" w:hAnsi="Arial"/>
-          <w:i/>
-        </w:rPr>
-        <w:t xml:space="preserve"> </w:t>
-      </w:r>
-      <w:proofErr w:type="spellStart"/>
-      <w:r>
-        <w:rPr>
-          <w:rFonts w:ascii="Arial" w:hAnsi="Arial"/>
-          <w:i/>
-        </w:rPr>
-        <w:t>уноси</w:t>
-      </w:r>
-      <w:proofErr w:type="spellEnd"/>
-      <w:r>
-        <w:rPr>
-          <w:rFonts w:ascii="Arial" w:hAnsi="Arial"/>
-          <w:i/>
-        </w:rPr>
-        <w:t xml:space="preserve"> </w:t>
-      </w:r>
-      <w:proofErr w:type="spellStart"/>
-      <w:r>
-        <w:rPr>
-          <w:rFonts w:ascii="Arial" w:hAnsi="Arial"/>
-          <w:i/>
-        </w:rPr>
-        <w:t>предметни</w:t>
-      </w:r>
-      <w:proofErr w:type="spellEnd"/>
-      <w:r>
-        <w:rPr>
-          <w:rFonts w:ascii="Arial" w:hAnsi="Arial"/>
-          <w:i/>
-        </w:rPr>
-        <w:t xml:space="preserve"> </w:t>
-      </w:r>
-      <w:proofErr w:type="spellStart"/>
-      <w:r>
-        <w:rPr>
-          <w:rFonts w:ascii="Arial" w:hAnsi="Arial"/>
-          <w:i/>
-        </w:rPr>
-        <w:t>наставник</w:t>
-      </w:r>
-      <w:proofErr w:type="spellEnd"/>
+        <w:t>(Податке уноси предметни наставник</w:t>
+      </w:r>
       <w:r>
         <w:rPr>
           <w:rFonts w:ascii="Arial" w:hAnsi="Arial"/>
@@ -7373,21 +6365,12 @@
                 <w:sz w:val="20"/>
               </w:rPr>
             </w:pPr>
-            <w:proofErr w:type="spellStart"/>
             <w:r>
               <w:rPr>
                 <w:rFonts w:ascii="Arial" w:hAnsi="Arial"/>
                 <w:sz w:val="20"/>
               </w:rPr>
-              <w:t>Студент</w:t>
-            </w:r>
-            <w:proofErr w:type="spellEnd"/>
-            <w:r>
-              <w:rPr>
-                <w:rFonts w:ascii="Arial" w:hAnsi="Arial"/>
-                <w:sz w:val="20"/>
-              </w:rPr>
-              <w:t>:</w:t>
+              <w:t>Студент:</w:t>
             </w:r>
           </w:p>
         </w:tc>
@@ -7428,37 +6411,12 @@
                 <w:sz w:val="20"/>
               </w:rPr>
             </w:pPr>
-            <w:proofErr w:type="spellStart"/>
             <w:r>
               <w:rPr>
                 <w:rFonts w:ascii="Arial" w:hAnsi="Arial"/>
                 <w:sz w:val="20"/>
               </w:rPr>
-              <w:t>Број</w:t>
-            </w:r>
-            <w:proofErr w:type="spellEnd"/>
-            <w:r>
-              <w:rPr>
-                <w:rFonts w:ascii="Arial" w:hAnsi="Arial"/>
-                <w:sz w:val="20"/>
-              </w:rPr>
-              <w:t xml:space="preserve"> </w:t>
-            </w:r>
-            <w:proofErr w:type="spellStart"/>
-            <w:r>
-              <w:rPr>
-                <w:rFonts w:ascii="Arial" w:hAnsi="Arial"/>
-                <w:sz w:val="20"/>
-              </w:rPr>
-              <w:t>индекса</w:t>
-            </w:r>
-            <w:proofErr w:type="spellEnd"/>
-            <w:r>
-              <w:rPr>
-                <w:rFonts w:ascii="Arial" w:hAnsi="Arial"/>
-                <w:sz w:val="20"/>
-              </w:rPr>
-              <w:t>:</w:t>
+              <w:t>Број индекса:</w:t>
             </w:r>
           </w:p>
         </w:tc>
@@ -7595,7 +6553,6 @@
                 <w:sz w:val="20"/>
               </w:rPr>
             </w:pPr>
-            <w:proofErr w:type="spellStart"/>
             <w:r>
               <w:rPr>
                 <w:rFonts w:ascii="Arial" w:hAnsi="Arial" w:hint="cs"/>
@@ -7603,7 +6560,6 @@
               </w:rPr>
               <w:t>Електротехничко</w:t>
             </w:r>
-            <w:proofErr w:type="spellEnd"/>
             <w:r>
               <w:rPr>
                 <w:rFonts w:ascii="Arial" w:hAnsi="Arial"/>
@@ -7625,7 +6581,6 @@
               </w:rPr>
               <w:t xml:space="preserve"> </w:t>
             </w:r>
-            <w:proofErr w:type="spellStart"/>
             <w:r>
               <w:rPr>
                 <w:rFonts w:ascii="Arial" w:hAnsi="Arial" w:hint="cs"/>
@@ -7633,7 +6588,6 @@
               </w:rPr>
               <w:t>рачунарско</w:t>
             </w:r>
-            <w:proofErr w:type="spellEnd"/>
             <w:r>
               <w:rPr>
                 <w:rFonts w:ascii="Arial" w:hAnsi="Arial"/>
@@ -7641,7 +6595,6 @@
               </w:rPr>
               <w:t xml:space="preserve"> </w:t>
             </w:r>
-            <w:proofErr w:type="spellStart"/>
             <w:r>
               <w:rPr>
                 <w:rFonts w:ascii="Arial" w:hAnsi="Arial" w:hint="cs"/>
@@ -7649,7 +6602,6 @@
               </w:rPr>
               <w:t>инжењерство</w:t>
             </w:r>
-            <w:proofErr w:type="spellEnd"/>
           </w:p>
         </w:tc>
       </w:tr>
@@ -7675,21 +6627,12 @@
                 <w:sz w:val="20"/>
               </w:rPr>
             </w:pPr>
-            <w:proofErr w:type="spellStart"/>
             <w:r>
               <w:rPr>
                 <w:rFonts w:ascii="Arial" w:hAnsi="Arial"/>
                 <w:sz w:val="20"/>
               </w:rPr>
-              <w:t>Ментор</w:t>
-            </w:r>
-            <w:proofErr w:type="spellEnd"/>
-            <w:r>
-              <w:rPr>
-                <w:rFonts w:ascii="Arial" w:hAnsi="Arial"/>
-                <w:sz w:val="20"/>
-              </w:rPr>
-              <w:t>:</w:t>
+              <w:t>Ментор:</w:t>
             </w:r>
           </w:p>
         </w:tc>
@@ -8206,37 +7149,12 @@
                 <w:sz w:val="20"/>
               </w:rPr>
             </w:pPr>
-            <w:proofErr w:type="spellStart"/>
             <w:r>
               <w:rPr>
                 <w:rFonts w:ascii="Arial" w:hAnsi="Arial"/>
                 <w:sz w:val="20"/>
               </w:rPr>
-              <w:t>Ментор</w:t>
-            </w:r>
-            <w:proofErr w:type="spellEnd"/>
-            <w:r>
-              <w:rPr>
-                <w:rFonts w:ascii="Arial" w:hAnsi="Arial"/>
-                <w:sz w:val="20"/>
-              </w:rPr>
-              <w:t xml:space="preserve"> </w:t>
-            </w:r>
-            <w:proofErr w:type="spellStart"/>
-            <w:r>
-              <w:rPr>
-                <w:rFonts w:ascii="Arial" w:hAnsi="Arial"/>
-                <w:sz w:val="20"/>
-              </w:rPr>
-              <w:t>рада</w:t>
-            </w:r>
-            <w:proofErr w:type="spellEnd"/>
-            <w:r>
-              <w:rPr>
-                <w:rFonts w:ascii="Arial" w:hAnsi="Arial"/>
-                <w:sz w:val="20"/>
-              </w:rPr>
-              <w:t>:</w:t>
+              <w:t>Ментор рада:</w:t>
             </w:r>
           </w:p>
         </w:tc>
@@ -8438,21 +7356,12 @@
           <w:lang w:val="sr-Cyrl-RS"/>
         </w:rPr>
       </w:pPr>
-      <w:proofErr w:type="spellStart"/>
       <w:r>
         <w:rPr>
           <w:rFonts w:ascii="Arial" w:hAnsi="Arial"/>
           <w:sz w:val="18"/>
         </w:rPr>
-        <w:t>Образац</w:t>
-      </w:r>
-      <w:proofErr w:type="spellEnd"/>
-      <w:r>
-        <w:rPr>
-          <w:rFonts w:ascii="Arial" w:hAnsi="Arial"/>
-          <w:sz w:val="18"/>
-        </w:rPr>
-        <w:t xml:space="preserve"> </w:t>
+        <w:t xml:space="preserve">Образац </w:t>
       </w:r>
       <w:r>
         <w:rPr>
@@ -8493,17 +7402,8 @@
           <w:rFonts w:ascii="Arial" w:hAnsi="Arial"/>
           <w:sz w:val="18"/>
         </w:rPr>
-        <w:t xml:space="preserve"> - </w:t>
-      </w:r>
-      <w:proofErr w:type="spellStart"/>
-      <w:r>
-        <w:rPr>
-          <w:rFonts w:ascii="Arial" w:hAnsi="Arial"/>
-          <w:sz w:val="18"/>
-        </w:rPr>
-        <w:t>Изда</w:t>
-      </w:r>
-      <w:proofErr w:type="spellEnd"/>
+        <w:t xml:space="preserve"> - Изда</w:t>
+      </w:r>
       <w:r>
         <w:rPr>
           <w:rFonts w:ascii="Arial" w:hAnsi="Arial"/>
@@ -8910,8 +7810,7 @@
     <w:sdt>
       <w:sdtPr>
         <w:rPr>
-          <w:rFonts w:ascii="Times New Roman" w:eastAsiaTheme="minorHAnsi" w:hAnsi="Times New Roman" w:cs="Times New Roman"/>
-          <w:color w:val="auto"/>
+          <w:rFonts w:eastAsiaTheme="minorHAnsi" w:cs="Times New Roman"/>
           <w:kern w:val="2"/>
           <w:sz w:val="22"/>
           <w:szCs w:val="22"/>
@@ -8937,8 +7836,7 @@
             <w:pStyle w:val="TOCHeading"/>
             <w:spacing w:before="360" w:after="360"/>
             <w:rPr>
-              <w:rFonts w:ascii="Times New Roman" w:hAnsi="Times New Roman" w:cs="Times New Roman"/>
-              <w:color w:val="auto"/>
+              <w:rFonts w:cs="Times New Roman"/>
               <w:sz w:val="40"/>
               <w:szCs w:val="40"/>
               <w:lang w:val="sr-Cyrl-RS"/>
@@ -8946,8 +7844,7 @@
           </w:pPr>
           <w:r>
             <w:rPr>
-              <w:rFonts w:ascii="Times New Roman" w:hAnsi="Times New Roman" w:cs="Times New Roman"/>
-              <w:color w:val="auto"/>
+              <w:rFonts w:cs="Times New Roman"/>
               <w:sz w:val="40"/>
               <w:szCs w:val="40"/>
               <w:lang w:val="sr-Cyrl-RS"/>
@@ -8962,9 +7859,11 @@
               <w:tab w:val="right" w:leader="dot" w:pos="9304"/>
             </w:tabs>
             <w:rPr>
-              <w:rFonts w:eastAsiaTheme="minorEastAsia" w:cs="Times New Roman"/>
+              <w:rFonts w:asciiTheme="minorHAnsi" w:eastAsiaTheme="minorEastAsia" w:hAnsiTheme="minorHAnsi"/>
               <w:noProof/>
-              <w:szCs w:val="24"/>
+              <w:kern w:val="0"/>
+              <w:sz w:val="22"/>
+              <w14:ligatures w14:val="none"/>
             </w:rPr>
           </w:pPr>
           <w:r>
@@ -8985,7 +7884,7 @@
             </w:rPr>
             <w:fldChar w:fldCharType="separate"/>
           </w:r>
-          <w:hyperlink w:anchor="_Toc178191539" w:history="1">
+          <w:hyperlink w:anchor="_Toc226568612" w:history="1">
             <w:r>
               <w:rPr>
                 <w:rStyle w:val="Hyperlink"/>
@@ -8993,11 +7892,10 @@
                 <w:noProof/>
                 <w:lang w:val="sr-Cyrl-RS"/>
               </w:rPr>
-              <w:t>1 Опште смернице писања дипломског рада</w:t>
-            </w:r>
-            <w:r>
-              <w:rPr>
-                <w:rFonts w:cs="Times New Roman"/>
+              <w:t>1 Увод</w:t>
+            </w:r>
+            <w:r>
+              <w:rPr>
                 <w:noProof/>
                 <w:webHidden/>
               </w:rPr>
@@ -9005,7 +7903,6 @@
             </w:r>
             <w:r>
               <w:rPr>
-                <w:rFonts w:cs="Times New Roman"/>
                 <w:noProof/>
                 <w:webHidden/>
               </w:rPr>
@@ -9013,22 +7910,19 @@
             </w:r>
             <w:r>
               <w:rPr>
-                <w:rFonts w:cs="Times New Roman"/>
                 <w:noProof/>
                 <w:webHidden/>
               </w:rPr>
-              <w:instrText xml:space="preserve"> PAGEREF _Toc178191539 \h </w:instrText>
-            </w:r>
-            <w:r>
-              <w:rPr>
-                <w:rFonts w:cs="Times New Roman"/>
+              <w:instrText xml:space="preserve"> PAGEREF _Toc226568612 \h </w:instrText>
+            </w:r>
+            <w:r>
+              <w:rPr>
                 <w:noProof/>
                 <w:webHidden/>
               </w:rPr>
             </w:r>
             <w:r>
               <w:rPr>
-                <w:rFonts w:cs="Times New Roman"/>
                 <w:noProof/>
                 <w:webHidden/>
               </w:rPr>
@@ -9036,7 +7930,6 @@
             </w:r>
             <w:r>
               <w:rPr>
-                <w:rFonts w:cs="Times New Roman"/>
                 <w:noProof/>
                 <w:webHidden/>
               </w:rPr>
@@ -9044,7 +7937,603 @@
             </w:r>
             <w:r>
               <w:rPr>
-                <w:rFonts w:cs="Times New Roman"/>
+                <w:noProof/>
+                <w:webHidden/>
+              </w:rPr>
+              <w:fldChar w:fldCharType="end"/>
+            </w:r>
+          </w:hyperlink>
+        </w:p>
+        <w:p>
+          <w:pPr>
+            <w:pStyle w:val="TOC3"/>
+            <w:tabs>
+              <w:tab w:val="left" w:pos="1100"/>
+              <w:tab w:val="right" w:leader="dot" w:pos="9304"/>
+            </w:tabs>
+            <w:rPr>
+              <w:rFonts w:asciiTheme="minorHAnsi" w:eastAsiaTheme="minorEastAsia" w:hAnsiTheme="minorHAnsi"/>
+              <w:noProof/>
+              <w:kern w:val="0"/>
+              <w:sz w:val="22"/>
+              <w14:ligatures w14:val="none"/>
+            </w:rPr>
+          </w:pPr>
+          <w:hyperlink w:anchor="_Toc226568613" w:history="1">
+            <w:r>
+              <w:rPr>
+                <w:rStyle w:val="Hyperlink"/>
+                <w:noProof/>
+              </w:rPr>
+              <w:t>1.1</w:t>
+            </w:r>
+            <w:r>
+              <w:rPr>
+                <w:rFonts w:asciiTheme="minorHAnsi" w:eastAsiaTheme="minorEastAsia" w:hAnsiTheme="minorHAnsi"/>
+                <w:noProof/>
+                <w:kern w:val="0"/>
+                <w:sz w:val="22"/>
+                <w:lang w:val="sr-Cyrl-RS"/>
+                <w14:ligatures w14:val="none"/>
+              </w:rPr>
+              <w:t xml:space="preserve"> </w:t>
+            </w:r>
+            <w:r>
+              <w:rPr>
+                <w:rStyle w:val="Hyperlink"/>
+                <w:noProof/>
+              </w:rPr>
+              <w:t>Мотивација</w:t>
+            </w:r>
+            <w:r>
+              <w:rPr>
+                <w:noProof/>
+                <w:webHidden/>
+              </w:rPr>
+              <w:tab/>
+            </w:r>
+            <w:r>
+              <w:rPr>
+                <w:noProof/>
+                <w:webHidden/>
+              </w:rPr>
+              <w:fldChar w:fldCharType="begin"/>
+            </w:r>
+            <w:r>
+              <w:rPr>
+                <w:noProof/>
+                <w:webHidden/>
+              </w:rPr>
+              <w:instrText xml:space="preserve"> PAGEREF _Toc226568613 \h </w:instrText>
+            </w:r>
+            <w:r>
+              <w:rPr>
+                <w:noProof/>
+                <w:webHidden/>
+              </w:rPr>
+            </w:r>
+            <w:r>
+              <w:rPr>
+                <w:noProof/>
+                <w:webHidden/>
+              </w:rPr>
+              <w:fldChar w:fldCharType="separate"/>
+            </w:r>
+            <w:r>
+              <w:rPr>
+                <w:noProof/>
+                <w:webHidden/>
+              </w:rPr>
+              <w:t>1</w:t>
+            </w:r>
+            <w:r>
+              <w:rPr>
+                <w:noProof/>
+                <w:webHidden/>
+              </w:rPr>
+              <w:fldChar w:fldCharType="end"/>
+            </w:r>
+          </w:hyperlink>
+        </w:p>
+        <w:p>
+          <w:pPr>
+            <w:pStyle w:val="TOC3"/>
+            <w:tabs>
+              <w:tab w:val="right" w:leader="dot" w:pos="9304"/>
+            </w:tabs>
+            <w:rPr>
+              <w:rFonts w:asciiTheme="minorHAnsi" w:eastAsiaTheme="minorEastAsia" w:hAnsiTheme="minorHAnsi"/>
+              <w:noProof/>
+              <w:kern w:val="0"/>
+              <w:sz w:val="22"/>
+              <w14:ligatures w14:val="none"/>
+            </w:rPr>
+          </w:pPr>
+          <w:hyperlink w:anchor="_Toc226568614" w:history="1">
+            <w:r>
+              <w:rPr>
+                <w:rStyle w:val="Hyperlink"/>
+                <w:noProof/>
+              </w:rPr>
+              <w:t>1.2 Циљеви рада</w:t>
+            </w:r>
+            <w:r>
+              <w:rPr>
+                <w:noProof/>
+                <w:webHidden/>
+              </w:rPr>
+              <w:tab/>
+            </w:r>
+            <w:r>
+              <w:rPr>
+                <w:noProof/>
+                <w:webHidden/>
+              </w:rPr>
+              <w:fldChar w:fldCharType="begin"/>
+            </w:r>
+            <w:r>
+              <w:rPr>
+                <w:noProof/>
+                <w:webHidden/>
+              </w:rPr>
+              <w:instrText xml:space="preserve"> PAGEREF _Toc226568614 \h </w:instrText>
+            </w:r>
+            <w:r>
+              <w:rPr>
+                <w:noProof/>
+                <w:webHidden/>
+              </w:rPr>
+            </w:r>
+            <w:r>
+              <w:rPr>
+                <w:noProof/>
+                <w:webHidden/>
+              </w:rPr>
+              <w:fldChar w:fldCharType="separate"/>
+            </w:r>
+            <w:r>
+              <w:rPr>
+                <w:noProof/>
+                <w:webHidden/>
+              </w:rPr>
+              <w:t>2</w:t>
+            </w:r>
+            <w:r>
+              <w:rPr>
+                <w:noProof/>
+                <w:webHidden/>
+              </w:rPr>
+              <w:fldChar w:fldCharType="end"/>
+            </w:r>
+          </w:hyperlink>
+        </w:p>
+        <w:p>
+          <w:pPr>
+            <w:pStyle w:val="TOC3"/>
+            <w:tabs>
+              <w:tab w:val="left" w:pos="1100"/>
+              <w:tab w:val="right" w:leader="dot" w:pos="9304"/>
+            </w:tabs>
+            <w:rPr>
+              <w:rFonts w:asciiTheme="minorHAnsi" w:eastAsiaTheme="minorEastAsia" w:hAnsiTheme="minorHAnsi"/>
+              <w:noProof/>
+              <w:kern w:val="0"/>
+              <w:sz w:val="22"/>
+              <w14:ligatures w14:val="none"/>
+            </w:rPr>
+          </w:pPr>
+          <w:hyperlink w:anchor="_Toc226568615" w:history="1">
+            <w:r>
+              <w:rPr>
+                <w:rStyle w:val="Hyperlink"/>
+                <w:noProof/>
+              </w:rPr>
+              <w:t>1.3</w:t>
+            </w:r>
+            <w:r>
+              <w:rPr>
+                <w:rFonts w:asciiTheme="minorHAnsi" w:eastAsiaTheme="minorEastAsia" w:hAnsiTheme="minorHAnsi"/>
+                <w:noProof/>
+                <w:kern w:val="0"/>
+                <w:sz w:val="22"/>
+                <w:lang w:val="sr-Cyrl-RS"/>
+                <w14:ligatures w14:val="none"/>
+              </w:rPr>
+              <w:t xml:space="preserve"> </w:t>
+            </w:r>
+            <w:r>
+              <w:rPr>
+                <w:rStyle w:val="Hyperlink"/>
+                <w:noProof/>
+              </w:rPr>
+              <w:t>Структура рада</w:t>
+            </w:r>
+            <w:r>
+              <w:rPr>
+                <w:noProof/>
+                <w:webHidden/>
+              </w:rPr>
+              <w:tab/>
+            </w:r>
+            <w:r>
+              <w:rPr>
+                <w:noProof/>
+                <w:webHidden/>
+              </w:rPr>
+              <w:fldChar w:fldCharType="begin"/>
+            </w:r>
+            <w:r>
+              <w:rPr>
+                <w:noProof/>
+                <w:webHidden/>
+              </w:rPr>
+              <w:instrText xml:space="preserve"> PAGEREF _Toc226568615 \h </w:instrText>
+            </w:r>
+            <w:r>
+              <w:rPr>
+                <w:noProof/>
+                <w:webHidden/>
+              </w:rPr>
+            </w:r>
+            <w:r>
+              <w:rPr>
+                <w:noProof/>
+                <w:webHidden/>
+              </w:rPr>
+              <w:fldChar w:fldCharType="separate"/>
+            </w:r>
+            <w:r>
+              <w:rPr>
+                <w:noProof/>
+                <w:webHidden/>
+              </w:rPr>
+              <w:t>3</w:t>
+            </w:r>
+            <w:r>
+              <w:rPr>
+                <w:noProof/>
+                <w:webHidden/>
+              </w:rPr>
+              <w:fldChar w:fldCharType="end"/>
+            </w:r>
+          </w:hyperlink>
+        </w:p>
+        <w:p>
+          <w:pPr>
+            <w:pStyle w:val="TOC1"/>
+            <w:tabs>
+              <w:tab w:val="left" w:pos="480"/>
+              <w:tab w:val="right" w:leader="dot" w:pos="9304"/>
+            </w:tabs>
+            <w:rPr>
+              <w:rFonts w:asciiTheme="minorHAnsi" w:eastAsiaTheme="minorEastAsia" w:hAnsiTheme="minorHAnsi"/>
+              <w:noProof/>
+              <w:kern w:val="0"/>
+              <w:sz w:val="22"/>
+              <w14:ligatures w14:val="none"/>
+            </w:rPr>
+          </w:pPr>
+          <w:hyperlink w:anchor="_Toc226568616" w:history="1">
+            <w:r>
+              <w:rPr>
+                <w:rStyle w:val="Hyperlink"/>
+                <w:noProof/>
+                <w:lang w:val="sr-Cyrl-RS"/>
+              </w:rPr>
+              <w:t>2</w:t>
+            </w:r>
+            <w:r>
+              <w:rPr>
+                <w:rFonts w:asciiTheme="minorHAnsi" w:eastAsiaTheme="minorEastAsia" w:hAnsiTheme="minorHAnsi"/>
+                <w:noProof/>
+                <w:kern w:val="0"/>
+                <w:sz w:val="22"/>
+                <w14:ligatures w14:val="none"/>
+              </w:rPr>
+              <w:tab/>
+            </w:r>
+            <w:r>
+              <w:rPr>
+                <w:rStyle w:val="Hyperlink"/>
+                <w:noProof/>
+                <w:lang w:val="sr-Cyrl-RS"/>
+              </w:rPr>
+              <w:t>Агрегација и заштита података у паметним мрежама</w:t>
+            </w:r>
+            <w:r>
+              <w:rPr>
+                <w:noProof/>
+                <w:webHidden/>
+              </w:rPr>
+              <w:tab/>
+            </w:r>
+            <w:r>
+              <w:rPr>
+                <w:noProof/>
+                <w:webHidden/>
+              </w:rPr>
+              <w:fldChar w:fldCharType="begin"/>
+            </w:r>
+            <w:r>
+              <w:rPr>
+                <w:noProof/>
+                <w:webHidden/>
+              </w:rPr>
+              <w:instrText xml:space="preserve"> PAGEREF _Toc226568616 \h </w:instrText>
+            </w:r>
+            <w:r>
+              <w:rPr>
+                <w:noProof/>
+                <w:webHidden/>
+              </w:rPr>
+            </w:r>
+            <w:r>
+              <w:rPr>
+                <w:noProof/>
+                <w:webHidden/>
+              </w:rPr>
+              <w:fldChar w:fldCharType="separate"/>
+            </w:r>
+            <w:r>
+              <w:rPr>
+                <w:noProof/>
+                <w:webHidden/>
+              </w:rPr>
+              <w:t>3</w:t>
+            </w:r>
+            <w:r>
+              <w:rPr>
+                <w:noProof/>
+                <w:webHidden/>
+              </w:rPr>
+              <w:fldChar w:fldCharType="end"/>
+            </w:r>
+          </w:hyperlink>
+        </w:p>
+        <w:p>
+          <w:pPr>
+            <w:pStyle w:val="TOC3"/>
+            <w:tabs>
+              <w:tab w:val="right" w:leader="dot" w:pos="9304"/>
+            </w:tabs>
+            <w:rPr>
+              <w:rFonts w:asciiTheme="minorHAnsi" w:eastAsiaTheme="minorEastAsia" w:hAnsiTheme="minorHAnsi"/>
+              <w:noProof/>
+              <w:kern w:val="0"/>
+              <w:sz w:val="22"/>
+              <w14:ligatures w14:val="none"/>
+            </w:rPr>
+          </w:pPr>
+          <w:hyperlink w:anchor="_Toc226568617" w:history="1">
+            <w:r>
+              <w:rPr>
+                <w:rStyle w:val="Hyperlink"/>
+                <w:noProof/>
+              </w:rPr>
+              <w:t xml:space="preserve">2.1 Општи проблеми агрегације података у традиционалним </w:t>
+            </w:r>
+            <w:r>
+              <w:rPr>
+                <w:rStyle w:val="Hyperlink"/>
+                <w:i/>
+                <w:noProof/>
+                <w:lang w:val="sr-Latn-RS"/>
+              </w:rPr>
+              <w:t xml:space="preserve">ADMS </w:t>
+            </w:r>
+            <w:r>
+              <w:rPr>
+                <w:rStyle w:val="Hyperlink"/>
+                <w:noProof/>
+              </w:rPr>
+              <w:t>системима</w:t>
+            </w:r>
+            <w:r>
+              <w:rPr>
+                <w:noProof/>
+                <w:webHidden/>
+              </w:rPr>
+              <w:tab/>
+            </w:r>
+            <w:r>
+              <w:rPr>
+                <w:noProof/>
+                <w:webHidden/>
+              </w:rPr>
+              <w:fldChar w:fldCharType="begin"/>
+            </w:r>
+            <w:r>
+              <w:rPr>
+                <w:noProof/>
+                <w:webHidden/>
+              </w:rPr>
+              <w:instrText xml:space="preserve"> PAGEREF _Toc226568617 \h </w:instrText>
+            </w:r>
+            <w:r>
+              <w:rPr>
+                <w:noProof/>
+                <w:webHidden/>
+              </w:rPr>
+            </w:r>
+            <w:r>
+              <w:rPr>
+                <w:noProof/>
+                <w:webHidden/>
+              </w:rPr>
+              <w:fldChar w:fldCharType="separate"/>
+            </w:r>
+            <w:r>
+              <w:rPr>
+                <w:noProof/>
+                <w:webHidden/>
+              </w:rPr>
+              <w:t>3</w:t>
+            </w:r>
+            <w:r>
+              <w:rPr>
+                <w:noProof/>
+                <w:webHidden/>
+              </w:rPr>
+              <w:fldChar w:fldCharType="end"/>
+            </w:r>
+          </w:hyperlink>
+        </w:p>
+        <w:p>
+          <w:pPr>
+            <w:pStyle w:val="TOC3"/>
+            <w:tabs>
+              <w:tab w:val="right" w:leader="dot" w:pos="9304"/>
+            </w:tabs>
+            <w:rPr>
+              <w:rFonts w:asciiTheme="minorHAnsi" w:eastAsiaTheme="minorEastAsia" w:hAnsiTheme="minorHAnsi"/>
+              <w:noProof/>
+              <w:kern w:val="0"/>
+              <w:sz w:val="22"/>
+              <w14:ligatures w14:val="none"/>
+            </w:rPr>
+          </w:pPr>
+          <w:hyperlink w:anchor="_Toc226568618" w:history="1">
+            <w:r>
+              <w:rPr>
+                <w:rStyle w:val="Hyperlink"/>
+                <w:noProof/>
+              </w:rPr>
+              <w:t>2.2 Безбедносни ризици и рањивост централизоване архитектуре</w:t>
+            </w:r>
+            <w:r>
+              <w:rPr>
+                <w:noProof/>
+                <w:webHidden/>
+              </w:rPr>
+              <w:tab/>
+            </w:r>
+            <w:r>
+              <w:rPr>
+                <w:noProof/>
+                <w:webHidden/>
+              </w:rPr>
+              <w:fldChar w:fldCharType="begin"/>
+            </w:r>
+            <w:r>
+              <w:rPr>
+                <w:noProof/>
+                <w:webHidden/>
+              </w:rPr>
+              <w:instrText xml:space="preserve"> PAGEREF _Toc226568618 \h </w:instrText>
+            </w:r>
+            <w:r>
+              <w:rPr>
+                <w:noProof/>
+                <w:webHidden/>
+              </w:rPr>
+            </w:r>
+            <w:r>
+              <w:rPr>
+                <w:noProof/>
+                <w:webHidden/>
+              </w:rPr>
+              <w:fldChar w:fldCharType="separate"/>
+            </w:r>
+            <w:r>
+              <w:rPr>
+                <w:noProof/>
+                <w:webHidden/>
+              </w:rPr>
+              <w:t>3</w:t>
+            </w:r>
+            <w:r>
+              <w:rPr>
+                <w:noProof/>
+                <w:webHidden/>
+              </w:rPr>
+              <w:fldChar w:fldCharType="end"/>
+            </w:r>
+          </w:hyperlink>
+        </w:p>
+        <w:p>
+          <w:pPr>
+            <w:pStyle w:val="TOC3"/>
+            <w:tabs>
+              <w:tab w:val="left" w:pos="1100"/>
+              <w:tab w:val="right" w:leader="dot" w:pos="9304"/>
+            </w:tabs>
+            <w:rPr>
+              <w:rFonts w:asciiTheme="minorHAnsi" w:eastAsiaTheme="minorEastAsia" w:hAnsiTheme="minorHAnsi"/>
+              <w:noProof/>
+              <w:kern w:val="0"/>
+              <w:sz w:val="22"/>
+              <w14:ligatures w14:val="none"/>
+            </w:rPr>
+          </w:pPr>
+          <w:hyperlink w:anchor="_Toc226568619" w:history="1">
+            <w:r>
+              <w:rPr>
+                <w:rStyle w:val="Hyperlink"/>
+                <w:noProof/>
+              </w:rPr>
+              <w:t>2.3</w:t>
+            </w:r>
+            <w:r>
+              <w:rPr>
+                <w:rFonts w:asciiTheme="minorHAnsi" w:eastAsiaTheme="minorEastAsia" w:hAnsiTheme="minorHAnsi"/>
+                <w:noProof/>
+                <w:kern w:val="0"/>
+                <w:sz w:val="22"/>
+                <w:lang w:val="sr-Cyrl-RS"/>
+                <w14:ligatures w14:val="none"/>
+              </w:rPr>
+              <w:t xml:space="preserve"> </w:t>
+            </w:r>
+            <w:r>
+              <w:rPr>
+                <w:rStyle w:val="Hyperlink"/>
+                <w:noProof/>
+              </w:rPr>
+              <w:t>Угрожавање приватности корисника кроз високоучестала мерења</w:t>
+            </w:r>
+            <w:r>
+              <w:rPr>
+                <w:noProof/>
+                <w:webHidden/>
+              </w:rPr>
+              <w:tab/>
+            </w:r>
+            <w:r>
+              <w:rPr>
+                <w:noProof/>
+                <w:webHidden/>
+              </w:rPr>
+              <w:fldChar w:fldCharType="begin"/>
+            </w:r>
+            <w:r>
+              <w:rPr>
+                <w:noProof/>
+                <w:webHidden/>
+              </w:rPr>
+              <w:instrText xml:space="preserve"> PAGEREF _Toc226568619 \h </w:instrText>
+            </w:r>
+            <w:r>
+              <w:rPr>
+                <w:noProof/>
+                <w:webHidden/>
+              </w:rPr>
+            </w:r>
+            <w:r>
+              <w:rPr>
+                <w:noProof/>
+                <w:webHidden/>
+              </w:rPr>
+              <w:fldChar w:fldCharType="separate"/>
+            </w:r>
+            <w:r>
+              <w:rPr>
+                <w:noProof/>
+                <w:webHidden/>
+              </w:rPr>
+              <w:t>3</w:t>
+            </w:r>
+            <w:r>
+              <w:rPr>
                 <w:noProof/>
                 <w:webHidden/>
               </w:rPr>
@@ -9059,12 +8548,14 @@
               <w:tab w:val="right" w:leader="dot" w:pos="9304"/>
             </w:tabs>
             <w:rPr>
-              <w:rFonts w:eastAsiaTheme="minorEastAsia" w:cs="Times New Roman"/>
+              <w:rFonts w:asciiTheme="minorHAnsi" w:eastAsiaTheme="minorEastAsia" w:hAnsiTheme="minorHAnsi"/>
               <w:noProof/>
-              <w:szCs w:val="24"/>
+              <w:kern w:val="0"/>
+              <w:sz w:val="22"/>
+              <w14:ligatures w14:val="none"/>
             </w:rPr>
           </w:pPr>
-          <w:hyperlink w:anchor="_Toc178191540" w:history="1">
+          <w:hyperlink w:anchor="_Toc226568620" w:history="1">
             <w:r>
               <w:rPr>
                 <w:rStyle w:val="Hyperlink"/>
@@ -9076,7 +8567,6 @@
             </w:r>
             <w:r>
               <w:rPr>
-                <w:rFonts w:cs="Times New Roman"/>
                 <w:noProof/>
                 <w:webHidden/>
               </w:rPr>
@@ -9084,7 +8574,6 @@
             </w:r>
             <w:r>
               <w:rPr>
-                <w:rFonts w:cs="Times New Roman"/>
                 <w:noProof/>
                 <w:webHidden/>
               </w:rPr>
@@ -9092,22 +8581,19 @@
             </w:r>
             <w:r>
               <w:rPr>
-                <w:rFonts w:cs="Times New Roman"/>
                 <w:noProof/>
                 <w:webHidden/>
               </w:rPr>
-              <w:instrText xml:space="preserve"> PAGEREF _Toc178191540 \h </w:instrText>
-            </w:r>
-            <w:r>
-              <w:rPr>
-                <w:rFonts w:cs="Times New Roman"/>
+              <w:instrText xml:space="preserve"> PAGEREF _Toc226568620 \h </w:instrText>
+            </w:r>
+            <w:r>
+              <w:rPr>
                 <w:noProof/>
                 <w:webHidden/>
               </w:rPr>
             </w:r>
             <w:r>
               <w:rPr>
-                <w:rFonts w:cs="Times New Roman"/>
                 <w:noProof/>
                 <w:webHidden/>
               </w:rPr>
@@ -9115,15 +8601,13 @@
             </w:r>
             <w:r>
               <w:rPr>
-                <w:rFonts w:cs="Times New Roman"/>
                 <w:noProof/>
                 <w:webHidden/>
               </w:rPr>
-              <w:t>3</w:t>
-            </w:r>
-            <w:r>
-              <w:rPr>
-                <w:rFonts w:cs="Times New Roman"/>
+              <w:t>6</w:t>
+            </w:r>
+            <w:r>
+              <w:rPr>
                 <w:noProof/>
                 <w:webHidden/>
               </w:rPr>
@@ -9138,12 +8622,14 @@
               <w:tab w:val="right" w:leader="dot" w:pos="9304"/>
             </w:tabs>
             <w:rPr>
-              <w:rFonts w:eastAsiaTheme="minorEastAsia" w:cs="Times New Roman"/>
+              <w:rFonts w:asciiTheme="minorHAnsi" w:eastAsiaTheme="minorEastAsia" w:hAnsiTheme="minorHAnsi"/>
               <w:noProof/>
-              <w:szCs w:val="24"/>
+              <w:kern w:val="0"/>
+              <w:sz w:val="22"/>
+              <w14:ligatures w14:val="none"/>
             </w:rPr>
           </w:pPr>
-          <w:hyperlink w:anchor="_Toc178191541" w:history="1">
+          <w:hyperlink w:anchor="_Toc226568621" w:history="1">
             <w:r>
               <w:rPr>
                 <w:rStyle w:val="Hyperlink"/>
@@ -9164,7 +8650,6 @@
             </w:r>
             <w:r>
               <w:rPr>
-                <w:rFonts w:cs="Times New Roman"/>
                 <w:noProof/>
                 <w:webHidden/>
               </w:rPr>
@@ -9172,7 +8657,6 @@
             </w:r>
             <w:r>
               <w:rPr>
-                <w:rFonts w:cs="Times New Roman"/>
                 <w:noProof/>
                 <w:webHidden/>
               </w:rPr>
@@ -9180,22 +8664,19 @@
             </w:r>
             <w:r>
               <w:rPr>
-                <w:rFonts w:cs="Times New Roman"/>
                 <w:noProof/>
                 <w:webHidden/>
               </w:rPr>
-              <w:instrText xml:space="preserve"> PAGEREF _Toc178191541 \h </w:instrText>
-            </w:r>
-            <w:r>
-              <w:rPr>
-                <w:rFonts w:cs="Times New Roman"/>
+              <w:instrText xml:space="preserve"> PAGEREF _Toc226568621 \h </w:instrText>
+            </w:r>
+            <w:r>
+              <w:rPr>
                 <w:noProof/>
                 <w:webHidden/>
               </w:rPr>
             </w:r>
             <w:r>
               <w:rPr>
-                <w:rFonts w:cs="Times New Roman"/>
                 <w:noProof/>
                 <w:webHidden/>
               </w:rPr>
@@ -9203,15 +8684,13 @@
             </w:r>
             <w:r>
               <w:rPr>
-                <w:rFonts w:cs="Times New Roman"/>
                 <w:noProof/>
                 <w:webHidden/>
               </w:rPr>
-              <w:t>4</w:t>
-            </w:r>
-            <w:r>
-              <w:rPr>
-                <w:rFonts w:cs="Times New Roman"/>
+              <w:t>7</w:t>
+            </w:r>
+            <w:r>
+              <w:rPr>
                 <w:noProof/>
                 <w:webHidden/>
               </w:rPr>
@@ -9226,12 +8705,14 @@
               <w:tab w:val="right" w:leader="dot" w:pos="9304"/>
             </w:tabs>
             <w:rPr>
-              <w:rFonts w:eastAsiaTheme="minorEastAsia" w:cs="Times New Roman"/>
+              <w:rFonts w:asciiTheme="minorHAnsi" w:eastAsiaTheme="minorEastAsia" w:hAnsiTheme="minorHAnsi"/>
               <w:noProof/>
-              <w:szCs w:val="24"/>
+              <w:kern w:val="0"/>
+              <w:sz w:val="22"/>
+              <w14:ligatures w14:val="none"/>
             </w:rPr>
           </w:pPr>
-          <w:hyperlink w:anchor="_Toc178191542" w:history="1">
+          <w:hyperlink w:anchor="_Toc226568622" w:history="1">
             <w:r>
               <w:rPr>
                 <w:rStyle w:val="Hyperlink"/>
@@ -9243,7 +8724,6 @@
             </w:r>
             <w:r>
               <w:rPr>
-                <w:rFonts w:cs="Times New Roman"/>
                 <w:noProof/>
                 <w:webHidden/>
               </w:rPr>
@@ -9251,7 +8731,6 @@
             </w:r>
             <w:r>
               <w:rPr>
-                <w:rFonts w:cs="Times New Roman"/>
                 <w:noProof/>
                 <w:webHidden/>
               </w:rPr>
@@ -9259,22 +8738,19 @@
             </w:r>
             <w:r>
               <w:rPr>
-                <w:rFonts w:cs="Times New Roman"/>
                 <w:noProof/>
                 <w:webHidden/>
               </w:rPr>
-              <w:instrText xml:space="preserve"> PAGEREF _Toc178191542 \h </w:instrText>
-            </w:r>
-            <w:r>
-              <w:rPr>
-                <w:rFonts w:cs="Times New Roman"/>
+              <w:instrText xml:space="preserve"> PAGEREF _Toc226568622 \h </w:instrText>
+            </w:r>
+            <w:r>
+              <w:rPr>
                 <w:noProof/>
                 <w:webHidden/>
               </w:rPr>
             </w:r>
             <w:r>
               <w:rPr>
-                <w:rFonts w:cs="Times New Roman"/>
                 <w:noProof/>
                 <w:webHidden/>
               </w:rPr>
@@ -9282,15 +8758,13 @@
             </w:r>
             <w:r>
               <w:rPr>
-                <w:rFonts w:cs="Times New Roman"/>
                 <w:noProof/>
                 <w:webHidden/>
               </w:rPr>
-              <w:t>7</w:t>
-            </w:r>
-            <w:r>
-              <w:rPr>
-                <w:rFonts w:cs="Times New Roman"/>
+              <w:t>10</w:t>
+            </w:r>
+            <w:r>
+              <w:rPr>
                 <w:noProof/>
                 <w:webHidden/>
               </w:rPr>
@@ -9305,12 +8779,14 @@
               <w:tab w:val="right" w:leader="dot" w:pos="9304"/>
             </w:tabs>
             <w:rPr>
-              <w:rFonts w:eastAsiaTheme="minorEastAsia" w:cs="Times New Roman"/>
+              <w:rFonts w:asciiTheme="minorHAnsi" w:eastAsiaTheme="minorEastAsia" w:hAnsiTheme="minorHAnsi"/>
               <w:noProof/>
-              <w:szCs w:val="24"/>
+              <w:kern w:val="0"/>
+              <w:sz w:val="22"/>
+              <w14:ligatures w14:val="none"/>
             </w:rPr>
           </w:pPr>
-          <w:hyperlink w:anchor="_Toc178191543" w:history="1">
+          <w:hyperlink w:anchor="_Toc226568623" w:history="1">
             <w:r>
               <w:rPr>
                 <w:rStyle w:val="Hyperlink"/>
@@ -9322,7 +8798,6 @@
             </w:r>
             <w:r>
               <w:rPr>
-                <w:rFonts w:cs="Times New Roman"/>
                 <w:noProof/>
                 <w:webHidden/>
               </w:rPr>
@@ -9330,7 +8805,6 @@
             </w:r>
             <w:r>
               <w:rPr>
-                <w:rFonts w:cs="Times New Roman"/>
                 <w:noProof/>
                 <w:webHidden/>
               </w:rPr>
@@ -9338,22 +8812,19 @@
             </w:r>
             <w:r>
               <w:rPr>
-                <w:rFonts w:cs="Times New Roman"/>
                 <w:noProof/>
                 <w:webHidden/>
               </w:rPr>
-              <w:instrText xml:space="preserve"> PAGEREF _Toc178191543 \h </w:instrText>
-            </w:r>
-            <w:r>
-              <w:rPr>
-                <w:rFonts w:cs="Times New Roman"/>
+              <w:instrText xml:space="preserve"> PAGEREF _Toc226568623 \h </w:instrText>
+            </w:r>
+            <w:r>
+              <w:rPr>
                 <w:noProof/>
                 <w:webHidden/>
               </w:rPr>
             </w:r>
             <w:r>
               <w:rPr>
-                <w:rFonts w:cs="Times New Roman"/>
                 <w:noProof/>
                 <w:webHidden/>
               </w:rPr>
@@ -9361,15 +8832,13 @@
             </w:r>
             <w:r>
               <w:rPr>
-                <w:rFonts w:cs="Times New Roman"/>
                 <w:noProof/>
                 <w:webHidden/>
               </w:rPr>
-              <w:t>8</w:t>
-            </w:r>
-            <w:r>
-              <w:rPr>
-                <w:rFonts w:cs="Times New Roman"/>
+              <w:t>11</w:t>
+            </w:r>
+            <w:r>
+              <w:rPr>
                 <w:noProof/>
                 <w:webHidden/>
               </w:rPr>
@@ -9384,12 +8853,14 @@
               <w:tab w:val="right" w:leader="dot" w:pos="9304"/>
             </w:tabs>
             <w:rPr>
-              <w:rFonts w:eastAsiaTheme="minorEastAsia" w:cs="Times New Roman"/>
+              <w:rFonts w:asciiTheme="minorHAnsi" w:eastAsiaTheme="minorEastAsia" w:hAnsiTheme="minorHAnsi"/>
               <w:noProof/>
-              <w:szCs w:val="24"/>
+              <w:kern w:val="0"/>
+              <w:sz w:val="22"/>
+              <w14:ligatures w14:val="none"/>
             </w:rPr>
           </w:pPr>
-          <w:hyperlink w:anchor="_Toc178191544" w:history="1">
+          <w:hyperlink w:anchor="_Toc226568624" w:history="1">
             <w:r>
               <w:rPr>
                 <w:rStyle w:val="Hyperlink"/>
@@ -9401,7 +8872,6 @@
             </w:r>
             <w:r>
               <w:rPr>
-                <w:rFonts w:cs="Times New Roman"/>
                 <w:noProof/>
                 <w:webHidden/>
               </w:rPr>
@@ -9409,7 +8879,6 @@
             </w:r>
             <w:r>
               <w:rPr>
-                <w:rFonts w:cs="Times New Roman"/>
                 <w:noProof/>
                 <w:webHidden/>
               </w:rPr>
@@ -9417,22 +8886,19 @@
             </w:r>
             <w:r>
               <w:rPr>
-                <w:rFonts w:cs="Times New Roman"/>
                 <w:noProof/>
                 <w:webHidden/>
               </w:rPr>
-              <w:instrText xml:space="preserve"> PAGEREF _Toc178191544 \h </w:instrText>
-            </w:r>
-            <w:r>
-              <w:rPr>
-                <w:rFonts w:cs="Times New Roman"/>
+              <w:instrText xml:space="preserve"> PAGEREF _Toc226568624 \h </w:instrText>
+            </w:r>
+            <w:r>
+              <w:rPr>
                 <w:noProof/>
                 <w:webHidden/>
               </w:rPr>
             </w:r>
             <w:r>
               <w:rPr>
-                <w:rFonts w:cs="Times New Roman"/>
                 <w:noProof/>
                 <w:webHidden/>
               </w:rPr>
@@ -9440,15 +8906,13 @@
             </w:r>
             <w:r>
               <w:rPr>
-                <w:rFonts w:cs="Times New Roman"/>
                 <w:noProof/>
                 <w:webHidden/>
               </w:rPr>
-              <w:t>9</w:t>
-            </w:r>
-            <w:r>
-              <w:rPr>
-                <w:rFonts w:cs="Times New Roman"/>
+              <w:t>12</w:t>
+            </w:r>
+            <w:r>
+              <w:rPr>
                 <w:noProof/>
                 <w:webHidden/>
               </w:rPr>
@@ -9488,14 +8952,6 @@
         </w:rPr>
         <w:br w:type="page"/>
       </w:r>
-      <w:r>
-        <w:rPr>
-          <w:rFonts w:cs="Times New Roman"/>
-          <w:lang w:val="sr-Cyrl-RS"/>
-        </w:rPr>
-        <w:lastRenderedPageBreak/>
-        <w:t>ф</w:t>
-      </w:r>
     </w:p>
     <w:p>
       <w:pPr>
@@ -9517,6 +8973,7 @@
           <w:rFonts w:cs="Times New Roman"/>
           <w:lang w:val="sr-Cyrl-RS"/>
         </w:rPr>
+        <w:lastRenderedPageBreak/>
         <w:br w:type="page"/>
       </w:r>
     </w:p>
@@ -9525,30 +8982,27 @@
         <w:pStyle w:val="Heading1"/>
         <w:spacing w:after="360"/>
         <w:rPr>
-          <w:rFonts w:ascii="Times New Roman" w:hAnsi="Times New Roman" w:cs="Times New Roman"/>
-          <w:color w:val="auto"/>
-          <w:lang w:val="sr-Cyrl-RS"/>
-        </w:rPr>
-      </w:pPr>
-      <w:bookmarkStart w:id="0" w:name="_Toc178191539"/>
-      <w:r>
-        <w:rPr>
-          <w:rFonts w:ascii="Times New Roman" w:hAnsi="Times New Roman" w:cs="Times New Roman"/>
-          <w:color w:val="auto"/>
+          <w:rFonts w:cs="Times New Roman"/>
+          <w:lang w:val="sr-Cyrl-RS"/>
+        </w:rPr>
+      </w:pPr>
+      <w:bookmarkStart w:id="0" w:name="_Toc226568612"/>
+      <w:r>
+        <w:rPr>
+          <w:rFonts w:cs="Times New Roman"/>
           <w:lang w:val="sr-Cyrl-RS"/>
         </w:rPr>
         <w:lastRenderedPageBreak/>
         <w:t xml:space="preserve">1 </w:t>
       </w:r>
+      <w:r>
+        <w:rPr>
+          <w:rFonts w:cs="Times New Roman"/>
+          <w:lang w:val="sr-Cyrl-RS"/>
+        </w:rPr>
+        <w:t>Увод</w:t>
+      </w:r>
       <w:bookmarkEnd w:id="0"/>
-      <w:r>
-        <w:rPr>
-          <w:rFonts w:ascii="Times New Roman" w:hAnsi="Times New Roman" w:cs="Times New Roman"/>
-          <w:color w:val="auto"/>
-          <w:lang w:val="sr-Cyrl-RS"/>
-        </w:rPr>
-        <w:t>Увод</w:t>
-      </w:r>
     </w:p>
     <w:p>
       <w:pPr>
@@ -9816,9 +9270,11 @@
           <w:lang w:val="en-US"/>
         </w:rPr>
       </w:pPr>
+      <w:bookmarkStart w:id="1" w:name="_Toc226568613"/>
       <w:r>
         <w:t>Мотивација</w:t>
       </w:r>
+      <w:bookmarkEnd w:id="1"/>
     </w:p>
     <w:p>
       <w:r>
@@ -9871,21 +9327,7 @@
         <w:rPr>
           <w:i/>
         </w:rPr>
-        <w:t xml:space="preserve"> (</w:t>
-      </w:r>
-      <w:proofErr w:type="spellStart"/>
-      <w:r>
-        <w:rPr>
-          <w:i/>
-        </w:rPr>
-        <w:t>PbD</w:t>
-      </w:r>
-      <w:proofErr w:type="spellEnd"/>
-      <w:r>
-        <w:rPr>
-          <w:i/>
-        </w:rPr>
-        <w:t>)</w:t>
+        <w:t xml:space="preserve"> (PbD)</w:t>
       </w:r>
       <w:r>
         <w:t xml:space="preserve">). </w:t>
@@ -9980,9 +9422,11 @@
           <w:lang w:val="en-US"/>
         </w:rPr>
       </w:pPr>
+      <w:bookmarkStart w:id="2" w:name="_Toc226568614"/>
       <w:r>
         <w:t>1.2 Циљеви рада</w:t>
       </w:r>
+      <w:bookmarkEnd w:id="2"/>
     </w:p>
     <w:p>
       <w:pPr>
@@ -10443,19 +9887,8 @@
           <w:sz w:val="24"/>
           <w:szCs w:val="24"/>
         </w:rPr>
-        <w:t xml:space="preserve"> </w:t>
-      </w:r>
-      <w:proofErr w:type="spellStart"/>
-      <w:r>
-        <w:rPr>
-          <w:rFonts w:ascii="Times New Roman" w:hAnsi="Times New Roman"/>
-          <w:i/>
-          <w:sz w:val="24"/>
-          <w:szCs w:val="24"/>
-        </w:rPr>
-        <w:t>copling</w:t>
-      </w:r>
-      <w:proofErr w:type="spellEnd"/>
+        <w:t xml:space="preserve"> copling</w:t>
+      </w:r>
       <w:r>
         <w:rPr>
           <w:rFonts w:ascii="Times New Roman" w:hAnsi="Times New Roman"/>
@@ -10533,7 +9966,6 @@
         </w:rPr>
         <w:t xml:space="preserve">енгл. </w:t>
       </w:r>
-      <w:proofErr w:type="spellStart"/>
       <w:r>
         <w:rPr>
           <w:rFonts w:ascii="Times New Roman" w:hAnsi="Times New Roman"/>
@@ -10543,7 +9975,6 @@
         </w:rPr>
         <w:t>Golang</w:t>
       </w:r>
-      <w:proofErr w:type="spellEnd"/>
       <w:r>
         <w:rPr>
           <w:rFonts w:ascii="Times New Roman" w:hAnsi="Times New Roman"/>
@@ -10579,7 +10010,6 @@
         </w:rPr>
         <w:t xml:space="preserve">Протокол доказа са нултим знањем имплементиран на нивоу симулатора и агрегатора реализован је употребом </w:t>
       </w:r>
-      <w:proofErr w:type="spellStart"/>
       <w:r>
         <w:rPr>
           <w:rFonts w:ascii="Times New Roman" w:hAnsi="Times New Roman"/>
@@ -10589,7 +10019,6 @@
         </w:rPr>
         <w:t>Gnark</w:t>
       </w:r>
-      <w:proofErr w:type="spellEnd"/>
       <w:r>
         <w:rPr>
           <w:rFonts w:ascii="Times New Roman" w:hAnsi="Times New Roman"/>
@@ -10773,8 +10202,6 @@
         </w:rPr>
         <w:t xml:space="preserve"> </w:t>
       </w:r>
-      <w:bookmarkStart w:id="1" w:name="_GoBack"/>
-      <w:bookmarkEnd w:id="1"/>
     </w:p>
     <w:p>
       <w:pPr>
@@ -10823,13 +10250,2042 @@
     <w:p>
       <w:pPr>
         <w:pStyle w:val="Heading3"/>
+        <w:numPr>
+          <w:ilvl w:val="1"/>
+          <w:numId w:val="13"/>
+        </w:numPr>
+        <w:rPr>
+          <w:lang w:val="en-US"/>
+        </w:rPr>
+      </w:pPr>
+      <w:r>
+        <w:lastRenderedPageBreak/>
+        <w:t xml:space="preserve"> </w:t>
+      </w:r>
+      <w:bookmarkStart w:id="3" w:name="_Toc226568615"/>
+      <w:r>
+        <w:t>Структура рада</w:t>
+      </w:r>
+      <w:bookmarkEnd w:id="3"/>
+    </w:p>
+    <w:p>
+      <w:pPr>
+        <w:rPr>
+          <w:lang w:val="sr-Cyrl-RS"/>
+        </w:rPr>
+      </w:pPr>
+    </w:p>
+    <w:p>
+      <w:pPr>
+        <w:pStyle w:val="Heading1"/>
+        <w:numPr>
+          <w:ilvl w:val="0"/>
+          <w:numId w:val="13"/>
+        </w:numPr>
+        <w:rPr>
+          <w:lang w:val="sr-Cyrl-RS"/>
+        </w:rPr>
+      </w:pPr>
+      <w:bookmarkStart w:id="4" w:name="_Toc226568616"/>
+      <w:r>
+        <w:rPr>
+          <w:lang w:val="sr-Cyrl-RS"/>
+        </w:rPr>
+        <w:t>Агрегација и заштита података у паметним мрежама</w:t>
+      </w:r>
+      <w:bookmarkEnd w:id="4"/>
+    </w:p>
+    <w:p>
+      <w:pPr>
+        <w:pStyle w:val="Heading2"/>
+      </w:pPr>
+      <w:r>
+        <w:t>2.1</w:t>
+      </w:r>
+      <w:r>
+        <w:t xml:space="preserve"> </w:t>
+      </w:r>
+      <w:bookmarkStart w:id="5" w:name="_GoBack"/>
+      <w:bookmarkEnd w:id="5"/>
+      <w:r>
+        <w:t xml:space="preserve">Недостаци агрегације података традиционалних традиционалних </w:t>
+      </w:r>
+      <w:r>
+        <w:rPr>
+          <w:i/>
+        </w:rPr>
+        <w:t>ADMS</w:t>
+      </w:r>
+      <w:r>
+        <w:t xml:space="preserve"> система</w:t>
+      </w:r>
+    </w:p>
+    <w:p>
+      <w:r>
+        <w:rPr>
+          <w:lang w:val="sr-Cyrl-RS"/>
+        </w:rPr>
+        <w:t xml:space="preserve">Развојом паметних мрежа (енгл. </w:t>
+      </w:r>
+      <w:proofErr w:type="gramStart"/>
+      <w:r>
+        <w:t xml:space="preserve">Smart Grids) </w:t>
+      </w:r>
+      <w:r>
+        <w:rPr>
+          <w:lang w:val="sr-Cyrl-RS"/>
+        </w:rPr>
+        <w:t xml:space="preserve">и напредних система за управљање електродистрибуцијом </w:t>
+      </w:r>
+      <w:r>
         <w:rPr>
           <w:lang w:val="sr-Latn-RS"/>
         </w:rPr>
-      </w:pPr>
-      <w:r>
+        <w:t>(</w:t>
+      </w:r>
+      <w:r>
+        <w:t>ADMS – Advanced Distribution Management Systems)</w:t>
+      </w:r>
+      <w:r>
+        <w:rPr>
+          <w:lang w:val="sr-Latn-RS"/>
+        </w:rPr>
+        <w:t xml:space="preserve"> </w:t>
+      </w:r>
+      <w:r>
+        <w:rPr>
+          <w:lang w:val="sr-Cyrl-RS"/>
+        </w:rPr>
+        <w:t>уведена је фреквентна комуникација између паметних бројила и дистрибутивних центара.</w:t>
+      </w:r>
+      <w:proofErr w:type="gramEnd"/>
+      <w:r>
+        <w:rPr>
+          <w:lang w:val="sr-Cyrl-RS"/>
+        </w:rPr>
+        <w:t xml:space="preserve"> Оваква архитектура иако у многоме убрзава и олакшава управљње енергетским системом као и оперативну ефикасност, она са собом носи одређене недостатке и ризике. Главни проблем лежи у чињеници да се подаци са паметних бројила дистрибутивном центру шаљу у изузетно фреквентно, у сировом формату</w:t>
+      </w:r>
+      <w:r>
+        <w:rPr>
+          <w:lang w:val="sr-Cyrl-RS"/>
+        </w:rPr>
+        <w:t xml:space="preserve"> (</w:t>
+      </w:r>
+      <w:r>
+        <w:rPr>
+          <w:i/>
+          <w:lang w:val="sr-Cyrl-RS"/>
+        </w:rPr>
+        <w:t>С</w:t>
+      </w:r>
+      <w:r>
+        <w:rPr>
+          <w:i/>
+          <w:lang w:val="sr-Cyrl-RS"/>
+        </w:rPr>
+        <w:t>лика 2.1</w:t>
+      </w:r>
+      <w:r>
+        <w:rPr>
+          <w:lang w:val="sr-Cyrl-RS"/>
+        </w:rPr>
+        <w:t>)</w:t>
+      </w:r>
+      <w:r>
+        <w:rPr>
+          <w:lang w:val="sr-Cyrl-RS"/>
+        </w:rPr>
+        <w:t>. Најновија истраживања из 2025. године, указују</w:t>
+      </w:r>
+      <w:r>
+        <w:rPr>
+          <w:lang w:val="sr-Cyrl-RS"/>
+        </w:rPr>
+        <w:t xml:space="preserve"> да фреквентно слање грануларних информација о птрошњи представља озбиљну претњу по безбедност и приватност крајњих корисника. Ово поглавље анализира како посотјиећи </w:t>
+      </w:r>
+      <w:r>
+        <w:t xml:space="preserve">ADMS </w:t>
+      </w:r>
+      <w:r>
+        <w:rPr>
+          <w:lang w:val="sr-Cyrl-RS"/>
+        </w:rPr>
+        <w:t>системи прикупљају податке и дефинише најбитније безбедносне и архитектонске недостатке.</w:t>
+      </w:r>
+    </w:p>
+    <w:p>
+      <w:pPr>
+        <w:pStyle w:val="Tekst"/>
+        <w:jc w:val="center"/>
+      </w:pPr>
+      <w:r>
+        <w:drawing>
+          <wp:inline distT="0" distB="0" distL="0" distR="0" wp14:anchorId="68A25C31" wp14:editId="4D15F15E">
+            <wp:extent cx="5914390" cy="2331635"/>
+            <wp:effectExtent l="0" t="0" r="0" b="0"/>
+            <wp:docPr id="1" name="Picture 1"/>
+            <wp:cNvGraphicFramePr>
+              <a:graphicFrameLocks xmlns:a="http://schemas.openxmlformats.org/drawingml/2006/main" noChangeAspect="1"/>
+            </wp:cNvGraphicFramePr>
+            <a:graphic xmlns:a="http://schemas.openxmlformats.org/drawingml/2006/main">
+              <a:graphicData uri="http://schemas.openxmlformats.org/drawingml/2006/picture">
+                <pic:pic xmlns:pic="http://schemas.openxmlformats.org/drawingml/2006/picture">
+                  <pic:nvPicPr>
+                    <pic:cNvPr id="0" name=""/>
+                    <pic:cNvPicPr/>
+                  </pic:nvPicPr>
+                  <pic:blipFill>
+                    <a:blip r:embed="rId32"/>
+                    <a:stretch>
+                      <a:fillRect/>
+                    </a:stretch>
+                  </pic:blipFill>
+                  <pic:spPr>
+                    <a:xfrm>
+                      <a:off x="0" y="0"/>
+                      <a:ext cx="5914390" cy="2331635"/>
+                    </a:xfrm>
+                    <a:prstGeom prst="rect">
+                      <a:avLst/>
+                    </a:prstGeom>
+                  </pic:spPr>
+                </pic:pic>
+              </a:graphicData>
+            </a:graphic>
+          </wp:inline>
+        </w:drawing>
+      </w:r>
+    </w:p>
+    <w:p>
+      <w:pPr>
+        <w:jc w:val="center"/>
+        <w:rPr>
+          <w:lang w:val="sr-Cyrl-RS"/>
+        </w:rPr>
+      </w:pPr>
+      <w:r>
+        <w:rPr>
+          <w:b/>
+          <w:lang w:val="sr-Cyrl-RS"/>
+        </w:rPr>
+        <w:t>Слика 2.1</w:t>
+      </w:r>
+      <w:r>
+        <w:rPr>
+          <w:lang w:val="sr-Cyrl-RS"/>
+        </w:rPr>
+        <w:t xml:space="preserve"> Традиционални </w:t>
+      </w:r>
+      <w:r>
+        <w:t>ADMS</w:t>
+      </w:r>
+      <w:r>
+        <w:rPr>
+          <w:lang w:val="sr-Latn-RS"/>
+        </w:rPr>
+        <w:t xml:space="preserve"> </w:t>
+      </w:r>
+      <w:r>
+        <w:rPr>
+          <w:lang w:val="sr-Cyrl-RS"/>
+        </w:rPr>
+        <w:t>систем за прикупљање података</w:t>
+      </w:r>
+    </w:p>
+    <w:p>
+      <w:pPr>
+        <w:pStyle w:val="Heading3"/>
+        <w:rPr>
+          <w:lang w:val="en-US"/>
+        </w:rPr>
+      </w:pPr>
+      <w:bookmarkStart w:id="6" w:name="_Toc226568617"/>
+      <w:r>
+        <w:rPr>
+          <w:lang w:val="en-US"/>
+        </w:rPr>
+        <w:t>2.1</w:t>
+      </w:r>
+      <w:r>
+        <w:t xml:space="preserve">.1 </w:t>
+      </w:r>
+      <w:r>
+        <w:t xml:space="preserve">Општи проблеми агрегације података у традиционалним </w:t>
+      </w:r>
+      <w:r>
+        <w:rPr>
+          <w:i/>
+          <w:lang w:val="sr-Latn-RS"/>
+        </w:rPr>
+        <w:t>ADMS</w:t>
+      </w:r>
+      <w:r>
+        <w:rPr>
+          <w:i/>
+          <w:lang w:val="sr-Latn-RS"/>
+        </w:rPr>
+        <w:t xml:space="preserve"> </w:t>
+      </w:r>
+      <w:r>
+        <w:t>системима</w:t>
+      </w:r>
+      <w:bookmarkEnd w:id="6"/>
+    </w:p>
+    <w:p>
+      <w:pPr>
+        <w:rPr>
+          <w:lang w:val="sr-Cyrl-RS"/>
+        </w:rPr>
+      </w:pPr>
+      <w:r>
+        <w:rPr>
+          <w:lang w:val="sr-Cyrl-RS"/>
+        </w:rPr>
+        <w:t xml:space="preserve">Порцес прикупљања података у оквиру традиционалних </w:t>
+      </w:r>
+      <w:r>
+        <w:rPr>
+          <w:i/>
+        </w:rPr>
+        <w:t>ADMS</w:t>
+      </w:r>
+      <w:r>
+        <w:t xml:space="preserve"> </w:t>
+      </w:r>
+      <w:r>
+        <w:rPr>
+          <w:lang w:val="sr-Cyrl-RS"/>
+        </w:rPr>
+        <w:t xml:space="preserve">система одвија се по моделу у ком свако пемтно бројило, на </w:t>
+      </w:r>
+      <w:r>
+        <w:rPr>
+          <w:lang w:val="sr-Cyrl-RS"/>
+        </w:rPr>
+        <w:t>исте</w:t>
+      </w:r>
+      <w:r>
+        <w:rPr>
+          <w:lang w:val="sr-Cyrl-RS"/>
+        </w:rPr>
+        <w:t xml:space="preserve"> временске интервале шаље своја очитавања цетралном серверу. Сервер врши аграгацију пристигл</w:t>
+      </w:r>
+      <w:r>
+        <w:rPr>
+          <w:lang w:val="sr-Cyrl-RS"/>
+        </w:rPr>
+        <w:t>и</w:t>
+      </w:r>
+      <w:r>
+        <w:rPr>
+          <w:lang w:val="sr-Cyrl-RS"/>
+        </w:rPr>
+        <w:t>х појединачних очитаних вредности и израчунава неопходн</w:t>
+      </w:r>
+      <w:r>
+        <w:rPr>
+          <w:lang w:val="sr-Cyrl-RS"/>
+        </w:rPr>
+        <w:t>е агрегиране</w:t>
+      </w:r>
+      <w:r>
+        <w:rPr>
+          <w:lang w:val="sr-Cyrl-RS"/>
+        </w:rPr>
+        <w:t xml:space="preserve"> вредности. Један од основних достатака овакве архитеткуре јесте потенцијално стварање</w:t>
+      </w:r>
+      <w:r>
+        <w:t xml:space="preserve"> </w:t>
+      </w:r>
+      <w:r>
+        <w:rPr>
+          <w:lang w:val="sr-Cyrl-RS"/>
+        </w:rPr>
+        <w:t xml:space="preserve">мрежног и рачунарског уског грла (енгл. </w:t>
+      </w:r>
+      <w:proofErr w:type="gramStart"/>
+      <w:r>
+        <w:rPr>
+          <w:i/>
+        </w:rPr>
+        <w:t>bottleneck</w:t>
+      </w:r>
+      <w:proofErr w:type="gramEnd"/>
+      <w:r>
+        <w:t>)</w:t>
+      </w:r>
+      <w:r>
+        <w:rPr>
+          <w:lang w:val="sr-Cyrl-RS"/>
+        </w:rPr>
+        <w:t xml:space="preserve">. Са порастом употребе паметних </w:t>
+      </w:r>
+      <w:r>
+        <w:rPr>
+          <w:lang w:val="sr-Cyrl-RS"/>
+        </w:rPr>
+        <w:t>бројила</w:t>
+      </w:r>
+      <w:r>
+        <w:rPr>
+          <w:lang w:val="sr-Cyrl-RS"/>
+        </w:rPr>
+        <w:t>, овакав систем постаје све оптерећенији јер мора да агрегира велики број податка, што уједно</w:t>
+      </w:r>
+      <w:r>
+        <w:rPr>
+          <w:lang w:val="sr-Cyrl-RS"/>
+        </w:rPr>
+        <w:t xml:space="preserve"> оптерећује речунарске ресурсе и успорава одзив система у реалном времену. Сви претходно наведени аспекти у многоме деградирају скалабилност система.</w:t>
+      </w:r>
+    </w:p>
+    <w:p>
+      <w:pPr>
+        <w:pStyle w:val="Heading3"/>
+      </w:pPr>
+      <w:bookmarkStart w:id="7" w:name="_Toc226568618"/>
+      <w:r>
+        <w:t>2.</w:t>
+      </w:r>
+      <w:r>
+        <w:t>1.</w:t>
+      </w:r>
+      <w:r>
+        <w:t>2</w:t>
+      </w:r>
+      <w:r>
+        <w:t xml:space="preserve">  </w:t>
+      </w:r>
+      <w:r>
+        <w:t>Безбедносни ризици и рањивост централизоване архитектуре</w:t>
+      </w:r>
+      <w:bookmarkEnd w:id="7"/>
+    </w:p>
+    <w:p>
+      <w:r>
+        <w:rPr>
+          <w:lang w:val="sr-Cyrl-RS"/>
+        </w:rPr>
+        <w:t xml:space="preserve">Осим проблема перформанси, централизована архитектура </w:t>
+      </w:r>
+      <w:r>
+        <w:rPr>
+          <w:i/>
+        </w:rPr>
+        <w:t>ADMS</w:t>
+      </w:r>
+      <w:r>
+        <w:t xml:space="preserve"> </w:t>
+      </w:r>
+      <w:r>
+        <w:rPr>
+          <w:lang w:val="sr-Cyrl-RS"/>
+        </w:rPr>
+        <w:t xml:space="preserve">система са собом носи и бројне безбедносне рањивости. Претходно описана обрада и агрегација декриптованих </w:t>
+      </w:r>
+      <w:r>
+        <w:rPr>
+          <w:lang w:val="sr-Cyrl-RS"/>
+        </w:rPr>
         <w:lastRenderedPageBreak/>
-        <w:t>1.3 Структура рада</w:t>
+        <w:t xml:space="preserve">податка у оквиру једног сервера ствара јединствену тачку отказа (енгл. </w:t>
+      </w:r>
+      <w:proofErr w:type="gramStart"/>
+      <w:r>
+        <w:rPr>
+          <w:i/>
+        </w:rPr>
+        <w:t>Single Point of Failure – SPOF</w:t>
+      </w:r>
+      <w:r>
+        <w:t>).</w:t>
+      </w:r>
+      <w:proofErr w:type="gramEnd"/>
+      <w:r>
+        <w:t xml:space="preserve"> </w:t>
+      </w:r>
+      <w:r>
+        <w:rPr>
+          <w:lang w:val="sr-Cyrl-RS"/>
+        </w:rPr>
+        <w:t xml:space="preserve">Уколико </w:t>
+      </w:r>
+      <w:r>
+        <w:rPr>
+          <w:lang w:val="sr-Cyrl-RS"/>
+        </w:rPr>
+        <w:t>нападаћ</w:t>
+      </w:r>
+      <w:r>
+        <w:rPr>
+          <w:lang w:val="sr-Cyrl-RS"/>
+        </w:rPr>
+        <w:t xml:space="preserve"> успе да компромитује сервер који врши </w:t>
+      </w:r>
+      <w:r>
+        <w:rPr>
+          <w:lang w:val="sr-Cyrl-RS"/>
+        </w:rPr>
+        <w:t>агрегацију података крајњих корисника, истовремено стиче приступ и сировим подацима свих крајњих потрошача. У пракси се користи енкрипција података током њиховог мрежног преноса (нпр</w:t>
+      </w:r>
+      <w:r>
+        <w:rPr>
+          <w:lang w:val="sr-Cyrl-RS"/>
+        </w:rPr>
+        <w:t>.</w:t>
+      </w:r>
+      <w:r>
+        <w:rPr>
+          <w:lang w:val="sr-Cyrl-RS"/>
+        </w:rPr>
+        <w:t xml:space="preserve"> </w:t>
+      </w:r>
+      <w:proofErr w:type="gramStart"/>
+      <w:r>
+        <w:rPr>
+          <w:i/>
+        </w:rPr>
+        <w:t xml:space="preserve">TLS/SSL </w:t>
+      </w:r>
+      <w:r>
+        <w:rPr>
+          <w:lang w:val="sr-Cyrl-RS"/>
+        </w:rPr>
+        <w:t>протоколи</w:t>
+      </w:r>
+      <w:r>
+        <w:t xml:space="preserve">) </w:t>
+      </w:r>
+      <w:r>
+        <w:rPr>
+          <w:lang w:val="sr-Cyrl-RS"/>
+        </w:rPr>
+        <w:t xml:space="preserve">како би се спречили </w:t>
+      </w:r>
+      <w:r>
+        <w:rPr>
+          <w:i/>
+        </w:rPr>
+        <w:t>Man-in-the-Middle</w:t>
+      </w:r>
+      <w:r>
+        <w:rPr>
+          <w:i/>
+          <w:lang w:val="sr-Cyrl-RS"/>
+        </w:rPr>
+        <w:t xml:space="preserve"> </w:t>
+      </w:r>
+      <w:r>
+        <w:rPr>
+          <w:i/>
+        </w:rPr>
+        <w:t>– MitM</w:t>
+      </w:r>
+      <w:r>
+        <w:t xml:space="preserve"> </w:t>
+      </w:r>
+      <w:r>
+        <w:rPr>
+          <w:lang w:val="sr-Cyrl-RS"/>
+        </w:rPr>
+        <w:t>напади</w:t>
+      </w:r>
+      <w:r>
+        <w:rPr>
+          <w:lang w:val="sr-Cyrl-RS"/>
+        </w:rPr>
+        <w:t xml:space="preserve"> (</w:t>
+      </w:r>
+      <w:r>
+        <w:rPr>
+          <w:i/>
+          <w:lang w:val="sr-Cyrl-RS"/>
+        </w:rPr>
+        <w:t>С</w:t>
+      </w:r>
+      <w:r>
+        <w:rPr>
+          <w:i/>
+          <w:lang w:val="sr-Cyrl-RS"/>
+        </w:rPr>
+        <w:t>лика 2.2</w:t>
+      </w:r>
+      <w:r>
+        <w:rPr>
+          <w:lang w:val="sr-Cyrl-RS"/>
+        </w:rPr>
+        <w:t>)</w:t>
+      </w:r>
+      <w:r>
+        <w:rPr>
+          <w:lang w:val="sr-Cyrl-RS"/>
+        </w:rPr>
+        <w:t>,</w:t>
+      </w:r>
+      <w:r>
+        <w:rPr>
+          <w:lang w:val="sr-Cyrl-RS"/>
+        </w:rPr>
+        <w:t xml:space="preserve"> међутим оваква заштита престаје одмах након декриптовања података на серверу.</w:t>
+      </w:r>
+      <w:proofErr w:type="gramEnd"/>
+      <w:r>
+        <w:rPr>
+          <w:lang w:val="sr-Cyrl-RS"/>
+        </w:rPr>
+        <w:t xml:space="preserve"> На овај начин сигурност и заштита података се своди на апсолутно поверење у систем и законске регулативе што отвара могућност злоупотребе или цурења података у случају сајбер напада.</w:t>
+      </w:r>
+    </w:p>
+    <w:p>
+      <w:pPr>
+        <w:pStyle w:val="Tekst"/>
+        <w:jc w:val="center"/>
+      </w:pPr>
+      <w:r>
+        <w:drawing>
+          <wp:inline distT="0" distB="0" distL="0" distR="0" wp14:anchorId="673D0BE3" wp14:editId="134EF481">
+            <wp:extent cx="5914390" cy="3171402"/>
+            <wp:effectExtent l="0" t="0" r="0" b="0"/>
+            <wp:docPr id="2" name="Picture 2"/>
+            <wp:cNvGraphicFramePr>
+              <a:graphicFrameLocks xmlns:a="http://schemas.openxmlformats.org/drawingml/2006/main" noChangeAspect="1"/>
+            </wp:cNvGraphicFramePr>
+            <a:graphic xmlns:a="http://schemas.openxmlformats.org/drawingml/2006/main">
+              <a:graphicData uri="http://schemas.openxmlformats.org/drawingml/2006/picture">
+                <pic:pic xmlns:pic="http://schemas.openxmlformats.org/drawingml/2006/picture">
+                  <pic:nvPicPr>
+                    <pic:cNvPr id="0" name=""/>
+                    <pic:cNvPicPr/>
+                  </pic:nvPicPr>
+                  <pic:blipFill>
+                    <a:blip r:embed="rId33"/>
+                    <a:stretch>
+                      <a:fillRect/>
+                    </a:stretch>
+                  </pic:blipFill>
+                  <pic:spPr>
+                    <a:xfrm>
+                      <a:off x="0" y="0"/>
+                      <a:ext cx="5914390" cy="3171402"/>
+                    </a:xfrm>
+                    <a:prstGeom prst="rect">
+                      <a:avLst/>
+                    </a:prstGeom>
+                  </pic:spPr>
+                </pic:pic>
+              </a:graphicData>
+            </a:graphic>
+          </wp:inline>
+        </w:drawing>
+      </w:r>
+    </w:p>
+    <w:p>
+      <w:pPr>
+        <w:jc w:val="center"/>
+        <w:rPr>
+          <w:lang w:val="sr-Cyrl-RS"/>
+        </w:rPr>
+      </w:pPr>
+      <w:r>
+        <w:rPr>
+          <w:b/>
+          <w:lang w:val="sr-Cyrl-RS"/>
+        </w:rPr>
+        <w:t>Слика 2.2</w:t>
+      </w:r>
+      <w:r>
+        <w:rPr>
+          <w:lang w:val="sr-Cyrl-RS"/>
+        </w:rPr>
+        <w:t xml:space="preserve"> Потенцијални ризици централизоване архитектуре </w:t>
+      </w:r>
+      <w:r>
+        <w:rPr>
+          <w:lang w:val="sr-Latn-RS"/>
+        </w:rPr>
+        <w:t xml:space="preserve">ADMS </w:t>
+      </w:r>
+      <w:r>
+        <w:rPr>
+          <w:lang w:val="sr-Cyrl-RS"/>
+        </w:rPr>
+        <w:t>ситема</w:t>
+      </w:r>
+    </w:p>
+    <w:p>
+      <w:pPr>
+        <w:pStyle w:val="Heading3"/>
+        <w:numPr>
+          <w:ilvl w:val="2"/>
+          <w:numId w:val="14"/>
+        </w:numPr>
+      </w:pPr>
+      <w:bookmarkStart w:id="8" w:name="_Toc226568619"/>
+      <w:r>
+        <w:t>Угрожавање приватности корисника кроз високоучестала мерења</w:t>
+      </w:r>
+      <w:bookmarkEnd w:id="8"/>
+    </w:p>
+    <w:p>
+      <w:pPr>
+        <w:rPr>
+          <w:lang w:val="sr-Cyrl-RS"/>
+        </w:rPr>
+      </w:pPr>
+      <w:r>
+        <w:rPr>
+          <w:lang w:val="sr-Cyrl-RS"/>
+        </w:rPr>
+        <w:t>Један од кључни проблема савремених систеа за мерење потрошње електричне енергије односи се на приватност корисника. Иако се ови подаци формално третирају као технички, високоучестала мерења у пракси откривају обрасце понашања крајњих корисника у оквиру домаћинства. Применом техника као што је независно праћење оптерећења (</w:t>
+      </w:r>
+      <w:r>
+        <w:t>NILM</w:t>
+      </w:r>
+      <w:r>
+        <w:rPr>
+          <w:lang w:val="sr-Latn-RS"/>
+        </w:rPr>
+        <w:t>)</w:t>
+      </w:r>
+      <w:r>
+        <w:rPr>
+          <w:lang w:val="sr-Latn-RS"/>
+        </w:rPr>
+        <w:t xml:space="preserve">, </w:t>
+      </w:r>
+      <w:r>
+        <w:rPr>
+          <w:lang w:val="sr-Cyrl-RS"/>
+        </w:rPr>
+        <w:t>из сирових података паметних бројила могуће је закључити који се уређаји користе, када је корисник код куће, па чак и његове свакодневне навике. На тај начин, потрошња електричне енергије постаје индиректан али веома прецизан извор информација о приватном животу крајњих потрошача.</w:t>
+      </w:r>
+    </w:p>
+    <w:p>
+      <w:r>
+        <w:rPr>
+          <w:lang w:val="sr-Cyrl-RS"/>
+        </w:rPr>
+        <w:t xml:space="preserve">Традиционални </w:t>
+      </w:r>
+      <w:r>
+        <w:t xml:space="preserve">ADMS </w:t>
+      </w:r>
+      <w:r>
+        <w:rPr>
+          <w:lang w:val="sr-Cyrl-RS"/>
+        </w:rPr>
+        <w:t xml:space="preserve">системи се управо ослањају на сирове податке пристигле са паметних бројила, како би срачунали агрегиране вредности од значаја. Као природно решење за верификацију и агрегацију података без откривања појединачних сирових вредности истовремено се намећу два криптографска протокола </w:t>
+      </w:r>
+      <w:r>
+        <w:rPr>
+          <w:i/>
+          <w:lang w:val="sr-Latn-RS"/>
+        </w:rPr>
+        <w:t>MPC</w:t>
+      </w:r>
+      <w:r>
+        <w:rPr>
+          <w:lang w:val="sr-Latn-RS"/>
+        </w:rPr>
+        <w:t xml:space="preserve"> </w:t>
+      </w:r>
+      <w:r>
+        <w:rPr>
+          <w:lang w:val="sr-Cyrl-RS"/>
+        </w:rPr>
+        <w:t xml:space="preserve">и </w:t>
+      </w:r>
+      <w:r>
+        <w:rPr>
+          <w:i/>
+        </w:rPr>
+        <w:t>ZKP</w:t>
+      </w:r>
+      <w:r>
+        <w:t xml:space="preserve"> </w:t>
+      </w:r>
+      <w:r>
+        <w:rPr>
+          <w:lang w:val="sr-Cyrl-RS"/>
+        </w:rPr>
+        <w:t xml:space="preserve">чијом заједничком комбинацијом </w:t>
+      </w:r>
+      <w:r>
+        <w:rPr>
+          <w:lang w:val="sr-Cyrl-RS"/>
+        </w:rPr>
+        <w:t>се значајно умањује ризик од нарушавања приватности и злоупотребе података.</w:t>
+      </w:r>
+    </w:p>
+    <w:p>
+      <w:pPr>
+        <w:pStyle w:val="Tekst"/>
+      </w:pPr>
+    </w:p>
+    <w:p>
+      <w:pPr>
+        <w:pStyle w:val="Tekst"/>
+      </w:pPr>
+    </w:p>
+    <w:p>
+      <w:pPr>
+        <w:pStyle w:val="Heading2"/>
+        <w:numPr>
+          <w:ilvl w:val="1"/>
+          <w:numId w:val="19"/>
+        </w:numPr>
+      </w:pPr>
+      <w:r>
+        <w:lastRenderedPageBreak/>
+        <w:t xml:space="preserve"> </w:t>
+      </w:r>
+      <w:r>
+        <w:rPr>
+          <w:lang w:val="sr-Cyrl-RS"/>
+        </w:rPr>
+        <w:t>Увод у криптографске протокле са нултим знањем</w:t>
+      </w:r>
+    </w:p>
+    <w:p>
+      <w:pPr>
+        <w:rPr>
+          <w:lang w:val="sr-Cyrl-RS"/>
+        </w:rPr>
+      </w:pPr>
+      <w:r>
+        <w:rPr>
+          <w:lang w:val="sr-Cyrl-RS"/>
+        </w:rPr>
+        <w:t xml:space="preserve">Криптографски протоколи са нултим зањем (енгл. </w:t>
+      </w:r>
+      <w:r>
+        <w:rPr>
+          <w:lang w:val="sr-Latn-RS"/>
+        </w:rPr>
+        <w:t xml:space="preserve">Zero-Knowledge Proof – ZKP) </w:t>
+      </w:r>
+      <w:r>
+        <w:rPr>
+          <w:lang w:val="sr-Cyrl-RS"/>
+        </w:rPr>
+        <w:t>представљају значајан помак у начину на који се врши верификација података. Њихова основна идеја је да се докаже тачност неке тврдње без откривања саме тајне или осетљивих податка на којима се она заснива. Протокол је настао као последица ограничења традиционалних криптографских протокола, који исправност потврдђују директно над сировим подацима, чиме се уједно угрожава њихова поверљивост.</w:t>
+      </w:r>
+    </w:p>
+    <w:p>
+      <w:pPr>
+        <w:rPr>
+          <w:lang w:val="sr-Latn-RS"/>
+        </w:rPr>
+      </w:pPr>
+      <w:r>
+        <w:rPr>
+          <w:lang w:val="sr-Cyrl-RS"/>
+        </w:rPr>
+        <w:t xml:space="preserve">За разлику од таквог приступа, </w:t>
+      </w:r>
+      <w:r>
+        <w:rPr>
+          <w:lang w:val="sr-Latn-RS"/>
+        </w:rPr>
+        <w:t xml:space="preserve">ZKP </w:t>
+      </w:r>
+      <w:r>
+        <w:rPr>
+          <w:lang w:val="sr-Cyrl-RS"/>
+        </w:rPr>
+        <w:t xml:space="preserve">се </w:t>
+      </w:r>
+      <w:r>
+        <w:rPr>
+          <w:lang w:val="sr-Cyrl-RS"/>
+        </w:rPr>
+        <w:t>ослања на вероватносне математичке доказа уместо на размену стварних вредности. Овакав приступ омогућава поуздану проверу исправности инфромације без да се током самог поступка провере ништа више од оног што је нужно. Због тога се ови</w:t>
+      </w:r>
+      <w:r>
+        <w:rPr>
+          <w:lang w:val="sr-Latn-RS"/>
+        </w:rPr>
+        <w:t xml:space="preserve"> </w:t>
+      </w:r>
+      <w:r>
+        <w:rPr>
+          <w:lang w:val="sr-Cyrl-RS"/>
+        </w:rPr>
+        <w:t>ови протоколи данас све више користе као механизам заштите приватности и безбедности у оквиру дистрибуираних система.</w:t>
+      </w:r>
+    </w:p>
+    <w:p>
+      <w:pPr>
+        <w:pStyle w:val="Heading3"/>
+        <w:rPr>
+          <w:lang w:val="en-US"/>
+        </w:rPr>
+      </w:pPr>
+      <w:r>
+        <w:rPr>
+          <w:lang w:val="sr-Latn-RS"/>
+        </w:rPr>
+        <w:t xml:space="preserve">2.2.1 </w:t>
+      </w:r>
+      <w:r>
+        <w:t xml:space="preserve">Теоријска основа </w:t>
+      </w:r>
+      <w:r>
+        <w:rPr>
+          <w:i/>
+        </w:rPr>
+        <w:t>ZKP</w:t>
+      </w:r>
+      <w:r>
+        <w:t xml:space="preserve"> протокола</w:t>
+      </w:r>
+    </w:p>
+    <w:p>
+      <w:pPr>
+        <w:rPr>
+          <w:lang w:val="sr-Cyrl-RS"/>
+        </w:rPr>
+      </w:pPr>
+      <w:r>
+        <w:rPr>
+          <w:lang w:val="sr-Cyrl-RS"/>
+        </w:rPr>
+        <w:t xml:space="preserve">На високом нивоу апстркције, </w:t>
+      </w:r>
+      <w:r>
+        <w:rPr>
+          <w:i/>
+        </w:rPr>
+        <w:t>ZKP</w:t>
+      </w:r>
+      <w:r>
+        <w:t xml:space="preserve"> </w:t>
+      </w:r>
+      <w:r>
+        <w:rPr>
+          <w:lang w:val="sr-Cyrl-RS"/>
+        </w:rPr>
+        <w:t>протокол са нултим знањем може се посматрати као интеракција између два учесника:</w:t>
+      </w:r>
+    </w:p>
+    <w:p>
+      <w:pPr>
+        <w:pStyle w:val="ListParagraph"/>
+        <w:numPr>
+          <w:ilvl w:val="0"/>
+          <w:numId w:val="16"/>
+        </w:numPr>
+        <w:rPr>
+          <w:lang w:val="sr-Cyrl-RS"/>
+        </w:rPr>
+      </w:pPr>
+      <w:r>
+        <w:rPr>
+          <w:i/>
+          <w:lang w:val="sr-Cyrl-RS"/>
+        </w:rPr>
+        <w:t>Доказивача</w:t>
+      </w:r>
+      <w:r>
+        <w:rPr>
+          <w:lang w:val="sr-Cyrl-RS"/>
+        </w:rPr>
+        <w:t xml:space="preserve"> (енгл</w:t>
+      </w:r>
+      <w:r>
+        <w:t xml:space="preserve">. </w:t>
+      </w:r>
+      <w:r>
+        <w:rPr>
+          <w:i/>
+        </w:rPr>
+        <w:t>Prover</w:t>
+      </w:r>
+      <w:r>
+        <w:t>)</w:t>
+      </w:r>
+    </w:p>
+    <w:p>
+      <w:pPr>
+        <w:pStyle w:val="ListParagraph"/>
+        <w:numPr>
+          <w:ilvl w:val="0"/>
+          <w:numId w:val="16"/>
+        </w:numPr>
+        <w:rPr>
+          <w:lang w:val="sr-Cyrl-RS"/>
+        </w:rPr>
+      </w:pPr>
+      <w:r>
+        <w:rPr>
+          <w:i/>
+          <w:lang w:val="sr-Cyrl-RS"/>
+        </w:rPr>
+        <w:t>Верификатора</w:t>
+      </w:r>
+      <w:r>
+        <w:rPr>
+          <w:lang w:val="sr-Cyrl-RS"/>
+        </w:rPr>
+        <w:t xml:space="preserve"> (енгл. </w:t>
+      </w:r>
+      <w:r>
+        <w:rPr>
+          <w:i/>
+        </w:rPr>
+        <w:t>Verifier</w:t>
+      </w:r>
+      <w:r>
+        <w:t>)</w:t>
+      </w:r>
+    </w:p>
+    <w:p>
+      <w:pPr>
+        <w:rPr>
+          <w:lang w:val="sr-Cyrl-RS"/>
+        </w:rPr>
+      </w:pPr>
+      <w:r>
+        <w:rPr>
+          <w:lang w:val="sr-Cyrl-RS"/>
+        </w:rPr>
+        <w:t xml:space="preserve">За разлику од класичних математичких доказа који су статични, овде је реч о динамичком процесу размене порука, кроз који </w:t>
+      </w:r>
+      <w:r>
+        <w:rPr>
+          <w:i/>
+          <w:lang w:val="sr-Cyrl-RS"/>
+        </w:rPr>
+        <w:t>Верификатор</w:t>
+      </w:r>
+      <w:r>
+        <w:rPr>
+          <w:lang w:val="sr-Cyrl-RS"/>
+        </w:rPr>
+        <w:t xml:space="preserve"> постепено стиче поверење у истинитост одређење тврдње.</w:t>
+      </w:r>
+    </w:p>
+    <w:p>
+      <w:pPr>
+        <w:rPr>
+          <w:lang w:val="sr-Cyrl-RS"/>
+        </w:rPr>
+      </w:pPr>
+      <w:r>
+        <w:rPr>
+          <w:lang w:val="sr-Cyrl-RS"/>
+        </w:rPr>
+        <w:t xml:space="preserve">У основи протокола се налазиа јавна изјава </w:t>
+      </w:r>
+      <w:r>
+        <w:rPr>
+          <w:i/>
+        </w:rPr>
+        <w:t>s</w:t>
+      </w:r>
+      <w:r>
+        <w:t xml:space="preserve"> </w:t>
+      </w:r>
+      <w:r>
+        <w:rPr>
+          <w:lang w:val="sr-Cyrl-RS"/>
+        </w:rPr>
+        <w:t xml:space="preserve">и приватни сведок </w:t>
+      </w:r>
+      <w:r>
+        <w:rPr>
+          <w:i/>
+          <w:lang w:val="sr-Latn-RS"/>
+        </w:rPr>
+        <w:t>w</w:t>
+      </w:r>
+      <w:r>
+        <w:rPr>
+          <w:lang w:val="sr-Latn-RS"/>
+        </w:rPr>
+        <w:t xml:space="preserve">. </w:t>
+      </w:r>
+      <w:r>
+        <w:rPr>
+          <w:lang w:val="sr-Cyrl-RS"/>
+        </w:rPr>
+        <w:t xml:space="preserve">Доказивач тврди да познаје вредност </w:t>
+      </w:r>
+      <w:r>
+        <w:rPr>
+          <w:i/>
+        </w:rPr>
+        <w:t>w</w:t>
+      </w:r>
+      <w:r>
+        <w:t xml:space="preserve"> </w:t>
+      </w:r>
+      <w:r>
+        <w:rPr>
+          <w:lang w:val="sr-Cyrl-RS"/>
+        </w:rPr>
+        <w:t xml:space="preserve">за коју важи да је релација </w:t>
+      </w:r>
+      <w:r>
+        <w:rPr>
+          <w:i/>
+        </w:rPr>
+        <w:t>R(s, w)</w:t>
+      </w:r>
+      <w:r>
+        <w:t xml:space="preserve"> </w:t>
+      </w:r>
+      <w:r>
+        <w:rPr>
+          <w:lang w:val="sr-Cyrl-RS"/>
+        </w:rPr>
+        <w:t xml:space="preserve">тачна али без намере да ту вредност открије. Циљ је, дакле, да се </w:t>
+      </w:r>
+      <w:r>
+        <w:rPr>
+          <w:i/>
+          <w:lang w:val="sr-Cyrl-RS"/>
+        </w:rPr>
+        <w:t>Верификатор</w:t>
+      </w:r>
+      <w:r>
+        <w:rPr>
+          <w:lang w:val="sr-Cyrl-RS"/>
+        </w:rPr>
+        <w:t xml:space="preserve"> убеди у постојања тог знања, без икаквог цурења информација. Ова идеја се у литератури описује кроз појам сложености знања (</w:t>
+      </w:r>
+      <w:r>
+        <w:rPr>
+          <w:lang w:val="sr-Cyrl-RS"/>
+        </w:rPr>
+        <w:t xml:space="preserve">енгл. </w:t>
+      </w:r>
+      <w:proofErr w:type="gramStart"/>
+      <w:r>
+        <w:rPr>
+          <w:i/>
+        </w:rPr>
+        <w:t>knowledge</w:t>
+      </w:r>
+      <w:proofErr w:type="gramEnd"/>
+      <w:r>
+        <w:rPr>
+          <w:i/>
+        </w:rPr>
+        <w:t xml:space="preserve"> complexity</w:t>
+      </w:r>
+      <w:r>
+        <w:t xml:space="preserve">), </w:t>
+      </w:r>
+      <w:r>
+        <w:rPr>
+          <w:lang w:val="sr-Cyrl-RS"/>
+        </w:rPr>
+        <w:t xml:space="preserve">који представља количину информација која се током протокола открива </w:t>
+      </w:r>
+      <w:r>
+        <w:t xml:space="preserve">– </w:t>
+      </w:r>
+      <w:r>
+        <w:rPr>
+          <w:lang w:val="sr-Cyrl-RS"/>
+        </w:rPr>
+        <w:t xml:space="preserve">а код </w:t>
+      </w:r>
+      <w:r>
+        <w:rPr>
+          <w:i/>
+        </w:rPr>
+        <w:t>ZKP</w:t>
+      </w:r>
+      <w:r>
+        <w:t xml:space="preserve"> </w:t>
+      </w:r>
+      <w:r>
+        <w:rPr>
+          <w:lang w:val="sr-Cyrl-RS"/>
+        </w:rPr>
+        <w:t>протокола она је у идеалном случају једнака нули.</w:t>
+      </w:r>
+    </w:p>
+    <w:p>
+      <w:r>
+        <w:rPr>
+          <w:lang w:val="sr-Cyrl-RS"/>
+        </w:rPr>
+        <w:t xml:space="preserve">Већина практичних </w:t>
+      </w:r>
+      <w:r>
+        <w:rPr>
+          <w:i/>
+        </w:rPr>
+        <w:t>ZKP</w:t>
+      </w:r>
+      <w:r>
+        <w:t xml:space="preserve"> </w:t>
+      </w:r>
+      <w:r>
+        <w:rPr>
+          <w:lang w:val="sr-Cyrl-RS"/>
+        </w:rPr>
+        <w:t xml:space="preserve">протокола заснива се на једноставном, али ефикасном моделу размене порука познатом као </w:t>
+      </w:r>
+      <w:r>
+        <w:rPr>
+          <w:i/>
+          <w:lang w:val="sr-Latn-RS"/>
+        </w:rPr>
+        <w:t>Sigma</w:t>
+      </w:r>
+      <w:r>
+        <w:rPr>
+          <w:lang w:val="sr-Latn-RS"/>
+        </w:rPr>
+        <w:t xml:space="preserve"> </w:t>
+      </w:r>
+      <w:r>
+        <w:rPr>
+          <w:lang w:val="sr-Cyrl-RS"/>
+        </w:rPr>
+        <w:t>протокол (</w:t>
+      </w:r>
+      <w:r>
+        <w:rPr>
+          <w:i/>
+          <w:lang w:val="sr-Cyrl-RS"/>
+        </w:rPr>
+        <w:t>Слика 2.3</w:t>
+      </w:r>
+      <w:r>
+        <w:rPr>
+          <w:lang w:val="sr-Cyrl-RS"/>
+        </w:rPr>
+        <w:t xml:space="preserve">), који се састоји из </w:t>
+      </w:r>
+      <w:r>
+        <w:rPr>
+          <w:lang w:val="sr-Cyrl-RS"/>
+        </w:rPr>
+        <w:t>три</w:t>
+      </w:r>
+      <w:r>
+        <w:rPr>
+          <w:lang w:val="sr-Cyrl-RS"/>
+        </w:rPr>
+        <w:t xml:space="preserve"> корака. У првом кораку, Доказивач генерише случајну вредност и шаље њен закључан облик </w:t>
+      </w:r>
+      <w:r>
+        <w:rPr>
+          <w:i/>
+          <w:lang w:val="sr-Cyrl-RS"/>
+        </w:rPr>
+        <w:t>Верификатору</w:t>
+      </w:r>
+      <w:r>
+        <w:rPr>
+          <w:lang w:val="sr-Cyrl-RS"/>
+        </w:rPr>
+        <w:t xml:space="preserve">, чиме се обезбеђује да не може накндно да мења своју тврдњу. Затим </w:t>
+      </w:r>
+      <w:r>
+        <w:rPr>
+          <w:i/>
+          <w:lang w:val="sr-Cyrl-RS"/>
+        </w:rPr>
+        <w:t>Верификатор</w:t>
+      </w:r>
+      <w:r>
+        <w:rPr>
+          <w:lang w:val="sr-Cyrl-RS"/>
+        </w:rPr>
+        <w:t xml:space="preserve"> шаље насумичан изазов, како би се искључила могућност да </w:t>
+      </w:r>
+      <w:r>
+        <w:rPr>
+          <w:i/>
+          <w:lang w:val="sr-Cyrl-RS"/>
+        </w:rPr>
+        <w:t>Доказивач</w:t>
+      </w:r>
+      <w:r>
+        <w:rPr>
+          <w:lang w:val="sr-Cyrl-RS"/>
+        </w:rPr>
+        <w:t xml:space="preserve"> одговор припреми унапред. У последњем кораку, </w:t>
+      </w:r>
+      <w:r>
+        <w:rPr>
+          <w:i/>
+          <w:lang w:val="sr-Cyrl-RS"/>
+        </w:rPr>
+        <w:t>Доказивач</w:t>
+      </w:r>
+      <w:r>
+        <w:rPr>
+          <w:lang w:val="sr-Cyrl-RS"/>
+        </w:rPr>
+        <w:t xml:space="preserve"> формира одговор који је у складу и са почетном вредношћу и са добијеним изазовом.</w:t>
+      </w:r>
+    </w:p>
+    <w:p>
+      <w:pPr>
+        <w:pStyle w:val="Tekst"/>
+        <w:jc w:val="center"/>
+      </w:pPr>
+      <w:r>
+        <w:rPr>
+          <w:noProof/>
+          <w14:ligatures w14:val="standardContextual"/>
+        </w:rPr>
+        <w:lastRenderedPageBreak/>
+        <w:drawing>
+          <wp:inline distT="0" distB="0" distL="0" distR="0" wp14:anchorId="6B5F386F" wp14:editId="61D1D132">
+            <wp:extent cx="3488055" cy="3623945"/>
+            <wp:effectExtent l="0" t="0" r="0" b="0"/>
+            <wp:docPr id="3" name="Picture 3"/>
+            <wp:cNvGraphicFramePr>
+              <a:graphicFrameLocks xmlns:a="http://schemas.openxmlformats.org/drawingml/2006/main" noChangeAspect="1"/>
+            </wp:cNvGraphicFramePr>
+            <a:graphic xmlns:a="http://schemas.openxmlformats.org/drawingml/2006/main">
+              <a:graphicData uri="http://schemas.openxmlformats.org/drawingml/2006/picture">
+                <pic:pic xmlns:pic="http://schemas.openxmlformats.org/drawingml/2006/picture">
+                  <pic:nvPicPr>
+                    <pic:cNvPr id="0" name="Picture 6"/>
+                    <pic:cNvPicPr>
+                      <a:picLocks noChangeAspect="1" noChangeArrowheads="1"/>
+                    </pic:cNvPicPr>
+                  </pic:nvPicPr>
+                  <pic:blipFill>
+                    <a:blip r:embed="rId34">
+                      <a:extLst>
+                        <a:ext uri="{28A0092B-C50C-407E-A947-70E740481C1C}">
+                          <a14:useLocalDpi xmlns:a14="http://schemas.microsoft.com/office/drawing/2010/main" val="0"/>
+                        </a:ext>
+                      </a:extLst>
+                    </a:blip>
+                    <a:srcRect/>
+                    <a:stretch>
+                      <a:fillRect/>
+                    </a:stretch>
+                  </pic:blipFill>
+                  <pic:spPr bwMode="auto">
+                    <a:xfrm>
+                      <a:off x="0" y="0"/>
+                      <a:ext cx="3488055" cy="3623945"/>
+                    </a:xfrm>
+                    <a:prstGeom prst="rect">
+                      <a:avLst/>
+                    </a:prstGeom>
+                    <a:noFill/>
+                    <a:ln>
+                      <a:noFill/>
+                    </a:ln>
+                  </pic:spPr>
+                </pic:pic>
+              </a:graphicData>
+            </a:graphic>
+          </wp:inline>
+        </w:drawing>
+      </w:r>
+    </w:p>
+    <w:p>
+      <w:pPr>
+        <w:jc w:val="center"/>
+        <w:rPr>
+          <w:lang w:val="sr-Cyrl-RS"/>
+        </w:rPr>
+      </w:pPr>
+      <w:r>
+        <w:rPr>
+          <w:b/>
+          <w:lang w:val="sr-Cyrl-RS"/>
+        </w:rPr>
+        <w:t>Слика 2.</w:t>
+      </w:r>
+      <w:r>
+        <w:rPr>
+          <w:b/>
+        </w:rPr>
+        <w:t>3</w:t>
+      </w:r>
+      <w:r>
+        <w:rPr>
+          <w:lang w:val="sr-Cyrl-RS"/>
+        </w:rPr>
+        <w:t xml:space="preserve"> Приказ учесника и размене порука у оквиру </w:t>
+      </w:r>
+      <w:r>
+        <w:rPr>
+          <w:i/>
+        </w:rPr>
+        <w:t>ZKP</w:t>
+      </w:r>
+      <w:r>
+        <w:rPr>
+          <w:lang w:val="sr-Latn-RS"/>
+        </w:rPr>
+        <w:t xml:space="preserve"> </w:t>
+      </w:r>
+      <w:r>
+        <w:rPr>
+          <w:lang w:val="sr-Cyrl-RS"/>
+        </w:rPr>
+        <w:t>протокола</w:t>
+      </w:r>
+    </w:p>
+    <w:p>
+      <w:r>
+        <w:rPr>
+          <w:lang w:val="sr-Cyrl-RS"/>
+        </w:rPr>
+        <w:t xml:space="preserve">Кључна идеја је да исправан </w:t>
+      </w:r>
+      <w:r>
+        <w:rPr>
+          <w:i/>
+          <w:lang w:val="sr-Cyrl-RS"/>
+        </w:rPr>
+        <w:t>Доказивач</w:t>
+      </w:r>
+      <w:r>
+        <w:rPr>
+          <w:lang w:val="sr-Cyrl-RS"/>
+        </w:rPr>
+        <w:t xml:space="preserve"> може да договори на сваки изазов јер заиста поседује тајну, док неко ту тајну не зна моеж само да погађа. Како се протокол понавља кроз више рунди, вероватноћа успешног погаћања постаје занемарљива, што оваке системе чини поузданим чак и у услоима неповерења између учесника.</w:t>
+      </w:r>
+    </w:p>
+    <w:p>
+      <w:pPr>
+        <w:pStyle w:val="Heading3"/>
+        <w:rPr>
+          <w:lang w:val="sr-Latn-RS"/>
+        </w:rPr>
+      </w:pPr>
+      <w:r>
+        <w:rPr>
+          <w:lang w:val="en-US"/>
+        </w:rPr>
+        <w:t xml:space="preserve">2.2.2 </w:t>
+      </w:r>
+      <w:r>
+        <w:t xml:space="preserve">Фундаментална својства </w:t>
+      </w:r>
+      <w:r>
+        <w:rPr>
+          <w:i/>
+          <w:lang w:val="en-US"/>
+        </w:rPr>
+        <w:t>ZKP</w:t>
+      </w:r>
+      <w:r>
+        <w:rPr>
+          <w:lang w:val="en-US"/>
+        </w:rPr>
+        <w:t xml:space="preserve"> </w:t>
+      </w:r>
+      <w:r>
+        <w:t>протокола</w:t>
+      </w:r>
+    </w:p>
+    <w:p>
+      <w:pPr>
+        <w:rPr>
+          <w:lang w:val="sr-Cyrl-RS"/>
+        </w:rPr>
+      </w:pPr>
+      <w:r>
+        <w:rPr>
+          <w:lang w:val="sr-Cyrl-RS"/>
+        </w:rPr>
+        <w:t xml:space="preserve">Да би се један интерактивни протокол, као што је </w:t>
+      </w:r>
+      <w:r>
+        <w:t xml:space="preserve">Sigma </w:t>
+      </w:r>
+      <w:r>
+        <w:rPr>
+          <w:lang w:val="sr-Cyrl-RS"/>
+        </w:rPr>
+        <w:t>протоколо, могао сматрати системом доказа са нуилтим знањем, неопходно је да испуни три кључна својства, комлетност, основаност и нулто знање. Ова својства заједно обезбеђују поузданост и безбедност комуникације између Доказивача и Верификатора.</w:t>
+      </w:r>
+    </w:p>
+    <w:p>
+      <w:pPr>
+        <w:pStyle w:val="ListParagraph"/>
+        <w:numPr>
+          <w:ilvl w:val="0"/>
+          <w:numId w:val="18"/>
+        </w:numPr>
+        <w:spacing w:after="100" w:afterAutospacing="1"/>
+        <w:ind w:left="284" w:firstLine="0"/>
+        <w:rPr>
+          <w:lang w:val="sr-Cyrl-RS"/>
+        </w:rPr>
+      </w:pPr>
+      <w:r>
+        <w:rPr>
+          <w:b/>
+          <w:lang w:val="sr-Cyrl-RS"/>
+        </w:rPr>
+        <w:t>Комплетност</w:t>
+      </w:r>
+      <w:r>
+        <w:rPr>
+          <w:lang w:val="sr-Cyrl-RS"/>
+        </w:rPr>
+        <w:t xml:space="preserve"> (енгл. </w:t>
+      </w:r>
+      <w:r>
+        <w:rPr>
+          <w:i/>
+        </w:rPr>
+        <w:t>Completeness</w:t>
+      </w:r>
+      <w:r>
+        <w:t xml:space="preserve">): </w:t>
+      </w:r>
+      <w:r>
+        <w:rPr>
+          <w:lang w:val="sr-Cyrl-RS"/>
+        </w:rPr>
+        <w:t xml:space="preserve">Комплетност значи да ће Верификатор прихватити тврдњу </w:t>
+      </w:r>
+      <w:r>
+        <w:rPr>
+          <w:lang w:val="sr-Cyrl-RS"/>
+        </w:rPr>
+        <w:t xml:space="preserve">уколико је она заиста тачна и ако обе стране поштују протокол. Другим речима, ако Доказивач заиста поседује </w:t>
+      </w:r>
+      <w:r>
+        <w:rPr>
+          <w:lang w:val="sr-Cyrl-RS"/>
+        </w:rPr>
+        <w:t>т</w:t>
+      </w:r>
+      <w:r>
+        <w:rPr>
+          <w:lang w:val="sr-Cyrl-RS"/>
+        </w:rPr>
+        <w:t xml:space="preserve">ајну вредност </w:t>
+      </w:r>
+      <w:r>
+        <w:t xml:space="preserve">w </w:t>
+      </w:r>
+      <w:r>
+        <w:rPr>
+          <w:lang w:val="sr-Cyrl-RS"/>
+        </w:rPr>
+        <w:t>систем неће добити исправан доказ. Ово својств</w:t>
+      </w:r>
+      <w:r>
+        <w:rPr>
+          <w:lang w:val="sr-Cyrl-RS"/>
+        </w:rPr>
+        <w:t>о</w:t>
+      </w:r>
+      <w:r>
+        <w:rPr>
+          <w:lang w:val="sr-Cyrl-RS"/>
+        </w:rPr>
+        <w:t xml:space="preserve"> осигурава</w:t>
+      </w:r>
+      <w:r>
+        <w:rPr>
+          <w:lang w:val="sr-Cyrl-RS"/>
+        </w:rPr>
+        <w:t xml:space="preserve"> </w:t>
+      </w:r>
+      <w:r>
+        <w:rPr>
+          <w:lang w:val="sr-Cyrl-RS"/>
+        </w:rPr>
+        <w:t>да протокол не производи лажнпо негативне резултате.</w:t>
+      </w:r>
+    </w:p>
+    <w:p>
+      <w:pPr>
+        <w:pStyle w:val="ListParagraph"/>
+        <w:spacing w:after="100" w:afterAutospacing="1"/>
+        <w:ind w:left="284"/>
+        <w:rPr>
+          <w:lang w:val="sr-Cyrl-RS"/>
+        </w:rPr>
+      </w:pPr>
+    </w:p>
+    <w:p>
+      <w:pPr>
+        <w:pStyle w:val="ListParagraph"/>
+        <w:numPr>
+          <w:ilvl w:val="0"/>
+          <w:numId w:val="18"/>
+        </w:numPr>
+        <w:spacing w:after="100" w:afterAutospacing="1"/>
+        <w:ind w:left="284" w:firstLine="0"/>
+        <w:rPr>
+          <w:lang w:val="sr-Cyrl-RS"/>
+        </w:rPr>
+      </w:pPr>
+      <w:r>
+        <w:rPr>
+          <w:b/>
+          <w:lang w:val="sr-Cyrl-RS"/>
+        </w:rPr>
+        <w:t>Основаност</w:t>
+      </w:r>
+      <w:r>
+        <w:rPr>
+          <w:lang w:val="sr-Latn-RS"/>
+        </w:rPr>
+        <w:t xml:space="preserve"> (</w:t>
+      </w:r>
+      <w:r>
+        <w:rPr>
+          <w:lang w:val="sr-Cyrl-RS"/>
+        </w:rPr>
+        <w:t xml:space="preserve">енгл. </w:t>
+      </w:r>
+      <w:r>
+        <w:rPr>
+          <w:i/>
+        </w:rPr>
+        <w:t>Soundness</w:t>
+      </w:r>
+      <w:r>
+        <w:t>):</w:t>
+      </w:r>
+      <w:r>
+        <w:rPr>
+          <w:lang w:val="sr-Cyrl-RS"/>
+        </w:rPr>
+        <w:t xml:space="preserve"> Основаност штити Верификатора од покушаја преваре. Уколико Доказивач не поседује тајну, вероватноћа</w:t>
+      </w:r>
+      <w:r>
+        <w:rPr>
+          <w:lang w:val="sr-Cyrl-RS"/>
+        </w:rPr>
+        <w:t xml:space="preserve"> да ипак успешно прође верификацију је веома мала. Додатно, понављањем протокола кроз више ринди ова вероватноћа се још више смањује, до нивоа који се у пракси сматра занемарљивим.</w:t>
+      </w:r>
+    </w:p>
+    <w:p>
+      <w:pPr>
+        <w:pStyle w:val="ListParagraph"/>
+        <w:spacing w:after="100" w:afterAutospacing="1"/>
+        <w:ind w:left="284"/>
+        <w:rPr>
+          <w:lang w:val="sr-Cyrl-RS"/>
+        </w:rPr>
+      </w:pPr>
+    </w:p>
+    <w:p>
+      <w:pPr>
+        <w:pStyle w:val="ListParagraph"/>
+        <w:numPr>
+          <w:ilvl w:val="0"/>
+          <w:numId w:val="18"/>
+        </w:numPr>
+        <w:spacing w:after="100" w:afterAutospacing="1"/>
+        <w:ind w:left="284" w:firstLine="0"/>
+        <w:rPr>
+          <w:lang w:val="sr-Cyrl-RS"/>
+        </w:rPr>
+      </w:pPr>
+      <w:r>
+        <w:rPr>
+          <w:b/>
+          <w:lang w:val="sr-Cyrl-RS"/>
+        </w:rPr>
+        <w:t>Нулто знање</w:t>
+      </w:r>
+      <w:r>
+        <w:rPr>
+          <w:lang w:val="sr-Cyrl-RS"/>
+        </w:rPr>
+        <w:t xml:space="preserve"> (енгл. </w:t>
+      </w:r>
+      <w:r>
+        <w:rPr>
+          <w:i/>
+        </w:rPr>
+        <w:t>Zero-Knowledge</w:t>
+      </w:r>
+      <w:r>
+        <w:t>):</w:t>
+      </w:r>
+      <w:r>
+        <w:rPr>
+          <w:lang w:val="sr-Cyrl-RS"/>
+        </w:rPr>
+        <w:t xml:space="preserve"> Ово је кључно својство које издваја </w:t>
+      </w:r>
+      <w:r>
+        <w:t xml:space="preserve">ZKP </w:t>
+      </w:r>
+      <w:r>
+        <w:rPr>
+          <w:lang w:val="sr-Cyrl-RS"/>
+        </w:rPr>
+        <w:t>протоколе. Оно франтује да Верификатор не сазнаје ништа више осим саме чинњенице да је тврдња тачна. Формално, ово се показује кроз концепт симулације. Верификатор може да генерише комуникацију која изгледа као стварна чак и без познавања тајне. ТО значи да током интеракције не долази до цурења информација,</w:t>
+      </w:r>
+    </w:p>
+    <w:p>
+      <w:pPr>
+        <w:pStyle w:val="ListParagraph"/>
+        <w:rPr>
+          <w:lang w:val="sr-Cyrl-RS"/>
+        </w:rPr>
+      </w:pPr>
+    </w:p>
+    <w:p>
+      <w:pPr>
+        <w:spacing w:after="100" w:afterAutospacing="1"/>
+      </w:pPr>
+      <w:r>
+        <w:rPr>
+          <w:lang w:val="sr-Cyrl-RS"/>
+        </w:rPr>
+        <w:lastRenderedPageBreak/>
+        <w:t>Комбинацијом ова три својства</w:t>
+      </w:r>
+      <w:r>
+        <w:t>, ZKP</w:t>
+      </w:r>
+      <w:r>
+        <w:rPr>
+          <w:lang w:val="sr-Latn-RS"/>
+        </w:rPr>
+        <w:t xml:space="preserve"> </w:t>
+      </w:r>
+      <w:r>
+        <w:rPr>
+          <w:lang w:val="sr-Cyrl-RS"/>
+        </w:rPr>
+        <w:t>протоколи омогућавају да се поверење у систему заснива на математичким гаранцијама, уместо на претпоствци о понашању учесника.</w:t>
+      </w:r>
+    </w:p>
+    <w:p>
+      <w:pPr>
+        <w:pStyle w:val="Heading3"/>
+      </w:pPr>
+      <w:r>
+        <w:t>2.2.3 Неи</w:t>
+      </w:r>
+      <w:r>
+        <w:t xml:space="preserve">нтерактивни докази </w:t>
+      </w:r>
+      <w:r>
+        <w:rPr>
+          <w:lang w:val="en-US"/>
+        </w:rPr>
+        <w:t xml:space="preserve">– NIZK </w:t>
+      </w:r>
+      <w:r>
+        <w:t xml:space="preserve">и </w:t>
+      </w:r>
+      <w:r>
+        <w:rPr>
+          <w:lang w:val="en-US"/>
+        </w:rPr>
+        <w:t xml:space="preserve">zk-SNARK </w:t>
+      </w:r>
+      <w:r>
+        <w:t>системи</w:t>
+      </w:r>
+    </w:p>
+    <w:p>
+      <w:pPr>
+        <w:rPr>
+          <w:lang w:val="sr-Cyrl-RS"/>
+        </w:rPr>
+      </w:pPr>
+      <w:r>
+        <w:rPr>
+          <w:lang w:val="sr-Cyrl-RS"/>
+        </w:rPr>
+        <w:t xml:space="preserve">Иако интерактивни </w:t>
+      </w:r>
+      <w:r>
+        <w:t xml:space="preserve">ZKP </w:t>
+      </w:r>
+      <w:r>
+        <w:rPr>
+          <w:lang w:val="sr-Cyrl-RS"/>
+        </w:rPr>
+        <w:t>протоколи нуде висок ниво сигурности, њихова примена у реалним системима, посебно у дистрибуираним окружењима као што су паметне мреже, није увек практична. Разлог за то је потреба за сталном разменим порука између Доказивача и Верификатора, што у системима са великим бројем чворова доводи до повећаног кашњења и слабије скалабилности.</w:t>
+      </w:r>
+    </w:p>
+    <w:p>
+      <w:r>
+        <w:rPr>
+          <w:lang w:val="sr-Cyrl-RS"/>
+        </w:rPr>
+        <w:t>Због тога су развијени неинтерактивни докази са нултим знањем (</w:t>
+      </w:r>
+      <w:r>
+        <w:t xml:space="preserve">NIZK), </w:t>
+      </w:r>
+      <w:r>
+        <w:rPr>
+          <w:lang w:val="sr-Cyrl-RS"/>
+        </w:rPr>
+        <w:t xml:space="preserve">који значајно поједностављују овај процес. Кључна идеја је да се интеракција између учесникасведе на минимум, односно да Доказивач сам генерише доказ који Верификатор може накнадно да провери. Ово је омогућено применом </w:t>
+      </w:r>
+      <w:r>
+        <w:t>Fiat-Shamir</w:t>
+      </w:r>
+      <w:r>
+        <w:rPr>
+          <w:lang w:val="sr-Cyrl-RS"/>
+        </w:rPr>
+        <w:t xml:space="preserve"> хеуристике, која замењује насумични изазов Верификатора криптографском хеш функцијом. На тај нашин се цео процес </w:t>
+      </w:r>
+      <w:r>
+        <w:t>“</w:t>
+      </w:r>
+      <w:r>
+        <w:rPr>
+          <w:lang w:val="sr-Cyrl-RS"/>
+        </w:rPr>
+        <w:t>сабија* у један доказ који се шаље једносмерно, без потребе за даљом комуникацијом.</w:t>
+      </w:r>
+    </w:p>
+    <w:p>
+      <w:r>
+        <w:rPr>
+          <w:lang w:val="sr-Cyrl-RS"/>
+        </w:rPr>
+        <w:t xml:space="preserve">Даљим унапређењем овог приступа развијени су </w:t>
+      </w:r>
+      <w:r>
+        <w:t>zk-</w:t>
+      </w:r>
+      <w:r>
+        <w:rPr>
+          <w:lang w:val="sr-Latn-RS"/>
+        </w:rPr>
+        <w:t xml:space="preserve">SNARK </w:t>
+      </w:r>
+      <w:r>
+        <w:rPr>
+          <w:lang w:val="sr-Cyrl-RS"/>
+        </w:rPr>
+        <w:t xml:space="preserve">системи (енгл. </w:t>
+      </w:r>
+      <w:proofErr w:type="gramStart"/>
+      <w:r>
+        <w:t xml:space="preserve">Zero-Knowledge Succinct Non-Interactive Argument of Knowledge), </w:t>
+      </w:r>
+      <w:r>
+        <w:rPr>
+          <w:lang w:val="sr-Cyrl-RS"/>
+        </w:rPr>
+        <w:t>који су посебно погодни за практичну примену.</w:t>
+      </w:r>
+      <w:proofErr w:type="gramEnd"/>
+      <w:r>
+        <w:rPr>
+          <w:lang w:val="sr-Cyrl-RS"/>
+        </w:rPr>
+        <w:t xml:space="preserve"> Њихова главна предност је у томе што су докази веома мали и брзо се проверавају</w:t>
+      </w:r>
+      <w:r>
+        <w:t>,</w:t>
+      </w:r>
+      <w:r>
+        <w:rPr>
+          <w:lang w:val="sr-Cyrl-RS"/>
+        </w:rPr>
+        <w:t xml:space="preserve"> без обзира на сложеност израчунавања. Поред тога цео процес је неинтерактиван, доказ се генерише и шаље у једном кораку, што значајно смањује оптерећење мреже.</w:t>
+      </w:r>
+    </w:p>
+    <w:p>
+      <w:r>
+        <w:rPr>
+          <w:lang w:val="sr-Cyrl-RS"/>
+        </w:rPr>
+        <w:t xml:space="preserve">Савремени протоколи као што су </w:t>
+      </w:r>
+      <w:r>
+        <w:t xml:space="preserve">Groth16 </w:t>
+      </w:r>
+      <w:r>
+        <w:rPr>
+          <w:lang w:val="sr-Cyrl-RS"/>
+        </w:rPr>
+        <w:t xml:space="preserve">и </w:t>
+      </w:r>
+      <w:r>
+        <w:t xml:space="preserve">PlonK </w:t>
+      </w:r>
+      <w:r>
+        <w:rPr>
+          <w:lang w:val="sr-Cyrl-RS"/>
+        </w:rPr>
+        <w:t>омогућавају да уређаји са ограниченом речунарском моћи попут паметних бројила, ефикасно функционишу у оваквим системима. На тај начин је могуће извршити сложена криптографска израчунавања и послати сажете доказе без значајног утицаја на перформансе мреже, што је од посебног значаја у великим дистрибураним системима.</w:t>
+      </w:r>
+    </w:p>
+    <w:p>
+      <w:pPr>
+        <w:pStyle w:val="Tekst"/>
+        <w:jc w:val="center"/>
+      </w:pPr>
+      <w:r>
+        <w:lastRenderedPageBreak/>
+        <w:pict w14:anchorId="25EF0CC1">
+          <v:shape id="_x0000_i1026" type="#_x0000_t75" style="width:434.65pt;height:694pt">
+            <v:imagedata r:id="rId35" o:title="UML_NIZK_SEQUENCE.drawio"/>
+          </v:shape>
+        </w:pict>
+      </w:r>
+    </w:p>
+    <w:p>
+      <w:pPr>
+        <w:pStyle w:val="Heading1"/>
+        <w:rPr>
+          <w:lang w:val="sr-Cyrl-RS"/>
+        </w:rPr>
+      </w:pPr>
+      <w:r>
+        <w:rPr>
+          <w:lang w:val="sr-Cyrl-RS"/>
+        </w:rPr>
+        <w:lastRenderedPageBreak/>
+        <w:t>6. Закључак</w:t>
+      </w:r>
+    </w:p>
+    <w:p>
+      <w:pPr>
+        <w:rPr>
+          <w:lang w:val="sr-Cyrl-RS"/>
+        </w:rPr>
+      </w:pPr>
+    </w:p>
+    <w:p>
+      <w:pPr>
+        <w:pStyle w:val="Heading1"/>
+        <w:rPr>
+          <w:lang w:val="sr-Cyrl-RS"/>
+        </w:rPr>
+      </w:pPr>
+      <w:r>
+        <w:rPr>
+          <w:lang w:val="sr-Cyrl-RS"/>
+        </w:rPr>
+        <w:t>7 Литература</w:t>
+      </w:r>
+    </w:p>
+    <w:p>
+      <w:proofErr w:type="gramStart"/>
+      <w:r>
+        <w:rPr>
+          <w:b/>
+          <w:bCs/>
+        </w:rPr>
+        <w:t>[1]</w:t>
+      </w:r>
+      <w:r>
+        <w:t xml:space="preserve"> P. Deokar and S. Arora, "Multiparty Computation for Privacy-Preserving Communication in the Smart Grid," in </w:t>
+      </w:r>
+      <w:r>
+        <w:rPr>
+          <w:i/>
+          <w:iCs/>
+        </w:rPr>
+        <w:t>Proceedings of the International Conference on Smart Communications</w:t>
+      </w:r>
+      <w:r>
+        <w:t>, 2025.</w:t>
+      </w:r>
+      <w:proofErr w:type="gramEnd"/>
+    </w:p>
+    <w:p>
+      <w:proofErr w:type="gramStart"/>
+      <w:r>
+        <w:rPr>
+          <w:b/>
+          <w:bCs/>
+        </w:rPr>
+        <w:t>[2]</w:t>
+      </w:r>
+      <w:r>
+        <w:t xml:space="preserve"> X. Liang, et al., "Survey of privacy-preserving data aggregation schemes in smart grid," </w:t>
+      </w:r>
+      <w:r>
+        <w:rPr>
+          <w:i/>
+          <w:iCs/>
+        </w:rPr>
+        <w:t>Cyber-Physical Systems Review</w:t>
+      </w:r>
+      <w:r>
+        <w:t>, 2024.</w:t>
+      </w:r>
+      <w:proofErr w:type="gramEnd"/>
+    </w:p>
+    <w:p>
+      <w:r>
+        <w:rPr>
+          <w:b/>
+          <w:bCs/>
+        </w:rPr>
+        <w:t>[3]</w:t>
+      </w:r>
+      <w:r>
+        <w:t xml:space="preserve"> Y. Liu, Y. Wang, and J. Ma, "Non-Intrusive Load Monitoring in Smart Grids: A Comprehensive Review," </w:t>
+      </w:r>
+      <w:r>
+        <w:rPr>
+          <w:i/>
+          <w:iCs/>
+        </w:rPr>
+        <w:t>IEEE Transactions on Instrumentation and Measurement</w:t>
+      </w:r>
+      <w:r>
+        <w:t>, vol. 73, 2024.</w:t>
+      </w:r>
+    </w:p>
+    <w:p>
+      <w:r>
+        <w:rPr>
+          <w:b/>
+          <w:bCs/>
+        </w:rPr>
+        <w:t>[4]</w:t>
+      </w:r>
+      <w:r>
+        <w:t xml:space="preserve"> O. Kamil and S. Ogundoyin, "Zero-Knowledge Proofs For Privacy-Preserving Systems: A Survey </w:t>
+      </w:r>
+      <w:proofErr w:type="gramStart"/>
+      <w:r>
+        <w:t>Across</w:t>
+      </w:r>
+      <w:proofErr w:type="gramEnd"/>
+      <w:r>
+        <w:t xml:space="preserve"> Blockchain, Identity, And Beyond," </w:t>
+      </w:r>
+      <w:r>
+        <w:rPr>
+          <w:i/>
+          <w:iCs/>
+        </w:rPr>
+        <w:t>Engineering and Technology Journal</w:t>
+      </w:r>
+      <w:r>
+        <w:t>, vol. 10, no. 7, pp. 5755-5761, 2025.</w:t>
+      </w:r>
+    </w:p>
+    <w:p/>
+    <w:p>
+      <w:pPr>
+        <w:pStyle w:val="Heading1"/>
+        <w:rPr>
+          <w:lang w:val="sr-Cyrl-RS"/>
+        </w:rPr>
+      </w:pPr>
+      <w:r>
+        <w:rPr>
+          <w:lang w:val="sr-Cyrl-RS"/>
+        </w:rPr>
+        <w:t>8 Биографија</w:t>
       </w:r>
     </w:p>
     <w:p>
@@ -11411,6 +12867,7 @@
           <w:szCs w:val="24"/>
           <w:lang w:val="sr-Cyrl-RS"/>
         </w:rPr>
+        <w:lastRenderedPageBreak/>
         <w:t>Приликом првог појављивања акронима, потребно је увести његов пун назив. Такође, у пуном називу великим словима означити слова акронима.</w:t>
       </w:r>
     </w:p>
@@ -11840,7 +13297,6 @@
           <w:szCs w:val="24"/>
           <w:lang w:val="sr-Cyrl-RS"/>
         </w:rPr>
-        <w:lastRenderedPageBreak/>
         <w:t>Избегавање страног назива и цртице која помаже да се страни назив напише кроз падеже, могуће је постићи увођењем одреднице.</w:t>
       </w:r>
     </w:p>
@@ -12485,6 +13941,7 @@
           <w:szCs w:val="24"/>
           <w:lang w:val="sr-Cyrl-RS"/>
         </w:rPr>
+        <w:lastRenderedPageBreak/>
         <w:t>студијски програм Рачунарство и аутоматика / Информациони инжењеринг</w:t>
       </w:r>
     </w:p>
@@ -12574,22 +14031,20 @@
         <w:pStyle w:val="Heading1"/>
         <w:spacing w:after="360"/>
         <w:rPr>
-          <w:rFonts w:ascii="Times New Roman" w:hAnsi="Times New Roman" w:cs="Times New Roman"/>
-          <w:color w:val="auto"/>
-          <w:lang w:val="sr-Cyrl-RS"/>
-        </w:rPr>
-      </w:pPr>
-      <w:bookmarkStart w:id="2" w:name="_Toc178191540"/>
-      <w:r>
-        <w:rPr>
-          <w:rFonts w:ascii="Times New Roman" w:hAnsi="Times New Roman" w:cs="Times New Roman"/>
-          <w:color w:val="auto"/>
+          <w:rFonts w:cs="Times New Roman"/>
+          <w:lang w:val="sr-Cyrl-RS"/>
+        </w:rPr>
+      </w:pPr>
+      <w:bookmarkStart w:id="9" w:name="_Toc226568620"/>
+      <w:r>
+        <w:rPr>
+          <w:rFonts w:cs="Times New Roman"/>
           <w:lang w:val="sr-Cyrl-RS"/>
         </w:rPr>
         <w:lastRenderedPageBreak/>
         <w:t>2 Структура рада</w:t>
       </w:r>
-      <w:bookmarkEnd w:id="2"/>
+      <w:bookmarkEnd w:id="9"/>
     </w:p>
     <w:p>
       <w:pPr>
@@ -13230,16 +14685,14 @@
         <w:pStyle w:val="Heading1"/>
         <w:spacing w:after="360"/>
         <w:rPr>
-          <w:rFonts w:ascii="Times New Roman" w:hAnsi="Times New Roman" w:cs="Times New Roman"/>
-          <w:color w:val="auto"/>
-          <w:lang w:val="sr-Cyrl-RS"/>
-        </w:rPr>
-      </w:pPr>
-      <w:bookmarkStart w:id="3" w:name="_Toc178191541"/>
-      <w:r>
-        <w:rPr>
-          <w:rFonts w:ascii="Times New Roman" w:hAnsi="Times New Roman" w:cs="Times New Roman"/>
-          <w:color w:val="auto"/>
+          <w:rFonts w:cs="Times New Roman"/>
+          <w:lang w:val="sr-Cyrl-RS"/>
+        </w:rPr>
+      </w:pPr>
+      <w:bookmarkStart w:id="10" w:name="_Toc226568621"/>
+      <w:r>
+        <w:rPr>
+          <w:rFonts w:cs="Times New Roman"/>
           <w:lang w:val="sr-Latn-RS"/>
         </w:rPr>
         <w:lastRenderedPageBreak/>
@@ -13247,29 +14700,26 @@
       </w:r>
       <w:r>
         <w:rPr>
-          <w:rFonts w:ascii="Times New Roman" w:hAnsi="Times New Roman" w:cs="Times New Roman"/>
-          <w:color w:val="auto"/>
+          <w:rFonts w:cs="Times New Roman"/>
           <w:lang w:val="sr-Cyrl-RS"/>
         </w:rPr>
         <w:t>Навођење слика, графикона, табела</w:t>
       </w:r>
       <w:r>
         <w:rPr>
-          <w:rFonts w:ascii="Times New Roman" w:hAnsi="Times New Roman" w:cs="Times New Roman"/>
-          <w:color w:val="auto"/>
+          <w:rFonts w:cs="Times New Roman"/>
           <w:lang w:val="sr-Cyrl-RS"/>
         </w:rPr>
         <w:t>, листинга</w:t>
       </w:r>
       <w:r>
         <w:rPr>
-          <w:rFonts w:ascii="Times New Roman" w:hAnsi="Times New Roman" w:cs="Times New Roman"/>
-          <w:color w:val="auto"/>
+          <w:rFonts w:cs="Times New Roman"/>
           <w:lang w:val="sr-Cyrl-RS"/>
         </w:rPr>
         <w:t xml:space="preserve"> и литературе</w:t>
       </w:r>
-      <w:bookmarkEnd w:id="3"/>
+      <w:bookmarkEnd w:id="10"/>
     </w:p>
     <w:p>
       <w:pPr>
@@ -13411,7 +14861,7 @@
                     </pic:cNvPicPr>
                   </pic:nvPicPr>
                   <pic:blipFill>
-                    <a:blip r:embed="rId32" cstate="print">
+                    <a:blip r:embed="rId36" cstate="print">
                       <a:extLst>
                         <a:ext uri="{28A0092B-C50C-407E-A947-70E740481C1C}">
                           <a14:useLocalDpi xmlns:a14="http://schemas.microsoft.com/office/drawing/2010/main" val="0"/>
@@ -13791,10 +15241,10 @@
                                 <w:sz w:val="20"/>
                               </w:rPr>
                               <w:object w:dxaOrig="1382" w:dyaOrig="1380" w14:anchorId="350CAAE9">
-                                <v:shape id="_x0000_i1026" type="#_x0000_t75" style="width:94.65pt;height:94.65pt" o:ole="" fillcolor="window">
+                                <v:shape id="_x0000_i1027" type="#_x0000_t75" style="width:94.65pt;height:94.65pt" o:ole="" fillcolor="window">
                                   <v:imagedata r:id="rId9" o:title=""/>
                                 </v:shape>
-                                <o:OLEObject Type="Embed" ProgID="CorelDraw.Graphic.7" ShapeID="_x0000_i1026" DrawAspect="Content" ObjectID="_1837105537" r:id="rId33"/>
+                                <o:OLEObject Type="Embed" ProgID="CorelDraw.Graphic.7" ShapeID="_x0000_i1027" DrawAspect="Content" ObjectID="_1837411376" r:id="rId37"/>
                               </w:object>
                             </w:r>
                           </w:p>
@@ -13855,10 +15305,10 @@
                           <w:sz w:val="20"/>
                         </w:rPr>
                         <w:object w:dxaOrig="1382" w:dyaOrig="1380" w14:anchorId="350CAAE9">
-                          <v:shape id="_x0000_i1026" type="#_x0000_t75" style="width:94.65pt;height:94.65pt" o:ole="" fillcolor="window">
+                          <v:shape id="_x0000_i1027" type="#_x0000_t75" style="width:94.65pt;height:94.65pt" o:ole="" fillcolor="window">
                             <v:imagedata r:id="rId9" o:title=""/>
                           </v:shape>
-                          <o:OLEObject Type="Embed" ProgID="CorelDraw.Graphic.7" ShapeID="_x0000_i1026" DrawAspect="Content" ObjectID="_1837105537" r:id="rId34"/>
+                          <o:OLEObject Type="Embed" ProgID="CorelDraw.Graphic.7" ShapeID="_x0000_i1027" DrawAspect="Content" ObjectID="_1837411376" r:id="rId38"/>
                         </w:object>
                       </w:r>
                     </w:p>
@@ -14016,7 +15466,7 @@
                     </pic:cNvPicPr>
                   </pic:nvPicPr>
                   <pic:blipFill>
-                    <a:blip r:embed="rId35" cstate="print">
+                    <a:blip r:embed="rId39" cstate="print">
                       <a:extLst>
                         <a:ext uri="{28A0092B-C50C-407E-A947-70E740481C1C}">
                           <a14:useLocalDpi xmlns:a14="http://schemas.microsoft.com/office/drawing/2010/main" val="0"/>
@@ -14146,7 +15596,7 @@
                     </pic:cNvPicPr>
                   </pic:nvPicPr>
                   <pic:blipFill rotWithShape="1">
-                    <a:blip r:embed="rId36" cstate="print">
+                    <a:blip r:embed="rId40" cstate="print">
                       <a:extLst>
                         <a:ext uri="{28A0092B-C50C-407E-A947-70E740481C1C}">
                           <a14:useLocalDpi xmlns:a14="http://schemas.microsoft.com/office/drawing/2010/main" val="0"/>
@@ -15847,22 +17297,20 @@
         <w:pStyle w:val="Heading1"/>
         <w:spacing w:after="360"/>
         <w:rPr>
-          <w:rFonts w:ascii="Times New Roman" w:hAnsi="Times New Roman" w:cs="Times New Roman"/>
-          <w:color w:val="auto"/>
-          <w:lang w:val="sr-Cyrl-RS"/>
-        </w:rPr>
-      </w:pPr>
-      <w:bookmarkStart w:id="4" w:name="_Toc178191542"/>
-      <w:r>
-        <w:rPr>
-          <w:rFonts w:ascii="Times New Roman" w:hAnsi="Times New Roman" w:cs="Times New Roman"/>
-          <w:color w:val="auto"/>
+          <w:rFonts w:cs="Times New Roman"/>
+          <w:lang w:val="sr-Cyrl-RS"/>
+        </w:rPr>
+      </w:pPr>
+      <w:bookmarkStart w:id="11" w:name="_Toc226568622"/>
+      <w:r>
+        <w:rPr>
+          <w:rFonts w:cs="Times New Roman"/>
           <w:lang w:val="sr-Cyrl-RS"/>
         </w:rPr>
         <w:lastRenderedPageBreak/>
         <w:t>4 Презентација</w:t>
       </w:r>
-      <w:bookmarkEnd w:id="4"/>
+      <w:bookmarkEnd w:id="11"/>
     </w:p>
     <w:p>
       <w:pPr>
@@ -16105,22 +17553,20 @@
         <w:pStyle w:val="Heading1"/>
         <w:spacing w:after="360"/>
         <w:rPr>
-          <w:rFonts w:ascii="Times New Roman" w:hAnsi="Times New Roman" w:cs="Times New Roman"/>
-          <w:color w:val="auto"/>
-          <w:lang w:val="sr-Cyrl-RS"/>
-        </w:rPr>
-      </w:pPr>
-      <w:bookmarkStart w:id="5" w:name="_Toc178191543"/>
-      <w:r>
-        <w:rPr>
-          <w:rFonts w:ascii="Times New Roman" w:hAnsi="Times New Roman" w:cs="Times New Roman"/>
-          <w:color w:val="auto"/>
+          <w:rFonts w:cs="Times New Roman"/>
+          <w:lang w:val="sr-Cyrl-RS"/>
+        </w:rPr>
+      </w:pPr>
+      <w:bookmarkStart w:id="12" w:name="_Toc226568623"/>
+      <w:r>
+        <w:rPr>
+          <w:rFonts w:cs="Times New Roman"/>
           <w:lang w:val="sr-Cyrl-RS"/>
         </w:rPr>
         <w:lastRenderedPageBreak/>
         <w:t>Литература</w:t>
       </w:r>
-      <w:bookmarkEnd w:id="5"/>
+      <w:bookmarkEnd w:id="12"/>
     </w:p>
     <w:p>
       <w:pPr>
@@ -16373,22 +17819,20 @@
         <w:pStyle w:val="Heading1"/>
         <w:spacing w:after="360"/>
         <w:rPr>
-          <w:rFonts w:ascii="Times New Roman" w:hAnsi="Times New Roman" w:cs="Times New Roman"/>
-          <w:color w:val="auto"/>
-          <w:lang w:val="sr-Cyrl-RS"/>
-        </w:rPr>
-      </w:pPr>
-      <w:bookmarkStart w:id="6" w:name="_Toc178191544"/>
-      <w:r>
-        <w:rPr>
-          <w:rFonts w:ascii="Times New Roman" w:hAnsi="Times New Roman" w:cs="Times New Roman"/>
-          <w:color w:val="auto"/>
+          <w:rFonts w:cs="Times New Roman"/>
+          <w:lang w:val="sr-Cyrl-RS"/>
+        </w:rPr>
+      </w:pPr>
+      <w:bookmarkStart w:id="13" w:name="_Toc226568624"/>
+      <w:r>
+        <w:rPr>
+          <w:rFonts w:cs="Times New Roman"/>
           <w:lang w:val="sr-Cyrl-RS"/>
         </w:rPr>
         <w:lastRenderedPageBreak/>
         <w:t>Биографија</w:t>
       </w:r>
-      <w:bookmarkEnd w:id="6"/>
+      <w:bookmarkEnd w:id="13"/>
     </w:p>
     <w:p>
       <w:pPr>
@@ -16416,10 +17860,10 @@
       </w:pPr>
     </w:p>
     <w:sectPr>
-      <w:headerReference w:type="even" r:id="rId37"/>
-      <w:headerReference w:type="default" r:id="rId38"/>
-      <w:footerReference w:type="even" r:id="rId39"/>
-      <w:footerReference w:type="default" r:id="rId40"/>
+      <w:headerReference w:type="even" r:id="rId41"/>
+      <w:headerReference w:type="default" r:id="rId42"/>
+      <w:footerReference w:type="even" r:id="rId43"/>
+      <w:footerReference w:type="default" r:id="rId44"/>
       <w:pgSz w:w="11906" w:h="16838" w:code="9"/>
       <w:pgMar w:top="1152" w:right="1152" w:bottom="1152" w:left="1440" w:header="720" w:footer="432" w:gutter="0"/>
       <w:pgNumType w:start="1"/>
@@ -16522,7 +17966,7 @@
             <w:noProof/>
             <w:szCs w:val="24"/>
           </w:rPr>
-          <w:t>2</w:t>
+          <w:t>8</w:t>
         </w:r>
         <w:r>
           <w:rPr>
@@ -16591,7 +18035,7 @@
             <w:noProof/>
             <w:szCs w:val="24"/>
           </w:rPr>
-          <w:t>1</w:t>
+          <w:t>7</w:t>
         </w:r>
         <w:r>
           <w:rPr>
@@ -17038,54 +18482,8 @@
               <w:spacing w:val="20"/>
               <w:sz w:val="22"/>
             </w:rPr>
-            <w:t xml:space="preserve">21000 НОВИ САД, </w:t>
+            <w:t>21000 НОВИ САД, Трг Доситеја Обрадови</w:t>
           </w:r>
-          <w:proofErr w:type="spellStart"/>
-          <w:r>
-            <w:rPr>
-              <w:rFonts w:ascii="Arial" w:hAnsi="Arial"/>
-              <w:spacing w:val="20"/>
-              <w:sz w:val="22"/>
-            </w:rPr>
-            <w:t>Трг</w:t>
-          </w:r>
-          <w:proofErr w:type="spellEnd"/>
-          <w:r>
-            <w:rPr>
-              <w:rFonts w:ascii="Arial" w:hAnsi="Arial"/>
-              <w:spacing w:val="20"/>
-              <w:sz w:val="22"/>
-            </w:rPr>
-            <w:t xml:space="preserve"> </w:t>
-          </w:r>
-          <w:proofErr w:type="spellStart"/>
-          <w:r>
-            <w:rPr>
-              <w:rFonts w:ascii="Arial" w:hAnsi="Arial"/>
-              <w:spacing w:val="20"/>
-              <w:sz w:val="22"/>
-            </w:rPr>
-            <w:t>Доситеја</w:t>
-          </w:r>
-          <w:proofErr w:type="spellEnd"/>
-          <w:r>
-            <w:rPr>
-              <w:rFonts w:ascii="Arial" w:hAnsi="Arial"/>
-              <w:spacing w:val="20"/>
-              <w:sz w:val="22"/>
-            </w:rPr>
-            <w:t xml:space="preserve"> </w:t>
-          </w:r>
-          <w:proofErr w:type="spellStart"/>
-          <w:r>
-            <w:rPr>
-              <w:rFonts w:ascii="Arial" w:hAnsi="Arial"/>
-              <w:spacing w:val="20"/>
-              <w:sz w:val="22"/>
-            </w:rPr>
-            <w:t>Обрадови</w:t>
-          </w:r>
-          <w:proofErr w:type="spellEnd"/>
           <w:r>
             <w:rPr>
               <w:rFonts w:ascii="Arial" w:hAnsi="Arial"/>
@@ -17452,61 +18850,7 @@
               <w:spacing w:val="20"/>
               <w:sz w:val="22"/>
             </w:rPr>
-            <w:t xml:space="preserve">, </w:t>
-          </w:r>
-          <w:proofErr w:type="spellStart"/>
-          <w:r>
-            <w:rPr>
-              <w:rFonts w:ascii="Arial" w:hAnsi="Arial"/>
-              <w:spacing w:val="20"/>
-              <w:sz w:val="22"/>
-            </w:rPr>
-            <w:t>Trg</w:t>
-          </w:r>
-          <w:proofErr w:type="spellEnd"/>
-          <w:r>
-            <w:rPr>
-              <w:rFonts w:ascii="Arial" w:hAnsi="Arial"/>
-              <w:spacing w:val="20"/>
-              <w:sz w:val="22"/>
-            </w:rPr>
-            <w:t xml:space="preserve"> </w:t>
-          </w:r>
-          <w:proofErr w:type="spellStart"/>
-          <w:r>
-            <w:rPr>
-              <w:rFonts w:ascii="Arial" w:hAnsi="Arial"/>
-              <w:spacing w:val="20"/>
-              <w:sz w:val="22"/>
-            </w:rPr>
-            <w:t>Dositeja</w:t>
-          </w:r>
-          <w:proofErr w:type="spellEnd"/>
-          <w:r>
-            <w:rPr>
-              <w:rFonts w:ascii="Arial" w:hAnsi="Arial"/>
-              <w:spacing w:val="20"/>
-              <w:sz w:val="22"/>
-            </w:rPr>
-            <w:t xml:space="preserve"> </w:t>
-          </w:r>
-          <w:proofErr w:type="spellStart"/>
-          <w:r>
-            <w:rPr>
-              <w:rFonts w:ascii="Arial" w:hAnsi="Arial"/>
-              <w:spacing w:val="20"/>
-              <w:sz w:val="22"/>
-            </w:rPr>
-            <w:t>Obradovića</w:t>
-          </w:r>
-          <w:proofErr w:type="spellEnd"/>
-          <w:r>
-            <w:rPr>
-              <w:rFonts w:ascii="Arial" w:hAnsi="Arial"/>
-              <w:spacing w:val="20"/>
-              <w:sz w:val="22"/>
-            </w:rPr>
-            <w:t xml:space="preserve"> 6</w:t>
+            <w:t>, Trg Dositeja Obradovića 6</w:t>
           </w:r>
         </w:p>
       </w:tc>
@@ -17797,54 +19141,8 @@
               <w:spacing w:val="26"/>
               <w:sz w:val="20"/>
             </w:rPr>
-            <w:t xml:space="preserve">21000 НОВИ САД, </w:t>
+            <w:t>21000 НОВИ САД, Трг Доситеја Обрадови</w:t>
           </w:r>
-          <w:proofErr w:type="spellStart"/>
-          <w:r>
-            <w:rPr>
-              <w:rFonts w:ascii="Arial" w:hAnsi="Arial"/>
-              <w:spacing w:val="26"/>
-              <w:sz w:val="20"/>
-            </w:rPr>
-            <w:t>Трг</w:t>
-          </w:r>
-          <w:proofErr w:type="spellEnd"/>
-          <w:r>
-            <w:rPr>
-              <w:rFonts w:ascii="Arial" w:hAnsi="Arial"/>
-              <w:spacing w:val="26"/>
-              <w:sz w:val="20"/>
-            </w:rPr>
-            <w:t xml:space="preserve"> </w:t>
-          </w:r>
-          <w:proofErr w:type="spellStart"/>
-          <w:r>
-            <w:rPr>
-              <w:rFonts w:ascii="Arial" w:hAnsi="Arial"/>
-              <w:spacing w:val="26"/>
-              <w:sz w:val="20"/>
-            </w:rPr>
-            <w:t>Доситеја</w:t>
-          </w:r>
-          <w:proofErr w:type="spellEnd"/>
-          <w:r>
-            <w:rPr>
-              <w:rFonts w:ascii="Arial" w:hAnsi="Arial"/>
-              <w:spacing w:val="26"/>
-              <w:sz w:val="20"/>
-            </w:rPr>
-            <w:t xml:space="preserve"> </w:t>
-          </w:r>
-          <w:proofErr w:type="spellStart"/>
-          <w:r>
-            <w:rPr>
-              <w:rFonts w:ascii="Arial" w:hAnsi="Arial"/>
-              <w:spacing w:val="26"/>
-              <w:sz w:val="20"/>
-            </w:rPr>
-            <w:t>Обрадови</w:t>
-          </w:r>
-          <w:proofErr w:type="spellEnd"/>
           <w:r>
             <w:rPr>
               <w:rFonts w:ascii="Arial" w:hAnsi="Arial"/>
@@ -17882,21 +19180,12 @@
               <w:sz w:val="20"/>
             </w:rPr>
           </w:pPr>
-          <w:proofErr w:type="spellStart"/>
           <w:r>
             <w:rPr>
               <w:rFonts w:ascii="Arial" w:hAnsi="Arial"/>
               <w:sz w:val="20"/>
             </w:rPr>
-            <w:t>Број</w:t>
-          </w:r>
-          <w:proofErr w:type="spellEnd"/>
-          <w:r>
-            <w:rPr>
-              <w:rFonts w:ascii="Arial" w:hAnsi="Arial"/>
-              <w:sz w:val="20"/>
-            </w:rPr>
-            <w:t>:</w:t>
+            <w:t>Број:</w:t>
           </w:r>
         </w:p>
       </w:tc>
@@ -18076,21 +19365,12 @@
               <w:sz w:val="20"/>
             </w:rPr>
           </w:pPr>
-          <w:proofErr w:type="spellStart"/>
           <w:r>
             <w:rPr>
               <w:rFonts w:ascii="Arial" w:hAnsi="Arial"/>
               <w:sz w:val="20"/>
             </w:rPr>
-            <w:t>Датум</w:t>
-          </w:r>
-          <w:proofErr w:type="spellEnd"/>
-          <w:r>
-            <w:rPr>
-              <w:rFonts w:ascii="Arial" w:hAnsi="Arial"/>
-              <w:sz w:val="20"/>
-            </w:rPr>
-            <w:t>:</w:t>
+            <w:t>Датум:</w:t>
           </w:r>
         </w:p>
       </w:tc>
@@ -18404,54 +19684,8 @@
               <w:spacing w:val="26"/>
               <w:sz w:val="20"/>
             </w:rPr>
-            <w:t xml:space="preserve">21000 НОВИ САД, </w:t>
+            <w:t>21000 НОВИ САД, Трг Доситеја Обрадови</w:t>
           </w:r>
-          <w:proofErr w:type="spellStart"/>
-          <w:r>
-            <w:rPr>
-              <w:rFonts w:ascii="Arial" w:hAnsi="Arial"/>
-              <w:spacing w:val="26"/>
-              <w:sz w:val="20"/>
-            </w:rPr>
-            <w:t>Трг</w:t>
-          </w:r>
-          <w:proofErr w:type="spellEnd"/>
-          <w:r>
-            <w:rPr>
-              <w:rFonts w:ascii="Arial" w:hAnsi="Arial"/>
-              <w:spacing w:val="26"/>
-              <w:sz w:val="20"/>
-            </w:rPr>
-            <w:t xml:space="preserve"> </w:t>
-          </w:r>
-          <w:proofErr w:type="spellStart"/>
-          <w:r>
-            <w:rPr>
-              <w:rFonts w:ascii="Arial" w:hAnsi="Arial"/>
-              <w:spacing w:val="26"/>
-              <w:sz w:val="20"/>
-            </w:rPr>
-            <w:t>Доситеја</w:t>
-          </w:r>
-          <w:proofErr w:type="spellEnd"/>
-          <w:r>
-            <w:rPr>
-              <w:rFonts w:ascii="Arial" w:hAnsi="Arial"/>
-              <w:spacing w:val="26"/>
-              <w:sz w:val="20"/>
-            </w:rPr>
-            <w:t xml:space="preserve"> </w:t>
-          </w:r>
-          <w:proofErr w:type="spellStart"/>
-          <w:r>
-            <w:rPr>
-              <w:rFonts w:ascii="Arial" w:hAnsi="Arial"/>
-              <w:spacing w:val="26"/>
-              <w:sz w:val="20"/>
-            </w:rPr>
-            <w:t>Обрадови</w:t>
-          </w:r>
-          <w:proofErr w:type="spellEnd"/>
           <w:r>
             <w:rPr>
               <w:rFonts w:ascii="Arial" w:hAnsi="Arial"/>
@@ -18654,16 +19888,16 @@
 <file path=word/numbering.xml><?xml version="1.0" encoding="utf-8"?>
 <w:numbering xmlns:wpc="http://schemas.microsoft.com/office/word/2010/wordprocessingCanvas" xmlns:mc="http://schemas.openxmlformats.org/markup-compatibility/2006" xmlns:o="urn:schemas-microsoft-com:office:office" xmlns:r="http://schemas.openxmlformats.org/officeDocument/2006/relationships" xmlns:m="http://schemas.openxmlformats.org/officeDocument/2006/math" xmlns:v="urn:schemas-microsoft-com:vml" xmlns:wp14="http://schemas.microsoft.com/office/word/2010/wordprocessingDrawing" xmlns:wp="http://schemas.openxmlformats.org/drawingml/2006/wordprocessingDrawing" xmlns:w10="urn:schemas-microsoft-com:office:word" xmlns:w="http://schemas.openxmlformats.org/wordprocessingml/2006/main" xmlns:w14="http://schemas.microsoft.com/office/word/2010/wordml" xmlns:wpg="http://schemas.microsoft.com/office/word/2010/wordprocessingGroup" xmlns:wpi="http://schemas.microsoft.com/office/word/2010/wordprocessingInk" xmlns:wne="http://schemas.microsoft.com/office/word/2006/wordml" xmlns:wps="http://schemas.microsoft.com/office/word/2010/wordprocessingShape" mc:Ignorable="w14 wp14">
   <w:abstractNum w:abstractNumId="0">
-    <w:nsid w:val="0EF27F1E"/>
+    <w:nsid w:val="020B0028"/>
     <w:multiLevelType w:val="multilevel"/>
-    <w:tmpl w:val="F3C09052"/>
+    <w:tmpl w:val="2640D326"/>
     <w:lvl w:ilvl="0">
       <w:start w:val="1"/>
       <w:numFmt w:val="decimal"/>
-      <w:lvlText w:val="%1"/>
+      <w:lvlText w:val="%1."/>
       <w:lvlJc w:val="left"/>
       <w:pPr>
-        <w:ind w:left="420" w:hanging="420"/>
+        <w:ind w:left="864" w:hanging="576"/>
       </w:pPr>
       <w:rPr>
         <w:rFonts w:hint="default"/>
@@ -18675,6 +19909,232 @@
       <w:lvlText w:val="%1.%2"/>
       <w:lvlJc w:val="left"/>
       <w:pPr>
+        <w:ind w:left="864" w:hanging="576"/>
+      </w:pPr>
+      <w:rPr>
+        <w:rFonts w:hint="default"/>
+      </w:rPr>
+    </w:lvl>
+    <w:lvl w:ilvl="2">
+      <w:start w:val="3"/>
+      <w:numFmt w:val="decimal"/>
+      <w:lvlText w:val="%1.%2.%3"/>
+      <w:lvlJc w:val="left"/>
+      <w:pPr>
+        <w:ind w:left="1008" w:hanging="720"/>
+      </w:pPr>
+      <w:rPr>
+        <w:rFonts w:hint="default"/>
+      </w:rPr>
+    </w:lvl>
+    <w:lvl w:ilvl="3">
+      <w:start w:val="1"/>
+      <w:numFmt w:val="decimal"/>
+      <w:lvlText w:val="%1.%2.%3.%4"/>
+      <w:lvlJc w:val="left"/>
+      <w:pPr>
+        <w:ind w:left="1368" w:hanging="1080"/>
+      </w:pPr>
+      <w:rPr>
+        <w:rFonts w:hint="default"/>
+      </w:rPr>
+    </w:lvl>
+    <w:lvl w:ilvl="4">
+      <w:start w:val="1"/>
+      <w:numFmt w:val="decimal"/>
+      <w:lvlText w:val="%1.%2.%3.%4.%5"/>
+      <w:lvlJc w:val="left"/>
+      <w:pPr>
+        <w:ind w:left="1368" w:hanging="1080"/>
+      </w:pPr>
+      <w:rPr>
+        <w:rFonts w:hint="default"/>
+      </w:rPr>
+    </w:lvl>
+    <w:lvl w:ilvl="5">
+      <w:start w:val="1"/>
+      <w:numFmt w:val="decimal"/>
+      <w:lvlText w:val="%1.%2.%3.%4.%5.%6"/>
+      <w:lvlJc w:val="left"/>
+      <w:pPr>
+        <w:ind w:left="1728" w:hanging="1440"/>
+      </w:pPr>
+      <w:rPr>
+        <w:rFonts w:hint="default"/>
+      </w:rPr>
+    </w:lvl>
+    <w:lvl w:ilvl="6">
+      <w:start w:val="1"/>
+      <w:numFmt w:val="decimal"/>
+      <w:lvlText w:val="%1.%2.%3.%4.%5.%6.%7"/>
+      <w:lvlJc w:val="left"/>
+      <w:pPr>
+        <w:ind w:left="1728" w:hanging="1440"/>
+      </w:pPr>
+      <w:rPr>
+        <w:rFonts w:hint="default"/>
+      </w:rPr>
+    </w:lvl>
+    <w:lvl w:ilvl="7">
+      <w:start w:val="1"/>
+      <w:numFmt w:val="decimal"/>
+      <w:lvlText w:val="%1.%2.%3.%4.%5.%6.%7.%8"/>
+      <w:lvlJc w:val="left"/>
+      <w:pPr>
+        <w:ind w:left="2088" w:hanging="1800"/>
+      </w:pPr>
+      <w:rPr>
+        <w:rFonts w:hint="default"/>
+      </w:rPr>
+    </w:lvl>
+    <w:lvl w:ilvl="8">
+      <w:start w:val="1"/>
+      <w:numFmt w:val="decimal"/>
+      <w:lvlText w:val="%1.%2.%3.%4.%5.%6.%7.%8.%9"/>
+      <w:lvlJc w:val="left"/>
+      <w:pPr>
+        <w:ind w:left="2448" w:hanging="2160"/>
+      </w:pPr>
+      <w:rPr>
+        <w:rFonts w:hint="default"/>
+      </w:rPr>
+    </w:lvl>
+  </w:abstractNum>
+  <w:abstractNum w:abstractNumId="1">
+    <w:nsid w:val="04990B6B"/>
+    <w:multiLevelType w:val="multilevel"/>
+    <w:tmpl w:val="2640D326"/>
+    <w:lvl w:ilvl="0">
+      <w:start w:val="1"/>
+      <w:numFmt w:val="decimal"/>
+      <w:lvlText w:val="%1."/>
+      <w:lvlJc w:val="left"/>
+      <w:pPr>
+        <w:ind w:left="576" w:hanging="576"/>
+      </w:pPr>
+      <w:rPr>
+        <w:rFonts w:hint="default"/>
+      </w:rPr>
+    </w:lvl>
+    <w:lvl w:ilvl="1">
+      <w:start w:val="1"/>
+      <w:numFmt w:val="decimal"/>
+      <w:lvlText w:val="%1.%2"/>
+      <w:lvlJc w:val="left"/>
+      <w:pPr>
+        <w:ind w:left="576" w:hanging="576"/>
+      </w:pPr>
+      <w:rPr>
+        <w:rFonts w:hint="default"/>
+      </w:rPr>
+    </w:lvl>
+    <w:lvl w:ilvl="2">
+      <w:start w:val="3"/>
+      <w:numFmt w:val="decimal"/>
+      <w:lvlText w:val="%1.%2.%3"/>
+      <w:lvlJc w:val="left"/>
+      <w:pPr>
+        <w:ind w:left="720" w:hanging="720"/>
+      </w:pPr>
+      <w:rPr>
+        <w:rFonts w:hint="default"/>
+      </w:rPr>
+    </w:lvl>
+    <w:lvl w:ilvl="3">
+      <w:start w:val="1"/>
+      <w:numFmt w:val="decimal"/>
+      <w:lvlText w:val="%1.%2.%3.%4"/>
+      <w:lvlJc w:val="left"/>
+      <w:pPr>
+        <w:ind w:left="1080" w:hanging="1080"/>
+      </w:pPr>
+      <w:rPr>
+        <w:rFonts w:hint="default"/>
+      </w:rPr>
+    </w:lvl>
+    <w:lvl w:ilvl="4">
+      <w:start w:val="1"/>
+      <w:numFmt w:val="decimal"/>
+      <w:lvlText w:val="%1.%2.%3.%4.%5"/>
+      <w:lvlJc w:val="left"/>
+      <w:pPr>
+        <w:ind w:left="1080" w:hanging="1080"/>
+      </w:pPr>
+      <w:rPr>
+        <w:rFonts w:hint="default"/>
+      </w:rPr>
+    </w:lvl>
+    <w:lvl w:ilvl="5">
+      <w:start w:val="1"/>
+      <w:numFmt w:val="decimal"/>
+      <w:lvlText w:val="%1.%2.%3.%4.%5.%6"/>
+      <w:lvlJc w:val="left"/>
+      <w:pPr>
+        <w:ind w:left="1440" w:hanging="1440"/>
+      </w:pPr>
+      <w:rPr>
+        <w:rFonts w:hint="default"/>
+      </w:rPr>
+    </w:lvl>
+    <w:lvl w:ilvl="6">
+      <w:start w:val="1"/>
+      <w:numFmt w:val="decimal"/>
+      <w:lvlText w:val="%1.%2.%3.%4.%5.%6.%7"/>
+      <w:lvlJc w:val="left"/>
+      <w:pPr>
+        <w:ind w:left="1440" w:hanging="1440"/>
+      </w:pPr>
+      <w:rPr>
+        <w:rFonts w:hint="default"/>
+      </w:rPr>
+    </w:lvl>
+    <w:lvl w:ilvl="7">
+      <w:start w:val="1"/>
+      <w:numFmt w:val="decimal"/>
+      <w:lvlText w:val="%1.%2.%3.%4.%5.%6.%7.%8"/>
+      <w:lvlJc w:val="left"/>
+      <w:pPr>
+        <w:ind w:left="1800" w:hanging="1800"/>
+      </w:pPr>
+      <w:rPr>
+        <w:rFonts w:hint="default"/>
+      </w:rPr>
+    </w:lvl>
+    <w:lvl w:ilvl="8">
+      <w:start w:val="1"/>
+      <w:numFmt w:val="decimal"/>
+      <w:lvlText w:val="%1.%2.%3.%4.%5.%6.%7.%8.%9"/>
+      <w:lvlJc w:val="left"/>
+      <w:pPr>
+        <w:ind w:left="2160" w:hanging="2160"/>
+      </w:pPr>
+      <w:rPr>
+        <w:rFonts w:hint="default"/>
+      </w:rPr>
+    </w:lvl>
+  </w:abstractNum>
+  <w:abstractNum w:abstractNumId="2">
+    <w:nsid w:val="0EF27F1E"/>
+    <w:multiLevelType w:val="multilevel"/>
+    <w:tmpl w:val="F3C09052"/>
+    <w:lvl w:ilvl="0">
+      <w:start w:val="1"/>
+      <w:numFmt w:val="decimal"/>
+      <w:lvlText w:val="%1"/>
+      <w:lvlJc w:val="left"/>
+      <w:pPr>
+        <w:ind w:left="420" w:hanging="420"/>
+      </w:pPr>
+      <w:rPr>
+        <w:rFonts w:hint="default"/>
+      </w:rPr>
+    </w:lvl>
+    <w:lvl w:ilvl="1">
+      <w:start w:val="1"/>
+      <w:numFmt w:val="decimal"/>
+      <w:lvlText w:val="%1.%2"/>
+      <w:lvlJc w:val="left"/>
+      <w:pPr>
         <w:ind w:left="420" w:hanging="420"/>
       </w:pPr>
       <w:rPr>
@@ -18766,7 +20226,120 @@
       </w:rPr>
     </w:lvl>
   </w:abstractNum>
-  <w:abstractNum w:abstractNumId="1">
+  <w:abstractNum w:abstractNumId="3">
+    <w:nsid w:val="387B77F6"/>
+    <w:multiLevelType w:val="multilevel"/>
+    <w:tmpl w:val="F4D655B8"/>
+    <w:lvl w:ilvl="0">
+      <w:start w:val="1"/>
+      <w:numFmt w:val="decimal"/>
+      <w:lvlText w:val="%1"/>
+      <w:lvlJc w:val="left"/>
+      <w:pPr>
+        <w:ind w:left="360" w:hanging="360"/>
+      </w:pPr>
+      <w:rPr>
+        <w:rFonts w:hint="default"/>
+      </w:rPr>
+    </w:lvl>
+    <w:lvl w:ilvl="1">
+      <w:start w:val="3"/>
+      <w:numFmt w:val="decimal"/>
+      <w:lvlText w:val="%1.%2"/>
+      <w:lvlJc w:val="left"/>
+      <w:pPr>
+        <w:ind w:left="360" w:hanging="360"/>
+      </w:pPr>
+      <w:rPr>
+        <w:rFonts w:hint="default"/>
+      </w:rPr>
+    </w:lvl>
+    <w:lvl w:ilvl="2">
+      <w:start w:val="1"/>
+      <w:numFmt w:val="decimal"/>
+      <w:lvlText w:val="%1.%2.%3"/>
+      <w:lvlJc w:val="left"/>
+      <w:pPr>
+        <w:ind w:left="720" w:hanging="720"/>
+      </w:pPr>
+      <w:rPr>
+        <w:rFonts w:hint="default"/>
+      </w:rPr>
+    </w:lvl>
+    <w:lvl w:ilvl="3">
+      <w:start w:val="1"/>
+      <w:numFmt w:val="decimal"/>
+      <w:lvlText w:val="%1.%2.%3.%4"/>
+      <w:lvlJc w:val="left"/>
+      <w:pPr>
+        <w:ind w:left="720" w:hanging="720"/>
+      </w:pPr>
+      <w:rPr>
+        <w:rFonts w:hint="default"/>
+      </w:rPr>
+    </w:lvl>
+    <w:lvl w:ilvl="4">
+      <w:start w:val="1"/>
+      <w:numFmt w:val="decimal"/>
+      <w:lvlText w:val="%1.%2.%3.%4.%5"/>
+      <w:lvlJc w:val="left"/>
+      <w:pPr>
+        <w:ind w:left="1080" w:hanging="1080"/>
+      </w:pPr>
+      <w:rPr>
+        <w:rFonts w:hint="default"/>
+      </w:rPr>
+    </w:lvl>
+    <w:lvl w:ilvl="5">
+      <w:start w:val="1"/>
+      <w:numFmt w:val="decimal"/>
+      <w:lvlText w:val="%1.%2.%3.%4.%5.%6"/>
+      <w:lvlJc w:val="left"/>
+      <w:pPr>
+        <w:ind w:left="1080" w:hanging="1080"/>
+      </w:pPr>
+      <w:rPr>
+        <w:rFonts w:hint="default"/>
+      </w:rPr>
+    </w:lvl>
+    <w:lvl w:ilvl="6">
+      <w:start w:val="1"/>
+      <w:numFmt w:val="decimal"/>
+      <w:lvlText w:val="%1.%2.%3.%4.%5.%6.%7"/>
+      <w:lvlJc w:val="left"/>
+      <w:pPr>
+        <w:ind w:left="1440" w:hanging="1440"/>
+      </w:pPr>
+      <w:rPr>
+        <w:rFonts w:hint="default"/>
+      </w:rPr>
+    </w:lvl>
+    <w:lvl w:ilvl="7">
+      <w:start w:val="1"/>
+      <w:numFmt w:val="decimal"/>
+      <w:lvlText w:val="%1.%2.%3.%4.%5.%6.%7.%8"/>
+      <w:lvlJc w:val="left"/>
+      <w:pPr>
+        <w:ind w:left="1440" w:hanging="1440"/>
+      </w:pPr>
+      <w:rPr>
+        <w:rFonts w:hint="default"/>
+      </w:rPr>
+    </w:lvl>
+    <w:lvl w:ilvl="8">
+      <w:start w:val="1"/>
+      <w:numFmt w:val="decimal"/>
+      <w:lvlText w:val="%1.%2.%3.%4.%5.%6.%7.%8.%9"/>
+      <w:lvlJc w:val="left"/>
+      <w:pPr>
+        <w:ind w:left="1800" w:hanging="1800"/>
+      </w:pPr>
+      <w:rPr>
+        <w:rFonts w:hint="default"/>
+      </w:rPr>
+    </w:lvl>
+  </w:abstractNum>
+  <w:abstractNum w:abstractNumId="4">
     <w:nsid w:val="39564E02"/>
     <w:multiLevelType w:val="hybridMultilevel"/>
     <w:tmpl w:val="B9FEF820"/>
@@ -18879,7 +20452,7 @@
       </w:rPr>
     </w:lvl>
   </w:abstractNum>
-  <w:abstractNum w:abstractNumId="2">
+  <w:abstractNum w:abstractNumId="5">
     <w:nsid w:val="3AAD4F49"/>
     <w:multiLevelType w:val="hybridMultilevel"/>
     <w:tmpl w:val="B2FAB4CC"/>
@@ -18992,7 +20565,120 @@
       </w:rPr>
     </w:lvl>
   </w:abstractNum>
-  <w:abstractNum w:abstractNumId="3">
+  <w:abstractNum w:abstractNumId="6">
+    <w:nsid w:val="431652EF"/>
+    <w:multiLevelType w:val="multilevel"/>
+    <w:tmpl w:val="CB8A1CD4"/>
+    <w:lvl w:ilvl="0">
+      <w:start w:val="2"/>
+      <w:numFmt w:val="decimal"/>
+      <w:lvlText w:val="%1"/>
+      <w:lvlJc w:val="left"/>
+      <w:pPr>
+        <w:ind w:left="360" w:hanging="360"/>
+      </w:pPr>
+      <w:rPr>
+        <w:rFonts w:hint="default"/>
+      </w:rPr>
+    </w:lvl>
+    <w:lvl w:ilvl="1">
+      <w:start w:val="2"/>
+      <w:numFmt w:val="decimal"/>
+      <w:lvlText w:val="%1.%2"/>
+      <w:lvlJc w:val="left"/>
+      <w:pPr>
+        <w:ind w:left="360" w:hanging="360"/>
+      </w:pPr>
+      <w:rPr>
+        <w:rFonts w:hint="default"/>
+      </w:rPr>
+    </w:lvl>
+    <w:lvl w:ilvl="2">
+      <w:start w:val="1"/>
+      <w:numFmt w:val="decimal"/>
+      <w:lvlText w:val="%1.%2.%3"/>
+      <w:lvlJc w:val="left"/>
+      <w:pPr>
+        <w:ind w:left="720" w:hanging="720"/>
+      </w:pPr>
+      <w:rPr>
+        <w:rFonts w:hint="default"/>
+      </w:rPr>
+    </w:lvl>
+    <w:lvl w:ilvl="3">
+      <w:start w:val="1"/>
+      <w:numFmt w:val="decimal"/>
+      <w:lvlText w:val="%1.%2.%3.%4"/>
+      <w:lvlJc w:val="left"/>
+      <w:pPr>
+        <w:ind w:left="720" w:hanging="720"/>
+      </w:pPr>
+      <w:rPr>
+        <w:rFonts w:hint="default"/>
+      </w:rPr>
+    </w:lvl>
+    <w:lvl w:ilvl="4">
+      <w:start w:val="1"/>
+      <w:numFmt w:val="decimal"/>
+      <w:lvlText w:val="%1.%2.%3.%4.%5"/>
+      <w:lvlJc w:val="left"/>
+      <w:pPr>
+        <w:ind w:left="1080" w:hanging="1080"/>
+      </w:pPr>
+      <w:rPr>
+        <w:rFonts w:hint="default"/>
+      </w:rPr>
+    </w:lvl>
+    <w:lvl w:ilvl="5">
+      <w:start w:val="1"/>
+      <w:numFmt w:val="decimal"/>
+      <w:lvlText w:val="%1.%2.%3.%4.%5.%6"/>
+      <w:lvlJc w:val="left"/>
+      <w:pPr>
+        <w:ind w:left="1080" w:hanging="1080"/>
+      </w:pPr>
+      <w:rPr>
+        <w:rFonts w:hint="default"/>
+      </w:rPr>
+    </w:lvl>
+    <w:lvl w:ilvl="6">
+      <w:start w:val="1"/>
+      <w:numFmt w:val="decimal"/>
+      <w:lvlText w:val="%1.%2.%3.%4.%5.%6.%7"/>
+      <w:lvlJc w:val="left"/>
+      <w:pPr>
+        <w:ind w:left="1440" w:hanging="1440"/>
+      </w:pPr>
+      <w:rPr>
+        <w:rFonts w:hint="default"/>
+      </w:rPr>
+    </w:lvl>
+    <w:lvl w:ilvl="7">
+      <w:start w:val="1"/>
+      <w:numFmt w:val="decimal"/>
+      <w:lvlText w:val="%1.%2.%3.%4.%5.%6.%7.%8"/>
+      <w:lvlJc w:val="left"/>
+      <w:pPr>
+        <w:ind w:left="1800" w:hanging="1800"/>
+      </w:pPr>
+      <w:rPr>
+        <w:rFonts w:hint="default"/>
+      </w:rPr>
+    </w:lvl>
+    <w:lvl w:ilvl="8">
+      <w:start w:val="1"/>
+      <w:numFmt w:val="decimal"/>
+      <w:lvlText w:val="%1.%2.%3.%4.%5.%6.%7.%8.%9"/>
+      <w:lvlJc w:val="left"/>
+      <w:pPr>
+        <w:ind w:left="1800" w:hanging="1800"/>
+      </w:pPr>
+      <w:rPr>
+        <w:rFonts w:hint="default"/>
+      </w:rPr>
+    </w:lvl>
+  </w:abstractNum>
+  <w:abstractNum w:abstractNumId="7">
     <w:nsid w:val="496600E3"/>
     <w:multiLevelType w:val="hybridMultilevel"/>
     <w:tmpl w:val="5A1A1228"/>
@@ -19105,10 +20791,10 @@
       </w:rPr>
     </w:lvl>
   </w:abstractNum>
-  <w:abstractNum w:abstractNumId="4">
-    <w:nsid w:val="4DE1689B"/>
+  <w:abstractNum w:abstractNumId="8">
+    <w:nsid w:val="49A870A8"/>
     <w:multiLevelType w:val="hybridMultilevel"/>
-    <w:tmpl w:val="C44C5214"/>
+    <w:tmpl w:val="715C4B36"/>
     <w:lvl w:ilvl="0" w:tplc="04090001">
       <w:start w:val="1"/>
       <w:numFmt w:val="bullet"/>
@@ -19218,7 +20904,233 @@
       </w:rPr>
     </w:lvl>
   </w:abstractNum>
-  <w:abstractNum w:abstractNumId="5">
+  <w:abstractNum w:abstractNumId="9">
+    <w:nsid w:val="4AC10C47"/>
+    <w:multiLevelType w:val="hybridMultilevel"/>
+    <w:tmpl w:val="6B0036FC"/>
+    <w:lvl w:ilvl="0" w:tplc="04090001">
+      <w:start w:val="1"/>
+      <w:numFmt w:val="bullet"/>
+      <w:lvlText w:val=""/>
+      <w:lvlJc w:val="left"/>
+      <w:pPr>
+        <w:ind w:left="720" w:hanging="360"/>
+      </w:pPr>
+      <w:rPr>
+        <w:rFonts w:ascii="Symbol" w:hAnsi="Symbol" w:hint="default"/>
+      </w:rPr>
+    </w:lvl>
+    <w:lvl w:ilvl="1" w:tplc="04090003" w:tentative="1">
+      <w:start w:val="1"/>
+      <w:numFmt w:val="bullet"/>
+      <w:lvlText w:val="o"/>
+      <w:lvlJc w:val="left"/>
+      <w:pPr>
+        <w:ind w:left="1440" w:hanging="360"/>
+      </w:pPr>
+      <w:rPr>
+        <w:rFonts w:ascii="Courier New" w:hAnsi="Courier New" w:cs="Courier New" w:hint="default"/>
+      </w:rPr>
+    </w:lvl>
+    <w:lvl w:ilvl="2" w:tplc="04090005" w:tentative="1">
+      <w:start w:val="1"/>
+      <w:numFmt w:val="bullet"/>
+      <w:lvlText w:val=""/>
+      <w:lvlJc w:val="left"/>
+      <w:pPr>
+        <w:ind w:left="2160" w:hanging="360"/>
+      </w:pPr>
+      <w:rPr>
+        <w:rFonts w:ascii="Wingdings" w:hAnsi="Wingdings" w:hint="default"/>
+      </w:rPr>
+    </w:lvl>
+    <w:lvl w:ilvl="3" w:tplc="04090001" w:tentative="1">
+      <w:start w:val="1"/>
+      <w:numFmt w:val="bullet"/>
+      <w:lvlText w:val=""/>
+      <w:lvlJc w:val="left"/>
+      <w:pPr>
+        <w:ind w:left="2880" w:hanging="360"/>
+      </w:pPr>
+      <w:rPr>
+        <w:rFonts w:ascii="Symbol" w:hAnsi="Symbol" w:hint="default"/>
+      </w:rPr>
+    </w:lvl>
+    <w:lvl w:ilvl="4" w:tplc="04090003" w:tentative="1">
+      <w:start w:val="1"/>
+      <w:numFmt w:val="bullet"/>
+      <w:lvlText w:val="o"/>
+      <w:lvlJc w:val="left"/>
+      <w:pPr>
+        <w:ind w:left="3600" w:hanging="360"/>
+      </w:pPr>
+      <w:rPr>
+        <w:rFonts w:ascii="Courier New" w:hAnsi="Courier New" w:cs="Courier New" w:hint="default"/>
+      </w:rPr>
+    </w:lvl>
+    <w:lvl w:ilvl="5" w:tplc="04090005" w:tentative="1">
+      <w:start w:val="1"/>
+      <w:numFmt w:val="bullet"/>
+      <w:lvlText w:val=""/>
+      <w:lvlJc w:val="left"/>
+      <w:pPr>
+        <w:ind w:left="4320" w:hanging="360"/>
+      </w:pPr>
+      <w:rPr>
+        <w:rFonts w:ascii="Wingdings" w:hAnsi="Wingdings" w:hint="default"/>
+      </w:rPr>
+    </w:lvl>
+    <w:lvl w:ilvl="6" w:tplc="04090001" w:tentative="1">
+      <w:start w:val="1"/>
+      <w:numFmt w:val="bullet"/>
+      <w:lvlText w:val=""/>
+      <w:lvlJc w:val="left"/>
+      <w:pPr>
+        <w:ind w:left="5040" w:hanging="360"/>
+      </w:pPr>
+      <w:rPr>
+        <w:rFonts w:ascii="Symbol" w:hAnsi="Symbol" w:hint="default"/>
+      </w:rPr>
+    </w:lvl>
+    <w:lvl w:ilvl="7" w:tplc="04090003" w:tentative="1">
+      <w:start w:val="1"/>
+      <w:numFmt w:val="bullet"/>
+      <w:lvlText w:val="o"/>
+      <w:lvlJc w:val="left"/>
+      <w:pPr>
+        <w:ind w:left="5760" w:hanging="360"/>
+      </w:pPr>
+      <w:rPr>
+        <w:rFonts w:ascii="Courier New" w:hAnsi="Courier New" w:cs="Courier New" w:hint="default"/>
+      </w:rPr>
+    </w:lvl>
+    <w:lvl w:ilvl="8" w:tplc="04090005" w:tentative="1">
+      <w:start w:val="1"/>
+      <w:numFmt w:val="bullet"/>
+      <w:lvlText w:val=""/>
+      <w:lvlJc w:val="left"/>
+      <w:pPr>
+        <w:ind w:left="6480" w:hanging="360"/>
+      </w:pPr>
+      <w:rPr>
+        <w:rFonts w:ascii="Wingdings" w:hAnsi="Wingdings" w:hint="default"/>
+      </w:rPr>
+    </w:lvl>
+  </w:abstractNum>
+  <w:abstractNum w:abstractNumId="10">
+    <w:nsid w:val="4DE1689B"/>
+    <w:multiLevelType w:val="hybridMultilevel"/>
+    <w:tmpl w:val="C44C5214"/>
+    <w:lvl w:ilvl="0" w:tplc="04090001">
+      <w:start w:val="1"/>
+      <w:numFmt w:val="bullet"/>
+      <w:lvlText w:val=""/>
+      <w:lvlJc w:val="left"/>
+      <w:pPr>
+        <w:ind w:left="720" w:hanging="360"/>
+      </w:pPr>
+      <w:rPr>
+        <w:rFonts w:ascii="Symbol" w:hAnsi="Symbol" w:hint="default"/>
+      </w:rPr>
+    </w:lvl>
+    <w:lvl w:ilvl="1" w:tplc="04090003" w:tentative="1">
+      <w:start w:val="1"/>
+      <w:numFmt w:val="bullet"/>
+      <w:lvlText w:val="o"/>
+      <w:lvlJc w:val="left"/>
+      <w:pPr>
+        <w:ind w:left="1440" w:hanging="360"/>
+      </w:pPr>
+      <w:rPr>
+        <w:rFonts w:ascii="Courier New" w:hAnsi="Courier New" w:cs="Courier New" w:hint="default"/>
+      </w:rPr>
+    </w:lvl>
+    <w:lvl w:ilvl="2" w:tplc="04090005" w:tentative="1">
+      <w:start w:val="1"/>
+      <w:numFmt w:val="bullet"/>
+      <w:lvlText w:val=""/>
+      <w:lvlJc w:val="left"/>
+      <w:pPr>
+        <w:ind w:left="2160" w:hanging="360"/>
+      </w:pPr>
+      <w:rPr>
+        <w:rFonts w:ascii="Wingdings" w:hAnsi="Wingdings" w:hint="default"/>
+      </w:rPr>
+    </w:lvl>
+    <w:lvl w:ilvl="3" w:tplc="04090001" w:tentative="1">
+      <w:start w:val="1"/>
+      <w:numFmt w:val="bullet"/>
+      <w:lvlText w:val=""/>
+      <w:lvlJc w:val="left"/>
+      <w:pPr>
+        <w:ind w:left="2880" w:hanging="360"/>
+      </w:pPr>
+      <w:rPr>
+        <w:rFonts w:ascii="Symbol" w:hAnsi="Symbol" w:hint="default"/>
+      </w:rPr>
+    </w:lvl>
+    <w:lvl w:ilvl="4" w:tplc="04090003" w:tentative="1">
+      <w:start w:val="1"/>
+      <w:numFmt w:val="bullet"/>
+      <w:lvlText w:val="o"/>
+      <w:lvlJc w:val="left"/>
+      <w:pPr>
+        <w:ind w:left="3600" w:hanging="360"/>
+      </w:pPr>
+      <w:rPr>
+        <w:rFonts w:ascii="Courier New" w:hAnsi="Courier New" w:cs="Courier New" w:hint="default"/>
+      </w:rPr>
+    </w:lvl>
+    <w:lvl w:ilvl="5" w:tplc="04090005" w:tentative="1">
+      <w:start w:val="1"/>
+      <w:numFmt w:val="bullet"/>
+      <w:lvlText w:val=""/>
+      <w:lvlJc w:val="left"/>
+      <w:pPr>
+        <w:ind w:left="4320" w:hanging="360"/>
+      </w:pPr>
+      <w:rPr>
+        <w:rFonts w:ascii="Wingdings" w:hAnsi="Wingdings" w:hint="default"/>
+      </w:rPr>
+    </w:lvl>
+    <w:lvl w:ilvl="6" w:tplc="04090001" w:tentative="1">
+      <w:start w:val="1"/>
+      <w:numFmt w:val="bullet"/>
+      <w:lvlText w:val=""/>
+      <w:lvlJc w:val="left"/>
+      <w:pPr>
+        <w:ind w:left="5040" w:hanging="360"/>
+      </w:pPr>
+      <w:rPr>
+        <w:rFonts w:ascii="Symbol" w:hAnsi="Symbol" w:hint="default"/>
+      </w:rPr>
+    </w:lvl>
+    <w:lvl w:ilvl="7" w:tplc="04090003" w:tentative="1">
+      <w:start w:val="1"/>
+      <w:numFmt w:val="bullet"/>
+      <w:lvlText w:val="o"/>
+      <w:lvlJc w:val="left"/>
+      <w:pPr>
+        <w:ind w:left="5760" w:hanging="360"/>
+      </w:pPr>
+      <w:rPr>
+        <w:rFonts w:ascii="Courier New" w:hAnsi="Courier New" w:cs="Courier New" w:hint="default"/>
+      </w:rPr>
+    </w:lvl>
+    <w:lvl w:ilvl="8" w:tplc="04090005" w:tentative="1">
+      <w:start w:val="1"/>
+      <w:numFmt w:val="bullet"/>
+      <w:lvlText w:val=""/>
+      <w:lvlJc w:val="left"/>
+      <w:pPr>
+        <w:ind w:left="6480" w:hanging="360"/>
+      </w:pPr>
+      <w:rPr>
+        <w:rFonts w:ascii="Wingdings" w:hAnsi="Wingdings" w:hint="default"/>
+      </w:rPr>
+    </w:lvl>
+  </w:abstractNum>
+  <w:abstractNum w:abstractNumId="11">
     <w:nsid w:val="5C9516DF"/>
     <w:multiLevelType w:val="hybridMultilevel"/>
     <w:tmpl w:val="7046B518"/>
@@ -19331,7 +21243,7 @@
       </w:rPr>
     </w:lvl>
   </w:abstractNum>
-  <w:abstractNum w:abstractNumId="6">
+  <w:abstractNum w:abstractNumId="12">
     <w:nsid w:val="62897D6F"/>
     <w:multiLevelType w:val="hybridMultilevel"/>
     <w:tmpl w:val="D7EAB200"/>
@@ -19444,7 +21356,7 @@
       </w:rPr>
     </w:lvl>
   </w:abstractNum>
-  <w:abstractNum w:abstractNumId="7">
+  <w:abstractNum w:abstractNumId="13">
     <w:nsid w:val="63B90D4E"/>
     <w:multiLevelType w:val="hybridMultilevel"/>
     <w:tmpl w:val="4DBC862E"/>
@@ -19557,7 +21469,7 @@
       </w:rPr>
     </w:lvl>
   </w:abstractNum>
-  <w:abstractNum w:abstractNumId="8">
+  <w:abstractNum w:abstractNumId="14">
     <w:nsid w:val="6A685F0C"/>
     <w:multiLevelType w:val="hybridMultilevel"/>
     <w:tmpl w:val="1D22165E"/>
@@ -19646,7 +21558,7 @@
       </w:pPr>
     </w:lvl>
   </w:abstractNum>
-  <w:abstractNum w:abstractNumId="9">
+  <w:abstractNum w:abstractNumId="15">
     <w:nsid w:val="6A9D5588"/>
     <w:multiLevelType w:val="hybridMultilevel"/>
     <w:tmpl w:val="2D28D23A"/>
@@ -19759,7 +21671,7 @@
       </w:rPr>
     </w:lvl>
   </w:abstractNum>
-  <w:abstractNum w:abstractNumId="10">
+  <w:abstractNum w:abstractNumId="16">
     <w:nsid w:val="70524DBC"/>
     <w:multiLevelType w:val="hybridMultilevel"/>
     <w:tmpl w:val="57887536"/>
@@ -19898,7 +21810,7 @@
       </w:rPr>
     </w:lvl>
   </w:abstractNum>
-  <w:abstractNum w:abstractNumId="11">
+  <w:abstractNum w:abstractNumId="17">
     <w:nsid w:val="74AC3E06"/>
     <w:multiLevelType w:val="hybridMultilevel"/>
     <w:tmpl w:val="35600980"/>
@@ -20011,41 +21923,175 @@
       </w:rPr>
     </w:lvl>
   </w:abstractNum>
+  <w:abstractNum w:abstractNumId="18">
+    <w:nsid w:val="7ADC1D1E"/>
+    <w:multiLevelType w:val="hybridMultilevel"/>
+    <w:tmpl w:val="76CC0898"/>
+    <w:lvl w:ilvl="0" w:tplc="04090001">
+      <w:start w:val="1"/>
+      <w:numFmt w:val="bullet"/>
+      <w:lvlText w:val=""/>
+      <w:lvlJc w:val="left"/>
+      <w:pPr>
+        <w:ind w:left="720" w:hanging="360"/>
+      </w:pPr>
+      <w:rPr>
+        <w:rFonts w:ascii="Symbol" w:hAnsi="Symbol" w:hint="default"/>
+      </w:rPr>
+    </w:lvl>
+    <w:lvl w:ilvl="1" w:tplc="04090003" w:tentative="1">
+      <w:start w:val="1"/>
+      <w:numFmt w:val="bullet"/>
+      <w:lvlText w:val="o"/>
+      <w:lvlJc w:val="left"/>
+      <w:pPr>
+        <w:ind w:left="1440" w:hanging="360"/>
+      </w:pPr>
+      <w:rPr>
+        <w:rFonts w:ascii="Courier New" w:hAnsi="Courier New" w:cs="Courier New" w:hint="default"/>
+      </w:rPr>
+    </w:lvl>
+    <w:lvl w:ilvl="2" w:tplc="04090005" w:tentative="1">
+      <w:start w:val="1"/>
+      <w:numFmt w:val="bullet"/>
+      <w:lvlText w:val=""/>
+      <w:lvlJc w:val="left"/>
+      <w:pPr>
+        <w:ind w:left="2160" w:hanging="360"/>
+      </w:pPr>
+      <w:rPr>
+        <w:rFonts w:ascii="Wingdings" w:hAnsi="Wingdings" w:hint="default"/>
+      </w:rPr>
+    </w:lvl>
+    <w:lvl w:ilvl="3" w:tplc="04090001" w:tentative="1">
+      <w:start w:val="1"/>
+      <w:numFmt w:val="bullet"/>
+      <w:lvlText w:val=""/>
+      <w:lvlJc w:val="left"/>
+      <w:pPr>
+        <w:ind w:left="2880" w:hanging="360"/>
+      </w:pPr>
+      <w:rPr>
+        <w:rFonts w:ascii="Symbol" w:hAnsi="Symbol" w:hint="default"/>
+      </w:rPr>
+    </w:lvl>
+    <w:lvl w:ilvl="4" w:tplc="04090003" w:tentative="1">
+      <w:start w:val="1"/>
+      <w:numFmt w:val="bullet"/>
+      <w:lvlText w:val="o"/>
+      <w:lvlJc w:val="left"/>
+      <w:pPr>
+        <w:ind w:left="3600" w:hanging="360"/>
+      </w:pPr>
+      <w:rPr>
+        <w:rFonts w:ascii="Courier New" w:hAnsi="Courier New" w:cs="Courier New" w:hint="default"/>
+      </w:rPr>
+    </w:lvl>
+    <w:lvl w:ilvl="5" w:tplc="04090005" w:tentative="1">
+      <w:start w:val="1"/>
+      <w:numFmt w:val="bullet"/>
+      <w:lvlText w:val=""/>
+      <w:lvlJc w:val="left"/>
+      <w:pPr>
+        <w:ind w:left="4320" w:hanging="360"/>
+      </w:pPr>
+      <w:rPr>
+        <w:rFonts w:ascii="Wingdings" w:hAnsi="Wingdings" w:hint="default"/>
+      </w:rPr>
+    </w:lvl>
+    <w:lvl w:ilvl="6" w:tplc="04090001" w:tentative="1">
+      <w:start w:val="1"/>
+      <w:numFmt w:val="bullet"/>
+      <w:lvlText w:val=""/>
+      <w:lvlJc w:val="left"/>
+      <w:pPr>
+        <w:ind w:left="5040" w:hanging="360"/>
+      </w:pPr>
+      <w:rPr>
+        <w:rFonts w:ascii="Symbol" w:hAnsi="Symbol" w:hint="default"/>
+      </w:rPr>
+    </w:lvl>
+    <w:lvl w:ilvl="7" w:tplc="04090003" w:tentative="1">
+      <w:start w:val="1"/>
+      <w:numFmt w:val="bullet"/>
+      <w:lvlText w:val="o"/>
+      <w:lvlJc w:val="left"/>
+      <w:pPr>
+        <w:ind w:left="5760" w:hanging="360"/>
+      </w:pPr>
+      <w:rPr>
+        <w:rFonts w:ascii="Courier New" w:hAnsi="Courier New" w:cs="Courier New" w:hint="default"/>
+      </w:rPr>
+    </w:lvl>
+    <w:lvl w:ilvl="8" w:tplc="04090005" w:tentative="1">
+      <w:start w:val="1"/>
+      <w:numFmt w:val="bullet"/>
+      <w:lvlText w:val=""/>
+      <w:lvlJc w:val="left"/>
+      <w:pPr>
+        <w:ind w:left="6480" w:hanging="360"/>
+      </w:pPr>
+      <w:rPr>
+        <w:rFonts w:ascii="Wingdings" w:hAnsi="Wingdings" w:hint="default"/>
+      </w:rPr>
+    </w:lvl>
+  </w:abstractNum>
   <w:num w:numId="1">
+    <w:abstractNumId w:val="16"/>
+  </w:num>
+  <w:num w:numId="2">
+    <w:abstractNumId w:val="11"/>
+  </w:num>
+  <w:num w:numId="3">
+    <w:abstractNumId w:val="15"/>
+  </w:num>
+  <w:num w:numId="4">
+    <w:abstractNumId w:val="7"/>
+  </w:num>
+  <w:num w:numId="5">
+    <w:abstractNumId w:val="14"/>
+  </w:num>
+  <w:num w:numId="6">
+    <w:abstractNumId w:val="5"/>
+  </w:num>
+  <w:num w:numId="7">
+    <w:abstractNumId w:val="12"/>
+  </w:num>
+  <w:num w:numId="8">
+    <w:abstractNumId w:val="17"/>
+  </w:num>
+  <w:num w:numId="9">
+    <w:abstractNumId w:val="4"/>
+  </w:num>
+  <w:num w:numId="10">
     <w:abstractNumId w:val="10"/>
   </w:num>
-  <w:num w:numId="2">
-    <w:abstractNumId w:val="5"/>
+  <w:num w:numId="11">
+    <w:abstractNumId w:val="2"/>
   </w:num>
-  <w:num w:numId="3">
+  <w:num w:numId="12">
+    <w:abstractNumId w:val="13"/>
+  </w:num>
+  <w:num w:numId="13">
+    <w:abstractNumId w:val="3"/>
+  </w:num>
+  <w:num w:numId="14">
+    <w:abstractNumId w:val="1"/>
+  </w:num>
+  <w:num w:numId="15">
+    <w:abstractNumId w:val="8"/>
+  </w:num>
+  <w:num w:numId="16">
+    <w:abstractNumId w:val="18"/>
+  </w:num>
+  <w:num w:numId="17">
     <w:abstractNumId w:val="9"/>
   </w:num>
-  <w:num w:numId="4">
-    <w:abstractNumId w:val="3"/>
-  </w:num>
-  <w:num w:numId="5">
-    <w:abstractNumId w:val="8"/>
-  </w:num>
-  <w:num w:numId="6">
-    <w:abstractNumId w:val="2"/>
-  </w:num>
-  <w:num w:numId="7">
-    <w:abstractNumId w:val="6"/>
-  </w:num>
-  <w:num w:numId="8">
-    <w:abstractNumId w:val="11"/>
-  </w:num>
-  <w:num w:numId="9">
-    <w:abstractNumId w:val="1"/>
-  </w:num>
-  <w:num w:numId="10">
-    <w:abstractNumId w:val="4"/>
-  </w:num>
-  <w:num w:numId="11">
+  <w:num w:numId="18">
     <w:abstractNumId w:val="0"/>
   </w:num>
-  <w:num w:numId="12">
-    <w:abstractNumId w:val="7"/>
+  <w:num w:numId="19">
+    <w:abstractNumId w:val="6"/>
   </w:num>
 </w:numbering>
 </file>
@@ -20228,7 +22274,7 @@
     <w:link w:val="Heading1Char"/>
     <w:uiPriority w:val="9"/>
     <w:qFormat/>
-    <w:rsid w:val="002E0BA9"/>
+    <w:rsid w:val="00897E44"/>
     <w:pPr>
       <w:keepNext/>
       <w:keepLines/>
@@ -20236,37 +22282,37 @@
       <w:outlineLvl w:val="0"/>
     </w:pPr>
     <w:rPr>
-      <w:rFonts w:asciiTheme="majorHAnsi" w:eastAsiaTheme="majorEastAsia" w:hAnsiTheme="majorHAnsi" w:cstheme="majorBidi"/>
-      <w:color w:val="0F4761" w:themeColor="accent1" w:themeShade="BF"/>
-      <w:sz w:val="40"/>
+      <w:rFonts w:eastAsiaTheme="majorEastAsia" w:cstheme="majorBidi"/>
+      <w:sz w:val="32"/>
       <w:szCs w:val="40"/>
     </w:rPr>
   </w:style>
   <w:style w:type="paragraph" w:styleId="Heading2">
     <w:name w:val="heading 2"/>
-    <w:basedOn w:val="Normal"/>
+    <w:basedOn w:val="Title"/>
     <w:next w:val="Normal"/>
     <w:link w:val="Heading2Char"/>
     <w:uiPriority w:val="9"/>
     <w:unhideWhenUsed/>
     <w:qFormat/>
-    <w:rsid w:val="00DB3FAE"/>
+    <w:rsid w:val="007010A2"/>
     <w:pPr>
       <w:keepNext/>
       <w:keepLines/>
-      <w:spacing w:before="160" w:after="80"/>
+      <w:spacing w:before="160"/>
+      <w:jc w:val="left"/>
       <w:outlineLvl w:val="1"/>
     </w:pPr>
     <w:rPr>
-      <w:rFonts w:eastAsiaTheme="majorEastAsia" w:cstheme="majorBidi"/>
-      <w:sz w:val="32"/>
+      <w:rFonts w:ascii="Times New Roman" w:hAnsi="Times New Roman"/>
+      <w:sz w:val="28"/>
       <w:szCs w:val="32"/>
     </w:rPr>
   </w:style>
   <w:style w:type="paragraph" w:styleId="Heading3">
     <w:name w:val="heading 3"/>
     <w:basedOn w:val="Tekst"/>
-    <w:next w:val="Normal"/>
+    <w:next w:val="Title"/>
     <w:link w:val="Heading3Char"/>
     <w:uiPriority w:val="9"/>
     <w:unhideWhenUsed/>
@@ -20445,11 +22491,10 @@
     <w:basedOn w:val="DefaultParagraphFont"/>
     <w:link w:val="Heading1"/>
     <w:uiPriority w:val="9"/>
-    <w:rsid w:val="002E0BA9"/>
+    <w:rsid w:val="00897E44"/>
     <w:rPr>
-      <w:rFonts w:asciiTheme="majorHAnsi" w:eastAsiaTheme="majorEastAsia" w:hAnsiTheme="majorHAnsi" w:cstheme="majorBidi"/>
-      <w:color w:val="0F4761" w:themeColor="accent1" w:themeShade="BF"/>
-      <w:sz w:val="40"/>
+      <w:rFonts w:ascii="Times New Roman" w:eastAsiaTheme="majorEastAsia" w:hAnsi="Times New Roman" w:cstheme="majorBidi"/>
+      <w:sz w:val="32"/>
       <w:szCs w:val="40"/>
     </w:rPr>
   </w:style>
@@ -20458,10 +22503,12 @@
     <w:basedOn w:val="DefaultParagraphFont"/>
     <w:link w:val="Heading2"/>
     <w:uiPriority w:val="9"/>
-    <w:rsid w:val="00DB3FAE"/>
+    <w:rsid w:val="007010A2"/>
     <w:rPr>
       <w:rFonts w:ascii="Times New Roman" w:eastAsiaTheme="majorEastAsia" w:hAnsi="Times New Roman" w:cstheme="majorBidi"/>
-      <w:sz w:val="32"/>
+      <w:spacing w:val="-10"/>
+      <w:kern w:val="28"/>
+      <w:sz w:val="28"/>
       <w:szCs w:val="32"/>
     </w:rPr>
   </w:style>
@@ -20869,7 +22916,6 @@
     </w:pPr>
     <w:rPr>
       <w:kern w:val="0"/>
-      <w:sz w:val="32"/>
       <w:szCs w:val="32"/>
       <w14:ligatures w14:val="none"/>
     </w:rPr>
@@ -20925,6 +22971,37 @@
       <w:rFonts w:ascii="Tahoma" w:hAnsi="Tahoma" w:cs="Tahoma"/>
       <w:sz w:val="16"/>
       <w:szCs w:val="16"/>
+    </w:rPr>
+  </w:style>
+  <w:style w:type="paragraph" w:styleId="TOC3">
+    <w:name w:val="toc 3"/>
+    <w:basedOn w:val="Normal"/>
+    <w:next w:val="Normal"/>
+    <w:autoRedefine/>
+    <w:uiPriority w:val="39"/>
+    <w:unhideWhenUsed/>
+    <w:rsid w:val="00D6029B"/>
+    <w:pPr>
+      <w:spacing w:after="100"/>
+      <w:ind w:left="480"/>
+    </w:pPr>
+  </w:style>
+  <w:style w:type="paragraph" w:styleId="NormalWeb">
+    <w:name w:val="Normal (Web)"/>
+    <w:basedOn w:val="Normal"/>
+    <w:uiPriority w:val="99"/>
+    <w:semiHidden/>
+    <w:unhideWhenUsed/>
+    <w:rsid w:val="00CC3E23"/>
+    <w:pPr>
+      <w:spacing w:before="100" w:beforeAutospacing="1" w:after="100" w:afterAutospacing="1" w:line="240" w:lineRule="auto"/>
+      <w:jc w:val="left"/>
+    </w:pPr>
+    <w:rPr>
+      <w:rFonts w:eastAsia="Times New Roman" w:cs="Times New Roman"/>
+      <w:kern w:val="0"/>
+      <w:szCs w:val="24"/>
+      <w14:ligatures w14:val="none"/>
     </w:rPr>
   </w:style>
 </w:styles>
@@ -21108,7 +23185,7 @@
     <w:link w:val="Heading1Char"/>
     <w:uiPriority w:val="9"/>
     <w:qFormat/>
-    <w:rsid w:val="002E0BA9"/>
+    <w:rsid w:val="00897E44"/>
     <w:pPr>
       <w:keepNext/>
       <w:keepLines/>
@@ -21116,37 +23193,37 @@
       <w:outlineLvl w:val="0"/>
     </w:pPr>
     <w:rPr>
-      <w:rFonts w:asciiTheme="majorHAnsi" w:eastAsiaTheme="majorEastAsia" w:hAnsiTheme="majorHAnsi" w:cstheme="majorBidi"/>
-      <w:color w:val="0F4761" w:themeColor="accent1" w:themeShade="BF"/>
-      <w:sz w:val="40"/>
+      <w:rFonts w:eastAsiaTheme="majorEastAsia" w:cstheme="majorBidi"/>
+      <w:sz w:val="32"/>
       <w:szCs w:val="40"/>
     </w:rPr>
   </w:style>
   <w:style w:type="paragraph" w:styleId="Heading2">
     <w:name w:val="heading 2"/>
-    <w:basedOn w:val="Normal"/>
+    <w:basedOn w:val="Title"/>
     <w:next w:val="Normal"/>
     <w:link w:val="Heading2Char"/>
     <w:uiPriority w:val="9"/>
     <w:unhideWhenUsed/>
     <w:qFormat/>
-    <w:rsid w:val="00DB3FAE"/>
+    <w:rsid w:val="007010A2"/>
     <w:pPr>
       <w:keepNext/>
       <w:keepLines/>
-      <w:spacing w:before="160" w:after="80"/>
+      <w:spacing w:before="160"/>
+      <w:jc w:val="left"/>
       <w:outlineLvl w:val="1"/>
     </w:pPr>
     <w:rPr>
-      <w:rFonts w:eastAsiaTheme="majorEastAsia" w:cstheme="majorBidi"/>
-      <w:sz w:val="32"/>
+      <w:rFonts w:ascii="Times New Roman" w:hAnsi="Times New Roman"/>
+      <w:sz w:val="28"/>
       <w:szCs w:val="32"/>
     </w:rPr>
   </w:style>
   <w:style w:type="paragraph" w:styleId="Heading3">
     <w:name w:val="heading 3"/>
     <w:basedOn w:val="Tekst"/>
-    <w:next w:val="Normal"/>
+    <w:next w:val="Title"/>
     <w:link w:val="Heading3Char"/>
     <w:uiPriority w:val="9"/>
     <w:unhideWhenUsed/>
@@ -21325,11 +23402,10 @@
     <w:basedOn w:val="DefaultParagraphFont"/>
     <w:link w:val="Heading1"/>
     <w:uiPriority w:val="9"/>
-    <w:rsid w:val="002E0BA9"/>
+    <w:rsid w:val="00897E44"/>
     <w:rPr>
-      <w:rFonts w:asciiTheme="majorHAnsi" w:eastAsiaTheme="majorEastAsia" w:hAnsiTheme="majorHAnsi" w:cstheme="majorBidi"/>
-      <w:color w:val="0F4761" w:themeColor="accent1" w:themeShade="BF"/>
-      <w:sz w:val="40"/>
+      <w:rFonts w:ascii="Times New Roman" w:eastAsiaTheme="majorEastAsia" w:hAnsi="Times New Roman" w:cstheme="majorBidi"/>
+      <w:sz w:val="32"/>
       <w:szCs w:val="40"/>
     </w:rPr>
   </w:style>
@@ -21338,10 +23414,12 @@
     <w:basedOn w:val="DefaultParagraphFont"/>
     <w:link w:val="Heading2"/>
     <w:uiPriority w:val="9"/>
-    <w:rsid w:val="00DB3FAE"/>
+    <w:rsid w:val="007010A2"/>
     <w:rPr>
       <w:rFonts w:ascii="Times New Roman" w:eastAsiaTheme="majorEastAsia" w:hAnsi="Times New Roman" w:cstheme="majorBidi"/>
-      <w:sz w:val="32"/>
+      <w:spacing w:val="-10"/>
+      <w:kern w:val="28"/>
+      <w:sz w:val="28"/>
       <w:szCs w:val="32"/>
     </w:rPr>
   </w:style>
@@ -21749,7 +23827,6 @@
     </w:pPr>
     <w:rPr>
       <w:kern w:val="0"/>
-      <w:sz w:val="32"/>
       <w:szCs w:val="32"/>
       <w14:ligatures w14:val="none"/>
     </w:rPr>
@@ -21805,6 +23882,37 @@
       <w:rFonts w:ascii="Tahoma" w:hAnsi="Tahoma" w:cs="Tahoma"/>
       <w:sz w:val="16"/>
       <w:szCs w:val="16"/>
+    </w:rPr>
+  </w:style>
+  <w:style w:type="paragraph" w:styleId="TOC3">
+    <w:name w:val="toc 3"/>
+    <w:basedOn w:val="Normal"/>
+    <w:next w:val="Normal"/>
+    <w:autoRedefine/>
+    <w:uiPriority w:val="39"/>
+    <w:unhideWhenUsed/>
+    <w:rsid w:val="00D6029B"/>
+    <w:pPr>
+      <w:spacing w:after="100"/>
+      <w:ind w:left="480"/>
+    </w:pPr>
+  </w:style>
+  <w:style w:type="paragraph" w:styleId="NormalWeb">
+    <w:name w:val="Normal (Web)"/>
+    <w:basedOn w:val="Normal"/>
+    <w:uiPriority w:val="99"/>
+    <w:semiHidden/>
+    <w:unhideWhenUsed/>
+    <w:rsid w:val="00CC3E23"/>
+    <w:pPr>
+      <w:spacing w:before="100" w:beforeAutospacing="1" w:after="100" w:afterAutospacing="1" w:line="240" w:lineRule="auto"/>
+      <w:jc w:val="left"/>
+    </w:pPr>
+    <w:rPr>
+      <w:rFonts w:eastAsia="Times New Roman" w:cs="Times New Roman"/>
+      <w:kern w:val="0"/>
+      <w:szCs w:val="24"/>
+      <w14:ligatures w14:val="none"/>
     </w:rPr>
   </w:style>
 </w:styles>
@@ -22110,7 +24218,7 @@
 </file>
 
 <file path=customXml/itemProps1.xml><?xml version="1.0" encoding="utf-8"?>
-<ds:datastoreItem xmlns:ds="http://schemas.openxmlformats.org/officeDocument/2006/customXml" ds:itemID="{560145D6-91D1-47F1-A2C5-FC6D7B2FE0E9}">
+<ds:datastoreItem xmlns:ds="http://schemas.openxmlformats.org/officeDocument/2006/customXml" ds:itemID="{6819FB02-A987-4F41-BFCB-4A2E450AE479}">
   <ds:schemaRefs>
     <ds:schemaRef ds:uri="http://schemas.openxmlformats.org/officeDocument/2006/bibliography"/>
   </ds:schemaRefs>

--- a/FTN_МSc_Luka_Ušljebrka.docx
+++ b/FTN_МSc_Luka_Ušljebrka.docx
@@ -72,7 +72,7 @@
                 <v:shape id="_x0000_i1025" type="#_x0000_t75" style="width:63.35pt;height:64.65pt" o:ole="" fillcolor="window">
                   <v:imagedata r:id="rId9" o:title=""/>
                 </v:shape>
-                <o:OLEObject Type="Embed" ProgID="CorelDraw.Graphic.7" ShapeID="_x0000_i1025" DrawAspect="Content" ObjectID="_1837411375" r:id="rId10"/>
+                <o:OLEObject Type="Embed" ProgID="CorelDraw.Graphic.7" ShapeID="_x0000_i1025" DrawAspect="Content" ObjectID="_1837428806" r:id="rId10"/>
               </w:object>
             </w:r>
           </w:p>
@@ -10305,8 +10305,6 @@
       <w:r>
         <w:t xml:space="preserve"> </w:t>
       </w:r>
-      <w:bookmarkStart w:id="5" w:name="_GoBack"/>
-      <w:bookmarkEnd w:id="5"/>
       <w:r>
         <w:t xml:space="preserve">Недостаци агрегације података традиционалних традиционалних </w:t>
       </w:r>
@@ -10499,7 +10497,7 @@
           <w:lang w:val="en-US"/>
         </w:rPr>
       </w:pPr>
-      <w:bookmarkStart w:id="6" w:name="_Toc226568617"/>
+      <w:bookmarkStart w:id="5" w:name="_Toc226568617"/>
       <w:r>
         <w:rPr>
           <w:lang w:val="en-US"/>
@@ -10529,137 +10527,137 @@
       <w:r>
         <w:t>системима</w:t>
       </w:r>
+      <w:bookmarkEnd w:id="5"/>
+    </w:p>
+    <w:p>
+      <w:pPr>
+        <w:rPr>
+          <w:lang w:val="sr-Cyrl-RS"/>
+        </w:rPr>
+      </w:pPr>
+      <w:r>
+        <w:rPr>
+          <w:lang w:val="sr-Cyrl-RS"/>
+        </w:rPr>
+        <w:t xml:space="preserve">Порцес прикупљања података у оквиру традиционалних </w:t>
+      </w:r>
+      <w:r>
+        <w:rPr>
+          <w:i/>
+        </w:rPr>
+        <w:t>ADMS</w:t>
+      </w:r>
+      <w:r>
+        <w:t xml:space="preserve"> </w:t>
+      </w:r>
+      <w:r>
+        <w:rPr>
+          <w:lang w:val="sr-Cyrl-RS"/>
+        </w:rPr>
+        <w:t xml:space="preserve">система одвија се по моделу у ком свако пемтно бројило, на </w:t>
+      </w:r>
+      <w:r>
+        <w:rPr>
+          <w:lang w:val="sr-Cyrl-RS"/>
+        </w:rPr>
+        <w:t>исте</w:t>
+      </w:r>
+      <w:r>
+        <w:rPr>
+          <w:lang w:val="sr-Cyrl-RS"/>
+        </w:rPr>
+        <w:t xml:space="preserve"> временске интервале шаље своја очитавања цетралном серверу. Сервер врши аграгацију пристигл</w:t>
+      </w:r>
+      <w:r>
+        <w:rPr>
+          <w:lang w:val="sr-Cyrl-RS"/>
+        </w:rPr>
+        <w:t>и</w:t>
+      </w:r>
+      <w:r>
+        <w:rPr>
+          <w:lang w:val="sr-Cyrl-RS"/>
+        </w:rPr>
+        <w:t>х појединачних очитаних вредности и израчунава неопходн</w:t>
+      </w:r>
+      <w:r>
+        <w:rPr>
+          <w:lang w:val="sr-Cyrl-RS"/>
+        </w:rPr>
+        <w:t>е агрегиране</w:t>
+      </w:r>
+      <w:r>
+        <w:rPr>
+          <w:lang w:val="sr-Cyrl-RS"/>
+        </w:rPr>
+        <w:t xml:space="preserve"> вредности. Један од основних достатака овакве архитеткуре јесте потенцијално стварање</w:t>
+      </w:r>
+      <w:r>
+        <w:t xml:space="preserve"> </w:t>
+      </w:r>
+      <w:r>
+        <w:rPr>
+          <w:lang w:val="sr-Cyrl-RS"/>
+        </w:rPr>
+        <w:t xml:space="preserve">мрежног и рачунарског уског грла (енгл. </w:t>
+      </w:r>
+      <w:proofErr w:type="gramStart"/>
+      <w:r>
+        <w:rPr>
+          <w:i/>
+        </w:rPr>
+        <w:t>bottleneck</w:t>
+      </w:r>
+      <w:proofErr w:type="gramEnd"/>
+      <w:r>
+        <w:t>)</w:t>
+      </w:r>
+      <w:r>
+        <w:rPr>
+          <w:lang w:val="sr-Cyrl-RS"/>
+        </w:rPr>
+        <w:t xml:space="preserve">. Са порастом употребе паметних </w:t>
+      </w:r>
+      <w:r>
+        <w:rPr>
+          <w:lang w:val="sr-Cyrl-RS"/>
+        </w:rPr>
+        <w:t>бројила</w:t>
+      </w:r>
+      <w:r>
+        <w:rPr>
+          <w:lang w:val="sr-Cyrl-RS"/>
+        </w:rPr>
+        <w:t>, овакав систем постаје све оптерећенији јер мора да агрегира велики број податка, што уједно</w:t>
+      </w:r>
+      <w:r>
+        <w:rPr>
+          <w:lang w:val="sr-Cyrl-RS"/>
+        </w:rPr>
+        <w:t xml:space="preserve"> оптерећује речунарске ресурсе и успорава одзив система у реалном времену. Сви претходно наведени аспекти у многоме деградирају скалабилност система.</w:t>
+      </w:r>
+    </w:p>
+    <w:p>
+      <w:pPr>
+        <w:pStyle w:val="Heading3"/>
+      </w:pPr>
+      <w:bookmarkStart w:id="6" w:name="_Toc226568618"/>
+      <w:r>
+        <w:t>2.</w:t>
+      </w:r>
+      <w:r>
+        <w:t>1.</w:t>
+      </w:r>
+      <w:r>
+        <w:t>2</w:t>
+      </w:r>
+      <w:r>
+        <w:t xml:space="preserve">  </w:t>
+      </w:r>
+      <w:r>
+        <w:t>Безбедносни ризици и рањивост централизоване архитектуре</w:t>
+      </w:r>
       <w:bookmarkEnd w:id="6"/>
-    </w:p>
-    <w:p>
-      <w:pPr>
-        <w:rPr>
-          <w:lang w:val="sr-Cyrl-RS"/>
-        </w:rPr>
-      </w:pPr>
-      <w:r>
-        <w:rPr>
-          <w:lang w:val="sr-Cyrl-RS"/>
-        </w:rPr>
-        <w:t xml:space="preserve">Порцес прикупљања података у оквиру традиционалних </w:t>
-      </w:r>
-      <w:r>
-        <w:rPr>
-          <w:i/>
-        </w:rPr>
-        <w:t>ADMS</w:t>
-      </w:r>
-      <w:r>
-        <w:t xml:space="preserve"> </w:t>
-      </w:r>
-      <w:r>
-        <w:rPr>
-          <w:lang w:val="sr-Cyrl-RS"/>
-        </w:rPr>
-        <w:t xml:space="preserve">система одвија се по моделу у ком свако пемтно бројило, на </w:t>
-      </w:r>
-      <w:r>
-        <w:rPr>
-          <w:lang w:val="sr-Cyrl-RS"/>
-        </w:rPr>
-        <w:t>исте</w:t>
-      </w:r>
-      <w:r>
-        <w:rPr>
-          <w:lang w:val="sr-Cyrl-RS"/>
-        </w:rPr>
-        <w:t xml:space="preserve"> временске интервале шаље своја очитавања цетралном серверу. Сервер врши аграгацију пристигл</w:t>
-      </w:r>
-      <w:r>
-        <w:rPr>
-          <w:lang w:val="sr-Cyrl-RS"/>
-        </w:rPr>
-        <w:t>и</w:t>
-      </w:r>
-      <w:r>
-        <w:rPr>
-          <w:lang w:val="sr-Cyrl-RS"/>
-        </w:rPr>
-        <w:t>х појединачних очитаних вредности и израчунава неопходн</w:t>
-      </w:r>
-      <w:r>
-        <w:rPr>
-          <w:lang w:val="sr-Cyrl-RS"/>
-        </w:rPr>
-        <w:t>е агрегиране</w:t>
-      </w:r>
-      <w:r>
-        <w:rPr>
-          <w:lang w:val="sr-Cyrl-RS"/>
-        </w:rPr>
-        <w:t xml:space="preserve"> вредности. Један од основних достатака овакве архитеткуре јесте потенцијално стварање</w:t>
-      </w:r>
-      <w:r>
-        <w:t xml:space="preserve"> </w:t>
-      </w:r>
-      <w:r>
-        <w:rPr>
-          <w:lang w:val="sr-Cyrl-RS"/>
-        </w:rPr>
-        <w:t xml:space="preserve">мрежног и рачунарског уског грла (енгл. </w:t>
-      </w:r>
-      <w:proofErr w:type="gramStart"/>
-      <w:r>
-        <w:rPr>
-          <w:i/>
-        </w:rPr>
-        <w:t>bottleneck</w:t>
-      </w:r>
-      <w:proofErr w:type="gramEnd"/>
-      <w:r>
-        <w:t>)</w:t>
-      </w:r>
-      <w:r>
-        <w:rPr>
-          <w:lang w:val="sr-Cyrl-RS"/>
-        </w:rPr>
-        <w:t xml:space="preserve">. Са порастом употребе паметних </w:t>
-      </w:r>
-      <w:r>
-        <w:rPr>
-          <w:lang w:val="sr-Cyrl-RS"/>
-        </w:rPr>
-        <w:t>бројила</w:t>
-      </w:r>
-      <w:r>
-        <w:rPr>
-          <w:lang w:val="sr-Cyrl-RS"/>
-        </w:rPr>
-        <w:t>, овакав систем постаје све оптерећенији јер мора да агрегира велики број податка, што уједно</w:t>
-      </w:r>
-      <w:r>
-        <w:rPr>
-          <w:lang w:val="sr-Cyrl-RS"/>
-        </w:rPr>
-        <w:t xml:space="preserve"> оптерећује речунарске ресурсе и успорава одзив система у реалном времену. Сви претходно наведени аспекти у многоме деградирају скалабилност система.</w:t>
-      </w:r>
-    </w:p>
-    <w:p>
-      <w:pPr>
-        <w:pStyle w:val="Heading3"/>
-      </w:pPr>
-      <w:bookmarkStart w:id="7" w:name="_Toc226568618"/>
-      <w:r>
-        <w:t>2.</w:t>
-      </w:r>
-      <w:r>
-        <w:t>1.</w:t>
-      </w:r>
-      <w:r>
-        <w:t>2</w:t>
-      </w:r>
-      <w:r>
-        <w:t xml:space="preserve">  </w:t>
-      </w:r>
-      <w:r>
-        <w:t>Безбедносни ризици и рањивост централизоване архитектуре</w:t>
-      </w:r>
-      <w:bookmarkEnd w:id="7"/>
     </w:p>
     <w:p>
       <w:r>
@@ -10917,14 +10915,14 @@
         <w:pStyle w:val="Heading3"/>
         <w:numPr>
           <w:ilvl w:val="2"/>
-          <w:numId w:val="14"/>
+          <w:numId w:val="20"/>
         </w:numPr>
       </w:pPr>
-      <w:bookmarkStart w:id="8" w:name="_Toc226568619"/>
+      <w:bookmarkStart w:id="7" w:name="_Toc226568619"/>
       <w:r>
         <w:t>Угрожавање приватности корисника кроз високоучестала мерења</w:t>
       </w:r>
-      <w:bookmarkEnd w:id="8"/>
+      <w:bookmarkEnd w:id="7"/>
     </w:p>
     <w:p>
       <w:pPr>
@@ -12132,13 +12130,861 @@
         <w:lastRenderedPageBreak/>
         <w:pict w14:anchorId="25EF0CC1">
           <v:shape id="_x0000_i1026" type="#_x0000_t75" style="width:434.65pt;height:694pt">
-            <v:imagedata r:id="rId35" o:title="UML_NIZK_SEQUENCE.drawio"/>
+            <v:imagedata r:id="rId35" o:title="UML_NIZK_SEQUENCE"/>
           </v:shape>
         </w:pict>
       </w:r>
     </w:p>
     <w:p>
       <w:pPr>
+        <w:jc w:val="center"/>
+      </w:pPr>
+      <w:r>
+        <w:rPr>
+          <w:lang w:val="sr-Cyrl-RS"/>
+        </w:rPr>
+        <w:t xml:space="preserve">Слика 2.5 </w:t>
+      </w:r>
+      <w:r>
+        <w:t>TODO</w:t>
+      </w:r>
+    </w:p>
+    <w:p>
+      <w:pPr>
+        <w:pStyle w:val="Tekst"/>
+      </w:pPr>
+      <w:bookmarkStart w:id="8" w:name="_GoBack"/>
+      <w:bookmarkEnd w:id="8"/>
+    </w:p>
+    <w:p>
+      <w:pPr>
+        <w:pStyle w:val="Heading2"/>
+        <w:numPr>
+          <w:ilvl w:val="1"/>
+          <w:numId w:val="19"/>
+        </w:numPr>
+        <w:rPr>
+          <w:lang w:val="sr-Latn-RS"/>
+        </w:rPr>
+      </w:pPr>
+      <w:r>
+        <w:rPr>
+          <w:lang w:val="sr-Latn-RS"/>
+        </w:rPr>
+        <w:t xml:space="preserve"> </w:t>
+      </w:r>
+      <w:r>
+        <w:rPr>
+          <w:lang w:val="sr-Cyrl-RS"/>
+        </w:rPr>
+        <w:t xml:space="preserve">Увод у криптографски протокол вишестаначког рачунања </w:t>
+      </w:r>
+      <w:r>
+        <w:rPr>
+          <w:lang w:val="sr-Latn-RS"/>
+        </w:rPr>
+        <w:t>MPC</w:t>
+      </w:r>
+    </w:p>
+    <w:p>
+      <w:r>
+        <w:rPr>
+          <w:lang w:val="sr-Cyrl-RS"/>
+        </w:rPr>
+        <w:t>Иако протоколи са нултим знањем (</w:t>
+      </w:r>
+      <w:r>
+        <w:t>ZKP)</w:t>
+      </w:r>
+      <w:r>
+        <w:rPr>
+          <w:lang w:val="sr-Cyrl-RS"/>
+        </w:rPr>
+        <w:t xml:space="preserve"> омогућавају проверу исправности података без њиховог откривања, они не решавају проблем њихове обраде. У класичним клијент-сервер архитектурама, израчунавање над подацима подразумева да сентрални енитет има проступ њиховим стварним вредностима, што доводи до нарушвања приватности и увођења једне критичне тачке у систему (енгл. </w:t>
+      </w:r>
+      <w:proofErr w:type="gramStart"/>
+      <w:r>
+        <w:rPr>
+          <w:i/>
+        </w:rPr>
+        <w:t>Single Point of Failure</w:t>
+      </w:r>
+      <w:r>
+        <w:t>)</w:t>
+      </w:r>
+      <w:r>
+        <w:rPr>
+          <w:lang w:val="sr-Cyrl-RS"/>
+        </w:rPr>
+        <w:t>.</w:t>
+      </w:r>
+      <w:proofErr w:type="gramEnd"/>
+      <w:r>
+        <w:rPr>
+          <w:lang w:val="sr-Cyrl-RS"/>
+        </w:rPr>
+        <w:t xml:space="preserve"> Због тога се јавља потреба за приступом који омогућава обраду података без њиховог директног откривања.</w:t>
+      </w:r>
+    </w:p>
+    <w:p>
+      <w:pPr>
+        <w:rPr>
+          <w:lang w:val="sr-Cyrl-RS"/>
+        </w:rPr>
+      </w:pPr>
+      <w:r>
+        <w:rPr>
+          <w:lang w:val="sr-Cyrl-RS"/>
+        </w:rPr>
+        <w:t xml:space="preserve">Сигурно вишестраначко рачунање (енгл. </w:t>
+      </w:r>
+      <w:r>
+        <w:rPr>
+          <w:lang w:val="sr-Latn-RS"/>
+        </w:rPr>
+        <w:t xml:space="preserve">Secure Multi-Party Computation - MPC) </w:t>
+      </w:r>
+      <w:r>
+        <w:rPr>
+          <w:lang w:val="sr-Cyrl-RS"/>
+        </w:rPr>
+        <w:t xml:space="preserve">нуди управо такво решење. Концепт је први формализовао Ендру Јао (енгл. </w:t>
+      </w:r>
+      <w:r>
+        <w:t xml:space="preserve">Andrew Yao) 1982. </w:t>
+      </w:r>
+      <w:r>
+        <w:rPr>
+          <w:lang w:val="sr-Cyrl-RS"/>
+        </w:rPr>
+        <w:t xml:space="preserve">Године кроз теоретски постављен Проблем милионера. Основна идеја је да више учесника заједнички израчуна функцију над својим приватним улазима, а да притом не откривају те улазе једни другима. Овај приступ формализован </w:t>
+      </w:r>
+      <w:r>
+        <w:rPr>
+          <w:lang w:val="sr-Cyrl-RS"/>
+        </w:rPr>
+        <w:t>је кроз фундаменталне теореме о кмплексности током осамдесетих година прошлог века, омогућава да поверење у систем замени матетичким моделом. Тиме је постављена основа за даљи развој протокола који омогућавају израочунавање над заштићеним подацима.</w:t>
+      </w:r>
+    </w:p>
+    <w:p>
+      <w:pPr>
+        <w:pStyle w:val="Heading3"/>
+        <w:numPr>
+          <w:ilvl w:val="2"/>
+          <w:numId w:val="19"/>
+        </w:numPr>
+        <w:rPr>
+          <w:i/>
+          <w:lang w:val="en-US"/>
+        </w:rPr>
+      </w:pPr>
+      <w:r>
+        <w:t xml:space="preserve">Шамирова шема дељења тајне </w:t>
+      </w:r>
+      <w:r>
+        <w:rPr>
+          <w:lang w:val="sr-Latn-RS"/>
+        </w:rPr>
+        <w:t>-</w:t>
+      </w:r>
+      <w:r>
+        <w:rPr>
+          <w:lang w:val="en-US"/>
+        </w:rPr>
+        <w:t xml:space="preserve"> </w:t>
+      </w:r>
+      <w:r>
+        <w:rPr>
+          <w:i/>
+          <w:lang w:val="en-US"/>
+        </w:rPr>
+        <w:t>Shamir’s Secret Sharing</w:t>
+      </w:r>
+    </w:p>
+    <w:p>
+      <w:pPr>
+        <w:rPr>
+          <w:lang w:val="sr-Cyrl-RS"/>
+        </w:rPr>
+      </w:pPr>
+      <w:r>
+        <w:rPr>
+          <w:lang w:val="sr-Cyrl-RS"/>
+        </w:rPr>
+        <w:t>Како би сигурно вишеструко рачунање (</w:t>
+      </w:r>
+      <w:r>
+        <w:t xml:space="preserve">MPC) </w:t>
+      </w:r>
+      <w:r>
+        <w:rPr>
+          <w:lang w:val="sr-Cyrl-RS"/>
+        </w:rPr>
+        <w:t xml:space="preserve">уопште било изводљиво у пракси, неопходан је механизам који може да `разбије` улазне податке тако да ниједан чвор у мрежи не види њихову праву вредност. Овај проблем се у криптографији најчешће решава применама шема за дељење тајнес (енгл. </w:t>
+      </w:r>
+      <w:proofErr w:type="gramStart"/>
+      <w:r>
+        <w:t>Secret Sharing Scheme).</w:t>
+      </w:r>
+      <w:proofErr w:type="gramEnd"/>
+      <w:r>
+        <w:t xml:space="preserve"> </w:t>
+      </w:r>
+      <w:r>
+        <w:rPr>
+          <w:lang w:val="sr-Cyrl-RS"/>
+        </w:rPr>
+        <w:t>Најпознатији и најшире коришћени алгоритам за то поставио је Ади Шамир (</w:t>
+      </w:r>
+      <w:r>
+        <w:t xml:space="preserve">Adi Shamir) </w:t>
+      </w:r>
+      <w:r>
+        <w:rPr>
+          <w:lang w:val="sr-Cyrl-RS"/>
+        </w:rPr>
+        <w:t>још 1979. године.</w:t>
+      </w:r>
+    </w:p>
+    <w:p>
+      <w:r>
+        <w:rPr>
+          <w:lang w:val="sr-Cyrl-RS"/>
+        </w:rPr>
+        <w:t xml:space="preserve">Суштина Шамирове шеме почива на такозваном концепту прага (енгл. </w:t>
+      </w:r>
+      <w:proofErr w:type="gramStart"/>
+      <w:r>
+        <w:t xml:space="preserve">Threshold scheme), </w:t>
+      </w:r>
+      <w:r>
+        <w:rPr>
+          <w:lang w:val="sr-Cyrl-RS"/>
+        </w:rPr>
+        <w:t>који се често означава и као систем (</w:t>
+      </w:r>
+      <w:r>
+        <w:t>k, n).</w:t>
+      </w:r>
+      <w:proofErr w:type="gramEnd"/>
+      <w:r>
+        <w:t xml:space="preserve"> </w:t>
+      </w:r>
+      <w:r>
+        <w:rPr>
+          <w:lang w:val="sr-Cyrl-RS"/>
+        </w:rPr>
+        <w:t>Шамирова шема са собом носи следећу идеју: оригиналн</w:t>
+      </w:r>
+      <w:r>
+        <w:rPr>
+          <w:lang w:val="sr-Cyrl-RS"/>
+        </w:rPr>
+        <w:t xml:space="preserve">а тајна вредност </w:t>
+      </w:r>
+      <w:r>
+        <w:t>S</w:t>
+      </w:r>
+      <w:r>
+        <w:rPr>
+          <w:lang w:val="sr-Cyrl-RS"/>
+        </w:rPr>
+        <w:t xml:space="preserve">, дели се на </w:t>
+      </w:r>
+      <w:r>
+        <w:t xml:space="preserve">n </w:t>
+      </w:r>
+      <w:r>
+        <w:rPr>
+          <w:lang w:val="sr-Cyrl-RS"/>
+        </w:rPr>
+        <w:t xml:space="preserve">наизглед насумичних делова (енгл. </w:t>
+      </w:r>
+      <w:proofErr w:type="gramStart"/>
+      <w:r>
+        <w:t>shares</w:t>
+      </w:r>
+      <w:proofErr w:type="gramEnd"/>
+      <w:r>
+        <w:t xml:space="preserve">), </w:t>
+      </w:r>
+      <w:r>
+        <w:rPr>
+          <w:lang w:val="sr-Cyrl-RS"/>
+        </w:rPr>
+        <w:t xml:space="preserve">који се потом дистрибуирају различитим учесницима у мрежи. Међутим, да би се тајна </w:t>
+      </w:r>
+      <w:r>
+        <w:t xml:space="preserve">S </w:t>
+      </w:r>
+      <w:r>
+        <w:rPr>
+          <w:lang w:val="sr-Cyrl-RS"/>
+        </w:rPr>
+        <w:t>успешно реконструисала, систем захтева сарадњу и прикупљање најмање</w:t>
+      </w:r>
+      <w:r>
+        <w:rPr>
+          <w:lang w:val="sr-Latn-RS"/>
+        </w:rPr>
+        <w:t xml:space="preserve"> k </w:t>
+      </w:r>
+      <w:r>
+        <w:rPr>
+          <w:lang w:val="sr-Cyrl-RS"/>
+        </w:rPr>
+        <w:t xml:space="preserve">делова (где је </w:t>
+      </w:r>
+      <w:r>
+        <w:t>k TODO manje ili jednako od n).</w:t>
+      </w:r>
+    </w:p>
+    <w:p>
+      <w:pPr>
+        <w:rPr>
+          <w:lang w:val="sr-Cyrl-RS"/>
+        </w:rPr>
+      </w:pPr>
+      <w:r>
+        <w:rPr>
+          <w:lang w:val="sr-Cyrl-RS"/>
+        </w:rPr>
+        <w:t xml:space="preserve">Оно што ову шему чини изузетно безбедном јесте њено својство савршене тајности (енгл. </w:t>
+      </w:r>
+      <w:proofErr w:type="gramStart"/>
+      <w:r>
+        <w:t>Perfect Secrecy).</w:t>
+      </w:r>
+      <w:proofErr w:type="gramEnd"/>
+      <w:r>
+        <w:t xml:space="preserve"> </w:t>
+      </w:r>
+      <w:r>
+        <w:rPr>
+          <w:lang w:val="sr-Cyrl-RS"/>
+        </w:rPr>
+        <w:t xml:space="preserve">То значи да уколико напрадач дође у посед </w:t>
+      </w:r>
+      <w:r>
+        <w:t>k – 1</w:t>
+      </w:r>
+      <w:r>
+        <w:rPr>
+          <w:lang w:val="sr-Cyrl-RS"/>
+        </w:rPr>
+        <w:t xml:space="preserve"> делова (или мање), он и даље не може да реконструше оригиналну вредност </w:t>
+      </w:r>
+      <w:r>
+        <w:t>S</w:t>
+      </w:r>
+      <w:r>
+        <w:t xml:space="preserve">. </w:t>
+      </w:r>
+      <w:r>
+        <w:rPr>
+          <w:lang w:val="sr-Cyrl-RS"/>
+        </w:rPr>
+        <w:t>Из његове перспективе, са математичке тачке гледишта, свака могуће вредност тајне остаје подједнако вероватна.</w:t>
+      </w:r>
+    </w:p>
+    <w:p>
+      <w:pPr>
+        <w:rPr>
+          <w:lang w:val="sr-Cyrl-RS"/>
+        </w:rPr>
+      </w:pPr>
+      <w:r>
+        <w:rPr>
+          <w:lang w:val="sr-Cyrl-RS"/>
+        </w:rPr>
+        <w:t>Математички оквир Шамировог алгоритма</w:t>
+      </w:r>
+      <w:r>
+        <w:rPr>
+          <w:lang w:val="sr-Cyrl-RS"/>
+        </w:rPr>
+        <w:t xml:space="preserve"> ослања се на полиномијалну интерполацију унутар коначних поља (енгл. </w:t>
+      </w:r>
+      <w:proofErr w:type="gramStart"/>
+      <w:r>
+        <w:t>Finite Fields)</w:t>
+      </w:r>
+      <w:r>
+        <w:rPr>
+          <w:lang w:val="sr-Cyrl-RS"/>
+        </w:rPr>
+        <w:t>.</w:t>
+      </w:r>
+      <w:proofErr w:type="gramEnd"/>
+      <w:r>
+        <w:rPr>
+          <w:lang w:val="sr-Cyrl-RS"/>
+        </w:rPr>
+        <w:t xml:space="preserve"> Сам процес дистрибуције тајне дели се на три основна корака:</w:t>
+      </w:r>
+    </w:p>
+    <w:p>
+      <w:pPr>
+        <w:pStyle w:val="ListParagraph"/>
+        <w:numPr>
+          <w:ilvl w:val="0"/>
+          <w:numId w:val="23"/>
+        </w:numPr>
+        <w:rPr>
+          <w:lang w:val="sr-Cyrl-RS"/>
+        </w:rPr>
+      </w:pPr>
+      <w:r>
+        <w:rPr>
+          <w:b/>
+          <w:lang w:val="sr-Cyrl-RS"/>
+        </w:rPr>
+        <w:t>Иницијализација</w:t>
+      </w:r>
+      <w:r>
+        <w:rPr>
+          <w:lang w:val="sr-Cyrl-RS"/>
+        </w:rPr>
+        <w:t>:</w:t>
+      </w:r>
+      <w:r>
+        <w:t xml:space="preserve"> </w:t>
+      </w:r>
+      <w:r>
+        <w:rPr>
+          <w:lang w:val="sr-Cyrl-RS"/>
+        </w:rPr>
+        <w:t xml:space="preserve">Прво се дефинише коначно поље </w:t>
+      </w:r>
+      <w:r>
+        <w:rPr>
+          <w:lang w:val="sr-Latn-RS"/>
+        </w:rPr>
+        <w:t>Zp</w:t>
+      </w:r>
+      <w:r>
+        <w:rPr>
+          <w:lang w:val="sr-Cyrl-RS"/>
+        </w:rPr>
+        <w:t xml:space="preserve">, при чему се бира прост број п који мора бии већи од укупног броја учесника </w:t>
+      </w:r>
+      <w:r>
+        <w:t xml:space="preserve">n, </w:t>
+      </w:r>
+      <w:r>
+        <w:rPr>
+          <w:lang w:val="sr-Cyrl-RS"/>
+        </w:rPr>
+        <w:t xml:space="preserve">али и од саме вредности тајне </w:t>
+      </w:r>
+      <w:r>
+        <w:rPr>
+          <w:lang w:val="sr-Latn-RS"/>
+        </w:rPr>
+        <w:t>S.</w:t>
+      </w:r>
+    </w:p>
+    <w:p>
+      <w:pPr>
+        <w:pStyle w:val="ListParagraph"/>
+        <w:numPr>
+          <w:ilvl w:val="0"/>
+          <w:numId w:val="23"/>
+        </w:numPr>
+        <w:rPr>
+          <w:lang w:val="sr-Cyrl-RS"/>
+        </w:rPr>
+      </w:pPr>
+      <w:r>
+        <w:rPr>
+          <w:b/>
+          <w:lang w:val="sr-Cyrl-RS"/>
+        </w:rPr>
+        <w:t>Конструисање полинома</w:t>
+      </w:r>
+      <w:r>
+        <w:rPr>
+          <w:lang w:val="sr-Cyrl-RS"/>
+        </w:rPr>
+        <w:t>:</w:t>
+      </w:r>
+      <w:r>
+        <w:rPr>
+          <w:lang w:val="sr-Latn-RS"/>
+        </w:rPr>
+        <w:t xml:space="preserve"> </w:t>
+      </w:r>
+      <w:r>
+        <w:rPr>
+          <w:lang w:val="sr-Cyrl-RS"/>
+        </w:rPr>
+        <w:t xml:space="preserve">Ентитет који жели да сакрије податак генерише насумичан полином </w:t>
+      </w:r>
+      <w:r>
+        <w:t xml:space="preserve">TODO f(x) </w:t>
+      </w:r>
+      <w:r>
+        <w:rPr>
+          <w:lang w:val="sr-Cyrl-RS"/>
+        </w:rPr>
+        <w:t xml:space="preserve">чији је степен </w:t>
+      </w:r>
+      <w:r>
+        <w:t>k – 1:</w:t>
+      </w:r>
+    </w:p>
+    <w:p>
+      <w:pPr>
+        <w:pStyle w:val="ListParagraph"/>
+        <w:rPr>
+          <w:b/>
+        </w:rPr>
+      </w:pPr>
+      <w:r>
+        <w:rPr>
+          <w:b/>
+        </w:rPr>
+        <w:t>TODO formula</w:t>
+      </w:r>
+    </w:p>
+    <w:p>
+      <w:pPr>
+        <w:pStyle w:val="ListParagraph"/>
+        <w:rPr>
+          <w:lang w:val="sr-Cyrl-RS"/>
+        </w:rPr>
+      </w:pPr>
+      <w:r>
+        <w:rPr>
+          <w:lang w:val="sr-Cyrl-RS"/>
+        </w:rPr>
+        <w:t xml:space="preserve">Суштина се налази у слободном члану полинома који треба да буде једнак самој тајни </w:t>
+      </w:r>
+      <w:r>
+        <w:t xml:space="preserve">a0 = S. </w:t>
+      </w:r>
+      <w:r>
+        <w:rPr>
+          <w:lang w:val="sr-Cyrl-RS"/>
+        </w:rPr>
+        <w:t>Сви остали коефицијети (а1,...,ак'1) бирају се потпуно насумично из дефинисаног поља ЗП.</w:t>
+      </w:r>
+    </w:p>
+    <w:p>
+      <w:pPr>
+        <w:pStyle w:val="ListParagraph"/>
+        <w:numPr>
+          <w:ilvl w:val="0"/>
+          <w:numId w:val="23"/>
+        </w:numPr>
+        <w:rPr>
+          <w:rFonts w:eastAsiaTheme="minorEastAsia"/>
+          <w:lang w:val="sr-Cyrl-RS"/>
+        </w:rPr>
+      </w:pPr>
+      <w:r>
+        <w:rPr>
+          <w:b/>
+          <w:lang w:val="sr-Cyrl-RS"/>
+        </w:rPr>
+        <w:lastRenderedPageBreak/>
+        <w:t>Генерисање делова тајне</w:t>
+      </w:r>
+      <w:r>
+        <w:rPr>
+          <w:lang w:val="sr-Cyrl-RS"/>
+        </w:rPr>
+        <w:t>:</w:t>
+      </w:r>
+      <w:r>
+        <w:rPr>
+          <w:lang w:val="sr-Cyrl-RS"/>
+        </w:rPr>
+        <w:t xml:space="preserve"> Сами делови </w:t>
+      </w:r>
+      <w:r>
+        <w:t>(</w:t>
+      </w:r>
+      <w:r>
+        <w:rPr>
+          <w:lang w:val="sr-Cyrl-RS"/>
+        </w:rPr>
+        <w:t xml:space="preserve">енгл. </w:t>
+      </w:r>
+      <w:proofErr w:type="gramStart"/>
+      <w:r>
+        <w:t>shares</w:t>
+      </w:r>
+      <w:proofErr w:type="gramEnd"/>
+      <w:r>
+        <w:t xml:space="preserve">) </w:t>
+      </w:r>
+      <w:r>
+        <w:rPr>
+          <w:lang w:val="sr-Cyrl-RS"/>
+        </w:rPr>
+        <w:t xml:space="preserve">добијају се једноствним израчунавањем овог полинома за различите тачке </w:t>
+      </w:r>
+      <w:r>
+        <w:t xml:space="preserve">x nije jednako 0 !!!!. </w:t>
+      </w:r>
+      <w:r>
+        <w:rPr>
+          <w:lang w:val="sr-Latn-RS"/>
+        </w:rPr>
+        <w:t xml:space="preserve"> </w:t>
+      </w:r>
+      <w:r>
+        <w:rPr>
+          <w:lang w:val="sr-Cyrl-RS"/>
+        </w:rPr>
+        <w:t xml:space="preserve">Сваки учесник </w:t>
+      </w:r>
+      <w:r>
+        <w:t xml:space="preserve">I </w:t>
+      </w:r>
+      <w:r>
+        <w:rPr>
+          <w:lang w:val="sr-Latn-RS"/>
+        </w:rPr>
+        <w:t>(</w:t>
+      </w:r>
+      <w:r>
+        <w:rPr>
+          <w:lang w:val="sr-Cyrl-RS"/>
+        </w:rPr>
+        <w:t>где је и једнако 1,2 3) добија се јединствени пар координата (</w:t>
+      </w:r>
+      <w:r>
+        <w:t xml:space="preserve">xi yi) </w:t>
+      </w:r>
+      <w:r>
+        <w:rPr>
+          <w:lang w:val="sr-Cyrl-RS"/>
+        </w:rPr>
+        <w:t xml:space="preserve">при чему </w:t>
+      </w:r>
+      <m:oMath>
+        <m:sSub>
+          <m:sSubPr>
+            <m:ctrlPr>
+              <w:rPr>
+                <w:rFonts w:ascii="Cambria Math" w:hAnsi="Cambria Math"/>
+                <w:i/>
+              </w:rPr>
+            </m:ctrlPr>
+          </m:sSubPr>
+          <m:e>
+            <m:r>
+              <w:rPr>
+                <w:rFonts w:ascii="Cambria Math" w:hAnsi="Cambria Math"/>
+              </w:rPr>
+              <m:t>y</m:t>
+            </m:r>
+          </m:e>
+          <m:sub>
+            <m:r>
+              <w:rPr>
+                <w:rFonts w:ascii="Cambria Math" w:hAnsi="Cambria Math"/>
+              </w:rPr>
+              <m:t>i</m:t>
+            </m:r>
+          </m:sub>
+        </m:sSub>
+        <m:r>
+          <w:rPr>
+            <w:rFonts w:ascii="Cambria Math" w:hAnsi="Cambria Math"/>
+          </w:rPr>
+          <m:t>= f</m:t>
+        </m:r>
+        <m:d>
+          <m:dPr>
+            <m:ctrlPr>
+              <w:rPr>
+                <w:rFonts w:ascii="Cambria Math" w:hAnsi="Cambria Math"/>
+                <w:i/>
+              </w:rPr>
+            </m:ctrlPr>
+          </m:dPr>
+          <m:e>
+            <m:sSub>
+              <m:sSubPr>
+                <m:ctrlPr>
+                  <w:rPr>
+                    <w:rFonts w:ascii="Cambria Math" w:hAnsi="Cambria Math"/>
+                    <w:i/>
+                  </w:rPr>
+                </m:ctrlPr>
+              </m:sSubPr>
+              <m:e>
+                <m:r>
+                  <w:rPr>
+                    <w:rFonts w:ascii="Cambria Math" w:hAnsi="Cambria Math"/>
+                  </w:rPr>
+                  <m:t>x</m:t>
+                </m:r>
+              </m:e>
+              <m:sub>
+                <m:r>
+                  <w:rPr>
+                    <w:rFonts w:ascii="Cambria Math" w:hAnsi="Cambria Math"/>
+                  </w:rPr>
+                  <m:t>i</m:t>
+                </m:r>
+              </m:sub>
+            </m:sSub>
+          </m:e>
+        </m:d>
+      </m:oMath>
+      <w:r>
+        <w:rPr>
+          <w:rFonts w:eastAsiaTheme="minorEastAsia"/>
+        </w:rPr>
+        <w:t>.</w:t>
+      </w:r>
+    </w:p>
+    <w:p>
+      <w:pPr>
+        <w:rPr>
+          <w:rFonts w:eastAsiaTheme="minorEastAsia"/>
+          <w:lang w:val="sr-Cyrl-RS"/>
+        </w:rPr>
+      </w:pPr>
+      <w:r>
+        <w:rPr>
+          <w:rFonts w:eastAsiaTheme="minorEastAsia"/>
+          <w:lang w:val="sr-Cyrl-RS"/>
+        </w:rPr>
+        <w:t xml:space="preserve">Када дође тренутак да се тајна реконструише, неопходно је да се окупи барем </w:t>
+      </w:r>
+      <w:r>
+        <w:rPr>
+          <w:rFonts w:eastAsiaTheme="minorEastAsia"/>
+        </w:rPr>
+        <w:t xml:space="preserve">k </w:t>
+      </w:r>
+      <w:r>
+        <w:rPr>
+          <w:rFonts w:eastAsiaTheme="minorEastAsia"/>
+          <w:lang w:val="sr-Cyrl-RS"/>
+        </w:rPr>
+        <w:t xml:space="preserve">учесника. Пошто из математике знао да је за јединствено одређивање полинома степена </w:t>
+      </w:r>
+      <w:r>
+        <w:rPr>
+          <w:rFonts w:eastAsiaTheme="minorEastAsia"/>
+        </w:rPr>
+        <w:t xml:space="preserve">k – 1 </w:t>
+      </w:r>
+      <w:r>
+        <w:rPr>
+          <w:rFonts w:eastAsiaTheme="minorEastAsia"/>
+          <w:lang w:val="sr-Cyrl-RS"/>
+        </w:rPr>
+        <w:t xml:space="preserve">потребно тачно </w:t>
+      </w:r>
+      <w:r>
+        <w:rPr>
+          <w:rFonts w:eastAsiaTheme="minorEastAsia"/>
+        </w:rPr>
+        <w:t xml:space="preserve">k </w:t>
+      </w:r>
+      <w:r>
+        <w:rPr>
+          <w:rFonts w:eastAsiaTheme="minorEastAsia"/>
+          <w:lang w:val="sr-Cyrl-RS"/>
+        </w:rPr>
+        <w:t xml:space="preserve">тачака, учесници примењују Лагранжову интерполацију да би обновили полином </w:t>
+      </w:r>
+      <w:r>
+        <w:rPr>
+          <w:rFonts w:eastAsiaTheme="minorEastAsia"/>
+        </w:rPr>
+        <w:t xml:space="preserve">f(x). </w:t>
+      </w:r>
+      <w:r>
+        <w:rPr>
+          <w:rFonts w:eastAsiaTheme="minorEastAsia"/>
+          <w:lang w:val="sr-Cyrl-RS"/>
+        </w:rPr>
+        <w:t xml:space="preserve">Када то ураде, довољно је де израчунају његову вредност у тачки нула </w:t>
+      </w:r>
+      <w:r>
+        <w:rPr>
+          <w:rFonts w:eastAsiaTheme="minorEastAsia"/>
+        </w:rPr>
+        <w:t>f(0)</w:t>
+      </w:r>
+      <w:r>
+        <w:rPr>
+          <w:rFonts w:eastAsiaTheme="minorEastAsia"/>
+          <w:lang w:val="sr-Cyrl-RS"/>
+        </w:rPr>
+        <w:t xml:space="preserve"> и оригинална тајна </w:t>
+      </w:r>
+      <w:r>
+        <w:rPr>
+          <w:rFonts w:eastAsiaTheme="minorEastAsia"/>
+        </w:rPr>
+        <w:t xml:space="preserve">S </w:t>
+      </w:r>
+      <w:r>
+        <w:rPr>
+          <w:rFonts w:eastAsiaTheme="minorEastAsia"/>
+          <w:lang w:val="sr-Cyrl-RS"/>
+        </w:rPr>
+        <w:t>је поново ту.</w:t>
+      </w:r>
+    </w:p>
+    <w:p>
+      <w:pPr>
+        <w:rPr>
+          <w:lang w:val="sr-Cyrl-RS"/>
+        </w:rPr>
+      </w:pPr>
+      <w:r>
+        <w:rPr>
+          <w:lang w:val="sr-Cyrl-RS"/>
+        </w:rPr>
+        <w:t xml:space="preserve">Захваљујући оваквој архитектури </w:t>
+      </w:r>
+      <w:r>
+        <w:t xml:space="preserve">MPC </w:t>
+      </w:r>
+      <w:r>
+        <w:rPr>
+          <w:lang w:val="sr-Cyrl-RS"/>
+        </w:rPr>
+        <w:t>протокола и Шамирове подле тајне, чак и уколико напрач комрпомитује одређени број сервера</w:t>
+      </w:r>
+      <w:r>
+        <w:t xml:space="preserve">, </w:t>
+      </w:r>
+      <w:r>
+        <w:rPr>
+          <w:lang w:val="sr-Cyrl-RS"/>
+        </w:rPr>
+        <w:t xml:space="preserve">све док не достигне праг </w:t>
+      </w:r>
+      <w:r>
+        <w:t>k</w:t>
+      </w:r>
+      <w:r>
+        <w:rPr>
+          <w:lang w:val="sr-Cyrl-RS"/>
+        </w:rPr>
+        <w:t>, он не поседује ништа друго до скупа бескорисних података, насумичних борјева који му не омогућавају да ишта открије о подацима крајњих корисника.</w:t>
+      </w:r>
+    </w:p>
+    <w:p>
+      <w:pPr>
+        <w:rPr>
+          <w:lang w:val="sr-Cyrl-RS"/>
+        </w:rPr>
+      </w:pPr>
+    </w:p>
+    <w:p>
+      <w:pPr>
         <w:pStyle w:val="Heading1"/>
         <w:rPr>
           <w:lang w:val="sr-Cyrl-RS"/>
@@ -12148,7 +12994,6 @@
         <w:rPr>
           <w:lang w:val="sr-Cyrl-RS"/>
         </w:rPr>
-        <w:lastRenderedPageBreak/>
         <w:t>6. Закључак</w:t>
       </w:r>
     </w:p>
@@ -12549,6 +13394,7 @@
           <w:szCs w:val="24"/>
           <w:lang w:val="sr-Cyrl-RS"/>
         </w:rPr>
+        <w:lastRenderedPageBreak/>
         <w:t>Користити укошена (</w:t>
       </w:r>
       <w:r>
@@ -12867,7 +13713,6 @@
           <w:szCs w:val="24"/>
           <w:lang w:val="sr-Cyrl-RS"/>
         </w:rPr>
-        <w:lastRenderedPageBreak/>
         <w:t>Приликом првог појављивања акронима, потребно је увести његов пун назив. Такође, у пуном називу великим словима означити слова акронима.</w:t>
       </w:r>
     </w:p>
@@ -13637,6 +14482,7 @@
           <w:szCs w:val="24"/>
           <w:lang w:val="sr-Cyrl-RS"/>
         </w:rPr>
+        <w:lastRenderedPageBreak/>
         <w:t>Нпр. Представљено софтверско решење значајно скраћује време потребно за… -&gt;</w:t>
       </w:r>
     </w:p>
@@ -13941,7 +14787,6 @@
           <w:szCs w:val="24"/>
           <w:lang w:val="sr-Cyrl-RS"/>
         </w:rPr>
-        <w:lastRenderedPageBreak/>
         <w:t>студијски програм Рачунарство и аутоматика / Информациони инжењеринг</w:t>
       </w:r>
     </w:p>
@@ -15244,7 +16089,7 @@
                                 <v:shape id="_x0000_i1027" type="#_x0000_t75" style="width:94.65pt;height:94.65pt" o:ole="" fillcolor="window">
                                   <v:imagedata r:id="rId9" o:title=""/>
                                 </v:shape>
-                                <o:OLEObject Type="Embed" ProgID="CorelDraw.Graphic.7" ShapeID="_x0000_i1027" DrawAspect="Content" ObjectID="_1837411376" r:id="rId37"/>
+                                <o:OLEObject Type="Embed" ProgID="CorelDraw.Graphic.7" ShapeID="_x0000_i1027" DrawAspect="Content" ObjectID="_1837428807" r:id="rId37"/>
                               </w:object>
                             </w:r>
                           </w:p>
@@ -15308,7 +16153,7 @@
                           <v:shape id="_x0000_i1027" type="#_x0000_t75" style="width:94.65pt;height:94.65pt" o:ole="" fillcolor="window">
                             <v:imagedata r:id="rId9" o:title=""/>
                           </v:shape>
-                          <o:OLEObject Type="Embed" ProgID="CorelDraw.Graphic.7" ShapeID="_x0000_i1027" DrawAspect="Content" ObjectID="_1837411376" r:id="rId38"/>
+                          <o:OLEObject Type="Embed" ProgID="CorelDraw.Graphic.7" ShapeID="_x0000_i1027" DrawAspect="Content" ObjectID="_1837428807" r:id="rId38"/>
                         </w:object>
                       </w:r>
                     </w:p>
@@ -17966,7 +18811,7 @@
             <w:noProof/>
             <w:szCs w:val="24"/>
           </w:rPr>
-          <w:t>8</w:t>
+          <w:t>10</w:t>
         </w:r>
         <w:r>
           <w:rPr>
@@ -18035,7 +18880,7 @@
             <w:noProof/>
             <w:szCs w:val="24"/>
           </w:rPr>
-          <w:t>7</w:t>
+          <w:t>11</w:t>
         </w:r>
         <w:r>
           <w:rPr>
@@ -19888,6 +20733,119 @@
 <file path=word/numbering.xml><?xml version="1.0" encoding="utf-8"?>
 <w:numbering xmlns:wpc="http://schemas.microsoft.com/office/word/2010/wordprocessingCanvas" xmlns:mc="http://schemas.openxmlformats.org/markup-compatibility/2006" xmlns:o="urn:schemas-microsoft-com:office:office" xmlns:r="http://schemas.openxmlformats.org/officeDocument/2006/relationships" xmlns:m="http://schemas.openxmlformats.org/officeDocument/2006/math" xmlns:v="urn:schemas-microsoft-com:vml" xmlns:wp14="http://schemas.microsoft.com/office/word/2010/wordprocessingDrawing" xmlns:wp="http://schemas.openxmlformats.org/drawingml/2006/wordprocessingDrawing" xmlns:w10="urn:schemas-microsoft-com:office:word" xmlns:w="http://schemas.openxmlformats.org/wordprocessingml/2006/main" xmlns:w14="http://schemas.microsoft.com/office/word/2010/wordml" xmlns:wpg="http://schemas.microsoft.com/office/word/2010/wordprocessingGroup" xmlns:wpi="http://schemas.microsoft.com/office/word/2010/wordprocessingInk" xmlns:wne="http://schemas.microsoft.com/office/word/2006/wordml" xmlns:wps="http://schemas.microsoft.com/office/word/2010/wordprocessingShape" mc:Ignorable="w14 wp14">
   <w:abstractNum w:abstractNumId="0">
+    <w:nsid w:val="00556077"/>
+    <w:multiLevelType w:val="hybridMultilevel"/>
+    <w:tmpl w:val="DCA06604"/>
+    <w:lvl w:ilvl="0" w:tplc="04090001">
+      <w:start w:val="1"/>
+      <w:numFmt w:val="bullet"/>
+      <w:lvlText w:val=""/>
+      <w:lvlJc w:val="left"/>
+      <w:pPr>
+        <w:ind w:left="720" w:hanging="360"/>
+      </w:pPr>
+      <w:rPr>
+        <w:rFonts w:ascii="Symbol" w:hAnsi="Symbol" w:hint="default"/>
+      </w:rPr>
+    </w:lvl>
+    <w:lvl w:ilvl="1" w:tplc="04090003" w:tentative="1">
+      <w:start w:val="1"/>
+      <w:numFmt w:val="bullet"/>
+      <w:lvlText w:val="o"/>
+      <w:lvlJc w:val="left"/>
+      <w:pPr>
+        <w:ind w:left="1440" w:hanging="360"/>
+      </w:pPr>
+      <w:rPr>
+        <w:rFonts w:ascii="Courier New" w:hAnsi="Courier New" w:cs="Courier New" w:hint="default"/>
+      </w:rPr>
+    </w:lvl>
+    <w:lvl w:ilvl="2" w:tplc="04090005" w:tentative="1">
+      <w:start w:val="1"/>
+      <w:numFmt w:val="bullet"/>
+      <w:lvlText w:val=""/>
+      <w:lvlJc w:val="left"/>
+      <w:pPr>
+        <w:ind w:left="2160" w:hanging="360"/>
+      </w:pPr>
+      <w:rPr>
+        <w:rFonts w:ascii="Wingdings" w:hAnsi="Wingdings" w:hint="default"/>
+      </w:rPr>
+    </w:lvl>
+    <w:lvl w:ilvl="3" w:tplc="04090001" w:tentative="1">
+      <w:start w:val="1"/>
+      <w:numFmt w:val="bullet"/>
+      <w:lvlText w:val=""/>
+      <w:lvlJc w:val="left"/>
+      <w:pPr>
+        <w:ind w:left="2880" w:hanging="360"/>
+      </w:pPr>
+      <w:rPr>
+        <w:rFonts w:ascii="Symbol" w:hAnsi="Symbol" w:hint="default"/>
+      </w:rPr>
+    </w:lvl>
+    <w:lvl w:ilvl="4" w:tplc="04090003" w:tentative="1">
+      <w:start w:val="1"/>
+      <w:numFmt w:val="bullet"/>
+      <w:lvlText w:val="o"/>
+      <w:lvlJc w:val="left"/>
+      <w:pPr>
+        <w:ind w:left="3600" w:hanging="360"/>
+      </w:pPr>
+      <w:rPr>
+        <w:rFonts w:ascii="Courier New" w:hAnsi="Courier New" w:cs="Courier New" w:hint="default"/>
+      </w:rPr>
+    </w:lvl>
+    <w:lvl w:ilvl="5" w:tplc="04090005" w:tentative="1">
+      <w:start w:val="1"/>
+      <w:numFmt w:val="bullet"/>
+      <w:lvlText w:val=""/>
+      <w:lvlJc w:val="left"/>
+      <w:pPr>
+        <w:ind w:left="4320" w:hanging="360"/>
+      </w:pPr>
+      <w:rPr>
+        <w:rFonts w:ascii="Wingdings" w:hAnsi="Wingdings" w:hint="default"/>
+      </w:rPr>
+    </w:lvl>
+    <w:lvl w:ilvl="6" w:tplc="04090001" w:tentative="1">
+      <w:start w:val="1"/>
+      <w:numFmt w:val="bullet"/>
+      <w:lvlText w:val=""/>
+      <w:lvlJc w:val="left"/>
+      <w:pPr>
+        <w:ind w:left="5040" w:hanging="360"/>
+      </w:pPr>
+      <w:rPr>
+        <w:rFonts w:ascii="Symbol" w:hAnsi="Symbol" w:hint="default"/>
+      </w:rPr>
+    </w:lvl>
+    <w:lvl w:ilvl="7" w:tplc="04090003" w:tentative="1">
+      <w:start w:val="1"/>
+      <w:numFmt w:val="bullet"/>
+      <w:lvlText w:val="o"/>
+      <w:lvlJc w:val="left"/>
+      <w:pPr>
+        <w:ind w:left="5760" w:hanging="360"/>
+      </w:pPr>
+      <w:rPr>
+        <w:rFonts w:ascii="Courier New" w:hAnsi="Courier New" w:cs="Courier New" w:hint="default"/>
+      </w:rPr>
+    </w:lvl>
+    <w:lvl w:ilvl="8" w:tplc="04090005" w:tentative="1">
+      <w:start w:val="1"/>
+      <w:numFmt w:val="bullet"/>
+      <w:lvlText w:val=""/>
+      <w:lvlJc w:val="left"/>
+      <w:pPr>
+        <w:ind w:left="6480" w:hanging="360"/>
+      </w:pPr>
+      <w:rPr>
+        <w:rFonts w:ascii="Wingdings" w:hAnsi="Wingdings" w:hint="default"/>
+      </w:rPr>
+    </w:lvl>
+  </w:abstractNum>
+  <w:abstractNum w:abstractNumId="1">
     <w:nsid w:val="020B0028"/>
     <w:multiLevelType w:val="multilevel"/>
     <w:tmpl w:val="2640D326"/>
@@ -20000,7 +20958,7 @@
       </w:rPr>
     </w:lvl>
   </w:abstractNum>
-  <w:abstractNum w:abstractNumId="1">
+  <w:abstractNum w:abstractNumId="2">
     <w:nsid w:val="04990B6B"/>
     <w:multiLevelType w:val="multilevel"/>
     <w:tmpl w:val="2640D326"/>
@@ -20113,7 +21071,120 @@
       </w:rPr>
     </w:lvl>
   </w:abstractNum>
-  <w:abstractNum w:abstractNumId="2">
+  <w:abstractNum w:abstractNumId="3">
+    <w:nsid w:val="097461E5"/>
+    <w:multiLevelType w:val="hybridMultilevel"/>
+    <w:tmpl w:val="AE381CDE"/>
+    <w:lvl w:ilvl="0" w:tplc="04090001">
+      <w:start w:val="1"/>
+      <w:numFmt w:val="bullet"/>
+      <w:lvlText w:val=""/>
+      <w:lvlJc w:val="left"/>
+      <w:pPr>
+        <w:ind w:left="720" w:hanging="360"/>
+      </w:pPr>
+      <w:rPr>
+        <w:rFonts w:ascii="Symbol" w:hAnsi="Symbol" w:hint="default"/>
+      </w:rPr>
+    </w:lvl>
+    <w:lvl w:ilvl="1" w:tplc="04090003" w:tentative="1">
+      <w:start w:val="1"/>
+      <w:numFmt w:val="bullet"/>
+      <w:lvlText w:val="o"/>
+      <w:lvlJc w:val="left"/>
+      <w:pPr>
+        <w:ind w:left="1440" w:hanging="360"/>
+      </w:pPr>
+      <w:rPr>
+        <w:rFonts w:ascii="Courier New" w:hAnsi="Courier New" w:cs="Courier New" w:hint="default"/>
+      </w:rPr>
+    </w:lvl>
+    <w:lvl w:ilvl="2" w:tplc="04090005" w:tentative="1">
+      <w:start w:val="1"/>
+      <w:numFmt w:val="bullet"/>
+      <w:lvlText w:val=""/>
+      <w:lvlJc w:val="left"/>
+      <w:pPr>
+        <w:ind w:left="2160" w:hanging="360"/>
+      </w:pPr>
+      <w:rPr>
+        <w:rFonts w:ascii="Wingdings" w:hAnsi="Wingdings" w:hint="default"/>
+      </w:rPr>
+    </w:lvl>
+    <w:lvl w:ilvl="3" w:tplc="04090001" w:tentative="1">
+      <w:start w:val="1"/>
+      <w:numFmt w:val="bullet"/>
+      <w:lvlText w:val=""/>
+      <w:lvlJc w:val="left"/>
+      <w:pPr>
+        <w:ind w:left="2880" w:hanging="360"/>
+      </w:pPr>
+      <w:rPr>
+        <w:rFonts w:ascii="Symbol" w:hAnsi="Symbol" w:hint="default"/>
+      </w:rPr>
+    </w:lvl>
+    <w:lvl w:ilvl="4" w:tplc="04090003" w:tentative="1">
+      <w:start w:val="1"/>
+      <w:numFmt w:val="bullet"/>
+      <w:lvlText w:val="o"/>
+      <w:lvlJc w:val="left"/>
+      <w:pPr>
+        <w:ind w:left="3600" w:hanging="360"/>
+      </w:pPr>
+      <w:rPr>
+        <w:rFonts w:ascii="Courier New" w:hAnsi="Courier New" w:cs="Courier New" w:hint="default"/>
+      </w:rPr>
+    </w:lvl>
+    <w:lvl w:ilvl="5" w:tplc="04090005" w:tentative="1">
+      <w:start w:val="1"/>
+      <w:numFmt w:val="bullet"/>
+      <w:lvlText w:val=""/>
+      <w:lvlJc w:val="left"/>
+      <w:pPr>
+        <w:ind w:left="4320" w:hanging="360"/>
+      </w:pPr>
+      <w:rPr>
+        <w:rFonts w:ascii="Wingdings" w:hAnsi="Wingdings" w:hint="default"/>
+      </w:rPr>
+    </w:lvl>
+    <w:lvl w:ilvl="6" w:tplc="04090001" w:tentative="1">
+      <w:start w:val="1"/>
+      <w:numFmt w:val="bullet"/>
+      <w:lvlText w:val=""/>
+      <w:lvlJc w:val="left"/>
+      <w:pPr>
+        <w:ind w:left="5040" w:hanging="360"/>
+      </w:pPr>
+      <w:rPr>
+        <w:rFonts w:ascii="Symbol" w:hAnsi="Symbol" w:hint="default"/>
+      </w:rPr>
+    </w:lvl>
+    <w:lvl w:ilvl="7" w:tplc="04090003" w:tentative="1">
+      <w:start w:val="1"/>
+      <w:numFmt w:val="bullet"/>
+      <w:lvlText w:val="o"/>
+      <w:lvlJc w:val="left"/>
+      <w:pPr>
+        <w:ind w:left="5760" w:hanging="360"/>
+      </w:pPr>
+      <w:rPr>
+        <w:rFonts w:ascii="Courier New" w:hAnsi="Courier New" w:cs="Courier New" w:hint="default"/>
+      </w:rPr>
+    </w:lvl>
+    <w:lvl w:ilvl="8" w:tplc="04090005" w:tentative="1">
+      <w:start w:val="1"/>
+      <w:numFmt w:val="bullet"/>
+      <w:lvlText w:val=""/>
+      <w:lvlJc w:val="left"/>
+      <w:pPr>
+        <w:ind w:left="6480" w:hanging="360"/>
+      </w:pPr>
+      <w:rPr>
+        <w:rFonts w:ascii="Wingdings" w:hAnsi="Wingdings" w:hint="default"/>
+      </w:rPr>
+    </w:lvl>
+  </w:abstractNum>
+  <w:abstractNum w:abstractNumId="4">
     <w:nsid w:val="0EF27F1E"/>
     <w:multiLevelType w:val="multilevel"/>
     <w:tmpl w:val="F3C09052"/>
@@ -20226,7 +21297,120 @@
       </w:rPr>
     </w:lvl>
   </w:abstractNum>
-  <w:abstractNum w:abstractNumId="3">
+  <w:abstractNum w:abstractNumId="5">
+    <w:nsid w:val="2A507386"/>
+    <w:multiLevelType w:val="multilevel"/>
+    <w:tmpl w:val="3C5024B8"/>
+    <w:lvl w:ilvl="0">
+      <w:start w:val="2"/>
+      <w:numFmt w:val="decimal"/>
+      <w:lvlText w:val="%1"/>
+      <w:lvlJc w:val="left"/>
+      <w:pPr>
+        <w:ind w:left="576" w:hanging="576"/>
+      </w:pPr>
+      <w:rPr>
+        <w:rFonts w:hint="default"/>
+      </w:rPr>
+    </w:lvl>
+    <w:lvl w:ilvl="1">
+      <w:start w:val="1"/>
+      <w:numFmt w:val="decimal"/>
+      <w:lvlText w:val="%1.%2"/>
+      <w:lvlJc w:val="left"/>
+      <w:pPr>
+        <w:ind w:left="576" w:hanging="576"/>
+      </w:pPr>
+      <w:rPr>
+        <w:rFonts w:hint="default"/>
+      </w:rPr>
+    </w:lvl>
+    <w:lvl w:ilvl="2">
+      <w:start w:val="3"/>
+      <w:numFmt w:val="decimal"/>
+      <w:lvlText w:val="%1.%2.%3"/>
+      <w:lvlJc w:val="left"/>
+      <w:pPr>
+        <w:ind w:left="720" w:hanging="720"/>
+      </w:pPr>
+      <w:rPr>
+        <w:rFonts w:hint="default"/>
+      </w:rPr>
+    </w:lvl>
+    <w:lvl w:ilvl="3">
+      <w:start w:val="1"/>
+      <w:numFmt w:val="decimal"/>
+      <w:lvlText w:val="%1.%2.%3.%4"/>
+      <w:lvlJc w:val="left"/>
+      <w:pPr>
+        <w:ind w:left="1080" w:hanging="1080"/>
+      </w:pPr>
+      <w:rPr>
+        <w:rFonts w:hint="default"/>
+      </w:rPr>
+    </w:lvl>
+    <w:lvl w:ilvl="4">
+      <w:start w:val="1"/>
+      <w:numFmt w:val="decimal"/>
+      <w:lvlText w:val="%1.%2.%3.%4.%5"/>
+      <w:lvlJc w:val="left"/>
+      <w:pPr>
+        <w:ind w:left="1080" w:hanging="1080"/>
+      </w:pPr>
+      <w:rPr>
+        <w:rFonts w:hint="default"/>
+      </w:rPr>
+    </w:lvl>
+    <w:lvl w:ilvl="5">
+      <w:start w:val="1"/>
+      <w:numFmt w:val="decimal"/>
+      <w:lvlText w:val="%1.%2.%3.%4.%5.%6"/>
+      <w:lvlJc w:val="left"/>
+      <w:pPr>
+        <w:ind w:left="1440" w:hanging="1440"/>
+      </w:pPr>
+      <w:rPr>
+        <w:rFonts w:hint="default"/>
+      </w:rPr>
+    </w:lvl>
+    <w:lvl w:ilvl="6">
+      <w:start w:val="1"/>
+      <w:numFmt w:val="decimal"/>
+      <w:lvlText w:val="%1.%2.%3.%4.%5.%6.%7"/>
+      <w:lvlJc w:val="left"/>
+      <w:pPr>
+        <w:ind w:left="1440" w:hanging="1440"/>
+      </w:pPr>
+      <w:rPr>
+        <w:rFonts w:hint="default"/>
+      </w:rPr>
+    </w:lvl>
+    <w:lvl w:ilvl="7">
+      <w:start w:val="1"/>
+      <w:numFmt w:val="decimal"/>
+      <w:lvlText w:val="%1.%2.%3.%4.%5.%6.%7.%8"/>
+      <w:lvlJc w:val="left"/>
+      <w:pPr>
+        <w:ind w:left="1800" w:hanging="1800"/>
+      </w:pPr>
+      <w:rPr>
+        <w:rFonts w:hint="default"/>
+      </w:rPr>
+    </w:lvl>
+    <w:lvl w:ilvl="8">
+      <w:start w:val="1"/>
+      <w:numFmt w:val="decimal"/>
+      <w:lvlText w:val="%1.%2.%3.%4.%5.%6.%7.%8.%9"/>
+      <w:lvlJc w:val="left"/>
+      <w:pPr>
+        <w:ind w:left="2160" w:hanging="2160"/>
+      </w:pPr>
+      <w:rPr>
+        <w:rFonts w:hint="default"/>
+      </w:rPr>
+    </w:lvl>
+  </w:abstractNum>
+  <w:abstractNum w:abstractNumId="6">
     <w:nsid w:val="387B77F6"/>
     <w:multiLevelType w:val="multilevel"/>
     <w:tmpl w:val="F4D655B8"/>
@@ -20339,7 +21523,7 @@
       </w:rPr>
     </w:lvl>
   </w:abstractNum>
-  <w:abstractNum w:abstractNumId="4">
+  <w:abstractNum w:abstractNumId="7">
     <w:nsid w:val="39564E02"/>
     <w:multiLevelType w:val="hybridMultilevel"/>
     <w:tmpl w:val="B9FEF820"/>
@@ -20452,7 +21636,7 @@
       </w:rPr>
     </w:lvl>
   </w:abstractNum>
-  <w:abstractNum w:abstractNumId="5">
+  <w:abstractNum w:abstractNumId="8">
     <w:nsid w:val="3AAD4F49"/>
     <w:multiLevelType w:val="hybridMultilevel"/>
     <w:tmpl w:val="B2FAB4CC"/>
@@ -20565,10 +21749,10 @@
       </w:rPr>
     </w:lvl>
   </w:abstractNum>
-  <w:abstractNum w:abstractNumId="6">
+  <w:abstractNum w:abstractNumId="9">
     <w:nsid w:val="431652EF"/>
     <w:multiLevelType w:val="multilevel"/>
-    <w:tmpl w:val="CB8A1CD4"/>
+    <w:tmpl w:val="9DD6C0CC"/>
     <w:lvl w:ilvl="0">
       <w:start w:val="2"/>
       <w:numFmt w:val="decimal"/>
@@ -20603,6 +21787,7 @@
       </w:pPr>
       <w:rPr>
         <w:rFonts w:hint="default"/>
+        <w:i w:val="0"/>
       </w:rPr>
     </w:lvl>
     <w:lvl w:ilvl="3">
@@ -20678,7 +21863,7 @@
       </w:rPr>
     </w:lvl>
   </w:abstractNum>
-  <w:abstractNum w:abstractNumId="7">
+  <w:abstractNum w:abstractNumId="10">
     <w:nsid w:val="496600E3"/>
     <w:multiLevelType w:val="hybridMultilevel"/>
     <w:tmpl w:val="5A1A1228"/>
@@ -20791,7 +21976,7 @@
       </w:rPr>
     </w:lvl>
   </w:abstractNum>
-  <w:abstractNum w:abstractNumId="8">
+  <w:abstractNum w:abstractNumId="11">
     <w:nsid w:val="49A870A8"/>
     <w:multiLevelType w:val="hybridMultilevel"/>
     <w:tmpl w:val="715C4B36"/>
@@ -20904,7 +22089,7 @@
       </w:rPr>
     </w:lvl>
   </w:abstractNum>
-  <w:abstractNum w:abstractNumId="9">
+  <w:abstractNum w:abstractNumId="12">
     <w:nsid w:val="4AC10C47"/>
     <w:multiLevelType w:val="hybridMultilevel"/>
     <w:tmpl w:val="6B0036FC"/>
@@ -21017,7 +22202,7 @@
       </w:rPr>
     </w:lvl>
   </w:abstractNum>
-  <w:abstractNum w:abstractNumId="10">
+  <w:abstractNum w:abstractNumId="13">
     <w:nsid w:val="4DE1689B"/>
     <w:multiLevelType w:val="hybridMultilevel"/>
     <w:tmpl w:val="C44C5214"/>
@@ -21130,7 +22315,7 @@
       </w:rPr>
     </w:lvl>
   </w:abstractNum>
-  <w:abstractNum w:abstractNumId="11">
+  <w:abstractNum w:abstractNumId="14">
     <w:nsid w:val="5C9516DF"/>
     <w:multiLevelType w:val="hybridMultilevel"/>
     <w:tmpl w:val="7046B518"/>
@@ -21243,10 +22428,10 @@
       </w:rPr>
     </w:lvl>
   </w:abstractNum>
-  <w:abstractNum w:abstractNumId="12">
-    <w:nsid w:val="62897D6F"/>
+  <w:abstractNum w:abstractNumId="15">
+    <w:nsid w:val="615544BB"/>
     <w:multiLevelType w:val="hybridMultilevel"/>
-    <w:tmpl w:val="D7EAB200"/>
+    <w:tmpl w:val="EDC2E49E"/>
     <w:lvl w:ilvl="0" w:tplc="04090001">
       <w:start w:val="1"/>
       <w:numFmt w:val="bullet"/>
@@ -21356,10 +22541,10 @@
       </w:rPr>
     </w:lvl>
   </w:abstractNum>
-  <w:abstractNum w:abstractNumId="13">
-    <w:nsid w:val="63B90D4E"/>
+  <w:abstractNum w:abstractNumId="16">
+    <w:nsid w:val="62897D6F"/>
     <w:multiLevelType w:val="hybridMultilevel"/>
-    <w:tmpl w:val="4DBC862E"/>
+    <w:tmpl w:val="D7EAB200"/>
     <w:lvl w:ilvl="0" w:tplc="04090001">
       <w:start w:val="1"/>
       <w:numFmt w:val="bullet"/>
@@ -21469,7 +22654,120 @@
       </w:rPr>
     </w:lvl>
   </w:abstractNum>
-  <w:abstractNum w:abstractNumId="14">
+  <w:abstractNum w:abstractNumId="17">
+    <w:nsid w:val="63B90D4E"/>
+    <w:multiLevelType w:val="hybridMultilevel"/>
+    <w:tmpl w:val="4DBC862E"/>
+    <w:lvl w:ilvl="0" w:tplc="04090001">
+      <w:start w:val="1"/>
+      <w:numFmt w:val="bullet"/>
+      <w:lvlText w:val=""/>
+      <w:lvlJc w:val="left"/>
+      <w:pPr>
+        <w:ind w:left="720" w:hanging="360"/>
+      </w:pPr>
+      <w:rPr>
+        <w:rFonts w:ascii="Symbol" w:hAnsi="Symbol" w:hint="default"/>
+      </w:rPr>
+    </w:lvl>
+    <w:lvl w:ilvl="1" w:tplc="04090003" w:tentative="1">
+      <w:start w:val="1"/>
+      <w:numFmt w:val="bullet"/>
+      <w:lvlText w:val="o"/>
+      <w:lvlJc w:val="left"/>
+      <w:pPr>
+        <w:ind w:left="1440" w:hanging="360"/>
+      </w:pPr>
+      <w:rPr>
+        <w:rFonts w:ascii="Courier New" w:hAnsi="Courier New" w:cs="Courier New" w:hint="default"/>
+      </w:rPr>
+    </w:lvl>
+    <w:lvl w:ilvl="2" w:tplc="04090005" w:tentative="1">
+      <w:start w:val="1"/>
+      <w:numFmt w:val="bullet"/>
+      <w:lvlText w:val=""/>
+      <w:lvlJc w:val="left"/>
+      <w:pPr>
+        <w:ind w:left="2160" w:hanging="360"/>
+      </w:pPr>
+      <w:rPr>
+        <w:rFonts w:ascii="Wingdings" w:hAnsi="Wingdings" w:hint="default"/>
+      </w:rPr>
+    </w:lvl>
+    <w:lvl w:ilvl="3" w:tplc="04090001" w:tentative="1">
+      <w:start w:val="1"/>
+      <w:numFmt w:val="bullet"/>
+      <w:lvlText w:val=""/>
+      <w:lvlJc w:val="left"/>
+      <w:pPr>
+        <w:ind w:left="2880" w:hanging="360"/>
+      </w:pPr>
+      <w:rPr>
+        <w:rFonts w:ascii="Symbol" w:hAnsi="Symbol" w:hint="default"/>
+      </w:rPr>
+    </w:lvl>
+    <w:lvl w:ilvl="4" w:tplc="04090003" w:tentative="1">
+      <w:start w:val="1"/>
+      <w:numFmt w:val="bullet"/>
+      <w:lvlText w:val="o"/>
+      <w:lvlJc w:val="left"/>
+      <w:pPr>
+        <w:ind w:left="3600" w:hanging="360"/>
+      </w:pPr>
+      <w:rPr>
+        <w:rFonts w:ascii="Courier New" w:hAnsi="Courier New" w:cs="Courier New" w:hint="default"/>
+      </w:rPr>
+    </w:lvl>
+    <w:lvl w:ilvl="5" w:tplc="04090005" w:tentative="1">
+      <w:start w:val="1"/>
+      <w:numFmt w:val="bullet"/>
+      <w:lvlText w:val=""/>
+      <w:lvlJc w:val="left"/>
+      <w:pPr>
+        <w:ind w:left="4320" w:hanging="360"/>
+      </w:pPr>
+      <w:rPr>
+        <w:rFonts w:ascii="Wingdings" w:hAnsi="Wingdings" w:hint="default"/>
+      </w:rPr>
+    </w:lvl>
+    <w:lvl w:ilvl="6" w:tplc="04090001" w:tentative="1">
+      <w:start w:val="1"/>
+      <w:numFmt w:val="bullet"/>
+      <w:lvlText w:val=""/>
+      <w:lvlJc w:val="left"/>
+      <w:pPr>
+        <w:ind w:left="5040" w:hanging="360"/>
+      </w:pPr>
+      <w:rPr>
+        <w:rFonts w:ascii="Symbol" w:hAnsi="Symbol" w:hint="default"/>
+      </w:rPr>
+    </w:lvl>
+    <w:lvl w:ilvl="7" w:tplc="04090003" w:tentative="1">
+      <w:start w:val="1"/>
+      <w:numFmt w:val="bullet"/>
+      <w:lvlText w:val="o"/>
+      <w:lvlJc w:val="left"/>
+      <w:pPr>
+        <w:ind w:left="5760" w:hanging="360"/>
+      </w:pPr>
+      <w:rPr>
+        <w:rFonts w:ascii="Courier New" w:hAnsi="Courier New" w:cs="Courier New" w:hint="default"/>
+      </w:rPr>
+    </w:lvl>
+    <w:lvl w:ilvl="8" w:tplc="04090005" w:tentative="1">
+      <w:start w:val="1"/>
+      <w:numFmt w:val="bullet"/>
+      <w:lvlText w:val=""/>
+      <w:lvlJc w:val="left"/>
+      <w:pPr>
+        <w:ind w:left="6480" w:hanging="360"/>
+      </w:pPr>
+      <w:rPr>
+        <w:rFonts w:ascii="Wingdings" w:hAnsi="Wingdings" w:hint="default"/>
+      </w:rPr>
+    </w:lvl>
+  </w:abstractNum>
+  <w:abstractNum w:abstractNumId="18">
     <w:nsid w:val="6A685F0C"/>
     <w:multiLevelType w:val="hybridMultilevel"/>
     <w:tmpl w:val="1D22165E"/>
@@ -21558,7 +22856,7 @@
       </w:pPr>
     </w:lvl>
   </w:abstractNum>
-  <w:abstractNum w:abstractNumId="15">
+  <w:abstractNum w:abstractNumId="19">
     <w:nsid w:val="6A9D5588"/>
     <w:multiLevelType w:val="hybridMultilevel"/>
     <w:tmpl w:val="2D28D23A"/>
@@ -21671,7 +22969,7 @@
       </w:rPr>
     </w:lvl>
   </w:abstractNum>
-  <w:abstractNum w:abstractNumId="16">
+  <w:abstractNum w:abstractNumId="20">
     <w:nsid w:val="70524DBC"/>
     <w:multiLevelType w:val="hybridMultilevel"/>
     <w:tmpl w:val="57887536"/>
@@ -21810,7 +23108,7 @@
       </w:rPr>
     </w:lvl>
   </w:abstractNum>
-  <w:abstractNum w:abstractNumId="17">
+  <w:abstractNum w:abstractNumId="21">
     <w:nsid w:val="74AC3E06"/>
     <w:multiLevelType w:val="hybridMultilevel"/>
     <w:tmpl w:val="35600980"/>
@@ -21923,7 +23221,7 @@
       </w:rPr>
     </w:lvl>
   </w:abstractNum>
-  <w:abstractNum w:abstractNumId="18">
+  <w:abstractNum w:abstractNumId="22">
     <w:nsid w:val="7ADC1D1E"/>
     <w:multiLevelType w:val="hybridMultilevel"/>
     <w:tmpl w:val="76CC0898"/>
@@ -22037,61 +23335,73 @@
     </w:lvl>
   </w:abstractNum>
   <w:num w:numId="1">
+    <w:abstractNumId w:val="20"/>
+  </w:num>
+  <w:num w:numId="2">
+    <w:abstractNumId w:val="14"/>
+  </w:num>
+  <w:num w:numId="3">
+    <w:abstractNumId w:val="19"/>
+  </w:num>
+  <w:num w:numId="4">
+    <w:abstractNumId w:val="10"/>
+  </w:num>
+  <w:num w:numId="5">
+    <w:abstractNumId w:val="18"/>
+  </w:num>
+  <w:num w:numId="6">
+    <w:abstractNumId w:val="8"/>
+  </w:num>
+  <w:num w:numId="7">
     <w:abstractNumId w:val="16"/>
   </w:num>
-  <w:num w:numId="2">
+  <w:num w:numId="8">
+    <w:abstractNumId w:val="21"/>
+  </w:num>
+  <w:num w:numId="9">
+    <w:abstractNumId w:val="7"/>
+  </w:num>
+  <w:num w:numId="10">
+    <w:abstractNumId w:val="13"/>
+  </w:num>
+  <w:num w:numId="11">
+    <w:abstractNumId w:val="4"/>
+  </w:num>
+  <w:num w:numId="12">
+    <w:abstractNumId w:val="17"/>
+  </w:num>
+  <w:num w:numId="13">
+    <w:abstractNumId w:val="6"/>
+  </w:num>
+  <w:num w:numId="14">
+    <w:abstractNumId w:val="2"/>
+  </w:num>
+  <w:num w:numId="15">
     <w:abstractNumId w:val="11"/>
   </w:num>
-  <w:num w:numId="3">
+  <w:num w:numId="16">
+    <w:abstractNumId w:val="22"/>
+  </w:num>
+  <w:num w:numId="17">
+    <w:abstractNumId w:val="12"/>
+  </w:num>
+  <w:num w:numId="18">
+    <w:abstractNumId w:val="1"/>
+  </w:num>
+  <w:num w:numId="19">
+    <w:abstractNumId w:val="9"/>
+  </w:num>
+  <w:num w:numId="20">
+    <w:abstractNumId w:val="5"/>
+  </w:num>
+  <w:num w:numId="21">
     <w:abstractNumId w:val="15"/>
   </w:num>
-  <w:num w:numId="4">
-    <w:abstractNumId w:val="7"/>
-  </w:num>
-  <w:num w:numId="5">
-    <w:abstractNumId w:val="14"/>
-  </w:num>
-  <w:num w:numId="6">
-    <w:abstractNumId w:val="5"/>
-  </w:num>
-  <w:num w:numId="7">
-    <w:abstractNumId w:val="12"/>
-  </w:num>
-  <w:num w:numId="8">
-    <w:abstractNumId w:val="17"/>
-  </w:num>
-  <w:num w:numId="9">
-    <w:abstractNumId w:val="4"/>
-  </w:num>
-  <w:num w:numId="10">
-    <w:abstractNumId w:val="10"/>
-  </w:num>
-  <w:num w:numId="11">
-    <w:abstractNumId w:val="2"/>
-  </w:num>
-  <w:num w:numId="12">
-    <w:abstractNumId w:val="13"/>
-  </w:num>
-  <w:num w:numId="13">
-    <w:abstractNumId w:val="3"/>
-  </w:num>
-  <w:num w:numId="14">
-    <w:abstractNumId w:val="1"/>
-  </w:num>
-  <w:num w:numId="15">
-    <w:abstractNumId w:val="8"/>
-  </w:num>
-  <w:num w:numId="16">
-    <w:abstractNumId w:val="18"/>
-  </w:num>
-  <w:num w:numId="17">
-    <w:abstractNumId w:val="9"/>
-  </w:num>
-  <w:num w:numId="18">
+  <w:num w:numId="22">
     <w:abstractNumId w:val="0"/>
   </w:num>
-  <w:num w:numId="19">
-    <w:abstractNumId w:val="6"/>
+  <w:num w:numId="23">
+    <w:abstractNumId w:val="3"/>
   </w:num>
 </w:numbering>
 </file>
@@ -22333,7 +23643,6 @@
     <w:next w:val="Normal"/>
     <w:link w:val="Heading4Char"/>
     <w:uiPriority w:val="9"/>
-    <w:semiHidden/>
     <w:unhideWhenUsed/>
     <w:qFormat/>
     <w:rsid w:val="002E0BA9"/>
@@ -22532,7 +23841,6 @@
     <w:basedOn w:val="DefaultParagraphFont"/>
     <w:link w:val="Heading4"/>
     <w:uiPriority w:val="9"/>
-    <w:semiHidden/>
     <w:rsid w:val="002E0BA9"/>
     <w:rPr>
       <w:rFonts w:eastAsiaTheme="majorEastAsia" w:cstheme="majorBidi"/>
@@ -23004,6 +24312,16 @@
       <w14:ligatures w14:val="none"/>
     </w:rPr>
   </w:style>
+  <w:style w:type="character" w:styleId="PlaceholderText">
+    <w:name w:val="Placeholder Text"/>
+    <w:basedOn w:val="DefaultParagraphFont"/>
+    <w:uiPriority w:val="99"/>
+    <w:semiHidden/>
+    <w:rsid w:val="00583806"/>
+    <w:rPr>
+      <w:color w:val="808080"/>
+    </w:rPr>
+  </w:style>
 </w:styles>
 </file>
 
@@ -23244,7 +24562,6 @@
     <w:next w:val="Normal"/>
     <w:link w:val="Heading4Char"/>
     <w:uiPriority w:val="9"/>
-    <w:semiHidden/>
     <w:unhideWhenUsed/>
     <w:qFormat/>
     <w:rsid w:val="002E0BA9"/>
@@ -23443,7 +24760,6 @@
     <w:basedOn w:val="DefaultParagraphFont"/>
     <w:link w:val="Heading4"/>
     <w:uiPriority w:val="9"/>
-    <w:semiHidden/>
     <w:rsid w:val="002E0BA9"/>
     <w:rPr>
       <w:rFonts w:eastAsiaTheme="majorEastAsia" w:cstheme="majorBidi"/>
@@ -23915,7 +25231,580 @@
       <w14:ligatures w14:val="none"/>
     </w:rPr>
   </w:style>
+  <w:style w:type="character" w:styleId="PlaceholderText">
+    <w:name w:val="Placeholder Text"/>
+    <w:basedOn w:val="DefaultParagraphFont"/>
+    <w:uiPriority w:val="99"/>
+    <w:semiHidden/>
+    <w:rsid w:val="00583806"/>
+    <w:rPr>
+      <w:color w:val="808080"/>
+    </w:rPr>
+  </w:style>
 </w:styles>
+</file>
+
+<file path=word/glossary/document.xml><?xml version="1.0" encoding="utf-8"?>
+<w:glossaryDocument xmlns:wpc="http://schemas.microsoft.com/office/word/2010/wordprocessingCanvas" xmlns:mc="http://schemas.openxmlformats.org/markup-compatibility/2006" xmlns:o="urn:schemas-microsoft-com:office:office" xmlns:r="http://schemas.openxmlformats.org/officeDocument/2006/relationships" xmlns:m="http://schemas.openxmlformats.org/officeDocument/2006/math" xmlns:v="urn:schemas-microsoft-com:vml" xmlns:wp14="http://schemas.microsoft.com/office/word/2010/wordprocessingDrawing" xmlns:wp="http://schemas.openxmlformats.org/drawingml/2006/wordprocessingDrawing" xmlns:w10="urn:schemas-microsoft-com:office:word" xmlns:w="http://schemas.openxmlformats.org/wordprocessingml/2006/main" xmlns:w14="http://schemas.microsoft.com/office/word/2010/wordml" xmlns:wpg="http://schemas.microsoft.com/office/word/2010/wordprocessingGroup" xmlns:wpi="http://schemas.microsoft.com/office/word/2010/wordprocessingInk" xmlns:wne="http://schemas.microsoft.com/office/word/2006/wordml" xmlns:wps="http://schemas.microsoft.com/office/word/2010/wordprocessingShape" mc:Ignorable="w14 wp14"/>
+</file>
+
+<file path=word/glossary/fontTable.xml><?xml version="1.0" encoding="utf-8"?>
+<w:fonts xmlns:mc="http://schemas.openxmlformats.org/markup-compatibility/2006" xmlns:r="http://schemas.openxmlformats.org/officeDocument/2006/relationships" xmlns:w="http://schemas.openxmlformats.org/wordprocessingml/2006/main" xmlns:w14="http://schemas.microsoft.com/office/word/2010/wordml" mc:Ignorable="w14">
+  <w:font w:name="Symbol">
+    <w:panose1 w:val="05050102010706020507"/>
+    <w:charset w:val="02"/>
+    <w:family w:val="roman"/>
+    <w:pitch w:val="variable"/>
+    <w:sig w:usb0="00000000" w:usb1="10000000" w:usb2="00000000" w:usb3="00000000" w:csb0="80000000" w:csb1="00000000"/>
+  </w:font>
+  <w:font w:name="Times New Roman">
+    <w:panose1 w:val="02020603050405020304"/>
+    <w:charset w:val="00"/>
+    <w:family w:val="roman"/>
+    <w:pitch w:val="variable"/>
+    <w:sig w:usb0="E0002EFF" w:usb1="C000785B" w:usb2="00000009" w:usb3="00000000" w:csb0="000001FF" w:csb1="00000000"/>
+  </w:font>
+  <w:font w:name="Courier New">
+    <w:panose1 w:val="02070309020205020404"/>
+    <w:charset w:val="00"/>
+    <w:family w:val="modern"/>
+    <w:pitch w:val="fixed"/>
+    <w:sig w:usb0="E0002EFF" w:usb1="C0007843" w:usb2="00000009" w:usb3="00000000" w:csb0="000001FF" w:csb1="00000000"/>
+  </w:font>
+  <w:font w:name="Wingdings">
+    <w:panose1 w:val="05000000000000000000"/>
+    <w:charset w:val="02"/>
+    <w:family w:val="auto"/>
+    <w:pitch w:val="variable"/>
+    <w:sig w:usb0="00000000" w:usb1="10000000" w:usb2="00000000" w:usb3="00000000" w:csb0="80000000" w:csb1="00000000"/>
+  </w:font>
+  <w:font w:name="Arial">
+    <w:panose1 w:val="020B0604020202020204"/>
+    <w:charset w:val="00"/>
+    <w:family w:val="swiss"/>
+    <w:pitch w:val="variable"/>
+    <w:sig w:usb0="E0002EFF" w:usb1="C000785B" w:usb2="00000009" w:usb3="00000000" w:csb0="000001FF" w:csb1="00000000"/>
+  </w:font>
+  <w:font w:name="Aptos">
+    <w:altName w:val="Arial"/>
+    <w:charset w:val="00"/>
+    <w:family w:val="swiss"/>
+    <w:pitch w:val="variable"/>
+    <w:sig w:usb0="00000001" w:usb1="00000003" w:usb2="00000000" w:usb3="00000000" w:csb0="0000019F" w:csb1="00000000"/>
+  </w:font>
+  <w:font w:name="Aptos Display">
+    <w:altName w:val="Arial"/>
+    <w:charset w:val="00"/>
+    <w:family w:val="swiss"/>
+    <w:pitch w:val="variable"/>
+    <w:sig w:usb0="00000001" w:usb1="00000003" w:usb2="00000000" w:usb3="00000000" w:csb0="0000019F" w:csb1="00000000"/>
+  </w:font>
+  <w:font w:name="TimesRoman">
+    <w:altName w:val="Times New Roman"/>
+    <w:charset w:val="00"/>
+    <w:family w:val="auto"/>
+    <w:pitch w:val="variable"/>
+    <w:sig w:usb0="00000083" w:usb1="00000000" w:usb2="00000000" w:usb3="00000000" w:csb0="00000009" w:csb1="00000000"/>
+  </w:font>
+  <w:font w:name="VogueBold">
+    <w:charset w:val="00"/>
+    <w:family w:val="auto"/>
+    <w:pitch w:val="variable"/>
+    <w:sig w:usb0="00000083" w:usb1="00000000" w:usb2="00000000" w:usb3="00000000" w:csb0="00000009" w:csb1="00000000"/>
+  </w:font>
+  <w:font w:name="CHelvItalic">
+    <w:altName w:val="Calibri"/>
+    <w:charset w:val="00"/>
+    <w:family w:val="auto"/>
+    <w:pitch w:val="variable"/>
+    <w:sig w:usb0="00000083" w:usb1="00000000" w:usb2="00000000" w:usb3="00000000" w:csb0="00000009" w:csb1="00000000"/>
+  </w:font>
+  <w:font w:name="Tahoma">
+    <w:panose1 w:val="020B0604030504040204"/>
+    <w:charset w:val="00"/>
+    <w:family w:val="swiss"/>
+    <w:pitch w:val="variable"/>
+    <w:sig w:usb0="E1002EFF" w:usb1="C000605B" w:usb2="00000029" w:usb3="00000000" w:csb0="000101FF" w:csb1="00000000"/>
+  </w:font>
+  <w:font w:name="ZapfDingbats BT">
+    <w:altName w:val="Symbol"/>
+    <w:charset w:val="02"/>
+    <w:family w:val="auto"/>
+    <w:pitch w:val="variable"/>
+    <w:sig w:usb0="00000000" w:usb1="10000000" w:usb2="00000000" w:usb3="00000000" w:csb0="80000000" w:csb1="00000000"/>
+  </w:font>
+  <w:font w:name="Cambria Math">
+    <w:panose1 w:val="02040503050406030204"/>
+    <w:charset w:val="00"/>
+    <w:family w:val="roman"/>
+    <w:pitch w:val="variable"/>
+    <w:sig w:usb0="E00006FF" w:usb1="420024FF" w:usb2="02000000" w:usb3="00000000" w:csb0="0000019F" w:csb1="00000000"/>
+  </w:font>
+  <w:font w:name="Consolas">
+    <w:panose1 w:val="020B0609020204030204"/>
+    <w:charset w:val="00"/>
+    <w:family w:val="modern"/>
+    <w:pitch w:val="fixed"/>
+    <w:sig w:usb0="E00006FF" w:usb1="0000FCFF" w:usb2="00000001" w:usb3="00000000" w:csb0="0000019F" w:csb1="00000000"/>
+  </w:font>
+  <w:font w:name="Calibri">
+    <w:panose1 w:val="020F0502020204030204"/>
+    <w:charset w:val="00"/>
+    <w:family w:val="swiss"/>
+    <w:pitch w:val="variable"/>
+    <w:sig w:usb0="E4002EFF" w:usb1="C200247B" w:usb2="00000009" w:usb3="00000000" w:csb0="000001FF" w:csb1="00000000"/>
+  </w:font>
+  <w:font w:name="Cambria">
+    <w:panose1 w:val="02040503050406030204"/>
+    <w:charset w:val="00"/>
+    <w:family w:val="roman"/>
+    <w:pitch w:val="variable"/>
+    <w:sig w:usb0="E00006FF" w:usb1="420024FF" w:usb2="02000000" w:usb3="00000000" w:csb0="0000019F" w:csb1="00000000"/>
+  </w:font>
+</w:fonts>
+</file>
+
+<file path=word/glossary/settings.xml><?xml version="1.0" encoding="utf-8"?>
+<w:settings xmlns:mc="http://schemas.openxmlformats.org/markup-compatibility/2006" xmlns:o="urn:schemas-microsoft-com:office:office" xmlns:r="http://schemas.openxmlformats.org/officeDocument/2006/relationships" xmlns:m="http://schemas.openxmlformats.org/officeDocument/2006/math" xmlns:v="urn:schemas-microsoft-com:vml" xmlns:w10="urn:schemas-microsoft-com:office:word" xmlns:w="http://schemas.openxmlformats.org/wordprocessingml/2006/main" xmlns:w14="http://schemas.microsoft.com/office/word/2010/wordml" xmlns:sl="http://schemas.openxmlformats.org/schemaLibrary/2006/main" mc:Ignorable="w14">
+  <w:view w:val="normal"/>
+  <w:defaultTabStop w:val="720"/>
+  <w:characterSpacingControl w:val="doNotCompress"/>
+  <w:compat>
+    <w:useFELayout/>
+    <w:compatSetting w:name="compatibilityMode" w:uri="http://schemas.microsoft.com/office/word" w:val="14"/>
+    <w:compatSetting w:name="overrideTableStyleFontSizeAndJustification" w:uri="http://schemas.microsoft.com/office/word" w:val="1"/>
+    <w:compatSetting w:name="enableOpenTypeFeatures" w:uri="http://schemas.microsoft.com/office/word" w:val="1"/>
+    <w:compatSetting w:name="doNotFlipMirrorIndents" w:uri="http://schemas.microsoft.com/office/word" w:val="1"/>
+  </w:compat>
+  <w:rsids>
+    <w:rsidRoot w:val="007E2BBF"/>
+    <w:rsid w:val="007E2BBF"/>
+  </w:rsids>
+  <m:mathPr>
+    <m:mathFont m:val="Cambria Math"/>
+    <m:brkBin m:val="before"/>
+    <m:brkBinSub m:val="--"/>
+    <m:smallFrac m:val="0"/>
+    <m:dispDef/>
+    <m:lMargin m:val="0"/>
+    <m:rMargin m:val="0"/>
+    <m:defJc m:val="centerGroup"/>
+    <m:wrapIndent m:val="1440"/>
+    <m:intLim m:val="subSup"/>
+    <m:naryLim m:val="undOvr"/>
+  </m:mathPr>
+  <w:themeFontLang w:val="en-US"/>
+  <w:clrSchemeMapping w:bg1="light1" w:t1="dark1" w:bg2="light2" w:t2="dark2" w:accent1="accent1" w:accent2="accent2" w:accent3="accent3" w:accent4="accent4" w:accent5="accent5" w:accent6="accent6" w:hyperlink="hyperlink" w:followedHyperlink="followedHyperlink"/>
+  <w:decimalSymbol w:val=","/>
+  <w:listSeparator w:val=";"/>
+</w:settings>
+</file>
+
+<file path=word/glossary/styles.xml><?xml version="1.0" encoding="utf-8"?>
+<w:styles xmlns:mc="http://schemas.openxmlformats.org/markup-compatibility/2006" xmlns:r="http://schemas.openxmlformats.org/officeDocument/2006/relationships" xmlns:w="http://schemas.openxmlformats.org/wordprocessingml/2006/main" xmlns:w14="http://schemas.microsoft.com/office/word/2010/wordml" mc:Ignorable="w14">
+  <w:docDefaults>
+    <w:rPrDefault>
+      <w:rPr>
+        <w:rFonts w:asciiTheme="minorHAnsi" w:eastAsiaTheme="minorEastAsia" w:hAnsiTheme="minorHAnsi" w:cstheme="minorBidi"/>
+        <w:sz w:val="22"/>
+        <w:szCs w:val="22"/>
+        <w:lang w:val="en-US" w:eastAsia="en-US" w:bidi="ar-SA"/>
+      </w:rPr>
+    </w:rPrDefault>
+    <w:pPrDefault>
+      <w:pPr>
+        <w:spacing w:after="200" w:line="276" w:lineRule="auto"/>
+      </w:pPr>
+    </w:pPrDefault>
+  </w:docDefaults>
+  <w:latentStyles w:defLockedState="0" w:defUIPriority="99" w:defSemiHidden="1" w:defUnhideWhenUsed="1" w:defQFormat="0" w:count="267">
+    <w:lsdException w:name="Normal" w:semiHidden="0" w:uiPriority="0" w:unhideWhenUsed="0" w:qFormat="1"/>
+    <w:lsdException w:name="heading 1" w:semiHidden="0" w:uiPriority="9" w:unhideWhenUsed="0" w:qFormat="1"/>
+    <w:lsdException w:name="heading 2" w:uiPriority="9" w:qFormat="1"/>
+    <w:lsdException w:name="heading 3" w:uiPriority="9" w:qFormat="1"/>
+    <w:lsdException w:name="heading 4" w:uiPriority="9" w:qFormat="1"/>
+    <w:lsdException w:name="heading 5" w:uiPriority="9" w:qFormat="1"/>
+    <w:lsdException w:name="heading 6" w:uiPriority="9" w:qFormat="1"/>
+    <w:lsdException w:name="heading 7" w:uiPriority="9" w:qFormat="1"/>
+    <w:lsdException w:name="heading 8" w:uiPriority="9" w:qFormat="1"/>
+    <w:lsdException w:name="heading 9" w:uiPriority="9" w:qFormat="1"/>
+    <w:lsdException w:name="toc 1" w:uiPriority="39"/>
+    <w:lsdException w:name="toc 2" w:uiPriority="39"/>
+    <w:lsdException w:name="toc 3" w:uiPriority="39"/>
+    <w:lsdException w:name="toc 4" w:uiPriority="39"/>
+    <w:lsdException w:name="toc 5" w:uiPriority="39"/>
+    <w:lsdException w:name="toc 6" w:uiPriority="39"/>
+    <w:lsdException w:name="toc 7" w:uiPriority="39"/>
+    <w:lsdException w:name="toc 8" w:uiPriority="39"/>
+    <w:lsdException w:name="toc 9" w:uiPriority="39"/>
+    <w:lsdException w:name="caption" w:uiPriority="35" w:qFormat="1"/>
+    <w:lsdException w:name="Title" w:semiHidden="0" w:uiPriority="10" w:unhideWhenUsed="0" w:qFormat="1"/>
+    <w:lsdException w:name="Default Paragraph Font" w:uiPriority="1"/>
+    <w:lsdException w:name="Subtitle" w:semiHidden="0" w:uiPriority="11" w:unhideWhenUsed="0" w:qFormat="1"/>
+    <w:lsdException w:name="Strong" w:semiHidden="0" w:uiPriority="22" w:unhideWhenUsed="0" w:qFormat="1"/>
+    <w:lsdException w:name="Emphasis" w:semiHidden="0" w:uiPriority="20" w:unhideWhenUsed="0" w:qFormat="1"/>
+    <w:lsdException w:name="Table Grid" w:semiHidden="0" w:uiPriority="59" w:unhideWhenUsed="0"/>
+    <w:lsdException w:name="Placeholder Text" w:unhideWhenUsed="0"/>
+    <w:lsdException w:name="No Spacing" w:semiHidden="0" w:uiPriority="1" w:unhideWhenUsed="0" w:qFormat="1"/>
+    <w:lsdException w:name="Light Shading" w:semiHidden="0" w:uiPriority="60" w:unhideWhenUsed="0"/>
+    <w:lsdException w:name="Light List" w:semiHidden="0" w:uiPriority="61" w:unhideWhenUsed="0"/>
+    <w:lsdException w:name="Light Grid" w:semiHidden="0" w:uiPriority="62" w:unhideWhenUsed="0"/>
+    <w:lsdException w:name="Medium Shading 1" w:semiHidden="0" w:uiPriority="63" w:unhideWhenUsed="0"/>
+    <w:lsdException w:name="Medium Shading 2" w:semiHidden="0" w:uiPriority="64" w:unhideWhenUsed="0"/>
+    <w:lsdException w:name="Medium List 1" w:semiHidden="0" w:uiPriority="65" w:unhideWhenUsed="0"/>
+    <w:lsdException w:name="Medium List 2" w:semiHidden="0" w:uiPriority="66" w:unhideWhenUsed="0"/>
+    <w:lsdException w:name="Medium Grid 1" w:semiHidden="0" w:uiPriority="67" w:unhideWhenUsed="0"/>
+    <w:lsdException w:name="Medium Grid 2" w:semiHidden="0" w:uiPriority="68" w:unhideWhenUsed="0"/>
+    <w:lsdException w:name="Medium Grid 3" w:semiHidden="0" w:uiPriority="69" w:unhideWhenUsed="0"/>
+    <w:lsdException w:name="Dark List" w:semiHidden="0" w:uiPriority="70" w:unhideWhenUsed="0"/>
+    <w:lsdException w:name="Colorful Shading" w:semiHidden="0" w:uiPriority="71" w:unhideWhenUsed="0"/>
+    <w:lsdException w:name="Colorful List" w:semiHidden="0" w:uiPriority="72" w:unhideWhenUsed="0"/>
+    <w:lsdException w:name="Colorful Grid" w:semiHidden="0" w:uiPriority="73" w:unhideWhenUsed="0"/>
+    <w:lsdException w:name="Light Shading Accent 1" w:semiHidden="0" w:uiPriority="60" w:unhideWhenUsed="0"/>
+    <w:lsdException w:name="Light List Accent 1" w:semiHidden="0" w:uiPriority="61" w:unhideWhenUsed="0"/>
+    <w:lsdException w:name="Light Grid Accent 1" w:semiHidden="0" w:uiPriority="62" w:unhideWhenUsed="0"/>
+    <w:lsdException w:name="Medium Shading 1 Accent 1" w:semiHidden="0" w:uiPriority="63" w:unhideWhenUsed="0"/>
+    <w:lsdException w:name="Medium Shading 2 Accent 1" w:semiHidden="0" w:uiPriority="64" w:unhideWhenUsed="0"/>
+    <w:lsdException w:name="Medium List 1 Accent 1" w:semiHidden="0" w:uiPriority="65" w:unhideWhenUsed="0"/>
+    <w:lsdException w:name="Revision" w:unhideWhenUsed="0"/>
+    <w:lsdException w:name="List Paragraph" w:semiHidden="0" w:uiPriority="34" w:unhideWhenUsed="0" w:qFormat="1"/>
+    <w:lsdException w:name="Quote" w:semiHidden="0" w:uiPriority="29" w:unhideWhenUsed="0" w:qFormat="1"/>
+    <w:lsdException w:name="Intense Quote" w:semiHidden="0" w:uiPriority="30" w:unhideWhenUsed="0" w:qFormat="1"/>
+    <w:lsdException w:name="Medium List 2 Accent 1" w:semiHidden="0" w:uiPriority="66" w:unhideWhenUsed="0"/>
+    <w:lsdException w:name="Medium Grid 1 Accent 1" w:semiHidden="0" w:uiPriority="67" w:unhideWhenUsed="0"/>
+    <w:lsdException w:name="Medium Grid 2 Accent 1" w:semiHidden="0" w:uiPriority="68" w:unhideWhenUsed="0"/>
+    <w:lsdException w:name="Medium Grid 3 Accent 1" w:semiHidden="0" w:uiPriority="69" w:unhideWhenUsed="0"/>
+    <w:lsdException w:name="Dark List Accent 1" w:semiHidden="0" w:uiPriority="70" w:unhideWhenUsed="0"/>
+    <w:lsdException w:name="Colorful Shading Accent 1" w:semiHidden="0" w:uiPriority="71" w:unhideWhenUsed="0"/>
+    <w:lsdException w:name="Colorful List Accent 1" w:semiHidden="0" w:uiPriority="72" w:unhideWhenUsed="0"/>
+    <w:lsdException w:name="Colorful Grid Accent 1" w:semiHidden="0" w:uiPriority="73" w:unhideWhenUsed="0"/>
+    <w:lsdException w:name="Light Shading Accent 2" w:semiHidden="0" w:uiPriority="60" w:unhideWhenUsed="0"/>
+    <w:lsdException w:name="Light List Accent 2" w:semiHidden="0" w:uiPriority="61" w:unhideWhenUsed="0"/>
+    <w:lsdException w:name="Light Grid Accent 2" w:semiHidden="0" w:uiPriority="62" w:unhideWhenUsed="0"/>
+    <w:lsdException w:name="Medium Shading 1 Accent 2" w:semiHidden="0" w:uiPriority="63" w:unhideWhenUsed="0"/>
+    <w:lsdException w:name="Medium Shading 2 Accent 2" w:semiHidden="0" w:uiPriority="64" w:unhideWhenUsed="0"/>
+    <w:lsdException w:name="Medium List 1 Accent 2" w:semiHidden="0" w:uiPriority="65" w:unhideWhenUsed="0"/>
+    <w:lsdException w:name="Medium List 2 Accent 2" w:semiHidden="0" w:uiPriority="66" w:unhideWhenUsed="0"/>
+    <w:lsdException w:name="Medium Grid 1 Accent 2" w:semiHidden="0" w:uiPriority="67" w:unhideWhenUsed="0"/>
+    <w:lsdException w:name="Medium Grid 2 Accent 2" w:semiHidden="0" w:uiPriority="68" w:unhideWhenUsed="0"/>
+    <w:lsdException w:name="Medium Grid 3 Accent 2" w:semiHidden="0" w:uiPriority="69" w:unhideWhenUsed="0"/>
+    <w:lsdException w:name="Dark List Accent 2" w:semiHidden="0" w:uiPriority="70" w:unhideWhenUsed="0"/>
+    <w:lsdException w:name="Colorful Shading Accent 2" w:semiHidden="0" w:uiPriority="71" w:unhideWhenUsed="0"/>
+    <w:lsdException w:name="Colorful List Accent 2" w:semiHidden="0" w:uiPriority="72" w:unhideWhenUsed="0"/>
+    <w:lsdException w:name="Colorful Grid Accent 2" w:semiHidden="0" w:uiPriority="73" w:unhideWhenUsed="0"/>
+    <w:lsdException w:name="Light Shading Accent 3" w:semiHidden="0" w:uiPriority="60" w:unhideWhenUsed="0"/>
+    <w:lsdException w:name="Light List Accent 3" w:semiHidden="0" w:uiPriority="61" w:unhideWhenUsed="0"/>
+    <w:lsdException w:name="Light Grid Accent 3" w:semiHidden="0" w:uiPriority="62" w:unhideWhenUsed="0"/>
+    <w:lsdException w:name="Medium Shading 1 Accent 3" w:semiHidden="0" w:uiPriority="63" w:unhideWhenUsed="0"/>
+    <w:lsdException w:name="Medium Shading 2 Accent 3" w:semiHidden="0" w:uiPriority="64" w:unhideWhenUsed="0"/>
+    <w:lsdException w:name="Medium List 1 Accent 3" w:semiHidden="0" w:uiPriority="65" w:unhideWhenUsed="0"/>
+    <w:lsdException w:name="Medium List 2 Accent 3" w:semiHidden="0" w:uiPriority="66" w:unhideWhenUsed="0"/>
+    <w:lsdException w:name="Medium Grid 1 Accent 3" w:semiHidden="0" w:uiPriority="67" w:unhideWhenUsed="0"/>
+    <w:lsdException w:name="Medium Grid 2 Accent 3" w:semiHidden="0" w:uiPriority="68" w:unhideWhenUsed="0"/>
+    <w:lsdException w:name="Medium Grid 3 Accent 3" w:semiHidden="0" w:uiPriority="69" w:unhideWhenUsed="0"/>
+    <w:lsdException w:name="Dark List Accent 3" w:semiHidden="0" w:uiPriority="70" w:unhideWhenUsed="0"/>
+    <w:lsdException w:name="Colorful Shading Accent 3" w:semiHidden="0" w:uiPriority="71" w:unhideWhenUsed="0"/>
+    <w:lsdException w:name="Colorful List Accent 3" w:semiHidden="0" w:uiPriority="72" w:unhideWhenUsed="0"/>
+    <w:lsdException w:name="Colorful Grid Accent 3" w:semiHidden="0" w:uiPriority="73" w:unhideWhenUsed="0"/>
+    <w:lsdException w:name="Light Shading Accent 4" w:semiHidden="0" w:uiPriority="60" w:unhideWhenUsed="0"/>
+    <w:lsdException w:name="Light List Accent 4" w:semiHidden="0" w:uiPriority="61" w:unhideWhenUsed="0"/>
+    <w:lsdException w:name="Light Grid Accent 4" w:semiHidden="0" w:uiPriority="62" w:unhideWhenUsed="0"/>
+    <w:lsdException w:name="Medium Shading 1 Accent 4" w:semiHidden="0" w:uiPriority="63" w:unhideWhenUsed="0"/>
+    <w:lsdException w:name="Medium Shading 2 Accent 4" w:semiHidden="0" w:uiPriority="64" w:unhideWhenUsed="0"/>
+    <w:lsdException w:name="Medium List 1 Accent 4" w:semiHidden="0" w:uiPriority="65" w:unhideWhenUsed="0"/>
+    <w:lsdException w:name="Medium List 2 Accent 4" w:semiHidden="0" w:uiPriority="66" w:unhideWhenUsed="0"/>
+    <w:lsdException w:name="Medium Grid 1 Accent 4" w:semiHidden="0" w:uiPriority="67" w:unhideWhenUsed="0"/>
+    <w:lsdException w:name="Medium Grid 2 Accent 4" w:semiHidden="0" w:uiPriority="68" w:unhideWhenUsed="0"/>
+    <w:lsdException w:name="Medium Grid 3 Accent 4" w:semiHidden="0" w:uiPriority="69" w:unhideWhenUsed="0"/>
+    <w:lsdException w:name="Dark List Accent 4" w:semiHidden="0" w:uiPriority="70" w:unhideWhenUsed="0"/>
+    <w:lsdException w:name="Colorful Shading Accent 4" w:semiHidden="0" w:uiPriority="71" w:unhideWhenUsed="0"/>
+    <w:lsdException w:name="Colorful List Accent 4" w:semiHidden="0" w:uiPriority="72" w:unhideWhenUsed="0"/>
+    <w:lsdException w:name="Colorful Grid Accent 4" w:semiHidden="0" w:uiPriority="73" w:unhideWhenUsed="0"/>
+    <w:lsdException w:name="Light Shading Accent 5" w:semiHidden="0" w:uiPriority="60" w:unhideWhenUsed="0"/>
+    <w:lsdException w:name="Light List Accent 5" w:semiHidden="0" w:uiPriority="61" w:unhideWhenUsed="0"/>
+    <w:lsdException w:name="Light Grid Accent 5" w:semiHidden="0" w:uiPriority="62" w:unhideWhenUsed="0"/>
+    <w:lsdException w:name="Medium Shading 1 Accent 5" w:semiHidden="0" w:uiPriority="63" w:unhideWhenUsed="0"/>
+    <w:lsdException w:name="Medium Shading 2 Accent 5" w:semiHidden="0" w:uiPriority="64" w:unhideWhenUsed="0"/>
+    <w:lsdException w:name="Medium List 1 Accent 5" w:semiHidden="0" w:uiPriority="65" w:unhideWhenUsed="0"/>
+    <w:lsdException w:name="Medium List 2 Accent 5" w:semiHidden="0" w:uiPriority="66" w:unhideWhenUsed="0"/>
+    <w:lsdException w:name="Medium Grid 1 Accent 5" w:semiHidden="0" w:uiPriority="67" w:unhideWhenUsed="0"/>
+    <w:lsdException w:name="Medium Grid 2 Accent 5" w:semiHidden="0" w:uiPriority="68" w:unhideWhenUsed="0"/>
+    <w:lsdException w:name="Medium Grid 3 Accent 5" w:semiHidden="0" w:uiPriority="69" w:unhideWhenUsed="0"/>
+    <w:lsdException w:name="Dark List Accent 5" w:semiHidden="0" w:uiPriority="70" w:unhideWhenUsed="0"/>
+    <w:lsdException w:name="Colorful Shading Accent 5" w:semiHidden="0" w:uiPriority="71" w:unhideWhenUsed="0"/>
+    <w:lsdException w:name="Colorful List Accent 5" w:semiHidden="0" w:uiPriority="72" w:unhideWhenUsed="0"/>
+    <w:lsdException w:name="Colorful Grid Accent 5" w:semiHidden="0" w:uiPriority="73" w:unhideWhenUsed="0"/>
+    <w:lsdException w:name="Light Shading Accent 6" w:semiHidden="0" w:uiPriority="60" w:unhideWhenUsed="0"/>
+    <w:lsdException w:name="Light List Accent 6" w:semiHidden="0" w:uiPriority="61" w:unhideWhenUsed="0"/>
+    <w:lsdException w:name="Light Grid Accent 6" w:semiHidden="0" w:uiPriority="62" w:unhideWhenUsed="0"/>
+    <w:lsdException w:name="Medium Shading 1 Accent 6" w:semiHidden="0" w:uiPriority="63" w:unhideWhenUsed="0"/>
+    <w:lsdException w:name="Medium Shading 2 Accent 6" w:semiHidden="0" w:uiPriority="64" w:unhideWhenUsed="0"/>
+    <w:lsdException w:name="Medium List 1 Accent 6" w:semiHidden="0" w:uiPriority="65" w:unhideWhenUsed="0"/>
+    <w:lsdException w:name="Medium List 2 Accent 6" w:semiHidden="0" w:uiPriority="66" w:unhideWhenUsed="0"/>
+    <w:lsdException w:name="Medium Grid 1 Accent 6" w:semiHidden="0" w:uiPriority="67" w:unhideWhenUsed="0"/>
+    <w:lsdException w:name="Medium Grid 2 Accent 6" w:semiHidden="0" w:uiPriority="68" w:unhideWhenUsed="0"/>
+    <w:lsdException w:name="Medium Grid 3 Accent 6" w:semiHidden="0" w:uiPriority="69" w:unhideWhenUsed="0"/>
+    <w:lsdException w:name="Dark List Accent 6" w:semiHidden="0" w:uiPriority="70" w:unhideWhenUsed="0"/>
+    <w:lsdException w:name="Colorful Shading Accent 6" w:semiHidden="0" w:uiPriority="71" w:unhideWhenUsed="0"/>
+    <w:lsdException w:name="Colorful List Accent 6" w:semiHidden="0" w:uiPriority="72" w:unhideWhenUsed="0"/>
+    <w:lsdException w:name="Colorful Grid Accent 6" w:semiHidden="0" w:uiPriority="73" w:unhideWhenUsed="0"/>
+    <w:lsdException w:name="Subtle Emphasis" w:semiHidden="0" w:uiPriority="19" w:unhideWhenUsed="0" w:qFormat="1"/>
+    <w:lsdException w:name="Intense Emphasis" w:semiHidden="0" w:uiPriority="21" w:unhideWhenUsed="0" w:qFormat="1"/>
+    <w:lsdException w:name="Subtle Reference" w:semiHidden="0" w:uiPriority="31" w:unhideWhenUsed="0" w:qFormat="1"/>
+    <w:lsdException w:name="Intense Reference" w:semiHidden="0" w:uiPriority="32" w:unhideWhenUsed="0" w:qFormat="1"/>
+    <w:lsdException w:name="Book Title" w:semiHidden="0" w:uiPriority="33" w:unhideWhenUsed="0" w:qFormat="1"/>
+    <w:lsdException w:name="Bibliography" w:uiPriority="37"/>
+    <w:lsdException w:name="TOC Heading" w:uiPriority="39" w:qFormat="1"/>
+  </w:latentStyles>
+  <w:style w:type="paragraph" w:default="1" w:styleId="Normal">
+    <w:name w:val="Normal"/>
+    <w:qFormat/>
+  </w:style>
+  <w:style w:type="character" w:default="1" w:styleId="DefaultParagraphFont">
+    <w:name w:val="Default Paragraph Font"/>
+    <w:uiPriority w:val="1"/>
+    <w:semiHidden/>
+    <w:unhideWhenUsed/>
+  </w:style>
+  <w:style w:type="table" w:default="1" w:styleId="TableNormal">
+    <w:name w:val="Normal Table"/>
+    <w:uiPriority w:val="99"/>
+    <w:semiHidden/>
+    <w:unhideWhenUsed/>
+    <w:tblPr>
+      <w:tblInd w:w="0" w:type="dxa"/>
+      <w:tblCellMar>
+        <w:top w:w="0" w:type="dxa"/>
+        <w:left w:w="108" w:type="dxa"/>
+        <w:bottom w:w="0" w:type="dxa"/>
+        <w:right w:w="108" w:type="dxa"/>
+      </w:tblCellMar>
+    </w:tblPr>
+  </w:style>
+  <w:style w:type="numbering" w:default="1" w:styleId="NoList">
+    <w:name w:val="No List"/>
+    <w:uiPriority w:val="99"/>
+    <w:semiHidden/>
+    <w:unhideWhenUsed/>
+  </w:style>
+  <w:style w:type="character" w:styleId="PlaceholderText">
+    <w:name w:val="Placeholder Text"/>
+    <w:basedOn w:val="DefaultParagraphFont"/>
+    <w:uiPriority w:val="99"/>
+    <w:semiHidden/>
+    <w:rsid w:val="007E2BBF"/>
+    <w:rPr>
+      <w:color w:val="808080"/>
+    </w:rPr>
+  </w:style>
+</w:styles>
+</file>
+
+<file path=word/glossary/stylesWithEffects.xml><?xml version="1.0" encoding="utf-8"?>
+<w:styles xmlns:wpc="http://schemas.microsoft.com/office/word/2010/wordprocessingCanvas" xmlns:mc="http://schemas.openxmlformats.org/markup-compatibility/2006" xmlns:o="urn:schemas-microsoft-com:office:office" xmlns:r="http://schemas.openxmlformats.org/officeDocument/2006/relationships" xmlns:m="http://schemas.openxmlformats.org/officeDocument/2006/math" xmlns:v="urn:schemas-microsoft-com:vml" xmlns:wp14="http://schemas.microsoft.com/office/word/2010/wordprocessingDrawing" xmlns:wp="http://schemas.openxmlformats.org/drawingml/2006/wordprocessingDrawing" xmlns:w10="urn:schemas-microsoft-com:office:word" xmlns:w="http://schemas.openxmlformats.org/wordprocessingml/2006/main" xmlns:w14="http://schemas.microsoft.com/office/word/2010/wordml" xmlns:wpg="http://schemas.microsoft.com/office/word/2010/wordprocessingGroup" xmlns:wpi="http://schemas.microsoft.com/office/word/2010/wordprocessingInk" xmlns:wne="http://schemas.microsoft.com/office/word/2006/wordml" xmlns:wps="http://schemas.microsoft.com/office/word/2010/wordprocessingShape" mc:Ignorable="w14 wp14">
+  <w:docDefaults>
+    <w:rPrDefault>
+      <w:rPr>
+        <w:rFonts w:asciiTheme="minorHAnsi" w:eastAsiaTheme="minorEastAsia" w:hAnsiTheme="minorHAnsi" w:cstheme="minorBidi"/>
+        <w:sz w:val="22"/>
+        <w:szCs w:val="22"/>
+        <w:lang w:val="en-US" w:eastAsia="en-US" w:bidi="ar-SA"/>
+      </w:rPr>
+    </w:rPrDefault>
+    <w:pPrDefault>
+      <w:pPr>
+        <w:spacing w:after="200" w:line="276" w:lineRule="auto"/>
+      </w:pPr>
+    </w:pPrDefault>
+  </w:docDefaults>
+  <w:latentStyles w:defLockedState="0" w:defUIPriority="99" w:defSemiHidden="1" w:defUnhideWhenUsed="1" w:defQFormat="0" w:count="267">
+    <w:lsdException w:name="Normal" w:semiHidden="0" w:uiPriority="0" w:unhideWhenUsed="0" w:qFormat="1"/>
+    <w:lsdException w:name="heading 1" w:semiHidden="0" w:uiPriority="9" w:unhideWhenUsed="0" w:qFormat="1"/>
+    <w:lsdException w:name="heading 2" w:uiPriority="9" w:qFormat="1"/>
+    <w:lsdException w:name="heading 3" w:uiPriority="9" w:qFormat="1"/>
+    <w:lsdException w:name="heading 4" w:uiPriority="9" w:qFormat="1"/>
+    <w:lsdException w:name="heading 5" w:uiPriority="9" w:qFormat="1"/>
+    <w:lsdException w:name="heading 6" w:uiPriority="9" w:qFormat="1"/>
+    <w:lsdException w:name="heading 7" w:uiPriority="9" w:qFormat="1"/>
+    <w:lsdException w:name="heading 8" w:uiPriority="9" w:qFormat="1"/>
+    <w:lsdException w:name="heading 9" w:uiPriority="9" w:qFormat="1"/>
+    <w:lsdException w:name="toc 1" w:uiPriority="39"/>
+    <w:lsdException w:name="toc 2" w:uiPriority="39"/>
+    <w:lsdException w:name="toc 3" w:uiPriority="39"/>
+    <w:lsdException w:name="toc 4" w:uiPriority="39"/>
+    <w:lsdException w:name="toc 5" w:uiPriority="39"/>
+    <w:lsdException w:name="toc 6" w:uiPriority="39"/>
+    <w:lsdException w:name="toc 7" w:uiPriority="39"/>
+    <w:lsdException w:name="toc 8" w:uiPriority="39"/>
+    <w:lsdException w:name="toc 9" w:uiPriority="39"/>
+    <w:lsdException w:name="caption" w:uiPriority="35" w:qFormat="1"/>
+    <w:lsdException w:name="Title" w:semiHidden="0" w:uiPriority="10" w:unhideWhenUsed="0" w:qFormat="1"/>
+    <w:lsdException w:name="Default Paragraph Font" w:uiPriority="1"/>
+    <w:lsdException w:name="Subtitle" w:semiHidden="0" w:uiPriority="11" w:unhideWhenUsed="0" w:qFormat="1"/>
+    <w:lsdException w:name="Strong" w:semiHidden="0" w:uiPriority="22" w:unhideWhenUsed="0" w:qFormat="1"/>
+    <w:lsdException w:name="Emphasis" w:semiHidden="0" w:uiPriority="20" w:unhideWhenUsed="0" w:qFormat="1"/>
+    <w:lsdException w:name="Table Grid" w:semiHidden="0" w:uiPriority="59" w:unhideWhenUsed="0"/>
+    <w:lsdException w:name="Placeholder Text" w:unhideWhenUsed="0"/>
+    <w:lsdException w:name="No Spacing" w:semiHidden="0" w:uiPriority="1" w:unhideWhenUsed="0" w:qFormat="1"/>
+    <w:lsdException w:name="Light Shading" w:semiHidden="0" w:uiPriority="60" w:unhideWhenUsed="0"/>
+    <w:lsdException w:name="Light List" w:semiHidden="0" w:uiPriority="61" w:unhideWhenUsed="0"/>
+    <w:lsdException w:name="Light Grid" w:semiHidden="0" w:uiPriority="62" w:unhideWhenUsed="0"/>
+    <w:lsdException w:name="Medium Shading 1" w:semiHidden="0" w:uiPriority="63" w:unhideWhenUsed="0"/>
+    <w:lsdException w:name="Medium Shading 2" w:semiHidden="0" w:uiPriority="64" w:unhideWhenUsed="0"/>
+    <w:lsdException w:name="Medium List 1" w:semiHidden="0" w:uiPriority="65" w:unhideWhenUsed="0"/>
+    <w:lsdException w:name="Medium List 2" w:semiHidden="0" w:uiPriority="66" w:unhideWhenUsed="0"/>
+    <w:lsdException w:name="Medium Grid 1" w:semiHidden="0" w:uiPriority="67" w:unhideWhenUsed="0"/>
+    <w:lsdException w:name="Medium Grid 2" w:semiHidden="0" w:uiPriority="68" w:unhideWhenUsed="0"/>
+    <w:lsdException w:name="Medium Grid 3" w:semiHidden="0" w:uiPriority="69" w:unhideWhenUsed="0"/>
+    <w:lsdException w:name="Dark List" w:semiHidden="0" w:uiPriority="70" w:unhideWhenUsed="0"/>
+    <w:lsdException w:name="Colorful Shading" w:semiHidden="0" w:uiPriority="71" w:unhideWhenUsed="0"/>
+    <w:lsdException w:name="Colorful List" w:semiHidden="0" w:uiPriority="72" w:unhideWhenUsed="0"/>
+    <w:lsdException w:name="Colorful Grid" w:semiHidden="0" w:uiPriority="73" w:unhideWhenUsed="0"/>
+    <w:lsdException w:name="Light Shading Accent 1" w:semiHidden="0" w:uiPriority="60" w:unhideWhenUsed="0"/>
+    <w:lsdException w:name="Light List Accent 1" w:semiHidden="0" w:uiPriority="61" w:unhideWhenUsed="0"/>
+    <w:lsdException w:name="Light Grid Accent 1" w:semiHidden="0" w:uiPriority="62" w:unhideWhenUsed="0"/>
+    <w:lsdException w:name="Medium Shading 1 Accent 1" w:semiHidden="0" w:uiPriority="63" w:unhideWhenUsed="0"/>
+    <w:lsdException w:name="Medium Shading 2 Accent 1" w:semiHidden="0" w:uiPriority="64" w:unhideWhenUsed="0"/>
+    <w:lsdException w:name="Medium List 1 Accent 1" w:semiHidden="0" w:uiPriority="65" w:unhideWhenUsed="0"/>
+    <w:lsdException w:name="Revision" w:unhideWhenUsed="0"/>
+    <w:lsdException w:name="List Paragraph" w:semiHidden="0" w:uiPriority="34" w:unhideWhenUsed="0" w:qFormat="1"/>
+    <w:lsdException w:name="Quote" w:semiHidden="0" w:uiPriority="29" w:unhideWhenUsed="0" w:qFormat="1"/>
+    <w:lsdException w:name="Intense Quote" w:semiHidden="0" w:uiPriority="30" w:unhideWhenUsed="0" w:qFormat="1"/>
+    <w:lsdException w:name="Medium List 2 Accent 1" w:semiHidden="0" w:uiPriority="66" w:unhideWhenUsed="0"/>
+    <w:lsdException w:name="Medium Grid 1 Accent 1" w:semiHidden="0" w:uiPriority="67" w:unhideWhenUsed="0"/>
+    <w:lsdException w:name="Medium Grid 2 Accent 1" w:semiHidden="0" w:uiPriority="68" w:unhideWhenUsed="0"/>
+    <w:lsdException w:name="Medium Grid 3 Accent 1" w:semiHidden="0" w:uiPriority="69" w:unhideWhenUsed="0"/>
+    <w:lsdException w:name="Dark List Accent 1" w:semiHidden="0" w:uiPriority="70" w:unhideWhenUsed="0"/>
+    <w:lsdException w:name="Colorful Shading Accent 1" w:semiHidden="0" w:uiPriority="71" w:unhideWhenUsed="0"/>
+    <w:lsdException w:name="Colorful List Accent 1" w:semiHidden="0" w:uiPriority="72" w:unhideWhenUsed="0"/>
+    <w:lsdException w:name="Colorful Grid Accent 1" w:semiHidden="0" w:uiPriority="73" w:unhideWhenUsed="0"/>
+    <w:lsdException w:name="Light Shading Accent 2" w:semiHidden="0" w:uiPriority="60" w:unhideWhenUsed="0"/>
+    <w:lsdException w:name="Light List Accent 2" w:semiHidden="0" w:uiPriority="61" w:unhideWhenUsed="0"/>
+    <w:lsdException w:name="Light Grid Accent 2" w:semiHidden="0" w:uiPriority="62" w:unhideWhenUsed="0"/>
+    <w:lsdException w:name="Medium Shading 1 Accent 2" w:semiHidden="0" w:uiPriority="63" w:unhideWhenUsed="0"/>
+    <w:lsdException w:name="Medium Shading 2 Accent 2" w:semiHidden="0" w:uiPriority="64" w:unhideWhenUsed="0"/>
+    <w:lsdException w:name="Medium List 1 Accent 2" w:semiHidden="0" w:uiPriority="65" w:unhideWhenUsed="0"/>
+    <w:lsdException w:name="Medium List 2 Accent 2" w:semiHidden="0" w:uiPriority="66" w:unhideWhenUsed="0"/>
+    <w:lsdException w:name="Medium Grid 1 Accent 2" w:semiHidden="0" w:uiPriority="67" w:unhideWhenUsed="0"/>
+    <w:lsdException w:name="Medium Grid 2 Accent 2" w:semiHidden="0" w:uiPriority="68" w:unhideWhenUsed="0"/>
+    <w:lsdException w:name="Medium Grid 3 Accent 2" w:semiHidden="0" w:uiPriority="69" w:unhideWhenUsed="0"/>
+    <w:lsdException w:name="Dark List Accent 2" w:semiHidden="0" w:uiPriority="70" w:unhideWhenUsed="0"/>
+    <w:lsdException w:name="Colorful Shading Accent 2" w:semiHidden="0" w:uiPriority="71" w:unhideWhenUsed="0"/>
+    <w:lsdException w:name="Colorful List Accent 2" w:semiHidden="0" w:uiPriority="72" w:unhideWhenUsed="0"/>
+    <w:lsdException w:name="Colorful Grid Accent 2" w:semiHidden="0" w:uiPriority="73" w:unhideWhenUsed="0"/>
+    <w:lsdException w:name="Light Shading Accent 3" w:semiHidden="0" w:uiPriority="60" w:unhideWhenUsed="0"/>
+    <w:lsdException w:name="Light List Accent 3" w:semiHidden="0" w:uiPriority="61" w:unhideWhenUsed="0"/>
+    <w:lsdException w:name="Light Grid Accent 3" w:semiHidden="0" w:uiPriority="62" w:unhideWhenUsed="0"/>
+    <w:lsdException w:name="Medium Shading 1 Accent 3" w:semiHidden="0" w:uiPriority="63" w:unhideWhenUsed="0"/>
+    <w:lsdException w:name="Medium Shading 2 Accent 3" w:semiHidden="0" w:uiPriority="64" w:unhideWhenUsed="0"/>
+    <w:lsdException w:name="Medium List 1 Accent 3" w:semiHidden="0" w:uiPriority="65" w:unhideWhenUsed="0"/>
+    <w:lsdException w:name="Medium List 2 Accent 3" w:semiHidden="0" w:uiPriority="66" w:unhideWhenUsed="0"/>
+    <w:lsdException w:name="Medium Grid 1 Accent 3" w:semiHidden="0" w:uiPriority="67" w:unhideWhenUsed="0"/>
+    <w:lsdException w:name="Medium Grid 2 Accent 3" w:semiHidden="0" w:uiPriority="68" w:unhideWhenUsed="0"/>
+    <w:lsdException w:name="Medium Grid 3 Accent 3" w:semiHidden="0" w:uiPriority="69" w:unhideWhenUsed="0"/>
+    <w:lsdException w:name="Dark List Accent 3" w:semiHidden="0" w:uiPriority="70" w:unhideWhenUsed="0"/>
+    <w:lsdException w:name="Colorful Shading Accent 3" w:semiHidden="0" w:uiPriority="71" w:unhideWhenUsed="0"/>
+    <w:lsdException w:name="Colorful List Accent 3" w:semiHidden="0" w:uiPriority="72" w:unhideWhenUsed="0"/>
+    <w:lsdException w:name="Colorful Grid Accent 3" w:semiHidden="0" w:uiPriority="73" w:unhideWhenUsed="0"/>
+    <w:lsdException w:name="Light Shading Accent 4" w:semiHidden="0" w:uiPriority="60" w:unhideWhenUsed="0"/>
+    <w:lsdException w:name="Light List Accent 4" w:semiHidden="0" w:uiPriority="61" w:unhideWhenUsed="0"/>
+    <w:lsdException w:name="Light Grid Accent 4" w:semiHidden="0" w:uiPriority="62" w:unhideWhenUsed="0"/>
+    <w:lsdException w:name="Medium Shading 1 Accent 4" w:semiHidden="0" w:uiPriority="63" w:unhideWhenUsed="0"/>
+    <w:lsdException w:name="Medium Shading 2 Accent 4" w:semiHidden="0" w:uiPriority="64" w:unhideWhenUsed="0"/>
+    <w:lsdException w:name="Medium List 1 Accent 4" w:semiHidden="0" w:uiPriority="65" w:unhideWhenUsed="0"/>
+    <w:lsdException w:name="Medium List 2 Accent 4" w:semiHidden="0" w:uiPriority="66" w:unhideWhenUsed="0"/>
+    <w:lsdException w:name="Medium Grid 1 Accent 4" w:semiHidden="0" w:uiPriority="67" w:unhideWhenUsed="0"/>
+    <w:lsdException w:name="Medium Grid 2 Accent 4" w:semiHidden="0" w:uiPriority="68" w:unhideWhenUsed="0"/>
+    <w:lsdException w:name="Medium Grid 3 Accent 4" w:semiHidden="0" w:uiPriority="69" w:unhideWhenUsed="0"/>
+    <w:lsdException w:name="Dark List Accent 4" w:semiHidden="0" w:uiPriority="70" w:unhideWhenUsed="0"/>
+    <w:lsdException w:name="Colorful Shading Accent 4" w:semiHidden="0" w:uiPriority="71" w:unhideWhenUsed="0"/>
+    <w:lsdException w:name="Colorful List Accent 4" w:semiHidden="0" w:uiPriority="72" w:unhideWhenUsed="0"/>
+    <w:lsdException w:name="Colorful Grid Accent 4" w:semiHidden="0" w:uiPriority="73" w:unhideWhenUsed="0"/>
+    <w:lsdException w:name="Light Shading Accent 5" w:semiHidden="0" w:uiPriority="60" w:unhideWhenUsed="0"/>
+    <w:lsdException w:name="Light List Accent 5" w:semiHidden="0" w:uiPriority="61" w:unhideWhenUsed="0"/>
+    <w:lsdException w:name="Light Grid Accent 5" w:semiHidden="0" w:uiPriority="62" w:unhideWhenUsed="0"/>
+    <w:lsdException w:name="Medium Shading 1 Accent 5" w:semiHidden="0" w:uiPriority="63" w:unhideWhenUsed="0"/>
+    <w:lsdException w:name="Medium Shading 2 Accent 5" w:semiHidden="0" w:uiPriority="64" w:unhideWhenUsed="0"/>
+    <w:lsdException w:name="Medium List 1 Accent 5" w:semiHidden="0" w:uiPriority="65" w:unhideWhenUsed="0"/>
+    <w:lsdException w:name="Medium List 2 Accent 5" w:semiHidden="0" w:uiPriority="66" w:unhideWhenUsed="0"/>
+    <w:lsdException w:name="Medium Grid 1 Accent 5" w:semiHidden="0" w:uiPriority="67" w:unhideWhenUsed="0"/>
+    <w:lsdException w:name="Medium Grid 2 Accent 5" w:semiHidden="0" w:uiPriority="68" w:unhideWhenUsed="0"/>
+    <w:lsdException w:name="Medium Grid 3 Accent 5" w:semiHidden="0" w:uiPriority="69" w:unhideWhenUsed="0"/>
+    <w:lsdException w:name="Dark List Accent 5" w:semiHidden="0" w:uiPriority="70" w:unhideWhenUsed="0"/>
+    <w:lsdException w:name="Colorful Shading Accent 5" w:semiHidden="0" w:uiPriority="71" w:unhideWhenUsed="0"/>
+    <w:lsdException w:name="Colorful List Accent 5" w:semiHidden="0" w:uiPriority="72" w:unhideWhenUsed="0"/>
+    <w:lsdException w:name="Colorful Grid Accent 5" w:semiHidden="0" w:uiPriority="73" w:unhideWhenUsed="0"/>
+    <w:lsdException w:name="Light Shading Accent 6" w:semiHidden="0" w:uiPriority="60" w:unhideWhenUsed="0"/>
+    <w:lsdException w:name="Light List Accent 6" w:semiHidden="0" w:uiPriority="61" w:unhideWhenUsed="0"/>
+    <w:lsdException w:name="Light Grid Accent 6" w:semiHidden="0" w:uiPriority="62" w:unhideWhenUsed="0"/>
+    <w:lsdException w:name="Medium Shading 1 Accent 6" w:semiHidden="0" w:uiPriority="63" w:unhideWhenUsed="0"/>
+    <w:lsdException w:name="Medium Shading 2 Accent 6" w:semiHidden="0" w:uiPriority="64" w:unhideWhenUsed="0"/>
+    <w:lsdException w:name="Medium List 1 Accent 6" w:semiHidden="0" w:uiPriority="65" w:unhideWhenUsed="0"/>
+    <w:lsdException w:name="Medium List 2 Accent 6" w:semiHidden="0" w:uiPriority="66" w:unhideWhenUsed="0"/>
+    <w:lsdException w:name="Medium Grid 1 Accent 6" w:semiHidden="0" w:uiPriority="67" w:unhideWhenUsed="0"/>
+    <w:lsdException w:name="Medium Grid 2 Accent 6" w:semiHidden="0" w:uiPriority="68" w:unhideWhenUsed="0"/>
+    <w:lsdException w:name="Medium Grid 3 Accent 6" w:semiHidden="0" w:uiPriority="69" w:unhideWhenUsed="0"/>
+    <w:lsdException w:name="Dark List Accent 6" w:semiHidden="0" w:uiPriority="70" w:unhideWhenUsed="0"/>
+    <w:lsdException w:name="Colorful Shading Accent 6" w:semiHidden="0" w:uiPriority="71" w:unhideWhenUsed="0"/>
+    <w:lsdException w:name="Colorful List Accent 6" w:semiHidden="0" w:uiPriority="72" w:unhideWhenUsed="0"/>
+    <w:lsdException w:name="Colorful Grid Accent 6" w:semiHidden="0" w:uiPriority="73" w:unhideWhenUsed="0"/>
+    <w:lsdException w:name="Subtle Emphasis" w:semiHidden="0" w:uiPriority="19" w:unhideWhenUsed="0" w:qFormat="1"/>
+    <w:lsdException w:name="Intense Emphasis" w:semiHidden="0" w:uiPriority="21" w:unhideWhenUsed="0" w:qFormat="1"/>
+    <w:lsdException w:name="Subtle Reference" w:semiHidden="0" w:uiPriority="31" w:unhideWhenUsed="0" w:qFormat="1"/>
+    <w:lsdException w:name="Intense Reference" w:semiHidden="0" w:uiPriority="32" w:unhideWhenUsed="0" w:qFormat="1"/>
+    <w:lsdException w:name="Book Title" w:semiHidden="0" w:uiPriority="33" w:unhideWhenUsed="0" w:qFormat="1"/>
+    <w:lsdException w:name="Bibliography" w:uiPriority="37"/>
+    <w:lsdException w:name="TOC Heading" w:uiPriority="39" w:qFormat="1"/>
+  </w:latentStyles>
+  <w:style w:type="paragraph" w:default="1" w:styleId="Normal">
+    <w:name w:val="Normal"/>
+    <w:qFormat/>
+  </w:style>
+  <w:style w:type="character" w:default="1" w:styleId="DefaultParagraphFont">
+    <w:name w:val="Default Paragraph Font"/>
+    <w:uiPriority w:val="1"/>
+    <w:semiHidden/>
+    <w:unhideWhenUsed/>
+  </w:style>
+  <w:style w:type="table" w:default="1" w:styleId="TableNormal">
+    <w:name w:val="Normal Table"/>
+    <w:uiPriority w:val="99"/>
+    <w:semiHidden/>
+    <w:unhideWhenUsed/>
+    <w:tblPr>
+      <w:tblInd w:w="0" w:type="dxa"/>
+      <w:tblCellMar>
+        <w:top w:w="0" w:type="dxa"/>
+        <w:left w:w="108" w:type="dxa"/>
+        <w:bottom w:w="0" w:type="dxa"/>
+        <w:right w:w="108" w:type="dxa"/>
+      </w:tblCellMar>
+    </w:tblPr>
+  </w:style>
+  <w:style w:type="numbering" w:default="1" w:styleId="NoList">
+    <w:name w:val="No List"/>
+    <w:uiPriority w:val="99"/>
+    <w:semiHidden/>
+    <w:unhideWhenUsed/>
+  </w:style>
+  <w:style w:type="character" w:styleId="PlaceholderText">
+    <w:name w:val="Placeholder Text"/>
+    <w:basedOn w:val="DefaultParagraphFont"/>
+    <w:uiPriority w:val="99"/>
+    <w:semiHidden/>
+    <w:rsid w:val="007E2BBF"/>
+    <w:rPr>
+      <w:color w:val="808080"/>
+    </w:rPr>
+  </w:style>
+</w:styles>
+</file>
+
+<file path=word/glossary/webSettings.xml><?xml version="1.0" encoding="utf-8"?>
+<w:webSettings xmlns:mc="http://schemas.openxmlformats.org/markup-compatibility/2006" xmlns:r="http://schemas.openxmlformats.org/officeDocument/2006/relationships" xmlns:w="http://schemas.openxmlformats.org/wordprocessingml/2006/main" xmlns:w14="http://schemas.microsoft.com/office/word/2010/wordml" mc:Ignorable="w14">
+  <w:optimizeForBrowser/>
+  <w:allowPNG/>
+</w:webSettings>
 </file>
 
 <file path=word/theme/theme1.xml><?xml version="1.0" encoding="utf-8"?>
@@ -24218,7 +26107,7 @@
 </file>
 
 <file path=customXml/itemProps1.xml><?xml version="1.0" encoding="utf-8"?>
-<ds:datastoreItem xmlns:ds="http://schemas.openxmlformats.org/officeDocument/2006/customXml" ds:itemID="{6819FB02-A987-4F41-BFCB-4A2E450AE479}">
+<ds:datastoreItem xmlns:ds="http://schemas.openxmlformats.org/officeDocument/2006/customXml" ds:itemID="{D0F5AF81-B890-493E-B704-64568911B6D4}">
   <ds:schemaRefs>
     <ds:schemaRef ds:uri="http://schemas.openxmlformats.org/officeDocument/2006/bibliography"/>
   </ds:schemaRefs>

--- a/FTN_МSc_Luka_Ušljebrka.docx
+++ b/FTN_МSc_Luka_Ušljebrka.docx
@@ -72,7 +72,7 @@
                 <v:shape id="_x0000_i1025" type="#_x0000_t75" style="width:63.35pt;height:64.65pt" o:ole="" fillcolor="window">
                   <v:imagedata r:id="rId9" o:title=""/>
                 </v:shape>
-                <o:OLEObject Type="Embed" ProgID="CorelDraw.Graphic.7" ShapeID="_x0000_i1025" DrawAspect="Content" ObjectID="_1837428806" r:id="rId10"/>
+                <o:OLEObject Type="Embed" ProgID="CorelDraw.Graphic.7" ShapeID="_x0000_i1025" DrawAspect="Content" ObjectID="_1837624044" r:id="rId10"/>
               </w:object>
             </w:r>
           </w:p>
@@ -711,13 +711,38 @@
                 <w:sz w:val="18"/>
               </w:rPr>
             </w:pPr>
+            <w:proofErr w:type="spellStart"/>
             <w:r>
               <w:rPr>
                 <w:rFonts w:ascii="Arial" w:hAnsi="Arial"/>
                 <w:sz w:val="18"/>
               </w:rPr>
               <w:lastRenderedPageBreak/>
-              <w:t xml:space="preserve">Редни број, </w:t>
+              <w:t>Редни</w:t>
+            </w:r>
+            <w:proofErr w:type="spellEnd"/>
+            <w:r>
+              <w:rPr>
+                <w:rFonts w:ascii="Arial" w:hAnsi="Arial"/>
+                <w:sz w:val="18"/>
+              </w:rPr>
+              <w:t xml:space="preserve"> </w:t>
+            </w:r>
+            <w:proofErr w:type="spellStart"/>
+            <w:r>
+              <w:rPr>
+                <w:rFonts w:ascii="Arial" w:hAnsi="Arial"/>
+                <w:sz w:val="18"/>
+              </w:rPr>
+              <w:t>број</w:t>
+            </w:r>
+            <w:proofErr w:type="spellEnd"/>
+            <w:r>
+              <w:rPr>
+                <w:rFonts w:ascii="Arial" w:hAnsi="Arial"/>
+                <w:sz w:val="18"/>
+              </w:rPr>
+              <w:t xml:space="preserve">, </w:t>
             </w:r>
             <w:r>
               <w:rPr>
@@ -778,12 +803,37 @@
                 <w:sz w:val="18"/>
               </w:rPr>
             </w:pPr>
-            <w:r>
-              <w:rPr>
-                <w:rFonts w:ascii="Arial" w:hAnsi="Arial"/>
-                <w:sz w:val="18"/>
-              </w:rPr>
-              <w:t xml:space="preserve">Идентификациони број, </w:t>
+            <w:proofErr w:type="spellStart"/>
+            <w:r>
+              <w:rPr>
+                <w:rFonts w:ascii="Arial" w:hAnsi="Arial"/>
+                <w:sz w:val="18"/>
+              </w:rPr>
+              <w:t>Идентификациони</w:t>
+            </w:r>
+            <w:proofErr w:type="spellEnd"/>
+            <w:r>
+              <w:rPr>
+                <w:rFonts w:ascii="Arial" w:hAnsi="Arial"/>
+                <w:sz w:val="18"/>
+              </w:rPr>
+              <w:t xml:space="preserve"> </w:t>
+            </w:r>
+            <w:proofErr w:type="spellStart"/>
+            <w:r>
+              <w:rPr>
+                <w:rFonts w:ascii="Arial" w:hAnsi="Arial"/>
+                <w:sz w:val="18"/>
+              </w:rPr>
+              <w:t>број</w:t>
+            </w:r>
+            <w:proofErr w:type="spellEnd"/>
+            <w:r>
+              <w:rPr>
+                <w:rFonts w:ascii="Arial" w:hAnsi="Arial"/>
+                <w:sz w:val="18"/>
+              </w:rPr>
+              <w:t xml:space="preserve">, </w:t>
             </w:r>
             <w:r>
               <w:rPr>
@@ -844,12 +894,37 @@
                 <w:sz w:val="18"/>
               </w:rPr>
             </w:pPr>
-            <w:r>
-              <w:rPr>
-                <w:rFonts w:ascii="Arial" w:hAnsi="Arial"/>
-                <w:sz w:val="18"/>
-              </w:rPr>
-              <w:t xml:space="preserve">Тип документације, </w:t>
+            <w:proofErr w:type="spellStart"/>
+            <w:r>
+              <w:rPr>
+                <w:rFonts w:ascii="Arial" w:hAnsi="Arial"/>
+                <w:sz w:val="18"/>
+              </w:rPr>
+              <w:t>Тип</w:t>
+            </w:r>
+            <w:proofErr w:type="spellEnd"/>
+            <w:r>
+              <w:rPr>
+                <w:rFonts w:ascii="Arial" w:hAnsi="Arial"/>
+                <w:sz w:val="18"/>
+              </w:rPr>
+              <w:t xml:space="preserve"> </w:t>
+            </w:r>
+            <w:proofErr w:type="spellStart"/>
+            <w:r>
+              <w:rPr>
+                <w:rFonts w:ascii="Arial" w:hAnsi="Arial"/>
+                <w:sz w:val="18"/>
+              </w:rPr>
+              <w:t>документације</w:t>
+            </w:r>
+            <w:proofErr w:type="spellEnd"/>
+            <w:r>
+              <w:rPr>
+                <w:rFonts w:ascii="Arial" w:hAnsi="Arial"/>
+                <w:sz w:val="18"/>
+              </w:rPr>
+              <w:t xml:space="preserve">, </w:t>
             </w:r>
             <w:r>
               <w:rPr>
@@ -885,6 +960,7 @@
                 <w:sz w:val="18"/>
               </w:rPr>
             </w:pPr>
+            <w:proofErr w:type="spellStart"/>
             <w:r>
               <w:rPr>
                 <w:rFonts w:ascii="Arial" w:hAnsi="Arial" w:hint="cs"/>
@@ -892,6 +968,7 @@
               </w:rPr>
               <w:t>Монографска</w:t>
             </w:r>
+            <w:proofErr w:type="spellEnd"/>
             <w:r>
               <w:rPr>
                 <w:rFonts w:ascii="Arial" w:hAnsi="Arial"/>
@@ -899,6 +976,7 @@
               </w:rPr>
               <w:t xml:space="preserve"> </w:t>
             </w:r>
+            <w:proofErr w:type="spellStart"/>
             <w:r>
               <w:rPr>
                 <w:rFonts w:ascii="Arial" w:hAnsi="Arial" w:hint="cs"/>
@@ -906,6 +984,7 @@
               </w:rPr>
               <w:t>документација</w:t>
             </w:r>
+            <w:proofErr w:type="spellEnd"/>
           </w:p>
         </w:tc>
       </w:tr>
@@ -931,12 +1010,37 @@
                 <w:sz w:val="18"/>
               </w:rPr>
             </w:pPr>
-            <w:r>
-              <w:rPr>
-                <w:rFonts w:ascii="Arial" w:hAnsi="Arial"/>
-                <w:sz w:val="18"/>
-              </w:rPr>
-              <w:t xml:space="preserve">Тип записа, </w:t>
+            <w:proofErr w:type="spellStart"/>
+            <w:r>
+              <w:rPr>
+                <w:rFonts w:ascii="Arial" w:hAnsi="Arial"/>
+                <w:sz w:val="18"/>
+              </w:rPr>
+              <w:t>Тип</w:t>
+            </w:r>
+            <w:proofErr w:type="spellEnd"/>
+            <w:r>
+              <w:rPr>
+                <w:rFonts w:ascii="Arial" w:hAnsi="Arial"/>
+                <w:sz w:val="18"/>
+              </w:rPr>
+              <w:t xml:space="preserve"> </w:t>
+            </w:r>
+            <w:proofErr w:type="spellStart"/>
+            <w:r>
+              <w:rPr>
+                <w:rFonts w:ascii="Arial" w:hAnsi="Arial"/>
+                <w:sz w:val="18"/>
+              </w:rPr>
+              <w:t>записа</w:t>
+            </w:r>
+            <w:proofErr w:type="spellEnd"/>
+            <w:r>
+              <w:rPr>
+                <w:rFonts w:ascii="Arial" w:hAnsi="Arial"/>
+                <w:sz w:val="18"/>
+              </w:rPr>
+              <w:t xml:space="preserve">, </w:t>
             </w:r>
             <w:r>
               <w:rPr>
@@ -972,6 +1076,7 @@
                 <w:sz w:val="18"/>
               </w:rPr>
             </w:pPr>
+            <w:proofErr w:type="spellStart"/>
             <w:r>
               <w:rPr>
                 <w:rFonts w:ascii="Arial" w:hAnsi="Arial" w:hint="cs"/>
@@ -979,6 +1084,7 @@
               </w:rPr>
               <w:t>Текстуални</w:t>
             </w:r>
+            <w:proofErr w:type="spellEnd"/>
             <w:r>
               <w:rPr>
                 <w:rFonts w:ascii="Arial" w:hAnsi="Arial"/>
@@ -986,6 +1092,7 @@
               </w:rPr>
               <w:t xml:space="preserve"> </w:t>
             </w:r>
+            <w:proofErr w:type="spellStart"/>
             <w:r>
               <w:rPr>
                 <w:rFonts w:ascii="Arial" w:hAnsi="Arial" w:hint="cs"/>
@@ -993,6 +1100,7 @@
               </w:rPr>
               <w:t>штампани</w:t>
             </w:r>
+            <w:proofErr w:type="spellEnd"/>
             <w:r>
               <w:rPr>
                 <w:rFonts w:ascii="Arial" w:hAnsi="Arial"/>
@@ -1000,6 +1108,7 @@
               </w:rPr>
               <w:t xml:space="preserve"> </w:t>
             </w:r>
+            <w:proofErr w:type="spellStart"/>
             <w:r>
               <w:rPr>
                 <w:rFonts w:ascii="Arial" w:hAnsi="Arial" w:hint="cs"/>
@@ -1007,6 +1116,7 @@
               </w:rPr>
               <w:t>материјал</w:t>
             </w:r>
+            <w:proofErr w:type="spellEnd"/>
           </w:p>
         </w:tc>
       </w:tr>
@@ -1032,12 +1142,37 @@
                 <w:sz w:val="18"/>
               </w:rPr>
             </w:pPr>
-            <w:r>
-              <w:rPr>
-                <w:rFonts w:ascii="Arial" w:hAnsi="Arial"/>
-                <w:sz w:val="18"/>
-              </w:rPr>
-              <w:t xml:space="preserve">Врста рада, </w:t>
+            <w:proofErr w:type="spellStart"/>
+            <w:r>
+              <w:rPr>
+                <w:rFonts w:ascii="Arial" w:hAnsi="Arial"/>
+                <w:sz w:val="18"/>
+              </w:rPr>
+              <w:t>Врста</w:t>
+            </w:r>
+            <w:proofErr w:type="spellEnd"/>
+            <w:r>
+              <w:rPr>
+                <w:rFonts w:ascii="Arial" w:hAnsi="Arial"/>
+                <w:sz w:val="18"/>
+              </w:rPr>
+              <w:t xml:space="preserve"> </w:t>
+            </w:r>
+            <w:proofErr w:type="spellStart"/>
+            <w:r>
+              <w:rPr>
+                <w:rFonts w:ascii="Arial" w:hAnsi="Arial"/>
+                <w:sz w:val="18"/>
+              </w:rPr>
+              <w:t>рада</w:t>
+            </w:r>
+            <w:proofErr w:type="spellEnd"/>
+            <w:r>
+              <w:rPr>
+                <w:rFonts w:ascii="Arial" w:hAnsi="Arial"/>
+                <w:sz w:val="18"/>
+              </w:rPr>
+              <w:t xml:space="preserve">, </w:t>
             </w:r>
             <w:r>
               <w:rPr>
@@ -1114,12 +1249,21 @@
                 <w:sz w:val="18"/>
               </w:rPr>
             </w:pPr>
-            <w:r>
-              <w:rPr>
-                <w:rFonts w:ascii="Arial" w:hAnsi="Arial"/>
-                <w:sz w:val="18"/>
-              </w:rPr>
-              <w:t xml:space="preserve">Аутор, </w:t>
+            <w:proofErr w:type="spellStart"/>
+            <w:r>
+              <w:rPr>
+                <w:rFonts w:ascii="Arial" w:hAnsi="Arial"/>
+                <w:sz w:val="18"/>
+              </w:rPr>
+              <w:t>Аутор</w:t>
+            </w:r>
+            <w:proofErr w:type="spellEnd"/>
+            <w:r>
+              <w:rPr>
+                <w:rFonts w:ascii="Arial" w:hAnsi="Arial"/>
+                <w:sz w:val="18"/>
+              </w:rPr>
+              <w:t xml:space="preserve">, </w:t>
             </w:r>
             <w:r>
               <w:rPr>
@@ -1189,12 +1333,21 @@
                 <w:sz w:val="18"/>
               </w:rPr>
             </w:pPr>
-            <w:r>
-              <w:rPr>
-                <w:rFonts w:ascii="Arial" w:hAnsi="Arial"/>
-                <w:sz w:val="18"/>
-              </w:rPr>
-              <w:t xml:space="preserve">Ментор, </w:t>
+            <w:proofErr w:type="spellStart"/>
+            <w:r>
+              <w:rPr>
+                <w:rFonts w:ascii="Arial" w:hAnsi="Arial"/>
+                <w:sz w:val="18"/>
+              </w:rPr>
+              <w:t>Ментор</w:t>
+            </w:r>
+            <w:proofErr w:type="spellEnd"/>
+            <w:r>
+              <w:rPr>
+                <w:rFonts w:ascii="Arial" w:hAnsi="Arial"/>
+                <w:sz w:val="18"/>
+              </w:rPr>
+              <w:t xml:space="preserve">, </w:t>
             </w:r>
             <w:r>
               <w:rPr>
@@ -1280,12 +1433,37 @@
                 <w:sz w:val="18"/>
               </w:rPr>
             </w:pPr>
-            <w:r>
-              <w:rPr>
-                <w:rFonts w:ascii="Arial" w:hAnsi="Arial"/>
-                <w:sz w:val="18"/>
-              </w:rPr>
-              <w:t xml:space="preserve">Наслов рада, </w:t>
+            <w:proofErr w:type="spellStart"/>
+            <w:r>
+              <w:rPr>
+                <w:rFonts w:ascii="Arial" w:hAnsi="Arial"/>
+                <w:sz w:val="18"/>
+              </w:rPr>
+              <w:t>Наслов</w:t>
+            </w:r>
+            <w:proofErr w:type="spellEnd"/>
+            <w:r>
+              <w:rPr>
+                <w:rFonts w:ascii="Arial" w:hAnsi="Arial"/>
+                <w:sz w:val="18"/>
+              </w:rPr>
+              <w:t xml:space="preserve"> </w:t>
+            </w:r>
+            <w:proofErr w:type="spellStart"/>
+            <w:r>
+              <w:rPr>
+                <w:rFonts w:ascii="Arial" w:hAnsi="Arial"/>
+                <w:sz w:val="18"/>
+              </w:rPr>
+              <w:t>рада</w:t>
+            </w:r>
+            <w:proofErr w:type="spellEnd"/>
+            <w:r>
+              <w:rPr>
+                <w:rFonts w:ascii="Arial" w:hAnsi="Arial"/>
+                <w:sz w:val="18"/>
+              </w:rPr>
+              <w:t xml:space="preserve">, </w:t>
             </w:r>
             <w:r>
               <w:rPr>
@@ -1408,12 +1586,37 @@
                 <w:sz w:val="18"/>
               </w:rPr>
             </w:pPr>
-            <w:r>
-              <w:rPr>
-                <w:rFonts w:ascii="Arial" w:hAnsi="Arial"/>
-                <w:sz w:val="18"/>
-              </w:rPr>
-              <w:t xml:space="preserve">Језик публикације, </w:t>
+            <w:proofErr w:type="spellStart"/>
+            <w:r>
+              <w:rPr>
+                <w:rFonts w:ascii="Arial" w:hAnsi="Arial"/>
+                <w:sz w:val="18"/>
+              </w:rPr>
+              <w:t>Језик</w:t>
+            </w:r>
+            <w:proofErr w:type="spellEnd"/>
+            <w:r>
+              <w:rPr>
+                <w:rFonts w:ascii="Arial" w:hAnsi="Arial"/>
+                <w:sz w:val="18"/>
+              </w:rPr>
+              <w:t xml:space="preserve"> </w:t>
+            </w:r>
+            <w:proofErr w:type="spellStart"/>
+            <w:r>
+              <w:rPr>
+                <w:rFonts w:ascii="Arial" w:hAnsi="Arial"/>
+                <w:sz w:val="18"/>
+              </w:rPr>
+              <w:t>публикације</w:t>
+            </w:r>
+            <w:proofErr w:type="spellEnd"/>
+            <w:r>
+              <w:rPr>
+                <w:rFonts w:ascii="Arial" w:hAnsi="Arial"/>
+                <w:sz w:val="18"/>
+              </w:rPr>
+              <w:t xml:space="preserve">, </w:t>
             </w:r>
             <w:r>
               <w:rPr>
@@ -1449,6 +1652,7 @@
                 <w:sz w:val="18"/>
               </w:rPr>
             </w:pPr>
+            <w:proofErr w:type="spellStart"/>
             <w:r>
               <w:rPr>
                 <w:rFonts w:ascii="Arial" w:hAnsi="Arial" w:hint="cs"/>
@@ -1456,6 +1660,7 @@
               </w:rPr>
               <w:t>Српски</w:t>
             </w:r>
+            <w:proofErr w:type="spellEnd"/>
             <w:r>
               <w:rPr>
                 <w:rFonts w:ascii="Arial" w:hAnsi="Arial"/>
@@ -1463,6 +1668,7 @@
               </w:rPr>
               <w:t xml:space="preserve"> / </w:t>
             </w:r>
+            <w:proofErr w:type="spellStart"/>
             <w:r>
               <w:rPr>
                 <w:rFonts w:ascii="Arial" w:hAnsi="Arial" w:hint="cs"/>
@@ -1470,6 +1676,7 @@
               </w:rPr>
               <w:t>ћирилица</w:t>
             </w:r>
+            <w:proofErr w:type="spellEnd"/>
           </w:p>
         </w:tc>
       </w:tr>
@@ -1495,12 +1702,37 @@
                 <w:sz w:val="18"/>
               </w:rPr>
             </w:pPr>
-            <w:r>
-              <w:rPr>
-                <w:rFonts w:ascii="Arial" w:hAnsi="Arial"/>
-                <w:sz w:val="18"/>
-              </w:rPr>
-              <w:t xml:space="preserve">Језик извода, </w:t>
+            <w:proofErr w:type="spellStart"/>
+            <w:r>
+              <w:rPr>
+                <w:rFonts w:ascii="Arial" w:hAnsi="Arial"/>
+                <w:sz w:val="18"/>
+              </w:rPr>
+              <w:t>Језик</w:t>
+            </w:r>
+            <w:proofErr w:type="spellEnd"/>
+            <w:r>
+              <w:rPr>
+                <w:rFonts w:ascii="Arial" w:hAnsi="Arial"/>
+                <w:sz w:val="18"/>
+              </w:rPr>
+              <w:t xml:space="preserve"> </w:t>
+            </w:r>
+            <w:proofErr w:type="spellStart"/>
+            <w:r>
+              <w:rPr>
+                <w:rFonts w:ascii="Arial" w:hAnsi="Arial"/>
+                <w:sz w:val="18"/>
+              </w:rPr>
+              <w:t>извода</w:t>
+            </w:r>
+            <w:proofErr w:type="spellEnd"/>
+            <w:r>
+              <w:rPr>
+                <w:rFonts w:ascii="Arial" w:hAnsi="Arial"/>
+                <w:sz w:val="18"/>
+              </w:rPr>
+              <w:t xml:space="preserve">, </w:t>
             </w:r>
             <w:r>
               <w:rPr>
@@ -1536,6 +1768,7 @@
                 <w:sz w:val="18"/>
               </w:rPr>
             </w:pPr>
+            <w:proofErr w:type="spellStart"/>
             <w:r>
               <w:rPr>
                 <w:rFonts w:ascii="Arial" w:hAnsi="Arial" w:hint="cs"/>
@@ -1543,6 +1776,7 @@
               </w:rPr>
               <w:t>Српски</w:t>
             </w:r>
+            <w:proofErr w:type="spellEnd"/>
           </w:p>
         </w:tc>
       </w:tr>
@@ -1568,6 +1802,7 @@
                 <w:sz w:val="18"/>
               </w:rPr>
             </w:pPr>
+            <w:proofErr w:type="spellStart"/>
             <w:r>
               <w:rPr>
                 <w:rFonts w:ascii="Arial" w:hAnsi="Arial"/>
@@ -1575,6 +1810,7 @@
               </w:rPr>
               <w:t>Зем</w:t>
             </w:r>
+            <w:proofErr w:type="spellEnd"/>
             <w:r>
               <w:rPr>
                 <w:rFonts w:ascii="Arial" w:hAnsi="Arial"/>
@@ -1588,8 +1824,17 @@
                 <w:rFonts w:ascii="Arial" w:hAnsi="Arial"/>
                 <w:sz w:val="18"/>
               </w:rPr>
-              <w:t>а публикова</w:t>
-            </w:r>
+              <w:t xml:space="preserve">а </w:t>
+            </w:r>
+            <w:proofErr w:type="spellStart"/>
+            <w:r>
+              <w:rPr>
+                <w:rFonts w:ascii="Arial" w:hAnsi="Arial"/>
+                <w:sz w:val="18"/>
+              </w:rPr>
+              <w:t>публикова</w:t>
+            </w:r>
+            <w:proofErr w:type="spellEnd"/>
             <w:r>
               <w:rPr>
                 <w:rFonts w:ascii="Arial" w:hAnsi="Arial"/>
@@ -1639,6 +1884,7 @@
                 <w:sz w:val="18"/>
               </w:rPr>
             </w:pPr>
+            <w:proofErr w:type="spellStart"/>
             <w:r>
               <w:rPr>
                 <w:rFonts w:ascii="Arial" w:hAnsi="Arial" w:hint="cs"/>
@@ -1646,6 +1892,7 @@
               </w:rPr>
               <w:t>Република</w:t>
             </w:r>
+            <w:proofErr w:type="spellEnd"/>
             <w:r>
               <w:rPr>
                 <w:rFonts w:ascii="Arial" w:hAnsi="Arial"/>
@@ -1653,6 +1900,7 @@
               </w:rPr>
               <w:t xml:space="preserve"> </w:t>
             </w:r>
+            <w:proofErr w:type="spellStart"/>
             <w:r>
               <w:rPr>
                 <w:rFonts w:ascii="Arial" w:hAnsi="Arial" w:hint="cs"/>
@@ -1660,6 +1908,7 @@
               </w:rPr>
               <w:t>Србија</w:t>
             </w:r>
+            <w:proofErr w:type="spellEnd"/>
           </w:p>
         </w:tc>
       </w:tr>
@@ -1705,8 +1954,33 @@
                 <w:rFonts w:ascii="Arial" w:hAnsi="Arial"/>
                 <w:sz w:val="18"/>
               </w:rPr>
-              <w:t>е географско подру</w:t>
-            </w:r>
+              <w:t xml:space="preserve">е </w:t>
+            </w:r>
+            <w:proofErr w:type="spellStart"/>
+            <w:r>
+              <w:rPr>
+                <w:rFonts w:ascii="Arial" w:hAnsi="Arial"/>
+                <w:sz w:val="18"/>
+              </w:rPr>
+              <w:t>географско</w:t>
+            </w:r>
+            <w:proofErr w:type="spellEnd"/>
+            <w:r>
+              <w:rPr>
+                <w:rFonts w:ascii="Arial" w:hAnsi="Arial"/>
+                <w:sz w:val="18"/>
+              </w:rPr>
+              <w:t xml:space="preserve"> </w:t>
+            </w:r>
+            <w:proofErr w:type="spellStart"/>
+            <w:r>
+              <w:rPr>
+                <w:rFonts w:ascii="Arial" w:hAnsi="Arial"/>
+                <w:sz w:val="18"/>
+              </w:rPr>
+              <w:t>подру</w:t>
+            </w:r>
+            <w:proofErr w:type="spellEnd"/>
             <w:r>
               <w:rPr>
                 <w:rFonts w:ascii="Arial" w:hAnsi="Arial"/>
@@ -1715,12 +1989,21 @@
               </w:rPr>
               <w:t>ч</w:t>
             </w:r>
-            <w:r>
-              <w:rPr>
-                <w:rFonts w:ascii="Arial" w:hAnsi="Arial"/>
-                <w:sz w:val="18"/>
-              </w:rPr>
-              <w:t xml:space="preserve">је, </w:t>
+            <w:proofErr w:type="spellStart"/>
+            <w:r>
+              <w:rPr>
+                <w:rFonts w:ascii="Arial" w:hAnsi="Arial"/>
+                <w:sz w:val="18"/>
+              </w:rPr>
+              <w:t>је</w:t>
+            </w:r>
+            <w:proofErr w:type="spellEnd"/>
+            <w:r>
+              <w:rPr>
+                <w:rFonts w:ascii="Arial" w:hAnsi="Arial"/>
+                <w:sz w:val="18"/>
+              </w:rPr>
+              <w:t xml:space="preserve">, </w:t>
             </w:r>
             <w:r>
               <w:rPr>
@@ -1770,6 +2053,7 @@
               </w:rPr>
               <w:t xml:space="preserve"> </w:t>
             </w:r>
+            <w:proofErr w:type="spellStart"/>
             <w:r>
               <w:rPr>
                 <w:rFonts w:ascii="Arial" w:hAnsi="Arial" w:hint="cs"/>
@@ -1777,6 +2061,7 @@
               </w:rPr>
               <w:t>Војводина</w:t>
             </w:r>
+            <w:proofErr w:type="spellEnd"/>
           </w:p>
         </w:tc>
       </w:tr>
@@ -1802,12 +2087,21 @@
                 <w:sz w:val="18"/>
               </w:rPr>
             </w:pPr>
-            <w:r>
-              <w:rPr>
-                <w:rFonts w:ascii="Arial" w:hAnsi="Arial"/>
-                <w:sz w:val="18"/>
-              </w:rPr>
-              <w:t xml:space="preserve">Година, </w:t>
+            <w:proofErr w:type="spellStart"/>
+            <w:r>
+              <w:rPr>
+                <w:rFonts w:ascii="Arial" w:hAnsi="Arial"/>
+                <w:sz w:val="18"/>
+              </w:rPr>
+              <w:t>Година</w:t>
+            </w:r>
+            <w:proofErr w:type="spellEnd"/>
+            <w:r>
+              <w:rPr>
+                <w:rFonts w:ascii="Arial" w:hAnsi="Arial"/>
+                <w:sz w:val="18"/>
+              </w:rPr>
+              <w:t xml:space="preserve">, </w:t>
             </w:r>
             <w:r>
               <w:rPr>
@@ -1877,6 +2171,7 @@
                 <w:sz w:val="18"/>
               </w:rPr>
             </w:pPr>
+            <w:proofErr w:type="spellStart"/>
             <w:r>
               <w:rPr>
                 <w:rFonts w:ascii="Arial" w:hAnsi="Arial"/>
@@ -1884,6 +2179,7 @@
               </w:rPr>
               <w:t>Издава</w:t>
             </w:r>
+            <w:proofErr w:type="spellEnd"/>
             <w:r>
               <w:rPr>
                 <w:rFonts w:ascii="Arial" w:hAnsi="Arial"/>
@@ -1933,6 +2229,7 @@
                 <w:sz w:val="18"/>
               </w:rPr>
             </w:pPr>
+            <w:proofErr w:type="spellStart"/>
             <w:r>
               <w:rPr>
                 <w:rFonts w:ascii="Arial" w:hAnsi="Arial" w:hint="cs"/>
@@ -1940,6 +2237,7 @@
               </w:rPr>
               <w:t>Ауторски</w:t>
             </w:r>
+            <w:proofErr w:type="spellEnd"/>
             <w:r>
               <w:rPr>
                 <w:rFonts w:ascii="Arial" w:hAnsi="Arial"/>
@@ -1947,6 +2245,7 @@
               </w:rPr>
               <w:t xml:space="preserve"> </w:t>
             </w:r>
+            <w:proofErr w:type="spellStart"/>
             <w:r>
               <w:rPr>
                 <w:rFonts w:ascii="Arial" w:hAnsi="Arial" w:hint="cs"/>
@@ -1954,6 +2253,7 @@
               </w:rPr>
               <w:t>репринт</w:t>
             </w:r>
+            <w:proofErr w:type="spellEnd"/>
           </w:p>
         </w:tc>
       </w:tr>
@@ -1979,12 +2279,37 @@
                 <w:sz w:val="18"/>
               </w:rPr>
             </w:pPr>
-            <w:r>
-              <w:rPr>
-                <w:rFonts w:ascii="Arial" w:hAnsi="Arial"/>
-                <w:sz w:val="18"/>
-              </w:rPr>
-              <w:t xml:space="preserve">Место и адреса, </w:t>
+            <w:proofErr w:type="spellStart"/>
+            <w:r>
+              <w:rPr>
+                <w:rFonts w:ascii="Arial" w:hAnsi="Arial"/>
+                <w:sz w:val="18"/>
+              </w:rPr>
+              <w:t>Место</w:t>
+            </w:r>
+            <w:proofErr w:type="spellEnd"/>
+            <w:r>
+              <w:rPr>
+                <w:rFonts w:ascii="Arial" w:hAnsi="Arial"/>
+                <w:sz w:val="18"/>
+              </w:rPr>
+              <w:t xml:space="preserve"> и </w:t>
+            </w:r>
+            <w:proofErr w:type="spellStart"/>
+            <w:r>
+              <w:rPr>
+                <w:rFonts w:ascii="Arial" w:hAnsi="Arial"/>
+                <w:sz w:val="18"/>
+              </w:rPr>
+              <w:t>адреса</w:t>
+            </w:r>
+            <w:proofErr w:type="spellEnd"/>
+            <w:r>
+              <w:rPr>
+                <w:rFonts w:ascii="Arial" w:hAnsi="Arial"/>
+                <w:sz w:val="18"/>
+              </w:rPr>
+              <w:t xml:space="preserve">, </w:t>
             </w:r>
             <w:r>
               <w:rPr>
@@ -2020,6 +2345,7 @@
                 <w:sz w:val="18"/>
               </w:rPr>
             </w:pPr>
+            <w:proofErr w:type="spellStart"/>
             <w:r>
               <w:rPr>
                 <w:rFonts w:ascii="Arial" w:hAnsi="Arial" w:hint="cs"/>
@@ -2027,6 +2353,7 @@
               </w:rPr>
               <w:t>Нови</w:t>
             </w:r>
+            <w:proofErr w:type="spellEnd"/>
             <w:r>
               <w:rPr>
                 <w:rFonts w:ascii="Arial" w:hAnsi="Arial"/>
@@ -2034,6 +2361,7 @@
               </w:rPr>
               <w:t xml:space="preserve"> </w:t>
             </w:r>
+            <w:proofErr w:type="spellStart"/>
             <w:r>
               <w:rPr>
                 <w:rFonts w:ascii="Arial" w:hAnsi="Arial" w:hint="cs"/>
@@ -2041,6 +2369,7 @@
               </w:rPr>
               <w:t>Сад</w:t>
             </w:r>
+            <w:proofErr w:type="spellEnd"/>
             <w:r>
               <w:rPr>
                 <w:rFonts w:ascii="Arial" w:hAnsi="Arial"/>
@@ -2056,6 +2385,7 @@
               </w:rPr>
               <w:t xml:space="preserve"> </w:t>
             </w:r>
+            <w:proofErr w:type="spellStart"/>
             <w:r>
               <w:rPr>
                 <w:rFonts w:ascii="Arial" w:hAnsi="Arial" w:hint="cs"/>
@@ -2063,6 +2393,7 @@
               </w:rPr>
               <w:t>Трг</w:t>
             </w:r>
+            <w:proofErr w:type="spellEnd"/>
             <w:r>
               <w:rPr>
                 <w:rFonts w:ascii="Arial" w:hAnsi="Arial"/>
@@ -2070,6 +2401,7 @@
               </w:rPr>
               <w:t xml:space="preserve"> </w:t>
             </w:r>
+            <w:proofErr w:type="spellStart"/>
             <w:r>
               <w:rPr>
                 <w:rFonts w:ascii="Arial" w:hAnsi="Arial" w:hint="cs"/>
@@ -2077,6 +2409,7 @@
               </w:rPr>
               <w:t>Доситеја</w:t>
             </w:r>
+            <w:proofErr w:type="spellEnd"/>
             <w:r>
               <w:rPr>
                 <w:rFonts w:ascii="Arial" w:hAnsi="Arial"/>
@@ -2084,6 +2417,7 @@
               </w:rPr>
               <w:t xml:space="preserve"> </w:t>
             </w:r>
+            <w:proofErr w:type="spellStart"/>
             <w:r>
               <w:rPr>
                 <w:rFonts w:ascii="Arial" w:hAnsi="Arial" w:hint="cs"/>
@@ -2091,6 +2425,7 @@
               </w:rPr>
               <w:t>Обрадовића</w:t>
             </w:r>
+            <w:proofErr w:type="spellEnd"/>
             <w:r>
               <w:rPr>
                 <w:rFonts w:ascii="Arial" w:hAnsi="Arial"/>
@@ -2123,6 +2458,7 @@
                 <w:sz w:val="20"/>
               </w:rPr>
             </w:pPr>
+            <w:proofErr w:type="spellStart"/>
             <w:r>
               <w:rPr>
                 <w:rFonts w:ascii="Arial" w:hAnsi="Arial"/>
@@ -2130,6 +2466,7 @@
               </w:rPr>
               <w:t>Физи</w:t>
             </w:r>
+            <w:proofErr w:type="spellEnd"/>
             <w:r>
               <w:rPr>
                 <w:rFonts w:ascii="Arial" w:hAnsi="Arial"/>
@@ -2138,12 +2475,53 @@
               </w:rPr>
               <w:t>ч</w:t>
             </w:r>
-            <w:r>
-              <w:rPr>
-                <w:rFonts w:ascii="Arial" w:hAnsi="Arial"/>
-                <w:sz w:val="18"/>
-              </w:rPr>
-              <w:t xml:space="preserve">ки опис рада, </w:t>
+            <w:proofErr w:type="spellStart"/>
+            <w:r>
+              <w:rPr>
+                <w:rFonts w:ascii="Arial" w:hAnsi="Arial"/>
+                <w:sz w:val="18"/>
+              </w:rPr>
+              <w:t>ки</w:t>
+            </w:r>
+            <w:proofErr w:type="spellEnd"/>
+            <w:r>
+              <w:rPr>
+                <w:rFonts w:ascii="Arial" w:hAnsi="Arial"/>
+                <w:sz w:val="18"/>
+              </w:rPr>
+              <w:t xml:space="preserve"> </w:t>
+            </w:r>
+            <w:proofErr w:type="spellStart"/>
+            <w:r>
+              <w:rPr>
+                <w:rFonts w:ascii="Arial" w:hAnsi="Arial"/>
+                <w:sz w:val="18"/>
+              </w:rPr>
+              <w:t>опис</w:t>
+            </w:r>
+            <w:proofErr w:type="spellEnd"/>
+            <w:r>
+              <w:rPr>
+                <w:rFonts w:ascii="Arial" w:hAnsi="Arial"/>
+                <w:sz w:val="18"/>
+              </w:rPr>
+              <w:t xml:space="preserve"> </w:t>
+            </w:r>
+            <w:proofErr w:type="spellStart"/>
+            <w:r>
+              <w:rPr>
+                <w:rFonts w:ascii="Arial" w:hAnsi="Arial"/>
+                <w:sz w:val="18"/>
+              </w:rPr>
+              <w:t>рада</w:t>
+            </w:r>
+            <w:proofErr w:type="spellEnd"/>
+            <w:r>
+              <w:rPr>
+                <w:rFonts w:ascii="Arial" w:hAnsi="Arial"/>
+                <w:sz w:val="18"/>
+              </w:rPr>
+              <w:t xml:space="preserve">, </w:t>
             </w:r>
             <w:r>
               <w:rPr>
@@ -2173,8 +2551,18 @@
                 <w:spacing w:val="-4"/>
                 <w:sz w:val="13"/>
               </w:rPr>
-              <w:t>(поглав</w:t>
-            </w:r>
+              <w:t>(</w:t>
+            </w:r>
+            <w:proofErr w:type="spellStart"/>
+            <w:r>
+              <w:rPr>
+                <w:rFonts w:ascii="Arial" w:hAnsi="Arial"/>
+                <w:spacing w:val="-4"/>
+                <w:sz w:val="13"/>
+              </w:rPr>
+              <w:t>поглав</w:t>
+            </w:r>
+            <w:proofErr w:type="spellEnd"/>
             <w:r>
               <w:rPr>
                 <w:rFonts w:ascii="Arial" w:hAnsi="Arial"/>
@@ -2190,7 +2578,97 @@
                 <w:spacing w:val="-4"/>
                 <w:sz w:val="13"/>
               </w:rPr>
-              <w:t>а/страна/цитата/табела/слика/графика/</w:t>
+              <w:t>а/</w:t>
+            </w:r>
+            <w:proofErr w:type="spellStart"/>
+            <w:r>
+              <w:rPr>
+                <w:rFonts w:ascii="Arial" w:hAnsi="Arial"/>
+                <w:spacing w:val="-4"/>
+                <w:sz w:val="13"/>
+              </w:rPr>
+              <w:t>страна</w:t>
+            </w:r>
+            <w:proofErr w:type="spellEnd"/>
+            <w:r>
+              <w:rPr>
+                <w:rFonts w:ascii="Arial" w:hAnsi="Arial"/>
+                <w:spacing w:val="-4"/>
+                <w:sz w:val="13"/>
+              </w:rPr>
+              <w:t>/</w:t>
+            </w:r>
+            <w:proofErr w:type="spellStart"/>
+            <w:r>
+              <w:rPr>
+                <w:rFonts w:ascii="Arial" w:hAnsi="Arial"/>
+                <w:spacing w:val="-4"/>
+                <w:sz w:val="13"/>
+              </w:rPr>
+              <w:t>цитата</w:t>
+            </w:r>
+            <w:proofErr w:type="spellEnd"/>
+            <w:r>
+              <w:rPr>
+                <w:rFonts w:ascii="Arial" w:hAnsi="Arial"/>
+                <w:spacing w:val="-4"/>
+                <w:sz w:val="13"/>
+              </w:rPr>
+              <w:t>/</w:t>
+            </w:r>
+            <w:proofErr w:type="spellStart"/>
+            <w:r>
+              <w:rPr>
+                <w:rFonts w:ascii="Arial" w:hAnsi="Arial"/>
+                <w:spacing w:val="-4"/>
+                <w:sz w:val="13"/>
+              </w:rPr>
+              <w:t>табела</w:t>
+            </w:r>
+            <w:proofErr w:type="spellEnd"/>
+            <w:r>
+              <w:rPr>
+                <w:rFonts w:ascii="Arial" w:hAnsi="Arial"/>
+                <w:spacing w:val="-4"/>
+                <w:sz w:val="13"/>
+              </w:rPr>
+              <w:t>/</w:t>
+            </w:r>
+            <w:proofErr w:type="spellStart"/>
+            <w:r>
+              <w:rPr>
+                <w:rFonts w:ascii="Arial" w:hAnsi="Arial"/>
+                <w:spacing w:val="-4"/>
+                <w:sz w:val="13"/>
+              </w:rPr>
+              <w:t>слика</w:t>
+            </w:r>
+            <w:proofErr w:type="spellEnd"/>
+            <w:r>
+              <w:rPr>
+                <w:rFonts w:ascii="Arial" w:hAnsi="Arial"/>
+                <w:spacing w:val="-4"/>
+                <w:sz w:val="13"/>
+              </w:rPr>
+              <w:t>/</w:t>
+            </w:r>
+            <w:proofErr w:type="spellStart"/>
+            <w:r>
+              <w:rPr>
+                <w:rFonts w:ascii="Arial" w:hAnsi="Arial"/>
+                <w:spacing w:val="-4"/>
+                <w:sz w:val="13"/>
+              </w:rPr>
+              <w:t>графика</w:t>
+            </w:r>
+            <w:proofErr w:type="spellEnd"/>
+            <w:r>
+              <w:rPr>
+                <w:rFonts w:ascii="Arial" w:hAnsi="Arial"/>
+                <w:spacing w:val="-4"/>
+                <w:sz w:val="13"/>
+              </w:rPr>
+              <w:t>/</w:t>
             </w:r>
             <w:r>
               <w:rPr>
@@ -2201,13 +2679,23 @@
               </w:rPr>
               <w:t>листинга/</w:t>
             </w:r>
+            <w:proofErr w:type="spellStart"/>
             <w:r>
               <w:rPr>
                 <w:rFonts w:ascii="Arial" w:hAnsi="Arial"/>
                 <w:spacing w:val="-4"/>
                 <w:sz w:val="13"/>
               </w:rPr>
-              <w:t>прилога)</w:t>
+              <w:t>прилога</w:t>
+            </w:r>
+            <w:proofErr w:type="spellEnd"/>
+            <w:r>
+              <w:rPr>
+                <w:rFonts w:ascii="Arial" w:hAnsi="Arial"/>
+                <w:spacing w:val="-4"/>
+                <w:sz w:val="13"/>
+              </w:rPr>
+              <w:t>)</w:t>
             </w:r>
           </w:p>
         </w:tc>
@@ -2279,6 +2767,7 @@
                 <w:sz w:val="18"/>
               </w:rPr>
             </w:pPr>
+            <w:proofErr w:type="spellStart"/>
             <w:r>
               <w:rPr>
                 <w:rFonts w:ascii="Arial" w:hAnsi="Arial"/>
@@ -2286,6 +2775,7 @@
               </w:rPr>
               <w:t>Нау</w:t>
             </w:r>
+            <w:proofErr w:type="spellEnd"/>
             <w:r>
               <w:rPr>
                 <w:rFonts w:ascii="Arial" w:hAnsi="Arial"/>
@@ -2294,12 +2784,37 @@
               </w:rPr>
               <w:t>ч</w:t>
             </w:r>
-            <w:r>
-              <w:rPr>
-                <w:rFonts w:ascii="Arial" w:hAnsi="Arial"/>
-                <w:sz w:val="18"/>
-              </w:rPr>
-              <w:t xml:space="preserve">на област, </w:t>
+            <w:proofErr w:type="spellStart"/>
+            <w:r>
+              <w:rPr>
+                <w:rFonts w:ascii="Arial" w:hAnsi="Arial"/>
+                <w:sz w:val="18"/>
+              </w:rPr>
+              <w:t>на</w:t>
+            </w:r>
+            <w:proofErr w:type="spellEnd"/>
+            <w:r>
+              <w:rPr>
+                <w:rFonts w:ascii="Arial" w:hAnsi="Arial"/>
+                <w:sz w:val="18"/>
+              </w:rPr>
+              <w:t xml:space="preserve"> </w:t>
+            </w:r>
+            <w:proofErr w:type="spellStart"/>
+            <w:r>
+              <w:rPr>
+                <w:rFonts w:ascii="Arial" w:hAnsi="Arial"/>
+                <w:sz w:val="18"/>
+              </w:rPr>
+              <w:t>област</w:t>
+            </w:r>
+            <w:proofErr w:type="spellEnd"/>
+            <w:r>
+              <w:rPr>
+                <w:rFonts w:ascii="Arial" w:hAnsi="Arial"/>
+                <w:sz w:val="18"/>
+              </w:rPr>
+              <w:t xml:space="preserve">, </w:t>
             </w:r>
             <w:r>
               <w:rPr>
@@ -2335,6 +2850,7 @@
                 <w:sz w:val="18"/>
               </w:rPr>
             </w:pPr>
+            <w:proofErr w:type="spellStart"/>
             <w:r>
               <w:rPr>
                 <w:rFonts w:ascii="Arial" w:hAnsi="Arial" w:hint="cs"/>
@@ -2342,6 +2858,7 @@
               </w:rPr>
               <w:t>Електротехничко</w:t>
             </w:r>
+            <w:proofErr w:type="spellEnd"/>
             <w:r>
               <w:rPr>
                 <w:rFonts w:ascii="Arial" w:hAnsi="Arial"/>
@@ -2363,6 +2880,7 @@
               </w:rPr>
               <w:t xml:space="preserve"> </w:t>
             </w:r>
+            <w:proofErr w:type="spellStart"/>
             <w:r>
               <w:rPr>
                 <w:rFonts w:ascii="Arial" w:hAnsi="Arial" w:hint="cs"/>
@@ -2370,6 +2888,7 @@
               </w:rPr>
               <w:t>рачунарско</w:t>
             </w:r>
+            <w:proofErr w:type="spellEnd"/>
             <w:r>
               <w:rPr>
                 <w:rFonts w:ascii="Arial" w:hAnsi="Arial"/>
@@ -2377,6 +2896,7 @@
               </w:rPr>
               <w:t xml:space="preserve"> </w:t>
             </w:r>
+            <w:proofErr w:type="spellStart"/>
             <w:r>
               <w:rPr>
                 <w:rFonts w:ascii="Arial" w:hAnsi="Arial" w:hint="cs"/>
@@ -2384,6 +2904,7 @@
               </w:rPr>
               <w:t>инжењерство</w:t>
             </w:r>
+            <w:proofErr w:type="spellEnd"/>
           </w:p>
         </w:tc>
       </w:tr>
@@ -2409,6 +2930,7 @@
                 <w:sz w:val="18"/>
               </w:rPr>
             </w:pPr>
+            <w:proofErr w:type="spellStart"/>
             <w:r>
               <w:rPr>
                 <w:rFonts w:ascii="Arial" w:hAnsi="Arial"/>
@@ -2416,6 +2938,7 @@
               </w:rPr>
               <w:t>Нау</w:t>
             </w:r>
+            <w:proofErr w:type="spellEnd"/>
             <w:r>
               <w:rPr>
                 <w:rFonts w:ascii="Arial" w:hAnsi="Arial"/>
@@ -2424,12 +2947,37 @@
               </w:rPr>
               <w:t>ч</w:t>
             </w:r>
-            <w:r>
-              <w:rPr>
-                <w:rFonts w:ascii="Arial" w:hAnsi="Arial"/>
-                <w:sz w:val="18"/>
-              </w:rPr>
-              <w:t xml:space="preserve">на дисциплина, </w:t>
+            <w:proofErr w:type="spellStart"/>
+            <w:r>
+              <w:rPr>
+                <w:rFonts w:ascii="Arial" w:hAnsi="Arial"/>
+                <w:sz w:val="18"/>
+              </w:rPr>
+              <w:t>на</w:t>
+            </w:r>
+            <w:proofErr w:type="spellEnd"/>
+            <w:r>
+              <w:rPr>
+                <w:rFonts w:ascii="Arial" w:hAnsi="Arial"/>
+                <w:sz w:val="18"/>
+              </w:rPr>
+              <w:t xml:space="preserve"> </w:t>
+            </w:r>
+            <w:proofErr w:type="spellStart"/>
+            <w:r>
+              <w:rPr>
+                <w:rFonts w:ascii="Arial" w:hAnsi="Arial"/>
+                <w:sz w:val="18"/>
+              </w:rPr>
+              <w:t>дисциплина</w:t>
+            </w:r>
+            <w:proofErr w:type="spellEnd"/>
+            <w:r>
+              <w:rPr>
+                <w:rFonts w:ascii="Arial" w:hAnsi="Arial"/>
+                <w:sz w:val="18"/>
+              </w:rPr>
+              <w:t xml:space="preserve">, </w:t>
             </w:r>
             <w:r>
               <w:rPr>
@@ -2465,6 +3013,7 @@
                 <w:sz w:val="18"/>
               </w:rPr>
             </w:pPr>
+            <w:proofErr w:type="spellStart"/>
             <w:r>
               <w:rPr>
                 <w:rFonts w:ascii="Arial" w:hAnsi="Arial" w:hint="cs"/>
@@ -2472,6 +3021,7 @@
               </w:rPr>
               <w:t>Примењене</w:t>
             </w:r>
+            <w:proofErr w:type="spellEnd"/>
             <w:r>
               <w:rPr>
                 <w:rFonts w:ascii="Arial" w:hAnsi="Arial"/>
@@ -2479,6 +3029,7 @@
               </w:rPr>
               <w:t xml:space="preserve"> </w:t>
             </w:r>
+            <w:proofErr w:type="spellStart"/>
             <w:r>
               <w:rPr>
                 <w:rFonts w:ascii="Arial" w:hAnsi="Arial" w:hint="cs"/>
@@ -2486,6 +3037,7 @@
               </w:rPr>
               <w:t>рачунарске</w:t>
             </w:r>
+            <w:proofErr w:type="spellEnd"/>
             <w:r>
               <w:rPr>
                 <w:rFonts w:ascii="Arial" w:hAnsi="Arial"/>
@@ -2493,6 +3045,7 @@
               </w:rPr>
               <w:t xml:space="preserve"> </w:t>
             </w:r>
+            <w:proofErr w:type="spellStart"/>
             <w:r>
               <w:rPr>
                 <w:rFonts w:ascii="Arial" w:hAnsi="Arial" w:hint="cs"/>
@@ -2500,6 +3053,7 @@
               </w:rPr>
               <w:t>науке</w:t>
             </w:r>
+            <w:proofErr w:type="spellEnd"/>
             <w:r>
               <w:rPr>
                 <w:rFonts w:ascii="Arial" w:hAnsi="Arial"/>
@@ -2521,6 +3075,7 @@
               </w:rPr>
               <w:t xml:space="preserve"> </w:t>
             </w:r>
+            <w:proofErr w:type="spellStart"/>
             <w:r>
               <w:rPr>
                 <w:rFonts w:ascii="Arial" w:hAnsi="Arial" w:hint="cs"/>
@@ -2528,6 +3083,7 @@
               </w:rPr>
               <w:t>информатика</w:t>
             </w:r>
+            <w:proofErr w:type="spellEnd"/>
           </w:p>
         </w:tc>
       </w:tr>
@@ -2554,19 +3110,47 @@
                 <w:sz w:val="18"/>
               </w:rPr>
             </w:pPr>
+            <w:proofErr w:type="spellStart"/>
             <w:r>
               <w:rPr>
                 <w:rFonts w:ascii="Arial" w:hAnsi="Arial"/>
                 <w:spacing w:val="-8"/>
                 <w:sz w:val="18"/>
               </w:rPr>
-              <w:t>Предметна одредница/К</w:t>
-            </w:r>
+              <w:t>Предметна</w:t>
+            </w:r>
+            <w:proofErr w:type="spellEnd"/>
             <w:r>
               <w:rPr>
                 <w:rFonts w:ascii="Arial" w:hAnsi="Arial"/>
                 <w:spacing w:val="-8"/>
                 <w:sz w:val="18"/>
+              </w:rPr>
+              <w:t xml:space="preserve"> </w:t>
+            </w:r>
+            <w:proofErr w:type="spellStart"/>
+            <w:r>
+              <w:rPr>
+                <w:rFonts w:ascii="Arial" w:hAnsi="Arial"/>
+                <w:spacing w:val="-8"/>
+                <w:sz w:val="18"/>
+              </w:rPr>
+              <w:t>одредница</w:t>
+            </w:r>
+            <w:proofErr w:type="spellEnd"/>
+            <w:r>
+              <w:rPr>
+                <w:rFonts w:ascii="Arial" w:hAnsi="Arial"/>
+                <w:spacing w:val="-8"/>
+                <w:sz w:val="18"/>
+              </w:rPr>
+              <w:t>/К</w:t>
+            </w:r>
+            <w:r>
+              <w:rPr>
+                <w:rFonts w:ascii="Arial" w:hAnsi="Arial"/>
+                <w:spacing w:val="-8"/>
+                <w:sz w:val="18"/>
                 <w:lang w:val="sr-Cyrl-RS"/>
               </w:rPr>
               <w:t>љ</w:t>
@@ -2588,14 +3172,34 @@
               </w:rPr>
               <w:t>ч</w:t>
             </w:r>
+            <w:proofErr w:type="spellStart"/>
             <w:r>
               <w:rPr>
                 <w:rFonts w:ascii="Arial" w:hAnsi="Arial"/>
                 <w:spacing w:val="-8"/>
                 <w:sz w:val="18"/>
               </w:rPr>
-              <w:t>не ре</w:t>
-            </w:r>
+              <w:t>не</w:t>
+            </w:r>
+            <w:proofErr w:type="spellEnd"/>
+            <w:r>
+              <w:rPr>
+                <w:rFonts w:ascii="Arial" w:hAnsi="Arial"/>
+                <w:spacing w:val="-8"/>
+                <w:sz w:val="18"/>
+              </w:rPr>
+              <w:t xml:space="preserve"> </w:t>
+            </w:r>
+            <w:proofErr w:type="spellStart"/>
+            <w:r>
+              <w:rPr>
+                <w:rFonts w:ascii="Arial" w:hAnsi="Arial"/>
+                <w:spacing w:val="-8"/>
+                <w:sz w:val="18"/>
+              </w:rPr>
+              <w:t>ре</w:t>
+            </w:r>
+            <w:proofErr w:type="spellEnd"/>
             <w:r>
               <w:rPr>
                 <w:rFonts w:ascii="Arial" w:hAnsi="Arial"/>
@@ -2820,12 +3424,37 @@
               </w:rPr>
               <w:t>Ч</w:t>
             </w:r>
-            <w:r>
-              <w:rPr>
-                <w:rFonts w:ascii="Arial" w:hAnsi="Arial"/>
-                <w:sz w:val="18"/>
-              </w:rPr>
-              <w:t xml:space="preserve">ува се, </w:t>
+            <w:proofErr w:type="spellStart"/>
+            <w:r>
+              <w:rPr>
+                <w:rFonts w:ascii="Arial" w:hAnsi="Arial"/>
+                <w:sz w:val="18"/>
+              </w:rPr>
+              <w:t>ува</w:t>
+            </w:r>
+            <w:proofErr w:type="spellEnd"/>
+            <w:r>
+              <w:rPr>
+                <w:rFonts w:ascii="Arial" w:hAnsi="Arial"/>
+                <w:sz w:val="18"/>
+              </w:rPr>
+              <w:t xml:space="preserve"> </w:t>
+            </w:r>
+            <w:proofErr w:type="spellStart"/>
+            <w:r>
+              <w:rPr>
+                <w:rFonts w:ascii="Arial" w:hAnsi="Arial"/>
+                <w:sz w:val="18"/>
+              </w:rPr>
+              <w:t>се</w:t>
+            </w:r>
+            <w:proofErr w:type="spellEnd"/>
+            <w:r>
+              <w:rPr>
+                <w:rFonts w:ascii="Arial" w:hAnsi="Arial"/>
+                <w:sz w:val="18"/>
+              </w:rPr>
+              <w:t xml:space="preserve">, </w:t>
             </w:r>
             <w:r>
               <w:rPr>
@@ -2884,6 +3513,7 @@
               </w:rPr>
               <w:t xml:space="preserve"> </w:t>
             </w:r>
+            <w:proofErr w:type="spellStart"/>
             <w:r>
               <w:rPr>
                 <w:rFonts w:ascii="Arial" w:hAnsi="Arial" w:hint="cs"/>
@@ -2891,6 +3521,7 @@
               </w:rPr>
               <w:t>библиотеци</w:t>
             </w:r>
+            <w:proofErr w:type="spellEnd"/>
             <w:r>
               <w:rPr>
                 <w:rFonts w:ascii="Arial" w:hAnsi="Arial"/>
@@ -2898,6 +3529,7 @@
               </w:rPr>
               <w:t xml:space="preserve"> </w:t>
             </w:r>
+            <w:proofErr w:type="spellStart"/>
             <w:r>
               <w:rPr>
                 <w:rFonts w:ascii="Arial" w:hAnsi="Arial" w:hint="cs"/>
@@ -2905,6 +3537,7 @@
               </w:rPr>
               <w:t>Факултета</w:t>
             </w:r>
+            <w:proofErr w:type="spellEnd"/>
             <w:r>
               <w:rPr>
                 <w:rFonts w:ascii="Arial" w:hAnsi="Arial"/>
@@ -2912,6 +3545,7 @@
               </w:rPr>
               <w:t xml:space="preserve"> </w:t>
             </w:r>
+            <w:proofErr w:type="spellStart"/>
             <w:r>
               <w:rPr>
                 <w:rFonts w:ascii="Arial" w:hAnsi="Arial" w:hint="cs"/>
@@ -2919,6 +3553,7 @@
               </w:rPr>
               <w:t>техничких</w:t>
             </w:r>
+            <w:proofErr w:type="spellEnd"/>
             <w:r>
               <w:rPr>
                 <w:rFonts w:ascii="Arial" w:hAnsi="Arial"/>
@@ -2926,6 +3561,7 @@
               </w:rPr>
               <w:t xml:space="preserve"> </w:t>
             </w:r>
+            <w:proofErr w:type="spellStart"/>
             <w:r>
               <w:rPr>
                 <w:rFonts w:ascii="Arial" w:hAnsi="Arial" w:hint="cs"/>
@@ -2933,6 +3569,7 @@
               </w:rPr>
               <w:t>наука</w:t>
             </w:r>
+            <w:proofErr w:type="spellEnd"/>
             <w:r>
               <w:rPr>
                 <w:rFonts w:ascii="Arial" w:hAnsi="Arial"/>
@@ -2940,6 +3577,7 @@
               </w:rPr>
               <w:t xml:space="preserve">, </w:t>
             </w:r>
+            <w:proofErr w:type="spellStart"/>
             <w:r>
               <w:rPr>
                 <w:rFonts w:ascii="Arial" w:hAnsi="Arial" w:hint="cs"/>
@@ -2947,6 +3585,7 @@
               </w:rPr>
               <w:t>Нови</w:t>
             </w:r>
+            <w:proofErr w:type="spellEnd"/>
             <w:r>
               <w:rPr>
                 <w:rFonts w:ascii="Arial" w:hAnsi="Arial"/>
@@ -2954,6 +3593,7 @@
               </w:rPr>
               <w:t xml:space="preserve"> </w:t>
             </w:r>
+            <w:proofErr w:type="spellStart"/>
             <w:r>
               <w:rPr>
                 <w:rFonts w:ascii="Arial" w:hAnsi="Arial" w:hint="cs"/>
@@ -2961,6 +3601,7 @@
               </w:rPr>
               <w:t>Сад</w:t>
             </w:r>
+            <w:proofErr w:type="spellEnd"/>
           </w:p>
         </w:tc>
       </w:tr>
@@ -2986,6 +3627,7 @@
                 <w:sz w:val="18"/>
               </w:rPr>
             </w:pPr>
+            <w:proofErr w:type="spellStart"/>
             <w:r>
               <w:rPr>
                 <w:rFonts w:ascii="Arial" w:hAnsi="Arial"/>
@@ -2993,6 +3635,7 @@
               </w:rPr>
               <w:t>Ва</w:t>
             </w:r>
+            <w:proofErr w:type="spellEnd"/>
             <w:r>
               <w:rPr>
                 <w:rFonts w:ascii="Arial" w:hAnsi="Arial"/>
@@ -3001,12 +3644,37 @@
               </w:rPr>
               <w:t>ж</w:t>
             </w:r>
-            <w:r>
-              <w:rPr>
-                <w:rFonts w:ascii="Arial" w:hAnsi="Arial"/>
-                <w:sz w:val="18"/>
-              </w:rPr>
-              <w:t xml:space="preserve">на напомена, </w:t>
+            <w:proofErr w:type="spellStart"/>
+            <w:r>
+              <w:rPr>
+                <w:rFonts w:ascii="Arial" w:hAnsi="Arial"/>
+                <w:sz w:val="18"/>
+              </w:rPr>
+              <w:t>на</w:t>
+            </w:r>
+            <w:proofErr w:type="spellEnd"/>
+            <w:r>
+              <w:rPr>
+                <w:rFonts w:ascii="Arial" w:hAnsi="Arial"/>
+                <w:sz w:val="18"/>
+              </w:rPr>
+              <w:t xml:space="preserve"> </w:t>
+            </w:r>
+            <w:proofErr w:type="spellStart"/>
+            <w:r>
+              <w:rPr>
+                <w:rFonts w:ascii="Arial" w:hAnsi="Arial"/>
+                <w:sz w:val="18"/>
+              </w:rPr>
+              <w:t>напомена</w:t>
+            </w:r>
+            <w:proofErr w:type="spellEnd"/>
+            <w:r>
+              <w:rPr>
+                <w:rFonts w:ascii="Arial" w:hAnsi="Arial"/>
+                <w:sz w:val="18"/>
+              </w:rPr>
+              <w:t xml:space="preserve">, </w:t>
             </w:r>
             <w:r>
               <w:rPr>
@@ -3067,12 +3735,21 @@
                 <w:sz w:val="18"/>
               </w:rPr>
             </w:pPr>
-            <w:r>
-              <w:rPr>
-                <w:rFonts w:ascii="Arial" w:hAnsi="Arial"/>
-                <w:sz w:val="18"/>
-              </w:rPr>
-              <w:t xml:space="preserve">Извод, </w:t>
+            <w:proofErr w:type="spellStart"/>
+            <w:r>
+              <w:rPr>
+                <w:rFonts w:ascii="Arial" w:hAnsi="Arial"/>
+                <w:sz w:val="18"/>
+              </w:rPr>
+              <w:t>Извод</w:t>
+            </w:r>
+            <w:proofErr w:type="spellEnd"/>
+            <w:r>
+              <w:rPr>
+                <w:rFonts w:ascii="Arial" w:hAnsi="Arial"/>
+                <w:sz w:val="18"/>
+              </w:rPr>
+              <w:t xml:space="preserve">, </w:t>
             </w:r>
             <w:r>
               <w:rPr>
@@ -3296,13 +3973,31 @@
                 <w:sz w:val="18"/>
               </w:rPr>
             </w:pPr>
-            <w:r>
-              <w:rPr>
-                <w:rFonts w:ascii="Arial" w:hAnsi="Arial"/>
-                <w:sz w:val="18"/>
-              </w:rPr>
-              <w:t>Датум прихвата</w:t>
-            </w:r>
+            <w:proofErr w:type="spellStart"/>
+            <w:r>
+              <w:rPr>
+                <w:rFonts w:ascii="Arial" w:hAnsi="Arial"/>
+                <w:sz w:val="18"/>
+              </w:rPr>
+              <w:t>Датум</w:t>
+            </w:r>
+            <w:proofErr w:type="spellEnd"/>
+            <w:r>
+              <w:rPr>
+                <w:rFonts w:ascii="Arial" w:hAnsi="Arial"/>
+                <w:sz w:val="18"/>
+              </w:rPr>
+              <w:t xml:space="preserve"> </w:t>
+            </w:r>
+            <w:proofErr w:type="spellStart"/>
+            <w:r>
+              <w:rPr>
+                <w:rFonts w:ascii="Arial" w:hAnsi="Arial"/>
+                <w:sz w:val="18"/>
+              </w:rPr>
+              <w:t>прихвата</w:t>
+            </w:r>
+            <w:proofErr w:type="spellEnd"/>
             <w:r>
               <w:rPr>
                 <w:rFonts w:ascii="Arial" w:hAnsi="Arial"/>
@@ -3316,7 +4011,23 @@
                 <w:rFonts w:ascii="Arial" w:hAnsi="Arial"/>
                 <w:sz w:val="18"/>
               </w:rPr>
-              <w:t xml:space="preserve">а теме, </w:t>
+              <w:t xml:space="preserve">а </w:t>
+            </w:r>
+            <w:proofErr w:type="spellStart"/>
+            <w:r>
+              <w:rPr>
+                <w:rFonts w:ascii="Arial" w:hAnsi="Arial"/>
+                <w:sz w:val="18"/>
+              </w:rPr>
+              <w:t>теме</w:t>
+            </w:r>
+            <w:proofErr w:type="spellEnd"/>
+            <w:r>
+              <w:rPr>
+                <w:rFonts w:ascii="Arial" w:hAnsi="Arial"/>
+                <w:sz w:val="18"/>
+              </w:rPr>
+              <w:t xml:space="preserve">, </w:t>
             </w:r>
             <w:r>
               <w:rPr>
@@ -3377,12 +4088,37 @@
                 <w:sz w:val="18"/>
               </w:rPr>
             </w:pPr>
-            <w:r>
-              <w:rPr>
-                <w:rFonts w:ascii="Arial" w:hAnsi="Arial"/>
-                <w:sz w:val="18"/>
-              </w:rPr>
-              <w:t xml:space="preserve">Датум одбране, </w:t>
+            <w:proofErr w:type="spellStart"/>
+            <w:r>
+              <w:rPr>
+                <w:rFonts w:ascii="Arial" w:hAnsi="Arial"/>
+                <w:sz w:val="18"/>
+              </w:rPr>
+              <w:t>Датум</w:t>
+            </w:r>
+            <w:proofErr w:type="spellEnd"/>
+            <w:r>
+              <w:rPr>
+                <w:rFonts w:ascii="Arial" w:hAnsi="Arial"/>
+                <w:sz w:val="18"/>
+              </w:rPr>
+              <w:t xml:space="preserve"> </w:t>
+            </w:r>
+            <w:proofErr w:type="spellStart"/>
+            <w:r>
+              <w:rPr>
+                <w:rFonts w:ascii="Arial" w:hAnsi="Arial"/>
+                <w:sz w:val="18"/>
+              </w:rPr>
+              <w:t>одбране</w:t>
+            </w:r>
+            <w:proofErr w:type="spellEnd"/>
+            <w:r>
+              <w:rPr>
+                <w:rFonts w:ascii="Arial" w:hAnsi="Arial"/>
+                <w:sz w:val="18"/>
+              </w:rPr>
+              <w:t xml:space="preserve">, </w:t>
             </w:r>
             <w:r>
               <w:rPr>
@@ -3456,13 +4192,41 @@
               </w:rPr>
               <w:t>Ч</w:t>
             </w:r>
+            <w:proofErr w:type="spellStart"/>
             <w:r>
               <w:rPr>
                 <w:rFonts w:ascii="Arial" w:hAnsi="Arial"/>
                 <w:spacing w:val="-4"/>
                 <w:sz w:val="18"/>
               </w:rPr>
-              <w:t xml:space="preserve">ланови комисије, </w:t>
+              <w:t>ланови</w:t>
+            </w:r>
+            <w:proofErr w:type="spellEnd"/>
+            <w:r>
+              <w:rPr>
+                <w:rFonts w:ascii="Arial" w:hAnsi="Arial"/>
+                <w:spacing w:val="-4"/>
+                <w:sz w:val="18"/>
+              </w:rPr>
+              <w:t xml:space="preserve"> </w:t>
+            </w:r>
+            <w:proofErr w:type="spellStart"/>
+            <w:r>
+              <w:rPr>
+                <w:rFonts w:ascii="Arial" w:hAnsi="Arial"/>
+                <w:spacing w:val="-4"/>
+                <w:sz w:val="18"/>
+              </w:rPr>
+              <w:t>комисије</w:t>
+            </w:r>
+            <w:proofErr w:type="spellEnd"/>
+            <w:r>
+              <w:rPr>
+                <w:rFonts w:ascii="Arial" w:hAnsi="Arial"/>
+                <w:spacing w:val="-4"/>
+                <w:sz w:val="18"/>
+              </w:rPr>
+              <w:t xml:space="preserve">, </w:t>
             </w:r>
             <w:r>
               <w:rPr>
@@ -3501,12 +4265,21 @@
                 <w:sz w:val="18"/>
               </w:rPr>
             </w:pPr>
-            <w:r>
-              <w:rPr>
-                <w:rFonts w:ascii="Arial" w:hAnsi="Arial"/>
-                <w:sz w:val="18"/>
-              </w:rPr>
-              <w:t>Председник:</w:t>
+            <w:proofErr w:type="spellStart"/>
+            <w:r>
+              <w:rPr>
+                <w:rFonts w:ascii="Arial" w:hAnsi="Arial"/>
+                <w:sz w:val="18"/>
+              </w:rPr>
+              <w:t>Председник</w:t>
+            </w:r>
+            <w:proofErr w:type="spellEnd"/>
+            <w:r>
+              <w:rPr>
+                <w:rFonts w:ascii="Arial" w:hAnsi="Arial"/>
+                <w:sz w:val="18"/>
+              </w:rPr>
+              <w:t>:</w:t>
             </w:r>
           </w:p>
         </w:tc>
@@ -3580,12 +4353,21 @@
               </w:rPr>
               <w:t>Ч</w:t>
             </w:r>
-            <w:r>
-              <w:rPr>
-                <w:rFonts w:ascii="Arial" w:hAnsi="Arial"/>
-                <w:sz w:val="18"/>
-              </w:rPr>
-              <w:t>лан:</w:t>
+            <w:proofErr w:type="spellStart"/>
+            <w:r>
+              <w:rPr>
+                <w:rFonts w:ascii="Arial" w:hAnsi="Arial"/>
+                <w:sz w:val="18"/>
+              </w:rPr>
+              <w:t>лан</w:t>
+            </w:r>
+            <w:proofErr w:type="spellEnd"/>
+            <w:r>
+              <w:rPr>
+                <w:rFonts w:ascii="Arial" w:hAnsi="Arial"/>
+                <w:sz w:val="18"/>
+              </w:rPr>
+              <w:t>:</w:t>
             </w:r>
           </w:p>
         </w:tc>
@@ -3627,13 +4409,31 @@
                 <w:sz w:val="18"/>
               </w:rPr>
             </w:pPr>
-            <w:r>
-              <w:rPr>
-                <w:rFonts w:ascii="Arial" w:hAnsi="Arial"/>
-                <w:sz w:val="18"/>
-              </w:rPr>
-              <w:t>Потпис ментора</w:t>
-            </w:r>
+            <w:proofErr w:type="spellStart"/>
+            <w:r>
+              <w:rPr>
+                <w:rFonts w:ascii="Arial" w:hAnsi="Arial"/>
+                <w:sz w:val="18"/>
+              </w:rPr>
+              <w:t>Потпис</w:t>
+            </w:r>
+            <w:proofErr w:type="spellEnd"/>
+            <w:r>
+              <w:rPr>
+                <w:rFonts w:ascii="Arial" w:hAnsi="Arial"/>
+                <w:sz w:val="18"/>
+              </w:rPr>
+              <w:t xml:space="preserve"> </w:t>
+            </w:r>
+            <w:proofErr w:type="spellStart"/>
+            <w:r>
+              <w:rPr>
+                <w:rFonts w:ascii="Arial" w:hAnsi="Arial"/>
+                <w:sz w:val="18"/>
+              </w:rPr>
+              <w:t>ментора</w:t>
+            </w:r>
+            <w:proofErr w:type="spellEnd"/>
           </w:p>
         </w:tc>
       </w:tr>
@@ -3688,12 +4488,37 @@
               </w:rPr>
               <w:t>Ч</w:t>
             </w:r>
-            <w:r>
-              <w:rPr>
-                <w:rFonts w:ascii="Arial" w:hAnsi="Arial"/>
-                <w:sz w:val="18"/>
-              </w:rPr>
-              <w:t>лан, ментор:</w:t>
+            <w:proofErr w:type="spellStart"/>
+            <w:r>
+              <w:rPr>
+                <w:rFonts w:ascii="Arial" w:hAnsi="Arial"/>
+                <w:sz w:val="18"/>
+              </w:rPr>
+              <w:t>лан</w:t>
+            </w:r>
+            <w:proofErr w:type="spellEnd"/>
+            <w:r>
+              <w:rPr>
+                <w:rFonts w:ascii="Arial" w:hAnsi="Arial"/>
+                <w:sz w:val="18"/>
+              </w:rPr>
+              <w:t xml:space="preserve">, </w:t>
+            </w:r>
+            <w:proofErr w:type="spellStart"/>
+            <w:r>
+              <w:rPr>
+                <w:rFonts w:ascii="Arial" w:hAnsi="Arial"/>
+                <w:sz w:val="18"/>
+              </w:rPr>
+              <w:t>ментор</w:t>
+            </w:r>
+            <w:proofErr w:type="spellEnd"/>
+            <w:r>
+              <w:rPr>
+                <w:rFonts w:ascii="Arial" w:hAnsi="Arial"/>
+                <w:sz w:val="18"/>
+              </w:rPr>
+              <w:t>:</w:t>
             </w:r>
           </w:p>
         </w:tc>
@@ -3773,12 +4598,21 @@
           <w:sz w:val="18"/>
         </w:rPr>
       </w:pPr>
+      <w:proofErr w:type="spellStart"/>
       <w:r>
         <w:rPr>
           <w:rFonts w:ascii="Arial" w:hAnsi="Arial"/>
           <w:sz w:val="18"/>
         </w:rPr>
-        <w:t xml:space="preserve">Образац </w:t>
+        <w:t>Образац</w:t>
+      </w:r>
+      <w:proofErr w:type="spellEnd"/>
+      <w:r>
+        <w:rPr>
+          <w:rFonts w:ascii="Arial" w:hAnsi="Arial"/>
+          <w:sz w:val="18"/>
+        </w:rPr>
+        <w:t xml:space="preserve"> </w:t>
       </w:r>
       <w:r>
         <w:rPr>
@@ -3810,8 +4644,17 @@
           <w:rFonts w:ascii="Arial" w:hAnsi="Arial"/>
           <w:sz w:val="18"/>
         </w:rPr>
-        <w:t xml:space="preserve"> - Изда</w:t>
-      </w:r>
+        <w:t xml:space="preserve"> - </w:t>
+      </w:r>
+      <w:proofErr w:type="spellStart"/>
+      <w:r>
+        <w:rPr>
+          <w:rFonts w:ascii="Arial" w:hAnsi="Arial"/>
+          <w:sz w:val="18"/>
+        </w:rPr>
+        <w:t>Изда</w:t>
+      </w:r>
+      <w:proofErr w:type="spellEnd"/>
       <w:r>
         <w:rPr>
           <w:rFonts w:ascii="Arial" w:hAnsi="Arial"/>
@@ -4313,8 +5156,17 @@
                 <w:rFonts w:ascii="Arial" w:hAnsi="Arial"/>
                 <w:sz w:val="18"/>
               </w:rPr>
-              <w:t>Luka Ušljebrka</w:t>
-            </w:r>
+              <w:t xml:space="preserve">Luka </w:t>
+            </w:r>
+            <w:proofErr w:type="spellStart"/>
+            <w:r>
+              <w:rPr>
+                <w:rFonts w:ascii="Arial" w:hAnsi="Arial"/>
+                <w:sz w:val="18"/>
+              </w:rPr>
+              <w:t>Ušljebrka</w:t>
+            </w:r>
+            <w:proofErr w:type="spellEnd"/>
           </w:p>
         </w:tc>
       </w:tr>
@@ -4394,13 +5246,31 @@
                 <w:sz w:val="18"/>
               </w:rPr>
             </w:pPr>
-            <w:r>
-              <w:rPr>
-                <w:rFonts w:ascii="Arial" w:hAnsi="Arial"/>
-                <w:sz w:val="18"/>
-              </w:rPr>
-              <w:t>Goran Sladić</w:t>
-            </w:r>
+            <w:proofErr w:type="spellStart"/>
+            <w:r>
+              <w:rPr>
+                <w:rFonts w:ascii="Arial" w:hAnsi="Arial"/>
+                <w:sz w:val="18"/>
+              </w:rPr>
+              <w:t>Goran</w:t>
+            </w:r>
+            <w:proofErr w:type="spellEnd"/>
+            <w:r>
+              <w:rPr>
+                <w:rFonts w:ascii="Arial" w:hAnsi="Arial"/>
+                <w:sz w:val="18"/>
+              </w:rPr>
+              <w:t xml:space="preserve"> </w:t>
+            </w:r>
+            <w:proofErr w:type="spellStart"/>
+            <w:r>
+              <w:rPr>
+                <w:rFonts w:ascii="Arial" w:hAnsi="Arial"/>
+                <w:sz w:val="18"/>
+              </w:rPr>
+              <w:t>Sladić</w:t>
+            </w:r>
+            <w:proofErr w:type="spellEnd"/>
             <w:r>
               <w:rPr>
                 <w:rFonts w:ascii="Arial" w:hAnsi="Arial"/>
@@ -4773,6 +5643,7 @@
                 <w:sz w:val="18"/>
               </w:rPr>
             </w:pPr>
+            <w:proofErr w:type="spellStart"/>
             <w:r>
               <w:rPr>
                 <w:rFonts w:ascii="Arial" w:hAnsi="Arial"/>
@@ -4780,6 +5651,7 @@
               </w:rPr>
               <w:t>Vojvodina</w:t>
             </w:r>
+            <w:proofErr w:type="spellEnd"/>
           </w:p>
         </w:tc>
       </w:tr>
@@ -5011,7 +5883,31 @@
                 <w:rFonts w:ascii="Arial" w:hAnsi="Arial"/>
                 <w:sz w:val="18"/>
               </w:rPr>
-              <w:t>Novi Sad, Dositeja Obradovi</w:t>
+              <w:t xml:space="preserve">Novi Sad, </w:t>
+            </w:r>
+            <w:proofErr w:type="spellStart"/>
+            <w:r>
+              <w:rPr>
+                <w:rFonts w:ascii="Arial" w:hAnsi="Arial"/>
+                <w:sz w:val="18"/>
+              </w:rPr>
+              <w:t>Dositeja</w:t>
+            </w:r>
+            <w:proofErr w:type="spellEnd"/>
+            <w:r>
+              <w:rPr>
+                <w:rFonts w:ascii="Arial" w:hAnsi="Arial"/>
+                <w:sz w:val="18"/>
+              </w:rPr>
+              <w:t xml:space="preserve"> </w:t>
+            </w:r>
+            <w:proofErr w:type="spellStart"/>
+            <w:r>
+              <w:rPr>
+                <w:rFonts w:ascii="Arial" w:hAnsi="Arial"/>
+                <w:sz w:val="18"/>
+              </w:rPr>
+              <w:t>Obradovi</w:t>
             </w:r>
             <w:r>
               <w:rPr>
@@ -5025,7 +5921,15 @@
                 <w:rFonts w:ascii="Arial" w:hAnsi="Arial"/>
                 <w:sz w:val="18"/>
               </w:rPr>
-              <w:t>a sq. 6</w:t>
+              <w:t>a</w:t>
+            </w:r>
+            <w:proofErr w:type="spellEnd"/>
+            <w:r>
+              <w:rPr>
+                <w:rFonts w:ascii="Arial" w:hAnsi="Arial"/>
+                <w:sz w:val="18"/>
+              </w:rPr>
+              <w:t xml:space="preserve"> sq. 6</w:t>
             </w:r>
           </w:p>
         </w:tc>
@@ -5982,12 +6886,21 @@
                 <w:sz w:val="18"/>
               </w:rPr>
             </w:pPr>
-            <w:r>
-              <w:rPr>
-                <w:rFonts w:ascii="Arial" w:hAnsi="Arial"/>
-                <w:sz w:val="18"/>
-              </w:rPr>
-              <w:t>Menthor's sign</w:t>
+            <w:proofErr w:type="spellStart"/>
+            <w:r>
+              <w:rPr>
+                <w:rFonts w:ascii="Arial" w:hAnsi="Arial"/>
+                <w:sz w:val="18"/>
+              </w:rPr>
+              <w:t>Menthor's</w:t>
+            </w:r>
+            <w:proofErr w:type="spellEnd"/>
+            <w:r>
+              <w:rPr>
+                <w:rFonts w:ascii="Arial" w:hAnsi="Arial"/>
+                <w:sz w:val="18"/>
+              </w:rPr>
+              <w:t xml:space="preserve"> sign</w:t>
             </w:r>
           </w:p>
         </w:tc>
@@ -6083,13 +6996,31 @@
                 <w:sz w:val="18"/>
               </w:rPr>
             </w:pPr>
-            <w:r>
-              <w:rPr>
-                <w:rFonts w:ascii="Arial" w:hAnsi="Arial"/>
-                <w:sz w:val="18"/>
-              </w:rPr>
-              <w:t>Goran Sladi</w:t>
-            </w:r>
+            <w:proofErr w:type="spellStart"/>
+            <w:r>
+              <w:rPr>
+                <w:rFonts w:ascii="Arial" w:hAnsi="Arial"/>
+                <w:sz w:val="18"/>
+              </w:rPr>
+              <w:t>Goran</w:t>
+            </w:r>
+            <w:proofErr w:type="spellEnd"/>
+            <w:r>
+              <w:rPr>
+                <w:rFonts w:ascii="Arial" w:hAnsi="Arial"/>
+                <w:sz w:val="18"/>
+              </w:rPr>
+              <w:t xml:space="preserve"> </w:t>
+            </w:r>
+            <w:proofErr w:type="spellStart"/>
+            <w:r>
+              <w:rPr>
+                <w:rFonts w:ascii="Arial" w:hAnsi="Arial"/>
+                <w:sz w:val="18"/>
+              </w:rPr>
+              <w:t>Sladi</w:t>
+            </w:r>
+            <w:proofErr w:type="spellEnd"/>
             <w:r>
               <w:rPr>
                 <w:rFonts w:ascii="Arial" w:hAnsi="Arial"/>
@@ -6156,13 +7087,23 @@
           <w:docGrid w:linePitch="360"/>
         </w:sectPr>
       </w:pPr>
+      <w:proofErr w:type="spellStart"/>
       <w:r>
         <w:rPr>
           <w:rFonts w:ascii="Arial" w:hAnsi="Arial"/>
           <w:sz w:val="18"/>
           <w:szCs w:val="18"/>
         </w:rPr>
-        <w:t xml:space="preserve">Obrazac </w:t>
+        <w:t>Obrazac</w:t>
+      </w:r>
+      <w:proofErr w:type="spellEnd"/>
+      <w:r>
+        <w:rPr>
+          <w:rFonts w:ascii="Arial" w:hAnsi="Arial"/>
+          <w:sz w:val="18"/>
+          <w:szCs w:val="18"/>
+        </w:rPr>
+        <w:t xml:space="preserve"> </w:t>
       </w:r>
       <w:r>
         <w:rPr>
@@ -6198,8 +7139,18 @@
           <w:sz w:val="18"/>
           <w:szCs w:val="18"/>
         </w:rPr>
-        <w:t xml:space="preserve"> - Izda</w:t>
-      </w:r>
+        <w:t xml:space="preserve"> - </w:t>
+      </w:r>
+      <w:proofErr w:type="spellStart"/>
+      <w:r>
+        <w:rPr>
+          <w:rFonts w:ascii="Arial" w:hAnsi="Arial"/>
+          <w:sz w:val="18"/>
+          <w:szCs w:val="18"/>
+        </w:rPr>
+        <w:t>Izda</w:t>
+      </w:r>
+      <w:proofErr w:type="spellEnd"/>
       <w:r>
         <w:rPr>
           <w:rFonts w:ascii="Arial" w:hAnsi="Arial"/>
@@ -6251,8 +7202,65 @@
           <w:i/>
         </w:rPr>
         <w:lastRenderedPageBreak/>
-        <w:t>(Податке уноси предметни наставник</w:t>
-      </w:r>
+        <w:t>(</w:t>
+      </w:r>
+      <w:proofErr w:type="spellStart"/>
+      <w:r>
+        <w:rPr>
+          <w:rFonts w:ascii="Arial" w:hAnsi="Arial"/>
+          <w:i/>
+        </w:rPr>
+        <w:t>Податке</w:t>
+      </w:r>
+      <w:proofErr w:type="spellEnd"/>
+      <w:r>
+        <w:rPr>
+          <w:rFonts w:ascii="Arial" w:hAnsi="Arial"/>
+          <w:i/>
+        </w:rPr>
+        <w:t xml:space="preserve"> </w:t>
+      </w:r>
+      <w:proofErr w:type="spellStart"/>
+      <w:r>
+        <w:rPr>
+          <w:rFonts w:ascii="Arial" w:hAnsi="Arial"/>
+          <w:i/>
+        </w:rPr>
+        <w:t>уноси</w:t>
+      </w:r>
+      <w:proofErr w:type="spellEnd"/>
+      <w:r>
+        <w:rPr>
+          <w:rFonts w:ascii="Arial" w:hAnsi="Arial"/>
+          <w:i/>
+        </w:rPr>
+        <w:t xml:space="preserve"> </w:t>
+      </w:r>
+      <w:proofErr w:type="spellStart"/>
+      <w:r>
+        <w:rPr>
+          <w:rFonts w:ascii="Arial" w:hAnsi="Arial"/>
+          <w:i/>
+        </w:rPr>
+        <w:t>предметни</w:t>
+      </w:r>
+      <w:proofErr w:type="spellEnd"/>
+      <w:r>
+        <w:rPr>
+          <w:rFonts w:ascii="Arial" w:hAnsi="Arial"/>
+          <w:i/>
+        </w:rPr>
+        <w:t xml:space="preserve"> </w:t>
+      </w:r>
+      <w:proofErr w:type="spellStart"/>
+      <w:r>
+        <w:rPr>
+          <w:rFonts w:ascii="Arial" w:hAnsi="Arial"/>
+          <w:i/>
+        </w:rPr>
+        <w:t>наставник</w:t>
+      </w:r>
+      <w:proofErr w:type="spellEnd"/>
       <w:r>
         <w:rPr>
           <w:rFonts w:ascii="Arial" w:hAnsi="Arial"/>
@@ -6365,12 +7373,21 @@
                 <w:sz w:val="20"/>
               </w:rPr>
             </w:pPr>
+            <w:proofErr w:type="spellStart"/>
             <w:r>
               <w:rPr>
                 <w:rFonts w:ascii="Arial" w:hAnsi="Arial"/>
                 <w:sz w:val="20"/>
               </w:rPr>
-              <w:t>Студент:</w:t>
+              <w:t>Студент</w:t>
+            </w:r>
+            <w:proofErr w:type="spellEnd"/>
+            <w:r>
+              <w:rPr>
+                <w:rFonts w:ascii="Arial" w:hAnsi="Arial"/>
+                <w:sz w:val="20"/>
+              </w:rPr>
+              <w:t>:</w:t>
             </w:r>
           </w:p>
         </w:tc>
@@ -6411,12 +7428,37 @@
                 <w:sz w:val="20"/>
               </w:rPr>
             </w:pPr>
+            <w:proofErr w:type="spellStart"/>
             <w:r>
               <w:rPr>
                 <w:rFonts w:ascii="Arial" w:hAnsi="Arial"/>
                 <w:sz w:val="20"/>
               </w:rPr>
-              <w:t>Број индекса:</w:t>
+              <w:t>Број</w:t>
+            </w:r>
+            <w:proofErr w:type="spellEnd"/>
+            <w:r>
+              <w:rPr>
+                <w:rFonts w:ascii="Arial" w:hAnsi="Arial"/>
+                <w:sz w:val="20"/>
+              </w:rPr>
+              <w:t xml:space="preserve"> </w:t>
+            </w:r>
+            <w:proofErr w:type="spellStart"/>
+            <w:r>
+              <w:rPr>
+                <w:rFonts w:ascii="Arial" w:hAnsi="Arial"/>
+                <w:sz w:val="20"/>
+              </w:rPr>
+              <w:t>индекса</w:t>
+            </w:r>
+            <w:proofErr w:type="spellEnd"/>
+            <w:r>
+              <w:rPr>
+                <w:rFonts w:ascii="Arial" w:hAnsi="Arial"/>
+                <w:sz w:val="20"/>
+              </w:rPr>
+              <w:t>:</w:t>
             </w:r>
           </w:p>
         </w:tc>
@@ -6553,6 +7595,7 @@
                 <w:sz w:val="20"/>
               </w:rPr>
             </w:pPr>
+            <w:proofErr w:type="spellStart"/>
             <w:r>
               <w:rPr>
                 <w:rFonts w:ascii="Arial" w:hAnsi="Arial" w:hint="cs"/>
@@ -6560,6 +7603,7 @@
               </w:rPr>
               <w:t>Електротехничко</w:t>
             </w:r>
+            <w:proofErr w:type="spellEnd"/>
             <w:r>
               <w:rPr>
                 <w:rFonts w:ascii="Arial" w:hAnsi="Arial"/>
@@ -6581,6 +7625,7 @@
               </w:rPr>
               <w:t xml:space="preserve"> </w:t>
             </w:r>
+            <w:proofErr w:type="spellStart"/>
             <w:r>
               <w:rPr>
                 <w:rFonts w:ascii="Arial" w:hAnsi="Arial" w:hint="cs"/>
@@ -6588,6 +7633,7 @@
               </w:rPr>
               <w:t>рачунарско</w:t>
             </w:r>
+            <w:proofErr w:type="spellEnd"/>
             <w:r>
               <w:rPr>
                 <w:rFonts w:ascii="Arial" w:hAnsi="Arial"/>
@@ -6595,6 +7641,7 @@
               </w:rPr>
               <w:t xml:space="preserve"> </w:t>
             </w:r>
+            <w:proofErr w:type="spellStart"/>
             <w:r>
               <w:rPr>
                 <w:rFonts w:ascii="Arial" w:hAnsi="Arial" w:hint="cs"/>
@@ -6602,6 +7649,7 @@
               </w:rPr>
               <w:t>инжењерство</w:t>
             </w:r>
+            <w:proofErr w:type="spellEnd"/>
           </w:p>
         </w:tc>
       </w:tr>
@@ -6627,12 +7675,21 @@
                 <w:sz w:val="20"/>
               </w:rPr>
             </w:pPr>
+            <w:proofErr w:type="spellStart"/>
             <w:r>
               <w:rPr>
                 <w:rFonts w:ascii="Arial" w:hAnsi="Arial"/>
                 <w:sz w:val="20"/>
               </w:rPr>
-              <w:t>Ментор:</w:t>
+              <w:t>Ментор</w:t>
+            </w:r>
+            <w:proofErr w:type="spellEnd"/>
+            <w:r>
+              <w:rPr>
+                <w:rFonts w:ascii="Arial" w:hAnsi="Arial"/>
+                <w:sz w:val="20"/>
+              </w:rPr>
+              <w:t>:</w:t>
             </w:r>
           </w:p>
         </w:tc>
@@ -7149,12 +8206,37 @@
                 <w:sz w:val="20"/>
               </w:rPr>
             </w:pPr>
+            <w:proofErr w:type="spellStart"/>
             <w:r>
               <w:rPr>
                 <w:rFonts w:ascii="Arial" w:hAnsi="Arial"/>
                 <w:sz w:val="20"/>
               </w:rPr>
-              <w:t>Ментор рада:</w:t>
+              <w:t>Ментор</w:t>
+            </w:r>
+            <w:proofErr w:type="spellEnd"/>
+            <w:r>
+              <w:rPr>
+                <w:rFonts w:ascii="Arial" w:hAnsi="Arial"/>
+                <w:sz w:val="20"/>
+              </w:rPr>
+              <w:t xml:space="preserve"> </w:t>
+            </w:r>
+            <w:proofErr w:type="spellStart"/>
+            <w:r>
+              <w:rPr>
+                <w:rFonts w:ascii="Arial" w:hAnsi="Arial"/>
+                <w:sz w:val="20"/>
+              </w:rPr>
+              <w:t>рада</w:t>
+            </w:r>
+            <w:proofErr w:type="spellEnd"/>
+            <w:r>
+              <w:rPr>
+                <w:rFonts w:ascii="Arial" w:hAnsi="Arial"/>
+                <w:sz w:val="20"/>
+              </w:rPr>
+              <w:t>:</w:t>
             </w:r>
           </w:p>
         </w:tc>
@@ -7356,12 +8438,21 @@
           <w:lang w:val="sr-Cyrl-RS"/>
         </w:rPr>
       </w:pPr>
+      <w:proofErr w:type="spellStart"/>
       <w:r>
         <w:rPr>
           <w:rFonts w:ascii="Arial" w:hAnsi="Arial"/>
           <w:sz w:val="18"/>
         </w:rPr>
-        <w:t xml:space="preserve">Образац </w:t>
+        <w:t>Образац</w:t>
+      </w:r>
+      <w:proofErr w:type="spellEnd"/>
+      <w:r>
+        <w:rPr>
+          <w:rFonts w:ascii="Arial" w:hAnsi="Arial"/>
+          <w:sz w:val="18"/>
+        </w:rPr>
+        <w:t xml:space="preserve"> </w:t>
       </w:r>
       <w:r>
         <w:rPr>
@@ -7402,8 +8493,17 @@
           <w:rFonts w:ascii="Arial" w:hAnsi="Arial"/>
           <w:sz w:val="18"/>
         </w:rPr>
-        <w:t xml:space="preserve"> - Изда</w:t>
-      </w:r>
+        <w:t xml:space="preserve"> - </w:t>
+      </w:r>
+      <w:proofErr w:type="spellStart"/>
+      <w:r>
+        <w:rPr>
+          <w:rFonts w:ascii="Arial" w:hAnsi="Arial"/>
+          <w:sz w:val="18"/>
+        </w:rPr>
+        <w:t>Изда</w:t>
+      </w:r>
+      <w:proofErr w:type="spellEnd"/>
       <w:r>
         <w:rPr>
           <w:rFonts w:ascii="Arial" w:hAnsi="Arial"/>
@@ -8530,7 +9630,7 @@
                 <w:noProof/>
                 <w:webHidden/>
               </w:rPr>
-              <w:t>3</w:t>
+              <w:t>4</w:t>
             </w:r>
             <w:r>
               <w:rPr>
@@ -8604,7 +9704,7 @@
                 <w:noProof/>
                 <w:webHidden/>
               </w:rPr>
-              <w:t>6</w:t>
+              <w:t>13</w:t>
             </w:r>
             <w:r>
               <w:rPr>
@@ -8687,7 +9787,7 @@
                 <w:noProof/>
                 <w:webHidden/>
               </w:rPr>
-              <w:t>7</w:t>
+              <w:t>14</w:t>
             </w:r>
             <w:r>
               <w:rPr>
@@ -8761,7 +9861,7 @@
                 <w:noProof/>
                 <w:webHidden/>
               </w:rPr>
-              <w:t>10</w:t>
+              <w:t>17</w:t>
             </w:r>
             <w:r>
               <w:rPr>
@@ -8835,7 +9935,7 @@
                 <w:noProof/>
                 <w:webHidden/>
               </w:rPr>
-              <w:t>11</w:t>
+              <w:t>18</w:t>
             </w:r>
             <w:r>
               <w:rPr>
@@ -8909,7 +10009,7 @@
                 <w:noProof/>
                 <w:webHidden/>
               </w:rPr>
-              <w:t>12</w:t>
+              <w:t>19</w:t>
             </w:r>
             <w:r>
               <w:rPr>
@@ -9014,7 +10114,7 @@
         <w:rPr>
           <w:lang w:val="sr-Cyrl-RS"/>
         </w:rPr>
-        <w:t xml:space="preserve">Сведоци смо све брже транзиције и дигитализације у свим сферама живота, па тако и у оквиру паметних енергетских мрежа (енгл. </w:t>
+        <w:t xml:space="preserve">Дигитализација енергетског сектора и прелазак на паметне мреже (енгл. </w:t>
       </w:r>
       <w:proofErr w:type="gramStart"/>
       <w:r>
@@ -9030,21 +10130,234 @@
         <w:rPr>
           <w:lang w:val="sr-Cyrl-RS"/>
         </w:rPr>
-        <w:t>, која за циљ има повећање оперативне ефикасности али истовремено доноси нове изазове у домену заштите приватности података.</w:t>
+        <w:t xml:space="preserve"> несумљиво повећавају ефикасност и одрживост читавог</w:t>
+      </w:r>
+      <w:r>
+        <w:t xml:space="preserve"> </w:t>
+      </w:r>
+      <w:r>
+        <w:rPr>
+          <w:lang w:val="sr-Cyrl-RS"/>
+        </w:rPr>
+        <w:t xml:space="preserve">енергетског система </w:t>
+      </w:r>
+      <w:r>
+        <w:rPr>
+          <w:b/>
+        </w:rPr>
+        <w:t>[1]</w:t>
+      </w:r>
+      <w:r>
+        <w:t>.</w:t>
       </w:r>
       <w:proofErr w:type="gramEnd"/>
       <w:r>
-        <w:rPr>
-          <w:lang w:val="sr-Cyrl-RS"/>
-        </w:rPr>
-        <w:t xml:space="preserve"> Традиционални системи за напредну инфраструктуру мерења (енгл. </w:t>
+        <w:t xml:space="preserve"> </w:t>
+      </w:r>
+      <w:r>
+        <w:rPr>
+          <w:lang w:val="sr-Cyrl-RS"/>
+        </w:rPr>
+        <w:t xml:space="preserve">Међутим, овај напредак доноси и значајне изазове у погледу заштите приватности података крајњих потрошача. Данашњи системи за напредну инфраструктуру мерења (енгл. </w:t>
+      </w:r>
+      <w:r>
+        <w:rPr>
+          <w:i/>
+        </w:rPr>
+        <w:t xml:space="preserve">Advanced Metering </w:t>
+      </w:r>
+      <w:proofErr w:type="spellStart"/>
+      <w:r>
+        <w:rPr>
+          <w:i/>
+        </w:rPr>
+        <w:t>Infastructure</w:t>
+      </w:r>
+      <w:proofErr w:type="spellEnd"/>
+      <w:r>
+        <w:rPr>
+          <w:i/>
+        </w:rPr>
+        <w:t xml:space="preserve"> – AMI</w:t>
+      </w:r>
+      <w:r>
+        <w:t xml:space="preserve">) </w:t>
+      </w:r>
+      <w:r>
+        <w:rPr>
+          <w:lang w:val="sr-Cyrl-RS"/>
+        </w:rPr>
+        <w:t xml:space="preserve">континуирано прикупљају изузетно детаљне и осетљиве податке крајњих корисника о потрошњи струје. Иако су оператерима ови подаци неопходни за стабилно и сигруно управљање мрежом, из њих се лако могу открити осетљиви подаци о свакодневним навикама корисника, што низ безбедносних проблема, уколико дође до цурења потадатак или неовлашћеног приступа истим </w:t>
+      </w:r>
+      <w:r>
+        <w:rPr>
+          <w:b/>
+        </w:rPr>
+        <w:t>[2]</w:t>
+      </w:r>
+      <w:r>
+        <w:rPr>
+          <w:lang w:val="sr-Cyrl-RS"/>
+        </w:rPr>
+        <w:t>.</w:t>
+      </w:r>
+    </w:p>
+    <w:p>
+      <w:r>
+        <w:rPr>
+          <w:lang w:val="sr-Cyrl-RS"/>
+        </w:rPr>
+        <w:t xml:space="preserve">Главни изазов лежи у проналажењу баланса између захтева мреже за преицизном аналитиком и права корисника на приватност. Као једно од </w:t>
+      </w:r>
+      <w:r>
+        <w:rPr>
+          <w:lang w:val="sr-Cyrl-RS"/>
+        </w:rPr>
+        <w:t>перспективнијих</w:t>
+      </w:r>
+      <w:r>
+        <w:rPr>
+          <w:lang w:val="sr-Cyrl-RS"/>
+        </w:rPr>
+        <w:t xml:space="preserve"> решењ</w:t>
+      </w:r>
+      <w:r>
+        <w:t>a</w:t>
+      </w:r>
+      <w:r>
+        <w:rPr>
+          <w:lang w:val="sr-Cyrl-RS"/>
+        </w:rPr>
+        <w:t xml:space="preserve"> се намеђе децентрализовани приступ ослоњен</w:t>
+      </w:r>
+      <w:r>
+        <w:rPr>
+          <w:lang w:val="sr-Cyrl-RS"/>
+        </w:rPr>
+        <w:t xml:space="preserve"> на модерну криптографију, који директно превазилаз</w:t>
+      </w:r>
+      <w:r>
+        <w:rPr>
+          <w:lang w:val="sr-Cyrl-RS"/>
+        </w:rPr>
+        <w:t xml:space="preserve">и </w:t>
+      </w:r>
+      <w:r>
+        <w:rPr>
+          <w:lang w:val="sr-Cyrl-RS"/>
+        </w:rPr>
+        <w:t xml:space="preserve">мањкавости класичних, централизованих </w:t>
+      </w:r>
+      <w:r>
+        <w:rPr>
+          <w:i/>
+          <w:lang w:val="sr-Latn-RS"/>
+        </w:rPr>
+        <w:t>AMI</w:t>
+      </w:r>
+      <w:r>
+        <w:rPr>
+          <w:lang w:val="sr-Latn-RS"/>
+        </w:rPr>
+        <w:t xml:space="preserve"> </w:t>
+      </w:r>
+      <w:r>
+        <w:rPr>
+          <w:lang w:val="sr-Cyrl-RS"/>
+        </w:rPr>
+        <w:t xml:space="preserve">система </w:t>
+      </w:r>
+      <w:r>
+        <w:rPr>
+          <w:b/>
+        </w:rPr>
+        <w:t>[3]</w:t>
+      </w:r>
+      <w:r>
+        <w:t>.</w:t>
+      </w:r>
+    </w:p>
+    <w:p>
+      <w:pPr>
+        <w:rPr>
+          <w:lang w:val="sr-Cyrl-RS"/>
+        </w:rPr>
+      </w:pPr>
+      <w:r>
+        <w:rPr>
+          <w:lang w:val="sr-Cyrl-RS"/>
+        </w:rPr>
+        <w:t xml:space="preserve">Као потенцијално решење претходно наведених недостатака традиционалних </w:t>
+      </w:r>
+      <w:r>
+        <w:rPr>
+          <w:i/>
+        </w:rPr>
+        <w:t>AMI</w:t>
+      </w:r>
+      <w:r>
+        <w:t xml:space="preserve"> </w:t>
+      </w:r>
+      <w:r>
+        <w:rPr>
+          <w:lang w:val="sr-Cyrl-RS"/>
+        </w:rPr>
+        <w:t xml:space="preserve">система, у оквиру овог рада предложена је архитектура која интегрише два криптографска протокола – протоколе доказа са нултим знањем (енгл. </w:t>
+      </w:r>
+      <w:r>
+        <w:rPr>
+          <w:i/>
+          <w:lang w:val="sr-Latn-RS"/>
+        </w:rPr>
+        <w:t>Zero-Knowledge Proof – ZKP</w:t>
+      </w:r>
+      <w:r>
+        <w:rPr>
+          <w:lang w:val="sr-Latn-RS"/>
+        </w:rPr>
+        <w:t xml:space="preserve">) </w:t>
+      </w:r>
+      <w:r>
+        <w:rPr>
+          <w:lang w:val="sr-Cyrl-RS"/>
+        </w:rPr>
+        <w:t xml:space="preserve">и сигурно вишестраначко рачунање (енгл. </w:t>
       </w:r>
       <w:proofErr w:type="gramStart"/>
       <w:r>
         <w:rPr>
           <w:i/>
         </w:rPr>
-        <w:t>Advanced Metering Infrastructure (AMI)</w:t>
+        <w:t>Multi-Part Computation – MPC</w:t>
+      </w:r>
+      <w:r>
+        <w:t>).</w:t>
+      </w:r>
+      <w:proofErr w:type="gramEnd"/>
+      <w:r>
+        <w:t xml:space="preserve"> </w:t>
+      </w:r>
+      <w:r>
+        <w:rPr>
+          <w:lang w:val="sr-Cyrl-RS"/>
+        </w:rPr>
+        <w:t xml:space="preserve">Основна улога </w:t>
+      </w:r>
+      <w:r>
+        <w:t xml:space="preserve">ZKP </w:t>
+      </w:r>
+      <w:r>
+        <w:rPr>
+          <w:lang w:val="sr-Cyrl-RS"/>
+        </w:rPr>
+        <w:t xml:space="preserve">протокола је да математички гарантује исправност података које пошаље паметно бројило (енгл. </w:t>
+      </w:r>
+      <w:proofErr w:type="gramStart"/>
+      <w:r>
+        <w:rPr>
+          <w:i/>
+        </w:rPr>
+        <w:t>Smart Meter</w:t>
       </w:r>
       <w:r>
         <w:t xml:space="preserve">) </w:t>
@@ -9053,210 +10366,158 @@
         <w:rPr>
           <w:lang w:val="sr-Cyrl-RS"/>
         </w:rPr>
-        <w:t>ослањају се на</w:t>
-      </w:r>
-      <w:r>
-        <w:rPr>
-          <w:lang w:val="sr-Cyrl-RS"/>
-        </w:rPr>
-        <w:t xml:space="preserve"> прикупљање и аграгацију</w:t>
-      </w:r>
-      <w:r>
-        <w:rPr>
-          <w:lang w:val="sr-Cyrl-RS"/>
-        </w:rPr>
+        <w:t xml:space="preserve">без откривања његове тачне вредности </w:t>
+      </w:r>
+      <w:r>
+        <w:rPr>
+          <w:b/>
+        </w:rPr>
+        <w:t>[4]</w:t>
+      </w:r>
+      <w:r>
+        <w:t>.</w:t>
+      </w:r>
+      <w:proofErr w:type="gramEnd"/>
+      <w:r>
         <w:t xml:space="preserve"> </w:t>
       </w:r>
       <w:r>
         <w:rPr>
           <w:lang w:val="sr-Cyrl-RS"/>
         </w:rPr>
-        <w:t xml:space="preserve">појединачних </w:t>
-      </w:r>
-      <w:r>
-        <w:rPr>
-          <w:lang w:val="sr-Cyrl-RS"/>
-        </w:rPr>
-        <w:t>грануралних</w:t>
-      </w:r>
-      <w:r>
-        <w:rPr>
-          <w:lang w:val="sr-Cyrl-RS"/>
-        </w:rPr>
-        <w:t xml:space="preserve"> о потрошњи електричне енергије.</w:t>
+        <w:t xml:space="preserve">Са друге стране, примена </w:t>
+      </w:r>
+      <w:r>
+        <w:rPr>
+          <w:lang w:val="sr-Latn-RS"/>
+        </w:rPr>
+        <w:t xml:space="preserve">MPC </w:t>
+      </w:r>
+      <w:r>
+        <w:rPr>
+          <w:lang w:val="sr-Cyrl-RS"/>
+        </w:rPr>
+        <w:t>протокола омогућава мрежним чворовима да заједнички израчунаји укупну потрошњу, при чему ниједан појединачи сервер нема увид у стварно вредност потрошње домаћинства</w:t>
+      </w:r>
+      <w:r>
+        <w:t xml:space="preserve"> </w:t>
+      </w:r>
+      <w:r>
+        <w:rPr>
+          <w:b/>
+        </w:rPr>
+        <w:t>[5]</w:t>
+      </w:r>
+      <w:r>
+        <w:rPr>
+          <w:b/>
+          <w:lang w:val="sr-Cyrl-RS"/>
+        </w:rPr>
+        <w:t>.</w:t>
+      </w:r>
+    </w:p>
+    <w:p>
+      <w:pPr>
+        <w:rPr>
+          <w:lang w:val="sr-Cyrl-RS"/>
+        </w:rPr>
+      </w:pPr>
+      <w:r>
+        <w:rPr>
+          <w:lang w:val="sr-Cyrl-RS"/>
+        </w:rPr>
+        <w:t xml:space="preserve">У оквиру рада, истражен је и имплементиран доказ концепта (енгл. </w:t>
+      </w:r>
+      <w:proofErr w:type="gramStart"/>
+      <w:r>
+        <w:rPr>
+          <w:i/>
+        </w:rPr>
+        <w:t>Proof of Concept</w:t>
+      </w:r>
+      <w:r>
+        <w:rPr>
+          <w:i/>
+          <w:lang w:val="sr-Cyrl-RS"/>
+        </w:rPr>
+        <w:t xml:space="preserve"> – </w:t>
+      </w:r>
+      <w:proofErr w:type="spellStart"/>
+      <w:r>
+        <w:rPr>
+          <w:i/>
+        </w:rPr>
+        <w:t>PoC</w:t>
+      </w:r>
+      <w:proofErr w:type="spellEnd"/>
+      <w:r>
+        <w:t>).</w:t>
       </w:r>
       <w:proofErr w:type="gramEnd"/>
       <w:r>
         <w:rPr>
           <w:lang w:val="sr-Cyrl-RS"/>
         </w:rPr>
-        <w:t xml:space="preserve"> Овакав приступ потенцијално може омогућити увид у потрошњу електричне енергије крајних корисника, а самим тим и њихове животне навике. Управо зато, постоји реалан ризик од неовлашћеног приступа коришћења личних информација крајњих потрошача.</w:t>
-      </w:r>
-    </w:p>
-    <w:p>
-      <w:pPr>
-        <w:rPr>
-          <w:lang w:val="sr-Cyrl-RS"/>
-        </w:rPr>
-      </w:pPr>
-      <w:r>
-        <w:rPr>
-          <w:lang w:val="sr-Cyrl-RS"/>
-        </w:rPr>
-        <w:t>У оквиру овог рада, истражена је и имплементирана децентрализована архитектура која за циљ има да превазиђе мањкавости традиционалних система. У оквиру саме имплементације коришћена је комбинација два протокола</w:t>
-      </w:r>
-      <w:r>
-        <w:t xml:space="preserve">: </w:t>
-      </w:r>
-      <w:r>
-        <w:rPr>
-          <w:lang w:val="sr-Cyrl-RS"/>
-        </w:rPr>
-        <w:t xml:space="preserve">протокол доказа са нултим знањем </w:t>
-      </w:r>
-      <w:r>
-        <w:t>(</w:t>
-      </w:r>
-      <w:r>
-        <w:rPr>
-          <w:lang w:val="sr-Cyrl-RS"/>
-        </w:rPr>
-        <w:t xml:space="preserve">енгл. </w:t>
-      </w:r>
-      <w:proofErr w:type="gramStart"/>
-      <w:r>
-        <w:rPr>
-          <w:i/>
-        </w:rPr>
-        <w:t>Zero-Knowledge Proof</w:t>
-      </w:r>
-      <w:r>
-        <w:rPr>
-          <w:i/>
-          <w:lang w:val="sr-Cyrl-RS"/>
-        </w:rPr>
-        <w:t xml:space="preserve"> </w:t>
-      </w:r>
-      <w:r>
-        <w:rPr>
-          <w:i/>
-        </w:rPr>
-        <w:t>(ZKP)</w:t>
-      </w:r>
-      <w:r>
-        <w:rPr>
-          <w:lang w:val="sr-Cyrl-RS"/>
-        </w:rPr>
-        <w:t>)</w:t>
-      </w:r>
-      <w:r>
-        <w:t xml:space="preserve"> </w:t>
-      </w:r>
-      <w:r>
-        <w:rPr>
-          <w:lang w:val="sr-Cyrl-RS"/>
-        </w:rPr>
-        <w:t xml:space="preserve">и прокол за заједничко рачунање </w:t>
-      </w:r>
-      <w:r>
-        <w:rPr>
-          <w:lang w:val="sr-Cyrl-RS"/>
-        </w:rPr>
-        <w:t>(</w:t>
-      </w:r>
-      <w:r>
-        <w:rPr>
-          <w:lang w:val="sr-Cyrl-RS"/>
-        </w:rPr>
-        <w:t>енгл.</w:t>
-      </w:r>
-      <w:proofErr w:type="gramEnd"/>
-      <w:r>
-        <w:rPr>
-          <w:lang w:val="sr-Cyrl-RS"/>
-        </w:rPr>
-        <w:t xml:space="preserve"> </w:t>
-      </w:r>
-      <w:proofErr w:type="gramStart"/>
-      <w:r>
-        <w:rPr>
-          <w:i/>
-        </w:rPr>
-        <w:t>Multi-Party Computation (MPC)</w:t>
-      </w:r>
-      <w:r>
-        <w:t>).</w:t>
-      </w:r>
-      <w:proofErr w:type="gramEnd"/>
-      <w:r>
-        <w:t xml:space="preserve"> </w:t>
-      </w:r>
-      <w:r>
-        <w:rPr>
-          <w:lang w:val="sr-Cyrl-RS"/>
-        </w:rPr>
-        <w:t>Интеграција ова два поротокола у оквиру система, могућила је дизајн, такав да омогући сву неопходну мрежну аналитику кроз аграгацију података уз истовремено очување приватности појединачног потрошача.</w:t>
-      </w:r>
-    </w:p>
-    <w:p>
-      <w:pPr>
-        <w:rPr>
-          <w:lang w:val="sr-Cyrl-RS"/>
-        </w:rPr>
-      </w:pPr>
-      <w:r>
-        <w:rPr>
-          <w:lang w:val="sr-Cyrl-RS"/>
-        </w:rPr>
-        <w:t xml:space="preserve">Представљено софтверско решење има за циљ да концептуално покаже изводљивост дистрибуиране архитектуре која продржава израчунавање агрегираних вредности мерних уређаја у приближно реалном времену и уз минимално кашњење.  Такође, систем за циљ има и да смањи изложеност </w:t>
-      </w:r>
-      <w:r>
-        <w:rPr>
-          <w:lang w:val="sr-Cyrl-RS"/>
-        </w:rPr>
+        <w:t xml:space="preserve"> Главни мотив имплементације јесте </w:t>
+      </w:r>
+      <w:r>
+        <w:rPr>
+          <w:lang w:val="sr-Cyrl-RS"/>
+        </w:rPr>
+        <w:t>провера</w:t>
+      </w:r>
+      <w:r>
+        <w:rPr>
+          <w:lang w:val="sr-Cyrl-RS"/>
+        </w:rPr>
+        <w:t xml:space="preserve"> и дока</w:t>
+      </w:r>
+      <w:r>
+        <w:rPr>
+          <w:lang w:val="sr-Cyrl-RS"/>
+        </w:rPr>
+        <w:t>зивање</w:t>
+      </w:r>
+      <w:r>
+        <w:rPr>
+          <w:lang w:val="sr-Cyrl-RS"/>
+        </w:rPr>
+        <w:t xml:space="preserve"> способност</w:t>
+      </w:r>
+      <w:r>
+        <w:rPr>
+          <w:lang w:val="sr-Cyrl-RS"/>
+        </w:rPr>
+        <w:t>и</w:t>
+      </w:r>
+      <w:r>
+        <w:rPr>
+          <w:lang w:val="sr-Cyrl-RS"/>
+        </w:rPr>
+        <w:t xml:space="preserve"> оваквог дистрибуираног система да израчуна различите агрегиране вреадности у приближно реалном времену, уз задржавање м</w:t>
+      </w:r>
+      <w:r>
+        <w:rPr>
+          <w:lang w:val="sr-Cyrl-RS"/>
+        </w:rPr>
+        <w:t xml:space="preserve">режног кашњења у прихватљивим границама. Највећи бенефит оваквог приступа јесте систем у ком </w:t>
+      </w:r>
+      <w:r>
         <w:t>„</w:t>
       </w:r>
-      <w:r>
-        <w:rPr>
-          <w:lang w:val="sr-Cyrl-RS"/>
-        </w:rPr>
-        <w:t>сирових</w:t>
-      </w:r>
-      <w:r>
-        <w:rPr>
-          <w:lang w:val="sr-Cyrl-RS"/>
-        </w:rPr>
-        <w:t xml:space="preserve">“ </w:t>
-      </w:r>
-      <w:r>
-        <w:rPr>
-          <w:lang w:val="sr-Cyrl-RS"/>
-        </w:rPr>
-        <w:t xml:space="preserve">података краљњих потрошача и спречи њихово потенијално </w:t>
-      </w:r>
-      <w:r>
-        <w:rPr>
-          <w:lang w:val="sr-Cyrl-RS"/>
-        </w:rPr>
-        <w:t>„</w:t>
-      </w:r>
-      <w:r>
-        <w:rPr>
-          <w:lang w:val="sr-Cyrl-RS"/>
-        </w:rPr>
-        <w:t>цурење</w:t>
-      </w:r>
-      <w:r>
-        <w:rPr>
-          <w:lang w:val="sr-Cyrl-RS"/>
-        </w:rPr>
-        <w:t xml:space="preserve">“ </w:t>
-      </w:r>
-      <w:r>
-        <w:rPr>
-          <w:lang w:val="sr-Cyrl-RS"/>
-        </w:rPr>
-        <w:t>из система.</w:t>
+      <w:proofErr w:type="spellStart"/>
+      <w:r>
+        <w:t>сирови</w:t>
+      </w:r>
+      <w:proofErr w:type="spellEnd"/>
+      <w:r>
+        <w:t>“</w:t>
+      </w:r>
+      <w:r>
+        <w:rPr>
+          <w:lang w:val="sr-Cyrl-RS"/>
+        </w:rPr>
+        <w:t xml:space="preserve"> подаци не напуштају крајњи уређајм, чиме се и сам ризик од злоупотребе корисничких података своди на минимум.</w:t>
       </w:r>
     </w:p>
     <w:p>
@@ -9281,201 +10542,327 @@
         <w:rPr>
           <w:lang w:val="sr-Cyrl-RS"/>
         </w:rPr>
-        <w:t>Примарни мотив за израду овог рада, заправо произилази из саме чињенице да актуелна софтефрска решења за паметно мерење заправо користе сирове податке приликом њихове обраде. Овакви системи изискују  потпуно поверење крајњих корисника у саме институције које управљају подацима, без адекватних техничких гаранција заштите података</w:t>
-      </w:r>
+        <w:t xml:space="preserve">Мотивација за израду овог рада произилази из начина на који већина савремених софтверских решења за паметно мерење функционише. У пракси, ова решења се у великој мери ослањају на прикупљање и обраду </w:t>
+      </w:r>
+      <w:r>
+        <w:t>„</w:t>
+      </w:r>
+      <w:proofErr w:type="spellStart"/>
+      <w:r>
+        <w:t>сирови</w:t>
+      </w:r>
+      <w:proofErr w:type="spellEnd"/>
+      <w:r>
+        <w:rPr>
+          <w:lang w:val="sr-Cyrl-RS"/>
+        </w:rPr>
+        <w:t>х</w:t>
+      </w:r>
+      <w:r>
+        <w:t>“</w:t>
+      </w:r>
+      <w:r>
+        <w:rPr>
+          <w:lang w:val="sr-Cyrl-RS"/>
+        </w:rPr>
+        <w:t xml:space="preserve"> података крајњих корисника</w:t>
+      </w:r>
+      <w:r>
+        <w:rPr>
+          <w:lang w:val="sr-Cyrl-RS"/>
+        </w:rPr>
+        <w:t xml:space="preserve"> што подразумева висок степен поверења у саме институције које тим подацима управљају</w:t>
+      </w:r>
+      <w:r>
+        <w:t xml:space="preserve">. </w:t>
+      </w:r>
+      <w:r>
+        <w:rPr>
+          <w:lang w:val="sr-Cyrl-RS"/>
+        </w:rPr>
+        <w:t xml:space="preserve">Међутим, такво поверење често није праћено адекватним техничким гаранцијама да подаци неће бити злоупотребљени. На тај начин се доводи у питње примена принципа </w:t>
+      </w:r>
+      <w:r>
+        <w:t>„</w:t>
+      </w:r>
+      <w:proofErr w:type="spellStart"/>
+      <w:r>
+        <w:t>приватности</w:t>
+      </w:r>
+      <w:proofErr w:type="spellEnd"/>
       <w:r>
         <w:t xml:space="preserve"> </w:t>
       </w:r>
-      <w:r>
-        <w:rPr>
-          <w:lang w:val="sr-Cyrl-RS"/>
-        </w:rPr>
-        <w:t>чиме се уједно нарушава оснивни принцип приватности по ди</w:t>
-      </w:r>
-      <w:r>
-        <w:rPr>
-          <w:lang w:val="sr-Cyrl-RS"/>
-        </w:rPr>
-        <w:t xml:space="preserve">зајну (енгл. </w:t>
-      </w:r>
+      <w:proofErr w:type="spellStart"/>
+      <w:r>
+        <w:t>по</w:t>
+      </w:r>
+      <w:proofErr w:type="spellEnd"/>
+      <w:r>
+        <w:t xml:space="preserve"> </w:t>
+      </w:r>
+      <w:proofErr w:type="spellStart"/>
+      <w:r>
+        <w:t>дизајну</w:t>
+      </w:r>
+      <w:proofErr w:type="spellEnd"/>
+      <w:r>
+        <w:t>”</w:t>
+      </w:r>
+      <w:r>
+        <w:rPr>
+          <w:lang w:val="sr-Cyrl-RS"/>
+        </w:rPr>
+        <w:t xml:space="preserve"> (енгл. </w:t>
+      </w:r>
+      <w:proofErr w:type="gramStart"/>
       <w:r>
         <w:rPr>
           <w:i/>
-          <w:lang w:val="sr-Latn-RS"/>
-        </w:rPr>
-        <w:t>Privac</w:t>
-      </w:r>
+        </w:rPr>
+        <w:t>Privacy-by-Design</w:t>
+      </w:r>
+      <w:r>
+        <w:t xml:space="preserve">), </w:t>
+      </w:r>
+      <w:r>
+        <w:rPr>
+          <w:lang w:val="sr-Cyrl-RS"/>
+        </w:rPr>
+        <w:t xml:space="preserve">који подразумева да заштита података треба да буде саставни део саме архитектуре система, а не накнадно додата механизам </w:t>
+      </w:r>
+      <w:r>
+        <w:rPr>
+          <w:b/>
+        </w:rPr>
+        <w:t>[6]</w:t>
+      </w:r>
+      <w:r>
+        <w:t>.</w:t>
+      </w:r>
+      <w:proofErr w:type="gramEnd"/>
+    </w:p>
+    <w:p>
+      <w:pPr>
+        <w:rPr>
+          <w:lang w:val="sr-Cyrl-RS"/>
+        </w:rPr>
+      </w:pPr>
+      <w:bookmarkStart w:id="2" w:name="_Toc226568614"/>
+    </w:p>
+    <w:p>
+      <w:pPr>
+        <w:rPr>
+          <w:lang w:val="sr-Cyrl-RS"/>
+        </w:rPr>
+      </w:pPr>
+    </w:p>
+    <w:p>
+      <w:pPr>
+        <w:rPr>
+          <w:lang w:val="sr-Cyrl-RS"/>
+        </w:rPr>
+      </w:pPr>
+    </w:p>
+    <w:p>
+      <w:r>
+        <w:rPr>
+          <w:lang w:val="sr-Cyrl-RS"/>
+        </w:rPr>
+        <w:lastRenderedPageBreak/>
+        <w:t xml:space="preserve">Са увођењем паметних бројила, електроенергетски системи постали су значајни извори података о понашању потрошача. Управо због тога, управљање овим подацима мора бити усклађено са важећим законским оквирима, као што је Општа уредба о заштити података о личности (енгл. </w:t>
+      </w:r>
+      <w:proofErr w:type="gramStart"/>
       <w:r>
         <w:rPr>
           <w:i/>
         </w:rPr>
-        <w:t>y-</w:t>
-      </w:r>
+        <w:t>General Data Protection Regulation – GDPR</w:t>
+      </w:r>
+      <w:r>
+        <w:t xml:space="preserve">) </w:t>
+      </w:r>
+      <w:r>
+        <w:rPr>
+          <w:lang w:val="sr-Cyrl-RS"/>
+        </w:rPr>
+        <w:t xml:space="preserve">Европске уније </w:t>
+      </w:r>
+      <w:r>
+        <w:rPr>
+          <w:b/>
+        </w:rPr>
+        <w:t>[7]</w:t>
+      </w:r>
+      <w:r>
+        <w:t>.</w:t>
+      </w:r>
+      <w:proofErr w:type="gramEnd"/>
+      <w:r>
+        <w:t xml:space="preserve"> </w:t>
+      </w:r>
+      <w:r>
+        <w:rPr>
+          <w:lang w:val="sr-Cyrl-RS"/>
+        </w:rPr>
+        <w:t xml:space="preserve">Поред питања приватности, важан мотив представља потреба за спречавањем крађе електричне енергије као и заштита критичне инфраструктуре од све учесталијих сајбер претњи </w:t>
+      </w:r>
+      <w:r>
+        <w:rPr>
+          <w:b/>
+        </w:rPr>
+        <w:t>[8]</w:t>
+      </w:r>
+      <w:r>
+        <w:t>.</w:t>
+      </w:r>
+    </w:p>
+    <w:p>
+      <w:pPr>
+        <w:rPr>
+          <w:lang w:val="sr-Cyrl-RS"/>
+        </w:rPr>
+      </w:pPr>
+      <w:r>
+        <w:rPr>
+          <w:lang w:val="sr-Cyrl-RS"/>
+        </w:rPr>
+        <w:t xml:space="preserve">Предложена архитектура дистрибуираног система ослања се на савремене трендове дигитализације електроенергетског сектора, који све више укључују хибридна решења и примену рачунарства у облаку (енгл. </w:t>
+      </w:r>
+      <w:proofErr w:type="gramStart"/>
       <w:r>
         <w:rPr>
           <w:i/>
         </w:rPr>
-        <w:t>b</w:t>
-      </w:r>
+        <w:t xml:space="preserve">Cloud </w:t>
+      </w:r>
+      <w:proofErr w:type="spellStart"/>
       <w:r>
         <w:rPr>
           <w:i/>
         </w:rPr>
-        <w:t>y-Design</w:t>
-      </w:r>
+        <w:t>Coumputing</w:t>
+      </w:r>
+      <w:proofErr w:type="spellEnd"/>
+      <w:r>
+        <w:t xml:space="preserve">) </w:t>
+      </w:r>
+      <w:r>
+        <w:rPr>
+          <w:b/>
+        </w:rPr>
+        <w:t>[9]</w:t>
+      </w:r>
+      <w:r>
+        <w:t>.</w:t>
+      </w:r>
+      <w:proofErr w:type="gramEnd"/>
+      <w:r>
+        <w:t xml:space="preserve"> </w:t>
+      </w:r>
+      <w:r>
+        <w:rPr>
+          <w:lang w:val="sr-Cyrl-RS"/>
+        </w:rPr>
+        <w:t>Ипак, директно слање осетљивих података у облак носи одређене ризике. Због тога је у овом раду предложен прист</w:t>
+      </w:r>
+      <w:r>
+        <w:rPr>
+          <w:lang w:val="sr-Cyrl-RS"/>
+        </w:rPr>
+        <w:t>у</w:t>
+      </w:r>
+      <w:r>
+        <w:rPr>
+          <w:lang w:val="sr-Cyrl-RS"/>
+        </w:rPr>
+        <w:t>п у којем се обрада осетљивих података врши без откривања приватних информација потрошача. То се постиже применом криптографских метода и протокола, кроз маскирање и аграгацију података пре њиховог напуштања локалне мреже. На тај начин систем не служи само као средство за складиштење података, већ и као платформа која омогућава напредну аналитику уз очување приватности сваког корисника.</w:t>
+      </w:r>
+    </w:p>
+    <w:p>
+      <w:pPr>
+        <w:pStyle w:val="Heading3"/>
+        <w:rPr>
+          <w:lang w:val="en-US"/>
+        </w:rPr>
+      </w:pPr>
+      <w:r>
+        <w:t>1.2 Циљеви рада</w:t>
+      </w:r>
+      <w:bookmarkEnd w:id="2"/>
+    </w:p>
+    <w:p>
+      <w:r>
+        <w:rPr>
+          <w:b/>
+          <w:lang w:val="sr-Cyrl-RS"/>
+        </w:rPr>
+        <w:t>Примарни</w:t>
+      </w:r>
+      <w:r>
+        <w:rPr>
+          <w:b/>
+          <w:lang w:val="sr-Cyrl-RS"/>
+        </w:rPr>
+        <w:t xml:space="preserve"> циљ</w:t>
+      </w:r>
+      <w:r>
+        <w:rPr>
+          <w:lang w:val="sr-Cyrl-RS"/>
+        </w:rPr>
+        <w:t xml:space="preserve"> </w:t>
+      </w:r>
+      <w:r>
+        <w:rPr>
+          <w:lang w:val="sr-Cyrl-RS"/>
+        </w:rPr>
+        <w:t xml:space="preserve">овог рада јесте развој и имплементација функционалног прототипа (енгл. </w:t>
+      </w:r>
+      <w:proofErr w:type="gramStart"/>
       <w:r>
         <w:rPr>
           <w:i/>
         </w:rPr>
-        <w:t xml:space="preserve"> (PbD)</w:t>
-      </w:r>
-      <w:r>
-        <w:t xml:space="preserve">). </w:t>
-      </w:r>
-    </w:p>
-    <w:p>
-      <w:pPr>
-        <w:rPr>
-          <w:lang w:val="sr-Cyrl-RS"/>
-        </w:rPr>
-      </w:pPr>
-      <w:r>
-        <w:rPr>
-          <w:lang w:val="sr-Cyrl-RS"/>
-        </w:rPr>
-        <w:t xml:space="preserve">Појавом паметних бројила, електроенргетски системи су постали богати извори информациија, али истовремено морају испоштовати прописане законске оквире и регулативе попут нпр. Опште уредбе о заштити података личности (енгл. </w:t>
-      </w:r>
+        <w:t xml:space="preserve">Proof of Concept – </w:t>
+      </w:r>
+      <w:proofErr w:type="spellStart"/>
       <w:r>
         <w:rPr>
           <w:i/>
-          <w:lang w:val="sr-Latn-RS"/>
-        </w:rPr>
-        <w:t>General Data Protection Regulation (GDPR)</w:t>
-      </w:r>
-      <w:r>
-        <w:rPr>
-          <w:lang w:val="sr-Latn-RS"/>
-        </w:rPr>
+        </w:rPr>
+        <w:t>PoC</w:t>
+      </w:r>
+      <w:proofErr w:type="spellEnd"/>
+      <w:r>
         <w:t xml:space="preserve">) </w:t>
       </w:r>
       <w:r>
         <w:rPr>
           <w:lang w:val="sr-Cyrl-RS"/>
         </w:rPr>
-        <w:t>коју прописује Европска унија</w:t>
-      </w:r>
-      <w:r>
-        <w:rPr>
-          <w:lang w:val="sr-Latn-RS"/>
-        </w:rPr>
+        <w:t>дистрибуираног система за израчунавање агрегираних вредности потрошње, које су од суштинског значаја за рад електроенергетских институција, као што су електродистрибуције.</w:t>
+      </w:r>
+      <w:proofErr w:type="gramEnd"/>
+      <w:r>
+        <w:rPr>
+          <w:lang w:val="sr-Cyrl-RS"/>
+        </w:rPr>
+        <w:t xml:space="preserve"> Посебан акценат стављен је на проблем заштите приватности корисничких података. За разлику од приступа који се ослањају превасходно на законске уредбе и оквире, у овом раду се полази од идеје да заштита треба да буде обезбеђена већ на нивоу саме архитеткуре система, кроз примену од</w:t>
+      </w:r>
+      <w:r>
+        <w:rPr>
+          <w:lang w:val="sr-Cyrl-RS"/>
+        </w:rPr>
+        <w:t xml:space="preserve">говарајућих техничких и криптографских механизама. На тај начин, поверљивост података постаје његов саставни део, а не накнадно додат захтев </w:t>
+      </w:r>
+      <w:r>
+        <w:rPr>
+          <w:b/>
+        </w:rPr>
+        <w:t>[10]</w:t>
+      </w:r>
+      <w:r>
         <w:t>.</w:t>
-      </w:r>
-      <w:r>
-        <w:rPr>
-          <w:lang w:val="sr-Cyrl-RS"/>
-        </w:rPr>
-        <w:t xml:space="preserve"> Осим свега наведеног, једна од кључних мотивација јесте и спречавање злоупотребе и крађе електронске енергије од стране крајњих потрошача као и све учесталији напади на критичну инфраструктуру попут.</w:t>
-      </w:r>
-    </w:p>
-    <w:p>
-      <w:pPr>
-        <w:rPr>
-          <w:lang w:val="sr-Cyrl-RS"/>
-        </w:rPr>
-      </w:pPr>
-      <w:r>
-        <w:rPr>
-          <w:lang w:val="sr-Cyrl-RS"/>
-        </w:rPr>
-        <w:t xml:space="preserve">Архитектура дистрибуираног система описаног у оквиру самог рада прати модерне трендове дигитализације електронергетског сектора који </w:t>
-      </w:r>
-      <w:r>
-        <w:rPr>
-          <w:lang w:val="sr-Cyrl-RS"/>
-        </w:rPr>
-        <w:t>постепено</w:t>
-      </w:r>
-      <w:r>
-        <w:rPr>
-          <w:lang w:val="sr-Cyrl-RS"/>
-        </w:rPr>
-        <w:t xml:space="preserve"> прелази на хибридну архитектуру која укључује чување остетљивих података у оквиру рачунарства у облаку. </w:t>
-      </w:r>
-      <w:r>
-        <w:rPr>
-          <w:lang w:val="sr-Cyrl-RS"/>
-        </w:rPr>
-        <w:t xml:space="preserve">Чување агрегираних података у оквиру рачунарства у облаку, без излагања приватних информација потрошача, постиже се маскирањем и груписањем податка пре него што напусте локалну мрежу. На овај начин наш систем постаје не само складиште података, </w:t>
-      </w:r>
-      <w:r>
-        <w:rPr>
-          <w:lang w:val="sr-Cyrl-RS"/>
-        </w:rPr>
-        <w:lastRenderedPageBreak/>
-        <w:t>већ и сервис за патметну аналитику, који уједно штити податке индивидуалних потрошача.</w:t>
-      </w:r>
-    </w:p>
-    <w:p>
-      <w:pPr>
-        <w:pStyle w:val="Heading3"/>
-        <w:rPr>
-          <w:lang w:val="en-US"/>
-        </w:rPr>
-      </w:pPr>
-      <w:bookmarkStart w:id="2" w:name="_Toc226568614"/>
-      <w:r>
-        <w:t>1.2 Циљеви рада</w:t>
-      </w:r>
-      <w:bookmarkEnd w:id="2"/>
-    </w:p>
-    <w:p>
-      <w:pPr>
-        <w:rPr>
-          <w:lang w:val="sr-Cyrl-RS"/>
-        </w:rPr>
-      </w:pPr>
-      <w:r>
-        <w:rPr>
-          <w:b/>
-          <w:lang w:val="sr-Cyrl-RS"/>
-        </w:rPr>
-        <w:t>Примарни</w:t>
-      </w:r>
-      <w:r>
-        <w:rPr>
-          <w:b/>
-          <w:lang w:val="sr-Cyrl-RS"/>
-        </w:rPr>
-        <w:t xml:space="preserve"> циљ</w:t>
-      </w:r>
-      <w:r>
-        <w:rPr>
-          <w:lang w:val="sr-Cyrl-RS"/>
-        </w:rPr>
-        <w:t xml:space="preserve"> овог рада јесте имплентација функционалног прототипа (енгл. </w:t>
-      </w:r>
-      <w:proofErr w:type="gramStart"/>
-      <w:r>
-        <w:rPr>
-          <w:i/>
-        </w:rPr>
-        <w:t>Proof of Concept</w:t>
-      </w:r>
-      <w:r>
-        <w:t xml:space="preserve">) </w:t>
-      </w:r>
-      <w:r>
-        <w:rPr>
-          <w:lang w:val="sr-Cyrl-RS"/>
-        </w:rPr>
-        <w:t>дистрибуираног система за срачунавање агрегираних вредности потрошача које су од значаја електроенергетским институцијама попут електродистрибуција држава.</w:t>
-      </w:r>
-      <w:proofErr w:type="gramEnd"/>
-      <w:r>
-        <w:rPr>
-          <w:lang w:val="sr-Cyrl-RS"/>
-        </w:rPr>
-        <w:t xml:space="preserve"> Проблем који наш прототип решава у корену, јесте проблем приватности података самих корисника. Уместо ослањања на правне регулативе, наш прототип се ослања на архитектуру која технички гарантује заштиту података крајњих корисника. Пројектовани систем својојом архитектуром омогућава да поврељивост информација буде саставни део нашег софтверског решења, а не само правних регулатива.</w:t>
       </w:r>
     </w:p>
     <w:p>
@@ -9527,7 +10914,7 @@
           <w:szCs w:val="24"/>
           <w:lang w:val="sr-Cyrl-RS"/>
         </w:rPr>
-        <w:t>: Извршена је анализа стручне литературе о постојећим протоколима за прикупљање података у паметним мрежама</w:t>
+        <w:t xml:space="preserve">: </w:t>
       </w:r>
       <w:r>
         <w:rPr>
@@ -9536,16 +10923,15 @@
           <w:szCs w:val="24"/>
           <w:lang w:val="sr-Cyrl-RS"/>
         </w:rPr>
-        <w:t xml:space="preserve">, са посебним фокусом на безбедносне аспекте и ризике по приватност </w:t>
+        <w:t xml:space="preserve">На почетку извршен је увид и анализа постојећих решења и научних радова који се баве прикупљањем података у паметним мрежама, са посебним освртом на изазове у области безбедности и приватности. У том контексту, анализирани су и теоријски основи </w:t>
       </w:r>
       <w:r>
         <w:rPr>
           <w:rFonts w:ascii="Times New Roman" w:hAnsi="Times New Roman"/>
           <w:sz w:val="24"/>
           <w:szCs w:val="24"/>
-          <w:lang w:val="sr-Cyrl-RS"/>
-        </w:rPr>
-        <w:t xml:space="preserve">крајнњих </w:t>
+        </w:rPr>
+        <w:t>ZKP (</w:t>
       </w:r>
       <w:r>
         <w:rPr>
@@ -9554,16 +10940,15 @@
           <w:szCs w:val="24"/>
           <w:lang w:val="sr-Cyrl-RS"/>
         </w:rPr>
-        <w:t>корисника. Истраживање</w:t>
+        <w:t xml:space="preserve">енгл. </w:t>
       </w:r>
       <w:r>
         <w:rPr>
           <w:rFonts w:ascii="Times New Roman" w:hAnsi="Times New Roman"/>
           <w:sz w:val="24"/>
           <w:szCs w:val="24"/>
-          <w:lang w:val="sr-Cyrl-RS"/>
-        </w:rPr>
-        <w:t xml:space="preserve"> је</w:t>
+        </w:rPr>
+        <w:t xml:space="preserve">Zero-Knowledge Proof) </w:t>
       </w:r>
       <w:r>
         <w:rPr>
@@ -9572,16 +10957,15 @@
           <w:szCs w:val="24"/>
           <w:lang w:val="sr-Cyrl-RS"/>
         </w:rPr>
-        <w:t xml:space="preserve"> обухват</w:t>
+        <w:t xml:space="preserve">и </w:t>
       </w:r>
       <w:r>
         <w:rPr>
           <w:rFonts w:ascii="Times New Roman" w:hAnsi="Times New Roman"/>
           <w:sz w:val="24"/>
           <w:szCs w:val="24"/>
-          <w:lang w:val="sr-Cyrl-RS"/>
-        </w:rPr>
-        <w:t>ило и</w:t>
+        </w:rPr>
+        <w:t>MPC (</w:t>
       </w:r>
       <w:r>
         <w:rPr>
@@ -9590,7 +10974,7 @@
           <w:szCs w:val="24"/>
           <w:lang w:val="sr-Cyrl-RS"/>
         </w:rPr>
-        <w:t xml:space="preserve"> теоријску основу </w:t>
+        <w:t xml:space="preserve">енгл. </w:t>
       </w:r>
       <w:r>
         <w:rPr>
@@ -9598,94 +10982,16 @@
           <w:sz w:val="24"/>
           <w:szCs w:val="24"/>
         </w:rPr>
-        <w:t xml:space="preserve">MPC </w:t>
+        <w:t xml:space="preserve">Multi-Party Computation) </w:t>
       </w:r>
       <w:r>
         <w:rPr>
           <w:rFonts w:ascii="Times New Roman" w:hAnsi="Times New Roman"/>
           <w:sz w:val="24"/>
           <w:szCs w:val="24"/>
-          <w:lang w:val="sr-Latn-RS"/>
-        </w:rPr>
-        <w:t>(</w:t>
-      </w:r>
-      <w:r>
-        <w:rPr>
-          <w:rFonts w:ascii="Times New Roman" w:hAnsi="Times New Roman"/>
-          <w:sz w:val="24"/>
-          <w:szCs w:val="24"/>
-          <w:lang w:val="sr-Cyrl-RS"/>
-        </w:rPr>
-        <w:t xml:space="preserve">енгл. </w:t>
-      </w:r>
-      <w:r>
-        <w:rPr>
-          <w:rFonts w:ascii="Times New Roman" w:hAnsi="Times New Roman"/>
-          <w:i/>
-          <w:sz w:val="24"/>
-          <w:szCs w:val="24"/>
-        </w:rPr>
-        <w:t>Multi-Party Computation</w:t>
-      </w:r>
-      <w:r>
-        <w:rPr>
-          <w:rFonts w:ascii="Times New Roman" w:hAnsi="Times New Roman"/>
-          <w:sz w:val="24"/>
-          <w:szCs w:val="24"/>
-        </w:rPr>
-        <w:t xml:space="preserve">) </w:t>
-      </w:r>
-      <w:r>
-        <w:rPr>
-          <w:rFonts w:ascii="Times New Roman" w:hAnsi="Times New Roman"/>
-          <w:sz w:val="24"/>
-          <w:szCs w:val="24"/>
-          <w:lang w:val="sr-Cyrl-RS"/>
-        </w:rPr>
-        <w:t>и</w:t>
-      </w:r>
-      <w:r>
-        <w:rPr>
-          <w:rFonts w:ascii="Times New Roman" w:hAnsi="Times New Roman"/>
-          <w:sz w:val="24"/>
-          <w:szCs w:val="24"/>
-        </w:rPr>
-        <w:t xml:space="preserve"> ZKP (</w:t>
-      </w:r>
-      <w:r>
-        <w:rPr>
-          <w:rFonts w:ascii="Times New Roman" w:hAnsi="Times New Roman"/>
-          <w:sz w:val="24"/>
-          <w:szCs w:val="24"/>
-          <w:lang w:val="sr-Cyrl-RS"/>
-        </w:rPr>
-        <w:t xml:space="preserve">енгл. </w:t>
-      </w:r>
-      <w:r>
-        <w:rPr>
-          <w:rFonts w:ascii="Times New Roman" w:hAnsi="Times New Roman"/>
-          <w:i/>
-          <w:sz w:val="24"/>
-          <w:szCs w:val="24"/>
-        </w:rPr>
-        <w:t>Zero-Knowledge Proof</w:t>
-      </w:r>
-      <w:r>
-        <w:rPr>
-          <w:rFonts w:ascii="Times New Roman" w:hAnsi="Times New Roman"/>
-          <w:sz w:val="24"/>
-          <w:szCs w:val="24"/>
-        </w:rPr>
-        <w:t xml:space="preserve">) </w:t>
-      </w:r>
-      <w:r>
-        <w:rPr>
-          <w:rFonts w:ascii="Times New Roman" w:hAnsi="Times New Roman"/>
-          <w:sz w:val="24"/>
-          <w:szCs w:val="24"/>
-          <w:lang w:val="sr-Cyrl-RS"/>
-        </w:rPr>
-        <w:t>протокола, који представљају кључне елементе за импелментацију предложеног софтверског решења.</w:t>
+          <w:lang w:val="sr-Cyrl-RS"/>
+        </w:rPr>
+        <w:t>протокола, који представљају темељ предложеног приступа.</w:t>
       </w:r>
     </w:p>
     <w:p>
@@ -9719,7 +11025,7 @@
           <w:szCs w:val="24"/>
           <w:lang w:val="sr-Cyrl-RS"/>
         </w:rPr>
-        <w:t xml:space="preserve">: Описана је и документована архитектура која обухвата симулатор паметних бројила и агрегатора који </w:t>
+        <w:t xml:space="preserve">: </w:t>
       </w:r>
       <w:r>
         <w:rPr>
@@ -9728,7 +11034,7 @@
           <w:szCs w:val="24"/>
           <w:lang w:val="sr-Cyrl-RS"/>
         </w:rPr>
-        <w:t xml:space="preserve">омогућава </w:t>
+        <w:t xml:space="preserve">На основу почетних изазова, осмишљена је архитектура система која укључује симулаторе паметних бројила и мрежу агрегатора. Ова архитектура омогућава израчунавање аграгираних вредности без откривања појединачних података. Поебна </w:t>
       </w:r>
       <w:r>
         <w:rPr>
@@ -9737,7 +11043,7 @@
           <w:szCs w:val="24"/>
           <w:lang w:val="sr-Cyrl-RS"/>
         </w:rPr>
-        <w:t xml:space="preserve">рачунање комплексних агрегираних вредности. </w:t>
+        <w:t>п</w:t>
       </w:r>
       <w:r>
         <w:rPr>
@@ -9746,7 +11052,7 @@
           <w:szCs w:val="24"/>
           <w:lang w:val="sr-Cyrl-RS"/>
         </w:rPr>
-        <w:t xml:space="preserve">Систем обједињује </w:t>
+        <w:t>ажња посвећена је комбинациј</w:t>
       </w:r>
       <w:r>
         <w:rPr>
@@ -9755,7 +11061,16 @@
           <w:szCs w:val="24"/>
           <w:lang w:val="sr-Cyrl-RS"/>
         </w:rPr>
-        <w:t xml:space="preserve">верификацију валидности пристиглих података у оквиру агрегатора и заједничко израчунавање агрегираних вредности користећи независне чворове </w:t>
+        <w:t>и</w:t>
+      </w:r>
+      <w:r>
+        <w:rPr>
+          <w:rFonts w:ascii="Times New Roman" w:hAnsi="Times New Roman"/>
+          <w:sz w:val="24"/>
+          <w:szCs w:val="24"/>
+          <w:lang w:val="sr-Cyrl-RS"/>
+        </w:rPr>
+        <w:t xml:space="preserve"> механизама за проверу исправности података (</w:t>
       </w:r>
       <w:r>
         <w:rPr>
@@ -9764,7 +11079,7 @@
           <w:sz w:val="24"/>
           <w:szCs w:val="24"/>
         </w:rPr>
-        <w:t>MPC</w:t>
+        <w:t>ZKP</w:t>
       </w:r>
       <w:r>
         <w:rPr>
@@ -9772,25 +11087,24 @@
           <w:sz w:val="24"/>
           <w:szCs w:val="24"/>
         </w:rPr>
-        <w:t xml:space="preserve"> </w:t>
+        <w:t xml:space="preserve">) </w:t>
       </w:r>
       <w:r>
         <w:rPr>
           <w:rFonts w:ascii="Times New Roman" w:hAnsi="Times New Roman"/>
           <w:sz w:val="24"/>
           <w:szCs w:val="24"/>
-          <w:lang w:val="sr-Latn-RS"/>
-        </w:rPr>
-        <w:t xml:space="preserve"> </w:t>
+          <w:lang w:val="sr-Cyrl-RS"/>
+        </w:rPr>
+        <w:t xml:space="preserve">и њихову заједничку обраду кроз више независних чворова </w:t>
       </w:r>
       <w:r>
         <w:rPr>
           <w:rFonts w:ascii="Times New Roman" w:hAnsi="Times New Roman"/>
           <w:sz w:val="24"/>
           <w:szCs w:val="24"/>
-          <w:lang w:val="sr-Cyrl-RS"/>
-        </w:rPr>
-        <w:t xml:space="preserve">протокола. Токови податак између свих делова система описани су помоћу </w:t>
+        </w:rPr>
+        <w:t>(</w:t>
       </w:r>
       <w:r>
         <w:rPr>
@@ -9799,7 +11113,7 @@
           <w:sz w:val="24"/>
           <w:szCs w:val="24"/>
         </w:rPr>
-        <w:t>UML</w:t>
+        <w:t>MPC</w:t>
       </w:r>
       <w:r>
         <w:rPr>
@@ -9807,7 +11121,7 @@
           <w:sz w:val="24"/>
           <w:szCs w:val="24"/>
         </w:rPr>
-        <w:t xml:space="preserve"> </w:t>
+        <w:t xml:space="preserve">). </w:t>
       </w:r>
       <w:r>
         <w:rPr>
@@ -9816,15 +11130,7 @@
           <w:szCs w:val="24"/>
           <w:lang w:val="sr-Cyrl-RS"/>
         </w:rPr>
-        <w:t xml:space="preserve">дијаграма, док је комуникација између делова система реализовано кроз </w:t>
-      </w:r>
-      <w:r>
-        <w:rPr>
-          <w:rFonts w:ascii="Times New Roman" w:hAnsi="Times New Roman"/>
-          <w:sz w:val="24"/>
-          <w:szCs w:val="24"/>
-        </w:rPr>
-        <w:t xml:space="preserve"> </w:t>
+        <w:t xml:space="preserve">Структура и токови података описани су </w:t>
       </w:r>
       <w:r>
         <w:rPr>
@@ -9833,7 +11139,7 @@
           <w:sz w:val="24"/>
           <w:szCs w:val="24"/>
         </w:rPr>
-        <w:t>HTTP</w:t>
+        <w:t>UML</w:t>
       </w:r>
       <w:r>
         <w:rPr>
@@ -9850,26 +11156,8 @@
           <w:szCs w:val="24"/>
           <w:lang w:val="sr-Cyrl-RS"/>
         </w:rPr>
-        <w:t xml:space="preserve">проткол. Управо овакав дизајн система омогућава слабо спрезање компоненти система </w:t>
-      </w:r>
-      <w:r>
-        <w:rPr>
-          <w:rFonts w:ascii="Times New Roman" w:hAnsi="Times New Roman"/>
-          <w:sz w:val="24"/>
-          <w:szCs w:val="24"/>
-        </w:rPr>
-        <w:t>(</w:t>
-      </w:r>
-      <w:r>
-        <w:rPr>
-          <w:rFonts w:ascii="Times New Roman" w:hAnsi="Times New Roman"/>
-          <w:sz w:val="24"/>
-          <w:szCs w:val="24"/>
-          <w:lang w:val="sr-Cyrl-RS"/>
-        </w:rPr>
-        <w:t xml:space="preserve">енгл. </w:t>
-      </w:r>
-      <w:proofErr w:type="gramStart"/>
+        <w:t xml:space="preserve">дијаграмима, док комуникација између компоненти система реализована путем </w:t>
+      </w:r>
       <w:r>
         <w:rPr>
           <w:rFonts w:ascii="Times New Roman" w:hAnsi="Times New Roman"/>
@@ -9877,17 +11165,7 @@
           <w:sz w:val="24"/>
           <w:szCs w:val="24"/>
         </w:rPr>
-        <w:t>loose</w:t>
-      </w:r>
-      <w:proofErr w:type="gramEnd"/>
-      <w:r>
-        <w:rPr>
-          <w:rFonts w:ascii="Times New Roman" w:hAnsi="Times New Roman"/>
-          <w:i/>
-          <w:sz w:val="24"/>
-          <w:szCs w:val="24"/>
-        </w:rPr>
-        <w:t xml:space="preserve"> copling</w:t>
+        <w:t>HTTP</w:t>
       </w:r>
       <w:r>
         <w:rPr>
@@ -9895,7 +11173,7 @@
           <w:sz w:val="24"/>
           <w:szCs w:val="24"/>
         </w:rPr>
-        <w:t xml:space="preserve">), </w:t>
+        <w:t xml:space="preserve"> </w:t>
       </w:r>
       <w:r>
         <w:rPr>
@@ -9904,8 +11182,50 @@
           <w:szCs w:val="24"/>
           <w:lang w:val="sr-Cyrl-RS"/>
         </w:rPr>
-        <w:t>чиме је обезбеђена висока скалабилност система.</w:t>
-      </w:r>
+        <w:t xml:space="preserve">протокола, чиме је обезбеђена флексибилност и скалабилност система </w:t>
+      </w:r>
+      <w:r>
+        <w:rPr>
+          <w:rFonts w:ascii="Times New Roman" w:hAnsi="Times New Roman"/>
+          <w:b/>
+          <w:sz w:val="24"/>
+          <w:szCs w:val="24"/>
+        </w:rPr>
+        <w:t>[11]</w:t>
+      </w:r>
+      <w:r>
+        <w:rPr>
+          <w:rFonts w:ascii="Times New Roman" w:hAnsi="Times New Roman"/>
+          <w:sz w:val="24"/>
+          <w:szCs w:val="24"/>
+          <w:lang w:val="sr-Cyrl-RS"/>
+        </w:rPr>
+        <w:t>.</w:t>
+      </w:r>
+    </w:p>
+    <w:p>
+      <w:pPr>
+        <w:pStyle w:val="Tekst"/>
+        <w:ind w:left="360"/>
+        <w:rPr>
+          <w:rFonts w:ascii="Times New Roman" w:hAnsi="Times New Roman"/>
+          <w:sz w:val="24"/>
+          <w:szCs w:val="24"/>
+          <w:lang w:val="sr-Cyrl-RS"/>
+        </w:rPr>
+      </w:pPr>
+    </w:p>
+    <w:p>
+      <w:pPr>
+        <w:pStyle w:val="Tekst"/>
+        <w:ind w:left="360"/>
+        <w:rPr>
+          <w:rFonts w:ascii="Times New Roman" w:hAnsi="Times New Roman"/>
+          <w:sz w:val="24"/>
+          <w:szCs w:val="24"/>
+          <w:lang w:val="sr-Cyrl-RS"/>
+        </w:rPr>
+      </w:pPr>
     </w:p>
     <w:p>
       <w:pPr>
@@ -9929,16 +11249,55 @@
           <w:szCs w:val="24"/>
           <w:lang w:val="sr-Cyrl-RS"/>
         </w:rPr>
-        <w:t xml:space="preserve">Имплементација фунционалног прототипа: </w:t>
+        <w:lastRenderedPageBreak/>
+        <w:t>Имплементација</w:t>
+      </w:r>
+      <w:r>
+        <w:rPr>
+          <w:rFonts w:ascii="Times New Roman" w:hAnsi="Times New Roman"/>
+          <w:b/>
+          <w:sz w:val="24"/>
+          <w:szCs w:val="24"/>
+          <w:lang w:val="sr-Cyrl-RS"/>
+        </w:rPr>
+        <w:t xml:space="preserve"> функционалног</w:t>
+      </w:r>
+      <w:r>
+        <w:rPr>
+          <w:rFonts w:ascii="Times New Roman" w:hAnsi="Times New Roman"/>
+          <w:b/>
+          <w:sz w:val="24"/>
+          <w:szCs w:val="24"/>
+          <w:lang w:val="sr-Cyrl-RS"/>
+        </w:rPr>
+        <w:t xml:space="preserve"> прототи</w:t>
+      </w:r>
+      <w:r>
+        <w:rPr>
+          <w:rFonts w:ascii="Times New Roman" w:hAnsi="Times New Roman"/>
+          <w:b/>
+          <w:sz w:val="24"/>
+          <w:szCs w:val="24"/>
+          <w:lang w:val="sr-Cyrl-RS"/>
+        </w:rPr>
+        <w:t>па</w:t>
       </w:r>
       <w:r>
         <w:rPr>
           <w:rFonts w:ascii="Times New Roman" w:hAnsi="Times New Roman"/>
           <w:sz w:val="24"/>
           <w:szCs w:val="24"/>
-          <w:lang w:val="sr-Cyrl-RS"/>
-        </w:rPr>
-        <w:t xml:space="preserve">Иплементиран је функционалан прототип система, који укључује импементацију симулатора и агрегатора у </w:t>
+        </w:rPr>
+        <w:t xml:space="preserve">: </w:t>
+      </w:r>
+      <w:r>
+        <w:rPr>
+          <w:rFonts w:ascii="Times New Roman" w:hAnsi="Times New Roman"/>
+          <w:sz w:val="24"/>
+          <w:szCs w:val="24"/>
+          <w:lang w:val="sr-Cyrl-RS"/>
+        </w:rPr>
+        <w:t xml:space="preserve">Предложена архитектура је затим реализована кроз функционалан прототип. Симулатор и агрегатор развијени су у програмском језику </w:t>
       </w:r>
       <w:r>
         <w:rPr>
@@ -9957,14 +11316,32 @@
         </w:rPr>
         <w:t xml:space="preserve"> (</w:t>
       </w:r>
+      <w:proofErr w:type="spellStart"/>
       <w:r>
         <w:rPr>
           <w:rFonts w:ascii="Times New Roman" w:hAnsi="Times New Roman"/>
           <w:sz w:val="24"/>
           <w:szCs w:val="24"/>
-          <w:lang w:val="sr-Cyrl-RS"/>
-        </w:rPr>
-        <w:t xml:space="preserve">енгл. </w:t>
+        </w:rPr>
+        <w:t>Golang</w:t>
+      </w:r>
+      <w:proofErr w:type="spellEnd"/>
+      <w:r>
+        <w:rPr>
+          <w:rFonts w:ascii="Times New Roman" w:hAnsi="Times New Roman"/>
+          <w:sz w:val="24"/>
+          <w:szCs w:val="24"/>
+        </w:rPr>
+        <w:t xml:space="preserve">), </w:t>
+      </w:r>
+      <w:r>
+        <w:rPr>
+          <w:rFonts w:ascii="Times New Roman" w:hAnsi="Times New Roman"/>
+          <w:sz w:val="24"/>
+          <w:szCs w:val="24"/>
+          <w:lang w:val="sr-Cyrl-RS"/>
+        </w:rPr>
+        <w:t xml:space="preserve">пре свега због његових перформанси и погодности за рад са дистрибуираним исстемима. За имплементацију </w:t>
       </w:r>
       <w:r>
         <w:rPr>
@@ -9973,16 +11350,15 @@
           <w:sz w:val="24"/>
           <w:szCs w:val="24"/>
         </w:rPr>
-        <w:t>Golang</w:t>
+        <w:t>ZKP</w:t>
       </w:r>
       <w:r>
         <w:rPr>
           <w:rFonts w:ascii="Times New Roman" w:hAnsi="Times New Roman"/>
           <w:sz w:val="24"/>
           <w:szCs w:val="24"/>
-          <w:lang w:val="sr-Latn-RS"/>
-        </w:rPr>
-        <w:t xml:space="preserve">) </w:t>
+        </w:rPr>
+        <w:t xml:space="preserve"> </w:t>
       </w:r>
       <w:r>
         <w:rPr>
@@ -9991,25 +11367,9 @@
           <w:szCs w:val="24"/>
           <w:lang w:val="sr-Cyrl-RS"/>
         </w:rPr>
-        <w:t>програмском језику, чиме су постигнуте високе перформансе и ефикасност система.</w:t>
-      </w:r>
-      <w:r>
-        <w:rPr>
-          <w:rFonts w:ascii="Times New Roman" w:hAnsi="Times New Roman"/>
-          <w:sz w:val="24"/>
-          <w:szCs w:val="24"/>
-        </w:rPr>
-        <w:t xml:space="preserve"> </w:t>
-      </w:r>
-      <w:r>
-        <w:rPr>
-          <w:rFonts w:ascii="Times New Roman" w:hAnsi="Times New Roman"/>
-          <w:sz w:val="24"/>
-          <w:szCs w:val="24"/>
-          <w:lang w:val="sr-Cyrl-RS"/>
-        </w:rPr>
-        <w:t xml:space="preserve">Протокол доказа са нултим знањем имплементиран на нивоу симулатора и агрегатора реализован је употребом </w:t>
-      </w:r>
+        <w:t xml:space="preserve">протокола коришћена је </w:t>
+      </w:r>
+      <w:proofErr w:type="spellStart"/>
       <w:r>
         <w:rPr>
           <w:rFonts w:ascii="Times New Roman" w:hAnsi="Times New Roman"/>
@@ -10019,6 +11379,7 @@
         </w:rPr>
         <w:t>Gnark</w:t>
       </w:r>
+      <w:proofErr w:type="spellEnd"/>
       <w:r>
         <w:rPr>
           <w:rFonts w:ascii="Times New Roman" w:hAnsi="Times New Roman"/>
@@ -10034,16 +11395,7 @@
           <w:szCs w:val="24"/>
           <w:lang w:val="sr-Cyrl-RS"/>
         </w:rPr>
-        <w:t>библиотеке.</w:t>
-      </w:r>
-      <w:r>
-        <w:rPr>
-          <w:rFonts w:ascii="Times New Roman" w:hAnsi="Times New Roman"/>
-          <w:sz w:val="24"/>
-          <w:szCs w:val="24"/>
-          <w:lang w:val="sr-Cyrl-RS"/>
-        </w:rPr>
-        <w:t xml:space="preserve"> Криптографски </w:t>
+        <w:t xml:space="preserve">библиотека, док је </w:t>
       </w:r>
       <w:r>
         <w:rPr>
@@ -10069,7 +11421,7 @@
           <w:szCs w:val="24"/>
           <w:lang w:val="sr-Cyrl-RS"/>
         </w:rPr>
-        <w:t xml:space="preserve">протокол је имплементиран у оквиру </w:t>
+        <w:t xml:space="preserve">део система реализован употребом </w:t>
       </w:r>
       <w:r>
         <w:rPr>
@@ -10095,9 +11447,8 @@
           <w:szCs w:val="24"/>
           <w:lang w:val="sr-Cyrl-RS"/>
         </w:rPr>
-        <w:t xml:space="preserve">радног оквира, око чијих чворова се налазе омотачи (енгл. </w:t>
-      </w:r>
-      <w:proofErr w:type="gramStart"/>
+        <w:t xml:space="preserve">радног овкира (енгл. </w:t>
+      </w:r>
       <w:r>
         <w:rPr>
           <w:rFonts w:ascii="Times New Roman" w:hAnsi="Times New Roman"/>
@@ -10105,7 +11456,24 @@
           <w:sz w:val="24"/>
           <w:szCs w:val="24"/>
         </w:rPr>
-        <w:t>w</w:t>
+        <w:t>Framework</w:t>
+      </w:r>
+      <w:r>
+        <w:rPr>
+          <w:rFonts w:ascii="Times New Roman" w:hAnsi="Times New Roman"/>
+          <w:sz w:val="24"/>
+          <w:szCs w:val="24"/>
+        </w:rPr>
+        <w:t>)</w:t>
+      </w:r>
+      <w:r>
+        <w:rPr>
+          <w:rFonts w:ascii="Times New Roman" w:hAnsi="Times New Roman"/>
+          <w:sz w:val="24"/>
+          <w:szCs w:val="24"/>
+          <w:lang w:val="sr-Cyrl-RS"/>
+        </w:rPr>
+        <w:t xml:space="preserve">, уз додатне </w:t>
       </w:r>
       <w:r>
         <w:rPr>
@@ -10114,16 +11482,15 @@
           <w:sz w:val="24"/>
           <w:szCs w:val="24"/>
         </w:rPr>
-        <w:t>rapper</w:t>
-      </w:r>
-      <w:proofErr w:type="gramEnd"/>
+        <w:t>Python</w:t>
+      </w:r>
       <w:r>
         <w:rPr>
           <w:rFonts w:ascii="Times New Roman" w:hAnsi="Times New Roman"/>
           <w:sz w:val="24"/>
           <w:szCs w:val="24"/>
         </w:rPr>
-        <w:t xml:space="preserve">) </w:t>
+        <w:t xml:space="preserve"> </w:t>
       </w:r>
       <w:r>
         <w:rPr>
@@ -10132,33 +11499,7 @@
           <w:szCs w:val="24"/>
           <w:lang w:val="sr-Cyrl-RS"/>
         </w:rPr>
-        <w:t xml:space="preserve">писани у </w:t>
-      </w:r>
-      <w:r>
-        <w:rPr>
-          <w:rFonts w:ascii="Times New Roman" w:hAnsi="Times New Roman"/>
-          <w:i/>
-          <w:sz w:val="24"/>
-          <w:szCs w:val="24"/>
-        </w:rPr>
-        <w:t>Python</w:t>
-      </w:r>
-      <w:r>
-        <w:rPr>
-          <w:rFonts w:ascii="Times New Roman" w:hAnsi="Times New Roman"/>
-          <w:sz w:val="24"/>
-          <w:szCs w:val="24"/>
-        </w:rPr>
-        <w:t xml:space="preserve"> </w:t>
-      </w:r>
-      <w:r>
-        <w:rPr>
-          <w:rFonts w:ascii="Times New Roman" w:hAnsi="Times New Roman"/>
-          <w:sz w:val="24"/>
-          <w:szCs w:val="24"/>
-          <w:lang w:val="sr-Cyrl-RS"/>
-        </w:rPr>
-        <w:t>програмском језику.</w:t>
+        <w:t>компоненте које омогућавају интеграцију и скалабилност у процесу вишестраначког рачунања.</w:t>
       </w:r>
     </w:p>
     <w:p>
@@ -10192,15 +11533,16 @@
           <w:szCs w:val="24"/>
           <w:lang w:val="sr-Cyrl-RS"/>
         </w:rPr>
-        <w:t>: Извршена је емпиријска анализа перфроманси и ефикасности имплементираног решења кроз мерење најзначајних параметара одзива и оптерећења, као и отпорности система на потенцијалне падове инстанци нашег система.</w:t>
+        <w:t xml:space="preserve">: </w:t>
       </w:r>
       <w:r>
         <w:rPr>
           <w:rFonts w:ascii="Times New Roman" w:hAnsi="Times New Roman"/>
           <w:sz w:val="24"/>
           <w:szCs w:val="24"/>
-        </w:rPr>
-        <w:t xml:space="preserve"> </w:t>
+          <w:lang w:val="sr-Cyrl-RS"/>
+        </w:rPr>
+        <w:t>На крају, извршена је анализа понашања система у реалним условима. Посматрани су параметри као што су време одзива и мрежно оптерећење, а тестирана је и способност система да настави са радом у случају отказа појединачних чворова. Ови резултати дају увид у пректичну применљивост предложеног решења и његову робусност.</w:t>
       </w:r>
     </w:p>
     <w:p>
@@ -10259,7 +11601,6 @@
         </w:rPr>
       </w:pPr>
       <w:r>
-        <w:lastRenderedPageBreak/>
         <w:t xml:space="preserve"> </w:t>
       </w:r>
       <w:bookmarkStart w:id="3" w:name="_Toc226568615"/>
@@ -10305,8 +11646,45 @@
       <w:r>
         <w:t xml:space="preserve"> </w:t>
       </w:r>
-      <w:r>
-        <w:t xml:space="preserve">Недостаци агрегације података традиционалних традиционалних </w:t>
+      <w:proofErr w:type="spellStart"/>
+      <w:r>
+        <w:t>Недостаци</w:t>
+      </w:r>
+      <w:proofErr w:type="spellEnd"/>
+      <w:r>
+        <w:t xml:space="preserve"> </w:t>
+      </w:r>
+      <w:proofErr w:type="spellStart"/>
+      <w:r>
+        <w:t>агрегације</w:t>
+      </w:r>
+      <w:proofErr w:type="spellEnd"/>
+      <w:r>
+        <w:t xml:space="preserve"> </w:t>
+      </w:r>
+      <w:proofErr w:type="spellStart"/>
+      <w:r>
+        <w:t>података</w:t>
+      </w:r>
+      <w:proofErr w:type="spellEnd"/>
+      <w:r>
+        <w:t xml:space="preserve"> </w:t>
+      </w:r>
+      <w:proofErr w:type="spellStart"/>
+      <w:r>
+        <w:t>традиционалних</w:t>
+      </w:r>
+      <w:proofErr w:type="spellEnd"/>
+      <w:r>
+        <w:t xml:space="preserve"> </w:t>
+      </w:r>
+      <w:proofErr w:type="spellStart"/>
+      <w:r>
+        <w:t>традиционалних</w:t>
+      </w:r>
+      <w:proofErr w:type="spellEnd"/>
+      <w:r>
+        <w:t xml:space="preserve"> </w:t>
       </w:r>
       <w:r>
         <w:rPr>
@@ -10315,8 +11693,13 @@
         <w:t>ADMS</w:t>
       </w:r>
       <w:r>
-        <w:t xml:space="preserve"> система</w:t>
-      </w:r>
+        <w:t xml:space="preserve"> </w:t>
+      </w:r>
+      <w:proofErr w:type="spellStart"/>
+      <w:r>
+        <w:t>система</w:t>
+      </w:r>
+      <w:proofErr w:type="spellEnd"/>
     </w:p>
     <w:p>
       <w:r>
@@ -10417,6 +11800,10 @@
         <w:jc w:val="center"/>
       </w:pPr>
       <w:r>
+        <w:rPr>
+          <w:noProof/>
+        </w:rPr>
+        <w:lastRenderedPageBreak/>
         <w:drawing>
           <wp:inline distT="0" distB="0" distL="0" distR="0" wp14:anchorId="68A25C31" wp14:editId="4D15F15E">
             <wp:extent cx="5914390" cy="2331635"/>
@@ -10679,16 +12066,8 @@
         <w:rPr>
           <w:lang w:val="sr-Cyrl-RS"/>
         </w:rPr>
-        <w:t xml:space="preserve">система са собом носи и бројне безбедносне рањивости. Претходно описана обрада и агрегација декриптованих </w:t>
-      </w:r>
-      <w:r>
-        <w:rPr>
-          <w:lang w:val="sr-Cyrl-RS"/>
-        </w:rPr>
-        <w:lastRenderedPageBreak/>
-        <w:t xml:space="preserve">податка у оквиру једног сервера ствара јединствену тачку отказа (енгл. </w:t>
-      </w:r>
-      <w:proofErr w:type="gramStart"/>
+        <w:t xml:space="preserve">система са собом носи и бројне безбедносне рањивости. Претходно описана обрада и агрегација декриптованих податка у оквиру једног сервера ствара јединствену тачку отказа (енгл. </w:t>
+      </w:r>
       <w:r>
         <w:rPr>
           <w:i/>
@@ -10696,114 +12075,117 @@
         <w:t>Single Point of Failure – SPOF</w:t>
       </w:r>
       <w:r>
-        <w:t>).</w:t>
-      </w:r>
-      <w:proofErr w:type="gramEnd"/>
-      <w:r>
+        <w:t xml:space="preserve">). </w:t>
+      </w:r>
+      <w:r>
+        <w:rPr>
+          <w:lang w:val="sr-Cyrl-RS"/>
+        </w:rPr>
+        <w:t xml:space="preserve">Уколико </w:t>
+      </w:r>
+      <w:r>
+        <w:rPr>
+          <w:lang w:val="sr-Cyrl-RS"/>
+        </w:rPr>
+        <w:t>нападаћ</w:t>
+      </w:r>
+      <w:r>
+        <w:rPr>
+          <w:lang w:val="sr-Cyrl-RS"/>
+        </w:rPr>
+        <w:t xml:space="preserve"> успе да компромитује сервер који врши </w:t>
+      </w:r>
+      <w:r>
+        <w:rPr>
+          <w:lang w:val="sr-Cyrl-RS"/>
+        </w:rPr>
+        <w:t>агрегацију података крајњих корисника, истовремено стиче приступ и сировим подацима свих крајњих потрошача. У пракси се користи енкрипција података током њиховог мрежног преноса (нпр</w:t>
+      </w:r>
+      <w:r>
+        <w:rPr>
+          <w:lang w:val="sr-Cyrl-RS"/>
+        </w:rPr>
+        <w:t>.</w:t>
+      </w:r>
+      <w:r>
+        <w:rPr>
+          <w:lang w:val="sr-Cyrl-RS"/>
+        </w:rPr>
         <w:t xml:space="preserve"> </w:t>
       </w:r>
       <w:r>
         <w:rPr>
-          <w:lang w:val="sr-Cyrl-RS"/>
-        </w:rPr>
-        <w:t xml:space="preserve">Уколико </w:t>
-      </w:r>
-      <w:r>
-        <w:rPr>
-          <w:lang w:val="sr-Cyrl-RS"/>
-        </w:rPr>
-        <w:t>нападаћ</w:t>
-      </w:r>
-      <w:r>
-        <w:rPr>
-          <w:lang w:val="sr-Cyrl-RS"/>
-        </w:rPr>
-        <w:t xml:space="preserve"> успе да компромитује сервер који врши </w:t>
-      </w:r>
-      <w:r>
-        <w:rPr>
-          <w:lang w:val="sr-Cyrl-RS"/>
-        </w:rPr>
-        <w:t>агрегацију података крајњих корисника, истовремено стиче приступ и сировим подацима свих крајњих потрошача. У пракси се користи енкрипција података током њиховог мрежног преноса (нпр</w:t>
-      </w:r>
-      <w:r>
-        <w:rPr>
-          <w:lang w:val="sr-Cyrl-RS"/>
-        </w:rPr>
-        <w:t>.</w:t>
-      </w:r>
-      <w:r>
-        <w:rPr>
+          <w:i/>
+        </w:rPr>
+        <w:t xml:space="preserve">TLS/SSL </w:t>
+      </w:r>
+      <w:r>
+        <w:rPr>
+          <w:lang w:val="sr-Cyrl-RS"/>
+        </w:rPr>
+        <w:t>протоколи</w:t>
+      </w:r>
+      <w:r>
+        <w:t xml:space="preserve">) </w:t>
+      </w:r>
+      <w:r>
+        <w:rPr>
+          <w:lang w:val="sr-Cyrl-RS"/>
+        </w:rPr>
+        <w:t xml:space="preserve">како би се спречили </w:t>
+      </w:r>
+      <w:r>
+        <w:rPr>
+          <w:i/>
+        </w:rPr>
+        <w:t>Man-in-the-Middle</w:t>
+      </w:r>
+      <w:r>
+        <w:rPr>
+          <w:i/>
           <w:lang w:val="sr-Cyrl-RS"/>
         </w:rPr>
         <w:t xml:space="preserve"> </w:t>
       </w:r>
-      <w:proofErr w:type="gramStart"/>
       <w:r>
         <w:rPr>
           <w:i/>
         </w:rPr>
-        <w:t xml:space="preserve">TLS/SSL </w:t>
-      </w:r>
-      <w:r>
-        <w:rPr>
-          <w:lang w:val="sr-Cyrl-RS"/>
-        </w:rPr>
-        <w:t>протоколи</w:t>
-      </w:r>
-      <w:r>
-        <w:t xml:space="preserve">) </w:t>
-      </w:r>
-      <w:r>
-        <w:rPr>
-          <w:lang w:val="sr-Cyrl-RS"/>
-        </w:rPr>
-        <w:t xml:space="preserve">како би се спречили </w:t>
-      </w:r>
+        <w:t xml:space="preserve">– </w:t>
+      </w:r>
+      <w:proofErr w:type="spellStart"/>
       <w:r>
         <w:rPr>
           <w:i/>
         </w:rPr>
-        <w:t>Man-in-the-Middle</w:t>
+        <w:t>MitM</w:t>
+      </w:r>
+      <w:proofErr w:type="spellEnd"/>
+      <w:r>
+        <w:t xml:space="preserve"> </w:t>
+      </w:r>
+      <w:r>
+        <w:rPr>
+          <w:lang w:val="sr-Cyrl-RS"/>
+        </w:rPr>
+        <w:t>напади</w:t>
+      </w:r>
+      <w:r>
+        <w:rPr>
+          <w:lang w:val="sr-Cyrl-RS"/>
+        </w:rPr>
+        <w:t xml:space="preserve"> (</w:t>
       </w:r>
       <w:r>
         <w:rPr>
           <w:i/>
           <w:lang w:val="sr-Cyrl-RS"/>
         </w:rPr>
-        <w:t xml:space="preserve"> </w:t>
+        <w:t>С</w:t>
       </w:r>
       <w:r>
         <w:rPr>
           <w:i/>
-        </w:rPr>
-        <w:t>– MitM</w:t>
-      </w:r>
-      <w:r>
-        <w:t xml:space="preserve"> </w:t>
-      </w:r>
-      <w:r>
-        <w:rPr>
-          <w:lang w:val="sr-Cyrl-RS"/>
-        </w:rPr>
-        <w:t>напади</w:t>
-      </w:r>
-      <w:r>
-        <w:rPr>
-          <w:lang w:val="sr-Cyrl-RS"/>
-        </w:rPr>
-        <w:t xml:space="preserve"> (</w:t>
-      </w:r>
-      <w:r>
-        <w:rPr>
-          <w:i/>
-          <w:lang w:val="sr-Cyrl-RS"/>
-        </w:rPr>
-        <w:t>С</w:t>
-      </w:r>
-      <w:r>
-        <w:rPr>
-          <w:i/>
           <w:lang w:val="sr-Cyrl-RS"/>
         </w:rPr>
         <w:t>лика 2.2</w:t>
@@ -10824,14 +12206,7 @@
         <w:rPr>
           <w:lang w:val="sr-Cyrl-RS"/>
         </w:rPr>
-        <w:t xml:space="preserve"> међутим оваква заштита престаје одмах након декриптовања података на серверу.</w:t>
-      </w:r>
-      <w:proofErr w:type="gramEnd"/>
-      <w:r>
-        <w:rPr>
-          <w:lang w:val="sr-Cyrl-RS"/>
-        </w:rPr>
-        <w:t xml:space="preserve"> На овај начин сигурност и заштита података се своди на апсолутно поверење у систем и законске регулативе што отвара могућност злоупотребе или цурења података у случају сајбер напада.</w:t>
+        <w:t xml:space="preserve"> међутим оваква заштита престаје одмах након декриптовања података на серверу. На овај начин сигурност и заштита података се своди на апсолутно поверење у систем и законске регулативе што отвара могућност злоупотребе или цурења података у случају сајбер напада.</w:t>
       </w:r>
     </w:p>
     <w:p>
@@ -10840,6 +12215,10 @@
         <w:jc w:val="center"/>
       </w:pPr>
       <w:r>
+        <w:rPr>
+          <w:noProof/>
+        </w:rPr>
+        <w:lastRenderedPageBreak/>
         <w:drawing>
           <wp:inline distT="0" distB="0" distL="0" distR="0" wp14:anchorId="673D0BE3" wp14:editId="134EF481">
             <wp:extent cx="5914390" cy="3171402"/>
@@ -11034,70 +12413,76 @@
         </w:numPr>
       </w:pPr>
       <w:r>
+        <w:t xml:space="preserve"> </w:t>
+      </w:r>
+      <w:r>
+        <w:rPr>
+          <w:lang w:val="sr-Cyrl-RS"/>
+        </w:rPr>
+        <w:t>Увод у криптографске протокле са нултим знањем</w:t>
+      </w:r>
+    </w:p>
+    <w:p>
+      <w:pPr>
+        <w:rPr>
+          <w:lang w:val="sr-Cyrl-RS"/>
+        </w:rPr>
+      </w:pPr>
+      <w:r>
+        <w:rPr>
+          <w:lang w:val="sr-Cyrl-RS"/>
+        </w:rPr>
+        <w:t xml:space="preserve">Криптографски протоколи са нултим зањем (енгл. </w:t>
+      </w:r>
+      <w:r>
+        <w:rPr>
+          <w:lang w:val="sr-Latn-RS"/>
+        </w:rPr>
+        <w:t xml:space="preserve">Zero-Knowledge Proof – ZKP) </w:t>
+      </w:r>
+      <w:r>
+        <w:rPr>
+          <w:lang w:val="sr-Cyrl-RS"/>
+        </w:rPr>
+        <w:t>представљају значајан помак у начину на који се врши верификација података. Њихова основна идеја је да се докаже тачност неке тврдње без откривања саме тајне или осетљивих податка на којима се она заснива. Протокол је настао као последица ограничења традиционалних криптографских протокола, који исправност потврдђују директно над сировим подацима, чиме се уједно угрожава њихова поверљивост.</w:t>
+      </w:r>
+    </w:p>
+    <w:p>
+      <w:pPr>
+        <w:rPr>
+          <w:lang w:val="sr-Latn-RS"/>
+        </w:rPr>
+      </w:pPr>
+      <w:r>
+        <w:rPr>
+          <w:lang w:val="sr-Cyrl-RS"/>
+        </w:rPr>
+        <w:t xml:space="preserve">За разлику од таквог приступа, </w:t>
+      </w:r>
+      <w:r>
+        <w:rPr>
+          <w:lang w:val="sr-Latn-RS"/>
+        </w:rPr>
+        <w:t xml:space="preserve">ZKP </w:t>
+      </w:r>
+      <w:r>
+        <w:rPr>
+          <w:lang w:val="sr-Cyrl-RS"/>
+        </w:rPr>
+        <w:t xml:space="preserve">се </w:t>
+      </w:r>
+      <w:r>
+        <w:rPr>
+          <w:lang w:val="sr-Cyrl-RS"/>
+        </w:rPr>
+        <w:t xml:space="preserve">ослања на вероватносне математичке доказа уместо на размену стварних вредности. Овакав приступ омогућава поуздану проверу исправности </w:t>
+      </w:r>
+      <w:r>
+        <w:rPr>
+          <w:lang w:val="sr-Cyrl-RS"/>
+        </w:rPr>
         <w:lastRenderedPageBreak/>
-        <w:t xml:space="preserve"> </w:t>
-      </w:r>
-      <w:r>
-        <w:rPr>
-          <w:lang w:val="sr-Cyrl-RS"/>
-        </w:rPr>
-        <w:t>Увод у криптографске протокле са нултим знањем</w:t>
-      </w:r>
-    </w:p>
-    <w:p>
-      <w:pPr>
-        <w:rPr>
-          <w:lang w:val="sr-Cyrl-RS"/>
-        </w:rPr>
-      </w:pPr>
-      <w:r>
-        <w:rPr>
-          <w:lang w:val="sr-Cyrl-RS"/>
-        </w:rPr>
-        <w:t xml:space="preserve">Криптографски протоколи са нултим зањем (енгл. </w:t>
-      </w:r>
-      <w:r>
-        <w:rPr>
-          <w:lang w:val="sr-Latn-RS"/>
-        </w:rPr>
-        <w:t xml:space="preserve">Zero-Knowledge Proof – ZKP) </w:t>
-      </w:r>
-      <w:r>
-        <w:rPr>
-          <w:lang w:val="sr-Cyrl-RS"/>
-        </w:rPr>
-        <w:t>представљају значајан помак у начину на који се врши верификација података. Њихова основна идеја је да се докаже тачност неке тврдње без откривања саме тајне или осетљивих податка на којима се она заснива. Протокол је настао као последица ограничења традиционалних криптографских протокола, који исправност потврдђују директно над сировим подацима, чиме се уједно угрожава њихова поверљивост.</w:t>
-      </w:r>
-    </w:p>
-    <w:p>
-      <w:pPr>
-        <w:rPr>
-          <w:lang w:val="sr-Latn-RS"/>
-        </w:rPr>
-      </w:pPr>
-      <w:r>
-        <w:rPr>
-          <w:lang w:val="sr-Cyrl-RS"/>
-        </w:rPr>
-        <w:t xml:space="preserve">За разлику од таквог приступа, </w:t>
-      </w:r>
-      <w:r>
-        <w:rPr>
-          <w:lang w:val="sr-Latn-RS"/>
-        </w:rPr>
-        <w:t xml:space="preserve">ZKP </w:t>
-      </w:r>
-      <w:r>
-        <w:rPr>
-          <w:lang w:val="sr-Cyrl-RS"/>
-        </w:rPr>
-        <w:t xml:space="preserve">се </w:t>
-      </w:r>
-      <w:r>
-        <w:rPr>
-          <w:lang w:val="sr-Cyrl-RS"/>
-        </w:rPr>
-        <w:t>ослања на вероватносне математичке доказа уместо на размену стварних вредности. Овакав приступ омогућава поуздану проверу исправности инфромације без да се током самог поступка провере ништа више од оног што је нужно. Због тога се ови</w:t>
+        <w:t>инфромације без да се током самог поступка провере ништа више од оног што је нужно. Због тога се ови</w:t>
       </w:r>
       <w:r>
         <w:rPr>
@@ -11193,12 +12578,14 @@
       <w:r>
         <w:t xml:space="preserve">. </w:t>
       </w:r>
+      <w:proofErr w:type="spellStart"/>
       <w:r>
         <w:rPr>
           <w:i/>
         </w:rPr>
         <w:t>Prover</w:t>
       </w:r>
+      <w:proofErr w:type="spellEnd"/>
       <w:r>
         <w:t>)</w:t>
       </w:r>
@@ -11358,19 +12745,11 @@
         </w:rPr>
         <w:t xml:space="preserve">енгл. </w:t>
       </w:r>
-      <w:proofErr w:type="gramStart"/>
       <w:r>
         <w:rPr>
           <w:i/>
         </w:rPr>
-        <w:t>knowledge</w:t>
-      </w:r>
-      <w:proofErr w:type="gramEnd"/>
-      <w:r>
-        <w:rPr>
-          <w:i/>
-        </w:rPr>
-        <w:t xml:space="preserve"> complexity</w:t>
+        <w:t>knowledge complexity</w:t>
       </w:r>
       <w:r>
         <w:t xml:space="preserve">), </w:t>
@@ -11535,7 +12914,6 @@
           <w:noProof/>
           <w14:ligatures w14:val="standardContextual"/>
         </w:rPr>
-        <w:lastRenderedPageBreak/>
         <w:drawing>
           <wp:inline distT="0" distB="0" distL="0" distR="0" wp14:anchorId="6B5F386F" wp14:editId="61D1D132">
             <wp:extent cx="3488055" cy="3623945"/>
@@ -11636,6 +13014,7 @@
         <w:rPr>
           <w:lang w:val="sr-Cyrl-RS"/>
         </w:rPr>
+        <w:lastRenderedPageBreak/>
         <w:t xml:space="preserve">Кључна идеја је да исправан </w:t>
       </w:r>
       <w:r>
@@ -11941,178 +13320,194 @@
         <w:rPr>
           <w:lang w:val="sr-Cyrl-RS"/>
         </w:rPr>
+        <w:t>Комбинацијом ова три својства</w:t>
+      </w:r>
+      <w:r>
+        <w:t>, ZKP</w:t>
+      </w:r>
+      <w:r>
+        <w:rPr>
+          <w:lang w:val="sr-Latn-RS"/>
+        </w:rPr>
+        <w:t xml:space="preserve"> </w:t>
+      </w:r>
+      <w:r>
+        <w:rPr>
+          <w:lang w:val="sr-Cyrl-RS"/>
+        </w:rPr>
+        <w:t>протоколи омогућавају да се поверење у систему заснива на математичким гаранцијама, уместо на претпоствци о понашању учесника.</w:t>
+      </w:r>
+    </w:p>
+    <w:p>
+      <w:pPr>
+        <w:pStyle w:val="Heading3"/>
+      </w:pPr>
+      <w:r>
+        <w:t>2.2.3 Неи</w:t>
+      </w:r>
+      <w:r>
+        <w:t xml:space="preserve">нтерактивни докази </w:t>
+      </w:r>
+      <w:r>
+        <w:rPr>
+          <w:lang w:val="en-US"/>
+        </w:rPr>
+        <w:t xml:space="preserve">– NIZK </w:t>
+      </w:r>
+      <w:r>
+        <w:t xml:space="preserve">и </w:t>
+      </w:r>
+      <w:proofErr w:type="spellStart"/>
+      <w:r>
+        <w:rPr>
+          <w:lang w:val="en-US"/>
+        </w:rPr>
+        <w:t>zk</w:t>
+      </w:r>
+      <w:proofErr w:type="spellEnd"/>
+      <w:r>
+        <w:rPr>
+          <w:lang w:val="en-US"/>
+        </w:rPr>
+        <w:t xml:space="preserve">-SNARK </w:t>
+      </w:r>
+      <w:r>
+        <w:t>системи</w:t>
+      </w:r>
+    </w:p>
+    <w:p>
+      <w:pPr>
+        <w:rPr>
+          <w:lang w:val="sr-Cyrl-RS"/>
+        </w:rPr>
+      </w:pPr>
+      <w:r>
+        <w:rPr>
+          <w:lang w:val="sr-Cyrl-RS"/>
+        </w:rPr>
+        <w:t xml:space="preserve">Иако интерактивни </w:t>
+      </w:r>
+      <w:r>
+        <w:t xml:space="preserve">ZKP </w:t>
+      </w:r>
+      <w:r>
+        <w:rPr>
+          <w:lang w:val="sr-Cyrl-RS"/>
+        </w:rPr>
+        <w:t>протоколи нуде висок ниво сигурности, њихова примена у реалним системима, посебно у дистрибуираним окружењима као што су паметне мреже, није увек практична. Разлог за то је потреба за сталном разменим порука између Доказивача и Верификатора, што у системима са великим бројем чворова доводи до повећаног кашњења и слабије скалабилности.</w:t>
+      </w:r>
+    </w:p>
+    <w:p>
+      <w:r>
+        <w:rPr>
+          <w:lang w:val="sr-Cyrl-RS"/>
+        </w:rPr>
+        <w:t>Због тога су развијени неинтерактивни докази са нултим знањем (</w:t>
+      </w:r>
+      <w:r>
+        <w:t xml:space="preserve">NIZK), </w:t>
+      </w:r>
+      <w:r>
+        <w:rPr>
+          <w:lang w:val="sr-Cyrl-RS"/>
+        </w:rPr>
+        <w:t xml:space="preserve">који значајно поједностављују овај процес. Кључна идеја је да се интеракција између учесникасведе на минимум, односно да Доказивач сам генерише доказ који Верификатор може накнадно да провери. Ово је омогућено применом </w:t>
+      </w:r>
+      <w:r>
+        <w:t>Fiat-Shamir</w:t>
+      </w:r>
+      <w:r>
+        <w:rPr>
+          <w:lang w:val="sr-Cyrl-RS"/>
+        </w:rPr>
+        <w:t xml:space="preserve"> хеуристике, која замењује насумични изазов Верификатора криптографском хеш функцијом. На тај нашин се цео процес </w:t>
+      </w:r>
+      <w:r>
+        <w:t>“</w:t>
+      </w:r>
+      <w:r>
+        <w:rPr>
+          <w:lang w:val="sr-Cyrl-RS"/>
+        </w:rPr>
+        <w:t>сабија* у један доказ који се шаље једносмерно, без потребе за даљом комуникацијом.</w:t>
+      </w:r>
+    </w:p>
+    <w:p>
+      <w:r>
+        <w:rPr>
+          <w:lang w:val="sr-Cyrl-RS"/>
+        </w:rPr>
+        <w:t xml:space="preserve">Даљим унапређењем овог приступа развијени су </w:t>
+      </w:r>
+      <w:proofErr w:type="spellStart"/>
+      <w:r>
+        <w:t>zk</w:t>
+      </w:r>
+      <w:proofErr w:type="spellEnd"/>
+      <w:r>
+        <w:t>-</w:t>
+      </w:r>
+      <w:r>
+        <w:rPr>
+          <w:lang w:val="sr-Latn-RS"/>
+        </w:rPr>
+        <w:t xml:space="preserve">SNARK </w:t>
+      </w:r>
+      <w:r>
+        <w:rPr>
+          <w:lang w:val="sr-Cyrl-RS"/>
+        </w:rPr>
+        <w:t xml:space="preserve">системи (енгл. </w:t>
+      </w:r>
+      <w:r>
+        <w:t xml:space="preserve">Zero-Knowledge Succinct Non-Interactive Argument of Knowledge), </w:t>
+      </w:r>
+      <w:r>
+        <w:rPr>
+          <w:lang w:val="sr-Cyrl-RS"/>
+        </w:rPr>
+        <w:t>који су посебно погодни за практичну примену. Њихова главна предност је у томе што су докази веома мали и брзо се проверавају</w:t>
+      </w:r>
+      <w:r>
+        <w:t>,</w:t>
+      </w:r>
+      <w:r>
+        <w:rPr>
+          <w:lang w:val="sr-Cyrl-RS"/>
+        </w:rPr>
+        <w:t xml:space="preserve"> без обзира на сложеност израчунавања. Поред тога цео процес је </w:t>
+      </w:r>
+      <w:r>
+        <w:rPr>
+          <w:lang w:val="sr-Cyrl-RS"/>
+        </w:rPr>
         <w:lastRenderedPageBreak/>
-        <w:t>Комбинацијом ова три својства</w:t>
-      </w:r>
-      <w:r>
-        <w:t>, ZKP</w:t>
-      </w:r>
-      <w:r>
-        <w:rPr>
-          <w:lang w:val="sr-Latn-RS"/>
-        </w:rPr>
+        <w:t>неинтерактиван, доказ се генерише и шаље у једном кораку, што значајно смањује оптерећење мреже.</w:t>
+      </w:r>
+    </w:p>
+    <w:p>
+      <w:r>
+        <w:rPr>
+          <w:lang w:val="sr-Cyrl-RS"/>
+        </w:rPr>
+        <w:t xml:space="preserve">Савремени протоколи као што су </w:t>
+      </w:r>
+      <w:r>
+        <w:t xml:space="preserve">Groth16 </w:t>
+      </w:r>
+      <w:r>
+        <w:rPr>
+          <w:lang w:val="sr-Cyrl-RS"/>
+        </w:rPr>
+        <w:t xml:space="preserve">и </w:t>
+      </w:r>
+      <w:proofErr w:type="spellStart"/>
+      <w:r>
+        <w:t>PlonK</w:t>
+      </w:r>
+      <w:proofErr w:type="spellEnd"/>
+      <w:r>
         <w:t xml:space="preserve"> </w:t>
-      </w:r>
-      <w:r>
-        <w:rPr>
-          <w:lang w:val="sr-Cyrl-RS"/>
-        </w:rPr>
-        <w:t>протоколи омогућавају да се поверење у систему заснива на математичким гаранцијама, уместо на претпоствци о понашању учесника.</w:t>
-      </w:r>
-    </w:p>
-    <w:p>
-      <w:pPr>
-        <w:pStyle w:val="Heading3"/>
-      </w:pPr>
-      <w:r>
-        <w:t>2.2.3 Неи</w:t>
-      </w:r>
-      <w:r>
-        <w:t xml:space="preserve">нтерактивни докази </w:t>
-      </w:r>
-      <w:r>
-        <w:rPr>
-          <w:lang w:val="en-US"/>
-        </w:rPr>
-        <w:t xml:space="preserve">– NIZK </w:t>
-      </w:r>
-      <w:r>
-        <w:t xml:space="preserve">и </w:t>
-      </w:r>
-      <w:r>
-        <w:rPr>
-          <w:lang w:val="en-US"/>
-        </w:rPr>
-        <w:t xml:space="preserve">zk-SNARK </w:t>
-      </w:r>
-      <w:r>
-        <w:t>системи</w:t>
-      </w:r>
-    </w:p>
-    <w:p>
-      <w:pPr>
-        <w:rPr>
-          <w:lang w:val="sr-Cyrl-RS"/>
-        </w:rPr>
-      </w:pPr>
-      <w:r>
-        <w:rPr>
-          <w:lang w:val="sr-Cyrl-RS"/>
-        </w:rPr>
-        <w:t xml:space="preserve">Иако интерактивни </w:t>
-      </w:r>
-      <w:r>
-        <w:t xml:space="preserve">ZKP </w:t>
-      </w:r>
-      <w:r>
-        <w:rPr>
-          <w:lang w:val="sr-Cyrl-RS"/>
-        </w:rPr>
-        <w:t>протоколи нуде висок ниво сигурности, њихова примена у реалним системима, посебно у дистрибуираним окружењима као што су паметне мреже, није увек практична. Разлог за то је потреба за сталном разменим порука између Доказивача и Верификатора, што у системима са великим бројем чворова доводи до повећаног кашњења и слабије скалабилности.</w:t>
-      </w:r>
-    </w:p>
-    <w:p>
-      <w:r>
-        <w:rPr>
-          <w:lang w:val="sr-Cyrl-RS"/>
-        </w:rPr>
-        <w:t>Због тога су развијени неинтерактивни докази са нултим знањем (</w:t>
-      </w:r>
-      <w:r>
-        <w:t xml:space="preserve">NIZK), </w:t>
-      </w:r>
-      <w:r>
-        <w:rPr>
-          <w:lang w:val="sr-Cyrl-RS"/>
-        </w:rPr>
-        <w:t xml:space="preserve">који значајно поједностављују овај процес. Кључна идеја је да се интеракција између учесникасведе на минимум, односно да Доказивач сам генерише доказ који Верификатор може накнадно да провери. Ово је омогућено применом </w:t>
-      </w:r>
-      <w:r>
-        <w:t>Fiat-Shamir</w:t>
-      </w:r>
-      <w:r>
-        <w:rPr>
-          <w:lang w:val="sr-Cyrl-RS"/>
-        </w:rPr>
-        <w:t xml:space="preserve"> хеуристике, која замењује насумични изазов Верификатора криптографском хеш функцијом. На тај нашин се цео процес </w:t>
-      </w:r>
-      <w:r>
-        <w:t>“</w:t>
-      </w:r>
-      <w:r>
-        <w:rPr>
-          <w:lang w:val="sr-Cyrl-RS"/>
-        </w:rPr>
-        <w:t>сабија* у један доказ који се шаље једносмерно, без потребе за даљом комуникацијом.</w:t>
-      </w:r>
-    </w:p>
-    <w:p>
-      <w:r>
-        <w:rPr>
-          <w:lang w:val="sr-Cyrl-RS"/>
-        </w:rPr>
-        <w:t xml:space="preserve">Даљим унапређењем овог приступа развијени су </w:t>
-      </w:r>
-      <w:r>
-        <w:t>zk-</w:t>
-      </w:r>
-      <w:r>
-        <w:rPr>
-          <w:lang w:val="sr-Latn-RS"/>
-        </w:rPr>
-        <w:t xml:space="preserve">SNARK </w:t>
-      </w:r>
-      <w:r>
-        <w:rPr>
-          <w:lang w:val="sr-Cyrl-RS"/>
-        </w:rPr>
-        <w:t xml:space="preserve">системи (енгл. </w:t>
-      </w:r>
-      <w:proofErr w:type="gramStart"/>
-      <w:r>
-        <w:t xml:space="preserve">Zero-Knowledge Succinct Non-Interactive Argument of Knowledge), </w:t>
-      </w:r>
-      <w:r>
-        <w:rPr>
-          <w:lang w:val="sr-Cyrl-RS"/>
-        </w:rPr>
-        <w:t>који су посебно погодни за практичну примену.</w:t>
-      </w:r>
-      <w:proofErr w:type="gramEnd"/>
-      <w:r>
-        <w:rPr>
-          <w:lang w:val="sr-Cyrl-RS"/>
-        </w:rPr>
-        <w:t xml:space="preserve"> Њихова главна предност је у томе што су докази веома мали и брзо се проверавају</w:t>
-      </w:r>
-      <w:r>
-        <w:t>,</w:t>
-      </w:r>
-      <w:r>
-        <w:rPr>
-          <w:lang w:val="sr-Cyrl-RS"/>
-        </w:rPr>
-        <w:t xml:space="preserve"> без обзира на сложеност израчунавања. Поред тога цео процес је неинтерактиван, доказ се генерише и шаље у једном кораку, што значајно смањује оптерећење мреже.</w:t>
-      </w:r>
-    </w:p>
-    <w:p>
-      <w:r>
-        <w:rPr>
-          <w:lang w:val="sr-Cyrl-RS"/>
-        </w:rPr>
-        <w:t xml:space="preserve">Савремени протоколи као што су </w:t>
-      </w:r>
-      <w:r>
-        <w:t xml:space="preserve">Groth16 </w:t>
-      </w:r>
-      <w:r>
-        <w:rPr>
-          <w:lang w:val="sr-Cyrl-RS"/>
-        </w:rPr>
-        <w:t xml:space="preserve">и </w:t>
-      </w:r>
-      <w:r>
-        <w:t xml:space="preserve">PlonK </w:t>
       </w:r>
       <w:r>
         <w:rPr>
@@ -12153,8 +13548,6 @@
       <w:pPr>
         <w:pStyle w:val="Tekst"/>
       </w:pPr>
-      <w:bookmarkStart w:id="8" w:name="_GoBack"/>
-      <w:bookmarkEnd w:id="8"/>
     </w:p>
     <w:p>
       <w:pPr>
@@ -12202,7 +13595,6 @@
         </w:rPr>
         <w:t xml:space="preserve"> омогућавају проверу исправности података без њиховог откривања, они не решавају проблем њихове обраде. У класичним клијент-сервер архитектурама, израчунавање над подацима подразумева да сентрални енитет има проступ њиховим стварним вредностима, што доводи до нарушвања приватности и увођења једне критичне тачке у систему (енгл. </w:t>
       </w:r>
-      <w:proofErr w:type="gramStart"/>
       <w:r>
         <w:rPr>
           <w:i/>
@@ -12216,14 +13608,7 @@
         <w:rPr>
           <w:lang w:val="sr-Cyrl-RS"/>
         </w:rPr>
-        <w:t>.</w:t>
-      </w:r>
-      <w:proofErr w:type="gramEnd"/>
-      <w:r>
-        <w:rPr>
-          <w:lang w:val="sr-Cyrl-RS"/>
-        </w:rPr>
-        <w:t xml:space="preserve"> Због тога се јавља потреба за приступом који омогућава обраду података без њиховог директног откривања.</w:t>
+        <w:t>. Због тога се јавља потреба за приступом који омогућава обраду података без њиховог директног откривања.</w:t>
       </w:r>
     </w:p>
     <w:p>
@@ -12336,8 +13721,13 @@
         </w:rPr>
         <w:t>Најпознатији и најшире коришћени алгоритам за то поставио је Ади Шамир (</w:t>
       </w:r>
-      <w:r>
-        <w:t xml:space="preserve">Adi Shamir) </w:t>
+      <w:proofErr w:type="spellStart"/>
+      <w:r>
+        <w:t>Adi</w:t>
+      </w:r>
+      <w:proofErr w:type="spellEnd"/>
+      <w:r>
+        <w:t xml:space="preserve"> Shamir) </w:t>
       </w:r>
       <w:r>
         <w:rPr>
@@ -12436,7 +13826,31 @@
         <w:t xml:space="preserve">делова (где је </w:t>
       </w:r>
       <w:r>
-        <w:t>k TODO manje ili jednako od n).</w:t>
+        <w:t xml:space="preserve">k TODO </w:t>
+      </w:r>
+      <w:proofErr w:type="spellStart"/>
+      <w:r>
+        <w:t>manje</w:t>
+      </w:r>
+      <w:proofErr w:type="spellEnd"/>
+      <w:r>
+        <w:t xml:space="preserve"> </w:t>
+      </w:r>
+      <w:proofErr w:type="spellStart"/>
+      <w:r>
+        <w:t>ili</w:t>
+      </w:r>
+      <w:proofErr w:type="spellEnd"/>
+      <w:r>
+        <w:t xml:space="preserve"> </w:t>
+      </w:r>
+      <w:proofErr w:type="spellStart"/>
+      <w:r>
+        <w:t>jednako</w:t>
+      </w:r>
+      <w:proofErr w:type="spellEnd"/>
+      <w:r>
+        <w:t xml:space="preserve"> od n).</w:t>
       </w:r>
     </w:p>
     <w:p>
@@ -12650,9 +14064,6 @@
     <w:p>
       <w:pPr>
         <w:pStyle w:val="ListParagraph"/>
-        <w:rPr>
-          <w:lang w:val="sr-Cyrl-RS"/>
-        </w:rPr>
       </w:pPr>
       <w:r>
         <w:rPr>
@@ -12726,7 +14137,23 @@
         <w:t xml:space="preserve">добијају се једноствним израчунавањем овог полинома за различите тачке </w:t>
       </w:r>
       <w:r>
-        <w:t xml:space="preserve">x nije jednako 0 !!!!. </w:t>
+        <w:t xml:space="preserve">x </w:t>
+      </w:r>
+      <w:proofErr w:type="spellStart"/>
+      <w:r>
+        <w:t>nije</w:t>
+      </w:r>
+      <w:proofErr w:type="spellEnd"/>
+      <w:r>
+        <w:t xml:space="preserve"> </w:t>
+      </w:r>
+      <w:proofErr w:type="spellStart"/>
+      <w:r>
+        <w:t>jednako</w:t>
+      </w:r>
+      <w:proofErr w:type="spellEnd"/>
+      <w:r>
+        <w:t xml:space="preserve"> 0 !!!!. </w:t>
       </w:r>
       <w:r>
         <w:rPr>
@@ -12756,7 +14183,15 @@
         <w:t>где је и једнако 1,2 3) добија се јединствени пар координата (</w:t>
       </w:r>
       <w:r>
-        <w:t xml:space="preserve">xi yi) </w:t>
+        <w:t xml:space="preserve">xi </w:t>
+      </w:r>
+      <w:proofErr w:type="spellStart"/>
+      <w:r>
+        <w:t>yi</w:t>
+      </w:r>
+      <w:proofErr w:type="spellEnd"/>
+      <w:r>
+        <w:t xml:space="preserve">) </w:t>
       </w:r>
       <w:r>
         <w:rPr>
@@ -13007,9 +14442,6 @@
     <w:p>
       <w:pPr>
         <w:pStyle w:val="Heading1"/>
-        <w:rPr>
-          <w:lang w:val="sr-Cyrl-RS"/>
-        </w:rPr>
       </w:pPr>
       <w:r>
         <w:rPr>
@@ -13019,85 +14451,1422 @@
       </w:r>
     </w:p>
     <w:p>
-      <w:proofErr w:type="gramStart"/>
-      <w:r>
-        <w:rPr>
+      <w:pPr>
+        <w:spacing w:before="100" w:beforeAutospacing="1" w:after="100" w:afterAutospacing="1" w:line="240" w:lineRule="auto"/>
+        <w:jc w:val="left"/>
+        <w:rPr>
+          <w:rFonts w:eastAsia="Times New Roman" w:cs="Times New Roman"/>
+          <w:kern w:val="0"/>
+          <w:szCs w:val="24"/>
+          <w14:ligatures w14:val="none"/>
+        </w:rPr>
+      </w:pPr>
+      <w:r>
+        <w:rPr>
+          <w:rFonts w:eastAsia="Times New Roman" w:cs="Times New Roman"/>
           <w:b/>
           <w:bCs/>
+          <w:kern w:val="0"/>
+          <w:szCs w:val="24"/>
+          <w14:ligatures w14:val="none"/>
         </w:rPr>
         <w:t>[1]</w:t>
       </w:r>
       <w:r>
-        <w:t xml:space="preserve"> P. Deokar and S. Arora, "Multiparty Computation for Privacy-Preserving Communication in the Smart Grid," in </w:t>
-      </w:r>
-      <w:r>
-        <w:rPr>
+        <w:rPr>
+          <w:rFonts w:eastAsia="Times New Roman" w:cs="Times New Roman"/>
+          <w:kern w:val="0"/>
+          <w:szCs w:val="24"/>
+          <w14:ligatures w14:val="none"/>
+        </w:rPr>
+        <w:t xml:space="preserve"> Fang, X., </w:t>
+      </w:r>
+      <w:proofErr w:type="spellStart"/>
+      <w:r>
+        <w:rPr>
+          <w:rFonts w:eastAsia="Times New Roman" w:cs="Times New Roman"/>
+          <w:kern w:val="0"/>
+          <w:szCs w:val="24"/>
+          <w14:ligatures w14:val="none"/>
+        </w:rPr>
+        <w:t>Misra</w:t>
+      </w:r>
+      <w:proofErr w:type="spellEnd"/>
+      <w:r>
+        <w:rPr>
+          <w:rFonts w:eastAsia="Times New Roman" w:cs="Times New Roman"/>
+          <w:kern w:val="0"/>
+          <w:szCs w:val="24"/>
+          <w14:ligatures w14:val="none"/>
+        </w:rPr>
+        <w:t xml:space="preserve">, S., </w:t>
+      </w:r>
+      <w:proofErr w:type="spellStart"/>
+      <w:r>
+        <w:rPr>
+          <w:rFonts w:eastAsia="Times New Roman" w:cs="Times New Roman"/>
+          <w:kern w:val="0"/>
+          <w:szCs w:val="24"/>
+          <w14:ligatures w14:val="none"/>
+        </w:rPr>
+        <w:t>Xue</w:t>
+      </w:r>
+      <w:proofErr w:type="spellEnd"/>
+      <w:r>
+        <w:rPr>
+          <w:rFonts w:eastAsia="Times New Roman" w:cs="Times New Roman"/>
+          <w:kern w:val="0"/>
+          <w:szCs w:val="24"/>
+          <w14:ligatures w14:val="none"/>
+        </w:rPr>
+        <w:t xml:space="preserve">, G., &amp; Yang, D. (2011). "Smart Grid — </w:t>
+      </w:r>
+      <w:proofErr w:type="gramStart"/>
+      <w:r>
+        <w:rPr>
+          <w:rFonts w:eastAsia="Times New Roman" w:cs="Times New Roman"/>
+          <w:kern w:val="0"/>
+          <w:szCs w:val="24"/>
+          <w14:ligatures w14:val="none"/>
+        </w:rPr>
+        <w:t>The</w:t>
+      </w:r>
+      <w:proofErr w:type="gramEnd"/>
+      <w:r>
+        <w:rPr>
+          <w:rFonts w:eastAsia="Times New Roman" w:cs="Times New Roman"/>
+          <w:kern w:val="0"/>
+          <w:szCs w:val="24"/>
+          <w14:ligatures w14:val="none"/>
+        </w:rPr>
+        <w:t xml:space="preserve"> New and Improved Power Grid: A Survey." </w:t>
+      </w:r>
+      <w:r>
+        <w:rPr>
+          <w:rFonts w:eastAsia="Times New Roman" w:cs="Times New Roman"/>
           <w:i/>
           <w:iCs/>
-        </w:rPr>
-        <w:t>Proceedings of the International Conference on Smart Communications</w:t>
-      </w:r>
-      <w:r>
-        <w:t>, 2025.</w:t>
-      </w:r>
-      <w:proofErr w:type="gramEnd"/>
-    </w:p>
-    <w:p>
-      <w:proofErr w:type="gramStart"/>
-      <w:r>
-        <w:rPr>
+          <w:kern w:val="0"/>
+          <w:szCs w:val="24"/>
+          <w14:ligatures w14:val="none"/>
+        </w:rPr>
+        <w:t>IEEE Communications Surveys &amp; Tutorials</w:t>
+      </w:r>
+      <w:r>
+        <w:rPr>
+          <w:rFonts w:eastAsia="Times New Roman" w:cs="Times New Roman"/>
+          <w:kern w:val="0"/>
+          <w:szCs w:val="24"/>
+          <w14:ligatures w14:val="none"/>
+        </w:rPr>
+        <w:t xml:space="preserve">, 14(4), 944-980. </w:t>
+      </w:r>
+    </w:p>
+    <w:p>
+      <w:pPr>
+        <w:spacing w:before="100" w:beforeAutospacing="1" w:after="100" w:afterAutospacing="1" w:line="240" w:lineRule="auto"/>
+        <w:jc w:val="left"/>
+        <w:rPr>
+          <w:rFonts w:eastAsia="Times New Roman" w:cs="Times New Roman"/>
+          <w:kern w:val="0"/>
+          <w:szCs w:val="24"/>
+          <w14:ligatures w14:val="none"/>
+        </w:rPr>
+      </w:pPr>
+      <w:r>
+        <w:rPr>
+          <w:rFonts w:eastAsia="Times New Roman" w:cs="Times New Roman"/>
           <w:b/>
           <w:bCs/>
+          <w:kern w:val="0"/>
+          <w:szCs w:val="24"/>
+          <w14:ligatures w14:val="none"/>
         </w:rPr>
         <w:t>[2]</w:t>
       </w:r>
       <w:r>
-        <w:t xml:space="preserve"> X. Liang, et al., "Survey of privacy-preserving data aggregation schemes in smart grid," </w:t>
-      </w:r>
-      <w:r>
-        <w:rPr>
+        <w:rPr>
+          <w:rFonts w:eastAsia="Times New Roman" w:cs="Times New Roman"/>
+          <w:kern w:val="0"/>
+          <w:szCs w:val="24"/>
+          <w14:ligatures w14:val="none"/>
+        </w:rPr>
+        <w:t xml:space="preserve"> McKenna, E., Richardson, I., &amp; Thomson, M. (2012). "Smart meter data: Balancing consumer privacy concerns with legitimate applications."</w:t>
+      </w:r>
+    </w:p>
+    <w:p>
+      <w:pPr>
+        <w:spacing w:before="100" w:beforeAutospacing="1" w:after="100" w:afterAutospacing="1" w:line="240" w:lineRule="auto"/>
+        <w:jc w:val="left"/>
+        <w:rPr>
+          <w:rFonts w:eastAsia="Times New Roman" w:cs="Times New Roman"/>
+          <w:kern w:val="0"/>
+          <w:szCs w:val="24"/>
+          <w14:ligatures w14:val="none"/>
+        </w:rPr>
+      </w:pPr>
+      <w:r>
+        <w:rPr>
+          <w:rFonts w:eastAsia="Times New Roman" w:cs="Times New Roman"/>
+          <w:b/>
+          <w:bCs/>
+          <w:kern w:val="0"/>
+          <w:szCs w:val="24"/>
+          <w14:ligatures w14:val="none"/>
+        </w:rPr>
+        <w:t>[3]</w:t>
+      </w:r>
+      <w:r>
+        <w:rPr>
+          <w:rFonts w:eastAsia="Times New Roman" w:cs="Times New Roman"/>
+          <w:kern w:val="0"/>
+          <w:szCs w:val="24"/>
+          <w14:ligatures w14:val="none"/>
+        </w:rPr>
+        <w:t xml:space="preserve"> </w:t>
+      </w:r>
+      <w:proofErr w:type="spellStart"/>
+      <w:r>
+        <w:rPr>
+          <w:rFonts w:eastAsia="Times New Roman" w:cs="Times New Roman"/>
+          <w:kern w:val="0"/>
+          <w:szCs w:val="24"/>
+          <w14:ligatures w14:val="none"/>
+        </w:rPr>
+        <w:t>Kursawe</w:t>
+      </w:r>
+      <w:proofErr w:type="spellEnd"/>
+      <w:r>
+        <w:rPr>
+          <w:rFonts w:eastAsia="Times New Roman" w:cs="Times New Roman"/>
+          <w:kern w:val="0"/>
+          <w:szCs w:val="24"/>
+          <w14:ligatures w14:val="none"/>
+        </w:rPr>
+        <w:t xml:space="preserve">, K., </w:t>
+      </w:r>
+      <w:proofErr w:type="spellStart"/>
+      <w:r>
+        <w:rPr>
+          <w:rFonts w:eastAsia="Times New Roman" w:cs="Times New Roman"/>
+          <w:kern w:val="0"/>
+          <w:szCs w:val="24"/>
+          <w14:ligatures w14:val="none"/>
+        </w:rPr>
+        <w:t>Danezis</w:t>
+      </w:r>
+      <w:proofErr w:type="spellEnd"/>
+      <w:r>
+        <w:rPr>
+          <w:rFonts w:eastAsia="Times New Roman" w:cs="Times New Roman"/>
+          <w:kern w:val="0"/>
+          <w:szCs w:val="24"/>
+          <w14:ligatures w14:val="none"/>
+        </w:rPr>
+        <w:t xml:space="preserve">, G., &amp; </w:t>
+      </w:r>
+      <w:proofErr w:type="spellStart"/>
+      <w:r>
+        <w:rPr>
+          <w:rFonts w:eastAsia="Times New Roman" w:cs="Times New Roman"/>
+          <w:kern w:val="0"/>
+          <w:szCs w:val="24"/>
+          <w14:ligatures w14:val="none"/>
+        </w:rPr>
+        <w:t>Kohlweiss</w:t>
+      </w:r>
+      <w:proofErr w:type="spellEnd"/>
+      <w:r>
+        <w:rPr>
+          <w:rFonts w:eastAsia="Times New Roman" w:cs="Times New Roman"/>
+          <w:kern w:val="0"/>
+          <w:szCs w:val="24"/>
+          <w14:ligatures w14:val="none"/>
+        </w:rPr>
+        <w:t xml:space="preserve">, M. (2011). </w:t>
+      </w:r>
+      <w:proofErr w:type="gramStart"/>
+      <w:r>
+        <w:rPr>
+          <w:rFonts w:eastAsia="Times New Roman" w:cs="Times New Roman"/>
+          <w:kern w:val="0"/>
+          <w:szCs w:val="24"/>
+          <w14:ligatures w14:val="none"/>
+        </w:rPr>
+        <w:t>"Privacy-friendly a</w:t>
+      </w:r>
+      <w:r>
+        <w:rPr>
+          <w:rFonts w:eastAsia="Times New Roman" w:cs="Times New Roman"/>
+          <w:kern w:val="0"/>
+          <w:szCs w:val="24"/>
+          <w14:ligatures w14:val="none"/>
+        </w:rPr>
+        <w:t>ggregation for the smart grid."</w:t>
+      </w:r>
+      <w:proofErr w:type="gramEnd"/>
+    </w:p>
+    <w:p>
+      <w:pPr>
+        <w:spacing w:before="100" w:beforeAutospacing="1" w:after="100" w:afterAutospacing="1" w:line="240" w:lineRule="auto"/>
+        <w:jc w:val="left"/>
+        <w:rPr>
+          <w:rFonts w:eastAsia="Times New Roman" w:cs="Times New Roman"/>
+          <w:kern w:val="0"/>
+          <w:szCs w:val="24"/>
+          <w14:ligatures w14:val="none"/>
+        </w:rPr>
+      </w:pPr>
+      <w:r>
+        <w:rPr>
+          <w:rFonts w:eastAsia="Times New Roman" w:cs="Times New Roman"/>
+          <w:b/>
+          <w:bCs/>
+          <w:kern w:val="0"/>
+          <w:szCs w:val="24"/>
+          <w14:ligatures w14:val="none"/>
+        </w:rPr>
+        <w:t>[4]</w:t>
+      </w:r>
+      <w:r>
+        <w:rPr>
+          <w:rFonts w:eastAsia="Times New Roman" w:cs="Times New Roman"/>
+          <w:kern w:val="0"/>
+          <w:szCs w:val="24"/>
+          <w14:ligatures w14:val="none"/>
+        </w:rPr>
+        <w:t xml:space="preserve"> </w:t>
+      </w:r>
+      <w:proofErr w:type="spellStart"/>
+      <w:r>
+        <w:rPr>
+          <w:rFonts w:eastAsia="Times New Roman" w:cs="Times New Roman"/>
+          <w:kern w:val="0"/>
+          <w:szCs w:val="24"/>
+          <w14:ligatures w14:val="none"/>
+        </w:rPr>
+        <w:t>Goldreich</w:t>
+      </w:r>
+      <w:proofErr w:type="spellEnd"/>
+      <w:r>
+        <w:rPr>
+          <w:rFonts w:eastAsia="Times New Roman" w:cs="Times New Roman"/>
+          <w:kern w:val="0"/>
+          <w:szCs w:val="24"/>
+          <w14:ligatures w14:val="none"/>
+        </w:rPr>
+        <w:t xml:space="preserve">, O., </w:t>
+      </w:r>
+      <w:proofErr w:type="spellStart"/>
+      <w:r>
+        <w:rPr>
+          <w:rFonts w:eastAsia="Times New Roman" w:cs="Times New Roman"/>
+          <w:kern w:val="0"/>
+          <w:szCs w:val="24"/>
+          <w14:ligatures w14:val="none"/>
+        </w:rPr>
+        <w:t>Micali</w:t>
+      </w:r>
+      <w:proofErr w:type="spellEnd"/>
+      <w:r>
+        <w:rPr>
+          <w:rFonts w:eastAsia="Times New Roman" w:cs="Times New Roman"/>
+          <w:kern w:val="0"/>
+          <w:szCs w:val="24"/>
+          <w14:ligatures w14:val="none"/>
+        </w:rPr>
+        <w:t xml:space="preserve">, S., &amp; </w:t>
+      </w:r>
+      <w:proofErr w:type="spellStart"/>
+      <w:r>
+        <w:rPr>
+          <w:rFonts w:eastAsia="Times New Roman" w:cs="Times New Roman"/>
+          <w:kern w:val="0"/>
+          <w:szCs w:val="24"/>
+          <w14:ligatures w14:val="none"/>
+        </w:rPr>
+        <w:t>Wigderson</w:t>
+      </w:r>
+      <w:proofErr w:type="spellEnd"/>
+      <w:r>
+        <w:rPr>
+          <w:rFonts w:eastAsia="Times New Roman" w:cs="Times New Roman"/>
+          <w:kern w:val="0"/>
+          <w:szCs w:val="24"/>
+          <w14:ligatures w14:val="none"/>
+        </w:rPr>
+        <w:t>, A. (1987).</w:t>
+      </w:r>
+      <w:r>
+        <w:rPr>
+          <w:rFonts w:eastAsia="Times New Roman" w:cs="Times New Roman"/>
+          <w:kern w:val="0"/>
+          <w:szCs w:val="24"/>
+          <w14:ligatures w14:val="none"/>
+        </w:rPr>
+        <w:t xml:space="preserve"> </w:t>
+      </w:r>
+      <w:proofErr w:type="gramStart"/>
+      <w:r>
+        <w:rPr>
+          <w:rFonts w:eastAsia="Times New Roman" w:cs="Times New Roman"/>
+          <w:kern w:val="0"/>
+          <w:szCs w:val="24"/>
+          <w14:ligatures w14:val="none"/>
+        </w:rPr>
+        <w:t>"How to play ANY mental game."</w:t>
+      </w:r>
+      <w:proofErr w:type="gramEnd"/>
+    </w:p>
+    <w:p>
+      <w:pPr>
+        <w:spacing w:before="100" w:beforeAutospacing="1" w:after="100" w:afterAutospacing="1" w:line="240" w:lineRule="auto"/>
+        <w:jc w:val="left"/>
+        <w:rPr>
+          <w:rFonts w:eastAsia="Times New Roman" w:cs="Times New Roman"/>
+          <w:kern w:val="0"/>
+          <w:szCs w:val="24"/>
+          <w:lang w:val="sr-Cyrl-RS"/>
+          <w14:ligatures w14:val="none"/>
+        </w:rPr>
+      </w:pPr>
+      <w:r>
+        <w:rPr>
+          <w:rFonts w:eastAsia="Times New Roman" w:cs="Times New Roman"/>
+          <w:b/>
+          <w:bCs/>
+          <w:kern w:val="0"/>
+          <w:szCs w:val="24"/>
+          <w14:ligatures w14:val="none"/>
+        </w:rPr>
+        <w:t>[5]</w:t>
+      </w:r>
+      <w:r>
+        <w:rPr>
+          <w:rFonts w:eastAsia="Times New Roman" w:cs="Times New Roman"/>
+          <w:kern w:val="0"/>
+          <w:szCs w:val="24"/>
+          <w14:ligatures w14:val="none"/>
+        </w:rPr>
+        <w:t xml:space="preserve"> </w:t>
+      </w:r>
+      <w:proofErr w:type="spellStart"/>
+      <w:r>
+        <w:rPr>
+          <w:rFonts w:eastAsia="Times New Roman" w:cs="Times New Roman"/>
+          <w:kern w:val="0"/>
+          <w:szCs w:val="24"/>
+          <w14:ligatures w14:val="none"/>
+        </w:rPr>
+        <w:t>Damgård</w:t>
+      </w:r>
+      <w:proofErr w:type="spellEnd"/>
+      <w:r>
+        <w:rPr>
+          <w:rFonts w:eastAsia="Times New Roman" w:cs="Times New Roman"/>
+          <w:kern w:val="0"/>
+          <w:szCs w:val="24"/>
+          <w14:ligatures w14:val="none"/>
+        </w:rPr>
+        <w:t xml:space="preserve">, I., </w:t>
+      </w:r>
+      <w:proofErr w:type="spellStart"/>
+      <w:r>
+        <w:rPr>
+          <w:rFonts w:eastAsia="Times New Roman" w:cs="Times New Roman"/>
+          <w:kern w:val="0"/>
+          <w:szCs w:val="24"/>
+          <w14:ligatures w14:val="none"/>
+        </w:rPr>
+        <w:t>Pastro</w:t>
+      </w:r>
+      <w:proofErr w:type="spellEnd"/>
+      <w:r>
+        <w:rPr>
+          <w:rFonts w:eastAsia="Times New Roman" w:cs="Times New Roman"/>
+          <w:kern w:val="0"/>
+          <w:szCs w:val="24"/>
+          <w14:ligatures w14:val="none"/>
+        </w:rPr>
+        <w:t xml:space="preserve">, V., Smart, N., &amp; </w:t>
+      </w:r>
+      <w:proofErr w:type="spellStart"/>
+      <w:r>
+        <w:rPr>
+          <w:rFonts w:eastAsia="Times New Roman" w:cs="Times New Roman"/>
+          <w:kern w:val="0"/>
+          <w:szCs w:val="24"/>
+          <w14:ligatures w14:val="none"/>
+        </w:rPr>
+        <w:t>Zakarias</w:t>
+      </w:r>
+      <w:proofErr w:type="spellEnd"/>
+      <w:r>
+        <w:rPr>
+          <w:rFonts w:eastAsia="Times New Roman" w:cs="Times New Roman"/>
+          <w:kern w:val="0"/>
+          <w:szCs w:val="24"/>
+          <w14:ligatures w14:val="none"/>
+        </w:rPr>
+        <w:t xml:space="preserve">, S. (2012). </w:t>
+      </w:r>
+      <w:proofErr w:type="gramStart"/>
+      <w:r>
+        <w:rPr>
+          <w:rFonts w:eastAsia="Times New Roman" w:cs="Times New Roman"/>
+          <w:kern w:val="0"/>
+          <w:szCs w:val="24"/>
+          <w14:ligatures w14:val="none"/>
+        </w:rPr>
+        <w:t xml:space="preserve">"Multiparty Computation from Somewhat </w:t>
+      </w:r>
+      <w:proofErr w:type="spellStart"/>
+      <w:r>
+        <w:rPr>
+          <w:rFonts w:eastAsia="Times New Roman" w:cs="Times New Roman"/>
+          <w:kern w:val="0"/>
+          <w:szCs w:val="24"/>
+          <w14:ligatures w14:val="none"/>
+        </w:rPr>
+        <w:t>Homomorphic</w:t>
+      </w:r>
+      <w:proofErr w:type="spellEnd"/>
+      <w:r>
+        <w:rPr>
+          <w:rFonts w:eastAsia="Times New Roman" w:cs="Times New Roman"/>
+          <w:kern w:val="0"/>
+          <w:szCs w:val="24"/>
+          <w14:ligatures w14:val="none"/>
+        </w:rPr>
+        <w:t xml:space="preserve"> Encryption."</w:t>
+      </w:r>
+      <w:proofErr w:type="gramEnd"/>
+      <w:r>
+        <w:rPr>
+          <w:rFonts w:eastAsia="Times New Roman" w:cs="Times New Roman"/>
+          <w:kern w:val="0"/>
+          <w:szCs w:val="24"/>
+          <w14:ligatures w14:val="none"/>
+        </w:rPr>
+        <w:t xml:space="preserve"> </w:t>
+      </w:r>
+      <w:proofErr w:type="gramStart"/>
+      <w:r>
+        <w:rPr>
+          <w:rFonts w:eastAsia="Times New Roman" w:cs="Times New Roman"/>
           <w:i/>
           <w:iCs/>
-        </w:rPr>
-        <w:t>Cyber-Physical Systems Review</w:t>
-      </w:r>
-      <w:r>
-        <w:t>, 2024.</w:t>
+          <w:kern w:val="0"/>
+          <w:szCs w:val="24"/>
+          <w14:ligatures w14:val="none"/>
+        </w:rPr>
+        <w:t>Advances in Cryptology – CRYPTO 2012</w:t>
+      </w:r>
+      <w:r>
+        <w:rPr>
+          <w:rFonts w:eastAsia="Times New Roman" w:cs="Times New Roman"/>
+          <w:kern w:val="0"/>
+          <w:szCs w:val="24"/>
+          <w14:ligatures w14:val="none"/>
+        </w:rPr>
+        <w:t>.</w:t>
       </w:r>
       <w:proofErr w:type="gramEnd"/>
     </w:p>
     <w:p>
-      <w:r>
-        <w:rPr>
+      <w:pPr>
+        <w:spacing w:before="100" w:beforeAutospacing="1" w:after="100" w:afterAutospacing="1" w:line="240" w:lineRule="auto"/>
+        <w:jc w:val="left"/>
+        <w:rPr>
+          <w:rFonts w:eastAsia="Times New Roman" w:cs="Times New Roman"/>
+          <w:kern w:val="0"/>
+          <w:szCs w:val="24"/>
+          <w:lang w:val="sr-Cyrl-RS"/>
+          <w14:ligatures w14:val="none"/>
+        </w:rPr>
+      </w:pPr>
+      <w:r>
+        <w:rPr>
+          <w:rFonts w:eastAsia="Times New Roman" w:cs="Times New Roman"/>
           <w:b/>
           <w:bCs/>
-        </w:rPr>
-        <w:t>[3]</w:t>
-      </w:r>
-      <w:r>
-        <w:t xml:space="preserve"> Y. Liu, Y. Wang, and J. Ma, "Non-Intrusive Load Monitoring in Smart Grids: A Comprehensive Review," </w:t>
-      </w:r>
-      <w:r>
-        <w:rPr>
+          <w:kern w:val="0"/>
+          <w:szCs w:val="24"/>
+          <w14:ligatures w14:val="none"/>
+        </w:rPr>
+        <w:t>[6]</w:t>
+      </w:r>
+      <w:r>
+        <w:rPr>
+          <w:rFonts w:eastAsia="Times New Roman" w:cs="Times New Roman"/>
+          <w:kern w:val="0"/>
+          <w:szCs w:val="24"/>
+          <w14:ligatures w14:val="none"/>
+        </w:rPr>
+        <w:t xml:space="preserve"> </w:t>
+      </w:r>
+      <w:proofErr w:type="spellStart"/>
+      <w:r>
+        <w:rPr>
+          <w:rFonts w:eastAsia="Times New Roman" w:cs="Times New Roman"/>
+          <w:kern w:val="0"/>
+          <w:szCs w:val="24"/>
+          <w14:ligatures w14:val="none"/>
+        </w:rPr>
+        <w:t>Cavoukian</w:t>
+      </w:r>
+      <w:proofErr w:type="spellEnd"/>
+      <w:r>
+        <w:rPr>
+          <w:rFonts w:eastAsia="Times New Roman" w:cs="Times New Roman"/>
+          <w:kern w:val="0"/>
+          <w:szCs w:val="24"/>
+          <w14:ligatures w14:val="none"/>
+        </w:rPr>
+        <w:t xml:space="preserve">, A., </w:t>
+      </w:r>
+      <w:proofErr w:type="spellStart"/>
+      <w:r>
+        <w:rPr>
+          <w:rFonts w:eastAsia="Times New Roman" w:cs="Times New Roman"/>
+          <w:kern w:val="0"/>
+          <w:szCs w:val="24"/>
+          <w14:ligatures w14:val="none"/>
+        </w:rPr>
+        <w:t>Polonetsky</w:t>
+      </w:r>
+      <w:proofErr w:type="spellEnd"/>
+      <w:r>
+        <w:rPr>
+          <w:rFonts w:eastAsia="Times New Roman" w:cs="Times New Roman"/>
+          <w:kern w:val="0"/>
+          <w:szCs w:val="24"/>
+          <w14:ligatures w14:val="none"/>
+        </w:rPr>
+        <w:t>, J., &amp; Wolf, C. (2010). "</w:t>
+      </w:r>
+      <w:proofErr w:type="spellStart"/>
+      <w:r>
+        <w:rPr>
+          <w:rFonts w:eastAsia="Times New Roman" w:cs="Times New Roman"/>
+          <w:kern w:val="0"/>
+          <w:szCs w:val="24"/>
+          <w14:ligatures w14:val="none"/>
+        </w:rPr>
+        <w:t>SmartPrivacy</w:t>
+      </w:r>
+      <w:proofErr w:type="spellEnd"/>
+      <w:r>
+        <w:rPr>
+          <w:rFonts w:eastAsia="Times New Roman" w:cs="Times New Roman"/>
+          <w:kern w:val="0"/>
+          <w:szCs w:val="24"/>
+          <w14:ligatures w14:val="none"/>
+        </w:rPr>
+        <w:t xml:space="preserve"> for the smart grid: embedding privacy into the design of electricity conservation." </w:t>
+      </w:r>
+      <w:r>
+        <w:rPr>
+          <w:rFonts w:eastAsia="Times New Roman" w:cs="Times New Roman"/>
           <w:i/>
           <w:iCs/>
-        </w:rPr>
-        <w:t>IEEE Transactions on Instrumentation and Measurement</w:t>
-      </w:r>
-      <w:r>
-        <w:t>, vol. 73, 2024.</w:t>
-      </w:r>
-    </w:p>
-    <w:p>
-      <w:r>
-        <w:rPr>
+          <w:kern w:val="0"/>
+          <w:szCs w:val="24"/>
+          <w14:ligatures w14:val="none"/>
+        </w:rPr>
+        <w:t>Identity in the Information Society</w:t>
+      </w:r>
+      <w:r>
+        <w:rPr>
+          <w:rFonts w:eastAsia="Times New Roman" w:cs="Times New Roman"/>
+          <w:kern w:val="0"/>
+          <w:szCs w:val="24"/>
+          <w14:ligatures w14:val="none"/>
+        </w:rPr>
+        <w:t>, 3(2), 275-294.</w:t>
+      </w:r>
+    </w:p>
+    <w:p>
+      <w:pPr>
+        <w:spacing w:before="100" w:beforeAutospacing="1" w:after="100" w:afterAutospacing="1" w:line="240" w:lineRule="auto"/>
+        <w:jc w:val="left"/>
+        <w:rPr>
+          <w:rFonts w:eastAsia="Times New Roman" w:cs="Times New Roman"/>
+          <w:kern w:val="0"/>
+          <w:szCs w:val="24"/>
+          <w:lang w:val="sr-Cyrl-RS"/>
+          <w14:ligatures w14:val="none"/>
+        </w:rPr>
+      </w:pPr>
+      <w:r>
+        <w:rPr>
+          <w:rFonts w:eastAsia="Times New Roman" w:cs="Times New Roman"/>
           <w:b/>
           <w:bCs/>
+          <w:kern w:val="0"/>
+          <w:szCs w:val="24"/>
+          <w14:ligatures w14:val="none"/>
+        </w:rPr>
+        <w:t>[7]</w:t>
+      </w:r>
+      <w:r>
+        <w:rPr>
+          <w:rFonts w:eastAsia="Times New Roman" w:cs="Times New Roman"/>
+          <w:kern w:val="0"/>
+          <w:szCs w:val="24"/>
+          <w14:ligatures w14:val="none"/>
+        </w:rPr>
+        <w:t xml:space="preserve"> </w:t>
+      </w:r>
+      <w:proofErr w:type="spellStart"/>
+      <w:r>
+        <w:rPr>
+          <w:rFonts w:eastAsia="Times New Roman" w:cs="Times New Roman"/>
+          <w:kern w:val="0"/>
+          <w:szCs w:val="24"/>
+          <w14:ligatures w14:val="none"/>
+        </w:rPr>
+        <w:t>Wachter</w:t>
+      </w:r>
+      <w:proofErr w:type="spellEnd"/>
+      <w:r>
+        <w:rPr>
+          <w:rFonts w:eastAsia="Times New Roman" w:cs="Times New Roman"/>
+          <w:kern w:val="0"/>
+          <w:szCs w:val="24"/>
+          <w14:ligatures w14:val="none"/>
+        </w:rPr>
+        <w:t xml:space="preserve">, S. (2018). "Normative challenges of identification in the Internet of Things: Privacy, profiling, discrimination, and the GDPR." </w:t>
+      </w:r>
+      <w:r>
+        <w:rPr>
+          <w:rFonts w:eastAsia="Times New Roman" w:cs="Times New Roman"/>
+          <w:i/>
+          <w:iCs/>
+          <w:kern w:val="0"/>
+          <w:szCs w:val="24"/>
+          <w14:ligatures w14:val="none"/>
+        </w:rPr>
+        <w:t>Computer Law &amp; Security Review</w:t>
+      </w:r>
+      <w:r>
+        <w:rPr>
+          <w:rFonts w:eastAsia="Times New Roman" w:cs="Times New Roman"/>
+          <w:kern w:val="0"/>
+          <w:szCs w:val="24"/>
+          <w14:ligatures w14:val="none"/>
+        </w:rPr>
+        <w:t>, 34(3), 436-449.</w:t>
+      </w:r>
+    </w:p>
+    <w:p>
+      <w:pPr>
+        <w:spacing w:before="100" w:beforeAutospacing="1" w:after="100" w:afterAutospacing="1" w:line="240" w:lineRule="auto"/>
+        <w:jc w:val="left"/>
+        <w:rPr>
+          <w:rFonts w:eastAsia="Times New Roman" w:cs="Times New Roman"/>
+          <w:kern w:val="0"/>
+          <w:szCs w:val="24"/>
+          <w14:ligatures w14:val="none"/>
+        </w:rPr>
+      </w:pPr>
+      <w:r>
+        <w:rPr>
+          <w:rFonts w:eastAsia="Times New Roman" w:cs="Times New Roman"/>
+          <w:b/>
+          <w:bCs/>
+          <w:kern w:val="0"/>
+          <w:szCs w:val="24"/>
+          <w14:ligatures w14:val="none"/>
+        </w:rPr>
+        <w:t>[8]</w:t>
+      </w:r>
+      <w:r>
+        <w:rPr>
+          <w:rFonts w:eastAsia="Times New Roman" w:cs="Times New Roman"/>
+          <w:kern w:val="0"/>
+          <w:szCs w:val="24"/>
+          <w14:ligatures w14:val="none"/>
+        </w:rPr>
+        <w:t xml:space="preserve"> McLaughlin, S., </w:t>
+      </w:r>
+      <w:proofErr w:type="spellStart"/>
+      <w:r>
+        <w:rPr>
+          <w:rFonts w:eastAsia="Times New Roman" w:cs="Times New Roman"/>
+          <w:kern w:val="0"/>
+          <w:szCs w:val="24"/>
+          <w14:ligatures w14:val="none"/>
+        </w:rPr>
+        <w:t>Holten</w:t>
+      </w:r>
+      <w:proofErr w:type="spellEnd"/>
+      <w:r>
+        <w:rPr>
+          <w:rFonts w:eastAsia="Times New Roman" w:cs="Times New Roman"/>
+          <w:kern w:val="0"/>
+          <w:szCs w:val="24"/>
+          <w14:ligatures w14:val="none"/>
+        </w:rPr>
+        <w:t xml:space="preserve">, B., </w:t>
+      </w:r>
+      <w:proofErr w:type="spellStart"/>
+      <w:r>
+        <w:rPr>
+          <w:rFonts w:eastAsia="Times New Roman" w:cs="Times New Roman"/>
+          <w:kern w:val="0"/>
+          <w:szCs w:val="24"/>
+          <w14:ligatures w14:val="none"/>
+        </w:rPr>
+        <w:t>Francillon</w:t>
+      </w:r>
+      <w:proofErr w:type="spellEnd"/>
+      <w:r>
+        <w:rPr>
+          <w:rFonts w:eastAsia="Times New Roman" w:cs="Times New Roman"/>
+          <w:kern w:val="0"/>
+          <w:szCs w:val="24"/>
+          <w14:ligatures w14:val="none"/>
+        </w:rPr>
+        <w:t xml:space="preserve">, A., et al. (2016). </w:t>
+      </w:r>
+      <w:proofErr w:type="gramStart"/>
+      <w:r>
+        <w:rPr>
+          <w:rFonts w:eastAsia="Times New Roman" w:cs="Times New Roman"/>
+          <w:kern w:val="0"/>
+          <w:szCs w:val="24"/>
+          <w14:ligatures w14:val="none"/>
+        </w:rPr>
+        <w:t xml:space="preserve">"The </w:t>
+      </w:r>
+      <w:proofErr w:type="spellStart"/>
+      <w:r>
+        <w:rPr>
+          <w:rFonts w:eastAsia="Times New Roman" w:cs="Times New Roman"/>
+          <w:kern w:val="0"/>
+          <w:szCs w:val="24"/>
+          <w14:ligatures w14:val="none"/>
+        </w:rPr>
+        <w:t>cybersecurity</w:t>
+      </w:r>
+      <w:proofErr w:type="spellEnd"/>
+      <w:r>
+        <w:rPr>
+          <w:rFonts w:eastAsia="Times New Roman" w:cs="Times New Roman"/>
+          <w:kern w:val="0"/>
+          <w:szCs w:val="24"/>
+          <w14:ligatures w14:val="none"/>
+        </w:rPr>
+        <w:t xml:space="preserve"> landscape in industrial control systems."</w:t>
+      </w:r>
+      <w:proofErr w:type="gramEnd"/>
+      <w:r>
+        <w:rPr>
+          <w:rFonts w:eastAsia="Times New Roman" w:cs="Times New Roman"/>
+          <w:kern w:val="0"/>
+          <w:szCs w:val="24"/>
+          <w14:ligatures w14:val="none"/>
+        </w:rPr>
+        <w:t xml:space="preserve"> </w:t>
+      </w:r>
+      <w:r>
+        <w:rPr>
+          <w:rFonts w:eastAsia="Times New Roman" w:cs="Times New Roman"/>
+          <w:i/>
+          <w:iCs/>
+          <w:kern w:val="0"/>
+          <w:szCs w:val="24"/>
+          <w14:ligatures w14:val="none"/>
+        </w:rPr>
+        <w:t>Proceedings of the IEEE</w:t>
+      </w:r>
+      <w:r>
+        <w:rPr>
+          <w:rFonts w:eastAsia="Times New Roman" w:cs="Times New Roman"/>
+          <w:kern w:val="0"/>
+          <w:szCs w:val="24"/>
+          <w14:ligatures w14:val="none"/>
+        </w:rPr>
+        <w:t>, 104(5), 1039-1057</w:t>
+      </w:r>
+    </w:p>
+    <w:p>
+      <w:pPr>
+        <w:spacing w:before="100" w:beforeAutospacing="1" w:after="100" w:afterAutospacing="1" w:line="240" w:lineRule="auto"/>
+        <w:jc w:val="left"/>
+        <w:rPr>
+          <w:rFonts w:eastAsia="Times New Roman" w:cs="Times New Roman"/>
+          <w:kern w:val="0"/>
+          <w:szCs w:val="24"/>
+          <w:lang w:val="sr-Cyrl-RS"/>
+          <w14:ligatures w14:val="none"/>
+        </w:rPr>
+      </w:pPr>
+      <w:r>
+        <w:rPr>
+          <w:rFonts w:eastAsia="Times New Roman" w:cs="Times New Roman"/>
+          <w:b/>
+          <w:bCs/>
+          <w:kern w:val="0"/>
+          <w:szCs w:val="24"/>
+          <w14:ligatures w14:val="none"/>
+        </w:rPr>
+        <w:t>[9]</w:t>
+      </w:r>
+      <w:r>
+        <w:rPr>
+          <w:rFonts w:eastAsia="Times New Roman" w:cs="Times New Roman"/>
+          <w:kern w:val="0"/>
+          <w:szCs w:val="24"/>
+          <w14:ligatures w14:val="none"/>
+        </w:rPr>
+        <w:t xml:space="preserve"> </w:t>
+      </w:r>
+      <w:proofErr w:type="spellStart"/>
+      <w:r>
+        <w:rPr>
+          <w:rFonts w:eastAsia="Times New Roman" w:cs="Times New Roman"/>
+          <w:kern w:val="0"/>
+          <w:szCs w:val="24"/>
+          <w14:ligatures w14:val="none"/>
+        </w:rPr>
+        <w:t>Bera</w:t>
+      </w:r>
+      <w:proofErr w:type="spellEnd"/>
+      <w:r>
+        <w:rPr>
+          <w:rFonts w:eastAsia="Times New Roman" w:cs="Times New Roman"/>
+          <w:kern w:val="0"/>
+          <w:szCs w:val="24"/>
+          <w14:ligatures w14:val="none"/>
+        </w:rPr>
+        <w:t xml:space="preserve">, S., </w:t>
+      </w:r>
+      <w:proofErr w:type="spellStart"/>
+      <w:r>
+        <w:rPr>
+          <w:rFonts w:eastAsia="Times New Roman" w:cs="Times New Roman"/>
+          <w:kern w:val="0"/>
+          <w:szCs w:val="24"/>
+          <w14:ligatures w14:val="none"/>
+        </w:rPr>
+        <w:t>Misra</w:t>
+      </w:r>
+      <w:proofErr w:type="spellEnd"/>
+      <w:r>
+        <w:rPr>
+          <w:rFonts w:eastAsia="Times New Roman" w:cs="Times New Roman"/>
+          <w:kern w:val="0"/>
+          <w:szCs w:val="24"/>
+          <w14:ligatures w14:val="none"/>
+        </w:rPr>
+        <w:t xml:space="preserve">, S., &amp; Rodrigues, J. J. (2015). </w:t>
+      </w:r>
+      <w:proofErr w:type="gramStart"/>
+      <w:r>
+        <w:rPr>
+          <w:rFonts w:eastAsia="Times New Roman" w:cs="Times New Roman"/>
+          <w:kern w:val="0"/>
+          <w:szCs w:val="24"/>
+          <w14:ligatures w14:val="none"/>
+        </w:rPr>
+        <w:t>"Cloud computing applications for smart grid: A survey."</w:t>
+      </w:r>
+      <w:proofErr w:type="gramEnd"/>
+      <w:r>
+        <w:rPr>
+          <w:rFonts w:eastAsia="Times New Roman" w:cs="Times New Roman"/>
+          <w:kern w:val="0"/>
+          <w:szCs w:val="24"/>
+          <w14:ligatures w14:val="none"/>
+        </w:rPr>
+        <w:t xml:space="preserve"> </w:t>
+      </w:r>
+      <w:r>
+        <w:rPr>
+          <w:rFonts w:eastAsia="Times New Roman" w:cs="Times New Roman"/>
+          <w:i/>
+          <w:iCs/>
+          <w:kern w:val="0"/>
+          <w:szCs w:val="24"/>
+          <w14:ligatures w14:val="none"/>
+        </w:rPr>
+        <w:t>IEEE Transactions on Parallel and Distributed Systems</w:t>
+      </w:r>
+      <w:r>
+        <w:rPr>
+          <w:rFonts w:eastAsia="Times New Roman" w:cs="Times New Roman"/>
+          <w:kern w:val="0"/>
+          <w:szCs w:val="24"/>
+          <w14:ligatures w14:val="none"/>
+        </w:rPr>
+        <w:t>, 26(5), 1477-1494.</w:t>
+      </w:r>
+    </w:p>
+    <w:p>
+      <w:pPr>
+        <w:spacing w:before="100" w:beforeAutospacing="1" w:after="100" w:afterAutospacing="1" w:line="240" w:lineRule="auto"/>
+        <w:jc w:val="left"/>
+        <w:rPr>
+          <w:rFonts w:eastAsia="Times New Roman" w:cs="Times New Roman"/>
+          <w:kern w:val="0"/>
+          <w:szCs w:val="24"/>
+          <w:lang w:val="sr-Cyrl-RS"/>
+          <w14:ligatures w14:val="none"/>
+        </w:rPr>
+      </w:pPr>
+      <w:r>
+        <w:rPr>
+          <w:rFonts w:eastAsia="Times New Roman" w:cs="Times New Roman"/>
+          <w:b/>
+          <w:bCs/>
+          <w:kern w:val="0"/>
+          <w:szCs w:val="24"/>
+          <w14:ligatures w14:val="none"/>
+        </w:rPr>
+        <w:lastRenderedPageBreak/>
+        <w:t>[10]</w:t>
+      </w:r>
+      <w:r>
+        <w:rPr>
+          <w:rFonts w:eastAsia="Times New Roman" w:cs="Times New Roman"/>
+          <w:kern w:val="0"/>
+          <w:szCs w:val="24"/>
+          <w14:ligatures w14:val="none"/>
+        </w:rPr>
+        <w:t xml:space="preserve"> </w:t>
+      </w:r>
+      <w:proofErr w:type="spellStart"/>
+      <w:r>
+        <w:rPr>
+          <w:rFonts w:eastAsia="Times New Roman" w:cs="Times New Roman"/>
+          <w:kern w:val="0"/>
+          <w:szCs w:val="24"/>
+          <w14:ligatures w14:val="none"/>
+        </w:rPr>
+        <w:t>Danezis</w:t>
+      </w:r>
+      <w:proofErr w:type="spellEnd"/>
+      <w:r>
+        <w:rPr>
+          <w:rFonts w:eastAsia="Times New Roman" w:cs="Times New Roman"/>
+          <w:kern w:val="0"/>
+          <w:szCs w:val="24"/>
+          <w14:ligatures w14:val="none"/>
+        </w:rPr>
+        <w:t>, G., Domingo-</w:t>
+      </w:r>
+      <w:proofErr w:type="spellStart"/>
+      <w:r>
+        <w:rPr>
+          <w:rFonts w:eastAsia="Times New Roman" w:cs="Times New Roman"/>
+          <w:kern w:val="0"/>
+          <w:szCs w:val="24"/>
+          <w14:ligatures w14:val="none"/>
+        </w:rPr>
+        <w:t>Ferrer</w:t>
+      </w:r>
+      <w:proofErr w:type="spellEnd"/>
+      <w:r>
+        <w:rPr>
+          <w:rFonts w:eastAsia="Times New Roman" w:cs="Times New Roman"/>
+          <w:kern w:val="0"/>
+          <w:szCs w:val="24"/>
+          <w14:ligatures w14:val="none"/>
+        </w:rPr>
+        <w:t xml:space="preserve">, J., Hansen, M., </w:t>
+      </w:r>
+      <w:proofErr w:type="spellStart"/>
+      <w:r>
+        <w:rPr>
+          <w:rFonts w:eastAsia="Times New Roman" w:cs="Times New Roman"/>
+          <w:kern w:val="0"/>
+          <w:szCs w:val="24"/>
+          <w14:ligatures w14:val="none"/>
+        </w:rPr>
+        <w:t>Hoepman</w:t>
+      </w:r>
+      <w:proofErr w:type="spellEnd"/>
+      <w:r>
+        <w:rPr>
+          <w:rFonts w:eastAsia="Times New Roman" w:cs="Times New Roman"/>
+          <w:kern w:val="0"/>
+          <w:szCs w:val="24"/>
+          <w14:ligatures w14:val="none"/>
+        </w:rPr>
+        <w:t xml:space="preserve">, J. H., Le </w:t>
+      </w:r>
+      <w:proofErr w:type="spellStart"/>
+      <w:r>
+        <w:rPr>
+          <w:rFonts w:eastAsia="Times New Roman" w:cs="Times New Roman"/>
+          <w:kern w:val="0"/>
+          <w:szCs w:val="24"/>
+          <w14:ligatures w14:val="none"/>
+        </w:rPr>
+        <w:t>Metayer</w:t>
+      </w:r>
+      <w:proofErr w:type="spellEnd"/>
+      <w:r>
+        <w:rPr>
+          <w:rFonts w:eastAsia="Times New Roman" w:cs="Times New Roman"/>
+          <w:kern w:val="0"/>
+          <w:szCs w:val="24"/>
+          <w14:ligatures w14:val="none"/>
+        </w:rPr>
+        <w:t xml:space="preserve">, D., </w:t>
+      </w:r>
+      <w:proofErr w:type="spellStart"/>
+      <w:r>
+        <w:rPr>
+          <w:rFonts w:eastAsia="Times New Roman" w:cs="Times New Roman"/>
+          <w:kern w:val="0"/>
+          <w:szCs w:val="24"/>
+          <w14:ligatures w14:val="none"/>
+        </w:rPr>
+        <w:t>Tirtea</w:t>
+      </w:r>
+      <w:proofErr w:type="spellEnd"/>
+      <w:r>
+        <w:rPr>
+          <w:rFonts w:eastAsia="Times New Roman" w:cs="Times New Roman"/>
+          <w:kern w:val="0"/>
+          <w:szCs w:val="24"/>
+          <w14:ligatures w14:val="none"/>
+        </w:rPr>
+        <w:t xml:space="preserve">, R., &amp; </w:t>
+      </w:r>
+      <w:proofErr w:type="spellStart"/>
+      <w:r>
+        <w:rPr>
+          <w:rFonts w:eastAsia="Times New Roman" w:cs="Times New Roman"/>
+          <w:kern w:val="0"/>
+          <w:szCs w:val="24"/>
+          <w14:ligatures w14:val="none"/>
+        </w:rPr>
+        <w:t>Schiffko</w:t>
+      </w:r>
+      <w:proofErr w:type="spellEnd"/>
+      <w:r>
+        <w:rPr>
+          <w:rFonts w:eastAsia="Times New Roman" w:cs="Times New Roman"/>
+          <w:kern w:val="0"/>
+          <w:szCs w:val="24"/>
+          <w14:ligatures w14:val="none"/>
+        </w:rPr>
+        <w:t xml:space="preserve">, S. (2015). </w:t>
+      </w:r>
+      <w:proofErr w:type="gramStart"/>
+      <w:r>
+        <w:rPr>
+          <w:rFonts w:eastAsia="Times New Roman" w:cs="Times New Roman"/>
+          <w:kern w:val="0"/>
+          <w:szCs w:val="24"/>
+          <w14:ligatures w14:val="none"/>
+        </w:rPr>
+        <w:t>"Privacy and Data Protection by Design-from policy to engineering."</w:t>
+      </w:r>
+      <w:proofErr w:type="gramEnd"/>
+      <w:r>
+        <w:rPr>
+          <w:rFonts w:eastAsia="Times New Roman" w:cs="Times New Roman"/>
+          <w:kern w:val="0"/>
+          <w:szCs w:val="24"/>
+          <w14:ligatures w14:val="none"/>
+        </w:rPr>
+        <w:t xml:space="preserve"> </w:t>
+      </w:r>
+      <w:proofErr w:type="gramStart"/>
+      <w:r>
+        <w:rPr>
+          <w:rFonts w:eastAsia="Times New Roman" w:cs="Times New Roman"/>
+          <w:i/>
+          <w:iCs/>
+          <w:kern w:val="0"/>
+          <w:szCs w:val="24"/>
+          <w14:ligatures w14:val="none"/>
+        </w:rPr>
+        <w:t>ENISA Report</w:t>
+      </w:r>
+      <w:r>
+        <w:rPr>
+          <w:rFonts w:eastAsia="Times New Roman" w:cs="Times New Roman"/>
+          <w:kern w:val="0"/>
+          <w:szCs w:val="24"/>
+          <w14:ligatures w14:val="none"/>
+        </w:rPr>
+        <w:t>.</w:t>
+      </w:r>
+      <w:proofErr w:type="gramEnd"/>
+    </w:p>
+    <w:p>
+      <w:pPr>
+        <w:spacing w:before="100" w:beforeAutospacing="1" w:after="100" w:afterAutospacing="1" w:line="240" w:lineRule="auto"/>
+        <w:jc w:val="left"/>
+        <w:rPr>
+          <w:rFonts w:eastAsia="Times New Roman" w:cs="Times New Roman"/>
+          <w:kern w:val="0"/>
+          <w:szCs w:val="24"/>
+          <w:lang w:val="sr-Cyrl-RS"/>
+          <w14:ligatures w14:val="none"/>
+        </w:rPr>
+      </w:pPr>
+      <w:r>
+        <w:rPr>
+          <w:rFonts w:eastAsia="Times New Roman" w:cs="Times New Roman"/>
+          <w:b/>
+          <w:bCs/>
+          <w:kern w:val="0"/>
+          <w:szCs w:val="24"/>
+          <w14:ligatures w14:val="none"/>
+        </w:rPr>
+        <w:t>[11]</w:t>
+      </w:r>
+      <w:r>
+        <w:rPr>
+          <w:rFonts w:eastAsia="Times New Roman" w:cs="Times New Roman"/>
+          <w:kern w:val="0"/>
+          <w:szCs w:val="24"/>
+          <w14:ligatures w14:val="none"/>
+        </w:rPr>
+        <w:t xml:space="preserve"> </w:t>
+      </w:r>
+      <w:proofErr w:type="spellStart"/>
+      <w:r>
+        <w:rPr>
+          <w:rFonts w:eastAsia="Times New Roman" w:cs="Times New Roman"/>
+          <w:kern w:val="0"/>
+          <w:szCs w:val="24"/>
+          <w14:ligatures w14:val="none"/>
+        </w:rPr>
+        <w:t>Uslar</w:t>
+      </w:r>
+      <w:proofErr w:type="spellEnd"/>
+      <w:r>
+        <w:rPr>
+          <w:rFonts w:eastAsia="Times New Roman" w:cs="Times New Roman"/>
+          <w:kern w:val="0"/>
+          <w:szCs w:val="24"/>
+          <w14:ligatures w14:val="none"/>
+        </w:rPr>
+        <w:t xml:space="preserve">, M., </w:t>
+      </w:r>
+      <w:proofErr w:type="spellStart"/>
+      <w:r>
+        <w:rPr>
+          <w:rFonts w:eastAsia="Times New Roman" w:cs="Times New Roman"/>
+          <w:kern w:val="0"/>
+          <w:szCs w:val="24"/>
+          <w14:ligatures w14:val="none"/>
+        </w:rPr>
+        <w:t>Spec</w:t>
+      </w:r>
+      <w:bookmarkStart w:id="8" w:name="_GoBack"/>
+      <w:bookmarkEnd w:id="8"/>
+      <w:r>
+        <w:rPr>
+          <w:rFonts w:eastAsia="Times New Roman" w:cs="Times New Roman"/>
+          <w:kern w:val="0"/>
+          <w:szCs w:val="24"/>
+          <w14:ligatures w14:val="none"/>
+        </w:rPr>
+        <w:t>ht</w:t>
+      </w:r>
+      <w:proofErr w:type="spellEnd"/>
+      <w:r>
+        <w:rPr>
+          <w:rFonts w:eastAsia="Times New Roman" w:cs="Times New Roman"/>
+          <w:kern w:val="0"/>
+          <w:szCs w:val="24"/>
+          <w14:ligatures w14:val="none"/>
+        </w:rPr>
+        <w:t xml:space="preserve">, M., </w:t>
+      </w:r>
+      <w:proofErr w:type="spellStart"/>
+      <w:r>
+        <w:rPr>
+          <w:rFonts w:eastAsia="Times New Roman" w:cs="Times New Roman"/>
+          <w:kern w:val="0"/>
+          <w:szCs w:val="24"/>
+          <w14:ligatures w14:val="none"/>
+        </w:rPr>
+        <w:t>Rohjans</w:t>
+      </w:r>
+      <w:proofErr w:type="spellEnd"/>
+      <w:r>
+        <w:rPr>
+          <w:rFonts w:eastAsia="Times New Roman" w:cs="Times New Roman"/>
+          <w:kern w:val="0"/>
+          <w:szCs w:val="24"/>
+          <w14:ligatures w14:val="none"/>
+        </w:rPr>
+        <w:t xml:space="preserve">, S., </w:t>
+      </w:r>
+      <w:proofErr w:type="spellStart"/>
+      <w:r>
+        <w:rPr>
+          <w:rFonts w:eastAsia="Times New Roman" w:cs="Times New Roman"/>
+          <w:kern w:val="0"/>
+          <w:szCs w:val="24"/>
+          <w14:ligatures w14:val="none"/>
+        </w:rPr>
+        <w:t>Trefke</w:t>
+      </w:r>
+      <w:proofErr w:type="spellEnd"/>
+      <w:r>
+        <w:rPr>
+          <w:rFonts w:eastAsia="Times New Roman" w:cs="Times New Roman"/>
+          <w:kern w:val="0"/>
+          <w:szCs w:val="24"/>
+          <w14:ligatures w14:val="none"/>
+        </w:rPr>
+        <w:t xml:space="preserve">, J., &amp; Gonzalez, J. M. (2012). "The Common Information Model CIM: IEC 61968/61970 and 62325-A practical introduction to the CIM." </w:t>
+      </w:r>
+      <w:proofErr w:type="gramStart"/>
+      <w:r>
+        <w:rPr>
+          <w:rFonts w:eastAsia="Times New Roman" w:cs="Times New Roman"/>
+          <w:i/>
+          <w:iCs/>
+          <w:kern w:val="0"/>
+          <w:szCs w:val="24"/>
+          <w14:ligatures w14:val="none"/>
+        </w:rPr>
+        <w:t>Springer Science &amp; Business Media</w:t>
+      </w:r>
+      <w:r>
+        <w:rPr>
+          <w:rFonts w:eastAsia="Times New Roman" w:cs="Times New Roman"/>
+          <w:kern w:val="0"/>
+          <w:szCs w:val="24"/>
+          <w14:ligatures w14:val="none"/>
+        </w:rPr>
+        <w:t>.</w:t>
+      </w:r>
+      <w:proofErr w:type="gramEnd"/>
+    </w:p>
+    <w:p>
+      <w:pPr>
+        <w:pStyle w:val="Tekst"/>
+        <w:rPr>
+          <w:rFonts w:asciiTheme="minorHAnsi" w:hAnsiTheme="minorHAnsi"/>
+          <w:lang w:val="sr-Cyrl-RS"/>
+        </w:rPr>
+      </w:pPr>
+    </w:p>
+    <w:p>
+      <w:proofErr w:type="gramStart"/>
+      <w:r>
+        <w:rPr>
+          <w:b/>
+          <w:bCs/>
+        </w:rPr>
+        <w:t>[1]</w:t>
+      </w:r>
+      <w:r>
+        <w:t xml:space="preserve"> P. </w:t>
+      </w:r>
+      <w:proofErr w:type="spellStart"/>
+      <w:r>
+        <w:t>Deokar</w:t>
+      </w:r>
+      <w:proofErr w:type="spellEnd"/>
+      <w:r>
+        <w:t xml:space="preserve"> and S. </w:t>
+      </w:r>
+      <w:proofErr w:type="spellStart"/>
+      <w:r>
+        <w:t>Arora</w:t>
+      </w:r>
+      <w:proofErr w:type="spellEnd"/>
+      <w:r>
+        <w:t xml:space="preserve">, "Multiparty Computation for Privacy-Preserving Communication in the Smart Grid," in </w:t>
+      </w:r>
+      <w:r>
+        <w:rPr>
+          <w:i/>
+          <w:iCs/>
+        </w:rPr>
+        <w:t>Proceedings of the International Conference on Smart Communications</w:t>
+      </w:r>
+      <w:r>
+        <w:t>, 2025.</w:t>
+      </w:r>
+      <w:proofErr w:type="gramEnd"/>
+    </w:p>
+    <w:p>
+      <w:proofErr w:type="gramStart"/>
+      <w:r>
+        <w:rPr>
+          <w:b/>
+          <w:bCs/>
+        </w:rPr>
+        <w:t>[2]</w:t>
+      </w:r>
+      <w:r>
+        <w:t xml:space="preserve"> X. Liang, et al., "Survey of privacy-preserving data aggregation schemes in smart grid," </w:t>
+      </w:r>
+      <w:r>
+        <w:rPr>
+          <w:i/>
+          <w:iCs/>
+        </w:rPr>
+        <w:t>Cyber-Physical Systems Review</w:t>
+      </w:r>
+      <w:r>
+        <w:t>, 2024.</w:t>
+      </w:r>
+      <w:proofErr w:type="gramEnd"/>
+    </w:p>
+    <w:p>
+      <w:r>
+        <w:rPr>
+          <w:b/>
+          <w:bCs/>
+        </w:rPr>
+        <w:t>[3]</w:t>
+      </w:r>
+      <w:r>
+        <w:t xml:space="preserve"> Y. Liu, Y. Wang, and J. Ma, "Non-Intrusive Load Monitoring in Smart Grids: A Comprehensive Review," </w:t>
+      </w:r>
+      <w:r>
+        <w:rPr>
+          <w:i/>
+          <w:iCs/>
+        </w:rPr>
+        <w:t>IEEE Transactions on Instrumentation and Measurement</w:t>
+      </w:r>
+      <w:r>
+        <w:t>, vol. 73, 2024.</w:t>
+      </w:r>
+    </w:p>
+    <w:p>
+      <w:r>
+        <w:rPr>
+          <w:b/>
+          <w:bCs/>
         </w:rPr>
         <w:t>[4]</w:t>
       </w:r>
       <w:r>
-        <w:t xml:space="preserve"> O. Kamil and S. Ogundoyin, "Zero-Knowledge Proofs For Privacy-Preserving Systems: A Survey </w:t>
+        <w:t xml:space="preserve"> O. </w:t>
+      </w:r>
+      <w:proofErr w:type="spellStart"/>
+      <w:r>
+        <w:t>Kamil</w:t>
+      </w:r>
+      <w:proofErr w:type="spellEnd"/>
+      <w:r>
+        <w:t xml:space="preserve"> and S. </w:t>
+      </w:r>
+      <w:proofErr w:type="spellStart"/>
+      <w:r>
+        <w:t>Ogundoyin</w:t>
+      </w:r>
+      <w:proofErr w:type="spellEnd"/>
+      <w:r>
+        <w:t xml:space="preserve">, "Zero-Knowledge Proofs For Privacy-Preserving Systems: A Survey </w:t>
       </w:r>
       <w:proofErr w:type="gramStart"/>
       <w:r>
@@ -13105,7 +15874,15 @@
       </w:r>
       <w:proofErr w:type="gramEnd"/>
       <w:r>
-        <w:t xml:space="preserve"> Blockchain, Identity, And Beyond," </w:t>
+        <w:t xml:space="preserve"> </w:t>
+      </w:r>
+      <w:proofErr w:type="spellStart"/>
+      <w:r>
+        <w:t>Blockchain</w:t>
+      </w:r>
+      <w:proofErr w:type="spellEnd"/>
+      <w:r>
+        <w:t xml:space="preserve">, Identity, And Beyond," </w:t>
       </w:r>
       <w:r>
         <w:rPr>
@@ -13394,7 +16171,6 @@
           <w:szCs w:val="24"/>
           <w:lang w:val="sr-Cyrl-RS"/>
         </w:rPr>
-        <w:lastRenderedPageBreak/>
         <w:t>Користити укошена (</w:t>
       </w:r>
       <w:r>
@@ -13678,6 +16454,7 @@
           <w:szCs w:val="24"/>
           <w:lang w:val="sr-Cyrl-RS"/>
         </w:rPr>
+        <w:lastRenderedPageBreak/>
         <w:t xml:space="preserve">Нпр. Коришћен је изузетно моћан алат за… -&gt; </w:t>
       </w:r>
     </w:p>
@@ -14482,7 +17259,6 @@
           <w:szCs w:val="24"/>
           <w:lang w:val="sr-Cyrl-RS"/>
         </w:rPr>
-        <w:lastRenderedPageBreak/>
         <w:t>Нпр. Представљено софтверско решење значајно скраћује време потребно за… -&gt;</w:t>
       </w:r>
     </w:p>
@@ -14698,6 +17474,7 @@
           <w:szCs w:val="24"/>
           <w:lang w:val="sr-Cyrl-RS"/>
         </w:rPr>
+        <w:lastRenderedPageBreak/>
         <w:t>фајл -&gt; датотека</w:t>
       </w:r>
     </w:p>
@@ -16089,7 +18866,7 @@
                                 <v:shape id="_x0000_i1027" type="#_x0000_t75" style="width:94.65pt;height:94.65pt" o:ole="" fillcolor="window">
                                   <v:imagedata r:id="rId9" o:title=""/>
                                 </v:shape>
-                                <o:OLEObject Type="Embed" ProgID="CorelDraw.Graphic.7" ShapeID="_x0000_i1027" DrawAspect="Content" ObjectID="_1837428807" r:id="rId37"/>
+                                <o:OLEObject Type="Embed" ProgID="CorelDraw.Graphic.7" ShapeID="_x0000_i1027" DrawAspect="Content" ObjectID="_1837624045" r:id="rId37"/>
                               </w:object>
                             </w:r>
                           </w:p>
@@ -16153,7 +18930,7 @@
                           <v:shape id="_x0000_i1027" type="#_x0000_t75" style="width:94.65pt;height:94.65pt" o:ole="" fillcolor="window">
                             <v:imagedata r:id="rId9" o:title=""/>
                           </v:shape>
-                          <o:OLEObject Type="Embed" ProgID="CorelDraw.Graphic.7" ShapeID="_x0000_i1027" DrawAspect="Content" ObjectID="_1837428807" r:id="rId38"/>
+                          <o:OLEObject Type="Embed" ProgID="CorelDraw.Graphic.7" ShapeID="_x0000_i1027" DrawAspect="Content" ObjectID="_1837624045" r:id="rId38"/>
                         </w:object>
                       </w:r>
                     </w:p>
@@ -18811,7 +21588,7 @@
             <w:noProof/>
             <w:szCs w:val="24"/>
           </w:rPr>
-          <w:t>10</w:t>
+          <w:t>8</w:t>
         </w:r>
         <w:r>
           <w:rPr>
@@ -18880,7 +21657,7 @@
             <w:noProof/>
             <w:szCs w:val="24"/>
           </w:rPr>
-          <w:t>11</w:t>
+          <w:t>7</w:t>
         </w:r>
         <w:r>
           <w:rPr>
@@ -19327,8 +22104,54 @@
               <w:spacing w:val="20"/>
               <w:sz w:val="22"/>
             </w:rPr>
-            <w:t>21000 НОВИ САД, Трг Доситеја Обрадови</w:t>
+            <w:t xml:space="preserve">21000 НОВИ САД, </w:t>
           </w:r>
+          <w:proofErr w:type="spellStart"/>
+          <w:r>
+            <w:rPr>
+              <w:rFonts w:ascii="Arial" w:hAnsi="Arial"/>
+              <w:spacing w:val="20"/>
+              <w:sz w:val="22"/>
+            </w:rPr>
+            <w:t>Трг</w:t>
+          </w:r>
+          <w:proofErr w:type="spellEnd"/>
+          <w:r>
+            <w:rPr>
+              <w:rFonts w:ascii="Arial" w:hAnsi="Arial"/>
+              <w:spacing w:val="20"/>
+              <w:sz w:val="22"/>
+            </w:rPr>
+            <w:t xml:space="preserve"> </w:t>
+          </w:r>
+          <w:proofErr w:type="spellStart"/>
+          <w:r>
+            <w:rPr>
+              <w:rFonts w:ascii="Arial" w:hAnsi="Arial"/>
+              <w:spacing w:val="20"/>
+              <w:sz w:val="22"/>
+            </w:rPr>
+            <w:t>Доситеја</w:t>
+          </w:r>
+          <w:proofErr w:type="spellEnd"/>
+          <w:r>
+            <w:rPr>
+              <w:rFonts w:ascii="Arial" w:hAnsi="Arial"/>
+              <w:spacing w:val="20"/>
+              <w:sz w:val="22"/>
+            </w:rPr>
+            <w:t xml:space="preserve"> </w:t>
+          </w:r>
+          <w:proofErr w:type="spellStart"/>
+          <w:r>
+            <w:rPr>
+              <w:rFonts w:ascii="Arial" w:hAnsi="Arial"/>
+              <w:spacing w:val="20"/>
+              <w:sz w:val="22"/>
+            </w:rPr>
+            <w:t>Обрадови</w:t>
+          </w:r>
+          <w:proofErr w:type="spellEnd"/>
           <w:r>
             <w:rPr>
               <w:rFonts w:ascii="Arial" w:hAnsi="Arial"/>
@@ -19695,7 +22518,61 @@
               <w:spacing w:val="20"/>
               <w:sz w:val="22"/>
             </w:rPr>
-            <w:t>, Trg Dositeja Obradovića 6</w:t>
+            <w:t xml:space="preserve">, </w:t>
+          </w:r>
+          <w:proofErr w:type="spellStart"/>
+          <w:r>
+            <w:rPr>
+              <w:rFonts w:ascii="Arial" w:hAnsi="Arial"/>
+              <w:spacing w:val="20"/>
+              <w:sz w:val="22"/>
+            </w:rPr>
+            <w:t>Trg</w:t>
+          </w:r>
+          <w:proofErr w:type="spellEnd"/>
+          <w:r>
+            <w:rPr>
+              <w:rFonts w:ascii="Arial" w:hAnsi="Arial"/>
+              <w:spacing w:val="20"/>
+              <w:sz w:val="22"/>
+            </w:rPr>
+            <w:t xml:space="preserve"> </w:t>
+          </w:r>
+          <w:proofErr w:type="spellStart"/>
+          <w:r>
+            <w:rPr>
+              <w:rFonts w:ascii="Arial" w:hAnsi="Arial"/>
+              <w:spacing w:val="20"/>
+              <w:sz w:val="22"/>
+            </w:rPr>
+            <w:t>Dositeja</w:t>
+          </w:r>
+          <w:proofErr w:type="spellEnd"/>
+          <w:r>
+            <w:rPr>
+              <w:rFonts w:ascii="Arial" w:hAnsi="Arial"/>
+              <w:spacing w:val="20"/>
+              <w:sz w:val="22"/>
+            </w:rPr>
+            <w:t xml:space="preserve"> </w:t>
+          </w:r>
+          <w:proofErr w:type="spellStart"/>
+          <w:r>
+            <w:rPr>
+              <w:rFonts w:ascii="Arial" w:hAnsi="Arial"/>
+              <w:spacing w:val="20"/>
+              <w:sz w:val="22"/>
+            </w:rPr>
+            <w:t>Obradovića</w:t>
+          </w:r>
+          <w:proofErr w:type="spellEnd"/>
+          <w:r>
+            <w:rPr>
+              <w:rFonts w:ascii="Arial" w:hAnsi="Arial"/>
+              <w:spacing w:val="20"/>
+              <w:sz w:val="22"/>
+            </w:rPr>
+            <w:t xml:space="preserve"> 6</w:t>
           </w:r>
         </w:p>
       </w:tc>
@@ -19986,8 +22863,54 @@
               <w:spacing w:val="26"/>
               <w:sz w:val="20"/>
             </w:rPr>
-            <w:t>21000 НОВИ САД, Трг Доситеја Обрадови</w:t>
+            <w:t xml:space="preserve">21000 НОВИ САД, </w:t>
           </w:r>
+          <w:proofErr w:type="spellStart"/>
+          <w:r>
+            <w:rPr>
+              <w:rFonts w:ascii="Arial" w:hAnsi="Arial"/>
+              <w:spacing w:val="26"/>
+              <w:sz w:val="20"/>
+            </w:rPr>
+            <w:t>Трг</w:t>
+          </w:r>
+          <w:proofErr w:type="spellEnd"/>
+          <w:r>
+            <w:rPr>
+              <w:rFonts w:ascii="Arial" w:hAnsi="Arial"/>
+              <w:spacing w:val="26"/>
+              <w:sz w:val="20"/>
+            </w:rPr>
+            <w:t xml:space="preserve"> </w:t>
+          </w:r>
+          <w:proofErr w:type="spellStart"/>
+          <w:r>
+            <w:rPr>
+              <w:rFonts w:ascii="Arial" w:hAnsi="Arial"/>
+              <w:spacing w:val="26"/>
+              <w:sz w:val="20"/>
+            </w:rPr>
+            <w:t>Доситеја</w:t>
+          </w:r>
+          <w:proofErr w:type="spellEnd"/>
+          <w:r>
+            <w:rPr>
+              <w:rFonts w:ascii="Arial" w:hAnsi="Arial"/>
+              <w:spacing w:val="26"/>
+              <w:sz w:val="20"/>
+            </w:rPr>
+            <w:t xml:space="preserve"> </w:t>
+          </w:r>
+          <w:proofErr w:type="spellStart"/>
+          <w:r>
+            <w:rPr>
+              <w:rFonts w:ascii="Arial" w:hAnsi="Arial"/>
+              <w:spacing w:val="26"/>
+              <w:sz w:val="20"/>
+            </w:rPr>
+            <w:t>Обрадови</w:t>
+          </w:r>
+          <w:proofErr w:type="spellEnd"/>
           <w:r>
             <w:rPr>
               <w:rFonts w:ascii="Arial" w:hAnsi="Arial"/>
@@ -20025,12 +22948,21 @@
               <w:sz w:val="20"/>
             </w:rPr>
           </w:pPr>
+          <w:proofErr w:type="spellStart"/>
           <w:r>
             <w:rPr>
               <w:rFonts w:ascii="Arial" w:hAnsi="Arial"/>
               <w:sz w:val="20"/>
             </w:rPr>
-            <w:t>Број:</w:t>
+            <w:t>Број</w:t>
+          </w:r>
+          <w:proofErr w:type="spellEnd"/>
+          <w:r>
+            <w:rPr>
+              <w:rFonts w:ascii="Arial" w:hAnsi="Arial"/>
+              <w:sz w:val="20"/>
+            </w:rPr>
+            <w:t>:</w:t>
           </w:r>
         </w:p>
       </w:tc>
@@ -20210,12 +23142,21 @@
               <w:sz w:val="20"/>
             </w:rPr>
           </w:pPr>
+          <w:proofErr w:type="spellStart"/>
           <w:r>
             <w:rPr>
               <w:rFonts w:ascii="Arial" w:hAnsi="Arial"/>
               <w:sz w:val="20"/>
             </w:rPr>
-            <w:t>Датум:</w:t>
+            <w:t>Датум</w:t>
+          </w:r>
+          <w:proofErr w:type="spellEnd"/>
+          <w:r>
+            <w:rPr>
+              <w:rFonts w:ascii="Arial" w:hAnsi="Arial"/>
+              <w:sz w:val="20"/>
+            </w:rPr>
+            <w:t>:</w:t>
           </w:r>
         </w:p>
       </w:tc>
@@ -20529,8 +23470,54 @@
               <w:spacing w:val="26"/>
               <w:sz w:val="20"/>
             </w:rPr>
-            <w:t>21000 НОВИ САД, Трг Доситеја Обрадови</w:t>
+            <w:t xml:space="preserve">21000 НОВИ САД, </w:t>
           </w:r>
+          <w:proofErr w:type="spellStart"/>
+          <w:r>
+            <w:rPr>
+              <w:rFonts w:ascii="Arial" w:hAnsi="Arial"/>
+              <w:spacing w:val="26"/>
+              <w:sz w:val="20"/>
+            </w:rPr>
+            <w:t>Трг</w:t>
+          </w:r>
+          <w:proofErr w:type="spellEnd"/>
+          <w:r>
+            <w:rPr>
+              <w:rFonts w:ascii="Arial" w:hAnsi="Arial"/>
+              <w:spacing w:val="26"/>
+              <w:sz w:val="20"/>
+            </w:rPr>
+            <w:t xml:space="preserve"> </w:t>
+          </w:r>
+          <w:proofErr w:type="spellStart"/>
+          <w:r>
+            <w:rPr>
+              <w:rFonts w:ascii="Arial" w:hAnsi="Arial"/>
+              <w:spacing w:val="26"/>
+              <w:sz w:val="20"/>
+            </w:rPr>
+            <w:t>Доситеја</w:t>
+          </w:r>
+          <w:proofErr w:type="spellEnd"/>
+          <w:r>
+            <w:rPr>
+              <w:rFonts w:ascii="Arial" w:hAnsi="Arial"/>
+              <w:spacing w:val="26"/>
+              <w:sz w:val="20"/>
+            </w:rPr>
+            <w:t xml:space="preserve"> </w:t>
+          </w:r>
+          <w:proofErr w:type="spellStart"/>
+          <w:r>
+            <w:rPr>
+              <w:rFonts w:ascii="Arial" w:hAnsi="Arial"/>
+              <w:spacing w:val="26"/>
+              <w:sz w:val="20"/>
+            </w:rPr>
+            <w:t>Обрадови</w:t>
+          </w:r>
+          <w:proofErr w:type="spellEnd"/>
           <w:r>
             <w:rPr>
               <w:rFonts w:ascii="Arial" w:hAnsi="Arial"/>
@@ -25244,569 +28231,6 @@
 </w:styles>
 </file>
 
-<file path=word/glossary/document.xml><?xml version="1.0" encoding="utf-8"?>
-<w:glossaryDocument xmlns:wpc="http://schemas.microsoft.com/office/word/2010/wordprocessingCanvas" xmlns:mc="http://schemas.openxmlformats.org/markup-compatibility/2006" xmlns:o="urn:schemas-microsoft-com:office:office" xmlns:r="http://schemas.openxmlformats.org/officeDocument/2006/relationships" xmlns:m="http://schemas.openxmlformats.org/officeDocument/2006/math" xmlns:v="urn:schemas-microsoft-com:vml" xmlns:wp14="http://schemas.microsoft.com/office/word/2010/wordprocessingDrawing" xmlns:wp="http://schemas.openxmlformats.org/drawingml/2006/wordprocessingDrawing" xmlns:w10="urn:schemas-microsoft-com:office:word" xmlns:w="http://schemas.openxmlformats.org/wordprocessingml/2006/main" xmlns:w14="http://schemas.microsoft.com/office/word/2010/wordml" xmlns:wpg="http://schemas.microsoft.com/office/word/2010/wordprocessingGroup" xmlns:wpi="http://schemas.microsoft.com/office/word/2010/wordprocessingInk" xmlns:wne="http://schemas.microsoft.com/office/word/2006/wordml" xmlns:wps="http://schemas.microsoft.com/office/word/2010/wordprocessingShape" mc:Ignorable="w14 wp14"/>
-</file>
-
-<file path=word/glossary/fontTable.xml><?xml version="1.0" encoding="utf-8"?>
-<w:fonts xmlns:mc="http://schemas.openxmlformats.org/markup-compatibility/2006" xmlns:r="http://schemas.openxmlformats.org/officeDocument/2006/relationships" xmlns:w="http://schemas.openxmlformats.org/wordprocessingml/2006/main" xmlns:w14="http://schemas.microsoft.com/office/word/2010/wordml" mc:Ignorable="w14">
-  <w:font w:name="Symbol">
-    <w:panose1 w:val="05050102010706020507"/>
-    <w:charset w:val="02"/>
-    <w:family w:val="roman"/>
-    <w:pitch w:val="variable"/>
-    <w:sig w:usb0="00000000" w:usb1="10000000" w:usb2="00000000" w:usb3="00000000" w:csb0="80000000" w:csb1="00000000"/>
-  </w:font>
-  <w:font w:name="Times New Roman">
-    <w:panose1 w:val="02020603050405020304"/>
-    <w:charset w:val="00"/>
-    <w:family w:val="roman"/>
-    <w:pitch w:val="variable"/>
-    <w:sig w:usb0="E0002EFF" w:usb1="C000785B" w:usb2="00000009" w:usb3="00000000" w:csb0="000001FF" w:csb1="00000000"/>
-  </w:font>
-  <w:font w:name="Courier New">
-    <w:panose1 w:val="02070309020205020404"/>
-    <w:charset w:val="00"/>
-    <w:family w:val="modern"/>
-    <w:pitch w:val="fixed"/>
-    <w:sig w:usb0="E0002EFF" w:usb1="C0007843" w:usb2="00000009" w:usb3="00000000" w:csb0="000001FF" w:csb1="00000000"/>
-  </w:font>
-  <w:font w:name="Wingdings">
-    <w:panose1 w:val="05000000000000000000"/>
-    <w:charset w:val="02"/>
-    <w:family w:val="auto"/>
-    <w:pitch w:val="variable"/>
-    <w:sig w:usb0="00000000" w:usb1="10000000" w:usb2="00000000" w:usb3="00000000" w:csb0="80000000" w:csb1="00000000"/>
-  </w:font>
-  <w:font w:name="Arial">
-    <w:panose1 w:val="020B0604020202020204"/>
-    <w:charset w:val="00"/>
-    <w:family w:val="swiss"/>
-    <w:pitch w:val="variable"/>
-    <w:sig w:usb0="E0002EFF" w:usb1="C000785B" w:usb2="00000009" w:usb3="00000000" w:csb0="000001FF" w:csb1="00000000"/>
-  </w:font>
-  <w:font w:name="Aptos">
-    <w:altName w:val="Arial"/>
-    <w:charset w:val="00"/>
-    <w:family w:val="swiss"/>
-    <w:pitch w:val="variable"/>
-    <w:sig w:usb0="00000001" w:usb1="00000003" w:usb2="00000000" w:usb3="00000000" w:csb0="0000019F" w:csb1="00000000"/>
-  </w:font>
-  <w:font w:name="Aptos Display">
-    <w:altName w:val="Arial"/>
-    <w:charset w:val="00"/>
-    <w:family w:val="swiss"/>
-    <w:pitch w:val="variable"/>
-    <w:sig w:usb0="00000001" w:usb1="00000003" w:usb2="00000000" w:usb3="00000000" w:csb0="0000019F" w:csb1="00000000"/>
-  </w:font>
-  <w:font w:name="TimesRoman">
-    <w:altName w:val="Times New Roman"/>
-    <w:charset w:val="00"/>
-    <w:family w:val="auto"/>
-    <w:pitch w:val="variable"/>
-    <w:sig w:usb0="00000083" w:usb1="00000000" w:usb2="00000000" w:usb3="00000000" w:csb0="00000009" w:csb1="00000000"/>
-  </w:font>
-  <w:font w:name="VogueBold">
-    <w:charset w:val="00"/>
-    <w:family w:val="auto"/>
-    <w:pitch w:val="variable"/>
-    <w:sig w:usb0="00000083" w:usb1="00000000" w:usb2="00000000" w:usb3="00000000" w:csb0="00000009" w:csb1="00000000"/>
-  </w:font>
-  <w:font w:name="CHelvItalic">
-    <w:altName w:val="Calibri"/>
-    <w:charset w:val="00"/>
-    <w:family w:val="auto"/>
-    <w:pitch w:val="variable"/>
-    <w:sig w:usb0="00000083" w:usb1="00000000" w:usb2="00000000" w:usb3="00000000" w:csb0="00000009" w:csb1="00000000"/>
-  </w:font>
-  <w:font w:name="Tahoma">
-    <w:panose1 w:val="020B0604030504040204"/>
-    <w:charset w:val="00"/>
-    <w:family w:val="swiss"/>
-    <w:pitch w:val="variable"/>
-    <w:sig w:usb0="E1002EFF" w:usb1="C000605B" w:usb2="00000029" w:usb3="00000000" w:csb0="000101FF" w:csb1="00000000"/>
-  </w:font>
-  <w:font w:name="ZapfDingbats BT">
-    <w:altName w:val="Symbol"/>
-    <w:charset w:val="02"/>
-    <w:family w:val="auto"/>
-    <w:pitch w:val="variable"/>
-    <w:sig w:usb0="00000000" w:usb1="10000000" w:usb2="00000000" w:usb3="00000000" w:csb0="80000000" w:csb1="00000000"/>
-  </w:font>
-  <w:font w:name="Cambria Math">
-    <w:panose1 w:val="02040503050406030204"/>
-    <w:charset w:val="00"/>
-    <w:family w:val="roman"/>
-    <w:pitch w:val="variable"/>
-    <w:sig w:usb0="E00006FF" w:usb1="420024FF" w:usb2="02000000" w:usb3="00000000" w:csb0="0000019F" w:csb1="00000000"/>
-  </w:font>
-  <w:font w:name="Consolas">
-    <w:panose1 w:val="020B0609020204030204"/>
-    <w:charset w:val="00"/>
-    <w:family w:val="modern"/>
-    <w:pitch w:val="fixed"/>
-    <w:sig w:usb0="E00006FF" w:usb1="0000FCFF" w:usb2="00000001" w:usb3="00000000" w:csb0="0000019F" w:csb1="00000000"/>
-  </w:font>
-  <w:font w:name="Calibri">
-    <w:panose1 w:val="020F0502020204030204"/>
-    <w:charset w:val="00"/>
-    <w:family w:val="swiss"/>
-    <w:pitch w:val="variable"/>
-    <w:sig w:usb0="E4002EFF" w:usb1="C200247B" w:usb2="00000009" w:usb3="00000000" w:csb0="000001FF" w:csb1="00000000"/>
-  </w:font>
-  <w:font w:name="Cambria">
-    <w:panose1 w:val="02040503050406030204"/>
-    <w:charset w:val="00"/>
-    <w:family w:val="roman"/>
-    <w:pitch w:val="variable"/>
-    <w:sig w:usb0="E00006FF" w:usb1="420024FF" w:usb2="02000000" w:usb3="00000000" w:csb0="0000019F" w:csb1="00000000"/>
-  </w:font>
-</w:fonts>
-</file>
-
-<file path=word/glossary/settings.xml><?xml version="1.0" encoding="utf-8"?>
-<w:settings xmlns:mc="http://schemas.openxmlformats.org/markup-compatibility/2006" xmlns:o="urn:schemas-microsoft-com:office:office" xmlns:r="http://schemas.openxmlformats.org/officeDocument/2006/relationships" xmlns:m="http://schemas.openxmlformats.org/officeDocument/2006/math" xmlns:v="urn:schemas-microsoft-com:vml" xmlns:w10="urn:schemas-microsoft-com:office:word" xmlns:w="http://schemas.openxmlformats.org/wordprocessingml/2006/main" xmlns:w14="http://schemas.microsoft.com/office/word/2010/wordml" xmlns:sl="http://schemas.openxmlformats.org/schemaLibrary/2006/main" mc:Ignorable="w14">
-  <w:view w:val="normal"/>
-  <w:defaultTabStop w:val="720"/>
-  <w:characterSpacingControl w:val="doNotCompress"/>
-  <w:compat>
-    <w:useFELayout/>
-    <w:compatSetting w:name="compatibilityMode" w:uri="http://schemas.microsoft.com/office/word" w:val="14"/>
-    <w:compatSetting w:name="overrideTableStyleFontSizeAndJustification" w:uri="http://schemas.microsoft.com/office/word" w:val="1"/>
-    <w:compatSetting w:name="enableOpenTypeFeatures" w:uri="http://schemas.microsoft.com/office/word" w:val="1"/>
-    <w:compatSetting w:name="doNotFlipMirrorIndents" w:uri="http://schemas.microsoft.com/office/word" w:val="1"/>
-  </w:compat>
-  <w:rsids>
-    <w:rsidRoot w:val="007E2BBF"/>
-    <w:rsid w:val="007E2BBF"/>
-  </w:rsids>
-  <m:mathPr>
-    <m:mathFont m:val="Cambria Math"/>
-    <m:brkBin m:val="before"/>
-    <m:brkBinSub m:val="--"/>
-    <m:smallFrac m:val="0"/>
-    <m:dispDef/>
-    <m:lMargin m:val="0"/>
-    <m:rMargin m:val="0"/>
-    <m:defJc m:val="centerGroup"/>
-    <m:wrapIndent m:val="1440"/>
-    <m:intLim m:val="subSup"/>
-    <m:naryLim m:val="undOvr"/>
-  </m:mathPr>
-  <w:themeFontLang w:val="en-US"/>
-  <w:clrSchemeMapping w:bg1="light1" w:t1="dark1" w:bg2="light2" w:t2="dark2" w:accent1="accent1" w:accent2="accent2" w:accent3="accent3" w:accent4="accent4" w:accent5="accent5" w:accent6="accent6" w:hyperlink="hyperlink" w:followedHyperlink="followedHyperlink"/>
-  <w:decimalSymbol w:val=","/>
-  <w:listSeparator w:val=";"/>
-</w:settings>
-</file>
-
-<file path=word/glossary/styles.xml><?xml version="1.0" encoding="utf-8"?>
-<w:styles xmlns:mc="http://schemas.openxmlformats.org/markup-compatibility/2006" xmlns:r="http://schemas.openxmlformats.org/officeDocument/2006/relationships" xmlns:w="http://schemas.openxmlformats.org/wordprocessingml/2006/main" xmlns:w14="http://schemas.microsoft.com/office/word/2010/wordml" mc:Ignorable="w14">
-  <w:docDefaults>
-    <w:rPrDefault>
-      <w:rPr>
-        <w:rFonts w:asciiTheme="minorHAnsi" w:eastAsiaTheme="minorEastAsia" w:hAnsiTheme="minorHAnsi" w:cstheme="minorBidi"/>
-        <w:sz w:val="22"/>
-        <w:szCs w:val="22"/>
-        <w:lang w:val="en-US" w:eastAsia="en-US" w:bidi="ar-SA"/>
-      </w:rPr>
-    </w:rPrDefault>
-    <w:pPrDefault>
-      <w:pPr>
-        <w:spacing w:after="200" w:line="276" w:lineRule="auto"/>
-      </w:pPr>
-    </w:pPrDefault>
-  </w:docDefaults>
-  <w:latentStyles w:defLockedState="0" w:defUIPriority="99" w:defSemiHidden="1" w:defUnhideWhenUsed="1" w:defQFormat="0" w:count="267">
-    <w:lsdException w:name="Normal" w:semiHidden="0" w:uiPriority="0" w:unhideWhenUsed="0" w:qFormat="1"/>
-    <w:lsdException w:name="heading 1" w:semiHidden="0" w:uiPriority="9" w:unhideWhenUsed="0" w:qFormat="1"/>
-    <w:lsdException w:name="heading 2" w:uiPriority="9" w:qFormat="1"/>
-    <w:lsdException w:name="heading 3" w:uiPriority="9" w:qFormat="1"/>
-    <w:lsdException w:name="heading 4" w:uiPriority="9" w:qFormat="1"/>
-    <w:lsdException w:name="heading 5" w:uiPriority="9" w:qFormat="1"/>
-    <w:lsdException w:name="heading 6" w:uiPriority="9" w:qFormat="1"/>
-    <w:lsdException w:name="heading 7" w:uiPriority="9" w:qFormat="1"/>
-    <w:lsdException w:name="heading 8" w:uiPriority="9" w:qFormat="1"/>
-    <w:lsdException w:name="heading 9" w:uiPriority="9" w:qFormat="1"/>
-    <w:lsdException w:name="toc 1" w:uiPriority="39"/>
-    <w:lsdException w:name="toc 2" w:uiPriority="39"/>
-    <w:lsdException w:name="toc 3" w:uiPriority="39"/>
-    <w:lsdException w:name="toc 4" w:uiPriority="39"/>
-    <w:lsdException w:name="toc 5" w:uiPriority="39"/>
-    <w:lsdException w:name="toc 6" w:uiPriority="39"/>
-    <w:lsdException w:name="toc 7" w:uiPriority="39"/>
-    <w:lsdException w:name="toc 8" w:uiPriority="39"/>
-    <w:lsdException w:name="toc 9" w:uiPriority="39"/>
-    <w:lsdException w:name="caption" w:uiPriority="35" w:qFormat="1"/>
-    <w:lsdException w:name="Title" w:semiHidden="0" w:uiPriority="10" w:unhideWhenUsed="0" w:qFormat="1"/>
-    <w:lsdException w:name="Default Paragraph Font" w:uiPriority="1"/>
-    <w:lsdException w:name="Subtitle" w:semiHidden="0" w:uiPriority="11" w:unhideWhenUsed="0" w:qFormat="1"/>
-    <w:lsdException w:name="Strong" w:semiHidden="0" w:uiPriority="22" w:unhideWhenUsed="0" w:qFormat="1"/>
-    <w:lsdException w:name="Emphasis" w:semiHidden="0" w:uiPriority="20" w:unhideWhenUsed="0" w:qFormat="1"/>
-    <w:lsdException w:name="Table Grid" w:semiHidden="0" w:uiPriority="59" w:unhideWhenUsed="0"/>
-    <w:lsdException w:name="Placeholder Text" w:unhideWhenUsed="0"/>
-    <w:lsdException w:name="No Spacing" w:semiHidden="0" w:uiPriority="1" w:unhideWhenUsed="0" w:qFormat="1"/>
-    <w:lsdException w:name="Light Shading" w:semiHidden="0" w:uiPriority="60" w:unhideWhenUsed="0"/>
-    <w:lsdException w:name="Light List" w:semiHidden="0" w:uiPriority="61" w:unhideWhenUsed="0"/>
-    <w:lsdException w:name="Light Grid" w:semiHidden="0" w:uiPriority="62" w:unhideWhenUsed="0"/>
-    <w:lsdException w:name="Medium Shading 1" w:semiHidden="0" w:uiPriority="63" w:unhideWhenUsed="0"/>
-    <w:lsdException w:name="Medium Shading 2" w:semiHidden="0" w:uiPriority="64" w:unhideWhenUsed="0"/>
-    <w:lsdException w:name="Medium List 1" w:semiHidden="0" w:uiPriority="65" w:unhideWhenUsed="0"/>
-    <w:lsdException w:name="Medium List 2" w:semiHidden="0" w:uiPriority="66" w:unhideWhenUsed="0"/>
-    <w:lsdException w:name="Medium Grid 1" w:semiHidden="0" w:uiPriority="67" w:unhideWhenUsed="0"/>
-    <w:lsdException w:name="Medium Grid 2" w:semiHidden="0" w:uiPriority="68" w:unhideWhenUsed="0"/>
-    <w:lsdException w:name="Medium Grid 3" w:semiHidden="0" w:uiPriority="69" w:unhideWhenUsed="0"/>
-    <w:lsdException w:name="Dark List" w:semiHidden="0" w:uiPriority="70" w:unhideWhenUsed="0"/>
-    <w:lsdException w:name="Colorful Shading" w:semiHidden="0" w:uiPriority="71" w:unhideWhenUsed="0"/>
-    <w:lsdException w:name="Colorful List" w:semiHidden="0" w:uiPriority="72" w:unhideWhenUsed="0"/>
-    <w:lsdException w:name="Colorful Grid" w:semiHidden="0" w:uiPriority="73" w:unhideWhenUsed="0"/>
-    <w:lsdException w:name="Light Shading Accent 1" w:semiHidden="0" w:uiPriority="60" w:unhideWhenUsed="0"/>
-    <w:lsdException w:name="Light List Accent 1" w:semiHidden="0" w:uiPriority="61" w:unhideWhenUsed="0"/>
-    <w:lsdException w:name="Light Grid Accent 1" w:semiHidden="0" w:uiPriority="62" w:unhideWhenUsed="0"/>
-    <w:lsdException w:name="Medium Shading 1 Accent 1" w:semiHidden="0" w:uiPriority="63" w:unhideWhenUsed="0"/>
-    <w:lsdException w:name="Medium Shading 2 Accent 1" w:semiHidden="0" w:uiPriority="64" w:unhideWhenUsed="0"/>
-    <w:lsdException w:name="Medium List 1 Accent 1" w:semiHidden="0" w:uiPriority="65" w:unhideWhenUsed="0"/>
-    <w:lsdException w:name="Revision" w:unhideWhenUsed="0"/>
-    <w:lsdException w:name="List Paragraph" w:semiHidden="0" w:uiPriority="34" w:unhideWhenUsed="0" w:qFormat="1"/>
-    <w:lsdException w:name="Quote" w:semiHidden="0" w:uiPriority="29" w:unhideWhenUsed="0" w:qFormat="1"/>
-    <w:lsdException w:name="Intense Quote" w:semiHidden="0" w:uiPriority="30" w:unhideWhenUsed="0" w:qFormat="1"/>
-    <w:lsdException w:name="Medium List 2 Accent 1" w:semiHidden="0" w:uiPriority="66" w:unhideWhenUsed="0"/>
-    <w:lsdException w:name="Medium Grid 1 Accent 1" w:semiHidden="0" w:uiPriority="67" w:unhideWhenUsed="0"/>
-    <w:lsdException w:name="Medium Grid 2 Accent 1" w:semiHidden="0" w:uiPriority="68" w:unhideWhenUsed="0"/>
-    <w:lsdException w:name="Medium Grid 3 Accent 1" w:semiHidden="0" w:uiPriority="69" w:unhideWhenUsed="0"/>
-    <w:lsdException w:name="Dark List Accent 1" w:semiHidden="0" w:uiPriority="70" w:unhideWhenUsed="0"/>
-    <w:lsdException w:name="Colorful Shading Accent 1" w:semiHidden="0" w:uiPriority="71" w:unhideWhenUsed="0"/>
-    <w:lsdException w:name="Colorful List Accent 1" w:semiHidden="0" w:uiPriority="72" w:unhideWhenUsed="0"/>
-    <w:lsdException w:name="Colorful Grid Accent 1" w:semiHidden="0" w:uiPriority="73" w:unhideWhenUsed="0"/>
-    <w:lsdException w:name="Light Shading Accent 2" w:semiHidden="0" w:uiPriority="60" w:unhideWhenUsed="0"/>
-    <w:lsdException w:name="Light List Accent 2" w:semiHidden="0" w:uiPriority="61" w:unhideWhenUsed="0"/>
-    <w:lsdException w:name="Light Grid Accent 2" w:semiHidden="0" w:uiPriority="62" w:unhideWhenUsed="0"/>
-    <w:lsdException w:name="Medium Shading 1 Accent 2" w:semiHidden="0" w:uiPriority="63" w:unhideWhenUsed="0"/>
-    <w:lsdException w:name="Medium Shading 2 Accent 2" w:semiHidden="0" w:uiPriority="64" w:unhideWhenUsed="0"/>
-    <w:lsdException w:name="Medium List 1 Accent 2" w:semiHidden="0" w:uiPriority="65" w:unhideWhenUsed="0"/>
-    <w:lsdException w:name="Medium List 2 Accent 2" w:semiHidden="0" w:uiPriority="66" w:unhideWhenUsed="0"/>
-    <w:lsdException w:name="Medium Grid 1 Accent 2" w:semiHidden="0" w:uiPriority="67" w:unhideWhenUsed="0"/>
-    <w:lsdException w:name="Medium Grid 2 Accent 2" w:semiHidden="0" w:uiPriority="68" w:unhideWhenUsed="0"/>
-    <w:lsdException w:name="Medium Grid 3 Accent 2" w:semiHidden="0" w:uiPriority="69" w:unhideWhenUsed="0"/>
-    <w:lsdException w:name="Dark List Accent 2" w:semiHidden="0" w:uiPriority="70" w:unhideWhenUsed="0"/>
-    <w:lsdException w:name="Colorful Shading Accent 2" w:semiHidden="0" w:uiPriority="71" w:unhideWhenUsed="0"/>
-    <w:lsdException w:name="Colorful List Accent 2" w:semiHidden="0" w:uiPriority="72" w:unhideWhenUsed="0"/>
-    <w:lsdException w:name="Colorful Grid Accent 2" w:semiHidden="0" w:uiPriority="73" w:unhideWhenUsed="0"/>
-    <w:lsdException w:name="Light Shading Accent 3" w:semiHidden="0" w:uiPriority="60" w:unhideWhenUsed="0"/>
-    <w:lsdException w:name="Light List Accent 3" w:semiHidden="0" w:uiPriority="61" w:unhideWhenUsed="0"/>
-    <w:lsdException w:name="Light Grid Accent 3" w:semiHidden="0" w:uiPriority="62" w:unhideWhenUsed="0"/>
-    <w:lsdException w:name="Medium Shading 1 Accent 3" w:semiHidden="0" w:uiPriority="63" w:unhideWhenUsed="0"/>
-    <w:lsdException w:name="Medium Shading 2 Accent 3" w:semiHidden="0" w:uiPriority="64" w:unhideWhenUsed="0"/>
-    <w:lsdException w:name="Medium List 1 Accent 3" w:semiHidden="0" w:uiPriority="65" w:unhideWhenUsed="0"/>
-    <w:lsdException w:name="Medium List 2 Accent 3" w:semiHidden="0" w:uiPriority="66" w:unhideWhenUsed="0"/>
-    <w:lsdException w:name="Medium Grid 1 Accent 3" w:semiHidden="0" w:uiPriority="67" w:unhideWhenUsed="0"/>
-    <w:lsdException w:name="Medium Grid 2 Accent 3" w:semiHidden="0" w:uiPriority="68" w:unhideWhenUsed="0"/>
-    <w:lsdException w:name="Medium Grid 3 Accent 3" w:semiHidden="0" w:uiPriority="69" w:unhideWhenUsed="0"/>
-    <w:lsdException w:name="Dark List Accent 3" w:semiHidden="0" w:uiPriority="70" w:unhideWhenUsed="0"/>
-    <w:lsdException w:name="Colorful Shading Accent 3" w:semiHidden="0" w:uiPriority="71" w:unhideWhenUsed="0"/>
-    <w:lsdException w:name="Colorful List Accent 3" w:semiHidden="0" w:uiPriority="72" w:unhideWhenUsed="0"/>
-    <w:lsdException w:name="Colorful Grid Accent 3" w:semiHidden="0" w:uiPriority="73" w:unhideWhenUsed="0"/>
-    <w:lsdException w:name="Light Shading Accent 4" w:semiHidden="0" w:uiPriority="60" w:unhideWhenUsed="0"/>
-    <w:lsdException w:name="Light List Accent 4" w:semiHidden="0" w:uiPriority="61" w:unhideWhenUsed="0"/>
-    <w:lsdException w:name="Light Grid Accent 4" w:semiHidden="0" w:uiPriority="62" w:unhideWhenUsed="0"/>
-    <w:lsdException w:name="Medium Shading 1 Accent 4" w:semiHidden="0" w:uiPriority="63" w:unhideWhenUsed="0"/>
-    <w:lsdException w:name="Medium Shading 2 Accent 4" w:semiHidden="0" w:uiPriority="64" w:unhideWhenUsed="0"/>
-    <w:lsdException w:name="Medium List 1 Accent 4" w:semiHidden="0" w:uiPriority="65" w:unhideWhenUsed="0"/>
-    <w:lsdException w:name="Medium List 2 Accent 4" w:semiHidden="0" w:uiPriority="66" w:unhideWhenUsed="0"/>
-    <w:lsdException w:name="Medium Grid 1 Accent 4" w:semiHidden="0" w:uiPriority="67" w:unhideWhenUsed="0"/>
-    <w:lsdException w:name="Medium Grid 2 Accent 4" w:semiHidden="0" w:uiPriority="68" w:unhideWhenUsed="0"/>
-    <w:lsdException w:name="Medium Grid 3 Accent 4" w:semiHidden="0" w:uiPriority="69" w:unhideWhenUsed="0"/>
-    <w:lsdException w:name="Dark List Accent 4" w:semiHidden="0" w:uiPriority="70" w:unhideWhenUsed="0"/>
-    <w:lsdException w:name="Colorful Shading Accent 4" w:semiHidden="0" w:uiPriority="71" w:unhideWhenUsed="0"/>
-    <w:lsdException w:name="Colorful List Accent 4" w:semiHidden="0" w:uiPriority="72" w:unhideWhenUsed="0"/>
-    <w:lsdException w:name="Colorful Grid Accent 4" w:semiHidden="0" w:uiPriority="73" w:unhideWhenUsed="0"/>
-    <w:lsdException w:name="Light Shading Accent 5" w:semiHidden="0" w:uiPriority="60" w:unhideWhenUsed="0"/>
-    <w:lsdException w:name="Light List Accent 5" w:semiHidden="0" w:uiPriority="61" w:unhideWhenUsed="0"/>
-    <w:lsdException w:name="Light Grid Accent 5" w:semiHidden="0" w:uiPriority="62" w:unhideWhenUsed="0"/>
-    <w:lsdException w:name="Medium Shading 1 Accent 5" w:semiHidden="0" w:uiPriority="63" w:unhideWhenUsed="0"/>
-    <w:lsdException w:name="Medium Shading 2 Accent 5" w:semiHidden="0" w:uiPriority="64" w:unhideWhenUsed="0"/>
-    <w:lsdException w:name="Medium List 1 Accent 5" w:semiHidden="0" w:uiPriority="65" w:unhideWhenUsed="0"/>
-    <w:lsdException w:name="Medium List 2 Accent 5" w:semiHidden="0" w:uiPriority="66" w:unhideWhenUsed="0"/>
-    <w:lsdException w:name="Medium Grid 1 Accent 5" w:semiHidden="0" w:uiPriority="67" w:unhideWhenUsed="0"/>
-    <w:lsdException w:name="Medium Grid 2 Accent 5" w:semiHidden="0" w:uiPriority="68" w:unhideWhenUsed="0"/>
-    <w:lsdException w:name="Medium Grid 3 Accent 5" w:semiHidden="0" w:uiPriority="69" w:unhideWhenUsed="0"/>
-    <w:lsdException w:name="Dark List Accent 5" w:semiHidden="0" w:uiPriority="70" w:unhideWhenUsed="0"/>
-    <w:lsdException w:name="Colorful Shading Accent 5" w:semiHidden="0" w:uiPriority="71" w:unhideWhenUsed="0"/>
-    <w:lsdException w:name="Colorful List Accent 5" w:semiHidden="0" w:uiPriority="72" w:unhideWhenUsed="0"/>
-    <w:lsdException w:name="Colorful Grid Accent 5" w:semiHidden="0" w:uiPriority="73" w:unhideWhenUsed="0"/>
-    <w:lsdException w:name="Light Shading Accent 6" w:semiHidden="0" w:uiPriority="60" w:unhideWhenUsed="0"/>
-    <w:lsdException w:name="Light List Accent 6" w:semiHidden="0" w:uiPriority="61" w:unhideWhenUsed="0"/>
-    <w:lsdException w:name="Light Grid Accent 6" w:semiHidden="0" w:uiPriority="62" w:unhideWhenUsed="0"/>
-    <w:lsdException w:name="Medium Shading 1 Accent 6" w:semiHidden="0" w:uiPriority="63" w:unhideWhenUsed="0"/>
-    <w:lsdException w:name="Medium Shading 2 Accent 6" w:semiHidden="0" w:uiPriority="64" w:unhideWhenUsed="0"/>
-    <w:lsdException w:name="Medium List 1 Accent 6" w:semiHidden="0" w:uiPriority="65" w:unhideWhenUsed="0"/>
-    <w:lsdException w:name="Medium List 2 Accent 6" w:semiHidden="0" w:uiPriority="66" w:unhideWhenUsed="0"/>
-    <w:lsdException w:name="Medium Grid 1 Accent 6" w:semiHidden="0" w:uiPriority="67" w:unhideWhenUsed="0"/>
-    <w:lsdException w:name="Medium Grid 2 Accent 6" w:semiHidden="0" w:uiPriority="68" w:unhideWhenUsed="0"/>
-    <w:lsdException w:name="Medium Grid 3 Accent 6" w:semiHidden="0" w:uiPriority="69" w:unhideWhenUsed="0"/>
-    <w:lsdException w:name="Dark List Accent 6" w:semiHidden="0" w:uiPriority="70" w:unhideWhenUsed="0"/>
-    <w:lsdException w:name="Colorful Shading Accent 6" w:semiHidden="0" w:uiPriority="71" w:unhideWhenUsed="0"/>
-    <w:lsdException w:name="Colorful List Accent 6" w:semiHidden="0" w:uiPriority="72" w:unhideWhenUsed="0"/>
-    <w:lsdException w:name="Colorful Grid Accent 6" w:semiHidden="0" w:uiPriority="73" w:unhideWhenUsed="0"/>
-    <w:lsdException w:name="Subtle Emphasis" w:semiHidden="0" w:uiPriority="19" w:unhideWhenUsed="0" w:qFormat="1"/>
-    <w:lsdException w:name="Intense Emphasis" w:semiHidden="0" w:uiPriority="21" w:unhideWhenUsed="0" w:qFormat="1"/>
-    <w:lsdException w:name="Subtle Reference" w:semiHidden="0" w:uiPriority="31" w:unhideWhenUsed="0" w:qFormat="1"/>
-    <w:lsdException w:name="Intense Reference" w:semiHidden="0" w:uiPriority="32" w:unhideWhenUsed="0" w:qFormat="1"/>
-    <w:lsdException w:name="Book Title" w:semiHidden="0" w:uiPriority="33" w:unhideWhenUsed="0" w:qFormat="1"/>
-    <w:lsdException w:name="Bibliography" w:uiPriority="37"/>
-    <w:lsdException w:name="TOC Heading" w:uiPriority="39" w:qFormat="1"/>
-  </w:latentStyles>
-  <w:style w:type="paragraph" w:default="1" w:styleId="Normal">
-    <w:name w:val="Normal"/>
-    <w:qFormat/>
-  </w:style>
-  <w:style w:type="character" w:default="1" w:styleId="DefaultParagraphFont">
-    <w:name w:val="Default Paragraph Font"/>
-    <w:uiPriority w:val="1"/>
-    <w:semiHidden/>
-    <w:unhideWhenUsed/>
-  </w:style>
-  <w:style w:type="table" w:default="1" w:styleId="TableNormal">
-    <w:name w:val="Normal Table"/>
-    <w:uiPriority w:val="99"/>
-    <w:semiHidden/>
-    <w:unhideWhenUsed/>
-    <w:tblPr>
-      <w:tblInd w:w="0" w:type="dxa"/>
-      <w:tblCellMar>
-        <w:top w:w="0" w:type="dxa"/>
-        <w:left w:w="108" w:type="dxa"/>
-        <w:bottom w:w="0" w:type="dxa"/>
-        <w:right w:w="108" w:type="dxa"/>
-      </w:tblCellMar>
-    </w:tblPr>
-  </w:style>
-  <w:style w:type="numbering" w:default="1" w:styleId="NoList">
-    <w:name w:val="No List"/>
-    <w:uiPriority w:val="99"/>
-    <w:semiHidden/>
-    <w:unhideWhenUsed/>
-  </w:style>
-  <w:style w:type="character" w:styleId="PlaceholderText">
-    <w:name w:val="Placeholder Text"/>
-    <w:basedOn w:val="DefaultParagraphFont"/>
-    <w:uiPriority w:val="99"/>
-    <w:semiHidden/>
-    <w:rsid w:val="007E2BBF"/>
-    <w:rPr>
-      <w:color w:val="808080"/>
-    </w:rPr>
-  </w:style>
-</w:styles>
-</file>
-
-<file path=word/glossary/stylesWithEffects.xml><?xml version="1.0" encoding="utf-8"?>
-<w:styles xmlns:wpc="http://schemas.microsoft.com/office/word/2010/wordprocessingCanvas" xmlns:mc="http://schemas.openxmlformats.org/markup-compatibility/2006" xmlns:o="urn:schemas-microsoft-com:office:office" xmlns:r="http://schemas.openxmlformats.org/officeDocument/2006/relationships" xmlns:m="http://schemas.openxmlformats.org/officeDocument/2006/math" xmlns:v="urn:schemas-microsoft-com:vml" xmlns:wp14="http://schemas.microsoft.com/office/word/2010/wordprocessingDrawing" xmlns:wp="http://schemas.openxmlformats.org/drawingml/2006/wordprocessingDrawing" xmlns:w10="urn:schemas-microsoft-com:office:word" xmlns:w="http://schemas.openxmlformats.org/wordprocessingml/2006/main" xmlns:w14="http://schemas.microsoft.com/office/word/2010/wordml" xmlns:wpg="http://schemas.microsoft.com/office/word/2010/wordprocessingGroup" xmlns:wpi="http://schemas.microsoft.com/office/word/2010/wordprocessingInk" xmlns:wne="http://schemas.microsoft.com/office/word/2006/wordml" xmlns:wps="http://schemas.microsoft.com/office/word/2010/wordprocessingShape" mc:Ignorable="w14 wp14">
-  <w:docDefaults>
-    <w:rPrDefault>
-      <w:rPr>
-        <w:rFonts w:asciiTheme="minorHAnsi" w:eastAsiaTheme="minorEastAsia" w:hAnsiTheme="minorHAnsi" w:cstheme="minorBidi"/>
-        <w:sz w:val="22"/>
-        <w:szCs w:val="22"/>
-        <w:lang w:val="en-US" w:eastAsia="en-US" w:bidi="ar-SA"/>
-      </w:rPr>
-    </w:rPrDefault>
-    <w:pPrDefault>
-      <w:pPr>
-        <w:spacing w:after="200" w:line="276" w:lineRule="auto"/>
-      </w:pPr>
-    </w:pPrDefault>
-  </w:docDefaults>
-  <w:latentStyles w:defLockedState="0" w:defUIPriority="99" w:defSemiHidden="1" w:defUnhideWhenUsed="1" w:defQFormat="0" w:count="267">
-    <w:lsdException w:name="Normal" w:semiHidden="0" w:uiPriority="0" w:unhideWhenUsed="0" w:qFormat="1"/>
-    <w:lsdException w:name="heading 1" w:semiHidden="0" w:uiPriority="9" w:unhideWhenUsed="0" w:qFormat="1"/>
-    <w:lsdException w:name="heading 2" w:uiPriority="9" w:qFormat="1"/>
-    <w:lsdException w:name="heading 3" w:uiPriority="9" w:qFormat="1"/>
-    <w:lsdException w:name="heading 4" w:uiPriority="9" w:qFormat="1"/>
-    <w:lsdException w:name="heading 5" w:uiPriority="9" w:qFormat="1"/>
-    <w:lsdException w:name="heading 6" w:uiPriority="9" w:qFormat="1"/>
-    <w:lsdException w:name="heading 7" w:uiPriority="9" w:qFormat="1"/>
-    <w:lsdException w:name="heading 8" w:uiPriority="9" w:qFormat="1"/>
-    <w:lsdException w:name="heading 9" w:uiPriority="9" w:qFormat="1"/>
-    <w:lsdException w:name="toc 1" w:uiPriority="39"/>
-    <w:lsdException w:name="toc 2" w:uiPriority="39"/>
-    <w:lsdException w:name="toc 3" w:uiPriority="39"/>
-    <w:lsdException w:name="toc 4" w:uiPriority="39"/>
-    <w:lsdException w:name="toc 5" w:uiPriority="39"/>
-    <w:lsdException w:name="toc 6" w:uiPriority="39"/>
-    <w:lsdException w:name="toc 7" w:uiPriority="39"/>
-    <w:lsdException w:name="toc 8" w:uiPriority="39"/>
-    <w:lsdException w:name="toc 9" w:uiPriority="39"/>
-    <w:lsdException w:name="caption" w:uiPriority="35" w:qFormat="1"/>
-    <w:lsdException w:name="Title" w:semiHidden="0" w:uiPriority="10" w:unhideWhenUsed="0" w:qFormat="1"/>
-    <w:lsdException w:name="Default Paragraph Font" w:uiPriority="1"/>
-    <w:lsdException w:name="Subtitle" w:semiHidden="0" w:uiPriority="11" w:unhideWhenUsed="0" w:qFormat="1"/>
-    <w:lsdException w:name="Strong" w:semiHidden="0" w:uiPriority="22" w:unhideWhenUsed="0" w:qFormat="1"/>
-    <w:lsdException w:name="Emphasis" w:semiHidden="0" w:uiPriority="20" w:unhideWhenUsed="0" w:qFormat="1"/>
-    <w:lsdException w:name="Table Grid" w:semiHidden="0" w:uiPriority="59" w:unhideWhenUsed="0"/>
-    <w:lsdException w:name="Placeholder Text" w:unhideWhenUsed="0"/>
-    <w:lsdException w:name="No Spacing" w:semiHidden="0" w:uiPriority="1" w:unhideWhenUsed="0" w:qFormat="1"/>
-    <w:lsdException w:name="Light Shading" w:semiHidden="0" w:uiPriority="60" w:unhideWhenUsed="0"/>
-    <w:lsdException w:name="Light List" w:semiHidden="0" w:uiPriority="61" w:unhideWhenUsed="0"/>
-    <w:lsdException w:name="Light Grid" w:semiHidden="0" w:uiPriority="62" w:unhideWhenUsed="0"/>
-    <w:lsdException w:name="Medium Shading 1" w:semiHidden="0" w:uiPriority="63" w:unhideWhenUsed="0"/>
-    <w:lsdException w:name="Medium Shading 2" w:semiHidden="0" w:uiPriority="64" w:unhideWhenUsed="0"/>
-    <w:lsdException w:name="Medium List 1" w:semiHidden="0" w:uiPriority="65" w:unhideWhenUsed="0"/>
-    <w:lsdException w:name="Medium List 2" w:semiHidden="0" w:uiPriority="66" w:unhideWhenUsed="0"/>
-    <w:lsdException w:name="Medium Grid 1" w:semiHidden="0" w:uiPriority="67" w:unhideWhenUsed="0"/>
-    <w:lsdException w:name="Medium Grid 2" w:semiHidden="0" w:uiPriority="68" w:unhideWhenUsed="0"/>
-    <w:lsdException w:name="Medium Grid 3" w:semiHidden="0" w:uiPriority="69" w:unhideWhenUsed="0"/>
-    <w:lsdException w:name="Dark List" w:semiHidden="0" w:uiPriority="70" w:unhideWhenUsed="0"/>
-    <w:lsdException w:name="Colorful Shading" w:semiHidden="0" w:uiPriority="71" w:unhideWhenUsed="0"/>
-    <w:lsdException w:name="Colorful List" w:semiHidden="0" w:uiPriority="72" w:unhideWhenUsed="0"/>
-    <w:lsdException w:name="Colorful Grid" w:semiHidden="0" w:uiPriority="73" w:unhideWhenUsed="0"/>
-    <w:lsdException w:name="Light Shading Accent 1" w:semiHidden="0" w:uiPriority="60" w:unhideWhenUsed="0"/>
-    <w:lsdException w:name="Light List Accent 1" w:semiHidden="0" w:uiPriority="61" w:unhideWhenUsed="0"/>
-    <w:lsdException w:name="Light Grid Accent 1" w:semiHidden="0" w:uiPriority="62" w:unhideWhenUsed="0"/>
-    <w:lsdException w:name="Medium Shading 1 Accent 1" w:semiHidden="0" w:uiPriority="63" w:unhideWhenUsed="0"/>
-    <w:lsdException w:name="Medium Shading 2 Accent 1" w:semiHidden="0" w:uiPriority="64" w:unhideWhenUsed="0"/>
-    <w:lsdException w:name="Medium List 1 Accent 1" w:semiHidden="0" w:uiPriority="65" w:unhideWhenUsed="0"/>
-    <w:lsdException w:name="Revision" w:unhideWhenUsed="0"/>
-    <w:lsdException w:name="List Paragraph" w:semiHidden="0" w:uiPriority="34" w:unhideWhenUsed="0" w:qFormat="1"/>
-    <w:lsdException w:name="Quote" w:semiHidden="0" w:uiPriority="29" w:unhideWhenUsed="0" w:qFormat="1"/>
-    <w:lsdException w:name="Intense Quote" w:semiHidden="0" w:uiPriority="30" w:unhideWhenUsed="0" w:qFormat="1"/>
-    <w:lsdException w:name="Medium List 2 Accent 1" w:semiHidden="0" w:uiPriority="66" w:unhideWhenUsed="0"/>
-    <w:lsdException w:name="Medium Grid 1 Accent 1" w:semiHidden="0" w:uiPriority="67" w:unhideWhenUsed="0"/>
-    <w:lsdException w:name="Medium Grid 2 Accent 1" w:semiHidden="0" w:uiPriority="68" w:unhideWhenUsed="0"/>
-    <w:lsdException w:name="Medium Grid 3 Accent 1" w:semiHidden="0" w:uiPriority="69" w:unhideWhenUsed="0"/>
-    <w:lsdException w:name="Dark List Accent 1" w:semiHidden="0" w:uiPriority="70" w:unhideWhenUsed="0"/>
-    <w:lsdException w:name="Colorful Shading Accent 1" w:semiHidden="0" w:uiPriority="71" w:unhideWhenUsed="0"/>
-    <w:lsdException w:name="Colorful List Accent 1" w:semiHidden="0" w:uiPriority="72" w:unhideWhenUsed="0"/>
-    <w:lsdException w:name="Colorful Grid Accent 1" w:semiHidden="0" w:uiPriority="73" w:unhideWhenUsed="0"/>
-    <w:lsdException w:name="Light Shading Accent 2" w:semiHidden="0" w:uiPriority="60" w:unhideWhenUsed="0"/>
-    <w:lsdException w:name="Light List Accent 2" w:semiHidden="0" w:uiPriority="61" w:unhideWhenUsed="0"/>
-    <w:lsdException w:name="Light Grid Accent 2" w:semiHidden="0" w:uiPriority="62" w:unhideWhenUsed="0"/>
-    <w:lsdException w:name="Medium Shading 1 Accent 2" w:semiHidden="0" w:uiPriority="63" w:unhideWhenUsed="0"/>
-    <w:lsdException w:name="Medium Shading 2 Accent 2" w:semiHidden="0" w:uiPriority="64" w:unhideWhenUsed="0"/>
-    <w:lsdException w:name="Medium List 1 Accent 2" w:semiHidden="0" w:uiPriority="65" w:unhideWhenUsed="0"/>
-    <w:lsdException w:name="Medium List 2 Accent 2" w:semiHidden="0" w:uiPriority="66" w:unhideWhenUsed="0"/>
-    <w:lsdException w:name="Medium Grid 1 Accent 2" w:semiHidden="0" w:uiPriority="67" w:unhideWhenUsed="0"/>
-    <w:lsdException w:name="Medium Grid 2 Accent 2" w:semiHidden="0" w:uiPriority="68" w:unhideWhenUsed="0"/>
-    <w:lsdException w:name="Medium Grid 3 Accent 2" w:semiHidden="0" w:uiPriority="69" w:unhideWhenUsed="0"/>
-    <w:lsdException w:name="Dark List Accent 2" w:semiHidden="0" w:uiPriority="70" w:unhideWhenUsed="0"/>
-    <w:lsdException w:name="Colorful Shading Accent 2" w:semiHidden="0" w:uiPriority="71" w:unhideWhenUsed="0"/>
-    <w:lsdException w:name="Colorful List Accent 2" w:semiHidden="0" w:uiPriority="72" w:unhideWhenUsed="0"/>
-    <w:lsdException w:name="Colorful Grid Accent 2" w:semiHidden="0" w:uiPriority="73" w:unhideWhenUsed="0"/>
-    <w:lsdException w:name="Light Shading Accent 3" w:semiHidden="0" w:uiPriority="60" w:unhideWhenUsed="0"/>
-    <w:lsdException w:name="Light List Accent 3" w:semiHidden="0" w:uiPriority="61" w:unhideWhenUsed="0"/>
-    <w:lsdException w:name="Light Grid Accent 3" w:semiHidden="0" w:uiPriority="62" w:unhideWhenUsed="0"/>
-    <w:lsdException w:name="Medium Shading 1 Accent 3" w:semiHidden="0" w:uiPriority="63" w:unhideWhenUsed="0"/>
-    <w:lsdException w:name="Medium Shading 2 Accent 3" w:semiHidden="0" w:uiPriority="64" w:unhideWhenUsed="0"/>
-    <w:lsdException w:name="Medium List 1 Accent 3" w:semiHidden="0" w:uiPriority="65" w:unhideWhenUsed="0"/>
-    <w:lsdException w:name="Medium List 2 Accent 3" w:semiHidden="0" w:uiPriority="66" w:unhideWhenUsed="0"/>
-    <w:lsdException w:name="Medium Grid 1 Accent 3" w:semiHidden="0" w:uiPriority="67" w:unhideWhenUsed="0"/>
-    <w:lsdException w:name="Medium Grid 2 Accent 3" w:semiHidden="0" w:uiPriority="68" w:unhideWhenUsed="0"/>
-    <w:lsdException w:name="Medium Grid 3 Accent 3" w:semiHidden="0" w:uiPriority="69" w:unhideWhenUsed="0"/>
-    <w:lsdException w:name="Dark List Accent 3" w:semiHidden="0" w:uiPriority="70" w:unhideWhenUsed="0"/>
-    <w:lsdException w:name="Colorful Shading Accent 3" w:semiHidden="0" w:uiPriority="71" w:unhideWhenUsed="0"/>
-    <w:lsdException w:name="Colorful List Accent 3" w:semiHidden="0" w:uiPriority="72" w:unhideWhenUsed="0"/>
-    <w:lsdException w:name="Colorful Grid Accent 3" w:semiHidden="0" w:uiPriority="73" w:unhideWhenUsed="0"/>
-    <w:lsdException w:name="Light Shading Accent 4" w:semiHidden="0" w:uiPriority="60" w:unhideWhenUsed="0"/>
-    <w:lsdException w:name="Light List Accent 4" w:semiHidden="0" w:uiPriority="61" w:unhideWhenUsed="0"/>
-    <w:lsdException w:name="Light Grid Accent 4" w:semiHidden="0" w:uiPriority="62" w:unhideWhenUsed="0"/>
-    <w:lsdException w:name="Medium Shading 1 Accent 4" w:semiHidden="0" w:uiPriority="63" w:unhideWhenUsed="0"/>
-    <w:lsdException w:name="Medium Shading 2 Accent 4" w:semiHidden="0" w:uiPriority="64" w:unhideWhenUsed="0"/>
-    <w:lsdException w:name="Medium List 1 Accent 4" w:semiHidden="0" w:uiPriority="65" w:unhideWhenUsed="0"/>
-    <w:lsdException w:name="Medium List 2 Accent 4" w:semiHidden="0" w:uiPriority="66" w:unhideWhenUsed="0"/>
-    <w:lsdException w:name="Medium Grid 1 Accent 4" w:semiHidden="0" w:uiPriority="67" w:unhideWhenUsed="0"/>
-    <w:lsdException w:name="Medium Grid 2 Accent 4" w:semiHidden="0" w:uiPriority="68" w:unhideWhenUsed="0"/>
-    <w:lsdException w:name="Medium Grid 3 Accent 4" w:semiHidden="0" w:uiPriority="69" w:unhideWhenUsed="0"/>
-    <w:lsdException w:name="Dark List Accent 4" w:semiHidden="0" w:uiPriority="70" w:unhideWhenUsed="0"/>
-    <w:lsdException w:name="Colorful Shading Accent 4" w:semiHidden="0" w:uiPriority="71" w:unhideWhenUsed="0"/>
-    <w:lsdException w:name="Colorful List Accent 4" w:semiHidden="0" w:uiPriority="72" w:unhideWhenUsed="0"/>
-    <w:lsdException w:name="Colorful Grid Accent 4" w:semiHidden="0" w:uiPriority="73" w:unhideWhenUsed="0"/>
-    <w:lsdException w:name="Light Shading Accent 5" w:semiHidden="0" w:uiPriority="60" w:unhideWhenUsed="0"/>
-    <w:lsdException w:name="Light List Accent 5" w:semiHidden="0" w:uiPriority="61" w:unhideWhenUsed="0"/>
-    <w:lsdException w:name="Light Grid Accent 5" w:semiHidden="0" w:uiPriority="62" w:unhideWhenUsed="0"/>
-    <w:lsdException w:name="Medium Shading 1 Accent 5" w:semiHidden="0" w:uiPriority="63" w:unhideWhenUsed="0"/>
-    <w:lsdException w:name="Medium Shading 2 Accent 5" w:semiHidden="0" w:uiPriority="64" w:unhideWhenUsed="0"/>
-    <w:lsdException w:name="Medium List 1 Accent 5" w:semiHidden="0" w:uiPriority="65" w:unhideWhenUsed="0"/>
-    <w:lsdException w:name="Medium List 2 Accent 5" w:semiHidden="0" w:uiPriority="66" w:unhideWhenUsed="0"/>
-    <w:lsdException w:name="Medium Grid 1 Accent 5" w:semiHidden="0" w:uiPriority="67" w:unhideWhenUsed="0"/>
-    <w:lsdException w:name="Medium Grid 2 Accent 5" w:semiHidden="0" w:uiPriority="68" w:unhideWhenUsed="0"/>
-    <w:lsdException w:name="Medium Grid 3 Accent 5" w:semiHidden="0" w:uiPriority="69" w:unhideWhenUsed="0"/>
-    <w:lsdException w:name="Dark List Accent 5" w:semiHidden="0" w:uiPriority="70" w:unhideWhenUsed="0"/>
-    <w:lsdException w:name="Colorful Shading Accent 5" w:semiHidden="0" w:uiPriority="71" w:unhideWhenUsed="0"/>
-    <w:lsdException w:name="Colorful List Accent 5" w:semiHidden="0" w:uiPriority="72" w:unhideWhenUsed="0"/>
-    <w:lsdException w:name="Colorful Grid Accent 5" w:semiHidden="0" w:uiPriority="73" w:unhideWhenUsed="0"/>
-    <w:lsdException w:name="Light Shading Accent 6" w:semiHidden="0" w:uiPriority="60" w:unhideWhenUsed="0"/>
-    <w:lsdException w:name="Light List Accent 6" w:semiHidden="0" w:uiPriority="61" w:unhideWhenUsed="0"/>
-    <w:lsdException w:name="Light Grid Accent 6" w:semiHidden="0" w:uiPriority="62" w:unhideWhenUsed="0"/>
-    <w:lsdException w:name="Medium Shading 1 Accent 6" w:semiHidden="0" w:uiPriority="63" w:unhideWhenUsed="0"/>
-    <w:lsdException w:name="Medium Shading 2 Accent 6" w:semiHidden="0" w:uiPriority="64" w:unhideWhenUsed="0"/>
-    <w:lsdException w:name="Medium List 1 Accent 6" w:semiHidden="0" w:uiPriority="65" w:unhideWhenUsed="0"/>
-    <w:lsdException w:name="Medium List 2 Accent 6" w:semiHidden="0" w:uiPriority="66" w:unhideWhenUsed="0"/>
-    <w:lsdException w:name="Medium Grid 1 Accent 6" w:semiHidden="0" w:uiPriority="67" w:unhideWhenUsed="0"/>
-    <w:lsdException w:name="Medium Grid 2 Accent 6" w:semiHidden="0" w:uiPriority="68" w:unhideWhenUsed="0"/>
-    <w:lsdException w:name="Medium Grid 3 Accent 6" w:semiHidden="0" w:uiPriority="69" w:unhideWhenUsed="0"/>
-    <w:lsdException w:name="Dark List Accent 6" w:semiHidden="0" w:uiPriority="70" w:unhideWhenUsed="0"/>
-    <w:lsdException w:name="Colorful Shading Accent 6" w:semiHidden="0" w:uiPriority="71" w:unhideWhenUsed="0"/>
-    <w:lsdException w:name="Colorful List Accent 6" w:semiHidden="0" w:uiPriority="72" w:unhideWhenUsed="0"/>
-    <w:lsdException w:name="Colorful Grid Accent 6" w:semiHidden="0" w:uiPriority="73" w:unhideWhenUsed="0"/>
-    <w:lsdException w:name="Subtle Emphasis" w:semiHidden="0" w:uiPriority="19" w:unhideWhenUsed="0" w:qFormat="1"/>
-    <w:lsdException w:name="Intense Emphasis" w:semiHidden="0" w:uiPriority="21" w:unhideWhenUsed="0" w:qFormat="1"/>
-    <w:lsdException w:name="Subtle Reference" w:semiHidden="0" w:uiPriority="31" w:unhideWhenUsed="0" w:qFormat="1"/>
-    <w:lsdException w:name="Intense Reference" w:semiHidden="0" w:uiPriority="32" w:unhideWhenUsed="0" w:qFormat="1"/>
-    <w:lsdException w:name="Book Title" w:semiHidden="0" w:uiPriority="33" w:unhideWhenUsed="0" w:qFormat="1"/>
-    <w:lsdException w:name="Bibliography" w:uiPriority="37"/>
-    <w:lsdException w:name="TOC Heading" w:uiPriority="39" w:qFormat="1"/>
-  </w:latentStyles>
-  <w:style w:type="paragraph" w:default="1" w:styleId="Normal">
-    <w:name w:val="Normal"/>
-    <w:qFormat/>
-  </w:style>
-  <w:style w:type="character" w:default="1" w:styleId="DefaultParagraphFont">
-    <w:name w:val="Default Paragraph Font"/>
-    <w:uiPriority w:val="1"/>
-    <w:semiHidden/>
-    <w:unhideWhenUsed/>
-  </w:style>
-  <w:style w:type="table" w:default="1" w:styleId="TableNormal">
-    <w:name w:val="Normal Table"/>
-    <w:uiPriority w:val="99"/>
-    <w:semiHidden/>
-    <w:unhideWhenUsed/>
-    <w:tblPr>
-      <w:tblInd w:w="0" w:type="dxa"/>
-      <w:tblCellMar>
-        <w:top w:w="0" w:type="dxa"/>
-        <w:left w:w="108" w:type="dxa"/>
-        <w:bottom w:w="0" w:type="dxa"/>
-        <w:right w:w="108" w:type="dxa"/>
-      </w:tblCellMar>
-    </w:tblPr>
-  </w:style>
-  <w:style w:type="numbering" w:default="1" w:styleId="NoList">
-    <w:name w:val="No List"/>
-    <w:uiPriority w:val="99"/>
-    <w:semiHidden/>
-    <w:unhideWhenUsed/>
-  </w:style>
-  <w:style w:type="character" w:styleId="PlaceholderText">
-    <w:name w:val="Placeholder Text"/>
-    <w:basedOn w:val="DefaultParagraphFont"/>
-    <w:uiPriority w:val="99"/>
-    <w:semiHidden/>
-    <w:rsid w:val="007E2BBF"/>
-    <w:rPr>
-      <w:color w:val="808080"/>
-    </w:rPr>
-  </w:style>
-</w:styles>
-</file>
-
-<file path=word/glossary/webSettings.xml><?xml version="1.0" encoding="utf-8"?>
-<w:webSettings xmlns:mc="http://schemas.openxmlformats.org/markup-compatibility/2006" xmlns:r="http://schemas.openxmlformats.org/officeDocument/2006/relationships" xmlns:w="http://schemas.openxmlformats.org/wordprocessingml/2006/main" xmlns:w14="http://schemas.microsoft.com/office/word/2010/wordml" mc:Ignorable="w14">
-  <w:optimizeForBrowser/>
-  <w:allowPNG/>
-</w:webSettings>
-</file>
-
 <file path=word/theme/theme1.xml><?xml version="1.0" encoding="utf-8"?>
 <a:theme xmlns:a="http://schemas.openxmlformats.org/drawingml/2006/main" name="Office Theme">
   <a:themeElements>
@@ -26107,7 +28531,7 @@
 </file>
 
 <file path=customXml/itemProps1.xml><?xml version="1.0" encoding="utf-8"?>
-<ds:datastoreItem xmlns:ds="http://schemas.openxmlformats.org/officeDocument/2006/customXml" ds:itemID="{D0F5AF81-B890-493E-B704-64568911B6D4}">
+<ds:datastoreItem xmlns:ds="http://schemas.openxmlformats.org/officeDocument/2006/customXml" ds:itemID="{EA6A81D5-9BA9-4E55-9F7B-A74687EFCE52}">
   <ds:schemaRefs>
     <ds:schemaRef ds:uri="http://schemas.openxmlformats.org/officeDocument/2006/bibliography"/>
   </ds:schemaRefs>

--- a/FTN_МSc_Luka_Ušljebrka.docx
+++ b/FTN_МSc_Luka_Ušljebrka.docx
@@ -72,7 +72,7 @@
                 <v:shape id="_x0000_i1025" type="#_x0000_t75" style="width:63.35pt;height:64.65pt" o:ole="" fillcolor="window">
                   <v:imagedata r:id="rId9" o:title=""/>
                 </v:shape>
-                <o:OLEObject Type="Embed" ProgID="CorelDraw.Graphic.7" ShapeID="_x0000_i1025" DrawAspect="Content" ObjectID="_1837624044" r:id="rId10"/>
+                <o:OLEObject Type="Embed" ProgID="CorelDraw.Graphic.7" ShapeID="_x0000_i1025" DrawAspect="Content" ObjectID="_1837756125" r:id="rId10"/>
               </w:object>
             </w:r>
           </w:p>
@@ -711,38 +711,13 @@
                 <w:sz w:val="18"/>
               </w:rPr>
             </w:pPr>
-            <w:proofErr w:type="spellStart"/>
             <w:r>
               <w:rPr>
                 <w:rFonts w:ascii="Arial" w:hAnsi="Arial"/>
                 <w:sz w:val="18"/>
               </w:rPr>
               <w:lastRenderedPageBreak/>
-              <w:t>Редни</w:t>
-            </w:r>
-            <w:proofErr w:type="spellEnd"/>
-            <w:r>
-              <w:rPr>
-                <w:rFonts w:ascii="Arial" w:hAnsi="Arial"/>
-                <w:sz w:val="18"/>
-              </w:rPr>
-              <w:t xml:space="preserve"> </w:t>
-            </w:r>
-            <w:proofErr w:type="spellStart"/>
-            <w:r>
-              <w:rPr>
-                <w:rFonts w:ascii="Arial" w:hAnsi="Arial"/>
-                <w:sz w:val="18"/>
-              </w:rPr>
-              <w:t>број</w:t>
-            </w:r>
-            <w:proofErr w:type="spellEnd"/>
-            <w:r>
-              <w:rPr>
-                <w:rFonts w:ascii="Arial" w:hAnsi="Arial"/>
-                <w:sz w:val="18"/>
-              </w:rPr>
-              <w:t xml:space="preserve">, </w:t>
+              <w:t xml:space="preserve">Редни број, </w:t>
             </w:r>
             <w:r>
               <w:rPr>
@@ -803,37 +778,12 @@
                 <w:sz w:val="18"/>
               </w:rPr>
             </w:pPr>
-            <w:proofErr w:type="spellStart"/>
-            <w:r>
-              <w:rPr>
-                <w:rFonts w:ascii="Arial" w:hAnsi="Arial"/>
-                <w:sz w:val="18"/>
-              </w:rPr>
-              <w:t>Идентификациони</w:t>
-            </w:r>
-            <w:proofErr w:type="spellEnd"/>
-            <w:r>
-              <w:rPr>
-                <w:rFonts w:ascii="Arial" w:hAnsi="Arial"/>
-                <w:sz w:val="18"/>
-              </w:rPr>
-              <w:t xml:space="preserve"> </w:t>
-            </w:r>
-            <w:proofErr w:type="spellStart"/>
-            <w:r>
-              <w:rPr>
-                <w:rFonts w:ascii="Arial" w:hAnsi="Arial"/>
-                <w:sz w:val="18"/>
-              </w:rPr>
-              <w:t>број</w:t>
-            </w:r>
-            <w:proofErr w:type="spellEnd"/>
-            <w:r>
-              <w:rPr>
-                <w:rFonts w:ascii="Arial" w:hAnsi="Arial"/>
-                <w:sz w:val="18"/>
-              </w:rPr>
-              <w:t xml:space="preserve">, </w:t>
+            <w:r>
+              <w:rPr>
+                <w:rFonts w:ascii="Arial" w:hAnsi="Arial"/>
+                <w:sz w:val="18"/>
+              </w:rPr>
+              <w:t xml:space="preserve">Идентификациони број, </w:t>
             </w:r>
             <w:r>
               <w:rPr>
@@ -894,37 +844,12 @@
                 <w:sz w:val="18"/>
               </w:rPr>
             </w:pPr>
-            <w:proofErr w:type="spellStart"/>
-            <w:r>
-              <w:rPr>
-                <w:rFonts w:ascii="Arial" w:hAnsi="Arial"/>
-                <w:sz w:val="18"/>
-              </w:rPr>
-              <w:t>Тип</w:t>
-            </w:r>
-            <w:proofErr w:type="spellEnd"/>
-            <w:r>
-              <w:rPr>
-                <w:rFonts w:ascii="Arial" w:hAnsi="Arial"/>
-                <w:sz w:val="18"/>
-              </w:rPr>
-              <w:t xml:space="preserve"> </w:t>
-            </w:r>
-            <w:proofErr w:type="spellStart"/>
-            <w:r>
-              <w:rPr>
-                <w:rFonts w:ascii="Arial" w:hAnsi="Arial"/>
-                <w:sz w:val="18"/>
-              </w:rPr>
-              <w:t>документације</w:t>
-            </w:r>
-            <w:proofErr w:type="spellEnd"/>
-            <w:r>
-              <w:rPr>
-                <w:rFonts w:ascii="Arial" w:hAnsi="Arial"/>
-                <w:sz w:val="18"/>
-              </w:rPr>
-              <w:t xml:space="preserve">, </w:t>
+            <w:r>
+              <w:rPr>
+                <w:rFonts w:ascii="Arial" w:hAnsi="Arial"/>
+                <w:sz w:val="18"/>
+              </w:rPr>
+              <w:t xml:space="preserve">Тип документације, </w:t>
             </w:r>
             <w:r>
               <w:rPr>
@@ -960,7 +885,6 @@
                 <w:sz w:val="18"/>
               </w:rPr>
             </w:pPr>
-            <w:proofErr w:type="spellStart"/>
             <w:r>
               <w:rPr>
                 <w:rFonts w:ascii="Arial" w:hAnsi="Arial" w:hint="cs"/>
@@ -968,7 +892,6 @@
               </w:rPr>
               <w:t>Монографска</w:t>
             </w:r>
-            <w:proofErr w:type="spellEnd"/>
             <w:r>
               <w:rPr>
                 <w:rFonts w:ascii="Arial" w:hAnsi="Arial"/>
@@ -976,7 +899,6 @@
               </w:rPr>
               <w:t xml:space="preserve"> </w:t>
             </w:r>
-            <w:proofErr w:type="spellStart"/>
             <w:r>
               <w:rPr>
                 <w:rFonts w:ascii="Arial" w:hAnsi="Arial" w:hint="cs"/>
@@ -984,7 +906,6 @@
               </w:rPr>
               <w:t>документација</w:t>
             </w:r>
-            <w:proofErr w:type="spellEnd"/>
           </w:p>
         </w:tc>
       </w:tr>
@@ -1010,37 +931,12 @@
                 <w:sz w:val="18"/>
               </w:rPr>
             </w:pPr>
-            <w:proofErr w:type="spellStart"/>
-            <w:r>
-              <w:rPr>
-                <w:rFonts w:ascii="Arial" w:hAnsi="Arial"/>
-                <w:sz w:val="18"/>
-              </w:rPr>
-              <w:t>Тип</w:t>
-            </w:r>
-            <w:proofErr w:type="spellEnd"/>
-            <w:r>
-              <w:rPr>
-                <w:rFonts w:ascii="Arial" w:hAnsi="Arial"/>
-                <w:sz w:val="18"/>
-              </w:rPr>
-              <w:t xml:space="preserve"> </w:t>
-            </w:r>
-            <w:proofErr w:type="spellStart"/>
-            <w:r>
-              <w:rPr>
-                <w:rFonts w:ascii="Arial" w:hAnsi="Arial"/>
-                <w:sz w:val="18"/>
-              </w:rPr>
-              <w:t>записа</w:t>
-            </w:r>
-            <w:proofErr w:type="spellEnd"/>
-            <w:r>
-              <w:rPr>
-                <w:rFonts w:ascii="Arial" w:hAnsi="Arial"/>
-                <w:sz w:val="18"/>
-              </w:rPr>
-              <w:t xml:space="preserve">, </w:t>
+            <w:r>
+              <w:rPr>
+                <w:rFonts w:ascii="Arial" w:hAnsi="Arial"/>
+                <w:sz w:val="18"/>
+              </w:rPr>
+              <w:t xml:space="preserve">Тип записа, </w:t>
             </w:r>
             <w:r>
               <w:rPr>
@@ -1076,7 +972,6 @@
                 <w:sz w:val="18"/>
               </w:rPr>
             </w:pPr>
-            <w:proofErr w:type="spellStart"/>
             <w:r>
               <w:rPr>
                 <w:rFonts w:ascii="Arial" w:hAnsi="Arial" w:hint="cs"/>
@@ -1084,7 +979,6 @@
               </w:rPr>
               <w:t>Текстуални</w:t>
             </w:r>
-            <w:proofErr w:type="spellEnd"/>
             <w:r>
               <w:rPr>
                 <w:rFonts w:ascii="Arial" w:hAnsi="Arial"/>
@@ -1092,7 +986,6 @@
               </w:rPr>
               <w:t xml:space="preserve"> </w:t>
             </w:r>
-            <w:proofErr w:type="spellStart"/>
             <w:r>
               <w:rPr>
                 <w:rFonts w:ascii="Arial" w:hAnsi="Arial" w:hint="cs"/>
@@ -1100,7 +993,6 @@
               </w:rPr>
               <w:t>штампани</w:t>
             </w:r>
-            <w:proofErr w:type="spellEnd"/>
             <w:r>
               <w:rPr>
                 <w:rFonts w:ascii="Arial" w:hAnsi="Arial"/>
@@ -1108,7 +1000,6 @@
               </w:rPr>
               <w:t xml:space="preserve"> </w:t>
             </w:r>
-            <w:proofErr w:type="spellStart"/>
             <w:r>
               <w:rPr>
                 <w:rFonts w:ascii="Arial" w:hAnsi="Arial" w:hint="cs"/>
@@ -1116,7 +1007,6 @@
               </w:rPr>
               <w:t>материјал</w:t>
             </w:r>
-            <w:proofErr w:type="spellEnd"/>
           </w:p>
         </w:tc>
       </w:tr>
@@ -1142,37 +1032,12 @@
                 <w:sz w:val="18"/>
               </w:rPr>
             </w:pPr>
-            <w:proofErr w:type="spellStart"/>
-            <w:r>
-              <w:rPr>
-                <w:rFonts w:ascii="Arial" w:hAnsi="Arial"/>
-                <w:sz w:val="18"/>
-              </w:rPr>
-              <w:t>Врста</w:t>
-            </w:r>
-            <w:proofErr w:type="spellEnd"/>
-            <w:r>
-              <w:rPr>
-                <w:rFonts w:ascii="Arial" w:hAnsi="Arial"/>
-                <w:sz w:val="18"/>
-              </w:rPr>
-              <w:t xml:space="preserve"> </w:t>
-            </w:r>
-            <w:proofErr w:type="spellStart"/>
-            <w:r>
-              <w:rPr>
-                <w:rFonts w:ascii="Arial" w:hAnsi="Arial"/>
-                <w:sz w:val="18"/>
-              </w:rPr>
-              <w:t>рада</w:t>
-            </w:r>
-            <w:proofErr w:type="spellEnd"/>
-            <w:r>
-              <w:rPr>
-                <w:rFonts w:ascii="Arial" w:hAnsi="Arial"/>
-                <w:sz w:val="18"/>
-              </w:rPr>
-              <w:t xml:space="preserve">, </w:t>
+            <w:r>
+              <w:rPr>
+                <w:rFonts w:ascii="Arial" w:hAnsi="Arial"/>
+                <w:sz w:val="18"/>
+              </w:rPr>
+              <w:t xml:space="preserve">Врста рада, </w:t>
             </w:r>
             <w:r>
               <w:rPr>
@@ -1249,21 +1114,12 @@
                 <w:sz w:val="18"/>
               </w:rPr>
             </w:pPr>
-            <w:proofErr w:type="spellStart"/>
-            <w:r>
-              <w:rPr>
-                <w:rFonts w:ascii="Arial" w:hAnsi="Arial"/>
-                <w:sz w:val="18"/>
-              </w:rPr>
-              <w:t>Аутор</w:t>
-            </w:r>
-            <w:proofErr w:type="spellEnd"/>
-            <w:r>
-              <w:rPr>
-                <w:rFonts w:ascii="Arial" w:hAnsi="Arial"/>
-                <w:sz w:val="18"/>
-              </w:rPr>
-              <w:t xml:space="preserve">, </w:t>
+            <w:r>
+              <w:rPr>
+                <w:rFonts w:ascii="Arial" w:hAnsi="Arial"/>
+                <w:sz w:val="18"/>
+              </w:rPr>
+              <w:t xml:space="preserve">Аутор, </w:t>
             </w:r>
             <w:r>
               <w:rPr>
@@ -1333,21 +1189,12 @@
                 <w:sz w:val="18"/>
               </w:rPr>
             </w:pPr>
-            <w:proofErr w:type="spellStart"/>
-            <w:r>
-              <w:rPr>
-                <w:rFonts w:ascii="Arial" w:hAnsi="Arial"/>
-                <w:sz w:val="18"/>
-              </w:rPr>
-              <w:t>Ментор</w:t>
-            </w:r>
-            <w:proofErr w:type="spellEnd"/>
-            <w:r>
-              <w:rPr>
-                <w:rFonts w:ascii="Arial" w:hAnsi="Arial"/>
-                <w:sz w:val="18"/>
-              </w:rPr>
-              <w:t xml:space="preserve">, </w:t>
+            <w:r>
+              <w:rPr>
+                <w:rFonts w:ascii="Arial" w:hAnsi="Arial"/>
+                <w:sz w:val="18"/>
+              </w:rPr>
+              <w:t xml:space="preserve">Ментор, </w:t>
             </w:r>
             <w:r>
               <w:rPr>
@@ -1433,37 +1280,12 @@
                 <w:sz w:val="18"/>
               </w:rPr>
             </w:pPr>
-            <w:proofErr w:type="spellStart"/>
-            <w:r>
-              <w:rPr>
-                <w:rFonts w:ascii="Arial" w:hAnsi="Arial"/>
-                <w:sz w:val="18"/>
-              </w:rPr>
-              <w:t>Наслов</w:t>
-            </w:r>
-            <w:proofErr w:type="spellEnd"/>
-            <w:r>
-              <w:rPr>
-                <w:rFonts w:ascii="Arial" w:hAnsi="Arial"/>
-                <w:sz w:val="18"/>
-              </w:rPr>
-              <w:t xml:space="preserve"> </w:t>
-            </w:r>
-            <w:proofErr w:type="spellStart"/>
-            <w:r>
-              <w:rPr>
-                <w:rFonts w:ascii="Arial" w:hAnsi="Arial"/>
-                <w:sz w:val="18"/>
-              </w:rPr>
-              <w:t>рада</w:t>
-            </w:r>
-            <w:proofErr w:type="spellEnd"/>
-            <w:r>
-              <w:rPr>
-                <w:rFonts w:ascii="Arial" w:hAnsi="Arial"/>
-                <w:sz w:val="18"/>
-              </w:rPr>
-              <w:t xml:space="preserve">, </w:t>
+            <w:r>
+              <w:rPr>
+                <w:rFonts w:ascii="Arial" w:hAnsi="Arial"/>
+                <w:sz w:val="18"/>
+              </w:rPr>
+              <w:t xml:space="preserve">Наслов рада, </w:t>
             </w:r>
             <w:r>
               <w:rPr>
@@ -1586,37 +1408,12 @@
                 <w:sz w:val="18"/>
               </w:rPr>
             </w:pPr>
-            <w:proofErr w:type="spellStart"/>
-            <w:r>
-              <w:rPr>
-                <w:rFonts w:ascii="Arial" w:hAnsi="Arial"/>
-                <w:sz w:val="18"/>
-              </w:rPr>
-              <w:t>Језик</w:t>
-            </w:r>
-            <w:proofErr w:type="spellEnd"/>
-            <w:r>
-              <w:rPr>
-                <w:rFonts w:ascii="Arial" w:hAnsi="Arial"/>
-                <w:sz w:val="18"/>
-              </w:rPr>
-              <w:t xml:space="preserve"> </w:t>
-            </w:r>
-            <w:proofErr w:type="spellStart"/>
-            <w:r>
-              <w:rPr>
-                <w:rFonts w:ascii="Arial" w:hAnsi="Arial"/>
-                <w:sz w:val="18"/>
-              </w:rPr>
-              <w:t>публикације</w:t>
-            </w:r>
-            <w:proofErr w:type="spellEnd"/>
-            <w:r>
-              <w:rPr>
-                <w:rFonts w:ascii="Arial" w:hAnsi="Arial"/>
-                <w:sz w:val="18"/>
-              </w:rPr>
-              <w:t xml:space="preserve">, </w:t>
+            <w:r>
+              <w:rPr>
+                <w:rFonts w:ascii="Arial" w:hAnsi="Arial"/>
+                <w:sz w:val="18"/>
+              </w:rPr>
+              <w:t xml:space="preserve">Језик публикације, </w:t>
             </w:r>
             <w:r>
               <w:rPr>
@@ -1652,7 +1449,6 @@
                 <w:sz w:val="18"/>
               </w:rPr>
             </w:pPr>
-            <w:proofErr w:type="spellStart"/>
             <w:r>
               <w:rPr>
                 <w:rFonts w:ascii="Arial" w:hAnsi="Arial" w:hint="cs"/>
@@ -1660,7 +1456,6 @@
               </w:rPr>
               <w:t>Српски</w:t>
             </w:r>
-            <w:proofErr w:type="spellEnd"/>
             <w:r>
               <w:rPr>
                 <w:rFonts w:ascii="Arial" w:hAnsi="Arial"/>
@@ -1668,7 +1463,6 @@
               </w:rPr>
               <w:t xml:space="preserve"> / </w:t>
             </w:r>
-            <w:proofErr w:type="spellStart"/>
             <w:r>
               <w:rPr>
                 <w:rFonts w:ascii="Arial" w:hAnsi="Arial" w:hint="cs"/>
@@ -1676,7 +1470,6 @@
               </w:rPr>
               <w:t>ћирилица</w:t>
             </w:r>
-            <w:proofErr w:type="spellEnd"/>
           </w:p>
         </w:tc>
       </w:tr>
@@ -1702,37 +1495,12 @@
                 <w:sz w:val="18"/>
               </w:rPr>
             </w:pPr>
-            <w:proofErr w:type="spellStart"/>
-            <w:r>
-              <w:rPr>
-                <w:rFonts w:ascii="Arial" w:hAnsi="Arial"/>
-                <w:sz w:val="18"/>
-              </w:rPr>
-              <w:t>Језик</w:t>
-            </w:r>
-            <w:proofErr w:type="spellEnd"/>
-            <w:r>
-              <w:rPr>
-                <w:rFonts w:ascii="Arial" w:hAnsi="Arial"/>
-                <w:sz w:val="18"/>
-              </w:rPr>
-              <w:t xml:space="preserve"> </w:t>
-            </w:r>
-            <w:proofErr w:type="spellStart"/>
-            <w:r>
-              <w:rPr>
-                <w:rFonts w:ascii="Arial" w:hAnsi="Arial"/>
-                <w:sz w:val="18"/>
-              </w:rPr>
-              <w:t>извода</w:t>
-            </w:r>
-            <w:proofErr w:type="spellEnd"/>
-            <w:r>
-              <w:rPr>
-                <w:rFonts w:ascii="Arial" w:hAnsi="Arial"/>
-                <w:sz w:val="18"/>
-              </w:rPr>
-              <w:t xml:space="preserve">, </w:t>
+            <w:r>
+              <w:rPr>
+                <w:rFonts w:ascii="Arial" w:hAnsi="Arial"/>
+                <w:sz w:val="18"/>
+              </w:rPr>
+              <w:t xml:space="preserve">Језик извода, </w:t>
             </w:r>
             <w:r>
               <w:rPr>
@@ -1768,7 +1536,6 @@
                 <w:sz w:val="18"/>
               </w:rPr>
             </w:pPr>
-            <w:proofErr w:type="spellStart"/>
             <w:r>
               <w:rPr>
                 <w:rFonts w:ascii="Arial" w:hAnsi="Arial" w:hint="cs"/>
@@ -1776,7 +1543,6 @@
               </w:rPr>
               <w:t>Српски</w:t>
             </w:r>
-            <w:proofErr w:type="spellEnd"/>
           </w:p>
         </w:tc>
       </w:tr>
@@ -1802,7 +1568,6 @@
                 <w:sz w:val="18"/>
               </w:rPr>
             </w:pPr>
-            <w:proofErr w:type="spellStart"/>
             <w:r>
               <w:rPr>
                 <w:rFonts w:ascii="Arial" w:hAnsi="Arial"/>
@@ -1810,7 +1575,6 @@
               </w:rPr>
               <w:t>Зем</w:t>
             </w:r>
-            <w:proofErr w:type="spellEnd"/>
             <w:r>
               <w:rPr>
                 <w:rFonts w:ascii="Arial" w:hAnsi="Arial"/>
@@ -1824,17 +1588,8 @@
                 <w:rFonts w:ascii="Arial" w:hAnsi="Arial"/>
                 <w:sz w:val="18"/>
               </w:rPr>
-              <w:t xml:space="preserve">а </w:t>
-            </w:r>
-            <w:proofErr w:type="spellStart"/>
-            <w:r>
-              <w:rPr>
-                <w:rFonts w:ascii="Arial" w:hAnsi="Arial"/>
-                <w:sz w:val="18"/>
-              </w:rPr>
-              <w:t>публикова</w:t>
-            </w:r>
-            <w:proofErr w:type="spellEnd"/>
+              <w:t>а публикова</w:t>
+            </w:r>
             <w:r>
               <w:rPr>
                 <w:rFonts w:ascii="Arial" w:hAnsi="Arial"/>
@@ -1884,7 +1639,6 @@
                 <w:sz w:val="18"/>
               </w:rPr>
             </w:pPr>
-            <w:proofErr w:type="spellStart"/>
             <w:r>
               <w:rPr>
                 <w:rFonts w:ascii="Arial" w:hAnsi="Arial" w:hint="cs"/>
@@ -1892,7 +1646,6 @@
               </w:rPr>
               <w:t>Република</w:t>
             </w:r>
-            <w:proofErr w:type="spellEnd"/>
             <w:r>
               <w:rPr>
                 <w:rFonts w:ascii="Arial" w:hAnsi="Arial"/>
@@ -1900,7 +1653,6 @@
               </w:rPr>
               <w:t xml:space="preserve"> </w:t>
             </w:r>
-            <w:proofErr w:type="spellStart"/>
             <w:r>
               <w:rPr>
                 <w:rFonts w:ascii="Arial" w:hAnsi="Arial" w:hint="cs"/>
@@ -1908,7 +1660,6 @@
               </w:rPr>
               <w:t>Србија</w:t>
             </w:r>
-            <w:proofErr w:type="spellEnd"/>
           </w:p>
         </w:tc>
       </w:tr>
@@ -1954,33 +1705,8 @@
                 <w:rFonts w:ascii="Arial" w:hAnsi="Arial"/>
                 <w:sz w:val="18"/>
               </w:rPr>
-              <w:t xml:space="preserve">е </w:t>
-            </w:r>
-            <w:proofErr w:type="spellStart"/>
-            <w:r>
-              <w:rPr>
-                <w:rFonts w:ascii="Arial" w:hAnsi="Arial"/>
-                <w:sz w:val="18"/>
-              </w:rPr>
-              <w:t>географско</w:t>
-            </w:r>
-            <w:proofErr w:type="spellEnd"/>
-            <w:r>
-              <w:rPr>
-                <w:rFonts w:ascii="Arial" w:hAnsi="Arial"/>
-                <w:sz w:val="18"/>
-              </w:rPr>
-              <w:t xml:space="preserve"> </w:t>
-            </w:r>
-            <w:proofErr w:type="spellStart"/>
-            <w:r>
-              <w:rPr>
-                <w:rFonts w:ascii="Arial" w:hAnsi="Arial"/>
-                <w:sz w:val="18"/>
-              </w:rPr>
-              <w:t>подру</w:t>
-            </w:r>
-            <w:proofErr w:type="spellEnd"/>
+              <w:t>е географско подру</w:t>
+            </w:r>
             <w:r>
               <w:rPr>
                 <w:rFonts w:ascii="Arial" w:hAnsi="Arial"/>
@@ -1989,21 +1715,12 @@
               </w:rPr>
               <w:t>ч</w:t>
             </w:r>
-            <w:proofErr w:type="spellStart"/>
-            <w:r>
-              <w:rPr>
-                <w:rFonts w:ascii="Arial" w:hAnsi="Arial"/>
-                <w:sz w:val="18"/>
-              </w:rPr>
-              <w:t>је</w:t>
-            </w:r>
-            <w:proofErr w:type="spellEnd"/>
-            <w:r>
-              <w:rPr>
-                <w:rFonts w:ascii="Arial" w:hAnsi="Arial"/>
-                <w:sz w:val="18"/>
-              </w:rPr>
-              <w:t xml:space="preserve">, </w:t>
+            <w:r>
+              <w:rPr>
+                <w:rFonts w:ascii="Arial" w:hAnsi="Arial"/>
+                <w:sz w:val="18"/>
+              </w:rPr>
+              <w:t xml:space="preserve">је, </w:t>
             </w:r>
             <w:r>
               <w:rPr>
@@ -2053,7 +1770,6 @@
               </w:rPr>
               <w:t xml:space="preserve"> </w:t>
             </w:r>
-            <w:proofErr w:type="spellStart"/>
             <w:r>
               <w:rPr>
                 <w:rFonts w:ascii="Arial" w:hAnsi="Arial" w:hint="cs"/>
@@ -2061,7 +1777,6 @@
               </w:rPr>
               <w:t>Војводина</w:t>
             </w:r>
-            <w:proofErr w:type="spellEnd"/>
           </w:p>
         </w:tc>
       </w:tr>
@@ -2087,21 +1802,12 @@
                 <w:sz w:val="18"/>
               </w:rPr>
             </w:pPr>
-            <w:proofErr w:type="spellStart"/>
-            <w:r>
-              <w:rPr>
-                <w:rFonts w:ascii="Arial" w:hAnsi="Arial"/>
-                <w:sz w:val="18"/>
-              </w:rPr>
-              <w:t>Година</w:t>
-            </w:r>
-            <w:proofErr w:type="spellEnd"/>
-            <w:r>
-              <w:rPr>
-                <w:rFonts w:ascii="Arial" w:hAnsi="Arial"/>
-                <w:sz w:val="18"/>
-              </w:rPr>
-              <w:t xml:space="preserve">, </w:t>
+            <w:r>
+              <w:rPr>
+                <w:rFonts w:ascii="Arial" w:hAnsi="Arial"/>
+                <w:sz w:val="18"/>
+              </w:rPr>
+              <w:t xml:space="preserve">Година, </w:t>
             </w:r>
             <w:r>
               <w:rPr>
@@ -2171,7 +1877,6 @@
                 <w:sz w:val="18"/>
               </w:rPr>
             </w:pPr>
-            <w:proofErr w:type="spellStart"/>
             <w:r>
               <w:rPr>
                 <w:rFonts w:ascii="Arial" w:hAnsi="Arial"/>
@@ -2179,7 +1884,6 @@
               </w:rPr>
               <w:t>Издава</w:t>
             </w:r>
-            <w:proofErr w:type="spellEnd"/>
             <w:r>
               <w:rPr>
                 <w:rFonts w:ascii="Arial" w:hAnsi="Arial"/>
@@ -2229,7 +1933,6 @@
                 <w:sz w:val="18"/>
               </w:rPr>
             </w:pPr>
-            <w:proofErr w:type="spellStart"/>
             <w:r>
               <w:rPr>
                 <w:rFonts w:ascii="Arial" w:hAnsi="Arial" w:hint="cs"/>
@@ -2237,7 +1940,6 @@
               </w:rPr>
               <w:t>Ауторски</w:t>
             </w:r>
-            <w:proofErr w:type="spellEnd"/>
             <w:r>
               <w:rPr>
                 <w:rFonts w:ascii="Arial" w:hAnsi="Arial"/>
@@ -2245,7 +1947,6 @@
               </w:rPr>
               <w:t xml:space="preserve"> </w:t>
             </w:r>
-            <w:proofErr w:type="spellStart"/>
             <w:r>
               <w:rPr>
                 <w:rFonts w:ascii="Arial" w:hAnsi="Arial" w:hint="cs"/>
@@ -2253,7 +1954,6 @@
               </w:rPr>
               <w:t>репринт</w:t>
             </w:r>
-            <w:proofErr w:type="spellEnd"/>
           </w:p>
         </w:tc>
       </w:tr>
@@ -2279,37 +1979,12 @@
                 <w:sz w:val="18"/>
               </w:rPr>
             </w:pPr>
-            <w:proofErr w:type="spellStart"/>
-            <w:r>
-              <w:rPr>
-                <w:rFonts w:ascii="Arial" w:hAnsi="Arial"/>
-                <w:sz w:val="18"/>
-              </w:rPr>
-              <w:t>Место</w:t>
-            </w:r>
-            <w:proofErr w:type="spellEnd"/>
-            <w:r>
-              <w:rPr>
-                <w:rFonts w:ascii="Arial" w:hAnsi="Arial"/>
-                <w:sz w:val="18"/>
-              </w:rPr>
-              <w:t xml:space="preserve"> и </w:t>
-            </w:r>
-            <w:proofErr w:type="spellStart"/>
-            <w:r>
-              <w:rPr>
-                <w:rFonts w:ascii="Arial" w:hAnsi="Arial"/>
-                <w:sz w:val="18"/>
-              </w:rPr>
-              <w:t>адреса</w:t>
-            </w:r>
-            <w:proofErr w:type="spellEnd"/>
-            <w:r>
-              <w:rPr>
-                <w:rFonts w:ascii="Arial" w:hAnsi="Arial"/>
-                <w:sz w:val="18"/>
-              </w:rPr>
-              <w:t xml:space="preserve">, </w:t>
+            <w:r>
+              <w:rPr>
+                <w:rFonts w:ascii="Arial" w:hAnsi="Arial"/>
+                <w:sz w:val="18"/>
+              </w:rPr>
+              <w:t xml:space="preserve">Место и адреса, </w:t>
             </w:r>
             <w:r>
               <w:rPr>
@@ -2345,7 +2020,6 @@
                 <w:sz w:val="18"/>
               </w:rPr>
             </w:pPr>
-            <w:proofErr w:type="spellStart"/>
             <w:r>
               <w:rPr>
                 <w:rFonts w:ascii="Arial" w:hAnsi="Arial" w:hint="cs"/>
@@ -2353,7 +2027,6 @@
               </w:rPr>
               <w:t>Нови</w:t>
             </w:r>
-            <w:proofErr w:type="spellEnd"/>
             <w:r>
               <w:rPr>
                 <w:rFonts w:ascii="Arial" w:hAnsi="Arial"/>
@@ -2361,7 +2034,6 @@
               </w:rPr>
               <w:t xml:space="preserve"> </w:t>
             </w:r>
-            <w:proofErr w:type="spellStart"/>
             <w:r>
               <w:rPr>
                 <w:rFonts w:ascii="Arial" w:hAnsi="Arial" w:hint="cs"/>
@@ -2369,7 +2041,6 @@
               </w:rPr>
               <w:t>Сад</w:t>
             </w:r>
-            <w:proofErr w:type="spellEnd"/>
             <w:r>
               <w:rPr>
                 <w:rFonts w:ascii="Arial" w:hAnsi="Arial"/>
@@ -2385,7 +2056,6 @@
               </w:rPr>
               <w:t xml:space="preserve"> </w:t>
             </w:r>
-            <w:proofErr w:type="spellStart"/>
             <w:r>
               <w:rPr>
                 <w:rFonts w:ascii="Arial" w:hAnsi="Arial" w:hint="cs"/>
@@ -2393,7 +2063,6 @@
               </w:rPr>
               <w:t>Трг</w:t>
             </w:r>
-            <w:proofErr w:type="spellEnd"/>
             <w:r>
               <w:rPr>
                 <w:rFonts w:ascii="Arial" w:hAnsi="Arial"/>
@@ -2401,7 +2070,6 @@
               </w:rPr>
               <w:t xml:space="preserve"> </w:t>
             </w:r>
-            <w:proofErr w:type="spellStart"/>
             <w:r>
               <w:rPr>
                 <w:rFonts w:ascii="Arial" w:hAnsi="Arial" w:hint="cs"/>
@@ -2409,7 +2077,6 @@
               </w:rPr>
               <w:t>Доситеја</w:t>
             </w:r>
-            <w:proofErr w:type="spellEnd"/>
             <w:r>
               <w:rPr>
                 <w:rFonts w:ascii="Arial" w:hAnsi="Arial"/>
@@ -2417,7 +2084,6 @@
               </w:rPr>
               <w:t xml:space="preserve"> </w:t>
             </w:r>
-            <w:proofErr w:type="spellStart"/>
             <w:r>
               <w:rPr>
                 <w:rFonts w:ascii="Arial" w:hAnsi="Arial" w:hint="cs"/>
@@ -2425,7 +2091,6 @@
               </w:rPr>
               <w:t>Обрадовића</w:t>
             </w:r>
-            <w:proofErr w:type="spellEnd"/>
             <w:r>
               <w:rPr>
                 <w:rFonts w:ascii="Arial" w:hAnsi="Arial"/>
@@ -2458,7 +2123,6 @@
                 <w:sz w:val="20"/>
               </w:rPr>
             </w:pPr>
-            <w:proofErr w:type="spellStart"/>
             <w:r>
               <w:rPr>
                 <w:rFonts w:ascii="Arial" w:hAnsi="Arial"/>
@@ -2466,7 +2130,6 @@
               </w:rPr>
               <w:t>Физи</w:t>
             </w:r>
-            <w:proofErr w:type="spellEnd"/>
             <w:r>
               <w:rPr>
                 <w:rFonts w:ascii="Arial" w:hAnsi="Arial"/>
@@ -2475,53 +2138,12 @@
               </w:rPr>
               <w:t>ч</w:t>
             </w:r>
-            <w:proofErr w:type="spellStart"/>
-            <w:r>
-              <w:rPr>
-                <w:rFonts w:ascii="Arial" w:hAnsi="Arial"/>
-                <w:sz w:val="18"/>
-              </w:rPr>
-              <w:t>ки</w:t>
-            </w:r>
-            <w:proofErr w:type="spellEnd"/>
-            <w:r>
-              <w:rPr>
-                <w:rFonts w:ascii="Arial" w:hAnsi="Arial"/>
-                <w:sz w:val="18"/>
-              </w:rPr>
-              <w:t xml:space="preserve"> </w:t>
-            </w:r>
-            <w:proofErr w:type="spellStart"/>
-            <w:r>
-              <w:rPr>
-                <w:rFonts w:ascii="Arial" w:hAnsi="Arial"/>
-                <w:sz w:val="18"/>
-              </w:rPr>
-              <w:t>опис</w:t>
-            </w:r>
-            <w:proofErr w:type="spellEnd"/>
-            <w:r>
-              <w:rPr>
-                <w:rFonts w:ascii="Arial" w:hAnsi="Arial"/>
-                <w:sz w:val="18"/>
-              </w:rPr>
-              <w:t xml:space="preserve"> </w:t>
-            </w:r>
-            <w:proofErr w:type="spellStart"/>
-            <w:r>
-              <w:rPr>
-                <w:rFonts w:ascii="Arial" w:hAnsi="Arial"/>
-                <w:sz w:val="18"/>
-              </w:rPr>
-              <w:t>рада</w:t>
-            </w:r>
-            <w:proofErr w:type="spellEnd"/>
-            <w:r>
-              <w:rPr>
-                <w:rFonts w:ascii="Arial" w:hAnsi="Arial"/>
-                <w:sz w:val="18"/>
-              </w:rPr>
-              <w:t xml:space="preserve">, </w:t>
+            <w:r>
+              <w:rPr>
+                <w:rFonts w:ascii="Arial" w:hAnsi="Arial"/>
+                <w:sz w:val="18"/>
+              </w:rPr>
+              <w:t xml:space="preserve">ки опис рада, </w:t>
             </w:r>
             <w:r>
               <w:rPr>
@@ -2551,18 +2173,8 @@
                 <w:spacing w:val="-4"/>
                 <w:sz w:val="13"/>
               </w:rPr>
-              <w:t>(</w:t>
-            </w:r>
-            <w:proofErr w:type="spellStart"/>
-            <w:r>
-              <w:rPr>
-                <w:rFonts w:ascii="Arial" w:hAnsi="Arial"/>
-                <w:spacing w:val="-4"/>
-                <w:sz w:val="13"/>
-              </w:rPr>
-              <w:t>поглав</w:t>
-            </w:r>
-            <w:proofErr w:type="spellEnd"/>
+              <w:t>(поглав</w:t>
+            </w:r>
             <w:r>
               <w:rPr>
                 <w:rFonts w:ascii="Arial" w:hAnsi="Arial"/>
@@ -2578,97 +2190,7 @@
                 <w:spacing w:val="-4"/>
                 <w:sz w:val="13"/>
               </w:rPr>
-              <w:t>а/</w:t>
-            </w:r>
-            <w:proofErr w:type="spellStart"/>
-            <w:r>
-              <w:rPr>
-                <w:rFonts w:ascii="Arial" w:hAnsi="Arial"/>
-                <w:spacing w:val="-4"/>
-                <w:sz w:val="13"/>
-              </w:rPr>
-              <w:t>страна</w:t>
-            </w:r>
-            <w:proofErr w:type="spellEnd"/>
-            <w:r>
-              <w:rPr>
-                <w:rFonts w:ascii="Arial" w:hAnsi="Arial"/>
-                <w:spacing w:val="-4"/>
-                <w:sz w:val="13"/>
-              </w:rPr>
-              <w:t>/</w:t>
-            </w:r>
-            <w:proofErr w:type="spellStart"/>
-            <w:r>
-              <w:rPr>
-                <w:rFonts w:ascii="Arial" w:hAnsi="Arial"/>
-                <w:spacing w:val="-4"/>
-                <w:sz w:val="13"/>
-              </w:rPr>
-              <w:t>цитата</w:t>
-            </w:r>
-            <w:proofErr w:type="spellEnd"/>
-            <w:r>
-              <w:rPr>
-                <w:rFonts w:ascii="Arial" w:hAnsi="Arial"/>
-                <w:spacing w:val="-4"/>
-                <w:sz w:val="13"/>
-              </w:rPr>
-              <w:t>/</w:t>
-            </w:r>
-            <w:proofErr w:type="spellStart"/>
-            <w:r>
-              <w:rPr>
-                <w:rFonts w:ascii="Arial" w:hAnsi="Arial"/>
-                <w:spacing w:val="-4"/>
-                <w:sz w:val="13"/>
-              </w:rPr>
-              <w:t>табела</w:t>
-            </w:r>
-            <w:proofErr w:type="spellEnd"/>
-            <w:r>
-              <w:rPr>
-                <w:rFonts w:ascii="Arial" w:hAnsi="Arial"/>
-                <w:spacing w:val="-4"/>
-                <w:sz w:val="13"/>
-              </w:rPr>
-              <w:t>/</w:t>
-            </w:r>
-            <w:proofErr w:type="spellStart"/>
-            <w:r>
-              <w:rPr>
-                <w:rFonts w:ascii="Arial" w:hAnsi="Arial"/>
-                <w:spacing w:val="-4"/>
-                <w:sz w:val="13"/>
-              </w:rPr>
-              <w:t>слика</w:t>
-            </w:r>
-            <w:proofErr w:type="spellEnd"/>
-            <w:r>
-              <w:rPr>
-                <w:rFonts w:ascii="Arial" w:hAnsi="Arial"/>
-                <w:spacing w:val="-4"/>
-                <w:sz w:val="13"/>
-              </w:rPr>
-              <w:t>/</w:t>
-            </w:r>
-            <w:proofErr w:type="spellStart"/>
-            <w:r>
-              <w:rPr>
-                <w:rFonts w:ascii="Arial" w:hAnsi="Arial"/>
-                <w:spacing w:val="-4"/>
-                <w:sz w:val="13"/>
-              </w:rPr>
-              <w:t>графика</w:t>
-            </w:r>
-            <w:proofErr w:type="spellEnd"/>
-            <w:r>
-              <w:rPr>
-                <w:rFonts w:ascii="Arial" w:hAnsi="Arial"/>
-                <w:spacing w:val="-4"/>
-                <w:sz w:val="13"/>
-              </w:rPr>
-              <w:t>/</w:t>
+              <w:t>а/страна/цитата/табела/слика/графика/</w:t>
             </w:r>
             <w:r>
               <w:rPr>
@@ -2679,23 +2201,13 @@
               </w:rPr>
               <w:t>листинга/</w:t>
             </w:r>
-            <w:proofErr w:type="spellStart"/>
             <w:r>
               <w:rPr>
                 <w:rFonts w:ascii="Arial" w:hAnsi="Arial"/>
                 <w:spacing w:val="-4"/>
                 <w:sz w:val="13"/>
               </w:rPr>
-              <w:t>прилога</w:t>
-            </w:r>
-            <w:proofErr w:type="spellEnd"/>
-            <w:r>
-              <w:rPr>
-                <w:rFonts w:ascii="Arial" w:hAnsi="Arial"/>
-                <w:spacing w:val="-4"/>
-                <w:sz w:val="13"/>
-              </w:rPr>
-              <w:t>)</w:t>
+              <w:t>прилога)</w:t>
             </w:r>
           </w:p>
         </w:tc>
@@ -2767,7 +2279,6 @@
                 <w:sz w:val="18"/>
               </w:rPr>
             </w:pPr>
-            <w:proofErr w:type="spellStart"/>
             <w:r>
               <w:rPr>
                 <w:rFonts w:ascii="Arial" w:hAnsi="Arial"/>
@@ -2775,7 +2286,6 @@
               </w:rPr>
               <w:t>Нау</w:t>
             </w:r>
-            <w:proofErr w:type="spellEnd"/>
             <w:r>
               <w:rPr>
                 <w:rFonts w:ascii="Arial" w:hAnsi="Arial"/>
@@ -2784,37 +2294,12 @@
               </w:rPr>
               <w:t>ч</w:t>
             </w:r>
-            <w:proofErr w:type="spellStart"/>
-            <w:r>
-              <w:rPr>
-                <w:rFonts w:ascii="Arial" w:hAnsi="Arial"/>
-                <w:sz w:val="18"/>
-              </w:rPr>
-              <w:t>на</w:t>
-            </w:r>
-            <w:proofErr w:type="spellEnd"/>
-            <w:r>
-              <w:rPr>
-                <w:rFonts w:ascii="Arial" w:hAnsi="Arial"/>
-                <w:sz w:val="18"/>
-              </w:rPr>
-              <w:t xml:space="preserve"> </w:t>
-            </w:r>
-            <w:proofErr w:type="spellStart"/>
-            <w:r>
-              <w:rPr>
-                <w:rFonts w:ascii="Arial" w:hAnsi="Arial"/>
-                <w:sz w:val="18"/>
-              </w:rPr>
-              <w:t>област</w:t>
-            </w:r>
-            <w:proofErr w:type="spellEnd"/>
-            <w:r>
-              <w:rPr>
-                <w:rFonts w:ascii="Arial" w:hAnsi="Arial"/>
-                <w:sz w:val="18"/>
-              </w:rPr>
-              <w:t xml:space="preserve">, </w:t>
+            <w:r>
+              <w:rPr>
+                <w:rFonts w:ascii="Arial" w:hAnsi="Arial"/>
+                <w:sz w:val="18"/>
+              </w:rPr>
+              <w:t xml:space="preserve">на област, </w:t>
             </w:r>
             <w:r>
               <w:rPr>
@@ -2850,7 +2335,6 @@
                 <w:sz w:val="18"/>
               </w:rPr>
             </w:pPr>
-            <w:proofErr w:type="spellStart"/>
             <w:r>
               <w:rPr>
                 <w:rFonts w:ascii="Arial" w:hAnsi="Arial" w:hint="cs"/>
@@ -2858,7 +2342,6 @@
               </w:rPr>
               <w:t>Електротехничко</w:t>
             </w:r>
-            <w:proofErr w:type="spellEnd"/>
             <w:r>
               <w:rPr>
                 <w:rFonts w:ascii="Arial" w:hAnsi="Arial"/>
@@ -2880,7 +2363,6 @@
               </w:rPr>
               <w:t xml:space="preserve"> </w:t>
             </w:r>
-            <w:proofErr w:type="spellStart"/>
             <w:r>
               <w:rPr>
                 <w:rFonts w:ascii="Arial" w:hAnsi="Arial" w:hint="cs"/>
@@ -2888,7 +2370,6 @@
               </w:rPr>
               <w:t>рачунарско</w:t>
             </w:r>
-            <w:proofErr w:type="spellEnd"/>
             <w:r>
               <w:rPr>
                 <w:rFonts w:ascii="Arial" w:hAnsi="Arial"/>
@@ -2896,7 +2377,6 @@
               </w:rPr>
               <w:t xml:space="preserve"> </w:t>
             </w:r>
-            <w:proofErr w:type="spellStart"/>
             <w:r>
               <w:rPr>
                 <w:rFonts w:ascii="Arial" w:hAnsi="Arial" w:hint="cs"/>
@@ -2904,7 +2384,6 @@
               </w:rPr>
               <w:t>инжењерство</w:t>
             </w:r>
-            <w:proofErr w:type="spellEnd"/>
           </w:p>
         </w:tc>
       </w:tr>
@@ -2930,7 +2409,6 @@
                 <w:sz w:val="18"/>
               </w:rPr>
             </w:pPr>
-            <w:proofErr w:type="spellStart"/>
             <w:r>
               <w:rPr>
                 <w:rFonts w:ascii="Arial" w:hAnsi="Arial"/>
@@ -2938,7 +2416,6 @@
               </w:rPr>
               <w:t>Нау</w:t>
             </w:r>
-            <w:proofErr w:type="spellEnd"/>
             <w:r>
               <w:rPr>
                 <w:rFonts w:ascii="Arial" w:hAnsi="Arial"/>
@@ -2947,37 +2424,12 @@
               </w:rPr>
               <w:t>ч</w:t>
             </w:r>
-            <w:proofErr w:type="spellStart"/>
-            <w:r>
-              <w:rPr>
-                <w:rFonts w:ascii="Arial" w:hAnsi="Arial"/>
-                <w:sz w:val="18"/>
-              </w:rPr>
-              <w:t>на</w:t>
-            </w:r>
-            <w:proofErr w:type="spellEnd"/>
-            <w:r>
-              <w:rPr>
-                <w:rFonts w:ascii="Arial" w:hAnsi="Arial"/>
-                <w:sz w:val="18"/>
-              </w:rPr>
-              <w:t xml:space="preserve"> </w:t>
-            </w:r>
-            <w:proofErr w:type="spellStart"/>
-            <w:r>
-              <w:rPr>
-                <w:rFonts w:ascii="Arial" w:hAnsi="Arial"/>
-                <w:sz w:val="18"/>
-              </w:rPr>
-              <w:t>дисциплина</w:t>
-            </w:r>
-            <w:proofErr w:type="spellEnd"/>
-            <w:r>
-              <w:rPr>
-                <w:rFonts w:ascii="Arial" w:hAnsi="Arial"/>
-                <w:sz w:val="18"/>
-              </w:rPr>
-              <w:t xml:space="preserve">, </w:t>
+            <w:r>
+              <w:rPr>
+                <w:rFonts w:ascii="Arial" w:hAnsi="Arial"/>
+                <w:sz w:val="18"/>
+              </w:rPr>
+              <w:t xml:space="preserve">на дисциплина, </w:t>
             </w:r>
             <w:r>
               <w:rPr>
@@ -3013,7 +2465,6 @@
                 <w:sz w:val="18"/>
               </w:rPr>
             </w:pPr>
-            <w:proofErr w:type="spellStart"/>
             <w:r>
               <w:rPr>
                 <w:rFonts w:ascii="Arial" w:hAnsi="Arial" w:hint="cs"/>
@@ -3021,7 +2472,6 @@
               </w:rPr>
               <w:t>Примењене</w:t>
             </w:r>
-            <w:proofErr w:type="spellEnd"/>
             <w:r>
               <w:rPr>
                 <w:rFonts w:ascii="Arial" w:hAnsi="Arial"/>
@@ -3029,7 +2479,6 @@
               </w:rPr>
               <w:t xml:space="preserve"> </w:t>
             </w:r>
-            <w:proofErr w:type="spellStart"/>
             <w:r>
               <w:rPr>
                 <w:rFonts w:ascii="Arial" w:hAnsi="Arial" w:hint="cs"/>
@@ -3037,7 +2486,6 @@
               </w:rPr>
               <w:t>рачунарске</w:t>
             </w:r>
-            <w:proofErr w:type="spellEnd"/>
             <w:r>
               <w:rPr>
                 <w:rFonts w:ascii="Arial" w:hAnsi="Arial"/>
@@ -3045,7 +2493,6 @@
               </w:rPr>
               <w:t xml:space="preserve"> </w:t>
             </w:r>
-            <w:proofErr w:type="spellStart"/>
             <w:r>
               <w:rPr>
                 <w:rFonts w:ascii="Arial" w:hAnsi="Arial" w:hint="cs"/>
@@ -3053,7 +2500,6 @@
               </w:rPr>
               <w:t>науке</w:t>
             </w:r>
-            <w:proofErr w:type="spellEnd"/>
             <w:r>
               <w:rPr>
                 <w:rFonts w:ascii="Arial" w:hAnsi="Arial"/>
@@ -3075,7 +2521,6 @@
               </w:rPr>
               <w:t xml:space="preserve"> </w:t>
             </w:r>
-            <w:proofErr w:type="spellStart"/>
             <w:r>
               <w:rPr>
                 <w:rFonts w:ascii="Arial" w:hAnsi="Arial" w:hint="cs"/>
@@ -3083,7 +2528,6 @@
               </w:rPr>
               <w:t>информатика</w:t>
             </w:r>
-            <w:proofErr w:type="spellEnd"/>
           </w:p>
         </w:tc>
       </w:tr>
@@ -3110,96 +2554,48 @@
                 <w:sz w:val="18"/>
               </w:rPr>
             </w:pPr>
-            <w:proofErr w:type="spellStart"/>
             <w:r>
               <w:rPr>
                 <w:rFonts w:ascii="Arial" w:hAnsi="Arial"/>
                 <w:spacing w:val="-8"/>
                 <w:sz w:val="18"/>
               </w:rPr>
-              <w:t>Предметна</w:t>
-            </w:r>
-            <w:proofErr w:type="spellEnd"/>
+              <w:t>Предметна одредница/К</w:t>
+            </w:r>
             <w:r>
               <w:rPr>
                 <w:rFonts w:ascii="Arial" w:hAnsi="Arial"/>
                 <w:spacing w:val="-8"/>
                 <w:sz w:val="18"/>
-              </w:rPr>
-              <w:t xml:space="preserve"> </w:t>
-            </w:r>
-            <w:proofErr w:type="spellStart"/>
+                <w:lang w:val="sr-Cyrl-RS"/>
+              </w:rPr>
+              <w:t>љ</w:t>
+            </w:r>
             <w:r>
               <w:rPr>
                 <w:rFonts w:ascii="Arial" w:hAnsi="Arial"/>
                 <w:spacing w:val="-8"/>
                 <w:sz w:val="18"/>
               </w:rPr>
-              <w:t>одредница</w:t>
-            </w:r>
-            <w:proofErr w:type="spellEnd"/>
+              <w:t>у</w:t>
+            </w:r>
             <w:r>
               <w:rPr>
                 <w:rFonts w:ascii="Arial" w:hAnsi="Arial"/>
                 <w:spacing w:val="-8"/>
                 <w:sz w:val="18"/>
-              </w:rPr>
-              <w:t>/К</w:t>
+                <w:lang w:val="sr-Cyrl-CS"/>
+              </w:rPr>
+              <w:t>ч</w:t>
             </w:r>
             <w:r>
               <w:rPr>
                 <w:rFonts w:ascii="Arial" w:hAnsi="Arial"/>
                 <w:spacing w:val="-8"/>
                 <w:sz w:val="18"/>
-                <w:lang w:val="sr-Cyrl-RS"/>
-              </w:rPr>
-              <w:t>љ</w:t>
-            </w:r>
-            <w:r>
-              <w:rPr>
-                <w:rFonts w:ascii="Arial" w:hAnsi="Arial"/>
-                <w:spacing w:val="-8"/>
-                <w:sz w:val="18"/>
-              </w:rPr>
-              <w:t>у</w:t>
-            </w:r>
-            <w:r>
-              <w:rPr>
-                <w:rFonts w:ascii="Arial" w:hAnsi="Arial"/>
-                <w:spacing w:val="-8"/>
-                <w:sz w:val="18"/>
-                <w:lang w:val="sr-Cyrl-CS"/>
-              </w:rPr>
-              <w:t>ч</w:t>
-            </w:r>
-            <w:proofErr w:type="spellStart"/>
-            <w:r>
-              <w:rPr>
-                <w:rFonts w:ascii="Arial" w:hAnsi="Arial"/>
-                <w:spacing w:val="-8"/>
-                <w:sz w:val="18"/>
-              </w:rPr>
-              <w:t>не</w:t>
-            </w:r>
-            <w:proofErr w:type="spellEnd"/>
-            <w:r>
-              <w:rPr>
-                <w:rFonts w:ascii="Arial" w:hAnsi="Arial"/>
-                <w:spacing w:val="-8"/>
-                <w:sz w:val="18"/>
-              </w:rPr>
-              <w:t xml:space="preserve"> </w:t>
-            </w:r>
-            <w:proofErr w:type="spellStart"/>
-            <w:r>
-              <w:rPr>
-                <w:rFonts w:ascii="Arial" w:hAnsi="Arial"/>
-                <w:spacing w:val="-8"/>
-                <w:sz w:val="18"/>
-              </w:rPr>
-              <w:t>ре</w:t>
-            </w:r>
-            <w:proofErr w:type="spellEnd"/>
+              </w:rPr>
+              <w:t>не ре</w:t>
+            </w:r>
             <w:r>
               <w:rPr>
                 <w:rFonts w:ascii="Arial" w:hAnsi="Arial"/>
@@ -3424,37 +2820,12 @@
               </w:rPr>
               <w:t>Ч</w:t>
             </w:r>
-            <w:proofErr w:type="spellStart"/>
-            <w:r>
-              <w:rPr>
-                <w:rFonts w:ascii="Arial" w:hAnsi="Arial"/>
-                <w:sz w:val="18"/>
-              </w:rPr>
-              <w:t>ува</w:t>
-            </w:r>
-            <w:proofErr w:type="spellEnd"/>
-            <w:r>
-              <w:rPr>
-                <w:rFonts w:ascii="Arial" w:hAnsi="Arial"/>
-                <w:sz w:val="18"/>
-              </w:rPr>
-              <w:t xml:space="preserve"> </w:t>
-            </w:r>
-            <w:proofErr w:type="spellStart"/>
-            <w:r>
-              <w:rPr>
-                <w:rFonts w:ascii="Arial" w:hAnsi="Arial"/>
-                <w:sz w:val="18"/>
-              </w:rPr>
-              <w:t>се</w:t>
-            </w:r>
-            <w:proofErr w:type="spellEnd"/>
-            <w:r>
-              <w:rPr>
-                <w:rFonts w:ascii="Arial" w:hAnsi="Arial"/>
-                <w:sz w:val="18"/>
-              </w:rPr>
-              <w:t xml:space="preserve">, </w:t>
+            <w:r>
+              <w:rPr>
+                <w:rFonts w:ascii="Arial" w:hAnsi="Arial"/>
+                <w:sz w:val="18"/>
+              </w:rPr>
+              <w:t xml:space="preserve">ува се, </w:t>
             </w:r>
             <w:r>
               <w:rPr>
@@ -3513,7 +2884,6 @@
               </w:rPr>
               <w:t xml:space="preserve"> </w:t>
             </w:r>
-            <w:proofErr w:type="spellStart"/>
             <w:r>
               <w:rPr>
                 <w:rFonts w:ascii="Arial" w:hAnsi="Arial" w:hint="cs"/>
@@ -3521,7 +2891,6 @@
               </w:rPr>
               <w:t>библиотеци</w:t>
             </w:r>
-            <w:proofErr w:type="spellEnd"/>
             <w:r>
               <w:rPr>
                 <w:rFonts w:ascii="Arial" w:hAnsi="Arial"/>
@@ -3529,7 +2898,6 @@
               </w:rPr>
               <w:t xml:space="preserve"> </w:t>
             </w:r>
-            <w:proofErr w:type="spellStart"/>
             <w:r>
               <w:rPr>
                 <w:rFonts w:ascii="Arial" w:hAnsi="Arial" w:hint="cs"/>
@@ -3537,7 +2905,6 @@
               </w:rPr>
               <w:t>Факултета</w:t>
             </w:r>
-            <w:proofErr w:type="spellEnd"/>
             <w:r>
               <w:rPr>
                 <w:rFonts w:ascii="Arial" w:hAnsi="Arial"/>
@@ -3545,7 +2912,6 @@
               </w:rPr>
               <w:t xml:space="preserve"> </w:t>
             </w:r>
-            <w:proofErr w:type="spellStart"/>
             <w:r>
               <w:rPr>
                 <w:rFonts w:ascii="Arial" w:hAnsi="Arial" w:hint="cs"/>
@@ -3553,7 +2919,6 @@
               </w:rPr>
               <w:t>техничких</w:t>
             </w:r>
-            <w:proofErr w:type="spellEnd"/>
             <w:r>
               <w:rPr>
                 <w:rFonts w:ascii="Arial" w:hAnsi="Arial"/>
@@ -3561,7 +2926,6 @@
               </w:rPr>
               <w:t xml:space="preserve"> </w:t>
             </w:r>
-            <w:proofErr w:type="spellStart"/>
             <w:r>
               <w:rPr>
                 <w:rFonts w:ascii="Arial" w:hAnsi="Arial" w:hint="cs"/>
@@ -3569,7 +2933,6 @@
               </w:rPr>
               <w:t>наука</w:t>
             </w:r>
-            <w:proofErr w:type="spellEnd"/>
             <w:r>
               <w:rPr>
                 <w:rFonts w:ascii="Arial" w:hAnsi="Arial"/>
@@ -3577,7 +2940,6 @@
               </w:rPr>
               <w:t xml:space="preserve">, </w:t>
             </w:r>
-            <w:proofErr w:type="spellStart"/>
             <w:r>
               <w:rPr>
                 <w:rFonts w:ascii="Arial" w:hAnsi="Arial" w:hint="cs"/>
@@ -3585,7 +2947,6 @@
               </w:rPr>
               <w:t>Нови</w:t>
             </w:r>
-            <w:proofErr w:type="spellEnd"/>
             <w:r>
               <w:rPr>
                 <w:rFonts w:ascii="Arial" w:hAnsi="Arial"/>
@@ -3593,7 +2954,6 @@
               </w:rPr>
               <w:t xml:space="preserve"> </w:t>
             </w:r>
-            <w:proofErr w:type="spellStart"/>
             <w:r>
               <w:rPr>
                 <w:rFonts w:ascii="Arial" w:hAnsi="Arial" w:hint="cs"/>
@@ -3601,7 +2961,6 @@
               </w:rPr>
               <w:t>Сад</w:t>
             </w:r>
-            <w:proofErr w:type="spellEnd"/>
           </w:p>
         </w:tc>
       </w:tr>
@@ -3627,7 +2986,6 @@
                 <w:sz w:val="18"/>
               </w:rPr>
             </w:pPr>
-            <w:proofErr w:type="spellStart"/>
             <w:r>
               <w:rPr>
                 <w:rFonts w:ascii="Arial" w:hAnsi="Arial"/>
@@ -3635,7 +2993,6 @@
               </w:rPr>
               <w:t>Ва</w:t>
             </w:r>
-            <w:proofErr w:type="spellEnd"/>
             <w:r>
               <w:rPr>
                 <w:rFonts w:ascii="Arial" w:hAnsi="Arial"/>
@@ -3644,37 +3001,12 @@
               </w:rPr>
               <w:t>ж</w:t>
             </w:r>
-            <w:proofErr w:type="spellStart"/>
-            <w:r>
-              <w:rPr>
-                <w:rFonts w:ascii="Arial" w:hAnsi="Arial"/>
-                <w:sz w:val="18"/>
-              </w:rPr>
-              <w:t>на</w:t>
-            </w:r>
-            <w:proofErr w:type="spellEnd"/>
-            <w:r>
-              <w:rPr>
-                <w:rFonts w:ascii="Arial" w:hAnsi="Arial"/>
-                <w:sz w:val="18"/>
-              </w:rPr>
-              <w:t xml:space="preserve"> </w:t>
-            </w:r>
-            <w:proofErr w:type="spellStart"/>
-            <w:r>
-              <w:rPr>
-                <w:rFonts w:ascii="Arial" w:hAnsi="Arial"/>
-                <w:sz w:val="18"/>
-              </w:rPr>
-              <w:t>напомена</w:t>
-            </w:r>
-            <w:proofErr w:type="spellEnd"/>
-            <w:r>
-              <w:rPr>
-                <w:rFonts w:ascii="Arial" w:hAnsi="Arial"/>
-                <w:sz w:val="18"/>
-              </w:rPr>
-              <w:t xml:space="preserve">, </w:t>
+            <w:r>
+              <w:rPr>
+                <w:rFonts w:ascii="Arial" w:hAnsi="Arial"/>
+                <w:sz w:val="18"/>
+              </w:rPr>
+              <w:t xml:space="preserve">на напомена, </w:t>
             </w:r>
             <w:r>
               <w:rPr>
@@ -3735,21 +3067,12 @@
                 <w:sz w:val="18"/>
               </w:rPr>
             </w:pPr>
-            <w:proofErr w:type="spellStart"/>
-            <w:r>
-              <w:rPr>
-                <w:rFonts w:ascii="Arial" w:hAnsi="Arial"/>
-                <w:sz w:val="18"/>
-              </w:rPr>
-              <w:t>Извод</w:t>
-            </w:r>
-            <w:proofErr w:type="spellEnd"/>
-            <w:r>
-              <w:rPr>
-                <w:rFonts w:ascii="Arial" w:hAnsi="Arial"/>
-                <w:sz w:val="18"/>
-              </w:rPr>
-              <w:t xml:space="preserve">, </w:t>
+            <w:r>
+              <w:rPr>
+                <w:rFonts w:ascii="Arial" w:hAnsi="Arial"/>
+                <w:sz w:val="18"/>
+              </w:rPr>
+              <w:t xml:space="preserve">Извод, </w:t>
             </w:r>
             <w:r>
               <w:rPr>
@@ -3973,31 +3296,13 @@
                 <w:sz w:val="18"/>
               </w:rPr>
             </w:pPr>
-            <w:proofErr w:type="spellStart"/>
-            <w:r>
-              <w:rPr>
-                <w:rFonts w:ascii="Arial" w:hAnsi="Arial"/>
-                <w:sz w:val="18"/>
-              </w:rPr>
-              <w:t>Датум</w:t>
-            </w:r>
-            <w:proofErr w:type="spellEnd"/>
-            <w:r>
-              <w:rPr>
-                <w:rFonts w:ascii="Arial" w:hAnsi="Arial"/>
-                <w:sz w:val="18"/>
-              </w:rPr>
-              <w:t xml:space="preserve"> </w:t>
-            </w:r>
-            <w:proofErr w:type="spellStart"/>
-            <w:r>
-              <w:rPr>
-                <w:rFonts w:ascii="Arial" w:hAnsi="Arial"/>
-                <w:sz w:val="18"/>
-              </w:rPr>
-              <w:t>прихвата</w:t>
-            </w:r>
-            <w:proofErr w:type="spellEnd"/>
+            <w:r>
+              <w:rPr>
+                <w:rFonts w:ascii="Arial" w:hAnsi="Arial"/>
+                <w:sz w:val="18"/>
+              </w:rPr>
+              <w:t>Датум прихвата</w:t>
+            </w:r>
             <w:r>
               <w:rPr>
                 <w:rFonts w:ascii="Arial" w:hAnsi="Arial"/>
@@ -4011,23 +3316,7 @@
                 <w:rFonts w:ascii="Arial" w:hAnsi="Arial"/>
                 <w:sz w:val="18"/>
               </w:rPr>
-              <w:t xml:space="preserve">а </w:t>
-            </w:r>
-            <w:proofErr w:type="spellStart"/>
-            <w:r>
-              <w:rPr>
-                <w:rFonts w:ascii="Arial" w:hAnsi="Arial"/>
-                <w:sz w:val="18"/>
-              </w:rPr>
-              <w:t>теме</w:t>
-            </w:r>
-            <w:proofErr w:type="spellEnd"/>
-            <w:r>
-              <w:rPr>
-                <w:rFonts w:ascii="Arial" w:hAnsi="Arial"/>
-                <w:sz w:val="18"/>
-              </w:rPr>
-              <w:t xml:space="preserve">, </w:t>
+              <w:t xml:space="preserve">а теме, </w:t>
             </w:r>
             <w:r>
               <w:rPr>
@@ -4088,37 +3377,12 @@
                 <w:sz w:val="18"/>
               </w:rPr>
             </w:pPr>
-            <w:proofErr w:type="spellStart"/>
-            <w:r>
-              <w:rPr>
-                <w:rFonts w:ascii="Arial" w:hAnsi="Arial"/>
-                <w:sz w:val="18"/>
-              </w:rPr>
-              <w:t>Датум</w:t>
-            </w:r>
-            <w:proofErr w:type="spellEnd"/>
-            <w:r>
-              <w:rPr>
-                <w:rFonts w:ascii="Arial" w:hAnsi="Arial"/>
-                <w:sz w:val="18"/>
-              </w:rPr>
-              <w:t xml:space="preserve"> </w:t>
-            </w:r>
-            <w:proofErr w:type="spellStart"/>
-            <w:r>
-              <w:rPr>
-                <w:rFonts w:ascii="Arial" w:hAnsi="Arial"/>
-                <w:sz w:val="18"/>
-              </w:rPr>
-              <w:t>одбране</w:t>
-            </w:r>
-            <w:proofErr w:type="spellEnd"/>
-            <w:r>
-              <w:rPr>
-                <w:rFonts w:ascii="Arial" w:hAnsi="Arial"/>
-                <w:sz w:val="18"/>
-              </w:rPr>
-              <w:t xml:space="preserve">, </w:t>
+            <w:r>
+              <w:rPr>
+                <w:rFonts w:ascii="Arial" w:hAnsi="Arial"/>
+                <w:sz w:val="18"/>
+              </w:rPr>
+              <w:t xml:space="preserve">Датум одбране, </w:t>
             </w:r>
             <w:r>
               <w:rPr>
@@ -4192,41 +3456,13 @@
               </w:rPr>
               <w:t>Ч</w:t>
             </w:r>
-            <w:proofErr w:type="spellStart"/>
             <w:r>
               <w:rPr>
                 <w:rFonts w:ascii="Arial" w:hAnsi="Arial"/>
                 <w:spacing w:val="-4"/>
                 <w:sz w:val="18"/>
               </w:rPr>
-              <w:t>ланови</w:t>
-            </w:r>
-            <w:proofErr w:type="spellEnd"/>
-            <w:r>
-              <w:rPr>
-                <w:rFonts w:ascii="Arial" w:hAnsi="Arial"/>
-                <w:spacing w:val="-4"/>
-                <w:sz w:val="18"/>
-              </w:rPr>
-              <w:t xml:space="preserve"> </w:t>
-            </w:r>
-            <w:proofErr w:type="spellStart"/>
-            <w:r>
-              <w:rPr>
-                <w:rFonts w:ascii="Arial" w:hAnsi="Arial"/>
-                <w:spacing w:val="-4"/>
-                <w:sz w:val="18"/>
-              </w:rPr>
-              <w:t>комисије</w:t>
-            </w:r>
-            <w:proofErr w:type="spellEnd"/>
-            <w:r>
-              <w:rPr>
-                <w:rFonts w:ascii="Arial" w:hAnsi="Arial"/>
-                <w:spacing w:val="-4"/>
-                <w:sz w:val="18"/>
-              </w:rPr>
-              <w:t xml:space="preserve">, </w:t>
+              <w:t xml:space="preserve">ланови комисије, </w:t>
             </w:r>
             <w:r>
               <w:rPr>
@@ -4265,21 +3501,12 @@
                 <w:sz w:val="18"/>
               </w:rPr>
             </w:pPr>
-            <w:proofErr w:type="spellStart"/>
-            <w:r>
-              <w:rPr>
-                <w:rFonts w:ascii="Arial" w:hAnsi="Arial"/>
-                <w:sz w:val="18"/>
-              </w:rPr>
-              <w:t>Председник</w:t>
-            </w:r>
-            <w:proofErr w:type="spellEnd"/>
-            <w:r>
-              <w:rPr>
-                <w:rFonts w:ascii="Arial" w:hAnsi="Arial"/>
-                <w:sz w:val="18"/>
-              </w:rPr>
-              <w:t>:</w:t>
+            <w:r>
+              <w:rPr>
+                <w:rFonts w:ascii="Arial" w:hAnsi="Arial"/>
+                <w:sz w:val="18"/>
+              </w:rPr>
+              <w:t>Председник:</w:t>
             </w:r>
           </w:p>
         </w:tc>
@@ -4353,21 +3580,12 @@
               </w:rPr>
               <w:t>Ч</w:t>
             </w:r>
-            <w:proofErr w:type="spellStart"/>
-            <w:r>
-              <w:rPr>
-                <w:rFonts w:ascii="Arial" w:hAnsi="Arial"/>
-                <w:sz w:val="18"/>
-              </w:rPr>
-              <w:t>лан</w:t>
-            </w:r>
-            <w:proofErr w:type="spellEnd"/>
-            <w:r>
-              <w:rPr>
-                <w:rFonts w:ascii="Arial" w:hAnsi="Arial"/>
-                <w:sz w:val="18"/>
-              </w:rPr>
-              <w:t>:</w:t>
+            <w:r>
+              <w:rPr>
+                <w:rFonts w:ascii="Arial" w:hAnsi="Arial"/>
+                <w:sz w:val="18"/>
+              </w:rPr>
+              <w:t>лан:</w:t>
             </w:r>
           </w:p>
         </w:tc>
@@ -4409,31 +3627,13 @@
                 <w:sz w:val="18"/>
               </w:rPr>
             </w:pPr>
-            <w:proofErr w:type="spellStart"/>
-            <w:r>
-              <w:rPr>
-                <w:rFonts w:ascii="Arial" w:hAnsi="Arial"/>
-                <w:sz w:val="18"/>
-              </w:rPr>
-              <w:t>Потпис</w:t>
-            </w:r>
-            <w:proofErr w:type="spellEnd"/>
-            <w:r>
-              <w:rPr>
-                <w:rFonts w:ascii="Arial" w:hAnsi="Arial"/>
-                <w:sz w:val="18"/>
-              </w:rPr>
-              <w:t xml:space="preserve"> </w:t>
-            </w:r>
-            <w:proofErr w:type="spellStart"/>
-            <w:r>
-              <w:rPr>
-                <w:rFonts w:ascii="Arial" w:hAnsi="Arial"/>
-                <w:sz w:val="18"/>
-              </w:rPr>
-              <w:t>ментора</w:t>
-            </w:r>
-            <w:proofErr w:type="spellEnd"/>
+            <w:r>
+              <w:rPr>
+                <w:rFonts w:ascii="Arial" w:hAnsi="Arial"/>
+                <w:sz w:val="18"/>
+              </w:rPr>
+              <w:t>Потпис ментора</w:t>
+            </w:r>
           </w:p>
         </w:tc>
       </w:tr>
@@ -4488,37 +3688,12 @@
               </w:rPr>
               <w:t>Ч</w:t>
             </w:r>
-            <w:proofErr w:type="spellStart"/>
-            <w:r>
-              <w:rPr>
-                <w:rFonts w:ascii="Arial" w:hAnsi="Arial"/>
-                <w:sz w:val="18"/>
-              </w:rPr>
-              <w:t>лан</w:t>
-            </w:r>
-            <w:proofErr w:type="spellEnd"/>
-            <w:r>
-              <w:rPr>
-                <w:rFonts w:ascii="Arial" w:hAnsi="Arial"/>
-                <w:sz w:val="18"/>
-              </w:rPr>
-              <w:t xml:space="preserve">, </w:t>
-            </w:r>
-            <w:proofErr w:type="spellStart"/>
-            <w:r>
-              <w:rPr>
-                <w:rFonts w:ascii="Arial" w:hAnsi="Arial"/>
-                <w:sz w:val="18"/>
-              </w:rPr>
-              <w:t>ментор</w:t>
-            </w:r>
-            <w:proofErr w:type="spellEnd"/>
-            <w:r>
-              <w:rPr>
-                <w:rFonts w:ascii="Arial" w:hAnsi="Arial"/>
-                <w:sz w:val="18"/>
-              </w:rPr>
-              <w:t>:</w:t>
+            <w:r>
+              <w:rPr>
+                <w:rFonts w:ascii="Arial" w:hAnsi="Arial"/>
+                <w:sz w:val="18"/>
+              </w:rPr>
+              <w:t>лан, ментор:</w:t>
             </w:r>
           </w:p>
         </w:tc>
@@ -4598,21 +3773,12 @@
           <w:sz w:val="18"/>
         </w:rPr>
       </w:pPr>
-      <w:proofErr w:type="spellStart"/>
       <w:r>
         <w:rPr>
           <w:rFonts w:ascii="Arial" w:hAnsi="Arial"/>
           <w:sz w:val="18"/>
         </w:rPr>
-        <w:t>Образац</w:t>
-      </w:r>
-      <w:proofErr w:type="spellEnd"/>
-      <w:r>
-        <w:rPr>
-          <w:rFonts w:ascii="Arial" w:hAnsi="Arial"/>
-          <w:sz w:val="18"/>
-        </w:rPr>
-        <w:t xml:space="preserve"> </w:t>
+        <w:t xml:space="preserve">Образац </w:t>
       </w:r>
       <w:r>
         <w:rPr>
@@ -4644,17 +3810,8 @@
           <w:rFonts w:ascii="Arial" w:hAnsi="Arial"/>
           <w:sz w:val="18"/>
         </w:rPr>
-        <w:t xml:space="preserve"> - </w:t>
-      </w:r>
-      <w:proofErr w:type="spellStart"/>
-      <w:r>
-        <w:rPr>
-          <w:rFonts w:ascii="Arial" w:hAnsi="Arial"/>
-          <w:sz w:val="18"/>
-        </w:rPr>
-        <w:t>Изда</w:t>
-      </w:r>
-      <w:proofErr w:type="spellEnd"/>
+        <w:t xml:space="preserve"> - Изда</w:t>
+      </w:r>
       <w:r>
         <w:rPr>
           <w:rFonts w:ascii="Arial" w:hAnsi="Arial"/>
@@ -5156,17 +4313,8 @@
                 <w:rFonts w:ascii="Arial" w:hAnsi="Arial"/>
                 <w:sz w:val="18"/>
               </w:rPr>
-              <w:t xml:space="preserve">Luka </w:t>
-            </w:r>
-            <w:proofErr w:type="spellStart"/>
-            <w:r>
-              <w:rPr>
-                <w:rFonts w:ascii="Arial" w:hAnsi="Arial"/>
-                <w:sz w:val="18"/>
-              </w:rPr>
-              <w:t>Ušljebrka</w:t>
-            </w:r>
-            <w:proofErr w:type="spellEnd"/>
+              <w:t>Luka Ušljebrka</w:t>
+            </w:r>
           </w:p>
         </w:tc>
       </w:tr>
@@ -5246,31 +4394,13 @@
                 <w:sz w:val="18"/>
               </w:rPr>
             </w:pPr>
-            <w:proofErr w:type="spellStart"/>
-            <w:r>
-              <w:rPr>
-                <w:rFonts w:ascii="Arial" w:hAnsi="Arial"/>
-                <w:sz w:val="18"/>
-              </w:rPr>
-              <w:t>Goran</w:t>
-            </w:r>
-            <w:proofErr w:type="spellEnd"/>
-            <w:r>
-              <w:rPr>
-                <w:rFonts w:ascii="Arial" w:hAnsi="Arial"/>
-                <w:sz w:val="18"/>
-              </w:rPr>
-              <w:t xml:space="preserve"> </w:t>
-            </w:r>
-            <w:proofErr w:type="spellStart"/>
-            <w:r>
-              <w:rPr>
-                <w:rFonts w:ascii="Arial" w:hAnsi="Arial"/>
-                <w:sz w:val="18"/>
-              </w:rPr>
-              <w:t>Sladić</w:t>
-            </w:r>
-            <w:proofErr w:type="spellEnd"/>
+            <w:r>
+              <w:rPr>
+                <w:rFonts w:ascii="Arial" w:hAnsi="Arial"/>
+                <w:sz w:val="18"/>
+              </w:rPr>
+              <w:t>Goran Sladić</w:t>
+            </w:r>
             <w:r>
               <w:rPr>
                 <w:rFonts w:ascii="Arial" w:hAnsi="Arial"/>
@@ -5643,7 +4773,6 @@
                 <w:sz w:val="18"/>
               </w:rPr>
             </w:pPr>
-            <w:proofErr w:type="spellStart"/>
             <w:r>
               <w:rPr>
                 <w:rFonts w:ascii="Arial" w:hAnsi="Arial"/>
@@ -5651,7 +4780,6 @@
               </w:rPr>
               <w:t>Vojvodina</w:t>
             </w:r>
-            <w:proofErr w:type="spellEnd"/>
           </w:p>
         </w:tc>
       </w:tr>
@@ -5883,31 +5011,7 @@
                 <w:rFonts w:ascii="Arial" w:hAnsi="Arial"/>
                 <w:sz w:val="18"/>
               </w:rPr>
-              <w:t xml:space="preserve">Novi Sad, </w:t>
-            </w:r>
-            <w:proofErr w:type="spellStart"/>
-            <w:r>
-              <w:rPr>
-                <w:rFonts w:ascii="Arial" w:hAnsi="Arial"/>
-                <w:sz w:val="18"/>
-              </w:rPr>
-              <w:t>Dositeja</w:t>
-            </w:r>
-            <w:proofErr w:type="spellEnd"/>
-            <w:r>
-              <w:rPr>
-                <w:rFonts w:ascii="Arial" w:hAnsi="Arial"/>
-                <w:sz w:val="18"/>
-              </w:rPr>
-              <w:t xml:space="preserve"> </w:t>
-            </w:r>
-            <w:proofErr w:type="spellStart"/>
-            <w:r>
-              <w:rPr>
-                <w:rFonts w:ascii="Arial" w:hAnsi="Arial"/>
-                <w:sz w:val="18"/>
-              </w:rPr>
-              <w:t>Obradovi</w:t>
+              <w:t>Novi Sad, Dositeja Obradovi</w:t>
             </w:r>
             <w:r>
               <w:rPr>
@@ -5921,15 +5025,7 @@
                 <w:rFonts w:ascii="Arial" w:hAnsi="Arial"/>
                 <w:sz w:val="18"/>
               </w:rPr>
-              <w:t>a</w:t>
-            </w:r>
-            <w:proofErr w:type="spellEnd"/>
-            <w:r>
-              <w:rPr>
-                <w:rFonts w:ascii="Arial" w:hAnsi="Arial"/>
-                <w:sz w:val="18"/>
-              </w:rPr>
-              <w:t xml:space="preserve"> sq. 6</w:t>
+              <w:t>a sq. 6</w:t>
             </w:r>
           </w:p>
         </w:tc>
@@ -6886,21 +5982,12 @@
                 <w:sz w:val="18"/>
               </w:rPr>
             </w:pPr>
-            <w:proofErr w:type="spellStart"/>
-            <w:r>
-              <w:rPr>
-                <w:rFonts w:ascii="Arial" w:hAnsi="Arial"/>
-                <w:sz w:val="18"/>
-              </w:rPr>
-              <w:t>Menthor's</w:t>
-            </w:r>
-            <w:proofErr w:type="spellEnd"/>
-            <w:r>
-              <w:rPr>
-                <w:rFonts w:ascii="Arial" w:hAnsi="Arial"/>
-                <w:sz w:val="18"/>
-              </w:rPr>
-              <w:t xml:space="preserve"> sign</w:t>
+            <w:r>
+              <w:rPr>
+                <w:rFonts w:ascii="Arial" w:hAnsi="Arial"/>
+                <w:sz w:val="18"/>
+              </w:rPr>
+              <w:t>Menthor's sign</w:t>
             </w:r>
           </w:p>
         </w:tc>
@@ -6996,31 +6083,13 @@
                 <w:sz w:val="18"/>
               </w:rPr>
             </w:pPr>
-            <w:proofErr w:type="spellStart"/>
-            <w:r>
-              <w:rPr>
-                <w:rFonts w:ascii="Arial" w:hAnsi="Arial"/>
-                <w:sz w:val="18"/>
-              </w:rPr>
-              <w:t>Goran</w:t>
-            </w:r>
-            <w:proofErr w:type="spellEnd"/>
-            <w:r>
-              <w:rPr>
-                <w:rFonts w:ascii="Arial" w:hAnsi="Arial"/>
-                <w:sz w:val="18"/>
-              </w:rPr>
-              <w:t xml:space="preserve"> </w:t>
-            </w:r>
-            <w:proofErr w:type="spellStart"/>
-            <w:r>
-              <w:rPr>
-                <w:rFonts w:ascii="Arial" w:hAnsi="Arial"/>
-                <w:sz w:val="18"/>
-              </w:rPr>
-              <w:t>Sladi</w:t>
-            </w:r>
-            <w:proofErr w:type="spellEnd"/>
+            <w:r>
+              <w:rPr>
+                <w:rFonts w:ascii="Arial" w:hAnsi="Arial"/>
+                <w:sz w:val="18"/>
+              </w:rPr>
+              <w:t>Goran Sladi</w:t>
+            </w:r>
             <w:r>
               <w:rPr>
                 <w:rFonts w:ascii="Arial" w:hAnsi="Arial"/>
@@ -7087,23 +6156,13 @@
           <w:docGrid w:linePitch="360"/>
         </w:sectPr>
       </w:pPr>
-      <w:proofErr w:type="spellStart"/>
       <w:r>
         <w:rPr>
           <w:rFonts w:ascii="Arial" w:hAnsi="Arial"/>
           <w:sz w:val="18"/>
           <w:szCs w:val="18"/>
         </w:rPr>
-        <w:t>Obrazac</w:t>
-      </w:r>
-      <w:proofErr w:type="spellEnd"/>
-      <w:r>
-        <w:rPr>
-          <w:rFonts w:ascii="Arial" w:hAnsi="Arial"/>
-          <w:sz w:val="18"/>
-          <w:szCs w:val="18"/>
-        </w:rPr>
-        <w:t xml:space="preserve"> </w:t>
+        <w:t xml:space="preserve">Obrazac </w:t>
       </w:r>
       <w:r>
         <w:rPr>
@@ -7139,18 +6198,8 @@
           <w:sz w:val="18"/>
           <w:szCs w:val="18"/>
         </w:rPr>
-        <w:t xml:space="preserve"> - </w:t>
-      </w:r>
-      <w:proofErr w:type="spellStart"/>
-      <w:r>
-        <w:rPr>
-          <w:rFonts w:ascii="Arial" w:hAnsi="Arial"/>
-          <w:sz w:val="18"/>
-          <w:szCs w:val="18"/>
-        </w:rPr>
-        <w:t>Izda</w:t>
-      </w:r>
-      <w:proofErr w:type="spellEnd"/>
+        <w:t xml:space="preserve"> - Izda</w:t>
+      </w:r>
       <w:r>
         <w:rPr>
           <w:rFonts w:ascii="Arial" w:hAnsi="Arial"/>
@@ -7202,65 +6251,8 @@
           <w:i/>
         </w:rPr>
         <w:lastRenderedPageBreak/>
-        <w:t>(</w:t>
-      </w:r>
-      <w:proofErr w:type="spellStart"/>
-      <w:r>
-        <w:rPr>
-          <w:rFonts w:ascii="Arial" w:hAnsi="Arial"/>
-          <w:i/>
-        </w:rPr>
-        <w:t>Податке</w:t>
-      </w:r>
-      <w:proofErr w:type="spellEnd"/>
-      <w:r>
-        <w:rPr>
-          <w:rFonts w:ascii="Arial" w:hAnsi="Arial"/>
-          <w:i/>
-        </w:rPr>
-        <w:t xml:space="preserve"> </w:t>
-      </w:r>
-      <w:proofErr w:type="spellStart"/>
-      <w:r>
-        <w:rPr>
-          <w:rFonts w:ascii="Arial" w:hAnsi="Arial"/>
-          <w:i/>
-        </w:rPr>
-        <w:t>уноси</w:t>
-      </w:r>
-      <w:proofErr w:type="spellEnd"/>
-      <w:r>
-        <w:rPr>
-          <w:rFonts w:ascii="Arial" w:hAnsi="Arial"/>
-          <w:i/>
-        </w:rPr>
-        <w:t xml:space="preserve"> </w:t>
-      </w:r>
-      <w:proofErr w:type="spellStart"/>
-      <w:r>
-        <w:rPr>
-          <w:rFonts w:ascii="Arial" w:hAnsi="Arial"/>
-          <w:i/>
-        </w:rPr>
-        <w:t>предметни</w:t>
-      </w:r>
-      <w:proofErr w:type="spellEnd"/>
-      <w:r>
-        <w:rPr>
-          <w:rFonts w:ascii="Arial" w:hAnsi="Arial"/>
-          <w:i/>
-        </w:rPr>
-        <w:t xml:space="preserve"> </w:t>
-      </w:r>
-      <w:proofErr w:type="spellStart"/>
-      <w:r>
-        <w:rPr>
-          <w:rFonts w:ascii="Arial" w:hAnsi="Arial"/>
-          <w:i/>
-        </w:rPr>
-        <w:t>наставник</w:t>
-      </w:r>
-      <w:proofErr w:type="spellEnd"/>
+        <w:t>(Податке уноси предметни наставник</w:t>
+      </w:r>
       <w:r>
         <w:rPr>
           <w:rFonts w:ascii="Arial" w:hAnsi="Arial"/>
@@ -7373,21 +6365,12 @@
                 <w:sz w:val="20"/>
               </w:rPr>
             </w:pPr>
-            <w:proofErr w:type="spellStart"/>
             <w:r>
               <w:rPr>
                 <w:rFonts w:ascii="Arial" w:hAnsi="Arial"/>
                 <w:sz w:val="20"/>
               </w:rPr>
-              <w:t>Студент</w:t>
-            </w:r>
-            <w:proofErr w:type="spellEnd"/>
-            <w:r>
-              <w:rPr>
-                <w:rFonts w:ascii="Arial" w:hAnsi="Arial"/>
-                <w:sz w:val="20"/>
-              </w:rPr>
-              <w:t>:</w:t>
+              <w:t>Студент:</w:t>
             </w:r>
           </w:p>
         </w:tc>
@@ -7428,37 +6411,12 @@
                 <w:sz w:val="20"/>
               </w:rPr>
             </w:pPr>
-            <w:proofErr w:type="spellStart"/>
             <w:r>
               <w:rPr>
                 <w:rFonts w:ascii="Arial" w:hAnsi="Arial"/>
                 <w:sz w:val="20"/>
               </w:rPr>
-              <w:t>Број</w:t>
-            </w:r>
-            <w:proofErr w:type="spellEnd"/>
-            <w:r>
-              <w:rPr>
-                <w:rFonts w:ascii="Arial" w:hAnsi="Arial"/>
-                <w:sz w:val="20"/>
-              </w:rPr>
-              <w:t xml:space="preserve"> </w:t>
-            </w:r>
-            <w:proofErr w:type="spellStart"/>
-            <w:r>
-              <w:rPr>
-                <w:rFonts w:ascii="Arial" w:hAnsi="Arial"/>
-                <w:sz w:val="20"/>
-              </w:rPr>
-              <w:t>индекса</w:t>
-            </w:r>
-            <w:proofErr w:type="spellEnd"/>
-            <w:r>
-              <w:rPr>
-                <w:rFonts w:ascii="Arial" w:hAnsi="Arial"/>
-                <w:sz w:val="20"/>
-              </w:rPr>
-              <w:t>:</w:t>
+              <w:t>Број индекса:</w:t>
             </w:r>
           </w:p>
         </w:tc>
@@ -7595,7 +6553,6 @@
                 <w:sz w:val="20"/>
               </w:rPr>
             </w:pPr>
-            <w:proofErr w:type="spellStart"/>
             <w:r>
               <w:rPr>
                 <w:rFonts w:ascii="Arial" w:hAnsi="Arial" w:hint="cs"/>
@@ -7603,7 +6560,6 @@
               </w:rPr>
               <w:t>Електротехничко</w:t>
             </w:r>
-            <w:proofErr w:type="spellEnd"/>
             <w:r>
               <w:rPr>
                 <w:rFonts w:ascii="Arial" w:hAnsi="Arial"/>
@@ -7625,7 +6581,6 @@
               </w:rPr>
               <w:t xml:space="preserve"> </w:t>
             </w:r>
-            <w:proofErr w:type="spellStart"/>
             <w:r>
               <w:rPr>
                 <w:rFonts w:ascii="Arial" w:hAnsi="Arial" w:hint="cs"/>
@@ -7633,7 +6588,6 @@
               </w:rPr>
               <w:t>рачунарско</w:t>
             </w:r>
-            <w:proofErr w:type="spellEnd"/>
             <w:r>
               <w:rPr>
                 <w:rFonts w:ascii="Arial" w:hAnsi="Arial"/>
@@ -7641,7 +6595,6 @@
               </w:rPr>
               <w:t xml:space="preserve"> </w:t>
             </w:r>
-            <w:proofErr w:type="spellStart"/>
             <w:r>
               <w:rPr>
                 <w:rFonts w:ascii="Arial" w:hAnsi="Arial" w:hint="cs"/>
@@ -7649,7 +6602,6 @@
               </w:rPr>
               <w:t>инжењерство</w:t>
             </w:r>
-            <w:proofErr w:type="spellEnd"/>
           </w:p>
         </w:tc>
       </w:tr>
@@ -7675,21 +6627,12 @@
                 <w:sz w:val="20"/>
               </w:rPr>
             </w:pPr>
-            <w:proofErr w:type="spellStart"/>
             <w:r>
               <w:rPr>
                 <w:rFonts w:ascii="Arial" w:hAnsi="Arial"/>
                 <w:sz w:val="20"/>
               </w:rPr>
-              <w:t>Ментор</w:t>
-            </w:r>
-            <w:proofErr w:type="spellEnd"/>
-            <w:r>
-              <w:rPr>
-                <w:rFonts w:ascii="Arial" w:hAnsi="Arial"/>
-                <w:sz w:val="20"/>
-              </w:rPr>
-              <w:t>:</w:t>
+              <w:t>Ментор:</w:t>
             </w:r>
           </w:p>
         </w:tc>
@@ -8206,37 +7149,12 @@
                 <w:sz w:val="20"/>
               </w:rPr>
             </w:pPr>
-            <w:proofErr w:type="spellStart"/>
             <w:r>
               <w:rPr>
                 <w:rFonts w:ascii="Arial" w:hAnsi="Arial"/>
                 <w:sz w:val="20"/>
               </w:rPr>
-              <w:t>Ментор</w:t>
-            </w:r>
-            <w:proofErr w:type="spellEnd"/>
-            <w:r>
-              <w:rPr>
-                <w:rFonts w:ascii="Arial" w:hAnsi="Arial"/>
-                <w:sz w:val="20"/>
-              </w:rPr>
-              <w:t xml:space="preserve"> </w:t>
-            </w:r>
-            <w:proofErr w:type="spellStart"/>
-            <w:r>
-              <w:rPr>
-                <w:rFonts w:ascii="Arial" w:hAnsi="Arial"/>
-                <w:sz w:val="20"/>
-              </w:rPr>
-              <w:t>рада</w:t>
-            </w:r>
-            <w:proofErr w:type="spellEnd"/>
-            <w:r>
-              <w:rPr>
-                <w:rFonts w:ascii="Arial" w:hAnsi="Arial"/>
-                <w:sz w:val="20"/>
-              </w:rPr>
-              <w:t>:</w:t>
+              <w:t>Ментор рада:</w:t>
             </w:r>
           </w:p>
         </w:tc>
@@ -8438,21 +7356,12 @@
           <w:lang w:val="sr-Cyrl-RS"/>
         </w:rPr>
       </w:pPr>
-      <w:proofErr w:type="spellStart"/>
       <w:r>
         <w:rPr>
           <w:rFonts w:ascii="Arial" w:hAnsi="Arial"/>
           <w:sz w:val="18"/>
         </w:rPr>
-        <w:t>Образац</w:t>
-      </w:r>
-      <w:proofErr w:type="spellEnd"/>
-      <w:r>
-        <w:rPr>
-          <w:rFonts w:ascii="Arial" w:hAnsi="Arial"/>
-          <w:sz w:val="18"/>
-        </w:rPr>
-        <w:t xml:space="preserve"> </w:t>
+        <w:t xml:space="preserve">Образац </w:t>
       </w:r>
       <w:r>
         <w:rPr>
@@ -8493,17 +7402,8 @@
           <w:rFonts w:ascii="Arial" w:hAnsi="Arial"/>
           <w:sz w:val="18"/>
         </w:rPr>
-        <w:t xml:space="preserve"> - </w:t>
-      </w:r>
-      <w:proofErr w:type="spellStart"/>
-      <w:r>
-        <w:rPr>
-          <w:rFonts w:ascii="Arial" w:hAnsi="Arial"/>
-          <w:sz w:val="18"/>
-        </w:rPr>
-        <w:t>Изда</w:t>
-      </w:r>
-      <w:proofErr w:type="spellEnd"/>
+        <w:t xml:space="preserve"> - Изда</w:t>
+      </w:r>
       <w:r>
         <w:rPr>
           <w:rFonts w:ascii="Arial" w:hAnsi="Arial"/>
@@ -10164,21 +9064,7 @@
         <w:rPr>
           <w:i/>
         </w:rPr>
-        <w:t xml:space="preserve">Advanced Metering </w:t>
-      </w:r>
-      <w:proofErr w:type="spellStart"/>
-      <w:r>
-        <w:rPr>
-          <w:i/>
-        </w:rPr>
-        <w:t>Infastructure</w:t>
-      </w:r>
-      <w:proofErr w:type="spellEnd"/>
-      <w:r>
-        <w:rPr>
-          <w:i/>
-        </w:rPr>
-        <w:t xml:space="preserve"> – AMI</w:t>
+        <w:t>Advanced Metering Infastructure – AMI</w:t>
       </w:r>
       <w:r>
         <w:t xml:space="preserve">) </w:t>
@@ -10442,14 +9328,12 @@
         </w:rPr>
         <w:t xml:space="preserve"> – </w:t>
       </w:r>
-      <w:proofErr w:type="spellStart"/>
       <w:r>
         <w:rPr>
           <w:i/>
         </w:rPr>
         <w:t>PoC</w:t>
       </w:r>
-      <w:proofErr w:type="spellEnd"/>
       <w:r>
         <w:t>).</w:t>
       </w:r>
@@ -10503,15 +9387,7 @@
         <w:t xml:space="preserve">режног кашњења у прихватљивим границама. Највећи бенефит оваквог приступа јесте систем у ком </w:t>
       </w:r>
       <w:r>
-        <w:t>„</w:t>
-      </w:r>
-      <w:proofErr w:type="spellStart"/>
-      <w:r>
-        <w:t>сирови</w:t>
-      </w:r>
-      <w:proofErr w:type="spellEnd"/>
-      <w:r>
-        <w:t>“</w:t>
+        <w:t>„сирови“</w:t>
       </w:r>
       <w:r>
         <w:rPr>
@@ -10545,13 +9421,8 @@
         <w:t xml:space="preserve">Мотивација за израду овог рада произилази из начина на који већина савремених софтверских решења за паметно мерење функционише. У пракси, ова решења се у великој мери ослањају на прикупљање и обраду </w:t>
       </w:r>
       <w:r>
-        <w:t>„</w:t>
-      </w:r>
-      <w:proofErr w:type="spellStart"/>
-      <w:r>
-        <w:t>сирови</w:t>
-      </w:r>
-      <w:proofErr w:type="spellEnd"/>
+        <w:t>„сирови</w:t>
+      </w:r>
       <w:r>
         <w:rPr>
           <w:lang w:val="sr-Cyrl-RS"/>
@@ -10583,31 +9454,7 @@
         <w:t xml:space="preserve">Међутим, такво поверење често није праћено адекватним техничким гаранцијама да подаци неће бити злоупотребљени. На тај начин се доводи у питње примена принципа </w:t>
       </w:r>
       <w:r>
-        <w:t>„</w:t>
-      </w:r>
-      <w:proofErr w:type="spellStart"/>
-      <w:r>
-        <w:t>приватности</w:t>
-      </w:r>
-      <w:proofErr w:type="spellEnd"/>
-      <w:r>
-        <w:t xml:space="preserve"> </w:t>
-      </w:r>
-      <w:proofErr w:type="spellStart"/>
-      <w:r>
-        <w:t>по</w:t>
-      </w:r>
-      <w:proofErr w:type="spellEnd"/>
-      <w:r>
-        <w:t xml:space="preserve"> </w:t>
-      </w:r>
-      <w:proofErr w:type="spellStart"/>
-      <w:r>
-        <w:t>дизајну</w:t>
-      </w:r>
-      <w:proofErr w:type="spellEnd"/>
-      <w:r>
-        <w:t>”</w:t>
+        <w:t>„приватности по дизајну”</w:t>
       </w:r>
       <w:r>
         <w:rPr>
@@ -10734,105 +9581,89 @@
         <w:rPr>
           <w:i/>
         </w:rPr>
-        <w:t xml:space="preserve">Cloud </w:t>
-      </w:r>
-      <w:proofErr w:type="spellStart"/>
+        <w:t>Cloud Coumputing</w:t>
+      </w:r>
+      <w:r>
+        <w:t xml:space="preserve">) </w:t>
+      </w:r>
+      <w:r>
+        <w:rPr>
+          <w:b/>
+        </w:rPr>
+        <w:t>[9]</w:t>
+      </w:r>
+      <w:r>
+        <w:t>.</w:t>
+      </w:r>
+      <w:proofErr w:type="gramEnd"/>
+      <w:r>
+        <w:t xml:space="preserve"> </w:t>
+      </w:r>
+      <w:r>
+        <w:rPr>
+          <w:lang w:val="sr-Cyrl-RS"/>
+        </w:rPr>
+        <w:t>Ипак, директно слање осетљивих података у облак носи одређене ризике. Због тога је у овом раду предложен прист</w:t>
+      </w:r>
+      <w:r>
+        <w:rPr>
+          <w:lang w:val="sr-Cyrl-RS"/>
+        </w:rPr>
+        <w:t>у</w:t>
+      </w:r>
+      <w:r>
+        <w:rPr>
+          <w:lang w:val="sr-Cyrl-RS"/>
+        </w:rPr>
+        <w:t>п у којем се обрада осетљивих података врши без откривања приватних информација потрошача. То се постиже применом криптографских метода и протокола, кроз маскирање и аграгацију података пре њиховог напуштања локалне мреже. На тај начин систем не служи само као средство за складиштење података, већ и као платформа која омогућава напредну аналитику уз очување приватности сваког корисника.</w:t>
+      </w:r>
+    </w:p>
+    <w:p>
+      <w:pPr>
+        <w:pStyle w:val="Heading3"/>
+        <w:rPr>
+          <w:lang w:val="en-US"/>
+        </w:rPr>
+      </w:pPr>
+      <w:r>
+        <w:t>1.2 Циљеви рада</w:t>
+      </w:r>
+      <w:bookmarkEnd w:id="2"/>
+    </w:p>
+    <w:p>
+      <w:r>
+        <w:rPr>
+          <w:b/>
+          <w:lang w:val="sr-Cyrl-RS"/>
+        </w:rPr>
+        <w:t>Примарни</w:t>
+      </w:r>
+      <w:r>
+        <w:rPr>
+          <w:b/>
+          <w:lang w:val="sr-Cyrl-RS"/>
+        </w:rPr>
+        <w:t xml:space="preserve"> циљ</w:t>
+      </w:r>
+      <w:r>
+        <w:rPr>
+          <w:lang w:val="sr-Cyrl-RS"/>
+        </w:rPr>
+        <w:t xml:space="preserve"> </w:t>
+      </w:r>
+      <w:r>
+        <w:rPr>
+          <w:lang w:val="sr-Cyrl-RS"/>
+        </w:rPr>
+        <w:t xml:space="preserve">овог рада јесте развој и имплементација функционалног прототипа (енгл. </w:t>
+      </w:r>
+      <w:proofErr w:type="gramStart"/>
       <w:r>
         <w:rPr>
           <w:i/>
         </w:rPr>
-        <w:t>Coumputing</w:t>
-      </w:r>
-      <w:proofErr w:type="spellEnd"/>
-      <w:r>
-        <w:t xml:space="preserve">) </w:t>
-      </w:r>
-      <w:r>
-        <w:rPr>
-          <w:b/>
-        </w:rPr>
-        <w:t>[9]</w:t>
-      </w:r>
-      <w:r>
-        <w:t>.</w:t>
-      </w:r>
-      <w:proofErr w:type="gramEnd"/>
-      <w:r>
-        <w:t xml:space="preserve"> </w:t>
-      </w:r>
-      <w:r>
-        <w:rPr>
-          <w:lang w:val="sr-Cyrl-RS"/>
-        </w:rPr>
-        <w:t>Ипак, директно слање осетљивих података у облак носи одређене ризике. Због тога је у овом раду предложен прист</w:t>
-      </w:r>
-      <w:r>
-        <w:rPr>
-          <w:lang w:val="sr-Cyrl-RS"/>
-        </w:rPr>
-        <w:t>у</w:t>
-      </w:r>
-      <w:r>
-        <w:rPr>
-          <w:lang w:val="sr-Cyrl-RS"/>
-        </w:rPr>
-        <w:t>п у којем се обрада осетљивих података врши без откривања приватних информација потрошача. То се постиже применом криптографских метода и протокола, кроз маскирање и аграгацију података пре њиховог напуштања локалне мреже. На тај начин систем не служи само као средство за складиштење података, већ и као платформа која омогућава напредну аналитику уз очување приватности сваког корисника.</w:t>
-      </w:r>
-    </w:p>
-    <w:p>
-      <w:pPr>
-        <w:pStyle w:val="Heading3"/>
-        <w:rPr>
-          <w:lang w:val="en-US"/>
-        </w:rPr>
-      </w:pPr>
-      <w:r>
-        <w:t>1.2 Циљеви рада</w:t>
-      </w:r>
-      <w:bookmarkEnd w:id="2"/>
-    </w:p>
-    <w:p>
-      <w:r>
-        <w:rPr>
-          <w:b/>
-          <w:lang w:val="sr-Cyrl-RS"/>
-        </w:rPr>
-        <w:t>Примарни</w:t>
-      </w:r>
-      <w:r>
-        <w:rPr>
-          <w:b/>
-          <w:lang w:val="sr-Cyrl-RS"/>
-        </w:rPr>
-        <w:t xml:space="preserve"> циљ</w:t>
-      </w:r>
-      <w:r>
-        <w:rPr>
-          <w:lang w:val="sr-Cyrl-RS"/>
-        </w:rPr>
-        <w:t xml:space="preserve"> </w:t>
-      </w:r>
-      <w:r>
-        <w:rPr>
-          <w:lang w:val="sr-Cyrl-RS"/>
-        </w:rPr>
-        <w:t xml:space="preserve">овог рада јесте развој и имплементација функционалног прототипа (енгл. </w:t>
-      </w:r>
-      <w:proofErr w:type="gramStart"/>
-      <w:r>
-        <w:rPr>
-          <w:i/>
-        </w:rPr>
-        <w:t xml:space="preserve">Proof of Concept – </w:t>
-      </w:r>
-      <w:proofErr w:type="spellStart"/>
-      <w:r>
-        <w:rPr>
-          <w:i/>
-        </w:rPr>
-        <w:t>PoC</w:t>
-      </w:r>
-      <w:proofErr w:type="spellEnd"/>
+        <w:t>Proof of Concept – PoC</w:t>
+      </w:r>
       <w:r>
         <w:t xml:space="preserve">) </w:t>
       </w:r>
@@ -11316,33 +10147,6 @@
         </w:rPr>
         <w:t xml:space="preserve"> (</w:t>
       </w:r>
-      <w:proofErr w:type="spellStart"/>
-      <w:r>
-        <w:rPr>
-          <w:rFonts w:ascii="Times New Roman" w:hAnsi="Times New Roman"/>
-          <w:sz w:val="24"/>
-          <w:szCs w:val="24"/>
-        </w:rPr>
-        <w:t>Golang</w:t>
-      </w:r>
-      <w:proofErr w:type="spellEnd"/>
-      <w:r>
-        <w:rPr>
-          <w:rFonts w:ascii="Times New Roman" w:hAnsi="Times New Roman"/>
-          <w:sz w:val="24"/>
-          <w:szCs w:val="24"/>
-        </w:rPr>
-        <w:t xml:space="preserve">), </w:t>
-      </w:r>
-      <w:r>
-        <w:rPr>
-          <w:rFonts w:ascii="Times New Roman" w:hAnsi="Times New Roman"/>
-          <w:sz w:val="24"/>
-          <w:szCs w:val="24"/>
-          <w:lang w:val="sr-Cyrl-RS"/>
-        </w:rPr>
-        <w:t xml:space="preserve">пре свега због његових перформанси и погодности за рад са дистрибуираним исстемима. За имплементацију </w:t>
-      </w:r>
       <w:r>
         <w:rPr>
           <w:rFonts w:ascii="Times New Roman" w:hAnsi="Times New Roman"/>
@@ -11350,7 +10154,7 @@
           <w:sz w:val="24"/>
           <w:szCs w:val="24"/>
         </w:rPr>
-        <w:t>ZKP</w:t>
+        <w:t>Golang</w:t>
       </w:r>
       <w:r>
         <w:rPr>
@@ -11358,7 +10162,7 @@
           <w:sz w:val="24"/>
           <w:szCs w:val="24"/>
         </w:rPr>
-        <w:t xml:space="preserve"> </w:t>
+        <w:t xml:space="preserve">), </w:t>
       </w:r>
       <w:r>
         <w:rPr>
@@ -11367,9 +10171,8 @@
           <w:szCs w:val="24"/>
           <w:lang w:val="sr-Cyrl-RS"/>
         </w:rPr>
-        <w:t xml:space="preserve">протокола коришћена је </w:t>
-      </w:r>
-      <w:proofErr w:type="spellStart"/>
+        <w:t xml:space="preserve">пре свега због његових перформанси и погодности за рад са дистрибуираним исстемима. За имплементацију </w:t>
+      </w:r>
       <w:r>
         <w:rPr>
           <w:rFonts w:ascii="Times New Roman" w:hAnsi="Times New Roman"/>
@@ -11377,9 +10180,34 @@
           <w:sz w:val="24"/>
           <w:szCs w:val="24"/>
         </w:rPr>
+        <w:t>ZKP</w:t>
+      </w:r>
+      <w:r>
+        <w:rPr>
+          <w:rFonts w:ascii="Times New Roman" w:hAnsi="Times New Roman"/>
+          <w:sz w:val="24"/>
+          <w:szCs w:val="24"/>
+        </w:rPr>
+        <w:t xml:space="preserve"> </w:t>
+      </w:r>
+      <w:r>
+        <w:rPr>
+          <w:rFonts w:ascii="Times New Roman" w:hAnsi="Times New Roman"/>
+          <w:sz w:val="24"/>
+          <w:szCs w:val="24"/>
+          <w:lang w:val="sr-Cyrl-RS"/>
+        </w:rPr>
+        <w:t xml:space="preserve">протокола коришћена је </w:t>
+      </w:r>
+      <w:r>
+        <w:rPr>
+          <w:rFonts w:ascii="Times New Roman" w:hAnsi="Times New Roman"/>
+          <w:i/>
+          <w:sz w:val="24"/>
+          <w:szCs w:val="24"/>
+        </w:rPr>
         <w:t>Gnark</w:t>
       </w:r>
-      <w:proofErr w:type="spellEnd"/>
       <w:r>
         <w:rPr>
           <w:rFonts w:ascii="Times New Roman" w:hAnsi="Times New Roman"/>
@@ -11547,50 +10375,6 @@
     </w:p>
     <w:p>
       <w:pPr>
-        <w:pStyle w:val="Tekst"/>
-        <w:rPr>
-          <w:rFonts w:ascii="Times New Roman" w:hAnsi="Times New Roman"/>
-          <w:sz w:val="24"/>
-          <w:szCs w:val="24"/>
-          <w:lang w:val="sr-Cyrl-RS"/>
-        </w:rPr>
-      </w:pPr>
-    </w:p>
-    <w:p>
-      <w:pPr>
-        <w:pStyle w:val="Tekst"/>
-        <w:rPr>
-          <w:rFonts w:ascii="Times New Roman" w:hAnsi="Times New Roman"/>
-          <w:sz w:val="24"/>
-          <w:szCs w:val="24"/>
-          <w:lang w:val="sr-Cyrl-RS"/>
-        </w:rPr>
-      </w:pPr>
-    </w:p>
-    <w:p>
-      <w:pPr>
-        <w:pStyle w:val="Tekst"/>
-        <w:rPr>
-          <w:rFonts w:ascii="Times New Roman" w:hAnsi="Times New Roman"/>
-          <w:sz w:val="24"/>
-          <w:szCs w:val="24"/>
-          <w:lang w:val="sr-Cyrl-RS"/>
-        </w:rPr>
-      </w:pPr>
-    </w:p>
-    <w:p>
-      <w:pPr>
-        <w:pStyle w:val="Tekst"/>
-        <w:rPr>
-          <w:rFonts w:ascii="Times New Roman" w:hAnsi="Times New Roman"/>
-          <w:sz w:val="24"/>
-          <w:szCs w:val="24"/>
-          <w:lang w:val="sr-Cyrl-RS"/>
-        </w:rPr>
-      </w:pPr>
-    </w:p>
-    <w:p>
-      <w:pPr>
         <w:pStyle w:val="Heading3"/>
         <w:numPr>
           <w:ilvl w:val="1"/>
@@ -11615,6 +10399,275 @@
           <w:lang w:val="sr-Cyrl-RS"/>
         </w:rPr>
       </w:pPr>
+      <w:r>
+        <w:rPr>
+          <w:lang w:val="sr-Cyrl-RS"/>
+        </w:rPr>
+        <w:t>Рад је организован тако да читаоца постепено уведе у проблематику</w:t>
+      </w:r>
+      <w:r>
+        <w:rPr>
+          <w:lang w:val="sr-Cyrl-RS"/>
+        </w:rPr>
+        <w:t>, почевши од теоријских основа, па све до конкретне имплементације и анализе добијених резултата. Целина је подељења у шест мећусобно повезаних поглавља.</w:t>
+      </w:r>
+    </w:p>
+    <w:p>
+      <w:pPr>
+        <w:rPr>
+          <w:lang w:val="sr-Cyrl-RS"/>
+        </w:rPr>
+      </w:pPr>
+      <w:r>
+        <w:rPr>
+          <w:lang w:val="sr-Cyrl-RS"/>
+        </w:rPr>
+        <w:t xml:space="preserve">Након уводног дела, у </w:t>
+      </w:r>
+      <w:r>
+        <w:rPr>
+          <w:b/>
+          <w:lang w:val="sr-Cyrl-RS"/>
+        </w:rPr>
+        <w:t>Поглављу 2</w:t>
+      </w:r>
+      <w:r>
+        <w:rPr>
+          <w:lang w:val="sr-Cyrl-RS"/>
+        </w:rPr>
+        <w:t xml:space="preserve"> анализирани су и пописани кључни теоријкси концепти на којима се рад заснива. Посебна пажња посвећена је заштити приватности крајњих корисника у оквиру паметних мрежа, као и крип</w:t>
+      </w:r>
+      <w:r>
+        <w:rPr>
+          <w:lang w:val="sr-Cyrl-RS"/>
+        </w:rPr>
+        <w:t>тографским протоколима који ом</w:t>
+      </w:r>
+      <w:r>
+        <w:rPr>
+          <w:lang w:val="sr-Cyrl-RS"/>
+        </w:rPr>
+        <w:t>огућавају сигурну обраду података. Стога, детаљније су објашњени протоколи доказа са нултим занњем (</w:t>
+      </w:r>
+      <w:r>
+        <w:rPr>
+          <w:i/>
+        </w:rPr>
+        <w:t>ZKP</w:t>
+      </w:r>
+      <w:r>
+        <w:t xml:space="preserve">) </w:t>
+      </w:r>
+      <w:r>
+        <w:rPr>
+          <w:lang w:val="sr-Cyrl-RS"/>
+        </w:rPr>
+        <w:t>и сигруно вишестраначко рачунање (</w:t>
+      </w:r>
+      <w:r>
+        <w:rPr>
+          <w:i/>
+        </w:rPr>
+        <w:t>MPC</w:t>
+      </w:r>
+      <w:r>
+        <w:t>)</w:t>
+      </w:r>
+      <w:r>
+        <w:rPr>
+          <w:lang w:val="sr-Cyrl-RS"/>
+        </w:rPr>
+        <w:t>, који представљају основу предложену решења.</w:t>
+      </w:r>
+    </w:p>
+    <w:p>
+      <w:pPr>
+        <w:rPr>
+          <w:lang w:val="sr-Cyrl-RS"/>
+        </w:rPr>
+      </w:pPr>
+      <w:r>
+        <w:rPr>
+          <w:lang w:val="sr-Cyrl-RS"/>
+        </w:rPr>
+        <w:t xml:space="preserve">У оквиру </w:t>
+      </w:r>
+      <w:r>
+        <w:rPr>
+          <w:b/>
+          <w:lang w:val="sr-Cyrl-RS"/>
+        </w:rPr>
+        <w:t>Поглавља 3</w:t>
+      </w:r>
+      <w:r>
+        <w:rPr>
+          <w:lang w:val="sr-Cyrl-RS"/>
+        </w:rPr>
+        <w:t xml:space="preserve"> фокус</w:t>
+      </w:r>
+      <w:r>
+        <w:rPr>
+          <w:lang w:val="sr-Cyrl-RS"/>
+        </w:rPr>
+        <w:t xml:space="preserve"> се помера ка самом дизајну система. Описана је архитектура решења, укључујући улоге појединачних компоненти, као што је симулатор и агрегатор. Поред тога, приказани су начини на које подаци </w:t>
+      </w:r>
+      <w:r>
+        <w:t>„</w:t>
+      </w:r>
+      <w:r>
+        <w:rPr>
+          <w:lang w:val="sr-Cyrl-RS"/>
+        </w:rPr>
+        <w:t>живе</w:t>
+      </w:r>
+      <w:r>
+        <w:t>“</w:t>
+      </w:r>
+      <w:r>
+        <w:rPr>
+          <w:lang w:val="sr-Cyrl-RS"/>
+        </w:rPr>
+        <w:t xml:space="preserve"> кроз систем, као и комуникација између компоненти помоћу одговарајућих </w:t>
+      </w:r>
+      <w:r>
+        <w:rPr>
+          <w:i/>
+        </w:rPr>
+        <w:t>UML</w:t>
+      </w:r>
+      <w:r>
+        <w:t xml:space="preserve"> </w:t>
+      </w:r>
+      <w:r>
+        <w:rPr>
+          <w:lang w:val="sr-Cyrl-RS"/>
+        </w:rPr>
+        <w:t>дијаграма.</w:t>
+      </w:r>
+    </w:p>
+    <w:p>
+      <w:pPr>
+        <w:rPr>
+          <w:lang w:val="sr-Cyrl-RS"/>
+        </w:rPr>
+      </w:pPr>
+      <w:r>
+        <w:rPr>
+          <w:lang w:val="sr-Cyrl-RS"/>
+        </w:rPr>
+        <w:t xml:space="preserve">Практични део рада представљен је у </w:t>
+      </w:r>
+      <w:r>
+        <w:rPr>
+          <w:b/>
+          <w:lang w:val="sr-Cyrl-RS"/>
+        </w:rPr>
+        <w:t>Поглављу 4</w:t>
+      </w:r>
+      <w:r>
+        <w:rPr>
+          <w:lang w:val="sr-Cyrl-RS"/>
+        </w:rPr>
+        <w:t>, где је приказана имплементација предложене архитеткруре. Описани су коришћени програмси језици, библиотеке, радни оквири и алати, а дати су и разлози њихових из</w:t>
+      </w:r>
+      <w:r>
+        <w:rPr>
+          <w:lang w:val="sr-Cyrl-RS"/>
+        </w:rPr>
+        <w:t>б</w:t>
+      </w:r>
+      <w:r>
+        <w:rPr>
+          <w:lang w:val="sr-Cyrl-RS"/>
+        </w:rPr>
+        <w:t>ора и улогу коју имају у овиру система.</w:t>
+      </w:r>
+    </w:p>
+    <w:p>
+      <w:pPr>
+        <w:rPr>
+          <w:lang w:val="sr-Cyrl-RS"/>
+        </w:rPr>
+      </w:pPr>
+      <w:r>
+        <w:rPr>
+          <w:lang w:val="sr-Cyrl-RS"/>
+        </w:rPr>
+        <w:t xml:space="preserve">У </w:t>
+      </w:r>
+      <w:r>
+        <w:rPr>
+          <w:b/>
+          <w:lang w:val="sr-Cyrl-RS"/>
+        </w:rPr>
+        <w:t>Поглављу 5</w:t>
+      </w:r>
+      <w:r>
+        <w:rPr>
+          <w:lang w:val="sr-Cyrl-RS"/>
+        </w:rPr>
+        <w:t xml:space="preserve"> анализирају се резултати добијени током тестирања система. Посебан акценат стављен је на перформансе, као што су време одзива и мрежно оптерећење, али и на понашњање система у условима отаказа појединачних компоненти.</w:t>
+      </w:r>
+    </w:p>
+    <w:p>
+      <w:pPr>
+        <w:rPr>
+          <w:lang w:val="sr-Cyrl-RS"/>
+        </w:rPr>
+      </w:pPr>
+      <w:r>
+        <w:rPr>
+          <w:lang w:val="sr-Cyrl-RS"/>
+        </w:rPr>
+        <w:t xml:space="preserve">На крају, у </w:t>
+      </w:r>
+      <w:r>
+        <w:rPr>
+          <w:b/>
+          <w:lang w:val="sr-Cyrl-RS"/>
+        </w:rPr>
+        <w:t>Поглављу 6</w:t>
+      </w:r>
+      <w:r>
+        <w:rPr>
+          <w:lang w:val="sr-Cyrl-RS"/>
+        </w:rPr>
+        <w:t xml:space="preserve"> сумирани су најважнији налази рада и дата је општа оцена предложеног решења. Такођем указано је на његова ограничења и предложени су могући правци даљег развоја.</w:t>
+      </w:r>
+    </w:p>
+    <w:p>
+      <w:pPr>
+        <w:pStyle w:val="Tekst"/>
+        <w:rPr>
+          <w:rFonts w:asciiTheme="minorHAnsi" w:hAnsiTheme="minorHAnsi"/>
+          <w:lang w:val="sr-Cyrl-RS"/>
+        </w:rPr>
+      </w:pPr>
+    </w:p>
+    <w:p>
+      <w:pPr>
+        <w:pStyle w:val="Tekst"/>
+        <w:rPr>
+          <w:rFonts w:asciiTheme="minorHAnsi" w:hAnsiTheme="minorHAnsi"/>
+          <w:lang w:val="sr-Cyrl-RS"/>
+        </w:rPr>
+      </w:pPr>
+    </w:p>
+    <w:p>
+      <w:pPr>
+        <w:pStyle w:val="Tekst"/>
+        <w:rPr>
+          <w:rFonts w:asciiTheme="minorHAnsi" w:hAnsiTheme="minorHAnsi"/>
+        </w:rPr>
+      </w:pPr>
+    </w:p>
+    <w:p>
+      <w:pPr>
+        <w:pStyle w:val="Tekst"/>
+        <w:rPr>
+          <w:rFonts w:asciiTheme="minorHAnsi" w:hAnsiTheme="minorHAnsi"/>
+        </w:rPr>
+      </w:pPr>
     </w:p>
     <w:p>
       <w:pPr>
@@ -11623,192 +10676,334 @@
           <w:ilvl w:val="0"/>
           <w:numId w:val="13"/>
         </w:numPr>
-        <w:rPr>
-          <w:lang w:val="sr-Cyrl-RS"/>
-        </w:rPr>
       </w:pPr>
       <w:bookmarkStart w:id="4" w:name="_Toc226568616"/>
       <w:r>
         <w:rPr>
           <w:lang w:val="sr-Cyrl-RS"/>
         </w:rPr>
+        <w:lastRenderedPageBreak/>
         <w:t>Агрегација и заштита података у паметним мрежама</w:t>
       </w:r>
       <w:bookmarkEnd w:id="4"/>
     </w:p>
     <w:p>
-      <w:pPr>
-        <w:pStyle w:val="Heading2"/>
-      </w:pPr>
-      <w:r>
-        <w:t>2.1</w:t>
+      <w:r>
+        <w:rPr>
+          <w:lang w:val="sr-Cyrl-RS"/>
+        </w:rPr>
+        <w:t>Да би се у потпуности разумео извор безбедносних ризика у савремених паметних мрежа, неопходно је сагледати стандардну архитектуру интеграције паметних бројила (</w:t>
+      </w:r>
+      <w:r>
+        <w:rPr>
+          <w:i/>
+        </w:rPr>
+        <w:t>AMI</w:t>
+      </w:r>
+      <w:r>
+        <w:t xml:space="preserve">) </w:t>
+      </w:r>
+      <w:r>
+        <w:rPr>
+          <w:lang w:val="sr-Cyrl-RS"/>
+        </w:rPr>
+        <w:t>и система за управљање дистрибуцијом (</w:t>
+      </w:r>
+      <w:r>
+        <w:rPr>
+          <w:i/>
+        </w:rPr>
+        <w:t>ADMS</w:t>
+      </w:r>
+      <w:r>
+        <w:t xml:space="preserve">), </w:t>
+      </w:r>
+      <w:r>
+        <w:rPr>
+          <w:lang w:val="sr-Cyrl-RS"/>
+        </w:rPr>
+        <w:t xml:space="preserve">која је приказана на </w:t>
+      </w:r>
+      <w:r>
+        <w:rPr>
+          <w:i/>
+          <w:lang w:val="sr-Cyrl-RS"/>
+        </w:rPr>
+        <w:t>Слици 2.1</w:t>
+      </w:r>
+      <w:r>
+        <w:rPr>
+          <w:b/>
+          <w:lang w:val="sr-Cyrl-RS"/>
+        </w:rPr>
+        <w:t>.</w:t>
+      </w:r>
+      <w:r>
+        <w:rPr>
+          <w:lang w:val="sr-Cyrl-RS"/>
+        </w:rPr>
+        <w:t xml:space="preserve"> У пракси, овакви традиционални системи су конципирани по централизованом и хијерархијском принципу </w:t>
+      </w:r>
+      <w:r>
+        <w:rPr>
+          <w:b/>
+        </w:rPr>
+        <w:t>[12]</w:t>
+      </w:r>
+      <w:r>
+        <w:t>.</w:t>
+      </w:r>
+    </w:p>
+    <w:p>
+      <w:pPr>
+        <w:rPr>
+          <w:lang w:val="sr-Cyrl-RS"/>
+        </w:rPr>
+      </w:pPr>
+      <w:r>
+        <w:rPr>
+          <w:lang w:val="sr-Cyrl-RS"/>
+        </w:rPr>
+        <w:t xml:space="preserve">Паметна бројила, која представљају саму ивицу мреже (енгл. </w:t>
+      </w:r>
+      <w:r>
+        <w:rPr>
+          <w:i/>
+          <w:lang w:val="sr-Latn-RS"/>
+        </w:rPr>
+        <w:t>Edge</w:t>
+      </w:r>
+      <w:r>
+        <w:rPr>
+          <w:lang w:val="sr-Latn-RS"/>
+        </w:rPr>
+        <w:t xml:space="preserve">), </w:t>
       </w:r>
       <w:r>
         <w:t xml:space="preserve"> </w:t>
       </w:r>
-      <w:proofErr w:type="spellStart"/>
-      <w:r>
-        <w:t>Недостаци</w:t>
-      </w:r>
-      <w:proofErr w:type="spellEnd"/>
-      <w:r>
+      <w:r>
+        <w:rPr>
+          <w:lang w:val="sr-Cyrl-RS"/>
+        </w:rPr>
+        <w:t>континуирано генеришу очитавањаи пут</w:t>
+      </w:r>
+      <w:r>
+        <w:t>e</w:t>
+      </w:r>
+      <w:r>
+        <w:rPr>
+          <w:lang w:val="sr-Cyrl-RS"/>
+        </w:rPr>
+        <w:t>м комуникационе мреже их прослеђују ка цетралном</w:t>
+      </w:r>
+      <w:r>
+        <w:rPr>
+          <w:lang w:val="sr-Cyrl-RS"/>
+        </w:rPr>
+        <w:t xml:space="preserve"> систему</w:t>
+      </w:r>
+      <w:r>
+        <w:t xml:space="preserve">. </w:t>
+      </w:r>
+      <w:r>
+        <w:rPr>
+          <w:lang w:val="sr-Cyrl-RS"/>
+        </w:rPr>
+        <w:t>Подаци најпре пролазе кроз прихватне системе</w:t>
+      </w:r>
+      <w:r>
+        <w:t xml:space="preserve"> (</w:t>
+      </w:r>
+      <w:r>
+        <w:rPr>
+          <w:lang w:val="sr-Cyrl-RS"/>
+        </w:rPr>
+        <w:t xml:space="preserve">енгл. </w:t>
+      </w:r>
+      <w:proofErr w:type="gramStart"/>
+      <w:r>
+        <w:rPr>
+          <w:i/>
+        </w:rPr>
+        <w:t>Head-End-System – HES</w:t>
+      </w:r>
+      <w:r>
+        <w:t xml:space="preserve">) </w:t>
+      </w:r>
+      <w:r>
+        <w:rPr>
+          <w:lang w:val="sr-Cyrl-RS"/>
+        </w:rPr>
+        <w:t>чија је улога прикупљање пакета са терена и декодирање мрежних протокола</w:t>
+      </w:r>
+      <w:r>
+        <w:rPr>
+          <w:lang w:val="sr-Latn-RS"/>
+        </w:rPr>
+        <w:t>.</w:t>
+      </w:r>
+      <w:proofErr w:type="gramEnd"/>
+      <w:r>
+        <w:rPr>
+          <w:lang w:val="sr-Cyrl-RS"/>
+        </w:rPr>
+        <w:t xml:space="preserve"> Након тога се путем интеграционе магистрале, подаци трајно слкладиште у централном систему за управљање подацима </w:t>
+      </w:r>
+      <w:r>
+        <w:t xml:space="preserve">(енгл. </w:t>
+      </w:r>
+      <w:proofErr w:type="gramStart"/>
+      <w:r>
+        <w:rPr>
+          <w:i/>
+          <w:iCs/>
+        </w:rPr>
+        <w:t>Meter Data Management System – MDMS</w:t>
+      </w:r>
+      <w:r>
+        <w:rPr>
+          <w:i/>
+          <w:iCs/>
+          <w:lang w:val="sr-Cyrl-RS"/>
+        </w:rPr>
+        <w:t>)</w:t>
+      </w:r>
+      <w:r>
+        <w:rPr>
+          <w:iCs/>
+          <w:lang w:val="sr-Cyrl-RS"/>
+        </w:rPr>
+        <w:t>.</w:t>
+      </w:r>
+      <w:proofErr w:type="gramEnd"/>
+      <w:r>
+        <w:rPr>
+          <w:lang w:val="sr-Latn-RS"/>
+        </w:rPr>
         <w:t xml:space="preserve"> </w:t>
       </w:r>
-      <w:proofErr w:type="spellStart"/>
-      <w:r>
-        <w:t>агрегације</w:t>
-      </w:r>
-      <w:proofErr w:type="spellEnd"/>
+      <w:r>
+        <w:rPr>
+          <w:lang w:val="sr-Cyrl-RS"/>
+        </w:rPr>
+        <w:t>Овај систем делује као гл</w:t>
+      </w:r>
+      <w:r>
+        <w:t>a</w:t>
+      </w:r>
+      <w:r>
+        <w:rPr>
+          <w:lang w:val="sr-Cyrl-RS"/>
+        </w:rPr>
+        <w:t xml:space="preserve">вни репозиторијум сирових података, из ког </w:t>
+      </w:r>
+      <w:r>
+        <w:rPr>
+          <w:i/>
+        </w:rPr>
+        <w:t>ADMS</w:t>
+      </w:r>
+      <w:r>
+        <w:t xml:space="preserve">  </w:t>
+      </w:r>
+      <w:r>
+        <w:rPr>
+          <w:lang w:val="sr-Cyrl-RS"/>
+        </w:rPr>
+        <w:t>касније повлачи информације потребне за аналитику, балансирање мреже и лоцирање кварова.</w:t>
+      </w:r>
+    </w:p>
+    <w:p>
+      <w:r>
+        <w:rPr>
+          <w:lang w:val="sr-Cyrl-RS"/>
+        </w:rPr>
+        <w:t>Иако оваква интеграција несумљиво подиже поузданост саме испоруке електричне енргије, она захтева да комплетан ток података – од домаћинства до ситрибутивног центра – буде транспарент</w:t>
+      </w:r>
+      <w:r>
+        <w:t>an</w:t>
+      </w:r>
+      <w:r>
+        <w:rPr>
+          <w:lang w:val="sr-Cyrl-RS"/>
+        </w:rPr>
+        <w:t xml:space="preserve"> за систем оператера. То практично значи да </w:t>
+      </w:r>
+      <w:r>
+        <w:rPr>
+          <w:i/>
+        </w:rPr>
+        <w:t>MDMS</w:t>
+      </w:r>
       <w:r>
         <w:t xml:space="preserve"> </w:t>
       </w:r>
-      <w:proofErr w:type="spellStart"/>
-      <w:r>
-        <w:t>података</w:t>
-      </w:r>
-      <w:proofErr w:type="spellEnd"/>
-      <w:r>
+      <w:r>
+        <w:rPr>
+          <w:lang w:val="sr-Cyrl-RS"/>
+        </w:rPr>
+        <w:t xml:space="preserve">база постаје централизована тачка рањивости (енгл. </w:t>
+      </w:r>
+      <w:proofErr w:type="gramStart"/>
+      <w:r>
+        <w:rPr>
+          <w:i/>
+        </w:rPr>
+        <w:t xml:space="preserve">Single Point of </w:t>
+      </w:r>
+      <w:r>
+        <w:rPr>
+          <w:i/>
+          <w:lang w:val="sr-Latn-RS"/>
+        </w:rPr>
+        <w:t>Failure</w:t>
+      </w:r>
+      <w:r>
+        <w:rPr>
+          <w:lang w:val="sr-Latn-RS"/>
+        </w:rPr>
+        <w:t>).</w:t>
+      </w:r>
+      <w:proofErr w:type="gramEnd"/>
+      <w:r>
+        <w:rPr>
+          <w:lang w:val="sr-Latn-RS"/>
+        </w:rPr>
         <w:t xml:space="preserve"> </w:t>
       </w:r>
-      <w:proofErr w:type="spellStart"/>
-      <w:r>
-        <w:t>традиционалних</w:t>
-      </w:r>
-      <w:proofErr w:type="spellEnd"/>
-      <w:r>
-        <w:t xml:space="preserve"> </w:t>
-      </w:r>
-      <w:proofErr w:type="spellStart"/>
-      <w:r>
-        <w:t>традиционалних</w:t>
-      </w:r>
-      <w:proofErr w:type="spellEnd"/>
-      <w:r>
-        <w:t xml:space="preserve"> </w:t>
-      </w:r>
-      <w:r>
-        <w:rPr>
-          <w:i/>
-        </w:rPr>
-        <w:t>ADMS</w:t>
-      </w:r>
-      <w:r>
-        <w:t xml:space="preserve"> </w:t>
-      </w:r>
-      <w:proofErr w:type="spellStart"/>
-      <w:r>
-        <w:t>система</w:t>
-      </w:r>
-      <w:proofErr w:type="spellEnd"/>
-    </w:p>
-    <w:p>
-      <w:r>
-        <w:rPr>
-          <w:lang w:val="sr-Cyrl-RS"/>
-        </w:rPr>
-        <w:t xml:space="preserve">Развојом паметних мрежа (енгл. </w:t>
-      </w:r>
-      <w:proofErr w:type="gramStart"/>
-      <w:r>
-        <w:t xml:space="preserve">Smart Grids) </w:t>
-      </w:r>
-      <w:r>
-        <w:rPr>
-          <w:lang w:val="sr-Cyrl-RS"/>
-        </w:rPr>
-        <w:t xml:space="preserve">и напредних система за управљање електродистрибуцијом </w:t>
-      </w:r>
-      <w:r>
-        <w:rPr>
-          <w:lang w:val="sr-Latn-RS"/>
-        </w:rPr>
-        <w:t>(</w:t>
-      </w:r>
-      <w:r>
-        <w:t>ADMS – Advanced Distribution Management Systems)</w:t>
-      </w:r>
-      <w:r>
-        <w:rPr>
-          <w:lang w:val="sr-Latn-RS"/>
-        </w:rPr>
-        <w:t xml:space="preserve"> </w:t>
-      </w:r>
-      <w:r>
-        <w:rPr>
-          <w:lang w:val="sr-Cyrl-RS"/>
-        </w:rPr>
-        <w:t>уведена је фреквентна комуникација између паметних бројила и дистрибутивних центара.</w:t>
-      </w:r>
-      <w:proofErr w:type="gramEnd"/>
-      <w:r>
-        <w:rPr>
-          <w:lang w:val="sr-Cyrl-RS"/>
-        </w:rPr>
-        <w:t xml:space="preserve"> Оваква архитектура иако у многоме убрзава и олакшава управљње енергетским системом као и оперативну ефикасност, она са собом носи одређене недостатке и ризике. Главни проблем лежи у чињеници да се подаци са паметних бројила дистрибутивном центру шаљу у изузетно фреквентно, у сировом формату</w:t>
-      </w:r>
-      <w:r>
-        <w:rPr>
-          <w:lang w:val="sr-Cyrl-RS"/>
-        </w:rPr>
-        <w:t xml:space="preserve"> (</w:t>
-      </w:r>
-      <w:r>
-        <w:rPr>
-          <w:i/>
-          <w:lang w:val="sr-Cyrl-RS"/>
-        </w:rPr>
-        <w:t>С</w:t>
-      </w:r>
-      <w:r>
-        <w:rPr>
-          <w:i/>
-          <w:lang w:val="sr-Cyrl-RS"/>
-        </w:rPr>
-        <w:t>лика 2.1</w:t>
-      </w:r>
-      <w:r>
-        <w:rPr>
-          <w:lang w:val="sr-Cyrl-RS"/>
-        </w:rPr>
-        <w:t>)</w:t>
-      </w:r>
-      <w:r>
-        <w:rPr>
-          <w:lang w:val="sr-Cyrl-RS"/>
-        </w:rPr>
-        <w:t>. Најновија истраживања из 2025. године, указују</w:t>
-      </w:r>
-      <w:r>
-        <w:rPr>
-          <w:lang w:val="sr-Cyrl-RS"/>
-        </w:rPr>
-        <w:t xml:space="preserve"> да фреквентно слање грануларних информација о птрошњи представља озбиљну претњу по безбедност и приватност крајњих корисника. Ово поглавље анализира како посотјиећи </w:t>
-      </w:r>
-      <w:r>
-        <w:t xml:space="preserve">ADMS </w:t>
-      </w:r>
-      <w:r>
-        <w:rPr>
-          <w:lang w:val="sr-Cyrl-RS"/>
-        </w:rPr>
-        <w:t>системи прикупљају податке и дефинише најбитније безбедносне и архитектонске недостатке.</w:t>
-      </w:r>
-    </w:p>
-    <w:p>
-      <w:pPr>
-        <w:pStyle w:val="Tekst"/>
+      <w:r>
+        <w:rPr>
+          <w:lang w:val="sr-Cyrl-RS"/>
+        </w:rPr>
+        <w:t xml:space="preserve">Уколико нападач компромитује овај централни чвор, или уколико систем администратор злоупотреби своја овлашћења, на располагану им је комплетна историја сирових податкак из које се лако могу профилисати навике свих потршача у мрежи </w:t>
+      </w:r>
+      <w:r>
+        <w:rPr>
+          <w:b/>
+        </w:rPr>
+        <w:t>[13]</w:t>
+      </w:r>
+      <w:r>
+        <w:t xml:space="preserve">. </w:t>
+      </w:r>
+      <w:r>
+        <w:rPr>
+          <w:lang w:val="sr-Cyrl-RS"/>
+        </w:rPr>
+        <w:t>Управо ова архитектонска мањкавост представља главни мотив за развој алтернативних, децентрализованих механизама агрегације који податке штите већ на самом извору, тј. у оквиру паметних бројила.</w:t>
+      </w:r>
+    </w:p>
+    <w:p>
+      <w:pPr>
         <w:jc w:val="center"/>
       </w:pPr>
       <w:r>
-        <w:rPr>
-          <w:noProof/>
-        </w:rPr>
-        <w:lastRenderedPageBreak/>
         <w:drawing>
-          <wp:inline distT="0" distB="0" distL="0" distR="0" wp14:anchorId="68A25C31" wp14:editId="4D15F15E">
-            <wp:extent cx="5914390" cy="2331635"/>
-            <wp:effectExtent l="0" t="0" r="0" b="0"/>
-            <wp:docPr id="1" name="Picture 1"/>
+          <wp:inline distT="0" distB="0" distL="0" distR="0" wp14:anchorId="38EF14ED" wp14:editId="5C6E1AA0">
+            <wp:extent cx="5914390" cy="3363493"/>
+            <wp:effectExtent l="0" t="0" r="0" b="8890"/>
+            <wp:docPr id="4" name="Picture 4"/>
             <wp:cNvGraphicFramePr>
               <a:graphicFrameLocks xmlns:a="http://schemas.openxmlformats.org/drawingml/2006/main" noChangeAspect="1"/>
             </wp:cNvGraphicFramePr>
@@ -11828,7 +11023,7 @@
                   <pic:spPr>
                     <a:xfrm>
                       <a:off x="0" y="0"/>
-                      <a:ext cx="5914390" cy="2331635"/>
+                      <a:ext cx="5914390" cy="3363493"/>
                     </a:xfrm>
                     <a:prstGeom prst="rect">
                       <a:avLst/>
@@ -11844,370 +11039,302 @@
     <w:p>
       <w:pPr>
         <w:jc w:val="center"/>
-        <w:rPr>
-          <w:lang w:val="sr-Cyrl-RS"/>
-        </w:rPr>
       </w:pPr>
       <w:r>
         <w:rPr>
           <w:b/>
-          <w:lang w:val="sr-Cyrl-RS"/>
-        </w:rPr>
-        <w:t>Слика 2.1</w:t>
-      </w:r>
-      <w:r>
-        <w:rPr>
-          <w:lang w:val="sr-Cyrl-RS"/>
-        </w:rPr>
-        <w:t xml:space="preserve"> Традиционални </w:t>
-      </w:r>
-      <w:r>
+        </w:rPr>
+        <w:t xml:space="preserve">Слика 2.1 </w:t>
+      </w:r>
+      <w:r>
+        <w:t xml:space="preserve">– Централизована архитектура </w:t>
+      </w:r>
+      <w:r>
+        <w:rPr>
+          <w:i/>
+        </w:rPr>
+        <w:t>AMI/ADMS</w:t>
+      </w:r>
+      <w:r>
+        <w:t xml:space="preserve"> система за прикупљање и обраду података</w:t>
+      </w:r>
+      <w:r>
+        <w:rPr>
+          <w:lang w:val="sr-Cyrl-RS"/>
+        </w:rPr>
+        <w:t xml:space="preserve"> </w:t>
+      </w:r>
+      <w:r>
+        <w:rPr>
+          <w:b/>
+        </w:rPr>
+        <w:t>[14]</w:t>
+      </w:r>
+    </w:p>
+    <w:p>
+      <w:pPr>
+        <w:pStyle w:val="Heading2"/>
+      </w:pPr>
+      <w:r>
+        <w:lastRenderedPageBreak/>
+        <w:t>2.1</w:t>
+      </w:r>
+      <w:r>
+        <w:t xml:space="preserve"> </w:t>
+      </w:r>
+      <w:r>
+        <w:t xml:space="preserve">Недостаци агрегације података традиционалних традиционалних </w:t>
+      </w:r>
+      <w:r>
+        <w:rPr>
+          <w:i/>
+        </w:rPr>
         <w:t>ADMS</w:t>
       </w:r>
       <w:r>
-        <w:rPr>
-          <w:lang w:val="sr-Latn-RS"/>
-        </w:rPr>
-        <w:t xml:space="preserve"> </w:t>
-      </w:r>
-      <w:r>
-        <w:rPr>
-          <w:lang w:val="sr-Cyrl-RS"/>
-        </w:rPr>
-        <w:t>систем за прикупљање података</w:t>
-      </w:r>
-    </w:p>
-    <w:p>
-      <w:pPr>
-        <w:pStyle w:val="Heading3"/>
-        <w:rPr>
-          <w:lang w:val="en-US"/>
-        </w:rPr>
-      </w:pPr>
-      <w:bookmarkStart w:id="5" w:name="_Toc226568617"/>
-      <w:r>
-        <w:rPr>
-          <w:lang w:val="en-US"/>
-        </w:rPr>
-        <w:t>2.1</w:t>
-      </w:r>
-      <w:r>
-        <w:t xml:space="preserve">.1 </w:t>
-      </w:r>
-      <w:r>
-        <w:t xml:space="preserve">Општи проблеми агрегације података у традиционалним </w:t>
-      </w:r>
+        <w:t xml:space="preserve"> система</w:t>
+      </w:r>
+    </w:p>
+    <w:p>
+      <w:pPr>
+        <w:rPr>
+          <w:lang w:val="sr-Cyrl-RS"/>
+        </w:rPr>
+      </w:pPr>
+      <w:r>
+        <w:rPr>
+          <w:lang w:val="sr-Cyrl-RS"/>
+        </w:rPr>
+        <w:t xml:space="preserve">Развојем паметних мрежа (енгл. </w:t>
+      </w:r>
+      <w:proofErr w:type="gramStart"/>
       <w:r>
         <w:rPr>
           <w:i/>
-          <w:lang w:val="sr-Latn-RS"/>
+        </w:rPr>
+        <w:t>Smart Grids</w:t>
+      </w:r>
+      <w:r>
+        <w:t xml:space="preserve">) </w:t>
+      </w:r>
+      <w:r>
+        <w:rPr>
+          <w:lang w:val="sr-Cyrl-RS"/>
+        </w:rPr>
+        <w:t>и напредних система за управљање дистрибуцијом (</w:t>
+      </w:r>
+      <w:r>
+        <w:rPr>
+          <w:i/>
         </w:rPr>
         <w:t>ADMS</w:t>
       </w:r>
       <w:r>
+        <w:t xml:space="preserve">) </w:t>
+      </w:r>
+      <w:r>
+        <w:rPr>
+          <w:lang w:val="sr-Cyrl-RS"/>
+        </w:rPr>
+        <w:t>успостављена је фреквентна комуникација између паметних бројила и дистрибутивних центара.</w:t>
+      </w:r>
+      <w:proofErr w:type="gramEnd"/>
+      <w:r>
+        <w:rPr>
+          <w:lang w:val="sr-Cyrl-RS"/>
+        </w:rPr>
+        <w:t xml:space="preserve"> Иако оваква</w:t>
+      </w:r>
+      <w:r>
+        <w:rPr>
+          <w:lang w:val="sr-Cyrl-RS"/>
+        </w:rPr>
+        <w:t xml:space="preserve"> архитектура умногоме убрзава у</w:t>
+      </w:r>
+      <w:r>
+        <w:rPr>
+          <w:lang w:val="sr-Cyrl-RS"/>
+        </w:rPr>
+        <w:t>прављање енргетским системом и повећава оперативну ефикасност, она са собом носи одређење недостатке и ризике</w:t>
+      </w:r>
+      <w:r>
+        <w:t xml:space="preserve"> (</w:t>
+      </w:r>
+      <w:r>
         <w:rPr>
           <w:i/>
-          <w:lang w:val="sr-Latn-RS"/>
-        </w:rPr>
-        <w:t xml:space="preserve"> </w:t>
-      </w:r>
-      <w:r>
-        <w:t>системима</w:t>
-      </w:r>
-      <w:bookmarkEnd w:id="5"/>
-    </w:p>
-    <w:p>
-      <w:pPr>
-        <w:rPr>
-          <w:lang w:val="sr-Cyrl-RS"/>
-        </w:rPr>
-      </w:pPr>
-      <w:r>
-        <w:rPr>
-          <w:lang w:val="sr-Cyrl-RS"/>
-        </w:rPr>
-        <w:t xml:space="preserve">Порцес прикупљања података у оквиру традиционалних </w:t>
-      </w:r>
+          <w:lang w:val="sr-Cyrl-RS"/>
+        </w:rPr>
+        <w:t>Слика 2.2</w:t>
+      </w:r>
+      <w:r>
+        <w:rPr>
+          <w:lang w:val="sr-Cyrl-RS"/>
+        </w:rPr>
+        <w:t>)</w:t>
+      </w:r>
+      <w:r>
+        <w:rPr>
+          <w:lang w:val="sr-Cyrl-RS"/>
+        </w:rPr>
+        <w:t xml:space="preserve">. Кључни проблем лежи у чињеници да се подаци са паметних бројила удистрибутивном центру шаљу вема често и то у </w:t>
+      </w:r>
+      <w:r>
+        <w:t>„</w:t>
+      </w:r>
+      <w:r>
+        <w:rPr>
+          <w:lang w:val="sr-Cyrl-RS"/>
+        </w:rPr>
+        <w:t>сировом</w:t>
+      </w:r>
+      <w:r>
+        <w:t>”</w:t>
+      </w:r>
+      <w:r>
+        <w:rPr>
+          <w:lang w:val="sr-Cyrl-RS"/>
+        </w:rPr>
+        <w:t xml:space="preserve"> формату.</w:t>
+      </w:r>
+    </w:p>
+    <w:p>
+      <w:pPr>
+        <w:rPr>
+          <w:lang w:val="sr-Cyrl-RS"/>
+        </w:rPr>
+      </w:pPr>
+      <w:r>
+        <w:rPr>
+          <w:lang w:val="sr-Cyrl-RS"/>
+        </w:rPr>
+        <w:t xml:space="preserve">Најновија истраживања из 2024. </w:t>
+      </w:r>
+      <w:r>
+        <w:rPr>
+          <w:lang w:val="sr-Cyrl-RS"/>
+        </w:rPr>
+        <w:t>и</w:t>
+      </w:r>
+      <w:r>
+        <w:rPr>
+          <w:lang w:val="sr-Cyrl-RS"/>
+        </w:rPr>
+        <w:t xml:space="preserve"> 2025. </w:t>
+      </w:r>
+      <w:r>
+        <w:rPr>
+          <w:lang w:val="sr-Cyrl-RS"/>
+        </w:rPr>
+        <w:t>г</w:t>
+      </w:r>
+      <w:r>
+        <w:rPr>
+          <w:lang w:val="sr-Cyrl-RS"/>
+        </w:rPr>
+        <w:t xml:space="preserve">одине указују на то да фреквентно слање овако грануралних информација представља озбиљну претњу по безбедност и приватност крајњих корисника. Конкретно, применом алгоритма за неинтрузивно надгледање потрошње (енгл. </w:t>
+      </w:r>
+      <w:proofErr w:type="gramStart"/>
       <w:r>
         <w:rPr>
           <w:i/>
         </w:rPr>
-        <w:t>ADMS</w:t>
-      </w:r>
-      <w:r>
-        <w:t xml:space="preserve"> </w:t>
-      </w:r>
-      <w:r>
-        <w:rPr>
-          <w:lang w:val="sr-Cyrl-RS"/>
-        </w:rPr>
-        <w:t xml:space="preserve">система одвија се по моделу у ком свако пемтно бројило, на </w:t>
-      </w:r>
-      <w:r>
-        <w:rPr>
-          <w:lang w:val="sr-Cyrl-RS"/>
-        </w:rPr>
-        <w:t>исте</w:t>
-      </w:r>
-      <w:r>
-        <w:rPr>
-          <w:lang w:val="sr-Cyrl-RS"/>
-        </w:rPr>
-        <w:t xml:space="preserve"> временске интервале шаље своја очитавања цетралном серверу. Сервер врши аграгацију пристигл</w:t>
-      </w:r>
-      <w:r>
-        <w:rPr>
-          <w:lang w:val="sr-Cyrl-RS"/>
-        </w:rPr>
-        <w:t>и</w:t>
-      </w:r>
-      <w:r>
-        <w:rPr>
-          <w:lang w:val="sr-Cyrl-RS"/>
-        </w:rPr>
-        <w:t>х појединачних очитаних вредности и израчунава неопходн</w:t>
-      </w:r>
-      <w:r>
-        <w:rPr>
-          <w:lang w:val="sr-Cyrl-RS"/>
-        </w:rPr>
-        <w:t>е агрегиране</w:t>
-      </w:r>
-      <w:r>
-        <w:rPr>
-          <w:lang w:val="sr-Cyrl-RS"/>
-        </w:rPr>
-        <w:t xml:space="preserve"> вредности. Један од основних достатака овакве архитеткуре јесте потенцијално стварање</w:t>
-      </w:r>
-      <w:r>
-        <w:t xml:space="preserve"> </w:t>
-      </w:r>
-      <w:r>
-        <w:rPr>
-          <w:lang w:val="sr-Cyrl-RS"/>
-        </w:rPr>
-        <w:t xml:space="preserve">мрежног и рачунарског уског грла (енгл. </w:t>
-      </w:r>
-      <w:proofErr w:type="gramStart"/>
-      <w:r>
-        <w:rPr>
-          <w:i/>
-        </w:rPr>
-        <w:t>bottleneck</w:t>
+        <w:t>Non-Intrusive Load Monitoring – NILM</w:t>
+      </w:r>
+      <w:r>
+        <w:t xml:space="preserve">), </w:t>
+      </w:r>
+      <w:r>
+        <w:rPr>
+          <w:lang w:val="sr-Cyrl-RS"/>
+        </w:rPr>
+        <w:t xml:space="preserve">из сирових података се лако могу изоловати </w:t>
+      </w:r>
+      <w:r>
+        <w:t>„</w:t>
+      </w:r>
+      <w:r>
+        <w:rPr>
+          <w:lang w:val="sr-Cyrl-RS"/>
+        </w:rPr>
+        <w:t>дигитални отисци</w:t>
+      </w:r>
+      <w:r>
+        <w:t>”</w:t>
+      </w:r>
+      <w:r>
+        <w:rPr>
+          <w:lang w:val="sr-Cyrl-RS"/>
+        </w:rPr>
+        <w:t xml:space="preserve"> поејдиначних кућних апарата, чиме се откривају свакодневне приватне навике корисника </w:t>
+      </w:r>
+      <w:r>
+        <w:rPr>
+          <w:b/>
+        </w:rPr>
+        <w:t>[</w:t>
+      </w:r>
+      <w:r>
+        <w:rPr>
+          <w:b/>
+          <w:lang w:val="sr-Cyrl-RS"/>
+        </w:rPr>
+        <w:t>15</w:t>
+      </w:r>
+      <w:r>
+        <w:rPr>
+          <w:b/>
+        </w:rPr>
+        <w:t>]</w:t>
+      </w:r>
+      <w:r>
+        <w:t>.</w:t>
       </w:r>
       <w:proofErr w:type="gramEnd"/>
-      <w:r>
-        <w:t>)</w:t>
-      </w:r>
-      <w:r>
-        <w:rPr>
-          <w:lang w:val="sr-Cyrl-RS"/>
-        </w:rPr>
-        <w:t xml:space="preserve">. Са порастом употребе паметних </w:t>
-      </w:r>
-      <w:r>
-        <w:rPr>
-          <w:lang w:val="sr-Cyrl-RS"/>
-        </w:rPr>
-        <w:t>бројила</w:t>
-      </w:r>
-      <w:r>
-        <w:rPr>
-          <w:lang w:val="sr-Cyrl-RS"/>
-        </w:rPr>
-        <w:t>, овакав систем постаје све оптерећенији јер мора да агрегира велики број податка, што уједно</w:t>
-      </w:r>
-      <w:r>
-        <w:rPr>
-          <w:lang w:val="sr-Cyrl-RS"/>
-        </w:rPr>
-        <w:t xml:space="preserve"> оптерећује речунарске ресурсе и успорава одзив система у реалном времену. Сви претходно наведени аспекти у многоме деградирају скалабилност система.</w:t>
-      </w:r>
-    </w:p>
-    <w:p>
-      <w:pPr>
-        <w:pStyle w:val="Heading3"/>
-      </w:pPr>
-      <w:bookmarkStart w:id="6" w:name="_Toc226568618"/>
-      <w:r>
-        <w:t>2.</w:t>
-      </w:r>
-      <w:r>
-        <w:t>1.</w:t>
-      </w:r>
-      <w:r>
-        <w:t>2</w:t>
-      </w:r>
-      <w:r>
-        <w:t xml:space="preserve">  </w:t>
-      </w:r>
-      <w:r>
-        <w:t>Безбедносни ризици и рањивост централизоване архитектуре</w:t>
-      </w:r>
-      <w:bookmarkEnd w:id="6"/>
-    </w:p>
-    <w:p>
-      <w:r>
-        <w:rPr>
-          <w:lang w:val="sr-Cyrl-RS"/>
-        </w:rPr>
-        <w:t xml:space="preserve">Осим проблема перформанси, централизована архитектура </w:t>
-      </w:r>
-      <w:r>
-        <w:rPr>
-          <w:i/>
-        </w:rPr>
-        <w:t>ADMS</w:t>
-      </w:r>
-      <w:r>
-        <w:t xml:space="preserve"> </w:t>
-      </w:r>
-      <w:r>
-        <w:rPr>
-          <w:lang w:val="sr-Cyrl-RS"/>
-        </w:rPr>
-        <w:t xml:space="preserve">система са собом носи и бројне безбедносне рањивости. Претходно описана обрада и агрегација декриптованих податка у оквиру једног сервера ствара јединствену тачку отказа (енгл. </w:t>
-      </w:r>
-      <w:r>
-        <w:rPr>
-          <w:i/>
-        </w:rPr>
-        <w:t>Single Point of Failure – SPOF</w:t>
-      </w:r>
-      <w:r>
-        <w:t xml:space="preserve">). </w:t>
-      </w:r>
-      <w:r>
-        <w:rPr>
-          <w:lang w:val="sr-Cyrl-RS"/>
-        </w:rPr>
-        <w:t xml:space="preserve">Уколико </w:t>
-      </w:r>
-      <w:r>
-        <w:rPr>
-          <w:lang w:val="sr-Cyrl-RS"/>
-        </w:rPr>
-        <w:t>нападаћ</w:t>
-      </w:r>
-      <w:r>
-        <w:rPr>
-          <w:lang w:val="sr-Cyrl-RS"/>
-        </w:rPr>
-        <w:t xml:space="preserve"> успе да компромитује сервер који врши </w:t>
-      </w:r>
-      <w:r>
-        <w:rPr>
-          <w:lang w:val="sr-Cyrl-RS"/>
-        </w:rPr>
-        <w:t>агрегацију података крајњих корисника, истовремено стиче приступ и сировим подацима свих крајњих потрошача. У пракси се користи енкрипција података током њиховог мрежног преноса (нпр</w:t>
-      </w:r>
-      <w:r>
-        <w:rPr>
-          <w:lang w:val="sr-Cyrl-RS"/>
-        </w:rPr>
-        <w:t>.</w:t>
-      </w:r>
-      <w:r>
-        <w:rPr>
-          <w:lang w:val="sr-Cyrl-RS"/>
-        </w:rPr>
-        <w:t xml:space="preserve"> </w:t>
-      </w:r>
-      <w:r>
-        <w:rPr>
-          <w:i/>
-        </w:rPr>
-        <w:t xml:space="preserve">TLS/SSL </w:t>
-      </w:r>
-      <w:r>
-        <w:rPr>
-          <w:lang w:val="sr-Cyrl-RS"/>
-        </w:rPr>
-        <w:t>протоколи</w:t>
-      </w:r>
-      <w:r>
-        <w:t xml:space="preserve">) </w:t>
-      </w:r>
-      <w:r>
-        <w:rPr>
-          <w:lang w:val="sr-Cyrl-RS"/>
-        </w:rPr>
-        <w:t xml:space="preserve">како би се спречили </w:t>
-      </w:r>
-      <w:r>
-        <w:rPr>
-          <w:i/>
-        </w:rPr>
-        <w:t>Man-in-the-Middle</w:t>
-      </w:r>
-      <w:r>
-        <w:rPr>
-          <w:i/>
-          <w:lang w:val="sr-Cyrl-RS"/>
-        </w:rPr>
-        <w:t xml:space="preserve"> </w:t>
-      </w:r>
-      <w:r>
-        <w:rPr>
-          <w:i/>
-        </w:rPr>
-        <w:t xml:space="preserve">– </w:t>
-      </w:r>
-      <w:proofErr w:type="spellStart"/>
-      <w:r>
-        <w:rPr>
-          <w:i/>
-        </w:rPr>
-        <w:t>MitM</w:t>
-      </w:r>
-      <w:proofErr w:type="spellEnd"/>
-      <w:r>
-        <w:t xml:space="preserve"> </w:t>
-      </w:r>
-      <w:r>
-        <w:rPr>
-          <w:lang w:val="sr-Cyrl-RS"/>
-        </w:rPr>
-        <w:t>напади</w:t>
-      </w:r>
-      <w:r>
-        <w:rPr>
-          <w:lang w:val="sr-Cyrl-RS"/>
-        </w:rPr>
-        <w:t xml:space="preserve"> (</w:t>
-      </w:r>
-      <w:r>
-        <w:rPr>
-          <w:i/>
-          <w:lang w:val="sr-Cyrl-RS"/>
-        </w:rPr>
-        <w:t>С</w:t>
-      </w:r>
-      <w:r>
-        <w:rPr>
-          <w:i/>
-          <w:lang w:val="sr-Cyrl-RS"/>
-        </w:rPr>
-        <w:t>лика 2.2</w:t>
-      </w:r>
-      <w:r>
-        <w:rPr>
-          <w:lang w:val="sr-Cyrl-RS"/>
-        </w:rPr>
-        <w:t>)</w:t>
-      </w:r>
-      <w:r>
-        <w:rPr>
-          <w:lang w:val="sr-Cyrl-RS"/>
-        </w:rPr>
-        <w:t>,</w:t>
-      </w:r>
-      <w:r>
-        <w:rPr>
-          <w:lang w:val="sr-Cyrl-RS"/>
-        </w:rPr>
-        <w:t xml:space="preserve"> међутим оваква заштита престаје одмах након декриптовања података на серверу. На овај начин сигурност и заштита података се своди на апсолутно поверење у систем и законске регулативе што отвара могућност злоупотребе или цурења података у случају сајбер напада.</w:t>
-      </w:r>
+    </w:p>
+    <w:p>
+      <w:pPr>
+        <w:rPr>
+          <w:lang w:val="sr-Cyrl-RS"/>
+        </w:rPr>
+      </w:pPr>
+      <w:r>
+        <w:rPr>
+          <w:lang w:val="sr-Cyrl-RS"/>
+        </w:rPr>
+        <w:t xml:space="preserve">Због ових рањивости, савремена литература наглашава да традиционална архитектура агрегације података, која подразумева централизовано прикоупљање пре саме обраде, више није адекватна за системе који теже високом степену заштите приватности </w:t>
+      </w:r>
+      <w:r>
+        <w:rPr>
+          <w:b/>
+        </w:rPr>
+        <w:t>[16, 17]</w:t>
+      </w:r>
+      <w:r>
+        <w:t xml:space="preserve">. </w:t>
+      </w:r>
+      <w:r>
+        <w:rPr>
+          <w:lang w:val="sr-Cyrl-RS"/>
+        </w:rPr>
+        <w:t xml:space="preserve">Ово поглањве детаљније анализира начина на које постојећи </w:t>
+      </w:r>
+      <w:r>
+        <w:t xml:space="preserve">ADMS </w:t>
+      </w:r>
+      <w:r>
+        <w:rPr>
+          <w:lang w:val="sr-Cyrl-RS"/>
+        </w:rPr>
+        <w:t>системи обрађују податке и дефинише најбитније безбедносне и архитектонске недостатке који произилазе из таквог приступа.</w:t>
+      </w:r>
+    </w:p>
+    <w:p>
+      <w:pPr>
+        <w:rPr>
+          <w:lang w:val="sr-Cyrl-RS"/>
+        </w:rPr>
+      </w:pPr>
     </w:p>
     <w:p>
       <w:pPr>
@@ -12218,12 +11345,11 @@
         <w:rPr>
           <w:noProof/>
         </w:rPr>
-        <w:lastRenderedPageBreak/>
         <w:drawing>
-          <wp:inline distT="0" distB="0" distL="0" distR="0" wp14:anchorId="673D0BE3" wp14:editId="134EF481">
-            <wp:extent cx="5914390" cy="3171402"/>
+          <wp:inline distT="0" distB="0" distL="0" distR="0" wp14:anchorId="68A25C31" wp14:editId="4D15F15E">
+            <wp:extent cx="5914390" cy="2331635"/>
             <wp:effectExtent l="0" t="0" r="0" b="0"/>
-            <wp:docPr id="2" name="Picture 2"/>
+            <wp:docPr id="1" name="Picture 1"/>
             <wp:cNvGraphicFramePr>
               <a:graphicFrameLocks xmlns:a="http://schemas.openxmlformats.org/drawingml/2006/main" noChangeAspect="1"/>
             </wp:cNvGraphicFramePr>
@@ -12243,6 +11369,564 @@
                   <pic:spPr>
                     <a:xfrm>
                       <a:off x="0" y="0"/>
+                      <a:ext cx="5914390" cy="2331635"/>
+                    </a:xfrm>
+                    <a:prstGeom prst="rect">
+                      <a:avLst/>
+                    </a:prstGeom>
+                  </pic:spPr>
+                </pic:pic>
+              </a:graphicData>
+            </a:graphic>
+          </wp:inline>
+        </w:drawing>
+      </w:r>
+    </w:p>
+    <w:p>
+      <w:pPr>
+        <w:jc w:val="center"/>
+        <w:rPr>
+          <w:lang w:val="sr-Cyrl-RS"/>
+        </w:rPr>
+      </w:pPr>
+      <w:r>
+        <w:rPr>
+          <w:b/>
+          <w:lang w:val="sr-Cyrl-RS"/>
+        </w:rPr>
+        <w:t>Слика 2.2</w:t>
+      </w:r>
+      <w:r>
+        <w:rPr>
+          <w:lang w:val="sr-Cyrl-RS"/>
+        </w:rPr>
+        <w:t xml:space="preserve"> Традиционални </w:t>
+      </w:r>
+      <w:r>
+        <w:t>ADMS</w:t>
+      </w:r>
+      <w:r>
+        <w:rPr>
+          <w:lang w:val="sr-Latn-RS"/>
+        </w:rPr>
+        <w:t xml:space="preserve"> </w:t>
+      </w:r>
+      <w:r>
+        <w:rPr>
+          <w:lang w:val="sr-Cyrl-RS"/>
+        </w:rPr>
+        <w:t>систем за прикупљање података</w:t>
+      </w:r>
+    </w:p>
+    <w:p>
+      <w:pPr>
+        <w:pStyle w:val="Heading3"/>
+        <w:rPr>
+          <w:lang w:val="en-US"/>
+        </w:rPr>
+      </w:pPr>
+      <w:bookmarkStart w:id="5" w:name="_Toc226568617"/>
+      <w:r>
+        <w:rPr>
+          <w:lang w:val="en-US"/>
+        </w:rPr>
+        <w:t>2.1</w:t>
+      </w:r>
+      <w:r>
+        <w:t xml:space="preserve">.1 </w:t>
+      </w:r>
+      <w:r>
+        <w:t xml:space="preserve">Општи проблеми агрегације података у традиционалним </w:t>
+      </w:r>
+      <w:r>
+        <w:rPr>
+          <w:i/>
+          <w:lang w:val="sr-Latn-RS"/>
+        </w:rPr>
+        <w:t>ADMS</w:t>
+      </w:r>
+      <w:r>
+        <w:rPr>
+          <w:i/>
+          <w:lang w:val="sr-Latn-RS"/>
+        </w:rPr>
+        <w:t xml:space="preserve"> </w:t>
+      </w:r>
+      <w:r>
+        <w:t>системима</w:t>
+      </w:r>
+      <w:bookmarkEnd w:id="5"/>
+    </w:p>
+    <w:p>
+      <w:bookmarkStart w:id="6" w:name="_Toc226568618"/>
+      <w:r>
+        <w:rPr>
+          <w:lang w:val="sr-Cyrl-RS"/>
+        </w:rPr>
+        <w:t xml:space="preserve">Процес прикупљања података у традиционалним </w:t>
+      </w:r>
+      <w:r>
+        <w:rPr>
+          <w:i/>
+        </w:rPr>
+        <w:t>ADMS</w:t>
+      </w:r>
+      <w:r>
+        <w:t xml:space="preserve"> </w:t>
+      </w:r>
+      <w:r>
+        <w:rPr>
+          <w:lang w:val="sr-Cyrl-RS"/>
+        </w:rPr>
+        <w:t xml:space="preserve">системима најчешће је организован по синхроном моделу, при чему паметна бројила у унапред дефинисаним вренеским интервалима шаљу своја </w:t>
+      </w:r>
+      <w:r>
+        <w:rPr>
+          <w:lang w:val="sr-Cyrl-RS"/>
+        </w:rPr>
+        <w:t>оч</w:t>
+      </w:r>
+      <w:r>
+        <w:rPr>
+          <w:lang w:val="sr-Cyrl-RS"/>
+        </w:rPr>
+        <w:t>итавања ка централном серверу. Након пријема података са терена, централни систем преузима обраду пристиглих</w:t>
+      </w:r>
+      <w:r>
+        <w:rPr>
+          <w:lang w:val="sr-Cyrl-RS"/>
+        </w:rPr>
+        <w:t xml:space="preserve"> </w:t>
+      </w:r>
+      <w:r>
+        <w:rPr>
+          <w:lang w:val="sr-Cyrl-RS"/>
+        </w:rPr>
+        <w:t xml:space="preserve">информација, врши њихову агрегацију и израчунава параметре неопходне за праћење и управљање мрежом  </w:t>
+      </w:r>
+      <w:r>
+        <w:rPr>
+          <w:b/>
+        </w:rPr>
+        <w:t>[1]</w:t>
+      </w:r>
+      <w:r>
+        <w:t>.</w:t>
+      </w:r>
+    </w:p>
+    <w:p>
+      <w:pPr>
+        <w:rPr>
+          <w:lang w:val="sr-Cyrl-RS"/>
+        </w:rPr>
+      </w:pPr>
+    </w:p>
+    <w:p>
+      <w:pPr>
+        <w:rPr>
+          <w:lang w:val="sr-Cyrl-RS"/>
+        </w:rPr>
+      </w:pPr>
+      <w:r>
+        <w:rPr>
+          <w:lang w:val="sr-Cyrl-RS"/>
+        </w:rPr>
+        <w:lastRenderedPageBreak/>
+        <w:t xml:space="preserve">Један од главних недостатака оваквог приступа јесте могућност настанка мрежног </w:t>
+      </w:r>
+      <w:r>
+        <w:rPr>
+          <w:lang w:val="sr-Cyrl-RS"/>
+        </w:rPr>
+        <w:t xml:space="preserve">и рачунарског уског </w:t>
+      </w:r>
+      <w:r>
+        <w:t>„</w:t>
+      </w:r>
+      <w:r>
+        <w:rPr>
+          <w:lang w:val="sr-Cyrl-RS"/>
+        </w:rPr>
+        <w:t>уског грла</w:t>
+      </w:r>
+      <w:r>
+        <w:t>”</w:t>
+      </w:r>
+      <w:r>
+        <w:rPr>
+          <w:lang w:val="sr-Cyrl-RS"/>
+        </w:rPr>
+        <w:t xml:space="preserve"> (енгл. </w:t>
+      </w:r>
+      <w:proofErr w:type="gramStart"/>
+      <w:r>
+        <w:rPr>
+          <w:i/>
+        </w:rPr>
+        <w:t>bottleneck</w:t>
+      </w:r>
+      <w:proofErr w:type="gramEnd"/>
+      <w:r>
+        <w:t xml:space="preserve">). </w:t>
+      </w:r>
+      <w:r>
+        <w:rPr>
+          <w:lang w:val="sr-Cyrl-RS"/>
+        </w:rPr>
+        <w:t xml:space="preserve">Са повећаном употребом паметних бројила и широм применом концепта интернета ствари (енгл. </w:t>
+      </w:r>
+      <w:proofErr w:type="gramStart"/>
+      <w:r>
+        <w:rPr>
+          <w:i/>
+        </w:rPr>
+        <w:t>Intertnet of Things – IoT</w:t>
+      </w:r>
+      <w:r>
+        <w:t xml:space="preserve">), </w:t>
+      </w:r>
+      <w:r>
+        <w:rPr>
+          <w:lang w:val="sr-Cyrl-RS"/>
+        </w:rPr>
+        <w:t>оптерећење централног система постаје све израженије.</w:t>
+      </w:r>
+      <w:proofErr w:type="gramEnd"/>
+      <w:r>
+        <w:rPr>
+          <w:lang w:val="sr-Cyrl-RS"/>
+        </w:rPr>
+        <w:t xml:space="preserve"> Сервер је у обавези да у кратком временском период прихвати, обради и агрегира велику количину података, што доводи до повећање потршње ресурса и већег мрежног кашњења. Порследица тоге је спорији одзив система, посебно у условира рада у реалном времену, што у значајној мери ограничава скалабилност оваквих система </w:t>
+      </w:r>
+      <w:r>
+        <w:rPr>
+          <w:b/>
+        </w:rPr>
+        <w:t>[12]</w:t>
+      </w:r>
+      <w:r>
+        <w:t>.</w:t>
+      </w:r>
+    </w:p>
+    <w:p>
+      <w:pPr>
+        <w:pStyle w:val="Heading3"/>
+      </w:pPr>
+      <w:r>
+        <w:t>2.</w:t>
+      </w:r>
+      <w:r>
+        <w:t>1.</w:t>
+      </w:r>
+      <w:r>
+        <w:t>2</w:t>
+      </w:r>
+      <w:r>
+        <w:t xml:space="preserve">  </w:t>
+      </w:r>
+      <w:r>
+        <w:t>Безбедносни ризици и рањивост централизоване архитектуре</w:t>
+      </w:r>
+      <w:bookmarkEnd w:id="6"/>
+    </w:p>
+    <w:p>
+      <w:pPr>
+        <w:rPr>
+          <w:lang w:val="sr-Cyrl-RS"/>
+        </w:rPr>
+      </w:pPr>
+      <w:r>
+        <w:rPr>
+          <w:lang w:val="sr-Cyrl-RS"/>
+        </w:rPr>
+        <w:t xml:space="preserve">Осим проблема са перформансама, централизована архитектура </w:t>
+      </w:r>
+      <w:r>
+        <w:rPr>
+          <w:i/>
+        </w:rPr>
+        <w:t>ADMS</w:t>
+      </w:r>
+      <w:r>
+        <w:t xml:space="preserve"> </w:t>
+      </w:r>
+      <w:r>
+        <w:rPr>
+          <w:lang w:val="sr-Cyrl-RS"/>
+        </w:rPr>
+        <w:t>система доноси занчајне безбедносне рањивости. Концепт у ком се прикупаљање, декриптовање и агр</w:t>
+      </w:r>
+      <w:r>
+        <w:t>e</w:t>
+      </w:r>
+      <w:r>
+        <w:rPr>
+          <w:lang w:val="sr-Cyrl-RS"/>
+        </w:rPr>
+        <w:t xml:space="preserve">гација података одвијају на једном централном серверу ствара такозвану јединствену тачку отказа </w:t>
+      </w:r>
+      <w:r>
+        <w:t xml:space="preserve">(енгл. </w:t>
+      </w:r>
+      <w:proofErr w:type="gramStart"/>
+      <w:r>
+        <w:rPr>
+          <w:rStyle w:val="Emphasis"/>
+        </w:rPr>
+        <w:t>Single Point of Failure – SPOF</w:t>
+      </w:r>
+      <w:r>
+        <w:t>).</w:t>
+      </w:r>
+      <w:proofErr w:type="gramEnd"/>
+      <w:r>
+        <w:rPr>
+          <w:lang w:val="sr-Cyrl-RS"/>
+        </w:rPr>
+        <w:t xml:space="preserve"> Уколико нападач успе да компромитује овај сервер, може стећи неовлашћен приступ сировим подацима великог броја потрошача у мрежи, што представља озбиљан ризик по приватност корисника и безбедност система  </w:t>
+      </w:r>
+      <w:r>
+        <w:rPr>
+          <w:b/>
+        </w:rPr>
+        <w:t>[13]</w:t>
+      </w:r>
+      <w:r>
+        <w:t>.</w:t>
+      </w:r>
+    </w:p>
+    <w:p>
+      <w:pPr>
+        <w:rPr>
+          <w:lang w:val="sr-Cyrl-RS"/>
+        </w:rPr>
+      </w:pPr>
+      <w:r>
+        <w:rPr>
+          <w:lang w:val="sr-Cyrl-RS"/>
+        </w:rPr>
+        <w:t xml:space="preserve">Иако се у пракси подаци током мрежног преноса најчешће ефикасно </w:t>
+      </w:r>
+      <w:r>
+        <w:rPr>
+          <w:lang w:val="sr-Cyrl-RS"/>
+        </w:rPr>
+        <w:t>ш</w:t>
+      </w:r>
+      <w:r>
+        <w:rPr>
+          <w:lang w:val="sr-Cyrl-RS"/>
+        </w:rPr>
+        <w:t xml:space="preserve">тите применом стандарднх криптографиских протокола, попут </w:t>
+      </w:r>
+      <w:r>
+        <w:rPr>
+          <w:i/>
+        </w:rPr>
+        <w:t>TLS</w:t>
+      </w:r>
+      <w:r>
+        <w:t xml:space="preserve"> (</w:t>
+      </w:r>
+      <w:r>
+        <w:rPr>
+          <w:lang w:val="sr-Cyrl-RS"/>
+        </w:rPr>
+        <w:t xml:space="preserve">енгл. </w:t>
+      </w:r>
+      <w:proofErr w:type="gramStart"/>
+      <w:r>
+        <w:rPr>
+          <w:i/>
+        </w:rPr>
+        <w:t>Transport Layer Security</w:t>
+      </w:r>
+      <w:r>
+        <w:t xml:space="preserve">) </w:t>
+      </w:r>
+      <w:r>
+        <w:rPr>
+          <w:lang w:val="sr-Cyrl-RS"/>
+        </w:rPr>
+        <w:t xml:space="preserve">и </w:t>
+      </w:r>
+      <w:r>
+        <w:rPr>
+          <w:i/>
+        </w:rPr>
+        <w:t>SSL</w:t>
+      </w:r>
+      <w:r>
+        <w:t xml:space="preserve"> </w:t>
+      </w:r>
+      <w:r>
+        <w:rPr>
+          <w:lang w:val="sr-Cyrl-RS"/>
+        </w:rPr>
+        <w:t>(енгл.</w:t>
+      </w:r>
+      <w:proofErr w:type="gramEnd"/>
+      <w:r>
+        <w:rPr>
+          <w:lang w:val="sr-Cyrl-RS"/>
+        </w:rPr>
+        <w:t xml:space="preserve"> </w:t>
+      </w:r>
+      <w:proofErr w:type="gramStart"/>
+      <w:r>
+        <w:rPr>
+          <w:i/>
+        </w:rPr>
+        <w:t>Socure Sockets Layer</w:t>
+      </w:r>
+      <w:r>
+        <w:t xml:space="preserve">), </w:t>
+      </w:r>
+      <w:r>
+        <w:rPr>
+          <w:lang w:val="sr-Cyrl-RS"/>
+        </w:rPr>
+        <w:t>како би се спречили напади пресретања комуникације (енгл.</w:t>
+      </w:r>
+      <w:proofErr w:type="gramEnd"/>
+      <w:r>
+        <w:rPr>
+          <w:lang w:val="sr-Cyrl-RS"/>
+        </w:rPr>
+        <w:t xml:space="preserve"> </w:t>
+      </w:r>
+      <w:proofErr w:type="gramStart"/>
+      <w:r>
+        <w:rPr>
+          <w:i/>
+        </w:rPr>
+        <w:t>Man-in-the-Middle – MitM</w:t>
+      </w:r>
+      <w:r>
+        <w:t>) (</w:t>
+      </w:r>
+      <w:r>
+        <w:rPr>
+          <w:i/>
+          <w:lang w:val="sr-Cyrl-RS"/>
+        </w:rPr>
+        <w:t>С</w:t>
+      </w:r>
+      <w:r>
+        <w:rPr>
+          <w:i/>
+          <w:lang w:val="sr-Cyrl-RS"/>
+        </w:rPr>
+        <w:t>л</w:t>
+      </w:r>
+      <w:r>
+        <w:rPr>
+          <w:i/>
+          <w:lang w:val="sr-Cyrl-RS"/>
+        </w:rPr>
+        <w:t>ика 2.3</w:t>
+      </w:r>
+      <w:r>
+        <w:rPr>
+          <w:lang w:val="sr-Cyrl-RS"/>
+        </w:rPr>
+        <w:t>)</w:t>
+      </w:r>
+      <w:r>
+        <w:rPr>
+          <w:lang w:val="sr-Cyrl-RS"/>
+        </w:rPr>
+        <w:t>, овај слој заштите престаје да буде довољан оног тренутка када пакети података пристигну на централни сервер.</w:t>
+      </w:r>
+      <w:proofErr w:type="gramEnd"/>
+      <w:r>
+        <w:rPr>
+          <w:lang w:val="sr-Cyrl-RS"/>
+        </w:rPr>
+        <w:t xml:space="preserve"> Да би централни сервер у традиционалном систему могао изврши</w:t>
+      </w:r>
+      <w:r>
+        <w:rPr>
+          <w:lang w:val="sr-Cyrl-RS"/>
+        </w:rPr>
+        <w:t>ти</w:t>
+      </w:r>
+      <w:r>
+        <w:rPr>
+          <w:lang w:val="sr-Cyrl-RS"/>
+        </w:rPr>
+        <w:t xml:space="preserve"> агр</w:t>
+      </w:r>
+      <w:r>
+        <w:rPr>
+          <w:lang w:val="sr-Cyrl-RS"/>
+        </w:rPr>
+        <w:t>е</w:t>
+      </w:r>
+      <w:r>
+        <w:rPr>
+          <w:lang w:val="sr-Cyrl-RS"/>
+        </w:rPr>
+        <w:t xml:space="preserve">гацију потршње, неопходно је да претходно декриптује пристигле податке. На тај начин, заштита приватности више не зависи искључиво од техничких механизама, већ и од поверења у систем оператера и примењене организационе мере заштите. Овакав приступ оставља простор за </w:t>
+      </w:r>
+      <w:r>
+        <w:rPr>
+          <w:lang w:val="sr-Cyrl-RS"/>
+        </w:rPr>
+        <w:t>интерне злоупотребе</w:t>
+      </w:r>
+      <w:r>
+        <w:rPr>
+          <w:lang w:val="sr-Cyrl-RS"/>
+        </w:rPr>
+        <w:t xml:space="preserve">, као и за масовно цурење подадатака у случају сајбер напада </w:t>
+      </w:r>
+      <w:r>
+        <w:rPr>
+          <w:b/>
+        </w:rPr>
+        <w:t>[13]</w:t>
+      </w:r>
+      <w:r>
+        <w:rPr>
+          <w:lang w:val="sr-Cyrl-RS"/>
+        </w:rPr>
+        <w:t>.</w:t>
+      </w:r>
+    </w:p>
+    <w:p>
+      <w:pPr>
+        <w:pStyle w:val="Tekst"/>
+        <w:jc w:val="center"/>
+      </w:pPr>
+      <w:r>
+        <w:rPr>
+          <w:noProof/>
+        </w:rPr>
+        <w:drawing>
+          <wp:inline distT="0" distB="0" distL="0" distR="0" wp14:anchorId="673D0BE3" wp14:editId="134EF481">
+            <wp:extent cx="5914390" cy="3171402"/>
+            <wp:effectExtent l="0" t="0" r="0" b="0"/>
+            <wp:docPr id="2" name="Picture 2"/>
+            <wp:cNvGraphicFramePr>
+              <a:graphicFrameLocks xmlns:a="http://schemas.openxmlformats.org/drawingml/2006/main" noChangeAspect="1"/>
+            </wp:cNvGraphicFramePr>
+            <a:graphic xmlns:a="http://schemas.openxmlformats.org/drawingml/2006/main">
+              <a:graphicData uri="http://schemas.openxmlformats.org/drawingml/2006/picture">
+                <pic:pic xmlns:pic="http://schemas.openxmlformats.org/drawingml/2006/picture">
+                  <pic:nvPicPr>
+                    <pic:cNvPr id="0" name=""/>
+                    <pic:cNvPicPr/>
+                  </pic:nvPicPr>
+                  <pic:blipFill>
+                    <a:blip r:embed="rId34"/>
+                    <a:stretch>
+                      <a:fillRect/>
+                    </a:stretch>
+                  </pic:blipFill>
+                  <pic:spPr>
+                    <a:xfrm>
+                      <a:off x="0" y="0"/>
                       <a:ext cx="5914390" cy="3171402"/>
                     </a:xfrm>
                     <a:prstGeom prst="rect">
@@ -12259,9 +11943,6 @@
     <w:p>
       <w:pPr>
         <w:jc w:val="center"/>
-        <w:rPr>
-          <w:lang w:val="sr-Cyrl-RS"/>
-        </w:rPr>
       </w:pPr>
       <w:r>
         <w:rPr>
@@ -12288,6 +11969,11 @@
         </w:rPr>
         <w:t>ситема</w:t>
       </w:r>
+    </w:p>
+    <w:p>
+      <w:pPr>
+        <w:pStyle w:val="Tekst"/>
+      </w:pPr>
     </w:p>
     <w:p>
       <w:pPr>
@@ -12296,9 +11982,13 @@
           <w:ilvl w:val="2"/>
           <w:numId w:val="20"/>
         </w:numPr>
+        <w:rPr>
+          <w:lang w:val="en-US"/>
+        </w:rPr>
       </w:pPr>
       <w:bookmarkStart w:id="7" w:name="_Toc226568619"/>
       <w:r>
+        <w:lastRenderedPageBreak/>
         <w:t>Угрожавање приватности корисника кроз високоучестала мерења</w:t>
       </w:r>
       <w:bookmarkEnd w:id="7"/>
@@ -12313,31 +12003,62 @@
         <w:rPr>
           <w:lang w:val="sr-Cyrl-RS"/>
         </w:rPr>
-        <w:t>Један од кључни проблема савремених систеа за мерење потрошње електричне енергије односи се на приватност корисника. Иако се ови подаци формално третирају као технички, високоучестала мерења у пракси откривају обрасце понашања крајњих корисника у оквиру домаћинства. Применом техника као што је независно праћење оптерећења (</w:t>
-      </w:r>
-      <w:r>
-        <w:t>NILM</w:t>
-      </w:r>
-      <w:r>
-        <w:rPr>
-          <w:lang w:val="sr-Latn-RS"/>
-        </w:rPr>
+        <w:t xml:space="preserve">Један од најосетљивијих проблема савремених система за мерење потрошње односи се управо на заштиту приватности корисника </w:t>
+      </w:r>
+      <w:r>
+        <w:rPr>
+          <w:b/>
+        </w:rPr>
+        <w:t>[2]</w:t>
+      </w:r>
+      <w:r>
+        <w:t xml:space="preserve">. </w:t>
+      </w:r>
+      <w:r>
+        <w:rPr>
+          <w:lang w:val="sr-Cyrl-RS"/>
+        </w:rPr>
+        <w:t xml:space="preserve">Иако се очитавања бројила формално посматрају као технички подаци неопходни за стабилно функционисање мреже, високоучестала мерења у пракси могу открити детаљне обрасце понашања унутар домаћинства. Као што је претходно истакнуто, применом техника неитрузивног надгледања потршње </w:t>
+      </w:r>
+      <w:r>
+        <w:t xml:space="preserve">(енгл. </w:t>
+      </w:r>
+      <w:proofErr w:type="gramStart"/>
+      <w:r>
+        <w:rPr>
+          <w:rStyle w:val="Emphasis"/>
+        </w:rPr>
+        <w:t>Non-Intrusive Load Monitoring – NILM</w:t>
+      </w:r>
+      <w:r>
         <w:t>)</w:t>
       </w:r>
       <w:r>
         <w:rPr>
-          <w:lang w:val="sr-Latn-RS"/>
-        </w:rPr>
-        <w:t xml:space="preserve">, </w:t>
-      </w:r>
-      <w:r>
-        <w:rPr>
-          <w:lang w:val="sr-Cyrl-RS"/>
-        </w:rPr>
-        <w:t>из сирових података паметних бројила могуће је закључити који се уређаји користе, када је корисник код куће, па чак и његове свакодневне навике. На тај начин, потрошња електричне енергије постаје индиректан али веома прецизан извор информација о приватном животу крајњих потрошача.</w:t>
-      </w:r>
-    </w:p>
-    <w:p>
+          <w:lang w:val="sr-Cyrl-RS"/>
+        </w:rPr>
+        <w:t xml:space="preserve">, из сирових података могуће је са великом прецизнпшћу закључити који јсе уређаји користе, у ком периоду су укућани присутни, па чак и какве су њихове свакодневне навике </w:t>
+      </w:r>
+      <w:r>
+        <w:t>[15].</w:t>
+      </w:r>
+      <w:proofErr w:type="gramEnd"/>
+      <w:r>
+        <w:t xml:space="preserve"> </w:t>
+      </w:r>
+      <w:r>
+        <w:rPr>
+          <w:lang w:val="sr-Cyrl-RS"/>
+        </w:rPr>
+        <w:t>На тај начин, податак о потрошњи електричне енергије престаје да буде искључиво енергетски показатељ и постаје индиректан, лаи веома јасан и прецизан дигитални трег о приватном животу крајњег потрошача.</w:t>
+      </w:r>
+    </w:p>
+    <w:p>
+      <w:pPr>
+        <w:rPr>
+          <w:lang w:val="sr-Cyrl-RS"/>
+        </w:rPr>
+      </w:pPr>
       <w:r>
         <w:rPr>
           <w:lang w:val="sr-Cyrl-RS"/>
@@ -12351,58 +12072,110 @@
         <w:rPr>
           <w:lang w:val="sr-Cyrl-RS"/>
         </w:rPr>
-        <w:t xml:space="preserve">системи се управо ослањају на сирове податке пристигле са паметних бројила, како би срачунали агрегиране вредности од значаја. Као природно решење за верификацију и агрегацију података без откривања појединачних сирових вредности истовремено се намећу два криптографска протокола </w:t>
+        <w:t>системи се, нажалост, у великој мери ослањају на прикупљање оваквих сирових поадатака како би израчунали неопходне агрегиране вредности на нивоу мреже. Како би се превазишао овај конфликт између потребе оператера за прецизном аналитиком и права корисника на приватност, као логично решење намеће се приступ у  ком се подаци могу верификовати и агрегирати без њиховог директног откривања. У ту сврху, у ово раду се уводе два напредна криптографска мехаизма:</w:t>
+      </w:r>
+    </w:p>
+    <w:p>
+      <w:pPr>
+        <w:pStyle w:val="ListParagraph"/>
+        <w:numPr>
+          <w:ilvl w:val="0"/>
+          <w:numId w:val="25"/>
+        </w:numPr>
+        <w:rPr>
+          <w:lang w:val="sr-Cyrl-RS"/>
+        </w:rPr>
+      </w:pPr>
+      <w:r>
+        <w:rPr>
+          <w:b/>
+          <w:lang w:val="sr-Cyrl-RS"/>
+        </w:rPr>
+        <w:t>Докази са нултим знањем</w:t>
+      </w:r>
+      <w:r>
+        <w:rPr>
+          <w:lang w:val="sr-Cyrl-RS"/>
+        </w:rPr>
+        <w:t xml:space="preserve"> (енгл. </w:t>
       </w:r>
       <w:r>
         <w:rPr>
           <w:i/>
-          <w:lang w:val="sr-Latn-RS"/>
-        </w:rPr>
-        <w:t>MPC</w:t>
-      </w:r>
-      <w:r>
-        <w:rPr>
-          <w:lang w:val="sr-Latn-RS"/>
-        </w:rPr>
-        <w:t xml:space="preserve"> </w:t>
-      </w:r>
-      <w:r>
-        <w:rPr>
-          <w:lang w:val="sr-Cyrl-RS"/>
-        </w:rPr>
-        <w:t xml:space="preserve">и </w:t>
+        </w:rPr>
+        <w:t>Zero-Knowledge Proof – ZKP</w:t>
+      </w:r>
+      <w:r>
+        <w:t xml:space="preserve">) </w:t>
+      </w:r>
+      <w:r>
+        <w:rPr>
+          <w:b/>
+        </w:rPr>
+        <w:t>[18]</w:t>
+      </w:r>
+      <w:r>
+        <w:rPr>
+          <w:lang w:val="sr-Cyrl-RS"/>
+        </w:rPr>
+        <w:t xml:space="preserve"> и</w:t>
+      </w:r>
+    </w:p>
+    <w:p>
+      <w:pPr>
+        <w:pStyle w:val="ListParagraph"/>
+        <w:numPr>
+          <w:ilvl w:val="0"/>
+          <w:numId w:val="25"/>
+        </w:numPr>
+        <w:rPr>
+          <w:lang w:val="sr-Cyrl-RS"/>
+        </w:rPr>
+      </w:pPr>
+      <w:r>
+        <w:rPr>
+          <w:b/>
+          <w:lang w:val="sr-Cyrl-RS"/>
+        </w:rPr>
+        <w:t>Сигурно вишестраначко рачунање</w:t>
+      </w:r>
+      <w:r>
+        <w:rPr>
+          <w:lang w:val="sr-Cyrl-RS"/>
+        </w:rPr>
+        <w:t xml:space="preserve"> (енгл. </w:t>
       </w:r>
       <w:r>
         <w:rPr>
           <w:i/>
         </w:rPr>
-        <w:t>ZKP</w:t>
-      </w:r>
-      <w:r>
-        <w:t xml:space="preserve"> </w:t>
-      </w:r>
-      <w:r>
-        <w:rPr>
-          <w:lang w:val="sr-Cyrl-RS"/>
-        </w:rPr>
-        <w:t xml:space="preserve">чијом заједничком комбинацијом </w:t>
-      </w:r>
-      <w:r>
-        <w:rPr>
-          <w:lang w:val="sr-Cyrl-RS"/>
-        </w:rPr>
-        <w:t>се значајно умањује ризик од нарушавања приватности и злоупотребе података.</w:t>
-      </w:r>
-    </w:p>
-    <w:p>
-      <w:pPr>
-        <w:pStyle w:val="Tekst"/>
-      </w:pPr>
-    </w:p>
-    <w:p>
-      <w:pPr>
-        <w:pStyle w:val="Tekst"/>
-      </w:pPr>
+        <w:t>Multi-Party Computation – MPC</w:t>
+      </w:r>
+      <w:r>
+        <w:t xml:space="preserve">) </w:t>
+      </w:r>
+      <w:r>
+        <w:rPr>
+          <w:b/>
+        </w:rPr>
+        <w:t>[17]</w:t>
+      </w:r>
+      <w:r>
+        <w:t>.</w:t>
+      </w:r>
+    </w:p>
+    <w:p>
+      <w:pPr>
+        <w:rPr>
+          <w:lang w:val="sr-Cyrl-RS"/>
+        </w:rPr>
+      </w:pPr>
+      <w:r>
+        <w:rPr>
+          <w:lang w:val="sr-Cyrl-RS"/>
+        </w:rPr>
+        <w:t>Њиховом заједничком применом значајно се умањује ризик од злоупотребе података, чиуме се ствара поуздана основа за архитектуру која ће бити деаљно анализирана и описана у наредним поглављима.</w:t>
+      </w:r>
     </w:p>
     <w:p>
       <w:pPr>
@@ -12475,14 +12248,7 @@
         <w:rPr>
           <w:lang w:val="sr-Cyrl-RS"/>
         </w:rPr>
-        <w:t xml:space="preserve">ослања на вероватносне математичке доказа уместо на размену стварних вредности. Овакав приступ омогућава поуздану проверу исправности </w:t>
-      </w:r>
-      <w:r>
-        <w:rPr>
-          <w:lang w:val="sr-Cyrl-RS"/>
-        </w:rPr>
-        <w:lastRenderedPageBreak/>
-        <w:t>инфромације без да се током самог поступка провере ништа више од оног што је нужно. Због тога се ови</w:t>
+        <w:t>ослања на вероватносне математичке доказа уместо на размену стварних вредности. Овакав приступ омогућава поуздану проверу исправности инфромације без да се током самог поступка провере ништа више од оног што је нужно. Због тога се ови</w:t>
       </w:r>
       <w:r>
         <w:rPr>
@@ -12578,14 +12344,12 @@
       <w:r>
         <w:t xml:space="preserve">. </w:t>
       </w:r>
-      <w:proofErr w:type="spellStart"/>
       <w:r>
         <w:rPr>
           <w:i/>
         </w:rPr>
         <w:t>Prover</w:t>
       </w:r>
-      <w:proofErr w:type="spellEnd"/>
       <w:r>
         <w:t>)</w:t>
       </w:r>
@@ -12660,6 +12424,7 @@
         <w:rPr>
           <w:lang w:val="sr-Cyrl-RS"/>
         </w:rPr>
+        <w:lastRenderedPageBreak/>
         <w:t xml:space="preserve">У основи протокола се налазиа јавна изјава </w:t>
       </w:r>
       <w:r>
@@ -12932,7 +12697,7 @@
                     </pic:cNvPicPr>
                   </pic:nvPicPr>
                   <pic:blipFill>
-                    <a:blip r:embed="rId34">
+                    <a:blip r:embed="rId35">
                       <a:extLst>
                         <a:ext uri="{28A0092B-C50C-407E-A947-70E740481C1C}">
                           <a14:useLocalDpi xmlns:a14="http://schemas.microsoft.com/office/drawing/2010/main" val="0"/>
@@ -13014,7 +12779,6 @@
         <w:rPr>
           <w:lang w:val="sr-Cyrl-RS"/>
         </w:rPr>
-        <w:lastRenderedPageBreak/>
         <w:t xml:space="preserve">Кључна идеја је да исправан </w:t>
       </w:r>
       <w:r>
@@ -13152,7 +12916,14 @@
         <w:rPr>
           <w:lang w:val="sr-Cyrl-RS"/>
         </w:rPr>
-        <w:t>систем неће добити исправан доказ. Ово својств</w:t>
+        <w:t xml:space="preserve">систем неће добити </w:t>
+      </w:r>
+      <w:r>
+        <w:rPr>
+          <w:lang w:val="sr-Cyrl-RS"/>
+        </w:rPr>
+        <w:lastRenderedPageBreak/>
+        <w:t>исправан доказ. Ово својств</w:t>
       </w:r>
       <w:r>
         <w:rPr>
@@ -13357,19 +13128,11 @@
       <w:r>
         <w:t xml:space="preserve">и </w:t>
       </w:r>
-      <w:proofErr w:type="spellStart"/>
       <w:r>
         <w:rPr>
           <w:lang w:val="en-US"/>
         </w:rPr>
-        <w:t>zk</w:t>
-      </w:r>
-      <w:proofErr w:type="spellEnd"/>
-      <w:r>
-        <w:rPr>
-          <w:lang w:val="en-US"/>
-        </w:rPr>
-        <w:t xml:space="preserve">-SNARK </w:t>
+        <w:t xml:space="preserve">zk-SNARK </w:t>
       </w:r>
       <w:r>
         <w:t>системи</w:t>
@@ -13439,13 +13202,8 @@
         </w:rPr>
         <w:t xml:space="preserve">Даљим унапређењем овог приступа развијени су </w:t>
       </w:r>
-      <w:proofErr w:type="spellStart"/>
-      <w:r>
-        <w:t>zk</w:t>
-      </w:r>
-      <w:proofErr w:type="spellEnd"/>
-      <w:r>
-        <w:t>-</w:t>
+      <w:r>
+        <w:t>zk-</w:t>
       </w:r>
       <w:r>
         <w:rPr>
@@ -13475,14 +13233,7 @@
         <w:rPr>
           <w:lang w:val="sr-Cyrl-RS"/>
         </w:rPr>
-        <w:t xml:space="preserve"> без обзира на сложеност израчунавања. Поред тога цео процес је </w:t>
-      </w:r>
-      <w:r>
-        <w:rPr>
-          <w:lang w:val="sr-Cyrl-RS"/>
-        </w:rPr>
-        <w:lastRenderedPageBreak/>
-        <w:t>неинтерактиван, доказ се генерише и шаље у једном кораку, што значајно смањује оптерећење мреже.</w:t>
+        <w:t xml:space="preserve"> без обзира на сложеност израчунавања. Поред тога цео процес је неинтерактиван, доказ се генерише и шаље у једном кораку, што значајно смањује оптерећење мреже.</w:t>
       </w:r>
     </w:p>
     <w:p>
@@ -13501,13 +13252,8 @@
         </w:rPr>
         <w:t xml:space="preserve">и </w:t>
       </w:r>
-      <w:proofErr w:type="spellStart"/>
-      <w:r>
-        <w:t>PlonK</w:t>
-      </w:r>
-      <w:proofErr w:type="spellEnd"/>
-      <w:r>
-        <w:t xml:space="preserve"> </w:t>
+      <w:r>
+        <w:t xml:space="preserve">PlonK </w:t>
       </w:r>
       <w:r>
         <w:rPr>
@@ -13525,7 +13271,7 @@
         <w:lastRenderedPageBreak/>
         <w:pict w14:anchorId="25EF0CC1">
           <v:shape id="_x0000_i1026" type="#_x0000_t75" style="width:434.65pt;height:694pt">
-            <v:imagedata r:id="rId35" o:title="UML_NIZK_SEQUENCE"/>
+            <v:imagedata r:id="rId36" o:title="UML_NIZK_SEQUENCE"/>
           </v:shape>
         </w:pict>
       </w:r>
@@ -13721,13 +13467,8 @@
         </w:rPr>
         <w:t>Најпознатији и најшире коришћени алгоритам за то поставио је Ади Шамир (</w:t>
       </w:r>
-      <w:proofErr w:type="spellStart"/>
-      <w:r>
-        <w:t>Adi</w:t>
-      </w:r>
-      <w:proofErr w:type="spellEnd"/>
-      <w:r>
-        <w:t xml:space="preserve"> Shamir) </w:t>
+      <w:r>
+        <w:t xml:space="preserve">Adi Shamir) </w:t>
       </w:r>
       <w:r>
         <w:rPr>
@@ -13826,31 +13567,7 @@
         <w:t xml:space="preserve">делова (где је </w:t>
       </w:r>
       <w:r>
-        <w:t xml:space="preserve">k TODO </w:t>
-      </w:r>
-      <w:proofErr w:type="spellStart"/>
-      <w:r>
-        <w:t>manje</w:t>
-      </w:r>
-      <w:proofErr w:type="spellEnd"/>
-      <w:r>
-        <w:t xml:space="preserve"> </w:t>
-      </w:r>
-      <w:proofErr w:type="spellStart"/>
-      <w:r>
-        <w:t>ili</w:t>
-      </w:r>
-      <w:proofErr w:type="spellEnd"/>
-      <w:r>
-        <w:t xml:space="preserve"> </w:t>
-      </w:r>
-      <w:proofErr w:type="spellStart"/>
-      <w:r>
-        <w:t>jednako</w:t>
-      </w:r>
-      <w:proofErr w:type="spellEnd"/>
-      <w:r>
-        <w:t xml:space="preserve"> od n).</w:t>
+        <w:t>k TODO manje ili jednako od n).</w:t>
       </w:r>
     </w:p>
     <w:p>
@@ -14137,43 +13854,27 @@
         <w:t xml:space="preserve">добијају се једноствним израчунавањем овог полинома за различите тачке </w:t>
       </w:r>
       <w:r>
-        <w:t xml:space="preserve">x </w:t>
-      </w:r>
-      <w:proofErr w:type="spellStart"/>
-      <w:r>
-        <w:t>nije</w:t>
-      </w:r>
-      <w:proofErr w:type="spellEnd"/>
-      <w:r>
+        <w:t xml:space="preserve">x nije jednako 0 !!!!. </w:t>
+      </w:r>
+      <w:r>
+        <w:rPr>
+          <w:lang w:val="sr-Latn-RS"/>
+        </w:rPr>
         <w:t xml:space="preserve"> </w:t>
       </w:r>
-      <w:proofErr w:type="spellStart"/>
-      <w:r>
-        <w:t>jednako</w:t>
-      </w:r>
-      <w:proofErr w:type="spellEnd"/>
-      <w:r>
-        <w:t xml:space="preserve"> 0 !!!!. </w:t>
+      <w:r>
+        <w:rPr>
+          <w:lang w:val="sr-Cyrl-RS"/>
+        </w:rPr>
+        <w:t xml:space="preserve">Сваки учесник </w:t>
+      </w:r>
+      <w:r>
+        <w:t xml:space="preserve">I </w:t>
       </w:r>
       <w:r>
         <w:rPr>
           <w:lang w:val="sr-Latn-RS"/>
         </w:rPr>
-        <w:t xml:space="preserve"> </w:t>
-      </w:r>
-      <w:r>
-        <w:rPr>
-          <w:lang w:val="sr-Cyrl-RS"/>
-        </w:rPr>
-        <w:t xml:space="preserve">Сваки учесник </w:t>
-      </w:r>
-      <w:r>
-        <w:t xml:space="preserve">I </w:t>
-      </w:r>
-      <w:r>
-        <w:rPr>
-          <w:lang w:val="sr-Latn-RS"/>
-        </w:rPr>
         <w:t>(</w:t>
       </w:r>
       <w:r>
@@ -14183,15 +13884,7 @@
         <w:t>где је и једнако 1,2 3) добија се јединствени пар координата (</w:t>
       </w:r>
       <w:r>
-        <w:t xml:space="preserve">xi </w:t>
-      </w:r>
-      <w:proofErr w:type="spellStart"/>
-      <w:r>
-        <w:t>yi</w:t>
-      </w:r>
-      <w:proofErr w:type="spellEnd"/>
-      <w:r>
-        <w:t xml:space="preserve">) </w:t>
+        <w:t xml:space="preserve">xi yi) </w:t>
       </w:r>
       <w:r>
         <w:rPr>
@@ -14479,47 +14172,7 @@
           <w:szCs w:val="24"/>
           <w14:ligatures w14:val="none"/>
         </w:rPr>
-        <w:t xml:space="preserve"> Fang, X., </w:t>
-      </w:r>
-      <w:proofErr w:type="spellStart"/>
-      <w:r>
-        <w:rPr>
-          <w:rFonts w:eastAsia="Times New Roman" w:cs="Times New Roman"/>
-          <w:kern w:val="0"/>
-          <w:szCs w:val="24"/>
-          <w14:ligatures w14:val="none"/>
-        </w:rPr>
-        <w:t>Misra</w:t>
-      </w:r>
-      <w:proofErr w:type="spellEnd"/>
-      <w:r>
-        <w:rPr>
-          <w:rFonts w:eastAsia="Times New Roman" w:cs="Times New Roman"/>
-          <w:kern w:val="0"/>
-          <w:szCs w:val="24"/>
-          <w14:ligatures w14:val="none"/>
-        </w:rPr>
-        <w:t xml:space="preserve">, S., </w:t>
-      </w:r>
-      <w:proofErr w:type="spellStart"/>
-      <w:r>
-        <w:rPr>
-          <w:rFonts w:eastAsia="Times New Roman" w:cs="Times New Roman"/>
-          <w:kern w:val="0"/>
-          <w:szCs w:val="24"/>
-          <w14:ligatures w14:val="none"/>
-        </w:rPr>
-        <w:t>Xue</w:t>
-      </w:r>
-      <w:proofErr w:type="spellEnd"/>
-      <w:r>
-        <w:rPr>
-          <w:rFonts w:eastAsia="Times New Roman" w:cs="Times New Roman"/>
-          <w:kern w:val="0"/>
-          <w:szCs w:val="24"/>
-          <w14:ligatures w14:val="none"/>
-        </w:rPr>
-        <w:t xml:space="preserve">, G., &amp; Yang, D. (2011). "Smart Grid — </w:t>
+        <w:t xml:space="preserve"> Fang, X., Misra, S., Xue, G., &amp; Yang, D. (2011). "Smart Grid — </w:t>
       </w:r>
       <w:proofErr w:type="gramStart"/>
       <w:r>
@@ -14623,67 +14276,7 @@
           <w:szCs w:val="24"/>
           <w14:ligatures w14:val="none"/>
         </w:rPr>
-        <w:t xml:space="preserve"> </w:t>
-      </w:r>
-      <w:proofErr w:type="spellStart"/>
-      <w:r>
-        <w:rPr>
-          <w:rFonts w:eastAsia="Times New Roman" w:cs="Times New Roman"/>
-          <w:kern w:val="0"/>
-          <w:szCs w:val="24"/>
-          <w14:ligatures w14:val="none"/>
-        </w:rPr>
-        <w:t>Kursawe</w:t>
-      </w:r>
-      <w:proofErr w:type="spellEnd"/>
-      <w:r>
-        <w:rPr>
-          <w:rFonts w:eastAsia="Times New Roman" w:cs="Times New Roman"/>
-          <w:kern w:val="0"/>
-          <w:szCs w:val="24"/>
-          <w14:ligatures w14:val="none"/>
-        </w:rPr>
-        <w:t xml:space="preserve">, K., </w:t>
-      </w:r>
-      <w:proofErr w:type="spellStart"/>
-      <w:r>
-        <w:rPr>
-          <w:rFonts w:eastAsia="Times New Roman" w:cs="Times New Roman"/>
-          <w:kern w:val="0"/>
-          <w:szCs w:val="24"/>
-          <w14:ligatures w14:val="none"/>
-        </w:rPr>
-        <w:t>Danezis</w:t>
-      </w:r>
-      <w:proofErr w:type="spellEnd"/>
-      <w:r>
-        <w:rPr>
-          <w:rFonts w:eastAsia="Times New Roman" w:cs="Times New Roman"/>
-          <w:kern w:val="0"/>
-          <w:szCs w:val="24"/>
-          <w14:ligatures w14:val="none"/>
-        </w:rPr>
-        <w:t xml:space="preserve">, G., &amp; </w:t>
-      </w:r>
-      <w:proofErr w:type="spellStart"/>
-      <w:r>
-        <w:rPr>
-          <w:rFonts w:eastAsia="Times New Roman" w:cs="Times New Roman"/>
-          <w:kern w:val="0"/>
-          <w:szCs w:val="24"/>
-          <w14:ligatures w14:val="none"/>
-        </w:rPr>
-        <w:t>Kohlweiss</w:t>
-      </w:r>
-      <w:proofErr w:type="spellEnd"/>
-      <w:r>
-        <w:rPr>
-          <w:rFonts w:eastAsia="Times New Roman" w:cs="Times New Roman"/>
-          <w:kern w:val="0"/>
-          <w:szCs w:val="24"/>
-          <w14:ligatures w14:val="none"/>
-        </w:rPr>
-        <w:t xml:space="preserve">, M. (2011). </w:t>
+        <w:t xml:space="preserve"> Kursawe, K., Danezis, G., &amp; Kohlweiss, M. (2011). </w:t>
       </w:r>
       <w:proofErr w:type="gramStart"/>
       <w:r>
@@ -14735,67 +14328,7 @@
           <w:szCs w:val="24"/>
           <w14:ligatures w14:val="none"/>
         </w:rPr>
-        <w:t xml:space="preserve"> </w:t>
-      </w:r>
-      <w:proofErr w:type="spellStart"/>
-      <w:r>
-        <w:rPr>
-          <w:rFonts w:eastAsia="Times New Roman" w:cs="Times New Roman"/>
-          <w:kern w:val="0"/>
-          <w:szCs w:val="24"/>
-          <w14:ligatures w14:val="none"/>
-        </w:rPr>
-        <w:t>Goldreich</w:t>
-      </w:r>
-      <w:proofErr w:type="spellEnd"/>
-      <w:r>
-        <w:rPr>
-          <w:rFonts w:eastAsia="Times New Roman" w:cs="Times New Roman"/>
-          <w:kern w:val="0"/>
-          <w:szCs w:val="24"/>
-          <w14:ligatures w14:val="none"/>
-        </w:rPr>
-        <w:t xml:space="preserve">, O., </w:t>
-      </w:r>
-      <w:proofErr w:type="spellStart"/>
-      <w:r>
-        <w:rPr>
-          <w:rFonts w:eastAsia="Times New Roman" w:cs="Times New Roman"/>
-          <w:kern w:val="0"/>
-          <w:szCs w:val="24"/>
-          <w14:ligatures w14:val="none"/>
-        </w:rPr>
-        <w:t>Micali</w:t>
-      </w:r>
-      <w:proofErr w:type="spellEnd"/>
-      <w:r>
-        <w:rPr>
-          <w:rFonts w:eastAsia="Times New Roman" w:cs="Times New Roman"/>
-          <w:kern w:val="0"/>
-          <w:szCs w:val="24"/>
-          <w14:ligatures w14:val="none"/>
-        </w:rPr>
-        <w:t xml:space="preserve">, S., &amp; </w:t>
-      </w:r>
-      <w:proofErr w:type="spellStart"/>
-      <w:r>
-        <w:rPr>
-          <w:rFonts w:eastAsia="Times New Roman" w:cs="Times New Roman"/>
-          <w:kern w:val="0"/>
-          <w:szCs w:val="24"/>
-          <w14:ligatures w14:val="none"/>
-        </w:rPr>
-        <w:t>Wigderson</w:t>
-      </w:r>
-      <w:proofErr w:type="spellEnd"/>
-      <w:r>
-        <w:rPr>
-          <w:rFonts w:eastAsia="Times New Roman" w:cs="Times New Roman"/>
-          <w:kern w:val="0"/>
-          <w:szCs w:val="24"/>
-          <w14:ligatures w14:val="none"/>
-        </w:rPr>
-        <w:t>, A. (1987).</w:t>
+        <w:t xml:space="preserve"> Goldreich, O., Micali, S., &amp; Wigderson, A. (1987).</w:t>
       </w:r>
       <w:r>
         <w:rPr>
@@ -14848,9 +14381,9 @@
           <w:szCs w:val="24"/>
           <w14:ligatures w14:val="none"/>
         </w:rPr>
-        <w:t xml:space="preserve"> </w:t>
-      </w:r>
-      <w:proofErr w:type="spellStart"/>
+        <w:t xml:space="preserve"> Damgård, I., Pastro, V., Smart, N., &amp; Zakarias, S. (2012). </w:t>
+      </w:r>
+      <w:proofErr w:type="gramStart"/>
       <w:r>
         <w:rPr>
           <w:rFonts w:eastAsia="Times New Roman" w:cs="Times New Roman"/>
@@ -14858,87 +14391,7 @@
           <w:szCs w:val="24"/>
           <w14:ligatures w14:val="none"/>
         </w:rPr>
-        <w:t>Damgård</w:t>
-      </w:r>
-      <w:proofErr w:type="spellEnd"/>
-      <w:r>
-        <w:rPr>
-          <w:rFonts w:eastAsia="Times New Roman" w:cs="Times New Roman"/>
-          <w:kern w:val="0"/>
-          <w:szCs w:val="24"/>
-          <w14:ligatures w14:val="none"/>
-        </w:rPr>
-        <w:t xml:space="preserve">, I., </w:t>
-      </w:r>
-      <w:proofErr w:type="spellStart"/>
-      <w:r>
-        <w:rPr>
-          <w:rFonts w:eastAsia="Times New Roman" w:cs="Times New Roman"/>
-          <w:kern w:val="0"/>
-          <w:szCs w:val="24"/>
-          <w14:ligatures w14:val="none"/>
-        </w:rPr>
-        <w:t>Pastro</w:t>
-      </w:r>
-      <w:proofErr w:type="spellEnd"/>
-      <w:r>
-        <w:rPr>
-          <w:rFonts w:eastAsia="Times New Roman" w:cs="Times New Roman"/>
-          <w:kern w:val="0"/>
-          <w:szCs w:val="24"/>
-          <w14:ligatures w14:val="none"/>
-        </w:rPr>
-        <w:t xml:space="preserve">, V., Smart, N., &amp; </w:t>
-      </w:r>
-      <w:proofErr w:type="spellStart"/>
-      <w:r>
-        <w:rPr>
-          <w:rFonts w:eastAsia="Times New Roman" w:cs="Times New Roman"/>
-          <w:kern w:val="0"/>
-          <w:szCs w:val="24"/>
-          <w14:ligatures w14:val="none"/>
-        </w:rPr>
-        <w:t>Zakarias</w:t>
-      </w:r>
-      <w:proofErr w:type="spellEnd"/>
-      <w:r>
-        <w:rPr>
-          <w:rFonts w:eastAsia="Times New Roman" w:cs="Times New Roman"/>
-          <w:kern w:val="0"/>
-          <w:szCs w:val="24"/>
-          <w14:ligatures w14:val="none"/>
-        </w:rPr>
-        <w:t xml:space="preserve">, S. (2012). </w:t>
-      </w:r>
-      <w:proofErr w:type="gramStart"/>
-      <w:r>
-        <w:rPr>
-          <w:rFonts w:eastAsia="Times New Roman" w:cs="Times New Roman"/>
-          <w:kern w:val="0"/>
-          <w:szCs w:val="24"/>
-          <w14:ligatures w14:val="none"/>
-        </w:rPr>
-        <w:t xml:space="preserve">"Multiparty Computation from Somewhat </w:t>
-      </w:r>
-      <w:proofErr w:type="spellStart"/>
-      <w:r>
-        <w:rPr>
-          <w:rFonts w:eastAsia="Times New Roman" w:cs="Times New Roman"/>
-          <w:kern w:val="0"/>
-          <w:szCs w:val="24"/>
-          <w14:ligatures w14:val="none"/>
-        </w:rPr>
-        <w:t>Homomorphic</w:t>
-      </w:r>
-      <w:proofErr w:type="spellEnd"/>
-      <w:r>
-        <w:rPr>
-          <w:rFonts w:eastAsia="Times New Roman" w:cs="Times New Roman"/>
-          <w:kern w:val="0"/>
-          <w:szCs w:val="24"/>
-          <w14:ligatures w14:val="none"/>
-        </w:rPr>
-        <w:t xml:space="preserve"> Encryption."</w:t>
+        <w:t>"Multiparty Computation from Somewhat Homomorphic Encryption."</w:t>
       </w:r>
       <w:proofErr w:type="gramEnd"/>
       <w:r>
@@ -15003,67 +14456,7 @@
           <w:szCs w:val="24"/>
           <w14:ligatures w14:val="none"/>
         </w:rPr>
-        <w:t xml:space="preserve"> </w:t>
-      </w:r>
-      <w:proofErr w:type="spellStart"/>
-      <w:r>
-        <w:rPr>
-          <w:rFonts w:eastAsia="Times New Roman" w:cs="Times New Roman"/>
-          <w:kern w:val="0"/>
-          <w:szCs w:val="24"/>
-          <w14:ligatures w14:val="none"/>
-        </w:rPr>
-        <w:t>Cavoukian</w:t>
-      </w:r>
-      <w:proofErr w:type="spellEnd"/>
-      <w:r>
-        <w:rPr>
-          <w:rFonts w:eastAsia="Times New Roman" w:cs="Times New Roman"/>
-          <w:kern w:val="0"/>
-          <w:szCs w:val="24"/>
-          <w14:ligatures w14:val="none"/>
-        </w:rPr>
-        <w:t xml:space="preserve">, A., </w:t>
-      </w:r>
-      <w:proofErr w:type="spellStart"/>
-      <w:r>
-        <w:rPr>
-          <w:rFonts w:eastAsia="Times New Roman" w:cs="Times New Roman"/>
-          <w:kern w:val="0"/>
-          <w:szCs w:val="24"/>
-          <w14:ligatures w14:val="none"/>
-        </w:rPr>
-        <w:t>Polonetsky</w:t>
-      </w:r>
-      <w:proofErr w:type="spellEnd"/>
-      <w:r>
-        <w:rPr>
-          <w:rFonts w:eastAsia="Times New Roman" w:cs="Times New Roman"/>
-          <w:kern w:val="0"/>
-          <w:szCs w:val="24"/>
-          <w14:ligatures w14:val="none"/>
-        </w:rPr>
-        <w:t>, J., &amp; Wolf, C. (2010). "</w:t>
-      </w:r>
-      <w:proofErr w:type="spellStart"/>
-      <w:r>
-        <w:rPr>
-          <w:rFonts w:eastAsia="Times New Roman" w:cs="Times New Roman"/>
-          <w:kern w:val="0"/>
-          <w:szCs w:val="24"/>
-          <w14:ligatures w14:val="none"/>
-        </w:rPr>
-        <w:t>SmartPrivacy</w:t>
-      </w:r>
-      <w:proofErr w:type="spellEnd"/>
-      <w:r>
-        <w:rPr>
-          <w:rFonts w:eastAsia="Times New Roman" w:cs="Times New Roman"/>
-          <w:kern w:val="0"/>
-          <w:szCs w:val="24"/>
-          <w14:ligatures w14:val="none"/>
-        </w:rPr>
-        <w:t xml:space="preserve"> for the smart grid: embedding privacy into the design of electricity conservation." </w:t>
+        <w:t xml:space="preserve"> Cavoukian, A., Polonetsky, J., &amp; Wolf, C. (2010). "SmartPrivacy for the smart grid: embedding privacy into the design of electricity conservation." </w:t>
       </w:r>
       <w:r>
         <w:rPr>
@@ -15116,27 +14509,7 @@
           <w:szCs w:val="24"/>
           <w14:ligatures w14:val="none"/>
         </w:rPr>
-        <w:t xml:space="preserve"> </w:t>
-      </w:r>
-      <w:proofErr w:type="spellStart"/>
-      <w:r>
-        <w:rPr>
-          <w:rFonts w:eastAsia="Times New Roman" w:cs="Times New Roman"/>
-          <w:kern w:val="0"/>
-          <w:szCs w:val="24"/>
-          <w14:ligatures w14:val="none"/>
-        </w:rPr>
-        <w:t>Wachter</w:t>
-      </w:r>
-      <w:proofErr w:type="spellEnd"/>
-      <w:r>
-        <w:rPr>
-          <w:rFonts w:eastAsia="Times New Roman" w:cs="Times New Roman"/>
-          <w:kern w:val="0"/>
-          <w:szCs w:val="24"/>
-          <w14:ligatures w14:val="none"/>
-        </w:rPr>
-        <w:t xml:space="preserve">, S. (2018). "Normative challenges of identification in the Internet of Things: Privacy, profiling, discrimination, and the GDPR." </w:t>
+        <w:t xml:space="preserve"> Wachter, S. (2018). "Normative challenges of identification in the Internet of Things: Privacy, profiling, discrimination, and the GDPR." </w:t>
       </w:r>
       <w:r>
         <w:rPr>
@@ -15188,9 +14561,9 @@
           <w:szCs w:val="24"/>
           <w14:ligatures w14:val="none"/>
         </w:rPr>
-        <w:t xml:space="preserve"> McLaughlin, S., </w:t>
-      </w:r>
-      <w:proofErr w:type="spellStart"/>
+        <w:t xml:space="preserve"> McLaughlin, S., Holten, B., Francillon, A., et al. (2016). </w:t>
+      </w:r>
+      <w:proofErr w:type="gramStart"/>
       <w:r>
         <w:rPr>
           <w:rFonts w:eastAsia="Times New Roman" w:cs="Times New Roman"/>
@@ -15198,67 +14571,7 @@
           <w:szCs w:val="24"/>
           <w14:ligatures w14:val="none"/>
         </w:rPr>
-        <w:t>Holten</w:t>
-      </w:r>
-      <w:proofErr w:type="spellEnd"/>
-      <w:r>
-        <w:rPr>
-          <w:rFonts w:eastAsia="Times New Roman" w:cs="Times New Roman"/>
-          <w:kern w:val="0"/>
-          <w:szCs w:val="24"/>
-          <w14:ligatures w14:val="none"/>
-        </w:rPr>
-        <w:t xml:space="preserve">, B., </w:t>
-      </w:r>
-      <w:proofErr w:type="spellStart"/>
-      <w:r>
-        <w:rPr>
-          <w:rFonts w:eastAsia="Times New Roman" w:cs="Times New Roman"/>
-          <w:kern w:val="0"/>
-          <w:szCs w:val="24"/>
-          <w14:ligatures w14:val="none"/>
-        </w:rPr>
-        <w:t>Francillon</w:t>
-      </w:r>
-      <w:proofErr w:type="spellEnd"/>
-      <w:r>
-        <w:rPr>
-          <w:rFonts w:eastAsia="Times New Roman" w:cs="Times New Roman"/>
-          <w:kern w:val="0"/>
-          <w:szCs w:val="24"/>
-          <w14:ligatures w14:val="none"/>
-        </w:rPr>
-        <w:t xml:space="preserve">, A., et al. (2016). </w:t>
-      </w:r>
-      <w:proofErr w:type="gramStart"/>
-      <w:r>
-        <w:rPr>
-          <w:rFonts w:eastAsia="Times New Roman" w:cs="Times New Roman"/>
-          <w:kern w:val="0"/>
-          <w:szCs w:val="24"/>
-          <w14:ligatures w14:val="none"/>
-        </w:rPr>
-        <w:t xml:space="preserve">"The </w:t>
-      </w:r>
-      <w:proofErr w:type="spellStart"/>
-      <w:r>
-        <w:rPr>
-          <w:rFonts w:eastAsia="Times New Roman" w:cs="Times New Roman"/>
-          <w:kern w:val="0"/>
-          <w:szCs w:val="24"/>
-          <w14:ligatures w14:val="none"/>
-        </w:rPr>
-        <w:t>cybersecurity</w:t>
-      </w:r>
-      <w:proofErr w:type="spellEnd"/>
-      <w:r>
-        <w:rPr>
-          <w:rFonts w:eastAsia="Times New Roman" w:cs="Times New Roman"/>
-          <w:kern w:val="0"/>
-          <w:szCs w:val="24"/>
-          <w14:ligatures w14:val="none"/>
-        </w:rPr>
-        <w:t xml:space="preserve"> landscape in industrial control systems."</w:t>
+        <w:t>"The cybersecurity landscape in industrial control systems."</w:t>
       </w:r>
       <w:proofErr w:type="gramEnd"/>
       <w:r>
@@ -15321,47 +14634,7 @@
           <w:szCs w:val="24"/>
           <w14:ligatures w14:val="none"/>
         </w:rPr>
-        <w:t xml:space="preserve"> </w:t>
-      </w:r>
-      <w:proofErr w:type="spellStart"/>
-      <w:r>
-        <w:rPr>
-          <w:rFonts w:eastAsia="Times New Roman" w:cs="Times New Roman"/>
-          <w:kern w:val="0"/>
-          <w:szCs w:val="24"/>
-          <w14:ligatures w14:val="none"/>
-        </w:rPr>
-        <w:t>Bera</w:t>
-      </w:r>
-      <w:proofErr w:type="spellEnd"/>
-      <w:r>
-        <w:rPr>
-          <w:rFonts w:eastAsia="Times New Roman" w:cs="Times New Roman"/>
-          <w:kern w:val="0"/>
-          <w:szCs w:val="24"/>
-          <w14:ligatures w14:val="none"/>
-        </w:rPr>
-        <w:t xml:space="preserve">, S., </w:t>
-      </w:r>
-      <w:proofErr w:type="spellStart"/>
-      <w:r>
-        <w:rPr>
-          <w:rFonts w:eastAsia="Times New Roman" w:cs="Times New Roman"/>
-          <w:kern w:val="0"/>
-          <w:szCs w:val="24"/>
-          <w14:ligatures w14:val="none"/>
-        </w:rPr>
-        <w:t>Misra</w:t>
-      </w:r>
-      <w:proofErr w:type="spellEnd"/>
-      <w:r>
-        <w:rPr>
-          <w:rFonts w:eastAsia="Times New Roman" w:cs="Times New Roman"/>
-          <w:kern w:val="0"/>
-          <w:szCs w:val="24"/>
-          <w14:ligatures w14:val="none"/>
-        </w:rPr>
-        <w:t xml:space="preserve">, S., &amp; Rodrigues, J. J. (2015). </w:t>
+        <w:t xml:space="preserve"> Bera, S., Misra, S., &amp; Rodrigues, J. J. (2015). </w:t>
       </w:r>
       <w:proofErr w:type="gramStart"/>
       <w:r>
@@ -15435,127 +14708,7 @@
           <w:szCs w:val="24"/>
           <w14:ligatures w14:val="none"/>
         </w:rPr>
-        <w:t xml:space="preserve"> </w:t>
-      </w:r>
-      <w:proofErr w:type="spellStart"/>
-      <w:r>
-        <w:rPr>
-          <w:rFonts w:eastAsia="Times New Roman" w:cs="Times New Roman"/>
-          <w:kern w:val="0"/>
-          <w:szCs w:val="24"/>
-          <w14:ligatures w14:val="none"/>
-        </w:rPr>
-        <w:t>Danezis</w:t>
-      </w:r>
-      <w:proofErr w:type="spellEnd"/>
-      <w:r>
-        <w:rPr>
-          <w:rFonts w:eastAsia="Times New Roman" w:cs="Times New Roman"/>
-          <w:kern w:val="0"/>
-          <w:szCs w:val="24"/>
-          <w14:ligatures w14:val="none"/>
-        </w:rPr>
-        <w:t>, G., Domingo-</w:t>
-      </w:r>
-      <w:proofErr w:type="spellStart"/>
-      <w:r>
-        <w:rPr>
-          <w:rFonts w:eastAsia="Times New Roman" w:cs="Times New Roman"/>
-          <w:kern w:val="0"/>
-          <w:szCs w:val="24"/>
-          <w14:ligatures w14:val="none"/>
-        </w:rPr>
-        <w:t>Ferrer</w:t>
-      </w:r>
-      <w:proofErr w:type="spellEnd"/>
-      <w:r>
-        <w:rPr>
-          <w:rFonts w:eastAsia="Times New Roman" w:cs="Times New Roman"/>
-          <w:kern w:val="0"/>
-          <w:szCs w:val="24"/>
-          <w14:ligatures w14:val="none"/>
-        </w:rPr>
-        <w:t xml:space="preserve">, J., Hansen, M., </w:t>
-      </w:r>
-      <w:proofErr w:type="spellStart"/>
-      <w:r>
-        <w:rPr>
-          <w:rFonts w:eastAsia="Times New Roman" w:cs="Times New Roman"/>
-          <w:kern w:val="0"/>
-          <w:szCs w:val="24"/>
-          <w14:ligatures w14:val="none"/>
-        </w:rPr>
-        <w:t>Hoepman</w:t>
-      </w:r>
-      <w:proofErr w:type="spellEnd"/>
-      <w:r>
-        <w:rPr>
-          <w:rFonts w:eastAsia="Times New Roman" w:cs="Times New Roman"/>
-          <w:kern w:val="0"/>
-          <w:szCs w:val="24"/>
-          <w14:ligatures w14:val="none"/>
-        </w:rPr>
-        <w:t xml:space="preserve">, J. H., Le </w:t>
-      </w:r>
-      <w:proofErr w:type="spellStart"/>
-      <w:r>
-        <w:rPr>
-          <w:rFonts w:eastAsia="Times New Roman" w:cs="Times New Roman"/>
-          <w:kern w:val="0"/>
-          <w:szCs w:val="24"/>
-          <w14:ligatures w14:val="none"/>
-        </w:rPr>
-        <w:t>Metayer</w:t>
-      </w:r>
-      <w:proofErr w:type="spellEnd"/>
-      <w:r>
-        <w:rPr>
-          <w:rFonts w:eastAsia="Times New Roman" w:cs="Times New Roman"/>
-          <w:kern w:val="0"/>
-          <w:szCs w:val="24"/>
-          <w14:ligatures w14:val="none"/>
-        </w:rPr>
-        <w:t xml:space="preserve">, D., </w:t>
-      </w:r>
-      <w:proofErr w:type="spellStart"/>
-      <w:r>
-        <w:rPr>
-          <w:rFonts w:eastAsia="Times New Roman" w:cs="Times New Roman"/>
-          <w:kern w:val="0"/>
-          <w:szCs w:val="24"/>
-          <w14:ligatures w14:val="none"/>
-        </w:rPr>
-        <w:t>Tirtea</w:t>
-      </w:r>
-      <w:proofErr w:type="spellEnd"/>
-      <w:r>
-        <w:rPr>
-          <w:rFonts w:eastAsia="Times New Roman" w:cs="Times New Roman"/>
-          <w:kern w:val="0"/>
-          <w:szCs w:val="24"/>
-          <w14:ligatures w14:val="none"/>
-        </w:rPr>
-        <w:t xml:space="preserve">, R., &amp; </w:t>
-      </w:r>
-      <w:proofErr w:type="spellStart"/>
-      <w:r>
-        <w:rPr>
-          <w:rFonts w:eastAsia="Times New Roman" w:cs="Times New Roman"/>
-          <w:kern w:val="0"/>
-          <w:szCs w:val="24"/>
-          <w14:ligatures w14:val="none"/>
-        </w:rPr>
-        <w:t>Schiffko</w:t>
-      </w:r>
-      <w:proofErr w:type="spellEnd"/>
-      <w:r>
-        <w:rPr>
-          <w:rFonts w:eastAsia="Times New Roman" w:cs="Times New Roman"/>
-          <w:kern w:val="0"/>
-          <w:szCs w:val="24"/>
-          <w14:ligatures w14:val="none"/>
-        </w:rPr>
-        <w:t xml:space="preserve">, S. (2015). </w:t>
+        <w:t xml:space="preserve"> Danezis, G., Domingo-Ferrer, J., Hansen, M., Hoepman, J. H., Le Metayer, D., Tirtea, R., &amp; Schiffko, S. (2015). </w:t>
       </w:r>
       <w:proofErr w:type="gramStart"/>
       <w:r>
@@ -15608,7 +14761,6 @@
           <w:rFonts w:eastAsia="Times New Roman" w:cs="Times New Roman"/>
           <w:kern w:val="0"/>
           <w:szCs w:val="24"/>
-          <w:lang w:val="sr-Cyrl-RS"/>
           <w14:ligatures w14:val="none"/>
         </w:rPr>
       </w:pPr>
@@ -15630,98 +14782,7 @@
           <w:szCs w:val="24"/>
           <w14:ligatures w14:val="none"/>
         </w:rPr>
-        <w:t xml:space="preserve"> </w:t>
-      </w:r>
-      <w:proofErr w:type="spellStart"/>
-      <w:r>
-        <w:rPr>
-          <w:rFonts w:eastAsia="Times New Roman" w:cs="Times New Roman"/>
-          <w:kern w:val="0"/>
-          <w:szCs w:val="24"/>
-          <w14:ligatures w14:val="none"/>
-        </w:rPr>
-        <w:t>Uslar</w:t>
-      </w:r>
-      <w:proofErr w:type="spellEnd"/>
-      <w:r>
-        <w:rPr>
-          <w:rFonts w:eastAsia="Times New Roman" w:cs="Times New Roman"/>
-          <w:kern w:val="0"/>
-          <w:szCs w:val="24"/>
-          <w14:ligatures w14:val="none"/>
-        </w:rPr>
-        <w:t xml:space="preserve">, M., </w:t>
-      </w:r>
-      <w:proofErr w:type="spellStart"/>
-      <w:r>
-        <w:rPr>
-          <w:rFonts w:eastAsia="Times New Roman" w:cs="Times New Roman"/>
-          <w:kern w:val="0"/>
-          <w:szCs w:val="24"/>
-          <w14:ligatures w14:val="none"/>
-        </w:rPr>
-        <w:t>Spec</w:t>
-      </w:r>
-      <w:bookmarkStart w:id="8" w:name="_GoBack"/>
-      <w:bookmarkEnd w:id="8"/>
-      <w:r>
-        <w:rPr>
-          <w:rFonts w:eastAsia="Times New Roman" w:cs="Times New Roman"/>
-          <w:kern w:val="0"/>
-          <w:szCs w:val="24"/>
-          <w14:ligatures w14:val="none"/>
-        </w:rPr>
-        <w:t>ht</w:t>
-      </w:r>
-      <w:proofErr w:type="spellEnd"/>
-      <w:r>
-        <w:rPr>
-          <w:rFonts w:eastAsia="Times New Roman" w:cs="Times New Roman"/>
-          <w:kern w:val="0"/>
-          <w:szCs w:val="24"/>
-          <w14:ligatures w14:val="none"/>
-        </w:rPr>
-        <w:t xml:space="preserve">, M., </w:t>
-      </w:r>
-      <w:proofErr w:type="spellStart"/>
-      <w:r>
-        <w:rPr>
-          <w:rFonts w:eastAsia="Times New Roman" w:cs="Times New Roman"/>
-          <w:kern w:val="0"/>
-          <w:szCs w:val="24"/>
-          <w14:ligatures w14:val="none"/>
-        </w:rPr>
-        <w:t>Rohjans</w:t>
-      </w:r>
-      <w:proofErr w:type="spellEnd"/>
-      <w:r>
-        <w:rPr>
-          <w:rFonts w:eastAsia="Times New Roman" w:cs="Times New Roman"/>
-          <w:kern w:val="0"/>
-          <w:szCs w:val="24"/>
-          <w14:ligatures w14:val="none"/>
-        </w:rPr>
-        <w:t xml:space="preserve">, S., </w:t>
-      </w:r>
-      <w:proofErr w:type="spellStart"/>
-      <w:r>
-        <w:rPr>
-          <w:rFonts w:eastAsia="Times New Roman" w:cs="Times New Roman"/>
-          <w:kern w:val="0"/>
-          <w:szCs w:val="24"/>
-          <w14:ligatures w14:val="none"/>
-        </w:rPr>
-        <w:t>Trefke</w:t>
-      </w:r>
-      <w:proofErr w:type="spellEnd"/>
-      <w:r>
-        <w:rPr>
-          <w:rFonts w:eastAsia="Times New Roman" w:cs="Times New Roman"/>
-          <w:kern w:val="0"/>
-          <w:szCs w:val="24"/>
-          <w14:ligatures w14:val="none"/>
-        </w:rPr>
-        <w:t xml:space="preserve">, J., &amp; Gonzalez, J. M. (2012). "The Common Information Model CIM: IEC 61968/61970 and 62325-A practical introduction to the CIM." </w:t>
+        <w:t xml:space="preserve"> Uslar, M., Specht, M., Rohjans, S., Trefke, J., &amp; Gonzalez, J. M. (2012). "The Common Information Model CIM: IEC 61968/61970 and 62325-A practical introduction to the CIM." </w:t>
       </w:r>
       <w:proofErr w:type="gramStart"/>
       <w:r>
@@ -15747,147 +14808,315 @@
       <w:proofErr w:type="gramEnd"/>
     </w:p>
     <w:p>
-      <w:pPr>
-        <w:pStyle w:val="Tekst"/>
-        <w:rPr>
-          <w:rFonts w:asciiTheme="minorHAnsi" w:hAnsiTheme="minorHAnsi"/>
-          <w:lang w:val="sr-Cyrl-RS"/>
-        </w:rPr>
-      </w:pPr>
-    </w:p>
-    <w:p>
-      <w:proofErr w:type="gramStart"/>
       <w:r>
         <w:rPr>
           <w:b/>
           <w:bCs/>
         </w:rPr>
-        <w:t>[1]</w:t>
-      </w:r>
-      <w:r>
-        <w:t xml:space="preserve"> P. </w:t>
-      </w:r>
-      <w:proofErr w:type="spellStart"/>
-      <w:r>
-        <w:t>Deokar</w:t>
-      </w:r>
-      <w:proofErr w:type="spellEnd"/>
-      <w:r>
-        <w:t xml:space="preserve"> and S. </w:t>
-      </w:r>
-      <w:proofErr w:type="spellStart"/>
-      <w:r>
-        <w:t>Arora</w:t>
-      </w:r>
-      <w:proofErr w:type="spellEnd"/>
-      <w:r>
-        <w:t xml:space="preserve">, "Multiparty Computation for Privacy-Preserving Communication in the Smart Grid," in </w:t>
-      </w:r>
+        <w:t>[12]</w:t>
+      </w:r>
+      <w:r>
+        <w:t xml:space="preserve"> Ghasempour, A. (2019). "Internet of Things in Smart Grid: Architecture, Applications, Services, Key Technologies, and Challenges." </w:t>
+      </w:r>
+      <w:proofErr w:type="gramStart"/>
       <w:r>
         <w:rPr>
           <w:i/>
           <w:iCs/>
         </w:rPr>
-        <w:t>Proceedings of the International Conference on Smart Communications</w:t>
-      </w:r>
-      <w:r>
-        <w:t>, 2025.</w:t>
+        <w:t>Inventions</w:t>
+      </w:r>
+      <w:r>
+        <w:t>, 4(1), 22.</w:t>
       </w:r>
       <w:proofErr w:type="gramEnd"/>
     </w:p>
     <w:p>
-      <w:proofErr w:type="gramStart"/>
       <w:r>
         <w:rPr>
           <w:b/>
           <w:bCs/>
         </w:rPr>
-        <w:t>[2]</w:t>
-      </w:r>
-      <w:r>
-        <w:t xml:space="preserve"> X. Liang, et al., "Survey of privacy-preserving data aggregation schemes in smart grid," </w:t>
+        <w:t>[13]</w:t>
+      </w:r>
+      <w:r>
+        <w:t xml:space="preserve"> Wang, W., &amp; Lu, Z. (2013). "Cyber security in the Smart Grid: Survey and challenges." </w:t>
       </w:r>
       <w:r>
         <w:rPr>
           <w:i/>
           <w:iCs/>
         </w:rPr>
-        <w:t>Cyber-Physical Systems Review</w:t>
-      </w:r>
-      <w:r>
-        <w:t>, 2024.</w:t>
-      </w:r>
-      <w:proofErr w:type="gramEnd"/>
-    </w:p>
-    <w:p>
-      <w:r>
-        <w:rPr>
+        <w:t>Computer Networks</w:t>
+      </w:r>
+      <w:r>
+        <w:t>, 57(5), 1344-1371.</w:t>
+      </w:r>
+    </w:p>
+    <w:p>
+      <w:r>
+        <w:rPr>
+          <w:b/>
+        </w:rPr>
+        <w:t>[14]</w:t>
+      </w:r>
+      <w:r>
+        <w:rPr>
+          <w:b/>
+        </w:rPr>
+        <w:t xml:space="preserve"> </w:t>
+      </w:r>
+      <w:r>
+        <w:t xml:space="preserve">V. Sharma, </w:t>
+      </w:r>
+      <w:r>
+        <w:rPr>
+          <w:rStyle w:val="Emphasis"/>
+        </w:rPr>
+        <w:t>“Enhancing Grid Efficiency and Reliability: Integrating ADMS and AMI,”</w:t>
+      </w:r>
+      <w:r>
+        <w:t xml:space="preserve"> </w:t>
+      </w:r>
+      <w:hyperlink r:id="rId37" w:tgtFrame="_new" w:history="1">
+        <w:r>
+          <w:rPr>
+            <w:rStyle w:val="Hyperlink"/>
+          </w:rPr>
+          <w:t>Cyient Blog</w:t>
+        </w:r>
+      </w:hyperlink>
+      <w:r>
+        <w:t>, Mar. 2024.</w:t>
+      </w:r>
+    </w:p>
+    <w:p>
+      <w:pPr>
+        <w:spacing w:before="100" w:beforeAutospacing="1" w:after="100" w:afterAutospacing="1" w:line="240" w:lineRule="auto"/>
+        <w:jc w:val="left"/>
+        <w:rPr>
+          <w:rFonts w:eastAsia="Times New Roman" w:cs="Times New Roman"/>
+          <w:kern w:val="0"/>
+          <w:szCs w:val="24"/>
+          <w14:ligatures w14:val="none"/>
+        </w:rPr>
+      </w:pPr>
+      <w:r>
+        <w:rPr>
+          <w:rFonts w:eastAsia="Times New Roman" w:cs="Times New Roman"/>
           <w:b/>
           <w:bCs/>
-        </w:rPr>
-        <w:t>[3]</w:t>
-      </w:r>
-      <w:r>
+          <w:kern w:val="0"/>
+          <w:szCs w:val="24"/>
+          <w14:ligatures w14:val="none"/>
+        </w:rPr>
+        <w:t>[1</w:t>
+      </w:r>
+      <w:r>
+        <w:rPr>
+          <w:rFonts w:eastAsia="Times New Roman" w:cs="Times New Roman"/>
+          <w:b/>
+          <w:bCs/>
+          <w:kern w:val="0"/>
+          <w:szCs w:val="24"/>
+          <w14:ligatures w14:val="none"/>
+        </w:rPr>
+        <w:t>5</w:t>
+      </w:r>
+      <w:r>
+        <w:rPr>
+          <w:rFonts w:eastAsia="Times New Roman" w:cs="Times New Roman"/>
+          <w:b/>
+          <w:bCs/>
+          <w:kern w:val="0"/>
+          <w:szCs w:val="24"/>
+          <w14:ligatures w14:val="none"/>
+        </w:rPr>
+        <w:t>]</w:t>
+      </w:r>
+      <w:r>
+        <w:rPr>
+          <w:rFonts w:eastAsia="Times New Roman" w:cs="Times New Roman"/>
+          <w:kern w:val="0"/>
+          <w:szCs w:val="24"/>
+          <w14:ligatures w14:val="none"/>
+        </w:rPr>
         <w:t xml:space="preserve"> Y. Liu, Y. Wang, and J. Ma, "Non-Intrusive Load Monitoring in Smart Grids: A Comprehensive Review," </w:t>
       </w:r>
       <w:r>
         <w:rPr>
+          <w:rFonts w:eastAsia="Times New Roman" w:cs="Times New Roman"/>
           <w:i/>
           <w:iCs/>
+          <w:kern w:val="0"/>
+          <w:szCs w:val="24"/>
+          <w14:ligatures w14:val="none"/>
         </w:rPr>
         <w:t>IEEE Transactions on Instrumentation and Measurement</w:t>
       </w:r>
       <w:r>
+        <w:rPr>
+          <w:rFonts w:eastAsia="Times New Roman" w:cs="Times New Roman"/>
+          <w:kern w:val="0"/>
+          <w:szCs w:val="24"/>
+          <w14:ligatures w14:val="none"/>
+        </w:rPr>
         <w:t>, vol. 73, 2024.</w:t>
       </w:r>
     </w:p>
     <w:p>
-      <w:r>
-        <w:rPr>
+      <w:pPr>
+        <w:spacing w:before="100" w:beforeAutospacing="1" w:after="100" w:afterAutospacing="1" w:line="240" w:lineRule="auto"/>
+        <w:jc w:val="left"/>
+        <w:rPr>
+          <w:rFonts w:eastAsia="Times New Roman" w:cs="Times New Roman"/>
+          <w:kern w:val="0"/>
+          <w:szCs w:val="24"/>
+          <w14:ligatures w14:val="none"/>
+        </w:rPr>
+      </w:pPr>
+      <w:proofErr w:type="gramStart"/>
+      <w:r>
+        <w:rPr>
+          <w:rFonts w:eastAsia="Times New Roman" w:cs="Times New Roman"/>
           <w:b/>
           <w:bCs/>
-        </w:rPr>
-        <w:t>[4]</w:t>
-      </w:r>
-      <w:r>
-        <w:t xml:space="preserve"> O. </w:t>
-      </w:r>
-      <w:proofErr w:type="spellStart"/>
-      <w:r>
-        <w:t>Kamil</w:t>
-      </w:r>
-      <w:proofErr w:type="spellEnd"/>
-      <w:r>
-        <w:t xml:space="preserve"> and S. </w:t>
-      </w:r>
-      <w:proofErr w:type="spellStart"/>
-      <w:r>
-        <w:t>Ogundoyin</w:t>
-      </w:r>
-      <w:proofErr w:type="spellEnd"/>
-      <w:r>
-        <w:t xml:space="preserve">, "Zero-Knowledge Proofs For Privacy-Preserving Systems: A Survey </w:t>
-      </w:r>
-      <w:proofErr w:type="gramStart"/>
-      <w:r>
-        <w:t>Across</w:t>
-      </w:r>
-      <w:proofErr w:type="gramEnd"/>
-      <w:r>
-        <w:t xml:space="preserve"> </w:t>
-      </w:r>
-      <w:proofErr w:type="spellStart"/>
-      <w:r>
-        <w:t>Blockchain</w:t>
-      </w:r>
-      <w:proofErr w:type="spellEnd"/>
-      <w:r>
-        <w:t xml:space="preserve">, Identity, And Beyond," </w:t>
-      </w:r>
-      <w:r>
-        <w:rPr>
+          <w:kern w:val="0"/>
+          <w:szCs w:val="24"/>
+          <w14:ligatures w14:val="none"/>
+        </w:rPr>
+        <w:t>[16</w:t>
+      </w:r>
+      <w:r>
+        <w:rPr>
+          <w:rFonts w:eastAsia="Times New Roman" w:cs="Times New Roman"/>
+          <w:b/>
+          <w:bCs/>
+          <w:kern w:val="0"/>
+          <w:szCs w:val="24"/>
+          <w14:ligatures w14:val="none"/>
+        </w:rPr>
+        <w:t>]</w:t>
+      </w:r>
+      <w:r>
+        <w:rPr>
+          <w:rFonts w:eastAsia="Times New Roman" w:cs="Times New Roman"/>
+          <w:kern w:val="0"/>
+          <w:szCs w:val="24"/>
+          <w14:ligatures w14:val="none"/>
+        </w:rPr>
+        <w:t xml:space="preserve"> X. Liang, et al., "Survey of privacy-preserving data aggregation schemes in smart grid," </w:t>
+      </w:r>
+      <w:r>
+        <w:rPr>
+          <w:rFonts w:eastAsia="Times New Roman" w:cs="Times New Roman"/>
           <w:i/>
           <w:iCs/>
+          <w:kern w:val="0"/>
+          <w:szCs w:val="24"/>
+          <w14:ligatures w14:val="none"/>
+        </w:rPr>
+        <w:t>Cyber-Physical Systems Review</w:t>
+      </w:r>
+      <w:r>
+        <w:rPr>
+          <w:rFonts w:eastAsia="Times New Roman" w:cs="Times New Roman"/>
+          <w:kern w:val="0"/>
+          <w:szCs w:val="24"/>
+          <w14:ligatures w14:val="none"/>
+        </w:rPr>
+        <w:t>, 2024.</w:t>
+      </w:r>
+      <w:proofErr w:type="gramEnd"/>
+    </w:p>
+    <w:p>
+      <w:pPr>
+        <w:spacing w:before="100" w:beforeAutospacing="1" w:after="100" w:afterAutospacing="1" w:line="240" w:lineRule="auto"/>
+        <w:jc w:val="left"/>
+        <w:rPr>
+          <w:rFonts w:eastAsia="Times New Roman" w:cs="Times New Roman"/>
+          <w:kern w:val="0"/>
+          <w:szCs w:val="24"/>
+          <w14:ligatures w14:val="none"/>
+        </w:rPr>
+      </w:pPr>
+      <w:proofErr w:type="gramStart"/>
+      <w:r>
+        <w:rPr>
+          <w:rFonts w:eastAsia="Times New Roman" w:cs="Times New Roman"/>
+          <w:b/>
+          <w:bCs/>
+          <w:kern w:val="0"/>
+          <w:szCs w:val="24"/>
+          <w14:ligatures w14:val="none"/>
+        </w:rPr>
+        <w:t>[17</w:t>
+      </w:r>
+      <w:r>
+        <w:rPr>
+          <w:rFonts w:eastAsia="Times New Roman" w:cs="Times New Roman"/>
+          <w:b/>
+          <w:bCs/>
+          <w:kern w:val="0"/>
+          <w:szCs w:val="24"/>
+          <w14:ligatures w14:val="none"/>
+        </w:rPr>
+        <w:t>]</w:t>
+      </w:r>
+      <w:r>
+        <w:rPr>
+          <w:rFonts w:eastAsia="Times New Roman" w:cs="Times New Roman"/>
+          <w:kern w:val="0"/>
+          <w:szCs w:val="24"/>
+          <w14:ligatures w14:val="none"/>
+        </w:rPr>
+        <w:t xml:space="preserve"> P. Deokar and S. Arora, "Multiparty Computation for Privacy-Preserving Communication in the Smart Grid," in </w:t>
+      </w:r>
+      <w:r>
+        <w:rPr>
+          <w:rFonts w:eastAsia="Times New Roman" w:cs="Times New Roman"/>
+          <w:i/>
+          <w:iCs/>
+          <w:kern w:val="0"/>
+          <w:szCs w:val="24"/>
+          <w14:ligatures w14:val="none"/>
+        </w:rPr>
+        <w:t>Proceedings of the International Conference on Smart Communications</w:t>
+      </w:r>
+      <w:r>
+        <w:rPr>
+          <w:rFonts w:eastAsia="Times New Roman" w:cs="Times New Roman"/>
+          <w:kern w:val="0"/>
+          <w:szCs w:val="24"/>
+          <w14:ligatures w14:val="none"/>
+        </w:rPr>
+        <w:t>, 2025.</w:t>
+      </w:r>
+      <w:proofErr w:type="gramEnd"/>
+    </w:p>
+    <w:p>
+      <w:r>
+        <w:rPr>
+          <w:b/>
+          <w:bCs/>
+        </w:rPr>
+        <w:t>[18]</w:t>
+      </w:r>
+      <w:r>
+        <w:t xml:space="preserve"> O. Kamil and S. Ogundoyin, "Zero-Knowledge Proofs For Privacy-Preserving Systems: A Survey </w:t>
+      </w:r>
+      <w:proofErr w:type="gramStart"/>
+      <w:r>
+        <w:t>Across</w:t>
+      </w:r>
+      <w:proofErr w:type="gramEnd"/>
+      <w:r>
+        <w:t xml:space="preserve"> Blockchain, Identity, And Beyond," </w:t>
+      </w:r>
+      <w:r>
+        <w:rPr>
+          <w:i/>
+          <w:iCs/>
         </w:rPr>
         <w:t>Engineering and Technology Journal</w:t>
       </w:r>
@@ -15895,7 +15124,6 @@
         <w:t>, vol. 10, no. 7, pp. 5755-5761, 2025.</w:t>
       </w:r>
     </w:p>
-    <w:p/>
     <w:p>
       <w:pPr>
         <w:pStyle w:val="Heading1"/>
@@ -15909,6 +15137,8 @@
         </w:rPr>
         <w:t>8 Биографија</w:t>
       </w:r>
+      <w:bookmarkStart w:id="8" w:name="_GoBack"/>
+      <w:bookmarkEnd w:id="8"/>
     </w:p>
     <w:p>
       <w:pPr>
@@ -16311,6 +15541,7 @@
           <w:szCs w:val="24"/>
           <w:lang w:val="sr-Cyrl-RS"/>
         </w:rPr>
+        <w:lastRenderedPageBreak/>
         <w:t xml:space="preserve">Избегавати писање у будућем времену, осим када </w:t>
       </w:r>
       <w:r>
@@ -16454,7 +15685,6 @@
           <w:szCs w:val="24"/>
           <w:lang w:val="sr-Cyrl-RS"/>
         </w:rPr>
-        <w:lastRenderedPageBreak/>
         <w:t xml:space="preserve">Нпр. Коришћен је изузетно моћан алат за… -&gt; </w:t>
       </w:r>
     </w:p>
@@ -17338,6 +16568,7 @@
           <w:szCs w:val="24"/>
           <w:lang w:val="sr-Cyrl-RS"/>
         </w:rPr>
+        <w:lastRenderedPageBreak/>
         <w:t>Честе измене у радовима</w:t>
       </w:r>
       <w:r>
@@ -17474,7 +16705,6 @@
           <w:szCs w:val="24"/>
           <w:lang w:val="sr-Cyrl-RS"/>
         </w:rPr>
-        <w:lastRenderedPageBreak/>
         <w:t>фајл -&gt; датотека</w:t>
       </w:r>
     </w:p>
@@ -18483,7 +17713,7 @@
                     </pic:cNvPicPr>
                   </pic:nvPicPr>
                   <pic:blipFill>
-                    <a:blip r:embed="rId36" cstate="print">
+                    <a:blip r:embed="rId38" cstate="print">
                       <a:extLst>
                         <a:ext uri="{28A0092B-C50C-407E-A947-70E740481C1C}">
                           <a14:useLocalDpi xmlns:a14="http://schemas.microsoft.com/office/drawing/2010/main" val="0"/>
@@ -18866,7 +18096,7 @@
                                 <v:shape id="_x0000_i1027" type="#_x0000_t75" style="width:94.65pt;height:94.65pt" o:ole="" fillcolor="window">
                                   <v:imagedata r:id="rId9" o:title=""/>
                                 </v:shape>
-                                <o:OLEObject Type="Embed" ProgID="CorelDraw.Graphic.7" ShapeID="_x0000_i1027" DrawAspect="Content" ObjectID="_1837624045" r:id="rId37"/>
+                                <o:OLEObject Type="Embed" ProgID="CorelDraw.Graphic.7" ShapeID="_x0000_i1027" DrawAspect="Content" ObjectID="_1837756126" r:id="rId39"/>
                               </w:object>
                             </w:r>
                           </w:p>
@@ -18930,7 +18160,7 @@
                           <v:shape id="_x0000_i1027" type="#_x0000_t75" style="width:94.65pt;height:94.65pt" o:ole="" fillcolor="window">
                             <v:imagedata r:id="rId9" o:title=""/>
                           </v:shape>
-                          <o:OLEObject Type="Embed" ProgID="CorelDraw.Graphic.7" ShapeID="_x0000_i1027" DrawAspect="Content" ObjectID="_1837624045" r:id="rId38"/>
+                          <o:OLEObject Type="Embed" ProgID="CorelDraw.Graphic.7" ShapeID="_x0000_i1027" DrawAspect="Content" ObjectID="_1837756126" r:id="rId40"/>
                         </w:object>
                       </w:r>
                     </w:p>
@@ -19088,7 +18318,7 @@
                     </pic:cNvPicPr>
                   </pic:nvPicPr>
                   <pic:blipFill>
-                    <a:blip r:embed="rId39" cstate="print">
+                    <a:blip r:embed="rId41" cstate="print">
                       <a:extLst>
                         <a:ext uri="{28A0092B-C50C-407E-A947-70E740481C1C}">
                           <a14:useLocalDpi xmlns:a14="http://schemas.microsoft.com/office/drawing/2010/main" val="0"/>
@@ -19218,7 +18448,7 @@
                     </pic:cNvPicPr>
                   </pic:nvPicPr>
                   <pic:blipFill rotWithShape="1">
-                    <a:blip r:embed="rId40" cstate="print">
+                    <a:blip r:embed="rId42" cstate="print">
                       <a:extLst>
                         <a:ext uri="{28A0092B-C50C-407E-A947-70E740481C1C}">
                           <a14:useLocalDpi xmlns:a14="http://schemas.microsoft.com/office/drawing/2010/main" val="0"/>
@@ -21482,10 +20712,10 @@
       </w:pPr>
     </w:p>
     <w:sectPr>
-      <w:headerReference w:type="even" r:id="rId41"/>
-      <w:headerReference w:type="default" r:id="rId42"/>
-      <w:footerReference w:type="even" r:id="rId43"/>
-      <w:footerReference w:type="default" r:id="rId44"/>
+      <w:headerReference w:type="even" r:id="rId43"/>
+      <w:headerReference w:type="default" r:id="rId44"/>
+      <w:footerReference w:type="even" r:id="rId45"/>
+      <w:footerReference w:type="default" r:id="rId46"/>
       <w:pgSz w:w="11906" w:h="16838" w:code="9"/>
       <w:pgMar w:top="1152" w:right="1152" w:bottom="1152" w:left="1440" w:header="720" w:footer="432" w:gutter="0"/>
       <w:pgNumType w:start="1"/>
@@ -21588,7 +20818,7 @@
             <w:noProof/>
             <w:szCs w:val="24"/>
           </w:rPr>
-          <w:t>8</w:t>
+          <w:t>14</w:t>
         </w:r>
         <w:r>
           <w:rPr>
@@ -21657,7 +20887,7 @@
             <w:noProof/>
             <w:szCs w:val="24"/>
           </w:rPr>
-          <w:t>7</w:t>
+          <w:t>13</w:t>
         </w:r>
         <w:r>
           <w:rPr>
@@ -22104,54 +21334,8 @@
               <w:spacing w:val="20"/>
               <w:sz w:val="22"/>
             </w:rPr>
-            <w:t xml:space="preserve">21000 НОВИ САД, </w:t>
+            <w:t>21000 НОВИ САД, Трг Доситеја Обрадови</w:t>
           </w:r>
-          <w:proofErr w:type="spellStart"/>
-          <w:r>
-            <w:rPr>
-              <w:rFonts w:ascii="Arial" w:hAnsi="Arial"/>
-              <w:spacing w:val="20"/>
-              <w:sz w:val="22"/>
-            </w:rPr>
-            <w:t>Трг</w:t>
-          </w:r>
-          <w:proofErr w:type="spellEnd"/>
-          <w:r>
-            <w:rPr>
-              <w:rFonts w:ascii="Arial" w:hAnsi="Arial"/>
-              <w:spacing w:val="20"/>
-              <w:sz w:val="22"/>
-            </w:rPr>
-            <w:t xml:space="preserve"> </w:t>
-          </w:r>
-          <w:proofErr w:type="spellStart"/>
-          <w:r>
-            <w:rPr>
-              <w:rFonts w:ascii="Arial" w:hAnsi="Arial"/>
-              <w:spacing w:val="20"/>
-              <w:sz w:val="22"/>
-            </w:rPr>
-            <w:t>Доситеја</w:t>
-          </w:r>
-          <w:proofErr w:type="spellEnd"/>
-          <w:r>
-            <w:rPr>
-              <w:rFonts w:ascii="Arial" w:hAnsi="Arial"/>
-              <w:spacing w:val="20"/>
-              <w:sz w:val="22"/>
-            </w:rPr>
-            <w:t xml:space="preserve"> </w:t>
-          </w:r>
-          <w:proofErr w:type="spellStart"/>
-          <w:r>
-            <w:rPr>
-              <w:rFonts w:ascii="Arial" w:hAnsi="Arial"/>
-              <w:spacing w:val="20"/>
-              <w:sz w:val="22"/>
-            </w:rPr>
-            <w:t>Обрадови</w:t>
-          </w:r>
-          <w:proofErr w:type="spellEnd"/>
           <w:r>
             <w:rPr>
               <w:rFonts w:ascii="Arial" w:hAnsi="Arial"/>
@@ -22518,61 +21702,7 @@
               <w:spacing w:val="20"/>
               <w:sz w:val="22"/>
             </w:rPr>
-            <w:t xml:space="preserve">, </w:t>
-          </w:r>
-          <w:proofErr w:type="spellStart"/>
-          <w:r>
-            <w:rPr>
-              <w:rFonts w:ascii="Arial" w:hAnsi="Arial"/>
-              <w:spacing w:val="20"/>
-              <w:sz w:val="22"/>
-            </w:rPr>
-            <w:t>Trg</w:t>
-          </w:r>
-          <w:proofErr w:type="spellEnd"/>
-          <w:r>
-            <w:rPr>
-              <w:rFonts w:ascii="Arial" w:hAnsi="Arial"/>
-              <w:spacing w:val="20"/>
-              <w:sz w:val="22"/>
-            </w:rPr>
-            <w:t xml:space="preserve"> </w:t>
-          </w:r>
-          <w:proofErr w:type="spellStart"/>
-          <w:r>
-            <w:rPr>
-              <w:rFonts w:ascii="Arial" w:hAnsi="Arial"/>
-              <w:spacing w:val="20"/>
-              <w:sz w:val="22"/>
-            </w:rPr>
-            <w:t>Dositeja</w:t>
-          </w:r>
-          <w:proofErr w:type="spellEnd"/>
-          <w:r>
-            <w:rPr>
-              <w:rFonts w:ascii="Arial" w:hAnsi="Arial"/>
-              <w:spacing w:val="20"/>
-              <w:sz w:val="22"/>
-            </w:rPr>
-            <w:t xml:space="preserve"> </w:t>
-          </w:r>
-          <w:proofErr w:type="spellStart"/>
-          <w:r>
-            <w:rPr>
-              <w:rFonts w:ascii="Arial" w:hAnsi="Arial"/>
-              <w:spacing w:val="20"/>
-              <w:sz w:val="22"/>
-            </w:rPr>
-            <w:t>Obradovića</w:t>
-          </w:r>
-          <w:proofErr w:type="spellEnd"/>
-          <w:r>
-            <w:rPr>
-              <w:rFonts w:ascii="Arial" w:hAnsi="Arial"/>
-              <w:spacing w:val="20"/>
-              <w:sz w:val="22"/>
-            </w:rPr>
-            <w:t xml:space="preserve"> 6</w:t>
+            <w:t>, Trg Dositeja Obradovića 6</w:t>
           </w:r>
         </w:p>
       </w:tc>
@@ -22863,54 +21993,8 @@
               <w:spacing w:val="26"/>
               <w:sz w:val="20"/>
             </w:rPr>
-            <w:t xml:space="preserve">21000 НОВИ САД, </w:t>
+            <w:t>21000 НОВИ САД, Трг Доситеја Обрадови</w:t>
           </w:r>
-          <w:proofErr w:type="spellStart"/>
-          <w:r>
-            <w:rPr>
-              <w:rFonts w:ascii="Arial" w:hAnsi="Arial"/>
-              <w:spacing w:val="26"/>
-              <w:sz w:val="20"/>
-            </w:rPr>
-            <w:t>Трг</w:t>
-          </w:r>
-          <w:proofErr w:type="spellEnd"/>
-          <w:r>
-            <w:rPr>
-              <w:rFonts w:ascii="Arial" w:hAnsi="Arial"/>
-              <w:spacing w:val="26"/>
-              <w:sz w:val="20"/>
-            </w:rPr>
-            <w:t xml:space="preserve"> </w:t>
-          </w:r>
-          <w:proofErr w:type="spellStart"/>
-          <w:r>
-            <w:rPr>
-              <w:rFonts w:ascii="Arial" w:hAnsi="Arial"/>
-              <w:spacing w:val="26"/>
-              <w:sz w:val="20"/>
-            </w:rPr>
-            <w:t>Доситеја</w:t>
-          </w:r>
-          <w:proofErr w:type="spellEnd"/>
-          <w:r>
-            <w:rPr>
-              <w:rFonts w:ascii="Arial" w:hAnsi="Arial"/>
-              <w:spacing w:val="26"/>
-              <w:sz w:val="20"/>
-            </w:rPr>
-            <w:t xml:space="preserve"> </w:t>
-          </w:r>
-          <w:proofErr w:type="spellStart"/>
-          <w:r>
-            <w:rPr>
-              <w:rFonts w:ascii="Arial" w:hAnsi="Arial"/>
-              <w:spacing w:val="26"/>
-              <w:sz w:val="20"/>
-            </w:rPr>
-            <w:t>Обрадови</w:t>
-          </w:r>
-          <w:proofErr w:type="spellEnd"/>
           <w:r>
             <w:rPr>
               <w:rFonts w:ascii="Arial" w:hAnsi="Arial"/>
@@ -22948,21 +22032,12 @@
               <w:sz w:val="20"/>
             </w:rPr>
           </w:pPr>
-          <w:proofErr w:type="spellStart"/>
           <w:r>
             <w:rPr>
               <w:rFonts w:ascii="Arial" w:hAnsi="Arial"/>
               <w:sz w:val="20"/>
             </w:rPr>
-            <w:t>Број</w:t>
-          </w:r>
-          <w:proofErr w:type="spellEnd"/>
-          <w:r>
-            <w:rPr>
-              <w:rFonts w:ascii="Arial" w:hAnsi="Arial"/>
-              <w:sz w:val="20"/>
-            </w:rPr>
-            <w:t>:</w:t>
+            <w:t>Број:</w:t>
           </w:r>
         </w:p>
       </w:tc>
@@ -23142,21 +22217,12 @@
               <w:sz w:val="20"/>
             </w:rPr>
           </w:pPr>
-          <w:proofErr w:type="spellStart"/>
           <w:r>
             <w:rPr>
               <w:rFonts w:ascii="Arial" w:hAnsi="Arial"/>
               <w:sz w:val="20"/>
             </w:rPr>
-            <w:t>Датум</w:t>
-          </w:r>
-          <w:proofErr w:type="spellEnd"/>
-          <w:r>
-            <w:rPr>
-              <w:rFonts w:ascii="Arial" w:hAnsi="Arial"/>
-              <w:sz w:val="20"/>
-            </w:rPr>
-            <w:t>:</w:t>
+            <w:t>Датум:</w:t>
           </w:r>
         </w:p>
       </w:tc>
@@ -23470,54 +22536,8 @@
               <w:spacing w:val="26"/>
               <w:sz w:val="20"/>
             </w:rPr>
-            <w:t xml:space="preserve">21000 НОВИ САД, </w:t>
+            <w:t>21000 НОВИ САД, Трг Доситеја Обрадови</w:t>
           </w:r>
-          <w:proofErr w:type="spellStart"/>
-          <w:r>
-            <w:rPr>
-              <w:rFonts w:ascii="Arial" w:hAnsi="Arial"/>
-              <w:spacing w:val="26"/>
-              <w:sz w:val="20"/>
-            </w:rPr>
-            <w:t>Трг</w:t>
-          </w:r>
-          <w:proofErr w:type="spellEnd"/>
-          <w:r>
-            <w:rPr>
-              <w:rFonts w:ascii="Arial" w:hAnsi="Arial"/>
-              <w:spacing w:val="26"/>
-              <w:sz w:val="20"/>
-            </w:rPr>
-            <w:t xml:space="preserve"> </w:t>
-          </w:r>
-          <w:proofErr w:type="spellStart"/>
-          <w:r>
-            <w:rPr>
-              <w:rFonts w:ascii="Arial" w:hAnsi="Arial"/>
-              <w:spacing w:val="26"/>
-              <w:sz w:val="20"/>
-            </w:rPr>
-            <w:t>Доситеја</w:t>
-          </w:r>
-          <w:proofErr w:type="spellEnd"/>
-          <w:r>
-            <w:rPr>
-              <w:rFonts w:ascii="Arial" w:hAnsi="Arial"/>
-              <w:spacing w:val="26"/>
-              <w:sz w:val="20"/>
-            </w:rPr>
-            <w:t xml:space="preserve"> </w:t>
-          </w:r>
-          <w:proofErr w:type="spellStart"/>
-          <w:r>
-            <w:rPr>
-              <w:rFonts w:ascii="Arial" w:hAnsi="Arial"/>
-              <w:spacing w:val="26"/>
-              <w:sz w:val="20"/>
-            </w:rPr>
-            <w:t>Обрадови</w:t>
-          </w:r>
-          <w:proofErr w:type="spellEnd"/>
           <w:r>
             <w:rPr>
               <w:rFonts w:ascii="Arial" w:hAnsi="Arial"/>
@@ -25416,9 +24436,9 @@
     </w:lvl>
   </w:abstractNum>
   <w:abstractNum w:abstractNumId="15">
-    <w:nsid w:val="615544BB"/>
+    <w:nsid w:val="5FC41E03"/>
     <w:multiLevelType w:val="hybridMultilevel"/>
-    <w:tmpl w:val="EDC2E49E"/>
+    <w:tmpl w:val="14C415F0"/>
     <w:lvl w:ilvl="0" w:tplc="04090001">
       <w:start w:val="1"/>
       <w:numFmt w:val="bullet"/>
@@ -25529,9 +24549,9 @@
     </w:lvl>
   </w:abstractNum>
   <w:abstractNum w:abstractNumId="16">
-    <w:nsid w:val="62897D6F"/>
+    <w:nsid w:val="615544BB"/>
     <w:multiLevelType w:val="hybridMultilevel"/>
-    <w:tmpl w:val="D7EAB200"/>
+    <w:tmpl w:val="EDC2E49E"/>
     <w:lvl w:ilvl="0" w:tplc="04090001">
       <w:start w:val="1"/>
       <w:numFmt w:val="bullet"/>
@@ -25642,9 +24662,9 @@
     </w:lvl>
   </w:abstractNum>
   <w:abstractNum w:abstractNumId="17">
-    <w:nsid w:val="63B90D4E"/>
+    <w:nsid w:val="62897D6F"/>
     <w:multiLevelType w:val="hybridMultilevel"/>
-    <w:tmpl w:val="4DBC862E"/>
+    <w:tmpl w:val="D7EAB200"/>
     <w:lvl w:ilvl="0" w:tplc="04090001">
       <w:start w:val="1"/>
       <w:numFmt w:val="bullet"/>
@@ -25755,6 +24775,119 @@
     </w:lvl>
   </w:abstractNum>
   <w:abstractNum w:abstractNumId="18">
+    <w:nsid w:val="63B90D4E"/>
+    <w:multiLevelType w:val="hybridMultilevel"/>
+    <w:tmpl w:val="4DBC862E"/>
+    <w:lvl w:ilvl="0" w:tplc="04090001">
+      <w:start w:val="1"/>
+      <w:numFmt w:val="bullet"/>
+      <w:lvlText w:val=""/>
+      <w:lvlJc w:val="left"/>
+      <w:pPr>
+        <w:ind w:left="720" w:hanging="360"/>
+      </w:pPr>
+      <w:rPr>
+        <w:rFonts w:ascii="Symbol" w:hAnsi="Symbol" w:hint="default"/>
+      </w:rPr>
+    </w:lvl>
+    <w:lvl w:ilvl="1" w:tplc="04090003" w:tentative="1">
+      <w:start w:val="1"/>
+      <w:numFmt w:val="bullet"/>
+      <w:lvlText w:val="o"/>
+      <w:lvlJc w:val="left"/>
+      <w:pPr>
+        <w:ind w:left="1440" w:hanging="360"/>
+      </w:pPr>
+      <w:rPr>
+        <w:rFonts w:ascii="Courier New" w:hAnsi="Courier New" w:cs="Courier New" w:hint="default"/>
+      </w:rPr>
+    </w:lvl>
+    <w:lvl w:ilvl="2" w:tplc="04090005" w:tentative="1">
+      <w:start w:val="1"/>
+      <w:numFmt w:val="bullet"/>
+      <w:lvlText w:val=""/>
+      <w:lvlJc w:val="left"/>
+      <w:pPr>
+        <w:ind w:left="2160" w:hanging="360"/>
+      </w:pPr>
+      <w:rPr>
+        <w:rFonts w:ascii="Wingdings" w:hAnsi="Wingdings" w:hint="default"/>
+      </w:rPr>
+    </w:lvl>
+    <w:lvl w:ilvl="3" w:tplc="04090001" w:tentative="1">
+      <w:start w:val="1"/>
+      <w:numFmt w:val="bullet"/>
+      <w:lvlText w:val=""/>
+      <w:lvlJc w:val="left"/>
+      <w:pPr>
+        <w:ind w:left="2880" w:hanging="360"/>
+      </w:pPr>
+      <w:rPr>
+        <w:rFonts w:ascii="Symbol" w:hAnsi="Symbol" w:hint="default"/>
+      </w:rPr>
+    </w:lvl>
+    <w:lvl w:ilvl="4" w:tplc="04090003" w:tentative="1">
+      <w:start w:val="1"/>
+      <w:numFmt w:val="bullet"/>
+      <w:lvlText w:val="o"/>
+      <w:lvlJc w:val="left"/>
+      <w:pPr>
+        <w:ind w:left="3600" w:hanging="360"/>
+      </w:pPr>
+      <w:rPr>
+        <w:rFonts w:ascii="Courier New" w:hAnsi="Courier New" w:cs="Courier New" w:hint="default"/>
+      </w:rPr>
+    </w:lvl>
+    <w:lvl w:ilvl="5" w:tplc="04090005" w:tentative="1">
+      <w:start w:val="1"/>
+      <w:numFmt w:val="bullet"/>
+      <w:lvlText w:val=""/>
+      <w:lvlJc w:val="left"/>
+      <w:pPr>
+        <w:ind w:left="4320" w:hanging="360"/>
+      </w:pPr>
+      <w:rPr>
+        <w:rFonts w:ascii="Wingdings" w:hAnsi="Wingdings" w:hint="default"/>
+      </w:rPr>
+    </w:lvl>
+    <w:lvl w:ilvl="6" w:tplc="04090001" w:tentative="1">
+      <w:start w:val="1"/>
+      <w:numFmt w:val="bullet"/>
+      <w:lvlText w:val=""/>
+      <w:lvlJc w:val="left"/>
+      <w:pPr>
+        <w:ind w:left="5040" w:hanging="360"/>
+      </w:pPr>
+      <w:rPr>
+        <w:rFonts w:ascii="Symbol" w:hAnsi="Symbol" w:hint="default"/>
+      </w:rPr>
+    </w:lvl>
+    <w:lvl w:ilvl="7" w:tplc="04090003" w:tentative="1">
+      <w:start w:val="1"/>
+      <w:numFmt w:val="bullet"/>
+      <w:lvlText w:val="o"/>
+      <w:lvlJc w:val="left"/>
+      <w:pPr>
+        <w:ind w:left="5760" w:hanging="360"/>
+      </w:pPr>
+      <w:rPr>
+        <w:rFonts w:ascii="Courier New" w:hAnsi="Courier New" w:cs="Courier New" w:hint="default"/>
+      </w:rPr>
+    </w:lvl>
+    <w:lvl w:ilvl="8" w:tplc="04090005" w:tentative="1">
+      <w:start w:val="1"/>
+      <w:numFmt w:val="bullet"/>
+      <w:lvlText w:val=""/>
+      <w:lvlJc w:val="left"/>
+      <w:pPr>
+        <w:ind w:left="6480" w:hanging="360"/>
+      </w:pPr>
+      <w:rPr>
+        <w:rFonts w:ascii="Wingdings" w:hAnsi="Wingdings" w:hint="default"/>
+      </w:rPr>
+    </w:lvl>
+  </w:abstractNum>
+  <w:abstractNum w:abstractNumId="19">
     <w:nsid w:val="6A685F0C"/>
     <w:multiLevelType w:val="hybridMultilevel"/>
     <w:tmpl w:val="1D22165E"/>
@@ -25843,7 +24976,7 @@
       </w:pPr>
     </w:lvl>
   </w:abstractNum>
-  <w:abstractNum w:abstractNumId="19">
+  <w:abstractNum w:abstractNumId="20">
     <w:nsid w:val="6A9D5588"/>
     <w:multiLevelType w:val="hybridMultilevel"/>
     <w:tmpl w:val="2D28D23A"/>
@@ -25956,7 +25089,7 @@
       </w:rPr>
     </w:lvl>
   </w:abstractNum>
-  <w:abstractNum w:abstractNumId="20">
+  <w:abstractNum w:abstractNumId="21">
     <w:nsid w:val="70524DBC"/>
     <w:multiLevelType w:val="hybridMultilevel"/>
     <w:tmpl w:val="57887536"/>
@@ -26095,7 +25228,7 @@
       </w:rPr>
     </w:lvl>
   </w:abstractNum>
-  <w:abstractNum w:abstractNumId="21">
+  <w:abstractNum w:abstractNumId="22">
     <w:nsid w:val="74AC3E06"/>
     <w:multiLevelType w:val="hybridMultilevel"/>
     <w:tmpl w:val="35600980"/>
@@ -26208,10 +25341,10 @@
       </w:rPr>
     </w:lvl>
   </w:abstractNum>
-  <w:abstractNum w:abstractNumId="22">
-    <w:nsid w:val="7ADC1D1E"/>
+  <w:abstractNum w:abstractNumId="23">
+    <w:nsid w:val="7ACB0754"/>
     <w:multiLevelType w:val="hybridMultilevel"/>
-    <w:tmpl w:val="76CC0898"/>
+    <w:tmpl w:val="9DC2B02A"/>
     <w:lvl w:ilvl="0" w:tplc="04090001">
       <w:start w:val="1"/>
       <w:numFmt w:val="bullet"/>
@@ -26321,29 +25454,142 @@
       </w:rPr>
     </w:lvl>
   </w:abstractNum>
+  <w:abstractNum w:abstractNumId="24">
+    <w:nsid w:val="7ADC1D1E"/>
+    <w:multiLevelType w:val="hybridMultilevel"/>
+    <w:tmpl w:val="76CC0898"/>
+    <w:lvl w:ilvl="0" w:tplc="04090001">
+      <w:start w:val="1"/>
+      <w:numFmt w:val="bullet"/>
+      <w:lvlText w:val=""/>
+      <w:lvlJc w:val="left"/>
+      <w:pPr>
+        <w:ind w:left="720" w:hanging="360"/>
+      </w:pPr>
+      <w:rPr>
+        <w:rFonts w:ascii="Symbol" w:hAnsi="Symbol" w:hint="default"/>
+      </w:rPr>
+    </w:lvl>
+    <w:lvl w:ilvl="1" w:tplc="04090003" w:tentative="1">
+      <w:start w:val="1"/>
+      <w:numFmt w:val="bullet"/>
+      <w:lvlText w:val="o"/>
+      <w:lvlJc w:val="left"/>
+      <w:pPr>
+        <w:ind w:left="1440" w:hanging="360"/>
+      </w:pPr>
+      <w:rPr>
+        <w:rFonts w:ascii="Courier New" w:hAnsi="Courier New" w:cs="Courier New" w:hint="default"/>
+      </w:rPr>
+    </w:lvl>
+    <w:lvl w:ilvl="2" w:tplc="04090005" w:tentative="1">
+      <w:start w:val="1"/>
+      <w:numFmt w:val="bullet"/>
+      <w:lvlText w:val=""/>
+      <w:lvlJc w:val="left"/>
+      <w:pPr>
+        <w:ind w:left="2160" w:hanging="360"/>
+      </w:pPr>
+      <w:rPr>
+        <w:rFonts w:ascii="Wingdings" w:hAnsi="Wingdings" w:hint="default"/>
+      </w:rPr>
+    </w:lvl>
+    <w:lvl w:ilvl="3" w:tplc="04090001" w:tentative="1">
+      <w:start w:val="1"/>
+      <w:numFmt w:val="bullet"/>
+      <w:lvlText w:val=""/>
+      <w:lvlJc w:val="left"/>
+      <w:pPr>
+        <w:ind w:left="2880" w:hanging="360"/>
+      </w:pPr>
+      <w:rPr>
+        <w:rFonts w:ascii="Symbol" w:hAnsi="Symbol" w:hint="default"/>
+      </w:rPr>
+    </w:lvl>
+    <w:lvl w:ilvl="4" w:tplc="04090003" w:tentative="1">
+      <w:start w:val="1"/>
+      <w:numFmt w:val="bullet"/>
+      <w:lvlText w:val="o"/>
+      <w:lvlJc w:val="left"/>
+      <w:pPr>
+        <w:ind w:left="3600" w:hanging="360"/>
+      </w:pPr>
+      <w:rPr>
+        <w:rFonts w:ascii="Courier New" w:hAnsi="Courier New" w:cs="Courier New" w:hint="default"/>
+      </w:rPr>
+    </w:lvl>
+    <w:lvl w:ilvl="5" w:tplc="04090005" w:tentative="1">
+      <w:start w:val="1"/>
+      <w:numFmt w:val="bullet"/>
+      <w:lvlText w:val=""/>
+      <w:lvlJc w:val="left"/>
+      <w:pPr>
+        <w:ind w:left="4320" w:hanging="360"/>
+      </w:pPr>
+      <w:rPr>
+        <w:rFonts w:ascii="Wingdings" w:hAnsi="Wingdings" w:hint="default"/>
+      </w:rPr>
+    </w:lvl>
+    <w:lvl w:ilvl="6" w:tplc="04090001" w:tentative="1">
+      <w:start w:val="1"/>
+      <w:numFmt w:val="bullet"/>
+      <w:lvlText w:val=""/>
+      <w:lvlJc w:val="left"/>
+      <w:pPr>
+        <w:ind w:left="5040" w:hanging="360"/>
+      </w:pPr>
+      <w:rPr>
+        <w:rFonts w:ascii="Symbol" w:hAnsi="Symbol" w:hint="default"/>
+      </w:rPr>
+    </w:lvl>
+    <w:lvl w:ilvl="7" w:tplc="04090003" w:tentative="1">
+      <w:start w:val="1"/>
+      <w:numFmt w:val="bullet"/>
+      <w:lvlText w:val="o"/>
+      <w:lvlJc w:val="left"/>
+      <w:pPr>
+        <w:ind w:left="5760" w:hanging="360"/>
+      </w:pPr>
+      <w:rPr>
+        <w:rFonts w:ascii="Courier New" w:hAnsi="Courier New" w:cs="Courier New" w:hint="default"/>
+      </w:rPr>
+    </w:lvl>
+    <w:lvl w:ilvl="8" w:tplc="04090005" w:tentative="1">
+      <w:start w:val="1"/>
+      <w:numFmt w:val="bullet"/>
+      <w:lvlText w:val=""/>
+      <w:lvlJc w:val="left"/>
+      <w:pPr>
+        <w:ind w:left="6480" w:hanging="360"/>
+      </w:pPr>
+      <w:rPr>
+        <w:rFonts w:ascii="Wingdings" w:hAnsi="Wingdings" w:hint="default"/>
+      </w:rPr>
+    </w:lvl>
+  </w:abstractNum>
   <w:num w:numId="1">
-    <w:abstractNumId w:val="20"/>
+    <w:abstractNumId w:val="21"/>
   </w:num>
   <w:num w:numId="2">
     <w:abstractNumId w:val="14"/>
   </w:num>
   <w:num w:numId="3">
-    <w:abstractNumId w:val="19"/>
+    <w:abstractNumId w:val="20"/>
   </w:num>
   <w:num w:numId="4">
     <w:abstractNumId w:val="10"/>
   </w:num>
   <w:num w:numId="5">
-    <w:abstractNumId w:val="18"/>
+    <w:abstractNumId w:val="19"/>
   </w:num>
   <w:num w:numId="6">
     <w:abstractNumId w:val="8"/>
   </w:num>
   <w:num w:numId="7">
-    <w:abstractNumId w:val="16"/>
+    <w:abstractNumId w:val="17"/>
   </w:num>
   <w:num w:numId="8">
-    <w:abstractNumId w:val="21"/>
+    <w:abstractNumId w:val="22"/>
   </w:num>
   <w:num w:numId="9">
     <w:abstractNumId w:val="7"/>
@@ -26355,7 +25601,7 @@
     <w:abstractNumId w:val="4"/>
   </w:num>
   <w:num w:numId="12">
-    <w:abstractNumId w:val="17"/>
+    <w:abstractNumId w:val="18"/>
   </w:num>
   <w:num w:numId="13">
     <w:abstractNumId w:val="6"/>
@@ -26367,7 +25613,7 @@
     <w:abstractNumId w:val="11"/>
   </w:num>
   <w:num w:numId="16">
-    <w:abstractNumId w:val="22"/>
+    <w:abstractNumId w:val="24"/>
   </w:num>
   <w:num w:numId="17">
     <w:abstractNumId w:val="12"/>
@@ -26382,13 +25628,19 @@
     <w:abstractNumId w:val="5"/>
   </w:num>
   <w:num w:numId="21">
-    <w:abstractNumId w:val="15"/>
+    <w:abstractNumId w:val="16"/>
   </w:num>
   <w:num w:numId="22">
     <w:abstractNumId w:val="0"/>
   </w:num>
   <w:num w:numId="23">
     <w:abstractNumId w:val="3"/>
+  </w:num>
+  <w:num w:numId="24">
+    <w:abstractNumId w:val="23"/>
+  </w:num>
+  <w:num w:numId="25">
+    <w:abstractNumId w:val="15"/>
   </w:num>
 </w:numbering>
 </file>
@@ -27309,6 +26561,17 @@
       <w:color w:val="808080"/>
     </w:rPr>
   </w:style>
+  <w:style w:type="character" w:styleId="Emphasis">
+    <w:name w:val="Emphasis"/>
+    <w:basedOn w:val="DefaultParagraphFont"/>
+    <w:uiPriority w:val="20"/>
+    <w:qFormat/>
+    <w:rsid w:val="001E743E"/>
+    <w:rPr>
+      <w:i/>
+      <w:iCs/>
+    </w:rPr>
+  </w:style>
 </w:styles>
 </file>
 
@@ -28228,6 +27491,17 @@
       <w:color w:val="808080"/>
     </w:rPr>
   </w:style>
+  <w:style w:type="character" w:styleId="Emphasis">
+    <w:name w:val="Emphasis"/>
+    <w:basedOn w:val="DefaultParagraphFont"/>
+    <w:uiPriority w:val="20"/>
+    <w:qFormat/>
+    <w:rsid w:val="001E743E"/>
+    <w:rPr>
+      <w:i/>
+      <w:iCs/>
+    </w:rPr>
+  </w:style>
 </w:styles>
 </file>
 
@@ -28531,7 +27805,7 @@
 </file>
 
 <file path=customXml/itemProps1.xml><?xml version="1.0" encoding="utf-8"?>
-<ds:datastoreItem xmlns:ds="http://schemas.openxmlformats.org/officeDocument/2006/customXml" ds:itemID="{EA6A81D5-9BA9-4E55-9F7B-A74687EFCE52}">
+<ds:datastoreItem xmlns:ds="http://schemas.openxmlformats.org/officeDocument/2006/customXml" ds:itemID="{7B9F787A-68AE-4B60-AF88-D447B584126C}">
   <ds:schemaRefs>
     <ds:schemaRef ds:uri="http://schemas.openxmlformats.org/officeDocument/2006/bibliography"/>
   </ds:schemaRefs>

--- a/FTN_МSc_Luka_Ušljebrka.docx
+++ b/FTN_МSc_Luka_Ušljebrka.docx
@@ -72,7 +72,7 @@
                 <v:shape id="_x0000_i1025" type="#_x0000_t75" style="width:63.35pt;height:64.65pt" o:ole="" fillcolor="window">
                   <v:imagedata r:id="rId9" o:title=""/>
                 </v:shape>
-                <o:OLEObject Type="Embed" ProgID="CorelDraw.Graphic.7" ShapeID="_x0000_i1025" DrawAspect="Content" ObjectID="_1837756125" r:id="rId10"/>
+                <o:OLEObject Type="Embed" ProgID="CorelDraw.Graphic.7" ShapeID="_x0000_i1025" DrawAspect="Content" ObjectID="_1837781307" r:id="rId10"/>
               </w:object>
             </w:r>
           </w:p>
@@ -11385,9 +11385,6 @@
     <w:p>
       <w:pPr>
         <w:jc w:val="center"/>
-        <w:rPr>
-          <w:lang w:val="sr-Cyrl-RS"/>
-        </w:rPr>
       </w:pPr>
       <w:r>
         <w:rPr>
@@ -11417,6 +11414,37 @@
         </w:rPr>
         <w:t>систем за прикупљање података</w:t>
       </w:r>
+      <w:bookmarkStart w:id="5" w:name="_Toc226568617"/>
+    </w:p>
+    <w:p>
+      <w:pPr>
+        <w:pStyle w:val="Tekst"/>
+      </w:pPr>
+    </w:p>
+    <w:p>
+      <w:pPr>
+        <w:pStyle w:val="Tekst"/>
+      </w:pPr>
+    </w:p>
+    <w:p>
+      <w:pPr>
+        <w:pStyle w:val="Tekst"/>
+      </w:pPr>
+    </w:p>
+    <w:p>
+      <w:pPr>
+        <w:pStyle w:val="Tekst"/>
+      </w:pPr>
+    </w:p>
+    <w:p>
+      <w:pPr>
+        <w:pStyle w:val="Tekst"/>
+      </w:pPr>
+    </w:p>
+    <w:p>
+      <w:pPr>
+        <w:pStyle w:val="Tekst"/>
+      </w:pPr>
     </w:p>
     <w:p>
       <w:pPr>
@@ -11425,11 +11453,11 @@
           <w:lang w:val="en-US"/>
         </w:rPr>
       </w:pPr>
-      <w:bookmarkStart w:id="5" w:name="_Toc226568617"/>
       <w:r>
         <w:rPr>
           <w:lang w:val="en-US"/>
         </w:rPr>
+        <w:lastRenderedPageBreak/>
         <w:t>2.1</w:t>
       </w:r>
       <w:r>
@@ -11458,6 +11486,11 @@
       <w:bookmarkEnd w:id="5"/>
     </w:p>
     <w:p>
+      <w:pPr>
+        <w:rPr>
+          <w:lang w:val="sr-Cyrl-RS"/>
+        </w:rPr>
+      </w:pPr>
       <w:bookmarkStart w:id="6" w:name="_Toc226568618"/>
       <w:r>
         <w:rPr>
@@ -11520,18 +11553,10 @@
           <w:lang w:val="sr-Cyrl-RS"/>
         </w:rPr>
       </w:pPr>
-    </w:p>
-    <w:p>
-      <w:pPr>
-        <w:rPr>
-          <w:lang w:val="sr-Cyrl-RS"/>
-        </w:rPr>
-      </w:pPr>
-      <w:r>
-        <w:rPr>
-          <w:lang w:val="sr-Cyrl-RS"/>
-        </w:rPr>
-        <w:lastRenderedPageBreak/>
+      <w:r>
+        <w:rPr>
+          <w:lang w:val="sr-Cyrl-RS"/>
+        </w:rPr>
         <w:t xml:space="preserve">Један од главних недостатака оваквог приступа јесте могућност настанка мрежног </w:t>
       </w:r>
       <w:r>
@@ -11903,8 +11928,9 @@
         <w:rPr>
           <w:noProof/>
         </w:rPr>
+        <w:lastRenderedPageBreak/>
         <w:drawing>
-          <wp:inline distT="0" distB="0" distL="0" distR="0" wp14:anchorId="673D0BE3" wp14:editId="134EF481">
+          <wp:inline distT="0" distB="0" distL="0" distR="0" wp14:anchorId="673D0BE3" wp14:editId="6C13016D">
             <wp:extent cx="5914390" cy="3171402"/>
             <wp:effectExtent l="0" t="0" r="0" b="0"/>
             <wp:docPr id="2" name="Picture 2"/>
@@ -11988,7 +12014,6 @@
       </w:pPr>
       <w:bookmarkStart w:id="7" w:name="_Toc226568619"/>
       <w:r>
-        <w:lastRenderedPageBreak/>
         <w:t>Угрожавање приватности корисника кроз високоучестала мерења</w:t>
       </w:r>
       <w:bookmarkEnd w:id="7"/>
@@ -12186,6 +12211,7 @@
         </w:numPr>
       </w:pPr>
       <w:r>
+        <w:lastRenderedPageBreak/>
         <w:t xml:space="preserve"> </w:t>
       </w:r>
       <w:r>
@@ -12196,71 +12222,77 @@
       </w:r>
     </w:p>
     <w:p>
-      <w:pPr>
-        <w:rPr>
-          <w:lang w:val="sr-Cyrl-RS"/>
-        </w:rPr>
-      </w:pPr>
-      <w:r>
-        <w:rPr>
-          <w:lang w:val="sr-Cyrl-RS"/>
-        </w:rPr>
-        <w:t xml:space="preserve">Криптографски протоколи са нултим зањем (енгл. </w:t>
-      </w:r>
-      <w:r>
-        <w:rPr>
-          <w:lang w:val="sr-Latn-RS"/>
-        </w:rPr>
-        <w:t xml:space="preserve">Zero-Knowledge Proof – ZKP) </w:t>
-      </w:r>
-      <w:r>
-        <w:rPr>
-          <w:lang w:val="sr-Cyrl-RS"/>
-        </w:rPr>
-        <w:t>представљају значајан помак у начину на који се врши верификација података. Њихова основна идеја је да се докаже тачност неке тврдње без откривања саме тајне или осетљивих податка на којима се она заснива. Протокол је настао као последица ограничења традиционалних криптографских протокола, који исправност потврдђују директно над сировим подацима, чиме се уједно угрожава њихова поверљивост.</w:t>
-      </w:r>
-    </w:p>
-    <w:p>
-      <w:pPr>
-        <w:rPr>
-          <w:lang w:val="sr-Latn-RS"/>
-        </w:rPr>
-      </w:pPr>
-      <w:r>
-        <w:rPr>
-          <w:lang w:val="sr-Cyrl-RS"/>
-        </w:rPr>
-        <w:t xml:space="preserve">За разлику од таквог приступа, </w:t>
-      </w:r>
-      <w:r>
-        <w:rPr>
-          <w:lang w:val="sr-Latn-RS"/>
-        </w:rPr>
+      <w:r>
+        <w:rPr>
+          <w:lang w:val="sr-Cyrl-RS"/>
+        </w:rPr>
+        <w:t xml:space="preserve">Криптографски протоколи са нултим знањем (енгл. </w:t>
+      </w:r>
+      <w:proofErr w:type="gramStart"/>
+      <w:r>
+        <w:rPr>
+          <w:i/>
+        </w:rPr>
+        <w:t>Zero-Knowledge Proof – ZKP</w:t>
+      </w:r>
+      <w:r>
+        <w:t xml:space="preserve">) </w:t>
+      </w:r>
+      <w:r>
+        <w:rPr>
+          <w:lang w:val="sr-Cyrl-RS"/>
+        </w:rPr>
+        <w:t>представљају савремен приступ верификацији података у ситуацијама када је неопходно очувати њихову поверљивост.</w:t>
+      </w:r>
+      <w:proofErr w:type="gramEnd"/>
+      <w:r>
+        <w:rPr>
+          <w:lang w:val="sr-Cyrl-RS"/>
+        </w:rPr>
+        <w:t xml:space="preserve"> Основна идеја ових протокола јесте да једна страна може математички доказати тачност одређење, тврде без откривања саме тајне или осетљивих података на којима се та тврдња заснива. На тај начин омогућа</w:t>
+      </w:r>
+      <w:r>
+        <w:rPr>
+          <w:lang w:val="sr-Cyrl-RS"/>
+        </w:rPr>
+        <w:t>в</w:t>
+      </w:r>
+      <w:r>
+        <w:rPr>
+          <w:lang w:val="sr-Cyrl-RS"/>
+        </w:rPr>
+        <w:t xml:space="preserve">а се провера исправности информације, док стварни садржај података остаје скривен од друге стране </w:t>
+      </w:r>
+      <w:r>
+        <w:rPr>
+          <w:b/>
+        </w:rPr>
+        <w:t>[18]</w:t>
+      </w:r>
+      <w:r>
+        <w:t>.</w:t>
+      </w:r>
+    </w:p>
+    <w:p>
+      <w:pPr>
+        <w:rPr>
+          <w:lang w:val="sr-Cyrl-RS"/>
+        </w:rPr>
+      </w:pPr>
+      <w:r>
+        <w:rPr>
+          <w:lang w:val="sr-Cyrl-RS"/>
+        </w:rPr>
+        <w:t xml:space="preserve">За разлику од традиционалних криптографских механизама, код којих је за потврду исправности често неопходан директан увид у одређене вредности, </w:t>
+      </w:r>
+      <w:r>
         <w:t xml:space="preserve">ZKP </w:t>
       </w:r>
       <w:r>
         <w:rPr>
           <w:lang w:val="sr-Cyrl-RS"/>
         </w:rPr>
-        <w:t xml:space="preserve">се </w:t>
-      </w:r>
-      <w:r>
-        <w:rPr>
-          <w:lang w:val="sr-Cyrl-RS"/>
-        </w:rPr>
-        <w:t>ослања на вероватносне математичке доказа уместо на размену стварних вредности. Овакав приступ омогућава поуздану проверу исправности инфромације без да се током самог поступка провере ништа више од оног што је нужно. Због тога се ови</w:t>
-      </w:r>
-      <w:r>
-        <w:rPr>
-          <w:lang w:val="sr-Latn-RS"/>
-        </w:rPr>
-        <w:t xml:space="preserve"> </w:t>
-      </w:r>
-      <w:r>
-        <w:rPr>
-          <w:lang w:val="sr-Cyrl-RS"/>
-        </w:rPr>
-        <w:t>ови протоколи данас све више користе као механизам заштите приватности и безбедности у оквиру дистрибуираних система.</w:t>
+        <w:t>протоколи заснивају се на матемачким и вероватносним доказима. То омогућава да се током поступка верификације не открије ништа више од саме чињенице која се доказује. Управо зато због ове особине, протоколи са нултим знањем данас имају све ширу примену у модерним дистрибуираним системима, где су заштита приватности, безбедност и међусобно неповерење учесника од посебног заначаја.</w:t>
       </w:r>
     </w:p>
     <w:p>
@@ -12330,7 +12362,7 @@
       </w:pPr>
       <w:r>
         <w:rPr>
-          <w:i/>
+          <w:b/>
           <w:lang w:val="sr-Cyrl-RS"/>
         </w:rPr>
         <w:t>Доказивача</w:t>
@@ -12367,88 +12399,169 @@
       </w:pPr>
       <w:r>
         <w:rPr>
+          <w:b/>
+          <w:lang w:val="sr-Cyrl-RS"/>
+        </w:rPr>
+        <w:t>Верификатора</w:t>
+      </w:r>
+      <w:r>
+        <w:rPr>
+          <w:lang w:val="sr-Cyrl-RS"/>
+        </w:rPr>
+        <w:t xml:space="preserve"> (енгл. </w:t>
+      </w:r>
+      <w:r>
+        <w:rPr>
           <w:i/>
-          <w:lang w:val="sr-Cyrl-RS"/>
-        </w:rPr>
-        <w:t>Верификатора</w:t>
-      </w:r>
-      <w:r>
-        <w:rPr>
-          <w:lang w:val="sr-Cyrl-RS"/>
-        </w:rPr>
-        <w:t xml:space="preserve"> (енгл. </w:t>
+        </w:rPr>
+        <w:t>Verifier</w:t>
+      </w:r>
+      <w:r>
+        <w:t>)</w:t>
+      </w:r>
+    </w:p>
+    <w:p>
+      <w:pPr>
+        <w:rPr>
+          <w:lang w:val="sr-Cyrl-RS"/>
+        </w:rPr>
+      </w:pPr>
+      <w:r>
+        <w:rPr>
+          <w:lang w:val="sr-Cyrl-RS"/>
+        </w:rPr>
+        <w:t xml:space="preserve">За разлику од класичних математичких доказа који су статични, овде је реч о динамичком процесу размене порука, кроз који </w:t>
       </w:r>
       <w:r>
         <w:rPr>
           <w:i/>
-        </w:rPr>
-        <w:t>Verifier</w:t>
-      </w:r>
+          <w:lang w:val="sr-Cyrl-RS"/>
+        </w:rPr>
+        <w:t>Верификатор</w:t>
+      </w:r>
+      <w:r>
+        <w:rPr>
+          <w:lang w:val="sr-Cyrl-RS"/>
+        </w:rPr>
+        <w:t xml:space="preserve"> постепено стиче поверење у истинитост одређење тврдње.</w:t>
+      </w:r>
+    </w:p>
+    <w:p>
+      <w:pPr>
+        <w:rPr>
+          <w:lang w:val="sr-Cyrl-RS"/>
+        </w:rPr>
+      </w:pPr>
+      <w:r>
+        <w:rPr>
+          <w:lang w:val="sr-Cyrl-RS"/>
+        </w:rPr>
+        <w:t>У основи протокола се налази</w:t>
+      </w:r>
+      <w:r>
+        <w:rPr>
+          <w:lang w:val="sr-Cyrl-RS"/>
+        </w:rPr>
+        <w:t xml:space="preserve"> </w:t>
+      </w:r>
+      <w:r>
+        <w:rPr>
+          <w:b/>
+          <w:lang w:val="sr-Cyrl-RS"/>
+        </w:rPr>
+        <w:t>јавна изјава</w:t>
+      </w:r>
+      <w:r>
+        <w:t xml:space="preserve"> (</w:t>
+      </w:r>
+      <w:r>
+        <w:rPr>
+          <w:lang w:val="sr-Cyrl-RS"/>
+        </w:rPr>
+        <w:t xml:space="preserve">енгл. </w:t>
+      </w:r>
+      <w:proofErr w:type="gramStart"/>
+      <w:r>
+        <w:rPr>
+          <w:i/>
+        </w:rPr>
+        <w:t>statement</w:t>
+      </w:r>
+      <w:proofErr w:type="gramEnd"/>
       <w:r>
         <w:t>)</w:t>
       </w:r>
-    </w:p>
-    <w:p>
-      <w:pPr>
-        <w:rPr>
-          <w:lang w:val="sr-Cyrl-RS"/>
-        </w:rPr>
-      </w:pPr>
-      <w:r>
-        <w:rPr>
-          <w:lang w:val="sr-Cyrl-RS"/>
-        </w:rPr>
-        <w:t xml:space="preserve">За разлику од класичних математичких доказа који су статични, овде је реч о динамичком процесу размене порука, кроз који </w:t>
+      <w:r>
+        <w:rPr>
+          <w:lang w:val="sr-Cyrl-RS"/>
+        </w:rPr>
+        <w:t xml:space="preserve"> </w:t>
+      </w:r>
+      <m:oMath>
+        <m:r>
+          <m:rPr>
+            <m:sty m:val="bi"/>
+          </m:rPr>
+          <w:rPr>
+            <w:rFonts w:ascii="Cambria Math" w:hAnsi="Cambria Math"/>
+            <w:lang w:val="sr-Cyrl-RS"/>
+          </w:rPr>
+          <m:t>s</m:t>
+        </m:r>
+      </m:oMath>
+      <w:r>
+        <w:t xml:space="preserve"> </w:t>
+      </w:r>
+      <w:r>
+        <w:rPr>
+          <w:lang w:val="sr-Cyrl-RS"/>
+        </w:rPr>
+        <w:t xml:space="preserve">и </w:t>
+      </w:r>
+      <w:r>
+        <w:rPr>
+          <w:b/>
+          <w:lang w:val="sr-Cyrl-RS"/>
+        </w:rPr>
+        <w:t>приватни сведок</w:t>
+      </w:r>
+      <w:r>
+        <w:t xml:space="preserve"> (</w:t>
+      </w:r>
+      <w:r>
+        <w:rPr>
+          <w:lang w:val="sr-Cyrl-RS"/>
+        </w:rPr>
+        <w:t xml:space="preserve">енгл. </w:t>
       </w:r>
       <w:r>
         <w:rPr>
           <w:i/>
-          <w:lang w:val="sr-Cyrl-RS"/>
-        </w:rPr>
-        <w:t>Верификатор</w:t>
-      </w:r>
-      <w:r>
-        <w:rPr>
-          <w:lang w:val="sr-Cyrl-RS"/>
-        </w:rPr>
-        <w:t xml:space="preserve"> постепено стиче поверење у истинитост одређење тврдње.</w:t>
-      </w:r>
-    </w:p>
-    <w:p>
-      <w:pPr>
-        <w:rPr>
-          <w:lang w:val="sr-Cyrl-RS"/>
-        </w:rPr>
-      </w:pPr>
-      <w:r>
-        <w:rPr>
-          <w:lang w:val="sr-Cyrl-RS"/>
-        </w:rPr>
-        <w:lastRenderedPageBreak/>
-        <w:t xml:space="preserve">У основи протокола се налазиа јавна изјава </w:t>
-      </w:r>
-      <w:r>
-        <w:rPr>
-          <w:i/>
-        </w:rPr>
-        <w:t>s</w:t>
-      </w:r>
-      <w:r>
-        <w:t xml:space="preserve"> </w:t>
-      </w:r>
-      <w:r>
-        <w:rPr>
-          <w:lang w:val="sr-Cyrl-RS"/>
-        </w:rPr>
-        <w:t xml:space="preserve">и приватни сведок </w:t>
+        </w:rPr>
+        <w:t>witness</w:t>
+      </w:r>
+      <w:r>
+        <w:t>)</w:t>
       </w:r>
       <w:r>
         <w:rPr>
           <w:i/>
           <w:lang w:val="sr-Latn-RS"/>
         </w:rPr>
-        <w:t>w</w:t>
-      </w:r>
+        <w:t xml:space="preserve"> </w:t>
+      </w:r>
+      <m:oMath>
+        <m:r>
+          <m:rPr>
+            <m:sty m:val="bi"/>
+          </m:rPr>
+          <w:rPr>
+            <w:rFonts w:ascii="Cambria Math" w:hAnsi="Cambria Math"/>
+            <w:lang w:val="sr-Latn-RS"/>
+          </w:rPr>
+          <m:t>w</m:t>
+        </m:r>
+      </m:oMath>
       <w:r>
         <w:rPr>
           <w:lang w:val="sr-Latn-RS"/>
@@ -12461,26 +12574,179 @@
         </w:rPr>
         <w:t xml:space="preserve">Доказивач тврди да познаје вредност </w:t>
       </w:r>
+      <m:oMath>
+        <m:r>
+          <m:rPr>
+            <m:sty m:val="bi"/>
+          </m:rPr>
+          <w:rPr>
+            <w:rFonts w:ascii="Cambria Math" w:hAnsi="Cambria Math"/>
+            <w:lang w:val="sr-Cyrl-RS"/>
+          </w:rPr>
+          <m:t>w</m:t>
+        </m:r>
+      </m:oMath>
+      <w:r>
+        <w:t xml:space="preserve"> </w:t>
+      </w:r>
+      <w:r>
+        <w:rPr>
+          <w:lang w:val="sr-Cyrl-RS"/>
+        </w:rPr>
+        <w:t xml:space="preserve">за коју важи да је релација </w:t>
+      </w:r>
+      <m:oMath>
+        <m:r>
+          <m:rPr>
+            <m:sty m:val="bi"/>
+          </m:rPr>
+          <w:rPr>
+            <w:rFonts w:ascii="Cambria Math" w:hAnsi="Cambria Math"/>
+            <w:lang w:val="sr-Cyrl-RS"/>
+          </w:rPr>
+          <m:t>R(s, w)</m:t>
+        </m:r>
+      </m:oMath>
+      <w:r>
+        <w:t xml:space="preserve"> </w:t>
+      </w:r>
+      <w:r>
+        <w:rPr>
+          <w:lang w:val="sr-Cyrl-RS"/>
+        </w:rPr>
+        <w:t>тачна</w:t>
+      </w:r>
+      <w:r>
+        <w:t>,</w:t>
+      </w:r>
+      <w:r>
+        <w:rPr>
+          <w:lang w:val="sr-Cyrl-RS"/>
+        </w:rPr>
+        <w:t xml:space="preserve"> али без намере да ту вредност открије. Циљ је, дакле, да се </w:t>
+      </w:r>
+      <w:r>
+        <w:rPr>
+          <w:b/>
+          <w:lang w:val="sr-Cyrl-RS"/>
+        </w:rPr>
+        <w:t>Верификатор</w:t>
+      </w:r>
+      <w:r>
+        <w:rPr>
+          <w:lang w:val="sr-Cyrl-RS"/>
+        </w:rPr>
+        <w:t xml:space="preserve"> </w:t>
+      </w:r>
+      <w:r>
+        <w:rPr>
+          <w:lang w:val="sr-Cyrl-RS"/>
+        </w:rPr>
+        <w:t>метаматчки</w:t>
+      </w:r>
+      <w:r>
+        <w:t xml:space="preserve"> </w:t>
+      </w:r>
+      <w:r>
+        <w:rPr>
+          <w:lang w:val="sr-Cyrl-RS"/>
+        </w:rPr>
+        <w:t>убеди у постојањ</w:t>
+      </w:r>
+      <w:r>
+        <w:rPr>
+          <w:lang w:val="sr-Cyrl-RS"/>
+        </w:rPr>
+        <w:t>е</w:t>
+      </w:r>
+      <w:r>
+        <w:rPr>
+          <w:lang w:val="sr-Cyrl-RS"/>
+        </w:rPr>
+        <w:t xml:space="preserve"> тог знања, без икаквог </w:t>
+      </w:r>
+      <w:r>
+        <w:t>„</w:t>
+      </w:r>
+      <w:r>
+        <w:rPr>
+          <w:lang w:val="sr-Cyrl-RS"/>
+        </w:rPr>
+        <w:t>цурења</w:t>
+      </w:r>
+      <w:r>
+        <w:t>”</w:t>
+      </w:r>
+      <w:r>
+        <w:rPr>
+          <w:lang w:val="sr-Cyrl-RS"/>
+        </w:rPr>
+        <w:t xml:space="preserve"> </w:t>
+      </w:r>
+      <w:r>
+        <w:rPr>
+          <w:lang w:val="sr-Cyrl-RS"/>
+        </w:rPr>
+        <w:t>информација. Ова идеја се у литератури описује кроз појам сложености знања (</w:t>
+      </w:r>
+      <w:r>
+        <w:rPr>
+          <w:lang w:val="sr-Cyrl-RS"/>
+        </w:rPr>
+        <w:t xml:space="preserve">енгл. </w:t>
+      </w:r>
+      <w:proofErr w:type="gramStart"/>
       <w:r>
         <w:rPr>
           <w:i/>
         </w:rPr>
-        <w:t>w</w:t>
-      </w:r>
-      <w:r>
+        <w:t>knowledge</w:t>
+      </w:r>
+      <w:proofErr w:type="gramEnd"/>
+      <w:r>
+        <w:rPr>
+          <w:i/>
+        </w:rPr>
+        <w:t xml:space="preserve"> complexity</w:t>
+      </w:r>
+      <w:r>
+        <w:t>)</w:t>
+      </w:r>
+      <w:r>
+        <w:rPr>
+          <w:lang w:val="sr-Cyrl-RS"/>
+        </w:rPr>
         <w:t xml:space="preserve"> </w:t>
       </w:r>
       <w:r>
         <w:rPr>
-          <w:lang w:val="sr-Cyrl-RS"/>
-        </w:rPr>
-        <w:t xml:space="preserve">за коју важи да је релација </w:t>
+          <w:b/>
+        </w:rPr>
+        <w:t>[4]</w:t>
+      </w:r>
+      <w:r>
+        <w:t xml:space="preserve">, </w:t>
+      </w:r>
+      <w:r>
+        <w:rPr>
+          <w:lang w:val="sr-Cyrl-RS"/>
+        </w:rPr>
+        <w:t xml:space="preserve">који представља количину информација која се током протокола открива </w:t>
+      </w:r>
+      <w:r>
+        <w:t xml:space="preserve">– </w:t>
+      </w:r>
+      <w:r>
+        <w:rPr>
+          <w:lang w:val="sr-Cyrl-RS"/>
+        </w:rPr>
+        <w:t xml:space="preserve">а код </w:t>
       </w:r>
       <w:r>
         <w:rPr>
           <w:i/>
         </w:rPr>
-        <w:t>R(s, w)</w:t>
+        <w:t>ZKP</w:t>
       </w:r>
       <w:r>
         <w:t xml:space="preserve"> </w:t>
@@ -12489,11 +12755,171 @@
         <w:rPr>
           <w:lang w:val="sr-Cyrl-RS"/>
         </w:rPr>
-        <w:t xml:space="preserve">тачна али без намере да ту вредност открије. Циљ је, дакле, да се </w:t>
+        <w:t>протокола она је у идеалном случају једнака нули.</w:t>
+      </w:r>
+    </w:p>
+    <w:p>
+      <w:pPr>
+        <w:rPr>
+          <w:lang w:val="sr-Cyrl-RS"/>
+        </w:rPr>
+      </w:pPr>
+      <w:r>
+        <w:rPr>
+          <w:lang w:val="sr-Cyrl-RS"/>
+        </w:rPr>
+        <w:t xml:space="preserve">Већина практичних </w:t>
       </w:r>
       <w:r>
         <w:rPr>
           <w:i/>
+        </w:rPr>
+        <w:t>ZKP</w:t>
+      </w:r>
+      <w:r>
+        <w:t xml:space="preserve"> </w:t>
+      </w:r>
+      <w:r>
+        <w:rPr>
+          <w:lang w:val="sr-Cyrl-RS"/>
+        </w:rPr>
+        <w:t xml:space="preserve">протокола заснива се на једноставном, али ефикасном моделу размене порука познатом као </w:t>
+      </w:r>
+      <w:r>
+        <w:rPr>
+          <w:i/>
+        </w:rPr>
+        <w:t>Sigma</w:t>
+      </w:r>
+      <w:r>
+        <w:t xml:space="preserve"> </w:t>
+      </w:r>
+      <w:r>
+        <w:rPr>
+          <w:lang w:val="sr-Cyrl-RS"/>
+        </w:rPr>
+        <w:t>протокол (</w:t>
+      </w:r>
+      <w:r>
+        <w:rPr>
+          <w:i/>
+          <w:lang w:val="sr-Cyrl-RS"/>
+        </w:rPr>
+        <w:t>Слика 2.</w:t>
+      </w:r>
+      <w:r>
+        <w:rPr>
+          <w:i/>
+          <w:lang w:val="sr-Cyrl-RS"/>
+        </w:rPr>
+        <w:t>4</w:t>
+      </w:r>
+      <w:r>
+        <w:rPr>
+          <w:lang w:val="sr-Cyrl-RS"/>
+        </w:rPr>
+        <w:t>)</w:t>
+      </w:r>
+      <w:r>
+        <w:rPr>
+          <w:lang w:val="sr-Cyrl-RS"/>
+        </w:rPr>
+        <w:t xml:space="preserve"> </w:t>
+      </w:r>
+      <w:r>
+        <w:rPr>
+          <w:b/>
+          <w:bCs/>
+        </w:rPr>
+        <w:t>[1</w:t>
+      </w:r>
+      <w:r>
+        <w:rPr>
+          <w:b/>
+          <w:bCs/>
+          <w:lang w:val="sr-Cyrl-RS"/>
+        </w:rPr>
+        <w:t>9</w:t>
+      </w:r>
+      <w:r>
+        <w:rPr>
+          <w:b/>
+          <w:bCs/>
+        </w:rPr>
+        <w:t>]</w:t>
+      </w:r>
+      <w:r>
+        <w:rPr>
+          <w:lang w:val="sr-Cyrl-RS"/>
+        </w:rPr>
+        <w:t xml:space="preserve">, који се састоји из </w:t>
+      </w:r>
+      <w:r>
+        <w:rPr>
+          <w:lang w:val="sr-Cyrl-RS"/>
+        </w:rPr>
+        <w:t>три</w:t>
+      </w:r>
+      <w:r>
+        <w:rPr>
+          <w:lang w:val="sr-Cyrl-RS"/>
+        </w:rPr>
+        <w:t xml:space="preserve"> корака. У првом кораку</w:t>
+      </w:r>
+      <w:r>
+        <w:rPr>
+          <w:lang w:val="sr-Cyrl-RS"/>
+        </w:rPr>
+        <w:t xml:space="preserve"> (</w:t>
+      </w:r>
+      <w:r>
+        <w:rPr>
+          <w:b/>
+          <w:lang w:val="sr-Cyrl-RS"/>
+        </w:rPr>
+        <w:t>Обавезивање</w:t>
+      </w:r>
+      <w:r>
+        <w:rPr>
+          <w:lang w:val="sr-Cyrl-RS"/>
+        </w:rPr>
+        <w:t>)</w:t>
+      </w:r>
+      <w:r>
+        <w:rPr>
+          <w:lang w:val="sr-Cyrl-RS"/>
+        </w:rPr>
+        <w:t xml:space="preserve">, </w:t>
+      </w:r>
+      <w:r>
+        <w:rPr>
+          <w:b/>
+          <w:lang w:val="sr-Cyrl-RS"/>
+        </w:rPr>
+        <w:t>Доказивач</w:t>
+      </w:r>
+      <w:r>
+        <w:rPr>
+          <w:lang w:val="sr-Cyrl-RS"/>
+        </w:rPr>
+        <w:t xml:space="preserve"> генерише случајну вредност и шаље њен закључан облик </w:t>
+      </w:r>
+      <w:r>
+        <w:rPr>
+          <w:b/>
+          <w:lang w:val="sr-Cyrl-RS"/>
+        </w:rPr>
+        <w:t>Верификатору</w:t>
+      </w:r>
+      <w:r>
+        <w:rPr>
+          <w:lang w:val="sr-Cyrl-RS"/>
+        </w:rPr>
+        <w:t xml:space="preserve">, чиме се обезбеђује да не може накндно да мења своју тврдњу. Затим </w:t>
+      </w:r>
+      <w:r>
+        <w:rPr>
+          <w:b/>
           <w:lang w:val="sr-Cyrl-RS"/>
         </w:rPr>
         <w:t>Верификатор</w:t>
@@ -12502,136 +12928,117 @@
         <w:rPr>
           <w:lang w:val="sr-Cyrl-RS"/>
         </w:rPr>
-        <w:t xml:space="preserve"> убеди у постојања тог знања, без икаквог цурења информација. Ова идеја се у литератури описује кроз појам сложености знања (</w:t>
-      </w:r>
-      <w:r>
-        <w:rPr>
-          <w:lang w:val="sr-Cyrl-RS"/>
-        </w:rPr>
-        <w:t xml:space="preserve">енгл. </w:t>
-      </w:r>
-      <w:r>
-        <w:rPr>
-          <w:i/>
-        </w:rPr>
-        <w:t>knowledge complexity</w:t>
-      </w:r>
-      <w:r>
-        <w:t xml:space="preserve">), </w:t>
-      </w:r>
-      <w:r>
-        <w:rPr>
-          <w:lang w:val="sr-Cyrl-RS"/>
-        </w:rPr>
-        <w:t xml:space="preserve">који представља количину информација која се током протокола открива </w:t>
-      </w:r>
-      <w:r>
-        <w:t xml:space="preserve">– </w:t>
-      </w:r>
-      <w:r>
-        <w:rPr>
-          <w:lang w:val="sr-Cyrl-RS"/>
-        </w:rPr>
-        <w:t xml:space="preserve">а код </w:t>
-      </w:r>
-      <w:r>
-        <w:rPr>
-          <w:i/>
-        </w:rPr>
-        <w:t>ZKP</w:t>
-      </w:r>
-      <w:r>
+        <w:t xml:space="preserve"> шаље насумичан изазов</w:t>
+      </w:r>
+      <w:r>
+        <w:rPr>
+          <w:lang w:val="sr-Cyrl-RS"/>
+        </w:rPr>
+        <w:t xml:space="preserve"> (</w:t>
+      </w:r>
+      <w:r>
+        <w:rPr>
+          <w:b/>
+          <w:lang w:val="sr-Cyrl-RS"/>
+        </w:rPr>
+        <w:t>Изазов</w:t>
+      </w:r>
+      <w:r>
+        <w:rPr>
+          <w:lang w:val="sr-Cyrl-RS"/>
+        </w:rPr>
+        <w:t>)</w:t>
+      </w:r>
+      <w:r>
+        <w:rPr>
+          <w:lang w:val="sr-Cyrl-RS"/>
+        </w:rPr>
+        <w:t>, како би се искључила могућност да</w:t>
+      </w:r>
+      <w:r>
+        <w:t xml:space="preserve"> je</w:t>
+      </w:r>
+      <w:r>
+        <w:rPr>
+          <w:lang w:val="sr-Cyrl-RS"/>
+        </w:rPr>
         <w:t xml:space="preserve"> </w:t>
       </w:r>
       <w:r>
         <w:rPr>
-          <w:lang w:val="sr-Cyrl-RS"/>
-        </w:rPr>
-        <w:t>протокола она је у идеалном случају једнака нули.</w:t>
-      </w:r>
-    </w:p>
-    <w:p>
-      <w:r>
-        <w:rPr>
-          <w:lang w:val="sr-Cyrl-RS"/>
-        </w:rPr>
-        <w:t xml:space="preserve">Већина практичних </w:t>
-      </w:r>
-      <w:r>
-        <w:rPr>
-          <w:i/>
-        </w:rPr>
-        <w:t>ZKP</w:t>
-      </w:r>
-      <w:r>
+          <w:b/>
+          <w:lang w:val="sr-Cyrl-RS"/>
+        </w:rPr>
+        <w:t>Доказивач</w:t>
+      </w:r>
+      <w:r>
+        <w:rPr>
+          <w:lang w:val="sr-Latn-RS"/>
+        </w:rPr>
         <w:t xml:space="preserve"> </w:t>
       </w:r>
       <w:r>
         <w:rPr>
           <w:lang w:val="sr-Cyrl-RS"/>
         </w:rPr>
-        <w:t xml:space="preserve">протокола заснива се на једноставном, али ефикасном моделу размене порука познатом као </w:t>
-      </w:r>
-      <w:r>
-        <w:rPr>
-          <w:i/>
-          <w:lang w:val="sr-Latn-RS"/>
-        </w:rPr>
-        <w:t>Sigma</w:t>
-      </w:r>
-      <w:r>
-        <w:rPr>
-          <w:lang w:val="sr-Latn-RS"/>
-        </w:rPr>
+        <w:t>унапред припремио одговор</w:t>
+      </w:r>
+      <w:r>
+        <w:rPr>
+          <w:lang w:val="sr-Cyrl-RS"/>
+        </w:rPr>
+        <w:t xml:space="preserve">. У последњем кораку, </w:t>
+      </w:r>
+      <w:r>
+        <w:rPr>
+          <w:b/>
+          <w:lang w:val="sr-Cyrl-RS"/>
+        </w:rPr>
+        <w:t>Доказивач</w:t>
+      </w:r>
+      <w:r>
+        <w:rPr>
+          <w:lang w:val="sr-Cyrl-RS"/>
+        </w:rPr>
+        <w:t xml:space="preserve"> формира одговор</w:t>
+      </w:r>
+      <w:r>
+        <w:rPr>
+          <w:lang w:val="sr-Cyrl-RS"/>
+        </w:rPr>
+        <w:t xml:space="preserve"> (</w:t>
+      </w:r>
+      <w:r>
+        <w:rPr>
+          <w:b/>
+          <w:lang w:val="sr-Cyrl-RS"/>
+        </w:rPr>
+        <w:t>Одговор</w:t>
+      </w:r>
+      <w:r>
+        <w:rPr>
+          <w:lang w:val="sr-Cyrl-RS"/>
+        </w:rPr>
+        <w:t>)</w:t>
+      </w:r>
+      <w:r>
+        <w:rPr>
+          <w:lang w:val="sr-Cyrl-RS"/>
+        </w:rPr>
+        <w:t xml:space="preserve"> који је у складу и са почетном вредношћу и са добијеним изазовом.</w:t>
+      </w:r>
+      <w:r>
         <w:t xml:space="preserve"> </w:t>
       </w:r>
       <w:r>
         <w:rPr>
           <w:lang w:val="sr-Cyrl-RS"/>
         </w:rPr>
-        <w:t>протокол (</w:t>
-      </w:r>
-      <w:r>
-        <w:rPr>
-          <w:i/>
-          <w:lang w:val="sr-Cyrl-RS"/>
-        </w:rPr>
-        <w:t>Слика 2.3</w:t>
-      </w:r>
-      <w:r>
-        <w:rPr>
-          <w:lang w:val="sr-Cyrl-RS"/>
-        </w:rPr>
-        <w:t xml:space="preserve">), који се састоји из </w:t>
-      </w:r>
-      <w:r>
-        <w:rPr>
-          <w:lang w:val="sr-Cyrl-RS"/>
-        </w:rPr>
-        <w:t>три</w:t>
-      </w:r>
-      <w:r>
-        <w:rPr>
-          <w:lang w:val="sr-Cyrl-RS"/>
-        </w:rPr>
-        <w:t xml:space="preserve"> корака. У првом кораку, Доказивач генерише случајну вредност и шаље њен закључан облик </w:t>
-      </w:r>
-      <w:r>
-        <w:rPr>
-          <w:i/>
-          <w:lang w:val="sr-Cyrl-RS"/>
-        </w:rPr>
-        <w:t>Верификатору</w:t>
-      </w:r>
-      <w:r>
-        <w:rPr>
-          <w:lang w:val="sr-Cyrl-RS"/>
-        </w:rPr>
-        <w:t xml:space="preserve">, чиме се обезбеђује да не може накндно да мења своју тврдњу. Затим </w:t>
-      </w:r>
-      <w:r>
-        <w:rPr>
-          <w:i/>
+        <w:t xml:space="preserve">Протокол се понавља кроз више рунди све док </w:t>
+      </w:r>
+      <w:r>
+        <w:rPr>
+          <w:b/>
           <w:lang w:val="sr-Cyrl-RS"/>
         </w:rPr>
         <w:t>Верификатор</w:t>
@@ -12640,11 +13047,11 @@
         <w:rPr>
           <w:lang w:val="sr-Cyrl-RS"/>
         </w:rPr>
-        <w:t xml:space="preserve"> шаље насумичан изазов, како би се искључила могућност да </w:t>
-      </w:r>
-      <w:r>
-        <w:rPr>
-          <w:i/>
+        <w:t xml:space="preserve"> не стекне поверење, док насумичност осигурава да </w:t>
+      </w:r>
+      <w:r>
+        <w:rPr>
+          <w:b/>
           <w:lang w:val="sr-Cyrl-RS"/>
         </w:rPr>
         <w:t>Доказивач</w:t>
@@ -12653,20 +13060,7 @@
         <w:rPr>
           <w:lang w:val="sr-Cyrl-RS"/>
         </w:rPr>
-        <w:t xml:space="preserve"> одговор припреми унапред. У последњем кораку, </w:t>
-      </w:r>
-      <w:r>
-        <w:rPr>
-          <w:i/>
-          <w:lang w:val="sr-Cyrl-RS"/>
-        </w:rPr>
-        <w:t>Доказивач</w:t>
-      </w:r>
-      <w:r>
-        <w:rPr>
-          <w:lang w:val="sr-Cyrl-RS"/>
-        </w:rPr>
-        <w:t xml:space="preserve"> формира одговор који је у складу и са почетном вредношћу и са добијеним изазовом.</w:t>
+        <w:t xml:space="preserve"> не може припремити одговор унапред.</w:t>
       </w:r>
     </w:p>
     <w:p>
@@ -12675,15 +13069,12 @@
         <w:jc w:val="center"/>
       </w:pPr>
       <w:r>
-        <w:rPr>
-          <w:noProof/>
-          <w14:ligatures w14:val="standardContextual"/>
-        </w:rPr>
+        <w:lastRenderedPageBreak/>
         <w:drawing>
-          <wp:inline distT="0" distB="0" distL="0" distR="0" wp14:anchorId="6B5F386F" wp14:editId="61D1D132">
-            <wp:extent cx="3488055" cy="3623945"/>
-            <wp:effectExtent l="0" t="0" r="0" b="0"/>
-            <wp:docPr id="3" name="Picture 3"/>
+          <wp:inline distT="0" distB="0" distL="0" distR="0" wp14:anchorId="7B23F855" wp14:editId="2B8FEF20">
+            <wp:extent cx="5914390" cy="2794802"/>
+            <wp:effectExtent l="0" t="0" r="0" b="5715"/>
+            <wp:docPr id="5" name="Picture 5"/>
             <wp:cNvGraphicFramePr>
               <a:graphicFrameLocks xmlns:a="http://schemas.openxmlformats.org/drawingml/2006/main" noChangeAspect="1"/>
             </wp:cNvGraphicFramePr>
@@ -12691,36 +13082,23 @@
               <a:graphicData uri="http://schemas.openxmlformats.org/drawingml/2006/picture">
                 <pic:pic xmlns:pic="http://schemas.openxmlformats.org/drawingml/2006/picture">
                   <pic:nvPicPr>
-                    <pic:cNvPr id="0" name="Picture 6"/>
-                    <pic:cNvPicPr>
-                      <a:picLocks noChangeAspect="1" noChangeArrowheads="1"/>
-                    </pic:cNvPicPr>
+                    <pic:cNvPr id="0" name=""/>
+                    <pic:cNvPicPr/>
                   </pic:nvPicPr>
                   <pic:blipFill>
-                    <a:blip r:embed="rId35">
-                      <a:extLst>
-                        <a:ext uri="{28A0092B-C50C-407E-A947-70E740481C1C}">
-                          <a14:useLocalDpi xmlns:a14="http://schemas.microsoft.com/office/drawing/2010/main" val="0"/>
-                        </a:ext>
-                      </a:extLst>
-                    </a:blip>
-                    <a:srcRect/>
+                    <a:blip r:embed="rId35"/>
                     <a:stretch>
                       <a:fillRect/>
                     </a:stretch>
                   </pic:blipFill>
-                  <pic:spPr bwMode="auto">
+                  <pic:spPr>
                     <a:xfrm>
                       <a:off x="0" y="0"/>
-                      <a:ext cx="3488055" cy="3623945"/>
+                      <a:ext cx="5914390" cy="2794802"/>
                     </a:xfrm>
                     <a:prstGeom prst="rect">
                       <a:avLst/>
                     </a:prstGeom>
-                    <a:noFill/>
-                    <a:ln>
-                      <a:noFill/>
-                    </a:ln>
                   </pic:spPr>
                 </pic:pic>
               </a:graphicData>
@@ -12746,8 +13124,9 @@
       <w:r>
         <w:rPr>
           <w:b/>
-        </w:rPr>
-        <w:t>3</w:t>
+          <w:lang w:val="sr-Cyrl-RS"/>
+        </w:rPr>
+        <w:t>4</w:t>
       </w:r>
       <w:r>
         <w:rPr>
@@ -12759,7 +13138,7 @@
         <w:rPr>
           <w:i/>
         </w:rPr>
-        <w:t>ZKP</w:t>
+        <w:t>Sigma</w:t>
       </w:r>
       <w:r>
         <w:rPr>
@@ -12779,11 +13158,23 @@
         <w:rPr>
           <w:lang w:val="sr-Cyrl-RS"/>
         </w:rPr>
-        <w:t xml:space="preserve">Кључна идеја је да исправан </w:t>
-      </w:r>
-      <w:r>
-        <w:rPr>
-          <w:i/>
+        <w:t>Кључна идеја</w:t>
+      </w:r>
+      <w:r>
+        <w:rPr>
+          <w:lang w:val="sr-Cyrl-RS"/>
+        </w:rPr>
+        <w:t xml:space="preserve"> овог механизма јесте</w:t>
+      </w:r>
+      <w:r>
+        <w:rPr>
+          <w:lang w:val="sr-Cyrl-RS"/>
+        </w:rPr>
+        <w:t xml:space="preserve"> да исправан </w:t>
+      </w:r>
+      <w:r>
+        <w:rPr>
+          <w:b/>
           <w:lang w:val="sr-Cyrl-RS"/>
         </w:rPr>
         <w:t>Доказивач</w:t>
@@ -12792,8 +13183,186 @@
         <w:rPr>
           <w:lang w:val="sr-Cyrl-RS"/>
         </w:rPr>
-        <w:t xml:space="preserve"> може да договори на сваки изазов јер заиста поседује тајну, док неко ту тајну не зна моеж само да погађа. Како се протокол понавља кроз више рунди, вероватноћа успешног погаћања постаје занемарљива, што оваке системе чини поузданим чак и у услоима неповерења између учесника.</w:t>
-      </w:r>
+        <w:t xml:space="preserve"> може да договори на сваки изазов јер заиста поседује тајну, док неко ту </w:t>
+      </w:r>
+      <w:r>
+        <w:rPr>
+          <w:b/>
+          <w:lang w:val="sr-Cyrl-RS"/>
+        </w:rPr>
+        <w:t>тајну</w:t>
+      </w:r>
+      <w:r>
+        <w:rPr>
+          <w:lang w:val="sr-Cyrl-RS"/>
+        </w:rPr>
+        <w:t xml:space="preserve"> не зна мо</w:t>
+      </w:r>
+      <w:r>
+        <w:rPr>
+          <w:lang w:val="sr-Cyrl-RS"/>
+        </w:rPr>
+        <w:t>же</w:t>
+      </w:r>
+      <w:r>
+        <w:rPr>
+          <w:lang w:val="sr-Cyrl-RS"/>
+        </w:rPr>
+        <w:t xml:space="preserve"> само да погађа. Како се протокол понавља кроз више р</w:t>
+      </w:r>
+      <w:r>
+        <w:rPr>
+          <w:lang w:val="sr-Cyrl-RS"/>
+        </w:rPr>
+        <w:t>унди, вероватноћа успешног погађ</w:t>
+      </w:r>
+      <w:r>
+        <w:rPr>
+          <w:lang w:val="sr-Cyrl-RS"/>
+        </w:rPr>
+        <w:t>ања</w:t>
+      </w:r>
+      <w:r>
+        <w:rPr>
+          <w:lang w:val="sr-Cyrl-RS"/>
+        </w:rPr>
+        <w:t xml:space="preserve"> експоненцијално опада и</w:t>
+      </w:r>
+      <w:r>
+        <w:rPr>
+          <w:lang w:val="sr-Cyrl-RS"/>
+        </w:rPr>
+        <w:t xml:space="preserve"> постаје занемарљива</w:t>
+      </w:r>
+      <w:r>
+        <w:rPr>
+          <w:lang w:val="sr-Cyrl-RS"/>
+        </w:rPr>
+        <w:t>.</w:t>
+      </w:r>
+      <w:r>
+        <w:rPr>
+          <w:lang w:val="sr-Cyrl-RS"/>
+        </w:rPr>
+        <w:t xml:space="preserve"> </w:t>
+      </w:r>
+      <w:r>
+        <w:rPr>
+          <w:lang w:val="sr-Cyrl-RS"/>
+        </w:rPr>
+        <w:t>То</w:t>
+      </w:r>
+      <w:r>
+        <w:rPr>
+          <w:lang w:val="sr-Cyrl-RS"/>
+        </w:rPr>
+        <w:t xml:space="preserve"> оваке системе чини поузданим чак и у услоима неповерења између учесника</w:t>
+      </w:r>
+      <w:r>
+        <w:t xml:space="preserve"> </w:t>
+      </w:r>
+      <w:r>
+        <w:rPr>
+          <w:b/>
+        </w:rPr>
+        <w:t>[19]</w:t>
+      </w:r>
+      <w:r>
+        <w:rPr>
+          <w:lang w:val="sr-Cyrl-RS"/>
+        </w:rPr>
+        <w:t>.</w:t>
+      </w:r>
+    </w:p>
+    <w:p>
+      <w:pPr>
+        <w:pStyle w:val="Tekst"/>
+      </w:pPr>
+    </w:p>
+    <w:p>
+      <w:pPr>
+        <w:pStyle w:val="Tekst"/>
+      </w:pPr>
+    </w:p>
+    <w:p>
+      <w:pPr>
+        <w:pStyle w:val="Tekst"/>
+      </w:pPr>
+    </w:p>
+    <w:p>
+      <w:pPr>
+        <w:pStyle w:val="Tekst"/>
+      </w:pPr>
+    </w:p>
+    <w:p>
+      <w:pPr>
+        <w:pStyle w:val="Tekst"/>
+      </w:pPr>
+    </w:p>
+    <w:p>
+      <w:pPr>
+        <w:pStyle w:val="Tekst"/>
+      </w:pPr>
+    </w:p>
+    <w:p>
+      <w:pPr>
+        <w:pStyle w:val="Tekst"/>
+      </w:pPr>
+    </w:p>
+    <w:p>
+      <w:pPr>
+        <w:pStyle w:val="Tekst"/>
+      </w:pPr>
+    </w:p>
+    <w:p>
+      <w:pPr>
+        <w:pStyle w:val="Tekst"/>
+      </w:pPr>
+    </w:p>
+    <w:p>
+      <w:pPr>
+        <w:pStyle w:val="Tekst"/>
+      </w:pPr>
+    </w:p>
+    <w:p>
+      <w:pPr>
+        <w:pStyle w:val="Tekst"/>
+      </w:pPr>
+    </w:p>
+    <w:p>
+      <w:pPr>
+        <w:pStyle w:val="Tekst"/>
+      </w:pPr>
+    </w:p>
+    <w:p>
+      <w:pPr>
+        <w:pStyle w:val="Tekst"/>
+      </w:pPr>
+    </w:p>
+    <w:p>
+      <w:pPr>
+        <w:pStyle w:val="Tekst"/>
+      </w:pPr>
+    </w:p>
+    <w:p>
+      <w:pPr>
+        <w:pStyle w:val="Tekst"/>
+      </w:pPr>
+    </w:p>
+    <w:p>
+      <w:pPr>
+        <w:pStyle w:val="Tekst"/>
+      </w:pPr>
+    </w:p>
+    <w:p>
+      <w:pPr>
+        <w:pStyle w:val="Tekst"/>
+      </w:pPr>
+    </w:p>
+    <w:p>
+      <w:pPr>
+        <w:pStyle w:val="Tekst"/>
+      </w:pPr>
     </w:p>
     <w:p>
       <w:pPr>
@@ -12806,6 +13375,7 @@
         <w:rPr>
           <w:lang w:val="en-US"/>
         </w:rPr>
+        <w:lastRenderedPageBreak/>
         <w:t xml:space="preserve">2.2.2 </w:t>
       </w:r>
       <w:r>
@@ -12838,16 +13408,159 @@
         <w:rPr>
           <w:lang w:val="sr-Cyrl-RS"/>
         </w:rPr>
-        <w:t xml:space="preserve">Да би се један интерактивни протокол, као што је </w:t>
-      </w:r>
-      <w:r>
-        <w:t xml:space="preserve">Sigma </w:t>
-      </w:r>
-      <w:r>
-        <w:rPr>
-          <w:lang w:val="sr-Cyrl-RS"/>
-        </w:rPr>
-        <w:t>протоколо, могао сматрати системом доказа са нуилтим знањем, неопходно је да испуни три кључна својства, комлетност, основаност и нулто знање. Ова својства заједно обезбеђују поузданост и безбедност комуникације између Доказивача и Верификатора.</w:t>
+        <w:t>Да би се један интерактивни протокол, као што је</w:t>
+      </w:r>
+      <w:r>
+        <w:t xml:space="preserve"> </w:t>
+      </w:r>
+      <w:r>
+        <w:rPr>
+          <w:lang w:val="sr-Cyrl-RS"/>
+        </w:rPr>
+        <w:t>претходно описани</w:t>
+      </w:r>
+      <w:r>
+        <w:rPr>
+          <w:lang w:val="sr-Cyrl-RS"/>
+        </w:rPr>
+        <w:t xml:space="preserve"> </w:t>
+      </w:r>
+      <w:r>
+        <w:rPr>
+          <w:i/>
+        </w:rPr>
+        <w:t>Sigma</w:t>
+      </w:r>
+      <w:r>
+        <w:t xml:space="preserve"> </w:t>
+      </w:r>
+      <w:r>
+        <w:rPr>
+          <w:lang w:val="sr-Cyrl-RS"/>
+        </w:rPr>
+        <w:t>протокол</w:t>
+      </w:r>
+      <w:r>
+        <w:rPr>
+          <w:lang w:val="sr-Cyrl-RS"/>
+        </w:rPr>
+        <w:t xml:space="preserve">, могао </w:t>
+      </w:r>
+      <w:r>
+        <w:rPr>
+          <w:lang w:val="sr-Cyrl-RS"/>
+        </w:rPr>
+        <w:t>формално квалификовати као систем доказа са нултим знањем</w:t>
+      </w:r>
+      <w:r>
+        <w:rPr>
+          <w:lang w:val="sr-Cyrl-RS"/>
+        </w:rPr>
+        <w:t>,</w:t>
+      </w:r>
+      <w:r>
+        <w:rPr>
+          <w:lang w:val="sr-Cyrl-RS"/>
+        </w:rPr>
+        <w:t>он математички мора да задовољи три кључна сојства:</w:t>
+      </w:r>
+      <w:r>
+        <w:t xml:space="preserve"> </w:t>
+      </w:r>
+      <w:r>
+        <w:rPr>
+          <w:lang w:val="sr-Cyrl-RS"/>
+        </w:rPr>
+        <w:t xml:space="preserve"> </w:t>
+      </w:r>
+      <w:r>
+        <w:rPr>
+          <w:b/>
+          <w:lang w:val="sr-Cyrl-RS"/>
+        </w:rPr>
+        <w:t>комплексност</w:t>
+      </w:r>
+      <w:r>
+        <w:rPr>
+          <w:lang w:val="sr-Cyrl-RS"/>
+        </w:rPr>
+        <w:t xml:space="preserve">, </w:t>
+      </w:r>
+      <w:r>
+        <w:rPr>
+          <w:b/>
+          <w:lang w:val="sr-Cyrl-RS"/>
+        </w:rPr>
+        <w:t>основаност</w:t>
+      </w:r>
+      <w:r>
+        <w:rPr>
+          <w:lang w:val="sr-Cyrl-RS"/>
+        </w:rPr>
+        <w:t xml:space="preserve">, </w:t>
+      </w:r>
+      <w:r>
+        <w:rPr>
+          <w:b/>
+          <w:lang w:val="sr-Cyrl-RS"/>
+        </w:rPr>
+        <w:t>нулто занње</w:t>
+      </w:r>
+      <w:r>
+        <w:rPr>
+          <w:lang w:val="sr-Cyrl-RS"/>
+        </w:rPr>
+        <w:t xml:space="preserve"> </w:t>
+      </w:r>
+      <w:r>
+        <w:rPr>
+          <w:b/>
+        </w:rPr>
+        <w:t>[</w:t>
+      </w:r>
+      <w:r>
+        <w:rPr>
+          <w:b/>
+        </w:rPr>
+        <w:t>20</w:t>
+      </w:r>
+      <w:r>
+        <w:rPr>
+          <w:b/>
+        </w:rPr>
+        <w:t>]</w:t>
+      </w:r>
+      <w:r>
+        <w:rPr>
+          <w:lang w:val="sr-Cyrl-RS"/>
+        </w:rPr>
+        <w:t xml:space="preserve">. Ова својства заједно обезбеђују поузданост и безбедност комуникације између </w:t>
+      </w:r>
+      <w:r>
+        <w:rPr>
+          <w:b/>
+          <w:lang w:val="sr-Cyrl-RS"/>
+        </w:rPr>
+        <w:t>Доказивача</w:t>
+      </w:r>
+      <w:r>
+        <w:rPr>
+          <w:lang w:val="sr-Cyrl-RS"/>
+        </w:rPr>
+        <w:t xml:space="preserve"> и </w:t>
+      </w:r>
+      <w:r>
+        <w:rPr>
+          <w:b/>
+          <w:lang w:val="sr-Cyrl-RS"/>
+        </w:rPr>
+        <w:t>Верификатора</w:t>
+      </w:r>
+      <w:r>
+        <w:rPr>
+          <w:lang w:val="sr-Cyrl-RS"/>
+        </w:rPr>
+        <w:t>.</w:t>
       </w:r>
     </w:p>
     <w:p>
@@ -12889,65 +13602,160 @@
         <w:rPr>
           <w:lang w:val="sr-Cyrl-RS"/>
         </w:rPr>
-        <w:t xml:space="preserve">Комплетност значи да ће Верификатор прихватити тврдњу </w:t>
-      </w:r>
-      <w:r>
-        <w:rPr>
-          <w:lang w:val="sr-Cyrl-RS"/>
-        </w:rPr>
-        <w:t xml:space="preserve">уколико је она заиста тачна и ако обе стране поштују протокол. Другим речима, ако Доказивач заиста поседује </w:t>
-      </w:r>
-      <w:r>
-        <w:rPr>
-          <w:lang w:val="sr-Cyrl-RS"/>
-        </w:rPr>
-        <w:t>т</w:t>
-      </w:r>
-      <w:r>
-        <w:rPr>
-          <w:lang w:val="sr-Cyrl-RS"/>
-        </w:rPr>
-        <w:t xml:space="preserve">ајну вредност </w:t>
-      </w:r>
-      <w:r>
-        <w:t xml:space="preserve">w </w:t>
-      </w:r>
-      <w:r>
-        <w:rPr>
-          <w:lang w:val="sr-Cyrl-RS"/>
-        </w:rPr>
-        <w:t xml:space="preserve">систем неће добити </w:t>
-      </w:r>
-      <w:r>
-        <w:rPr>
-          <w:lang w:val="sr-Cyrl-RS"/>
-        </w:rPr>
-        <w:lastRenderedPageBreak/>
-        <w:t>исправан доказ. Ово својств</w:t>
-      </w:r>
-      <w:r>
-        <w:rPr>
-          <w:lang w:val="sr-Cyrl-RS"/>
-        </w:rPr>
-        <w:t>о</w:t>
-      </w:r>
-      <w:r>
-        <w:rPr>
-          <w:lang w:val="sr-Cyrl-RS"/>
-        </w:rPr>
-        <w:t xml:space="preserve"> осигурава</w:t>
-      </w:r>
-      <w:r>
-        <w:rPr>
-          <w:lang w:val="sr-Cyrl-RS"/>
-        </w:rPr>
+        <w:t xml:space="preserve">Ово својство гарантује да ће </w:t>
+      </w:r>
+      <w:r>
+        <w:rPr>
+          <w:b/>
+          <w:lang w:val="sr-Cyrl-RS"/>
+        </w:rPr>
+        <w:t>Верификатор</w:t>
+      </w:r>
+      <w:r>
+        <w:rPr>
+          <w:lang w:val="sr-Cyrl-RS"/>
+        </w:rPr>
+        <w:t xml:space="preserve"> увек прихватити тврдњу уколико је она заиста тачна и уколико обе стране поштено прате кораке протокола. Другим речима</w:t>
+      </w:r>
+      <w:r>
+        <w:t>,</w:t>
+      </w:r>
+      <w:r>
+        <w:rPr>
+          <w:lang w:val="sr-Cyrl-RS"/>
+        </w:rPr>
+        <w:t xml:space="preserve"> ако </w:t>
+      </w:r>
+      <w:r>
+        <w:rPr>
+          <w:b/>
+          <w:lang w:val="sr-Cyrl-RS"/>
+        </w:rPr>
+        <w:t>Д</w:t>
+      </w:r>
+      <w:r>
+        <w:rPr>
+          <w:b/>
+        </w:rPr>
+        <w:t>o</w:t>
+      </w:r>
+      <w:r>
+        <w:rPr>
+          <w:b/>
+          <w:lang w:val="sr-Cyrl-RS"/>
+        </w:rPr>
+        <w:t>казивач</w:t>
+      </w:r>
+      <w:r>
+        <w:rPr>
+          <w:lang w:val="sr-Cyrl-RS"/>
+        </w:rPr>
+        <w:t xml:space="preserve"> заиста поседује тајну вредност (сведока)</w:t>
+      </w:r>
+      <w:r>
         <w:t xml:space="preserve"> </w:t>
       </w:r>
-      <w:r>
-        <w:rPr>
-          <w:lang w:val="sr-Cyrl-RS"/>
-        </w:rPr>
-        <w:t>да протокол не производи лажнпо негативне резултате.</w:t>
+      <m:oMath>
+        <m:r>
+          <m:rPr>
+            <m:sty m:val="bi"/>
+          </m:rPr>
+          <w:rPr>
+            <w:rFonts w:ascii="Cambria Math" w:hAnsi="Cambria Math"/>
+            <w:lang w:val="sr-Cyrl-RS"/>
+          </w:rPr>
+          <m:t>w</m:t>
+        </m:r>
+      </m:oMath>
+      <w:r>
+        <w:rPr>
+          <w:lang w:val="sr-Cyrl-RS"/>
+        </w:rPr>
+        <w:t xml:space="preserve">, он ће у сваком сценарију моћи да генерише исправан доказ који ће </w:t>
+      </w:r>
+      <w:r>
+        <w:rPr>
+          <w:b/>
+          <w:lang w:val="sr-Cyrl-RS"/>
+        </w:rPr>
+        <w:t>Верификатор</w:t>
+      </w:r>
+      <w:r>
+        <w:rPr>
+          <w:lang w:val="sr-Cyrl-RS"/>
+        </w:rPr>
+        <w:t xml:space="preserve"> валидирати. На овај начин</w:t>
+      </w:r>
+      <w:r>
+        <w:t xml:space="preserve"> </w:t>
+      </w:r>
+      <w:r>
+        <w:rPr>
+          <w:lang w:val="sr-Cyrl-RS"/>
+        </w:rPr>
+        <w:t>оси</w:t>
+      </w:r>
+      <w:r>
+        <w:t>g</w:t>
+      </w:r>
+      <w:r>
+        <w:rPr>
+          <w:lang w:val="sr-Cyrl-RS"/>
+        </w:rPr>
+        <w:t xml:space="preserve">урава се да систем не производи такозване лажно негативне резултате (енгл. </w:t>
+      </w:r>
+      <w:proofErr w:type="gramStart"/>
+      <w:r>
+        <w:rPr>
+          <w:i/>
+        </w:rPr>
+        <w:t>false</w:t>
+      </w:r>
+      <w:proofErr w:type="gramEnd"/>
+      <w:r>
+        <w:rPr>
+          <w:i/>
+        </w:rPr>
+        <w:t xml:space="preserve"> negatives</w:t>
+      </w:r>
+      <w:r>
+        <w:t>)</w:t>
+      </w:r>
+      <w:r>
+        <w:rPr>
+          <w:lang w:val="sr-Cyrl-RS"/>
+        </w:rPr>
+        <w:t xml:space="preserve">, што представља апсолутни минимум за фунцкионисање било ког </w:t>
+      </w:r>
+      <w:r>
+        <w:rPr>
+          <w:i/>
+        </w:rPr>
+        <w:t>ZKP</w:t>
+      </w:r>
+      <w:r>
+        <w:t xml:space="preserve"> </w:t>
+      </w:r>
+      <w:r>
+        <w:rPr>
+          <w:lang w:val="sr-Cyrl-RS"/>
+        </w:rPr>
+        <w:t>система у пракси</w:t>
+      </w:r>
+      <w:r>
+        <w:t xml:space="preserve"> </w:t>
+      </w:r>
+      <w:r>
+        <w:rPr>
+          <w:b/>
+        </w:rPr>
+        <w:t>[18]</w:t>
+      </w:r>
+      <w:r>
+        <w:rPr>
+          <w:lang w:val="sr-Cyrl-RS"/>
+        </w:rPr>
+        <w:t xml:space="preserve">. </w:t>
       </w:r>
     </w:p>
     <w:p>
@@ -12982,6 +13790,19 @@
       </w:r>
       <w:r>
         <w:rPr>
+          <w:b/>
+        </w:rPr>
+        <w:t>/</w:t>
+      </w:r>
+      <w:r>
+        <w:rPr>
+          <w:b/>
+          <w:lang w:val="sr-Cyrl-RS"/>
+        </w:rPr>
+        <w:t>Поузданост</w:t>
+      </w:r>
+      <w:r>
+        <w:rPr>
           <w:lang w:val="sr-Latn-RS"/>
         </w:rPr>
         <w:t xml:space="preserve"> (</w:t>
@@ -13005,13 +13826,85 @@
         <w:rPr>
           <w:lang w:val="sr-Cyrl-RS"/>
         </w:rPr>
-        <w:t xml:space="preserve"> Основаност штити Верификатора од покушаја преваре. Уколико Доказивач не поседује тајну, вероватноћа</w:t>
-      </w:r>
-      <w:r>
-        <w:rPr>
-          <w:lang w:val="sr-Cyrl-RS"/>
-        </w:rPr>
-        <w:t xml:space="preserve"> да ипак успешно прође верификацију је веома мала. Додатно, понављањем протокола кроз више ринди ова вероватноћа се још више смањује, до нивоа који се у пракси сматра занемарљивим.</w:t>
+        <w:t xml:space="preserve"> </w:t>
+      </w:r>
+      <w:r>
+        <w:rPr>
+          <w:lang w:val="sr-Cyrl-RS"/>
+        </w:rPr>
+        <w:t xml:space="preserve">Основаност примарно штити </w:t>
+      </w:r>
+      <w:r>
+        <w:rPr>
+          <w:b/>
+          <w:lang w:val="sr-Cyrl-RS"/>
+        </w:rPr>
+        <w:t>Верификатора</w:t>
+      </w:r>
+      <w:r>
+        <w:rPr>
+          <w:lang w:val="sr-Cyrl-RS"/>
+        </w:rPr>
+        <w:t xml:space="preserve"> од малициозних покушаја преваре</w:t>
+      </w:r>
+      <w:r>
+        <w:rPr>
+          <w:lang w:val="sr-Cyrl-RS"/>
+        </w:rPr>
+        <w:t>.</w:t>
+      </w:r>
+      <w:r>
+        <w:rPr>
+          <w:lang w:val="sr-Cyrl-RS"/>
+        </w:rPr>
+        <w:t xml:space="preserve"> Уколико је почетна тврдња нетачна (односно, </w:t>
+      </w:r>
+      <w:r>
+        <w:rPr>
+          <w:b/>
+          <w:lang w:val="sr-Cyrl-RS"/>
+        </w:rPr>
+        <w:t>Доказивач</w:t>
+      </w:r>
+      <w:r>
+        <w:rPr>
+          <w:lang w:val="sr-Cyrl-RS"/>
+        </w:rPr>
+        <w:t xml:space="preserve"> не поседује тајну), вероватноћа да он ипак успешно превари </w:t>
+      </w:r>
+      <w:r>
+        <w:rPr>
+          <w:b/>
+          <w:lang w:val="sr-Cyrl-RS"/>
+        </w:rPr>
+        <w:t>Верификатора</w:t>
+      </w:r>
+      <w:r>
+        <w:rPr>
+          <w:lang w:val="sr-Cyrl-RS"/>
+        </w:rPr>
+        <w:t xml:space="preserve"> и прође кроз протокол је стриктно ограничена. Као што је раније наведено, понављањем протокола кроз више независних роунди ова вероватноћа експоненцијално опада и брзо достиже математички ниво који се сматра потпуно занемарљивим </w:t>
+      </w:r>
+      <w:r>
+        <w:rPr>
+          <w:b/>
+        </w:rPr>
+        <w:t>[2</w:t>
+      </w:r>
+      <w:r>
+        <w:rPr>
+          <w:b/>
+        </w:rPr>
+        <w:t>1</w:t>
+      </w:r>
+      <w:r>
+        <w:rPr>
+          <w:b/>
+        </w:rPr>
+        <w:t>]</w:t>
+      </w:r>
+      <w:r>
+        <w:t>.</w:t>
       </w:r>
     </w:p>
     <w:p>
@@ -13063,16 +13956,62 @@
         <w:rPr>
           <w:lang w:val="sr-Cyrl-RS"/>
         </w:rPr>
-        <w:t xml:space="preserve"> Ово је кључно својство које издваја </w:t>
-      </w:r>
-      <w:r>
-        <w:t xml:space="preserve">ZKP </w:t>
-      </w:r>
-      <w:r>
-        <w:rPr>
-          <w:lang w:val="sr-Cyrl-RS"/>
-        </w:rPr>
-        <w:t>протоколе. Оно франтује да Верификатор не сазнаје ништа више осим саме чинњенице да је тврдња тачна. Формално, ово се показује кроз концепт симулације. Верификатор може да генерише комуникацију која изгледа као стварна чак и без познавања тајне. ТО значи да током интеракције не долази до цурења информација,</w:t>
+        <w:t xml:space="preserve"> Ово је кључно</w:t>
+      </w:r>
+      <w:r>
+        <w:rPr>
+          <w:lang w:val="sr-Latn-RS"/>
+        </w:rPr>
+        <w:t xml:space="preserve"> </w:t>
+      </w:r>
+      <w:r>
+        <w:rPr>
+          <w:lang w:val="sr-Cyrl-RS"/>
+        </w:rPr>
+        <w:t xml:space="preserve">и најспецифичније својство које издваја </w:t>
+      </w:r>
+      <w:r>
+        <w:rPr>
+          <w:i/>
+        </w:rPr>
+        <w:t>ZKP</w:t>
+      </w:r>
+      <w:r>
+        <w:t xml:space="preserve"> </w:t>
+      </w:r>
+      <w:r>
+        <w:rPr>
+          <w:lang w:val="sr-Cyrl-RS"/>
+        </w:rPr>
+        <w:t xml:space="preserve">од осталих криптографских система. Оно формално гарантује да Верификатор, током размене порука, не сазнаје апсолутно ништа осим саме чињенице да је тврдња тачна. У криптографској теорији, ово се доказује кроз концепт симулације. Наиме, уколико постоји алгоритам (симулатор) који може да генерише лажан транскрипт комуникације који се не разликује од праве размене порука, и то без понављања тајне, онда је математички доказано да стварни протокол </w:t>
+      </w:r>
+      <w:r>
+        <w:rPr>
+          <w:b/>
+          <w:lang w:val="sr-Cyrl-RS"/>
+        </w:rPr>
+        <w:t>Верификатору</w:t>
+      </w:r>
+      <w:r>
+        <w:rPr>
+          <w:lang w:val="sr-Cyrl-RS"/>
+        </w:rPr>
+        <w:t xml:space="preserve"> не одаје никаве корисне информације које он већ сам није могао да генерише</w:t>
+      </w:r>
+      <w:r>
+        <w:t xml:space="preserve"> </w:t>
+      </w:r>
+      <w:r>
+        <w:rPr>
+          <w:b/>
+        </w:rPr>
+        <w:t>[4]</w:t>
+      </w:r>
+      <w:r>
+        <w:rPr>
+          <w:lang w:val="sr-Cyrl-RS"/>
+        </w:rPr>
+        <w:t>.</w:t>
       </w:r>
     </w:p>
     <w:p>
@@ -13094,7 +14033,13 @@
         <w:t>Комбинацијом ова три својства</w:t>
       </w:r>
       <w:r>
-        <w:t>, ZKP</w:t>
+        <w:t xml:space="preserve">, </w:t>
+      </w:r>
+      <w:r>
+        <w:rPr>
+          <w:i/>
+        </w:rPr>
+        <w:t>ZKP</w:t>
       </w:r>
       <w:r>
         <w:rPr>
@@ -13106,14 +14051,67 @@
         <w:rPr>
           <w:lang w:val="sr-Cyrl-RS"/>
         </w:rPr>
-        <w:t>протоколи омогућавају да се поверење у систему заснива на математичким гаранцијама, уместо на претпоствци о понашању учесника.</w:t>
-      </w:r>
+        <w:t xml:space="preserve">протоколи омогућавају да се </w:t>
+      </w:r>
+      <w:r>
+        <w:rPr>
+          <w:lang w:val="sr-Cyrl-RS"/>
+        </w:rPr>
+        <w:t>целокупна безбедност система заснива на чврстим математичким гаранцијама, уместо на раније неопходној претпоставци о поштеном поанашању учесника</w:t>
+      </w:r>
+      <w:r>
+        <w:rPr>
+          <w:lang w:val="sr-Cyrl-RS"/>
+        </w:rPr>
+        <w:t>.</w:t>
+      </w:r>
+    </w:p>
+    <w:p>
+      <w:pPr>
+        <w:pStyle w:val="Tekst"/>
+      </w:pPr>
+    </w:p>
+    <w:p>
+      <w:pPr>
+        <w:pStyle w:val="Tekst"/>
+      </w:pPr>
+    </w:p>
+    <w:p>
+      <w:pPr>
+        <w:pStyle w:val="Tekst"/>
+      </w:pPr>
+    </w:p>
+    <w:p>
+      <w:pPr>
+        <w:pStyle w:val="Tekst"/>
+      </w:pPr>
+    </w:p>
+    <w:p>
+      <w:pPr>
+        <w:pStyle w:val="Tekst"/>
+      </w:pPr>
+    </w:p>
+    <w:p>
+      <w:pPr>
+        <w:pStyle w:val="Tekst"/>
+      </w:pPr>
+    </w:p>
+    <w:p>
+      <w:pPr>
+        <w:pStyle w:val="Tekst"/>
+      </w:pPr>
+    </w:p>
+    <w:p>
+      <w:pPr>
+        <w:pStyle w:val="Tekst"/>
+      </w:pPr>
     </w:p>
     <w:p>
       <w:pPr>
         <w:pStyle w:val="Heading3"/>
       </w:pPr>
       <w:r>
+        <w:lastRenderedPageBreak/>
         <w:t>2.2.3 Неи</w:t>
       </w:r>
       <w:r>
@@ -13139,112 +14137,350 @@
       </w:r>
     </w:p>
     <w:p>
-      <w:pPr>
-        <w:rPr>
-          <w:lang w:val="sr-Cyrl-RS"/>
-        </w:rPr>
-      </w:pPr>
-      <w:r>
-        <w:rPr>
-          <w:lang w:val="sr-Cyrl-RS"/>
-        </w:rPr>
-        <w:t xml:space="preserve">Иако интерактивни </w:t>
-      </w:r>
-      <w:r>
-        <w:t xml:space="preserve">ZKP </w:t>
-      </w:r>
-      <w:r>
-        <w:rPr>
-          <w:lang w:val="sr-Cyrl-RS"/>
-        </w:rPr>
-        <w:t>протоколи нуде висок ниво сигурности, њихова примена у реалним системима, посебно у дистрибуираним окружењима као што су паметне мреже, није увек практична. Разлог за то је потреба за сталном разменим порука између Доказивача и Верификатора, што у системима са великим бројем чворова доводи до повећаног кашњења и слабије скалабилности.</w:t>
-      </w:r>
-    </w:p>
-    <w:p>
-      <w:r>
-        <w:rPr>
-          <w:lang w:val="sr-Cyrl-RS"/>
-        </w:rPr>
-        <w:t>Због тога су развијени неинтерактивни докази са нултим знањем (</w:t>
-      </w:r>
-      <w:r>
-        <w:t xml:space="preserve">NIZK), </w:t>
-      </w:r>
-      <w:r>
-        <w:rPr>
-          <w:lang w:val="sr-Cyrl-RS"/>
-        </w:rPr>
-        <w:t xml:space="preserve">који значајно поједностављују овај процес. Кључна идеја је да се интеракција између учесникасведе на минимум, односно да Доказивач сам генерише доказ који Верификатор може накнадно да провери. Ово је омогућено применом </w:t>
-      </w:r>
-      <w:r>
-        <w:t>Fiat-Shamir</w:t>
-      </w:r>
-      <w:r>
-        <w:rPr>
-          <w:lang w:val="sr-Cyrl-RS"/>
-        </w:rPr>
-        <w:t xml:space="preserve"> хеуристике, која замењује насумични изазов Верификатора криптографском хеш функцијом. На тај нашин се цео процес </w:t>
-      </w:r>
-      <w:r>
-        <w:t>“</w:t>
-      </w:r>
-      <w:r>
-        <w:rPr>
-          <w:lang w:val="sr-Cyrl-RS"/>
-        </w:rPr>
-        <w:t>сабија* у један доказ који се шаље једносмерно, без потребе за даљом комуникацијом.</w:t>
-      </w:r>
-    </w:p>
-    <w:p>
-      <w:r>
-        <w:rPr>
-          <w:lang w:val="sr-Cyrl-RS"/>
-        </w:rPr>
-        <w:t xml:space="preserve">Даљим унапређењем овог приступа развијени су </w:t>
-      </w:r>
-      <w:r>
-        <w:t>zk-</w:t>
-      </w:r>
-      <w:r>
-        <w:rPr>
+      <w:r>
+        <w:rPr>
+          <w:lang w:val="sr-Cyrl-RS"/>
+        </w:rPr>
+        <w:t xml:space="preserve">Иако класични интерактивни </w:t>
+      </w:r>
+      <w:r>
+        <w:rPr>
+          <w:i/>
+        </w:rPr>
+        <w:t>ZKP</w:t>
+      </w:r>
+      <w:r>
+        <w:t xml:space="preserve"> </w:t>
+      </w:r>
+      <w:r>
+        <w:rPr>
+          <w:lang w:val="sr-Cyrl-RS"/>
+        </w:rPr>
+        <w:t xml:space="preserve">протоколи пружају висок ниво сигурности, њихова примена у реалним системима, посебно у дистрибуираним окружењима попут паметних мрежа, није увек практична. Основни разлог за тоје потреба за сталном резменом порука између </w:t>
+      </w:r>
+      <w:r>
+        <w:rPr>
+          <w:b/>
+          <w:lang w:val="sr-Cyrl-RS"/>
+        </w:rPr>
+        <w:t>Доказивача</w:t>
+      </w:r>
+      <w:r>
+        <w:rPr>
+          <w:lang w:val="sr-Cyrl-RS"/>
+        </w:rPr>
+        <w:t xml:space="preserve"> и </w:t>
+      </w:r>
+      <w:r>
+        <w:rPr>
+          <w:b/>
+          <w:lang w:val="sr-Cyrl-RS"/>
+        </w:rPr>
+        <w:t>Верификатора</w:t>
+      </w:r>
+      <w:r>
+        <w:rPr>
+          <w:lang w:val="sr-Cyrl-RS"/>
+        </w:rPr>
+        <w:t>. У системима са великим бројем чворова као што су системи напредног мерења (</w:t>
+      </w:r>
+      <w:r>
+        <w:rPr>
+          <w:i/>
+        </w:rPr>
+        <w:t>AMI</w:t>
+      </w:r>
+      <w:r>
+        <w:t>)</w:t>
+      </w:r>
+      <w:r>
+        <w:rPr>
+          <w:lang w:val="sr-Cyrl-RS"/>
+        </w:rPr>
+        <w:t xml:space="preserve">, овакав приступ може довести до повећаног мрежног кашњења и слабије скалабилности </w:t>
+      </w:r>
+      <w:r>
+        <w:rPr>
+          <w:b/>
+        </w:rPr>
+        <w:t>[1]</w:t>
+      </w:r>
+      <w:r>
+        <w:t>.</w:t>
+      </w:r>
+    </w:p>
+    <w:p>
+      <w:pPr>
+        <w:rPr>
+          <w:lang w:val="sr-Cyrl-RS"/>
+        </w:rPr>
+      </w:pPr>
+      <w:r>
+        <w:rPr>
+          <w:lang w:val="sr-Cyrl-RS"/>
+        </w:rPr>
+        <w:t xml:space="preserve">Да би се ово ограничење превазишло, развијени су неинтерактивни докази са нултим занњем (енгл. </w:t>
+      </w:r>
+      <w:r>
+        <w:rPr>
+          <w:i/>
           <w:lang w:val="sr-Latn-RS"/>
         </w:rPr>
-        <w:t xml:space="preserve">SNARK </w:t>
-      </w:r>
-      <w:r>
-        <w:rPr>
-          <w:lang w:val="sr-Cyrl-RS"/>
-        </w:rPr>
-        <w:t xml:space="preserve">системи (енгл. </w:t>
-      </w:r>
-      <w:r>
-        <w:t xml:space="preserve">Zero-Knowledge Succinct Non-Interactive Argument of Knowledge), </w:t>
-      </w:r>
-      <w:r>
-        <w:rPr>
-          <w:lang w:val="sr-Cyrl-RS"/>
-        </w:rPr>
-        <w:t>који су посебно погодни за практичну примену. Њихова главна предност је у томе што су докази веома мали и брзо се проверавају</w:t>
-      </w:r>
-      <w:r>
-        <w:t>,</w:t>
-      </w:r>
-      <w:r>
-        <w:rPr>
-          <w:lang w:val="sr-Cyrl-RS"/>
-        </w:rPr>
-        <w:t xml:space="preserve"> без обзира на сложеност израчунавања. Поред тога цео процес је неинтерактиван, доказ се генерише и шаље у једном кораку, што значајно смањује оптерећење мреже.</w:t>
-      </w:r>
-    </w:p>
-    <w:p>
-      <w:r>
-        <w:rPr>
-          <w:lang w:val="sr-Cyrl-RS"/>
-        </w:rPr>
-        <w:t xml:space="preserve">Савремени протоколи као што су </w:t>
-      </w:r>
-      <w:r>
-        <w:t xml:space="preserve">Groth16 </w:t>
+        <w:t>Non-Interacitve Zero-Knowledge – NIZK</w:t>
+      </w:r>
+      <w:r>
+        <w:rPr>
+          <w:lang w:val="sr-Latn-RS"/>
+        </w:rPr>
+        <w:t>).</w:t>
+      </w:r>
+      <w:r>
+        <w:rPr>
+          <w:lang w:val="sr-Cyrl-RS"/>
+        </w:rPr>
+        <w:t xml:space="preserve"> Основна идеја овог приступа је да се интеракција између учесника сведе на минимум, односно да </w:t>
+      </w:r>
+      <w:r>
+        <w:rPr>
+          <w:b/>
+          <w:lang w:val="sr-Cyrl-RS"/>
+        </w:rPr>
+        <w:t>Доказивач</w:t>
+      </w:r>
+      <w:r>
+        <w:rPr>
+          <w:lang w:val="sr-Cyrl-RS"/>
+        </w:rPr>
+        <w:t xml:space="preserve"> сам генерише доказ који </w:t>
+      </w:r>
+      <w:r>
+        <w:rPr>
+          <w:b/>
+          <w:lang w:val="sr-Cyrl-RS"/>
+        </w:rPr>
+        <w:t>Верификатор</w:t>
+      </w:r>
+      <w:r>
+        <w:rPr>
+          <w:lang w:val="sr-Cyrl-RS"/>
+        </w:rPr>
+        <w:t xml:space="preserve"> може накнадно да провери без додатне комуникације. Овај прелаз са интерктивног на неинтерактивни модел најчешће се заснива на </w:t>
+      </w:r>
+      <w:r>
+        <w:rPr>
+          <w:i/>
+        </w:rPr>
+        <w:t xml:space="preserve">Fiat-Shamir </w:t>
+      </w:r>
+      <w:r>
+        <w:rPr>
+          <w:lang w:val="sr-Cyrl-RS"/>
+        </w:rPr>
+        <w:t xml:space="preserve">хеуристици </w:t>
+      </w:r>
+      <w:r>
+        <w:rPr>
+          <w:b/>
+        </w:rPr>
+        <w:t>[22]</w:t>
+      </w:r>
+      <w:r>
+        <w:t xml:space="preserve">. </w:t>
+      </w:r>
+      <w:r>
+        <w:rPr>
+          <w:lang w:val="sr-Cyrl-RS"/>
+        </w:rPr>
+        <w:t xml:space="preserve">Она омогућава да се случајни изазов верификатора замени криптографском хеш функцијом над доступним подацима, чиме се цео протокол </w:t>
+      </w:r>
+      <w:r>
+        <w:t>“сабије”</w:t>
+      </w:r>
+      <w:r>
+        <w:rPr>
+          <w:lang w:val="sr-Cyrl-RS"/>
+        </w:rPr>
+        <w:t xml:space="preserve"> у један једносмерни доказ који се шаље директно, без повратне комуникације</w:t>
+      </w:r>
+      <w:r>
+        <w:rPr>
+          <w:lang w:val="sr-Cyrl-RS"/>
+        </w:rPr>
+        <w:t xml:space="preserve"> (</w:t>
+      </w:r>
+      <w:r>
+        <w:rPr>
+          <w:i/>
+          <w:lang w:val="sr-Cyrl-RS"/>
+        </w:rPr>
+        <w:t>Слика 2.5</w:t>
+      </w:r>
+      <w:r>
+        <w:rPr>
+          <w:lang w:val="sr-Cyrl-RS"/>
+        </w:rPr>
+        <w:t>)</w:t>
+      </w:r>
+      <w:r>
+        <w:rPr>
+          <w:lang w:val="sr-Cyrl-RS"/>
+        </w:rPr>
+        <w:t>.</w:t>
+      </w:r>
+    </w:p>
+    <w:p>
+      <w:pPr>
+        <w:rPr>
+          <w:lang w:val="sr-Cyrl-RS"/>
+        </w:rPr>
+      </w:pPr>
+      <w:r>
+        <w:rPr>
+          <w:lang w:val="sr-Cyrl-RS"/>
+        </w:rPr>
+        <w:t xml:space="preserve">Даљим развојем овог концепта настали су  </w:t>
+      </w:r>
+      <w:r>
+        <w:rPr>
+          <w:i/>
+          <w:lang w:val="sr-Latn-RS"/>
+        </w:rPr>
+        <w:t>zk-SNARK</w:t>
+      </w:r>
+      <w:r>
+        <w:rPr>
+          <w:lang w:val="sr-Latn-RS"/>
+        </w:rPr>
+        <w:t xml:space="preserve"> </w:t>
+      </w:r>
+      <w:r>
+        <w:rPr>
+          <w:lang w:val="sr-Cyrl-RS"/>
+        </w:rPr>
+        <w:t>системи (</w:t>
+      </w:r>
+      <w:r>
+        <w:rPr>
+          <w:lang w:val="sr-Cyrl-RS"/>
+        </w:rPr>
+        <w:t xml:space="preserve">енгл. </w:t>
+      </w:r>
+      <w:proofErr w:type="gramStart"/>
+      <w:r>
+        <w:rPr>
+          <w:i/>
+        </w:rPr>
+        <w:t>Zero-Knowledge Succinct Non-Interactive Argument of Knowledge</w:t>
+      </w:r>
+      <w:r>
+        <w:t xml:space="preserve">), </w:t>
+      </w:r>
+      <w:r>
+        <w:rPr>
+          <w:lang w:val="sr-Cyrl-RS"/>
+        </w:rPr>
+        <w:t>који се данас сматрају једним од пр</w:t>
+      </w:r>
+      <w:r>
+        <w:rPr>
+          <w:lang w:val="sr-Cyrl-RS"/>
+        </w:rPr>
+        <w:t>а</w:t>
+      </w:r>
+      <w:r>
+        <w:rPr>
+          <w:lang w:val="sr-Cyrl-RS"/>
+        </w:rPr>
+        <w:t xml:space="preserve">ктичних стандарда за очување приватности у криптографским системима </w:t>
+      </w:r>
+      <w:r>
+        <w:rPr>
+          <w:b/>
+        </w:rPr>
+        <w:t>[18]</w:t>
+      </w:r>
+      <w:r>
+        <w:t>.</w:t>
+      </w:r>
+      <w:proofErr w:type="gramEnd"/>
+      <w:r>
+        <w:t xml:space="preserve"> </w:t>
+      </w:r>
+      <w:r>
+        <w:rPr>
+          <w:lang w:val="sr-Cyrl-RS"/>
+        </w:rPr>
+        <w:t xml:space="preserve">Њихова главна предност је сажетост (енгл. </w:t>
+      </w:r>
+      <w:proofErr w:type="gramStart"/>
+      <w:r>
+        <w:rPr>
+          <w:i/>
+        </w:rPr>
+        <w:t>succinctness</w:t>
+      </w:r>
+      <w:proofErr w:type="gramEnd"/>
+      <w:r>
+        <w:t xml:space="preserve">), </w:t>
+      </w:r>
+      <w:r>
+        <w:rPr>
+          <w:lang w:val="sr-Cyrl-RS"/>
+        </w:rPr>
+        <w:t>докази су веома мали (често свега неколико стотина бајтова</w:t>
+      </w:r>
+      <w:r>
+        <w:rPr>
+          <w:lang w:val="sr-Cyrl-RS"/>
+        </w:rPr>
+        <w:t>)</w:t>
+      </w:r>
+      <w:r>
+        <w:rPr>
+          <w:lang w:val="sr-Cyrl-RS"/>
+        </w:rPr>
+        <w:t xml:space="preserve"> и могу се проверити у веома кратком времену, независно од сложености самог израчунавања који их је генерисало.</w:t>
+      </w:r>
+    </w:p>
+    <w:p>
+      <w:r>
+        <w:rPr>
+          <w:lang w:val="sr-Cyrl-RS"/>
+        </w:rPr>
+        <w:t xml:space="preserve">Савремени </w:t>
+      </w:r>
+      <w:r>
+        <w:rPr>
+          <w:i/>
+        </w:rPr>
+        <w:t>zk-SNARK</w:t>
+      </w:r>
+      <w:r>
+        <w:t xml:space="preserve"> </w:t>
+      </w:r>
+      <w:r>
+        <w:rPr>
+          <w:lang w:val="sr-Cyrl-RS"/>
+        </w:rPr>
+        <w:t xml:space="preserve">протоколи, као што су </w:t>
+      </w:r>
+      <w:r>
+        <w:rPr>
+          <w:i/>
+        </w:rPr>
+        <w:t>Groth16</w:t>
+      </w:r>
+      <w:r>
+        <w:t xml:space="preserve"> </w:t>
+      </w:r>
+      <w:r>
+        <w:rPr>
+          <w:b/>
+        </w:rPr>
+        <w:t>[23]</w:t>
+      </w:r>
+      <w:r>
+        <w:t xml:space="preserve"> </w:t>
       </w:r>
       <w:r>
         <w:rPr>
@@ -13253,13 +14489,77 @@
         <w:t xml:space="preserve">и </w:t>
       </w:r>
       <w:r>
-        <w:t xml:space="preserve">PlonK </w:t>
-      </w:r>
-      <w:r>
-        <w:rPr>
-          <w:lang w:val="sr-Cyrl-RS"/>
-        </w:rPr>
-        <w:t>омогућавају да уређаји са ограниченом речунарском моћи попут паметних бројила, ефикасно функционишу у оваквим системима. На тај начин је могуће извршити сложена криптографска израчунавања и послати сажете доказе без значајног утицаја на перформансе мреже, што је од посебног значаја у великим дистрибураним системима.</w:t>
+        <w:rPr>
+          <w:i/>
+        </w:rPr>
+        <w:t>PLONK</w:t>
+      </w:r>
+      <w:r>
+        <w:t xml:space="preserve"> </w:t>
+      </w:r>
+      <w:r>
+        <w:rPr>
+          <w:b/>
+        </w:rPr>
+        <w:t>[24]</w:t>
+      </w:r>
+      <w:r>
+        <w:t xml:space="preserve">, </w:t>
+      </w:r>
+      <w:r>
+        <w:rPr>
+          <w:lang w:val="sr-Cyrl-RS"/>
+        </w:rPr>
+        <w:t>довели су до тога да чак уре</w:t>
+      </w:r>
+      <w:r>
+        <w:rPr>
+          <w:lang w:val="sr-Cyrl-RS"/>
+        </w:rPr>
+        <w:t>ђ</w:t>
+      </w:r>
+      <w:r>
+        <w:rPr>
+          <w:lang w:val="sr-Cyrl-RS"/>
+        </w:rPr>
+        <w:t xml:space="preserve">аји са ограниченим ресурсима, попут паметних бројила, могу ефикасно учествовати у систему као </w:t>
+      </w:r>
+      <w:r>
+        <w:rPr>
+          <w:b/>
+          <w:lang w:val="sr-Cyrl-RS"/>
+        </w:rPr>
+        <w:t>Доказивач</w:t>
+      </w:r>
+      <w:r>
+        <w:rPr>
+          <w:lang w:val="sr-Cyrl-RS"/>
+        </w:rPr>
+        <w:t xml:space="preserve">. На тај начин, крајњи уређаји (енгл. </w:t>
+      </w:r>
+      <w:r>
+        <w:rPr>
+          <w:i/>
+        </w:rPr>
+        <w:t>Edge devices</w:t>
+      </w:r>
+      <w:r>
+        <w:t xml:space="preserve">) </w:t>
+      </w:r>
+      <w:r>
+        <w:rPr>
+          <w:lang w:val="sr-Cyrl-RS"/>
+        </w:rPr>
+        <w:t xml:space="preserve">могу локално извршити криптографска рачунања и послати сажет доказ централном систему, без стварања оптерећења на мрежи. Ово је посебно значајно за стабилност и скалабилност великих дистрибуираних електроенергетских система </w:t>
+      </w:r>
+      <w:r>
+        <w:rPr>
+          <w:b/>
+        </w:rPr>
+        <w:t>[16]</w:t>
+      </w:r>
+      <w:r>
+        <w:t>.</w:t>
       </w:r>
     </w:p>
     <w:p>
@@ -13270,7 +14570,7 @@
       <w:r>
         <w:lastRenderedPageBreak/>
         <w:pict w14:anchorId="25EF0CC1">
-          <v:shape id="_x0000_i1026" type="#_x0000_t75" style="width:434.65pt;height:694pt">
+          <v:shape id="_x0000_i1026" type="#_x0000_t75" style="width:404pt;height:644.65pt">
             <v:imagedata r:id="rId36" o:title="UML_NIZK_SEQUENCE"/>
           </v:shape>
         </w:pict>
@@ -13282,12 +14582,61 @@
       </w:pPr>
       <w:r>
         <w:rPr>
-          <w:lang w:val="sr-Cyrl-RS"/>
-        </w:rPr>
-        <w:t xml:space="preserve">Слика 2.5 </w:t>
-      </w:r>
-      <w:r>
-        <w:t>TODO</w:t>
+          <w:b/>
+          <w:lang w:val="sr-Cyrl-RS"/>
+        </w:rPr>
+        <w:t>Слика 2.5</w:t>
+      </w:r>
+      <w:r>
+        <w:rPr>
+          <w:lang w:val="sr-Cyrl-RS"/>
+        </w:rPr>
+        <w:t xml:space="preserve"> </w:t>
+      </w:r>
+      <w:r>
+        <w:rPr>
+          <w:i/>
+        </w:rPr>
+        <w:t>UML</w:t>
+      </w:r>
+      <w:r>
+        <w:t xml:space="preserve"> секвенцијски дијаграм процеса генерисања и верификације неинтерактивног доказа са нултим знањем (</w:t>
+      </w:r>
+      <w:r>
+        <w:rPr>
+          <w:i/>
+        </w:rPr>
+        <w:t>NIZK</w:t>
+      </w:r>
+      <w:r>
+        <w:t xml:space="preserve">) између </w:t>
+      </w:r>
+      <w:r>
+        <w:rPr>
+          <w:b/>
+        </w:rPr>
+        <w:t>Доказивача</w:t>
+      </w:r>
+      <w:r>
+        <w:t xml:space="preserve"> и </w:t>
+      </w:r>
+      <w:r>
+        <w:rPr>
+          <w:b/>
+        </w:rPr>
+        <w:t>Верификатора</w:t>
+      </w:r>
+      <w:r>
+        <w:t xml:space="preserve"> применом </w:t>
+      </w:r>
+      <w:r>
+        <w:rPr>
+          <w:i/>
+        </w:rPr>
+        <w:t>Fiat–Shamir</w:t>
+      </w:r>
+      <w:r>
+        <w:t xml:space="preserve"> трансформације.</w:t>
       </w:r>
     </w:p>
     <w:p>
@@ -13310,6 +14659,7 @@
         <w:rPr>
           <w:lang w:val="sr-Latn-RS"/>
         </w:rPr>
+        <w:lastRenderedPageBreak/>
         <w:t xml:space="preserve"> </w:t>
       </w:r>
       <w:r>
@@ -15095,6 +16445,11 @@
       <w:proofErr w:type="gramEnd"/>
     </w:p>
     <w:p>
+      <w:pPr>
+        <w:rPr>
+          <w:lang w:val="sr-Cyrl-RS"/>
+        </w:rPr>
+      </w:pPr>
       <w:r>
         <w:rPr>
           <w:b/>
@@ -15125,20 +16480,364 @@
       </w:r>
     </w:p>
     <w:p>
-      <w:pPr>
-        <w:pStyle w:val="Heading1"/>
-        <w:rPr>
-          <w:lang w:val="sr-Cyrl-RS"/>
-        </w:rPr>
-      </w:pPr>
-      <w:r>
-        <w:rPr>
-          <w:lang w:val="sr-Cyrl-RS"/>
-        </w:rPr>
-        <w:t>8 Биографија</w:t>
-      </w:r>
+      <w:r>
+        <w:rPr>
+          <w:b/>
+          <w:bCs/>
+        </w:rPr>
+        <w:t>[1</w:t>
+      </w:r>
+      <w:r>
+        <w:rPr>
+          <w:b/>
+          <w:bCs/>
+          <w:lang w:val="sr-Cyrl-RS"/>
+        </w:rPr>
+        <w:t>9</w:t>
+      </w:r>
+      <w:r>
+        <w:rPr>
+          <w:b/>
+          <w:bCs/>
+        </w:rPr>
+        <w:t>]</w:t>
+      </w:r>
+      <w:r>
+        <w:rPr>
+          <w:lang w:val="sr-Cyrl-RS"/>
+        </w:rPr>
+        <w:t xml:space="preserve"> </w:t>
+      </w:r>
+      <w:r>
+        <w:t xml:space="preserve">Damgård, I. (2002). </w:t>
+      </w:r>
+      <w:proofErr w:type="gramStart"/>
+      <w:r>
+        <w:t>"On Σ-protocols".</w:t>
+      </w:r>
+      <w:proofErr w:type="gramEnd"/>
+      <w:r>
+        <w:t xml:space="preserve"> </w:t>
+      </w:r>
+      <w:proofErr w:type="gramStart"/>
+      <w:r>
+        <w:rPr>
+          <w:i/>
+          <w:iCs/>
+        </w:rPr>
+        <w:t>Department of Computer Science, Aarhus University</w:t>
+      </w:r>
+      <w:r>
+        <w:t>.</w:t>
+      </w:r>
+      <w:proofErr w:type="gramEnd"/>
+    </w:p>
+    <w:p>
+      <w:r>
+        <w:rPr>
+          <w:b/>
+          <w:bCs/>
+        </w:rPr>
+        <w:t>[20]</w:t>
+      </w:r>
+      <w:r>
+        <w:t xml:space="preserve"> Goldwasser, S., Micali, S., &amp; Rackoff, C. (1989). </w:t>
+      </w:r>
+      <w:proofErr w:type="gramStart"/>
+      <w:r>
+        <w:t>"The knowledge complexity of interactive proof systems."</w:t>
+      </w:r>
+      <w:proofErr w:type="gramEnd"/>
+      <w:r>
+        <w:t xml:space="preserve"> </w:t>
+      </w:r>
+      <w:r>
+        <w:rPr>
+          <w:i/>
+          <w:iCs/>
+        </w:rPr>
+        <w:t>SIAM Journal on Computing</w:t>
+      </w:r>
+      <w:r>
+        <w:t>, 18(1), 186-208.</w:t>
+      </w:r>
+    </w:p>
+    <w:p>
+      <w:r>
+        <w:rPr>
+          <w:b/>
+        </w:rPr>
+        <w:t>[2</w:t>
+      </w:r>
+      <w:r>
+        <w:rPr>
+          <w:b/>
+        </w:rPr>
+        <w:t>1</w:t>
+      </w:r>
+      <w:r>
+        <w:rPr>
+          <w:b/>
+        </w:rPr>
+        <w:t>]</w:t>
+      </w:r>
+      <w:r>
+        <w:t xml:space="preserve"> Goldreich, O. (2004). "Foundations of Cryptography, Volume 1: Basic Tools." </w:t>
+      </w:r>
+      <w:proofErr w:type="gramStart"/>
+      <w:r>
+        <w:t>Cambridge University Press.</w:t>
+      </w:r>
+      <w:proofErr w:type="gramEnd"/>
+    </w:p>
+    <w:p>
+      <w:pPr>
+        <w:spacing w:before="100" w:beforeAutospacing="1" w:after="100" w:afterAutospacing="1" w:line="240" w:lineRule="auto"/>
+        <w:jc w:val="left"/>
+        <w:rPr>
+          <w:rFonts w:eastAsia="Times New Roman" w:cs="Times New Roman"/>
+          <w:kern w:val="0"/>
+          <w:szCs w:val="24"/>
+          <w14:ligatures w14:val="none"/>
+        </w:rPr>
+      </w:pPr>
+      <w:r>
+        <w:rPr>
+          <w:rFonts w:eastAsia="Times New Roman" w:cs="Times New Roman"/>
+          <w:kern w:val="0"/>
+          <w:szCs w:val="24"/>
+          <w14:ligatures w14:val="none"/>
+        </w:rPr>
+        <w:t>[</w:t>
+      </w:r>
+      <w:r>
+        <w:rPr>
+          <w:rFonts w:eastAsia="Times New Roman" w:cs="Times New Roman"/>
+          <w:b/>
+          <w:bCs/>
+          <w:kern w:val="0"/>
+          <w:szCs w:val="24"/>
+          <w14:ligatures w14:val="none"/>
+        </w:rPr>
+        <w:t>22]</w:t>
+      </w:r>
+      <w:r>
+        <w:rPr>
+          <w:rFonts w:eastAsia="Times New Roman" w:cs="Times New Roman"/>
+          <w:kern w:val="0"/>
+          <w:szCs w:val="24"/>
+          <w14:ligatures w14:val="none"/>
+        </w:rPr>
+        <w:t xml:space="preserve"> Fiat, A., &amp; Shamir, A. (1986). "How to prove yourself: Practical solutions to identification and signature problems." In </w:t>
+      </w:r>
+      <w:r>
+        <w:rPr>
+          <w:rFonts w:eastAsia="Times New Roman" w:cs="Times New Roman"/>
+          <w:i/>
+          <w:iCs/>
+          <w:kern w:val="0"/>
+          <w:szCs w:val="24"/>
+          <w14:ligatures w14:val="none"/>
+        </w:rPr>
+        <w:t>Advances in Cryptology—CRYPTO'86</w:t>
+      </w:r>
+      <w:r>
+        <w:rPr>
+          <w:rFonts w:eastAsia="Times New Roman" w:cs="Times New Roman"/>
+          <w:kern w:val="0"/>
+          <w:szCs w:val="24"/>
+          <w14:ligatures w14:val="none"/>
+        </w:rPr>
+        <w:t xml:space="preserve"> (pp. 186-194). </w:t>
+      </w:r>
+      <w:proofErr w:type="gramStart"/>
+      <w:r>
+        <w:rPr>
+          <w:rFonts w:eastAsia="Times New Roman" w:cs="Times New Roman"/>
+          <w:kern w:val="0"/>
+          <w:szCs w:val="24"/>
+          <w14:ligatures w14:val="none"/>
+        </w:rPr>
+        <w:t>Springer.</w:t>
+      </w:r>
+      <w:proofErr w:type="gramEnd"/>
+      <w:r>
+        <w:rPr>
+          <w:rFonts w:eastAsia="Times New Roman" w:cs="Times New Roman"/>
+          <w:kern w:val="0"/>
+          <w:szCs w:val="24"/>
+          <w14:ligatures w14:val="none"/>
+        </w:rPr>
+        <w:t xml:space="preserve"> </w:t>
+      </w:r>
+    </w:p>
+    <w:p>
+      <w:pPr>
+        <w:spacing w:before="100" w:beforeAutospacing="1" w:after="100" w:afterAutospacing="1" w:line="240" w:lineRule="auto"/>
+        <w:jc w:val="left"/>
+        <w:rPr>
+          <w:rFonts w:eastAsia="Times New Roman" w:cs="Times New Roman"/>
+          <w:kern w:val="0"/>
+          <w:szCs w:val="24"/>
+          <w14:ligatures w14:val="none"/>
+        </w:rPr>
+      </w:pPr>
+      <w:r>
+        <w:rPr>
+          <w:rFonts w:eastAsia="Times New Roman" w:cs="Times New Roman"/>
+          <w:b/>
+          <w:bCs/>
+          <w:kern w:val="0"/>
+          <w:szCs w:val="24"/>
+          <w14:ligatures w14:val="none"/>
+        </w:rPr>
+        <w:t>[23]</w:t>
+      </w:r>
+      <w:r>
+        <w:rPr>
+          <w:rFonts w:eastAsia="Times New Roman" w:cs="Times New Roman"/>
+          <w:kern w:val="0"/>
+          <w:szCs w:val="24"/>
+          <w14:ligatures w14:val="none"/>
+        </w:rPr>
+        <w:t xml:space="preserve"> Groth, J. (2016). "On the Size of Pairing-based Non-interactive Arguments." </w:t>
+      </w:r>
+      <w:proofErr w:type="gramStart"/>
+      <w:r>
+        <w:rPr>
+          <w:rFonts w:eastAsia="Times New Roman" w:cs="Times New Roman"/>
+          <w:kern w:val="0"/>
+          <w:szCs w:val="24"/>
+          <w14:ligatures w14:val="none"/>
+        </w:rPr>
+        <w:t xml:space="preserve">In </w:t>
+      </w:r>
+      <w:r>
+        <w:rPr>
+          <w:rFonts w:eastAsia="Times New Roman" w:cs="Times New Roman"/>
+          <w:i/>
+          <w:iCs/>
+          <w:kern w:val="0"/>
+          <w:szCs w:val="24"/>
+          <w14:ligatures w14:val="none"/>
+        </w:rPr>
+        <w:t>Advances in Cryptology – EUROCRYPT 2016</w:t>
+      </w:r>
+      <w:r>
+        <w:rPr>
+          <w:rFonts w:eastAsia="Times New Roman" w:cs="Times New Roman"/>
+          <w:kern w:val="0"/>
+          <w:szCs w:val="24"/>
+          <w14:ligatures w14:val="none"/>
+        </w:rPr>
+        <w:t xml:space="preserve"> (pp. 305-326).</w:t>
+      </w:r>
+      <w:proofErr w:type="gramEnd"/>
+      <w:r>
+        <w:rPr>
+          <w:rFonts w:eastAsia="Times New Roman" w:cs="Times New Roman"/>
+          <w:kern w:val="0"/>
+          <w:szCs w:val="24"/>
+          <w14:ligatures w14:val="none"/>
+        </w:rPr>
+        <w:t xml:space="preserve"> </w:t>
+      </w:r>
+      <w:proofErr w:type="gramStart"/>
+      <w:r>
+        <w:rPr>
+          <w:rFonts w:eastAsia="Times New Roman" w:cs="Times New Roman"/>
+          <w:kern w:val="0"/>
+          <w:szCs w:val="24"/>
+          <w14:ligatures w14:val="none"/>
+        </w:rPr>
+        <w:t>Springer.</w:t>
+      </w:r>
+      <w:proofErr w:type="gramEnd"/>
+    </w:p>
+    <w:p>
+      <w:pPr>
+        <w:spacing w:before="100" w:beforeAutospacing="1" w:after="100" w:afterAutospacing="1" w:line="240" w:lineRule="auto"/>
+        <w:jc w:val="left"/>
+        <w:rPr>
+          <w:rFonts w:eastAsia="Times New Roman" w:cs="Times New Roman"/>
+          <w:kern w:val="0"/>
+          <w:szCs w:val="24"/>
+          <w14:ligatures w14:val="none"/>
+        </w:rPr>
+      </w:pPr>
       <w:bookmarkStart w:id="8" w:name="_GoBack"/>
       <w:bookmarkEnd w:id="8"/>
+      <w:r>
+        <w:rPr>
+          <w:rFonts w:eastAsia="Times New Roman" w:cs="Times New Roman"/>
+          <w:b/>
+          <w:bCs/>
+          <w:kern w:val="0"/>
+          <w:szCs w:val="24"/>
+          <w14:ligatures w14:val="none"/>
+        </w:rPr>
+        <w:t>[24]</w:t>
+      </w:r>
+      <w:r>
+        <w:rPr>
+          <w:rFonts w:eastAsia="Times New Roman" w:cs="Times New Roman"/>
+          <w:kern w:val="0"/>
+          <w:szCs w:val="24"/>
+          <w14:ligatures w14:val="none"/>
+        </w:rPr>
+        <w:t xml:space="preserve"> Gabizon, A., Williamson, Z. J., &amp; Ciobotaru, O. (2019). "PLONK: Permutations over Lagrange-bases for Oecumenical Noninteractive arguments of Knowledge." </w:t>
+      </w:r>
+      <w:proofErr w:type="gramStart"/>
+      <w:r>
+        <w:rPr>
+          <w:rFonts w:eastAsia="Times New Roman" w:cs="Times New Roman"/>
+          <w:i/>
+          <w:iCs/>
+          <w:kern w:val="0"/>
+          <w:szCs w:val="24"/>
+          <w14:ligatures w14:val="none"/>
+        </w:rPr>
+        <w:t>Cryptology ePrint Archive</w:t>
+      </w:r>
+      <w:r>
+        <w:rPr>
+          <w:rFonts w:eastAsia="Times New Roman" w:cs="Times New Roman"/>
+          <w:kern w:val="0"/>
+          <w:szCs w:val="24"/>
+          <w14:ligatures w14:val="none"/>
+        </w:rPr>
+        <w:t>, Paper 2019/953.</w:t>
+      </w:r>
+      <w:proofErr w:type="gramEnd"/>
+    </w:p>
+    <w:p>
+      <w:pPr>
+        <w:pStyle w:val="Tekst"/>
+      </w:pPr>
+    </w:p>
+    <w:p>
+      <w:pPr>
+        <w:pStyle w:val="Heading1"/>
+        <w:tabs>
+          <w:tab w:val="left" w:pos="5507"/>
+        </w:tabs>
+        <w:rPr>
+          <w:lang w:val="sr-Cyrl-RS"/>
+        </w:rPr>
+      </w:pPr>
+      <w:r>
+        <w:rPr>
+          <w:lang w:val="sr-Cyrl-RS"/>
+        </w:rPr>
+        <w:lastRenderedPageBreak/>
+        <w:t>8 Биографија</w:t>
+      </w:r>
+      <w:r>
+        <w:rPr>
+          <w:lang w:val="sr-Cyrl-RS"/>
+        </w:rPr>
+        <w:tab/>
+      </w:r>
     </w:p>
     <w:p>
       <w:pPr>
@@ -15541,7 +17240,6 @@
           <w:szCs w:val="24"/>
           <w:lang w:val="sr-Cyrl-RS"/>
         </w:rPr>
-        <w:lastRenderedPageBreak/>
         <w:t xml:space="preserve">Избегавати писање у будућем времену, осим када </w:t>
       </w:r>
       <w:r>
@@ -16149,6 +17847,7 @@
           <w:szCs w:val="24"/>
           <w:lang w:val="sr-Cyrl-RS"/>
         </w:rPr>
+        <w:lastRenderedPageBreak/>
         <w:t>Избегавање страног назива и цртице која помаже да се страни назив напише кроз падеже, могуће је постићи увођењем одреднице.</w:t>
       </w:r>
     </w:p>
@@ -16568,7 +18267,6 @@
           <w:szCs w:val="24"/>
           <w:lang w:val="sr-Cyrl-RS"/>
         </w:rPr>
-        <w:lastRenderedPageBreak/>
         <w:t>Честе измене у радовима</w:t>
       </w:r>
       <w:r>
@@ -18096,7 +19794,7 @@
                                 <v:shape id="_x0000_i1027" type="#_x0000_t75" style="width:94.65pt;height:94.65pt" o:ole="" fillcolor="window">
                                   <v:imagedata r:id="rId9" o:title=""/>
                                 </v:shape>
-                                <o:OLEObject Type="Embed" ProgID="CorelDraw.Graphic.7" ShapeID="_x0000_i1027" DrawAspect="Content" ObjectID="_1837756126" r:id="rId39"/>
+                                <o:OLEObject Type="Embed" ProgID="CorelDraw.Graphic.7" ShapeID="_x0000_i1027" DrawAspect="Content" ObjectID="_1837781308" r:id="rId39"/>
                               </w:object>
                             </w:r>
                           </w:p>
@@ -18160,7 +19858,7 @@
                           <v:shape id="_x0000_i1027" type="#_x0000_t75" style="width:94.65pt;height:94.65pt" o:ole="" fillcolor="window">
                             <v:imagedata r:id="rId9" o:title=""/>
                           </v:shape>
-                          <o:OLEObject Type="Embed" ProgID="CorelDraw.Graphic.7" ShapeID="_x0000_i1027" DrawAspect="Content" ObjectID="_1837756126" r:id="rId40"/>
+                          <o:OLEObject Type="Embed" ProgID="CorelDraw.Graphic.7" ShapeID="_x0000_i1027" DrawAspect="Content" ObjectID="_1837781308" r:id="rId40"/>
                         </w:object>
                       </w:r>
                     </w:p>
@@ -20818,7 +22516,7 @@
             <w:noProof/>
             <w:szCs w:val="24"/>
           </w:rPr>
-          <w:t>14</w:t>
+          <w:t>16</w:t>
         </w:r>
         <w:r>
           <w:rPr>
@@ -20887,7 +22585,7 @@
             <w:noProof/>
             <w:szCs w:val="24"/>
           </w:rPr>
-          <w:t>13</w:t>
+          <w:t>15</w:t>
         </w:r>
         <w:r>
           <w:rPr>
@@ -27505,6 +29203,569 @@
 </w:styles>
 </file>
 
+<file path=word/glossary/document.xml><?xml version="1.0" encoding="utf-8"?>
+<w:glossaryDocument xmlns:wpc="http://schemas.microsoft.com/office/word/2010/wordprocessingCanvas" xmlns:mc="http://schemas.openxmlformats.org/markup-compatibility/2006" xmlns:o="urn:schemas-microsoft-com:office:office" xmlns:r="http://schemas.openxmlformats.org/officeDocument/2006/relationships" xmlns:m="http://schemas.openxmlformats.org/officeDocument/2006/math" xmlns:v="urn:schemas-microsoft-com:vml" xmlns:wp14="http://schemas.microsoft.com/office/word/2010/wordprocessingDrawing" xmlns:wp="http://schemas.openxmlformats.org/drawingml/2006/wordprocessingDrawing" xmlns:w10="urn:schemas-microsoft-com:office:word" xmlns:w="http://schemas.openxmlformats.org/wordprocessingml/2006/main" xmlns:w14="http://schemas.microsoft.com/office/word/2010/wordml" xmlns:wpg="http://schemas.microsoft.com/office/word/2010/wordprocessingGroup" xmlns:wpi="http://schemas.microsoft.com/office/word/2010/wordprocessingInk" xmlns:wne="http://schemas.microsoft.com/office/word/2006/wordml" xmlns:wps="http://schemas.microsoft.com/office/word/2010/wordprocessingShape" mc:Ignorable="w14 wp14"/>
+</file>
+
+<file path=word/glossary/fontTable.xml><?xml version="1.0" encoding="utf-8"?>
+<w:fonts xmlns:mc="http://schemas.openxmlformats.org/markup-compatibility/2006" xmlns:r="http://schemas.openxmlformats.org/officeDocument/2006/relationships" xmlns:w="http://schemas.openxmlformats.org/wordprocessingml/2006/main" xmlns:w14="http://schemas.microsoft.com/office/word/2010/wordml" mc:Ignorable="w14">
+  <w:font w:name="Symbol">
+    <w:panose1 w:val="05050102010706020507"/>
+    <w:charset w:val="02"/>
+    <w:family w:val="roman"/>
+    <w:pitch w:val="variable"/>
+    <w:sig w:usb0="00000000" w:usb1="10000000" w:usb2="00000000" w:usb3="00000000" w:csb0="80000000" w:csb1="00000000"/>
+  </w:font>
+  <w:font w:name="Times New Roman">
+    <w:panose1 w:val="02020603050405020304"/>
+    <w:charset w:val="00"/>
+    <w:family w:val="roman"/>
+    <w:pitch w:val="variable"/>
+    <w:sig w:usb0="E0002EFF" w:usb1="C000785B" w:usb2="00000009" w:usb3="00000000" w:csb0="000001FF" w:csb1="00000000"/>
+  </w:font>
+  <w:font w:name="Courier New">
+    <w:panose1 w:val="02070309020205020404"/>
+    <w:charset w:val="00"/>
+    <w:family w:val="modern"/>
+    <w:pitch w:val="fixed"/>
+    <w:sig w:usb0="E0002EFF" w:usb1="C0007843" w:usb2="00000009" w:usb3="00000000" w:csb0="000001FF" w:csb1="00000000"/>
+  </w:font>
+  <w:font w:name="Wingdings">
+    <w:panose1 w:val="05000000000000000000"/>
+    <w:charset w:val="02"/>
+    <w:family w:val="auto"/>
+    <w:pitch w:val="variable"/>
+    <w:sig w:usb0="00000000" w:usb1="10000000" w:usb2="00000000" w:usb3="00000000" w:csb0="80000000" w:csb1="00000000"/>
+  </w:font>
+  <w:font w:name="Arial">
+    <w:panose1 w:val="020B0604020202020204"/>
+    <w:charset w:val="00"/>
+    <w:family w:val="swiss"/>
+    <w:pitch w:val="variable"/>
+    <w:sig w:usb0="E0002EFF" w:usb1="C000785B" w:usb2="00000009" w:usb3="00000000" w:csb0="000001FF" w:csb1="00000000"/>
+  </w:font>
+  <w:font w:name="Aptos">
+    <w:altName w:val="Arial"/>
+    <w:charset w:val="00"/>
+    <w:family w:val="swiss"/>
+    <w:pitch w:val="variable"/>
+    <w:sig w:usb0="00000001" w:usb1="00000003" w:usb2="00000000" w:usb3="00000000" w:csb0="0000019F" w:csb1="00000000"/>
+  </w:font>
+  <w:font w:name="Aptos Display">
+    <w:altName w:val="Arial"/>
+    <w:charset w:val="00"/>
+    <w:family w:val="swiss"/>
+    <w:pitch w:val="variable"/>
+    <w:sig w:usb0="00000001" w:usb1="00000003" w:usb2="00000000" w:usb3="00000000" w:csb0="0000019F" w:csb1="00000000"/>
+  </w:font>
+  <w:font w:name="TimesRoman">
+    <w:altName w:val="Times New Roman"/>
+    <w:charset w:val="00"/>
+    <w:family w:val="auto"/>
+    <w:pitch w:val="variable"/>
+    <w:sig w:usb0="00000083" w:usb1="00000000" w:usb2="00000000" w:usb3="00000000" w:csb0="00000009" w:csb1="00000000"/>
+  </w:font>
+  <w:font w:name="VogueBold">
+    <w:charset w:val="00"/>
+    <w:family w:val="auto"/>
+    <w:pitch w:val="variable"/>
+    <w:sig w:usb0="00000083" w:usb1="00000000" w:usb2="00000000" w:usb3="00000000" w:csb0="00000009" w:csb1="00000000"/>
+  </w:font>
+  <w:font w:name="CHelvItalic">
+    <w:altName w:val="Calibri"/>
+    <w:charset w:val="00"/>
+    <w:family w:val="auto"/>
+    <w:pitch w:val="variable"/>
+    <w:sig w:usb0="00000083" w:usb1="00000000" w:usb2="00000000" w:usb3="00000000" w:csb0="00000009" w:csb1="00000000"/>
+  </w:font>
+  <w:font w:name="Tahoma">
+    <w:panose1 w:val="020B0604030504040204"/>
+    <w:charset w:val="00"/>
+    <w:family w:val="swiss"/>
+    <w:pitch w:val="variable"/>
+    <w:sig w:usb0="E1002EFF" w:usb1="C000605B" w:usb2="00000029" w:usb3="00000000" w:csb0="000101FF" w:csb1="00000000"/>
+  </w:font>
+  <w:font w:name="ZapfDingbats BT">
+    <w:altName w:val="Symbol"/>
+    <w:charset w:val="02"/>
+    <w:family w:val="auto"/>
+    <w:pitch w:val="variable"/>
+    <w:sig w:usb0="00000000" w:usb1="10000000" w:usb2="00000000" w:usb3="00000000" w:csb0="80000000" w:csb1="00000000"/>
+  </w:font>
+  <w:font w:name="Cambria Math">
+    <w:panose1 w:val="02040503050406030204"/>
+    <w:charset w:val="00"/>
+    <w:family w:val="roman"/>
+    <w:pitch w:val="variable"/>
+    <w:sig w:usb0="E00006FF" w:usb1="420024FF" w:usb2="02000000" w:usb3="00000000" w:csb0="0000019F" w:csb1="00000000"/>
+  </w:font>
+  <w:font w:name="Consolas">
+    <w:panose1 w:val="020B0609020204030204"/>
+    <w:charset w:val="00"/>
+    <w:family w:val="modern"/>
+    <w:pitch w:val="fixed"/>
+    <w:sig w:usb0="E00006FF" w:usb1="0000FCFF" w:usb2="00000001" w:usb3="00000000" w:csb0="0000019F" w:csb1="00000000"/>
+  </w:font>
+  <w:font w:name="Calibri">
+    <w:panose1 w:val="020F0502020204030204"/>
+    <w:charset w:val="00"/>
+    <w:family w:val="swiss"/>
+    <w:pitch w:val="variable"/>
+    <w:sig w:usb0="E4002EFF" w:usb1="C200247B" w:usb2="00000009" w:usb3="00000000" w:csb0="000001FF" w:csb1="00000000"/>
+  </w:font>
+  <w:font w:name="Cambria">
+    <w:panose1 w:val="02040503050406030204"/>
+    <w:charset w:val="00"/>
+    <w:family w:val="roman"/>
+    <w:pitch w:val="variable"/>
+    <w:sig w:usb0="E00006FF" w:usb1="420024FF" w:usb2="02000000" w:usb3="00000000" w:csb0="0000019F" w:csb1="00000000"/>
+  </w:font>
+</w:fonts>
+</file>
+
+<file path=word/glossary/settings.xml><?xml version="1.0" encoding="utf-8"?>
+<w:settings xmlns:mc="http://schemas.openxmlformats.org/markup-compatibility/2006" xmlns:o="urn:schemas-microsoft-com:office:office" xmlns:r="http://schemas.openxmlformats.org/officeDocument/2006/relationships" xmlns:m="http://schemas.openxmlformats.org/officeDocument/2006/math" xmlns:v="urn:schemas-microsoft-com:vml" xmlns:w10="urn:schemas-microsoft-com:office:word" xmlns:w="http://schemas.openxmlformats.org/wordprocessingml/2006/main" xmlns:w14="http://schemas.microsoft.com/office/word/2010/wordml" xmlns:sl="http://schemas.openxmlformats.org/schemaLibrary/2006/main" mc:Ignorable="w14">
+  <w:view w:val="normal"/>
+  <w:defaultTabStop w:val="720"/>
+  <w:characterSpacingControl w:val="doNotCompress"/>
+  <w:compat>
+    <w:useFELayout/>
+    <w:compatSetting w:name="compatibilityMode" w:uri="http://schemas.microsoft.com/office/word" w:val="14"/>
+    <w:compatSetting w:name="overrideTableStyleFontSizeAndJustification" w:uri="http://schemas.microsoft.com/office/word" w:val="1"/>
+    <w:compatSetting w:name="enableOpenTypeFeatures" w:uri="http://schemas.microsoft.com/office/word" w:val="1"/>
+    <w:compatSetting w:name="doNotFlipMirrorIndents" w:uri="http://schemas.microsoft.com/office/word" w:val="1"/>
+  </w:compat>
+  <w:rsids>
+    <w:rsidRoot w:val="00071C04"/>
+    <w:rsid w:val="00071C04"/>
+  </w:rsids>
+  <m:mathPr>
+    <m:mathFont m:val="Cambria Math"/>
+    <m:brkBin m:val="before"/>
+    <m:brkBinSub m:val="--"/>
+    <m:smallFrac m:val="0"/>
+    <m:dispDef/>
+    <m:lMargin m:val="0"/>
+    <m:rMargin m:val="0"/>
+    <m:defJc m:val="centerGroup"/>
+    <m:wrapIndent m:val="1440"/>
+    <m:intLim m:val="subSup"/>
+    <m:naryLim m:val="undOvr"/>
+  </m:mathPr>
+  <w:themeFontLang w:val="en-US"/>
+  <w:clrSchemeMapping w:bg1="light1" w:t1="dark1" w:bg2="light2" w:t2="dark2" w:accent1="accent1" w:accent2="accent2" w:accent3="accent3" w:accent4="accent4" w:accent5="accent5" w:accent6="accent6" w:hyperlink="hyperlink" w:followedHyperlink="followedHyperlink"/>
+  <w:decimalSymbol w:val=","/>
+  <w:listSeparator w:val=";"/>
+</w:settings>
+</file>
+
+<file path=word/glossary/styles.xml><?xml version="1.0" encoding="utf-8"?>
+<w:styles xmlns:mc="http://schemas.openxmlformats.org/markup-compatibility/2006" xmlns:r="http://schemas.openxmlformats.org/officeDocument/2006/relationships" xmlns:w="http://schemas.openxmlformats.org/wordprocessingml/2006/main" xmlns:w14="http://schemas.microsoft.com/office/word/2010/wordml" mc:Ignorable="w14">
+  <w:docDefaults>
+    <w:rPrDefault>
+      <w:rPr>
+        <w:rFonts w:asciiTheme="minorHAnsi" w:eastAsiaTheme="minorEastAsia" w:hAnsiTheme="minorHAnsi" w:cstheme="minorBidi"/>
+        <w:sz w:val="22"/>
+        <w:szCs w:val="22"/>
+        <w:lang w:val="en-US" w:eastAsia="en-US" w:bidi="ar-SA"/>
+      </w:rPr>
+    </w:rPrDefault>
+    <w:pPrDefault>
+      <w:pPr>
+        <w:spacing w:after="200" w:line="276" w:lineRule="auto"/>
+      </w:pPr>
+    </w:pPrDefault>
+  </w:docDefaults>
+  <w:latentStyles w:defLockedState="0" w:defUIPriority="99" w:defSemiHidden="1" w:defUnhideWhenUsed="1" w:defQFormat="0" w:count="267">
+    <w:lsdException w:name="Normal" w:semiHidden="0" w:uiPriority="0" w:unhideWhenUsed="0" w:qFormat="1"/>
+    <w:lsdException w:name="heading 1" w:semiHidden="0" w:uiPriority="9" w:unhideWhenUsed="0" w:qFormat="1"/>
+    <w:lsdException w:name="heading 2" w:uiPriority="9" w:qFormat="1"/>
+    <w:lsdException w:name="heading 3" w:uiPriority="9" w:qFormat="1"/>
+    <w:lsdException w:name="heading 4" w:uiPriority="9" w:qFormat="1"/>
+    <w:lsdException w:name="heading 5" w:uiPriority="9" w:qFormat="1"/>
+    <w:lsdException w:name="heading 6" w:uiPriority="9" w:qFormat="1"/>
+    <w:lsdException w:name="heading 7" w:uiPriority="9" w:qFormat="1"/>
+    <w:lsdException w:name="heading 8" w:uiPriority="9" w:qFormat="1"/>
+    <w:lsdException w:name="heading 9" w:uiPriority="9" w:qFormat="1"/>
+    <w:lsdException w:name="toc 1" w:uiPriority="39"/>
+    <w:lsdException w:name="toc 2" w:uiPriority="39"/>
+    <w:lsdException w:name="toc 3" w:uiPriority="39"/>
+    <w:lsdException w:name="toc 4" w:uiPriority="39"/>
+    <w:lsdException w:name="toc 5" w:uiPriority="39"/>
+    <w:lsdException w:name="toc 6" w:uiPriority="39"/>
+    <w:lsdException w:name="toc 7" w:uiPriority="39"/>
+    <w:lsdException w:name="toc 8" w:uiPriority="39"/>
+    <w:lsdException w:name="toc 9" w:uiPriority="39"/>
+    <w:lsdException w:name="caption" w:uiPriority="35" w:qFormat="1"/>
+    <w:lsdException w:name="Title" w:semiHidden="0" w:uiPriority="10" w:unhideWhenUsed="0" w:qFormat="1"/>
+    <w:lsdException w:name="Default Paragraph Font" w:uiPriority="1"/>
+    <w:lsdException w:name="Subtitle" w:semiHidden="0" w:uiPriority="11" w:unhideWhenUsed="0" w:qFormat="1"/>
+    <w:lsdException w:name="Strong" w:semiHidden="0" w:uiPriority="22" w:unhideWhenUsed="0" w:qFormat="1"/>
+    <w:lsdException w:name="Emphasis" w:semiHidden="0" w:uiPriority="20" w:unhideWhenUsed="0" w:qFormat="1"/>
+    <w:lsdException w:name="Table Grid" w:semiHidden="0" w:uiPriority="59" w:unhideWhenUsed="0"/>
+    <w:lsdException w:name="Placeholder Text" w:unhideWhenUsed="0"/>
+    <w:lsdException w:name="No Spacing" w:semiHidden="0" w:uiPriority="1" w:unhideWhenUsed="0" w:qFormat="1"/>
+    <w:lsdException w:name="Light Shading" w:semiHidden="0" w:uiPriority="60" w:unhideWhenUsed="0"/>
+    <w:lsdException w:name="Light List" w:semiHidden="0" w:uiPriority="61" w:unhideWhenUsed="0"/>
+    <w:lsdException w:name="Light Grid" w:semiHidden="0" w:uiPriority="62" w:unhideWhenUsed="0"/>
+    <w:lsdException w:name="Medium Shading 1" w:semiHidden="0" w:uiPriority="63" w:unhideWhenUsed="0"/>
+    <w:lsdException w:name="Medium Shading 2" w:semiHidden="0" w:uiPriority="64" w:unhideWhenUsed="0"/>
+    <w:lsdException w:name="Medium List 1" w:semiHidden="0" w:uiPriority="65" w:unhideWhenUsed="0"/>
+    <w:lsdException w:name="Medium List 2" w:semiHidden="0" w:uiPriority="66" w:unhideWhenUsed="0"/>
+    <w:lsdException w:name="Medium Grid 1" w:semiHidden="0" w:uiPriority="67" w:unhideWhenUsed="0"/>
+    <w:lsdException w:name="Medium Grid 2" w:semiHidden="0" w:uiPriority="68" w:unhideWhenUsed="0"/>
+    <w:lsdException w:name="Medium Grid 3" w:semiHidden="0" w:uiPriority="69" w:unhideWhenUsed="0"/>
+    <w:lsdException w:name="Dark List" w:semiHidden="0" w:uiPriority="70" w:unhideWhenUsed="0"/>
+    <w:lsdException w:name="Colorful Shading" w:semiHidden="0" w:uiPriority="71" w:unhideWhenUsed="0"/>
+    <w:lsdException w:name="Colorful List" w:semiHidden="0" w:uiPriority="72" w:unhideWhenUsed="0"/>
+    <w:lsdException w:name="Colorful Grid" w:semiHidden="0" w:uiPriority="73" w:unhideWhenUsed="0"/>
+    <w:lsdException w:name="Light Shading Accent 1" w:semiHidden="0" w:uiPriority="60" w:unhideWhenUsed="0"/>
+    <w:lsdException w:name="Light List Accent 1" w:semiHidden="0" w:uiPriority="61" w:unhideWhenUsed="0"/>
+    <w:lsdException w:name="Light Grid Accent 1" w:semiHidden="0" w:uiPriority="62" w:unhideWhenUsed="0"/>
+    <w:lsdException w:name="Medium Shading 1 Accent 1" w:semiHidden="0" w:uiPriority="63" w:unhideWhenUsed="0"/>
+    <w:lsdException w:name="Medium Shading 2 Accent 1" w:semiHidden="0" w:uiPriority="64" w:unhideWhenUsed="0"/>
+    <w:lsdException w:name="Medium List 1 Accent 1" w:semiHidden="0" w:uiPriority="65" w:unhideWhenUsed="0"/>
+    <w:lsdException w:name="Revision" w:unhideWhenUsed="0"/>
+    <w:lsdException w:name="List Paragraph" w:semiHidden="0" w:uiPriority="34" w:unhideWhenUsed="0" w:qFormat="1"/>
+    <w:lsdException w:name="Quote" w:semiHidden="0" w:uiPriority="29" w:unhideWhenUsed="0" w:qFormat="1"/>
+    <w:lsdException w:name="Intense Quote" w:semiHidden="0" w:uiPriority="30" w:unhideWhenUsed="0" w:qFormat="1"/>
+    <w:lsdException w:name="Medium List 2 Accent 1" w:semiHidden="0" w:uiPriority="66" w:unhideWhenUsed="0"/>
+    <w:lsdException w:name="Medium Grid 1 Accent 1" w:semiHidden="0" w:uiPriority="67" w:unhideWhenUsed="0"/>
+    <w:lsdException w:name="Medium Grid 2 Accent 1" w:semiHidden="0" w:uiPriority="68" w:unhideWhenUsed="0"/>
+    <w:lsdException w:name="Medium Grid 3 Accent 1" w:semiHidden="0" w:uiPriority="69" w:unhideWhenUsed="0"/>
+    <w:lsdException w:name="Dark List Accent 1" w:semiHidden="0" w:uiPriority="70" w:unhideWhenUsed="0"/>
+    <w:lsdException w:name="Colorful Shading Accent 1" w:semiHidden="0" w:uiPriority="71" w:unhideWhenUsed="0"/>
+    <w:lsdException w:name="Colorful List Accent 1" w:semiHidden="0" w:uiPriority="72" w:unhideWhenUsed="0"/>
+    <w:lsdException w:name="Colorful Grid Accent 1" w:semiHidden="0" w:uiPriority="73" w:unhideWhenUsed="0"/>
+    <w:lsdException w:name="Light Shading Accent 2" w:semiHidden="0" w:uiPriority="60" w:unhideWhenUsed="0"/>
+    <w:lsdException w:name="Light List Accent 2" w:semiHidden="0" w:uiPriority="61" w:unhideWhenUsed="0"/>
+    <w:lsdException w:name="Light Grid Accent 2" w:semiHidden="0" w:uiPriority="62" w:unhideWhenUsed="0"/>
+    <w:lsdException w:name="Medium Shading 1 Accent 2" w:semiHidden="0" w:uiPriority="63" w:unhideWhenUsed="0"/>
+    <w:lsdException w:name="Medium Shading 2 Accent 2" w:semiHidden="0" w:uiPriority="64" w:unhideWhenUsed="0"/>
+    <w:lsdException w:name="Medium List 1 Accent 2" w:semiHidden="0" w:uiPriority="65" w:unhideWhenUsed="0"/>
+    <w:lsdException w:name="Medium List 2 Accent 2" w:semiHidden="0" w:uiPriority="66" w:unhideWhenUsed="0"/>
+    <w:lsdException w:name="Medium Grid 1 Accent 2" w:semiHidden="0" w:uiPriority="67" w:unhideWhenUsed="0"/>
+    <w:lsdException w:name="Medium Grid 2 Accent 2" w:semiHidden="0" w:uiPriority="68" w:unhideWhenUsed="0"/>
+    <w:lsdException w:name="Medium Grid 3 Accent 2" w:semiHidden="0" w:uiPriority="69" w:unhideWhenUsed="0"/>
+    <w:lsdException w:name="Dark List Accent 2" w:semiHidden="0" w:uiPriority="70" w:unhideWhenUsed="0"/>
+    <w:lsdException w:name="Colorful Shading Accent 2" w:semiHidden="0" w:uiPriority="71" w:unhideWhenUsed="0"/>
+    <w:lsdException w:name="Colorful List Accent 2" w:semiHidden="0" w:uiPriority="72" w:unhideWhenUsed="0"/>
+    <w:lsdException w:name="Colorful Grid Accent 2" w:semiHidden="0" w:uiPriority="73" w:unhideWhenUsed="0"/>
+    <w:lsdException w:name="Light Shading Accent 3" w:semiHidden="0" w:uiPriority="60" w:unhideWhenUsed="0"/>
+    <w:lsdException w:name="Light List Accent 3" w:semiHidden="0" w:uiPriority="61" w:unhideWhenUsed="0"/>
+    <w:lsdException w:name="Light Grid Accent 3" w:semiHidden="0" w:uiPriority="62" w:unhideWhenUsed="0"/>
+    <w:lsdException w:name="Medium Shading 1 Accent 3" w:semiHidden="0" w:uiPriority="63" w:unhideWhenUsed="0"/>
+    <w:lsdException w:name="Medium Shading 2 Accent 3" w:semiHidden="0" w:uiPriority="64" w:unhideWhenUsed="0"/>
+    <w:lsdException w:name="Medium List 1 Accent 3" w:semiHidden="0" w:uiPriority="65" w:unhideWhenUsed="0"/>
+    <w:lsdException w:name="Medium List 2 Accent 3" w:semiHidden="0" w:uiPriority="66" w:unhideWhenUsed="0"/>
+    <w:lsdException w:name="Medium Grid 1 Accent 3" w:semiHidden="0" w:uiPriority="67" w:unhideWhenUsed="0"/>
+    <w:lsdException w:name="Medium Grid 2 Accent 3" w:semiHidden="0" w:uiPriority="68" w:unhideWhenUsed="0"/>
+    <w:lsdException w:name="Medium Grid 3 Accent 3" w:semiHidden="0" w:uiPriority="69" w:unhideWhenUsed="0"/>
+    <w:lsdException w:name="Dark List Accent 3" w:semiHidden="0" w:uiPriority="70" w:unhideWhenUsed="0"/>
+    <w:lsdException w:name="Colorful Shading Accent 3" w:semiHidden="0" w:uiPriority="71" w:unhideWhenUsed="0"/>
+    <w:lsdException w:name="Colorful List Accent 3" w:semiHidden="0" w:uiPriority="72" w:unhideWhenUsed="0"/>
+    <w:lsdException w:name="Colorful Grid Accent 3" w:semiHidden="0" w:uiPriority="73" w:unhideWhenUsed="0"/>
+    <w:lsdException w:name="Light Shading Accent 4" w:semiHidden="0" w:uiPriority="60" w:unhideWhenUsed="0"/>
+    <w:lsdException w:name="Light List Accent 4" w:semiHidden="0" w:uiPriority="61" w:unhideWhenUsed="0"/>
+    <w:lsdException w:name="Light Grid Accent 4" w:semiHidden="0" w:uiPriority="62" w:unhideWhenUsed="0"/>
+    <w:lsdException w:name="Medium Shading 1 Accent 4" w:semiHidden="0" w:uiPriority="63" w:unhideWhenUsed="0"/>
+    <w:lsdException w:name="Medium Shading 2 Accent 4" w:semiHidden="0" w:uiPriority="64" w:unhideWhenUsed="0"/>
+    <w:lsdException w:name="Medium List 1 Accent 4" w:semiHidden="0" w:uiPriority="65" w:unhideWhenUsed="0"/>
+    <w:lsdException w:name="Medium List 2 Accent 4" w:semiHidden="0" w:uiPriority="66" w:unhideWhenUsed="0"/>
+    <w:lsdException w:name="Medium Grid 1 Accent 4" w:semiHidden="0" w:uiPriority="67" w:unhideWhenUsed="0"/>
+    <w:lsdException w:name="Medium Grid 2 Accent 4" w:semiHidden="0" w:uiPriority="68" w:unhideWhenUsed="0"/>
+    <w:lsdException w:name="Medium Grid 3 Accent 4" w:semiHidden="0" w:uiPriority="69" w:unhideWhenUsed="0"/>
+    <w:lsdException w:name="Dark List Accent 4" w:semiHidden="0" w:uiPriority="70" w:unhideWhenUsed="0"/>
+    <w:lsdException w:name="Colorful Shading Accent 4" w:semiHidden="0" w:uiPriority="71" w:unhideWhenUsed="0"/>
+    <w:lsdException w:name="Colorful List Accent 4" w:semiHidden="0" w:uiPriority="72" w:unhideWhenUsed="0"/>
+    <w:lsdException w:name="Colorful Grid Accent 4" w:semiHidden="0" w:uiPriority="73" w:unhideWhenUsed="0"/>
+    <w:lsdException w:name="Light Shading Accent 5" w:semiHidden="0" w:uiPriority="60" w:unhideWhenUsed="0"/>
+    <w:lsdException w:name="Light List Accent 5" w:semiHidden="0" w:uiPriority="61" w:unhideWhenUsed="0"/>
+    <w:lsdException w:name="Light Grid Accent 5" w:semiHidden="0" w:uiPriority="62" w:unhideWhenUsed="0"/>
+    <w:lsdException w:name="Medium Shading 1 Accent 5" w:semiHidden="0" w:uiPriority="63" w:unhideWhenUsed="0"/>
+    <w:lsdException w:name="Medium Shading 2 Accent 5" w:semiHidden="0" w:uiPriority="64" w:unhideWhenUsed="0"/>
+    <w:lsdException w:name="Medium List 1 Accent 5" w:semiHidden="0" w:uiPriority="65" w:unhideWhenUsed="0"/>
+    <w:lsdException w:name="Medium List 2 Accent 5" w:semiHidden="0" w:uiPriority="66" w:unhideWhenUsed="0"/>
+    <w:lsdException w:name="Medium Grid 1 Accent 5" w:semiHidden="0" w:uiPriority="67" w:unhideWhenUsed="0"/>
+    <w:lsdException w:name="Medium Grid 2 Accent 5" w:semiHidden="0" w:uiPriority="68" w:unhideWhenUsed="0"/>
+    <w:lsdException w:name="Medium Grid 3 Accent 5" w:semiHidden="0" w:uiPriority="69" w:unhideWhenUsed="0"/>
+    <w:lsdException w:name="Dark List Accent 5" w:semiHidden="0" w:uiPriority="70" w:unhideWhenUsed="0"/>
+    <w:lsdException w:name="Colorful Shading Accent 5" w:semiHidden="0" w:uiPriority="71" w:unhideWhenUsed="0"/>
+    <w:lsdException w:name="Colorful List Accent 5" w:semiHidden="0" w:uiPriority="72" w:unhideWhenUsed="0"/>
+    <w:lsdException w:name="Colorful Grid Accent 5" w:semiHidden="0" w:uiPriority="73" w:unhideWhenUsed="0"/>
+    <w:lsdException w:name="Light Shading Accent 6" w:semiHidden="0" w:uiPriority="60" w:unhideWhenUsed="0"/>
+    <w:lsdException w:name="Light List Accent 6" w:semiHidden="0" w:uiPriority="61" w:unhideWhenUsed="0"/>
+    <w:lsdException w:name="Light Grid Accent 6" w:semiHidden="0" w:uiPriority="62" w:unhideWhenUsed="0"/>
+    <w:lsdException w:name="Medium Shading 1 Accent 6" w:semiHidden="0" w:uiPriority="63" w:unhideWhenUsed="0"/>
+    <w:lsdException w:name="Medium Shading 2 Accent 6" w:semiHidden="0" w:uiPriority="64" w:unhideWhenUsed="0"/>
+    <w:lsdException w:name="Medium List 1 Accent 6" w:semiHidden="0" w:uiPriority="65" w:unhideWhenUsed="0"/>
+    <w:lsdException w:name="Medium List 2 Accent 6" w:semiHidden="0" w:uiPriority="66" w:unhideWhenUsed="0"/>
+    <w:lsdException w:name="Medium Grid 1 Accent 6" w:semiHidden="0" w:uiPriority="67" w:unhideWhenUsed="0"/>
+    <w:lsdException w:name="Medium Grid 2 Accent 6" w:semiHidden="0" w:uiPriority="68" w:unhideWhenUsed="0"/>
+    <w:lsdException w:name="Medium Grid 3 Accent 6" w:semiHidden="0" w:uiPriority="69" w:unhideWhenUsed="0"/>
+    <w:lsdException w:name="Dark List Accent 6" w:semiHidden="0" w:uiPriority="70" w:unhideWhenUsed="0"/>
+    <w:lsdException w:name="Colorful Shading Accent 6" w:semiHidden="0" w:uiPriority="71" w:unhideWhenUsed="0"/>
+    <w:lsdException w:name="Colorful List Accent 6" w:semiHidden="0" w:uiPriority="72" w:unhideWhenUsed="0"/>
+    <w:lsdException w:name="Colorful Grid Accent 6" w:semiHidden="0" w:uiPriority="73" w:unhideWhenUsed="0"/>
+    <w:lsdException w:name="Subtle Emphasis" w:semiHidden="0" w:uiPriority="19" w:unhideWhenUsed="0" w:qFormat="1"/>
+    <w:lsdException w:name="Intense Emphasis" w:semiHidden="0" w:uiPriority="21" w:unhideWhenUsed="0" w:qFormat="1"/>
+    <w:lsdException w:name="Subtle Reference" w:semiHidden="0" w:uiPriority="31" w:unhideWhenUsed="0" w:qFormat="1"/>
+    <w:lsdException w:name="Intense Reference" w:semiHidden="0" w:uiPriority="32" w:unhideWhenUsed="0" w:qFormat="1"/>
+    <w:lsdException w:name="Book Title" w:semiHidden="0" w:uiPriority="33" w:unhideWhenUsed="0" w:qFormat="1"/>
+    <w:lsdException w:name="Bibliography" w:uiPriority="37"/>
+    <w:lsdException w:name="TOC Heading" w:uiPriority="39" w:qFormat="1"/>
+  </w:latentStyles>
+  <w:style w:type="paragraph" w:default="1" w:styleId="Normal">
+    <w:name w:val="Normal"/>
+    <w:qFormat/>
+  </w:style>
+  <w:style w:type="character" w:default="1" w:styleId="DefaultParagraphFont">
+    <w:name w:val="Default Paragraph Font"/>
+    <w:uiPriority w:val="1"/>
+    <w:semiHidden/>
+    <w:unhideWhenUsed/>
+  </w:style>
+  <w:style w:type="table" w:default="1" w:styleId="TableNormal">
+    <w:name w:val="Normal Table"/>
+    <w:uiPriority w:val="99"/>
+    <w:semiHidden/>
+    <w:unhideWhenUsed/>
+    <w:tblPr>
+      <w:tblInd w:w="0" w:type="dxa"/>
+      <w:tblCellMar>
+        <w:top w:w="0" w:type="dxa"/>
+        <w:left w:w="108" w:type="dxa"/>
+        <w:bottom w:w="0" w:type="dxa"/>
+        <w:right w:w="108" w:type="dxa"/>
+      </w:tblCellMar>
+    </w:tblPr>
+  </w:style>
+  <w:style w:type="numbering" w:default="1" w:styleId="NoList">
+    <w:name w:val="No List"/>
+    <w:uiPriority w:val="99"/>
+    <w:semiHidden/>
+    <w:unhideWhenUsed/>
+  </w:style>
+  <w:style w:type="character" w:styleId="PlaceholderText">
+    <w:name w:val="Placeholder Text"/>
+    <w:basedOn w:val="DefaultParagraphFont"/>
+    <w:uiPriority w:val="99"/>
+    <w:semiHidden/>
+    <w:rsid w:val="00071C04"/>
+    <w:rPr>
+      <w:color w:val="808080"/>
+    </w:rPr>
+  </w:style>
+</w:styles>
+</file>
+
+<file path=word/glossary/stylesWithEffects.xml><?xml version="1.0" encoding="utf-8"?>
+<w:styles xmlns:wpc="http://schemas.microsoft.com/office/word/2010/wordprocessingCanvas" xmlns:mc="http://schemas.openxmlformats.org/markup-compatibility/2006" xmlns:o="urn:schemas-microsoft-com:office:office" xmlns:r="http://schemas.openxmlformats.org/officeDocument/2006/relationships" xmlns:m="http://schemas.openxmlformats.org/officeDocument/2006/math" xmlns:v="urn:schemas-microsoft-com:vml" xmlns:wp14="http://schemas.microsoft.com/office/word/2010/wordprocessingDrawing" xmlns:wp="http://schemas.openxmlformats.org/drawingml/2006/wordprocessingDrawing" xmlns:w10="urn:schemas-microsoft-com:office:word" xmlns:w="http://schemas.openxmlformats.org/wordprocessingml/2006/main" xmlns:w14="http://schemas.microsoft.com/office/word/2010/wordml" xmlns:wpg="http://schemas.microsoft.com/office/word/2010/wordprocessingGroup" xmlns:wpi="http://schemas.microsoft.com/office/word/2010/wordprocessingInk" xmlns:wne="http://schemas.microsoft.com/office/word/2006/wordml" xmlns:wps="http://schemas.microsoft.com/office/word/2010/wordprocessingShape" mc:Ignorable="w14 wp14">
+  <w:docDefaults>
+    <w:rPrDefault>
+      <w:rPr>
+        <w:rFonts w:asciiTheme="minorHAnsi" w:eastAsiaTheme="minorEastAsia" w:hAnsiTheme="minorHAnsi" w:cstheme="minorBidi"/>
+        <w:sz w:val="22"/>
+        <w:szCs w:val="22"/>
+        <w:lang w:val="en-US" w:eastAsia="en-US" w:bidi="ar-SA"/>
+      </w:rPr>
+    </w:rPrDefault>
+    <w:pPrDefault>
+      <w:pPr>
+        <w:spacing w:after="200" w:line="276" w:lineRule="auto"/>
+      </w:pPr>
+    </w:pPrDefault>
+  </w:docDefaults>
+  <w:latentStyles w:defLockedState="0" w:defUIPriority="99" w:defSemiHidden="1" w:defUnhideWhenUsed="1" w:defQFormat="0" w:count="267">
+    <w:lsdException w:name="Normal" w:semiHidden="0" w:uiPriority="0" w:unhideWhenUsed="0" w:qFormat="1"/>
+    <w:lsdException w:name="heading 1" w:semiHidden="0" w:uiPriority="9" w:unhideWhenUsed="0" w:qFormat="1"/>
+    <w:lsdException w:name="heading 2" w:uiPriority="9" w:qFormat="1"/>
+    <w:lsdException w:name="heading 3" w:uiPriority="9" w:qFormat="1"/>
+    <w:lsdException w:name="heading 4" w:uiPriority="9" w:qFormat="1"/>
+    <w:lsdException w:name="heading 5" w:uiPriority="9" w:qFormat="1"/>
+    <w:lsdException w:name="heading 6" w:uiPriority="9" w:qFormat="1"/>
+    <w:lsdException w:name="heading 7" w:uiPriority="9" w:qFormat="1"/>
+    <w:lsdException w:name="heading 8" w:uiPriority="9" w:qFormat="1"/>
+    <w:lsdException w:name="heading 9" w:uiPriority="9" w:qFormat="1"/>
+    <w:lsdException w:name="toc 1" w:uiPriority="39"/>
+    <w:lsdException w:name="toc 2" w:uiPriority="39"/>
+    <w:lsdException w:name="toc 3" w:uiPriority="39"/>
+    <w:lsdException w:name="toc 4" w:uiPriority="39"/>
+    <w:lsdException w:name="toc 5" w:uiPriority="39"/>
+    <w:lsdException w:name="toc 6" w:uiPriority="39"/>
+    <w:lsdException w:name="toc 7" w:uiPriority="39"/>
+    <w:lsdException w:name="toc 8" w:uiPriority="39"/>
+    <w:lsdException w:name="toc 9" w:uiPriority="39"/>
+    <w:lsdException w:name="caption" w:uiPriority="35" w:qFormat="1"/>
+    <w:lsdException w:name="Title" w:semiHidden="0" w:uiPriority="10" w:unhideWhenUsed="0" w:qFormat="1"/>
+    <w:lsdException w:name="Default Paragraph Font" w:uiPriority="1"/>
+    <w:lsdException w:name="Subtitle" w:semiHidden="0" w:uiPriority="11" w:unhideWhenUsed="0" w:qFormat="1"/>
+    <w:lsdException w:name="Strong" w:semiHidden="0" w:uiPriority="22" w:unhideWhenUsed="0" w:qFormat="1"/>
+    <w:lsdException w:name="Emphasis" w:semiHidden="0" w:uiPriority="20" w:unhideWhenUsed="0" w:qFormat="1"/>
+    <w:lsdException w:name="Table Grid" w:semiHidden="0" w:uiPriority="59" w:unhideWhenUsed="0"/>
+    <w:lsdException w:name="Placeholder Text" w:unhideWhenUsed="0"/>
+    <w:lsdException w:name="No Spacing" w:semiHidden="0" w:uiPriority="1" w:unhideWhenUsed="0" w:qFormat="1"/>
+    <w:lsdException w:name="Light Shading" w:semiHidden="0" w:uiPriority="60" w:unhideWhenUsed="0"/>
+    <w:lsdException w:name="Light List" w:semiHidden="0" w:uiPriority="61" w:unhideWhenUsed="0"/>
+    <w:lsdException w:name="Light Grid" w:semiHidden="0" w:uiPriority="62" w:unhideWhenUsed="0"/>
+    <w:lsdException w:name="Medium Shading 1" w:semiHidden="0" w:uiPriority="63" w:unhideWhenUsed="0"/>
+    <w:lsdException w:name="Medium Shading 2" w:semiHidden="0" w:uiPriority="64" w:unhideWhenUsed="0"/>
+    <w:lsdException w:name="Medium List 1" w:semiHidden="0" w:uiPriority="65" w:unhideWhenUsed="0"/>
+    <w:lsdException w:name="Medium List 2" w:semiHidden="0" w:uiPriority="66" w:unhideWhenUsed="0"/>
+    <w:lsdException w:name="Medium Grid 1" w:semiHidden="0" w:uiPriority="67" w:unhideWhenUsed="0"/>
+    <w:lsdException w:name="Medium Grid 2" w:semiHidden="0" w:uiPriority="68" w:unhideWhenUsed="0"/>
+    <w:lsdException w:name="Medium Grid 3" w:semiHidden="0" w:uiPriority="69" w:unhideWhenUsed="0"/>
+    <w:lsdException w:name="Dark List" w:semiHidden="0" w:uiPriority="70" w:unhideWhenUsed="0"/>
+    <w:lsdException w:name="Colorful Shading" w:semiHidden="0" w:uiPriority="71" w:unhideWhenUsed="0"/>
+    <w:lsdException w:name="Colorful List" w:semiHidden="0" w:uiPriority="72" w:unhideWhenUsed="0"/>
+    <w:lsdException w:name="Colorful Grid" w:semiHidden="0" w:uiPriority="73" w:unhideWhenUsed="0"/>
+    <w:lsdException w:name="Light Shading Accent 1" w:semiHidden="0" w:uiPriority="60" w:unhideWhenUsed="0"/>
+    <w:lsdException w:name="Light List Accent 1" w:semiHidden="0" w:uiPriority="61" w:unhideWhenUsed="0"/>
+    <w:lsdException w:name="Light Grid Accent 1" w:semiHidden="0" w:uiPriority="62" w:unhideWhenUsed="0"/>
+    <w:lsdException w:name="Medium Shading 1 Accent 1" w:semiHidden="0" w:uiPriority="63" w:unhideWhenUsed="0"/>
+    <w:lsdException w:name="Medium Shading 2 Accent 1" w:semiHidden="0" w:uiPriority="64" w:unhideWhenUsed="0"/>
+    <w:lsdException w:name="Medium List 1 Accent 1" w:semiHidden="0" w:uiPriority="65" w:unhideWhenUsed="0"/>
+    <w:lsdException w:name="Revision" w:unhideWhenUsed="0"/>
+    <w:lsdException w:name="List Paragraph" w:semiHidden="0" w:uiPriority="34" w:unhideWhenUsed="0" w:qFormat="1"/>
+    <w:lsdException w:name="Quote" w:semiHidden="0" w:uiPriority="29" w:unhideWhenUsed="0" w:qFormat="1"/>
+    <w:lsdException w:name="Intense Quote" w:semiHidden="0" w:uiPriority="30" w:unhideWhenUsed="0" w:qFormat="1"/>
+    <w:lsdException w:name="Medium List 2 Accent 1" w:semiHidden="0" w:uiPriority="66" w:unhideWhenUsed="0"/>
+    <w:lsdException w:name="Medium Grid 1 Accent 1" w:semiHidden="0" w:uiPriority="67" w:unhideWhenUsed="0"/>
+    <w:lsdException w:name="Medium Grid 2 Accent 1" w:semiHidden="0" w:uiPriority="68" w:unhideWhenUsed="0"/>
+    <w:lsdException w:name="Medium Grid 3 Accent 1" w:semiHidden="0" w:uiPriority="69" w:unhideWhenUsed="0"/>
+    <w:lsdException w:name="Dark List Accent 1" w:semiHidden="0" w:uiPriority="70" w:unhideWhenUsed="0"/>
+    <w:lsdException w:name="Colorful Shading Accent 1" w:semiHidden="0" w:uiPriority="71" w:unhideWhenUsed="0"/>
+    <w:lsdException w:name="Colorful List Accent 1" w:semiHidden="0" w:uiPriority="72" w:unhideWhenUsed="0"/>
+    <w:lsdException w:name="Colorful Grid Accent 1" w:semiHidden="0" w:uiPriority="73" w:unhideWhenUsed="0"/>
+    <w:lsdException w:name="Light Shading Accent 2" w:semiHidden="0" w:uiPriority="60" w:unhideWhenUsed="0"/>
+    <w:lsdException w:name="Light List Accent 2" w:semiHidden="0" w:uiPriority="61" w:unhideWhenUsed="0"/>
+    <w:lsdException w:name="Light Grid Accent 2" w:semiHidden="0" w:uiPriority="62" w:unhideWhenUsed="0"/>
+    <w:lsdException w:name="Medium Shading 1 Accent 2" w:semiHidden="0" w:uiPriority="63" w:unhideWhenUsed="0"/>
+    <w:lsdException w:name="Medium Shading 2 Accent 2" w:semiHidden="0" w:uiPriority="64" w:unhideWhenUsed="0"/>
+    <w:lsdException w:name="Medium List 1 Accent 2" w:semiHidden="0" w:uiPriority="65" w:unhideWhenUsed="0"/>
+    <w:lsdException w:name="Medium List 2 Accent 2" w:semiHidden="0" w:uiPriority="66" w:unhideWhenUsed="0"/>
+    <w:lsdException w:name="Medium Grid 1 Accent 2" w:semiHidden="0" w:uiPriority="67" w:unhideWhenUsed="0"/>
+    <w:lsdException w:name="Medium Grid 2 Accent 2" w:semiHidden="0" w:uiPriority="68" w:unhideWhenUsed="0"/>
+    <w:lsdException w:name="Medium Grid 3 Accent 2" w:semiHidden="0" w:uiPriority="69" w:unhideWhenUsed="0"/>
+    <w:lsdException w:name="Dark List Accent 2" w:semiHidden="0" w:uiPriority="70" w:unhideWhenUsed="0"/>
+    <w:lsdException w:name="Colorful Shading Accent 2" w:semiHidden="0" w:uiPriority="71" w:unhideWhenUsed="0"/>
+    <w:lsdException w:name="Colorful List Accent 2" w:semiHidden="0" w:uiPriority="72" w:unhideWhenUsed="0"/>
+    <w:lsdException w:name="Colorful Grid Accent 2" w:semiHidden="0" w:uiPriority="73" w:unhideWhenUsed="0"/>
+    <w:lsdException w:name="Light Shading Accent 3" w:semiHidden="0" w:uiPriority="60" w:unhideWhenUsed="0"/>
+    <w:lsdException w:name="Light List Accent 3" w:semiHidden="0" w:uiPriority="61" w:unhideWhenUsed="0"/>
+    <w:lsdException w:name="Light Grid Accent 3" w:semiHidden="0" w:uiPriority="62" w:unhideWhenUsed="0"/>
+    <w:lsdException w:name="Medium Shading 1 Accent 3" w:semiHidden="0" w:uiPriority="63" w:unhideWhenUsed="0"/>
+    <w:lsdException w:name="Medium Shading 2 Accent 3" w:semiHidden="0" w:uiPriority="64" w:unhideWhenUsed="0"/>
+    <w:lsdException w:name="Medium List 1 Accent 3" w:semiHidden="0" w:uiPriority="65" w:unhideWhenUsed="0"/>
+    <w:lsdException w:name="Medium List 2 Accent 3" w:semiHidden="0" w:uiPriority="66" w:unhideWhenUsed="0"/>
+    <w:lsdException w:name="Medium Grid 1 Accent 3" w:semiHidden="0" w:uiPriority="67" w:unhideWhenUsed="0"/>
+    <w:lsdException w:name="Medium Grid 2 Accent 3" w:semiHidden="0" w:uiPriority="68" w:unhideWhenUsed="0"/>
+    <w:lsdException w:name="Medium Grid 3 Accent 3" w:semiHidden="0" w:uiPriority="69" w:unhideWhenUsed="0"/>
+    <w:lsdException w:name="Dark List Accent 3" w:semiHidden="0" w:uiPriority="70" w:unhideWhenUsed="0"/>
+    <w:lsdException w:name="Colorful Shading Accent 3" w:semiHidden="0" w:uiPriority="71" w:unhideWhenUsed="0"/>
+    <w:lsdException w:name="Colorful List Accent 3" w:semiHidden="0" w:uiPriority="72" w:unhideWhenUsed="0"/>
+    <w:lsdException w:name="Colorful Grid Accent 3" w:semiHidden="0" w:uiPriority="73" w:unhideWhenUsed="0"/>
+    <w:lsdException w:name="Light Shading Accent 4" w:semiHidden="0" w:uiPriority="60" w:unhideWhenUsed="0"/>
+    <w:lsdException w:name="Light List Accent 4" w:semiHidden="0" w:uiPriority="61" w:unhideWhenUsed="0"/>
+    <w:lsdException w:name="Light Grid Accent 4" w:semiHidden="0" w:uiPriority="62" w:unhideWhenUsed="0"/>
+    <w:lsdException w:name="Medium Shading 1 Accent 4" w:semiHidden="0" w:uiPriority="63" w:unhideWhenUsed="0"/>
+    <w:lsdException w:name="Medium Shading 2 Accent 4" w:semiHidden="0" w:uiPriority="64" w:unhideWhenUsed="0"/>
+    <w:lsdException w:name="Medium List 1 Accent 4" w:semiHidden="0" w:uiPriority="65" w:unhideWhenUsed="0"/>
+    <w:lsdException w:name="Medium List 2 Accent 4" w:semiHidden="0" w:uiPriority="66" w:unhideWhenUsed="0"/>
+    <w:lsdException w:name="Medium Grid 1 Accent 4" w:semiHidden="0" w:uiPriority="67" w:unhideWhenUsed="0"/>
+    <w:lsdException w:name="Medium Grid 2 Accent 4" w:semiHidden="0" w:uiPriority="68" w:unhideWhenUsed="0"/>
+    <w:lsdException w:name="Medium Grid 3 Accent 4" w:semiHidden="0" w:uiPriority="69" w:unhideWhenUsed="0"/>
+    <w:lsdException w:name="Dark List Accent 4" w:semiHidden="0" w:uiPriority="70" w:unhideWhenUsed="0"/>
+    <w:lsdException w:name="Colorful Shading Accent 4" w:semiHidden="0" w:uiPriority="71" w:unhideWhenUsed="0"/>
+    <w:lsdException w:name="Colorful List Accent 4" w:semiHidden="0" w:uiPriority="72" w:unhideWhenUsed="0"/>
+    <w:lsdException w:name="Colorful Grid Accent 4" w:semiHidden="0" w:uiPriority="73" w:unhideWhenUsed="0"/>
+    <w:lsdException w:name="Light Shading Accent 5" w:semiHidden="0" w:uiPriority="60" w:unhideWhenUsed="0"/>
+    <w:lsdException w:name="Light List Accent 5" w:semiHidden="0" w:uiPriority="61" w:unhideWhenUsed="0"/>
+    <w:lsdException w:name="Light Grid Accent 5" w:semiHidden="0" w:uiPriority="62" w:unhideWhenUsed="0"/>
+    <w:lsdException w:name="Medium Shading 1 Accent 5" w:semiHidden="0" w:uiPriority="63" w:unhideWhenUsed="0"/>
+    <w:lsdException w:name="Medium Shading 2 Accent 5" w:semiHidden="0" w:uiPriority="64" w:unhideWhenUsed="0"/>
+    <w:lsdException w:name="Medium List 1 Accent 5" w:semiHidden="0" w:uiPriority="65" w:unhideWhenUsed="0"/>
+    <w:lsdException w:name="Medium List 2 Accent 5" w:semiHidden="0" w:uiPriority="66" w:unhideWhenUsed="0"/>
+    <w:lsdException w:name="Medium Grid 1 Accent 5" w:semiHidden="0" w:uiPriority="67" w:unhideWhenUsed="0"/>
+    <w:lsdException w:name="Medium Grid 2 Accent 5" w:semiHidden="0" w:uiPriority="68" w:unhideWhenUsed="0"/>
+    <w:lsdException w:name="Medium Grid 3 Accent 5" w:semiHidden="0" w:uiPriority="69" w:unhideWhenUsed="0"/>
+    <w:lsdException w:name="Dark List Accent 5" w:semiHidden="0" w:uiPriority="70" w:unhideWhenUsed="0"/>
+    <w:lsdException w:name="Colorful Shading Accent 5" w:semiHidden="0" w:uiPriority="71" w:unhideWhenUsed="0"/>
+    <w:lsdException w:name="Colorful List Accent 5" w:semiHidden="0" w:uiPriority="72" w:unhideWhenUsed="0"/>
+    <w:lsdException w:name="Colorful Grid Accent 5" w:semiHidden="0" w:uiPriority="73" w:unhideWhenUsed="0"/>
+    <w:lsdException w:name="Light Shading Accent 6" w:semiHidden="0" w:uiPriority="60" w:unhideWhenUsed="0"/>
+    <w:lsdException w:name="Light List Accent 6" w:semiHidden="0" w:uiPriority="61" w:unhideWhenUsed="0"/>
+    <w:lsdException w:name="Light Grid Accent 6" w:semiHidden="0" w:uiPriority="62" w:unhideWhenUsed="0"/>
+    <w:lsdException w:name="Medium Shading 1 Accent 6" w:semiHidden="0" w:uiPriority="63" w:unhideWhenUsed="0"/>
+    <w:lsdException w:name="Medium Shading 2 Accent 6" w:semiHidden="0" w:uiPriority="64" w:unhideWhenUsed="0"/>
+    <w:lsdException w:name="Medium List 1 Accent 6" w:semiHidden="0" w:uiPriority="65" w:unhideWhenUsed="0"/>
+    <w:lsdException w:name="Medium List 2 Accent 6" w:semiHidden="0" w:uiPriority="66" w:unhideWhenUsed="0"/>
+    <w:lsdException w:name="Medium Grid 1 Accent 6" w:semiHidden="0" w:uiPriority="67" w:unhideWhenUsed="0"/>
+    <w:lsdException w:name="Medium Grid 2 Accent 6" w:semiHidden="0" w:uiPriority="68" w:unhideWhenUsed="0"/>
+    <w:lsdException w:name="Medium Grid 3 Accent 6" w:semiHidden="0" w:uiPriority="69" w:unhideWhenUsed="0"/>
+    <w:lsdException w:name="Dark List Accent 6" w:semiHidden="0" w:uiPriority="70" w:unhideWhenUsed="0"/>
+    <w:lsdException w:name="Colorful Shading Accent 6" w:semiHidden="0" w:uiPriority="71" w:unhideWhenUsed="0"/>
+    <w:lsdException w:name="Colorful List Accent 6" w:semiHidden="0" w:uiPriority="72" w:unhideWhenUsed="0"/>
+    <w:lsdException w:name="Colorful Grid Accent 6" w:semiHidden="0" w:uiPriority="73" w:unhideWhenUsed="0"/>
+    <w:lsdException w:name="Subtle Emphasis" w:semiHidden="0" w:uiPriority="19" w:unhideWhenUsed="0" w:qFormat="1"/>
+    <w:lsdException w:name="Intense Emphasis" w:semiHidden="0" w:uiPriority="21" w:unhideWhenUsed="0" w:qFormat="1"/>
+    <w:lsdException w:name="Subtle Reference" w:semiHidden="0" w:uiPriority="31" w:unhideWhenUsed="0" w:qFormat="1"/>
+    <w:lsdException w:name="Intense Reference" w:semiHidden="0" w:uiPriority="32" w:unhideWhenUsed="0" w:qFormat="1"/>
+    <w:lsdException w:name="Book Title" w:semiHidden="0" w:uiPriority="33" w:unhideWhenUsed="0" w:qFormat="1"/>
+    <w:lsdException w:name="Bibliography" w:uiPriority="37"/>
+    <w:lsdException w:name="TOC Heading" w:uiPriority="39" w:qFormat="1"/>
+  </w:latentStyles>
+  <w:style w:type="paragraph" w:default="1" w:styleId="Normal">
+    <w:name w:val="Normal"/>
+    <w:qFormat/>
+  </w:style>
+  <w:style w:type="character" w:default="1" w:styleId="DefaultParagraphFont">
+    <w:name w:val="Default Paragraph Font"/>
+    <w:uiPriority w:val="1"/>
+    <w:semiHidden/>
+    <w:unhideWhenUsed/>
+  </w:style>
+  <w:style w:type="table" w:default="1" w:styleId="TableNormal">
+    <w:name w:val="Normal Table"/>
+    <w:uiPriority w:val="99"/>
+    <w:semiHidden/>
+    <w:unhideWhenUsed/>
+    <w:tblPr>
+      <w:tblInd w:w="0" w:type="dxa"/>
+      <w:tblCellMar>
+        <w:top w:w="0" w:type="dxa"/>
+        <w:left w:w="108" w:type="dxa"/>
+        <w:bottom w:w="0" w:type="dxa"/>
+        <w:right w:w="108" w:type="dxa"/>
+      </w:tblCellMar>
+    </w:tblPr>
+  </w:style>
+  <w:style w:type="numbering" w:default="1" w:styleId="NoList">
+    <w:name w:val="No List"/>
+    <w:uiPriority w:val="99"/>
+    <w:semiHidden/>
+    <w:unhideWhenUsed/>
+  </w:style>
+  <w:style w:type="character" w:styleId="PlaceholderText">
+    <w:name w:val="Placeholder Text"/>
+    <w:basedOn w:val="DefaultParagraphFont"/>
+    <w:uiPriority w:val="99"/>
+    <w:semiHidden/>
+    <w:rsid w:val="00071C04"/>
+    <w:rPr>
+      <w:color w:val="808080"/>
+    </w:rPr>
+  </w:style>
+</w:styles>
+</file>
+
+<file path=word/glossary/webSettings.xml><?xml version="1.0" encoding="utf-8"?>
+<w:webSettings xmlns:mc="http://schemas.openxmlformats.org/markup-compatibility/2006" xmlns:r="http://schemas.openxmlformats.org/officeDocument/2006/relationships" xmlns:w="http://schemas.openxmlformats.org/wordprocessingml/2006/main" xmlns:w14="http://schemas.microsoft.com/office/word/2010/wordml" mc:Ignorable="w14">
+  <w:optimizeForBrowser/>
+  <w:allowPNG/>
+</w:webSettings>
+</file>
+
 <file path=word/theme/theme1.xml><?xml version="1.0" encoding="utf-8"?>
 <a:theme xmlns:a="http://schemas.openxmlformats.org/drawingml/2006/main" name="Office Theme">
   <a:themeElements>
@@ -27805,7 +30066,7 @@
 </file>
 
 <file path=customXml/itemProps1.xml><?xml version="1.0" encoding="utf-8"?>
-<ds:datastoreItem xmlns:ds="http://schemas.openxmlformats.org/officeDocument/2006/customXml" ds:itemID="{7B9F787A-68AE-4B60-AF88-D447B584126C}">
+<ds:datastoreItem xmlns:ds="http://schemas.openxmlformats.org/officeDocument/2006/customXml" ds:itemID="{047D583B-724C-40EE-9986-DB001C970302}">
   <ds:schemaRefs>
     <ds:schemaRef ds:uri="http://schemas.openxmlformats.org/officeDocument/2006/bibliography"/>
   </ds:schemaRefs>

--- a/FTN_МSc_Luka_Ušljebrka.docx
+++ b/FTN_МSc_Luka_Ušljebrka.docx
@@ -72,7 +72,7 @@
                 <v:shape id="_x0000_i1025" type="#_x0000_t75" style="width:63.35pt;height:64.65pt" o:ole="" fillcolor="window">
                   <v:imagedata r:id="rId9" o:title=""/>
                 </v:shape>
-                <o:OLEObject Type="Embed" ProgID="CorelDraw.Graphic.7" ShapeID="_x0000_i1025" DrawAspect="Content" ObjectID="_1837781307" r:id="rId10"/>
+                <o:OLEObject Type="Embed" ProgID="CorelDraw.Graphic.7" ShapeID="_x0000_i1025" DrawAspect="Content" ObjectID="_1837969702" r:id="rId10"/>
               </w:object>
             </w:r>
           </w:p>
@@ -10999,6 +10999,9 @@
         <w:jc w:val="center"/>
       </w:pPr>
       <w:r>
+        <w:rPr>
+          <w:noProof/>
+        </w:rPr>
         <w:drawing>
           <wp:inline distT="0" distB="0" distL="0" distR="0" wp14:anchorId="38EF14ED" wp14:editId="5C6E1AA0">
             <wp:extent cx="5914390" cy="3363493"/>
@@ -12065,7 +12068,13 @@
         <w:t xml:space="preserve">, из сирових података могуће је са великом прецизнпшћу закључити који јсе уређаји користе, у ком периоду су укућани присутни, па чак и какве су њихове свакодневне навике </w:t>
       </w:r>
       <w:r>
-        <w:t>[15].</w:t>
+        <w:rPr>
+          <w:b/>
+        </w:rPr>
+        <w:t>[15]</w:t>
+      </w:r>
+      <w:r>
+        <w:t>.</w:t>
       </w:r>
       <w:proofErr w:type="gramEnd"/>
       <w:r>
@@ -13069,6 +13078,9 @@
         <w:jc w:val="center"/>
       </w:pPr>
       <w:r>
+        <w:rPr>
+          <w:noProof/>
+        </w:rPr>
         <w:lastRenderedPageBreak/>
         <w:drawing>
           <wp:inline distT="0" distB="0" distL="0" distR="0" wp14:anchorId="7B23F855" wp14:editId="2B8FEF20">
@@ -14294,7 +14306,13 @@
         <w:t xml:space="preserve">Она омогућава да се случајни изазов верификатора замени криптографском хеш функцијом над доступним подацима, чиме се цео протокол </w:t>
       </w:r>
       <w:r>
-        <w:t>“сабије”</w:t>
+        <w:rPr>
+          <w:lang w:val="sr-Cyrl-RS"/>
+        </w:rPr>
+        <w:t>„</w:t>
+      </w:r>
+      <w:r>
+        <w:t>сабије”</w:t>
       </w:r>
       <w:r>
         <w:rPr>
@@ -14676,6 +14694,11 @@
       </w:r>
     </w:p>
     <w:p>
+      <w:pPr>
+        <w:rPr>
+          <w:lang w:val="sr-Cyrl-RS"/>
+        </w:rPr>
+      </w:pPr>
       <w:r>
         <w:rPr>
           <w:lang w:val="sr-Cyrl-RS"/>
@@ -14683,68 +14706,332 @@
         <w:t>Иако протоколи са нултим знањем (</w:t>
       </w:r>
       <w:r>
-        <w:t>ZKP)</w:t>
-      </w:r>
-      <w:r>
-        <w:rPr>
-          <w:lang w:val="sr-Cyrl-RS"/>
-        </w:rPr>
-        <w:t xml:space="preserve"> омогућавају проверу исправности података без њиховог откривања, они не решавају проблем њихове обраде. У класичним клијент-сервер архитектурама, израчунавање над подацима подразумева да сентрални енитет има проступ њиховим стварним вредностима, што доводи до нарушвања приватности и увођења једне критичне тачке у систему (енгл. </w:t>
-      </w:r>
-      <w:r>
         <w:rPr>
           <w:i/>
         </w:rPr>
-        <w:t>Single Point of Failure</w:t>
-      </w:r>
-      <w:r>
+        <w:t>ZKP</w:t>
+      </w:r>
+      <w:r>
+        <w:t xml:space="preserve">) </w:t>
+      </w:r>
+      <w:r>
+        <w:rPr>
+          <w:lang w:val="sr-Cyrl-RS"/>
+        </w:rPr>
+        <w:t>омогућавају доказивање исправности одређених тврдњи без откривања самих података, они сами посеби не решавају питање сигурне обраде и заједничког израчунањања над приватним улазима више учесника. У традиционалним клијент-сервер архитектурама, обрада података најчешће подразумеа постојање централног ентитета који има приступ њиховим стварним, декриптованим вредностима. У контексту</w:t>
+      </w:r>
+      <w:r>
+        <w:rPr>
+          <w:lang w:val="sr-Latn-RS"/>
+        </w:rPr>
+        <w:t xml:space="preserve"> </w:t>
+      </w:r>
+      <w:r>
+        <w:rPr>
+          <w:lang w:val="sr-Cyrl-RS"/>
+        </w:rPr>
+        <w:t xml:space="preserve">система као што је </w:t>
+      </w:r>
+      <w:r>
+        <w:rPr>
+          <w:i/>
+        </w:rPr>
+        <w:t>ADMS</w:t>
+      </w:r>
+      <w:r>
+        <w:t xml:space="preserve">, </w:t>
+      </w:r>
+      <w:r>
+        <w:rPr>
+          <w:lang w:val="sr-Cyrl-RS"/>
+        </w:rPr>
+        <w:t>такав приступ може довести до нарушавања приватнсоти корисника, али и до зависности од једне централизоване тачке система, што представља потенцијални безбедоносни и оперативни ризик.</w:t>
+      </w:r>
+    </w:p>
+    <w:p>
+      <w:r>
+        <w:rPr>
+          <w:lang w:val="sr-Cyrl-RS"/>
+        </w:rPr>
+        <w:t xml:space="preserve">Сигурно вишестраначко рачунање (енгл. </w:t>
+      </w:r>
+      <w:proofErr w:type="gramStart"/>
+      <w:r>
+        <w:rPr>
+          <w:i/>
+        </w:rPr>
+        <w:t>Secure Multi-Party Computation – MPC</w:t>
+      </w:r>
+      <w:r>
+        <w:t xml:space="preserve">) </w:t>
+      </w:r>
+      <w:r>
+        <w:rPr>
+          <w:lang w:val="sr-Cyrl-RS"/>
+        </w:rPr>
+        <w:t>представља криптографски приступ који омогућава да више међусобно независних страна заједнички израчуна одређену фукнкцију над својим приватним подацима, без откривања тих података другим учесницима или трећим лицима.</w:t>
+      </w:r>
+      <w:proofErr w:type="gramEnd"/>
+      <w:r>
+        <w:rPr>
+          <w:lang w:val="sr-Cyrl-RS"/>
+        </w:rPr>
+        <w:t xml:space="preserve"> Основе овог концепта поставио је Ендру Јао (енгл. </w:t>
+      </w:r>
+      <w:r>
+        <w:rPr>
+          <w:i/>
+        </w:rPr>
+        <w:t>Andrew Yao</w:t>
+      </w:r>
+      <w:r>
+        <w:t xml:space="preserve">) 1982. </w:t>
+      </w:r>
+      <w:r>
+        <w:rPr>
+          <w:lang w:val="sr-Cyrl-RS"/>
+        </w:rPr>
+        <w:t xml:space="preserve">године кроз познати </w:t>
+      </w:r>
+      <w:r>
+        <w:t>„проблем милионера“</w:t>
+      </w:r>
+      <w:r>
+        <w:rPr>
+          <w:lang w:val="sr-Cyrl-RS"/>
+        </w:rPr>
+        <w:t xml:space="preserve">, којим је показано да две стране могу упоредити своје вредности без откривања самих улаза </w:t>
+      </w:r>
+      <w:r>
+        <w:rPr>
+          <w:b/>
+        </w:rPr>
+        <w:t>[25]</w:t>
+      </w:r>
+      <w:r>
+        <w:t xml:space="preserve">. </w:t>
+      </w:r>
+      <w:r>
+        <w:rPr>
+          <w:lang w:val="sr-Cyrl-RS"/>
+        </w:rPr>
+        <w:t xml:space="preserve">Накндадни радови додатно су проширили и формализовали овај модел чиме је постављена теоријска оснома за практичну примену </w:t>
+      </w:r>
+      <w:r>
+        <w:t xml:space="preserve">MPC </w:t>
+      </w:r>
+      <w:r>
+        <w:rPr>
+          <w:lang w:val="sr-Cyrl-RS"/>
+        </w:rPr>
+        <w:t xml:space="preserve">протокола у различитим дистрибуираним системима </w:t>
+      </w:r>
+      <w:r>
+        <w:rPr>
+          <w:b/>
+        </w:rPr>
+        <w:t>[4]</w:t>
+      </w:r>
+      <w:r>
+        <w:t>.</w:t>
+      </w:r>
+    </w:p>
+    <w:p>
+      <w:r>
+        <w:rPr>
+          <w:lang w:val="sr-Cyrl-RS"/>
+        </w:rPr>
+        <w:t>Захваљујући оваквом приступу, поверење у централни ентитет мо</w:t>
+      </w:r>
+      <w:r>
+        <w:rPr>
+          <w:lang w:val="sr-Cyrl-RS"/>
+        </w:rPr>
+        <w:t>же</w:t>
+      </w:r>
+      <w:r>
+        <w:rPr>
+          <w:lang w:val="sr-Cyrl-RS"/>
+        </w:rPr>
+        <w:t xml:space="preserve"> се заменити крптографским</w:t>
+      </w:r>
+      <w:r>
+        <w:rPr>
+          <w:lang w:val="sr-Cyrl-RS"/>
+        </w:rPr>
+        <w:t xml:space="preserve"> </w:t>
+      </w:r>
+      <w:r>
+        <w:rPr>
+          <w:lang w:val="sr-Cyrl-RS"/>
+        </w:rPr>
+        <w:t xml:space="preserve">гаранцијама и формалним безбедносним моделима. Управо због тога </w:t>
+      </w:r>
+      <w:r>
+        <w:rPr>
+          <w:i/>
+        </w:rPr>
+        <w:t>MPC</w:t>
+      </w:r>
+      <w:r>
+        <w:t xml:space="preserve"> </w:t>
+      </w:r>
+      <w:r>
+        <w:rPr>
+          <w:lang w:val="sr-Cyrl-RS"/>
+        </w:rPr>
+        <w:t>дан</w:t>
+      </w:r>
+      <w:r>
+        <w:rPr>
+          <w:lang w:val="sr-Cyrl-RS"/>
+        </w:rPr>
+        <w:t>а</w:t>
+      </w:r>
+      <w:r>
+        <w:rPr>
+          <w:lang w:val="sr-Cyrl-RS"/>
+        </w:rPr>
+        <w:t>с има значајну улогу у области у којима је неопходно истовреме</w:t>
+      </w:r>
+      <w:r>
+        <w:rPr>
+          <w:lang w:val="sr-Cyrl-RS"/>
+        </w:rPr>
+        <w:t xml:space="preserve">но обезбедити сарадњу више страна и висок ниво заштите података. У наставку поглавља биће детаљније описани оснивни принципи рада самог </w:t>
+      </w:r>
+      <w:r>
+        <w:rPr>
+          <w:i/>
+        </w:rPr>
+        <w:t>MPC</w:t>
+      </w:r>
+      <w:r>
+        <w:t xml:space="preserve"> </w:t>
+      </w:r>
+      <w:r>
+        <w:rPr>
+          <w:lang w:val="sr-Cyrl-RS"/>
+        </w:rPr>
+        <w:t>протокола</w:t>
+      </w:r>
+      <w:r>
+        <w:rPr>
+          <w:lang w:val="sr-Cyrl-RS"/>
+        </w:rPr>
+        <w:t xml:space="preserve"> (</w:t>
+      </w:r>
+      <w:r>
+        <w:rPr>
+          <w:i/>
+          <w:lang w:val="sr-Cyrl-RS"/>
+        </w:rPr>
+        <w:t>Слика 2.6</w:t>
+      </w:r>
+      <w:r>
+        <w:rPr>
+          <w:lang w:val="sr-Cyrl-RS"/>
+        </w:rPr>
         <w:t>)</w:t>
       </w:r>
       <w:r>
         <w:rPr>
           <w:lang w:val="sr-Cyrl-RS"/>
         </w:rPr>
-        <w:t>. Због тога се јавља потреба за приступом који омогућава обраду података без њиховог директног откривања.</w:t>
-      </w:r>
-    </w:p>
-    <w:p>
-      <w:pPr>
-        <w:rPr>
-          <w:lang w:val="sr-Cyrl-RS"/>
-        </w:rPr>
-      </w:pPr>
-      <w:r>
-        <w:rPr>
-          <w:lang w:val="sr-Cyrl-RS"/>
-        </w:rPr>
-        <w:t xml:space="preserve">Сигурно вишестраначко рачунање (енгл. </w:t>
-      </w:r>
-      <w:r>
-        <w:rPr>
+        <w:t>.</w:t>
+      </w:r>
+    </w:p>
+    <w:p>
+      <w:pPr>
+        <w:pStyle w:val="Tekst"/>
+        <w:jc w:val="center"/>
+      </w:pPr>
+      <w:r>
+        <w:drawing>
+          <wp:inline distT="0" distB="0" distL="0" distR="0" wp14:anchorId="6F40053D" wp14:editId="184AB18D">
+            <wp:extent cx="5003800" cy="3275457"/>
+            <wp:effectExtent l="0" t="0" r="6350" b="1270"/>
+            <wp:docPr id="3" name="Picture 3"/>
+            <wp:cNvGraphicFramePr>
+              <a:graphicFrameLocks xmlns:a="http://schemas.openxmlformats.org/drawingml/2006/main" noChangeAspect="1"/>
+            </wp:cNvGraphicFramePr>
+            <a:graphic xmlns:a="http://schemas.openxmlformats.org/drawingml/2006/main">
+              <a:graphicData uri="http://schemas.openxmlformats.org/drawingml/2006/picture">
+                <pic:pic xmlns:pic="http://schemas.openxmlformats.org/drawingml/2006/picture">
+                  <pic:nvPicPr>
+                    <pic:cNvPr id="0" name=""/>
+                    <pic:cNvPicPr/>
+                  </pic:nvPicPr>
+                  <pic:blipFill>
+                    <a:blip r:embed="rId37"/>
+                    <a:stretch>
+                      <a:fillRect/>
+                    </a:stretch>
+                  </pic:blipFill>
+                  <pic:spPr>
+                    <a:xfrm>
+                      <a:off x="0" y="0"/>
+                      <a:ext cx="5006719" cy="3277368"/>
+                    </a:xfrm>
+                    <a:prstGeom prst="rect">
+                      <a:avLst/>
+                    </a:prstGeom>
+                  </pic:spPr>
+                </pic:pic>
+              </a:graphicData>
+            </a:graphic>
+          </wp:inline>
+        </w:drawing>
+      </w:r>
+    </w:p>
+    <w:p>
+      <w:pPr>
+        <w:jc w:val="center"/>
+        <w:rPr>
+          <w:lang w:val="sr-Cyrl-RS"/>
+        </w:rPr>
+      </w:pPr>
+      <w:r>
+        <w:rPr>
+          <w:b/>
+          <w:lang w:val="sr-Cyrl-RS"/>
+        </w:rPr>
+        <w:t>Слика 2.6</w:t>
+      </w:r>
+      <w:r>
+        <w:rPr>
+          <w:b/>
+          <w:lang w:val="sr-Cyrl-RS"/>
+        </w:rPr>
+        <w:t xml:space="preserve"> </w:t>
+      </w:r>
+      <w:r>
+        <w:rPr>
+          <w:lang w:val="sr-Cyrl-RS"/>
+        </w:rPr>
+        <w:t>Пример</w:t>
+      </w:r>
+      <w:r>
+        <w:rPr>
+          <w:b/>
           <w:lang w:val="sr-Latn-RS"/>
         </w:rPr>
-        <w:t xml:space="preserve">Secure Multi-Party Computation - MPC) </w:t>
-      </w:r>
-      <w:r>
-        <w:rPr>
-          <w:lang w:val="sr-Cyrl-RS"/>
-        </w:rPr>
-        <w:t xml:space="preserve">нуди управо такво решење. Концепт је први формализовао Ендру Јао (енгл. </w:t>
-      </w:r>
-      <w:r>
-        <w:t xml:space="preserve">Andrew Yao) 1982. </w:t>
-      </w:r>
-      <w:r>
-        <w:rPr>
-          <w:lang w:val="sr-Cyrl-RS"/>
-        </w:rPr>
-        <w:t xml:space="preserve">Године кроз теоретски постављен Проблем милионера. Основна идеја је да више учесника заједнички израчуна функцију над својим приватним улазима, а да притом не откривају те улазе једни другима. Овај приступ формализован </w:t>
-      </w:r>
-      <w:r>
-        <w:rPr>
-          <w:lang w:val="sr-Cyrl-RS"/>
-        </w:rPr>
-        <w:t>је кроз фундаменталне теореме о кмплексности током осамдесетих година прошлог века, омогућава да поверење у систем замени матетичким моделом. Тиме је постављена основа за даљи развој протокола који омогућавају израочунавање над заштићеним подацима.</w:t>
+        <w:t xml:space="preserve"> </w:t>
+      </w:r>
+      <w:r>
+        <w:rPr>
+          <w:i/>
+        </w:rPr>
+        <w:t>MPC</w:t>
+      </w:r>
+      <w:r>
+        <w:t xml:space="preserve"> </w:t>
+      </w:r>
+      <w:r>
+        <w:rPr>
+          <w:lang w:val="sr-Cyrl-RS"/>
+        </w:rPr>
+        <w:t>протокола са три учесника</w:t>
       </w:r>
     </w:p>
     <w:p>
@@ -14792,23 +15079,113 @@
         <w:rPr>
           <w:lang w:val="sr-Cyrl-RS"/>
         </w:rPr>
-        <w:t>Како би сигурно вишеструко рачунање (</w:t>
-      </w:r>
-      <w:r>
-        <w:t xml:space="preserve">MPC) </w:t>
-      </w:r>
-      <w:r>
-        <w:rPr>
-          <w:lang w:val="sr-Cyrl-RS"/>
-        </w:rPr>
-        <w:t xml:space="preserve">уопште било изводљиво у пракси, неопходан је механизам који може да `разбије` улазне податке тако да ниједан чвор у мрежи не види њихову праву вредност. Овај проблем се у криптографији најчешће решава применама шема за дељење тајнес (енгл. </w:t>
+        <w:t xml:space="preserve">Како би сигурно </w:t>
+      </w:r>
+      <w:r>
+        <w:rPr>
+          <w:lang w:val="sr-Cyrl-RS"/>
+        </w:rPr>
+        <w:t>вишестраначко</w:t>
+      </w:r>
+      <w:r>
+        <w:rPr>
+          <w:lang w:val="sr-Cyrl-RS"/>
+        </w:rPr>
+        <w:t xml:space="preserve"> рачунање (</w:t>
+      </w:r>
+      <w:r>
+        <w:rPr>
+          <w:lang w:val="sr-Cyrl-RS"/>
+        </w:rPr>
+        <w:t>енгл</w:t>
+      </w:r>
+      <w:r>
+        <w:t xml:space="preserve">. </w:t>
       </w:r>
       <w:proofErr w:type="gramStart"/>
       <w:r>
-        <w:t>Secret Sharing Scheme).</w:t>
+        <w:rPr>
+          <w:i/>
+        </w:rPr>
+        <w:t>Mulit-Party Computaton</w:t>
+      </w:r>
+      <w:r>
+        <w:t>)</w:t>
+      </w:r>
+      <w:r>
+        <w:t xml:space="preserve"> </w:t>
+      </w:r>
+      <w:r>
+        <w:rPr>
+          <w:lang w:val="sr-Cyrl-RS"/>
+        </w:rPr>
+        <w:t xml:space="preserve">уопште било изводљиво у пракси, неопходан је механизам који може да </w:t>
+      </w:r>
+      <w:r>
+        <w:t>„разбије</w:t>
+      </w:r>
+      <w:r>
+        <w:t>”</w:t>
+      </w:r>
+      <w:r>
+        <w:t xml:space="preserve"> </w:t>
+      </w:r>
+      <w:r>
+        <w:rPr>
+          <w:lang w:val="sr-Cyrl-RS"/>
+        </w:rPr>
+        <w:t>улазне податке тако да ниједан</w:t>
+      </w:r>
+      <w:r>
+        <w:rPr>
+          <w:lang w:val="sr-Cyrl-RS"/>
+        </w:rPr>
+        <w:t xml:space="preserve"> појединачни</w:t>
+      </w:r>
+      <w:r>
+        <w:rPr>
+          <w:lang w:val="sr-Cyrl-RS"/>
+        </w:rPr>
+        <w:t xml:space="preserve"> чвор у мрежи не види њихову праву вредност.</w:t>
       </w:r>
       <w:proofErr w:type="gramEnd"/>
       <w:r>
+        <w:rPr>
+          <w:lang w:val="sr-Cyrl-RS"/>
+        </w:rPr>
+        <w:t xml:space="preserve"> Овај проблем се у </w:t>
+      </w:r>
+      <w:r>
+        <w:rPr>
+          <w:lang w:val="sr-Cyrl-RS"/>
+        </w:rPr>
+        <w:lastRenderedPageBreak/>
+        <w:t>криптографији најчешће решава</w:t>
+      </w:r>
+      <w:r>
+        <w:rPr>
+          <w:lang w:val="sr-Cyrl-RS"/>
+        </w:rPr>
+        <w:t xml:space="preserve"> применама шема за дељење тајне</w:t>
+      </w:r>
+      <w:r>
+        <w:rPr>
+          <w:lang w:val="sr-Cyrl-RS"/>
+        </w:rPr>
+        <w:t xml:space="preserve"> (енгл. </w:t>
+      </w:r>
+      <w:proofErr w:type="gramStart"/>
+      <w:r>
+        <w:rPr>
+          <w:i/>
+        </w:rPr>
+        <w:t>Secret Sharing Scheme</w:t>
+      </w:r>
+      <w:r>
+        <w:t>).</w:t>
+      </w:r>
+      <w:proofErr w:type="gramEnd"/>
+      <w:r>
         <w:t xml:space="preserve"> </w:t>
       </w:r>
       <w:r>
@@ -14818,13 +15195,63 @@
         <w:t>Најпознатији и најшире коришћени алгоритам за то поставио је Ади Шамир (</w:t>
       </w:r>
       <w:r>
-        <w:t xml:space="preserve">Adi Shamir) </w:t>
-      </w:r>
-      <w:r>
-        <w:rPr>
-          <w:lang w:val="sr-Cyrl-RS"/>
-        </w:rPr>
-        <w:t>још 1979. године.</w:t>
+        <w:rPr>
+          <w:lang w:val="sr-Cyrl-RS"/>
+        </w:rPr>
+        <w:t xml:space="preserve">енгл. </w:t>
+      </w:r>
+      <w:proofErr w:type="gramStart"/>
+      <w:r>
+        <w:rPr>
+          <w:i/>
+        </w:rPr>
+        <w:t>Adi Shamir</w:t>
+      </w:r>
+      <w:r>
+        <w:t xml:space="preserve">) </w:t>
+      </w:r>
+      <w:r>
+        <w:rPr>
+          <w:lang w:val="sr-Cyrl-RS"/>
+        </w:rPr>
+        <w:t>још 1979.</w:t>
+      </w:r>
+      <w:proofErr w:type="gramEnd"/>
+      <w:r>
+        <w:rPr>
+          <w:lang w:val="sr-Cyrl-RS"/>
+        </w:rPr>
+        <w:t xml:space="preserve"> </w:t>
+      </w:r>
+      <w:r>
+        <w:rPr>
+          <w:lang w:val="sr-Cyrl-RS"/>
+        </w:rPr>
+        <w:t>г</w:t>
+      </w:r>
+      <w:r>
+        <w:rPr>
+          <w:lang w:val="sr-Cyrl-RS"/>
+        </w:rPr>
+        <w:t>одине</w:t>
+      </w:r>
+      <w:r>
+        <w:rPr>
+          <w:lang w:val="sr-Cyrl-RS"/>
+        </w:rPr>
+        <w:t xml:space="preserve"> </w:t>
+      </w:r>
+      <w:r>
+        <w:rPr>
+          <w:b/>
+        </w:rPr>
+        <w:t>[12]</w:t>
+      </w:r>
+      <w:r>
+        <w:rPr>
+          <w:lang w:val="sr-Cyrl-RS"/>
+        </w:rPr>
+        <w:t>.</w:t>
       </w:r>
     </w:p>
     <w:p>
@@ -14834,20 +15261,79 @@
         </w:rPr>
         <w:t xml:space="preserve">Суштина Шамирове шеме почива на такозваном концепту прага (енгл. </w:t>
       </w:r>
+      <w:r>
+        <w:rPr>
+          <w:i/>
+        </w:rPr>
+        <w:t>Threshold scheme</w:t>
+      </w:r>
+      <w:r>
+        <w:t xml:space="preserve">), </w:t>
+      </w:r>
+      <w:r>
+        <w:rPr>
+          <w:lang w:val="sr-Cyrl-RS"/>
+        </w:rPr>
+        <w:t xml:space="preserve">који се често означава и као </w:t>
+      </w:r>
       <w:proofErr w:type="gramStart"/>
       <w:r>
-        <w:t xml:space="preserve">Threshold scheme), </w:t>
-      </w:r>
-      <w:r>
-        <w:rPr>
-          <w:lang w:val="sr-Cyrl-RS"/>
-        </w:rPr>
-        <w:t>који се често означава и као систем (</w:t>
-      </w:r>
-      <w:r>
-        <w:t>k, n).</w:t>
+        <w:rPr>
+          <w:lang w:val="sr-Cyrl-RS"/>
+        </w:rPr>
+        <w:t>систем</w:t>
+      </w:r>
+      <w:r>
+        <w:t xml:space="preserve"> </w:t>
       </w:r>
       <w:proofErr w:type="gramEnd"/>
+      <m:oMath>
+        <m:r>
+          <w:rPr>
+            <w:rFonts w:ascii="Cambria Math" w:hAnsi="Cambria Math"/>
+          </w:rPr>
+          <m:t>(k, n)</m:t>
+        </m:r>
+      </m:oMath>
+      <w:r>
+        <w:t xml:space="preserve">. </w:t>
+      </w:r>
+      <w:r>
+        <w:rPr>
+          <w:lang w:val="sr-Cyrl-RS"/>
+        </w:rPr>
+        <w:t>Шамирова шема са собом носи следећу идеју: оригиналн</w:t>
+      </w:r>
+      <w:r>
+        <w:rPr>
+          <w:lang w:val="sr-Cyrl-RS"/>
+        </w:rPr>
+        <w:t xml:space="preserve">а тајна вредност </w:t>
+      </w:r>
+      <m:oMath>
+        <m:r>
+          <w:rPr>
+            <w:rFonts w:ascii="Cambria Math" w:hAnsi="Cambria Math"/>
+            <w:lang w:val="sr-Cyrl-RS"/>
+          </w:rPr>
+          <m:t>S</m:t>
+        </m:r>
+      </m:oMath>
+      <w:r>
+        <w:rPr>
+          <w:lang w:val="sr-Cyrl-RS"/>
+        </w:rPr>
+        <w:t xml:space="preserve">, дели се на </w:t>
+      </w:r>
+      <m:oMath>
+        <m:r>
+          <w:rPr>
+            <w:rFonts w:ascii="Cambria Math" w:hAnsi="Cambria Math"/>
+            <w:lang w:val="sr-Cyrl-RS"/>
+          </w:rPr>
+          <m:t>n</m:t>
+        </m:r>
+      </m:oMath>
       <w:r>
         <w:t xml:space="preserve"> </w:t>
       </w:r>
@@ -14855,34 +15341,13 @@
         <w:rPr>
           <w:lang w:val="sr-Cyrl-RS"/>
         </w:rPr>
-        <w:t>Шамирова шема са собом носи следећу идеју: оригиналн</w:t>
-      </w:r>
-      <w:r>
-        <w:rPr>
-          <w:lang w:val="sr-Cyrl-RS"/>
-        </w:rPr>
-        <w:t xml:space="preserve">а тајна вредност </w:t>
-      </w:r>
-      <w:r>
-        <w:t>S</w:t>
-      </w:r>
-      <w:r>
-        <w:rPr>
-          <w:lang w:val="sr-Cyrl-RS"/>
-        </w:rPr>
-        <w:t xml:space="preserve">, дели се на </w:t>
-      </w:r>
-      <w:r>
-        <w:t xml:space="preserve">n </w:t>
-      </w:r>
-      <w:r>
-        <w:rPr>
-          <w:lang w:val="sr-Cyrl-RS"/>
-        </w:rPr>
         <w:t xml:space="preserve">наизглед насумичних делова (енгл. </w:t>
       </w:r>
       <w:proofErr w:type="gramStart"/>
       <w:r>
+        <w:rPr>
+          <w:i/>
+        </w:rPr>
         <w:t>shares</w:t>
       </w:r>
       <w:proofErr w:type="gramEnd"/>
@@ -14895,8 +15360,17 @@
         </w:rPr>
         <w:t xml:space="preserve">који се потом дистрибуирају различитим учесницима у мрежи. Међутим, да би се тајна </w:t>
       </w:r>
-      <w:r>
-        <w:t xml:space="preserve">S </w:t>
+      <m:oMath>
+        <m:r>
+          <w:rPr>
+            <w:rFonts w:ascii="Cambria Math" w:hAnsi="Cambria Math"/>
+            <w:lang w:val="sr-Cyrl-RS"/>
+          </w:rPr>
+          <m:t>S</m:t>
+        </m:r>
+      </m:oMath>
+      <w:r>
+        <w:t xml:space="preserve"> </w:t>
       </w:r>
       <w:r>
         <w:rPr>
@@ -14908,7 +15382,22 @@
         <w:rPr>
           <w:lang w:val="sr-Latn-RS"/>
         </w:rPr>
-        <w:t xml:space="preserve"> k </w:t>
+        <w:t xml:space="preserve"> </w:t>
+      </w:r>
+      <m:oMath>
+        <m:r>
+          <w:rPr>
+            <w:rFonts w:ascii="Cambria Math" w:hAnsi="Cambria Math"/>
+            <w:lang w:val="sr-Latn-RS"/>
+          </w:rPr>
+          <m:t>k</m:t>
+        </m:r>
+      </m:oMath>
+      <w:r>
+        <w:rPr>
+          <w:lang w:val="sr-Latn-RS"/>
+        </w:rPr>
+        <w:t xml:space="preserve"> </w:t>
       </w:r>
       <w:r>
         <w:rPr>
@@ -14916,16 +15405,26 @@
         </w:rPr>
         <w:t xml:space="preserve">делова (где је </w:t>
       </w:r>
-      <w:r>
-        <w:t>k TODO manje ili jednako od n).</w:t>
-      </w:r>
-    </w:p>
-    <w:p>
-      <w:pPr>
-        <w:rPr>
-          <w:lang w:val="sr-Cyrl-RS"/>
-        </w:rPr>
-      </w:pPr>
+      <m:oMath>
+        <m:r>
+          <w:rPr>
+            <w:rFonts w:ascii="Cambria Math" w:hAnsi="Cambria Math"/>
+            <w:lang w:val="sr-Cyrl-RS"/>
+          </w:rPr>
+          <m:t>k</m:t>
+        </m:r>
+        <m:r>
+          <w:rPr>
+            <w:rFonts w:ascii="Cambria Math" w:hAnsi="Cambria Math"/>
+          </w:rPr>
+          <m:t>≤n</m:t>
+        </m:r>
+      </m:oMath>
+      <w:r>
+        <w:t>).</w:t>
+      </w:r>
+    </w:p>
+    <w:p>
       <w:r>
         <w:rPr>
           <w:lang w:val="sr-Cyrl-RS"/>
@@ -14934,7 +15433,13 @@
       </w:r>
       <w:proofErr w:type="gramStart"/>
       <w:r>
-        <w:t>Perfect Secrecy).</w:t>
+        <w:rPr>
+          <w:i/>
+        </w:rPr>
+        <w:t>Perfect Secrecy</w:t>
+      </w:r>
+      <w:r>
+        <w:t>).</w:t>
       </w:r>
       <w:proofErr w:type="gramEnd"/>
       <w:r>
@@ -14944,20 +15449,46 @@
         <w:rPr>
           <w:lang w:val="sr-Cyrl-RS"/>
         </w:rPr>
-        <w:t xml:space="preserve">То значи да уколико напрадач дође у посед </w:t>
-      </w:r>
-      <w:r>
-        <w:t>k – 1</w:t>
-      </w:r>
-      <w:r>
-        <w:rPr>
-          <w:lang w:val="sr-Cyrl-RS"/>
-        </w:rPr>
-        <w:t xml:space="preserve"> делова (или мање), он и даље не може да реконструше оригиналну вредност </w:t>
-      </w:r>
-      <w:r>
-        <w:t>S</w:t>
-      </w:r>
+        <w:t>То значи да уколико напрадач дође у посед</w:t>
+      </w:r>
+      <w:r>
+        <w:t xml:space="preserve"> </w:t>
+      </w:r>
+      <m:oMath>
+        <m:r>
+          <w:rPr>
+            <w:rFonts w:ascii="Cambria Math" w:hAnsi="Cambria Math"/>
+          </w:rPr>
+          <m:t>k-1</m:t>
+        </m:r>
+      </m:oMath>
+      <w:r>
+        <w:rPr>
+          <w:lang w:val="sr-Cyrl-RS"/>
+        </w:rPr>
+        <w:t xml:space="preserve"> делова (или мање), он и даље не може да реконстру</w:t>
+      </w:r>
+      <w:r>
+        <w:rPr>
+          <w:lang w:val="sr-Cyrl-RS"/>
+        </w:rPr>
+        <w:t>и</w:t>
+      </w:r>
+      <w:r>
+        <w:rPr>
+          <w:lang w:val="sr-Cyrl-RS"/>
+        </w:rPr>
+        <w:t xml:space="preserve">ше оригиналну вредност </w:t>
+      </w:r>
+      <m:oMath>
+        <m:r>
+          <w:rPr>
+            <w:rFonts w:ascii="Cambria Math" w:hAnsi="Cambria Math"/>
+            <w:lang w:val="sr-Cyrl-RS"/>
+          </w:rPr>
+          <m:t>S</m:t>
+        </m:r>
+      </m:oMath>
       <w:r>
         <w:t xml:space="preserve">. </w:t>
       </w:r>
@@ -14965,8 +15496,45 @@
         <w:rPr>
           <w:lang w:val="sr-Cyrl-RS"/>
         </w:rPr>
-        <w:t>Из његове перспективе, са математичке тачке гледишта, свака могуће вредност тајне остаје подједнако вероватна.</w:t>
-      </w:r>
+        <w:t>Из његове перспективе, са математичке тачке гледишта, свака могућ</w:t>
+      </w:r>
+      <w:r>
+        <w:t>a</w:t>
+      </w:r>
+      <w:r>
+        <w:rPr>
+          <w:lang w:val="sr-Cyrl-RS"/>
+        </w:rPr>
+        <w:t xml:space="preserve"> вредност тајне остаје подједнако вероватна</w:t>
+      </w:r>
+      <w:r>
+        <w:rPr>
+          <w:lang w:val="sr-Cyrl-RS"/>
+        </w:rPr>
+        <w:t xml:space="preserve"> </w:t>
+      </w:r>
+      <w:r>
+        <w:rPr>
+          <w:b/>
+        </w:rPr>
+        <w:t>[12]</w:t>
+      </w:r>
+      <w:r>
+        <w:rPr>
+          <w:lang w:val="sr-Cyrl-RS"/>
+        </w:rPr>
+        <w:t>.</w:t>
+      </w:r>
+    </w:p>
+    <w:p>
+      <w:pPr>
+        <w:pStyle w:val="Tekst"/>
+      </w:pPr>
+    </w:p>
+    <w:p>
+      <w:pPr>
+        <w:pStyle w:val="Tekst"/>
+      </w:pPr>
     </w:p>
     <w:p>
       <w:pPr>
@@ -14988,7 +15556,13 @@
       </w:r>
       <w:proofErr w:type="gramStart"/>
       <w:r>
-        <w:t>Finite Fields)</w:t>
+        <w:rPr>
+          <w:i/>
+        </w:rPr>
+        <w:t>Finite Fields</w:t>
+      </w:r>
+      <w:r>
+        <w:t>)</w:t>
       </w:r>
       <w:r>
         <w:rPr>
@@ -15037,32 +15611,83 @@
         </w:rPr>
         <w:t xml:space="preserve">Прво се дефинише коначно поље </w:t>
       </w:r>
+      <m:oMath>
+        <m:r>
+          <m:rPr>
+            <m:scr m:val="double-struck"/>
+            <m:sty m:val="p"/>
+          </m:rPr>
+          <w:rPr>
+            <w:rFonts w:ascii="Cambria Math" w:hAnsi="Cambria Math"/>
+          </w:rPr>
+          <m:t>Zₚ</m:t>
+        </m:r>
+      </m:oMath>
+      <w:r>
+        <w:rPr>
+          <w:lang w:val="sr-Cyrl-RS"/>
+        </w:rPr>
+        <w:t xml:space="preserve">, при чему се бира прост број </w:t>
+      </w:r>
+      <m:oMath>
+        <m:r>
+          <w:rPr>
+            <w:rFonts w:ascii="Cambria Math" w:hAnsi="Cambria Math"/>
+            <w:lang w:val="sr-Cyrl-RS"/>
+          </w:rPr>
+          <m:t>p</m:t>
+        </m:r>
+      </m:oMath>
+      <w:r>
+        <w:rPr>
+          <w:lang w:val="sr-Cyrl-RS"/>
+        </w:rPr>
+        <w:t xml:space="preserve"> који мора би</w:t>
+      </w:r>
+      <w:r>
+        <w:rPr>
+          <w:lang w:val="sr-Cyrl-RS"/>
+        </w:rPr>
+        <w:t>т</w:t>
+      </w:r>
+      <w:r>
+        <w:rPr>
+          <w:lang w:val="sr-Cyrl-RS"/>
+        </w:rPr>
+        <w:t xml:space="preserve">и већи од укупног броја учесника </w:t>
+      </w:r>
+      <m:oMath>
+        <m:r>
+          <w:rPr>
+            <w:rFonts w:ascii="Cambria Math" w:hAnsi="Cambria Math"/>
+            <w:lang w:val="sr-Cyrl-RS"/>
+          </w:rPr>
+          <m:t>n</m:t>
+        </m:r>
+      </m:oMath>
+      <w:r>
+        <w:t xml:space="preserve">, </w:t>
+      </w:r>
+      <w:r>
+        <w:rPr>
+          <w:lang w:val="sr-Cyrl-RS"/>
+        </w:rPr>
+        <w:t xml:space="preserve">али и од саме вредности тајне </w:t>
+      </w:r>
+      <m:oMath>
+        <m:r>
+          <w:rPr>
+            <w:rFonts w:ascii="Cambria Math" w:hAnsi="Cambria Math"/>
+            <w:lang w:val="sr-Cyrl-RS"/>
+          </w:rPr>
+          <m:t>S</m:t>
+        </m:r>
+      </m:oMath>
       <w:r>
         <w:rPr>
           <w:lang w:val="sr-Latn-RS"/>
         </w:rPr>
-        <w:t>Zp</w:t>
-      </w:r>
-      <w:r>
-        <w:rPr>
-          <w:lang w:val="sr-Cyrl-RS"/>
-        </w:rPr>
-        <w:t xml:space="preserve">, при чему се бира прост број п који мора бии већи од укупног броја учесника </w:t>
-      </w:r>
-      <w:r>
-        <w:t xml:space="preserve">n, </w:t>
-      </w:r>
-      <w:r>
-        <w:rPr>
-          <w:lang w:val="sr-Cyrl-RS"/>
-        </w:rPr>
-        <w:t xml:space="preserve">али и од саме вредности тајне </w:t>
-      </w:r>
-      <w:r>
-        <w:rPr>
-          <w:lang w:val="sr-Latn-RS"/>
-        </w:rPr>
-        <w:t>S.</w:t>
+        <w:t>.</w:t>
       </w:r>
     </w:p>
     <w:p>
@@ -15101,8 +15726,17 @@
         </w:rPr>
         <w:t xml:space="preserve">Ентитет који жели да сакрије податак генерише насумичан полином </w:t>
       </w:r>
-      <w:r>
-        <w:t xml:space="preserve">TODO f(x) </w:t>
+      <m:oMath>
+        <m:r>
+          <w:rPr>
+            <w:rFonts w:ascii="Cambria Math" w:hAnsi="Cambria Math"/>
+            <w:lang w:val="sr-Cyrl-RS"/>
+          </w:rPr>
+          <m:t>f(x)</m:t>
+        </m:r>
+      </m:oMath>
+      <w:r>
+        <w:t xml:space="preserve"> </w:t>
       </w:r>
       <w:r>
         <w:rPr>
@@ -15110,42 +15744,502 @@
         </w:rPr>
         <w:t xml:space="preserve">чији је степен </w:t>
       </w:r>
-      <w:r>
-        <w:t>k – 1:</w:t>
+      <m:oMath>
+        <m:r>
+          <w:rPr>
+            <w:rFonts w:ascii="Cambria Math" w:hAnsi="Cambria Math"/>
+            <w:lang w:val="sr-Cyrl-RS"/>
+          </w:rPr>
+          <m:t>k-1</m:t>
+        </m:r>
+      </m:oMath>
+      <w:r>
+        <w:t>:</w:t>
       </w:r>
     </w:p>
     <w:p>
       <w:pPr>
         <w:pStyle w:val="ListParagraph"/>
         <w:rPr>
+          <w:lang w:val="sr-Cyrl-RS"/>
+        </w:rPr>
+      </w:pPr>
+    </w:p>
+    <w:p>
+      <w:pPr>
+        <w:pStyle w:val="ListParagraph"/>
+        <w:jc w:val="center"/>
+        <w:rPr>
+          <w:rFonts w:eastAsiaTheme="minorEastAsia"/>
           <w:b/>
         </w:rPr>
       </w:pPr>
-      <w:r>
-        <w:rPr>
+      <m:oMath>
+        <m:r>
+          <m:rPr>
+            <m:sty m:val="bi"/>
+          </m:rPr>
+          <w:rPr>
+            <w:rFonts w:ascii="Cambria Math" w:hAnsi="Cambria Math"/>
+          </w:rPr>
+          <m:t>f</m:t>
+        </m:r>
+        <m:d>
+          <m:dPr>
+            <m:ctrlPr>
+              <w:rPr>
+                <w:rFonts w:ascii="Cambria Math" w:hAnsi="Cambria Math"/>
+                <w:b/>
+                <w:i/>
+              </w:rPr>
+            </m:ctrlPr>
+          </m:dPr>
+          <m:e>
+            <m:r>
+              <m:rPr>
+                <m:sty m:val="bi"/>
+              </m:rPr>
+              <w:rPr>
+                <w:rFonts w:ascii="Cambria Math" w:hAnsi="Cambria Math"/>
+              </w:rPr>
+              <m:t>x</m:t>
+            </m:r>
+          </m:e>
+        </m:d>
+        <m:r>
+          <m:rPr>
+            <m:sty m:val="bi"/>
+          </m:rPr>
+          <w:rPr>
+            <w:rFonts w:ascii="Cambria Math" w:hAnsi="Cambria Math"/>
+          </w:rPr>
+          <m:t>=</m:t>
+        </m:r>
+        <m:sSub>
+          <m:sSubPr>
+            <m:ctrlPr>
+              <w:rPr>
+                <w:rFonts w:ascii="Cambria Math" w:hAnsi="Cambria Math"/>
+                <w:b/>
+                <w:i/>
+              </w:rPr>
+            </m:ctrlPr>
+          </m:sSubPr>
+          <m:e>
+            <m:r>
+              <m:rPr>
+                <m:sty m:val="bi"/>
+              </m:rPr>
+              <w:rPr>
+                <w:rFonts w:ascii="Cambria Math" w:hAnsi="Cambria Math"/>
+              </w:rPr>
+              <m:t>a</m:t>
+            </m:r>
+          </m:e>
+          <m:sub>
+            <m:r>
+              <m:rPr>
+                <m:sty m:val="bi"/>
+              </m:rPr>
+              <w:rPr>
+                <w:rFonts w:ascii="Cambria Math" w:hAnsi="Cambria Math"/>
+              </w:rPr>
+              <m:t>0</m:t>
+            </m:r>
+          </m:sub>
+        </m:sSub>
+        <m:r>
+          <m:rPr>
+            <m:sty m:val="bi"/>
+          </m:rPr>
+          <w:rPr>
+            <w:rFonts w:ascii="Cambria Math" w:hAnsi="Cambria Math"/>
+          </w:rPr>
+          <m:t>+</m:t>
+        </m:r>
+        <m:sSub>
+          <m:sSubPr>
+            <m:ctrlPr>
+              <w:rPr>
+                <w:rFonts w:ascii="Cambria Math" w:hAnsi="Cambria Math"/>
+                <w:b/>
+                <w:i/>
+              </w:rPr>
+            </m:ctrlPr>
+          </m:sSubPr>
+          <m:e>
+            <m:r>
+              <m:rPr>
+                <m:sty m:val="bi"/>
+              </m:rPr>
+              <w:rPr>
+                <w:rFonts w:ascii="Cambria Math" w:hAnsi="Cambria Math"/>
+              </w:rPr>
+              <m:t>a</m:t>
+            </m:r>
+          </m:e>
+          <m:sub>
+            <m:r>
+              <m:rPr>
+                <m:sty m:val="bi"/>
+              </m:rPr>
+              <w:rPr>
+                <w:rFonts w:ascii="Cambria Math" w:hAnsi="Cambria Math"/>
+              </w:rPr>
+              <m:t>1</m:t>
+            </m:r>
+          </m:sub>
+        </m:sSub>
+        <m:r>
+          <m:rPr>
+            <m:sty m:val="bi"/>
+          </m:rPr>
+          <w:rPr>
+            <w:rFonts w:ascii="Cambria Math" w:hAnsi="Cambria Math"/>
+          </w:rPr>
+          <m:t>x+</m:t>
+        </m:r>
+        <m:sSub>
+          <m:sSubPr>
+            <m:ctrlPr>
+              <w:rPr>
+                <w:rFonts w:ascii="Cambria Math" w:hAnsi="Cambria Math"/>
+                <w:b/>
+                <w:i/>
+              </w:rPr>
+            </m:ctrlPr>
+          </m:sSubPr>
+          <m:e>
+            <m:r>
+              <m:rPr>
+                <m:sty m:val="bi"/>
+              </m:rPr>
+              <w:rPr>
+                <w:rFonts w:ascii="Cambria Math" w:hAnsi="Cambria Math"/>
+              </w:rPr>
+              <m:t>a</m:t>
+            </m:r>
+          </m:e>
+          <m:sub>
+            <m:r>
+              <m:rPr>
+                <m:sty m:val="bi"/>
+              </m:rPr>
+              <w:rPr>
+                <w:rFonts w:ascii="Cambria Math" w:hAnsi="Cambria Math"/>
+              </w:rPr>
+              <m:t>2</m:t>
+            </m:r>
+          </m:sub>
+        </m:sSub>
+        <m:sSup>
+          <m:sSupPr>
+            <m:ctrlPr>
+              <w:rPr>
+                <w:rFonts w:ascii="Cambria Math" w:hAnsi="Cambria Math"/>
+                <w:b/>
+                <w:i/>
+              </w:rPr>
+            </m:ctrlPr>
+          </m:sSupPr>
+          <m:e>
+            <m:r>
+              <m:rPr>
+                <m:sty m:val="bi"/>
+              </m:rPr>
+              <w:rPr>
+                <w:rFonts w:ascii="Cambria Math" w:hAnsi="Cambria Math"/>
+              </w:rPr>
+              <m:t>x</m:t>
+            </m:r>
+          </m:e>
+          <m:sup>
+            <m:r>
+              <m:rPr>
+                <m:sty m:val="bi"/>
+              </m:rPr>
+              <w:rPr>
+                <w:rFonts w:ascii="Cambria Math" w:hAnsi="Cambria Math"/>
+              </w:rPr>
+              <m:t>2</m:t>
+            </m:r>
+          </m:sup>
+        </m:sSup>
+        <m:r>
+          <m:rPr>
+            <m:sty m:val="bi"/>
+          </m:rPr>
+          <w:rPr>
+            <w:rFonts w:ascii="Cambria Math" w:hAnsi="Cambria Math"/>
+          </w:rPr>
+          <m:t>+...+</m:t>
+        </m:r>
+        <m:sSub>
+          <m:sSubPr>
+            <m:ctrlPr>
+              <w:rPr>
+                <w:rFonts w:ascii="Cambria Math" w:hAnsi="Cambria Math"/>
+                <w:b/>
+                <w:i/>
+              </w:rPr>
+            </m:ctrlPr>
+          </m:sSubPr>
+          <m:e>
+            <m:r>
+              <m:rPr>
+                <m:sty m:val="bi"/>
+              </m:rPr>
+              <w:rPr>
+                <w:rFonts w:ascii="Cambria Math" w:hAnsi="Cambria Math"/>
+              </w:rPr>
+              <m:t>a</m:t>
+            </m:r>
+          </m:e>
+          <m:sub>
+            <m:r>
+              <m:rPr>
+                <m:sty m:val="bi"/>
+              </m:rPr>
+              <w:rPr>
+                <w:rFonts w:ascii="Cambria Math" w:hAnsi="Cambria Math"/>
+              </w:rPr>
+              <m:t>k-1</m:t>
+            </m:r>
+          </m:sub>
+        </m:sSub>
+        <m:sSup>
+          <m:sSupPr>
+            <m:ctrlPr>
+              <w:rPr>
+                <w:rFonts w:ascii="Cambria Math" w:hAnsi="Cambria Math"/>
+                <w:b/>
+                <w:i/>
+              </w:rPr>
+            </m:ctrlPr>
+          </m:sSupPr>
+          <m:e>
+            <m:r>
+              <m:rPr>
+                <m:sty m:val="bi"/>
+              </m:rPr>
+              <w:rPr>
+                <w:rFonts w:ascii="Cambria Math" w:hAnsi="Cambria Math"/>
+              </w:rPr>
+              <m:t>x</m:t>
+            </m:r>
+          </m:e>
+          <m:sup>
+            <m:r>
+              <m:rPr>
+                <m:sty m:val="bi"/>
+              </m:rPr>
+              <w:rPr>
+                <w:rFonts w:ascii="Cambria Math" w:hAnsi="Cambria Math"/>
+              </w:rPr>
+              <m:t>k-1</m:t>
+            </m:r>
+          </m:sup>
+        </m:sSup>
+      </m:oMath>
+      <w:r>
+        <w:rPr>
+          <w:rFonts w:eastAsiaTheme="minorEastAsia"/>
           <w:b/>
         </w:rPr>
-        <w:t>TODO formula</w:t>
-      </w:r>
+        <w:tab/>
+      </w:r>
+      <w:r>
+        <w:rPr>
+          <w:rFonts w:eastAsiaTheme="minorEastAsia"/>
+          <w:b/>
+        </w:rPr>
+        <w:tab/>
+        <w:t xml:space="preserve"> </w:t>
+      </w:r>
+      <m:oMath>
+        <m:r>
+          <m:rPr>
+            <m:sty m:val="bi"/>
+          </m:rPr>
+          <w:rPr>
+            <w:rFonts w:ascii="Cambria Math" w:eastAsiaTheme="minorEastAsia" w:hAnsi="Cambria Math"/>
+          </w:rPr>
+          <m:t>(mod p)</m:t>
+        </m:r>
+      </m:oMath>
     </w:p>
     <w:p>
       <w:pPr>
         <w:pStyle w:val="ListParagraph"/>
-      </w:pPr>
-      <w:r>
-        <w:rPr>
-          <w:lang w:val="sr-Cyrl-RS"/>
-        </w:rPr>
-        <w:t xml:space="preserve">Суштина се налази у слободном члану полинома који треба да буде једнак самој тајни </w:t>
-      </w:r>
-      <w:r>
-        <w:t xml:space="preserve">a0 = S. </w:t>
-      </w:r>
-      <w:r>
-        <w:rPr>
-          <w:lang w:val="sr-Cyrl-RS"/>
-        </w:rPr>
-        <w:t>Сви остали коефицијети (а1,...,ак'1) бирају се потпуно насумично из дефинисаног поља ЗП.</w:t>
+        <w:jc w:val="center"/>
+        <w:rPr>
+          <w:b/>
+        </w:rPr>
+      </w:pPr>
+    </w:p>
+    <w:p>
+      <w:pPr>
+        <w:pStyle w:val="ListParagraph"/>
+      </w:pPr>
+      <w:r>
+        <w:rPr>
+          <w:lang w:val="sr-Cyrl-RS"/>
+        </w:rPr>
+        <w:t>Суштина се налази у слободном члану полинома који треба да буде једнак самој тајни</w:t>
+      </w:r>
+      <w:r>
+        <w:t xml:space="preserve"> </w:t>
+      </w:r>
+      <m:oMath>
+        <m:sSub>
+          <m:sSubPr>
+            <m:ctrlPr>
+              <w:rPr>
+                <w:rFonts w:ascii="Cambria Math" w:hAnsi="Cambria Math"/>
+                <w:i/>
+              </w:rPr>
+            </m:ctrlPr>
+          </m:sSubPr>
+          <m:e>
+            <m:r>
+              <w:rPr>
+                <w:rFonts w:ascii="Cambria Math" w:hAnsi="Cambria Math"/>
+              </w:rPr>
+              <m:t>a</m:t>
+            </m:r>
+          </m:e>
+          <m:sub>
+            <m:r>
+              <w:rPr>
+                <w:rFonts w:ascii="Cambria Math" w:hAnsi="Cambria Math"/>
+              </w:rPr>
+              <m:t>0</m:t>
+            </m:r>
+          </m:sub>
+        </m:sSub>
+        <m:r>
+          <w:rPr>
+            <w:rFonts w:ascii="Cambria Math" w:hAnsi="Cambria Math"/>
+          </w:rPr>
+          <m:t>=S</m:t>
+        </m:r>
+      </m:oMath>
+      <w:r>
+        <w:t xml:space="preserve">. </w:t>
+      </w:r>
+      <w:r>
+        <w:rPr>
+          <w:lang w:val="sr-Cyrl-RS"/>
+        </w:rPr>
+        <w:t xml:space="preserve">Сви </w:t>
+      </w:r>
+      <w:r>
+        <w:rPr>
+          <w:lang w:val="sr-Cyrl-RS"/>
+        </w:rPr>
+        <w:t>остали коефицијети</w:t>
+      </w:r>
+      <w:r>
+        <w:t xml:space="preserve"> </w:t>
+      </w:r>
+      <m:oMath>
+        <m:r>
+          <w:rPr>
+            <w:rFonts w:ascii="Cambria Math" w:hAnsi="Cambria Math"/>
+          </w:rPr>
+          <m:t>(</m:t>
+        </m:r>
+        <m:sSub>
+          <m:sSubPr>
+            <m:ctrlPr>
+              <w:rPr>
+                <w:rFonts w:ascii="Cambria Math" w:hAnsi="Cambria Math"/>
+                <w:i/>
+              </w:rPr>
+            </m:ctrlPr>
+          </m:sSubPr>
+          <m:e>
+            <m:r>
+              <w:rPr>
+                <w:rFonts w:ascii="Cambria Math" w:hAnsi="Cambria Math"/>
+              </w:rPr>
+              <m:t>a</m:t>
+            </m:r>
+          </m:e>
+          <m:sub>
+            <m:r>
+              <w:rPr>
+                <w:rFonts w:ascii="Cambria Math" w:hAnsi="Cambria Math"/>
+              </w:rPr>
+              <m:t>1</m:t>
+            </m:r>
+          </m:sub>
+        </m:sSub>
+        <m:r>
+          <w:rPr>
+            <w:rFonts w:ascii="Cambria Math" w:hAnsi="Cambria Math"/>
+          </w:rPr>
+          <m:t>, …,</m:t>
+        </m:r>
+        <m:sSub>
+          <m:sSubPr>
+            <m:ctrlPr>
+              <w:rPr>
+                <w:rFonts w:ascii="Cambria Math" w:hAnsi="Cambria Math"/>
+                <w:i/>
+              </w:rPr>
+            </m:ctrlPr>
+          </m:sSubPr>
+          <m:e>
+            <m:r>
+              <w:rPr>
+                <w:rFonts w:ascii="Cambria Math" w:hAnsi="Cambria Math"/>
+              </w:rPr>
+              <m:t>a</m:t>
+            </m:r>
+          </m:e>
+          <m:sub>
+            <m:r>
+              <w:rPr>
+                <w:rFonts w:ascii="Cambria Math" w:hAnsi="Cambria Math"/>
+              </w:rPr>
+              <m:t>k-1</m:t>
+            </m:r>
+          </m:sub>
+        </m:sSub>
+        <m:r>
+          <w:rPr>
+            <w:rFonts w:ascii="Cambria Math" w:hAnsi="Cambria Math"/>
+          </w:rPr>
+          <m:t xml:space="preserve"> )</m:t>
+        </m:r>
+      </m:oMath>
+      <w:r>
+        <w:rPr>
+          <w:lang w:val="sr-Cyrl-RS"/>
+        </w:rPr>
+        <w:t xml:space="preserve"> бирају се потпуно насумично из дефинисаног поља</w:t>
+      </w:r>
+      <w:r>
+        <w:t xml:space="preserve"> </w:t>
+      </w:r>
+      <m:oMath>
+        <m:r>
+          <m:rPr>
+            <m:scr m:val="double-struck"/>
+            <m:sty m:val="p"/>
+          </m:rPr>
+          <w:rPr>
+            <w:rFonts w:ascii="Cambria Math" w:hAnsi="Cambria Math"/>
+          </w:rPr>
+          <m:t>Zₚ</m:t>
+        </m:r>
+      </m:oMath>
+      <w:r>
+        <w:rPr>
+          <w:lang w:val="sr-Cyrl-RS"/>
+        </w:rPr>
+        <w:t>.</w:t>
       </w:r>
     </w:p>
     <w:p>
@@ -15165,7 +16259,6 @@
           <w:b/>
           <w:lang w:val="sr-Cyrl-RS"/>
         </w:rPr>
-        <w:lastRenderedPageBreak/>
         <w:t>Генерисање делова тајне</w:t>
       </w:r>
       <w:r>
@@ -15191,6 +16284,9 @@
       </w:r>
       <w:proofErr w:type="gramStart"/>
       <w:r>
+        <w:rPr>
+          <w:i/>
+        </w:rPr>
         <w:t>shares</w:t>
       </w:r>
       <w:proofErr w:type="gramEnd"/>
@@ -15201,10 +16297,31 @@
         <w:rPr>
           <w:lang w:val="sr-Cyrl-RS"/>
         </w:rPr>
-        <w:t xml:space="preserve">добијају се једноствним израчунавањем овог полинома за различите тачке </w:t>
-      </w:r>
-      <w:r>
-        <w:t xml:space="preserve">x nije jednako 0 !!!!. </w:t>
+        <w:t>добијају се једност</w:t>
+      </w:r>
+      <w:r>
+        <w:t>a</w:t>
+      </w:r>
+      <w:r>
+        <w:rPr>
+          <w:lang w:val="sr-Cyrl-RS"/>
+        </w:rPr>
+        <w:t>вним израчунавањем овог полинома за различите тачке</w:t>
+      </w:r>
+      <w:r>
+        <w:t xml:space="preserve"> </w:t>
+      </w:r>
+      <m:oMath>
+        <m:r>
+          <w:rPr>
+            <w:rFonts w:ascii="Cambria Math" w:hAnsi="Cambria Math"/>
+            <w:lang w:val="sr-Cyrl-RS"/>
+          </w:rPr>
+          <m:t>x≠0</m:t>
+        </m:r>
+      </m:oMath>
+      <w:r>
+        <w:t xml:space="preserve">. </w:t>
       </w:r>
       <w:r>
         <w:rPr>
@@ -15218,8 +16335,17 @@
         </w:rPr>
         <w:t xml:space="preserve">Сваки учесник </w:t>
       </w:r>
-      <w:r>
-        <w:t xml:space="preserve">I </w:t>
+      <m:oMath>
+        <m:r>
+          <w:rPr>
+            <w:rFonts w:ascii="Cambria Math" w:hAnsi="Cambria Math"/>
+            <w:lang w:val="sr-Cyrl-RS"/>
+          </w:rPr>
+          <m:t>i</m:t>
+        </m:r>
+      </m:oMath>
+      <w:r>
+        <w:t xml:space="preserve"> </w:t>
       </w:r>
       <w:r>
         <w:rPr>
@@ -15231,10 +16357,121 @@
         <w:rPr>
           <w:lang w:val="sr-Cyrl-RS"/>
         </w:rPr>
-        <w:t>где је и једнако 1,2 3) добија се јединствени пар координата (</w:t>
-      </w:r>
-      <w:r>
-        <w:t xml:space="preserve">xi yi) </w:t>
+        <w:t xml:space="preserve">где је </w:t>
+      </w:r>
+      <m:oMath>
+        <m:r>
+          <w:rPr>
+            <w:rFonts w:ascii="Cambria Math" w:hAnsi="Cambria Math"/>
+            <w:lang w:val="sr-Cyrl-RS"/>
+          </w:rPr>
+          <m:t>i=1, 2, …, n</m:t>
+        </m:r>
+      </m:oMath>
+      <w:r>
+        <w:rPr>
+          <w:lang w:val="sr-Cyrl-RS"/>
+        </w:rPr>
+        <w:t>) добија</w:t>
+      </w:r>
+      <w:r>
+        <w:rPr>
+          <w:lang w:val="sr-Cyrl-RS"/>
+        </w:rPr>
+        <w:t xml:space="preserve"> свој</w:t>
+      </w:r>
+      <w:r>
+        <w:rPr>
+          <w:lang w:val="sr-Cyrl-RS"/>
+        </w:rPr>
+        <w:t xml:space="preserve">  јединствени пар координата </w:t>
+      </w:r>
+      <m:oMath>
+        <m:r>
+          <w:rPr>
+            <w:rFonts w:ascii="Cambria Math" w:hAnsi="Cambria Math"/>
+            <w:lang w:val="sr-Cyrl-RS"/>
+          </w:rPr>
+          <m:t>(</m:t>
+        </m:r>
+        <m:sSub>
+          <m:sSubPr>
+            <m:ctrlPr>
+              <w:rPr>
+                <w:rFonts w:ascii="Cambria Math" w:hAnsi="Cambria Math"/>
+                <w:i/>
+                <w:lang w:val="sr-Cyrl-RS"/>
+              </w:rPr>
+            </m:ctrlPr>
+          </m:sSubPr>
+          <m:e>
+            <m:r>
+              <w:rPr>
+                <w:rFonts w:ascii="Cambria Math" w:hAnsi="Cambria Math"/>
+                <w:lang w:val="sr-Cyrl-RS"/>
+              </w:rPr>
+              <m:t>x</m:t>
+            </m:r>
+          </m:e>
+          <m:sub>
+            <m:r>
+              <w:rPr>
+                <w:rFonts w:ascii="Cambria Math" w:hAnsi="Cambria Math"/>
+                <w:lang w:val="sr-Cyrl-RS"/>
+              </w:rPr>
+              <m:t>i</m:t>
+            </m:r>
+          </m:sub>
+        </m:sSub>
+        <m:r>
+          <w:rPr>
+            <w:rFonts w:ascii="Cambria Math" w:hAnsi="Cambria Math"/>
+            <w:lang w:val="sr-Cyrl-RS"/>
+          </w:rPr>
+          <m:t xml:space="preserve">, </m:t>
+        </m:r>
+        <m:sSub>
+          <m:sSubPr>
+            <m:ctrlPr>
+              <w:rPr>
+                <w:rFonts w:ascii="Cambria Math" w:hAnsi="Cambria Math"/>
+                <w:i/>
+                <w:lang w:val="sr-Cyrl-RS"/>
+              </w:rPr>
+            </m:ctrlPr>
+          </m:sSubPr>
+          <m:e>
+            <m:r>
+              <w:rPr>
+                <w:rFonts w:ascii="Cambria Math" w:hAnsi="Cambria Math"/>
+                <w:lang w:val="sr-Cyrl-RS"/>
+              </w:rPr>
+              <m:t>y</m:t>
+            </m:r>
+          </m:e>
+          <m:sub>
+            <m:r>
+              <w:rPr>
+                <w:rFonts w:ascii="Cambria Math" w:hAnsi="Cambria Math"/>
+                <w:lang w:val="sr-Cyrl-RS"/>
+              </w:rPr>
+              <m:t>i</m:t>
+            </m:r>
+          </m:sub>
+        </m:sSub>
+        <m:r>
+          <w:rPr>
+            <w:rFonts w:ascii="Cambria Math" w:hAnsi="Cambria Math"/>
+            <w:lang w:val="sr-Cyrl-RS"/>
+          </w:rPr>
+          <m:t>)</m:t>
+        </m:r>
+      </m:oMath>
+      <w:r>
+        <w:rPr>
+          <w:rFonts w:eastAsiaTheme="minorEastAsia"/>
+        </w:rPr>
+        <w:t xml:space="preserve"> </w:t>
       </w:r>
       <w:r>
         <w:rPr>
@@ -15335,54 +16572,161 @@
         </w:rPr>
         <w:t xml:space="preserve">Када дође тренутак да се тајна реконструише, неопходно је да се окупи барем </w:t>
       </w:r>
+      <m:oMath>
+        <m:r>
+          <w:rPr>
+            <w:rFonts w:ascii="Cambria Math" w:eastAsiaTheme="minorEastAsia" w:hAnsi="Cambria Math"/>
+            <w:lang w:val="sr-Cyrl-RS"/>
+          </w:rPr>
+          <m:t>k</m:t>
+        </m:r>
+      </m:oMath>
       <w:r>
         <w:rPr>
           <w:rFonts w:eastAsiaTheme="minorEastAsia"/>
         </w:rPr>
-        <w:t xml:space="preserve">k </w:t>
+        <w:t xml:space="preserve"> </w:t>
       </w:r>
       <w:r>
         <w:rPr>
           <w:rFonts w:eastAsiaTheme="minorEastAsia"/>
           <w:lang w:val="sr-Cyrl-RS"/>
         </w:rPr>
-        <w:t xml:space="preserve">учесника. Пошто из математике знао да је за јединствено одређивање полинома степена </w:t>
+        <w:t>учесника. Пошто из математике зна</w:t>
       </w:r>
       <w:r>
         <w:rPr>
           <w:rFonts w:eastAsiaTheme="minorEastAsia"/>
-        </w:rPr>
-        <w:t xml:space="preserve">k – 1 </w:t>
+          <w:lang w:val="sr-Cyrl-RS"/>
+        </w:rPr>
+        <w:t>м</w:t>
       </w:r>
       <w:r>
         <w:rPr>
           <w:rFonts w:eastAsiaTheme="minorEastAsia"/>
           <w:lang w:val="sr-Cyrl-RS"/>
         </w:rPr>
+        <w:t xml:space="preserve">о да је за јединствено одређивање полинома степена </w:t>
+      </w:r>
+      <m:oMath>
+        <m:r>
+          <w:rPr>
+            <w:rFonts w:ascii="Cambria Math" w:eastAsiaTheme="minorEastAsia" w:hAnsi="Cambria Math"/>
+            <w:lang w:val="sr-Cyrl-RS"/>
+          </w:rPr>
+          <m:t>k-1</m:t>
+        </m:r>
+      </m:oMath>
+      <w:r>
+        <w:rPr>
+          <w:rFonts w:eastAsiaTheme="minorEastAsia"/>
+        </w:rPr>
+        <w:t xml:space="preserve"> </w:t>
+      </w:r>
+      <w:r>
+        <w:rPr>
+          <w:rFonts w:eastAsiaTheme="minorEastAsia"/>
+          <w:lang w:val="sr-Cyrl-RS"/>
+        </w:rPr>
         <w:t xml:space="preserve">потребно тачно </w:t>
       </w:r>
+      <m:oMath>
+        <m:r>
+          <w:rPr>
+            <w:rFonts w:ascii="Cambria Math" w:eastAsiaTheme="minorEastAsia" w:hAnsi="Cambria Math"/>
+            <w:lang w:val="sr-Cyrl-RS"/>
+          </w:rPr>
+          <m:t>k</m:t>
+        </m:r>
+      </m:oMath>
       <w:r>
         <w:rPr>
           <w:rFonts w:eastAsiaTheme="minorEastAsia"/>
         </w:rPr>
-        <w:t xml:space="preserve">k </w:t>
+        <w:t xml:space="preserve"> </w:t>
       </w:r>
       <w:r>
         <w:rPr>
           <w:rFonts w:eastAsiaTheme="minorEastAsia"/>
           <w:lang w:val="sr-Cyrl-RS"/>
         </w:rPr>
-        <w:t xml:space="preserve">тачака, учесници примењују Лагранжову интерполацију да би обновили полином </w:t>
+        <w:t xml:space="preserve">тачака, учесници примењују Лагранжову интерполацију да би </w:t>
+      </w:r>
+      <w:r>
+        <w:t>„</w:t>
+      </w:r>
+      <w:r>
+        <w:rPr>
+          <w:lang w:val="sr-Cyrl-RS"/>
+        </w:rPr>
+        <w:t>обновили</w:t>
+      </w:r>
+      <w:r>
+        <w:t xml:space="preserve">” </w:t>
       </w:r>
       <w:r>
         <w:rPr>
           <w:rFonts w:eastAsiaTheme="minorEastAsia"/>
-        </w:rPr>
-        <w:t xml:space="preserve">f(x). </w:t>
-      </w:r>
+          <w:lang w:val="sr-Cyrl-RS"/>
+        </w:rPr>
+        <w:t xml:space="preserve">полином </w:t>
+      </w:r>
+      <m:oMath>
+        <m:r>
+          <w:rPr>
+            <w:rFonts w:ascii="Cambria Math" w:eastAsiaTheme="minorEastAsia" w:hAnsi="Cambria Math"/>
+            <w:lang w:val="sr-Cyrl-RS"/>
+          </w:rPr>
+          <m:t>f</m:t>
+        </m:r>
+        <m:d>
+          <m:dPr>
+            <m:ctrlPr>
+              <w:rPr>
+                <w:rFonts w:ascii="Cambria Math" w:eastAsiaTheme="minorEastAsia" w:hAnsi="Cambria Math"/>
+                <w:i/>
+                <w:lang w:val="sr-Cyrl-RS"/>
+              </w:rPr>
+            </m:ctrlPr>
+          </m:dPr>
+          <m:e>
+            <m:r>
+              <w:rPr>
+                <w:rFonts w:ascii="Cambria Math" w:eastAsiaTheme="minorEastAsia" w:hAnsi="Cambria Math"/>
+                <w:lang w:val="sr-Cyrl-RS"/>
+              </w:rPr>
+              <m:t>x</m:t>
+            </m:r>
+          </m:e>
+        </m:d>
+      </m:oMath>
       <w:r>
         <w:rPr>
           <w:rFonts w:eastAsiaTheme="minorEastAsia"/>
+        </w:rPr>
+        <w:t xml:space="preserve"> </w:t>
+      </w:r>
+      <w:r>
+        <w:rPr>
+          <w:b/>
+        </w:rPr>
+        <w:t>[12</w:t>
+      </w:r>
+      <w:r>
+        <w:rPr>
+          <w:b/>
+        </w:rPr>
+        <w:t>]</w:t>
+      </w:r>
+      <w:r>
+        <w:rPr>
+          <w:rFonts w:eastAsiaTheme="minorEastAsia"/>
+        </w:rPr>
+        <w:t xml:space="preserve">. </w:t>
+      </w:r>
+      <w:r>
+        <w:rPr>
+          <w:rFonts w:eastAsiaTheme="minorEastAsia"/>
           <w:lang w:val="sr-Cyrl-RS"/>
         </w:rPr>
         <w:t xml:space="preserve">Када то ураде, довољно је де израчунају његову вредност у тачки нула </w:t>
@@ -15391,26 +16735,56 @@
         <w:rPr>
           <w:rFonts w:eastAsiaTheme="minorEastAsia"/>
         </w:rPr>
-        <w:t>f(0)</w:t>
-      </w:r>
+        <w:t xml:space="preserve"> </w:t>
+      </w:r>
+      <m:oMath>
+        <m:r>
+          <w:rPr>
+            <w:rFonts w:ascii="Cambria Math" w:eastAsiaTheme="minorEastAsia" w:hAnsi="Cambria Math"/>
+          </w:rPr>
+          <m:t>f(0)</m:t>
+        </m:r>
+      </m:oMath>
       <w:r>
         <w:rPr>
           <w:rFonts w:eastAsiaTheme="minorEastAsia"/>
           <w:lang w:val="sr-Cyrl-RS"/>
         </w:rPr>
-        <w:t xml:space="preserve"> и оригинална тајна </w:t>
+        <w:t xml:space="preserve"> и оригинална тајна</w:t>
       </w:r>
       <w:r>
         <w:rPr>
           <w:rFonts w:eastAsiaTheme="minorEastAsia"/>
         </w:rPr>
-        <w:t xml:space="preserve">S </w:t>
+        <w:t xml:space="preserve"> </w:t>
       </w:r>
       <w:r>
         <w:rPr>
           <w:rFonts w:eastAsiaTheme="minorEastAsia"/>
           <w:lang w:val="sr-Cyrl-RS"/>
         </w:rPr>
+        <w:t xml:space="preserve"> </w:t>
+      </w:r>
+      <m:oMath>
+        <m:r>
+          <w:rPr>
+            <w:rFonts w:ascii="Cambria Math" w:eastAsiaTheme="minorEastAsia" w:hAnsi="Cambria Math"/>
+            <w:lang w:val="sr-Cyrl-RS"/>
+          </w:rPr>
+          <m:t>S</m:t>
+        </m:r>
+      </m:oMath>
+      <w:r>
+        <w:rPr>
+          <w:rFonts w:eastAsiaTheme="minorEastAsia"/>
+        </w:rPr>
+        <w:t xml:space="preserve"> </w:t>
+      </w:r>
+      <w:r>
+        <w:rPr>
+          <w:rFonts w:eastAsiaTheme="minorEastAsia"/>
+          <w:lang w:val="sr-Cyrl-RS"/>
+        </w:rPr>
         <w:t>је поново ту.</w:t>
       </w:r>
     </w:p>
@@ -15427,13 +16801,163 @@
         <w:t xml:space="preserve">Захваљујући оваквој архитектури </w:t>
       </w:r>
       <w:r>
+        <w:rPr>
+          <w:i/>
+        </w:rPr>
+        <w:t>MPC</w:t>
+      </w:r>
+      <w:r>
+        <w:t xml:space="preserve"> </w:t>
+      </w:r>
+      <w:r>
+        <w:rPr>
+          <w:lang w:val="sr-Cyrl-RS"/>
+        </w:rPr>
+        <w:t>протокола и Шамирове</w:t>
+      </w:r>
+      <w:r>
+        <w:rPr>
+          <w:lang w:val="sr-Cyrl-RS"/>
+        </w:rPr>
+        <w:t xml:space="preserve"> подле тајне, чак и уколико нап</w:t>
+      </w:r>
+      <w:r>
+        <w:rPr>
+          <w:lang w:val="sr-Cyrl-RS"/>
+        </w:rPr>
+        <w:t>а</w:t>
+      </w:r>
+      <w:r>
+        <w:rPr>
+          <w:lang w:val="sr-Cyrl-RS"/>
+        </w:rPr>
+        <w:t>да</w:t>
+      </w:r>
+      <w:r>
+        <w:rPr>
+          <w:lang w:val="sr-Cyrl-RS"/>
+        </w:rPr>
+        <w:t>ч комрпомитује одређени број сервера</w:t>
+      </w:r>
+      <w:r>
+        <w:t xml:space="preserve">, </w:t>
+      </w:r>
+      <w:r>
+        <w:rPr>
+          <w:lang w:val="sr-Cyrl-RS"/>
+        </w:rPr>
+        <w:t xml:space="preserve">све док не достигне праг </w:t>
+      </w:r>
+      <m:oMath>
+        <m:r>
+          <w:rPr>
+            <w:rFonts w:ascii="Cambria Math" w:hAnsi="Cambria Math"/>
+            <w:lang w:val="sr-Cyrl-RS"/>
+          </w:rPr>
+          <m:t>k</m:t>
+        </m:r>
+      </m:oMath>
+      <w:r>
+        <w:rPr>
+          <w:lang w:val="sr-Cyrl-RS"/>
+        </w:rPr>
+        <w:t>, он не поседује ништа друго до скупа бескорисних података, насумичних борјева који му не омогућавају да ишта</w:t>
+      </w:r>
+      <w:r>
+        <w:rPr>
+          <w:lang w:val="sr-Latn-RS"/>
+        </w:rPr>
+        <w:t xml:space="preserve"> </w:t>
+      </w:r>
+      <w:r>
+        <w:rPr>
+          <w:lang w:val="sr-Cyrl-RS"/>
+        </w:rPr>
+        <w:t>корисно</w:t>
+      </w:r>
+      <w:r>
+        <w:rPr>
+          <w:lang w:val="sr-Cyrl-RS"/>
+        </w:rPr>
+        <w:t xml:space="preserve"> открије о подацима крајњих корисника.</w:t>
+      </w:r>
+    </w:p>
+    <w:p>
+      <w:pPr>
+        <w:pStyle w:val="Heading3"/>
+        <w:numPr>
+          <w:ilvl w:val="2"/>
+          <w:numId w:val="19"/>
+        </w:numPr>
+      </w:pPr>
+      <w:r>
+        <w:t xml:space="preserve">Рачунање на подељеним тајнама – </w:t>
+      </w:r>
+      <w:r>
+        <w:rPr>
+          <w:i/>
+          <w:lang w:val="en-US"/>
+        </w:rPr>
+        <w:t>MPC</w:t>
+      </w:r>
+      <w:r>
+        <w:rPr>
+          <w:lang w:val="en-US"/>
+        </w:rPr>
+        <w:t xml:space="preserve"> </w:t>
+      </w:r>
+      <w:r>
+        <w:t>операције</w:t>
+      </w:r>
+    </w:p>
+    <w:p>
+      <w:pPr>
+        <w:rPr>
+          <w:lang w:val="sr-Cyrl-RS"/>
+        </w:rPr>
+      </w:pPr>
+      <w:r>
+        <w:rPr>
+          <w:lang w:val="sr-Cyrl-RS"/>
+        </w:rPr>
+        <w:lastRenderedPageBreak/>
+        <w:t xml:space="preserve">Дељење тајне, само по себи, представља искључиво механизам за сигурно дистрибуирање и складиштење податкак. Међутим, права снага </w:t>
+      </w:r>
+      <w:r>
         <w:t xml:space="preserve">MPC </w:t>
       </w:r>
       <w:r>
         <w:rPr>
           <w:lang w:val="sr-Cyrl-RS"/>
         </w:rPr>
-        <w:t>протокола и Шамирове подле тајне, чак и уколико напрач комрпомитује одређени број сервера</w:t>
+        <w:t xml:space="preserve">портокола лежи у могучности да се над тим подацима извршавају математичке опреације без њихове претходне реконструкције у оригиналан облик. Ослањајући се на фундаментални рад Бен-Ора, Голдвасерове и Вигдесона (позна као </w:t>
+      </w:r>
+      <w:r>
+        <w:t xml:space="preserve">BGW </w:t>
+      </w:r>
+      <w:r>
+        <w:rPr>
+          <w:lang w:val="sr-Cyrl-RS"/>
+        </w:rPr>
+        <w:t xml:space="preserve">протокол) </w:t>
+      </w:r>
+      <w:r>
+        <w:rPr>
+          <w:b/>
+        </w:rPr>
+        <w:t>[</w:t>
+      </w:r>
+      <w:r>
+        <w:rPr>
+          <w:b/>
+        </w:rPr>
+        <w:t>26</w:t>
+      </w:r>
+      <w:r>
+        <w:rPr>
+          <w:b/>
+        </w:rPr>
+        <w:t>]</w:t>
       </w:r>
       <w:r>
         <w:t xml:space="preserve">, </w:t>
@@ -15442,16 +16966,1320 @@
         <w:rPr>
           <w:lang w:val="sr-Cyrl-RS"/>
         </w:rPr>
-        <w:t xml:space="preserve">све док не достигне праг </w:t>
-      </w:r>
-      <w:r>
-        <w:t>k</w:t>
-      </w:r>
-      <w:r>
-        <w:rPr>
-          <w:lang w:val="sr-Cyrl-RS"/>
-        </w:rPr>
-        <w:t>, он не поседује ништа друго до скупа бескорисних података, насумичних борјева који му не омогућавају да ишта открије о подацима крајњих корисника.</w:t>
+        <w:t xml:space="preserve">математички </w:t>
+      </w:r>
+      <w:r>
+        <w:rPr>
+          <w:lang w:val="sr-Cyrl-RS"/>
+        </w:rPr>
+        <w:t>је доказано да се свака рачунарска фунцкија може представити као аритметичко коло састављено од операција сабирања и множења над коначним пољима.</w:t>
+      </w:r>
+    </w:p>
+    <w:p>
+      <w:r>
+        <w:rPr>
+          <w:lang w:val="sr-Cyrl-RS"/>
+        </w:rPr>
+        <w:t xml:space="preserve">Да би </w:t>
+      </w:r>
+      <w:r>
+        <w:rPr>
+          <w:i/>
+        </w:rPr>
+        <w:t>MPC</w:t>
+      </w:r>
+      <w:r>
+        <w:t xml:space="preserve"> </w:t>
+      </w:r>
+      <w:r>
+        <w:rPr>
+          <w:lang w:val="sr-Cyrl-RS"/>
+        </w:rPr>
+        <w:t>систем фунцкионисао, мрежни чворови (сервери) морају бити у стању да извршавају ове две основне операције над</w:t>
+      </w:r>
+      <w:r>
+        <w:rPr>
+          <w:lang w:val="sr-Cyrl-RS"/>
+        </w:rPr>
+        <w:t xml:space="preserve"> деловима тајне које посетдују:</w:t>
+      </w:r>
+    </w:p>
+    <w:p>
+      <w:pPr>
+        <w:pStyle w:val="ListParagraph"/>
+        <w:numPr>
+          <w:ilvl w:val="0"/>
+          <w:numId w:val="27"/>
+        </w:numPr>
+        <w:rPr>
+          <w:lang w:val="sr-Cyrl-RS"/>
+        </w:rPr>
+      </w:pPr>
+      <w:r>
+        <w:rPr>
+          <w:b/>
+          <w:lang w:val="sr-Cyrl-RS"/>
+        </w:rPr>
+        <w:t>Линеарне операције</w:t>
+      </w:r>
+      <w:r>
+        <w:rPr>
+          <w:lang w:val="sr-Cyrl-RS"/>
+        </w:rPr>
+        <w:t xml:space="preserve"> (Сабирање и множење константом)</w:t>
+      </w:r>
+      <w:r>
+        <w:rPr>
+          <w:lang w:val="sr-Cyrl-RS"/>
+        </w:rPr>
+        <w:t xml:space="preserve">: </w:t>
+      </w:r>
+      <w:r>
+        <w:rPr>
+          <w:lang w:val="sr-Cyrl-RS"/>
+        </w:rPr>
+        <w:t>Операција</w:t>
+      </w:r>
+      <w:r>
+        <w:rPr>
+          <w:lang w:val="sr-Cyrl-RS"/>
+        </w:rPr>
+        <w:t xml:space="preserve"> сабирања у Шамировој шеми поседује својсто адитивног хомоморфизма </w:t>
+      </w:r>
+      <w:r>
+        <w:rPr>
+          <w:b/>
+        </w:rPr>
+        <w:t>[</w:t>
+      </w:r>
+      <w:r>
+        <w:rPr>
+          <w:b/>
+        </w:rPr>
+        <w:t>27</w:t>
+      </w:r>
+      <w:r>
+        <w:rPr>
+          <w:b/>
+        </w:rPr>
+        <w:t>]</w:t>
+      </w:r>
+      <w:r>
+        <w:t xml:space="preserve">. </w:t>
+      </w:r>
+      <w:r>
+        <w:rPr>
+          <w:lang w:val="sr-Cyrl-RS"/>
+        </w:rPr>
+        <w:t xml:space="preserve">То значи да сервери могу потпуно локално да саберу своје делове тајне, без икакве међусобне мрежне комуникације. Уколико чвор поседује део </w:t>
+      </w:r>
+      <m:oMath>
+        <m:sSub>
+          <m:sSubPr>
+            <m:ctrlPr>
+              <w:rPr>
+                <w:rFonts w:ascii="Cambria Math" w:hAnsi="Cambria Math"/>
+                <w:i/>
+                <w:lang w:val="sr-Cyrl-RS"/>
+              </w:rPr>
+            </m:ctrlPr>
+          </m:sSubPr>
+          <m:e>
+            <m:r>
+              <w:rPr>
+                <w:rFonts w:ascii="Cambria Math" w:hAnsi="Cambria Math"/>
+                <w:lang w:val="sr-Cyrl-RS"/>
+              </w:rPr>
+              <m:t>x</m:t>
+            </m:r>
+          </m:e>
+          <m:sub>
+            <m:r>
+              <w:rPr>
+                <w:rFonts w:ascii="Cambria Math" w:hAnsi="Cambria Math"/>
+                <w:lang w:val="sr-Cyrl-RS"/>
+              </w:rPr>
+              <m:t>i</m:t>
+            </m:r>
+          </m:sub>
+        </m:sSub>
+      </m:oMath>
+      <w:r>
+        <w:rPr>
+          <w:rFonts w:eastAsiaTheme="minorEastAsia"/>
+        </w:rPr>
+        <w:t xml:space="preserve"> </w:t>
+      </w:r>
+      <w:r>
+        <w:rPr>
+          <w:rFonts w:eastAsiaTheme="minorEastAsia"/>
+          <w:lang w:val="sr-Cyrl-RS"/>
+        </w:rPr>
+        <w:t xml:space="preserve">који припада тајни </w:t>
+      </w:r>
+      <m:oMath>
+        <m:r>
+          <w:rPr>
+            <w:rFonts w:ascii="Cambria Math" w:eastAsiaTheme="minorEastAsia" w:hAnsi="Cambria Math"/>
+            <w:lang w:val="sr-Cyrl-RS"/>
+          </w:rPr>
+          <m:t>X</m:t>
+        </m:r>
+      </m:oMath>
+      <w:r>
+        <w:rPr>
+          <w:rFonts w:eastAsiaTheme="minorEastAsia"/>
+        </w:rPr>
+        <w:t xml:space="preserve">, </w:t>
+      </w:r>
+      <w:r>
+        <w:rPr>
+          <w:rFonts w:eastAsiaTheme="minorEastAsia"/>
+          <w:lang w:val="sr-Cyrl-RS"/>
+        </w:rPr>
+        <w:t xml:space="preserve">и део </w:t>
+      </w:r>
+      <w:r>
+        <w:rPr>
+          <w:rFonts w:eastAsiaTheme="minorEastAsia"/>
+        </w:rPr>
+        <w:t xml:space="preserve"> </w:t>
+      </w:r>
+      <m:oMath>
+        <m:sSub>
+          <m:sSubPr>
+            <m:ctrlPr>
+              <w:rPr>
+                <w:rFonts w:ascii="Cambria Math" w:eastAsiaTheme="minorEastAsia" w:hAnsi="Cambria Math"/>
+                <w:i/>
+              </w:rPr>
+            </m:ctrlPr>
+          </m:sSubPr>
+          <m:e>
+            <m:r>
+              <w:rPr>
+                <w:rFonts w:ascii="Cambria Math" w:eastAsiaTheme="minorEastAsia" w:hAnsi="Cambria Math"/>
+              </w:rPr>
+              <m:t>y</m:t>
+            </m:r>
+          </m:e>
+          <m:sub>
+            <m:r>
+              <w:rPr>
+                <w:rFonts w:ascii="Cambria Math" w:eastAsiaTheme="minorEastAsia" w:hAnsi="Cambria Math"/>
+              </w:rPr>
+              <m:t>i</m:t>
+            </m:r>
+          </m:sub>
+        </m:sSub>
+      </m:oMath>
+      <w:r>
+        <w:rPr>
+          <w:rFonts w:eastAsiaTheme="minorEastAsia"/>
+          <w:lang w:val="sr-Latn-RS"/>
+        </w:rPr>
+        <w:t xml:space="preserve"> </w:t>
+      </w:r>
+      <w:r>
+        <w:rPr>
+          <w:rFonts w:eastAsiaTheme="minorEastAsia"/>
+          <w:lang w:val="sr-Cyrl-RS"/>
+        </w:rPr>
+        <w:t xml:space="preserve">који припада тајни </w:t>
+      </w:r>
+      <m:oMath>
+        <m:r>
+          <w:rPr>
+            <w:rFonts w:ascii="Cambria Math" w:eastAsiaTheme="minorEastAsia" w:hAnsi="Cambria Math"/>
+            <w:lang w:val="sr-Cyrl-RS"/>
+          </w:rPr>
+          <m:t>Y</m:t>
+        </m:r>
+      </m:oMath>
+      <w:r>
+        <w:rPr>
+          <w:rFonts w:eastAsiaTheme="minorEastAsia"/>
+          <w:lang w:val="sr-Cyrl-RS"/>
+        </w:rPr>
+        <w:t xml:space="preserve">, њихов збир </w:t>
+      </w:r>
+      <m:oMath>
+        <m:sSub>
+          <m:sSubPr>
+            <m:ctrlPr>
+              <w:rPr>
+                <w:rFonts w:ascii="Cambria Math" w:eastAsiaTheme="minorEastAsia" w:hAnsi="Cambria Math"/>
+                <w:i/>
+                <w:lang w:val="sr-Cyrl-RS"/>
+              </w:rPr>
+            </m:ctrlPr>
+          </m:sSubPr>
+          <m:e>
+            <m:r>
+              <w:rPr>
+                <w:rFonts w:ascii="Cambria Math" w:eastAsiaTheme="minorEastAsia" w:hAnsi="Cambria Math"/>
+                <w:lang w:val="sr-Cyrl-RS"/>
+              </w:rPr>
+              <m:t>z</m:t>
+            </m:r>
+          </m:e>
+          <m:sub>
+            <m:r>
+              <w:rPr>
+                <w:rFonts w:ascii="Cambria Math" w:eastAsiaTheme="minorEastAsia" w:hAnsi="Cambria Math"/>
+                <w:lang w:val="sr-Cyrl-RS"/>
+              </w:rPr>
+              <m:t>i</m:t>
+            </m:r>
+          </m:sub>
+        </m:sSub>
+        <m:r>
+          <w:rPr>
+            <w:rFonts w:ascii="Cambria Math" w:eastAsiaTheme="minorEastAsia" w:hAnsi="Cambria Math"/>
+            <w:lang w:val="sr-Cyrl-RS"/>
+          </w:rPr>
+          <m:t>=</m:t>
+        </m:r>
+        <m:sSub>
+          <m:sSubPr>
+            <m:ctrlPr>
+              <w:rPr>
+                <w:rFonts w:ascii="Cambria Math" w:eastAsiaTheme="minorEastAsia" w:hAnsi="Cambria Math"/>
+                <w:i/>
+                <w:lang w:val="sr-Cyrl-RS"/>
+              </w:rPr>
+            </m:ctrlPr>
+          </m:sSubPr>
+          <m:e>
+            <m:r>
+              <w:rPr>
+                <w:rFonts w:ascii="Cambria Math" w:eastAsiaTheme="minorEastAsia" w:hAnsi="Cambria Math"/>
+                <w:lang w:val="sr-Cyrl-RS"/>
+              </w:rPr>
+              <m:t>x</m:t>
+            </m:r>
+          </m:e>
+          <m:sub>
+            <m:r>
+              <w:rPr>
+                <w:rFonts w:ascii="Cambria Math" w:eastAsiaTheme="minorEastAsia" w:hAnsi="Cambria Math"/>
+                <w:lang w:val="sr-Cyrl-RS"/>
+              </w:rPr>
+              <m:t>i</m:t>
+            </m:r>
+          </m:sub>
+        </m:sSub>
+        <m:r>
+          <w:rPr>
+            <w:rFonts w:ascii="Cambria Math" w:eastAsiaTheme="minorEastAsia" w:hAnsi="Cambria Math"/>
+            <w:lang w:val="sr-Cyrl-RS"/>
+          </w:rPr>
+          <m:t>+</m:t>
+        </m:r>
+        <m:sSub>
+          <m:sSubPr>
+            <m:ctrlPr>
+              <w:rPr>
+                <w:rFonts w:ascii="Cambria Math" w:eastAsiaTheme="minorEastAsia" w:hAnsi="Cambria Math"/>
+                <w:i/>
+                <w:lang w:val="sr-Cyrl-RS"/>
+              </w:rPr>
+            </m:ctrlPr>
+          </m:sSubPr>
+          <m:e>
+            <m:r>
+              <w:rPr>
+                <w:rFonts w:ascii="Cambria Math" w:eastAsiaTheme="minorEastAsia" w:hAnsi="Cambria Math"/>
+                <w:lang w:val="sr-Cyrl-RS"/>
+              </w:rPr>
+              <m:t>y</m:t>
+            </m:r>
+          </m:e>
+          <m:sub>
+            <m:r>
+              <w:rPr>
+                <w:rFonts w:ascii="Cambria Math" w:eastAsiaTheme="minorEastAsia" w:hAnsi="Cambria Math"/>
+                <w:lang w:val="sr-Cyrl-RS"/>
+              </w:rPr>
+              <m:t>i</m:t>
+            </m:r>
+          </m:sub>
+        </m:sSub>
+      </m:oMath>
+      <w:r>
+        <w:rPr>
+          <w:rFonts w:eastAsiaTheme="minorEastAsia"/>
+        </w:rPr>
+        <w:t xml:space="preserve"> </w:t>
+      </w:r>
+      <w:r>
+        <w:rPr>
+          <w:rFonts w:eastAsiaTheme="minorEastAsia"/>
+          <w:lang w:val="sr-Cyrl-RS"/>
+        </w:rPr>
+        <w:t xml:space="preserve">ће аутоматски представљати валидан део нове тајне </w:t>
+      </w:r>
+      <w:r>
+        <w:rPr>
+          <w:rFonts w:eastAsiaTheme="minorEastAsia"/>
+        </w:rPr>
+        <w:t xml:space="preserve"> </w:t>
+      </w:r>
+      <m:oMath>
+        <m:r>
+          <w:rPr>
+            <w:rFonts w:ascii="Cambria Math" w:eastAsiaTheme="minorEastAsia" w:hAnsi="Cambria Math"/>
+          </w:rPr>
+          <m:t>Z= X+Y</m:t>
+        </m:r>
+      </m:oMath>
+      <w:r>
+        <w:rPr>
+          <w:rFonts w:eastAsiaTheme="minorEastAsia"/>
+        </w:rPr>
+        <w:t xml:space="preserve">. </w:t>
+      </w:r>
+      <w:r>
+        <w:rPr>
+          <w:rFonts w:eastAsiaTheme="minorEastAsia"/>
+          <w:lang w:val="sr-Cyrl-RS"/>
+        </w:rPr>
+        <w:t>У контексту дистрибуираних система паметних мрежа, ово омогућава агрегаторима да једноставним сабирањем делова пристиглих од различитог бројила израчунају укупну суму потрошње при чему је мрежно кашњење за ову операцију практично занемарљиво.</w:t>
+      </w:r>
+    </w:p>
+    <w:p>
+      <w:pPr>
+        <w:pStyle w:val="ListParagraph"/>
+        <w:ind w:left="648"/>
+        <w:rPr>
+          <w:lang w:val="sr-Cyrl-RS"/>
+        </w:rPr>
+      </w:pPr>
+    </w:p>
+    <w:p>
+      <w:pPr>
+        <w:pStyle w:val="ListParagraph"/>
+        <w:numPr>
+          <w:ilvl w:val="0"/>
+          <w:numId w:val="27"/>
+        </w:numPr>
+        <w:rPr>
+          <w:lang w:val="sr-Cyrl-RS"/>
+        </w:rPr>
+      </w:pPr>
+      <w:r>
+        <w:rPr>
+          <w:b/>
+          <w:lang w:val="sr-Cyrl-RS"/>
+        </w:rPr>
+        <w:t>Нелинеарне</w:t>
+      </w:r>
+      <w:r>
+        <w:rPr>
+          <w:b/>
+          <w:lang w:val="sr-Cyrl-RS"/>
+        </w:rPr>
+        <w:t xml:space="preserve"> операције</w:t>
+      </w:r>
+      <w:r>
+        <w:rPr>
+          <w:lang w:val="sr-Cyrl-RS"/>
+        </w:rPr>
+        <w:t xml:space="preserve"> (</w:t>
+      </w:r>
+      <w:r>
+        <w:rPr>
+          <w:lang w:val="sr-Cyrl-RS"/>
+        </w:rPr>
+        <w:t>Множење две тајне</w:t>
+      </w:r>
+      <w:r>
+        <w:rPr>
+          <w:lang w:val="sr-Cyrl-RS"/>
+        </w:rPr>
+        <w:t>)</w:t>
+      </w:r>
+      <w:r>
+        <w:rPr>
+          <w:lang w:val="sr-Cyrl-RS"/>
+        </w:rPr>
+        <w:t xml:space="preserve">: За разлику од сабирања, операција множења две независне тајне вредности је знатно комплекснија. Уколико би сервери извршили </w:t>
+      </w:r>
+      <w:r>
+        <w:rPr>
+          <w:lang w:val="sr-Cyrl-RS"/>
+        </w:rPr>
+        <w:t xml:space="preserve">само локално множење својих делова </w:t>
+      </w:r>
+      <m:oMath>
+        <m:d>
+          <m:dPr>
+            <m:ctrlPr>
+              <w:rPr>
+                <w:rFonts w:ascii="Cambria Math" w:hAnsi="Cambria Math"/>
+                <w:i/>
+                <w:lang w:val="sr-Cyrl-RS"/>
+              </w:rPr>
+            </m:ctrlPr>
+          </m:dPr>
+          <m:e>
+            <m:sSub>
+              <m:sSubPr>
+                <m:ctrlPr>
+                  <w:rPr>
+                    <w:rFonts w:ascii="Cambria Math" w:hAnsi="Cambria Math"/>
+                    <w:i/>
+                    <w:lang w:val="sr-Cyrl-RS"/>
+                  </w:rPr>
+                </m:ctrlPr>
+              </m:sSubPr>
+              <m:e>
+                <m:r>
+                  <w:rPr>
+                    <w:rFonts w:ascii="Cambria Math" w:hAnsi="Cambria Math"/>
+                    <w:lang w:val="sr-Cyrl-RS"/>
+                  </w:rPr>
+                  <m:t>x</m:t>
+                </m:r>
+              </m:e>
+              <m:sub>
+                <m:r>
+                  <w:rPr>
+                    <w:rFonts w:ascii="Cambria Math" w:hAnsi="Cambria Math"/>
+                    <w:lang w:val="sr-Cyrl-RS"/>
+                  </w:rPr>
+                  <m:t>i</m:t>
+                </m:r>
+              </m:sub>
+            </m:sSub>
+            <m:r>
+              <w:rPr>
+                <w:rFonts w:ascii="Cambria Math" w:hAnsi="Cambria Math"/>
+                <w:lang w:val="sr-Cyrl-RS"/>
+              </w:rPr>
+              <m:t>∙</m:t>
+            </m:r>
+            <m:sSub>
+              <m:sSubPr>
+                <m:ctrlPr>
+                  <w:rPr>
+                    <w:rFonts w:ascii="Cambria Math" w:hAnsi="Cambria Math"/>
+                    <w:i/>
+                    <w:lang w:val="sr-Cyrl-RS"/>
+                  </w:rPr>
+                </m:ctrlPr>
+              </m:sSubPr>
+              <m:e>
+                <m:r>
+                  <w:rPr>
+                    <w:rFonts w:ascii="Cambria Math" w:hAnsi="Cambria Math"/>
+                    <w:lang w:val="sr-Cyrl-RS"/>
+                  </w:rPr>
+                  <m:t>y</m:t>
+                </m:r>
+              </m:e>
+              <m:sub>
+                <m:r>
+                  <w:rPr>
+                    <w:rFonts w:ascii="Cambria Math" w:hAnsi="Cambria Math"/>
+                    <w:lang w:val="sr-Cyrl-RS"/>
+                  </w:rPr>
+                  <m:t>i</m:t>
+                </m:r>
+              </m:sub>
+            </m:sSub>
+          </m:e>
+        </m:d>
+      </m:oMath>
+      <w:r>
+        <w:t xml:space="preserve">, </w:t>
+      </w:r>
+      <w:r>
+        <w:rPr>
+          <w:lang w:val="sr-Cyrl-RS"/>
+        </w:rPr>
+        <w:t xml:space="preserve">резултујући полином би удвостручио свој степен са </w:t>
+      </w:r>
+      <m:oMath>
+        <m:r>
+          <w:rPr>
+            <w:rFonts w:ascii="Cambria Math" w:hAnsi="Cambria Math"/>
+            <w:lang w:val="sr-Cyrl-RS"/>
+          </w:rPr>
+          <m:t>k-1</m:t>
+        </m:r>
+      </m:oMath>
+      <w:r>
+        <w:rPr>
+          <w:rFonts w:eastAsiaTheme="minorEastAsia"/>
+        </w:rPr>
+        <w:t xml:space="preserve"> </w:t>
+      </w:r>
+      <w:r>
+        <w:rPr>
+          <w:rFonts w:eastAsiaTheme="minorEastAsia"/>
+          <w:lang w:val="sr-Latn-RS"/>
+        </w:rPr>
+        <w:t xml:space="preserve"> </w:t>
+      </w:r>
+      <w:r>
+        <w:rPr>
+          <w:rFonts w:eastAsiaTheme="minorEastAsia"/>
+          <w:lang w:val="sr-Cyrl-RS"/>
+        </w:rPr>
+        <w:t xml:space="preserve">на </w:t>
+      </w:r>
+      <m:oMath>
+        <m:r>
+          <w:rPr>
+            <w:rFonts w:ascii="Cambria Math" w:eastAsiaTheme="minorEastAsia" w:hAnsi="Cambria Math"/>
+            <w:lang w:val="sr-Cyrl-RS"/>
+          </w:rPr>
+          <m:t>2k-2</m:t>
+        </m:r>
+      </m:oMath>
+      <w:r>
+        <w:rPr>
+          <w:rFonts w:eastAsiaTheme="minorEastAsia"/>
+        </w:rPr>
+        <w:t xml:space="preserve"> </w:t>
+      </w:r>
+      <w:r>
+        <w:rPr>
+          <w:rFonts w:eastAsiaTheme="minorEastAsia"/>
+          <w:b/>
+        </w:rPr>
+        <w:t>[</w:t>
+      </w:r>
+      <w:r>
+        <w:rPr>
+          <w:rFonts w:eastAsiaTheme="minorEastAsia"/>
+          <w:b/>
+        </w:rPr>
+        <w:t>26</w:t>
+      </w:r>
+      <w:r>
+        <w:rPr>
+          <w:rFonts w:eastAsiaTheme="minorEastAsia"/>
+          <w:b/>
+        </w:rPr>
+        <w:t>]</w:t>
+      </w:r>
+      <w:r>
+        <w:rPr>
+          <w:rFonts w:eastAsiaTheme="minorEastAsia"/>
+        </w:rPr>
+        <w:t xml:space="preserve">. </w:t>
+      </w:r>
+      <w:r>
+        <w:rPr>
+          <w:rFonts w:eastAsiaTheme="minorEastAsia"/>
+          <w:lang w:val="sr-Cyrl-RS"/>
+        </w:rPr>
+        <w:t>Ово нарушава почетни праг реконструкције, чиме систем постаје неупотребљив јер би за дешифровање резултата био потребан већи број сервера од оног који је предвиђен самим протоколом.</w:t>
+      </w:r>
+    </w:p>
+    <w:p>
+      <w:r>
+        <w:rPr>
+          <w:lang w:val="sr-Cyrl-RS"/>
+        </w:rPr>
+        <w:t xml:space="preserve">Да би се овај проблем превазишао, операција множења захтева интерактивни приступ. Сервери морају извршити додатне рунде међусобне комуникације ради редукције степена полинома и поновне рандомизације делова, а притом не открију своје међурезултате. Управо ова потреба за интезивном мрежном разменом података током множења дуго представља главно </w:t>
+      </w:r>
+      <w:r>
+        <w:t>„</w:t>
+      </w:r>
+      <w:r>
+        <w:rPr>
+          <w:lang w:val="sr-Cyrl-RS"/>
+        </w:rPr>
+        <w:t>уско грло</w:t>
+      </w:r>
+      <w:r>
+        <w:t>”</w:t>
+      </w:r>
+      <w:r>
+        <w:rPr>
+          <w:lang w:val="sr-Cyrl-RS"/>
+        </w:rPr>
+        <w:t xml:space="preserve"> (енгл.</w:t>
+      </w:r>
+      <w:r>
+        <w:t xml:space="preserve"> </w:t>
+      </w:r>
+      <w:proofErr w:type="gramStart"/>
+      <w:r>
+        <w:rPr>
+          <w:i/>
+        </w:rPr>
+        <w:t>bottleneck</w:t>
+      </w:r>
+      <w:proofErr w:type="gramEnd"/>
+      <w:r>
+        <w:t xml:space="preserve">)  </w:t>
+      </w:r>
+      <w:r>
+        <w:rPr>
+          <w:lang w:val="sr-Cyrl-RS"/>
+        </w:rPr>
+        <w:t xml:space="preserve">за масовну примену </w:t>
+      </w:r>
+      <w:r>
+        <w:rPr>
+          <w:i/>
+        </w:rPr>
+        <w:t>MPC</w:t>
+      </w:r>
+      <w:r>
+        <w:t xml:space="preserve"> </w:t>
+      </w:r>
+      <w:r>
+        <w:rPr>
+          <w:lang w:val="sr-Cyrl-RS"/>
+        </w:rPr>
+        <w:t xml:space="preserve">протокола. Овај изазов довео је до развоја напредних радних оквира, попут оних кој икористе рандомизацију кола (енгл. </w:t>
+      </w:r>
+      <w:proofErr w:type="gramStart"/>
+      <w:r>
+        <w:rPr>
+          <w:i/>
+        </w:rPr>
+        <w:t>cirtuit</w:t>
+      </w:r>
+      <w:proofErr w:type="gramEnd"/>
+      <w:r>
+        <w:rPr>
+          <w:i/>
+        </w:rPr>
+        <w:t xml:space="preserve"> randomization</w:t>
+      </w:r>
+      <w:r>
+        <w:rPr>
+          <w:lang w:val="sr-Cyrl-RS"/>
+        </w:rPr>
+        <w:t>)</w:t>
+      </w:r>
+      <w:r>
+        <w:rPr>
+          <w:lang w:val="sr-Latn-RS"/>
+        </w:rPr>
+        <w:t xml:space="preserve">, </w:t>
+      </w:r>
+      <w:r>
+        <w:rPr>
+          <w:lang w:val="sr-Cyrl-RS"/>
+        </w:rPr>
+        <w:t xml:space="preserve">који овај процес оптимизују раздвајањем на припремну (енгл. </w:t>
+      </w:r>
+      <w:r>
+        <w:rPr>
+          <w:i/>
+          <w:lang w:val="sr-Cyrl-RS"/>
+        </w:rPr>
+        <w:t>о</w:t>
+      </w:r>
+      <w:r>
+        <w:rPr>
+          <w:i/>
+        </w:rPr>
+        <w:t>ffline</w:t>
+      </w:r>
+      <w:r>
+        <w:t xml:space="preserve">) </w:t>
+      </w:r>
+      <w:r>
+        <w:rPr>
+          <w:lang w:val="sr-Cyrl-RS"/>
+        </w:rPr>
+        <w:t xml:space="preserve">и извршну (енгл. </w:t>
+      </w:r>
+      <w:r>
+        <w:rPr>
+          <w:i/>
+        </w:rPr>
+        <w:t>online</w:t>
+      </w:r>
+      <w:r>
+        <w:t xml:space="preserve">) </w:t>
+      </w:r>
+      <w:r>
+        <w:rPr>
+          <w:lang w:val="sr-Cyrl-RS"/>
+        </w:rPr>
+        <w:t xml:space="preserve">фазу </w:t>
+      </w:r>
+      <w:r>
+        <w:rPr>
+          <w:b/>
+        </w:rPr>
+        <w:t>[</w:t>
+      </w:r>
+      <w:r>
+        <w:rPr>
+          <w:b/>
+        </w:rPr>
+        <w:t>28</w:t>
+      </w:r>
+      <w:r>
+        <w:rPr>
+          <w:b/>
+        </w:rPr>
+        <w:t>]</w:t>
+      </w:r>
+      <w:r>
+        <w:t>.</w:t>
+      </w:r>
+    </w:p>
+    <w:p>
+      <w:pPr>
+        <w:pStyle w:val="Heading3"/>
+      </w:pPr>
+      <w:r>
+        <w:rPr>
+          <w:lang w:val="en-US"/>
+        </w:rPr>
+        <w:t xml:space="preserve">2.3.3 </w:t>
+      </w:r>
+      <w:r>
+        <w:t xml:space="preserve">Архитектура модерних </w:t>
+      </w:r>
+      <w:r>
+        <w:rPr>
+          <w:i/>
+          <w:lang w:val="en-US"/>
+        </w:rPr>
+        <w:t>MPC</w:t>
+      </w:r>
+      <w:r>
+        <w:rPr>
+          <w:lang w:val="en-US"/>
+        </w:rPr>
+        <w:t xml:space="preserve"> </w:t>
+      </w:r>
+      <w:r>
+        <w:t>система</w:t>
+      </w:r>
+    </w:p>
+    <w:p>
+      <w:r>
+        <w:rPr>
+          <w:lang w:val="sr-Cyrl-RS"/>
+        </w:rPr>
+        <w:t>Да би се елиминисало уско грло, у оквриу мрежне комуникације, које настаје при множењу тајни, појавила се потреба за измештањем рачунарс</w:t>
+      </w:r>
+      <w:bookmarkStart w:id="8" w:name="_GoBack"/>
+      <w:bookmarkEnd w:id="8"/>
+      <w:r>
+        <w:rPr>
+          <w:lang w:val="sr-Cyrl-RS"/>
+        </w:rPr>
+        <w:t xml:space="preserve">ки најзахтевнијих корака из главне фазе протокола. Фундаментално решење овог проблема понудио је Доналд Бивер </w:t>
+      </w:r>
+      <w:r>
+        <w:rPr>
+          <w:lang w:val="sr-Cyrl-RS"/>
+        </w:rPr>
+        <w:t xml:space="preserve">(енгл. </w:t>
+      </w:r>
+      <w:proofErr w:type="gramStart"/>
+      <w:r>
+        <w:rPr>
+          <w:i/>
+        </w:rPr>
+        <w:t>Donald Beaver</w:t>
+      </w:r>
+      <w:r>
+        <w:t xml:space="preserve">) </w:t>
+      </w:r>
+      <w:r>
+        <w:rPr>
+          <w:lang w:val="sr-Cyrl-RS"/>
+        </w:rPr>
+        <w:t>кроз концепт Биверових триплета (енгл.</w:t>
+      </w:r>
+      <w:proofErr w:type="gramEnd"/>
+      <w:r>
+        <w:rPr>
+          <w:lang w:val="sr-Cyrl-RS"/>
+        </w:rPr>
+        <w:t xml:space="preserve"> </w:t>
+      </w:r>
+      <w:proofErr w:type="gramStart"/>
+      <w:r>
+        <w:rPr>
+          <w:i/>
+        </w:rPr>
+        <w:t>Beaver Triples</w:t>
+      </w:r>
+      <w:r>
+        <w:t>)</w:t>
+      </w:r>
+      <w:r>
+        <w:rPr>
+          <w:lang w:val="sr-Cyrl-RS"/>
+        </w:rPr>
+        <w:t>, који је омогућио да се терет израчунавања пребеци у припремну фазу</w:t>
+      </w:r>
+      <w:r>
+        <w:t xml:space="preserve"> </w:t>
+      </w:r>
+      <w:r>
+        <w:rPr>
+          <w:b/>
+        </w:rPr>
+        <w:t>[</w:t>
+      </w:r>
+      <w:r>
+        <w:rPr>
+          <w:b/>
+        </w:rPr>
+        <w:t>28</w:t>
+      </w:r>
+      <w:r>
+        <w:rPr>
+          <w:b/>
+        </w:rPr>
+        <w:t>]</w:t>
+      </w:r>
+      <w:r>
+        <w:rPr>
+          <w:lang w:val="sr-Cyrl-RS"/>
+        </w:rPr>
+        <w:t>.</w:t>
+      </w:r>
+      <w:proofErr w:type="gramEnd"/>
+    </w:p>
+    <w:p>
+      <w:r>
+        <w:rPr>
+          <w:lang w:val="sr-Cyrl-RS"/>
+        </w:rPr>
+        <w:t>Суштина овог концепта лежи у коришћењу</w:t>
+      </w:r>
+      <w:r>
+        <w:rPr>
+          <w:lang w:val="sr-Cyrl-RS"/>
+        </w:rPr>
+        <w:t xml:space="preserve"> претходно </w:t>
+      </w:r>
+      <w:r>
+        <w:rPr>
+          <w:lang w:val="sr-Cyrl-RS"/>
+        </w:rPr>
+        <w:t>г</w:t>
+      </w:r>
+      <w:r>
+        <w:rPr>
+          <w:lang w:val="sr-Cyrl-RS"/>
+        </w:rPr>
+        <w:t xml:space="preserve">енерисаних насумичних вредности за маскирање стварних података. Уместо да сервери врше комплексно множење тајни у тренутку пристизања податка, они у припремној фази генеришу насумичне вредности </w:t>
+      </w:r>
+      <m:oMath>
+        <m:r>
+          <w:rPr>
+            <w:rFonts w:ascii="Cambria Math" w:hAnsi="Cambria Math"/>
+            <w:lang w:val="sr-Cyrl-RS"/>
+          </w:rPr>
+          <m:t>a</m:t>
+        </m:r>
+      </m:oMath>
+      <w:r>
+        <w:rPr>
+          <w:rFonts w:eastAsiaTheme="minorEastAsia"/>
+        </w:rPr>
+        <w:t xml:space="preserve"> </w:t>
+      </w:r>
+      <w:r>
+        <w:rPr>
+          <w:rFonts w:eastAsiaTheme="minorEastAsia"/>
+          <w:lang w:val="sr-Cyrl-RS"/>
+        </w:rPr>
+        <w:t xml:space="preserve">и </w:t>
+      </w:r>
+      <m:oMath>
+        <m:r>
+          <w:rPr>
+            <w:rFonts w:ascii="Cambria Math" w:eastAsiaTheme="minorEastAsia" w:hAnsi="Cambria Math"/>
+            <w:lang w:val="sr-Cyrl-RS"/>
+          </w:rPr>
+          <m:t>b</m:t>
+        </m:r>
+      </m:oMath>
+      <w:r>
+        <w:rPr>
+          <w:rFonts w:eastAsiaTheme="minorEastAsia"/>
+          <w:lang w:val="sr-Cyrl-RS"/>
+        </w:rPr>
+        <w:t>,</w:t>
+      </w:r>
+      <w:r>
+        <w:rPr>
+          <w:rFonts w:eastAsiaTheme="minorEastAsia"/>
+        </w:rPr>
+        <w:t xml:space="preserve"> </w:t>
+      </w:r>
+      <w:r>
+        <w:rPr>
+          <w:rFonts w:eastAsiaTheme="minorEastAsia"/>
+          <w:lang w:val="sr-Cyrl-RS"/>
+        </w:rPr>
+        <w:t xml:space="preserve">као њихов производ </w:t>
+      </w:r>
+      <m:oMath>
+        <m:r>
+          <w:rPr>
+            <w:rFonts w:ascii="Cambria Math" w:eastAsiaTheme="minorEastAsia" w:hAnsi="Cambria Math"/>
+            <w:lang w:val="sr-Cyrl-RS"/>
+          </w:rPr>
+          <m:t>c=a ∙b</m:t>
+        </m:r>
+      </m:oMath>
+      <w:r>
+        <w:rPr>
+          <w:rFonts w:eastAsiaTheme="minorEastAsia"/>
+          <w:lang w:val="sr-Cyrl-RS"/>
+        </w:rPr>
+        <w:t xml:space="preserve">, при чему су све три вредности поељење међу серверима. Када се касније појави потреба за множењем стварних тајни </w:t>
+      </w:r>
+      <m:oMath>
+        <m:r>
+          <w:rPr>
+            <w:rFonts w:ascii="Cambria Math" w:eastAsiaTheme="minorEastAsia" w:hAnsi="Cambria Math"/>
+            <w:lang w:val="sr-Cyrl-RS"/>
+          </w:rPr>
+          <m:t>X</m:t>
+        </m:r>
+      </m:oMath>
+      <w:r>
+        <w:rPr>
+          <w:rFonts w:eastAsiaTheme="minorEastAsia"/>
+        </w:rPr>
+        <w:t xml:space="preserve"> </w:t>
+      </w:r>
+      <w:r>
+        <w:rPr>
+          <w:rFonts w:eastAsiaTheme="minorEastAsia"/>
+          <w:lang w:val="sr-Cyrl-RS"/>
+        </w:rPr>
+        <w:t xml:space="preserve">и </w:t>
+      </w:r>
+      <m:oMath>
+        <m:r>
+          <w:rPr>
+            <w:rFonts w:ascii="Cambria Math" w:eastAsiaTheme="minorEastAsia" w:hAnsi="Cambria Math"/>
+            <w:lang w:val="sr-Cyrl-RS"/>
+          </w:rPr>
+          <m:t>Y</m:t>
+        </m:r>
+      </m:oMath>
+      <w:r>
+        <w:rPr>
+          <w:rFonts w:eastAsiaTheme="minorEastAsia"/>
+        </w:rPr>
+        <w:t xml:space="preserve">, </w:t>
+      </w:r>
+      <w:r>
+        <w:rPr>
+          <w:rFonts w:eastAsiaTheme="minorEastAsia"/>
+          <w:lang w:val="sr-Latn-RS"/>
+        </w:rPr>
+        <w:t xml:space="preserve"> </w:t>
+      </w:r>
+      <w:r>
+        <w:rPr>
+          <w:rFonts w:eastAsiaTheme="minorEastAsia"/>
+          <w:lang w:val="sr-Cyrl-RS"/>
+        </w:rPr>
+        <w:t xml:space="preserve">поменуте триплете се </w:t>
+      </w:r>
+      <w:r>
+        <w:rPr>
+          <w:rFonts w:eastAsiaTheme="minorEastAsia"/>
+          <w:lang w:val="sr-Cyrl-RS"/>
+        </w:rPr>
+        <w:lastRenderedPageBreak/>
+        <w:t xml:space="preserve">користе за </w:t>
+      </w:r>
+      <w:r>
+        <w:rPr>
+          <w:rFonts w:eastAsiaTheme="minorEastAsia"/>
+        </w:rPr>
+        <w:t xml:space="preserve"> </w:t>
+      </w:r>
+      <w:r>
+        <w:t>„</w:t>
+      </w:r>
+      <w:r>
+        <w:rPr>
+          <w:lang w:val="sr-Cyrl-RS"/>
+        </w:rPr>
+        <w:t>линеаризацију</w:t>
+      </w:r>
+      <w:r>
+        <w:t>”</w:t>
+      </w:r>
+      <w:r>
+        <w:rPr>
+          <w:lang w:val="sr-Cyrl-RS"/>
+        </w:rPr>
+        <w:t xml:space="preserve"> операције. Тиме се извршавање нелинеарне операције у реалном времену своди на размену маскираних вреднос</w:t>
+      </w:r>
+      <w:r>
+        <w:rPr>
+          <w:lang w:val="sr-Cyrl-RS"/>
+        </w:rPr>
+        <w:t>ти и локално сабирање, штодрастично редукује број неопходних комуникационих рунди.</w:t>
+      </w:r>
+    </w:p>
+    <w:p>
+      <w:pPr>
+        <w:rPr>
+          <w:lang w:val="sr-Cyrl-RS"/>
+        </w:rPr>
+      </w:pPr>
+      <w:r>
+        <w:rPr>
+          <w:lang w:val="sr-Cyrl-RS"/>
+        </w:rPr>
+        <w:t xml:space="preserve">Управо овај концепт Биверових триплета, довео је до развоја модерних </w:t>
+      </w:r>
+      <w:r>
+        <w:rPr>
+          <w:i/>
+        </w:rPr>
+        <w:t>MPC</w:t>
+      </w:r>
+      <w:r>
+        <w:rPr>
+          <w:lang w:val="sr-Cyrl-RS"/>
+        </w:rPr>
+        <w:t xml:space="preserve"> протокола који целокупан процес стриктно деле у две фазе. Најзначајнији представник овог приступа је </w:t>
+      </w:r>
+      <w:r>
+        <w:rPr>
+          <w:i/>
+        </w:rPr>
+        <w:t>SPDZ</w:t>
+      </w:r>
+      <w:r>
+        <w:t xml:space="preserve"> </w:t>
+      </w:r>
+      <w:r>
+        <w:rPr>
+          <w:lang w:val="sr-Cyrl-RS"/>
+        </w:rPr>
+        <w:t xml:space="preserve">протокол </w:t>
+      </w:r>
+      <w:r>
+        <w:rPr>
+          <w:b/>
+        </w:rPr>
+        <w:t>[</w:t>
+      </w:r>
+      <w:r>
+        <w:rPr>
+          <w:b/>
+        </w:rPr>
+        <w:t>5</w:t>
+      </w:r>
+      <w:r>
+        <w:rPr>
+          <w:b/>
+        </w:rPr>
+        <w:t>]</w:t>
+      </w:r>
+      <w:r>
+        <w:t xml:space="preserve">,  </w:t>
+      </w:r>
+      <w:r>
+        <w:rPr>
+          <w:lang w:val="sr-Cyrl-RS"/>
+        </w:rPr>
+        <w:t>чија архитектура почива на два основна теоријска принипа:</w:t>
+      </w:r>
+    </w:p>
+    <w:p>
+      <w:pPr>
+        <w:pStyle w:val="Tekst"/>
+        <w:rPr>
+          <w:rFonts w:asciiTheme="minorHAnsi" w:hAnsiTheme="minorHAnsi"/>
+          <w:lang w:val="sr-Cyrl-RS"/>
+        </w:rPr>
+      </w:pPr>
+    </w:p>
+    <w:p>
+      <w:pPr>
+        <w:rPr>
+          <w:lang w:val="sr-Cyrl-RS"/>
+        </w:rPr>
+      </w:pPr>
+      <w:r>
+        <w:rPr>
+          <w:lang w:val="sr-Cyrl-RS"/>
+        </w:rPr>
+        <w:tab/>
+      </w:r>
+    </w:p>
+    <w:p>
+      <w:pPr>
+        <w:pStyle w:val="ListParagraph"/>
+        <w:numPr>
+          <w:ilvl w:val="0"/>
+          <w:numId w:val="28"/>
+        </w:numPr>
+        <w:rPr>
+          <w:lang w:val="sr-Cyrl-RS"/>
+        </w:rPr>
+      </w:pPr>
+      <w:r>
+        <w:rPr>
+          <w:b/>
+          <w:lang w:val="sr-Cyrl-RS"/>
+        </w:rPr>
+        <w:t>Офлајн фаза</w:t>
+      </w:r>
+      <w:r>
+        <w:rPr>
+          <w:lang w:val="sr-Cyrl-RS"/>
+        </w:rPr>
+        <w:t xml:space="preserve"> (Пипремна фаза): Ова фаза је рачунарски захтевна, али је потпуно независна од стварних података и конкретне фукнције која се израчунава. Њен примарни циљ јесте масовно генерисање криптоф</w:t>
+      </w:r>
+      <w:r>
+        <w:rPr>
+          <w:lang w:val="sr-Cyrl-RS"/>
+        </w:rPr>
+        <w:t>г</w:t>
+      </w:r>
+      <w:r>
+        <w:rPr>
+          <w:lang w:val="sr-Cyrl-RS"/>
+        </w:rPr>
+        <w:t xml:space="preserve">рафског материјала (триплета) коришћењем напредних техника попут делимично хомоморфне енркипције. Ово омогућава раздвајање да се најтежи део посла обави унапред, независно </w:t>
+      </w:r>
+      <w:r>
+        <w:rPr>
+          <w:lang w:val="sr-Cyrl-RS"/>
+        </w:rPr>
+        <w:t>од</w:t>
+      </w:r>
+      <w:r>
+        <w:rPr>
+          <w:lang w:val="sr-Cyrl-RS"/>
+        </w:rPr>
+        <w:t xml:space="preserve"> тренутног оптерећења мреже.</w:t>
+      </w:r>
+    </w:p>
+    <w:p>
+      <w:pPr>
+        <w:pStyle w:val="ListParagraph"/>
+        <w:ind w:left="648"/>
+        <w:rPr>
+          <w:lang w:val="sr-Cyrl-RS"/>
+        </w:rPr>
+      </w:pPr>
+    </w:p>
+    <w:p>
+      <w:pPr>
+        <w:pStyle w:val="ListParagraph"/>
+        <w:numPr>
+          <w:ilvl w:val="0"/>
+          <w:numId w:val="28"/>
+        </w:numPr>
+        <w:rPr>
+          <w:lang w:val="sr-Cyrl-RS"/>
+        </w:rPr>
+      </w:pPr>
+      <w:r>
+        <w:rPr>
+          <w:b/>
+          <w:lang w:val="sr-Cyrl-RS"/>
+        </w:rPr>
+        <w:t>Онлајн фаза</w:t>
+      </w:r>
+      <w:r>
+        <w:rPr>
+          <w:lang w:val="sr-Cyrl-RS"/>
+        </w:rPr>
+        <w:t xml:space="preserve"> (</w:t>
+      </w:r>
+      <w:r>
+        <w:rPr>
+          <w:lang w:val="sr-Cyrl-RS"/>
+        </w:rPr>
+        <w:t>Фаза извршавања</w:t>
+      </w:r>
+      <w:r>
+        <w:rPr>
+          <w:lang w:val="sr-Cyrl-RS"/>
+        </w:rPr>
+        <w:t xml:space="preserve">): </w:t>
+      </w:r>
+      <w:r>
+        <w:rPr>
+          <w:lang w:val="sr-Cyrl-RS"/>
+        </w:rPr>
+        <w:t>У овој фази се користе стварни подаци пристигли са терена. Захваљујући претходно припремљеним триплетама, онлајн фаза је информационо-теоретски сигурна и екстремно брза. Она омогућава обраду великих сетова података у реалном времену, што је од критичног значаја за системе са високом захтевима по питању перформанси, као што су паметне мреже.</w:t>
+      </w:r>
+    </w:p>
+    <w:p>
+      <w:pPr>
+        <w:rPr>
+          <w:lang w:val="sr-Cyrl-RS"/>
+        </w:rPr>
+      </w:pPr>
+      <w:r>
+        <w:rPr>
+          <w:lang w:val="sr-Cyrl-RS"/>
+        </w:rPr>
+        <w:t xml:space="preserve">Иако се теоријска снага </w:t>
+      </w:r>
+      <w:r>
+        <w:rPr>
+          <w:i/>
+        </w:rPr>
+        <w:t>SPDZ</w:t>
+      </w:r>
+      <w:r>
+        <w:t xml:space="preserve"> </w:t>
+      </w:r>
+      <w:r>
+        <w:rPr>
+          <w:lang w:val="sr-Cyrl-RS"/>
+        </w:rPr>
+        <w:t xml:space="preserve">протокола огледа у његовој математичко формулацији, његова практична вредност долази до изражаја кроз радне оквире као што је </w:t>
+      </w:r>
+      <w:r>
+        <w:rPr>
+          <w:i/>
+        </w:rPr>
+        <w:t>MP-SPDZ</w:t>
+      </w:r>
+      <w:r>
+        <w:rPr>
+          <w:i/>
+          <w:lang w:val="sr-Cyrl-RS"/>
+        </w:rPr>
+        <w:t xml:space="preserve"> </w:t>
+      </w:r>
+      <w:r>
+        <w:rPr>
+          <w:lang w:val="sr-Cyrl-RS"/>
+        </w:rPr>
+        <w:t>(описан у оквиру поглавља о имплементацији рада).</w:t>
+      </w:r>
+    </w:p>
+    <w:p>
+      <w:pPr>
+        <w:pStyle w:val="Tekst"/>
+        <w:rPr>
+          <w:lang w:val="sr-Cyrl-RS"/>
+        </w:rPr>
+      </w:pPr>
+      <w:r>
+        <w:rPr>
+          <w:lang w:val="sr-Cyrl-RS"/>
+        </w:rPr>
+        <w:br w:type="page"/>
       </w:r>
     </w:p>
     <w:p>
@@ -16048,7 +18876,6 @@
           <w:szCs w:val="24"/>
           <w14:ligatures w14:val="none"/>
         </w:rPr>
-        <w:lastRenderedPageBreak/>
         <w:t>[10]</w:t>
       </w:r>
       <w:r>
@@ -16208,6 +19035,7 @@
         <w:rPr>
           <w:b/>
         </w:rPr>
+        <w:lastRenderedPageBreak/>
         <w:t>[14]</w:t>
       </w:r>
       <w:r>
@@ -16228,7 +19056,7 @@
       <w:r>
         <w:t xml:space="preserve"> </w:t>
       </w:r>
-      <w:hyperlink r:id="rId37" w:tgtFrame="_new" w:history="1">
+      <w:hyperlink r:id="rId38" w:tgtFrame="_new" w:history="1">
         <w:r>
           <w:rPr>
             <w:rStyle w:val="Hyperlink"/>
@@ -16765,8 +19593,6 @@
           <w14:ligatures w14:val="none"/>
         </w:rPr>
       </w:pPr>
-      <w:bookmarkStart w:id="8" w:name="_GoBack"/>
-      <w:bookmarkEnd w:id="8"/>
       <w:r>
         <w:rPr>
           <w:rFonts w:eastAsia="Times New Roman" w:cs="Times New Roman"/>
@@ -16807,6 +19633,141 @@
           <w14:ligatures w14:val="none"/>
         </w:rPr>
         <w:t>, Paper 2019/953.</w:t>
+      </w:r>
+      <w:proofErr w:type="gramEnd"/>
+    </w:p>
+    <w:p>
+      <w:r>
+        <w:rPr>
+          <w:b/>
+        </w:rPr>
+        <w:t>[25]</w:t>
+      </w:r>
+      <w:r>
+        <w:t xml:space="preserve"> Yao, A. C. (1982). </w:t>
+      </w:r>
+      <w:proofErr w:type="gramStart"/>
+      <w:r>
+        <w:t>"Protocols for secure computations."</w:t>
+      </w:r>
+      <w:proofErr w:type="gramEnd"/>
+      <w:r>
+        <w:t xml:space="preserve"> </w:t>
+      </w:r>
+      <w:proofErr w:type="gramStart"/>
+      <w:r>
+        <w:t>In Foundations of Computer Science, 1982.</w:t>
+      </w:r>
+      <w:proofErr w:type="gramEnd"/>
+      <w:r>
+        <w:t xml:space="preserve"> </w:t>
+      </w:r>
+      <w:proofErr w:type="gramStart"/>
+      <w:r>
+        <w:t>SFCS'08.</w:t>
+      </w:r>
+      <w:proofErr w:type="gramEnd"/>
+      <w:r>
+        <w:t xml:space="preserve"> 23rd Annual Symposium on (pp. 160-164). </w:t>
+      </w:r>
+      <w:proofErr w:type="gramStart"/>
+      <w:r>
+        <w:t>IEEE.</w:t>
+      </w:r>
+      <w:proofErr w:type="gramEnd"/>
+    </w:p>
+    <w:p>
+      <w:r>
+        <w:rPr>
+          <w:b/>
+          <w:bCs/>
+        </w:rPr>
+        <w:t>[26]</w:t>
+      </w:r>
+      <w:r>
+        <w:t xml:space="preserve"> Ben-Or, M., Goldwasser, S., &amp; Wigderson, A. (1988). </w:t>
+      </w:r>
+      <w:proofErr w:type="gramStart"/>
+      <w:r>
+        <w:t>"Completeness theorems for non-cryptographic fault-tolerant distributed computation."</w:t>
+      </w:r>
+      <w:proofErr w:type="gramEnd"/>
+      <w:r>
+        <w:t xml:space="preserve"> </w:t>
+      </w:r>
+      <w:proofErr w:type="gramStart"/>
+      <w:r>
+        <w:t xml:space="preserve">In </w:t>
+      </w:r>
+      <w:r>
+        <w:rPr>
+          <w:i/>
+          <w:iCs/>
+        </w:rPr>
+        <w:t>Proceedings of the twentieth annual ACM symposium on Theory of computing</w:t>
+      </w:r>
+      <w:r>
+        <w:t xml:space="preserve"> (pp. 1-10).</w:t>
+      </w:r>
+      <w:proofErr w:type="gramEnd"/>
+      <w:r>
+        <w:t xml:space="preserve"> </w:t>
+      </w:r>
+    </w:p>
+    <w:p>
+      <w:r>
+        <w:rPr>
+          <w:b/>
+          <w:bCs/>
+        </w:rPr>
+        <w:t>[27]</w:t>
+      </w:r>
+      <w:r>
+        <w:t xml:space="preserve"> Shamir, A. (1979). </w:t>
+      </w:r>
+      <w:proofErr w:type="gramStart"/>
+      <w:r>
+        <w:t>"How to share a secret."</w:t>
+      </w:r>
+      <w:proofErr w:type="gramEnd"/>
+      <w:r>
+        <w:t xml:space="preserve"> </w:t>
+      </w:r>
+      <w:r>
+        <w:rPr>
+          <w:i/>
+          <w:iCs/>
+        </w:rPr>
+        <w:t>Communications of the ACM</w:t>
+      </w:r>
+      <w:r>
+        <w:t xml:space="preserve">, 22(11), 612-613. </w:t>
+      </w:r>
+    </w:p>
+    <w:p>
+      <w:r>
+        <w:rPr>
+          <w:b/>
+          <w:bCs/>
+        </w:rPr>
+        <w:t>[28]</w:t>
+      </w:r>
+      <w:r>
+        <w:t xml:space="preserve"> Beaver, D. (1991). "Efficient multiparty protocols using circuit randomization." In </w:t>
+      </w:r>
+      <w:r>
+        <w:rPr>
+          <w:i/>
+          <w:iCs/>
+        </w:rPr>
+        <w:t>Advances in Cryptology—CRYPTO'91</w:t>
+      </w:r>
+      <w:r>
+        <w:t xml:space="preserve"> (pp. 420-432). </w:t>
+      </w:r>
+      <w:proofErr w:type="gramStart"/>
+      <w:r>
+        <w:t>Springer.</w:t>
       </w:r>
       <w:proofErr w:type="gramEnd"/>
     </w:p>
@@ -19411,7 +22372,7 @@
                     </pic:cNvPicPr>
                   </pic:nvPicPr>
                   <pic:blipFill>
-                    <a:blip r:embed="rId38" cstate="print">
+                    <a:blip r:embed="rId39" cstate="print">
                       <a:extLst>
                         <a:ext uri="{28A0092B-C50C-407E-A947-70E740481C1C}">
                           <a14:useLocalDpi xmlns:a14="http://schemas.microsoft.com/office/drawing/2010/main" val="0"/>
@@ -19794,7 +22755,7 @@
                                 <v:shape id="_x0000_i1027" type="#_x0000_t75" style="width:94.65pt;height:94.65pt" o:ole="" fillcolor="window">
                                   <v:imagedata r:id="rId9" o:title=""/>
                                 </v:shape>
-                                <o:OLEObject Type="Embed" ProgID="CorelDraw.Graphic.7" ShapeID="_x0000_i1027" DrawAspect="Content" ObjectID="_1837781308" r:id="rId39"/>
+                                <o:OLEObject Type="Embed" ProgID="CorelDraw.Graphic.7" ShapeID="_x0000_i1027" DrawAspect="Content" ObjectID="_1837969703" r:id="rId40"/>
                               </w:object>
                             </w:r>
                           </w:p>
@@ -19858,7 +22819,7 @@
                           <v:shape id="_x0000_i1027" type="#_x0000_t75" style="width:94.65pt;height:94.65pt" o:ole="" fillcolor="window">
                             <v:imagedata r:id="rId9" o:title=""/>
                           </v:shape>
-                          <o:OLEObject Type="Embed" ProgID="CorelDraw.Graphic.7" ShapeID="_x0000_i1027" DrawAspect="Content" ObjectID="_1837781308" r:id="rId40"/>
+                          <o:OLEObject Type="Embed" ProgID="CorelDraw.Graphic.7" ShapeID="_x0000_i1027" DrawAspect="Content" ObjectID="_1837969703" r:id="rId41"/>
                         </w:object>
                       </w:r>
                     </w:p>
@@ -20016,7 +22977,7 @@
                     </pic:cNvPicPr>
                   </pic:nvPicPr>
                   <pic:blipFill>
-                    <a:blip r:embed="rId41" cstate="print">
+                    <a:blip r:embed="rId42" cstate="print">
                       <a:extLst>
                         <a:ext uri="{28A0092B-C50C-407E-A947-70E740481C1C}">
                           <a14:useLocalDpi xmlns:a14="http://schemas.microsoft.com/office/drawing/2010/main" val="0"/>
@@ -20146,7 +23107,7 @@
                     </pic:cNvPicPr>
                   </pic:nvPicPr>
                   <pic:blipFill rotWithShape="1">
-                    <a:blip r:embed="rId42" cstate="print">
+                    <a:blip r:embed="rId43" cstate="print">
                       <a:extLst>
                         <a:ext uri="{28A0092B-C50C-407E-A947-70E740481C1C}">
                           <a14:useLocalDpi xmlns:a14="http://schemas.microsoft.com/office/drawing/2010/main" val="0"/>
@@ -22410,10 +25371,10 @@
       </w:pPr>
     </w:p>
     <w:sectPr>
-      <w:headerReference w:type="even" r:id="rId43"/>
-      <w:headerReference w:type="default" r:id="rId44"/>
-      <w:footerReference w:type="even" r:id="rId45"/>
-      <w:footerReference w:type="default" r:id="rId46"/>
+      <w:headerReference w:type="even" r:id="rId44"/>
+      <w:headerReference w:type="default" r:id="rId45"/>
+      <w:footerReference w:type="even" r:id="rId46"/>
+      <w:footerReference w:type="default" r:id="rId47"/>
       <w:pgSz w:w="11906" w:h="16838" w:code="9"/>
       <w:pgMar w:top="1152" w:right="1152" w:bottom="1152" w:left="1440" w:header="720" w:footer="432" w:gutter="0"/>
       <w:pgNumType w:start="1"/>
@@ -22516,7 +25477,7 @@
             <w:noProof/>
             <w:szCs w:val="24"/>
           </w:rPr>
-          <w:t>16</w:t>
+          <w:t>18</w:t>
         </w:r>
         <w:r>
           <w:rPr>
@@ -22585,7 +25546,7 @@
             <w:noProof/>
             <w:szCs w:val="24"/>
           </w:rPr>
-          <w:t>15</w:t>
+          <w:t>17</w:t>
         </w:r>
         <w:r>
           <w:rPr>
@@ -26021,6 +28982,95 @@
     </w:lvl>
   </w:abstractNum>
   <w:abstractNum w:abstractNumId="14">
+    <w:nsid w:val="4FEF43C3"/>
+    <w:multiLevelType w:val="hybridMultilevel"/>
+    <w:tmpl w:val="715C7AEA"/>
+    <w:lvl w:ilvl="0" w:tplc="176CE310">
+      <w:start w:val="1"/>
+      <w:numFmt w:val="decimal"/>
+      <w:lvlText w:val="%1."/>
+      <w:lvlJc w:val="left"/>
+      <w:pPr>
+        <w:ind w:left="648" w:hanging="360"/>
+      </w:pPr>
+      <w:rPr>
+        <w:rFonts w:hint="default"/>
+      </w:rPr>
+    </w:lvl>
+    <w:lvl w:ilvl="1" w:tplc="04090019" w:tentative="1">
+      <w:start w:val="1"/>
+      <w:numFmt w:val="lowerLetter"/>
+      <w:lvlText w:val="%2."/>
+      <w:lvlJc w:val="left"/>
+      <w:pPr>
+        <w:ind w:left="1368" w:hanging="360"/>
+      </w:pPr>
+    </w:lvl>
+    <w:lvl w:ilvl="2" w:tplc="0409001B" w:tentative="1">
+      <w:start w:val="1"/>
+      <w:numFmt w:val="lowerRoman"/>
+      <w:lvlText w:val="%3."/>
+      <w:lvlJc w:val="right"/>
+      <w:pPr>
+        <w:ind w:left="2088" w:hanging="180"/>
+      </w:pPr>
+    </w:lvl>
+    <w:lvl w:ilvl="3" w:tplc="0409000F" w:tentative="1">
+      <w:start w:val="1"/>
+      <w:numFmt w:val="decimal"/>
+      <w:lvlText w:val="%4."/>
+      <w:lvlJc w:val="left"/>
+      <w:pPr>
+        <w:ind w:left="2808" w:hanging="360"/>
+      </w:pPr>
+    </w:lvl>
+    <w:lvl w:ilvl="4" w:tplc="04090019" w:tentative="1">
+      <w:start w:val="1"/>
+      <w:numFmt w:val="lowerLetter"/>
+      <w:lvlText w:val="%5."/>
+      <w:lvlJc w:val="left"/>
+      <w:pPr>
+        <w:ind w:left="3528" w:hanging="360"/>
+      </w:pPr>
+    </w:lvl>
+    <w:lvl w:ilvl="5" w:tplc="0409001B" w:tentative="1">
+      <w:start w:val="1"/>
+      <w:numFmt w:val="lowerRoman"/>
+      <w:lvlText w:val="%6."/>
+      <w:lvlJc w:val="right"/>
+      <w:pPr>
+        <w:ind w:left="4248" w:hanging="180"/>
+      </w:pPr>
+    </w:lvl>
+    <w:lvl w:ilvl="6" w:tplc="0409000F" w:tentative="1">
+      <w:start w:val="1"/>
+      <w:numFmt w:val="decimal"/>
+      <w:lvlText w:val="%7."/>
+      <w:lvlJc w:val="left"/>
+      <w:pPr>
+        <w:ind w:left="4968" w:hanging="360"/>
+      </w:pPr>
+    </w:lvl>
+    <w:lvl w:ilvl="7" w:tplc="04090019" w:tentative="1">
+      <w:start w:val="1"/>
+      <w:numFmt w:val="lowerLetter"/>
+      <w:lvlText w:val="%8."/>
+      <w:lvlJc w:val="left"/>
+      <w:pPr>
+        <w:ind w:left="5688" w:hanging="360"/>
+      </w:pPr>
+    </w:lvl>
+    <w:lvl w:ilvl="8" w:tplc="0409001B" w:tentative="1">
+      <w:start w:val="1"/>
+      <w:numFmt w:val="lowerRoman"/>
+      <w:lvlText w:val="%9."/>
+      <w:lvlJc w:val="right"/>
+      <w:pPr>
+        <w:ind w:left="6408" w:hanging="180"/>
+      </w:pPr>
+    </w:lvl>
+  </w:abstractNum>
+  <w:abstractNum w:abstractNumId="15">
     <w:nsid w:val="5C9516DF"/>
     <w:multiLevelType w:val="hybridMultilevel"/>
     <w:tmpl w:val="7046B518"/>
@@ -26133,7 +29183,7 @@
       </w:rPr>
     </w:lvl>
   </w:abstractNum>
-  <w:abstractNum w:abstractNumId="15">
+  <w:abstractNum w:abstractNumId="16">
     <w:nsid w:val="5FC41E03"/>
     <w:multiLevelType w:val="hybridMultilevel"/>
     <w:tmpl w:val="14C415F0"/>
@@ -26246,7 +29296,7 @@
       </w:rPr>
     </w:lvl>
   </w:abstractNum>
-  <w:abstractNum w:abstractNumId="16">
+  <w:abstractNum w:abstractNumId="17">
     <w:nsid w:val="615544BB"/>
     <w:multiLevelType w:val="hybridMultilevel"/>
     <w:tmpl w:val="EDC2E49E"/>
@@ -26359,7 +29409,7 @@
       </w:rPr>
     </w:lvl>
   </w:abstractNum>
-  <w:abstractNum w:abstractNumId="17">
+  <w:abstractNum w:abstractNumId="18">
     <w:nsid w:val="62897D6F"/>
     <w:multiLevelType w:val="hybridMultilevel"/>
     <w:tmpl w:val="D7EAB200"/>
@@ -26472,7 +29522,121 @@
       </w:rPr>
     </w:lvl>
   </w:abstractNum>
-  <w:abstractNum w:abstractNumId="18">
+  <w:abstractNum w:abstractNumId="19">
+    <w:nsid w:val="62B04DEB"/>
+    <w:multiLevelType w:val="multilevel"/>
+    <w:tmpl w:val="44B404CE"/>
+    <w:lvl w:ilvl="0">
+      <w:start w:val="1"/>
+      <w:numFmt w:val="decimal"/>
+      <w:lvlText w:val="%1"/>
+      <w:lvlJc w:val="left"/>
+      <w:pPr>
+        <w:ind w:left="648" w:hanging="360"/>
+      </w:pPr>
+      <w:rPr>
+        <w:rFonts w:hint="default"/>
+      </w:rPr>
+    </w:lvl>
+    <w:lvl w:ilvl="1">
+      <w:start w:val="2"/>
+      <w:numFmt w:val="decimal"/>
+      <w:lvlText w:val="%1.%2"/>
+      <w:lvlJc w:val="left"/>
+      <w:pPr>
+        <w:ind w:left="648" w:hanging="360"/>
+      </w:pPr>
+      <w:rPr>
+        <w:rFonts w:hint="default"/>
+      </w:rPr>
+    </w:lvl>
+    <w:lvl w:ilvl="2">
+      <w:start w:val="1"/>
+      <w:numFmt w:val="decimal"/>
+      <w:lvlText w:val="%1.%2.%3"/>
+      <w:lvlJc w:val="left"/>
+      <w:pPr>
+        <w:ind w:left="1008" w:hanging="720"/>
+      </w:pPr>
+      <w:rPr>
+        <w:rFonts w:hint="default"/>
+        <w:i w:val="0"/>
+      </w:rPr>
+    </w:lvl>
+    <w:lvl w:ilvl="3">
+      <w:start w:val="1"/>
+      <w:numFmt w:val="decimal"/>
+      <w:lvlText w:val="%1.%2.%3.%4"/>
+      <w:lvlJc w:val="left"/>
+      <w:pPr>
+        <w:ind w:left="1008" w:hanging="720"/>
+      </w:pPr>
+      <w:rPr>
+        <w:rFonts w:hint="default"/>
+      </w:rPr>
+    </w:lvl>
+    <w:lvl w:ilvl="4">
+      <w:start w:val="1"/>
+      <w:numFmt w:val="decimal"/>
+      <w:lvlText w:val="%1.%2.%3.%4.%5"/>
+      <w:lvlJc w:val="left"/>
+      <w:pPr>
+        <w:ind w:left="1368" w:hanging="1080"/>
+      </w:pPr>
+      <w:rPr>
+        <w:rFonts w:hint="default"/>
+      </w:rPr>
+    </w:lvl>
+    <w:lvl w:ilvl="5">
+      <w:start w:val="1"/>
+      <w:numFmt w:val="decimal"/>
+      <w:lvlText w:val="%1.%2.%3.%4.%5.%6"/>
+      <w:lvlJc w:val="left"/>
+      <w:pPr>
+        <w:ind w:left="1368" w:hanging="1080"/>
+      </w:pPr>
+      <w:rPr>
+        <w:rFonts w:hint="default"/>
+      </w:rPr>
+    </w:lvl>
+    <w:lvl w:ilvl="6">
+      <w:start w:val="1"/>
+      <w:numFmt w:val="decimal"/>
+      <w:lvlText w:val="%1.%2.%3.%4.%5.%6.%7"/>
+      <w:lvlJc w:val="left"/>
+      <w:pPr>
+        <w:ind w:left="1728" w:hanging="1440"/>
+      </w:pPr>
+      <w:rPr>
+        <w:rFonts w:hint="default"/>
+      </w:rPr>
+    </w:lvl>
+    <w:lvl w:ilvl="7">
+      <w:start w:val="1"/>
+      <w:numFmt w:val="decimal"/>
+      <w:lvlText w:val="%1.%2.%3.%4.%5.%6.%7.%8"/>
+      <w:lvlJc w:val="left"/>
+      <w:pPr>
+        <w:ind w:left="2088" w:hanging="1800"/>
+      </w:pPr>
+      <w:rPr>
+        <w:rFonts w:hint="default"/>
+      </w:rPr>
+    </w:lvl>
+    <w:lvl w:ilvl="8">
+      <w:start w:val="1"/>
+      <w:numFmt w:val="decimal"/>
+      <w:lvlText w:val="%1.%2.%3.%4.%5.%6.%7.%8.%9"/>
+      <w:lvlJc w:val="left"/>
+      <w:pPr>
+        <w:ind w:left="2088" w:hanging="1800"/>
+      </w:pPr>
+      <w:rPr>
+        <w:rFonts w:hint="default"/>
+      </w:rPr>
+    </w:lvl>
+  </w:abstractNum>
+  <w:abstractNum w:abstractNumId="20">
     <w:nsid w:val="63B90D4E"/>
     <w:multiLevelType w:val="hybridMultilevel"/>
     <w:tmpl w:val="4DBC862E"/>
@@ -26585,17 +29749,17 @@
       </w:rPr>
     </w:lvl>
   </w:abstractNum>
-  <w:abstractNum w:abstractNumId="19">
-    <w:nsid w:val="6A685F0C"/>
+  <w:abstractNum w:abstractNumId="21">
+    <w:nsid w:val="691178C3"/>
     <w:multiLevelType w:val="hybridMultilevel"/>
-    <w:tmpl w:val="1D22165E"/>
-    <w:lvl w:ilvl="0" w:tplc="9B6ADC16">
+    <w:tmpl w:val="715C7AEA"/>
+    <w:lvl w:ilvl="0" w:tplc="176CE310">
       <w:start w:val="1"/>
       <w:numFmt w:val="decimal"/>
-      <w:lvlText w:val="[%1]"/>
+      <w:lvlText w:val="%1."/>
       <w:lvlJc w:val="left"/>
       <w:pPr>
-        <w:ind w:left="720" w:hanging="360"/>
+        <w:ind w:left="648" w:hanging="360"/>
       </w:pPr>
       <w:rPr>
         <w:rFonts w:hint="default"/>
@@ -26607,7 +29771,7 @@
       <w:lvlText w:val="%2."/>
       <w:lvlJc w:val="left"/>
       <w:pPr>
-        <w:ind w:left="1440" w:hanging="360"/>
+        <w:ind w:left="1368" w:hanging="360"/>
       </w:pPr>
     </w:lvl>
     <w:lvl w:ilvl="2" w:tplc="0409001B" w:tentative="1">
@@ -26616,7 +29780,7 @@
       <w:lvlText w:val="%3."/>
       <w:lvlJc w:val="right"/>
       <w:pPr>
-        <w:ind w:left="2160" w:hanging="180"/>
+        <w:ind w:left="2088" w:hanging="180"/>
       </w:pPr>
     </w:lvl>
     <w:lvl w:ilvl="3" w:tplc="0409000F" w:tentative="1">
@@ -26625,7 +29789,7 @@
       <w:lvlText w:val="%4."/>
       <w:lvlJc w:val="left"/>
       <w:pPr>
-        <w:ind w:left="2880" w:hanging="360"/>
+        <w:ind w:left="2808" w:hanging="360"/>
       </w:pPr>
     </w:lvl>
     <w:lvl w:ilvl="4" w:tplc="04090019" w:tentative="1">
@@ -26634,7 +29798,7 @@
       <w:lvlText w:val="%5."/>
       <w:lvlJc w:val="left"/>
       <w:pPr>
-        <w:ind w:left="3600" w:hanging="360"/>
+        <w:ind w:left="3528" w:hanging="360"/>
       </w:pPr>
     </w:lvl>
     <w:lvl w:ilvl="5" w:tplc="0409001B" w:tentative="1">
@@ -26643,7 +29807,7 @@
       <w:lvlText w:val="%6."/>
       <w:lvlJc w:val="right"/>
       <w:pPr>
-        <w:ind w:left="4320" w:hanging="180"/>
+        <w:ind w:left="4248" w:hanging="180"/>
       </w:pPr>
     </w:lvl>
     <w:lvl w:ilvl="6" w:tplc="0409000F" w:tentative="1">
@@ -26652,7 +29816,7 @@
       <w:lvlText w:val="%7."/>
       <w:lvlJc w:val="left"/>
       <w:pPr>
-        <w:ind w:left="5040" w:hanging="360"/>
+        <w:ind w:left="4968" w:hanging="360"/>
       </w:pPr>
     </w:lvl>
     <w:lvl w:ilvl="7" w:tplc="04090019" w:tentative="1">
@@ -26661,7 +29825,7 @@
       <w:lvlText w:val="%8."/>
       <w:lvlJc w:val="left"/>
       <w:pPr>
-        <w:ind w:left="5760" w:hanging="360"/>
+        <w:ind w:left="5688" w:hanging="360"/>
       </w:pPr>
     </w:lvl>
     <w:lvl w:ilvl="8" w:tplc="0409001B" w:tentative="1">
@@ -26670,11 +29834,100 @@
       <w:lvlText w:val="%9."/>
       <w:lvlJc w:val="right"/>
       <w:pPr>
-        <w:ind w:left="6480" w:hanging="180"/>
+        <w:ind w:left="6408" w:hanging="180"/>
       </w:pPr>
     </w:lvl>
   </w:abstractNum>
-  <w:abstractNum w:abstractNumId="20">
+  <w:abstractNum w:abstractNumId="22">
+    <w:nsid w:val="6A685F0C"/>
+    <w:multiLevelType w:val="hybridMultilevel"/>
+    <w:tmpl w:val="1D22165E"/>
+    <w:lvl w:ilvl="0" w:tplc="9B6ADC16">
+      <w:start w:val="1"/>
+      <w:numFmt w:val="decimal"/>
+      <w:lvlText w:val="[%1]"/>
+      <w:lvlJc w:val="left"/>
+      <w:pPr>
+        <w:ind w:left="720" w:hanging="360"/>
+      </w:pPr>
+      <w:rPr>
+        <w:rFonts w:hint="default"/>
+      </w:rPr>
+    </w:lvl>
+    <w:lvl w:ilvl="1" w:tplc="04090019" w:tentative="1">
+      <w:start w:val="1"/>
+      <w:numFmt w:val="lowerLetter"/>
+      <w:lvlText w:val="%2."/>
+      <w:lvlJc w:val="left"/>
+      <w:pPr>
+        <w:ind w:left="1440" w:hanging="360"/>
+      </w:pPr>
+    </w:lvl>
+    <w:lvl w:ilvl="2" w:tplc="0409001B" w:tentative="1">
+      <w:start w:val="1"/>
+      <w:numFmt w:val="lowerRoman"/>
+      <w:lvlText w:val="%3."/>
+      <w:lvlJc w:val="right"/>
+      <w:pPr>
+        <w:ind w:left="2160" w:hanging="180"/>
+      </w:pPr>
+    </w:lvl>
+    <w:lvl w:ilvl="3" w:tplc="0409000F" w:tentative="1">
+      <w:start w:val="1"/>
+      <w:numFmt w:val="decimal"/>
+      <w:lvlText w:val="%4."/>
+      <w:lvlJc w:val="left"/>
+      <w:pPr>
+        <w:ind w:left="2880" w:hanging="360"/>
+      </w:pPr>
+    </w:lvl>
+    <w:lvl w:ilvl="4" w:tplc="04090019" w:tentative="1">
+      <w:start w:val="1"/>
+      <w:numFmt w:val="lowerLetter"/>
+      <w:lvlText w:val="%5."/>
+      <w:lvlJc w:val="left"/>
+      <w:pPr>
+        <w:ind w:left="3600" w:hanging="360"/>
+      </w:pPr>
+    </w:lvl>
+    <w:lvl w:ilvl="5" w:tplc="0409001B" w:tentative="1">
+      <w:start w:val="1"/>
+      <w:numFmt w:val="lowerRoman"/>
+      <w:lvlText w:val="%6."/>
+      <w:lvlJc w:val="right"/>
+      <w:pPr>
+        <w:ind w:left="4320" w:hanging="180"/>
+      </w:pPr>
+    </w:lvl>
+    <w:lvl w:ilvl="6" w:tplc="0409000F" w:tentative="1">
+      <w:start w:val="1"/>
+      <w:numFmt w:val="decimal"/>
+      <w:lvlText w:val="%7."/>
+      <w:lvlJc w:val="left"/>
+      <w:pPr>
+        <w:ind w:left="5040" w:hanging="360"/>
+      </w:pPr>
+    </w:lvl>
+    <w:lvl w:ilvl="7" w:tplc="04090019" w:tentative="1">
+      <w:start w:val="1"/>
+      <w:numFmt w:val="lowerLetter"/>
+      <w:lvlText w:val="%8."/>
+      <w:lvlJc w:val="left"/>
+      <w:pPr>
+        <w:ind w:left="5760" w:hanging="360"/>
+      </w:pPr>
+    </w:lvl>
+    <w:lvl w:ilvl="8" w:tplc="0409001B" w:tentative="1">
+      <w:start w:val="1"/>
+      <w:numFmt w:val="lowerRoman"/>
+      <w:lvlText w:val="%9."/>
+      <w:lvlJc w:val="right"/>
+      <w:pPr>
+        <w:ind w:left="6480" w:hanging="180"/>
+      </w:pPr>
+    </w:lvl>
+  </w:abstractNum>
+  <w:abstractNum w:abstractNumId="23">
     <w:nsid w:val="6A9D5588"/>
     <w:multiLevelType w:val="hybridMultilevel"/>
     <w:tmpl w:val="2D28D23A"/>
@@ -26787,7 +30040,7 @@
       </w:rPr>
     </w:lvl>
   </w:abstractNum>
-  <w:abstractNum w:abstractNumId="21">
+  <w:abstractNum w:abstractNumId="24">
     <w:nsid w:val="70524DBC"/>
     <w:multiLevelType w:val="hybridMultilevel"/>
     <w:tmpl w:val="57887536"/>
@@ -26926,7 +30179,7 @@
       </w:rPr>
     </w:lvl>
   </w:abstractNum>
-  <w:abstractNum w:abstractNumId="22">
+  <w:abstractNum w:abstractNumId="25">
     <w:nsid w:val="74AC3E06"/>
     <w:multiLevelType w:val="hybridMultilevel"/>
     <w:tmpl w:val="35600980"/>
@@ -27039,7 +30292,7 @@
       </w:rPr>
     </w:lvl>
   </w:abstractNum>
-  <w:abstractNum w:abstractNumId="23">
+  <w:abstractNum w:abstractNumId="26">
     <w:nsid w:val="7ACB0754"/>
     <w:multiLevelType w:val="hybridMultilevel"/>
     <w:tmpl w:val="9DC2B02A"/>
@@ -27152,7 +30405,7 @@
       </w:rPr>
     </w:lvl>
   </w:abstractNum>
-  <w:abstractNum w:abstractNumId="24">
+  <w:abstractNum w:abstractNumId="27">
     <w:nsid w:val="7ADC1D1E"/>
     <w:multiLevelType w:val="hybridMultilevel"/>
     <w:tmpl w:val="76CC0898"/>
@@ -27266,28 +30519,28 @@
     </w:lvl>
   </w:abstractNum>
   <w:num w:numId="1">
-    <w:abstractNumId w:val="21"/>
+    <w:abstractNumId w:val="24"/>
   </w:num>
   <w:num w:numId="2">
-    <w:abstractNumId w:val="14"/>
+    <w:abstractNumId w:val="15"/>
   </w:num>
   <w:num w:numId="3">
-    <w:abstractNumId w:val="20"/>
+    <w:abstractNumId w:val="23"/>
   </w:num>
   <w:num w:numId="4">
     <w:abstractNumId w:val="10"/>
   </w:num>
   <w:num w:numId="5">
-    <w:abstractNumId w:val="19"/>
+    <w:abstractNumId w:val="22"/>
   </w:num>
   <w:num w:numId="6">
     <w:abstractNumId w:val="8"/>
   </w:num>
   <w:num w:numId="7">
-    <w:abstractNumId w:val="17"/>
+    <w:abstractNumId w:val="18"/>
   </w:num>
   <w:num w:numId="8">
-    <w:abstractNumId w:val="22"/>
+    <w:abstractNumId w:val="25"/>
   </w:num>
   <w:num w:numId="9">
     <w:abstractNumId w:val="7"/>
@@ -27299,7 +30552,7 @@
     <w:abstractNumId w:val="4"/>
   </w:num>
   <w:num w:numId="12">
-    <w:abstractNumId w:val="18"/>
+    <w:abstractNumId w:val="20"/>
   </w:num>
   <w:num w:numId="13">
     <w:abstractNumId w:val="6"/>
@@ -27311,7 +30564,7 @@
     <w:abstractNumId w:val="11"/>
   </w:num>
   <w:num w:numId="16">
-    <w:abstractNumId w:val="24"/>
+    <w:abstractNumId w:val="27"/>
   </w:num>
   <w:num w:numId="17">
     <w:abstractNumId w:val="12"/>
@@ -27326,7 +30579,7 @@
     <w:abstractNumId w:val="5"/>
   </w:num>
   <w:num w:numId="21">
-    <w:abstractNumId w:val="16"/>
+    <w:abstractNumId w:val="17"/>
   </w:num>
   <w:num w:numId="22">
     <w:abstractNumId w:val="0"/>
@@ -27335,10 +30588,19 @@
     <w:abstractNumId w:val="3"/>
   </w:num>
   <w:num w:numId="24">
-    <w:abstractNumId w:val="23"/>
+    <w:abstractNumId w:val="26"/>
   </w:num>
   <w:num w:numId="25">
-    <w:abstractNumId w:val="15"/>
+    <w:abstractNumId w:val="16"/>
+  </w:num>
+  <w:num w:numId="26">
+    <w:abstractNumId w:val="19"/>
+  </w:num>
+  <w:num w:numId="27">
+    <w:abstractNumId w:val="14"/>
+  </w:num>
+  <w:num w:numId="28">
+    <w:abstractNumId w:val="21"/>
   </w:num>
 </w:numbering>
 </file>
@@ -29338,6 +32600,7 @@
   <w:rsids>
     <w:rsidRoot w:val="00071C04"/>
     <w:rsid w:val="00071C04"/>
+    <w:rsid w:val="007265F0"/>
   </w:rsids>
   <m:mathPr>
     <m:mathFont m:val="Cambria Math"/>
@@ -29551,10 +32814,14 @@
     <w:basedOn w:val="DefaultParagraphFont"/>
     <w:uiPriority w:val="99"/>
     <w:semiHidden/>
-    <w:rsid w:val="00071C04"/>
+    <w:rsid w:val="007265F0"/>
     <w:rPr>
       <w:color w:val="808080"/>
     </w:rPr>
+  </w:style>
+  <w:style w:type="paragraph" w:customStyle="1" w:styleId="E021236D8EA6453FA8050085659F726B">
+    <w:name w:val="E021236D8EA6453FA8050085659F726B"/>
+    <w:rsid w:val="007265F0"/>
   </w:style>
 </w:styles>
 </file>
@@ -29751,10 +33018,14 @@
     <w:basedOn w:val="DefaultParagraphFont"/>
     <w:uiPriority w:val="99"/>
     <w:semiHidden/>
-    <w:rsid w:val="00071C04"/>
+    <w:rsid w:val="007265F0"/>
     <w:rPr>
       <w:color w:val="808080"/>
     </w:rPr>
+  </w:style>
+  <w:style w:type="paragraph" w:customStyle="1" w:styleId="E021236D8EA6453FA8050085659F726B">
+    <w:name w:val="E021236D8EA6453FA8050085659F726B"/>
+    <w:rsid w:val="007265F0"/>
   </w:style>
 </w:styles>
 </file>
@@ -30055,7 +33326,7 @@
   <a:extraClrSchemeLst/>
   <a:extLst>
     <a:ext uri="{05A4C25C-085E-4340-85A3-A5531E510DB2}">
-      <thm15:themeFamily xmlns="" xmlns:thm15="http://schemas.microsoft.com/office/thememl/2012/main" name="Office Theme" id="{62F939B6-93AF-4DB8-9C6B-D6C7DFDC589F}" vid="{4A3C46E8-61CC-4603-A589-7422A47A8E4A}"/>
+      <thm15:themeFamily xmlns:thm15="http://schemas.microsoft.com/office/thememl/2012/main" xmlns="" name="Office Theme" id="{62F939B6-93AF-4DB8-9C6B-D6C7DFDC589F}" vid="{4A3C46E8-61CC-4603-A589-7422A47A8E4A}"/>
     </a:ext>
   </a:extLst>
 </a:theme>
@@ -30066,7 +33337,7 @@
 </file>
 
 <file path=customXml/itemProps1.xml><?xml version="1.0" encoding="utf-8"?>
-<ds:datastoreItem xmlns:ds="http://schemas.openxmlformats.org/officeDocument/2006/customXml" ds:itemID="{047D583B-724C-40EE-9986-DB001C970302}">
+<ds:datastoreItem xmlns:ds="http://schemas.openxmlformats.org/officeDocument/2006/customXml" ds:itemID="{788888F8-2F61-47B8-8F22-FF289DCDE824}">
   <ds:schemaRefs>
     <ds:schemaRef ds:uri="http://schemas.openxmlformats.org/officeDocument/2006/bibliography"/>
   </ds:schemaRefs>

--- a/FTN_МSc_Luka_Ušljebrka.docx
+++ b/FTN_МSc_Luka_Ušljebrka.docx
@@ -72,7 +72,7 @@
                 <v:shape id="_x0000_i1025" type="#_x0000_t75" style="width:63.35pt;height:64.65pt" o:ole="" fillcolor="window">
                   <v:imagedata r:id="rId9" o:title=""/>
                 </v:shape>
-                <o:OLEObject Type="Embed" ProgID="CorelDraw.Graphic.7" ShapeID="_x0000_i1025" DrawAspect="Content" ObjectID="_1837969702" r:id="rId10"/>
+                <o:OLEObject Type="Embed" ProgID="CorelDraw.Graphic.7" ShapeID="_x0000_i1025" DrawAspect="Content" ObjectID="_1838655110" r:id="rId10"/>
               </w:object>
             </w:r>
           </w:p>
@@ -14133,16 +14133,36 @@
         <w:rPr>
           <w:lang w:val="en-US"/>
         </w:rPr>
-        <w:t xml:space="preserve">– NIZK </w:t>
+        <w:t xml:space="preserve">– </w:t>
+      </w:r>
+      <w:r>
+        <w:rPr>
+          <w:i/>
+          <w:lang w:val="en-US"/>
+        </w:rPr>
+        <w:t>NIZK</w:t>
+      </w:r>
+      <w:r>
+        <w:rPr>
+          <w:lang w:val="en-US"/>
+        </w:rPr>
+        <w:t xml:space="preserve"> </w:t>
       </w:r>
       <w:r>
         <w:t xml:space="preserve">и </w:t>
       </w:r>
       <w:r>
         <w:rPr>
+          <w:i/>
           <w:lang w:val="en-US"/>
         </w:rPr>
-        <w:t xml:space="preserve">zk-SNARK </w:t>
+        <w:t>zk-SNARK</w:t>
+      </w:r>
+      <w:r>
+        <w:rPr>
+          <w:lang w:val="en-US"/>
+        </w:rPr>
+        <w:t xml:space="preserve"> </w:t>
       </w:r>
       <w:r>
         <w:t>системи</w:t>
@@ -14587,9 +14607,9 @@
       </w:pPr>
       <w:r>
         <w:lastRenderedPageBreak/>
-        <w:pict w14:anchorId="25EF0CC1">
-          <v:shape id="_x0000_i1026" type="#_x0000_t75" style="width:404pt;height:644.65pt">
-            <v:imagedata r:id="rId36" o:title="UML_NIZK_SEQUENCE"/>
+        <w:pict w14:anchorId="2E094AB6">
+          <v:shape id="_x0000_i1027" type="#_x0000_t75" style="width:442.65pt;height:640.65pt">
+            <v:imagedata r:id="rId36" o:title="ZKPEnglish"/>
           </v:shape>
         </w:pict>
       </w:r>
@@ -14947,6 +14967,9 @@
         <w:jc w:val="center"/>
       </w:pPr>
       <w:r>
+        <w:rPr>
+          <w:noProof/>
+        </w:rPr>
         <w:drawing>
           <wp:inline distT="0" distB="0" distL="0" distR="0" wp14:anchorId="6F40053D" wp14:editId="184AB18D">
             <wp:extent cx="5003800" cy="3275457"/>
@@ -17765,15 +17788,7 @@
         <w:rPr>
           <w:lang w:val="sr-Cyrl-RS"/>
         </w:rPr>
-        <w:t>Да би се елиминисало уско грло, у оквриу мрежне комуникације, које настаје при множењу тајни, појавила се потреба за измештањем рачунарс</w:t>
-      </w:r>
-      <w:bookmarkStart w:id="8" w:name="_GoBack"/>
-      <w:bookmarkEnd w:id="8"/>
-      <w:r>
-        <w:rPr>
-          <w:lang w:val="sr-Cyrl-RS"/>
-        </w:rPr>
-        <w:t xml:space="preserve">ки најзахтевнијих корака из главне фазе протокола. Фундаментално решење овог проблема понудио је Доналд Бивер </w:t>
+        <w:t xml:space="preserve">Да би се елиминисало уско грло, у оквриу мрежне комуникације, које настаје при множењу тајни, појавила се потреба за измештањем рачунарски најзахтевнијих корака из главне фазе протокола. Фундаментално решење овог проблема понудио је Доналд Бивер </w:t>
       </w:r>
       <w:r>
         <w:rPr>
@@ -18032,11 +18047,6 @@
       </w:r>
     </w:p>
     <w:p>
-      <w:pPr>
-        <w:rPr>
-          <w:lang w:val="sr-Cyrl-RS"/>
-        </w:rPr>
-      </w:pPr>
       <w:r>
         <w:rPr>
           <w:lang w:val="sr-Cyrl-RS"/>
@@ -18096,28 +18106,6 @@
           <w:lang w:val="sr-Cyrl-RS"/>
         </w:rPr>
         <w:t>чија архитектура почива на два основна теоријска принипа:</w:t>
-      </w:r>
-    </w:p>
-    <w:p>
-      <w:pPr>
-        <w:pStyle w:val="Tekst"/>
-        <w:rPr>
-          <w:rFonts w:asciiTheme="minorHAnsi" w:hAnsiTheme="minorHAnsi"/>
-          <w:lang w:val="sr-Cyrl-RS"/>
-        </w:rPr>
-      </w:pPr>
-    </w:p>
-    <w:p>
-      <w:pPr>
-        <w:rPr>
-          <w:lang w:val="sr-Cyrl-RS"/>
-        </w:rPr>
-      </w:pPr>
-      <w:r>
-        <w:rPr>
-          <w:lang w:val="sr-Cyrl-RS"/>
-        </w:rPr>
-        <w:tab/>
       </w:r>
     </w:p>
     <w:p>
@@ -18200,45 +18188,615 @@
         <w:rPr>
           <w:lang w:val="sr-Cyrl-RS"/>
         </w:rPr>
+        <w:t xml:space="preserve"> (Фаза извршавања): У овој фази се користе стварни подаци пристигли са терена. Захваљујући претходно припремљеним триплетама, онлајн фаза је информационо-теоретски сигурна и екстремно брза. Она омогућава обраду великих сетова података у реалном времену, што је од критичног значаја за системе са високом захтевима по питању перформанси, као што су паметне мреже.</w:t>
+      </w:r>
+    </w:p>
+    <w:p>
+      <w:pPr>
+        <w:rPr>
+          <w:lang w:val="sr-Cyrl-RS"/>
+        </w:rPr>
+      </w:pPr>
+      <w:r>
+        <w:rPr>
+          <w:lang w:val="sr-Cyrl-RS"/>
+        </w:rPr>
+        <w:t xml:space="preserve">Иако се теоријска снага </w:t>
+      </w:r>
+      <w:r>
+        <w:rPr>
+          <w:i/>
+        </w:rPr>
+        <w:t>SPDZ</w:t>
+      </w:r>
+      <w:r>
+        <w:t xml:space="preserve"> </w:t>
+      </w:r>
+      <w:r>
+        <w:rPr>
+          <w:lang w:val="sr-Cyrl-RS"/>
+        </w:rPr>
+        <w:t xml:space="preserve">протокола огледа у његовој математичко формулацији, његова практична вредност долази до изражаја кроз радне оквире као што је </w:t>
+      </w:r>
+      <w:r>
+        <w:rPr>
+          <w:i/>
+        </w:rPr>
+        <w:t>MP-SPDZ</w:t>
+      </w:r>
+      <w:r>
+        <w:rPr>
+          <w:i/>
+          <w:lang w:val="sr-Cyrl-RS"/>
+        </w:rPr>
+        <w:t xml:space="preserve"> </w:t>
+      </w:r>
+      <w:r>
+        <w:rPr>
+          <w:lang w:val="sr-Cyrl-RS"/>
+        </w:rPr>
+        <w:t>(описан у оквиру поглавља о имплементацији рада).</w:t>
+      </w:r>
+    </w:p>
+    <w:p>
+      <w:pPr>
+        <w:pStyle w:val="Tekst"/>
+        <w:rPr>
+          <w:lang w:val="sr-Cyrl-RS"/>
+        </w:rPr>
+      </w:pPr>
+      <w:r>
+        <w:rPr>
+          <w:lang w:val="sr-Cyrl-RS"/>
+        </w:rPr>
+        <w:br w:type="page"/>
+      </w:r>
+    </w:p>
+    <w:p>
+      <w:pPr>
+        <w:pStyle w:val="Heading1"/>
+        <w:numPr>
+          <w:ilvl w:val="0"/>
+          <w:numId w:val="19"/>
+        </w:numPr>
+        <w:rPr>
+          <w:lang w:val="sr-Cyrl-RS"/>
+        </w:rPr>
+      </w:pPr>
+      <w:r>
+        <w:rPr>
+          <w:lang w:val="sr-Cyrl-RS"/>
+        </w:rPr>
+        <w:lastRenderedPageBreak/>
+        <w:t>Архитектура система</w:t>
+      </w:r>
+    </w:p>
+    <w:p>
+      <w:pPr>
+        <w:rPr>
+          <w:lang w:val="sr-Cyrl-RS"/>
+        </w:rPr>
+      </w:pPr>
+      <w:r>
+        <w:rPr>
+          <w:lang w:val="sr-Cyrl-RS"/>
+        </w:rPr>
+        <w:t xml:space="preserve">Архитектура софтверског система представља инженирску основу сваког квалитетног софтверског решења. У домену модерних дистрибуираних система, </w:t>
+      </w:r>
+      <w:r>
+        <w:rPr>
+          <w:lang w:val="sr-Cyrl-RS"/>
+        </w:rPr>
+        <w:t>она је један од кључних предуслова за успешну имплементацију, јер директно утиче на перформансе, поузданост и могућност даљег развоја система</w:t>
+      </w:r>
+      <w:r>
+        <w:rPr>
+          <w:lang w:val="sr-Cyrl-RS"/>
+        </w:rPr>
+        <w:t xml:space="preserve">. </w:t>
+      </w:r>
+      <w:r>
+        <w:rPr>
+          <w:lang w:val="sr-Cyrl-RS"/>
+        </w:rPr>
+        <w:t>Добро пројектована архитектура</w:t>
+      </w:r>
+      <w:r>
+        <w:rPr>
+          <w:lang w:val="sr-Cyrl-RS"/>
+        </w:rPr>
+        <w:t xml:space="preserve"> мора обезбедити </w:t>
+      </w:r>
+      <w:r>
+        <w:rPr>
+          <w:lang w:val="sr-Cyrl-RS"/>
+        </w:rPr>
+        <w:t>хоризонаталну и вертикалну</w:t>
+      </w:r>
+      <w:r>
+        <w:rPr>
+          <w:lang w:val="sr-Cyrl-RS"/>
+        </w:rPr>
+        <w:t xml:space="preserve"> скалабилност система, минималну латенцију и високу пропусност податак, </w:t>
+      </w:r>
+      <w:r>
+        <w:rPr>
+          <w:lang w:val="sr-Cyrl-RS"/>
+        </w:rPr>
+        <w:t>уз избегавање појаве уских грла</w:t>
+      </w:r>
+      <w:r>
+        <w:rPr>
+          <w:lang w:val="sr-Cyrl-RS"/>
+        </w:rPr>
+        <w:t xml:space="preserve"> уских грла, (енгл. </w:t>
+      </w:r>
+      <w:proofErr w:type="gramStart"/>
+      <w:r>
+        <w:rPr>
+          <w:i/>
+        </w:rPr>
+        <w:t>bottlenecks</w:t>
+      </w:r>
+      <w:proofErr w:type="gramEnd"/>
+      <w:r>
+        <w:t xml:space="preserve">). </w:t>
+      </w:r>
+      <w:r>
+        <w:rPr>
+          <w:lang w:val="sr-Cyrl-RS"/>
+        </w:rPr>
+        <w:t>Управо због тога</w:t>
+      </w:r>
+      <w:r>
+        <w:rPr>
+          <w:lang w:val="sr-Cyrl-RS"/>
+        </w:rPr>
+        <w:t xml:space="preserve">, </w:t>
+      </w:r>
+      <w:r>
+        <w:rPr>
+          <w:lang w:val="sr-Cyrl-RS"/>
+        </w:rPr>
+        <w:t>процес пројектовања архитектуре подразумева низ инежењерских компромиса како би се постигла равнотежа између различитих нефункционалних захтева.</w:t>
+      </w:r>
+    </w:p>
+    <w:p>
+      <w:pPr>
+        <w:rPr>
+          <w:lang w:val="sr-Cyrl-RS"/>
+        </w:rPr>
+      </w:pPr>
+      <w:r>
+        <w:rPr>
+          <w:lang w:val="sr-Cyrl-RS"/>
+        </w:rPr>
+        <w:t xml:space="preserve">Дизајнирање дистрибуираног система </w:t>
+      </w:r>
+      <w:r>
+        <w:rPr>
+          <w:lang w:val="sr-Cyrl-RS"/>
+        </w:rPr>
+        <w:t>за агрегацију података у оквиру паметних мрежа</w:t>
+      </w:r>
+      <w:r>
+        <w:rPr>
+          <w:lang w:val="sr-Cyrl-RS"/>
+        </w:rPr>
+        <w:t xml:space="preserve"> (енгл</w:t>
+      </w:r>
+      <w:r>
+        <w:t xml:space="preserve">. </w:t>
+      </w:r>
+      <w:proofErr w:type="gramStart"/>
+      <w:r>
+        <w:rPr>
+          <w:i/>
+        </w:rPr>
+        <w:t>Smart Grids</w:t>
+      </w:r>
+      <w:r>
+        <w:t xml:space="preserve">) </w:t>
+      </w:r>
+      <w:r>
+        <w:rPr>
+          <w:lang w:val="sr-Cyrl-RS"/>
+        </w:rPr>
+        <w:t>уводи додатни ниво сложености</w:t>
+      </w:r>
+      <w:r>
+        <w:rPr>
+          <w:lang w:val="sr-Cyrl-RS"/>
+        </w:rPr>
+        <w:t>.</w:t>
+      </w:r>
+      <w:proofErr w:type="gramEnd"/>
+      <w:r>
+        <w:rPr>
+          <w:lang w:val="sr-Cyrl-RS"/>
+        </w:rPr>
+        <w:t xml:space="preserve"> </w:t>
+      </w:r>
+      <w:r>
+        <w:rPr>
+          <w:lang w:val="sr-Cyrl-RS"/>
+        </w:rPr>
+        <w:t>Поред класичних изазова дистрибуираних система, неопходно је интегрисати рачунски захтевне криптографске протоколе са потребом за обрадом података у приближно реалном времену. У том контексту, архитектура система мора омогућити високу пропусност и ефикасну обраду података, док истовремено гарантује приватност осетљивих података крајњих корисника.</w:t>
+      </w:r>
+    </w:p>
+    <w:p>
+      <w:r>
+        <w:rPr>
+          <w:lang w:val="sr-Cyrl-RS"/>
+        </w:rPr>
+        <w:t>У овом поглављу</w:t>
+      </w:r>
+      <w:r>
+        <w:t xml:space="preserve"> </w:t>
+      </w:r>
+      <w:r>
+        <w:rPr>
+          <w:lang w:val="sr-Cyrl-RS"/>
+        </w:rPr>
+        <w:t xml:space="preserve">детаљно је описана архитектура дистрибуираног система, анализа отпочињем описом опште топологије и основних компоненти система, а затим се наставља кроз опис механизама за прикупљање, пренос и обраду податак. Посебан фокус стављен је на интеграцију криптографских протокола </w:t>
+      </w:r>
+      <w:r>
+        <w:rPr>
+          <w:lang w:val="sr-Latn-RS"/>
+        </w:rPr>
+        <w:t xml:space="preserve">MPC </w:t>
+      </w:r>
+      <w:r>
+        <w:rPr>
+          <w:lang w:val="sr-Cyrl-RS"/>
+        </w:rPr>
+        <w:t xml:space="preserve">и </w:t>
+      </w:r>
+      <w:r>
+        <w:t>ZKP,</w:t>
+      </w:r>
+      <w:r>
+        <w:rPr>
+          <w:lang w:val="sr-Cyrl-RS"/>
+        </w:rPr>
+        <w:t xml:space="preserve"> као и начин на који они утичу на токове података и перформансе система.</w:t>
+      </w:r>
+      <w:r>
+        <w:t xml:space="preserve"> </w:t>
+      </w:r>
+      <w:r>
+        <w:rPr>
+          <w:lang w:val="sr-Cyrl-RS"/>
+        </w:rPr>
+        <w:t>На овај начин описано је како су захтеви за високом ефикасношћу и заштите података крајњих корисника успешно усклађени  у оквиру описане архитектуре.</w:t>
+      </w:r>
+    </w:p>
+    <w:p>
+      <w:pPr>
+        <w:pStyle w:val="Heading3"/>
+        <w:rPr>
+          <w:lang w:val="en-US"/>
+        </w:rPr>
+      </w:pPr>
+      <w:r>
+        <w:t>3.1 Преглед</w:t>
+      </w:r>
+      <w:r>
+        <w:t xml:space="preserve"> и топологија система</w:t>
+      </w:r>
+    </w:p>
+    <w:p>
+      <w:pPr>
+        <w:rPr>
+          <w:lang w:val="sr-Cyrl-RS"/>
+        </w:rPr>
+      </w:pPr>
+      <w:r>
+        <w:rPr>
+          <w:lang w:val="sr-Cyrl-RS"/>
+        </w:rPr>
+        <w:t xml:space="preserve">Као што је анализирано у оквиру поглавља </w:t>
+      </w:r>
+      <w:r>
+        <w:rPr>
+          <w:i/>
+          <w:lang w:val="sr-Cyrl-RS"/>
+        </w:rPr>
+        <w:t>2.1</w:t>
+      </w:r>
+      <w:r>
+        <w:rPr>
+          <w:lang w:val="sr-Cyrl-RS"/>
+        </w:rPr>
+        <w:t>, превазилажење безбедносних реизика при управљању паметним мрежама захтева прелазак са централизоване обраде података на дистрибуирану, криптографских заштићену агрегацију и обраду података. Предложена архитектура реализује овај концепт спајањем протокола доказа нултог знања</w:t>
+      </w:r>
+      <w:r>
+        <w:t xml:space="preserve"> ZKP </w:t>
+      </w:r>
+      <w:r>
+        <w:rPr>
+          <w:lang w:val="sr-Latn-RS"/>
+        </w:rPr>
+        <w:t xml:space="preserve"> </w:t>
+      </w:r>
+      <w:r>
+        <w:rPr>
+          <w:lang w:val="sr-Cyrl-RS"/>
+        </w:rPr>
+        <w:t xml:space="preserve">за локалну верификацију интегритета на самој ивици мреже и сигурног вишестраначког рачунања </w:t>
+      </w:r>
+      <w:r>
+        <w:t xml:space="preserve">(MPC) </w:t>
+      </w:r>
+      <w:r>
+        <w:rPr>
+          <w:lang w:val="sr-Cyrl-RS"/>
+        </w:rPr>
+        <w:t xml:space="preserve">за глобалну нелинеарн интеграцију. Оваквим хибридним приступом успосављен је безбедна ток података (енгл. </w:t>
+      </w:r>
+      <w:proofErr w:type="gramStart"/>
+      <w:r>
+        <w:t xml:space="preserve">Data Pipline) </w:t>
+      </w:r>
+      <w:r>
+        <w:rPr>
+          <w:lang w:val="sr-Cyrl-RS"/>
+        </w:rPr>
+        <w:t>у којем сирове вредности потршње никада не напуштају локално окружење.</w:t>
+      </w:r>
+      <w:proofErr w:type="gramEnd"/>
+    </w:p>
+    <w:p>
+      <w:r>
+        <w:rPr>
+          <w:lang w:val="sr-Cyrl-RS"/>
+        </w:rPr>
+        <w:t xml:space="preserve">Да би се процесуирале хиљаде мерних тачака у приближно реалном времену, топологија система моделована је као вишеслојна (енгл. </w:t>
+      </w:r>
+      <w:proofErr w:type="gramStart"/>
+      <w:r>
+        <w:t xml:space="preserve">n-tier) </w:t>
+      </w:r>
+      <w:r>
+        <w:rPr>
+          <w:lang w:val="sr-Cyrl-RS"/>
+        </w:rPr>
+        <w:t>архитектура заснована на стриктном раздвајању одговорности (енгл.</w:t>
+      </w:r>
+      <w:proofErr w:type="gramEnd"/>
+      <w:r>
+        <w:rPr>
+          <w:lang w:val="sr-Cyrl-RS"/>
+        </w:rPr>
+        <w:t xml:space="preserve"> </w:t>
+      </w:r>
+      <w:proofErr w:type="gramStart"/>
+      <w:r>
+        <w:t>Separation of Concerns).</w:t>
+      </w:r>
+      <w:proofErr w:type="gramEnd"/>
+      <w:r>
+        <w:t xml:space="preserve"> </w:t>
+      </w:r>
+      <w:r>
+        <w:rPr>
+          <w:lang w:val="sr-Cyrl-RS"/>
+        </w:rPr>
+        <w:t xml:space="preserve">Главни архитектонски изазов оваквог система представља транзиција података између два потпуно различита мрежна окружења, где са једне стране имамо високо асинхроно и потенијано непоуздано окружење паметних бројила који се налаза на ивици мреже, а са друге стране имамо стриктно синхроно и детерминистичко окружење </w:t>
+      </w:r>
+      <w:r>
+        <w:t xml:space="preserve">MPC </w:t>
+      </w:r>
+      <w:r>
+        <w:rPr>
+          <w:lang w:val="sr-Cyrl-RS"/>
+        </w:rPr>
+        <w:t xml:space="preserve">кластера које захтева савршене повратне векторе података да би извршило своје прорачуне. Управо из тог разлога како архитектура је подељена у три логичке целине: </w:t>
+      </w:r>
+    </w:p>
+    <w:p>
+      <w:pPr>
+        <w:pStyle w:val="ListParagraph"/>
+        <w:numPr>
+          <w:ilvl w:val="0"/>
+          <w:numId w:val="23"/>
+        </w:numPr>
+      </w:pPr>
+      <w:r>
+        <w:rPr>
+          <w:b/>
+          <w:lang w:val="sr-Cyrl-RS"/>
+        </w:rPr>
+        <w:t>слој клијената</w:t>
+      </w:r>
+      <w:r>
+        <w:rPr>
+          <w:lang w:val="sr-Cyrl-RS"/>
+        </w:rPr>
+        <w:t xml:space="preserve"> (паметна бројила) - </w:t>
+      </w:r>
+      <w:r>
+        <w:rPr>
+          <w:lang w:val="sr-Cyrl-RS"/>
+        </w:rPr>
+        <w:t>слој за генерисање података,</w:t>
+      </w:r>
+    </w:p>
+    <w:p>
+      <w:pPr>
+        <w:pStyle w:val="ListParagraph"/>
+        <w:numPr>
+          <w:ilvl w:val="0"/>
+          <w:numId w:val="23"/>
+        </w:numPr>
+      </w:pPr>
+      <w:r>
+        <w:rPr>
+          <w:b/>
+          <w:lang w:val="sr-Cyrl-RS"/>
+        </w:rPr>
+        <w:t>посреднички слој</w:t>
+      </w:r>
+      <w:r>
+        <w:rPr>
+          <w:lang w:val="sr-Cyrl-RS"/>
+        </w:rPr>
+        <w:t xml:space="preserve"> (агрегатор) – слој за посредовање и синхонизацију</w:t>
+      </w:r>
+    </w:p>
+    <w:p>
+      <w:pPr>
+        <w:pStyle w:val="ListParagraph"/>
+        <w:numPr>
+          <w:ilvl w:val="0"/>
+          <w:numId w:val="23"/>
+        </w:numPr>
+      </w:pPr>
+      <w:r>
+        <w:rPr>
+          <w:b/>
+          <w:lang w:val="sr-Cyrl-RS"/>
+        </w:rPr>
+        <w:t>слој за израчунавање</w:t>
+      </w:r>
+      <w:r>
+        <w:rPr>
+          <w:lang w:val="sr-Cyrl-RS"/>
+        </w:rPr>
         <w:t xml:space="preserve"> (</w:t>
       </w:r>
       <w:r>
-        <w:rPr>
-          <w:lang w:val="sr-Cyrl-RS"/>
-        </w:rPr>
-        <w:t>Фаза извршавања</w:t>
-      </w:r>
-      <w:r>
-        <w:rPr>
-          <w:lang w:val="sr-Cyrl-RS"/>
-        </w:rPr>
-        <w:t xml:space="preserve">): </w:t>
-      </w:r>
-      <w:r>
-        <w:rPr>
-          <w:lang w:val="sr-Cyrl-RS"/>
-        </w:rPr>
-        <w:t>У овој фази се користе стварни подаци пристигли са терена. Захваљујући претходно припремљеним триплетама, онлајн фаза је информационо-теоретски сигурна и екстремно брза. Она омогућава обраду великих сетова података у реалном времену, што је од критичног значаја за системе са високом захтевима по питању перформанси, као што су паметне мреже.</w:t>
-      </w:r>
-    </w:p>
-    <w:p>
-      <w:pPr>
-        <w:rPr>
-          <w:lang w:val="sr-Cyrl-RS"/>
-        </w:rPr>
-      </w:pPr>
-      <w:r>
-        <w:rPr>
-          <w:lang w:val="sr-Cyrl-RS"/>
-        </w:rPr>
-        <w:t xml:space="preserve">Иако се теоријска снага </w:t>
-      </w:r>
-      <w:r>
-        <w:rPr>
-          <w:i/>
-        </w:rPr>
-        <w:t>SPDZ</w:t>
-      </w:r>
+        <w:t xml:space="preserve">MPC </w:t>
+      </w:r>
+      <w:r>
+        <w:rPr>
+          <w:lang w:val="sr-Cyrl-RS"/>
+        </w:rPr>
+        <w:t>чорови) – слој за израчунавање</w:t>
+      </w:r>
+      <w:r>
+        <w:rPr>
+          <w:lang w:val="sr-Cyrl-RS"/>
+        </w:rPr>
+        <w:t xml:space="preserve"> крајњих вредности.</w:t>
+      </w:r>
+    </w:p>
+    <w:p>
+      <w:pPr>
+        <w:rPr>
+          <w:lang w:val="sr-Latn-RS"/>
+        </w:rPr>
+      </w:pPr>
+      <w:r>
+        <w:rPr>
+          <w:lang w:val="sr-Cyrl-RS"/>
+        </w:rPr>
+        <w:lastRenderedPageBreak/>
+        <w:t xml:space="preserve">Сваки од ових слојева у топологији импелентира специфичан образац и носи тачно дефинисану мрежну улогу. Слој за генерисање података (симулатор паметних бројила) функционише по принципу нултог поверења, делећи податке у криптографске уделе и генеришу </w:t>
+      </w:r>
+      <w:r>
+        <w:t xml:space="preserve">ZKP </w:t>
+      </w:r>
+      <w:r>
+        <w:rPr>
+          <w:lang w:val="sr-Cyrl-RS"/>
+        </w:rPr>
+        <w:t>доказе. Посред</w:t>
+      </w:r>
+      <w:r>
+        <w:rPr>
+          <w:lang w:val="sr-Cyrl-RS"/>
+        </w:rPr>
+        <w:t xml:space="preserve">нички слој (централни агрегатор) преузима улогу мрежног амортизера, прихватајући хиљаде асинхроних пакета и поравнавајући их у уређене временске блокове (енгл. </w:t>
+      </w:r>
+      <w:r>
+        <w:t xml:space="preserve"> Buckets). </w:t>
+      </w:r>
+      <w:r>
+        <w:rPr>
+          <w:lang w:val="sr-Cyrl-RS"/>
+        </w:rPr>
+        <w:t xml:space="preserve">Коначно, слој за израчинавање </w:t>
+      </w:r>
+      <w:r>
+        <w:rPr>
+          <w:lang w:val="sr-Latn-RS"/>
+        </w:rPr>
+        <w:t xml:space="preserve">MPC </w:t>
+      </w:r>
+      <w:r>
+        <w:rPr>
+          <w:lang w:val="sr-Cyrl-RS"/>
+        </w:rPr>
+        <w:t xml:space="preserve">чворови у потпуности је изолован од хаотичне природе екстерне мреже, он преузима припремљене податке директно у радну меморију и кроз интерну синхрону комуникацију израчунава агрегиране податке над дељеним тајнама. </w:t>
+      </w:r>
+    </w:p>
+    <w:p>
+      <w:pPr>
+        <w:pStyle w:val="Tekst"/>
+        <w:jc w:val="center"/>
+        <w:rPr>
+          <w:lang w:val="sr-Latn-RS"/>
+        </w:rPr>
+      </w:pPr>
+      <w:r>
+        <w:rPr>
+          <w:lang w:val="sr-Latn-RS"/>
+        </w:rPr>
+        <w:drawing>
+          <wp:inline distT="0" distB="0" distL="0" distR="0" wp14:anchorId="15A2FFC5" wp14:editId="2B50FBB8">
+            <wp:extent cx="5914390" cy="2416938"/>
+            <wp:effectExtent l="0" t="0" r="0" b="2540"/>
+            <wp:docPr id="7" name="Picture 7"/>
+            <wp:cNvGraphicFramePr>
+              <a:graphicFrameLocks xmlns:a="http://schemas.openxmlformats.org/drawingml/2006/main" noChangeAspect="1"/>
+            </wp:cNvGraphicFramePr>
+            <a:graphic xmlns:a="http://schemas.openxmlformats.org/drawingml/2006/main">
+              <a:graphicData uri="http://schemas.openxmlformats.org/drawingml/2006/picture">
+                <pic:pic xmlns:pic="http://schemas.openxmlformats.org/drawingml/2006/picture">
+                  <pic:nvPicPr>
+                    <pic:cNvPr id="0" name=""/>
+                    <pic:cNvPicPr/>
+                  </pic:nvPicPr>
+                  <pic:blipFill>
+                    <a:blip r:embed="rId38"/>
+                    <a:stretch>
+                      <a:fillRect/>
+                    </a:stretch>
+                  </pic:blipFill>
+                  <pic:spPr>
+                    <a:xfrm>
+                      <a:off x="0" y="0"/>
+                      <a:ext cx="5914390" cy="2416938"/>
+                    </a:xfrm>
+                    <a:prstGeom prst="rect">
+                      <a:avLst/>
+                    </a:prstGeom>
+                  </pic:spPr>
+                </pic:pic>
+              </a:graphicData>
+            </a:graphic>
+          </wp:inline>
+        </w:drawing>
+      </w:r>
+    </w:p>
+    <w:p>
+      <w:pPr>
+        <w:rPr>
+          <w:lang w:val="sr-Cyrl-RS"/>
+        </w:rPr>
+      </w:pPr>
+      <w:r>
+        <w:rPr>
+          <w:lang w:val="sr-Cyrl-RS"/>
+        </w:rPr>
+        <w:t xml:space="preserve">Слој клијента (паметна бројила) представља почетну тачку тока података дизајнирану по принципу нултог поверења (енгл. </w:t>
+      </w:r>
+      <w:proofErr w:type="gramStart"/>
+      <w:r>
+        <w:t>Zero-Trust).</w:t>
+      </w:r>
+      <w:proofErr w:type="gramEnd"/>
       <w:r>
         <w:t xml:space="preserve"> </w:t>
       </w:r>
@@ -18246,48 +18804,935 @@
         <w:rPr>
           <w:lang w:val="sr-Cyrl-RS"/>
         </w:rPr>
-        <w:t xml:space="preserve">протокола огледа у његовој математичко формулацији, његова практична вредност долази до изражаја кроз радне оквире као што је </w:t>
-      </w:r>
-      <w:r>
-        <w:rPr>
-          <w:i/>
-        </w:rPr>
-        <w:t>MP-SPDZ</w:t>
-      </w:r>
-      <w:r>
-        <w:rPr>
-          <w:i/>
-          <w:lang w:val="sr-Cyrl-RS"/>
+        <w:t>На овом н</w:t>
+      </w:r>
+      <w:r>
+        <w:rPr>
+          <w:lang w:val="sr-Cyrl-RS"/>
+        </w:rPr>
+        <w:t>ивоу, сирово мерење потрошње дели се на нечитљиве криптографске уделе (енгл.</w:t>
+      </w:r>
+      <w:r>
+        <w:rPr>
+          <w:lang w:val="sr-Latn-RS"/>
         </w:rPr>
         <w:t xml:space="preserve"> </w:t>
       </w:r>
       <w:r>
-        <w:rPr>
-          <w:lang w:val="sr-Cyrl-RS"/>
-        </w:rPr>
-        <w:t>(описан у оквиру поглавља о имплементацији рада).</w:t>
+        <w:t xml:space="preserve">Secret Shares). </w:t>
+      </w:r>
+      <w:r>
+        <w:rPr>
+          <w:lang w:val="sr-Cyrl-RS"/>
+        </w:rPr>
+        <w:t xml:space="preserve">Уместо једноставног салња података, клијент уједно преузима улогу рачунског чвора који врши генерисање </w:t>
+      </w:r>
+      <w:r>
+        <w:t xml:space="preserve">ZKP </w:t>
+      </w:r>
+      <w:r>
+        <w:rPr>
+          <w:lang w:val="sr-Cyrl-RS"/>
+        </w:rPr>
+        <w:t>доказа, математички доказујући да је мерење исправно. Клијент затим шаље генерисане уделе ка централном агрегатору заједно са генерисаним доказима у једнаким временским интервалима.</w:t>
+      </w:r>
+    </w:p>
+    <w:p>
+      <w:pPr>
+        <w:rPr>
+          <w:lang w:val="sr-Cyrl-RS"/>
+        </w:rPr>
+      </w:pPr>
+      <w:r>
+        <w:rPr>
+          <w:lang w:val="sr-Cyrl-RS"/>
+        </w:rPr>
+        <w:t xml:space="preserve">Посреднички слој (агрегатор) представља централну тачку архитектуре, овај слој има својство </w:t>
+      </w:r>
+      <w:r>
+        <w:t>„</w:t>
+      </w:r>
+      <w:r>
+        <w:rPr>
+          <w:lang w:val="sr-Cyrl-RS"/>
+        </w:rPr>
+        <w:t>мрежног амортизера</w:t>
+      </w:r>
+      <w:r>
+        <w:t>”</w:t>
+      </w:r>
+      <w:r>
+        <w:rPr>
+          <w:lang w:val="sr-Cyrl-RS"/>
+        </w:rPr>
+        <w:t xml:space="preserve"> (енгл. </w:t>
+      </w:r>
+      <w:proofErr w:type="gramStart"/>
+      <w:r>
+        <w:t xml:space="preserve">Shock Absorber) </w:t>
+      </w:r>
+      <w:r>
+        <w:rPr>
+          <w:lang w:val="sr-Cyrl-RS"/>
+        </w:rPr>
+        <w:t xml:space="preserve">и тачка која спаја генерисане податке са </w:t>
+      </w:r>
+      <w:r>
+        <w:t>MPC</w:t>
+      </w:r>
+      <w:r>
+        <w:rPr>
+          <w:lang w:val="sr-Cyrl-RS"/>
+        </w:rPr>
+        <w:t xml:space="preserve"> чворовима.</w:t>
+      </w:r>
+      <w:proofErr w:type="gramEnd"/>
+      <w:r>
+        <w:rPr>
+          <w:lang w:val="sr-Cyrl-RS"/>
+        </w:rPr>
+        <w:t xml:space="preserve"> Његова примарна улога није рачунање, већ асинхрона оркестрација и сигурносна филтрација. Он прихваа хиљаде конкурентних конекција, криптографски верификује примљене </w:t>
+      </w:r>
+      <w:r>
+        <w:t xml:space="preserve">ZKP </w:t>
+      </w:r>
+      <w:r>
+        <w:rPr>
+          <w:lang w:val="sr-Cyrl-RS"/>
+        </w:rPr>
+        <w:t xml:space="preserve">доказе и одбацује малициозне пакете. Најважнија архитектунска функција агрегатора јесте управљање </w:t>
+      </w:r>
+      <w:r>
+        <w:t>„</w:t>
+      </w:r>
+      <w:r>
+        <w:rPr>
+          <w:lang w:val="sr-Cyrl-RS"/>
+        </w:rPr>
+        <w:t>временским кантама</w:t>
+      </w:r>
+      <w:r>
+        <w:t>”</w:t>
+      </w:r>
+      <w:r>
+        <w:rPr>
+          <w:lang w:val="sr-Cyrl-RS"/>
+        </w:rPr>
+        <w:t xml:space="preserve"> (енгл. </w:t>
+      </w:r>
+      <w:r>
+        <w:t xml:space="preserve">Bucket Management) </w:t>
+      </w:r>
+      <w:r>
+        <w:rPr>
+          <w:lang w:val="sr-Cyrl-RS"/>
+        </w:rPr>
+        <w:t xml:space="preserve">које сакушљају пристигле асинхроне пакете, поравна их по временским печатима (енгл. </w:t>
+      </w:r>
+      <w:proofErr w:type="gramStart"/>
+      <w:r>
+        <w:t>Timestamps)</w:t>
+      </w:r>
+      <w:r>
+        <w:rPr>
+          <w:lang w:val="sr-Cyrl-RS"/>
+        </w:rPr>
+        <w:t xml:space="preserve"> и формира савршено уређене векторе података.</w:t>
+      </w:r>
+      <w:proofErr w:type="gramEnd"/>
+      <w:r>
+        <w:rPr>
+          <w:lang w:val="sr-Cyrl-RS"/>
+        </w:rPr>
+        <w:t xml:space="preserve"> Агрегатор у сваком тренутку раполаже б</w:t>
+      </w:r>
+      <w:r>
+        <w:rPr>
+          <w:lang w:val="sr-Cyrl-RS"/>
+        </w:rPr>
+        <w:t>езбедним тајним криптографским уделима,</w:t>
+      </w:r>
+    </w:p>
+    <w:p>
+      <w:pPr>
+        <w:rPr>
+          <w:lang w:val="sr-Cyrl-RS"/>
+        </w:rPr>
+      </w:pPr>
+      <w:r>
+        <w:rPr>
+          <w:lang w:val="sr-Cyrl-RS"/>
+        </w:rPr>
+        <w:t>Слој за израчунавање (</w:t>
+      </w:r>
+      <w:r>
+        <w:t xml:space="preserve">MPC </w:t>
+      </w:r>
+      <w:r>
+        <w:rPr>
+          <w:lang w:val="sr-Cyrl-RS"/>
+        </w:rPr>
+        <w:t xml:space="preserve">чворови) представља заштићено окрижења за извршавање вишестраначко рачунања. Састоји се од дистрибураних рачунарских чворова (заснованих на </w:t>
+      </w:r>
+      <w:r>
+        <w:rPr>
+          <w:lang w:val="sr-Latn-RS"/>
+        </w:rPr>
+        <w:t xml:space="preserve">MP-SPDZ </w:t>
+      </w:r>
+      <w:r>
+        <w:rPr>
+          <w:lang w:val="sr-Cyrl-RS"/>
+        </w:rPr>
+        <w:t>радном оквиру) и оптимизованих мрежних адаптера. Овај слој синхроно преузима припремљене векторе из агрегатора и преноси их директно у радну меморију преоцесора, избегавајући успорења услед уписивања на чврсти диск</w:t>
+      </w:r>
+      <w:r>
+        <w:t xml:space="preserve">. </w:t>
+      </w:r>
+      <w:r>
+        <w:rPr>
+          <w:lang w:val="sr-Cyrl-RS"/>
+        </w:rPr>
+        <w:t>Кроз интерну мрежну комуникацију, чворови заједнички решавају математичке операције над дељеним тајнама. Крајни излаз из овог слоја су стварне измерене метрике и агрегације.</w:t>
+      </w:r>
+    </w:p>
+    <w:p>
+      <w:pPr>
+        <w:spacing w:after="0" w:line="240" w:lineRule="auto"/>
+        <w:jc w:val="left"/>
+        <w:rPr>
+          <w:rFonts w:eastAsia="Times New Roman" w:cs="Times New Roman"/>
+          <w:kern w:val="0"/>
+          <w:szCs w:val="24"/>
+          <w14:ligatures w14:val="none"/>
+        </w:rPr>
+      </w:pPr>
+    </w:p>
+    <w:p>
+      <w:pPr>
+        <w:jc w:val="center"/>
+      </w:pPr>
+      <w:r>
+        <w:lastRenderedPageBreak/>
+        <w:pict w14:anchorId="78CDAB06">
+          <v:shape id="_x0000_i1026" type="#_x0000_t75" style="width:412pt;height:690.65pt">
+            <v:imagedata r:id="rId39" o:title="ArchitectureUML"/>
+          </v:shape>
+        </w:pict>
       </w:r>
     </w:p>
     <w:p>
       <w:pPr>
         <w:pStyle w:val="Tekst"/>
-        <w:rPr>
-          <w:lang w:val="sr-Cyrl-RS"/>
-        </w:rPr>
-      </w:pPr>
-      <w:r>
-        <w:rPr>
-          <w:lang w:val="sr-Cyrl-RS"/>
-        </w:rPr>
-        <w:br w:type="page"/>
-      </w:r>
-    </w:p>
-    <w:p>
-      <w:pPr>
-        <w:rPr>
-          <w:lang w:val="sr-Cyrl-RS"/>
-        </w:rPr>
-      </w:pPr>
+      </w:pPr>
+    </w:p>
+    <w:p>
+      <w:pPr>
+        <w:pStyle w:val="Heading3"/>
+        <w:numPr>
+          <w:ilvl w:val="1"/>
+          <w:numId w:val="19"/>
+        </w:numPr>
+      </w:pPr>
+      <w:r>
+        <w:lastRenderedPageBreak/>
+        <w:t xml:space="preserve"> Слој паметних бројила и локално генерисање доказа</w:t>
+      </w:r>
+    </w:p>
+    <w:p>
+      <w:r>
+        <w:rPr>
+          <w:lang w:val="sr-Cyrl-RS"/>
+        </w:rPr>
+        <w:t xml:space="preserve">Ово поглавље детаљно описује процесе који се одвијају на самој ивици мреже (енгл. </w:t>
+      </w:r>
+      <w:proofErr w:type="gramStart"/>
+      <w:r>
+        <w:t>Edge)</w:t>
+      </w:r>
+      <w:r>
+        <w:rPr>
+          <w:lang w:val="sr-Cyrl-RS"/>
+        </w:rPr>
+        <w:t>.</w:t>
+      </w:r>
+      <w:proofErr w:type="gramEnd"/>
+      <w:r>
+        <w:rPr>
+          <w:lang w:val="sr-Cyrl-RS"/>
+        </w:rPr>
+        <w:t xml:space="preserve"> У оквиру предложеног решења, овај слој је имплементиран кроз намески софтверски симулатор паметних бројила, чији задатак је да верно реплицира понашање стварних клијентских уређаја. Основни циљ овог слоја је да осигура интегритет и тајност мерних података пре него што они уопште напусте клијентско окружење. За разлико од тредиционалних система који сирове податке шаљу директно, шредложена архитектура захтева да симулирано бројило локално изврши две кључне криптографске трансформације, верификацију опсега и поделу тајне.</w:t>
+      </w:r>
+    </w:p>
+    <w:p>
+      <w:pPr>
+        <w:rPr>
+          <w:lang w:val="sr-Cyrl-RS"/>
+        </w:rPr>
+      </w:pPr>
+      <w:r>
+        <w:rPr>
+          <w:lang w:val="sr-Cyrl-RS"/>
+        </w:rPr>
+        <w:t>Процес започиње када симулатор генерише тренутну вредност потрошње</w:t>
+      </w:r>
+      <w:r>
+        <w:rPr>
+          <w:lang w:val="sr-Cyrl-RS"/>
+        </w:rPr>
+        <w:t>, емулирајући рад физичког мерног уређаја. Да би се омогућила каснија агрегација на центрланом нивоу, ова сирова вредност се прошироје неопходним метаподацима. Свако генерисано мерење добија своје јединствани временски печат (енгл</w:t>
+      </w:r>
+      <w:r>
+        <w:t xml:space="preserve">. </w:t>
+      </w:r>
+      <w:proofErr w:type="gramStart"/>
+      <w:r>
+        <w:t>Timestamp)</w:t>
+      </w:r>
+      <w:r>
+        <w:rPr>
+          <w:lang w:val="sr-Cyrl-RS"/>
+        </w:rPr>
+        <w:t xml:space="preserve"> који дефинише тачан тренитак мерења,</w:t>
+      </w:r>
+      <w:r>
+        <w:t xml:space="preserve"> </w:t>
+      </w:r>
+      <w:r>
+        <w:rPr>
+          <w:lang w:val="sr-Cyrl-RS"/>
+        </w:rPr>
+        <w:t>као и јединствени идентификатор симулираног уређаја.</w:t>
+      </w:r>
+      <w:proofErr w:type="gramEnd"/>
+    </w:p>
+    <w:p>
+      <w:r>
+        <w:rPr>
+          <w:lang w:val="sr-Cyrl-RS"/>
+        </w:rPr>
+        <w:t xml:space="preserve">Једна од највећих изазова у дистрибуираним системима је спречавање инјекције лажних података на самом извору (енгл. </w:t>
+      </w:r>
+      <w:proofErr w:type="gramStart"/>
+      <w:r>
+        <w:t>garbage-in</w:t>
+      </w:r>
+      <w:proofErr w:type="gramEnd"/>
+      <w:r>
+        <w:t xml:space="preserve">, garbage-out). </w:t>
+      </w:r>
+      <w:r>
+        <w:rPr>
+          <w:lang w:val="sr-Cyrl-RS"/>
+        </w:rPr>
+        <w:t xml:space="preserve">Малициозни актер би могао покушати да пошаље негаивну вредност потршње или изузето високу вредност како би компромитовао коначне резултате агрегације. Да би се ово спречило без откривања стварне потрошње, клијентска апликација користи протокол доказа нултог знања </w:t>
+      </w:r>
+      <w:r>
+        <w:t>ZKP.</w:t>
+      </w:r>
+    </w:p>
+    <w:p>
+      <w:pPr>
+        <w:rPr>
+          <w:lang w:val="sr-Cyrl-RS"/>
+        </w:rPr>
+      </w:pPr>
+      <w:r>
+        <w:rPr>
+          <w:lang w:val="sr-Cyrl-RS"/>
+        </w:rPr>
+        <w:t>Уместо да пошаље стварну вредност, симулатор извршава криптографски алгоритам који генерише математички доказ да се измерена потршња налази унутар унапред конфигурисанг, теортски дозвољеног опсега. Овај процес гаранује централном систему да је физички смислен и легитиман, док стварна вредност остаје у потпуности скривена унутар доказа.</w:t>
+      </w:r>
+    </w:p>
+    <w:p>
+      <w:pPr>
+        <w:rPr>
+          <w:lang w:val="sr-Cyrl-RS"/>
+        </w:rPr>
+      </w:pPr>
+      <w:r>
+        <w:rPr>
+          <w:lang w:val="sr-Cyrl-RS"/>
+        </w:rPr>
+        <w:t xml:space="preserve">Након што је исправност података математички доказана, сирова вредност потрошње се подвргава процесу дељења ајне (енгл. </w:t>
+      </w:r>
+      <w:r>
+        <w:t xml:space="preserve"> </w:t>
+      </w:r>
+      <w:proofErr w:type="gramStart"/>
+      <w:r>
+        <w:t>Secret Sharing).</w:t>
+      </w:r>
+      <w:proofErr w:type="gramEnd"/>
+      <w:r>
+        <w:rPr>
+          <w:lang w:val="sr-Latn-RS"/>
+        </w:rPr>
+        <w:t xml:space="preserve"> </w:t>
+      </w:r>
+      <w:r>
+        <w:rPr>
+          <w:lang w:val="sr-Cyrl-RS"/>
+        </w:rPr>
+        <w:t xml:space="preserve">Вредност се према првилима одабраног </w:t>
+      </w:r>
+      <w:r>
+        <w:t xml:space="preserve">MPC </w:t>
+      </w:r>
+      <w:r>
+        <w:rPr>
+          <w:lang w:val="sr-Cyrl-RS"/>
+        </w:rPr>
+        <w:t>протокола дели на више независних криптограгских удела. Сваки појединачни удео, посматран изоловано, представља низ насумичних бројева који не носи никакву информациону вредност нити открива оригиналну потршњу. Оригинална вредност може бити реконструсана искључиво заједничким</w:t>
+      </w:r>
+      <w:r>
+        <w:rPr>
+          <w:lang w:val="sr-Cyrl-RS"/>
+        </w:rPr>
+        <w:t xml:space="preserve"> радом свих рачунарских чворова.</w:t>
+      </w:r>
+    </w:p>
+    <w:p>
+      <w:pPr>
+        <w:rPr>
+          <w:lang w:val="sr-Cyrl-RS"/>
+        </w:rPr>
+      </w:pPr>
+      <w:r>
+        <w:rPr>
+          <w:lang w:val="sr-Cyrl-RS"/>
+        </w:rPr>
+        <w:t xml:space="preserve">Као финални корак у овом слоју, симулатор врши паковање података. Формира се мрежни пакет који садржи јавне метаподатке (идентификатор симулираног уређаја и временски печат), локално генерисани </w:t>
+      </w:r>
+      <w:r>
+        <w:rPr>
+          <w:lang w:val="sr-Latn-RS"/>
+        </w:rPr>
+        <w:t xml:space="preserve">ZKP </w:t>
+      </w:r>
+      <w:r>
+        <w:rPr>
+          <w:lang w:val="sr-Cyrl-RS"/>
+        </w:rPr>
+        <w:t>доказ и криптографске уделе потрошње. Овако структуиран и заштићен пакет се затим асинхроно шаље ка посредничком слоју (агрегатору) на даљу валидацију и груписање.</w:t>
+      </w:r>
+    </w:p>
+    <w:p>
+      <w:pPr>
+        <w:pStyle w:val="Heading3"/>
+        <w:numPr>
+          <w:ilvl w:val="1"/>
+          <w:numId w:val="19"/>
+        </w:numPr>
+      </w:pPr>
+      <w:r>
+        <w:t xml:space="preserve"> Централни агрегатор – Валидација и груписање</w:t>
+      </w:r>
+    </w:p>
+    <w:p>
+      <w:pPr>
+        <w:rPr>
+          <w:lang w:val="sr-Cyrl-RS"/>
+        </w:rPr>
+      </w:pPr>
+      <w:r>
+        <w:rPr>
+          <w:lang w:val="sr-Cyrl-RS"/>
+        </w:rPr>
+        <w:t xml:space="preserve">Посреднички слој, имплементиран у веду централног агрегатора, представља кључну спону између асинхроног окружења на ивици мреже (енгл. </w:t>
+      </w:r>
+      <w:r>
+        <w:rPr>
+          <w:lang w:val="sr-Latn-RS"/>
+        </w:rPr>
+        <w:t xml:space="preserve">Edge) </w:t>
+      </w:r>
+      <w:r>
+        <w:rPr>
+          <w:lang w:val="sr-Cyrl-RS"/>
+        </w:rPr>
+        <w:t xml:space="preserve">и стриктно детерминистричког, синхроног окружења </w:t>
+      </w:r>
+      <w:r>
+        <w:t xml:space="preserve">MPC </w:t>
+      </w:r>
+      <w:r>
+        <w:rPr>
+          <w:lang w:val="sr-Cyrl-RS"/>
+        </w:rPr>
+        <w:t xml:space="preserve">кластера. Са архитектонског становиштва, агрегатор је дизајниран као прокси сервер високих перформанси чија примарна улога није обрада самих података, већ асинхрона оркестрација, сигурносна филтрација и поравнавање мрежног саобраћаја. Важно је нагласити да агрегатор у сваком тренутку </w:t>
+      </w:r>
+      <w:r>
+        <w:rPr>
+          <w:lang w:val="sr-Cyrl-RS"/>
+        </w:rPr>
+        <w:lastRenderedPageBreak/>
+        <w:t>користи искључиво криптографске оделе и никада нема приступ дешифрованим вредностима потрошње.</w:t>
+      </w:r>
+    </w:p>
+    <w:p>
+      <w:r>
+        <w:rPr>
+          <w:lang w:val="sr-Cyrl-RS"/>
+        </w:rPr>
+        <w:t>Прва линија одбране централног система од малициозних клијената одвија се на самом улазу у агрегатор. Приликом пријема мрежног пакета од симулираног паметног бројила, агрегатор изолује приложени доказ нултог знања (</w:t>
+      </w:r>
+      <w:r>
+        <w:t xml:space="preserve">ZKP) </w:t>
+      </w:r>
+      <w:r>
+        <w:rPr>
+          <w:lang w:val="sr-Cyrl-RS"/>
+        </w:rPr>
+        <w:t xml:space="preserve">и подвргава га математичкој верификацији користећи јавни верификациони кључ (енгл. </w:t>
+      </w:r>
+      <w:proofErr w:type="gramStart"/>
+      <w:r>
+        <w:t xml:space="preserve">Verifying </w:t>
+      </w:r>
+      <w:r>
+        <w:rPr>
+          <w:lang w:val="sr-Latn-RS"/>
+        </w:rPr>
+        <w:t>Key).</w:t>
+      </w:r>
+      <w:proofErr w:type="gramEnd"/>
+      <w:r>
+        <w:rPr>
+          <w:lang w:val="sr-Cyrl-RS"/>
+        </w:rPr>
+        <w:t xml:space="preserve"> Уколико је доказ валидан систем добија криптографску гаранцију да су примљени удели део легитимног мерења које се налази у одвојеном опсегу, те се пакет пропушта у даљу обраду. Уколико веривикација не успе, то индицира покушај слања лажираних података или мрежну корупцију пакета, агрегатор аутоматски одбацује пакет пре него што он уопште сигнедо </w:t>
+      </w:r>
+      <w:r>
+        <w:rPr>
+          <w:lang w:val="sr-Latn-RS"/>
+        </w:rPr>
+        <w:t xml:space="preserve">MPC </w:t>
+      </w:r>
+      <w:r>
+        <w:rPr>
+          <w:lang w:val="sr-Cyrl-RS"/>
+        </w:rPr>
+        <w:t>протокола, тиме штеди рачунарске ресурсе (енгл.</w:t>
+      </w:r>
+      <w:r>
+        <w:t xml:space="preserve"> </w:t>
+      </w:r>
+      <w:proofErr w:type="gramStart"/>
+      <w:r>
+        <w:t>early</w:t>
+      </w:r>
+      <w:proofErr w:type="gramEnd"/>
+      <w:r>
+        <w:t xml:space="preserve"> return)</w:t>
+      </w:r>
+      <w:r>
+        <w:rPr>
+          <w:lang w:val="sr-Cyrl-RS"/>
+        </w:rPr>
+        <w:t>.</w:t>
+      </w:r>
+    </w:p>
+    <w:p>
+      <w:pPr>
+        <w:rPr>
+          <w:lang w:val="sr-Cyrl-RS"/>
+        </w:rPr>
+      </w:pPr>
+      <w:r>
+        <w:rPr>
+          <w:lang w:val="sr-Cyrl-RS"/>
+        </w:rPr>
+        <w:t xml:space="preserve">Најсложенији архитектонски изазов који агрегатор решава јесте временско-просторна синхорнизација података. Паметна бројила шаљу податке </w:t>
+      </w:r>
+      <w:r>
+        <w:rPr>
+          <w:lang w:val="sr-Cyrl-RS"/>
+        </w:rPr>
+        <w:t xml:space="preserve">асинхроно, што значи да пакети могу каснити или стизати ван редоследа услед мрежне латенције. Са друге стране, </w:t>
+      </w:r>
+      <w:r>
+        <w:t xml:space="preserve">MPC </w:t>
+      </w:r>
+      <w:r>
+        <w:rPr>
+          <w:lang w:val="sr-Cyrl-RS"/>
+        </w:rPr>
+        <w:t>протокол захтева савршено поравнате векторе података како би могао да изврши паралело рачунање.</w:t>
+      </w:r>
+      <w:r>
+        <w:rPr>
+          <w:lang w:val="sr-Cyrl-RS"/>
+        </w:rPr>
+        <w:br/>
+      </w:r>
+      <w:r>
+        <w:rPr>
+          <w:lang w:val="sr-Cyrl-RS"/>
+        </w:rPr>
+        <w:br/>
+        <w:t xml:space="preserve">Да би премостио овај јаз, агрегатор имплементира механизам управљања временским кантама (енгл. </w:t>
+      </w:r>
+      <w:proofErr w:type="gramStart"/>
+      <w:r>
+        <w:t>Bucket Management).</w:t>
+      </w:r>
+      <w:proofErr w:type="gramEnd"/>
+      <w:r>
+        <w:t xml:space="preserve"> </w:t>
+      </w:r>
+      <w:r>
+        <w:rPr>
+          <w:lang w:val="sr-Cyrl-RS"/>
+        </w:rPr>
+        <w:t xml:space="preserve">Како валидни пакети пристижу, агрегатор чита њихове метаподатке и сортира крптографске уделе у одговарајуће меморијске блокове (канте) на основу њиховог временског печата (енгл. </w:t>
+      </w:r>
+      <w:proofErr w:type="gramStart"/>
+      <w:r>
+        <w:t>Timestamp).</w:t>
+      </w:r>
+      <w:proofErr w:type="gramEnd"/>
+      <w:r>
+        <w:rPr>
+          <w:lang w:val="sr-Cyrl-RS"/>
+        </w:rPr>
+        <w:t xml:space="preserve"> Сваки блок представља један конкретан тренутак у времену за целу дистрибутивну мрежу.</w:t>
+      </w:r>
+    </w:p>
+    <w:p>
+      <w:r>
+        <w:rPr>
+          <w:lang w:val="sr-Cyrl-RS"/>
+        </w:rPr>
+        <w:t xml:space="preserve">Агрегатор задржава блокове у меморији све док се не успуни унапред дефинасани просторни или временски услов. Тренутак када је блок комплетиран, агрегатор га закључава у канту, екстрахује све криптуграфске уделе и формира уређени једнодимензиони вектор података. Овај вектро се затим прослеђује ка мрежном адептеру (мосту) кои га иницира у синхрони рачунарски </w:t>
+      </w:r>
+      <w:r>
+        <w:t xml:space="preserve">MPC </w:t>
+      </w:r>
+      <w:r>
+        <w:rPr>
+          <w:lang w:val="sr-Cyrl-RS"/>
+        </w:rPr>
+        <w:t>слој финалну математичку обраду.</w:t>
+      </w:r>
+    </w:p>
+    <w:p>
+      <w:pPr>
+        <w:pStyle w:val="Heading3"/>
+        <w:numPr>
+          <w:ilvl w:val="1"/>
+          <w:numId w:val="19"/>
+        </w:numPr>
+      </w:pPr>
+      <w:r>
+        <w:t xml:space="preserve"> Мрежни адаптер и слој за израчунавање – </w:t>
+      </w:r>
+      <w:r>
+        <w:rPr>
+          <w:lang w:val="en-US"/>
+        </w:rPr>
+        <w:t>MPC</w:t>
+      </w:r>
+    </w:p>
+    <w:p>
+      <w:pPr>
+        <w:rPr>
+          <w:lang w:val="sr-Cyrl-RS"/>
+        </w:rPr>
+      </w:pPr>
+      <w:r>
+        <w:rPr>
+          <w:lang w:val="sr-Cyrl-RS"/>
+        </w:rPr>
+        <w:t xml:space="preserve">Слој за израчунавање </w:t>
+      </w:r>
+      <w:r>
+        <w:rPr>
+          <w:lang w:val="sr-Cyrl-RS"/>
+        </w:rPr>
+        <w:t xml:space="preserve">представља последњу компоненту у оквиру архитеткуре, где се над криптографски саштићеним оделима врши сложена математичка анализа. Овај слој је дизајниран као изолован и оптимизован </w:t>
+      </w:r>
+      <w:r>
+        <w:t xml:space="preserve">backend </w:t>
+      </w:r>
+      <w:r>
+        <w:rPr>
+          <w:lang w:val="sr-Cyrl-RS"/>
+        </w:rPr>
+        <w:t xml:space="preserve">систем који се састоји од мрежног адаптера (посредничког моста) и самог </w:t>
+      </w:r>
+      <w:r>
+        <w:t xml:space="preserve"> MPC </w:t>
+      </w:r>
+      <w:r>
+        <w:rPr>
+          <w:lang w:val="sr-Cyrl-RS"/>
+        </w:rPr>
+        <w:t xml:space="preserve">мотора за вишестраначко рачунање (енгл. </w:t>
+      </w:r>
+      <w:proofErr w:type="gramStart"/>
+      <w:r>
+        <w:t>MPC Enigne</w:t>
+      </w:r>
+      <w:r>
+        <w:rPr>
+          <w:lang w:val="sr-Latn-RS"/>
+        </w:rPr>
+        <w:t>).</w:t>
+      </w:r>
+      <w:proofErr w:type="gramEnd"/>
+      <w:r>
+        <w:rPr>
+          <w:lang w:val="sr-Latn-RS"/>
+        </w:rPr>
+        <w:t xml:space="preserve"> </w:t>
+      </w:r>
+      <w:r>
+        <w:rPr>
+          <w:lang w:val="sr-Cyrl-RS"/>
+        </w:rPr>
+        <w:t>Главни изазов овог нивоа архитектуре је елимимнација латенције при преносу велике количине података, што је постигнуто применом концепта директне меморијске инјекције.</w:t>
+      </w:r>
+    </w:p>
+    <w:p>
+      <w:r>
+        <w:rPr>
+          <w:lang w:val="sr-Cyrl-RS"/>
+        </w:rPr>
+        <w:t>Мрежни адаптер делује као посредник који прихвата векторе удела из агрегатора путем синхроног комуникационог канала. Његова примарна функција је премошћивање разлика између протокола високог нивоа и протокола ниског ниво</w:t>
+      </w:r>
+      <w:bookmarkStart w:id="8" w:name="_GoBack"/>
+      <w:bookmarkEnd w:id="8"/>
+      <w:r>
+        <w:rPr>
+          <w:lang w:val="sr-Cyrl-RS"/>
+        </w:rPr>
+        <w:t xml:space="preserve">а криптографског окружења. Уместо стандардног приступа привременог складишта података на чврсти диск (што би узроковало значајан кашњења услед </w:t>
+      </w:r>
+      <w:r>
+        <w:t xml:space="preserve">I/O </w:t>
+      </w:r>
+      <w:r>
+        <w:rPr>
+          <w:lang w:val="sr-Cyrl-RS"/>
+        </w:rPr>
+        <w:t>операција), адаптер врши привремено беферовање података искључиво у радној меморији (</w:t>
+      </w:r>
+      <w:r>
+        <w:t>RAM).</w:t>
+      </w:r>
+    </w:p>
+    <w:p>
+      <w:pPr>
+        <w:rPr>
+          <w:lang w:val="sr-Cyrl-RS"/>
+        </w:rPr>
+      </w:pPr>
+      <w:r>
+        <w:rPr>
+          <w:lang w:val="sr-Cyrl-RS"/>
+        </w:rPr>
+        <w:t xml:space="preserve">Једна од кључних архитектонских иновација у овом раду је начин на који се подаци испоручују </w:t>
+      </w:r>
+      <w:r>
+        <w:t xml:space="preserve">MPC </w:t>
+      </w:r>
+      <w:r>
+        <w:rPr>
+          <w:lang w:val="sr-Cyrl-RS"/>
+        </w:rPr>
+        <w:t xml:space="preserve">мотору. Адаптер иницира процес израчунавања и користи механизам директне инјекције путем стандрадног улаза (енгл </w:t>
+      </w:r>
+      <w:r>
+        <w:rPr>
+          <w:lang w:val="sr-Latn-RS"/>
+        </w:rPr>
+        <w:t xml:space="preserve">Standard Input – STDIN). </w:t>
+      </w:r>
+      <w:r>
+        <w:rPr>
+          <w:lang w:val="sr-Cyrl-RS"/>
+        </w:rPr>
+        <w:t xml:space="preserve">Овим приступом се постиже пренос података директно из меморије мрежног адаптера у </w:t>
+      </w:r>
+      <w:r>
+        <w:rPr>
+          <w:lang w:val="sr-Cyrl-RS"/>
+        </w:rPr>
+        <w:lastRenderedPageBreak/>
+        <w:t xml:space="preserve">мемеоријски простор криптограгског мотора. Оваква </w:t>
+      </w:r>
+      <w:r>
+        <w:t xml:space="preserve">RAM-to-RAM </w:t>
+      </w:r>
+      <w:r>
+        <w:rPr>
+          <w:lang w:val="sr-Cyrl-RS"/>
+        </w:rPr>
+        <w:t>комуникација омогућава систему да процесира велике векторе података у реалном времену, чиме се обезбеђује висока скалабилност и одзив система.</w:t>
+      </w:r>
+    </w:p>
+    <w:p>
+      <w:pPr>
+        <w:rPr>
+          <w:lang w:val="sr-Cyrl-RS"/>
+        </w:rPr>
+      </w:pPr>
+      <w:r>
+        <w:t xml:space="preserve"> </w:t>
+      </w:r>
+      <w:r>
+        <w:rPr>
+          <w:lang w:val="sr-Cyrl-RS"/>
+        </w:rPr>
+        <w:t>Унутар самог мотора за рачунање, подаци се третирају као дељење тајне. Архитектура се ослања на дистрибуирани кластер рачунарских чворова који међусобно комуницирају како би заједнички израчунали метаматичке операције. Наовом нивоу примењују се спцифични криптографски протоколи ко ји обезбеђују отпорност на малициозне актере, гарнтујући да ни један појединачни чвор не може реконструисати оригинални податак.</w:t>
+      </w:r>
+    </w:p>
+    <w:p>
+      <w:pPr>
+        <w:rPr>
+          <w:lang w:val="sr-Cyrl-RS"/>
+        </w:rPr>
+      </w:pPr>
+      <w:r>
+        <w:rPr>
+          <w:lang w:val="sr-Cyrl-RS"/>
+        </w:rPr>
+        <w:t xml:space="preserve">За разлику од једноставног сумирања које је линеарно, израчунавање нелинарних операција попут квадрирања. Архитектура слоја за израчунавање је пројектована тако да подржи ове операције кроз интерактивне протоколе множења удела. Финални резултат процеса су одговарајуће статичке </w:t>
+      </w:r>
+      <w:r>
+        <w:rPr>
+          <w:lang w:val="sr-Cyrl-RS"/>
+        </w:rPr>
+        <w:t>метрике.</w:t>
+      </w:r>
+      <w:r>
+        <w:t xml:space="preserve"> </w:t>
+      </w:r>
+      <w:r>
+        <w:rPr>
+          <w:lang w:val="sr-Cyrl-RS"/>
+        </w:rPr>
+        <w:t xml:space="preserve">У оквиру овог рада, одабран је скуп кључних статичких метрика као доказ концепта (енгл. </w:t>
+      </w:r>
+      <w:proofErr w:type="gramStart"/>
+      <w:r>
+        <w:t xml:space="preserve">Proof of Concept), </w:t>
+      </w:r>
+      <w:r>
+        <w:rPr>
+          <w:lang w:val="sr-Cyrl-RS"/>
+        </w:rPr>
+        <w:t xml:space="preserve">како би се демонстрирала способност система да генерише оперативно </w:t>
+      </w:r>
+      <w:r>
+        <w:rPr>
+          <w:lang w:val="sr-Cyrl-RS"/>
+        </w:rPr>
+        <w:t>вредне податке без компормитовања података појединаца.</w:t>
+      </w:r>
+      <w:proofErr w:type="gramEnd"/>
+    </w:p>
+    <w:p>
+      <w:pPr>
+        <w:pStyle w:val="ListParagraph"/>
+        <w:numPr>
+          <w:ilvl w:val="0"/>
+          <w:numId w:val="31"/>
+        </w:numPr>
+        <w:rPr>
+          <w:lang w:val="sr-Cyrl-RS"/>
+        </w:rPr>
+      </w:pPr>
+      <w:r>
+        <w:rPr>
+          <w:lang w:val="sr-Cyrl-RS"/>
+        </w:rPr>
+        <w:t xml:space="preserve">Укупна снага (енгл. </w:t>
+      </w:r>
+      <w:r>
+        <w:t xml:space="preserve">Total Power): </w:t>
+      </w:r>
+      <w:r>
+        <w:rPr>
+          <w:lang w:val="sr-Cyrl-RS"/>
+        </w:rPr>
+        <w:t>Сумарна вредност потрошње која служи кадо основни индикаор за балансирање у мрежи.</w:t>
+      </w:r>
+    </w:p>
+    <w:p>
+      <w:pPr>
+        <w:pStyle w:val="ListParagraph"/>
+        <w:numPr>
+          <w:ilvl w:val="0"/>
+          <w:numId w:val="31"/>
+        </w:numPr>
+        <w:rPr>
+          <w:lang w:val="sr-Cyrl-RS"/>
+        </w:rPr>
+      </w:pPr>
+      <w:r>
+        <w:rPr>
+          <w:lang w:val="sr-Cyrl-RS"/>
+        </w:rPr>
+        <w:t xml:space="preserve">Средња редност (енгл. </w:t>
+      </w:r>
+      <w:r>
+        <w:t xml:space="preserve">Mean): </w:t>
+      </w:r>
+      <w:r>
+        <w:rPr>
+          <w:lang w:val="sr-Cyrl-RS"/>
+        </w:rPr>
+        <w:t>Репрезентативни податак о просечној потршњи кључан за дугорочно планирање инфраструктурних капацитета.</w:t>
+      </w:r>
+    </w:p>
+    <w:p>
+      <w:pPr>
+        <w:pStyle w:val="ListParagraph"/>
+        <w:numPr>
+          <w:ilvl w:val="0"/>
+          <w:numId w:val="31"/>
+        </w:numPr>
+        <w:rPr>
+          <w:lang w:val="sr-Cyrl-RS"/>
+        </w:rPr>
+      </w:pPr>
+      <w:r>
+        <w:rPr>
+          <w:lang w:val="sr-Cyrl-RS"/>
+        </w:rPr>
+        <w:t xml:space="preserve">Варијанса (енгл. </w:t>
+      </w:r>
+      <w:r>
+        <w:rPr>
+          <w:lang w:val="sr-Latn-RS"/>
+        </w:rPr>
+        <w:t xml:space="preserve">Varainace): </w:t>
+      </w:r>
+      <w:r>
+        <w:rPr>
+          <w:lang w:val="sr-Cyrl-RS"/>
+        </w:rPr>
+        <w:t>Као најкоплекснији део доказа концепта, израчунавање варијансе доказује да систем може прецизно детектовати стабилност (или осцилације) у мрежи, што је непјодан предуслов модерних паметних мрежа.</w:t>
+      </w:r>
+    </w:p>
+    <w:p>
+      <w:r>
+        <w:rPr>
+          <w:lang w:val="sr-Cyrl-RS"/>
+        </w:rPr>
+        <w:t xml:space="preserve">Овај скуп метрика потврђује да предложена архитектура успешно трансформише сирове, заштићене уделе у високовредне аналитичке податке спремне аз интеграцију са </w:t>
+      </w:r>
+      <w:r>
+        <w:t xml:space="preserve">ADMS </w:t>
+      </w:r>
+      <w:r>
+        <w:rPr>
+          <w:lang w:val="sr-Cyrl-RS"/>
+        </w:rPr>
+        <w:t>системима.</w:t>
+      </w:r>
     </w:p>
     <w:p>
       <w:pPr>
@@ -18625,6 +20070,7 @@
           <w:szCs w:val="24"/>
           <w14:ligatures w14:val="none"/>
         </w:rPr>
+        <w:lastRenderedPageBreak/>
         <w:t>[6]</w:t>
       </w:r>
       <w:r>
@@ -19035,7 +20481,6 @@
         <w:rPr>
           <w:b/>
         </w:rPr>
-        <w:lastRenderedPageBreak/>
         <w:t>[14]</w:t>
       </w:r>
       <w:r>
@@ -19056,7 +20501,7 @@
       <w:r>
         <w:t xml:space="preserve"> </w:t>
       </w:r>
-      <w:hyperlink r:id="rId38" w:tgtFrame="_new" w:history="1">
+      <w:hyperlink r:id="rId40" w:tgtFrame="_new" w:history="1">
         <w:r>
           <w:rPr>
             <w:rStyle w:val="Hyperlink"/>
@@ -19395,6 +20840,7 @@
         <w:rPr>
           <w:b/>
         </w:rPr>
+        <w:lastRenderedPageBreak/>
         <w:t>[2</w:t>
       </w:r>
       <w:r>
@@ -19790,7 +21236,6 @@
         <w:rPr>
           <w:lang w:val="sr-Cyrl-RS"/>
         </w:rPr>
-        <w:lastRenderedPageBreak/>
         <w:t>8 Биографија</w:t>
       </w:r>
       <w:r>
@@ -20344,6 +21789,7 @@
           <w:szCs w:val="24"/>
           <w:lang w:val="sr-Cyrl-RS"/>
         </w:rPr>
+        <w:lastRenderedPageBreak/>
         <w:t xml:space="preserve">Нпр. Коришћен је изузетно моћан алат за… -&gt; </w:t>
       </w:r>
     </w:p>
@@ -20808,7 +22254,6 @@
           <w:szCs w:val="24"/>
           <w:lang w:val="sr-Cyrl-RS"/>
         </w:rPr>
-        <w:lastRenderedPageBreak/>
         <w:t>Избегавање страног назива и цртице која помаже да се страни назив напише кроз падеже, могуће је постићи увођењем одреднице.</w:t>
       </w:r>
     </w:p>
@@ -21364,6 +22809,7 @@
           <w:szCs w:val="24"/>
           <w:lang w:val="sr-Cyrl-RS"/>
         </w:rPr>
+        <w:lastRenderedPageBreak/>
         <w:t>фајл -&gt; датотека</w:t>
       </w:r>
     </w:p>
@@ -22372,7 +23818,7 @@
                     </pic:cNvPicPr>
                   </pic:nvPicPr>
                   <pic:blipFill>
-                    <a:blip r:embed="rId39" cstate="print">
+                    <a:blip r:embed="rId41" cstate="print">
                       <a:extLst>
                         <a:ext uri="{28A0092B-C50C-407E-A947-70E740481C1C}">
                           <a14:useLocalDpi xmlns:a14="http://schemas.microsoft.com/office/drawing/2010/main" val="0"/>
@@ -22752,10 +24198,10 @@
                                 <w:sz w:val="20"/>
                               </w:rPr>
                               <w:object w:dxaOrig="1382" w:dyaOrig="1380" w14:anchorId="350CAAE9">
-                                <v:shape id="_x0000_i1027" type="#_x0000_t75" style="width:94.65pt;height:94.65pt" o:ole="" fillcolor="window">
+                                <v:shape id="_x0000_i1028" type="#_x0000_t75" style="width:94.65pt;height:94.65pt" o:ole="" fillcolor="window">
                                   <v:imagedata r:id="rId9" o:title=""/>
                                 </v:shape>
-                                <o:OLEObject Type="Embed" ProgID="CorelDraw.Graphic.7" ShapeID="_x0000_i1027" DrawAspect="Content" ObjectID="_1837969703" r:id="rId40"/>
+                                <o:OLEObject Type="Embed" ProgID="CorelDraw.Graphic.7" ShapeID="_x0000_i1028" DrawAspect="Content" ObjectID="_1838655111" r:id="rId42"/>
                               </w:object>
                             </w:r>
                           </w:p>
@@ -22816,10 +24262,10 @@
                           <w:sz w:val="20"/>
                         </w:rPr>
                         <w:object w:dxaOrig="1382" w:dyaOrig="1380" w14:anchorId="350CAAE9">
-                          <v:shape id="_x0000_i1027" type="#_x0000_t75" style="width:94.65pt;height:94.65pt" o:ole="" fillcolor="window">
+                          <v:shape id="_x0000_i1028" type="#_x0000_t75" style="width:94.65pt;height:94.65pt" o:ole="" fillcolor="window">
                             <v:imagedata r:id="rId9" o:title=""/>
                           </v:shape>
-                          <o:OLEObject Type="Embed" ProgID="CorelDraw.Graphic.7" ShapeID="_x0000_i1027" DrawAspect="Content" ObjectID="_1837969703" r:id="rId41"/>
+                          <o:OLEObject Type="Embed" ProgID="CorelDraw.Graphic.7" ShapeID="_x0000_i1028" DrawAspect="Content" ObjectID="_1838655111" r:id="rId43"/>
                         </w:object>
                       </w:r>
                     </w:p>
@@ -22977,7 +24423,7 @@
                     </pic:cNvPicPr>
                   </pic:nvPicPr>
                   <pic:blipFill>
-                    <a:blip r:embed="rId42" cstate="print">
+                    <a:blip r:embed="rId44" cstate="print">
                       <a:extLst>
                         <a:ext uri="{28A0092B-C50C-407E-A947-70E740481C1C}">
                           <a14:useLocalDpi xmlns:a14="http://schemas.microsoft.com/office/drawing/2010/main" val="0"/>
@@ -23107,7 +24553,7 @@
                     </pic:cNvPicPr>
                   </pic:nvPicPr>
                   <pic:blipFill rotWithShape="1">
-                    <a:blip r:embed="rId43" cstate="print">
+                    <a:blip r:embed="rId45" cstate="print">
                       <a:extLst>
                         <a:ext uri="{28A0092B-C50C-407E-A947-70E740481C1C}">
                           <a14:useLocalDpi xmlns:a14="http://schemas.microsoft.com/office/drawing/2010/main" val="0"/>
@@ -25371,10 +26817,10 @@
       </w:pPr>
     </w:p>
     <w:sectPr>
-      <w:headerReference w:type="even" r:id="rId44"/>
-      <w:headerReference w:type="default" r:id="rId45"/>
-      <w:footerReference w:type="even" r:id="rId46"/>
-      <w:footerReference w:type="default" r:id="rId47"/>
+      <w:headerReference w:type="even" r:id="rId46"/>
+      <w:headerReference w:type="default" r:id="rId47"/>
+      <w:footerReference w:type="even" r:id="rId48"/>
+      <w:footerReference w:type="default" r:id="rId49"/>
       <w:pgSz w:w="11906" w:h="16838" w:code="9"/>
       <w:pgMar w:top="1152" w:right="1152" w:bottom="1152" w:left="1440" w:header="720" w:footer="432" w:gutter="0"/>
       <w:pgNumType w:start="1"/>
@@ -25477,7 +26923,7 @@
             <w:noProof/>
             <w:szCs w:val="24"/>
           </w:rPr>
-          <w:t>18</w:t>
+          <w:t>22</w:t>
         </w:r>
         <w:r>
           <w:rPr>
@@ -25546,7 +26992,7 @@
             <w:noProof/>
             <w:szCs w:val="24"/>
           </w:rPr>
-          <w:t>17</w:t>
+          <w:t>21</w:t>
         </w:r>
         <w:r>
           <w:rPr>
@@ -27740,7 +29186,7 @@
   <w:abstractNum w:abstractNumId="3">
     <w:nsid w:val="097461E5"/>
     <w:multiLevelType w:val="hybridMultilevel"/>
-    <w:tmpl w:val="AE381CDE"/>
+    <w:tmpl w:val="62D63E54"/>
     <w:lvl w:ilvl="0" w:tplc="04090001">
       <w:start w:val="1"/>
       <w:numFmt w:val="bullet"/>
@@ -27964,16 +29410,16 @@
     </w:lvl>
   </w:abstractNum>
   <w:abstractNum w:abstractNumId="5">
-    <w:nsid w:val="2A507386"/>
+    <w:nsid w:val="193A6D2A"/>
     <w:multiLevelType w:val="multilevel"/>
-    <w:tmpl w:val="3C5024B8"/>
+    <w:tmpl w:val="2640D326"/>
     <w:lvl w:ilvl="0">
-      <w:start w:val="2"/>
+      <w:start w:val="1"/>
       <w:numFmt w:val="decimal"/>
-      <w:lvlText w:val="%1"/>
+      <w:lvlText w:val="%1."/>
       <w:lvlJc w:val="left"/>
       <w:pPr>
-        <w:ind w:left="576" w:hanging="576"/>
+        <w:ind w:left="864" w:hanging="576"/>
       </w:pPr>
       <w:rPr>
         <w:rFonts w:hint="default"/>
@@ -27985,7 +29431,7 @@
       <w:lvlText w:val="%1.%2"/>
       <w:lvlJc w:val="left"/>
       <w:pPr>
-        <w:ind w:left="576" w:hanging="576"/>
+        <w:ind w:left="864" w:hanging="576"/>
       </w:pPr>
       <w:rPr>
         <w:rFonts w:hint="default"/>
@@ -27997,7 +29443,7 @@
       <w:lvlText w:val="%1.%2.%3"/>
       <w:lvlJc w:val="left"/>
       <w:pPr>
-        <w:ind w:left="720" w:hanging="720"/>
+        <w:ind w:left="1008" w:hanging="720"/>
       </w:pPr>
       <w:rPr>
         <w:rFonts w:hint="default"/>
@@ -28009,7 +29455,7 @@
       <w:lvlText w:val="%1.%2.%3.%4"/>
       <w:lvlJc w:val="left"/>
       <w:pPr>
-        <w:ind w:left="1080" w:hanging="1080"/>
+        <w:ind w:left="1368" w:hanging="1080"/>
       </w:pPr>
       <w:rPr>
         <w:rFonts w:hint="default"/>
@@ -28021,7 +29467,7 @@
       <w:lvlText w:val="%1.%2.%3.%4.%5"/>
       <w:lvlJc w:val="left"/>
       <w:pPr>
-        <w:ind w:left="1080" w:hanging="1080"/>
+        <w:ind w:left="1368" w:hanging="1080"/>
       </w:pPr>
       <w:rPr>
         <w:rFonts w:hint="default"/>
@@ -28033,7 +29479,7 @@
       <w:lvlText w:val="%1.%2.%3.%4.%5.%6"/>
       <w:lvlJc w:val="left"/>
       <w:pPr>
-        <w:ind w:left="1440" w:hanging="1440"/>
+        <w:ind w:left="1728" w:hanging="1440"/>
       </w:pPr>
       <w:rPr>
         <w:rFonts w:hint="default"/>
@@ -28045,7 +29491,7 @@
       <w:lvlText w:val="%1.%2.%3.%4.%5.%6.%7"/>
       <w:lvlJc w:val="left"/>
       <w:pPr>
-        <w:ind w:left="1440" w:hanging="1440"/>
+        <w:ind w:left="1728" w:hanging="1440"/>
       </w:pPr>
       <w:rPr>
         <w:rFonts w:hint="default"/>
@@ -28057,7 +29503,7 @@
       <w:lvlText w:val="%1.%2.%3.%4.%5.%6.%7.%8"/>
       <w:lvlJc w:val="left"/>
       <w:pPr>
-        <w:ind w:left="1800" w:hanging="1800"/>
+        <w:ind w:left="2088" w:hanging="1800"/>
       </w:pPr>
       <w:rPr>
         <w:rFonts w:hint="default"/>
@@ -28069,7 +29515,7 @@
       <w:lvlText w:val="%1.%2.%3.%4.%5.%6.%7.%8.%9"/>
       <w:lvlJc w:val="left"/>
       <w:pPr>
-        <w:ind w:left="2160" w:hanging="2160"/>
+        <w:ind w:left="2448" w:hanging="2160"/>
       </w:pPr>
       <w:rPr>
         <w:rFonts w:hint="default"/>
@@ -28077,6 +29523,119 @@
     </w:lvl>
   </w:abstractNum>
   <w:abstractNum w:abstractNumId="6">
+    <w:nsid w:val="2A507386"/>
+    <w:multiLevelType w:val="multilevel"/>
+    <w:tmpl w:val="3C5024B8"/>
+    <w:lvl w:ilvl="0">
+      <w:start w:val="2"/>
+      <w:numFmt w:val="decimal"/>
+      <w:lvlText w:val="%1"/>
+      <w:lvlJc w:val="left"/>
+      <w:pPr>
+        <w:ind w:left="576" w:hanging="576"/>
+      </w:pPr>
+      <w:rPr>
+        <w:rFonts w:hint="default"/>
+      </w:rPr>
+    </w:lvl>
+    <w:lvl w:ilvl="1">
+      <w:start w:val="1"/>
+      <w:numFmt w:val="decimal"/>
+      <w:lvlText w:val="%1.%2"/>
+      <w:lvlJc w:val="left"/>
+      <w:pPr>
+        <w:ind w:left="576" w:hanging="576"/>
+      </w:pPr>
+      <w:rPr>
+        <w:rFonts w:hint="default"/>
+      </w:rPr>
+    </w:lvl>
+    <w:lvl w:ilvl="2">
+      <w:start w:val="3"/>
+      <w:numFmt w:val="decimal"/>
+      <w:lvlText w:val="%1.%2.%3"/>
+      <w:lvlJc w:val="left"/>
+      <w:pPr>
+        <w:ind w:left="720" w:hanging="720"/>
+      </w:pPr>
+      <w:rPr>
+        <w:rFonts w:hint="default"/>
+      </w:rPr>
+    </w:lvl>
+    <w:lvl w:ilvl="3">
+      <w:start w:val="1"/>
+      <w:numFmt w:val="decimal"/>
+      <w:lvlText w:val="%1.%2.%3.%4"/>
+      <w:lvlJc w:val="left"/>
+      <w:pPr>
+        <w:ind w:left="1080" w:hanging="1080"/>
+      </w:pPr>
+      <w:rPr>
+        <w:rFonts w:hint="default"/>
+      </w:rPr>
+    </w:lvl>
+    <w:lvl w:ilvl="4">
+      <w:start w:val="1"/>
+      <w:numFmt w:val="decimal"/>
+      <w:lvlText w:val="%1.%2.%3.%4.%5"/>
+      <w:lvlJc w:val="left"/>
+      <w:pPr>
+        <w:ind w:left="1080" w:hanging="1080"/>
+      </w:pPr>
+      <w:rPr>
+        <w:rFonts w:hint="default"/>
+      </w:rPr>
+    </w:lvl>
+    <w:lvl w:ilvl="5">
+      <w:start w:val="1"/>
+      <w:numFmt w:val="decimal"/>
+      <w:lvlText w:val="%1.%2.%3.%4.%5.%6"/>
+      <w:lvlJc w:val="left"/>
+      <w:pPr>
+        <w:ind w:left="1440" w:hanging="1440"/>
+      </w:pPr>
+      <w:rPr>
+        <w:rFonts w:hint="default"/>
+      </w:rPr>
+    </w:lvl>
+    <w:lvl w:ilvl="6">
+      <w:start w:val="1"/>
+      <w:numFmt w:val="decimal"/>
+      <w:lvlText w:val="%1.%2.%3.%4.%5.%6.%7"/>
+      <w:lvlJc w:val="left"/>
+      <w:pPr>
+        <w:ind w:left="1440" w:hanging="1440"/>
+      </w:pPr>
+      <w:rPr>
+        <w:rFonts w:hint="default"/>
+      </w:rPr>
+    </w:lvl>
+    <w:lvl w:ilvl="7">
+      <w:start w:val="1"/>
+      <w:numFmt w:val="decimal"/>
+      <w:lvlText w:val="%1.%2.%3.%4.%5.%6.%7.%8"/>
+      <w:lvlJc w:val="left"/>
+      <w:pPr>
+        <w:ind w:left="1800" w:hanging="1800"/>
+      </w:pPr>
+      <w:rPr>
+        <w:rFonts w:hint="default"/>
+      </w:rPr>
+    </w:lvl>
+    <w:lvl w:ilvl="8">
+      <w:start w:val="1"/>
+      <w:numFmt w:val="decimal"/>
+      <w:lvlText w:val="%1.%2.%3.%4.%5.%6.%7.%8.%9"/>
+      <w:lvlJc w:val="left"/>
+      <w:pPr>
+        <w:ind w:left="2160" w:hanging="2160"/>
+      </w:pPr>
+      <w:rPr>
+        <w:rFonts w:hint="default"/>
+      </w:rPr>
+    </w:lvl>
+  </w:abstractNum>
+  <w:abstractNum w:abstractNumId="7">
     <w:nsid w:val="387B77F6"/>
     <w:multiLevelType w:val="multilevel"/>
     <w:tmpl w:val="F4D655B8"/>
@@ -28189,7 +29748,7 @@
       </w:rPr>
     </w:lvl>
   </w:abstractNum>
-  <w:abstractNum w:abstractNumId="7">
+  <w:abstractNum w:abstractNumId="8">
     <w:nsid w:val="39564E02"/>
     <w:multiLevelType w:val="hybridMultilevel"/>
     <w:tmpl w:val="B9FEF820"/>
@@ -28302,7 +29861,7 @@
       </w:rPr>
     </w:lvl>
   </w:abstractNum>
-  <w:abstractNum w:abstractNumId="8">
+  <w:abstractNum w:abstractNumId="9">
     <w:nsid w:val="3AAD4F49"/>
     <w:multiLevelType w:val="hybridMultilevel"/>
     <w:tmpl w:val="B2FAB4CC"/>
@@ -28415,7 +29974,7 @@
       </w:rPr>
     </w:lvl>
   </w:abstractNum>
-  <w:abstractNum w:abstractNumId="9">
+  <w:abstractNum w:abstractNumId="10">
     <w:nsid w:val="431652EF"/>
     <w:multiLevelType w:val="multilevel"/>
     <w:tmpl w:val="9DD6C0CC"/>
@@ -28529,10 +30088,10 @@
       </w:rPr>
     </w:lvl>
   </w:abstractNum>
-  <w:abstractNum w:abstractNumId="10">
-    <w:nsid w:val="496600E3"/>
+  <w:abstractNum w:abstractNumId="11">
+    <w:nsid w:val="45104340"/>
     <w:multiLevelType w:val="hybridMultilevel"/>
-    <w:tmpl w:val="5A1A1228"/>
+    <w:tmpl w:val="6A6ACAD4"/>
     <w:lvl w:ilvl="0" w:tplc="04090001">
       <w:start w:val="1"/>
       <w:numFmt w:val="bullet"/>
@@ -28642,10 +30201,10 @@
       </w:rPr>
     </w:lvl>
   </w:abstractNum>
-  <w:abstractNum w:abstractNumId="11">
-    <w:nsid w:val="49A870A8"/>
+  <w:abstractNum w:abstractNumId="12">
+    <w:nsid w:val="496600E3"/>
     <w:multiLevelType w:val="hybridMultilevel"/>
-    <w:tmpl w:val="715C4B36"/>
+    <w:tmpl w:val="5A1A1228"/>
     <w:lvl w:ilvl="0" w:tplc="04090001">
       <w:start w:val="1"/>
       <w:numFmt w:val="bullet"/>
@@ -28755,10 +30314,10 @@
       </w:rPr>
     </w:lvl>
   </w:abstractNum>
-  <w:abstractNum w:abstractNumId="12">
-    <w:nsid w:val="4AC10C47"/>
+  <w:abstractNum w:abstractNumId="13">
+    <w:nsid w:val="49A870A8"/>
     <w:multiLevelType w:val="hybridMultilevel"/>
-    <w:tmpl w:val="6B0036FC"/>
+    <w:tmpl w:val="715C4B36"/>
     <w:lvl w:ilvl="0" w:tplc="04090001">
       <w:start w:val="1"/>
       <w:numFmt w:val="bullet"/>
@@ -28868,10 +30427,10 @@
       </w:rPr>
     </w:lvl>
   </w:abstractNum>
-  <w:abstractNum w:abstractNumId="13">
-    <w:nsid w:val="4DE1689B"/>
+  <w:abstractNum w:abstractNumId="14">
+    <w:nsid w:val="4AC10C47"/>
     <w:multiLevelType w:val="hybridMultilevel"/>
-    <w:tmpl w:val="C44C5214"/>
+    <w:tmpl w:val="6B0036FC"/>
     <w:lvl w:ilvl="0" w:tplc="04090001">
       <w:start w:val="1"/>
       <w:numFmt w:val="bullet"/>
@@ -28981,7 +30540,120 @@
       </w:rPr>
     </w:lvl>
   </w:abstractNum>
-  <w:abstractNum w:abstractNumId="14">
+  <w:abstractNum w:abstractNumId="15">
+    <w:nsid w:val="4DE1689B"/>
+    <w:multiLevelType w:val="hybridMultilevel"/>
+    <w:tmpl w:val="C44C5214"/>
+    <w:lvl w:ilvl="0" w:tplc="04090001">
+      <w:start w:val="1"/>
+      <w:numFmt w:val="bullet"/>
+      <w:lvlText w:val=""/>
+      <w:lvlJc w:val="left"/>
+      <w:pPr>
+        <w:ind w:left="720" w:hanging="360"/>
+      </w:pPr>
+      <w:rPr>
+        <w:rFonts w:ascii="Symbol" w:hAnsi="Symbol" w:hint="default"/>
+      </w:rPr>
+    </w:lvl>
+    <w:lvl w:ilvl="1" w:tplc="04090003" w:tentative="1">
+      <w:start w:val="1"/>
+      <w:numFmt w:val="bullet"/>
+      <w:lvlText w:val="o"/>
+      <w:lvlJc w:val="left"/>
+      <w:pPr>
+        <w:ind w:left="1440" w:hanging="360"/>
+      </w:pPr>
+      <w:rPr>
+        <w:rFonts w:ascii="Courier New" w:hAnsi="Courier New" w:cs="Courier New" w:hint="default"/>
+      </w:rPr>
+    </w:lvl>
+    <w:lvl w:ilvl="2" w:tplc="04090005" w:tentative="1">
+      <w:start w:val="1"/>
+      <w:numFmt w:val="bullet"/>
+      <w:lvlText w:val=""/>
+      <w:lvlJc w:val="left"/>
+      <w:pPr>
+        <w:ind w:left="2160" w:hanging="360"/>
+      </w:pPr>
+      <w:rPr>
+        <w:rFonts w:ascii="Wingdings" w:hAnsi="Wingdings" w:hint="default"/>
+      </w:rPr>
+    </w:lvl>
+    <w:lvl w:ilvl="3" w:tplc="04090001" w:tentative="1">
+      <w:start w:val="1"/>
+      <w:numFmt w:val="bullet"/>
+      <w:lvlText w:val=""/>
+      <w:lvlJc w:val="left"/>
+      <w:pPr>
+        <w:ind w:left="2880" w:hanging="360"/>
+      </w:pPr>
+      <w:rPr>
+        <w:rFonts w:ascii="Symbol" w:hAnsi="Symbol" w:hint="default"/>
+      </w:rPr>
+    </w:lvl>
+    <w:lvl w:ilvl="4" w:tplc="04090003" w:tentative="1">
+      <w:start w:val="1"/>
+      <w:numFmt w:val="bullet"/>
+      <w:lvlText w:val="o"/>
+      <w:lvlJc w:val="left"/>
+      <w:pPr>
+        <w:ind w:left="3600" w:hanging="360"/>
+      </w:pPr>
+      <w:rPr>
+        <w:rFonts w:ascii="Courier New" w:hAnsi="Courier New" w:cs="Courier New" w:hint="default"/>
+      </w:rPr>
+    </w:lvl>
+    <w:lvl w:ilvl="5" w:tplc="04090005" w:tentative="1">
+      <w:start w:val="1"/>
+      <w:numFmt w:val="bullet"/>
+      <w:lvlText w:val=""/>
+      <w:lvlJc w:val="left"/>
+      <w:pPr>
+        <w:ind w:left="4320" w:hanging="360"/>
+      </w:pPr>
+      <w:rPr>
+        <w:rFonts w:ascii="Wingdings" w:hAnsi="Wingdings" w:hint="default"/>
+      </w:rPr>
+    </w:lvl>
+    <w:lvl w:ilvl="6" w:tplc="04090001" w:tentative="1">
+      <w:start w:val="1"/>
+      <w:numFmt w:val="bullet"/>
+      <w:lvlText w:val=""/>
+      <w:lvlJc w:val="left"/>
+      <w:pPr>
+        <w:ind w:left="5040" w:hanging="360"/>
+      </w:pPr>
+      <w:rPr>
+        <w:rFonts w:ascii="Symbol" w:hAnsi="Symbol" w:hint="default"/>
+      </w:rPr>
+    </w:lvl>
+    <w:lvl w:ilvl="7" w:tplc="04090003" w:tentative="1">
+      <w:start w:val="1"/>
+      <w:numFmt w:val="bullet"/>
+      <w:lvlText w:val="o"/>
+      <w:lvlJc w:val="left"/>
+      <w:pPr>
+        <w:ind w:left="5760" w:hanging="360"/>
+      </w:pPr>
+      <w:rPr>
+        <w:rFonts w:ascii="Courier New" w:hAnsi="Courier New" w:cs="Courier New" w:hint="default"/>
+      </w:rPr>
+    </w:lvl>
+    <w:lvl w:ilvl="8" w:tplc="04090005" w:tentative="1">
+      <w:start w:val="1"/>
+      <w:numFmt w:val="bullet"/>
+      <w:lvlText w:val=""/>
+      <w:lvlJc w:val="left"/>
+      <w:pPr>
+        <w:ind w:left="6480" w:hanging="360"/>
+      </w:pPr>
+      <w:rPr>
+        <w:rFonts w:ascii="Wingdings" w:hAnsi="Wingdings" w:hint="default"/>
+      </w:rPr>
+    </w:lvl>
+  </w:abstractNum>
+  <w:abstractNum w:abstractNumId="16">
     <w:nsid w:val="4FEF43C3"/>
     <w:multiLevelType w:val="hybridMultilevel"/>
     <w:tmpl w:val="715C7AEA"/>
@@ -29070,7 +30742,7 @@
       </w:pPr>
     </w:lvl>
   </w:abstractNum>
-  <w:abstractNum w:abstractNumId="15">
+  <w:abstractNum w:abstractNumId="17">
     <w:nsid w:val="5C9516DF"/>
     <w:multiLevelType w:val="hybridMultilevel"/>
     <w:tmpl w:val="7046B518"/>
@@ -29183,7 +30855,7 @@
       </w:rPr>
     </w:lvl>
   </w:abstractNum>
-  <w:abstractNum w:abstractNumId="16">
+  <w:abstractNum w:abstractNumId="18">
     <w:nsid w:val="5FC41E03"/>
     <w:multiLevelType w:val="hybridMultilevel"/>
     <w:tmpl w:val="14C415F0"/>
@@ -29296,7 +30968,7 @@
       </w:rPr>
     </w:lvl>
   </w:abstractNum>
-  <w:abstractNum w:abstractNumId="17">
+  <w:abstractNum w:abstractNumId="19">
     <w:nsid w:val="615544BB"/>
     <w:multiLevelType w:val="hybridMultilevel"/>
     <w:tmpl w:val="EDC2E49E"/>
@@ -29409,7 +31081,7 @@
       </w:rPr>
     </w:lvl>
   </w:abstractNum>
-  <w:abstractNum w:abstractNumId="18">
+  <w:abstractNum w:abstractNumId="20">
     <w:nsid w:val="62897D6F"/>
     <w:multiLevelType w:val="hybridMultilevel"/>
     <w:tmpl w:val="D7EAB200"/>
@@ -29522,7 +31194,7 @@
       </w:rPr>
     </w:lvl>
   </w:abstractNum>
-  <w:abstractNum w:abstractNumId="19">
+  <w:abstractNum w:abstractNumId="21">
     <w:nsid w:val="62B04DEB"/>
     <w:multiLevelType w:val="multilevel"/>
     <w:tmpl w:val="44B404CE"/>
@@ -29636,7 +31308,7 @@
       </w:rPr>
     </w:lvl>
   </w:abstractNum>
-  <w:abstractNum w:abstractNumId="20">
+  <w:abstractNum w:abstractNumId="22">
     <w:nsid w:val="63B90D4E"/>
     <w:multiLevelType w:val="hybridMultilevel"/>
     <w:tmpl w:val="4DBC862E"/>
@@ -29749,7 +31421,7 @@
       </w:rPr>
     </w:lvl>
   </w:abstractNum>
-  <w:abstractNum w:abstractNumId="21">
+  <w:abstractNum w:abstractNumId="23">
     <w:nsid w:val="691178C3"/>
     <w:multiLevelType w:val="hybridMultilevel"/>
     <w:tmpl w:val="715C7AEA"/>
@@ -29838,7 +31510,7 @@
       </w:pPr>
     </w:lvl>
   </w:abstractNum>
-  <w:abstractNum w:abstractNumId="22">
+  <w:abstractNum w:abstractNumId="24">
     <w:nsid w:val="6A685F0C"/>
     <w:multiLevelType w:val="hybridMultilevel"/>
     <w:tmpl w:val="1D22165E"/>
@@ -29927,7 +31599,7 @@
       </w:pPr>
     </w:lvl>
   </w:abstractNum>
-  <w:abstractNum w:abstractNumId="23">
+  <w:abstractNum w:abstractNumId="25">
     <w:nsid w:val="6A9D5588"/>
     <w:multiLevelType w:val="hybridMultilevel"/>
     <w:tmpl w:val="2D28D23A"/>
@@ -30040,7 +31712,7 @@
       </w:rPr>
     </w:lvl>
   </w:abstractNum>
-  <w:abstractNum w:abstractNumId="24">
+  <w:abstractNum w:abstractNumId="26">
     <w:nsid w:val="70524DBC"/>
     <w:multiLevelType w:val="hybridMultilevel"/>
     <w:tmpl w:val="57887536"/>
@@ -30179,10 +31851,10 @@
       </w:rPr>
     </w:lvl>
   </w:abstractNum>
-  <w:abstractNum w:abstractNumId="25">
-    <w:nsid w:val="74AC3E06"/>
+  <w:abstractNum w:abstractNumId="27">
+    <w:nsid w:val="705E1368"/>
     <w:multiLevelType w:val="hybridMultilevel"/>
-    <w:tmpl w:val="35600980"/>
+    <w:tmpl w:val="6072558C"/>
     <w:lvl w:ilvl="0" w:tplc="04090001">
       <w:start w:val="1"/>
       <w:numFmt w:val="bullet"/>
@@ -30292,10 +31964,10 @@
       </w:rPr>
     </w:lvl>
   </w:abstractNum>
-  <w:abstractNum w:abstractNumId="26">
-    <w:nsid w:val="7ACB0754"/>
+  <w:abstractNum w:abstractNumId="28">
+    <w:nsid w:val="74AC3E06"/>
     <w:multiLevelType w:val="hybridMultilevel"/>
-    <w:tmpl w:val="9DC2B02A"/>
+    <w:tmpl w:val="35600980"/>
     <w:lvl w:ilvl="0" w:tplc="04090001">
       <w:start w:val="1"/>
       <w:numFmt w:val="bullet"/>
@@ -30405,10 +32077,10 @@
       </w:rPr>
     </w:lvl>
   </w:abstractNum>
-  <w:abstractNum w:abstractNumId="27">
-    <w:nsid w:val="7ADC1D1E"/>
+  <w:abstractNum w:abstractNumId="29">
+    <w:nsid w:val="7ACB0754"/>
     <w:multiLevelType w:val="hybridMultilevel"/>
-    <w:tmpl w:val="76CC0898"/>
+    <w:tmpl w:val="9DC2B02A"/>
     <w:lvl w:ilvl="0" w:tplc="04090001">
       <w:start w:val="1"/>
       <w:numFmt w:val="bullet"/>
@@ -30518,68 +32190,181 @@
       </w:rPr>
     </w:lvl>
   </w:abstractNum>
+  <w:abstractNum w:abstractNumId="30">
+    <w:nsid w:val="7ADC1D1E"/>
+    <w:multiLevelType w:val="hybridMultilevel"/>
+    <w:tmpl w:val="76CC0898"/>
+    <w:lvl w:ilvl="0" w:tplc="04090001">
+      <w:start w:val="1"/>
+      <w:numFmt w:val="bullet"/>
+      <w:lvlText w:val=""/>
+      <w:lvlJc w:val="left"/>
+      <w:pPr>
+        <w:ind w:left="720" w:hanging="360"/>
+      </w:pPr>
+      <w:rPr>
+        <w:rFonts w:ascii="Symbol" w:hAnsi="Symbol" w:hint="default"/>
+      </w:rPr>
+    </w:lvl>
+    <w:lvl w:ilvl="1" w:tplc="04090003" w:tentative="1">
+      <w:start w:val="1"/>
+      <w:numFmt w:val="bullet"/>
+      <w:lvlText w:val="o"/>
+      <w:lvlJc w:val="left"/>
+      <w:pPr>
+        <w:ind w:left="1440" w:hanging="360"/>
+      </w:pPr>
+      <w:rPr>
+        <w:rFonts w:ascii="Courier New" w:hAnsi="Courier New" w:cs="Courier New" w:hint="default"/>
+      </w:rPr>
+    </w:lvl>
+    <w:lvl w:ilvl="2" w:tplc="04090005" w:tentative="1">
+      <w:start w:val="1"/>
+      <w:numFmt w:val="bullet"/>
+      <w:lvlText w:val=""/>
+      <w:lvlJc w:val="left"/>
+      <w:pPr>
+        <w:ind w:left="2160" w:hanging="360"/>
+      </w:pPr>
+      <w:rPr>
+        <w:rFonts w:ascii="Wingdings" w:hAnsi="Wingdings" w:hint="default"/>
+      </w:rPr>
+    </w:lvl>
+    <w:lvl w:ilvl="3" w:tplc="04090001" w:tentative="1">
+      <w:start w:val="1"/>
+      <w:numFmt w:val="bullet"/>
+      <w:lvlText w:val=""/>
+      <w:lvlJc w:val="left"/>
+      <w:pPr>
+        <w:ind w:left="2880" w:hanging="360"/>
+      </w:pPr>
+      <w:rPr>
+        <w:rFonts w:ascii="Symbol" w:hAnsi="Symbol" w:hint="default"/>
+      </w:rPr>
+    </w:lvl>
+    <w:lvl w:ilvl="4" w:tplc="04090003" w:tentative="1">
+      <w:start w:val="1"/>
+      <w:numFmt w:val="bullet"/>
+      <w:lvlText w:val="o"/>
+      <w:lvlJc w:val="left"/>
+      <w:pPr>
+        <w:ind w:left="3600" w:hanging="360"/>
+      </w:pPr>
+      <w:rPr>
+        <w:rFonts w:ascii="Courier New" w:hAnsi="Courier New" w:cs="Courier New" w:hint="default"/>
+      </w:rPr>
+    </w:lvl>
+    <w:lvl w:ilvl="5" w:tplc="04090005" w:tentative="1">
+      <w:start w:val="1"/>
+      <w:numFmt w:val="bullet"/>
+      <w:lvlText w:val=""/>
+      <w:lvlJc w:val="left"/>
+      <w:pPr>
+        <w:ind w:left="4320" w:hanging="360"/>
+      </w:pPr>
+      <w:rPr>
+        <w:rFonts w:ascii="Wingdings" w:hAnsi="Wingdings" w:hint="default"/>
+      </w:rPr>
+    </w:lvl>
+    <w:lvl w:ilvl="6" w:tplc="04090001" w:tentative="1">
+      <w:start w:val="1"/>
+      <w:numFmt w:val="bullet"/>
+      <w:lvlText w:val=""/>
+      <w:lvlJc w:val="left"/>
+      <w:pPr>
+        <w:ind w:left="5040" w:hanging="360"/>
+      </w:pPr>
+      <w:rPr>
+        <w:rFonts w:ascii="Symbol" w:hAnsi="Symbol" w:hint="default"/>
+      </w:rPr>
+    </w:lvl>
+    <w:lvl w:ilvl="7" w:tplc="04090003" w:tentative="1">
+      <w:start w:val="1"/>
+      <w:numFmt w:val="bullet"/>
+      <w:lvlText w:val="o"/>
+      <w:lvlJc w:val="left"/>
+      <w:pPr>
+        <w:ind w:left="5760" w:hanging="360"/>
+      </w:pPr>
+      <w:rPr>
+        <w:rFonts w:ascii="Courier New" w:hAnsi="Courier New" w:cs="Courier New" w:hint="default"/>
+      </w:rPr>
+    </w:lvl>
+    <w:lvl w:ilvl="8" w:tplc="04090005" w:tentative="1">
+      <w:start w:val="1"/>
+      <w:numFmt w:val="bullet"/>
+      <w:lvlText w:val=""/>
+      <w:lvlJc w:val="left"/>
+      <w:pPr>
+        <w:ind w:left="6480" w:hanging="360"/>
+      </w:pPr>
+      <w:rPr>
+        <w:rFonts w:ascii="Wingdings" w:hAnsi="Wingdings" w:hint="default"/>
+      </w:rPr>
+    </w:lvl>
+  </w:abstractNum>
   <w:num w:numId="1">
+    <w:abstractNumId w:val="26"/>
+  </w:num>
+  <w:num w:numId="2">
+    <w:abstractNumId w:val="17"/>
+  </w:num>
+  <w:num w:numId="3">
+    <w:abstractNumId w:val="25"/>
+  </w:num>
+  <w:num w:numId="4">
+    <w:abstractNumId w:val="12"/>
+  </w:num>
+  <w:num w:numId="5">
     <w:abstractNumId w:val="24"/>
   </w:num>
-  <w:num w:numId="2">
-    <w:abstractNumId w:val="15"/>
+  <w:num w:numId="6">
+    <w:abstractNumId w:val="9"/>
   </w:num>
-  <w:num w:numId="3">
-    <w:abstractNumId w:val="23"/>
+  <w:num w:numId="7">
+    <w:abstractNumId w:val="20"/>
   </w:num>
-  <w:num w:numId="4">
-    <w:abstractNumId w:val="10"/>
+  <w:num w:numId="8">
+    <w:abstractNumId w:val="28"/>
   </w:num>
-  <w:num w:numId="5">
-    <w:abstractNumId w:val="22"/>
-  </w:num>
-  <w:num w:numId="6">
+  <w:num w:numId="9">
     <w:abstractNumId w:val="8"/>
   </w:num>
-  <w:num w:numId="7">
-    <w:abstractNumId w:val="18"/>
-  </w:num>
-  <w:num w:numId="8">
-    <w:abstractNumId w:val="25"/>
-  </w:num>
-  <w:num w:numId="9">
-    <w:abstractNumId w:val="7"/>
-  </w:num>
   <w:num w:numId="10">
-    <w:abstractNumId w:val="13"/>
+    <w:abstractNumId w:val="15"/>
   </w:num>
   <w:num w:numId="11">
     <w:abstractNumId w:val="4"/>
   </w:num>
   <w:num w:numId="12">
-    <w:abstractNumId w:val="20"/>
+    <w:abstractNumId w:val="22"/>
   </w:num>
   <w:num w:numId="13">
-    <w:abstractNumId w:val="6"/>
+    <w:abstractNumId w:val="7"/>
   </w:num>
   <w:num w:numId="14">
     <w:abstractNumId w:val="2"/>
   </w:num>
   <w:num w:numId="15">
-    <w:abstractNumId w:val="11"/>
+    <w:abstractNumId w:val="13"/>
   </w:num>
   <w:num w:numId="16">
-    <w:abstractNumId w:val="27"/>
+    <w:abstractNumId w:val="30"/>
   </w:num>
   <w:num w:numId="17">
-    <w:abstractNumId w:val="12"/>
+    <w:abstractNumId w:val="14"/>
   </w:num>
   <w:num w:numId="18">
     <w:abstractNumId w:val="1"/>
   </w:num>
   <w:num w:numId="19">
-    <w:abstractNumId w:val="9"/>
+    <w:abstractNumId w:val="10"/>
   </w:num>
   <w:num w:numId="20">
-    <w:abstractNumId w:val="5"/>
+    <w:abstractNumId w:val="6"/>
   </w:num>
   <w:num w:numId="21">
-    <w:abstractNumId w:val="17"/>
+    <w:abstractNumId w:val="19"/>
   </w:num>
   <w:num w:numId="22">
     <w:abstractNumId w:val="0"/>
@@ -30588,19 +32373,28 @@
     <w:abstractNumId w:val="3"/>
   </w:num>
   <w:num w:numId="24">
-    <w:abstractNumId w:val="26"/>
+    <w:abstractNumId w:val="29"/>
   </w:num>
   <w:num w:numId="25">
+    <w:abstractNumId w:val="18"/>
+  </w:num>
+  <w:num w:numId="26">
+    <w:abstractNumId w:val="21"/>
+  </w:num>
+  <w:num w:numId="27">
     <w:abstractNumId w:val="16"/>
   </w:num>
-  <w:num w:numId="26">
-    <w:abstractNumId w:val="19"/>
+  <w:num w:numId="28">
+    <w:abstractNumId w:val="23"/>
   </w:num>
-  <w:num w:numId="27">
-    <w:abstractNumId w:val="14"/>
+  <w:num w:numId="29">
+    <w:abstractNumId w:val="5"/>
   </w:num>
-  <w:num w:numId="28">
-    <w:abstractNumId w:val="21"/>
+  <w:num w:numId="30">
+    <w:abstractNumId w:val="11"/>
+  </w:num>
+  <w:num w:numId="31">
+    <w:abstractNumId w:val="27"/>
   </w:num>
 </w:numbering>
 </file>
@@ -32465,578 +34259,6 @@
 </w:styles>
 </file>
 
-<file path=word/glossary/document.xml><?xml version="1.0" encoding="utf-8"?>
-<w:glossaryDocument xmlns:wpc="http://schemas.microsoft.com/office/word/2010/wordprocessingCanvas" xmlns:mc="http://schemas.openxmlformats.org/markup-compatibility/2006" xmlns:o="urn:schemas-microsoft-com:office:office" xmlns:r="http://schemas.openxmlformats.org/officeDocument/2006/relationships" xmlns:m="http://schemas.openxmlformats.org/officeDocument/2006/math" xmlns:v="urn:schemas-microsoft-com:vml" xmlns:wp14="http://schemas.microsoft.com/office/word/2010/wordprocessingDrawing" xmlns:wp="http://schemas.openxmlformats.org/drawingml/2006/wordprocessingDrawing" xmlns:w10="urn:schemas-microsoft-com:office:word" xmlns:w="http://schemas.openxmlformats.org/wordprocessingml/2006/main" xmlns:w14="http://schemas.microsoft.com/office/word/2010/wordml" xmlns:wpg="http://schemas.microsoft.com/office/word/2010/wordprocessingGroup" xmlns:wpi="http://schemas.microsoft.com/office/word/2010/wordprocessingInk" xmlns:wne="http://schemas.microsoft.com/office/word/2006/wordml" xmlns:wps="http://schemas.microsoft.com/office/word/2010/wordprocessingShape" mc:Ignorable="w14 wp14"/>
-</file>
-
-<file path=word/glossary/fontTable.xml><?xml version="1.0" encoding="utf-8"?>
-<w:fonts xmlns:mc="http://schemas.openxmlformats.org/markup-compatibility/2006" xmlns:r="http://schemas.openxmlformats.org/officeDocument/2006/relationships" xmlns:w="http://schemas.openxmlformats.org/wordprocessingml/2006/main" xmlns:w14="http://schemas.microsoft.com/office/word/2010/wordml" mc:Ignorable="w14">
-  <w:font w:name="Symbol">
-    <w:panose1 w:val="05050102010706020507"/>
-    <w:charset w:val="02"/>
-    <w:family w:val="roman"/>
-    <w:pitch w:val="variable"/>
-    <w:sig w:usb0="00000000" w:usb1="10000000" w:usb2="00000000" w:usb3="00000000" w:csb0="80000000" w:csb1="00000000"/>
-  </w:font>
-  <w:font w:name="Times New Roman">
-    <w:panose1 w:val="02020603050405020304"/>
-    <w:charset w:val="00"/>
-    <w:family w:val="roman"/>
-    <w:pitch w:val="variable"/>
-    <w:sig w:usb0="E0002EFF" w:usb1="C000785B" w:usb2="00000009" w:usb3="00000000" w:csb0="000001FF" w:csb1="00000000"/>
-  </w:font>
-  <w:font w:name="Courier New">
-    <w:panose1 w:val="02070309020205020404"/>
-    <w:charset w:val="00"/>
-    <w:family w:val="modern"/>
-    <w:pitch w:val="fixed"/>
-    <w:sig w:usb0="E0002EFF" w:usb1="C0007843" w:usb2="00000009" w:usb3="00000000" w:csb0="000001FF" w:csb1="00000000"/>
-  </w:font>
-  <w:font w:name="Wingdings">
-    <w:panose1 w:val="05000000000000000000"/>
-    <w:charset w:val="02"/>
-    <w:family w:val="auto"/>
-    <w:pitch w:val="variable"/>
-    <w:sig w:usb0="00000000" w:usb1="10000000" w:usb2="00000000" w:usb3="00000000" w:csb0="80000000" w:csb1="00000000"/>
-  </w:font>
-  <w:font w:name="Arial">
-    <w:panose1 w:val="020B0604020202020204"/>
-    <w:charset w:val="00"/>
-    <w:family w:val="swiss"/>
-    <w:pitch w:val="variable"/>
-    <w:sig w:usb0="E0002EFF" w:usb1="C000785B" w:usb2="00000009" w:usb3="00000000" w:csb0="000001FF" w:csb1="00000000"/>
-  </w:font>
-  <w:font w:name="Aptos">
-    <w:altName w:val="Arial"/>
-    <w:charset w:val="00"/>
-    <w:family w:val="swiss"/>
-    <w:pitch w:val="variable"/>
-    <w:sig w:usb0="00000001" w:usb1="00000003" w:usb2="00000000" w:usb3="00000000" w:csb0="0000019F" w:csb1="00000000"/>
-  </w:font>
-  <w:font w:name="Aptos Display">
-    <w:altName w:val="Arial"/>
-    <w:charset w:val="00"/>
-    <w:family w:val="swiss"/>
-    <w:pitch w:val="variable"/>
-    <w:sig w:usb0="00000001" w:usb1="00000003" w:usb2="00000000" w:usb3="00000000" w:csb0="0000019F" w:csb1="00000000"/>
-  </w:font>
-  <w:font w:name="TimesRoman">
-    <w:altName w:val="Times New Roman"/>
-    <w:charset w:val="00"/>
-    <w:family w:val="auto"/>
-    <w:pitch w:val="variable"/>
-    <w:sig w:usb0="00000083" w:usb1="00000000" w:usb2="00000000" w:usb3="00000000" w:csb0="00000009" w:csb1="00000000"/>
-  </w:font>
-  <w:font w:name="VogueBold">
-    <w:charset w:val="00"/>
-    <w:family w:val="auto"/>
-    <w:pitch w:val="variable"/>
-    <w:sig w:usb0="00000083" w:usb1="00000000" w:usb2="00000000" w:usb3="00000000" w:csb0="00000009" w:csb1="00000000"/>
-  </w:font>
-  <w:font w:name="CHelvItalic">
-    <w:altName w:val="Calibri"/>
-    <w:charset w:val="00"/>
-    <w:family w:val="auto"/>
-    <w:pitch w:val="variable"/>
-    <w:sig w:usb0="00000083" w:usb1="00000000" w:usb2="00000000" w:usb3="00000000" w:csb0="00000009" w:csb1="00000000"/>
-  </w:font>
-  <w:font w:name="Tahoma">
-    <w:panose1 w:val="020B0604030504040204"/>
-    <w:charset w:val="00"/>
-    <w:family w:val="swiss"/>
-    <w:pitch w:val="variable"/>
-    <w:sig w:usb0="E1002EFF" w:usb1="C000605B" w:usb2="00000029" w:usb3="00000000" w:csb0="000101FF" w:csb1="00000000"/>
-  </w:font>
-  <w:font w:name="ZapfDingbats BT">
-    <w:altName w:val="Symbol"/>
-    <w:charset w:val="02"/>
-    <w:family w:val="auto"/>
-    <w:pitch w:val="variable"/>
-    <w:sig w:usb0="00000000" w:usb1="10000000" w:usb2="00000000" w:usb3="00000000" w:csb0="80000000" w:csb1="00000000"/>
-  </w:font>
-  <w:font w:name="Cambria Math">
-    <w:panose1 w:val="02040503050406030204"/>
-    <w:charset w:val="00"/>
-    <w:family w:val="roman"/>
-    <w:pitch w:val="variable"/>
-    <w:sig w:usb0="E00006FF" w:usb1="420024FF" w:usb2="02000000" w:usb3="00000000" w:csb0="0000019F" w:csb1="00000000"/>
-  </w:font>
-  <w:font w:name="Consolas">
-    <w:panose1 w:val="020B0609020204030204"/>
-    <w:charset w:val="00"/>
-    <w:family w:val="modern"/>
-    <w:pitch w:val="fixed"/>
-    <w:sig w:usb0="E00006FF" w:usb1="0000FCFF" w:usb2="00000001" w:usb3="00000000" w:csb0="0000019F" w:csb1="00000000"/>
-  </w:font>
-  <w:font w:name="Calibri">
-    <w:panose1 w:val="020F0502020204030204"/>
-    <w:charset w:val="00"/>
-    <w:family w:val="swiss"/>
-    <w:pitch w:val="variable"/>
-    <w:sig w:usb0="E4002EFF" w:usb1="C200247B" w:usb2="00000009" w:usb3="00000000" w:csb0="000001FF" w:csb1="00000000"/>
-  </w:font>
-  <w:font w:name="Cambria">
-    <w:panose1 w:val="02040503050406030204"/>
-    <w:charset w:val="00"/>
-    <w:family w:val="roman"/>
-    <w:pitch w:val="variable"/>
-    <w:sig w:usb0="E00006FF" w:usb1="420024FF" w:usb2="02000000" w:usb3="00000000" w:csb0="0000019F" w:csb1="00000000"/>
-  </w:font>
-</w:fonts>
-</file>
-
-<file path=word/glossary/settings.xml><?xml version="1.0" encoding="utf-8"?>
-<w:settings xmlns:mc="http://schemas.openxmlformats.org/markup-compatibility/2006" xmlns:o="urn:schemas-microsoft-com:office:office" xmlns:r="http://schemas.openxmlformats.org/officeDocument/2006/relationships" xmlns:m="http://schemas.openxmlformats.org/officeDocument/2006/math" xmlns:v="urn:schemas-microsoft-com:vml" xmlns:w10="urn:schemas-microsoft-com:office:word" xmlns:w="http://schemas.openxmlformats.org/wordprocessingml/2006/main" xmlns:w14="http://schemas.microsoft.com/office/word/2010/wordml" xmlns:sl="http://schemas.openxmlformats.org/schemaLibrary/2006/main" mc:Ignorable="w14">
-  <w:view w:val="normal"/>
-  <w:defaultTabStop w:val="720"/>
-  <w:characterSpacingControl w:val="doNotCompress"/>
-  <w:compat>
-    <w:useFELayout/>
-    <w:compatSetting w:name="compatibilityMode" w:uri="http://schemas.microsoft.com/office/word" w:val="14"/>
-    <w:compatSetting w:name="overrideTableStyleFontSizeAndJustification" w:uri="http://schemas.microsoft.com/office/word" w:val="1"/>
-    <w:compatSetting w:name="enableOpenTypeFeatures" w:uri="http://schemas.microsoft.com/office/word" w:val="1"/>
-    <w:compatSetting w:name="doNotFlipMirrorIndents" w:uri="http://schemas.microsoft.com/office/word" w:val="1"/>
-  </w:compat>
-  <w:rsids>
-    <w:rsidRoot w:val="00071C04"/>
-    <w:rsid w:val="00071C04"/>
-    <w:rsid w:val="007265F0"/>
-  </w:rsids>
-  <m:mathPr>
-    <m:mathFont m:val="Cambria Math"/>
-    <m:brkBin m:val="before"/>
-    <m:brkBinSub m:val="--"/>
-    <m:smallFrac m:val="0"/>
-    <m:dispDef/>
-    <m:lMargin m:val="0"/>
-    <m:rMargin m:val="0"/>
-    <m:defJc m:val="centerGroup"/>
-    <m:wrapIndent m:val="1440"/>
-    <m:intLim m:val="subSup"/>
-    <m:naryLim m:val="undOvr"/>
-  </m:mathPr>
-  <w:themeFontLang w:val="en-US"/>
-  <w:clrSchemeMapping w:bg1="light1" w:t1="dark1" w:bg2="light2" w:t2="dark2" w:accent1="accent1" w:accent2="accent2" w:accent3="accent3" w:accent4="accent4" w:accent5="accent5" w:accent6="accent6" w:hyperlink="hyperlink" w:followedHyperlink="followedHyperlink"/>
-  <w:decimalSymbol w:val=","/>
-  <w:listSeparator w:val=";"/>
-</w:settings>
-</file>
-
-<file path=word/glossary/styles.xml><?xml version="1.0" encoding="utf-8"?>
-<w:styles xmlns:mc="http://schemas.openxmlformats.org/markup-compatibility/2006" xmlns:r="http://schemas.openxmlformats.org/officeDocument/2006/relationships" xmlns:w="http://schemas.openxmlformats.org/wordprocessingml/2006/main" xmlns:w14="http://schemas.microsoft.com/office/word/2010/wordml" mc:Ignorable="w14">
-  <w:docDefaults>
-    <w:rPrDefault>
-      <w:rPr>
-        <w:rFonts w:asciiTheme="minorHAnsi" w:eastAsiaTheme="minorEastAsia" w:hAnsiTheme="minorHAnsi" w:cstheme="minorBidi"/>
-        <w:sz w:val="22"/>
-        <w:szCs w:val="22"/>
-        <w:lang w:val="en-US" w:eastAsia="en-US" w:bidi="ar-SA"/>
-      </w:rPr>
-    </w:rPrDefault>
-    <w:pPrDefault>
-      <w:pPr>
-        <w:spacing w:after="200" w:line="276" w:lineRule="auto"/>
-      </w:pPr>
-    </w:pPrDefault>
-  </w:docDefaults>
-  <w:latentStyles w:defLockedState="0" w:defUIPriority="99" w:defSemiHidden="1" w:defUnhideWhenUsed="1" w:defQFormat="0" w:count="267">
-    <w:lsdException w:name="Normal" w:semiHidden="0" w:uiPriority="0" w:unhideWhenUsed="0" w:qFormat="1"/>
-    <w:lsdException w:name="heading 1" w:semiHidden="0" w:uiPriority="9" w:unhideWhenUsed="0" w:qFormat="1"/>
-    <w:lsdException w:name="heading 2" w:uiPriority="9" w:qFormat="1"/>
-    <w:lsdException w:name="heading 3" w:uiPriority="9" w:qFormat="1"/>
-    <w:lsdException w:name="heading 4" w:uiPriority="9" w:qFormat="1"/>
-    <w:lsdException w:name="heading 5" w:uiPriority="9" w:qFormat="1"/>
-    <w:lsdException w:name="heading 6" w:uiPriority="9" w:qFormat="1"/>
-    <w:lsdException w:name="heading 7" w:uiPriority="9" w:qFormat="1"/>
-    <w:lsdException w:name="heading 8" w:uiPriority="9" w:qFormat="1"/>
-    <w:lsdException w:name="heading 9" w:uiPriority="9" w:qFormat="1"/>
-    <w:lsdException w:name="toc 1" w:uiPriority="39"/>
-    <w:lsdException w:name="toc 2" w:uiPriority="39"/>
-    <w:lsdException w:name="toc 3" w:uiPriority="39"/>
-    <w:lsdException w:name="toc 4" w:uiPriority="39"/>
-    <w:lsdException w:name="toc 5" w:uiPriority="39"/>
-    <w:lsdException w:name="toc 6" w:uiPriority="39"/>
-    <w:lsdException w:name="toc 7" w:uiPriority="39"/>
-    <w:lsdException w:name="toc 8" w:uiPriority="39"/>
-    <w:lsdException w:name="toc 9" w:uiPriority="39"/>
-    <w:lsdException w:name="caption" w:uiPriority="35" w:qFormat="1"/>
-    <w:lsdException w:name="Title" w:semiHidden="0" w:uiPriority="10" w:unhideWhenUsed="0" w:qFormat="1"/>
-    <w:lsdException w:name="Default Paragraph Font" w:uiPriority="1"/>
-    <w:lsdException w:name="Subtitle" w:semiHidden="0" w:uiPriority="11" w:unhideWhenUsed="0" w:qFormat="1"/>
-    <w:lsdException w:name="Strong" w:semiHidden="0" w:uiPriority="22" w:unhideWhenUsed="0" w:qFormat="1"/>
-    <w:lsdException w:name="Emphasis" w:semiHidden="0" w:uiPriority="20" w:unhideWhenUsed="0" w:qFormat="1"/>
-    <w:lsdException w:name="Table Grid" w:semiHidden="0" w:uiPriority="59" w:unhideWhenUsed="0"/>
-    <w:lsdException w:name="Placeholder Text" w:unhideWhenUsed="0"/>
-    <w:lsdException w:name="No Spacing" w:semiHidden="0" w:uiPriority="1" w:unhideWhenUsed="0" w:qFormat="1"/>
-    <w:lsdException w:name="Light Shading" w:semiHidden="0" w:uiPriority="60" w:unhideWhenUsed="0"/>
-    <w:lsdException w:name="Light List" w:semiHidden="0" w:uiPriority="61" w:unhideWhenUsed="0"/>
-    <w:lsdException w:name="Light Grid" w:semiHidden="0" w:uiPriority="62" w:unhideWhenUsed="0"/>
-    <w:lsdException w:name="Medium Shading 1" w:semiHidden="0" w:uiPriority="63" w:unhideWhenUsed="0"/>
-    <w:lsdException w:name="Medium Shading 2" w:semiHidden="0" w:uiPriority="64" w:unhideWhenUsed="0"/>
-    <w:lsdException w:name="Medium List 1" w:semiHidden="0" w:uiPriority="65" w:unhideWhenUsed="0"/>
-    <w:lsdException w:name="Medium List 2" w:semiHidden="0" w:uiPriority="66" w:unhideWhenUsed="0"/>
-    <w:lsdException w:name="Medium Grid 1" w:semiHidden="0" w:uiPriority="67" w:unhideWhenUsed="0"/>
-    <w:lsdException w:name="Medium Grid 2" w:semiHidden="0" w:uiPriority="68" w:unhideWhenUsed="0"/>
-    <w:lsdException w:name="Medium Grid 3" w:semiHidden="0" w:uiPriority="69" w:unhideWhenUsed="0"/>
-    <w:lsdException w:name="Dark List" w:semiHidden="0" w:uiPriority="70" w:unhideWhenUsed="0"/>
-    <w:lsdException w:name="Colorful Shading" w:semiHidden="0" w:uiPriority="71" w:unhideWhenUsed="0"/>
-    <w:lsdException w:name="Colorful List" w:semiHidden="0" w:uiPriority="72" w:unhideWhenUsed="0"/>
-    <w:lsdException w:name="Colorful Grid" w:semiHidden="0" w:uiPriority="73" w:unhideWhenUsed="0"/>
-    <w:lsdException w:name="Light Shading Accent 1" w:semiHidden="0" w:uiPriority="60" w:unhideWhenUsed="0"/>
-    <w:lsdException w:name="Light List Accent 1" w:semiHidden="0" w:uiPriority="61" w:unhideWhenUsed="0"/>
-    <w:lsdException w:name="Light Grid Accent 1" w:semiHidden="0" w:uiPriority="62" w:unhideWhenUsed="0"/>
-    <w:lsdException w:name="Medium Shading 1 Accent 1" w:semiHidden="0" w:uiPriority="63" w:unhideWhenUsed="0"/>
-    <w:lsdException w:name="Medium Shading 2 Accent 1" w:semiHidden="0" w:uiPriority="64" w:unhideWhenUsed="0"/>
-    <w:lsdException w:name="Medium List 1 Accent 1" w:semiHidden="0" w:uiPriority="65" w:unhideWhenUsed="0"/>
-    <w:lsdException w:name="Revision" w:unhideWhenUsed="0"/>
-    <w:lsdException w:name="List Paragraph" w:semiHidden="0" w:uiPriority="34" w:unhideWhenUsed="0" w:qFormat="1"/>
-    <w:lsdException w:name="Quote" w:semiHidden="0" w:uiPriority="29" w:unhideWhenUsed="0" w:qFormat="1"/>
-    <w:lsdException w:name="Intense Quote" w:semiHidden="0" w:uiPriority="30" w:unhideWhenUsed="0" w:qFormat="1"/>
-    <w:lsdException w:name="Medium List 2 Accent 1" w:semiHidden="0" w:uiPriority="66" w:unhideWhenUsed="0"/>
-    <w:lsdException w:name="Medium Grid 1 Accent 1" w:semiHidden="0" w:uiPriority="67" w:unhideWhenUsed="0"/>
-    <w:lsdException w:name="Medium Grid 2 Accent 1" w:semiHidden="0" w:uiPriority="68" w:unhideWhenUsed="0"/>
-    <w:lsdException w:name="Medium Grid 3 Accent 1" w:semiHidden="0" w:uiPriority="69" w:unhideWhenUsed="0"/>
-    <w:lsdException w:name="Dark List Accent 1" w:semiHidden="0" w:uiPriority="70" w:unhideWhenUsed="0"/>
-    <w:lsdException w:name="Colorful Shading Accent 1" w:semiHidden="0" w:uiPriority="71" w:unhideWhenUsed="0"/>
-    <w:lsdException w:name="Colorful List Accent 1" w:semiHidden="0" w:uiPriority="72" w:unhideWhenUsed="0"/>
-    <w:lsdException w:name="Colorful Grid Accent 1" w:semiHidden="0" w:uiPriority="73" w:unhideWhenUsed="0"/>
-    <w:lsdException w:name="Light Shading Accent 2" w:semiHidden="0" w:uiPriority="60" w:unhideWhenUsed="0"/>
-    <w:lsdException w:name="Light List Accent 2" w:semiHidden="0" w:uiPriority="61" w:unhideWhenUsed="0"/>
-    <w:lsdException w:name="Light Grid Accent 2" w:semiHidden="0" w:uiPriority="62" w:unhideWhenUsed="0"/>
-    <w:lsdException w:name="Medium Shading 1 Accent 2" w:semiHidden="0" w:uiPriority="63" w:unhideWhenUsed="0"/>
-    <w:lsdException w:name="Medium Shading 2 Accent 2" w:semiHidden="0" w:uiPriority="64" w:unhideWhenUsed="0"/>
-    <w:lsdException w:name="Medium List 1 Accent 2" w:semiHidden="0" w:uiPriority="65" w:unhideWhenUsed="0"/>
-    <w:lsdException w:name="Medium List 2 Accent 2" w:semiHidden="0" w:uiPriority="66" w:unhideWhenUsed="0"/>
-    <w:lsdException w:name="Medium Grid 1 Accent 2" w:semiHidden="0" w:uiPriority="67" w:unhideWhenUsed="0"/>
-    <w:lsdException w:name="Medium Grid 2 Accent 2" w:semiHidden="0" w:uiPriority="68" w:unhideWhenUsed="0"/>
-    <w:lsdException w:name="Medium Grid 3 Accent 2" w:semiHidden="0" w:uiPriority="69" w:unhideWhenUsed="0"/>
-    <w:lsdException w:name="Dark List Accent 2" w:semiHidden="0" w:uiPriority="70" w:unhideWhenUsed="0"/>
-    <w:lsdException w:name="Colorful Shading Accent 2" w:semiHidden="0" w:uiPriority="71" w:unhideWhenUsed="0"/>
-    <w:lsdException w:name="Colorful List Accent 2" w:semiHidden="0" w:uiPriority="72" w:unhideWhenUsed="0"/>
-    <w:lsdException w:name="Colorful Grid Accent 2" w:semiHidden="0" w:uiPriority="73" w:unhideWhenUsed="0"/>
-    <w:lsdException w:name="Light Shading Accent 3" w:semiHidden="0" w:uiPriority="60" w:unhideWhenUsed="0"/>
-    <w:lsdException w:name="Light List Accent 3" w:semiHidden="0" w:uiPriority="61" w:unhideWhenUsed="0"/>
-    <w:lsdException w:name="Light Grid Accent 3" w:semiHidden="0" w:uiPriority="62" w:unhideWhenUsed="0"/>
-    <w:lsdException w:name="Medium Shading 1 Accent 3" w:semiHidden="0" w:uiPriority="63" w:unhideWhenUsed="0"/>
-    <w:lsdException w:name="Medium Shading 2 Accent 3" w:semiHidden="0" w:uiPriority="64" w:unhideWhenUsed="0"/>
-    <w:lsdException w:name="Medium List 1 Accent 3" w:semiHidden="0" w:uiPriority="65" w:unhideWhenUsed="0"/>
-    <w:lsdException w:name="Medium List 2 Accent 3" w:semiHidden="0" w:uiPriority="66" w:unhideWhenUsed="0"/>
-    <w:lsdException w:name="Medium Grid 1 Accent 3" w:semiHidden="0" w:uiPriority="67" w:unhideWhenUsed="0"/>
-    <w:lsdException w:name="Medium Grid 2 Accent 3" w:semiHidden="0" w:uiPriority="68" w:unhideWhenUsed="0"/>
-    <w:lsdException w:name="Medium Grid 3 Accent 3" w:semiHidden="0" w:uiPriority="69" w:unhideWhenUsed="0"/>
-    <w:lsdException w:name="Dark List Accent 3" w:semiHidden="0" w:uiPriority="70" w:unhideWhenUsed="0"/>
-    <w:lsdException w:name="Colorful Shading Accent 3" w:semiHidden="0" w:uiPriority="71" w:unhideWhenUsed="0"/>
-    <w:lsdException w:name="Colorful List Accent 3" w:semiHidden="0" w:uiPriority="72" w:unhideWhenUsed="0"/>
-    <w:lsdException w:name="Colorful Grid Accent 3" w:semiHidden="0" w:uiPriority="73" w:unhideWhenUsed="0"/>
-    <w:lsdException w:name="Light Shading Accent 4" w:semiHidden="0" w:uiPriority="60" w:unhideWhenUsed="0"/>
-    <w:lsdException w:name="Light List Accent 4" w:semiHidden="0" w:uiPriority="61" w:unhideWhenUsed="0"/>
-    <w:lsdException w:name="Light Grid Accent 4" w:semiHidden="0" w:uiPriority="62" w:unhideWhenUsed="0"/>
-    <w:lsdException w:name="Medium Shading 1 Accent 4" w:semiHidden="0" w:uiPriority="63" w:unhideWhenUsed="0"/>
-    <w:lsdException w:name="Medium Shading 2 Accent 4" w:semiHidden="0" w:uiPriority="64" w:unhideWhenUsed="0"/>
-    <w:lsdException w:name="Medium List 1 Accent 4" w:semiHidden="0" w:uiPriority="65" w:unhideWhenUsed="0"/>
-    <w:lsdException w:name="Medium List 2 Accent 4" w:semiHidden="0" w:uiPriority="66" w:unhideWhenUsed="0"/>
-    <w:lsdException w:name="Medium Grid 1 Accent 4" w:semiHidden="0" w:uiPriority="67" w:unhideWhenUsed="0"/>
-    <w:lsdException w:name="Medium Grid 2 Accent 4" w:semiHidden="0" w:uiPriority="68" w:unhideWhenUsed="0"/>
-    <w:lsdException w:name="Medium Grid 3 Accent 4" w:semiHidden="0" w:uiPriority="69" w:unhideWhenUsed="0"/>
-    <w:lsdException w:name="Dark List Accent 4" w:semiHidden="0" w:uiPriority="70" w:unhideWhenUsed="0"/>
-    <w:lsdException w:name="Colorful Shading Accent 4" w:semiHidden="0" w:uiPriority="71" w:unhideWhenUsed="0"/>
-    <w:lsdException w:name="Colorful List Accent 4" w:semiHidden="0" w:uiPriority="72" w:unhideWhenUsed="0"/>
-    <w:lsdException w:name="Colorful Grid Accent 4" w:semiHidden="0" w:uiPriority="73" w:unhideWhenUsed="0"/>
-    <w:lsdException w:name="Light Shading Accent 5" w:semiHidden="0" w:uiPriority="60" w:unhideWhenUsed="0"/>
-    <w:lsdException w:name="Light List Accent 5" w:semiHidden="0" w:uiPriority="61" w:unhideWhenUsed="0"/>
-    <w:lsdException w:name="Light Grid Accent 5" w:semiHidden="0" w:uiPriority="62" w:unhideWhenUsed="0"/>
-    <w:lsdException w:name="Medium Shading 1 Accent 5" w:semiHidden="0" w:uiPriority="63" w:unhideWhenUsed="0"/>
-    <w:lsdException w:name="Medium Shading 2 Accent 5" w:semiHidden="0" w:uiPriority="64" w:unhideWhenUsed="0"/>
-    <w:lsdException w:name="Medium List 1 Accent 5" w:semiHidden="0" w:uiPriority="65" w:unhideWhenUsed="0"/>
-    <w:lsdException w:name="Medium List 2 Accent 5" w:semiHidden="0" w:uiPriority="66" w:unhideWhenUsed="0"/>
-    <w:lsdException w:name="Medium Grid 1 Accent 5" w:semiHidden="0" w:uiPriority="67" w:unhideWhenUsed="0"/>
-    <w:lsdException w:name="Medium Grid 2 Accent 5" w:semiHidden="0" w:uiPriority="68" w:unhideWhenUsed="0"/>
-    <w:lsdException w:name="Medium Grid 3 Accent 5" w:semiHidden="0" w:uiPriority="69" w:unhideWhenUsed="0"/>
-    <w:lsdException w:name="Dark List Accent 5" w:semiHidden="0" w:uiPriority="70" w:unhideWhenUsed="0"/>
-    <w:lsdException w:name="Colorful Shading Accent 5" w:semiHidden="0" w:uiPriority="71" w:unhideWhenUsed="0"/>
-    <w:lsdException w:name="Colorful List Accent 5" w:semiHidden="0" w:uiPriority="72" w:unhideWhenUsed="0"/>
-    <w:lsdException w:name="Colorful Grid Accent 5" w:semiHidden="0" w:uiPriority="73" w:unhideWhenUsed="0"/>
-    <w:lsdException w:name="Light Shading Accent 6" w:semiHidden="0" w:uiPriority="60" w:unhideWhenUsed="0"/>
-    <w:lsdException w:name="Light List Accent 6" w:semiHidden="0" w:uiPriority="61" w:unhideWhenUsed="0"/>
-    <w:lsdException w:name="Light Grid Accent 6" w:semiHidden="0" w:uiPriority="62" w:unhideWhenUsed="0"/>
-    <w:lsdException w:name="Medium Shading 1 Accent 6" w:semiHidden="0" w:uiPriority="63" w:unhideWhenUsed="0"/>
-    <w:lsdException w:name="Medium Shading 2 Accent 6" w:semiHidden="0" w:uiPriority="64" w:unhideWhenUsed="0"/>
-    <w:lsdException w:name="Medium List 1 Accent 6" w:semiHidden="0" w:uiPriority="65" w:unhideWhenUsed="0"/>
-    <w:lsdException w:name="Medium List 2 Accent 6" w:semiHidden="0" w:uiPriority="66" w:unhideWhenUsed="0"/>
-    <w:lsdException w:name="Medium Grid 1 Accent 6" w:semiHidden="0" w:uiPriority="67" w:unhideWhenUsed="0"/>
-    <w:lsdException w:name="Medium Grid 2 Accent 6" w:semiHidden="0" w:uiPriority="68" w:unhideWhenUsed="0"/>
-    <w:lsdException w:name="Medium Grid 3 Accent 6" w:semiHidden="0" w:uiPriority="69" w:unhideWhenUsed="0"/>
-    <w:lsdException w:name="Dark List Accent 6" w:semiHidden="0" w:uiPriority="70" w:unhideWhenUsed="0"/>
-    <w:lsdException w:name="Colorful Shading Accent 6" w:semiHidden="0" w:uiPriority="71" w:unhideWhenUsed="0"/>
-    <w:lsdException w:name="Colorful List Accent 6" w:semiHidden="0" w:uiPriority="72" w:unhideWhenUsed="0"/>
-    <w:lsdException w:name="Colorful Grid Accent 6" w:semiHidden="0" w:uiPriority="73" w:unhideWhenUsed="0"/>
-    <w:lsdException w:name="Subtle Emphasis" w:semiHidden="0" w:uiPriority="19" w:unhideWhenUsed="0" w:qFormat="1"/>
-    <w:lsdException w:name="Intense Emphasis" w:semiHidden="0" w:uiPriority="21" w:unhideWhenUsed="0" w:qFormat="1"/>
-    <w:lsdException w:name="Subtle Reference" w:semiHidden="0" w:uiPriority="31" w:unhideWhenUsed="0" w:qFormat="1"/>
-    <w:lsdException w:name="Intense Reference" w:semiHidden="0" w:uiPriority="32" w:unhideWhenUsed="0" w:qFormat="1"/>
-    <w:lsdException w:name="Book Title" w:semiHidden="0" w:uiPriority="33" w:unhideWhenUsed="0" w:qFormat="1"/>
-    <w:lsdException w:name="Bibliography" w:uiPriority="37"/>
-    <w:lsdException w:name="TOC Heading" w:uiPriority="39" w:qFormat="1"/>
-  </w:latentStyles>
-  <w:style w:type="paragraph" w:default="1" w:styleId="Normal">
-    <w:name w:val="Normal"/>
-    <w:qFormat/>
-  </w:style>
-  <w:style w:type="character" w:default="1" w:styleId="DefaultParagraphFont">
-    <w:name w:val="Default Paragraph Font"/>
-    <w:uiPriority w:val="1"/>
-    <w:semiHidden/>
-    <w:unhideWhenUsed/>
-  </w:style>
-  <w:style w:type="table" w:default="1" w:styleId="TableNormal">
-    <w:name w:val="Normal Table"/>
-    <w:uiPriority w:val="99"/>
-    <w:semiHidden/>
-    <w:unhideWhenUsed/>
-    <w:tblPr>
-      <w:tblInd w:w="0" w:type="dxa"/>
-      <w:tblCellMar>
-        <w:top w:w="0" w:type="dxa"/>
-        <w:left w:w="108" w:type="dxa"/>
-        <w:bottom w:w="0" w:type="dxa"/>
-        <w:right w:w="108" w:type="dxa"/>
-      </w:tblCellMar>
-    </w:tblPr>
-  </w:style>
-  <w:style w:type="numbering" w:default="1" w:styleId="NoList">
-    <w:name w:val="No List"/>
-    <w:uiPriority w:val="99"/>
-    <w:semiHidden/>
-    <w:unhideWhenUsed/>
-  </w:style>
-  <w:style w:type="character" w:styleId="PlaceholderText">
-    <w:name w:val="Placeholder Text"/>
-    <w:basedOn w:val="DefaultParagraphFont"/>
-    <w:uiPriority w:val="99"/>
-    <w:semiHidden/>
-    <w:rsid w:val="007265F0"/>
-    <w:rPr>
-      <w:color w:val="808080"/>
-    </w:rPr>
-  </w:style>
-  <w:style w:type="paragraph" w:customStyle="1" w:styleId="E021236D8EA6453FA8050085659F726B">
-    <w:name w:val="E021236D8EA6453FA8050085659F726B"/>
-    <w:rsid w:val="007265F0"/>
-  </w:style>
-</w:styles>
-</file>
-
-<file path=word/glossary/stylesWithEffects.xml><?xml version="1.0" encoding="utf-8"?>
-<w:styles xmlns:wpc="http://schemas.microsoft.com/office/word/2010/wordprocessingCanvas" xmlns:mc="http://schemas.openxmlformats.org/markup-compatibility/2006" xmlns:o="urn:schemas-microsoft-com:office:office" xmlns:r="http://schemas.openxmlformats.org/officeDocument/2006/relationships" xmlns:m="http://schemas.openxmlformats.org/officeDocument/2006/math" xmlns:v="urn:schemas-microsoft-com:vml" xmlns:wp14="http://schemas.microsoft.com/office/word/2010/wordprocessingDrawing" xmlns:wp="http://schemas.openxmlformats.org/drawingml/2006/wordprocessingDrawing" xmlns:w10="urn:schemas-microsoft-com:office:word" xmlns:w="http://schemas.openxmlformats.org/wordprocessingml/2006/main" xmlns:w14="http://schemas.microsoft.com/office/word/2010/wordml" xmlns:wpg="http://schemas.microsoft.com/office/word/2010/wordprocessingGroup" xmlns:wpi="http://schemas.microsoft.com/office/word/2010/wordprocessingInk" xmlns:wne="http://schemas.microsoft.com/office/word/2006/wordml" xmlns:wps="http://schemas.microsoft.com/office/word/2010/wordprocessingShape" mc:Ignorable="w14 wp14">
-  <w:docDefaults>
-    <w:rPrDefault>
-      <w:rPr>
-        <w:rFonts w:asciiTheme="minorHAnsi" w:eastAsiaTheme="minorEastAsia" w:hAnsiTheme="minorHAnsi" w:cstheme="minorBidi"/>
-        <w:sz w:val="22"/>
-        <w:szCs w:val="22"/>
-        <w:lang w:val="en-US" w:eastAsia="en-US" w:bidi="ar-SA"/>
-      </w:rPr>
-    </w:rPrDefault>
-    <w:pPrDefault>
-      <w:pPr>
-        <w:spacing w:after="200" w:line="276" w:lineRule="auto"/>
-      </w:pPr>
-    </w:pPrDefault>
-  </w:docDefaults>
-  <w:latentStyles w:defLockedState="0" w:defUIPriority="99" w:defSemiHidden="1" w:defUnhideWhenUsed="1" w:defQFormat="0" w:count="267">
-    <w:lsdException w:name="Normal" w:semiHidden="0" w:uiPriority="0" w:unhideWhenUsed="0" w:qFormat="1"/>
-    <w:lsdException w:name="heading 1" w:semiHidden="0" w:uiPriority="9" w:unhideWhenUsed="0" w:qFormat="1"/>
-    <w:lsdException w:name="heading 2" w:uiPriority="9" w:qFormat="1"/>
-    <w:lsdException w:name="heading 3" w:uiPriority="9" w:qFormat="1"/>
-    <w:lsdException w:name="heading 4" w:uiPriority="9" w:qFormat="1"/>
-    <w:lsdException w:name="heading 5" w:uiPriority="9" w:qFormat="1"/>
-    <w:lsdException w:name="heading 6" w:uiPriority="9" w:qFormat="1"/>
-    <w:lsdException w:name="heading 7" w:uiPriority="9" w:qFormat="1"/>
-    <w:lsdException w:name="heading 8" w:uiPriority="9" w:qFormat="1"/>
-    <w:lsdException w:name="heading 9" w:uiPriority="9" w:qFormat="1"/>
-    <w:lsdException w:name="toc 1" w:uiPriority="39"/>
-    <w:lsdException w:name="toc 2" w:uiPriority="39"/>
-    <w:lsdException w:name="toc 3" w:uiPriority="39"/>
-    <w:lsdException w:name="toc 4" w:uiPriority="39"/>
-    <w:lsdException w:name="toc 5" w:uiPriority="39"/>
-    <w:lsdException w:name="toc 6" w:uiPriority="39"/>
-    <w:lsdException w:name="toc 7" w:uiPriority="39"/>
-    <w:lsdException w:name="toc 8" w:uiPriority="39"/>
-    <w:lsdException w:name="toc 9" w:uiPriority="39"/>
-    <w:lsdException w:name="caption" w:uiPriority="35" w:qFormat="1"/>
-    <w:lsdException w:name="Title" w:semiHidden="0" w:uiPriority="10" w:unhideWhenUsed="0" w:qFormat="1"/>
-    <w:lsdException w:name="Default Paragraph Font" w:uiPriority="1"/>
-    <w:lsdException w:name="Subtitle" w:semiHidden="0" w:uiPriority="11" w:unhideWhenUsed="0" w:qFormat="1"/>
-    <w:lsdException w:name="Strong" w:semiHidden="0" w:uiPriority="22" w:unhideWhenUsed="0" w:qFormat="1"/>
-    <w:lsdException w:name="Emphasis" w:semiHidden="0" w:uiPriority="20" w:unhideWhenUsed="0" w:qFormat="1"/>
-    <w:lsdException w:name="Table Grid" w:semiHidden="0" w:uiPriority="59" w:unhideWhenUsed="0"/>
-    <w:lsdException w:name="Placeholder Text" w:unhideWhenUsed="0"/>
-    <w:lsdException w:name="No Spacing" w:semiHidden="0" w:uiPriority="1" w:unhideWhenUsed="0" w:qFormat="1"/>
-    <w:lsdException w:name="Light Shading" w:semiHidden="0" w:uiPriority="60" w:unhideWhenUsed="0"/>
-    <w:lsdException w:name="Light List" w:semiHidden="0" w:uiPriority="61" w:unhideWhenUsed="0"/>
-    <w:lsdException w:name="Light Grid" w:semiHidden="0" w:uiPriority="62" w:unhideWhenUsed="0"/>
-    <w:lsdException w:name="Medium Shading 1" w:semiHidden="0" w:uiPriority="63" w:unhideWhenUsed="0"/>
-    <w:lsdException w:name="Medium Shading 2" w:semiHidden="0" w:uiPriority="64" w:unhideWhenUsed="0"/>
-    <w:lsdException w:name="Medium List 1" w:semiHidden="0" w:uiPriority="65" w:unhideWhenUsed="0"/>
-    <w:lsdException w:name="Medium List 2" w:semiHidden="0" w:uiPriority="66" w:unhideWhenUsed="0"/>
-    <w:lsdException w:name="Medium Grid 1" w:semiHidden="0" w:uiPriority="67" w:unhideWhenUsed="0"/>
-    <w:lsdException w:name="Medium Grid 2" w:semiHidden="0" w:uiPriority="68" w:unhideWhenUsed="0"/>
-    <w:lsdException w:name="Medium Grid 3" w:semiHidden="0" w:uiPriority="69" w:unhideWhenUsed="0"/>
-    <w:lsdException w:name="Dark List" w:semiHidden="0" w:uiPriority="70" w:unhideWhenUsed="0"/>
-    <w:lsdException w:name="Colorful Shading" w:semiHidden="0" w:uiPriority="71" w:unhideWhenUsed="0"/>
-    <w:lsdException w:name="Colorful List" w:semiHidden="0" w:uiPriority="72" w:unhideWhenUsed="0"/>
-    <w:lsdException w:name="Colorful Grid" w:semiHidden="0" w:uiPriority="73" w:unhideWhenUsed="0"/>
-    <w:lsdException w:name="Light Shading Accent 1" w:semiHidden="0" w:uiPriority="60" w:unhideWhenUsed="0"/>
-    <w:lsdException w:name="Light List Accent 1" w:semiHidden="0" w:uiPriority="61" w:unhideWhenUsed="0"/>
-    <w:lsdException w:name="Light Grid Accent 1" w:semiHidden="0" w:uiPriority="62" w:unhideWhenUsed="0"/>
-    <w:lsdException w:name="Medium Shading 1 Accent 1" w:semiHidden="0" w:uiPriority="63" w:unhideWhenUsed="0"/>
-    <w:lsdException w:name="Medium Shading 2 Accent 1" w:semiHidden="0" w:uiPriority="64" w:unhideWhenUsed="0"/>
-    <w:lsdException w:name="Medium List 1 Accent 1" w:semiHidden="0" w:uiPriority="65" w:unhideWhenUsed="0"/>
-    <w:lsdException w:name="Revision" w:unhideWhenUsed="0"/>
-    <w:lsdException w:name="List Paragraph" w:semiHidden="0" w:uiPriority="34" w:unhideWhenUsed="0" w:qFormat="1"/>
-    <w:lsdException w:name="Quote" w:semiHidden="0" w:uiPriority="29" w:unhideWhenUsed="0" w:qFormat="1"/>
-    <w:lsdException w:name="Intense Quote" w:semiHidden="0" w:uiPriority="30" w:unhideWhenUsed="0" w:qFormat="1"/>
-    <w:lsdException w:name="Medium List 2 Accent 1" w:semiHidden="0" w:uiPriority="66" w:unhideWhenUsed="0"/>
-    <w:lsdException w:name="Medium Grid 1 Accent 1" w:semiHidden="0" w:uiPriority="67" w:unhideWhenUsed="0"/>
-    <w:lsdException w:name="Medium Grid 2 Accent 1" w:semiHidden="0" w:uiPriority="68" w:unhideWhenUsed="0"/>
-    <w:lsdException w:name="Medium Grid 3 Accent 1" w:semiHidden="0" w:uiPriority="69" w:unhideWhenUsed="0"/>
-    <w:lsdException w:name="Dark List Accent 1" w:semiHidden="0" w:uiPriority="70" w:unhideWhenUsed="0"/>
-    <w:lsdException w:name="Colorful Shading Accent 1" w:semiHidden="0" w:uiPriority="71" w:unhideWhenUsed="0"/>
-    <w:lsdException w:name="Colorful List Accent 1" w:semiHidden="0" w:uiPriority="72" w:unhideWhenUsed="0"/>
-    <w:lsdException w:name="Colorful Grid Accent 1" w:semiHidden="0" w:uiPriority="73" w:unhideWhenUsed="0"/>
-    <w:lsdException w:name="Light Shading Accent 2" w:semiHidden="0" w:uiPriority="60" w:unhideWhenUsed="0"/>
-    <w:lsdException w:name="Light List Accent 2" w:semiHidden="0" w:uiPriority="61" w:unhideWhenUsed="0"/>
-    <w:lsdException w:name="Light Grid Accent 2" w:semiHidden="0" w:uiPriority="62" w:unhideWhenUsed="0"/>
-    <w:lsdException w:name="Medium Shading 1 Accent 2" w:semiHidden="0" w:uiPriority="63" w:unhideWhenUsed="0"/>
-    <w:lsdException w:name="Medium Shading 2 Accent 2" w:semiHidden="0" w:uiPriority="64" w:unhideWhenUsed="0"/>
-    <w:lsdException w:name="Medium List 1 Accent 2" w:semiHidden="0" w:uiPriority="65" w:unhideWhenUsed="0"/>
-    <w:lsdException w:name="Medium List 2 Accent 2" w:semiHidden="0" w:uiPriority="66" w:unhideWhenUsed="0"/>
-    <w:lsdException w:name="Medium Grid 1 Accent 2" w:semiHidden="0" w:uiPriority="67" w:unhideWhenUsed="0"/>
-    <w:lsdException w:name="Medium Grid 2 Accent 2" w:semiHidden="0" w:uiPriority="68" w:unhideWhenUsed="0"/>
-    <w:lsdException w:name="Medium Grid 3 Accent 2" w:semiHidden="0" w:uiPriority="69" w:unhideWhenUsed="0"/>
-    <w:lsdException w:name="Dark List Accent 2" w:semiHidden="0" w:uiPriority="70" w:unhideWhenUsed="0"/>
-    <w:lsdException w:name="Colorful Shading Accent 2" w:semiHidden="0" w:uiPriority="71" w:unhideWhenUsed="0"/>
-    <w:lsdException w:name="Colorful List Accent 2" w:semiHidden="0" w:uiPriority="72" w:unhideWhenUsed="0"/>
-    <w:lsdException w:name="Colorful Grid Accent 2" w:semiHidden="0" w:uiPriority="73" w:unhideWhenUsed="0"/>
-    <w:lsdException w:name="Light Shading Accent 3" w:semiHidden="0" w:uiPriority="60" w:unhideWhenUsed="0"/>
-    <w:lsdException w:name="Light List Accent 3" w:semiHidden="0" w:uiPriority="61" w:unhideWhenUsed="0"/>
-    <w:lsdException w:name="Light Grid Accent 3" w:semiHidden="0" w:uiPriority="62" w:unhideWhenUsed="0"/>
-    <w:lsdException w:name="Medium Shading 1 Accent 3" w:semiHidden="0" w:uiPriority="63" w:unhideWhenUsed="0"/>
-    <w:lsdException w:name="Medium Shading 2 Accent 3" w:semiHidden="0" w:uiPriority="64" w:unhideWhenUsed="0"/>
-    <w:lsdException w:name="Medium List 1 Accent 3" w:semiHidden="0" w:uiPriority="65" w:unhideWhenUsed="0"/>
-    <w:lsdException w:name="Medium List 2 Accent 3" w:semiHidden="0" w:uiPriority="66" w:unhideWhenUsed="0"/>
-    <w:lsdException w:name="Medium Grid 1 Accent 3" w:semiHidden="0" w:uiPriority="67" w:unhideWhenUsed="0"/>
-    <w:lsdException w:name="Medium Grid 2 Accent 3" w:semiHidden="0" w:uiPriority="68" w:unhideWhenUsed="0"/>
-    <w:lsdException w:name="Medium Grid 3 Accent 3" w:semiHidden="0" w:uiPriority="69" w:unhideWhenUsed="0"/>
-    <w:lsdException w:name="Dark List Accent 3" w:semiHidden="0" w:uiPriority="70" w:unhideWhenUsed="0"/>
-    <w:lsdException w:name="Colorful Shading Accent 3" w:semiHidden="0" w:uiPriority="71" w:unhideWhenUsed="0"/>
-    <w:lsdException w:name="Colorful List Accent 3" w:semiHidden="0" w:uiPriority="72" w:unhideWhenUsed="0"/>
-    <w:lsdException w:name="Colorful Grid Accent 3" w:semiHidden="0" w:uiPriority="73" w:unhideWhenUsed="0"/>
-    <w:lsdException w:name="Light Shading Accent 4" w:semiHidden="0" w:uiPriority="60" w:unhideWhenUsed="0"/>
-    <w:lsdException w:name="Light List Accent 4" w:semiHidden="0" w:uiPriority="61" w:unhideWhenUsed="0"/>
-    <w:lsdException w:name="Light Grid Accent 4" w:semiHidden="0" w:uiPriority="62" w:unhideWhenUsed="0"/>
-    <w:lsdException w:name="Medium Shading 1 Accent 4" w:semiHidden="0" w:uiPriority="63" w:unhideWhenUsed="0"/>
-    <w:lsdException w:name="Medium Shading 2 Accent 4" w:semiHidden="0" w:uiPriority="64" w:unhideWhenUsed="0"/>
-    <w:lsdException w:name="Medium List 1 Accent 4" w:semiHidden="0" w:uiPriority="65" w:unhideWhenUsed="0"/>
-    <w:lsdException w:name="Medium List 2 Accent 4" w:semiHidden="0" w:uiPriority="66" w:unhideWhenUsed="0"/>
-    <w:lsdException w:name="Medium Grid 1 Accent 4" w:semiHidden="0" w:uiPriority="67" w:unhideWhenUsed="0"/>
-    <w:lsdException w:name="Medium Grid 2 Accent 4" w:semiHidden="0" w:uiPriority="68" w:unhideWhenUsed="0"/>
-    <w:lsdException w:name="Medium Grid 3 Accent 4" w:semiHidden="0" w:uiPriority="69" w:unhideWhenUsed="0"/>
-    <w:lsdException w:name="Dark List Accent 4" w:semiHidden="0" w:uiPriority="70" w:unhideWhenUsed="0"/>
-    <w:lsdException w:name="Colorful Shading Accent 4" w:semiHidden="0" w:uiPriority="71" w:unhideWhenUsed="0"/>
-    <w:lsdException w:name="Colorful List Accent 4" w:semiHidden="0" w:uiPriority="72" w:unhideWhenUsed="0"/>
-    <w:lsdException w:name="Colorful Grid Accent 4" w:semiHidden="0" w:uiPriority="73" w:unhideWhenUsed="0"/>
-    <w:lsdException w:name="Light Shading Accent 5" w:semiHidden="0" w:uiPriority="60" w:unhideWhenUsed="0"/>
-    <w:lsdException w:name="Light List Accent 5" w:semiHidden="0" w:uiPriority="61" w:unhideWhenUsed="0"/>
-    <w:lsdException w:name="Light Grid Accent 5" w:semiHidden="0" w:uiPriority="62" w:unhideWhenUsed="0"/>
-    <w:lsdException w:name="Medium Shading 1 Accent 5" w:semiHidden="0" w:uiPriority="63" w:unhideWhenUsed="0"/>
-    <w:lsdException w:name="Medium Shading 2 Accent 5" w:semiHidden="0" w:uiPriority="64" w:unhideWhenUsed="0"/>
-    <w:lsdException w:name="Medium List 1 Accent 5" w:semiHidden="0" w:uiPriority="65" w:unhideWhenUsed="0"/>
-    <w:lsdException w:name="Medium List 2 Accent 5" w:semiHidden="0" w:uiPriority="66" w:unhideWhenUsed="0"/>
-    <w:lsdException w:name="Medium Grid 1 Accent 5" w:semiHidden="0" w:uiPriority="67" w:unhideWhenUsed="0"/>
-    <w:lsdException w:name="Medium Grid 2 Accent 5" w:semiHidden="0" w:uiPriority="68" w:unhideWhenUsed="0"/>
-    <w:lsdException w:name="Medium Grid 3 Accent 5" w:semiHidden="0" w:uiPriority="69" w:unhideWhenUsed="0"/>
-    <w:lsdException w:name="Dark List Accent 5" w:semiHidden="0" w:uiPriority="70" w:unhideWhenUsed="0"/>
-    <w:lsdException w:name="Colorful Shading Accent 5" w:semiHidden="0" w:uiPriority="71" w:unhideWhenUsed="0"/>
-    <w:lsdException w:name="Colorful List Accent 5" w:semiHidden="0" w:uiPriority="72" w:unhideWhenUsed="0"/>
-    <w:lsdException w:name="Colorful Grid Accent 5" w:semiHidden="0" w:uiPriority="73" w:unhideWhenUsed="0"/>
-    <w:lsdException w:name="Light Shading Accent 6" w:semiHidden="0" w:uiPriority="60" w:unhideWhenUsed="0"/>
-    <w:lsdException w:name="Light List Accent 6" w:semiHidden="0" w:uiPriority="61" w:unhideWhenUsed="0"/>
-    <w:lsdException w:name="Light Grid Accent 6" w:semiHidden="0" w:uiPriority="62" w:unhideWhenUsed="0"/>
-    <w:lsdException w:name="Medium Shading 1 Accent 6" w:semiHidden="0" w:uiPriority="63" w:unhideWhenUsed="0"/>
-    <w:lsdException w:name="Medium Shading 2 Accent 6" w:semiHidden="0" w:uiPriority="64" w:unhideWhenUsed="0"/>
-    <w:lsdException w:name="Medium List 1 Accent 6" w:semiHidden="0" w:uiPriority="65" w:unhideWhenUsed="0"/>
-    <w:lsdException w:name="Medium List 2 Accent 6" w:semiHidden="0" w:uiPriority="66" w:unhideWhenUsed="0"/>
-    <w:lsdException w:name="Medium Grid 1 Accent 6" w:semiHidden="0" w:uiPriority="67" w:unhideWhenUsed="0"/>
-    <w:lsdException w:name="Medium Grid 2 Accent 6" w:semiHidden="0" w:uiPriority="68" w:unhideWhenUsed="0"/>
-    <w:lsdException w:name="Medium Grid 3 Accent 6" w:semiHidden="0" w:uiPriority="69" w:unhideWhenUsed="0"/>
-    <w:lsdException w:name="Dark List Accent 6" w:semiHidden="0" w:uiPriority="70" w:unhideWhenUsed="0"/>
-    <w:lsdException w:name="Colorful Shading Accent 6" w:semiHidden="0" w:uiPriority="71" w:unhideWhenUsed="0"/>
-    <w:lsdException w:name="Colorful List Accent 6" w:semiHidden="0" w:uiPriority="72" w:unhideWhenUsed="0"/>
-    <w:lsdException w:name="Colorful Grid Accent 6" w:semiHidden="0" w:uiPriority="73" w:unhideWhenUsed="0"/>
-    <w:lsdException w:name="Subtle Emphasis" w:semiHidden="0" w:uiPriority="19" w:unhideWhenUsed="0" w:qFormat="1"/>
-    <w:lsdException w:name="Intense Emphasis" w:semiHidden="0" w:uiPriority="21" w:unhideWhenUsed="0" w:qFormat="1"/>
-    <w:lsdException w:name="Subtle Reference" w:semiHidden="0" w:uiPriority="31" w:unhideWhenUsed="0" w:qFormat="1"/>
-    <w:lsdException w:name="Intense Reference" w:semiHidden="0" w:uiPriority="32" w:unhideWhenUsed="0" w:qFormat="1"/>
-    <w:lsdException w:name="Book Title" w:semiHidden="0" w:uiPriority="33" w:unhideWhenUsed="0" w:qFormat="1"/>
-    <w:lsdException w:name="Bibliography" w:uiPriority="37"/>
-    <w:lsdException w:name="TOC Heading" w:uiPriority="39" w:qFormat="1"/>
-  </w:latentStyles>
-  <w:style w:type="paragraph" w:default="1" w:styleId="Normal">
-    <w:name w:val="Normal"/>
-    <w:qFormat/>
-  </w:style>
-  <w:style w:type="character" w:default="1" w:styleId="DefaultParagraphFont">
-    <w:name w:val="Default Paragraph Font"/>
-    <w:uiPriority w:val="1"/>
-    <w:semiHidden/>
-    <w:unhideWhenUsed/>
-  </w:style>
-  <w:style w:type="table" w:default="1" w:styleId="TableNormal">
-    <w:name w:val="Normal Table"/>
-    <w:uiPriority w:val="99"/>
-    <w:semiHidden/>
-    <w:unhideWhenUsed/>
-    <w:tblPr>
-      <w:tblInd w:w="0" w:type="dxa"/>
-      <w:tblCellMar>
-        <w:top w:w="0" w:type="dxa"/>
-        <w:left w:w="108" w:type="dxa"/>
-        <w:bottom w:w="0" w:type="dxa"/>
-        <w:right w:w="108" w:type="dxa"/>
-      </w:tblCellMar>
-    </w:tblPr>
-  </w:style>
-  <w:style w:type="numbering" w:default="1" w:styleId="NoList">
-    <w:name w:val="No List"/>
-    <w:uiPriority w:val="99"/>
-    <w:semiHidden/>
-    <w:unhideWhenUsed/>
-  </w:style>
-  <w:style w:type="character" w:styleId="PlaceholderText">
-    <w:name w:val="Placeholder Text"/>
-    <w:basedOn w:val="DefaultParagraphFont"/>
-    <w:uiPriority w:val="99"/>
-    <w:semiHidden/>
-    <w:rsid w:val="007265F0"/>
-    <w:rPr>
-      <w:color w:val="808080"/>
-    </w:rPr>
-  </w:style>
-  <w:style w:type="paragraph" w:customStyle="1" w:styleId="E021236D8EA6453FA8050085659F726B">
-    <w:name w:val="E021236D8EA6453FA8050085659F726B"/>
-    <w:rsid w:val="007265F0"/>
-  </w:style>
-</w:styles>
-</file>
-
-<file path=word/glossary/webSettings.xml><?xml version="1.0" encoding="utf-8"?>
-<w:webSettings xmlns:mc="http://schemas.openxmlformats.org/markup-compatibility/2006" xmlns:r="http://schemas.openxmlformats.org/officeDocument/2006/relationships" xmlns:w="http://schemas.openxmlformats.org/wordprocessingml/2006/main" xmlns:w14="http://schemas.microsoft.com/office/word/2010/wordml" mc:Ignorable="w14">
-  <w:optimizeForBrowser/>
-  <w:allowPNG/>
-</w:webSettings>
-</file>
-
 <file path=word/theme/theme1.xml><?xml version="1.0" encoding="utf-8"?>
 <a:theme xmlns:a="http://schemas.openxmlformats.org/drawingml/2006/main" name="Office Theme">
   <a:themeElements>
@@ -33326,7 +34548,7 @@
   <a:extraClrSchemeLst/>
   <a:extLst>
     <a:ext uri="{05A4C25C-085E-4340-85A3-A5531E510DB2}">
-      <thm15:themeFamily xmlns:thm15="http://schemas.microsoft.com/office/thememl/2012/main" xmlns="" name="Office Theme" id="{62F939B6-93AF-4DB8-9C6B-D6C7DFDC589F}" vid="{4A3C46E8-61CC-4603-A589-7422A47A8E4A}"/>
+      <thm15:themeFamily xmlns="" xmlns:thm15="http://schemas.microsoft.com/office/thememl/2012/main" name="Office Theme" id="{62F939B6-93AF-4DB8-9C6B-D6C7DFDC589F}" vid="{4A3C46E8-61CC-4603-A589-7422A47A8E4A}"/>
     </a:ext>
   </a:extLst>
 </a:theme>
@@ -33337,7 +34559,7 @@
 </file>
 
 <file path=customXml/itemProps1.xml><?xml version="1.0" encoding="utf-8"?>
-<ds:datastoreItem xmlns:ds="http://schemas.openxmlformats.org/officeDocument/2006/customXml" ds:itemID="{788888F8-2F61-47B8-8F22-FF289DCDE824}">
+<ds:datastoreItem xmlns:ds="http://schemas.openxmlformats.org/officeDocument/2006/customXml" ds:itemID="{148EFEE3-DEA0-4267-87D2-2604D6068272}">
   <ds:schemaRefs>
     <ds:schemaRef ds:uri="http://schemas.openxmlformats.org/officeDocument/2006/bibliography"/>
   </ds:schemaRefs>

--- a/FTN_МSc_Luka_Ušljebrka.docx
+++ b/FTN_МSc_Luka_Ušljebrka.docx
@@ -72,7 +72,7 @@
                 <v:shape id="_x0000_i1025" type="#_x0000_t75" style="width:63.35pt;height:64.65pt" o:ole="" fillcolor="window">
                   <v:imagedata r:id="rId9" o:title=""/>
                 </v:shape>
-                <o:OLEObject Type="Embed" ProgID="CorelDraw.Graphic.7" ShapeID="_x0000_i1025" DrawAspect="Content" ObjectID="_1838655110" r:id="rId10"/>
+                <o:OLEObject Type="Embed" ProgID="CorelDraw.Graphic.7" ShapeID="_x0000_i1025" DrawAspect="Content" ObjectID="_1838912837" r:id="rId10"/>
               </w:object>
             </w:r>
           </w:p>
@@ -14608,7 +14608,7 @@
       <w:r>
         <w:lastRenderedPageBreak/>
         <w:pict w14:anchorId="2E094AB6">
-          <v:shape id="_x0000_i1027" type="#_x0000_t75" style="width:442.65pt;height:640.65pt">
+          <v:shape id="_x0000_i1026" type="#_x0000_t75" style="width:442.65pt;height:640.65pt">
             <v:imagedata r:id="rId36" o:title="ZKPEnglish"/>
           </v:shape>
         </w:pict>
@@ -18281,13 +18281,52 @@
         <w:rPr>
           <w:lang w:val="sr-Cyrl-RS"/>
         </w:rPr>
-        <w:t xml:space="preserve">Архитектура софтверског система представља инженирску основу сваког квалитетног софтверског решења. У домену модерних дистрибуираних система, </w:t>
-      </w:r>
-      <w:r>
-        <w:rPr>
-          <w:lang w:val="sr-Cyrl-RS"/>
-        </w:rPr>
-        <w:t>она је један од кључних предуслова за успешну имплементацију, јер директно утиче на перформансе, поузданост и могућност даљег развоја система</w:t>
+        <w:t>Архитектура софтверско</w:t>
+      </w:r>
+      <w:r>
+        <w:rPr>
+          <w:lang w:val="sr-Cyrl-RS"/>
+        </w:rPr>
+        <w:t>г система представља</w:t>
+      </w:r>
+      <w:r>
+        <w:t xml:space="preserve"> </w:t>
+      </w:r>
+      <w:r>
+        <w:rPr>
+          <w:lang w:val="sr-Cyrl-RS"/>
+        </w:rPr>
+        <w:t xml:space="preserve">један од кључних аспеката приликом развоја </w:t>
+      </w:r>
+      <w:r>
+        <w:rPr>
+          <w:lang w:val="sr-Cyrl-RS"/>
+        </w:rPr>
+        <w:t xml:space="preserve">софтверског решења. У </w:t>
+      </w:r>
+      <w:r>
+        <w:rPr>
+          <w:lang w:val="sr-Cyrl-RS"/>
+        </w:rPr>
+        <w:t>контексту</w:t>
+      </w:r>
+      <w:r>
+        <w:rPr>
+          <w:lang w:val="sr-Cyrl-RS"/>
+        </w:rPr>
+        <w:t xml:space="preserve"> модерних дистрибуираних система, </w:t>
+      </w:r>
+      <w:r>
+        <w:rPr>
+          <w:lang w:val="sr-Cyrl-RS"/>
+        </w:rPr>
+        <w:t xml:space="preserve">она је један од кључних предуслова за успешну имплементацију, јер директно утиче на перформансе, поузданост и могућност даљег </w:t>
+      </w:r>
+      <w:r>
+        <w:rPr>
+          <w:lang w:val="sr-Cyrl-RS"/>
+        </w:rPr>
+        <w:t>проширења и одржавања система</w:t>
       </w:r>
       <w:r>
         <w:rPr>
@@ -18311,25 +18350,49 @@
         <w:rPr>
           <w:lang w:val="sr-Cyrl-RS"/>
         </w:rPr>
-        <w:t>хоризонаталну и вертикалну</w:t>
-      </w:r>
-      <w:r>
-        <w:rPr>
-          <w:lang w:val="sr-Cyrl-RS"/>
-        </w:rPr>
-        <w:t xml:space="preserve"> скалабилност система, минималну латенцију и високу пропусност податак, </w:t>
-      </w:r>
-      <w:r>
-        <w:rPr>
-          <w:lang w:val="sr-Cyrl-RS"/>
-        </w:rPr>
-        <w:t>уз избегавање појаве уских грла</w:t>
-      </w:r>
-      <w:r>
-        <w:rPr>
-          <w:lang w:val="sr-Cyrl-RS"/>
-        </w:rPr>
-        <w:t xml:space="preserve"> уских грла, (енгл. </w:t>
+        <w:t xml:space="preserve">како хоризонталну, тако и вертикалну </w:t>
+      </w:r>
+      <w:r>
+        <w:rPr>
+          <w:lang w:val="sr-Cyrl-RS"/>
+        </w:rPr>
+        <w:t xml:space="preserve">скалабилност система, </w:t>
+      </w:r>
+      <w:r>
+        <w:rPr>
+          <w:lang w:val="sr-Cyrl-RS"/>
+        </w:rPr>
+        <w:t>уз што мању</w:t>
+      </w:r>
+      <w:r>
+        <w:rPr>
+          <w:lang w:val="sr-Cyrl-RS"/>
+        </w:rPr>
+        <w:t xml:space="preserve"> латенцију и високу </w:t>
+      </w:r>
+      <w:r>
+        <w:rPr>
+          <w:lang w:val="sr-Cyrl-RS"/>
+        </w:rPr>
+        <w:t>пропусност</w:t>
+      </w:r>
+      <w:r>
+        <w:rPr>
+          <w:lang w:val="sr-Cyrl-RS"/>
+        </w:rPr>
+        <w:t xml:space="preserve">, </w:t>
+      </w:r>
+      <w:r>
+        <w:rPr>
+          <w:lang w:val="sr-Cyrl-RS"/>
+        </w:rPr>
+        <w:t xml:space="preserve">а притом избегавајући појаву потенцијалних уских грла </w:t>
+      </w:r>
+      <w:r>
+        <w:rPr>
+          <w:lang w:val="sr-Cyrl-RS"/>
+        </w:rPr>
+        <w:t xml:space="preserve">(енгл. </w:t>
       </w:r>
       <w:proofErr w:type="gramStart"/>
       <w:r>
@@ -18421,7 +18484,94 @@
         <w:rPr>
           <w:lang w:val="sr-Cyrl-RS"/>
         </w:rPr>
-        <w:t>Поред класичних изазова дистрибуираних система, неопходно је интегрисати рачунски захтевне криптографске протоколе са потребом за обрадом података у приближно реалном времену. У том контексту, архитектура система мора омогућити високу пропусност и ефикасну обраду података, док истовремено гарантује приватност осетљивих података крајњих корисника.</w:t>
+        <w:t xml:space="preserve">Поред класичних изазова </w:t>
+      </w:r>
+      <w:r>
+        <w:rPr>
+          <w:lang w:val="sr-Cyrl-RS"/>
+        </w:rPr>
+        <w:t>које доносе дистрибуирани</w:t>
+      </w:r>
+      <w:r>
+        <w:rPr>
+          <w:lang w:val="sr-Cyrl-RS"/>
+        </w:rPr>
+        <w:t xml:space="preserve"> систем</w:t>
+      </w:r>
+      <w:r>
+        <w:rPr>
+          <w:lang w:val="sr-Cyrl-RS"/>
+        </w:rPr>
+        <w:t>и</w:t>
+      </w:r>
+      <w:r>
+        <w:rPr>
+          <w:lang w:val="sr-Cyrl-RS"/>
+        </w:rPr>
+        <w:t>,</w:t>
+      </w:r>
+      <w:r>
+        <w:rPr>
+          <w:lang w:val="sr-Cyrl-RS"/>
+        </w:rPr>
+        <w:t xml:space="preserve"> у оквиру нашег система,</w:t>
+      </w:r>
+      <w:r>
+        <w:rPr>
+          <w:lang w:val="sr-Cyrl-RS"/>
+        </w:rPr>
+        <w:t xml:space="preserve"> неопходно је интегрисати рачунски захтевне криптографске протоколе</w:t>
+      </w:r>
+      <w:r>
+        <w:rPr>
+          <w:lang w:val="sr-Cyrl-RS"/>
+        </w:rPr>
+        <w:t>.</w:t>
+      </w:r>
+      <w:r>
+        <w:rPr>
+          <w:lang w:val="sr-Cyrl-RS"/>
+        </w:rPr>
+        <w:t xml:space="preserve"> </w:t>
+      </w:r>
+      <w:r>
+        <w:rPr>
+          <w:lang w:val="sr-Cyrl-RS"/>
+        </w:rPr>
+        <w:t>Истовремено, систем треба да обезбеди обраду</w:t>
+      </w:r>
+      <w:r>
+        <w:rPr>
+          <w:lang w:val="sr-Cyrl-RS"/>
+        </w:rPr>
+        <w:t xml:space="preserve"> података у приближно реалном времену</w:t>
+      </w:r>
+      <w:r>
+        <w:rPr>
+          <w:lang w:val="sr-Cyrl-RS"/>
+        </w:rPr>
+        <w:t>, што додатно ограничава сам дизајн и избор технологија</w:t>
+      </w:r>
+      <w:r>
+        <w:rPr>
+          <w:lang w:val="sr-Cyrl-RS"/>
+        </w:rPr>
+        <w:t>. У том контексту, архитектура система мора омогућити високу пропусност и ефикасну обраду података, док истовремено гарантује приватност осетљивих података крајњих корисника</w:t>
+      </w:r>
+      <w:r>
+        <w:t xml:space="preserve"> </w:t>
+      </w:r>
+      <w:r>
+        <w:rPr>
+          <w:b/>
+        </w:rPr>
+        <w:t>[6, 10]</w:t>
+      </w:r>
+      <w:r>
+        <w:rPr>
+          <w:lang w:val="sr-Cyrl-RS"/>
+        </w:rPr>
+        <w:t>.</w:t>
       </w:r>
     </w:p>
     <w:p>
@@ -18438,13 +18588,80 @@
         <w:rPr>
           <w:lang w:val="sr-Cyrl-RS"/>
         </w:rPr>
-        <w:t xml:space="preserve">детаљно је описана архитектура дистрибуираног система, анализа отпочињем описом опште топологије и основних компоненти система, а затим се наставља кроз опис механизама за прикупљање, пренос и обраду податак. Посебан фокус стављен је на интеграцију криптографских протокола </w:t>
-      </w:r>
-      <w:r>
-        <w:rPr>
+        <w:t>детаљно је описана арх</w:t>
+      </w:r>
+      <w:r>
+        <w:rPr>
+          <w:lang w:val="sr-Cyrl-RS"/>
+        </w:rPr>
+        <w:t>итектура дистрибуираног система.</w:t>
+      </w:r>
+      <w:r>
+        <w:rPr>
+          <w:lang w:val="sr-Cyrl-RS"/>
+        </w:rPr>
+        <w:t xml:space="preserve"> </w:t>
+      </w:r>
+      <w:r>
+        <w:rPr>
+          <w:lang w:val="sr-Cyrl-RS"/>
+        </w:rPr>
+        <w:t>Најпре ће бити описана општа топологија</w:t>
+      </w:r>
+      <w:r>
+        <w:rPr>
+          <w:lang w:val="sr-Cyrl-RS"/>
+        </w:rPr>
+        <w:t xml:space="preserve"> и основних компоненти система, а </w:t>
+      </w:r>
+      <w:r>
+        <w:rPr>
+          <w:lang w:val="sr-Cyrl-RS"/>
+        </w:rPr>
+        <w:t>затим и начин на који се подаци прикупљају</w:t>
+      </w:r>
+      <w:r>
+        <w:rPr>
+          <w:lang w:val="sr-Cyrl-RS"/>
+        </w:rPr>
+        <w:t>, пренос</w:t>
+      </w:r>
+      <w:r>
+        <w:rPr>
+          <w:lang w:val="sr-Cyrl-RS"/>
+        </w:rPr>
+        <w:t>е и обрађују</w:t>
+      </w:r>
+      <w:r>
+        <w:rPr>
+          <w:lang w:val="sr-Cyrl-RS"/>
+        </w:rPr>
+        <w:t xml:space="preserve">. </w:t>
+      </w:r>
+      <w:r>
+        <w:rPr>
+          <w:lang w:val="sr-Cyrl-RS"/>
+        </w:rPr>
+        <w:t>Посебна пажња је посвећена интеграцији</w:t>
+      </w:r>
+      <w:r>
+        <w:rPr>
+          <w:lang w:val="sr-Cyrl-RS"/>
+        </w:rPr>
+        <w:t xml:space="preserve"> </w:t>
+      </w:r>
+      <w:r>
+        <w:rPr>
+          <w:i/>
           <w:lang w:val="sr-Latn-RS"/>
         </w:rPr>
-        <w:t xml:space="preserve">MPC </w:t>
+        <w:t>MPC</w:t>
+      </w:r>
+      <w:r>
+        <w:rPr>
+          <w:lang w:val="sr-Latn-RS"/>
+        </w:rPr>
+        <w:t xml:space="preserve"> </w:t>
       </w:r>
       <w:r>
         <w:rPr>
@@ -18453,7 +18670,19 @@
         <w:t xml:space="preserve">и </w:t>
       </w:r>
       <w:r>
-        <w:t>ZKP,</w:t>
+        <w:rPr>
+          <w:i/>
+        </w:rPr>
+        <w:t>ZKP</w:t>
+      </w:r>
+      <w:r>
+        <w:rPr>
+          <w:lang w:val="sr-Cyrl-RS"/>
+        </w:rPr>
+        <w:t xml:space="preserve"> криптографских протокола</w:t>
+      </w:r>
+      <w:r>
+        <w:t>,</w:t>
       </w:r>
       <w:r>
         <w:rPr>
@@ -18468,7 +18697,19 @@
         <w:rPr>
           <w:lang w:val="sr-Cyrl-RS"/>
         </w:rPr>
-        <w:t>На овај начин описано је како су захтеви за високом ефикасношћу и заштите података крајњих корисника успешно усклађени  у оквиру описане архитектуре.</w:t>
+        <w:t>На овај начин описано је како су захтеви за високом ефикасношћу и заштите података крајњих корисника успешно усклађени у оквиру описане архитектуре</w:t>
+      </w:r>
+      <w:r>
+        <w:rPr>
+          <w:lang w:val="sr-Cyrl-RS"/>
+        </w:rPr>
+        <w:t xml:space="preserve"> система</w:t>
+      </w:r>
+      <w:r>
+        <w:rPr>
+          <w:lang w:val="sr-Cyrl-RS"/>
+        </w:rPr>
+        <w:t>.</w:t>
       </w:r>
     </w:p>
     <w:p>
@@ -18495,7 +18736,19 @@
         <w:rPr>
           <w:lang w:val="sr-Cyrl-RS"/>
         </w:rPr>
-        <w:t xml:space="preserve">Као што је анализирано у оквиру поглавља </w:t>
+        <w:t>Као што је</w:t>
+      </w:r>
+      <w:r>
+        <w:rPr>
+          <w:lang w:val="sr-Cyrl-RS"/>
+        </w:rPr>
+        <w:t xml:space="preserve"> већ</w:t>
+      </w:r>
+      <w:r>
+        <w:rPr>
+          <w:lang w:val="sr-Cyrl-RS"/>
+        </w:rPr>
+        <w:t xml:space="preserve"> анализирано у оквиру поглавља </w:t>
       </w:r>
       <w:r>
         <w:rPr>
@@ -18508,244 +18761,220 @@
         <w:rPr>
           <w:lang w:val="sr-Cyrl-RS"/>
         </w:rPr>
-        <w:t>, превазилажење безбедносних реизика при управљању паметним мрежама захтева прелазак са централизоване обраде података на дистрибуирану, криптографских заштићену агрегацију и обраду података. Предложена архитектура реализује овај концепт спајањем протокола доказа нултог знања</w:t>
-      </w:r>
-      <w:r>
-        <w:t xml:space="preserve"> ZKP </w:t>
-      </w:r>
-      <w:r>
-        <w:rPr>
-          <w:lang w:val="sr-Latn-RS"/>
-        </w:rPr>
+        <w:t>, превазилажење безбедносних</w:t>
+      </w:r>
+      <w:r>
+        <w:rPr>
+          <w:lang w:val="sr-Cyrl-RS"/>
+        </w:rPr>
+        <w:t xml:space="preserve"> ризика у оквиру паметних мрежа захтева померање од класичне централизоване архитектуре, ка дистрибуираној архитектури и криптогрфски заштићеној обради података</w:t>
+      </w:r>
+      <w:r>
         <w:t xml:space="preserve"> </w:t>
       </w:r>
       <w:r>
         <w:rPr>
-          <w:lang w:val="sr-Cyrl-RS"/>
-        </w:rPr>
-        <w:t xml:space="preserve">за локалну верификацију интегритета на самој ивици мреже и сигурног вишестраначког рачунања </w:t>
-      </w:r>
-      <w:r>
-        <w:t xml:space="preserve">(MPC) </w:t>
-      </w:r>
-      <w:r>
-        <w:rPr>
-          <w:lang w:val="sr-Cyrl-RS"/>
-        </w:rPr>
-        <w:t xml:space="preserve">за глобалну нелинеарн интеграцију. Оваквим хибридним приступом успосављен је безбедна ток података (енгл. </w:t>
+          <w:b/>
+        </w:rPr>
+        <w:t>[3</w:t>
+      </w:r>
+      <w:r>
+        <w:rPr>
+          <w:b/>
+        </w:rPr>
+        <w:t xml:space="preserve">, </w:t>
+      </w:r>
+      <w:r>
+        <w:rPr>
+          <w:b/>
+        </w:rPr>
+        <w:t>16]</w:t>
+      </w:r>
+      <w:r>
+        <w:rPr>
+          <w:lang w:val="sr-Cyrl-RS"/>
+        </w:rPr>
+        <w:t>.</w:t>
+      </w:r>
+      <w:r>
+        <w:rPr>
+          <w:lang w:val="sr-Cyrl-RS"/>
+        </w:rPr>
+        <w:t xml:space="preserve"> У складу са тим,</w:t>
+      </w:r>
+      <w:r>
+        <w:rPr>
+          <w:lang w:val="sr-Cyrl-RS"/>
+        </w:rPr>
+        <w:t xml:space="preserve"> </w:t>
+      </w:r>
+      <w:r>
+        <w:rPr>
+          <w:lang w:val="sr-Cyrl-RS"/>
+        </w:rPr>
+        <w:t>п</w:t>
+      </w:r>
+      <w:r>
+        <w:rPr>
+          <w:lang w:val="sr-Cyrl-RS"/>
+        </w:rPr>
+        <w:t>редложена архитектура</w:t>
+      </w:r>
+      <w:r>
+        <w:t xml:space="preserve"> (</w:t>
+      </w:r>
+      <w:r>
+        <w:rPr>
+          <w:i/>
+          <w:lang w:val="sr-Cyrl-RS"/>
+        </w:rPr>
+        <w:t>Слика 3.1</w:t>
+      </w:r>
+      <w:r>
+        <w:rPr>
+          <w:lang w:val="sr-Cyrl-RS"/>
+        </w:rPr>
+        <w:t>)</w:t>
+      </w:r>
+      <w:r>
+        <w:rPr>
+          <w:lang w:val="sr-Cyrl-RS"/>
+        </w:rPr>
+        <w:t xml:space="preserve"> </w:t>
+      </w:r>
+      <w:r>
+        <w:rPr>
+          <w:lang w:val="sr-Cyrl-RS"/>
+        </w:rPr>
+        <w:t>комбинује протоколе</w:t>
+      </w:r>
+      <w:r>
+        <w:rPr>
+          <w:lang w:val="sr-Cyrl-RS"/>
+        </w:rPr>
+        <w:t xml:space="preserve"> доказа нултог знања</w:t>
+      </w:r>
+      <w:r>
+        <w:t xml:space="preserve"> </w:t>
+      </w:r>
+      <w:r>
+        <w:rPr>
+          <w:lang w:val="sr-Cyrl-RS"/>
+        </w:rPr>
+        <w:t>(</w:t>
+      </w:r>
+      <w:r>
+        <w:rPr>
+          <w:i/>
+        </w:rPr>
+        <w:t>ZKP</w:t>
+      </w:r>
+      <w:r>
+        <w:rPr>
+          <w:lang w:val="sr-Cyrl-RS"/>
+        </w:rPr>
+        <w:t xml:space="preserve">), који се користи за локалну поверу исправности података, </w:t>
+      </w:r>
+      <w:r>
+        <w:rPr>
+          <w:lang w:val="sr-Cyrl-RS"/>
+        </w:rPr>
+        <w:t>и</w:t>
+      </w:r>
+      <w:r>
+        <w:rPr>
+          <w:lang w:val="sr-Cyrl-RS"/>
+        </w:rPr>
+        <w:t xml:space="preserve"> прокол</w:t>
+      </w:r>
+      <w:r>
+        <w:rPr>
+          <w:lang w:val="sr-Cyrl-RS"/>
+        </w:rPr>
+        <w:t xml:space="preserve"> сигурног вишестраначког рачунања </w:t>
+      </w:r>
+      <w:r>
+        <w:t>(</w:t>
+      </w:r>
+      <w:r>
+        <w:rPr>
+          <w:i/>
+        </w:rPr>
+        <w:t>MPC</w:t>
+      </w:r>
+      <w:r>
+        <w:t xml:space="preserve">) </w:t>
+      </w:r>
+      <w:r>
+        <w:rPr>
+          <w:lang w:val="sr-Cyrl-RS"/>
+        </w:rPr>
+        <w:t>који омогућава глобалну агрегацију података без откривања осетљивих вредности</w:t>
+      </w:r>
+      <w:r>
+        <w:rPr>
+          <w:lang w:val="sr-Cyrl-RS"/>
+        </w:rPr>
+        <w:t xml:space="preserve">. </w:t>
+      </w:r>
+      <w:r>
+        <w:rPr>
+          <w:lang w:val="sr-Cyrl-RS"/>
+        </w:rPr>
+        <w:t>На овај начин формира се безбедан</w:t>
+      </w:r>
+      <w:r>
+        <w:rPr>
+          <w:lang w:val="sr-Cyrl-RS"/>
+        </w:rPr>
+        <w:t xml:space="preserve"> ток података (енгл. </w:t>
       </w:r>
       <w:proofErr w:type="gramStart"/>
       <w:r>
-        <w:t xml:space="preserve">Data Pipline) </w:t>
-      </w:r>
-      <w:r>
-        <w:rPr>
-          <w:lang w:val="sr-Cyrl-RS"/>
-        </w:rPr>
-        <w:t>у којем сирове вредности потршње никада не напуштају локално окружење.</w:t>
+        <w:rPr>
+          <w:i/>
+        </w:rPr>
+        <w:t>Data Pipline</w:t>
+      </w:r>
+      <w:r>
+        <w:t xml:space="preserve">) </w:t>
+      </w:r>
+      <w:r>
+        <w:rPr>
+          <w:lang w:val="sr-Cyrl-RS"/>
+        </w:rPr>
+        <w:t>у којем сирове вредности потр</w:t>
+      </w:r>
+      <w:r>
+        <w:rPr>
+          <w:lang w:val="sr-Cyrl-RS"/>
+        </w:rPr>
+        <w:t>о</w:t>
+      </w:r>
+      <w:r>
+        <w:rPr>
+          <w:lang w:val="sr-Cyrl-RS"/>
+        </w:rPr>
+        <w:t>шње никада не напуштају локално окружење.</w:t>
       </w:r>
       <w:proofErr w:type="gramEnd"/>
     </w:p>
     <w:p>
-      <w:r>
-        <w:rPr>
-          <w:lang w:val="sr-Cyrl-RS"/>
-        </w:rPr>
-        <w:t xml:space="preserve">Да би се процесуирале хиљаде мерних тачака у приближно реалном времену, топологија система моделована је као вишеслојна (енгл. </w:t>
-      </w:r>
-      <w:proofErr w:type="gramStart"/>
-      <w:r>
-        <w:t xml:space="preserve">n-tier) </w:t>
-      </w:r>
-      <w:r>
-        <w:rPr>
-          <w:lang w:val="sr-Cyrl-RS"/>
-        </w:rPr>
-        <w:t>архитектура заснована на стриктном раздвајању одговорности (енгл.</w:t>
-      </w:r>
-      <w:proofErr w:type="gramEnd"/>
-      <w:r>
-        <w:rPr>
-          <w:lang w:val="sr-Cyrl-RS"/>
-        </w:rPr>
-        <w:t xml:space="preserve"> </w:t>
-      </w:r>
-      <w:proofErr w:type="gramStart"/>
-      <w:r>
-        <w:t>Separation of Concerns).</w:t>
-      </w:r>
-      <w:proofErr w:type="gramEnd"/>
-      <w:r>
-        <w:t xml:space="preserve"> </w:t>
-      </w:r>
-      <w:r>
-        <w:rPr>
-          <w:lang w:val="sr-Cyrl-RS"/>
-        </w:rPr>
-        <w:t xml:space="preserve">Главни архитектонски изазов оваквог система представља транзиција података између два потпуно различита мрежна окружења, где са једне стране имамо високо асинхроно и потенијано непоуздано окружење паметних бројила који се налаза на ивици мреже, а са друге стране имамо стриктно синхроно и детерминистичко окружење </w:t>
-      </w:r>
-      <w:r>
-        <w:t xml:space="preserve">MPC </w:t>
-      </w:r>
-      <w:r>
-        <w:rPr>
-          <w:lang w:val="sr-Cyrl-RS"/>
-        </w:rPr>
-        <w:t xml:space="preserve">кластера које захтева савршене повратне векторе података да би извршило своје прорачуне. Управо из тог разлога како архитектура је подељена у три логичке целине: </w:t>
-      </w:r>
-    </w:p>
-    <w:p>
-      <w:pPr>
-        <w:pStyle w:val="ListParagraph"/>
-        <w:numPr>
-          <w:ilvl w:val="0"/>
-          <w:numId w:val="23"/>
-        </w:numPr>
-      </w:pPr>
-      <w:r>
-        <w:rPr>
-          <w:b/>
-          <w:lang w:val="sr-Cyrl-RS"/>
-        </w:rPr>
-        <w:t>слој клијената</w:t>
-      </w:r>
-      <w:r>
-        <w:rPr>
-          <w:lang w:val="sr-Cyrl-RS"/>
-        </w:rPr>
-        <w:t xml:space="preserve"> (паметна бројила) - </w:t>
-      </w:r>
-      <w:r>
-        <w:rPr>
-          <w:lang w:val="sr-Cyrl-RS"/>
-        </w:rPr>
-        <w:t>слој за генерисање података,</w:t>
-      </w:r>
-    </w:p>
-    <w:p>
-      <w:pPr>
-        <w:pStyle w:val="ListParagraph"/>
-        <w:numPr>
-          <w:ilvl w:val="0"/>
-          <w:numId w:val="23"/>
-        </w:numPr>
-      </w:pPr>
-      <w:r>
-        <w:rPr>
-          <w:b/>
-          <w:lang w:val="sr-Cyrl-RS"/>
-        </w:rPr>
-        <w:t>посреднички слој</w:t>
-      </w:r>
-      <w:r>
-        <w:rPr>
-          <w:lang w:val="sr-Cyrl-RS"/>
-        </w:rPr>
-        <w:t xml:space="preserve"> (агрегатор) – слој за посредовање и синхонизацију</w:t>
-      </w:r>
-    </w:p>
-    <w:p>
-      <w:pPr>
-        <w:pStyle w:val="ListParagraph"/>
-        <w:numPr>
-          <w:ilvl w:val="0"/>
-          <w:numId w:val="23"/>
-        </w:numPr>
-      </w:pPr>
-      <w:r>
-        <w:rPr>
-          <w:b/>
-          <w:lang w:val="sr-Cyrl-RS"/>
-        </w:rPr>
-        <w:t>слој за израчунавање</w:t>
-      </w:r>
-      <w:r>
-        <w:rPr>
-          <w:lang w:val="sr-Cyrl-RS"/>
-        </w:rPr>
-        <w:t xml:space="preserve"> (</w:t>
-      </w:r>
-      <w:r>
-        <w:t xml:space="preserve">MPC </w:t>
-      </w:r>
-      <w:r>
-        <w:rPr>
-          <w:lang w:val="sr-Cyrl-RS"/>
-        </w:rPr>
-        <w:t>чорови) – слој за израчунавање</w:t>
-      </w:r>
-      <w:r>
-        <w:rPr>
-          <w:lang w:val="sr-Cyrl-RS"/>
-        </w:rPr>
-        <w:t xml:space="preserve"> крајњих вредности.</w:t>
-      </w:r>
-    </w:p>
-    <w:p>
-      <w:pPr>
-        <w:rPr>
-          <w:lang w:val="sr-Latn-RS"/>
-        </w:rPr>
-      </w:pPr>
-      <w:r>
-        <w:rPr>
-          <w:lang w:val="sr-Cyrl-RS"/>
+      <w:pPr>
+        <w:pStyle w:val="Tekst"/>
+        <w:rPr>
+          <w:rFonts w:asciiTheme="minorHAnsi" w:hAnsiTheme="minorHAnsi"/>
+          <w:lang w:val="sr-Cyrl-RS"/>
+        </w:rPr>
+      </w:pPr>
+      <w:r>
+        <w:rPr>
+          <w:noProof/>
         </w:rPr>
         <w:lastRenderedPageBreak/>
-        <w:t xml:space="preserve">Сваки од ових слојева у топологији импелентира специфичан образац и носи тачно дефинисану мрежну улогу. Слој за генерисање података (симулатор паметних бројила) функционише по принципу нултог поверења, делећи податке у криптографске уделе и генеришу </w:t>
-      </w:r>
-      <w:r>
-        <w:t xml:space="preserve">ZKP </w:t>
-      </w:r>
-      <w:r>
-        <w:rPr>
-          <w:lang w:val="sr-Cyrl-RS"/>
-        </w:rPr>
-        <w:t>доказе. Посред</w:t>
-      </w:r>
-      <w:r>
-        <w:rPr>
-          <w:lang w:val="sr-Cyrl-RS"/>
-        </w:rPr>
-        <w:t xml:space="preserve">нички слој (централни агрегатор) преузима улогу мрежног амортизера, прихватајући хиљаде асинхроних пакета и поравнавајући их у уређене временске блокове (енгл. </w:t>
-      </w:r>
-      <w:r>
-        <w:t xml:space="preserve"> Buckets). </w:t>
-      </w:r>
-      <w:r>
-        <w:rPr>
-          <w:lang w:val="sr-Cyrl-RS"/>
-        </w:rPr>
-        <w:t xml:space="preserve">Коначно, слој за израчинавање </w:t>
-      </w:r>
-      <w:r>
-        <w:rPr>
-          <w:lang w:val="sr-Latn-RS"/>
-        </w:rPr>
-        <w:t xml:space="preserve">MPC </w:t>
-      </w:r>
-      <w:r>
-        <w:rPr>
-          <w:lang w:val="sr-Cyrl-RS"/>
-        </w:rPr>
-        <w:t xml:space="preserve">чворови у потпуности је изолован од хаотичне природе екстерне мреже, он преузима припремљене податке директно у радну меморију и кроз интерну синхрону комуникацију израчунава агрегиране податке над дељеним тајнама. </w:t>
-      </w:r>
-    </w:p>
-    <w:p>
-      <w:pPr>
-        <w:pStyle w:val="Tekst"/>
-        <w:jc w:val="center"/>
-        <w:rPr>
-          <w:lang w:val="sr-Latn-RS"/>
-        </w:rPr>
-      </w:pPr>
-      <w:r>
-        <w:rPr>
-          <w:lang w:val="sr-Latn-RS"/>
-        </w:rPr>
         <w:drawing>
-          <wp:inline distT="0" distB="0" distL="0" distR="0" wp14:anchorId="15A2FFC5" wp14:editId="2B50FBB8">
-            <wp:extent cx="5914390" cy="2416938"/>
+          <wp:inline distT="0" distB="0" distL="0" distR="0" wp14:anchorId="24417A3E" wp14:editId="3313441E">
+            <wp:extent cx="5914390" cy="2416810"/>
             <wp:effectExtent l="0" t="0" r="0" b="2540"/>
             <wp:docPr id="7" name="Picture 7"/>
             <wp:cNvGraphicFramePr>
@@ -18767,7 +18996,7 @@
                   <pic:spPr>
                     <a:xfrm>
                       <a:off x="0" y="0"/>
-                      <a:ext cx="5914390" cy="2416938"/>
+                      <a:ext cx="5914390" cy="2416810"/>
                     </a:xfrm>
                     <a:prstGeom prst="rect">
                       <a:avLst/>
@@ -18782,24 +19011,536 @@
     </w:p>
     <w:p>
       <w:pPr>
-        <w:rPr>
-          <w:lang w:val="sr-Cyrl-RS"/>
-        </w:rPr>
-      </w:pPr>
-      <w:r>
-        <w:rPr>
-          <w:lang w:val="sr-Cyrl-RS"/>
-        </w:rPr>
-        <w:t xml:space="preserve">Слој клијента (паметна бројила) представља почетну тачку тока података дизајнирану по принципу нултог поверења (енгл. </w:t>
+        <w:jc w:val="center"/>
+        <w:rPr>
+          <w:lang w:val="sr-Cyrl-RS"/>
+        </w:rPr>
+      </w:pPr>
+      <w:r>
+        <w:rPr>
+          <w:b/>
+          <w:lang w:val="sr-Cyrl-RS"/>
+        </w:rPr>
+        <w:t xml:space="preserve">Слика </w:t>
+      </w:r>
+      <w:r>
+        <w:rPr>
+          <w:b/>
+        </w:rPr>
+        <w:t>3</w:t>
+      </w:r>
+      <w:r>
+        <w:rPr>
+          <w:b/>
+          <w:lang w:val="sr-Cyrl-RS"/>
+        </w:rPr>
+        <w:t>.</w:t>
+      </w:r>
+      <w:r>
+        <w:rPr>
+          <w:b/>
+        </w:rPr>
+        <w:t>1</w:t>
+      </w:r>
+      <w:r>
+        <w:rPr>
+          <w:b/>
+          <w:lang w:val="sr-Cyrl-RS"/>
+        </w:rPr>
+        <w:t xml:space="preserve"> </w:t>
+      </w:r>
+      <w:r>
+        <w:t>Архитектура дистрибуираног система за безбедну агрегацију података у паметним мрежама</w:t>
+      </w:r>
+    </w:p>
+    <w:p>
+      <w:pPr>
+        <w:rPr>
+          <w:lang w:val="sr-Cyrl-RS"/>
+        </w:rPr>
+      </w:pPr>
+      <w:r>
+        <w:rPr>
+          <w:lang w:val="sr-Cyrl-RS"/>
+        </w:rPr>
+        <w:t xml:space="preserve">Да би се процесуирале хиљаде мерних тачака у приближно реалном времену, топологија система моделована је као вишеслојна (енгл. </w:t>
       </w:r>
       <w:proofErr w:type="gramStart"/>
       <w:r>
-        <w:t>Zero-Trust).</w:t>
+        <w:rPr>
+          <w:i/>
+        </w:rPr>
+        <w:t>n-tier</w:t>
+      </w:r>
+      <w:r>
+        <w:t xml:space="preserve">) </w:t>
+      </w:r>
+      <w:r>
+        <w:rPr>
+          <w:lang w:val="sr-Cyrl-RS"/>
+        </w:rPr>
+        <w:t>архитектура заснована на стриктном раздвајању одговорности (енгл.</w:t>
       </w:r>
       <w:proofErr w:type="gramEnd"/>
       <w:r>
+        <w:rPr>
+          <w:lang w:val="sr-Cyrl-RS"/>
+        </w:rPr>
         <w:t xml:space="preserve"> </w:t>
       </w:r>
+      <w:proofErr w:type="gramStart"/>
+      <w:r>
+        <w:rPr>
+          <w:i/>
+        </w:rPr>
+        <w:t>Separation of Concerns</w:t>
+      </w:r>
+      <w:r>
+        <w:t>)</w:t>
+      </w:r>
+      <w:r>
+        <w:t xml:space="preserve"> </w:t>
+      </w:r>
+      <w:r>
+        <w:rPr>
+          <w:b/>
+        </w:rPr>
+        <w:t>[12]</w:t>
+      </w:r>
+      <w:r>
+        <w:t>.</w:t>
+      </w:r>
+      <w:proofErr w:type="gramEnd"/>
+      <w:r>
+        <w:t xml:space="preserve"> </w:t>
+      </w:r>
+      <w:r>
+        <w:rPr>
+          <w:lang w:val="sr-Cyrl-RS"/>
+        </w:rPr>
+        <w:t xml:space="preserve">Главни архитектонски изазов оваквог система представља транзиција података између два потпуно различита мрежна окружења, где са једне стране имамо високо асинхроно и </w:t>
+      </w:r>
+      <w:r>
+        <w:rPr>
+          <w:lang w:val="sr-Cyrl-RS"/>
+        </w:rPr>
+        <w:t>потенцијалмо</w:t>
+      </w:r>
+      <w:r>
+        <w:rPr>
+          <w:lang w:val="sr-Cyrl-RS"/>
+        </w:rPr>
+        <w:t xml:space="preserve"> непоуздано окружење паметних бројила кој</w:t>
+      </w:r>
+      <w:r>
+        <w:rPr>
+          <w:lang w:val="sr-Cyrl-RS"/>
+        </w:rPr>
+        <w:t>а</w:t>
+      </w:r>
+      <w:r>
+        <w:rPr>
+          <w:lang w:val="sr-Cyrl-RS"/>
+        </w:rPr>
+        <w:t xml:space="preserve"> се налаз</w:t>
+      </w:r>
+      <w:r>
+        <w:rPr>
+          <w:lang w:val="sr-Cyrl-RS"/>
+        </w:rPr>
+        <w:t>е</w:t>
+      </w:r>
+      <w:r>
+        <w:rPr>
+          <w:lang w:val="sr-Cyrl-RS"/>
+        </w:rPr>
+        <w:t xml:space="preserve"> на ивици мреже, а са друге стране имамо стриктно синхроно и детерминистичко окружење </w:t>
+      </w:r>
+      <w:r>
+        <w:rPr>
+          <w:i/>
+        </w:rPr>
+        <w:t>MPC</w:t>
+      </w:r>
+      <w:r>
+        <w:t xml:space="preserve"> </w:t>
+      </w:r>
+      <w:r>
+        <w:rPr>
+          <w:lang w:val="sr-Cyrl-RS"/>
+        </w:rPr>
+        <w:t xml:space="preserve">кластера које захтева савршене </w:t>
+      </w:r>
+      <w:r>
+        <w:rPr>
+          <w:lang w:val="sr-Cyrl-RS"/>
+        </w:rPr>
+        <w:t>улазне</w:t>
+      </w:r>
+      <w:r>
+        <w:rPr>
+          <w:lang w:val="sr-Cyrl-RS"/>
+        </w:rPr>
+        <w:t xml:space="preserve"> векторе података да би извршило своје прорачуне. Управо из тог разлога како архитектура је подељена у три логичке целине: </w:t>
+      </w:r>
+    </w:p>
+    <w:p>
+      <w:pPr>
+        <w:pStyle w:val="ListParagraph"/>
+        <w:numPr>
+          <w:ilvl w:val="0"/>
+          <w:numId w:val="23"/>
+        </w:numPr>
+      </w:pPr>
+      <w:r>
+        <w:rPr>
+          <w:b/>
+          <w:lang w:val="sr-Cyrl-RS"/>
+        </w:rPr>
+        <w:t>слој клијената</w:t>
+      </w:r>
+      <w:r>
+        <w:rPr>
+          <w:lang w:val="sr-Cyrl-RS"/>
+        </w:rPr>
+        <w:t xml:space="preserve"> (паметна бројила) - </w:t>
+      </w:r>
+      <w:r>
+        <w:rPr>
+          <w:lang w:val="sr-Cyrl-RS"/>
+        </w:rPr>
+        <w:t>слој за генерисање података,</w:t>
+      </w:r>
+    </w:p>
+    <w:p>
+      <w:pPr>
+        <w:pStyle w:val="ListParagraph"/>
+        <w:numPr>
+          <w:ilvl w:val="0"/>
+          <w:numId w:val="23"/>
+        </w:numPr>
+      </w:pPr>
+      <w:r>
+        <w:rPr>
+          <w:b/>
+          <w:lang w:val="sr-Cyrl-RS"/>
+        </w:rPr>
+        <w:t>посреднички слој</w:t>
+      </w:r>
+      <w:r>
+        <w:rPr>
+          <w:lang w:val="sr-Cyrl-RS"/>
+        </w:rPr>
+        <w:t xml:space="preserve"> (агрегатор) – слој за посредовање и синхонизацију</w:t>
+      </w:r>
+    </w:p>
+    <w:p>
+      <w:pPr>
+        <w:pStyle w:val="ListParagraph"/>
+        <w:numPr>
+          <w:ilvl w:val="0"/>
+          <w:numId w:val="23"/>
+        </w:numPr>
+      </w:pPr>
+      <w:r>
+        <w:rPr>
+          <w:b/>
+          <w:lang w:val="sr-Cyrl-RS"/>
+        </w:rPr>
+        <w:t>слој за израчунавање</w:t>
+      </w:r>
+      <w:r>
+        <w:rPr>
+          <w:lang w:val="sr-Cyrl-RS"/>
+        </w:rPr>
+        <w:t xml:space="preserve"> (</w:t>
+      </w:r>
+      <w:r>
+        <w:t xml:space="preserve">MPC </w:t>
+      </w:r>
+      <w:r>
+        <w:rPr>
+          <w:lang w:val="sr-Cyrl-RS"/>
+        </w:rPr>
+        <w:t>чорови) – слој за израчунавање</w:t>
+      </w:r>
+      <w:r>
+        <w:rPr>
+          <w:lang w:val="sr-Cyrl-RS"/>
+        </w:rPr>
+        <w:t xml:space="preserve"> крајњих вредности.</w:t>
+      </w:r>
+    </w:p>
+    <w:p>
+      <w:pPr>
+        <w:rPr>
+          <w:lang w:val="sr-Latn-RS"/>
+        </w:rPr>
+      </w:pPr>
+      <w:r>
+        <w:rPr>
+          <w:lang w:val="sr-Cyrl-RS"/>
+        </w:rPr>
+        <w:t xml:space="preserve">Сваки од ових слојева у топологији импелентира специфичан образац и носи тачно дефинисану мрежну улогу. Слој за генерисање података (симулатор паметних бројила) функционише по принципу нултог поверења, делећи податке у криптографске уделе и генеришу </w:t>
+      </w:r>
+      <w:r>
+        <w:rPr>
+          <w:i/>
+        </w:rPr>
+        <w:t>ZKP</w:t>
+      </w:r>
+      <w:r>
+        <w:t xml:space="preserve"> </w:t>
+      </w:r>
+      <w:r>
+        <w:rPr>
+          <w:lang w:val="sr-Cyrl-RS"/>
+        </w:rPr>
+        <w:t>доказе. Посред</w:t>
+      </w:r>
+      <w:r>
+        <w:rPr>
+          <w:lang w:val="sr-Cyrl-RS"/>
+        </w:rPr>
+        <w:t xml:space="preserve">нички слој (централни агрегатор) преузима улогу мрежног амортизера, прихватајући хиљаде асинхроних пакета и </w:t>
+      </w:r>
+      <w:r>
+        <w:t>„</w:t>
+      </w:r>
+      <w:r>
+        <w:rPr>
+          <w:lang w:val="sr-Cyrl-RS"/>
+        </w:rPr>
+        <w:t>поравнавајући</w:t>
+      </w:r>
+      <w:r>
+        <w:t>”</w:t>
+      </w:r>
+      <w:r>
+        <w:rPr>
+          <w:lang w:val="sr-Cyrl-RS"/>
+        </w:rPr>
+        <w:t xml:space="preserve"> </w:t>
+      </w:r>
+      <w:r>
+        <w:rPr>
+          <w:lang w:val="sr-Cyrl-RS"/>
+        </w:rPr>
+        <w:t xml:space="preserve">их у уређене временске блокове (енгл. </w:t>
+      </w:r>
+      <w:r>
+        <w:t xml:space="preserve"> </w:t>
+      </w:r>
+      <w:proofErr w:type="gramStart"/>
+      <w:r>
+        <w:rPr>
+          <w:i/>
+        </w:rPr>
+        <w:t>Buckets</w:t>
+      </w:r>
+      <w:r>
+        <w:t>).</w:t>
+      </w:r>
+      <w:proofErr w:type="gramEnd"/>
+      <w:r>
+        <w:t xml:space="preserve"> </w:t>
+      </w:r>
+      <w:r>
+        <w:rPr>
+          <w:lang w:val="sr-Cyrl-RS"/>
+        </w:rPr>
+        <w:t>Коначно, слој за израч</w:t>
+      </w:r>
+      <w:r>
+        <w:rPr>
+          <w:lang w:val="sr-Cyrl-RS"/>
+        </w:rPr>
+        <w:t>у</w:t>
+      </w:r>
+      <w:r>
+        <w:rPr>
+          <w:lang w:val="sr-Cyrl-RS"/>
+        </w:rPr>
+        <w:t xml:space="preserve">навање </w:t>
+      </w:r>
+      <w:r>
+        <w:rPr>
+          <w:i/>
+          <w:lang w:val="sr-Latn-RS"/>
+        </w:rPr>
+        <w:t>MPC</w:t>
+      </w:r>
+      <w:r>
+        <w:rPr>
+          <w:lang w:val="sr-Latn-RS"/>
+        </w:rPr>
+        <w:t xml:space="preserve"> </w:t>
+      </w:r>
+      <w:r>
+        <w:rPr>
+          <w:lang w:val="sr-Cyrl-RS"/>
+        </w:rPr>
+        <w:t xml:space="preserve">кластер (енгл. </w:t>
+      </w:r>
+      <w:proofErr w:type="gramStart"/>
+      <w:r>
+        <w:rPr>
+          <w:i/>
+        </w:rPr>
+        <w:t>cluster</w:t>
+      </w:r>
+      <w:proofErr w:type="gramEnd"/>
+      <w:r>
+        <w:t>)</w:t>
+      </w:r>
+      <w:r>
+        <w:rPr>
+          <w:lang w:val="sr-Cyrl-RS"/>
+        </w:rPr>
+        <w:t xml:space="preserve"> у потпуности је изолован од </w:t>
+      </w:r>
+      <w:r>
+        <w:rPr>
+          <w:lang w:val="sr-Cyrl-RS"/>
+        </w:rPr>
+        <w:t>непредвидиве</w:t>
+      </w:r>
+      <w:r>
+        <w:rPr>
+          <w:lang w:val="sr-Cyrl-RS"/>
+        </w:rPr>
+        <w:t xml:space="preserve"> природе </w:t>
+      </w:r>
+      <w:r>
+        <w:rPr>
+          <w:lang w:val="sr-Cyrl-RS"/>
+        </w:rPr>
+        <w:t xml:space="preserve">спољашње мреже. </w:t>
+      </w:r>
+      <w:proofErr w:type="gramStart"/>
+      <w:r>
+        <w:rPr>
+          <w:i/>
+        </w:rPr>
+        <w:t>MPC</w:t>
+      </w:r>
+      <w:r>
+        <w:t xml:space="preserve"> </w:t>
+      </w:r>
+      <w:r>
+        <w:rPr>
+          <w:lang w:val="sr-Cyrl-RS"/>
+        </w:rPr>
+        <w:t>кластер</w:t>
+      </w:r>
+      <w:r>
+        <w:rPr>
+          <w:lang w:val="sr-Cyrl-RS"/>
+        </w:rPr>
+        <w:t xml:space="preserve"> преузима припремљене податке</w:t>
+      </w:r>
+      <w:r>
+        <w:rPr>
+          <w:lang w:val="sr-Cyrl-RS"/>
+        </w:rPr>
+        <w:t>,</w:t>
+      </w:r>
+      <w:r>
+        <w:rPr>
+          <w:lang w:val="sr-Cyrl-RS"/>
+        </w:rPr>
+        <w:t xml:space="preserve"> директно у радну меморију</w:t>
+      </w:r>
+      <w:r>
+        <w:rPr>
+          <w:lang w:val="sr-Cyrl-RS"/>
+        </w:rPr>
+        <w:t>,</w:t>
+      </w:r>
+      <w:r>
+        <w:rPr>
+          <w:lang w:val="sr-Cyrl-RS"/>
+        </w:rPr>
+        <w:t xml:space="preserve"> и кроз интерну синхрону комуникацију израчунава агрегиране податке над дељеним тајнама</w:t>
+      </w:r>
+      <w:r>
+        <w:rPr>
+          <w:lang w:val="sr-Cyrl-RS"/>
+        </w:rPr>
+        <w:t xml:space="preserve"> (</w:t>
+      </w:r>
+      <w:r>
+        <w:rPr>
+          <w:i/>
+          <w:lang w:val="sr-Cyrl-RS"/>
+        </w:rPr>
+        <w:t>Слика 3.2</w:t>
+      </w:r>
+      <w:r>
+        <w:rPr>
+          <w:lang w:val="sr-Cyrl-RS"/>
+        </w:rPr>
+        <w:t>)</w:t>
+      </w:r>
+      <w:r>
+        <w:rPr>
+          <w:lang w:val="sr-Cyrl-RS"/>
+        </w:rPr>
+        <w:t>.</w:t>
+      </w:r>
+      <w:proofErr w:type="gramEnd"/>
+      <w:r>
+        <w:rPr>
+          <w:lang w:val="sr-Cyrl-RS"/>
+        </w:rPr>
+        <w:t xml:space="preserve"> </w:t>
+      </w:r>
+    </w:p>
+    <w:p>
+      <w:pPr>
+        <w:rPr>
+          <w:lang w:val="sr-Cyrl-RS"/>
+        </w:rPr>
+      </w:pPr>
+      <w:r>
+        <w:rPr>
+          <w:b/>
+          <w:lang w:val="sr-Cyrl-RS"/>
+        </w:rPr>
+        <w:t>Слој клијента</w:t>
+      </w:r>
+      <w:r>
+        <w:rPr>
+          <w:lang w:val="sr-Cyrl-RS"/>
+        </w:rPr>
+        <w:t xml:space="preserve"> (паметна бројила) представља почетну тачку тока података дизајнирану по принципу нултог поверења (енгл. </w:t>
+      </w:r>
+      <w:proofErr w:type="gramStart"/>
+      <w:r>
+        <w:rPr>
+          <w:i/>
+        </w:rPr>
+        <w:t>Zero-Trust</w:t>
+      </w:r>
+      <w:r>
+        <w:t>)</w:t>
+      </w:r>
+      <w:r>
+        <w:t xml:space="preserve"> </w:t>
+      </w:r>
+      <w:r>
+        <w:rPr>
+          <w:b/>
+        </w:rPr>
+        <w:t>[29]</w:t>
+      </w:r>
+      <w:r>
+        <w:t>.</w:t>
+      </w:r>
+      <w:proofErr w:type="gramEnd"/>
+      <w:r>
+        <w:t xml:space="preserve"> </w:t>
+      </w:r>
       <w:r>
         <w:rPr>
           <w:lang w:val="sr-Cyrl-RS"/>
@@ -18819,7 +19560,13 @@
         <w:t xml:space="preserve"> </w:t>
       </w:r>
       <w:r>
-        <w:t xml:space="preserve">Secret Shares). </w:t>
+        <w:rPr>
+          <w:i/>
+        </w:rPr>
+        <w:t>Secret Shares</w:t>
+      </w:r>
+      <w:r>
+        <w:t xml:space="preserve">). </w:t>
       </w:r>
       <w:r>
         <w:rPr>
@@ -18828,7 +19575,13 @@
         <w:t xml:space="preserve">Уместо једноставног салња података, клијент уједно преузима улогу рачунског чвора који врши генерисање </w:t>
       </w:r>
       <w:r>
-        <w:t xml:space="preserve">ZKP </w:t>
+        <w:rPr>
+          <w:i/>
+        </w:rPr>
+        <w:t>ZKP</w:t>
+      </w:r>
+      <w:r>
+        <w:t xml:space="preserve"> </w:t>
       </w:r>
       <w:r>
         <w:rPr>
@@ -18845,9 +19598,113 @@
       </w:pPr>
       <w:r>
         <w:rPr>
-          <w:lang w:val="sr-Cyrl-RS"/>
-        </w:rPr>
-        <w:t xml:space="preserve">Посреднички слој (агрегатор) представља централну тачку архитектуре, овај слој има својство </w:t>
+          <w:b/>
+          <w:lang w:val="sr-Cyrl-RS"/>
+        </w:rPr>
+        <w:t>Посреднички слој</w:t>
+      </w:r>
+      <w:r>
+        <w:rPr>
+          <w:lang w:val="sr-Cyrl-RS"/>
+        </w:rPr>
+        <w:t xml:space="preserve"> (агрегатор) представља централну тачку архитектуре, овај слој има</w:t>
+      </w:r>
+      <w:r>
+        <w:rPr>
+          <w:lang w:val="sr-Cyrl-RS"/>
+        </w:rPr>
+        <w:t xml:space="preserve"> улогу да прихвати велики број асинхроних захтева</w:t>
+      </w:r>
+      <w:r>
+        <w:t xml:space="preserve"> </w:t>
+      </w:r>
+      <w:r>
+        <w:rPr>
+          <w:lang w:val="sr-Cyrl-RS"/>
+        </w:rPr>
+        <w:t xml:space="preserve">и </w:t>
+      </w:r>
+      <w:r>
+        <w:rPr>
+          <w:lang w:val="sr-Cyrl-RS"/>
+        </w:rPr>
+        <w:t xml:space="preserve">доведе их у уређени облик погодан за </w:t>
+      </w:r>
+      <w:r>
+        <w:rPr>
+          <w:lang w:val="sr-Cyrl-RS"/>
+        </w:rPr>
+        <w:lastRenderedPageBreak/>
+        <w:t>даљу обраду</w:t>
+      </w:r>
+      <w:r>
+        <w:rPr>
+          <w:lang w:val="sr-Cyrl-RS"/>
+        </w:rPr>
+        <w:t xml:space="preserve">. Његова примарна улога није </w:t>
+      </w:r>
+      <w:r>
+        <w:rPr>
+          <w:lang w:val="sr-Cyrl-RS"/>
+        </w:rPr>
+        <w:t>вршење сложених рачунарских прорачуна</w:t>
+      </w:r>
+      <w:r>
+        <w:rPr>
+          <w:lang w:val="sr-Cyrl-RS"/>
+        </w:rPr>
+        <w:t>, већ асинхрона оркестрација</w:t>
+      </w:r>
+      <w:r>
+        <w:rPr>
+          <w:lang w:val="sr-Cyrl-RS"/>
+        </w:rPr>
+        <w:t>, координација</w:t>
+      </w:r>
+      <w:r>
+        <w:rPr>
+          <w:lang w:val="sr-Cyrl-RS"/>
+        </w:rPr>
+        <w:t xml:space="preserve"> и сигурносна филтрација. Он прихва</w:t>
+      </w:r>
+      <w:r>
+        <w:rPr>
+          <w:lang w:val="sr-Cyrl-RS"/>
+        </w:rPr>
+        <w:t>т</w:t>
+      </w:r>
+      <w:r>
+        <w:rPr>
+          <w:lang w:val="sr-Cyrl-RS"/>
+        </w:rPr>
+        <w:t xml:space="preserve">а хиљаде конкурентних конекција, криптографски верификује примљене </w:t>
+      </w:r>
+      <w:r>
+        <w:rPr>
+          <w:i/>
+        </w:rPr>
+        <w:t>ZKP</w:t>
+      </w:r>
+      <w:r>
+        <w:t xml:space="preserve"> </w:t>
+      </w:r>
+      <w:r>
+        <w:rPr>
+          <w:lang w:val="sr-Cyrl-RS"/>
+        </w:rPr>
+        <w:t xml:space="preserve">доказе и одбацује малициозне пакете. Најважнија </w:t>
+      </w:r>
+      <w:r>
+        <w:rPr>
+          <w:lang w:val="sr-Cyrl-RS"/>
+        </w:rPr>
+        <w:t>архитектонска</w:t>
+      </w:r>
+      <w:r>
+        <w:rPr>
+          <w:lang w:val="sr-Cyrl-RS"/>
+        </w:rPr>
+        <w:t xml:space="preserve"> функција агрегатора јесте управљање </w:t>
       </w:r>
       <w:r>
         <w:t>„</w:t>
@@ -18856,7 +19713,7 @@
         <w:rPr>
           <w:lang w:val="sr-Cyrl-RS"/>
         </w:rPr>
-        <w:t>мрежног амортизера</w:t>
+        <w:t>временским кантама</w:t>
       </w:r>
       <w:r>
         <w:t>”</w:t>
@@ -18869,113 +19726,166 @@
       </w:r>
       <w:proofErr w:type="gramStart"/>
       <w:r>
-        <w:t xml:space="preserve">Shock Absorber) </w:t>
-      </w:r>
-      <w:r>
-        <w:rPr>
-          <w:lang w:val="sr-Cyrl-RS"/>
-        </w:rPr>
-        <w:t xml:space="preserve">и тачка која спаја генерисане податке са </w:t>
-      </w:r>
-      <w:r>
+        <w:rPr>
+          <w:i/>
+        </w:rPr>
+        <w:t>Bucket Management</w:t>
+      </w:r>
+      <w:r>
+        <w:t xml:space="preserve">) </w:t>
+      </w:r>
+      <w:r>
+        <w:rPr>
+          <w:lang w:val="sr-Cyrl-RS"/>
+        </w:rPr>
+        <w:t>које саку</w:t>
+      </w:r>
+      <w:r>
+        <w:rPr>
+          <w:lang w:val="sr-Cyrl-RS"/>
+        </w:rPr>
+        <w:t>п</w:t>
+      </w:r>
+      <w:r>
+        <w:rPr>
+          <w:lang w:val="sr-Cyrl-RS"/>
+        </w:rPr>
+        <w:t xml:space="preserve">љају пристигле асинхроне пакете, поравна их по </w:t>
+      </w:r>
+      <w:r>
+        <w:rPr>
+          <w:lang w:val="sr-Cyrl-RS"/>
+        </w:rPr>
+        <w:t>времену када су пристигли</w:t>
+      </w:r>
+      <w:r>
+        <w:rPr>
+          <w:lang w:val="sr-Cyrl-RS"/>
+        </w:rPr>
+        <w:t xml:space="preserve"> (енгл.</w:t>
+      </w:r>
+      <w:proofErr w:type="gramEnd"/>
+      <w:r>
+        <w:rPr>
+          <w:lang w:val="sr-Cyrl-RS"/>
+        </w:rPr>
+        <w:t xml:space="preserve"> </w:t>
+      </w:r>
+      <w:proofErr w:type="gramStart"/>
+      <w:r>
+        <w:rPr>
+          <w:i/>
+        </w:rPr>
+        <w:t>Timestamps</w:t>
+      </w:r>
+      <w:r>
+        <w:t>)</w:t>
+      </w:r>
+      <w:r>
+        <w:rPr>
+          <w:lang w:val="sr-Cyrl-RS"/>
+        </w:rPr>
+        <w:t xml:space="preserve"> и формира уређене векторе података.</w:t>
+      </w:r>
+      <w:proofErr w:type="gramEnd"/>
+      <w:r>
+        <w:rPr>
+          <w:lang w:val="sr-Cyrl-RS"/>
+        </w:rPr>
+        <w:t xml:space="preserve"> Агрегатор у сваком тренутку ра</w:t>
+      </w:r>
+      <w:r>
+        <w:rPr>
+          <w:lang w:val="sr-Cyrl-RS"/>
+        </w:rPr>
+        <w:t>с</w:t>
+      </w:r>
+      <w:r>
+        <w:rPr>
+          <w:lang w:val="sr-Cyrl-RS"/>
+        </w:rPr>
+        <w:t>полаже б</w:t>
+      </w:r>
+      <w:r>
+        <w:rPr>
+          <w:lang w:val="sr-Cyrl-RS"/>
+        </w:rPr>
+        <w:t>езбедни</w:t>
+      </w:r>
+      <w:r>
+        <w:rPr>
+          <w:lang w:val="sr-Cyrl-RS"/>
+        </w:rPr>
+        <w:t>м тајним криптографским уделима.</w:t>
+      </w:r>
+    </w:p>
+    <w:p>
+      <w:pPr>
+        <w:rPr>
+          <w:lang w:val="sr-Cyrl-RS"/>
+        </w:rPr>
+      </w:pPr>
+      <w:r>
+        <w:rPr>
+          <w:b/>
+          <w:lang w:val="sr-Cyrl-RS"/>
+        </w:rPr>
+        <w:t>Слој за израчунавање</w:t>
+      </w:r>
+      <w:r>
+        <w:rPr>
+          <w:lang w:val="sr-Cyrl-RS"/>
+        </w:rPr>
+        <w:t xml:space="preserve"> (</w:t>
+      </w:r>
+      <w:r>
+        <w:rPr>
+          <w:i/>
+        </w:rPr>
         <w:t>MPC</w:t>
       </w:r>
       <w:r>
-        <w:rPr>
-          <w:lang w:val="sr-Cyrl-RS"/>
-        </w:rPr>
-        <w:t xml:space="preserve"> чворовима.</w:t>
-      </w:r>
-      <w:proofErr w:type="gramEnd"/>
-      <w:r>
-        <w:rPr>
-          <w:lang w:val="sr-Cyrl-RS"/>
-        </w:rPr>
-        <w:t xml:space="preserve"> Његова примарна улога није рачунање, већ асинхрона оркестрација и сигурносна филтрација. Он прихваа хиљаде конкурентних конекција, криптографски верификује примљене </w:t>
-      </w:r>
-      <w:r>
-        <w:t xml:space="preserve">ZKP </w:t>
-      </w:r>
-      <w:r>
-        <w:rPr>
-          <w:lang w:val="sr-Cyrl-RS"/>
-        </w:rPr>
-        <w:t xml:space="preserve">доказе и одбацује малициозне пакете. Најважнија архитектунска функција агрегатора јесте управљање </w:t>
-      </w:r>
-      <w:r>
-        <w:t>„</w:t>
-      </w:r>
-      <w:r>
-        <w:rPr>
-          <w:lang w:val="sr-Cyrl-RS"/>
-        </w:rPr>
-        <w:t>временским кантама</w:t>
-      </w:r>
-      <w:r>
-        <w:t>”</w:t>
-      </w:r>
-      <w:r>
-        <w:rPr>
-          <w:lang w:val="sr-Cyrl-RS"/>
-        </w:rPr>
-        <w:t xml:space="preserve"> (енгл. </w:t>
-      </w:r>
-      <w:r>
-        <w:t xml:space="preserve">Bucket Management) </w:t>
-      </w:r>
-      <w:r>
-        <w:rPr>
-          <w:lang w:val="sr-Cyrl-RS"/>
-        </w:rPr>
-        <w:t xml:space="preserve">које сакушљају пристигле асинхроне пакете, поравна их по временским печатима (енгл. </w:t>
-      </w:r>
-      <w:proofErr w:type="gramStart"/>
-      <w:r>
-        <w:t>Timestamps)</w:t>
-      </w:r>
-      <w:r>
-        <w:rPr>
-          <w:lang w:val="sr-Cyrl-RS"/>
-        </w:rPr>
-        <w:t xml:space="preserve"> и формира савршено уређене векторе података.</w:t>
-      </w:r>
-      <w:proofErr w:type="gramEnd"/>
-      <w:r>
-        <w:rPr>
-          <w:lang w:val="sr-Cyrl-RS"/>
-        </w:rPr>
-        <w:t xml:space="preserve"> Агрегатор у сваком тренутку раполаже б</w:t>
-      </w:r>
-      <w:r>
-        <w:rPr>
-          <w:lang w:val="sr-Cyrl-RS"/>
-        </w:rPr>
-        <w:t>езбедним тајним криптографским уделима,</w:t>
-      </w:r>
-    </w:p>
-    <w:p>
-      <w:pPr>
-        <w:rPr>
-          <w:lang w:val="sr-Cyrl-RS"/>
-        </w:rPr>
-      </w:pPr>
-      <w:r>
-        <w:rPr>
-          <w:lang w:val="sr-Cyrl-RS"/>
-        </w:rPr>
-        <w:t>Слој за израчунавање (</w:t>
-      </w:r>
-      <w:r>
-        <w:t xml:space="preserve">MPC </w:t>
-      </w:r>
-      <w:r>
-        <w:rPr>
-          <w:lang w:val="sr-Cyrl-RS"/>
-        </w:rPr>
-        <w:t xml:space="preserve">чворови) представља заштићено окрижења за извршавање вишестраначко рачунања. Састоји се од дистрибураних рачунарских чворова (заснованих на </w:t>
-      </w:r>
-      <w:r>
-        <w:rPr>
+        <w:t xml:space="preserve"> </w:t>
+      </w:r>
+      <w:r>
+        <w:rPr>
+          <w:lang w:val="sr-Cyrl-RS"/>
+        </w:rPr>
+        <w:t>кластер</w:t>
+      </w:r>
+      <w:r>
+        <w:rPr>
+          <w:lang w:val="sr-Cyrl-RS"/>
+        </w:rPr>
+        <w:t xml:space="preserve">) представља заштићено </w:t>
+      </w:r>
+      <w:r>
+        <w:rPr>
+          <w:lang w:val="sr-Cyrl-RS"/>
+        </w:rPr>
+        <w:t>окружење</w:t>
+      </w:r>
+      <w:r>
+        <w:rPr>
+          <w:lang w:val="sr-Cyrl-RS"/>
+        </w:rPr>
+        <w:t xml:space="preserve"> за извршавање вишестраначко</w:t>
+      </w:r>
+      <w:r>
+        <w:rPr>
+          <w:lang w:val="sr-Cyrl-RS"/>
+        </w:rPr>
+        <w:t>г</w:t>
+      </w:r>
+      <w:r>
+        <w:rPr>
+          <w:lang w:val="sr-Cyrl-RS"/>
+        </w:rPr>
+        <w:t xml:space="preserve"> рачунања. Састоји се од дистрибураних рачунарских чворова (заснованих на </w:t>
+      </w:r>
+      <w:r>
+        <w:rPr>
+          <w:i/>
           <w:lang w:val="sr-Latn-RS"/>
         </w:rPr>
         <w:t xml:space="preserve">MP-SPDZ </w:t>
@@ -18984,7 +19894,19 @@
         <w:rPr>
           <w:lang w:val="sr-Cyrl-RS"/>
         </w:rPr>
-        <w:t>радном оквиру) и оптимизованих мрежних адаптера. Овај слој синхроно преузима припремљене векторе из агрегатора и преноси их директно у радну меморију преоцесора, избегавајући успорења услед уписивања на чврсти диск</w:t>
+        <w:t xml:space="preserve">радном оквиру) и оптимизованих мрежних адаптера. Овај слој синхроно преузима припремљене векторе из агрегатора и преноси их директно у радну меморију </w:t>
+      </w:r>
+      <w:r>
+        <w:rPr>
+          <w:lang w:val="sr-Cyrl-RS"/>
+        </w:rPr>
+        <w:t>процесора</w:t>
+      </w:r>
+      <w:r>
+        <w:rPr>
+          <w:lang w:val="sr-Cyrl-RS"/>
+        </w:rPr>
+        <w:t>, избегавајући успорења услед уписивања на чврсти диск</w:t>
       </w:r>
       <w:r>
         <w:t xml:space="preserve">. </w:t>
@@ -18995,18 +19917,6 @@
         </w:rPr>
         <w:t>Кроз интерну мрежну комуникацију, чворови заједнички решавају математичке операције над дељеним тајнама. Крајни излаз из овог слоја су стварне измерене метрике и агрегације.</w:t>
       </w:r>
-    </w:p>
-    <w:p>
-      <w:pPr>
-        <w:spacing w:after="0" w:line="240" w:lineRule="auto"/>
-        <w:jc w:val="left"/>
-        <w:rPr>
-          <w:rFonts w:eastAsia="Times New Roman" w:cs="Times New Roman"/>
-          <w:kern w:val="0"/>
-          <w:szCs w:val="24"/>
-          <w14:ligatures w14:val="none"/>
-        </w:rPr>
-      </w:pPr>
     </w:p>
     <w:p>
       <w:pPr>
@@ -19015,7 +19925,7 @@
       <w:r>
         <w:lastRenderedPageBreak/>
         <w:pict w14:anchorId="78CDAB06">
-          <v:shape id="_x0000_i1026" type="#_x0000_t75" style="width:412pt;height:690.65pt">
+          <v:shape id="_x0000_i1027" type="#_x0000_t75" style="width:412pt;height:690.65pt">
             <v:imagedata r:id="rId39" o:title="ArchitectureUML"/>
           </v:shape>
         </w:pict>
@@ -19023,8 +19933,63 @@
     </w:p>
     <w:p>
       <w:pPr>
-        <w:pStyle w:val="Tekst"/>
-      </w:pPr>
+        <w:jc w:val="center"/>
+        <w:rPr>
+          <w:lang w:val="sr-Cyrl-RS"/>
+        </w:rPr>
+      </w:pPr>
+      <w:r>
+        <w:rPr>
+          <w:b/>
+          <w:lang w:val="sr-Cyrl-RS"/>
+        </w:rPr>
+        <w:t xml:space="preserve">Слика </w:t>
+      </w:r>
+      <w:r>
+        <w:rPr>
+          <w:b/>
+        </w:rPr>
+        <w:t>3</w:t>
+      </w:r>
+      <w:r>
+        <w:rPr>
+          <w:b/>
+          <w:lang w:val="sr-Cyrl-RS"/>
+        </w:rPr>
+        <w:t>.</w:t>
+      </w:r>
+      <w:r>
+        <w:rPr>
+          <w:b/>
+          <w:lang w:val="sr-Cyrl-RS"/>
+        </w:rPr>
+        <w:t>2</w:t>
+      </w:r>
+      <w:r>
+        <w:rPr>
+          <w:b/>
+          <w:lang w:val="sr-Cyrl-RS"/>
+        </w:rPr>
+        <w:t xml:space="preserve"> </w:t>
+      </w:r>
+      <w:r>
+        <w:rPr>
+          <w:lang w:val="sr-Cyrl-RS"/>
+        </w:rPr>
+        <w:t>Дијаграм секв</w:t>
+      </w:r>
+      <w:r>
+        <w:rPr>
+          <w:lang w:val="sr-Cyrl-RS"/>
+        </w:rPr>
+        <w:t>е</w:t>
+      </w:r>
+      <w:r>
+        <w:rPr>
+          <w:lang w:val="sr-Cyrl-RS"/>
+        </w:rPr>
+        <w:t>нце тока обраде података кроз сваки од три слоја система</w:t>
+      </w:r>
     </w:p>
     <w:p>
       <w:pPr>
@@ -19044,11 +20009,38 @@
         <w:rPr>
           <w:lang w:val="sr-Cyrl-RS"/>
         </w:rPr>
-        <w:t xml:space="preserve">Ово поглавље детаљно описује процесе који се одвијају на самој ивици мреже (енгл. </w:t>
+        <w:t xml:space="preserve">Ово поглавље описује процесе који се одвијају на самој ивици мреже (енгл. </w:t>
       </w:r>
       <w:proofErr w:type="gramStart"/>
       <w:r>
-        <w:t>Edge)</w:t>
+        <w:rPr>
+          <w:i/>
+        </w:rPr>
+        <w:t>Edge</w:t>
+      </w:r>
+      <w:r>
+        <w:t>)</w:t>
+      </w:r>
+      <w:r>
+        <w:t xml:space="preserve"> </w:t>
+      </w:r>
+      <w:r>
+        <w:rPr>
+          <w:b/>
+        </w:rPr>
+        <w:t>[</w:t>
+      </w:r>
+      <w:r>
+        <w:rPr>
+          <w:b/>
+        </w:rPr>
+        <w:t>30</w:t>
+      </w:r>
+      <w:r>
+        <w:rPr>
+          <w:b/>
+        </w:rPr>
+        <w:t>]</w:t>
       </w:r>
       <w:r>
         <w:rPr>
@@ -19061,7 +20053,56 @@
         <w:rPr>
           <w:lang w:val="sr-Cyrl-RS"/>
         </w:rPr>
-        <w:t xml:space="preserve"> У оквиру предложеног решења, овај слој је имплементиран кроз намески софтверски симулатор паметних бројила, чији задатак је да верно реплицира понашање стварних клијентских уређаја. Основни циљ овог слоја је да осигура интегритет и тајност мерних података пре него што они уопште напусте клијентско окружење. За разлико од тредиционалних система који сирове податке шаљу директно, шредложена архитектура захтева да симулирано бројило локално изврши две кључне криптографске трансформације, верификацију опсега и поделу тајне.</w:t>
+        <w:t xml:space="preserve"> У оквиру предложеног решења, овај слој је имплементиран кроз намески софтверски симулатор паметних бројила, чији задатак је да верно реплицира понашање стварних клијентских уређаја. Основни циљ овог слоја је да осигура интегритет и тајност мерних података пре него што они уопште напусте клијентско окружење. За разлико од тр</w:t>
+      </w:r>
+      <w:r>
+        <w:rPr>
+          <w:lang w:val="sr-Latn-RS"/>
+        </w:rPr>
+        <w:t>a</w:t>
+      </w:r>
+      <w:r>
+        <w:rPr>
+          <w:lang w:val="sr-Cyrl-RS"/>
+        </w:rPr>
+        <w:t xml:space="preserve">диционалних система који сирове податке шаљу директно, </w:t>
+      </w:r>
+      <w:r>
+        <w:rPr>
+          <w:lang w:val="sr-Cyrl-RS"/>
+        </w:rPr>
+        <w:t>п</w:t>
+      </w:r>
+      <w:r>
+        <w:rPr>
+          <w:lang w:val="sr-Cyrl-RS"/>
+        </w:rPr>
+        <w:t>редложена архитектура захтева да симулирано бројило локално изврши две кључне криптографске трансформације, верификацију опсега и поделу тајне</w:t>
+      </w:r>
+      <w:r>
+        <w:rPr>
+          <w:lang w:val="sr-Cyrl-RS"/>
+        </w:rPr>
+        <w:t xml:space="preserve"> (</w:t>
+      </w:r>
+      <w:r>
+        <w:rPr>
+          <w:i/>
+          <w:lang w:val="sr-Cyrl-RS"/>
+        </w:rPr>
+        <w:t>Слика 3.3</w:t>
+      </w:r>
+      <w:r>
+        <w:rPr>
+          <w:lang w:val="sr-Cyrl-RS"/>
+        </w:rPr>
+        <w:t>)</w:t>
+      </w:r>
+      <w:r>
+        <w:rPr>
+          <w:lang w:val="sr-Cyrl-RS"/>
+        </w:rPr>
+        <w:t>.</w:t>
       </w:r>
     </w:p>
     <w:p>
@@ -19080,20 +20121,66 @@
         <w:rPr>
           <w:lang w:val="sr-Cyrl-RS"/>
         </w:rPr>
-        <w:t>, емулирајући рад физичког мерног уређаја. Да би се омогућила каснија агрегација на центрланом нивоу, ова сирова вредност се прошироје неопходним метаподацима. Свако генерисано мерење добија своје јединствани временски печат (енгл</w:t>
-      </w:r>
-      <w:r>
-        <w:t xml:space="preserve">. </w:t>
+        <w:t>, емулирајући рад физичког мерног уређаја. Да би се омогућила каснија агрегација на центрланом нивоу, ова сирова вредност се прошир</w:t>
+      </w:r>
+      <w:r>
+        <w:rPr>
+          <w:lang w:val="sr-Cyrl-RS"/>
+        </w:rPr>
+        <w:t>у</w:t>
+      </w:r>
+      <w:r>
+        <w:rPr>
+          <w:lang w:val="sr-Cyrl-RS"/>
+        </w:rPr>
+        <w:t>је неопходним метаподацима. Свако генерисано мерење добија своје јединств</w:t>
+      </w:r>
+      <w:r>
+        <w:rPr>
+          <w:lang w:val="sr-Cyrl-RS"/>
+        </w:rPr>
+        <w:t>е</w:t>
+      </w:r>
+      <w:r>
+        <w:rPr>
+          <w:lang w:val="sr-Cyrl-RS"/>
+        </w:rPr>
+        <w:t>ни временски печат (енгл</w:t>
+      </w:r>
+      <w:r>
+        <w:t>.</w:t>
+      </w:r>
+      <w:r>
+        <w:t xml:space="preserve"> </w:t>
       </w:r>
       <w:proofErr w:type="gramStart"/>
       <w:r>
-        <w:t>Timestamp)</w:t>
-      </w:r>
-      <w:r>
-        <w:rPr>
-          <w:lang w:val="sr-Cyrl-RS"/>
-        </w:rPr>
-        <w:t xml:space="preserve"> који дефинише тачан тренитак мерења,</w:t>
+        <w:rPr>
+          <w:i/>
+        </w:rPr>
+        <w:t>timestamp</w:t>
+      </w:r>
+      <w:proofErr w:type="gramEnd"/>
+      <w:r>
+        <w:t>)</w:t>
+      </w:r>
+      <w:r>
+        <w:rPr>
+          <w:lang w:val="sr-Cyrl-RS"/>
+        </w:rPr>
+        <w:t xml:space="preserve"> који дефинише тачан трен</w:t>
+      </w:r>
+      <w:r>
+        <w:rPr>
+          <w:lang w:val="sr-Cyrl-RS"/>
+        </w:rPr>
+        <w:t>у</w:t>
+      </w:r>
+      <w:r>
+        <w:rPr>
+          <w:lang w:val="sr-Cyrl-RS"/>
+        </w:rPr>
+        <w:t>так мерења,</w:t>
       </w:r>
       <w:r>
         <w:t xml:space="preserve"> </w:t>
@@ -19104,117 +20191,343 @@
         </w:rPr>
         <w:t>као и јединствени идентификатор симулираног уређаја.</w:t>
       </w:r>
+    </w:p>
+    <w:p>
+      <w:r>
+        <w:rPr>
+          <w:lang w:val="sr-Cyrl-RS"/>
+        </w:rPr>
+        <w:t>Јед</w:t>
+      </w:r>
+      <w:r>
+        <w:rPr>
+          <w:lang w:val="sr-Cyrl-RS"/>
+        </w:rPr>
+        <w:t>ан</w:t>
+      </w:r>
+      <w:r>
+        <w:rPr>
+          <w:lang w:val="sr-Cyrl-RS"/>
+        </w:rPr>
+        <w:t xml:space="preserve"> од највећих изазова у дистрибуираним системима је спречавање инјекције лажних података на самом извору (енгл. </w:t>
+      </w:r>
+      <w:proofErr w:type="gramStart"/>
+      <w:r>
+        <w:rPr>
+          <w:i/>
+        </w:rPr>
+        <w:t>garbage-in</w:t>
+      </w:r>
       <w:proofErr w:type="gramEnd"/>
-    </w:p>
-    <w:p>
-      <w:r>
-        <w:rPr>
-          <w:lang w:val="sr-Cyrl-RS"/>
-        </w:rPr>
-        <w:t xml:space="preserve">Једна од највећих изазова у дистрибуираним системима је спречавање инјекције лажних података на самом извору (енгл. </w:t>
+      <w:r>
+        <w:t xml:space="preserve">, </w:t>
+      </w:r>
+      <w:r>
+        <w:rPr>
+          <w:i/>
+        </w:rPr>
+        <w:t>garbage-out</w:t>
+      </w:r>
+      <w:r>
+        <w:t xml:space="preserve">). </w:t>
+      </w:r>
+      <w:r>
+        <w:rPr>
+          <w:lang w:val="sr-Cyrl-RS"/>
+        </w:rPr>
+        <w:t>Малициозни актер би могао покушати да пошаље нега</w:t>
+      </w:r>
+      <w:r>
+        <w:rPr>
+          <w:lang w:val="sr-Cyrl-RS"/>
+        </w:rPr>
+        <w:t>т</w:t>
+      </w:r>
+      <w:r>
+        <w:rPr>
+          <w:lang w:val="sr-Cyrl-RS"/>
+        </w:rPr>
+        <w:t>ивну вредност потршње или изузет</w:t>
+      </w:r>
+      <w:r>
+        <w:rPr>
+          <w:lang w:val="sr-Cyrl-RS"/>
+        </w:rPr>
+        <w:t>н</w:t>
+      </w:r>
+      <w:r>
+        <w:rPr>
+          <w:lang w:val="sr-Cyrl-RS"/>
+        </w:rPr>
+        <w:t xml:space="preserve">о високу вредност како би компромитовао коначне резултате агрегације. Да би се ово спречило без откривања стварне потрошње, клијентска апликација користи протокол доказа нултог знања </w:t>
+      </w:r>
+      <w:r>
+        <w:rPr>
+          <w:i/>
+        </w:rPr>
+        <w:t>ZKP</w:t>
+      </w:r>
+      <w:r>
+        <w:rPr>
+          <w:i/>
+        </w:rPr>
+        <w:t xml:space="preserve"> </w:t>
+      </w:r>
+      <w:r>
+        <w:rPr>
+          <w:b/>
+        </w:rPr>
+        <w:t>[18, 22]</w:t>
+      </w:r>
+      <w:r>
+        <w:t>.</w:t>
+      </w:r>
+    </w:p>
+    <w:p>
+      <w:pPr>
+        <w:rPr>
+          <w:lang w:val="sr-Cyrl-RS"/>
+        </w:rPr>
+      </w:pPr>
+      <w:r>
+        <w:rPr>
+          <w:lang w:val="sr-Cyrl-RS"/>
+        </w:rPr>
+        <w:t>Уместо да пошаље стварну вредност, симулатор извршава криптографски алгоритам који генерише математички доказ да се измерена потршња налази унутар унапред конфигурисан</w:t>
+      </w:r>
+      <w:r>
+        <w:rPr>
+          <w:lang w:val="sr-Cyrl-RS"/>
+        </w:rPr>
+        <w:t>о</w:t>
+      </w:r>
+      <w:r>
+        <w:rPr>
+          <w:lang w:val="sr-Cyrl-RS"/>
+        </w:rPr>
+        <w:t>г, теортски дозвољеног опсега. Овај процес гаранује централном систему да је физички смислен и легитиман, док стварна вредност остаје у потпуности скривена унутар доказа.</w:t>
+      </w:r>
+    </w:p>
+    <w:p>
+      <w:pPr>
+        <w:rPr>
+          <w:lang w:val="sr-Cyrl-RS"/>
+        </w:rPr>
+      </w:pPr>
+      <w:r>
+        <w:rPr>
+          <w:lang w:val="sr-Cyrl-RS"/>
+        </w:rPr>
+        <w:t xml:space="preserve">Након што је исправност података математички доказана, сирова вредност потрошње се подвргава процесу дељења </w:t>
+      </w:r>
+      <w:r>
+        <w:rPr>
+          <w:lang w:val="sr-Cyrl-RS"/>
+        </w:rPr>
+        <w:t>т</w:t>
+      </w:r>
+      <w:r>
+        <w:rPr>
+          <w:lang w:val="sr-Cyrl-RS"/>
+        </w:rPr>
+        <w:t xml:space="preserve">ајне (енгл. </w:t>
+      </w:r>
+      <w:r>
+        <w:t xml:space="preserve"> </w:t>
       </w:r>
       <w:proofErr w:type="gramStart"/>
       <w:r>
-        <w:t>garbage-in</w:t>
+        <w:rPr>
+          <w:i/>
+        </w:rPr>
+        <w:t>Secret Sharing</w:t>
+      </w:r>
+      <w:r>
+        <w:t>)</w:t>
+      </w:r>
+      <w:r>
+        <w:t xml:space="preserve"> </w:t>
+      </w:r>
+      <w:r>
+        <w:rPr>
+          <w:b/>
+        </w:rPr>
+        <w:t>[27]</w:t>
+      </w:r>
+      <w:r>
+        <w:t>.</w:t>
       </w:r>
       <w:proofErr w:type="gramEnd"/>
       <w:r>
-        <w:t xml:space="preserve">, garbage-out). </w:t>
-      </w:r>
-      <w:r>
-        <w:rPr>
-          <w:lang w:val="sr-Cyrl-RS"/>
-        </w:rPr>
-        <w:t xml:space="preserve">Малициозни актер би могао покушати да пошаље негаивну вредност потршње или изузето високу вредност како би компромитовао коначне резултате агрегације. Да би се ово спречило без откривања стварне потрошње, клијентска апликација користи протокол доказа нултог знања </w:t>
-      </w:r>
-      <w:r>
-        <w:t>ZKP.</w:t>
-      </w:r>
-    </w:p>
-    <w:p>
-      <w:pPr>
-        <w:rPr>
-          <w:lang w:val="sr-Cyrl-RS"/>
-        </w:rPr>
-      </w:pPr>
-      <w:r>
-        <w:rPr>
-          <w:lang w:val="sr-Cyrl-RS"/>
-        </w:rPr>
-        <w:t>Уместо да пошаље стварну вредност, симулатор извршава криптографски алгоритам који генерише математички доказ да се измерена потршња налази унутар унапред конфигурисанг, теортски дозвољеног опсега. Овај процес гаранује централном систему да је физички смислен и легитиман, док стварна вредност остаје у потпуности скривена унутар доказа.</w:t>
-      </w:r>
-    </w:p>
-    <w:p>
-      <w:pPr>
-        <w:rPr>
-          <w:lang w:val="sr-Cyrl-RS"/>
-        </w:rPr>
-      </w:pPr>
-      <w:r>
-        <w:rPr>
-          <w:lang w:val="sr-Cyrl-RS"/>
-        </w:rPr>
-        <w:t xml:space="preserve">Након што је исправност података математички доказана, сирова вредност потрошње се подвргава процесу дељења ајне (енгл. </w:t>
-      </w:r>
-      <w:r>
+        <w:rPr>
+          <w:lang w:val="sr-Latn-RS"/>
+        </w:rPr>
         <w:t xml:space="preserve"> </w:t>
       </w:r>
-      <w:proofErr w:type="gramStart"/>
-      <w:r>
-        <w:t>Secret Sharing).</w:t>
-      </w:r>
-      <w:proofErr w:type="gramEnd"/>
-      <w:r>
-        <w:rPr>
+      <w:r>
+        <w:rPr>
+          <w:lang w:val="sr-Cyrl-RS"/>
+        </w:rPr>
+        <w:t xml:space="preserve">Вредност се према првилима одабраног </w:t>
+      </w:r>
+      <w:r>
+        <w:rPr>
+          <w:i/>
+        </w:rPr>
+        <w:t>MPC</w:t>
+      </w:r>
+      <w:r>
+        <w:t xml:space="preserve"> </w:t>
+      </w:r>
+      <w:r>
+        <w:rPr>
+          <w:lang w:val="sr-Cyrl-RS"/>
+        </w:rPr>
+        <w:t>протокола дели на више независних криптограгских удела. Сваки појединачни удео, посматран изоловано, представља низ насумичних бројева који не носи никакву информациону вредност нити открива оригиналну потршњу. Оригинална вредност може бити реконструсана искључиво заједничким</w:t>
+      </w:r>
+      <w:r>
+        <w:rPr>
+          <w:lang w:val="sr-Cyrl-RS"/>
+        </w:rPr>
+        <w:t xml:space="preserve"> радом свих рачунарских чворова.</w:t>
+      </w:r>
+    </w:p>
+    <w:p>
+      <w:r>
+        <w:rPr>
+          <w:lang w:val="sr-Cyrl-RS"/>
+        </w:rPr>
+        <w:t xml:space="preserve">Као финални корак у овом слоју, симулатор врши паковање података. Формира се мрежни пакет који садржи јавне метаподатке (идентификатор симулираног уређаја и временски печат), локално генерисани </w:t>
+      </w:r>
+      <w:r>
+        <w:rPr>
+          <w:i/>
           <w:lang w:val="sr-Latn-RS"/>
         </w:rPr>
+        <w:t>ZKP</w:t>
+      </w:r>
+      <w:r>
+        <w:rPr>
+          <w:lang w:val="sr-Latn-RS"/>
+        </w:rPr>
         <w:t xml:space="preserve"> </w:t>
       </w:r>
       <w:r>
         <w:rPr>
           <w:lang w:val="sr-Cyrl-RS"/>
         </w:rPr>
-        <w:t xml:space="preserve">Вредност се према првилима одабраног </w:t>
-      </w:r>
-      <w:r>
-        <w:t xml:space="preserve">MPC </w:t>
-      </w:r>
-      <w:r>
-        <w:rPr>
-          <w:lang w:val="sr-Cyrl-RS"/>
-        </w:rPr>
-        <w:t>протокола дели на више независних криптограгских удела. Сваки појединачни удео, посматран изоловано, представља низ насумичних бројева који не носи никакву информациону вредност нити открива оригиналну потршњу. Оригинална вредност може бити реконструсана искључиво заједничким</w:t>
-      </w:r>
-      <w:r>
-        <w:rPr>
-          <w:lang w:val="sr-Cyrl-RS"/>
-        </w:rPr>
-        <w:t xml:space="preserve"> радом свих рачунарских чворова.</w:t>
-      </w:r>
-    </w:p>
-    <w:p>
-      <w:pPr>
-        <w:rPr>
-          <w:lang w:val="sr-Cyrl-RS"/>
-        </w:rPr>
-      </w:pPr>
-      <w:r>
-        <w:rPr>
-          <w:lang w:val="sr-Cyrl-RS"/>
-        </w:rPr>
-        <w:t xml:space="preserve">Као финални корак у овом слоју, симулатор врши паковање података. Формира се мрежни пакет који садржи јавне метаподатке (идентификатор симулираног уређаја и временски печат), локално генерисани </w:t>
-      </w:r>
-      <w:r>
-        <w:rPr>
-          <w:lang w:val="sr-Latn-RS"/>
-        </w:rPr>
-        <w:t xml:space="preserve">ZKP </w:t>
-      </w:r>
-      <w:r>
-        <w:rPr>
-          <w:lang w:val="sr-Cyrl-RS"/>
-        </w:rPr>
         <w:t>доказ и криптографске уделе потрошње. Овако структуиран и заштићен пакет се затим асинхроно шаље ка посредничком слоју (агрегатору) на даљу валидацију и груписање.</w:t>
+      </w:r>
+    </w:p>
+    <w:p>
+      <w:pPr>
+        <w:pStyle w:val="Tekst"/>
+        <w:jc w:val="center"/>
+        <w:rPr>
+          <w:rFonts w:asciiTheme="minorHAnsi" w:hAnsiTheme="minorHAnsi"/>
+          <w:lang w:val="sr-Cyrl-RS"/>
+        </w:rPr>
+      </w:pPr>
+      <w:r>
+        <w:lastRenderedPageBreak/>
+        <w:pict w14:anchorId="238A0C0C">
+          <v:shape id="_x0000_i1028" type="#_x0000_t75" style="width:354.65pt;height:400.65pt">
+            <v:imagedata r:id="rId40" o:title="UMLActivitySmartMeter2.drawio"/>
+          </v:shape>
+        </w:pict>
+      </w:r>
+    </w:p>
+    <w:p>
+      <w:pPr>
+        <w:jc w:val="center"/>
+        <w:rPr>
+          <w:lang w:val="sr-Cyrl-RS"/>
+        </w:rPr>
+      </w:pPr>
+      <w:r>
+        <w:rPr>
+          <w:b/>
+          <w:lang w:val="sr-Cyrl-RS"/>
+        </w:rPr>
+        <w:t xml:space="preserve">Слика </w:t>
+      </w:r>
+      <w:r>
+        <w:rPr>
+          <w:b/>
+        </w:rPr>
+        <w:t>3</w:t>
+      </w:r>
+      <w:r>
+        <w:rPr>
+          <w:b/>
+          <w:lang w:val="sr-Cyrl-RS"/>
+        </w:rPr>
+        <w:t>.</w:t>
+      </w:r>
+      <w:r>
+        <w:rPr>
+          <w:b/>
+          <w:lang w:val="sr-Cyrl-RS"/>
+        </w:rPr>
+        <w:t>3</w:t>
+      </w:r>
+      <w:r>
+        <w:rPr>
+          <w:b/>
+          <w:lang w:val="sr-Cyrl-RS"/>
+        </w:rPr>
+        <w:t xml:space="preserve"> </w:t>
+      </w:r>
+      <w:r>
+        <w:rPr>
+          <w:lang w:val="sr-Cyrl-RS"/>
+        </w:rPr>
+        <w:t xml:space="preserve">Дијаграм </w:t>
+      </w:r>
+      <w:r>
+        <w:rPr>
+          <w:lang w:val="sr-Cyrl-RS"/>
+        </w:rPr>
+        <w:t>активности</w:t>
+      </w:r>
+      <w:r>
+        <w:rPr>
+          <w:lang w:val="sr-Cyrl-RS"/>
+        </w:rPr>
+        <w:t xml:space="preserve"> слоја</w:t>
+      </w:r>
+      <w:r>
+        <w:rPr>
+          <w:lang w:val="sr-Cyrl-RS"/>
+        </w:rPr>
+        <w:t xml:space="preserve"> </w:t>
+      </w:r>
+      <w:r>
+        <w:rPr>
+          <w:lang w:val="sr-Cyrl-RS"/>
+        </w:rPr>
+        <w:t>симулатора паметних бројила џ</w:t>
+      </w:r>
+      <w:r>
+        <w:rPr>
+          <w:lang w:val="sr-Cyrl-RS"/>
+        </w:rPr>
+        <w:t xml:space="preserve"> који приказује паралелно генерисање </w:t>
+      </w:r>
+      <w:r>
+        <w:rPr>
+          <w:i/>
+        </w:rPr>
+        <w:t>ZKP</w:t>
+      </w:r>
+      <w:r>
+        <w:t xml:space="preserve"> </w:t>
+      </w:r>
+      <w:r>
+        <w:rPr>
+          <w:lang w:val="sr-Cyrl-RS"/>
+        </w:rPr>
+        <w:t>доказа и тајних удела унутар симулатора паметног бројила</w:t>
       </w:r>
     </w:p>
     <w:p>
@@ -19239,120 +20552,246 @@
         <w:rPr>
           <w:lang w:val="sr-Cyrl-RS"/>
         </w:rPr>
-        <w:t xml:space="preserve">Посреднички слој, имплементиран у веду централног агрегатора, представља кључну спону између асинхроног окружења на ивици мреже (енгл. </w:t>
-      </w:r>
-      <w:r>
-        <w:rPr>
+        <w:t>Посреднички слој, имплементиран у в</w:t>
+      </w:r>
+      <w:r>
+        <w:rPr>
+          <w:lang w:val="sr-Cyrl-RS"/>
+        </w:rPr>
+        <w:t>и</w:t>
+      </w:r>
+      <w:r>
+        <w:rPr>
+          <w:lang w:val="sr-Cyrl-RS"/>
+        </w:rPr>
+        <w:t xml:space="preserve">ду централног агрегатора, представља кључну спону између асинхроног окружења на ивици мреже (енгл. </w:t>
+      </w:r>
+      <w:r>
+        <w:rPr>
+          <w:i/>
           <w:lang w:val="sr-Latn-RS"/>
         </w:rPr>
-        <w:t xml:space="preserve">Edge) </w:t>
-      </w:r>
-      <w:r>
-        <w:rPr>
-          <w:lang w:val="sr-Cyrl-RS"/>
-        </w:rPr>
-        <w:t xml:space="preserve">и стриктно детерминистричког, синхроног окружења </w:t>
-      </w:r>
-      <w:r>
+        <w:t>Edge</w:t>
+      </w:r>
+      <w:r>
+        <w:rPr>
+          <w:lang w:val="sr-Latn-RS"/>
+        </w:rPr>
+        <w:t xml:space="preserve">) </w:t>
+      </w:r>
+      <w:r>
+        <w:rPr>
+          <w:lang w:val="sr-Cyrl-RS"/>
+        </w:rPr>
+        <w:t>и стриктно детерминист</w:t>
+      </w:r>
+      <w:r>
+        <w:rPr>
+          <w:lang w:val="sr-Cyrl-RS"/>
+        </w:rPr>
+        <w:t xml:space="preserve">ичког, синхроног окружења </w:t>
+      </w:r>
+      <w:r>
+        <w:rPr>
+          <w:i/>
+        </w:rPr>
+        <w:t>MPC</w:t>
+      </w:r>
+      <w:r>
+        <w:t xml:space="preserve"> </w:t>
+      </w:r>
+      <w:r>
+        <w:rPr>
+          <w:lang w:val="sr-Cyrl-RS"/>
+        </w:rPr>
+        <w:t>кластера. Са архитектонског становиштва, агрегатор је дизајниран као прокси сервер високих перформанси чија примарна улога није обрада самих података, већ асинхрона оркестрација, сигурносна филтрација и поравнавање мрежног саобраћаја. Важно је нагласити да агрегатор у сваком тренутку користи искључиво крипт</w:t>
+      </w:r>
+      <w:r>
+        <w:rPr>
+          <w:lang w:val="sr-Cyrl-RS"/>
+        </w:rPr>
+        <w:t>ографске у</w:t>
+      </w:r>
+      <w:r>
+        <w:rPr>
+          <w:lang w:val="sr-Cyrl-RS"/>
+        </w:rPr>
+        <w:t>деле и никада нема приступ дешифрованим вредностима потрошње</w:t>
+      </w:r>
+      <w:r>
+        <w:rPr>
+          <w:lang w:val="sr-Cyrl-RS"/>
+        </w:rPr>
+        <w:t xml:space="preserve"> (</w:t>
+      </w:r>
+      <w:r>
+        <w:rPr>
+          <w:i/>
+          <w:lang w:val="sr-Cyrl-RS"/>
+        </w:rPr>
+        <w:t xml:space="preserve">Слика </w:t>
+      </w:r>
+      <w:r>
+        <w:rPr>
+          <w:i/>
+        </w:rPr>
+        <w:t>3</w:t>
+      </w:r>
+      <w:r>
+        <w:rPr>
+          <w:i/>
+          <w:lang w:val="sr-Cyrl-RS"/>
+        </w:rPr>
+        <w:t>.4</w:t>
+      </w:r>
+      <w:r>
+        <w:rPr>
+          <w:lang w:val="sr-Cyrl-RS"/>
+        </w:rPr>
+        <w:t>)</w:t>
+      </w:r>
+      <w:r>
+        <w:rPr>
+          <w:lang w:val="sr-Cyrl-RS"/>
+        </w:rPr>
+        <w:t>.</w:t>
+      </w:r>
+    </w:p>
+    <w:p>
+      <w:r>
+        <w:rPr>
+          <w:lang w:val="sr-Cyrl-RS"/>
+        </w:rPr>
+        <w:t>Прва линија одбране централног система од малициозних клијената одвија се на самом улазу у агрегатор. Приликом пријема мрежног пакета од симулираног паметног бројила, агрегатор изолује приложени доказ нултог знања (</w:t>
+      </w:r>
+      <w:r>
+        <w:rPr>
+          <w:i/>
+        </w:rPr>
+        <w:t>ZKP</w:t>
+      </w:r>
+      <w:r>
+        <w:t xml:space="preserve">) </w:t>
+      </w:r>
+      <w:r>
+        <w:rPr>
+          <w:lang w:val="sr-Cyrl-RS"/>
+        </w:rPr>
+        <w:t xml:space="preserve">и подвргава га математичкој верификацији користећи јавни верификациони кључ (енгл. </w:t>
+      </w:r>
+      <w:proofErr w:type="gramStart"/>
+      <w:r>
+        <w:rPr>
+          <w:i/>
+        </w:rPr>
+        <w:t>verifying</w:t>
+      </w:r>
+      <w:proofErr w:type="gramEnd"/>
+      <w:r>
+        <w:rPr>
+          <w:i/>
+        </w:rPr>
+        <w:t xml:space="preserve"> key</w:t>
+      </w:r>
+      <w:r>
+        <w:rPr>
+          <w:lang w:val="sr-Latn-RS"/>
+        </w:rPr>
+        <w:t>).</w:t>
+      </w:r>
+      <w:r>
+        <w:rPr>
+          <w:lang w:val="sr-Cyrl-RS"/>
+        </w:rPr>
+        <w:t xml:space="preserve"> Уколико је доказ валидан систем добија криптографску гаранцију да су примљени удели део легитимног мерења које се налази у одвојеном опсегу, те се пакет пропушта у даљу обраду. Уколико веривикација не успе, то индицира покушај слања лажираних података или мрежну корупцију пакета, агрегатор аутоматски одбацује пакет пре него што он уопште сигне</w:t>
+      </w:r>
+      <w:r>
+        <w:rPr>
+          <w:lang w:val="sr-Latn-RS"/>
+        </w:rPr>
+        <w:t xml:space="preserve"> </w:t>
+      </w:r>
+      <w:r>
+        <w:rPr>
+          <w:lang w:val="sr-Cyrl-RS"/>
+        </w:rPr>
+        <w:t xml:space="preserve">до </w:t>
+      </w:r>
+      <w:r>
+        <w:rPr>
+          <w:lang w:val="sr-Latn-RS"/>
+        </w:rPr>
         <w:t xml:space="preserve">MPC </w:t>
       </w:r>
       <w:r>
         <w:rPr>
           <w:lang w:val="sr-Cyrl-RS"/>
         </w:rPr>
-        <w:t xml:space="preserve">кластера. Са архитектонског становиштва, агрегатор је дизајниран као прокси сервер високих перформанси чија примарна улога није обрада самих података, већ асинхрона оркестрација, сигурносна филтрација и поравнавање мрежног саобраћаја. Важно је нагласити да агрегатор у сваком тренутку </w:t>
-      </w:r>
+        <w:t>протокола, тиме штеди рачунарске ресурсе (енгл.</w:t>
+      </w:r>
+      <w:r>
+        <w:t xml:space="preserve"> </w:t>
+      </w:r>
+      <w:proofErr w:type="gramStart"/>
+      <w:r>
+        <w:rPr>
+          <w:i/>
+        </w:rPr>
+        <w:t>early</w:t>
+      </w:r>
+      <w:proofErr w:type="gramEnd"/>
+      <w:r>
+        <w:rPr>
+          <w:i/>
+        </w:rPr>
+        <w:t xml:space="preserve"> return</w:t>
+      </w:r>
+      <w:r>
+        <w:t xml:space="preserve"> </w:t>
+      </w:r>
+      <w:r>
+        <w:rPr>
+          <w:i/>
+        </w:rPr>
+        <w:t>pattern</w:t>
+      </w:r>
+      <w:r>
+        <w:t>)</w:t>
+      </w:r>
+      <w:r>
+        <w:rPr>
+          <w:lang w:val="sr-Cyrl-RS"/>
+        </w:rPr>
+        <w:t>.</w:t>
+      </w:r>
+    </w:p>
+    <w:p>
+      <w:pPr>
+        <w:rPr>
+          <w:lang w:val="sr-Cyrl-RS"/>
+        </w:rPr>
+      </w:pPr>
       <w:r>
         <w:rPr>
           <w:lang w:val="sr-Cyrl-RS"/>
         </w:rPr>
         <w:lastRenderedPageBreak/>
-        <w:t>користи искључиво криптографске оделе и никада нема приступ дешифрованим вредностима потрошње.</w:t>
-      </w:r>
-    </w:p>
-    <w:p>
-      <w:r>
-        <w:rPr>
-          <w:lang w:val="sr-Cyrl-RS"/>
-        </w:rPr>
-        <w:t>Прва линија одбране централног система од малициозних клијената одвија се на самом улазу у агрегатор. Приликом пријема мрежног пакета од симулираног паметног бројила, агрегатор изолује приложени доказ нултог знања (</w:t>
-      </w:r>
-      <w:r>
-        <w:t xml:space="preserve">ZKP) </w:t>
-      </w:r>
-      <w:r>
-        <w:rPr>
-          <w:lang w:val="sr-Cyrl-RS"/>
-        </w:rPr>
-        <w:t xml:space="preserve">и подвргава га математичкој верификацији користећи јавни верификациони кључ (енгл. </w:t>
-      </w:r>
-      <w:proofErr w:type="gramStart"/>
-      <w:r>
-        <w:t xml:space="preserve">Verifying </w:t>
-      </w:r>
-      <w:r>
-        <w:rPr>
-          <w:lang w:val="sr-Latn-RS"/>
-        </w:rPr>
-        <w:t>Key).</w:t>
-      </w:r>
-      <w:proofErr w:type="gramEnd"/>
-      <w:r>
-        <w:rPr>
-          <w:lang w:val="sr-Cyrl-RS"/>
-        </w:rPr>
-        <w:t xml:space="preserve"> Уколико је доказ валидан систем добија криптографску гаранцију да су примљени удели део легитимног мерења које се налази у одвојеном опсегу, те се пакет пропушта у даљу обраду. Уколико веривикација не успе, то индицира покушај слања лажираних података или мрежну корупцију пакета, агрегатор аутоматски одбацује пакет пре него што он уопште сигнедо </w:t>
-      </w:r>
-      <w:r>
-        <w:rPr>
-          <w:lang w:val="sr-Latn-RS"/>
-        </w:rPr>
-        <w:t xml:space="preserve">MPC </w:t>
-      </w:r>
-      <w:r>
-        <w:rPr>
-          <w:lang w:val="sr-Cyrl-RS"/>
-        </w:rPr>
-        <w:t>протокола, тиме штеди рачунарске ресурсе (енгл.</w:t>
+        <w:t xml:space="preserve">Најсложенији архитектонски изазов који агрегатор решава јесте временско-просторна синхорнизација података. Паметна бројила шаљу податке </w:t>
+      </w:r>
+      <w:r>
+        <w:rPr>
+          <w:lang w:val="sr-Cyrl-RS"/>
+        </w:rPr>
+        <w:t xml:space="preserve">асинхроно, што значи да пакети могу каснити или стизати ван редоследа услед мрежне латенције. Са друге стране, </w:t>
+      </w:r>
+      <w:r>
+        <w:rPr>
+          <w:i/>
+        </w:rPr>
+        <w:t>MPC</w:t>
       </w:r>
       <w:r>
         <w:t xml:space="preserve"> </w:t>
-      </w:r>
-      <w:proofErr w:type="gramStart"/>
-      <w:r>
-        <w:t>early</w:t>
-      </w:r>
-      <w:proofErr w:type="gramEnd"/>
-      <w:r>
-        <w:t xml:space="preserve"> return)</w:t>
-      </w:r>
-      <w:r>
-        <w:rPr>
-          <w:lang w:val="sr-Cyrl-RS"/>
-        </w:rPr>
-        <w:t>.</w:t>
-      </w:r>
-    </w:p>
-    <w:p>
-      <w:pPr>
-        <w:rPr>
-          <w:lang w:val="sr-Cyrl-RS"/>
-        </w:rPr>
-      </w:pPr>
-      <w:r>
-        <w:rPr>
-          <w:lang w:val="sr-Cyrl-RS"/>
-        </w:rPr>
-        <w:t xml:space="preserve">Најсложенији архитектонски изазов који агрегатор решава јесте временско-просторна синхорнизација података. Паметна бројила шаљу податке </w:t>
-      </w:r>
-      <w:r>
-        <w:rPr>
-          <w:lang w:val="sr-Cyrl-RS"/>
-        </w:rPr>
-        <w:t xml:space="preserve">асинхроно, што значи да пакети могу каснити или стизати ван редоследа услед мрежне латенције. Са друге стране, </w:t>
-      </w:r>
-      <w:r>
-        <w:t xml:space="preserve">MPC </w:t>
       </w:r>
       <w:r>
         <w:rPr>
@@ -19375,7 +20814,26 @@
       </w:r>
       <w:proofErr w:type="gramStart"/>
       <w:r>
-        <w:t>Bucket Management).</w:t>
+        <w:rPr>
+          <w:i/>
+        </w:rPr>
+        <w:t>Bucket Management</w:t>
+      </w:r>
+      <w:r>
+        <w:t>)</w:t>
+      </w:r>
+      <w:r>
+        <w:t xml:space="preserve"> </w:t>
+      </w:r>
+      <w:r>
+        <w:rPr>
+          <w:b/>
+          <w:bCs/>
+        </w:rPr>
+        <w:t>[3]</w:t>
+      </w:r>
+      <w:r>
+        <w:t>.</w:t>
       </w:r>
       <w:proofErr w:type="gramEnd"/>
       <w:r>
@@ -19387,11 +20845,22 @@
         </w:rPr>
         <w:t xml:space="preserve">Како валидни пакети пристижу, агрегатор чита њихове метаподатке и сортира крптографске уделе у одговарајуће меморијске блокове (канте) на основу њиховог временског печата (енгл. </w:t>
       </w:r>
-      <w:proofErr w:type="gramStart"/>
-      <w:r>
-        <w:t>Timestamp).</w:t>
-      </w:r>
-      <w:proofErr w:type="gramEnd"/>
+      <w:r>
+        <w:rPr>
+          <w:i/>
+          <w:lang w:val="sr-Latn-RS"/>
+        </w:rPr>
+        <w:t>t</w:t>
+      </w:r>
+      <w:r>
+        <w:rPr>
+          <w:i/>
+        </w:rPr>
+        <w:t>imestamp</w:t>
+      </w:r>
+      <w:r>
+        <w:t>).</w:t>
+      </w:r>
       <w:r>
         <w:rPr>
           <w:lang w:val="sr-Cyrl-RS"/>
@@ -19404,16 +20873,118 @@
         <w:rPr>
           <w:lang w:val="sr-Cyrl-RS"/>
         </w:rPr>
-        <w:t xml:space="preserve">Агрегатор задржава блокове у меморији све док се не успуни унапред дефинасани просторни или временски услов. Тренутак када је блок комплетиран, агрегатор га закључава у канту, екстрахује све криптуграфске уделе и формира уређени једнодимензиони вектор података. Овај вектро се затим прослеђује ка мрежном адептеру (мосту) кои га иницира у синхрони рачунарски </w:t>
-      </w:r>
-      <w:r>
-        <w:t xml:space="preserve">MPC </w:t>
-      </w:r>
-      <w:r>
-        <w:rPr>
-          <w:lang w:val="sr-Cyrl-RS"/>
-        </w:rPr>
-        <w:t>слој финалну математичку обраду.</w:t>
+        <w:t>Агрегатор задржава блокове у меморији све док се не успуни унапред дефинасани просторни или временски услов. Тренутак када је блок комплетиран, агрегатор га закључава у канту, екстрахује све криптуграфске уделе и формира уређени једнодимензиони вектор података. Овај вектр</w:t>
+      </w:r>
+      <w:r>
+        <w:rPr>
+          <w:lang w:val="sr-Cyrl-RS"/>
+        </w:rPr>
+        <w:t>ор</w:t>
+      </w:r>
+      <w:r>
+        <w:rPr>
+          <w:lang w:val="sr-Cyrl-RS"/>
+        </w:rPr>
+        <w:t xml:space="preserve"> се затим прослеђује ка мрежном адептеру (мосту) кои га иницира у синхрони рачунарски </w:t>
+      </w:r>
+      <w:r>
+        <w:rPr>
+          <w:i/>
+        </w:rPr>
+        <w:t>MPC</w:t>
+      </w:r>
+      <w:r>
+        <w:t xml:space="preserve"> </w:t>
+      </w:r>
+      <w:r>
+        <w:rPr>
+          <w:lang w:val="sr-Cyrl-RS"/>
+        </w:rPr>
+        <w:t>слој</w:t>
+      </w:r>
+      <w:r>
+        <w:rPr>
+          <w:lang w:val="sr-Cyrl-RS"/>
+        </w:rPr>
+        <w:t xml:space="preserve"> на</w:t>
+      </w:r>
+      <w:r>
+        <w:rPr>
+          <w:lang w:val="sr-Cyrl-RS"/>
+        </w:rPr>
+        <w:t xml:space="preserve"> финалну математичку обраду.</w:t>
+      </w:r>
+    </w:p>
+    <w:p>
+      <w:pPr>
+        <w:pStyle w:val="Tekst"/>
+        <w:jc w:val="center"/>
+        <w:rPr>
+          <w:rFonts w:asciiTheme="minorHAnsi" w:hAnsiTheme="minorHAnsi"/>
+          <w:lang w:val="sr-Cyrl-RS"/>
+        </w:rPr>
+      </w:pPr>
+      <w:r>
+        <w:lastRenderedPageBreak/>
+        <w:pict w14:anchorId="21019885">
+          <v:shape id="_x0000_i1029" type="#_x0000_t75" style="width:345.35pt;height:670pt">
+            <v:imagedata r:id="rId41" o:title="AgregatorActii_vityDiagram.drawio"/>
+          </v:shape>
+        </w:pict>
+      </w:r>
+    </w:p>
+    <w:p>
+      <w:pPr>
+        <w:jc w:val="center"/>
+        <w:rPr>
+          <w:lang w:val="sr-Cyrl-RS"/>
+        </w:rPr>
+      </w:pPr>
+      <w:r>
+        <w:rPr>
+          <w:b/>
+          <w:lang w:val="sr-Cyrl-RS"/>
+        </w:rPr>
+        <w:t xml:space="preserve">Слика </w:t>
+      </w:r>
+      <w:r>
+        <w:rPr>
+          <w:b/>
+        </w:rPr>
+        <w:t>3</w:t>
+      </w:r>
+      <w:r>
+        <w:rPr>
+          <w:b/>
+          <w:lang w:val="sr-Cyrl-RS"/>
+        </w:rPr>
+        <w:t>.</w:t>
+      </w:r>
+      <w:r>
+        <w:rPr>
+          <w:b/>
+          <w:lang w:val="sr-Cyrl-RS"/>
+        </w:rPr>
+        <w:t>4</w:t>
+      </w:r>
+      <w:r>
+        <w:rPr>
+          <w:b/>
+          <w:lang w:val="sr-Cyrl-RS"/>
+        </w:rPr>
+        <w:t xml:space="preserve"> </w:t>
+      </w:r>
+      <w:r>
+        <w:rPr>
+          <w:lang w:val="sr-Cyrl-RS"/>
+        </w:rPr>
+        <w:t xml:space="preserve">Дијаграм </w:t>
+      </w:r>
+      <w:r>
+        <w:rPr>
+          <w:lang w:val="sr-Cyrl-RS"/>
+        </w:rPr>
+        <w:t>активности централног агрегатора који приказује процес безбедносне филтрације и временско-просторне синхронизације</w:t>
       </w:r>
     </w:p>
     <w:p>
@@ -19425,14 +20996,19 @@
         </w:numPr>
       </w:pPr>
       <w:r>
+        <w:lastRenderedPageBreak/>
         <w:t xml:space="preserve"> Мрежни адаптер и слој за израчунавање – </w:t>
       </w:r>
       <w:r>
         <w:rPr>
+          <w:i/>
           <w:lang w:val="en-US"/>
         </w:rPr>
         <w:t>MPC</w:t>
       </w:r>
+      <w:r>
+        <w:t xml:space="preserve"> кластер</w:t>
+      </w:r>
     </w:p>
     <w:p>
       <w:pPr>
@@ -19450,35 +21026,105 @@
         <w:rPr>
           <w:lang w:val="sr-Cyrl-RS"/>
         </w:rPr>
-        <w:t xml:space="preserve">представља последњу компоненту у оквиру архитеткуре, где се над криптографски саштићеним оделима врши сложена математичка анализа. Овај слој је дизајниран као изолован и оптимизован </w:t>
-      </w:r>
-      <w:r>
-        <w:t xml:space="preserve">backend </w:t>
-      </w:r>
-      <w:r>
-        <w:rPr>
-          <w:lang w:val="sr-Cyrl-RS"/>
-        </w:rPr>
-        <w:t xml:space="preserve">систем који се састоји од мрежног адаптера (посредничког моста) и самог </w:t>
-      </w:r>
-      <w:r>
-        <w:t xml:space="preserve"> MPC </w:t>
-      </w:r>
-      <w:r>
-        <w:rPr>
-          <w:lang w:val="sr-Cyrl-RS"/>
-        </w:rPr>
-        <w:t xml:space="preserve">мотора за вишестраначко рачунање (енгл. </w:t>
+        <w:t xml:space="preserve">представља последњу компоненту у оквиру архитеткуре, где се над криптографски </w:t>
+      </w:r>
+      <w:r>
+        <w:rPr>
+          <w:lang w:val="sr-Cyrl-RS"/>
+        </w:rPr>
+        <w:t>з</w:t>
+      </w:r>
+      <w:r>
+        <w:rPr>
+          <w:lang w:val="sr-Cyrl-RS"/>
+        </w:rPr>
+        <w:t xml:space="preserve">аштићеним </w:t>
+      </w:r>
+      <w:r>
+        <w:rPr>
+          <w:lang w:val="sr-Cyrl-RS"/>
+        </w:rPr>
+        <w:t>у</w:t>
+      </w:r>
+      <w:r>
+        <w:rPr>
+          <w:lang w:val="sr-Cyrl-RS"/>
+        </w:rPr>
+        <w:t xml:space="preserve">делима врши сложена математичка анализа. Овај слој је дизајниран као изолован и оптимизован систем који се састоји од мрежног адаптера (посредничког моста) и самог </w:t>
+      </w:r>
+      <w:r>
+        <w:t xml:space="preserve"> </w:t>
+      </w:r>
+      <w:r>
+        <w:t>„</w:t>
+      </w:r>
+      <w:r>
+        <w:rPr>
+          <w:i/>
+        </w:rPr>
+        <w:t>MPC</w:t>
+      </w:r>
+      <w:r>
+        <w:t xml:space="preserve"> </w:t>
+      </w:r>
+      <w:r>
+        <w:rPr>
+          <w:lang w:val="sr-Cyrl-RS"/>
+        </w:rPr>
+        <w:t>мотора</w:t>
+      </w:r>
+      <w:r>
+        <w:t>”</w:t>
+      </w:r>
+      <w:r>
+        <w:rPr>
+          <w:lang w:val="sr-Cyrl-RS"/>
+        </w:rPr>
+        <w:t xml:space="preserve"> </w:t>
+      </w:r>
+      <w:r>
+        <w:rPr>
+          <w:lang w:val="sr-Cyrl-RS"/>
+        </w:rPr>
+        <w:t xml:space="preserve">за вишестраначко рачунање (енгл. </w:t>
       </w:r>
       <w:proofErr w:type="gramStart"/>
       <w:r>
+        <w:rPr>
+          <w:i/>
+        </w:rPr>
         <w:t>MPC Enigne</w:t>
       </w:r>
       <w:r>
         <w:rPr>
           <w:lang w:val="sr-Latn-RS"/>
         </w:rPr>
-        <w:t>).</w:t>
+        <w:t>)</w:t>
+      </w:r>
+      <w:r>
+        <w:rPr>
+          <w:lang w:val="sr-Cyrl-RS"/>
+        </w:rPr>
+        <w:t xml:space="preserve"> (</w:t>
+      </w:r>
+      <w:r>
+        <w:rPr>
+          <w:i/>
+          <w:lang w:val="sr-Cyrl-RS"/>
+        </w:rPr>
+        <w:t>Слика 3.5</w:t>
+      </w:r>
+      <w:r>
+        <w:rPr>
+          <w:lang w:val="sr-Cyrl-RS"/>
+        </w:rPr>
+        <w:t>)</w:t>
+      </w:r>
+      <w:r>
+        <w:rPr>
+          <w:lang w:val="sr-Latn-RS"/>
+        </w:rPr>
+        <w:t>.</w:t>
       </w:r>
       <w:proofErr w:type="gramEnd"/>
       <w:r>
@@ -19499,18 +21145,28 @@
         <w:rPr>
           <w:lang w:val="sr-Cyrl-RS"/>
         </w:rPr>
-        <w:t>Мрежни адаптер делује као посредник који прихвата векторе удела из агрегатора путем синхроног комуникационог канала. Његова примарна функција је премошћивање разлика између протокола високог нивоа и протокола ниског ниво</w:t>
-      </w:r>
-      <w:bookmarkStart w:id="8" w:name="_GoBack"/>
-      <w:bookmarkEnd w:id="8"/>
-      <w:r>
-        <w:rPr>
-          <w:lang w:val="sr-Cyrl-RS"/>
-        </w:rPr>
-        <w:t xml:space="preserve">а криптографског окружења. Уместо стандардног приступа привременог складишта података на чврсти диск (што би узроковало значајан кашњења услед </w:t>
-      </w:r>
-      <w:r>
-        <w:t xml:space="preserve">I/O </w:t>
+        <w:t>Мрежни адаптер делује као посредник који прихвата векторе удела из агрегатора путем синхроног комуникационог канала. Његова примарна функција је премошћ</w:t>
+      </w:r>
+      <w:r>
+        <w:rPr>
+          <w:lang w:val="sr-Cyrl-RS"/>
+        </w:rPr>
+        <w:t>а</w:t>
+      </w:r>
+      <w:r>
+        <w:rPr>
+          <w:lang w:val="sr-Cyrl-RS"/>
+        </w:rPr>
+        <w:t xml:space="preserve">вање разлика између протокола високог нивоа и протокола ниског нивоа криптографског окружења. Уместо стандардног приступа привременог складишта података на чврсти диск (што би узроковало значајан кашњења услед </w:t>
+      </w:r>
+      <w:r>
+        <w:rPr>
+          <w:i/>
+        </w:rPr>
+        <w:t>I/O</w:t>
+      </w:r>
+      <w:r>
+        <w:t xml:space="preserve"> </w:t>
       </w:r>
       <w:r>
         <w:rPr>
@@ -19519,51 +21175,143 @@
         <w:t>операција), адаптер врши привремено беферовање података искључиво у радној меморији (</w:t>
       </w:r>
       <w:r>
-        <w:t>RAM).</w:t>
-      </w:r>
-    </w:p>
-    <w:p>
-      <w:pPr>
-        <w:rPr>
-          <w:lang w:val="sr-Cyrl-RS"/>
-        </w:rPr>
-      </w:pPr>
-      <w:r>
-        <w:rPr>
-          <w:lang w:val="sr-Cyrl-RS"/>
-        </w:rPr>
-        <w:t xml:space="preserve">Једна од кључних архитектонских иновација у овом раду је начин на који се подаци испоручују </w:t>
-      </w:r>
-      <w:r>
-        <w:t xml:space="preserve">MPC </w:t>
-      </w:r>
-      <w:r>
-        <w:rPr>
-          <w:lang w:val="sr-Cyrl-RS"/>
-        </w:rPr>
-        <w:t xml:space="preserve">мотору. Адаптер иницира процес израчунавања и користи механизам директне инјекције путем стандрадног улаза (енгл </w:t>
-      </w:r>
-      <w:r>
-        <w:rPr>
+        <w:rPr>
+          <w:lang w:val="sr-Cyrl-RS"/>
+        </w:rPr>
+        <w:t xml:space="preserve">енгл. </w:t>
+      </w:r>
+      <w:proofErr w:type="gramStart"/>
+      <w:r>
+        <w:rPr>
+          <w:i/>
+        </w:rPr>
+        <w:t>Random Access Memory</w:t>
+      </w:r>
+      <w:r>
+        <w:rPr>
+          <w:i/>
+        </w:rPr>
+        <w:t xml:space="preserve"> – RAM</w:t>
+      </w:r>
+      <w:r>
+        <w:t>)</w:t>
+      </w:r>
+      <w:r>
+        <w:t>.</w:t>
+      </w:r>
+      <w:proofErr w:type="gramEnd"/>
+    </w:p>
+    <w:p>
+      <w:pPr>
+        <w:rPr>
+          <w:lang w:val="sr-Cyrl-RS"/>
+        </w:rPr>
+      </w:pPr>
+      <w:r>
+        <w:rPr>
+          <w:lang w:val="sr-Cyrl-RS"/>
+        </w:rPr>
+        <w:t xml:space="preserve">Једна од кључних архитектонских </w:t>
+      </w:r>
+      <w:r>
+        <w:rPr>
+          <w:lang w:val="sr-Cyrl-RS"/>
+        </w:rPr>
+        <w:t>аспеката</w:t>
+      </w:r>
+      <w:r>
+        <w:rPr>
+          <w:lang w:val="sr-Cyrl-RS"/>
+        </w:rPr>
+        <w:t xml:space="preserve"> </w:t>
+      </w:r>
+      <w:r>
+        <w:rPr>
+          <w:lang w:val="sr-Cyrl-RS"/>
+        </w:rPr>
+        <w:t xml:space="preserve">овог рада огледа се у </w:t>
+      </w:r>
+      <w:r>
+        <w:rPr>
+          <w:lang w:val="sr-Cyrl-RS"/>
+        </w:rPr>
+        <w:t>начин</w:t>
+      </w:r>
+      <w:r>
+        <w:rPr>
+          <w:lang w:val="sr-Cyrl-RS"/>
+        </w:rPr>
+        <w:t>у</w:t>
+      </w:r>
+      <w:r>
+        <w:rPr>
+          <w:lang w:val="sr-Cyrl-RS"/>
+        </w:rPr>
+        <w:t xml:space="preserve"> на који се подаци испоручују </w:t>
+      </w:r>
+      <w:r>
+        <w:t>„</w:t>
+      </w:r>
+      <w:r>
+        <w:rPr>
+          <w:i/>
+        </w:rPr>
+        <w:t>MPC</w:t>
+      </w:r>
+      <w:r>
+        <w:t xml:space="preserve"> </w:t>
+      </w:r>
+      <w:r>
+        <w:rPr>
+          <w:lang w:val="sr-Cyrl-RS"/>
+        </w:rPr>
+        <w:t>мотору</w:t>
+      </w:r>
+      <w:r>
+        <w:t>”</w:t>
+      </w:r>
+      <w:r>
+        <w:rPr>
+          <w:lang w:val="sr-Cyrl-RS"/>
+        </w:rPr>
+        <w:t>. Адаптер иницира процес израчунавања и користи механизам директне инјекције путем стандрадног улаза (енгл</w:t>
+      </w:r>
+      <w:r>
+        <w:t>.</w:t>
+      </w:r>
+      <w:r>
+        <w:rPr>
+          <w:lang w:val="sr-Cyrl-RS"/>
+        </w:rPr>
+        <w:t xml:space="preserve"> </w:t>
+      </w:r>
+      <w:r>
+        <w:rPr>
+          <w:i/>
           <w:lang w:val="sr-Latn-RS"/>
         </w:rPr>
-        <w:t xml:space="preserve">Standard Input – STDIN). </w:t>
-      </w:r>
-      <w:r>
-        <w:rPr>
-          <w:lang w:val="sr-Cyrl-RS"/>
-        </w:rPr>
-        <w:t xml:space="preserve">Овим приступом се постиже пренос података директно из меморије мрежног адаптера у </w:t>
-      </w:r>
-      <w:r>
-        <w:rPr>
-          <w:lang w:val="sr-Cyrl-RS"/>
-        </w:rPr>
-        <w:lastRenderedPageBreak/>
-        <w:t xml:space="preserve">мемеоријски простор криптограгског мотора. Оваква </w:t>
-      </w:r>
-      <w:r>
-        <w:t xml:space="preserve">RAM-to-RAM </w:t>
+        <w:t>Standard Input – STDIN</w:t>
+      </w:r>
+      <w:r>
+        <w:rPr>
+          <w:lang w:val="sr-Latn-RS"/>
+        </w:rPr>
+        <w:t xml:space="preserve">). </w:t>
+      </w:r>
+      <w:r>
+        <w:rPr>
+          <w:lang w:val="sr-Cyrl-RS"/>
+        </w:rPr>
+        <w:t xml:space="preserve">Овим приступом се постиже пренос података директно из меморије мрежног адаптера у мемеоријски простор криптограгског мотора. Оваква </w:t>
+      </w:r>
+      <w:r>
+        <w:rPr>
+          <w:i/>
+        </w:rPr>
+        <w:t>RAM-to-RAM</w:t>
+      </w:r>
+      <w:r>
+        <w:t xml:space="preserve"> </w:t>
       </w:r>
       <w:r>
         <w:rPr>
@@ -19579,26 +21327,86 @@
         </w:rPr>
       </w:pPr>
       <w:r>
+        <w:rPr>
+          <w:lang w:val="sr-Cyrl-RS"/>
+        </w:rPr>
+        <w:t>Унутар самог мотора за рачунање, подаци се третирају као дељење тајне. Архитектура се ослања на дистрибуирани кластер рачунарских чворова који међусобно комуницирају како би заједнички израчунали метаматичке операције</w:t>
+      </w:r>
+      <w:r>
         <w:t xml:space="preserve"> </w:t>
       </w:r>
       <w:r>
         <w:rPr>
-          <w:lang w:val="sr-Cyrl-RS"/>
-        </w:rPr>
-        <w:t>Унутар самог мотора за рачунање, подаци се третирају као дељење тајне. Архитектура се ослања на дистрибуирани кластер рачунарских чворова који међусобно комуницирају како би заједнички израчунали метаматичке операције. Наовом нивоу примењују се спцифични криптографски протоколи ко ји обезбеђују отпорност на малициозне актере, гарнтујући да ни један појединачни чвор не може реконструисати оригинални податак.</w:t>
-      </w:r>
-    </w:p>
-    <w:p>
-      <w:pPr>
-        <w:rPr>
-          <w:lang w:val="sr-Cyrl-RS"/>
-        </w:rPr>
-      </w:pPr>
-      <w:r>
-        <w:rPr>
-          <w:lang w:val="sr-Cyrl-RS"/>
-        </w:rPr>
-        <w:t xml:space="preserve">За разлику од једноставног сумирања које је линеарно, израчунавање нелинарних операција попут квадрирања. Архитектура слоја за израчунавање је пројектована тако да подржи ове операције кроз интерактивне протоколе множења удела. Финални резултат процеса су одговарајуће статичке </w:t>
+          <w:b/>
+        </w:rPr>
+        <w:t>[5]</w:t>
+      </w:r>
+      <w:r>
+        <w:rPr>
+          <w:lang w:val="sr-Cyrl-RS"/>
+        </w:rPr>
+        <w:t>. Наовом нивоу примењују се спциф</w:t>
+      </w:r>
+      <w:r>
+        <w:rPr>
+          <w:lang w:val="sr-Cyrl-RS"/>
+        </w:rPr>
+        <w:t>ични криптографски протоколи ко</w:t>
+      </w:r>
+      <w:r>
+        <w:rPr>
+          <w:lang w:val="sr-Cyrl-RS"/>
+        </w:rPr>
+        <w:t>ји обезбеђују отпорност на мали</w:t>
+      </w:r>
+      <w:r>
+        <w:rPr>
+          <w:lang w:val="sr-Cyrl-RS"/>
+        </w:rPr>
+        <w:t>циозне актере, гарнтујући да ни</w:t>
+      </w:r>
+      <w:r>
+        <w:rPr>
+          <w:lang w:val="sr-Cyrl-RS"/>
+        </w:rPr>
+        <w:t>један појединачни чвор не може реконструисати оригинални податак.</w:t>
+      </w:r>
+    </w:p>
+    <w:p>
+      <w:pPr>
+        <w:rPr>
+          <w:lang w:val="sr-Cyrl-RS"/>
+        </w:rPr>
+      </w:pPr>
+      <w:r>
+        <w:rPr>
+          <w:lang w:val="sr-Cyrl-RS"/>
+        </w:rPr>
+        <w:t xml:space="preserve">За разлику од једноставног сумирања које је линеарно, израчунавање нелинарних </w:t>
+      </w:r>
+      <w:r>
+        <w:rPr>
+          <w:lang w:val="sr-Cyrl-RS"/>
+        </w:rPr>
+        <w:t>вредности</w:t>
+      </w:r>
+      <w:r>
+        <w:rPr>
+          <w:lang w:val="sr-Cyrl-RS"/>
+        </w:rPr>
+        <w:t xml:space="preserve"> попут</w:t>
+      </w:r>
+      <w:r>
+        <w:rPr>
+          <w:lang w:val="sr-Cyrl-RS"/>
+        </w:rPr>
+        <w:t xml:space="preserve"> варијансе захтева нелинеарн операције попут</w:t>
+      </w:r>
+      <w:r>
+        <w:rPr>
+          <w:lang w:val="sr-Cyrl-RS"/>
+        </w:rPr>
+        <w:t xml:space="preserve"> квадрирања. Архитектура слоја за израчунавање је пројектована тако да подржи ове операције кроз интерактивне протоколе множења удела. Финални резултат процеса су одговарајуће статичке </w:t>
       </w:r>
       <w:r>
         <w:rPr>
@@ -19617,7 +21425,57 @@
       </w:r>
       <w:proofErr w:type="gramStart"/>
       <w:r>
-        <w:t xml:space="preserve">Proof of Concept), </w:t>
+        <w:rPr>
+          <w:i/>
+        </w:rPr>
+        <w:t>Proof of Concept</w:t>
+      </w:r>
+      <w:r>
+        <w:rPr>
+          <w:lang w:val="sr-Cyrl-RS"/>
+        </w:rPr>
+        <w:t xml:space="preserve"> </w:t>
+      </w:r>
+      <w:r>
+        <w:rPr>
+          <w:i/>
+          <w:lang w:val="sr-Cyrl-RS"/>
+        </w:rPr>
+        <w:t>–</w:t>
+      </w:r>
+      <w:r>
+        <w:rPr>
+          <w:i/>
+          <w:lang w:val="sr-Cyrl-RS"/>
+        </w:rPr>
+        <w:t xml:space="preserve"> </w:t>
+      </w:r>
+      <w:r>
+        <w:rPr>
+          <w:i/>
+          <w:lang w:val="sr-Latn-RS"/>
+        </w:rPr>
+        <w:t>P</w:t>
+      </w:r>
+      <w:r>
+        <w:rPr>
+          <w:i/>
+          <w:lang w:val="sr-Latn-RS"/>
+        </w:rPr>
+        <w:t>o</w:t>
+      </w:r>
+      <w:r>
+        <w:rPr>
+          <w:i/>
+          <w:lang w:val="sr-Latn-RS"/>
+        </w:rPr>
+        <w:t>C</w:t>
+      </w:r>
+      <w:r>
+        <w:t>)</w:t>
+      </w:r>
+      <w:r>
+        <w:t xml:space="preserve">, </w:t>
       </w:r>
       <w:r>
         <w:rPr>
@@ -19648,16 +21506,47 @@
         <w:rPr>
           <w:lang w:val="sr-Cyrl-RS"/>
         </w:rPr>
-        <w:t xml:space="preserve">Укупна снага (енгл. </w:t>
-      </w:r>
-      <w:r>
-        <w:t xml:space="preserve">Total Power): </w:t>
-      </w:r>
-      <w:r>
-        <w:rPr>
-          <w:lang w:val="sr-Cyrl-RS"/>
-        </w:rPr>
-        <w:t>Сумарна вредност потрошње која служи кадо основни индикаор за балансирање у мрежи.</w:t>
+        <w:t>Укупна снага (енгл</w:t>
+      </w:r>
+      <w:r>
+        <w:rPr>
+          <w:i/>
+          <w:lang w:val="sr-Cyrl-RS"/>
+        </w:rPr>
+        <w:t xml:space="preserve">. </w:t>
+      </w:r>
+      <w:r>
+        <w:rPr>
+          <w:i/>
+        </w:rPr>
+        <w:t>Total Power</w:t>
+      </w:r>
+      <w:r>
+        <w:t xml:space="preserve">): </w:t>
+      </w:r>
+      <w:r>
+        <w:rPr>
+          <w:lang w:val="sr-Cyrl-RS"/>
+        </w:rPr>
+        <w:t>Сумарна вр</w:t>
+      </w:r>
+      <w:r>
+        <w:rPr>
+          <w:lang w:val="sr-Cyrl-RS"/>
+        </w:rPr>
+        <w:t>едност потрошње која служи као</w:t>
+      </w:r>
+      <w:r>
+        <w:rPr>
+          <w:lang w:val="sr-Latn-RS"/>
+        </w:rPr>
+        <w:t xml:space="preserve"> </w:t>
+      </w:r>
+      <w:r>
+        <w:rPr>
+          <w:lang w:val="sr-Cyrl-RS"/>
+        </w:rPr>
+        <w:t>основни индикаор за балансирање у мрежи.</w:t>
       </w:r>
     </w:p>
     <w:p>
@@ -19678,13 +21567,31 @@
         <w:t xml:space="preserve">Средња редност (енгл. </w:t>
       </w:r>
       <w:r>
-        <w:t xml:space="preserve">Mean): </w:t>
-      </w:r>
-      <w:r>
-        <w:rPr>
-          <w:lang w:val="sr-Cyrl-RS"/>
-        </w:rPr>
-        <w:t>Репрезентативни податак о просечној потршњи кључан за дугорочно планирање инфраструктурних капацитета.</w:t>
+        <w:rPr>
+          <w:i/>
+        </w:rPr>
+        <w:t>Mean</w:t>
+      </w:r>
+      <w:r>
+        <w:t xml:space="preserve">): </w:t>
+      </w:r>
+      <w:r>
+        <w:rPr>
+          <w:lang w:val="sr-Cyrl-RS"/>
+        </w:rPr>
+        <w:t>Репрезентативни податак о просечној потр</w:t>
+      </w:r>
+      <w:r>
+        <w:rPr>
+          <w:lang w:val="sr-Latn-RS"/>
+        </w:rPr>
+        <w:t>o</w:t>
+      </w:r>
+      <w:r>
+        <w:rPr>
+          <w:lang w:val="sr-Cyrl-RS"/>
+        </w:rPr>
+        <w:t>шњи кључан за дугорочно планирање инфраструктурних капацитета.</w:t>
       </w:r>
     </w:p>
     <w:p>
@@ -19706,23 +21613,50 @@
       </w:r>
       <w:r>
         <w:rPr>
+          <w:i/>
           <w:lang w:val="sr-Latn-RS"/>
         </w:rPr>
-        <w:t xml:space="preserve">Varainace): </w:t>
-      </w:r>
-      <w:r>
-        <w:rPr>
-          <w:lang w:val="sr-Cyrl-RS"/>
-        </w:rPr>
-        <w:t>Као најкоплекснији део доказа концепта, израчунавање варијансе доказује да систем може прецизно детектовати стабилност (или осцилације) у мрежи, што је непјодан предуслов модерних паметних мрежа.</w:t>
-      </w:r>
-    </w:p>
-    <w:p>
-      <w:r>
-        <w:rPr>
-          <w:lang w:val="sr-Cyrl-RS"/>
-        </w:rPr>
-        <w:t xml:space="preserve">Овај скуп метрика потврђује да предложена архитектура успешно трансформише сирове, заштићене уделе у високовредне аналитичке податке спремне аз интеграцију са </w:t>
+        <w:t>Varainace</w:t>
+      </w:r>
+      <w:r>
+        <w:rPr>
+          <w:lang w:val="sr-Latn-RS"/>
+        </w:rPr>
+        <w:t xml:space="preserve">): </w:t>
+      </w:r>
+      <w:r>
+        <w:rPr>
+          <w:lang w:val="sr-Cyrl-RS"/>
+        </w:rPr>
+        <w:t>Као најкоплекснији део доказа концепта, израчунавање варијансе доказује да систем може прецизно детектовати стабилност (или осцилације) у мрежи, што је неп</w:t>
+      </w:r>
+      <w:r>
+        <w:rPr>
+          <w:lang w:val="sr-Cyrl-RS"/>
+        </w:rPr>
+        <w:t>х</w:t>
+      </w:r>
+      <w:r>
+        <w:rPr>
+          <w:lang w:val="sr-Cyrl-RS"/>
+        </w:rPr>
+        <w:t>одан предуслов модерних паметних мрежа.</w:t>
+      </w:r>
+    </w:p>
+    <w:p>
+      <w:r>
+        <w:rPr>
+          <w:lang w:val="sr-Cyrl-RS"/>
+        </w:rPr>
+        <w:t>Овај скуп метрика потврђује да предложена архитектура успешно трансформише сирове, заштићене уделе у високовредн</w:t>
+      </w:r>
+      <w:bookmarkStart w:id="8" w:name="_GoBack"/>
+      <w:bookmarkEnd w:id="8"/>
+      <w:r>
+        <w:rPr>
+          <w:lang w:val="sr-Cyrl-RS"/>
+        </w:rPr>
+        <w:t xml:space="preserve">е аналитичке податке спремне аз интеграцију са </w:t>
       </w:r>
       <w:r>
         <w:t xml:space="preserve">ADMS </w:t>
@@ -19731,7 +21665,88 @@
         <w:rPr>
           <w:lang w:val="sr-Cyrl-RS"/>
         </w:rPr>
-        <w:t>системима.</w:t>
+        <w:t>системима</w:t>
+      </w:r>
+      <w:r>
+        <w:t xml:space="preserve"> </w:t>
+      </w:r>
+      <w:r>
+        <w:rPr>
+          <w:b/>
+        </w:rPr>
+        <w:t>[14]</w:t>
+      </w:r>
+      <w:r>
+        <w:rPr>
+          <w:lang w:val="sr-Cyrl-RS"/>
+        </w:rPr>
+        <w:t>.</w:t>
+      </w:r>
+    </w:p>
+    <w:p>
+      <w:pPr>
+        <w:pStyle w:val="Tekst"/>
+        <w:jc w:val="center"/>
+        <w:rPr>
+          <w:rFonts w:asciiTheme="minorHAnsi" w:hAnsiTheme="minorHAnsi"/>
+          <w:lang w:val="sr-Cyrl-RS"/>
+        </w:rPr>
+      </w:pPr>
+      <w:r>
+        <w:lastRenderedPageBreak/>
+        <w:pict w14:anchorId="0FC4BE2D">
+          <v:shape id="_x0000_i1030" type="#_x0000_t75" style="width:404pt;height:677.35pt">
+            <v:imagedata r:id="rId42" o:title="ActivityDiagramMPCEngine.drawio"/>
+          </v:shape>
+        </w:pict>
+      </w:r>
+    </w:p>
+    <w:p>
+      <w:pPr>
+        <w:jc w:val="center"/>
+        <w:rPr>
+          <w:lang w:val="sr-Cyrl-RS"/>
+        </w:rPr>
+      </w:pPr>
+      <w:r>
+        <w:rPr>
+          <w:b/>
+          <w:lang w:val="sr-Cyrl-RS"/>
+        </w:rPr>
+        <w:t xml:space="preserve">Слика </w:t>
+      </w:r>
+      <w:r>
+        <w:rPr>
+          <w:b/>
+        </w:rPr>
+        <w:t>3</w:t>
+      </w:r>
+      <w:r>
+        <w:rPr>
+          <w:b/>
+          <w:lang w:val="sr-Cyrl-RS"/>
+        </w:rPr>
+        <w:t>.</w:t>
+      </w:r>
+      <w:r>
+        <w:rPr>
+          <w:b/>
+          <w:lang w:val="sr-Cyrl-RS"/>
+        </w:rPr>
+        <w:t>5</w:t>
+      </w:r>
+      <w:r>
+        <w:rPr>
+          <w:b/>
+          <w:lang w:val="sr-Cyrl-RS"/>
+        </w:rPr>
+        <w:t xml:space="preserve"> </w:t>
+      </w:r>
+      <w:r>
+        <w:rPr>
+          <w:lang w:val="sr-Cyrl-RS"/>
+        </w:rPr>
+        <w:t>Дијаграм секвнце тока обраде података кроз сваки од три слоја система</w:t>
       </w:r>
     </w:p>
     <w:p>
@@ -19745,6 +21760,7 @@
         <w:rPr>
           <w:lang w:val="sr-Cyrl-RS"/>
         </w:rPr>
+        <w:lastRenderedPageBreak/>
         <w:t>6. Закључак</w:t>
       </w:r>
     </w:p>
@@ -20070,7 +22086,6 @@
           <w:szCs w:val="24"/>
           <w14:ligatures w14:val="none"/>
         </w:rPr>
-        <w:lastRenderedPageBreak/>
         <w:t>[6]</w:t>
       </w:r>
       <w:r>
@@ -20501,7 +22516,7 @@
       <w:r>
         <w:t xml:space="preserve"> </w:t>
       </w:r>
-      <w:hyperlink r:id="rId40" w:tgtFrame="_new" w:history="1">
+      <w:hyperlink r:id="rId43" w:tgtFrame="_new" w:history="1">
         <w:r>
           <w:rPr>
             <w:rStyle w:val="Hyperlink"/>
@@ -20533,6 +22548,7 @@
           <w:szCs w:val="24"/>
           <w14:ligatures w14:val="none"/>
         </w:rPr>
+        <w:lastRenderedPageBreak/>
         <w:t>[1</w:t>
       </w:r>
       <w:r>
@@ -20840,7 +22856,6 @@
         <w:rPr>
           <w:b/>
         </w:rPr>
-        <w:lastRenderedPageBreak/>
         <w:t>[2</w:t>
       </w:r>
       <w:r>
@@ -21218,6 +23233,83 @@
       <w:proofErr w:type="gramEnd"/>
     </w:p>
     <w:p>
+      <w:r>
+        <w:rPr>
+          <w:b/>
+        </w:rPr>
+        <w:t>[29</w:t>
+      </w:r>
+      <w:r>
+        <w:rPr>
+          <w:b/>
+        </w:rPr>
+        <w:t>]</w:t>
+      </w:r>
+      <w:r>
+        <w:rPr>
+          <w:b/>
+        </w:rPr>
+        <w:t xml:space="preserve"> </w:t>
+      </w:r>
+      <w:r>
+        <w:t xml:space="preserve">Rose, S., Borchert, O., Mitchell, S., &amp; Connelly, S. (2020). </w:t>
+      </w:r>
+      <w:proofErr w:type="gramStart"/>
+      <w:r>
+        <w:t>"Zero Trust Architecture."</w:t>
+      </w:r>
+      <w:proofErr w:type="gramEnd"/>
+      <w:r>
+        <w:t xml:space="preserve"> </w:t>
+      </w:r>
+      <w:proofErr w:type="gramStart"/>
+      <w:r>
+        <w:rPr>
+          <w:i/>
+          <w:iCs/>
+        </w:rPr>
+        <w:t>NIST Special Publication 800-207</w:t>
+      </w:r>
+      <w:r>
+        <w:t>, National Institute of Standards and Technology.</w:t>
+      </w:r>
+      <w:proofErr w:type="gramEnd"/>
+    </w:p>
+    <w:p>
+      <w:pPr>
+        <w:rPr>
+          <w:b/>
+        </w:rPr>
+      </w:pPr>
+      <w:r>
+        <w:rPr>
+          <w:b/>
+        </w:rPr>
+        <w:t>[29]</w:t>
+      </w:r>
+      <w:r>
+        <w:t xml:space="preserve"> </w:t>
+      </w:r>
+      <w:r>
+        <w:t xml:space="preserve"> </w:t>
+      </w:r>
+      <w:r>
+        <w:t xml:space="preserve">Khan, L. U., Yaqoob, I., Tran, N. H., Kazmi, S. M. A., Dang, T. N., &amp; Hong, C. S. (2020). "Edge-Computing-Enabled Smart Grid: A Comprehensive Survey." </w:t>
+      </w:r>
+      <w:proofErr w:type="gramStart"/>
+      <w:r>
+        <w:rPr>
+          <w:i/>
+          <w:iCs/>
+        </w:rPr>
+        <w:t>IEEE Internet of Things Journal</w:t>
+      </w:r>
+      <w:r>
+        <w:t>, 7(8), 7037-7056.</w:t>
+      </w:r>
+      <w:proofErr w:type="gramEnd"/>
+    </w:p>
+    <w:p>
       <w:pPr>
         <w:pStyle w:val="Tekst"/>
       </w:pPr>
@@ -21236,6 +23328,7 @@
         <w:rPr>
           <w:lang w:val="sr-Cyrl-RS"/>
         </w:rPr>
+        <w:lastRenderedPageBreak/>
         <w:t>8 Биографија</w:t>
       </w:r>
       <w:r>
@@ -21789,7 +23882,6 @@
           <w:szCs w:val="24"/>
           <w:lang w:val="sr-Cyrl-RS"/>
         </w:rPr>
-        <w:lastRenderedPageBreak/>
         <w:t xml:space="preserve">Нпр. Коришћен је изузетно моћан алат за… -&gt; </w:t>
       </w:r>
     </w:p>
@@ -22254,6 +24346,7 @@
           <w:szCs w:val="24"/>
           <w:lang w:val="sr-Cyrl-RS"/>
         </w:rPr>
+        <w:lastRenderedPageBreak/>
         <w:t>Избегавање страног назива и цртице која помаже да се страни назив напише кроз падеже, могуће је постићи увођењем одреднице.</w:t>
       </w:r>
     </w:p>
@@ -22809,7 +24902,6 @@
           <w:szCs w:val="24"/>
           <w:lang w:val="sr-Cyrl-RS"/>
         </w:rPr>
-        <w:lastRenderedPageBreak/>
         <w:t>фајл -&gt; датотека</w:t>
       </w:r>
     </w:p>
@@ -23818,7 +25910,7 @@
                     </pic:cNvPicPr>
                   </pic:nvPicPr>
                   <pic:blipFill>
-                    <a:blip r:embed="rId41" cstate="print">
+                    <a:blip r:embed="rId44" cstate="print">
                       <a:extLst>
                         <a:ext uri="{28A0092B-C50C-407E-A947-70E740481C1C}">
                           <a14:useLocalDpi xmlns:a14="http://schemas.microsoft.com/office/drawing/2010/main" val="0"/>
@@ -24198,10 +26290,10 @@
                                 <w:sz w:val="20"/>
                               </w:rPr>
                               <w:object w:dxaOrig="1382" w:dyaOrig="1380" w14:anchorId="350CAAE9">
-                                <v:shape id="_x0000_i1028" type="#_x0000_t75" style="width:94.65pt;height:94.65pt" o:ole="" fillcolor="window">
+                                <v:shape id="_x0000_i1031" type="#_x0000_t75" style="width:94.65pt;height:94.65pt" o:ole="" fillcolor="window">
                                   <v:imagedata r:id="rId9" o:title=""/>
                                 </v:shape>
-                                <o:OLEObject Type="Embed" ProgID="CorelDraw.Graphic.7" ShapeID="_x0000_i1028" DrawAspect="Content" ObjectID="_1838655111" r:id="rId42"/>
+                                <o:OLEObject Type="Embed" ProgID="CorelDraw.Graphic.7" ShapeID="_x0000_i1031" DrawAspect="Content" ObjectID="_1838912838" r:id="rId45"/>
                               </w:object>
                             </w:r>
                           </w:p>
@@ -24262,10 +26354,10 @@
                           <w:sz w:val="20"/>
                         </w:rPr>
                         <w:object w:dxaOrig="1382" w:dyaOrig="1380" w14:anchorId="350CAAE9">
-                          <v:shape id="_x0000_i1028" type="#_x0000_t75" style="width:94.65pt;height:94.65pt" o:ole="" fillcolor="window">
+                          <v:shape id="_x0000_i1031" type="#_x0000_t75" style="width:94.65pt;height:94.65pt" o:ole="" fillcolor="window">
                             <v:imagedata r:id="rId9" o:title=""/>
                           </v:shape>
-                          <o:OLEObject Type="Embed" ProgID="CorelDraw.Graphic.7" ShapeID="_x0000_i1028" DrawAspect="Content" ObjectID="_1838655111" r:id="rId43"/>
+                          <o:OLEObject Type="Embed" ProgID="CorelDraw.Graphic.7" ShapeID="_x0000_i1031" DrawAspect="Content" ObjectID="_1838912838" r:id="rId46"/>
                         </w:object>
                       </w:r>
                     </w:p>
@@ -24423,7 +26515,7 @@
                     </pic:cNvPicPr>
                   </pic:nvPicPr>
                   <pic:blipFill>
-                    <a:blip r:embed="rId44" cstate="print">
+                    <a:blip r:embed="rId47" cstate="print">
                       <a:extLst>
                         <a:ext uri="{28A0092B-C50C-407E-A947-70E740481C1C}">
                           <a14:useLocalDpi xmlns:a14="http://schemas.microsoft.com/office/drawing/2010/main" val="0"/>
@@ -24553,7 +26645,7 @@
                     </pic:cNvPicPr>
                   </pic:nvPicPr>
                   <pic:blipFill rotWithShape="1">
-                    <a:blip r:embed="rId45" cstate="print">
+                    <a:blip r:embed="rId48" cstate="print">
                       <a:extLst>
                         <a:ext uri="{28A0092B-C50C-407E-A947-70E740481C1C}">
                           <a14:useLocalDpi xmlns:a14="http://schemas.microsoft.com/office/drawing/2010/main" val="0"/>
@@ -26817,10 +28909,10 @@
       </w:pPr>
     </w:p>
     <w:sectPr>
-      <w:headerReference w:type="even" r:id="rId46"/>
-      <w:headerReference w:type="default" r:id="rId47"/>
-      <w:footerReference w:type="even" r:id="rId48"/>
-      <w:footerReference w:type="default" r:id="rId49"/>
+      <w:headerReference w:type="even" r:id="rId49"/>
+      <w:headerReference w:type="default" r:id="rId50"/>
+      <w:footerReference w:type="even" r:id="rId51"/>
+      <w:footerReference w:type="default" r:id="rId52"/>
       <w:pgSz w:w="11906" w:h="16838" w:code="9"/>
       <w:pgMar w:top="1152" w:right="1152" w:bottom="1152" w:left="1440" w:header="720" w:footer="432" w:gutter="0"/>
       <w:pgNumType w:start="1"/>
@@ -26923,7 +29015,7 @@
             <w:noProof/>
             <w:szCs w:val="24"/>
           </w:rPr>
-          <w:t>22</w:t>
+          <w:t>26</w:t>
         </w:r>
         <w:r>
           <w:rPr>
@@ -26992,7 +29084,7 @@
             <w:noProof/>
             <w:szCs w:val="24"/>
           </w:rPr>
-          <w:t>21</w:t>
+          <w:t>25</w:t>
         </w:r>
         <w:r>
           <w:rPr>
@@ -34548,7 +36640,7 @@
   <a:extraClrSchemeLst/>
   <a:extLst>
     <a:ext uri="{05A4C25C-085E-4340-85A3-A5531E510DB2}">
-      <thm15:themeFamily xmlns="" xmlns:thm15="http://schemas.microsoft.com/office/thememl/2012/main" name="Office Theme" id="{62F939B6-93AF-4DB8-9C6B-D6C7DFDC589F}" vid="{4A3C46E8-61CC-4603-A589-7422A47A8E4A}"/>
+      <thm15:themeFamily xmlns:thm15="http://schemas.microsoft.com/office/thememl/2012/main" xmlns="" name="Office Theme" id="{62F939B6-93AF-4DB8-9C6B-D6C7DFDC589F}" vid="{4A3C46E8-61CC-4603-A589-7422A47A8E4A}"/>
     </a:ext>
   </a:extLst>
 </a:theme>
@@ -34559,7 +36651,7 @@
 </file>
 
 <file path=customXml/itemProps1.xml><?xml version="1.0" encoding="utf-8"?>
-<ds:datastoreItem xmlns:ds="http://schemas.openxmlformats.org/officeDocument/2006/customXml" ds:itemID="{148EFEE3-DEA0-4267-87D2-2604D6068272}">
+<ds:datastoreItem xmlns:ds="http://schemas.openxmlformats.org/officeDocument/2006/customXml" ds:itemID="{BA450689-9DF9-4DA0-B154-568A53444E41}">
   <ds:schemaRefs>
     <ds:schemaRef ds:uri="http://schemas.openxmlformats.org/officeDocument/2006/bibliography"/>
   </ds:schemaRefs>
